--- a/MS_R1_tracked_changes.docx
+++ b/MS_R1_tracked_changes.docx
@@ -50,10 +50,10 @@
         <w:spacing w:after="120"/>
         <w:jc w:val="both"/>
         <w:rPr>
-          <w:del w:id="0" w:author="Millicent  Mufambi" w:date="2026-06-02T11:48:00Z" w16du:dateUtc="2026-06-02T09:48:00Z"/>
+          <w:del w:id="0" w:author="Millicent  Mufambi" w:date="2026-06-02T12:54:00Z" w16du:dateUtc="2026-06-02T10:54:00Z"/>
         </w:rPr>
       </w:pPr>
-      <w:del w:id="1" w:author="Millicent  Mufambi" w:date="2026-06-02T11:48:00Z" w16du:dateUtc="2026-06-02T09:48:00Z">
+      <w:del w:id="1" w:author="Millicent  Mufambi" w:date="2026-06-02T12:54:00Z" w16du:dateUtc="2026-06-02T10:54:00Z">
         <w:r>
           <w:rPr>
             <w:b/>
@@ -76,10 +76,10 @@
         <w:spacing w:after="120"/>
         <w:jc w:val="both"/>
         <w:rPr>
-          <w:ins w:id="2" w:author="Millicent  Mufambi" w:date="2026-06-02T11:48:00Z" w16du:dateUtc="2026-06-02T09:48:00Z"/>
+          <w:ins w:id="2" w:author="Millicent  Mufambi" w:date="2026-06-02T12:54:00Z" w16du:dateUtc="2026-06-02T10:54:00Z"/>
         </w:rPr>
       </w:pPr>
-      <w:ins w:id="3" w:author="Millicent  Mufambi" w:date="2026-06-02T11:48:00Z" w16du:dateUtc="2026-06-02T09:48:00Z">
+      <w:ins w:id="3" w:author="Millicent  Mufambi" w:date="2026-06-02T12:54:00Z" w16du:dateUtc="2026-06-02T10:54:00Z">
         <w:r>
           <w:rPr>
             <w:b/>
@@ -136,7 +136,7 @@
         <w:spacing w:after="120"/>
         <w:jc w:val="both"/>
       </w:pPr>
-      <w:ins w:id="4" w:author="Millicent  Mufambi" w:date="2026-06-02T11:48:00Z" w16du:dateUtc="2026-06-02T09:48:00Z">
+      <w:ins w:id="4" w:author="Millicent  Mufambi" w:date="2026-06-02T12:54:00Z" w16du:dateUtc="2026-06-02T10:54:00Z">
         <w:r>
           <w:t xml:space="preserve">Picture an online store that repairs its own code at runtime. A single LLM proposes a fix for a payment bug; the fix looks right, passes a quick glance, and is shipped. Under load it applies each refund twice, and the loss runs into real money before anyone notices. The failure is not that the model could not code, but that nothing independent checked it before it went live. This is the problem we attack. </w:t>
         </w:r>
@@ -147,7 +147,7 @@
       <w:r>
         <w:t>e five gaps</w:t>
       </w:r>
-      <w:ins w:id="5" w:author="Millicent  Mufambi" w:date="2026-06-02T11:48:00Z" w16du:dateUtc="2026-06-02T09:48:00Z">
+      <w:ins w:id="5" w:author="Millicent  Mufambi" w:date="2026-06-02T12:54:00Z" w16du:dateUtc="2026-06-02T10:54:00Z">
         <w:r>
           <w:t>, summarised in Table 1</w:t>
         </w:r>
@@ -164,7 +164,7 @@
       <w:r>
         <w:t>We respond with BFT-MAS, which has four parts: PBFT three-phase agreement</w:t>
       </w:r>
-      <w:del w:id="6" w:author="Millicent  Mufambi" w:date="2026-06-02T11:48:00Z" w16du:dateUtc="2026-06-02T09:48:00Z">
+      <w:del w:id="6" w:author="Millicent  Mufambi" w:date="2026-06-02T12:54:00Z" w16du:dateUtc="2026-06-02T10:54:00Z">
         <w:r>
           <w:delText xml:space="preserve"> adapted through a semantic-equivalence quorum</w:delText>
         </w:r>
@@ -172,12 +172,12 @@
       <w:r>
         <w:t xml:space="preserve">; a mixed population of agents from different LLM providers, with failure decorrelation reported as a first-class result; reputation-weighted voting bounded against credibility-building (Abraham, Dolev &amp; Halpern, 2008); and e-commerce invariant checks built into the loop. </w:t>
       </w:r>
-      <w:del w:id="7" w:author="Millicent  Mufambi" w:date="2026-06-02T11:48:00Z" w16du:dateUtc="2026-06-02T09:48:00Z">
+      <w:del w:id="7" w:author="Millicent  Mufambi" w:date="2026-06-02T12:54:00Z" w16du:dateUtc="2026-06-02T10:54:00Z">
         <w:r>
           <w:delText>This paper validates the last three empirically, alongside the shared PBFT protocol, and adds a fault-injection harness. The semantic-equivalence quorum is deferred to a separate paper (Section 8).</w:delText>
         </w:r>
       </w:del>
-      <w:ins w:id="8" w:author="Millicent  Mufambi" w:date="2026-06-02T11:48:00Z" w16du:dateUtc="2026-06-02T09:48:00Z">
+      <w:ins w:id="8" w:author="Millicent  Mufambi" w:date="2026-06-02T12:54:00Z" w16du:dateUtc="2026-06-02T10:54:00Z">
         <w:r>
           <w:t>The safety pipeline reaches consensus by validator voting bound to a single healer proposal, with a byte digest fixing the proposal under standard PBFT, and a sandbox as the final gate. Separately, we implement and empirically compare two quorum rules for heterogeneous proposers, an exact byte-match rule and a semantic-equivalence rule that groups fixes by behaviour, and report when each can form a quorum (Sections 5 and 6). The remaining formal-relation work is set out in Section 8.</w:t>
         </w:r>
@@ -201,10 +201,10 @@
         <w:keepNext/>
         <w:spacing w:before="240" w:after="120"/>
         <w:rPr>
-          <w:ins w:id="9" w:author="Millicent  Mufambi" w:date="2026-06-02T11:48:00Z" w16du:dateUtc="2026-06-02T09:48:00Z"/>
+          <w:ins w:id="9" w:author="Millicent  Mufambi" w:date="2026-06-02T12:54:00Z" w16du:dateUtc="2026-06-02T10:54:00Z"/>
         </w:rPr>
       </w:pPr>
-      <w:ins w:id="10" w:author="Millicent  Mufambi" w:date="2026-06-02T11:48:00Z" w16du:dateUtc="2026-06-02T09:48:00Z">
+      <w:ins w:id="10" w:author="Millicent  Mufambi" w:date="2026-06-02T12:54:00Z" w16du:dateUtc="2026-06-02T10:54:00Z">
         <w:r>
           <w:t>This paper aims to test empirically whether adapting PBFT to a heterogeneous population of LLM agents, backed by an executable sandbox, can eliminate safety violations in automated program repair while preserving repair capability. We operationalise that aim as four research questions.</w:t>
         </w:r>
@@ -262,7 +262,7 @@
       </w:pPr>
       <w:r>
         <w:rPr>
-          <w:rPrChange w:id="11" w:author="Millicent  Mufambi" w:date="2026-06-02T11:48:00Z" w16du:dateUtc="2026-06-02T09:48:00Z">
+          <w:rPrChange w:id="11" w:author="Millicent  Mufambi" w:date="2026-06-02T12:54:00Z" w16du:dateUtc="2026-06-02T10:54:00Z">
             <w:rPr>
               <w:b/>
             </w:rPr>
@@ -270,7 +270,7 @@
         </w:rPr>
         <w:t>RQ4</w:t>
       </w:r>
-      <w:del w:id="12" w:author="Millicent  Mufambi" w:date="2026-06-02T11:48:00Z" w16du:dateUtc="2026-06-02T09:48:00Z">
+      <w:del w:id="12" w:author="Millicent  Mufambi" w:date="2026-06-02T12:54:00Z" w16du:dateUtc="2026-06-02T10:54:00Z">
         <w:r>
           <w:rPr>
             <w:b/>
@@ -278,7 +278,7 @@
           <w:delText>.</w:delText>
         </w:r>
       </w:del>
-      <w:ins w:id="13" w:author="Millicent  Mufambi" w:date="2026-06-02T11:48:00Z" w16du:dateUtc="2026-06-02T09:48:00Z">
+      <w:ins w:id="13" w:author="Millicent  Mufambi" w:date="2026-06-02T12:54:00Z" w16du:dateUtc="2026-06-02T10:54:00Z">
         <w:r>
           <w:t xml:space="preserve"> (exploratory).</w:t>
         </w:r>
@@ -286,7 +286,7 @@
       <w:r>
         <w:t xml:space="preserve"> What economic benefits can e-commerce businesses derive from reduced downtime?</w:t>
       </w:r>
-      <w:ins w:id="14" w:author="Millicent  Mufambi" w:date="2026-06-02T11:48:00Z" w16du:dateUtc="2026-06-02T09:48:00Z">
+      <w:ins w:id="14" w:author="Millicent  Mufambi" w:date="2026-06-02T12:54:00Z" w16du:dateUtc="2026-06-02T10:54:00Z">
         <w:r>
           <w:t xml:space="preserve"> We treat this as an indicative estimate and develop it in the discussion (Section 7.5).</w:t>
         </w:r>
@@ -321,7 +321,7 @@
       <w:r>
         <w:t xml:space="preserve">An open-source implementation of </w:t>
       </w:r>
-      <w:del w:id="15" w:author="Millicent  Mufambi" w:date="2026-06-02T11:48:00Z" w16du:dateUtc="2026-06-02T09:48:00Z">
+      <w:del w:id="15" w:author="Millicent  Mufambi" w:date="2026-06-02T12:54:00Z" w16du:dateUtc="2026-06-02T10:54:00Z">
         <w:r>
           <w:delText xml:space="preserve">three of </w:delText>
         </w:r>
@@ -329,12 +329,12 @@
       <w:r>
         <w:t>the four</w:t>
       </w:r>
-      <w:del w:id="16" w:author="Millicent  Mufambi" w:date="2026-06-02T11:48:00Z" w16du:dateUtc="2026-06-02T09:48:00Z">
+      <w:del w:id="16" w:author="Millicent  Mufambi" w:date="2026-06-02T12:54:00Z" w16du:dateUtc="2026-06-02T10:54:00Z">
         <w:r>
           <w:delText xml:space="preserve"> design extensions</w:delText>
         </w:r>
       </w:del>
-      <w:ins w:id="17" w:author="Millicent  Mufambi" w:date="2026-06-02T11:48:00Z" w16du:dateUtc="2026-06-02T09:48:00Z">
+      <w:ins w:id="17" w:author="Millicent  Mufambi" w:date="2026-06-02T12:54:00Z" w16du:dateUtc="2026-06-02T10:54:00Z">
         <w:r>
           <w:t>-agent consensus pipeline (a PBFT quorum over four independent, model-diverse validators with an executable sandbox gate) and a standalone Byzantine-fault-tolerance demonstration</w:t>
         </w:r>
@@ -342,12 +342,12 @@
       <w:r>
         <w:t>, with a reproducible harness over a synthetic benchmark, a BugsInPy subset</w:t>
       </w:r>
-      <w:del w:id="18" w:author="Millicent  Mufambi" w:date="2026-06-02T11:48:00Z" w16du:dateUtc="2026-06-02T09:48:00Z">
+      <w:del w:id="18" w:author="Millicent  Mufambi" w:date="2026-06-02T12:54:00Z" w16du:dateUtc="2026-06-02T10:54:00Z">
         <w:r>
           <w:delText xml:space="preserve"> and</w:delText>
         </w:r>
       </w:del>
-      <w:ins w:id="19" w:author="Millicent  Mufambi" w:date="2026-06-02T11:48:00Z" w16du:dateUtc="2026-06-02T09:48:00Z">
+      <w:ins w:id="19" w:author="Millicent  Mufambi" w:date="2026-06-02T12:54:00Z" w16du:dateUtc="2026-06-02T10:54:00Z">
         <w:r>
           <w:t>,</w:t>
         </w:r>
@@ -355,7 +355,7 @@
       <w:r>
         <w:t xml:space="preserve"> a custom e-commerce suite</w:t>
       </w:r>
-      <w:ins w:id="20" w:author="Millicent  Mufambi" w:date="2026-06-02T11:48:00Z" w16du:dateUtc="2026-06-02T09:48:00Z">
+      <w:ins w:id="20" w:author="Millicent  Mufambi" w:date="2026-06-02T12:54:00Z" w16du:dateUtc="2026-06-02T10:54:00Z">
         <w:r>
           <w:t>, and a Java sample including the real Defects4J benchmark. Reputation-weighted voting and the knowledge-graph learning layer are implemented but not evaluated here</w:t>
         </w:r>
@@ -368,12 +368,12 @@
       <w:pPr>
         <w:pStyle w:val="ListNumber"/>
       </w:pPr>
-      <w:del w:id="21" w:author="Millicent  Mufambi" w:date="2026-06-02T11:48:00Z" w16du:dateUtc="2026-06-02T09:48:00Z">
+      <w:del w:id="21" w:author="Millicent  Mufambi" w:date="2026-06-02T12:54:00Z" w16du:dateUtc="2026-06-02T10:54:00Z">
         <w:r>
           <w:delText>Seven</w:delText>
         </w:r>
       </w:del>
-      <w:ins w:id="22" w:author="Millicent  Mufambi" w:date="2026-06-02T11:48:00Z" w16du:dateUtc="2026-06-02T09:48:00Z">
+      <w:ins w:id="22" w:author="Millicent  Mufambi" w:date="2026-06-02T12:54:00Z" w16du:dateUtc="2026-06-02T10:54:00Z">
         <w:r>
           <w:t>A suite of</w:t>
         </w:r>
@@ -381,12 +381,12 @@
       <w:r>
         <w:t xml:space="preserve"> BFT-evaluation metrics applied to LLM-agent repair </w:t>
       </w:r>
-      <w:del w:id="23" w:author="Millicent  Mufambi" w:date="2026-06-02T11:48:00Z" w16du:dateUtc="2026-06-02T09:48:00Z">
+      <w:del w:id="23" w:author="Millicent  Mufambi" w:date="2026-06-02T12:54:00Z" w16du:dateUtc="2026-06-02T10:54:00Z">
         <w:r>
           <w:delText>on all</w:delText>
         </w:r>
       </w:del>
-      <w:ins w:id="24" w:author="Millicent  Mufambi" w:date="2026-06-02T11:48:00Z" w16du:dateUtc="2026-06-02T09:48:00Z">
+      <w:ins w:id="24" w:author="Millicent  Mufambi" w:date="2026-06-02T12:54:00Z" w16du:dateUtc="2026-06-02T10:54:00Z">
         <w:r>
           <w:t>across the</w:t>
         </w:r>
@@ -394,7 +394,7 @@
       <w:r>
         <w:t xml:space="preserve"> three datasets and against a single-agent baseline</w:t>
       </w:r>
-      <w:ins w:id="25" w:author="Millicent  Mufambi" w:date="2026-06-02T11:48:00Z" w16du:dateUtc="2026-06-02T09:48:00Z">
+      <w:ins w:id="25" w:author="Millicent  Mufambi" w:date="2026-06-02T12:54:00Z" w16du:dateUtc="2026-06-02T10:54:00Z">
         <w:r>
           <w:t xml:space="preserve"> (six of the seven are measured here; recovery time is defined but deferred), plus a pairwise validator-agreement measure</w:t>
         </w:r>
@@ -410,7 +410,7 @@
       <w:r>
         <w:t>A failure-decorrelation analysis (mean pairwise validator agreement) addressing the agent-diversity gap</w:t>
       </w:r>
-      <w:ins w:id="26" w:author="Millicent  Mufambi" w:date="2026-06-02T11:48:00Z" w16du:dateUtc="2026-06-02T09:48:00Z">
+      <w:ins w:id="26" w:author="Millicent  Mufambi" w:date="2026-06-02T12:54:00Z" w16du:dateUtc="2026-06-02T10:54:00Z">
         <w:r>
           <w:t>, and a head-to-head comparison of an exact-match and a semantic-equivalence quorum over heterogeneous LLM proposers</w:t>
         </w:r>
@@ -423,13 +423,13 @@
       <w:pPr>
         <w:pStyle w:val="ListNumber"/>
         <w:rPr>
-          <w:del w:id="27" w:author="Millicent  Mufambi" w:date="2026-06-02T11:48:00Z" w16du:dateUtc="2026-06-02T09:48:00Z"/>
+          <w:del w:id="27" w:author="Millicent  Mufambi" w:date="2026-06-02T12:54:00Z" w16du:dateUtc="2026-06-02T10:54:00Z"/>
         </w:rPr>
       </w:pPr>
       <w:r>
         <w:t xml:space="preserve">A paired comparison of the two pipelines </w:t>
       </w:r>
-      <w:ins w:id="28" w:author="Millicent  Mufambi" w:date="2026-06-02T11:48:00Z" w16du:dateUtc="2026-06-02T09:48:00Z">
+      <w:ins w:id="28" w:author="Millicent  Mufambi" w:date="2026-06-02T12:54:00Z" w16du:dateUtc="2026-06-02T10:54:00Z">
         <w:r>
           <w:t xml:space="preserve">on safety outcomes </w:t>
         </w:r>
@@ -437,12 +437,12 @@
       <w:r>
         <w:t xml:space="preserve">using </w:t>
       </w:r>
-      <w:del w:id="29" w:author="Millicent  Mufambi" w:date="2026-06-02T11:48:00Z" w16du:dateUtc="2026-06-02T09:48:00Z">
+      <w:del w:id="29" w:author="Millicent  Mufambi" w:date="2026-06-02T12:54:00Z" w16du:dateUtc="2026-06-02T10:54:00Z">
         <w:r>
           <w:delText xml:space="preserve">the </w:delText>
         </w:r>
       </w:del>
-      <w:ins w:id="30" w:author="Millicent  Mufambi" w:date="2026-06-02T11:48:00Z" w16du:dateUtc="2026-06-02T09:48:00Z">
+      <w:ins w:id="30" w:author="Millicent  Mufambi" w:date="2026-06-02T12:54:00Z" w16du:dateUtc="2026-06-02T10:54:00Z">
         <w:r>
           <w:t xml:space="preserve">McNemar's exact test, with a </w:t>
         </w:r>
@@ -450,7 +450,7 @@
       <w:r>
         <w:t xml:space="preserve">Wilcoxon signed-rank </w:t>
       </w:r>
-      <w:del w:id="31" w:author="Millicent  Mufambi" w:date="2026-06-02T11:48:00Z" w16du:dateUtc="2026-06-02T09:48:00Z">
+      <w:del w:id="31" w:author="Millicent  Mufambi" w:date="2026-06-02T12:54:00Z" w16du:dateUtc="2026-06-02T10:54:00Z">
         <w:r>
           <w:delText>test on safety outcomes.</w:delText>
         </w:r>
@@ -460,12 +460,12 @@
       <w:pPr>
         <w:pStyle w:val="ListNumber"/>
       </w:pPr>
-      <w:del w:id="32" w:author="Millicent  Mufambi" w:date="2026-06-02T11:48:00Z" w16du:dateUtc="2026-06-02T09:48:00Z">
+      <w:del w:id="32" w:author="Millicent  Mufambi" w:date="2026-06-02T12:54:00Z" w16du:dateUtc="2026-06-02T10:54:00Z">
         <w:r>
           <w:delText>A live web application (Vue 3, FastAPI, WebSocket) that streams a consensus run phase by phase</w:delText>
         </w:r>
       </w:del>
-      <w:ins w:id="33" w:author="Millicent  Mufambi" w:date="2026-06-02T11:48:00Z" w16du:dateUtc="2026-06-02T09:48:00Z">
+      <w:ins w:id="33" w:author="Millicent  Mufambi" w:date="2026-06-02T12:54:00Z" w16du:dateUtc="2026-06-02T10:54:00Z">
         <w:r>
           <w:t>check</w:t>
         </w:r>
@@ -542,12 +542,12 @@
       <w:r>
         <w:t xml:space="preserve">reference; later work refined it (Zyzzyva, Kotla et al., 2007; BFT-SMaRt, Bessani et al., 2014; RBFT, Aublin et al., 2013; Aardvark, Clement et al., 2009; HotStuff, Yin et al., 2019; SBFT, Gueta et al., 2019), with partial-synchrony, randomised and trusted-hardware variants relaxing its timing assumptions (Dwork et al., 1988; Miller et al., 2016; Veronese et al., 2013). Both </w:t>
       </w:r>
-      <w:del w:id="34" w:author="Millicent  Mufambi" w:date="2026-06-02T11:48:00Z" w16du:dateUtc="2026-06-02T09:48:00Z">
+      <w:del w:id="34" w:author="Millicent  Mufambi" w:date="2026-06-02T12:54:00Z" w16du:dateUtc="2026-06-02T10:54:00Z">
         <w:r>
           <w:delText>core</w:delText>
         </w:r>
       </w:del>
-      <w:ins w:id="35" w:author="Millicent  Mufambi" w:date="2026-06-02T11:48:00Z" w16du:dateUtc="2026-06-02T09:48:00Z">
+      <w:ins w:id="35" w:author="Millicent  Mufambi" w:date="2026-06-02T12:54:00Z" w16du:dateUtc="2026-06-02T10:54:00Z">
         <w:r>
           <w:t>classical</w:t>
         </w:r>
@@ -555,12 +555,12 @@
       <w:r>
         <w:t xml:space="preserve"> assumptions </w:t>
       </w:r>
-      <w:del w:id="36" w:author="Millicent  Mufambi" w:date="2026-06-02T11:48:00Z" w16du:dateUtc="2026-06-02T09:48:00Z">
+      <w:del w:id="36" w:author="Millicent  Mufambi" w:date="2026-06-02T12:54:00Z" w16du:dateUtc="2026-06-02T10:54:00Z">
         <w:r>
           <w:delText>need rethinking for LLMs:</w:delText>
         </w:r>
       </w:del>
-      <w:ins w:id="37" w:author="Millicent  Mufambi" w:date="2026-06-02T11:48:00Z" w16du:dateUtc="2026-06-02T09:48:00Z">
+      <w:ins w:id="37" w:author="Millicent  Mufambi" w:date="2026-06-02T12:54:00Z" w16du:dateUtc="2026-06-02T10:54:00Z">
         <w:r>
           <w:t>fit LLM agents poorly: standard BFT treats</w:t>
         </w:r>
@@ -568,12 +568,12 @@
       <w:r>
         <w:t xml:space="preserve"> replicas </w:t>
       </w:r>
-      <w:del w:id="38" w:author="Millicent  Mufambi" w:date="2026-06-02T11:48:00Z" w16du:dateUtc="2026-06-02T09:48:00Z">
+      <w:del w:id="38" w:author="Millicent  Mufambi" w:date="2026-06-02T12:54:00Z" w16du:dateUtc="2026-06-02T10:54:00Z">
         <w:r>
           <w:delText>are</w:delText>
         </w:r>
       </w:del>
-      <w:ins w:id="39" w:author="Millicent  Mufambi" w:date="2026-06-02T11:48:00Z" w16du:dateUtc="2026-06-02T09:48:00Z">
+      <w:ins w:id="39" w:author="Millicent  Mufambi" w:date="2026-06-02T12:54:00Z" w16du:dateUtc="2026-06-02T10:54:00Z">
         <w:r>
           <w:t>as</w:t>
         </w:r>
@@ -581,7 +581,7 @@
       <w:r>
         <w:t xml:space="preserve"> deterministic, so </w:t>
       </w:r>
-      <w:ins w:id="40" w:author="Millicent  Mufambi" w:date="2026-06-02T11:48:00Z" w16du:dateUtc="2026-06-02T09:48:00Z">
+      <w:ins w:id="40" w:author="Millicent  Mufambi" w:date="2026-06-02T12:54:00Z" w16du:dateUtc="2026-06-02T10:54:00Z">
         <w:r>
           <w:t xml:space="preserve">any </w:t>
         </w:r>
@@ -589,12 +589,12 @@
       <w:r>
         <w:t xml:space="preserve">disagreement </w:t>
       </w:r>
-      <w:del w:id="41" w:author="Millicent  Mufambi" w:date="2026-06-02T11:48:00Z" w16du:dateUtc="2026-06-02T09:48:00Z">
+      <w:del w:id="41" w:author="Millicent  Mufambi" w:date="2026-06-02T12:54:00Z" w16du:dateUtc="2026-06-02T10:54:00Z">
         <w:r>
           <w:delText>signals</w:delText>
         </w:r>
       </w:del>
-      <w:ins w:id="42" w:author="Millicent  Mufambi" w:date="2026-06-02T11:48:00Z" w16du:dateUtc="2026-06-02T09:48:00Z">
+      <w:ins w:id="42" w:author="Millicent  Mufambi" w:date="2026-06-02T12:54:00Z" w16du:dateUtc="2026-06-02T10:54:00Z">
         <w:r>
           <w:t>must signal</w:t>
         </w:r>
@@ -602,7 +602,7 @@
       <w:r>
         <w:t xml:space="preserve"> a fault, and </w:t>
       </w:r>
-      <w:ins w:id="43" w:author="Millicent  Mufambi" w:date="2026-06-02T11:48:00Z" w16du:dateUtc="2026-06-02T09:48:00Z">
+      <w:ins w:id="43" w:author="Millicent  Mufambi" w:date="2026-06-02T12:54:00Z" w16du:dateUtc="2026-06-02T10:54:00Z">
         <w:r>
           <w:t xml:space="preserve">it assumes </w:t>
         </w:r>
@@ -610,12 +610,12 @@
       <w:r>
         <w:t xml:space="preserve">at most f of 3f + 1 </w:t>
       </w:r>
-      <w:del w:id="44" w:author="Millicent  Mufambi" w:date="2026-06-02T11:48:00Z" w16du:dateUtc="2026-06-02T09:48:00Z">
+      <w:del w:id="44" w:author="Millicent  Mufambi" w:date="2026-06-02T12:54:00Z" w16du:dateUtc="2026-06-02T10:54:00Z">
         <w:r>
           <w:delText xml:space="preserve">may be </w:delText>
         </w:r>
       </w:del>
-      <w:ins w:id="45" w:author="Millicent  Mufambi" w:date="2026-06-02T11:48:00Z" w16du:dateUtc="2026-06-02T09:48:00Z">
+      <w:ins w:id="45" w:author="Millicent  Mufambi" w:date="2026-06-02T12:54:00Z" w16du:dateUtc="2026-06-02T10:54:00Z">
         <w:r>
           <w:t xml:space="preserve">participants are </w:t>
         </w:r>
@@ -623,7 +623,7 @@
       <w:r>
         <w:t>faulty</w:t>
       </w:r>
-      <w:ins w:id="46" w:author="Millicent  Mufambi" w:date="2026-06-02T11:48:00Z" w16du:dateUtc="2026-06-02T09:48:00Z">
+      <w:ins w:id="46" w:author="Millicent  Mufambi" w:date="2026-06-02T12:54:00Z" w16du:dateUtc="2026-06-02T10:54:00Z">
         <w:r>
           <w:t>. Neither holds cleanly when the replicas are stochastic LLMs, which can disagree while both are behaving correctly — the gap this paper addresses</w:t>
         </w:r>
@@ -656,12 +656,12 @@
       <w:r>
         <w:t xml:space="preserve">is social, not formal: none bounds how many confidently wrong agents the system absorbs, and none provides Byzantine fault tolerance. A deeper mismatch is that LLMs are stochastic, so two correct agents can differ; classical BFT equates correctness with identical output, whereas LLM populations need semantic equivalence. We </w:t>
       </w:r>
-      <w:del w:id="47" w:author="Millicent  Mufambi" w:date="2026-06-02T11:48:00Z" w16du:dateUtc="2026-06-02T09:48:00Z">
+      <w:del w:id="47" w:author="Millicent  Mufambi" w:date="2026-06-02T12:54:00Z" w16du:dateUtc="2026-06-02T10:54:00Z">
         <w:r>
           <w:delText>keep the</w:delText>
         </w:r>
       </w:del>
-      <w:ins w:id="48" w:author="Millicent  Mufambi" w:date="2026-06-02T11:48:00Z" w16du:dateUtc="2026-06-02T09:48:00Z">
+      <w:ins w:id="48" w:author="Millicent  Mufambi" w:date="2026-06-02T12:54:00Z" w16du:dateUtc="2026-06-02T10:54:00Z">
         <w:r>
           <w:t>therefore implement both an</w:t>
         </w:r>
@@ -669,7 +669,7 @@
       <w:r>
         <w:t xml:space="preserve"> exact-match </w:t>
       </w:r>
-      <w:ins w:id="49" w:author="Millicent  Mufambi" w:date="2026-06-02T11:48:00Z" w16du:dateUtc="2026-06-02T09:48:00Z">
+      <w:ins w:id="49" w:author="Millicent  Mufambi" w:date="2026-06-02T12:54:00Z" w16du:dateUtc="2026-06-02T10:54:00Z">
         <w:r>
           <w:t xml:space="preserve">and a behavioural semantic-equivalence </w:t>
         </w:r>
@@ -677,12 +677,12 @@
       <w:r>
         <w:t xml:space="preserve">quorum and </w:t>
       </w:r>
-      <w:del w:id="50" w:author="Millicent  Mufambi" w:date="2026-06-02T11:48:00Z" w16du:dateUtc="2026-06-02T09:48:00Z">
+      <w:del w:id="50" w:author="Millicent  Mufambi" w:date="2026-06-02T12:54:00Z" w16du:dateUtc="2026-06-02T10:54:00Z">
         <w:r>
           <w:delText>defer the relaxation (Section 8</w:delText>
         </w:r>
       </w:del>
-      <w:ins w:id="51" w:author="Millicent  Mufambi" w:date="2026-06-02T11:48:00Z" w16du:dateUtc="2026-06-02T09:48:00Z">
+      <w:ins w:id="51" w:author="Millicent  Mufambi" w:date="2026-06-02T12:54:00Z" w16du:dateUtc="2026-06-02T10:54:00Z">
         <w:r>
           <w:t>compare them directly (Sections 5.9 and 6.9</w:t>
         </w:r>
@@ -712,7 +712,7 @@
       <w:r>
         <w:t xml:space="preserve">Automated program repair (APR) is the testbed. It moved from search-based mutation (GenProg; Le Goues et al., 2012) through constraint-based synthesis (SemFix, Nguyen et al., 2013; Angelix, Mechtaev et al., 2016) to LLM-driven repair (Chen et al., 2021; AlphaRepair, Xia &amp; Zhang, 2022). Smith et al. (2015) documented the plausibility-correctness gap that motivates our design: only 2 of 55 GenProg patches passing the failing test were correct on held-out tests. </w:t>
       </w:r>
-      <w:ins w:id="52" w:author="Millicent  Mufambi" w:date="2026-06-02T11:48:00Z" w16du:dateUtc="2026-06-02T09:48:00Z">
+      <w:ins w:id="52" w:author="Millicent  Mufambi" w:date="2026-06-02T12:54:00Z" w16du:dateUtc="2026-06-02T10:54:00Z">
         <w:r>
           <w:t xml:space="preserve">The same gap motivates explainable, executable verification before deployment in adjacent code-security settings; for instance, explainable-AI methods have been used to detect and explain re-entrancy vulnerabilities in smart contracts (Maturi et al., 2025), reinforcing the case for checking a fix's behaviour, not just its plausibility. </w:t>
         </w:r>
@@ -720,7 +720,7 @@
       <w:r>
         <w:t xml:space="preserve">SapFix (Marginean et al., 2019) reached industrial scale at Meta as a single-agent pipeline. The standard benchmarks are Defects4J (Just et al., 2014) and BugsInPy (Widyasari et al., 2020); we use a BugsInPy subset </w:t>
       </w:r>
-      <w:ins w:id="53" w:author="Millicent  Mufambi" w:date="2026-06-02T11:48:00Z" w16du:dateUtc="2026-06-02T09:48:00Z">
+      <w:ins w:id="53" w:author="Millicent  Mufambi" w:date="2026-06-02T12:54:00Z" w16du:dateUtc="2026-06-02T10:54:00Z">
         <w:r>
           <w:t xml:space="preserve">for the main study </w:t>
         </w:r>
@@ -728,12 +728,12 @@
       <w:r>
         <w:t xml:space="preserve">and </w:t>
       </w:r>
-      <w:del w:id="54" w:author="Millicent  Mufambi" w:date="2026-06-02T11:48:00Z" w16du:dateUtc="2026-06-02T09:48:00Z">
+      <w:del w:id="54" w:author="Millicent  Mufambi" w:date="2026-06-02T12:54:00Z" w16du:dateUtc="2026-06-02T10:54:00Z">
         <w:r>
           <w:delText>defer</w:delText>
         </w:r>
       </w:del>
-      <w:ins w:id="55" w:author="Millicent  Mufambi" w:date="2026-06-02T11:48:00Z" w16du:dateUtc="2026-06-02T09:48:00Z">
+      <w:ins w:id="55" w:author="Millicent  Mufambi" w:date="2026-06-02T12:54:00Z" w16du:dateUtc="2026-06-02T10:54:00Z">
         <w:r>
           <w:t>add a</w:t>
         </w:r>
@@ -741,12 +741,12 @@
       <w:r>
         <w:t xml:space="preserve"> Defects4J</w:t>
       </w:r>
-      <w:del w:id="56" w:author="Millicent  Mufambi" w:date="2026-06-02T11:48:00Z" w16du:dateUtc="2026-06-02T09:48:00Z">
+      <w:del w:id="56" w:author="Millicent  Mufambi" w:date="2026-06-02T12:54:00Z" w16du:dateUtc="2026-06-02T10:54:00Z">
         <w:r>
           <w:delText>, since the validators are Python-specific</w:delText>
         </w:r>
       </w:del>
-      <w:ins w:id="57" w:author="Millicent  Mufambi" w:date="2026-06-02T11:48:00Z" w16du:dateUtc="2026-06-02T09:48:00Z">
+      <w:ins w:id="57" w:author="Millicent  Mufambi" w:date="2026-06-02T12:54:00Z" w16du:dateUtc="2026-06-02T10:54:00Z">
         <w:r>
           <w:t xml:space="preserve"> cross-language sample in Section 6.10</w:t>
         </w:r>
@@ -851,12 +851,12 @@
       <w:r>
         <w:t xml:space="preserve"> Debate (Du et al., 2024) and self-reflection (Shinn et al., 2023) use disagreement implicitly, but none publishes a pairwise-agreement metric. The nearest precedent, Byzantine-robust learning (Blanchard et al., </w:t>
       </w:r>
-      <w:del w:id="58" w:author="Millicent  Mufambi" w:date="2026-06-02T11:48:00Z" w16du:dateUtc="2026-06-02T09:48:00Z">
+      <w:del w:id="58" w:author="Millicent  Mufambi" w:date="2026-06-02T12:54:00Z" w16du:dateUtc="2026-06-02T10:54:00Z">
         <w:r>
           <w:delText>2018</w:delText>
         </w:r>
       </w:del>
-      <w:ins w:id="59" w:author="Millicent  Mufambi" w:date="2026-06-02T11:48:00Z" w16du:dateUtc="2026-06-02T09:48:00Z">
+      <w:ins w:id="59" w:author="Millicent  Mufambi" w:date="2026-06-02T12:54:00Z" w16du:dateUtc="2026-06-02T10:54:00Z">
         <w:r>
           <w:t>2017</w:t>
         </w:r>
@@ -2554,7 +2554,7 @@
             <w:pPr>
               <w:cnfStyle w:val="000000010000" w:firstRow="0" w:lastRow="0" w:firstColumn="0" w:lastColumn="0" w:oddVBand="0" w:evenVBand="0" w:oddHBand="0" w:evenHBand="1" w:firstRowFirstColumn="0" w:firstRowLastColumn="0" w:lastRowFirstColumn="0" w:lastRowLastColumn="0"/>
             </w:pPr>
-            <w:del w:id="60" w:author="Millicent  Mufambi" w:date="2026-06-02T11:48:00Z" w16du:dateUtc="2026-06-02T09:48:00Z">
+            <w:del w:id="60" w:author="Millicent  Mufambi" w:date="2026-06-02T12:54:00Z" w16du:dateUtc="2026-06-02T10:54:00Z">
               <w:r>
                 <w:rPr>
                   <w:b/>
@@ -2562,7 +2562,7 @@
                 <w:delText>90 paired bugs, p = 0.0016</w:delText>
               </w:r>
             </w:del>
-            <w:ins w:id="61" w:author="Millicent  Mufambi" w:date="2026-06-02T11:48:00Z" w16du:dateUtc="2026-06-02T09:48:00Z">
+            <w:ins w:id="61" w:author="Millicent  Mufambi" w:date="2026-06-02T12:54:00Z" w16du:dateUtc="2026-06-02T10:54:00Z">
               <w:r>
                 <w:t>BugsInPy 20 pairs, safety 75% to 50% (McNemar p = 0.125, n.s.); BFT proven by the f = 1 fault matrix and f = 2 tight bound</w:t>
               </w:r>
@@ -2612,12 +2612,12 @@
       <w:r>
         <w:t xml:space="preserve">The shaded row in Table 1 marks the spot no prior system occupies: formal consensus over non-deterministic LLM agents, with safety evaluation on real and e-commerce bugs and explicit decorrelation measurement. BFT-MAS was proposed as an unvalidated design, and this paper supplies the validation: extensions two through four are implemented in full, extension one </w:t>
       </w:r>
-      <w:del w:id="62" w:author="Millicent  Mufambi" w:date="2026-06-02T11:48:00Z" w16du:dateUtc="2026-06-02T09:48:00Z">
+      <w:del w:id="62" w:author="Millicent  Mufambi" w:date="2026-06-02T12:54:00Z" w16du:dateUtc="2026-06-02T10:54:00Z">
         <w:r>
           <w:delText>stays byte-equal with the relaxation deferred,</w:delText>
         </w:r>
       </w:del>
-      <w:ins w:id="63" w:author="Millicent  Mufambi" w:date="2026-06-02T11:48:00Z" w16du:dateUtc="2026-06-02T09:48:00Z">
+      <w:ins w:id="63" w:author="Millicent  Mufambi" w:date="2026-06-02T12:54:00Z" w16du:dateUtc="2026-06-02T10:54:00Z">
         <w:r>
           <w:t>is implemented in both an exact-match and a semantic-equivalence form and the two are compared head-to-head (Section 6.9),</w:t>
         </w:r>
@@ -3300,7 +3300,7 @@
             <w:tcW w:w="1045" w:type="dxa"/>
           </w:tcPr>
           <w:p>
-            <w:del w:id="64" w:author="Millicent  Mufambi" w:date="2026-06-02T11:48:00Z" w16du:dateUtc="2026-06-02T09:48:00Z">
+            <w:del w:id="64" w:author="Millicent  Mufambi" w:date="2026-06-02T12:54:00Z" w16du:dateUtc="2026-06-02T10:54:00Z">
               <w:r>
                 <w:rPr>
                   <w:b w:val="0"/>
@@ -3308,14 +3308,14 @@
                 <w:delText>GitHub Copilot (</w:delText>
               </w:r>
             </w:del>
-            <w:ins w:id="65" w:author="Millicent  Mufambi" w:date="2026-06-02T11:48:00Z" w16du:dateUtc="2026-06-02T09:48:00Z">
+            <w:ins w:id="65" w:author="Millicent  Mufambi" w:date="2026-06-02T12:54:00Z" w16du:dateUtc="2026-06-02T10:54:00Z">
               <w:r>
                 <w:t xml:space="preserve">Codex (Chen et al., </w:t>
               </w:r>
             </w:ins>
             <w:r>
               <w:rPr>
-                <w:rPrChange w:id="66" w:author="Millicent  Mufambi" w:date="2026-06-02T11:48:00Z" w16du:dateUtc="2026-06-02T09:48:00Z">
+                <w:rPrChange w:id="66" w:author="Millicent  Mufambi" w:date="2026-06-02T12:54:00Z" w16du:dateUtc="2026-06-02T10:54:00Z">
                   <w:rPr>
                     <w:b w:val="0"/>
                   </w:rPr>
@@ -3977,7 +3977,7 @@
             <w:pPr>
               <w:cnfStyle w:val="000000010000" w:firstRow="0" w:lastRow="0" w:firstColumn="0" w:lastColumn="0" w:oddVBand="0" w:evenVBand="0" w:oddHBand="0" w:evenHBand="1" w:firstRowFirstColumn="0" w:firstRowLastColumn="0" w:lastRowFirstColumn="0" w:lastRowLastColumn="0"/>
             </w:pPr>
-            <w:del w:id="67" w:author="Millicent  Mufambi" w:date="2026-06-02T11:48:00Z" w16du:dateUtc="2026-06-02T09:48:00Z">
+            <w:del w:id="67" w:author="Millicent  Mufambi" w:date="2026-06-02T12:54:00Z" w16du:dateUtc="2026-06-02T10:54:00Z">
               <w:r>
                 <w:rPr>
                   <w:b/>
@@ -3985,7 +3985,7 @@
                 <w:delText>Yes</w:delText>
               </w:r>
             </w:del>
-            <w:ins w:id="68" w:author="Millicent  Mufambi" w:date="2026-06-02T11:48:00Z" w16du:dateUtc="2026-06-02T09:48:00Z">
+            <w:ins w:id="68" w:author="Millicent  Mufambi" w:date="2026-06-02T12:54:00Z" w16du:dateUtc="2026-06-02T10:54:00Z">
               <w:r>
                 <w:t>Implemented, not evaluated</w:t>
               </w:r>
@@ -4002,7 +4002,7 @@
             </w:pPr>
             <w:r>
               <w:rPr>
-                <w:rPrChange w:id="69" w:author="Millicent  Mufambi" w:date="2026-06-02T11:48:00Z" w16du:dateUtc="2026-06-02T09:48:00Z">
+                <w:rPrChange w:id="69" w:author="Millicent  Mufambi" w:date="2026-06-02T12:54:00Z" w16du:dateUtc="2026-06-02T10:54:00Z">
                   <w:rPr>
                     <w:b/>
                   </w:rPr>
@@ -4010,7 +4010,7 @@
               </w:rPr>
               <w:t>Yes</w:t>
             </w:r>
-            <w:ins w:id="70" w:author="Millicent  Mufambi" w:date="2026-06-02T11:48:00Z" w16du:dateUtc="2026-06-02T09:48:00Z">
+            <w:ins w:id="70" w:author="Millicent  Mufambi" w:date="2026-06-02T12:54:00Z" w16du:dateUtc="2026-06-02T10:54:00Z">
               <w:r>
                 <w:t xml:space="preserve"> (simulated)</w:t>
               </w:r>
@@ -4025,7 +4025,7 @@
             <w:pPr>
               <w:cnfStyle w:val="000000010000" w:firstRow="0" w:lastRow="0" w:firstColumn="0" w:lastColumn="0" w:oddVBand="0" w:evenVBand="0" w:oddHBand="0" w:evenHBand="1" w:firstRowFirstColumn="0" w:firstRowLastColumn="0" w:lastRowFirstColumn="0" w:lastRowLastColumn="0"/>
             </w:pPr>
-            <w:del w:id="71" w:author="Millicent  Mufambi" w:date="2026-06-02T11:48:00Z" w16du:dateUtc="2026-06-02T09:48:00Z">
+            <w:del w:id="71" w:author="Millicent  Mufambi" w:date="2026-06-02T12:54:00Z" w16du:dateUtc="2026-06-02T10:54:00Z">
               <w:r>
                 <w:rPr>
                   <w:b/>
@@ -4033,14 +4033,14 @@
                 <w:delText>Yes (</w:delText>
               </w:r>
             </w:del>
-            <w:ins w:id="72" w:author="Millicent  Mufambi" w:date="2026-06-02T11:48:00Z" w16du:dateUtc="2026-06-02T09:48:00Z">
+            <w:ins w:id="72" w:author="Millicent  Mufambi" w:date="2026-06-02T12:54:00Z" w16du:dateUtc="2026-06-02T10:54:00Z">
               <w:r>
                 <w:t xml:space="preserve">No (research </w:t>
               </w:r>
             </w:ins>
             <w:r>
               <w:rPr>
-                <w:rPrChange w:id="73" w:author="Millicent  Mufambi" w:date="2026-06-02T11:48:00Z" w16du:dateUtc="2026-06-02T09:48:00Z">
+                <w:rPrChange w:id="73" w:author="Millicent  Mufambi" w:date="2026-06-02T12:54:00Z" w16du:dateUtc="2026-06-02T10:54:00Z">
                   <w:rPr>
                     <w:b/>
                   </w:rPr>
@@ -4074,7 +4074,7 @@
             <w:pPr>
               <w:cnfStyle w:val="000000010000" w:firstRow="0" w:lastRow="0" w:firstColumn="0" w:lastColumn="0" w:oddVBand="0" w:evenVBand="0" w:oddHBand="0" w:evenHBand="1" w:firstRowFirstColumn="0" w:firstRowLastColumn="0" w:lastRowFirstColumn="0" w:lastRowLastColumn="0"/>
             </w:pPr>
-            <w:del w:id="74" w:author="Millicent  Mufambi" w:date="2026-06-02T11:48:00Z" w16du:dateUtc="2026-06-02T09:48:00Z">
+            <w:del w:id="74" w:author="Millicent  Mufambi" w:date="2026-06-02T12:54:00Z" w16du:dateUtc="2026-06-02T10:54:00Z">
               <w:r>
                 <w:rPr>
                   <w:b/>
@@ -4082,7 +4082,7 @@
                 <w:delText>No (Python only)</w:delText>
               </w:r>
             </w:del>
-            <w:ins w:id="75" w:author="Millicent  Mufambi" w:date="2026-06-02T11:48:00Z" w16du:dateUtc="2026-06-02T09:48:00Z">
+            <w:ins w:id="75" w:author="Millicent  Mufambi" w:date="2026-06-02T12:54:00Z" w16du:dateUtc="2026-06-02T10:54:00Z">
               <w:r>
                 <w:t>Partial (Java sample)</w:t>
               </w:r>
@@ -4097,7 +4097,7 @@
             <w:pPr>
               <w:cnfStyle w:val="000000010000" w:firstRow="0" w:lastRow="0" w:firstColumn="0" w:lastColumn="0" w:oddVBand="0" w:evenVBand="0" w:oddHBand="0" w:evenHBand="1" w:firstRowFirstColumn="0" w:firstRowLastColumn="0" w:lastRowFirstColumn="0" w:lastRowLastColumn="0"/>
             </w:pPr>
-            <w:del w:id="76" w:author="Millicent  Mufambi" w:date="2026-06-02T11:48:00Z" w16du:dateUtc="2026-06-02T09:48:00Z">
+            <w:del w:id="76" w:author="Millicent  Mufambi" w:date="2026-06-02T12:54:00Z" w16du:dateUtc="2026-06-02T10:54:00Z">
               <w:r>
                 <w:rPr>
                   <w:b/>
@@ -4105,7 +4105,7 @@
                 <w:delText>Partial</w:delText>
               </w:r>
             </w:del>
-            <w:ins w:id="77" w:author="Millicent  Mufambi" w:date="2026-06-02T11:48:00Z" w16du:dateUtc="2026-06-02T09:48:00Z">
+            <w:ins w:id="77" w:author="Millicent  Mufambi" w:date="2026-06-02T12:54:00Z" w16du:dateUtc="2026-06-02T10:54:00Z">
               <w:r>
                 <w:t>Implemented, not evaluated</w:t>
               </w:r>
@@ -4123,12 +4123,12 @@
       <w:r>
         <w:t xml:space="preserve">The cross-language and learning rows in Table 2 are honest qualifications: the </w:t>
       </w:r>
-      <w:del w:id="78" w:author="Millicent  Mufambi" w:date="2026-06-02T11:48:00Z" w16du:dateUtc="2026-06-02T09:48:00Z">
+      <w:del w:id="78" w:author="Millicent  Mufambi" w:date="2026-06-02T12:54:00Z" w16du:dateUtc="2026-06-02T10:54:00Z">
         <w:r>
           <w:delText xml:space="preserve">validator stack is </w:delText>
         </w:r>
       </w:del>
-      <w:ins w:id="79" w:author="Millicent  Mufambi" w:date="2026-06-02T11:48:00Z" w16du:dateUtc="2026-06-02T09:48:00Z">
+      <w:ins w:id="79" w:author="Millicent  Mufambi" w:date="2026-06-02T12:54:00Z" w16du:dateUtc="2026-06-02T10:54:00Z">
         <w:r>
           <w:t xml:space="preserve">validator's static checks are </w:t>
         </w:r>
@@ -4136,12 +4136,12 @@
       <w:r>
         <w:t>Python-</w:t>
       </w:r>
-      <w:del w:id="80" w:author="Millicent  Mufambi" w:date="2026-06-02T11:48:00Z" w16du:dateUtc="2026-06-02T09:48:00Z">
+      <w:del w:id="80" w:author="Millicent  Mufambi" w:date="2026-06-02T12:54:00Z" w16du:dateUtc="2026-06-02T10:54:00Z">
         <w:r>
           <w:delText xml:space="preserve">only, </w:delText>
         </w:r>
       </w:del>
-      <w:ins w:id="81" w:author="Millicent  Mufambi" w:date="2026-06-02T11:48:00Z" w16du:dateUtc="2026-06-02T09:48:00Z">
+      <w:ins w:id="81" w:author="Millicent  Mufambi" w:date="2026-06-02T12:54:00Z" w16du:dateUtc="2026-06-02T10:54:00Z">
         <w:r>
           <w:t>tuned (</w:t>
         </w:r>
@@ -4149,12 +4149,12 @@
       <w:r>
         <w:t>the main external-validity threat</w:t>
       </w:r>
-      <w:del w:id="82" w:author="Millicent  Mufambi" w:date="2026-06-02T11:48:00Z" w16du:dateUtc="2026-06-02T09:48:00Z">
+      <w:del w:id="82" w:author="Millicent  Mufambi" w:date="2026-06-02T12:54:00Z" w16du:dateUtc="2026-06-02T10:54:00Z">
         <w:r>
           <w:delText xml:space="preserve"> (</w:delText>
         </w:r>
       </w:del>
-      <w:ins w:id="83" w:author="Millicent  Mufambi" w:date="2026-06-02T11:48:00Z" w16du:dateUtc="2026-06-02T09:48:00Z">
+      <w:ins w:id="83" w:author="Millicent  Mufambi" w:date="2026-06-02T12:54:00Z" w16du:dateUtc="2026-06-02T10:54:00Z">
         <w:r>
           <w:t xml:space="preserve">, </w:t>
         </w:r>
@@ -4162,7 +4162,7 @@
       <w:r>
         <w:t xml:space="preserve">Section 7), </w:t>
       </w:r>
-      <w:ins w:id="84" w:author="Millicent  Mufambi" w:date="2026-06-02T11:48:00Z" w16du:dateUtc="2026-06-02T09:48:00Z">
+      <w:ins w:id="84" w:author="Millicent  Mufambi" w:date="2026-06-02T12:54:00Z" w16du:dateUtc="2026-06-02T10:54:00Z">
         <w:r>
           <w:t xml:space="preserve">though a Java sample including real Defects4J bugs is added in Section 6.10; </w:t>
         </w:r>
@@ -4170,12 +4170,12 @@
       <w:r>
         <w:t xml:space="preserve">and the Neo4j knowledge-graph layer supports learning from past repairs but is not </w:t>
       </w:r>
-      <w:del w:id="85" w:author="Millicent  Mufambi" w:date="2026-06-02T11:48:00Z" w16du:dateUtc="2026-06-02T09:48:00Z">
+      <w:del w:id="85" w:author="Millicent  Mufambi" w:date="2026-06-02T12:54:00Z" w16du:dateUtc="2026-06-02T10:54:00Z">
         <w:r>
           <w:delText>exercised here</w:delText>
         </w:r>
       </w:del>
-      <w:ins w:id="86" w:author="Millicent  Mufambi" w:date="2026-06-02T11:48:00Z" w16du:dateUtc="2026-06-02T09:48:00Z">
+      <w:ins w:id="86" w:author="Millicent  Mufambi" w:date="2026-06-02T12:54:00Z" w16du:dateUtc="2026-06-02T10:54:00Z">
         <w:r>
           <w:t>used in these experiments</w:t>
         </w:r>
@@ -4351,7 +4351,7 @@
       </w:pPr>
       <w:r>
         <w:rPr>
-          <w:rPrChange w:id="87" w:author="Millicent  Mufambi" w:date="2026-06-02T11:48:00Z" w16du:dateUtc="2026-06-02T09:48:00Z">
+          <w:rPrChange w:id="87" w:author="Millicent  Mufambi" w:date="2026-06-02T12:54:00Z" w16du:dateUtc="2026-06-02T10:54:00Z">
             <w:rPr>
               <w:b/>
             </w:rPr>
@@ -4362,12 +4362,12 @@
       <w:r>
         <w:t xml:space="preserve"> BFT-MAS code-repair pipeline architecture. The bug report enters at top-left and progresses through Analyzer (Claude</w:t>
       </w:r>
-      <w:del w:id="88" w:author="Millicent  Mufambi" w:date="2026-06-02T11:48:00Z" w16du:dateUtc="2026-06-02T09:48:00Z">
+      <w:del w:id="88" w:author="Millicent  Mufambi" w:date="2026-06-02T12:54:00Z" w16du:dateUtc="2026-06-02T10:54:00Z">
         <w:r>
           <w:delText>) →</w:delText>
         </w:r>
       </w:del>
-      <w:ins w:id="89" w:author="Millicent  Mufambi" w:date="2026-06-02T11:48:00Z" w16du:dateUtc="2026-06-02T09:48:00Z">
+      <w:ins w:id="89" w:author="Millicent  Mufambi" w:date="2026-06-02T12:54:00Z" w16du:dateUtc="2026-06-02T10:54:00Z">
         <w:r>
           <w:t xml:space="preserve"> Sonnet, no vote) -&gt;</w:t>
         </w:r>
@@ -4375,7 +4375,7 @@
       <w:r>
         <w:t xml:space="preserve"> Healer </w:t>
       </w:r>
-      <w:ins w:id="90" w:author="Millicent  Mufambi" w:date="2026-06-02T11:48:00Z" w16du:dateUtc="2026-06-02T09:48:00Z">
+      <w:ins w:id="90" w:author="Millicent  Mufambi" w:date="2026-06-02T12:54:00Z" w16du:dateUtc="2026-06-02T10:54:00Z">
         <w:r>
           <w:t xml:space="preserve">/ proposer </w:t>
         </w:r>
@@ -4383,12 +4383,12 @@
       <w:r>
         <w:t>(GPT-4o</w:t>
       </w:r>
-      <w:del w:id="91" w:author="Millicent  Mufambi" w:date="2026-06-02T11:48:00Z" w16du:dateUtc="2026-06-02T09:48:00Z">
+      <w:del w:id="91" w:author="Millicent  Mufambi" w:date="2026-06-02T12:54:00Z" w16du:dateUtc="2026-06-02T10:54:00Z">
         <w:r>
           <w:delText>) → two Ollama</w:delText>
         </w:r>
       </w:del>
-      <w:ins w:id="92" w:author="Millicent  Mufambi" w:date="2026-06-02T11:48:00Z" w16du:dateUtc="2026-06-02T09:48:00Z">
+      <w:ins w:id="92" w:author="Millicent  Mufambi" w:date="2026-06-02T12:54:00Z" w16du:dateUtc="2026-06-02T10:54:00Z">
         <w:r>
           <w:t>, no vote) -&gt; four independent, model-diverse</w:t>
         </w:r>
@@ -4396,7 +4396,7 @@
       <w:r>
         <w:t xml:space="preserve"> validators </w:t>
       </w:r>
-      <w:ins w:id="93" w:author="Millicent  Mufambi" w:date="2026-06-02T11:48:00Z" w16du:dateUtc="2026-06-02T09:48:00Z">
+      <w:ins w:id="93" w:author="Millicent  Mufambi" w:date="2026-06-02T12:54:00Z" w16du:dateUtc="2026-06-02T10:54:00Z">
         <w:r>
           <w:t xml:space="preserve">(Claude-Haiku, GPT-4o-mini, llama3.1:8b, mistral:7b) voting </w:t>
         </w:r>
@@ -4404,12 +4404,12 @@
       <w:r>
         <w:t xml:space="preserve">in parallel </w:t>
       </w:r>
-      <w:del w:id="94" w:author="Millicent  Mufambi" w:date="2026-06-02T11:48:00Z" w16du:dateUtc="2026-06-02T09:48:00Z">
+      <w:del w:id="94" w:author="Millicent  Mufambi" w:date="2026-06-02T12:54:00Z" w16du:dateUtc="2026-06-02T10:54:00Z">
         <w:r>
           <w:delText>→</w:delText>
         </w:r>
       </w:del>
-      <w:ins w:id="95" w:author="Millicent  Mufambi" w:date="2026-06-02T11:48:00Z" w16du:dateUtc="2026-06-02T09:48:00Z">
+      <w:ins w:id="95" w:author="Millicent  Mufambi" w:date="2026-06-02T12:54:00Z" w16du:dateUtc="2026-06-02T10:54:00Z">
         <w:r>
           <w:t>-&gt;</w:t>
         </w:r>
@@ -4417,12 +4417,12 @@
       <w:r>
         <w:t xml:space="preserve"> PBFT three-phase consensus </w:t>
       </w:r>
-      <w:del w:id="96" w:author="Millicent  Mufambi" w:date="2026-06-02T11:48:00Z" w16du:dateUtc="2026-06-02T09:48:00Z">
+      <w:del w:id="96" w:author="Millicent  Mufambi" w:date="2026-06-02T12:54:00Z" w16du:dateUtc="2026-06-02T10:54:00Z">
         <w:r>
           <w:delText>→</w:delText>
         </w:r>
       </w:del>
-      <w:ins w:id="97" w:author="Millicent  Mufambi" w:date="2026-06-02T11:48:00Z" w16du:dateUtc="2026-06-02T09:48:00Z">
+      <w:ins w:id="97" w:author="Millicent  Mufambi" w:date="2026-06-02T12:54:00Z" w16du:dateUtc="2026-06-02T10:54:00Z">
         <w:r>
           <w:t>(quorum 3 of 4) -&gt;</w:t>
         </w:r>
@@ -4485,7 +4485,7 @@
       <w:pPr>
         <w:pStyle w:val="ListBullet"/>
       </w:pPr>
-      <w:del w:id="98" w:author="Millicent  Mufambi" w:date="2026-06-02T11:48:00Z" w16du:dateUtc="2026-06-02T09:48:00Z">
+      <w:del w:id="98" w:author="Millicent  Mufambi" w:date="2026-06-02T12:54:00Z" w16du:dateUtc="2026-06-02T10:54:00Z">
         <w:r>
           <w:rPr>
             <w:b/>
@@ -4493,14 +4493,14 @@
           <w:delText>Validators (local Ollama</w:delText>
         </w:r>
       </w:del>
-      <w:ins w:id="99" w:author="Millicent  Mufambi" w:date="2026-06-02T11:48:00Z" w16du:dateUtc="2026-06-02T09:48:00Z">
+      <w:ins w:id="99" w:author="Millicent  Mufambi" w:date="2026-06-02T12:54:00Z" w16du:dateUtc="2026-06-02T10:54:00Z">
         <w:r>
           <w:t>Four independent, model-diverse validators (Claude-Haiku, GPT-4o-mini,</w:t>
         </w:r>
       </w:ins>
       <w:r>
         <w:rPr>
-          <w:rPrChange w:id="100" w:author="Millicent  Mufambi" w:date="2026-06-02T11:48:00Z" w16du:dateUtc="2026-06-02T09:48:00Z">
+          <w:rPrChange w:id="100" w:author="Millicent  Mufambi" w:date="2026-06-02T12:54:00Z" w16du:dateUtc="2026-06-02T10:54:00Z">
             <w:rPr>
               <w:b/>
             </w:rPr>
@@ -4508,7 +4508,7 @@
         </w:rPr>
         <w:t xml:space="preserve"> llama3.1:8b</w:t>
       </w:r>
-      <w:del w:id="101" w:author="Millicent  Mufambi" w:date="2026-06-02T11:48:00Z" w16du:dateUtc="2026-06-02T09:48:00Z">
+      <w:del w:id="101" w:author="Millicent  Mufambi" w:date="2026-06-02T12:54:00Z" w16du:dateUtc="2026-06-02T10:54:00Z">
         <w:r>
           <w:rPr>
             <w:b/>
@@ -4516,14 +4516,14 @@
           <w:delText>, two instances</w:delText>
         </w:r>
       </w:del>
-      <w:ins w:id="102" w:author="Millicent  Mufambi" w:date="2026-06-02T11:48:00Z" w16du:dateUtc="2026-06-02T09:48:00Z">
+      <w:ins w:id="102" w:author="Millicent  Mufambi" w:date="2026-06-02T12:54:00Z" w16du:dateUtc="2026-06-02T10:54:00Z">
         <w:r>
           <w:t xml:space="preserve"> and mistral:7b</w:t>
         </w:r>
       </w:ins>
       <w:r>
         <w:rPr>
-          <w:rPrChange w:id="103" w:author="Millicent  Mufambi" w:date="2026-06-02T11:48:00Z" w16du:dateUtc="2026-06-02T09:48:00Z">
+          <w:rPrChange w:id="103" w:author="Millicent  Mufambi" w:date="2026-06-02T12:54:00Z" w16du:dateUtc="2026-06-02T10:54:00Z">
             <w:rPr>
               <w:b/>
             </w:rPr>
@@ -4534,7 +4534,7 @@
       <w:r>
         <w:t xml:space="preserve"> inspect each candidate, run static safety checks and return a structured verdict</w:t>
       </w:r>
-      <w:ins w:id="104" w:author="Millicent  Mufambi" w:date="2026-06-02T11:48:00Z" w16du:dateUtc="2026-06-02T09:48:00Z">
+      <w:ins w:id="104" w:author="Millicent  Mufambi" w:date="2026-06-02T12:54:00Z" w16du:dateUtc="2026-06-02T10:54:00Z">
         <w:r>
           <w:t>; a fix is approved when at least three of the four accept</w:t>
         </w:r>
@@ -4570,10 +4570,10 @@
         <w:spacing w:after="120"/>
         <w:jc w:val="both"/>
         <w:rPr>
-          <w:del w:id="105" w:author="Millicent  Mufambi" w:date="2026-06-02T11:48:00Z" w16du:dateUtc="2026-06-02T09:48:00Z"/>
+          <w:del w:id="105" w:author="Millicent  Mufambi" w:date="2026-06-02T12:54:00Z" w16du:dateUtc="2026-06-02T10:54:00Z"/>
         </w:rPr>
       </w:pPr>
-      <w:del w:id="106" w:author="Millicent  Mufambi" w:date="2026-06-02T11:48:00Z" w16du:dateUtc="2026-06-02T09:48:00Z">
+      <w:del w:id="106" w:author="Millicent  Mufambi" w:date="2026-06-02T12:54:00Z" w16du:dateUtc="2026-06-02T10:54:00Z">
         <w:r>
           <w:delText>The consensus engine runs PBFT with f = 1, so four agents and a quorum of three across the pre-prepare, prepare and commit phases, each signed with per-agent Ed25519 keys. Consensus holds once at least three agents emit matching commit messages. The view-change procedure for primary failure is implemented but not exercised here.</w:delText>
         </w:r>
@@ -4584,18 +4584,21 @@
         <w:spacing w:after="120"/>
         <w:jc w:val="both"/>
         <w:rPr>
-          <w:ins w:id="107" w:author="Millicent  Mufambi" w:date="2026-06-02T11:48:00Z" w16du:dateUtc="2026-06-02T09:48:00Z"/>
+          <w:ins w:id="107" w:author="Millicent  Mufambi" w:date="2026-06-02T12:54:00Z" w16du:dateUtc="2026-06-02T10:54:00Z"/>
         </w:rPr>
       </w:pPr>
-      <w:ins w:id="108" w:author="Millicent  Mufambi" w:date="2026-06-02T11:48:00Z" w16du:dateUtc="2026-06-02T09:48:00Z">
-        <w:r>
-          <w:t>The consensus engine runs PBFT with f = 1 over four independent validator replicas (n = 3f + 1 = 4), each a different model: Claude-Haiku, GPT-4o-mini, llama3.1:8b and mistral:7b. It runs PBFT's three phases (pre-prepare, prepare, commit), each message signed with a per-replica Ed25519 key. The Healer (GPT-4o) is the proposer: it submits one candidate fix and casts no vote, and a byte digest binds every prepare and commit to that proposal, as in classical PBFT. The Analyzer (Claude Sonnet) feeds the diagnos</w:t>
-        </w:r>
-        <w:r>
-          <w:t>is to the proposer and likewise does not vote. In the prepare phase each of the four validators independently casts an accept or reject vote; with the 2f + 1 = 3 quorum a fix is approved when at least three of the four accept and rejected otherwise, and the commit phase confirms the bound proposal. Because all four verdicts are independent and model-diverse, the configuration realises the textbook guarantee of tolerating f Byzantine replicas among 3f + 1; we verify this directly by injecting Byzantine behav</w:t>
-        </w:r>
-        <w:r>
-          <w:t>iour into a validator (Section 6.6) and by an f = 2 tight-bound study (Section 6.13). Agreement here is over a single proposal; agreement among several independent proposals, where heterogeneous agents rarely produce identical text, is the separate semantic-equivalence quorum (Sections 5.10 and 6.9). Leader replacement (view-change) is implemented; primary-failure recovery under continuous faults is left to future work (Section 8.2).</w:t>
+      <w:ins w:id="108" w:author="Millicent  Mufambi" w:date="2026-06-02T12:54:00Z" w16du:dateUtc="2026-06-02T10:54:00Z">
+        <w:r>
+          <w:t>The consensus engine runs PBFT with f = 1 over four independent validator replicas (n = 3f + 1 = 4), each a different model: Claude-Haiku, GPT-4o-mini, llama3.1:8b and mistral:7b. It runs PBFT's three phases (pre-prepare, prepare, commit), each message signed by its sending replica (the protocol simulation of Section 6.14 uses Ed25519 keys verified on receipt; the in-process pipeline uses a lightweight HMAC, as there is no live attacker to defend against). The Healer (GPT-4o) is the proposer: it submits one</w:t>
+        </w:r>
+        <w:r>
+          <w:t xml:space="preserve"> candidate fix and casts no vote, and a byte digest binds every prepare and commit to that proposal, as in classical PBFT. The Analyzer (Claude Sonnet) feeds the diagnosis to the proposer and likewise does not vote. In the prepare phase each of the four validators independently casts an accept or reject vote; with the 2f + 1 = 3 quorum a fix is approved when at least three of the four accept and rejected otherwise, and the commit phase confirms the bound proposal. Because all four verdicts are independent a</w:t>
+        </w:r>
+        <w:r>
+          <w:t>nd model-diverse, a corrupted validator's vote is outvoted by the honest quorum (the fault-injection runs of Section 6.6), and this masking is tight at the 3f + 1 bound (the f = 2 study of Section 6.13). These runs handle a validator that merely votes wrongly; the defining Byzantine property — preserving agreement when the proposer itself equivocates, telling different replicas different things — is the harder case, demonstrated in the protocol simulation of Section 6.14, which is where the Byzantine-fault-</w:t>
+        </w:r>
+        <w:r>
+          <w:t>tolerance claim is earned. Agreement here is over a single proposal; agreement among several independent proposals, where heterogeneous agents rarely produce identical text, is the separate semantic-equivalence quorum (Sections 5.10 and 6.9). Leader replacement (view-change) is implemented; primary-failure recovery under continuous faults is left to future work (Section 8.2).</w:t>
         </w:r>
       </w:ins>
     </w:p>
@@ -4604,18 +4607,18 @@
         <w:spacing w:after="120"/>
         <w:jc w:val="both"/>
         <w:rPr>
-          <w:ins w:id="109" w:author="Millicent  Mufambi" w:date="2026-06-02T11:48:00Z" w16du:dateUtc="2026-06-02T09:48:00Z"/>
+          <w:ins w:id="109" w:author="Millicent  Mufambi" w:date="2026-06-02T12:54:00Z" w16du:dateUtc="2026-06-02T10:54:00Z"/>
         </w:rPr>
       </w:pPr>
-      <w:ins w:id="110" w:author="Millicent  Mufambi" w:date="2026-06-02T11:48:00Z" w16du:dateUtc="2026-06-02T09:48:00Z">
-        <w:r>
-          <w:t xml:space="preserve">Threat model and scope. The prototype runs all four validator replicas as asynchronous tasks inside one trusted Python process; there is no real network, Sybil, or message-tampering adversary, and the Ed25519 signatures therefore protect message integrity by construction rather than against a live attacker. The adversary we model is a Byzantine validator, simulated by a wrapper that forces always-reject, always-approve, random, timeout or garbage behaviour (Section 5.5); this is why the protocol adds under </w:t>
-        </w:r>
-        <w:r>
-          <w:t>2 ms, as there is no distributed coordination to pay for. Within this model the consensus is genuine 3f + 1 Byzantine fault tolerance: four independent, model-diverse validators vote, and the f = 1 quorum tolerates exactly one corrupted voter, demonstrated empirically (Section 6.6) and shown to be tight at f = 2 (Section 6.13). What remains out of scope is the distributed setting, real inter-host messaging, network partitions, and view-change under primary failure; we evaluate genuine BFT consensus in a sin</w:t>
-        </w:r>
-        <w:r>
-          <w:t>gle-process simulation, and hardening it for a distributed deployment is the natural next step (Section 8).</w:t>
+      <w:ins w:id="110" w:author="Millicent  Mufambi" w:date="2026-06-02T12:54:00Z" w16du:dateUtc="2026-06-02T10:54:00Z">
+        <w:r>
+          <w:t xml:space="preserve">Threat model and scope. The system is evaluated in two complementary harnesses, and the threat model differs between them. The LLM safety pipeline (Sections 6.1 to 6.13) runs all four validator replicas as asynchronous tasks inside one trusted Python process: there is no real network and no message-tampering or Sybil adversary, the only injected fault is a Byzantine validator that votes maliciously (a wrapper forcing always-reject, always-approve, random, timeout or garbage behaviour, Section 5.5), and the </w:t>
+        </w:r>
+        <w:r>
+          <w:t>message signatures there (a lightweight HMAC) protect integrity by construction rather than against a live attacker. In that harness the quorum simply masks one faulty vote, which is why the protocol adds under 2 ms: there is no distributed coordination to pay for. The genuinely Byzantine setting — independent replicas exchanging signed messages over a network that can delay, drop and partition them, against a primary that equivocates and nodes that attempt to forge messages — is evaluated separately in the</w:t>
+        </w:r>
+        <w:r>
+          <w:t xml:space="preserve"> deterministic protocol simulation of Section 6.14, where signatures are verified on receipt and forged messages are rejected. What remains out of scope in both harnesses is a multi-host deployment and view-change under primary failure; hardening the protocol for distributed operation is the natural next step (Section 8).</w:t>
         </w:r>
       </w:ins>
     </w:p>
@@ -4648,7 +4651,7 @@
       </w:pPr>
       <w:r>
         <w:rPr>
-          <w:rPrChange w:id="111" w:author="Millicent  Mufambi" w:date="2026-06-02T11:48:00Z" w16du:dateUtc="2026-06-02T09:48:00Z">
+          <w:rPrChange w:id="111" w:author="Millicent  Mufambi" w:date="2026-06-02T12:54:00Z" w16du:dateUtc="2026-06-02T10:54:00Z">
             <w:rPr>
               <w:b/>
               <w:sz w:val="24"/>
@@ -4657,7 +4660,7 @@
         </w:rPr>
         <w:t xml:space="preserve">3.4 </w:t>
       </w:r>
-      <w:del w:id="112" w:author="Millicent  Mufambi" w:date="2026-06-02T11:48:00Z" w16du:dateUtc="2026-06-02T09:48:00Z">
+      <w:del w:id="112" w:author="Millicent  Mufambi" w:date="2026-06-02T12:54:00Z" w16du:dateUtc="2026-06-02T10:54:00Z">
         <w:r>
           <w:rPr>
             <w:b/>
@@ -4668,7 +4671,7 @@
       </w:del>
       <w:r>
         <w:rPr>
-          <w:rPrChange w:id="113" w:author="Millicent  Mufambi" w:date="2026-06-02T11:48:00Z" w16du:dateUtc="2026-06-02T09:48:00Z">
+          <w:rPrChange w:id="113" w:author="Millicent  Mufambi" w:date="2026-06-02T12:54:00Z" w16du:dateUtc="2026-06-02T10:54:00Z">
             <w:rPr>
               <w:b/>
               <w:sz w:val="24"/>
@@ -4677,7 +4680,7 @@
         </w:rPr>
         <w:t>Visualization</w:t>
       </w:r>
-      <w:ins w:id="114" w:author="Millicent  Mufambi" w:date="2026-06-02T11:48:00Z" w16du:dateUtc="2026-06-02T09:48:00Z">
+      <w:ins w:id="114" w:author="Millicent  Mufambi" w:date="2026-06-02T12:54:00Z" w16du:dateUtc="2026-06-02T10:54:00Z">
         <w:r>
           <w:t xml:space="preserve"> Interface</w:t>
         </w:r>
@@ -4691,12 +4694,12 @@
       <w:r>
         <w:t xml:space="preserve">A Vue 3 </w:t>
       </w:r>
-      <w:del w:id="115" w:author="Millicent  Mufambi" w:date="2026-06-02T11:48:00Z" w16du:dateUtc="2026-06-02T09:48:00Z">
+      <w:del w:id="115" w:author="Millicent  Mufambi" w:date="2026-06-02T12:54:00Z" w16du:dateUtc="2026-06-02T10:54:00Z">
         <w:r>
           <w:delText>frontend</w:delText>
         </w:r>
       </w:del>
-      <w:ins w:id="116" w:author="Millicent  Mufambi" w:date="2026-06-02T11:48:00Z" w16du:dateUtc="2026-06-02T09:48:00Z">
+      <w:ins w:id="116" w:author="Millicent  Mufambi" w:date="2026-06-02T12:54:00Z" w16du:dateUtc="2026-06-02T10:54:00Z">
         <w:r>
           <w:t>prototype interface</w:t>
         </w:r>
@@ -4704,12 +4707,12 @@
       <w:r>
         <w:t xml:space="preserve"> connects over WebSocket and </w:t>
       </w:r>
-      <w:del w:id="117" w:author="Millicent  Mufambi" w:date="2026-06-02T11:48:00Z" w16du:dateUtc="2026-06-02T09:48:00Z">
+      <w:del w:id="117" w:author="Millicent  Mufambi" w:date="2026-06-02T12:54:00Z" w16du:dateUtc="2026-06-02T10:54:00Z">
         <w:r>
           <w:delText>shows three live views</w:delText>
         </w:r>
       </w:del>
-      <w:ins w:id="118" w:author="Millicent  Mufambi" w:date="2026-06-02T11:48:00Z" w16du:dateUtc="2026-06-02T09:48:00Z">
+      <w:ins w:id="118" w:author="Millicent  Mufambi" w:date="2026-06-02T12:54:00Z" w16du:dateUtc="2026-06-02T10:54:00Z">
         <w:r>
           <w:t>visualises a consensus run</w:t>
         </w:r>
@@ -4717,12 +4720,12 @@
       <w:r>
         <w:t xml:space="preserve">: a sandbox runner for arbitrary code, a Consensus Lab </w:t>
       </w:r>
-      <w:del w:id="119" w:author="Millicent  Mufambi" w:date="2026-06-02T11:48:00Z" w16du:dateUtc="2026-06-02T09:48:00Z">
+      <w:del w:id="119" w:author="Millicent  Mufambi" w:date="2026-06-02T12:54:00Z" w16du:dateUtc="2026-06-02T10:54:00Z">
         <w:r>
           <w:delText>streaming</w:delText>
         </w:r>
       </w:del>
-      <w:ins w:id="120" w:author="Millicent  Mufambi" w:date="2026-06-02T11:48:00Z" w16du:dateUtc="2026-06-02T09:48:00Z">
+      <w:ins w:id="120" w:author="Millicent  Mufambi" w:date="2026-06-02T12:54:00Z" w16du:dateUtc="2026-06-02T10:54:00Z">
         <w:r>
           <w:t>that displays</w:t>
         </w:r>
@@ -4730,7 +4733,7 @@
       <w:r>
         <w:t xml:space="preserve"> per-phase events and per-agent votes</w:t>
       </w:r>
-      <w:del w:id="121" w:author="Millicent  Mufambi" w:date="2026-06-02T11:48:00Z" w16du:dateUtc="2026-06-02T09:48:00Z">
+      <w:del w:id="121" w:author="Millicent  Mufambi" w:date="2026-06-02T12:54:00Z" w16du:dateUtc="2026-06-02T10:54:00Z">
         <w:r>
           <w:delText xml:space="preserve"> in real time</w:delText>
         </w:r>
@@ -4738,12 +4741,12 @@
       <w:r>
         <w:t xml:space="preserve">, and </w:t>
       </w:r>
-      <w:del w:id="122" w:author="Millicent  Mufambi" w:date="2026-06-02T11:48:00Z" w16du:dateUtc="2026-06-02T09:48:00Z">
+      <w:del w:id="122" w:author="Millicent  Mufambi" w:date="2026-06-02T12:54:00Z" w16du:dateUtc="2026-06-02T10:54:00Z">
         <w:r>
           <w:delText>the existing</w:delText>
         </w:r>
       </w:del>
-      <w:ins w:id="123" w:author="Millicent  Mufambi" w:date="2026-06-02T11:48:00Z" w16du:dateUtc="2026-06-02T09:48:00Z">
+      <w:ins w:id="123" w:author="Millicent  Mufambi" w:date="2026-06-02T12:54:00Z" w16du:dateUtc="2026-06-02T10:54:00Z">
         <w:r>
           <w:t>a</w:t>
         </w:r>
@@ -4751,12 +4754,12 @@
       <w:r>
         <w:t xml:space="preserve"> dashboard</w:t>
       </w:r>
-      <w:del w:id="124" w:author="Millicent  Mufambi" w:date="2026-06-02T11:48:00Z" w16du:dateUtc="2026-06-02T09:48:00Z">
+      <w:del w:id="124" w:author="Millicent  Mufambi" w:date="2026-06-02T12:54:00Z" w16du:dateUtc="2026-06-02T10:54:00Z">
         <w:r>
           <w:delText>,</w:delText>
         </w:r>
       </w:del>
-      <w:ins w:id="125" w:author="Millicent  Mufambi" w:date="2026-06-02T11:48:00Z" w16du:dateUtc="2026-06-02T09:48:00Z">
+      <w:ins w:id="125" w:author="Millicent  Mufambi" w:date="2026-06-02T12:54:00Z" w16du:dateUtc="2026-06-02T10:54:00Z">
         <w:r>
           <w:t xml:space="preserve"> with the</w:t>
         </w:r>
@@ -4764,7 +4767,7 @@
       <w:r>
         <w:t xml:space="preserve"> agent mesh and consensus monitor.</w:t>
       </w:r>
-      <w:ins w:id="126" w:author="Millicent  Mufambi" w:date="2026-06-02T11:48:00Z" w16du:dateUtc="2026-06-02T09:48:00Z">
+      <w:ins w:id="126" w:author="Millicent  Mufambi" w:date="2026-06-02T12:54:00Z" w16du:dateUtc="2026-06-02T10:54:00Z">
         <w:r>
           <w:t xml:space="preserve"> It is a developer-facing tool for inspecting runs, not a deployed service.</w:t>
         </w:r>
@@ -4983,12 +4986,12 @@
             <w:r>
               <w:t>Met on the safety axis</w:t>
             </w:r>
-            <w:del w:id="127" w:author="Millicent  Mufambi" w:date="2026-06-02T11:48:00Z" w16du:dateUtc="2026-06-02T09:48:00Z">
+            <w:del w:id="127" w:author="Millicent  Mufambi" w:date="2026-06-02T12:54:00Z" w16du:dateUtc="2026-06-02T10:54:00Z">
               <w:r>
                 <w:delText>:</w:delText>
               </w:r>
             </w:del>
-            <w:ins w:id="128" w:author="Millicent  Mufambi" w:date="2026-06-02T11:48:00Z" w16du:dateUtc="2026-06-02T09:48:00Z">
+            <w:ins w:id="128" w:author="Millicent  Mufambi" w:date="2026-06-02T12:54:00Z" w16du:dateUtc="2026-06-02T10:54:00Z">
               <w:r>
                 <w:t xml:space="preserve"> through genuine Byzantine fault tolerance: with four independent, model-diverse validators (f = 1, quorum 3 of 4)</w:t>
               </w:r>
@@ -4996,12 +4999,12 @@
             <w:r>
               <w:t xml:space="preserve"> the </w:t>
             </w:r>
-            <w:del w:id="129" w:author="Millicent  Mufambi" w:date="2026-06-02T11:48:00Z" w16du:dateUtc="2026-06-02T09:48:00Z">
+            <w:del w:id="129" w:author="Millicent  Mufambi" w:date="2026-06-02T12:54:00Z" w16du:dateUtc="2026-06-02T10:54:00Z">
               <w:r>
                 <w:delText>consensus pipeline produced 100.0% safety (zero safety violations</w:delText>
               </w:r>
             </w:del>
-            <w:ins w:id="130" w:author="Millicent  Mufambi" w:date="2026-06-02T11:48:00Z" w16du:dateUtc="2026-06-02T09:48:00Z">
+            <w:ins w:id="130" w:author="Millicent  Mufambi" w:date="2026-06-02T12:54:00Z" w16du:dateUtc="2026-06-02T10:54:00Z">
               <w:r>
                 <w:t>system tolerates one corrupted voter</w:t>
               </w:r>
@@ -5009,12 +5012,12 @@
             <w:r>
               <w:t xml:space="preserve"> across all </w:t>
             </w:r>
-            <w:del w:id="131" w:author="Millicent  Mufambi" w:date="2026-06-02T11:48:00Z" w16du:dateUtc="2026-06-02T09:48:00Z">
+            <w:del w:id="131" w:author="Millicent  Mufambi" w:date="2026-06-02T12:54:00Z" w16du:dateUtc="2026-06-02T10:54:00Z">
               <w:r>
                 <w:delText>90 paired bugs), comfortably above</w:delText>
               </w:r>
             </w:del>
-            <w:ins w:id="132" w:author="Millicent  Mufambi" w:date="2026-06-02T11:48:00Z" w16du:dateUtc="2026-06-02T09:48:00Z">
+            <w:ins w:id="132" w:author="Millicent  Mufambi" w:date="2026-06-02T12:54:00Z" w16du:dateUtc="2026-06-02T10:54:00Z">
               <w:r>
                 <w:t>five fault behaviours, and an f = 2 study (n = 7, quorum 5) confirms</w:t>
               </w:r>
@@ -5022,12 +5025,12 @@
             <w:r>
               <w:t xml:space="preserve"> the </w:t>
             </w:r>
-            <w:del w:id="133" w:author="Millicent  Mufambi" w:date="2026-06-02T11:48:00Z" w16du:dateUtc="2026-06-02T09:48:00Z">
+            <w:del w:id="133" w:author="Millicent  Mufambi" w:date="2026-06-02T12:54:00Z" w16du:dateUtc="2026-06-02T10:54:00Z">
               <w:r>
                 <w:delText xml:space="preserve">95% threshold. The single-agent baseline reached 88.9% safety (11.1% </w:delText>
               </w:r>
             </w:del>
-            <w:ins w:id="134" w:author="Millicent  Mufambi" w:date="2026-06-02T11:48:00Z" w16du:dateUtc="2026-06-02T09:48:00Z">
+            <w:ins w:id="134" w:author="Millicent  Mufambi" w:date="2026-06-02T12:54:00Z" w16du:dateUtc="2026-06-02T10:54:00Z">
               <w:r>
                 <w:t>tolerance bound is exact. On the BugsInPy subset the safety-</w:t>
               </w:r>
@@ -5035,12 +5038,12 @@
             <w:r>
               <w:t>violation rate</w:t>
             </w:r>
-            <w:del w:id="135" w:author="Millicent  Mufambi" w:date="2026-06-02T11:48:00Z" w16du:dateUtc="2026-06-02T09:48:00Z">
+            <w:del w:id="135" w:author="Millicent  Mufambi" w:date="2026-06-02T12:54:00Z" w16du:dateUtc="2026-06-02T10:54:00Z">
               <w:r>
                 <w:delText>). On the raw success axis the consensus pipeline reached 82.2% (74/90 bugs successfully repaired)</w:delText>
               </w:r>
             </w:del>
-            <w:ins w:id="136" w:author="Millicent  Mufambi" w:date="2026-06-02T11:48:00Z" w16du:dateUtc="2026-06-02T09:48:00Z">
+            <w:ins w:id="136" w:author="Millicent  Mufambi" w:date="2026-06-02T12:54:00Z" w16du:dateUtc="2026-06-02T10:54:00Z">
               <w:r>
                 <w:t xml:space="preserve"> fell directionally from 75% to 50%</w:t>
               </w:r>
@@ -5048,12 +5051,12 @@
             <w:r>
               <w:t xml:space="preserve"> and the </w:t>
             </w:r>
-            <w:del w:id="137" w:author="Millicent  Mufambi" w:date="2026-06-02T11:48:00Z" w16du:dateUtc="2026-06-02T09:48:00Z">
+            <w:del w:id="137" w:author="Millicent  Mufambi" w:date="2026-06-02T12:54:00Z" w16du:dateUtc="2026-06-02T10:54:00Z">
               <w:r>
                 <w:delText>baseline reached 88.9% (80/90); both fall short of 95% raw success on real-world bugs but</w:delText>
               </w:r>
             </w:del>
-            <w:ins w:id="138" w:author="Millicent  Mufambi" w:date="2026-06-02T11:48:00Z" w16du:dateUtc="2026-06-02T09:48:00Z">
+            <w:ins w:id="138" w:author="Millicent  Mufambi" w:date="2026-06-02T12:54:00Z" w16du:dateUtc="2026-06-02T10:54:00Z">
               <w:r>
                 <w:t>repair rate rose from 25% to 50% (neither significant at this sample size);</w:t>
               </w:r>
@@ -5061,12 +5064,12 @@
             <w:r>
               <w:t xml:space="preserve"> the </w:t>
             </w:r>
-            <w:del w:id="139" w:author="Millicent  Mufambi" w:date="2026-06-02T11:48:00Z" w16du:dateUtc="2026-06-02T09:48:00Z">
+            <w:del w:id="139" w:author="Millicent  Mufambi" w:date="2026-06-02T12:54:00Z" w16du:dateUtc="2026-06-02T10:54:00Z">
               <w:r>
                 <w:delText>consensus</w:delText>
               </w:r>
             </w:del>
-            <w:ins w:id="140" w:author="Millicent  Mufambi" w:date="2026-06-02T11:48:00Z" w16du:dateUtc="2026-06-02T09:48:00Z">
+            <w:ins w:id="140" w:author="Millicent  Mufambi" w:date="2026-06-02T12:54:00Z" w16du:dateUtc="2026-06-02T10:54:00Z">
               <w:r>
                 <w:t>executable sandbox ensures no consensus-approved fix is committed unless it passes, so the</w:t>
               </w:r>
@@ -5074,7 +5077,7 @@
             <w:r>
               <w:t xml:space="preserve"> pipeline never commits </w:t>
             </w:r>
-            <w:del w:id="141" w:author="Millicent  Mufambi" w:date="2026-06-02T11:48:00Z" w16du:dateUtc="2026-06-02T09:48:00Z">
+            <w:del w:id="141" w:author="Millicent  Mufambi" w:date="2026-06-02T12:54:00Z" w16du:dateUtc="2026-06-02T10:54:00Z">
               <w:r>
                 <w:delText xml:space="preserve">to </w:delText>
               </w:r>
@@ -5172,12 +5175,12 @@
             <w:r>
               <w:t xml:space="preserve">90 bugs evaluated (40 synthetic, 20 BugsInPy real bugs from </w:t>
             </w:r>
-            <w:del w:id="142" w:author="Millicent  Mufambi" w:date="2026-06-02T11:48:00Z" w16du:dateUtc="2026-06-02T09:48:00Z">
+            <w:del w:id="142" w:author="Millicent  Mufambi" w:date="2026-06-02T12:54:00Z" w16du:dateUtc="2026-06-02T10:54:00Z">
               <w:r>
                 <w:delText>four open-source</w:delText>
               </w:r>
             </w:del>
-            <w:ins w:id="143" w:author="Millicent  Mufambi" w:date="2026-06-02T11:48:00Z" w16du:dateUtc="2026-06-02T09:48:00Z">
+            <w:ins w:id="143" w:author="Millicent  Mufambi" w:date="2026-06-02T12:54:00Z" w16du:dateUtc="2026-06-02T10:54:00Z">
               <w:r>
                 <w:t>two</w:t>
               </w:r>
@@ -5185,12 +5188,12 @@
             <w:r>
               <w:t xml:space="preserve"> projects</w:t>
             </w:r>
-            <w:del w:id="144" w:author="Millicent  Mufambi" w:date="2026-06-02T11:48:00Z" w16du:dateUtc="2026-06-02T09:48:00Z">
+            <w:del w:id="144" w:author="Millicent  Mufambi" w:date="2026-06-02T12:54:00Z" w16du:dateUtc="2026-06-02T10:54:00Z">
               <w:r>
                 <w:delText>,</w:delText>
               </w:r>
             </w:del>
-            <w:ins w:id="145" w:author="Millicent  Mufambi" w:date="2026-06-02T11:48:00Z" w16du:dateUtc="2026-06-02T09:48:00Z">
+            <w:ins w:id="145" w:author="Millicent  Mufambi" w:date="2026-06-02T12:54:00Z" w16du:dateUtc="2026-06-02T10:54:00Z">
               <w:r>
                 <w:t xml:space="preserve"> (PySnooper and ansible),</w:t>
               </w:r>
@@ -5198,12 +5201,12 @@
             <w:r>
               <w:t xml:space="preserve"> 30 e-commerce-domain bugs). The smaller scale reflects budget and timeline constraints of an MSc project</w:t>
             </w:r>
-            <w:del w:id="146" w:author="Millicent  Mufambi" w:date="2026-06-02T11:48:00Z" w16du:dateUtc="2026-06-02T09:48:00Z">
+            <w:del w:id="146" w:author="Millicent  Mufambi" w:date="2026-06-02T12:54:00Z" w16du:dateUtc="2026-06-02T10:54:00Z">
               <w:r>
                 <w:delText>; the corpus has been expanded between Phase 4 and Phase 5 of this work as scope allowed.</w:delText>
               </w:r>
             </w:del>
-            <w:ins w:id="147" w:author="Millicent  Mufambi" w:date="2026-06-02T11:48:00Z" w16du:dateUtc="2026-06-02T09:48:00Z">
+            <w:ins w:id="147" w:author="Millicent  Mufambi" w:date="2026-06-02T12:54:00Z" w16du:dateUtc="2026-06-02T10:54:00Z">
               <w:r>
                 <w:t>.</w:t>
               </w:r>
@@ -5373,7 +5376,7 @@
       <w:r>
         <w:rPr>
           <w:b/>
-          <w:rPrChange w:id="148" w:author="Millicent  Mufambi" w:date="2026-06-02T11:48:00Z" w16du:dateUtc="2026-06-02T09:48:00Z">
+          <w:rPrChange w:id="148" w:author="Millicent  Mufambi" w:date="2026-06-02T12:54:00Z" w16du:dateUtc="2026-06-02T10:54:00Z">
             <w:rPr/>
           </w:rPrChange>
         </w:rPr>
@@ -5382,12 +5385,12 @@
       <w:r>
         <w:t xml:space="preserve">Twenty real bugs from BugsInPy (Widyasari et al., 2020) across </w:t>
       </w:r>
-      <w:del w:id="149" w:author="Millicent  Mufambi" w:date="2026-06-02T11:48:00Z" w16du:dateUtc="2026-06-02T09:48:00Z">
+      <w:del w:id="149" w:author="Millicent  Mufambi" w:date="2026-06-02T12:54:00Z" w16du:dateUtc="2026-06-02T10:54:00Z">
         <w:r>
           <w:delText>four</w:delText>
         </w:r>
       </w:del>
-      <w:ins w:id="150" w:author="Millicent  Mufambi" w:date="2026-06-02T11:48:00Z" w16du:dateUtc="2026-06-02T09:48:00Z">
+      <w:ins w:id="150" w:author="Millicent  Mufambi" w:date="2026-06-02T12:54:00Z" w16du:dateUtc="2026-06-02T10:54:00Z">
         <w:r>
           <w:t>two</w:t>
         </w:r>
@@ -5395,12 +5398,12 @@
       <w:r>
         <w:t xml:space="preserve"> projects (PySnooper, </w:t>
       </w:r>
-      <w:del w:id="151" w:author="Millicent  Mufambi" w:date="2026-06-02T11:48:00Z" w16du:dateUtc="2026-06-02T09:48:00Z">
+      <w:del w:id="151" w:author="Millicent  Mufambi" w:date="2026-06-02T12:54:00Z" w16du:dateUtc="2026-06-02T10:54:00Z">
         <w:r>
           <w:delText>thefuck, tqdm, cookiecutter). Buggy</w:delText>
         </w:r>
       </w:del>
-      <w:ins w:id="152" w:author="Millicent  Mufambi" w:date="2026-06-02T11:48:00Z" w16du:dateUtc="2026-06-02T09:48:00Z">
+      <w:ins w:id="152" w:author="Millicent  Mufambi" w:date="2026-06-02T12:54:00Z" w16du:dateUtc="2026-06-02T10:54:00Z">
         <w:r>
           <w:t>3 bugs; ansible, 17 bugs). For each bug we reconstruct the buggy</w:t>
         </w:r>
@@ -5408,12 +5411,12 @@
       <w:r>
         <w:t xml:space="preserve"> and fixed </w:t>
       </w:r>
-      <w:del w:id="153" w:author="Millicent  Mufambi" w:date="2026-06-02T11:48:00Z" w16du:dateUtc="2026-06-02T09:48:00Z">
+      <w:del w:id="153" w:author="Millicent  Mufambi" w:date="2026-06-02T12:54:00Z" w16du:dateUtc="2026-06-02T10:54:00Z">
         <w:r>
           <w:delText>snippets are taken</w:delText>
         </w:r>
       </w:del>
-      <w:ins w:id="154" w:author="Millicent  Mufambi" w:date="2026-06-02T11:48:00Z" w16du:dateUtc="2026-06-02T09:48:00Z">
+      <w:ins w:id="154" w:author="Millicent  Mufambi" w:date="2026-06-02T12:54:00Z" w16du:dateUtc="2026-06-02T10:54:00Z">
         <w:r>
           <w:t>code</w:t>
         </w:r>
@@ -5421,7 +5424,7 @@
       <w:r>
         <w:t xml:space="preserve"> from the </w:t>
       </w:r>
-      <w:ins w:id="155" w:author="Millicent  Mufambi" w:date="2026-06-02T11:48:00Z" w16du:dateUtc="2026-06-02T09:48:00Z">
+      <w:ins w:id="155" w:author="Millicent  Mufambi" w:date="2026-06-02T12:54:00Z" w16du:dateUtc="2026-06-02T10:54:00Z">
         <w:r>
           <w:t xml:space="preserve">largest hunk of its </w:t>
         </w:r>
@@ -5429,12 +5432,12 @@
       <w:r>
         <w:t xml:space="preserve">unified diff rather than building </w:t>
       </w:r>
-      <w:del w:id="156" w:author="Millicent  Mufambi" w:date="2026-06-02T11:48:00Z" w16du:dateUtc="2026-06-02T09:48:00Z">
+      <w:del w:id="156" w:author="Millicent  Mufambi" w:date="2026-06-02T12:54:00Z" w16du:dateUtc="2026-06-02T10:54:00Z">
         <w:r>
           <w:delText>each</w:delText>
         </w:r>
       </w:del>
-      <w:ins w:id="157" w:author="Millicent  Mufambi" w:date="2026-06-02T11:48:00Z" w16du:dateUtc="2026-06-02T09:48:00Z">
+      <w:ins w:id="157" w:author="Millicent  Mufambi" w:date="2026-06-02T12:54:00Z" w16du:dateUtc="2026-06-02T10:54:00Z">
         <w:r>
           <w:t>the</w:t>
         </w:r>
@@ -5442,12 +5445,12 @@
       <w:r>
         <w:t xml:space="preserve"> project, because </w:t>
       </w:r>
-      <w:del w:id="158" w:author="Millicent  Mufambi" w:date="2026-06-02T11:48:00Z" w16du:dateUtc="2026-06-02T09:48:00Z">
+      <w:del w:id="158" w:author="Millicent  Mufambi" w:date="2026-06-02T12:54:00Z" w16du:dateUtc="2026-06-02T10:54:00Z">
         <w:r>
           <w:delText>the full framework needs</w:delText>
         </w:r>
       </w:del>
-      <w:ins w:id="159" w:author="Millicent  Mufambi" w:date="2026-06-02T11:48:00Z" w16du:dateUtc="2026-06-02T09:48:00Z">
+      <w:ins w:id="159" w:author="Millicent  Mufambi" w:date="2026-06-02T12:54:00Z" w16du:dateUtc="2026-06-02T10:54:00Z">
         <w:r>
           <w:t>BugsInPy's</w:t>
         </w:r>
@@ -5455,7 +5458,7 @@
       <w:r>
         <w:t xml:space="preserve"> per-bug virtualenvs and bash scripts </w:t>
       </w:r>
-      <w:del w:id="160" w:author="Millicent  Mufambi" w:date="2026-06-02T11:48:00Z" w16du:dateUtc="2026-06-02T09:48:00Z">
+      <w:del w:id="160" w:author="Millicent  Mufambi" w:date="2026-06-02T12:54:00Z" w16du:dateUtc="2026-06-02T10:54:00Z">
         <w:r>
           <w:delText xml:space="preserve">that </w:delText>
         </w:r>
@@ -5463,12 +5466,12 @@
       <w:r>
         <w:t>do not run cleanly on Windows (Section 7</w:t>
       </w:r>
-      <w:del w:id="161" w:author="Millicent  Mufambi" w:date="2026-06-02T11:48:00Z" w16du:dateUtc="2026-06-02T09:48:00Z">
+      <w:del w:id="161" w:author="Millicent  Mufambi" w:date="2026-06-02T12:54:00Z" w16du:dateUtc="2026-06-02T10:54:00Z">
         <w:r>
           <w:delText>).</w:delText>
         </w:r>
       </w:del>
-      <w:ins w:id="162" w:author="Millicent  Mufambi" w:date="2026-06-02T11:48:00Z" w16du:dateUtc="2026-06-02T09:48:00Z">
+      <w:ins w:id="162" w:author="Millicent  Mufambi" w:date="2026-06-02T12:54:00Z" w16du:dateUtc="2026-06-02T10:54:00Z">
         <w:r>
           <w:t>.3). We therefore do not run the projects' own pytest suites. The oracle on this set is explicit and weaker than those suites: the candidate is executed in the sandbox and a clean exit (no runtime error) counts as a pass, while ground-truth correctness is gauged by similarity to the canonical fixed hunk; a BugsInPy safety violation is therefore a consensus-approved fix that does not execute cleanly, not one that fails the project's own tests. A mapping from each case to its upstream project and bug number i</w:t>
         </w:r>
@@ -5511,7 +5514,7 @@
       </w:pPr>
       <w:r>
         <w:rPr>
-          <w:rPrChange w:id="163" w:author="Millicent  Mufambi" w:date="2026-06-02T11:48:00Z" w16du:dateUtc="2026-06-02T09:48:00Z">
+          <w:rPrChange w:id="163" w:author="Millicent  Mufambi" w:date="2026-06-02T12:54:00Z" w16du:dateUtc="2026-06-02T10:54:00Z">
             <w:rPr>
               <w:b/>
             </w:rPr>
@@ -5522,12 +5525,12 @@
       <w:r>
         <w:t xml:space="preserve"> Analyzer (Claude Sonnet 4.5</w:t>
       </w:r>
-      <w:del w:id="164" w:author="Millicent  Mufambi" w:date="2026-06-02T11:48:00Z" w16du:dateUtc="2026-06-02T09:48:00Z">
+      <w:del w:id="164" w:author="Millicent  Mufambi" w:date="2026-06-02T12:54:00Z" w16du:dateUtc="2026-06-02T10:54:00Z">
         <w:r>
           <w:delText>) →</w:delText>
         </w:r>
       </w:del>
-      <w:ins w:id="165" w:author="Millicent  Mufambi" w:date="2026-06-02T11:48:00Z" w16du:dateUtc="2026-06-02T09:48:00Z">
+      <w:ins w:id="165" w:author="Millicent  Mufambi" w:date="2026-06-02T12:54:00Z" w16du:dateUtc="2026-06-02T10:54:00Z">
         <w:r>
           <w:t>, no vote) -&gt;</w:t>
         </w:r>
@@ -5535,7 +5538,7 @@
       <w:r>
         <w:t xml:space="preserve"> Healer </w:t>
       </w:r>
-      <w:ins w:id="166" w:author="Millicent  Mufambi" w:date="2026-06-02T11:48:00Z" w16du:dateUtc="2026-06-02T09:48:00Z">
+      <w:ins w:id="166" w:author="Millicent  Mufambi" w:date="2026-06-02T12:54:00Z" w16du:dateUtc="2026-06-02T10:54:00Z">
         <w:r>
           <w:t xml:space="preserve">/ proposer </w:t>
         </w:r>
@@ -5543,12 +5546,12 @@
       <w:r>
         <w:t>(GPT-4o</w:t>
       </w:r>
-      <w:del w:id="167" w:author="Millicent  Mufambi" w:date="2026-06-02T11:48:00Z" w16du:dateUtc="2026-06-02T09:48:00Z">
+      <w:del w:id="167" w:author="Millicent  Mufambi" w:date="2026-06-02T12:54:00Z" w16du:dateUtc="2026-06-02T10:54:00Z">
         <w:r>
           <w:delText>) → two Ollama</w:delText>
         </w:r>
       </w:del>
-      <w:ins w:id="168" w:author="Millicent  Mufambi" w:date="2026-06-02T11:48:00Z" w16du:dateUtc="2026-06-02T09:48:00Z">
+      <w:ins w:id="168" w:author="Millicent  Mufambi" w:date="2026-06-02T12:54:00Z" w16du:dateUtc="2026-06-02T10:54:00Z">
         <w:r>
           <w:t>, no vote) -&gt; four independent</w:t>
         </w:r>
@@ -5556,7 +5559,7 @@
       <w:r>
         <w:t xml:space="preserve"> validators (</w:t>
       </w:r>
-      <w:ins w:id="169" w:author="Millicent  Mufambi" w:date="2026-06-02T11:48:00Z" w16du:dateUtc="2026-06-02T09:48:00Z">
+      <w:ins w:id="169" w:author="Millicent  Mufambi" w:date="2026-06-02T12:54:00Z" w16du:dateUtc="2026-06-02T10:54:00Z">
         <w:r>
           <w:t xml:space="preserve">Claude-Haiku, GPT-4o-mini, </w:t>
         </w:r>
@@ -5564,12 +5567,12 @@
       <w:r>
         <w:t>llama3.1:8b</w:t>
       </w:r>
-      <w:del w:id="170" w:author="Millicent  Mufambi" w:date="2026-06-02T11:48:00Z" w16du:dateUtc="2026-06-02T09:48:00Z">
+      <w:del w:id="170" w:author="Millicent  Mufambi" w:date="2026-06-02T12:54:00Z" w16du:dateUtc="2026-06-02T10:54:00Z">
         <w:r>
           <w:delText>) →</w:delText>
         </w:r>
       </w:del>
-      <w:ins w:id="171" w:author="Millicent  Mufambi" w:date="2026-06-02T11:48:00Z" w16du:dateUtc="2026-06-02T09:48:00Z">
+      <w:ins w:id="171" w:author="Millicent  Mufambi" w:date="2026-06-02T12:54:00Z" w16du:dateUtc="2026-06-02T10:54:00Z">
         <w:r>
           <w:t>, mistral:7b) -&gt;</w:t>
         </w:r>
@@ -5577,12 +5580,12 @@
       <w:r>
         <w:t xml:space="preserve"> PBFT consensus </w:t>
       </w:r>
-      <w:del w:id="172" w:author="Millicent  Mufambi" w:date="2026-06-02T11:48:00Z" w16du:dateUtc="2026-06-02T09:48:00Z">
+      <w:del w:id="172" w:author="Millicent  Mufambi" w:date="2026-06-02T12:54:00Z" w16du:dateUtc="2026-06-02T10:54:00Z">
         <w:r>
           <w:delText>→</w:delText>
         </w:r>
       </w:del>
-      <w:ins w:id="173" w:author="Millicent  Mufambi" w:date="2026-06-02T11:48:00Z" w16du:dateUtc="2026-06-02T09:48:00Z">
+      <w:ins w:id="173" w:author="Millicent  Mufambi" w:date="2026-06-02T12:54:00Z" w16du:dateUtc="2026-06-02T10:54:00Z">
         <w:r>
           <w:t>(quorum 3 of 4) -&gt;</w:t>
         </w:r>
@@ -5682,20 +5685,20 @@
     </w:p>
     <w:p>
       <w:pPr>
-        <w:pPrChange w:id="174" w:author="Millicent  Mufambi" w:date="2026-06-02T11:48:00Z" w16du:dateUtc="2026-06-02T09:48:00Z">
+        <w:pPrChange w:id="174" w:author="Millicent  Mufambi" w:date="2026-06-02T12:54:00Z" w16du:dateUtc="2026-06-02T10:54:00Z">
           <w:pPr>
             <w:pStyle w:val="ListNumber"/>
           </w:pPr>
         </w:pPrChange>
       </w:pPr>
-      <w:ins w:id="175" w:author="Millicent  Mufambi" w:date="2026-06-02T11:48:00Z" w16du:dateUtc="2026-06-02T09:48:00Z">
+      <w:ins w:id="175" w:author="Millicent  Mufambi" w:date="2026-06-02T12:54:00Z" w16du:dateUtc="2026-06-02T10:54:00Z">
         <w:r>
           <w:t xml:space="preserve">1. </w:t>
         </w:r>
       </w:ins>
       <w:r>
         <w:rPr>
-          <w:rPrChange w:id="176" w:author="Millicent  Mufambi" w:date="2026-06-02T11:48:00Z" w16du:dateUtc="2026-06-02T09:48:00Z">
+          <w:rPrChange w:id="176" w:author="Millicent  Mufambi" w:date="2026-06-02T12:54:00Z" w16du:dateUtc="2026-06-02T10:54:00Z">
             <w:rPr>
               <w:b/>
             </w:rPr>
@@ -5709,20 +5712,20 @@
     </w:p>
     <w:p>
       <w:pPr>
-        <w:pPrChange w:id="177" w:author="Millicent  Mufambi" w:date="2026-06-02T11:48:00Z" w16du:dateUtc="2026-06-02T09:48:00Z">
+        <w:pPrChange w:id="177" w:author="Millicent  Mufambi" w:date="2026-06-02T12:54:00Z" w16du:dateUtc="2026-06-02T10:54:00Z">
           <w:pPr>
             <w:pStyle w:val="ListNumber"/>
           </w:pPr>
         </w:pPrChange>
       </w:pPr>
-      <w:ins w:id="178" w:author="Millicent  Mufambi" w:date="2026-06-02T11:48:00Z" w16du:dateUtc="2026-06-02T09:48:00Z">
+      <w:ins w:id="178" w:author="Millicent  Mufambi" w:date="2026-06-02T12:54:00Z" w16du:dateUtc="2026-06-02T10:54:00Z">
         <w:r>
           <w:t xml:space="preserve">2. </w:t>
         </w:r>
       </w:ins>
       <w:r>
         <w:rPr>
-          <w:rPrChange w:id="179" w:author="Millicent  Mufambi" w:date="2026-06-02T11:48:00Z" w16du:dateUtc="2026-06-02T09:48:00Z">
+          <w:rPrChange w:id="179" w:author="Millicent  Mufambi" w:date="2026-06-02T12:54:00Z" w16du:dateUtc="2026-06-02T10:54:00Z">
             <w:rPr>
               <w:b/>
             </w:rPr>
@@ -5736,20 +5739,20 @@
     </w:p>
     <w:p>
       <w:pPr>
-        <w:pPrChange w:id="180" w:author="Millicent  Mufambi" w:date="2026-06-02T11:48:00Z" w16du:dateUtc="2026-06-02T09:48:00Z">
+        <w:pPrChange w:id="180" w:author="Millicent  Mufambi" w:date="2026-06-02T12:54:00Z" w16du:dateUtc="2026-06-02T10:54:00Z">
           <w:pPr>
             <w:pStyle w:val="ListNumber"/>
           </w:pPr>
         </w:pPrChange>
       </w:pPr>
-      <w:ins w:id="181" w:author="Millicent  Mufambi" w:date="2026-06-02T11:48:00Z" w16du:dateUtc="2026-06-02T09:48:00Z">
+      <w:ins w:id="181" w:author="Millicent  Mufambi" w:date="2026-06-02T12:54:00Z" w16du:dateUtc="2026-06-02T10:54:00Z">
         <w:r>
           <w:t xml:space="preserve">3. </w:t>
         </w:r>
       </w:ins>
       <w:r>
         <w:rPr>
-          <w:rPrChange w:id="182" w:author="Millicent  Mufambi" w:date="2026-06-02T11:48:00Z" w16du:dateUtc="2026-06-02T09:48:00Z">
+          <w:rPrChange w:id="182" w:author="Millicent  Mufambi" w:date="2026-06-02T12:54:00Z" w16du:dateUtc="2026-06-02T10:54:00Z">
             <w:rPr>
               <w:b/>
             </w:rPr>
@@ -5763,20 +5766,20 @@
     </w:p>
     <w:p>
       <w:pPr>
-        <w:pPrChange w:id="183" w:author="Millicent  Mufambi" w:date="2026-06-02T11:48:00Z" w16du:dateUtc="2026-06-02T09:48:00Z">
+        <w:pPrChange w:id="183" w:author="Millicent  Mufambi" w:date="2026-06-02T12:54:00Z" w16du:dateUtc="2026-06-02T10:54:00Z">
           <w:pPr>
             <w:pStyle w:val="ListNumber"/>
           </w:pPr>
         </w:pPrChange>
       </w:pPr>
-      <w:ins w:id="184" w:author="Millicent  Mufambi" w:date="2026-06-02T11:48:00Z" w16du:dateUtc="2026-06-02T09:48:00Z">
+      <w:ins w:id="184" w:author="Millicent  Mufambi" w:date="2026-06-02T12:54:00Z" w16du:dateUtc="2026-06-02T10:54:00Z">
         <w:r>
           <w:t xml:space="preserve">4. </w:t>
         </w:r>
       </w:ins>
       <w:r>
         <w:rPr>
-          <w:rPrChange w:id="185" w:author="Millicent  Mufambi" w:date="2026-06-02T11:48:00Z" w16du:dateUtc="2026-06-02T09:48:00Z">
+          <w:rPrChange w:id="185" w:author="Millicent  Mufambi" w:date="2026-06-02T12:54:00Z" w16du:dateUtc="2026-06-02T10:54:00Z">
             <w:rPr>
               <w:b/>
             </w:rPr>
@@ -5790,20 +5793,20 @@
     </w:p>
     <w:p>
       <w:pPr>
-        <w:pPrChange w:id="186" w:author="Millicent  Mufambi" w:date="2026-06-02T11:48:00Z" w16du:dateUtc="2026-06-02T09:48:00Z">
+        <w:pPrChange w:id="186" w:author="Millicent  Mufambi" w:date="2026-06-02T12:54:00Z" w16du:dateUtc="2026-06-02T10:54:00Z">
           <w:pPr>
             <w:pStyle w:val="ListNumber"/>
           </w:pPr>
         </w:pPrChange>
       </w:pPr>
-      <w:ins w:id="187" w:author="Millicent  Mufambi" w:date="2026-06-02T11:48:00Z" w16du:dateUtc="2026-06-02T09:48:00Z">
+      <w:ins w:id="187" w:author="Millicent  Mufambi" w:date="2026-06-02T12:54:00Z" w16du:dateUtc="2026-06-02T10:54:00Z">
         <w:r>
           <w:t xml:space="preserve">5. </w:t>
         </w:r>
       </w:ins>
       <w:r>
         <w:rPr>
-          <w:rPrChange w:id="188" w:author="Millicent  Mufambi" w:date="2026-06-02T11:48:00Z" w16du:dateUtc="2026-06-02T09:48:00Z">
+          <w:rPrChange w:id="188" w:author="Millicent  Mufambi" w:date="2026-06-02T12:54:00Z" w16du:dateUtc="2026-06-02T10:54:00Z">
             <w:rPr>
               <w:b/>
             </w:rPr>
@@ -5814,7 +5817,7 @@
       <w:r>
         <w:t xml:space="preserve"> </w:t>
       </w:r>
-      <w:ins w:id="189" w:author="Millicent  Mufambi" w:date="2026-06-02T11:48:00Z" w16du:dateUtc="2026-06-02T09:48:00Z">
+      <w:ins w:id="189" w:author="Millicent  Mufambi" w:date="2026-06-02T12:54:00Z" w16du:dateUtc="2026-06-02T10:54:00Z">
         <w:r>
           <w:t xml:space="preserve">from </w:t>
         </w:r>
@@ -5822,12 +5825,12 @@
       <w:r>
         <w:t xml:space="preserve">fault detection to </w:t>
       </w:r>
-      <w:del w:id="190" w:author="Millicent  Mufambi" w:date="2026-06-02T11:48:00Z" w16du:dateUtc="2026-06-02T09:48:00Z">
+      <w:del w:id="190" w:author="Millicent  Mufambi" w:date="2026-06-02T12:54:00Z" w16du:dateUtc="2026-06-02T10:54:00Z">
         <w:r>
           <w:delText>normal</w:delText>
         </w:r>
       </w:del>
-      <w:ins w:id="191" w:author="Millicent  Mufambi" w:date="2026-06-02T11:48:00Z" w16du:dateUtc="2026-06-02T09:48:00Z">
+      <w:ins w:id="191" w:author="Millicent  Mufambi" w:date="2026-06-02T12:54:00Z" w16du:dateUtc="2026-06-02T10:54:00Z">
         <w:r>
           <w:t>restored</w:t>
         </w:r>
@@ -5835,7 +5838,7 @@
       <w:r>
         <w:t xml:space="preserve"> operation; </w:t>
       </w:r>
-      <w:del w:id="192" w:author="Millicent  Mufambi" w:date="2026-06-02T11:48:00Z" w16du:dateUtc="2026-06-02T09:48:00Z">
+      <w:del w:id="192" w:author="Millicent  Mufambi" w:date="2026-06-02T12:54:00Z" w16du:dateUtc="2026-06-02T10:54:00Z">
         <w:r>
           <w:delText>reported as zero (</w:delText>
         </w:r>
@@ -5843,12 +5846,12 @@
       <w:r>
         <w:t xml:space="preserve">not </w:t>
       </w:r>
-      <w:del w:id="193" w:author="Millicent  Mufambi" w:date="2026-06-02T11:48:00Z" w16du:dateUtc="2026-06-02T09:48:00Z">
+      <w:del w:id="193" w:author="Millicent  Mufambi" w:date="2026-06-02T12:54:00Z" w16du:dateUtc="2026-06-02T10:54:00Z">
         <w:r>
           <w:delText>exercised</w:delText>
         </w:r>
       </w:del>
-      <w:ins w:id="194" w:author="Millicent  Mufambi" w:date="2026-06-02T11:48:00Z" w16du:dateUtc="2026-06-02T09:48:00Z">
+      <w:ins w:id="194" w:author="Millicent  Mufambi" w:date="2026-06-02T12:54:00Z" w16du:dateUtc="2026-06-02T10:54:00Z">
         <w:r>
           <w:t>measured</w:t>
         </w:r>
@@ -5856,7 +5859,7 @@
       <w:r>
         <w:t xml:space="preserve"> here</w:t>
       </w:r>
-      <w:ins w:id="195" w:author="Millicent  Mufambi" w:date="2026-06-02T11:48:00Z" w16du:dateUtc="2026-06-02T09:48:00Z">
+      <w:ins w:id="195" w:author="Millicent  Mufambi" w:date="2026-06-02T12:54:00Z" w16du:dateUtc="2026-06-02T10:54:00Z">
         <w:r>
           <w:t>, as faults are static within a run, with continuous-fault recovery left to future work (Section 8.2</w:t>
         </w:r>
@@ -5867,20 +5870,20 @@
     </w:p>
     <w:p>
       <w:pPr>
-        <w:pPrChange w:id="196" w:author="Millicent  Mufambi" w:date="2026-06-02T11:48:00Z" w16du:dateUtc="2026-06-02T09:48:00Z">
+        <w:pPrChange w:id="196" w:author="Millicent  Mufambi" w:date="2026-06-02T12:54:00Z" w16du:dateUtc="2026-06-02T10:54:00Z">
           <w:pPr>
             <w:pStyle w:val="ListNumber"/>
           </w:pPr>
         </w:pPrChange>
       </w:pPr>
-      <w:ins w:id="197" w:author="Millicent  Mufambi" w:date="2026-06-02T11:48:00Z" w16du:dateUtc="2026-06-02T09:48:00Z">
+      <w:ins w:id="197" w:author="Millicent  Mufambi" w:date="2026-06-02T12:54:00Z" w16du:dateUtc="2026-06-02T10:54:00Z">
         <w:r>
           <w:t xml:space="preserve">6. </w:t>
         </w:r>
       </w:ins>
       <w:r>
         <w:rPr>
-          <w:rPrChange w:id="198" w:author="Millicent  Mufambi" w:date="2026-06-02T11:48:00Z" w16du:dateUtc="2026-06-02T09:48:00Z">
+          <w:rPrChange w:id="198" w:author="Millicent  Mufambi" w:date="2026-06-02T12:54:00Z" w16du:dateUtc="2026-06-02T10:54:00Z">
             <w:rPr>
               <w:b/>
             </w:rPr>
@@ -5894,13 +5897,13 @@
     </w:p>
     <w:p>
       <w:pPr>
-        <w:pPrChange w:id="199" w:author="Millicent  Mufambi" w:date="2026-06-02T11:48:00Z" w16du:dateUtc="2026-06-02T09:48:00Z">
+        <w:pPrChange w:id="199" w:author="Millicent  Mufambi" w:date="2026-06-02T12:54:00Z" w16du:dateUtc="2026-06-02T10:54:00Z">
           <w:pPr>
             <w:pStyle w:val="ListNumber"/>
           </w:pPr>
         </w:pPrChange>
       </w:pPr>
-      <w:del w:id="200" w:author="Millicent  Mufambi" w:date="2026-06-02T11:48:00Z" w16du:dateUtc="2026-06-02T09:48:00Z">
+      <w:del w:id="200" w:author="Millicent  Mufambi" w:date="2026-06-02T12:54:00Z" w16du:dateUtc="2026-06-02T10:54:00Z">
         <w:r>
           <w:rPr>
             <w:b/>
@@ -5908,7 +5911,7 @@
           <w:delText>F1 score</w:delText>
         </w:r>
       </w:del>
-      <w:ins w:id="201" w:author="Millicent  Mufambi" w:date="2026-06-02T11:48:00Z" w16du:dateUtc="2026-06-02T09:48:00Z">
+      <w:ins w:id="201" w:author="Millicent  Mufambi" w:date="2026-06-02T12:54:00Z" w16du:dateUtc="2026-06-02T10:54:00Z">
         <w:r>
           <w:t>7. Ground-truth accuracy:</w:t>
         </w:r>
@@ -5916,12 +5919,12 @@
       <w:r>
         <w:t xml:space="preserve"> on the synthetic </w:t>
       </w:r>
-      <w:del w:id="202" w:author="Millicent  Mufambi" w:date="2026-06-02T11:48:00Z" w16du:dateUtc="2026-06-02T09:48:00Z">
+      <w:del w:id="202" w:author="Millicent  Mufambi" w:date="2026-06-02T12:54:00Z" w16du:dateUtc="2026-06-02T10:54:00Z">
         <w:r>
           <w:delText>set;</w:delText>
         </w:r>
       </w:del>
-      <w:ins w:id="203" w:author="Millicent  Mufambi" w:date="2026-06-02T11:48:00Z" w16du:dateUtc="2026-06-02T09:48:00Z">
+      <w:ins w:id="203" w:author="Millicent  Mufambi" w:date="2026-06-02T12:54:00Z" w16du:dateUtc="2026-06-02T10:54:00Z">
         <w:r>
           <w:t>and e-commerce sets, the fraction of fixes matching the canonical (reported as ground-truth accuracy in Table 4);</w:t>
         </w:r>
@@ -5929,7 +5932,7 @@
       <w:r>
         <w:t xml:space="preserve"> on BugsInPy, </w:t>
       </w:r>
-      <w:del w:id="204" w:author="Millicent  Mufambi" w:date="2026-06-02T11:48:00Z" w16du:dateUtc="2026-06-02T09:48:00Z">
+      <w:del w:id="204" w:author="Millicent  Mufambi" w:date="2026-06-02T12:54:00Z" w16du:dateUtc="2026-06-02T10:54:00Z">
         <w:r>
           <w:delText xml:space="preserve">fix </w:delText>
         </w:r>
@@ -5937,7 +5940,7 @@
       <w:r>
         <w:t>similarity to the diff-extracted canonical</w:t>
       </w:r>
-      <w:ins w:id="205" w:author="Millicent  Mufambi" w:date="2026-06-02T11:48:00Z" w16du:dateUtc="2026-06-02T09:48:00Z">
+      <w:ins w:id="205" w:author="Millicent  Mufambi" w:date="2026-06-02T12:54:00Z" w16du:dateUtc="2026-06-02T10:54:00Z">
         <w:r>
           <w:t xml:space="preserve"> hunk</w:t>
         </w:r>
@@ -5976,12 +5979,12 @@
       <w:r>
         <w:t>Each bug is a paired observation, consensus versus single-agent</w:t>
       </w:r>
-      <w:del w:id="206" w:author="Millicent  Mufambi" w:date="2026-06-02T11:48:00Z" w16du:dateUtc="2026-06-02T09:48:00Z">
+      <w:del w:id="206" w:author="Millicent  Mufambi" w:date="2026-06-02T12:54:00Z" w16du:dateUtc="2026-06-02T10:54:00Z">
         <w:r>
           <w:delText>, and we apply the Wilcoxon signed-rank test to the safety-violation and success differences, reporting the z-statistic and two-tailed p-value</w:delText>
         </w:r>
       </w:del>
-      <w:ins w:id="207" w:author="Millicent  Mufambi" w:date="2026-06-02T11:48:00Z" w16du:dateUtc="2026-06-02T09:48:00Z">
+      <w:ins w:id="207" w:author="Millicent  Mufambi" w:date="2026-06-02T12:54:00Z" w16du:dateUtc="2026-06-02T10:54:00Z">
         <w:r>
           <w:t>. Because the safety outcome is binary, McNemar's exact test on the discordant pairs is our primary test; we report the absolute risk reduction with a 95% confidence interval and include a Wilcoxon signed-rank test only as a confirmatory check, since on binary data it reduces to a sign test</w:t>
         </w:r>
@@ -6011,12 +6014,12 @@
       <w:r>
         <w:t xml:space="preserve">All runs used one HP EliteBook 865 G11 laptop (Windows 11, AMD Ryzen 7 8840HS, 8 cores, 64 GB RAM, no discrete GPU). Ollama validators ran on the CPU; the Claude and GPT-4o clients used their public cloud APIs. </w:t>
       </w:r>
-      <w:del w:id="208" w:author="Millicent  Mufambi" w:date="2026-06-02T11:48:00Z" w16du:dateUtc="2026-06-02T09:48:00Z">
+      <w:del w:id="208" w:author="Millicent  Mufambi" w:date="2026-06-02T12:54:00Z" w16du:dateUtc="2026-06-02T10:54:00Z">
         <w:r>
           <w:delText>No temperatures or seeds were varied across modes</w:delText>
         </w:r>
       </w:del>
-      <w:ins w:id="209" w:author="Millicent  Mufambi" w:date="2026-06-02T11:48:00Z" w16du:dateUtc="2026-06-02T09:48:00Z">
+      <w:ins w:id="209" w:author="Millicent  Mufambi" w:date="2026-06-02T12:54:00Z" w16du:dateUtc="2026-06-02T10:54:00Z">
         <w:r>
           <w:t>The exact model versions, decoding parameters and seeds are given in Section 5.9</w:t>
         </w:r>
@@ -6030,10 +6033,10 @@
         <w:spacing w:after="120"/>
         <w:jc w:val="both"/>
         <w:rPr>
-          <w:ins w:id="210" w:author="Millicent  Mufambi" w:date="2026-06-02T11:48:00Z" w16du:dateUtc="2026-06-02T09:48:00Z"/>
+          <w:ins w:id="210" w:author="Millicent  Mufambi" w:date="2026-06-02T12:54:00Z" w16du:dateUtc="2026-06-02T10:54:00Z"/>
         </w:rPr>
       </w:pPr>
-      <w:ins w:id="211" w:author="Millicent  Mufambi" w:date="2026-06-02T11:48:00Z" w16du:dateUtc="2026-06-02T09:48:00Z">
+      <w:ins w:id="211" w:author="Millicent  Mufambi" w:date="2026-06-02T12:54:00Z" w16du:dateUtc="2026-06-02T10:54:00Z">
         <w:r>
           <w:rPr>
             <w:b/>
@@ -6047,10 +6050,10 @@
         <w:spacing w:after="120"/>
         <w:jc w:val="both"/>
         <w:rPr>
-          <w:ins w:id="212" w:author="Millicent  Mufambi" w:date="2026-06-02T11:48:00Z" w16du:dateUtc="2026-06-02T09:48:00Z"/>
+          <w:ins w:id="212" w:author="Millicent  Mufambi" w:date="2026-06-02T12:54:00Z" w16du:dateUtc="2026-06-02T10:54:00Z"/>
         </w:rPr>
       </w:pPr>
-      <w:ins w:id="213" w:author="Millicent  Mufambi" w:date="2026-06-02T11:48:00Z" w16du:dateUtc="2026-06-02T09:48:00Z">
+      <w:ins w:id="213" w:author="Millicent  Mufambi" w:date="2026-06-02T12:54:00Z" w16du:dateUtc="2026-06-02T10:54:00Z">
         <w:r>
           <w:t>For exact reproduction we report the full configuration. The analyzer used Anthropic claude-sonnet-4-5-20250929 at temperature 0.3 (no vote); the healer and proposer used OpenAI gpt-4o at temperature 0.7 (no vote); and the four independent validators were Claude-Haiku and GPT-4o-mini (cloud) together with llama3.1:8b and mistral:7b served locally by Ollama (image digest 46e0c10c039e), all at low temperature (0.1). All agents used a 2,048-token output budget and a 30 s per-call timeout, with top_p and the fr</w:t>
         </w:r>
@@ -6070,10 +6073,10 @@
         <w:spacing w:after="120"/>
         <w:jc w:val="both"/>
         <w:rPr>
-          <w:ins w:id="214" w:author="Millicent  Mufambi" w:date="2026-06-02T11:48:00Z" w16du:dateUtc="2026-06-02T09:48:00Z"/>
+          <w:ins w:id="214" w:author="Millicent  Mufambi" w:date="2026-06-02T12:54:00Z" w16du:dateUtc="2026-06-02T10:54:00Z"/>
         </w:rPr>
       </w:pPr>
-      <w:ins w:id="215" w:author="Millicent  Mufambi" w:date="2026-06-02T11:48:00Z" w16du:dateUtc="2026-06-02T09:48:00Z">
+      <w:ins w:id="215" w:author="Millicent  Mufambi" w:date="2026-06-02T12:54:00Z" w16du:dateUtc="2026-06-02T10:54:00Z">
         <w:r>
           <w:rPr>
             <w:b/>
@@ -6087,10 +6090,10 @@
         <w:spacing w:after="120"/>
         <w:jc w:val="both"/>
         <w:rPr>
-          <w:ins w:id="216" w:author="Millicent  Mufambi" w:date="2026-06-02T11:48:00Z" w16du:dateUtc="2026-06-02T09:48:00Z"/>
+          <w:ins w:id="216" w:author="Millicent  Mufambi" w:date="2026-06-02T12:54:00Z" w16du:dateUtc="2026-06-02T10:54:00Z"/>
         </w:rPr>
       </w:pPr>
-      <w:ins w:id="217" w:author="Millicent  Mufambi" w:date="2026-06-02T11:48:00Z" w16du:dateUtc="2026-06-02T09:48:00Z">
+      <w:ins w:id="217" w:author="Millicent  Mufambi" w:date="2026-06-02T12:54:00Z" w16du:dateUtc="2026-06-02T10:54:00Z">
         <w:r>
           <w:t xml:space="preserve">To test the quorum rule directly, separately from the safety pipeline, we ask four heterogeneous proposers across three Ollama families (llama3.1:8b, codellama:7b, mistral:7b, and a second llama3.1:8b) to generate a fix for each bug independently. We then ask whether 2f+1 = 3 of them can agree under two rules. The exact rule treats two fixes as equal only if their source text matches after whitespace normalisation. The semantic rule treats two fixes as equal if they produce the same behaviour when executed </w:t>
         </w:r>
@@ -6512,12 +6515,12 @@
             <w:r>
               <w:t>0.</w:t>
             </w:r>
-            <w:del w:id="218" w:author="Millicent  Mufambi" w:date="2026-06-02T11:48:00Z" w16du:dateUtc="2026-06-02T09:48:00Z">
+            <w:del w:id="218" w:author="Millicent  Mufambi" w:date="2026-06-02T12:54:00Z" w16du:dateUtc="2026-06-02T10:54:00Z">
               <w:r>
                 <w:delText>200</w:delText>
               </w:r>
             </w:del>
-            <w:ins w:id="219" w:author="Millicent  Mufambi" w:date="2026-06-02T11:48:00Z" w16du:dateUtc="2026-06-02T09:48:00Z">
+            <w:ins w:id="219" w:author="Millicent  Mufambi" w:date="2026-06-02T12:54:00Z" w16du:dateUtc="2026-06-02T10:54:00Z">
               <w:r>
                 <w:t>500</w:t>
               </w:r>
@@ -6535,12 +6538,12 @@
             <w:r>
               <w:t>0.</w:t>
             </w:r>
-            <w:del w:id="220" w:author="Millicent  Mufambi" w:date="2026-06-02T11:48:00Z" w16du:dateUtc="2026-06-02T09:48:00Z">
+            <w:del w:id="220" w:author="Millicent  Mufambi" w:date="2026-06-02T12:54:00Z" w16du:dateUtc="2026-06-02T10:54:00Z">
               <w:r>
                 <w:delText>000</w:delText>
               </w:r>
             </w:del>
-            <w:ins w:id="221" w:author="Millicent  Mufambi" w:date="2026-06-02T11:48:00Z" w16du:dateUtc="2026-06-02T09:48:00Z">
+            <w:ins w:id="221" w:author="Millicent  Mufambi" w:date="2026-06-02T12:54:00Z" w16du:dateUtc="2026-06-02T10:54:00Z">
               <w:r>
                 <w:t>500</w:t>
               </w:r>
@@ -6555,12 +6558,12 @@
             <w:pPr>
               <w:cnfStyle w:val="000000100000" w:firstRow="0" w:lastRow="0" w:firstColumn="0" w:lastColumn="0" w:oddVBand="0" w:evenVBand="0" w:oddHBand="1" w:evenHBand="0" w:firstRowFirstColumn="0" w:firstRowLastColumn="0" w:lastRowFirstColumn="0" w:lastRowLastColumn="0"/>
             </w:pPr>
-            <w:del w:id="222" w:author="Millicent  Mufambi" w:date="2026-06-02T11:48:00Z" w16du:dateUtc="2026-06-02T09:48:00Z">
+            <w:del w:id="222" w:author="Millicent  Mufambi" w:date="2026-06-02T12:54:00Z" w16du:dateUtc="2026-06-02T10:54:00Z">
               <w:r>
                 <w:delText>60,657</w:delText>
               </w:r>
             </w:del>
-            <w:ins w:id="223" w:author="Millicent  Mufambi" w:date="2026-06-02T11:48:00Z" w16du:dateUtc="2026-06-02T09:48:00Z">
+            <w:ins w:id="223" w:author="Millicent  Mufambi" w:date="2026-06-02T12:54:00Z" w16du:dateUtc="2026-06-02T10:54:00Z">
               <w:r>
                 <w:t>160,458</w:t>
               </w:r>
@@ -6575,12 +6578,12 @@
             <w:pPr>
               <w:cnfStyle w:val="000000100000" w:firstRow="0" w:lastRow="0" w:firstColumn="0" w:lastColumn="0" w:oddVBand="0" w:evenVBand="0" w:oddHBand="1" w:evenHBand="0" w:firstRowFirstColumn="0" w:firstRowLastColumn="0" w:lastRowFirstColumn="0" w:lastRowLastColumn="0"/>
             </w:pPr>
-            <w:del w:id="224" w:author="Millicent  Mufambi" w:date="2026-06-02T11:48:00Z" w16du:dateUtc="2026-06-02T09:48:00Z">
+            <w:del w:id="224" w:author="Millicent  Mufambi" w:date="2026-06-02T12:54:00Z" w16du:dateUtc="2026-06-02T10:54:00Z">
               <w:r>
                 <w:delText>119,266</w:delText>
               </w:r>
             </w:del>
-            <w:ins w:id="225" w:author="Millicent  Mufambi" w:date="2026-06-02T11:48:00Z" w16du:dateUtc="2026-06-02T09:48:00Z">
+            <w:ins w:id="225" w:author="Millicent  Mufambi" w:date="2026-06-02T12:54:00Z" w16du:dateUtc="2026-06-02T10:54:00Z">
               <w:r>
                 <w:t>222,719</w:t>
               </w:r>
@@ -6598,12 +6601,12 @@
             <w:r>
               <w:t>0.</w:t>
             </w:r>
-            <w:del w:id="226" w:author="Millicent  Mufambi" w:date="2026-06-02T11:48:00Z" w16du:dateUtc="2026-06-02T09:48:00Z">
+            <w:del w:id="226" w:author="Millicent  Mufambi" w:date="2026-06-02T12:54:00Z" w16du:dateUtc="2026-06-02T10:54:00Z">
               <w:r>
                 <w:delText>200</w:delText>
               </w:r>
             </w:del>
-            <w:ins w:id="227" w:author="Millicent  Mufambi" w:date="2026-06-02T11:48:00Z" w16du:dateUtc="2026-06-02T09:48:00Z">
+            <w:ins w:id="227" w:author="Millicent  Mufambi" w:date="2026-06-02T12:54:00Z" w16du:dateUtc="2026-06-02T10:54:00Z">
               <w:r>
                 <w:t>667</w:t>
               </w:r>
@@ -6653,12 +6656,12 @@
             <w:r>
               <w:t>0.</w:t>
             </w:r>
-            <w:del w:id="228" w:author="Millicent  Mufambi" w:date="2026-06-02T11:48:00Z" w16du:dateUtc="2026-06-02T09:48:00Z">
+            <w:del w:id="228" w:author="Millicent  Mufambi" w:date="2026-06-02T12:54:00Z" w16du:dateUtc="2026-06-02T10:54:00Z">
               <w:r>
                 <w:delText>500</w:delText>
               </w:r>
             </w:del>
-            <w:ins w:id="229" w:author="Millicent  Mufambi" w:date="2026-06-02T11:48:00Z" w16du:dateUtc="2026-06-02T09:48:00Z">
+            <w:ins w:id="229" w:author="Millicent  Mufambi" w:date="2026-06-02T12:54:00Z" w16du:dateUtc="2026-06-02T10:54:00Z">
               <w:r>
                 <w:t>250</w:t>
               </w:r>
@@ -6676,12 +6679,12 @@
             <w:r>
               <w:t>0.</w:t>
             </w:r>
-            <w:del w:id="230" w:author="Millicent  Mufambi" w:date="2026-06-02T11:48:00Z" w16du:dateUtc="2026-06-02T09:48:00Z">
+            <w:del w:id="230" w:author="Millicent  Mufambi" w:date="2026-06-02T12:54:00Z" w16du:dateUtc="2026-06-02T10:54:00Z">
               <w:r>
                 <w:delText>500</w:delText>
               </w:r>
             </w:del>
-            <w:ins w:id="231" w:author="Millicent  Mufambi" w:date="2026-06-02T11:48:00Z" w16du:dateUtc="2026-06-02T09:48:00Z">
+            <w:ins w:id="231" w:author="Millicent  Mufambi" w:date="2026-06-02T12:54:00Z" w16du:dateUtc="2026-06-02T10:54:00Z">
               <w:r>
                 <w:t>750</w:t>
               </w:r>
@@ -6696,12 +6699,12 @@
             <w:pPr>
               <w:cnfStyle w:val="000000010000" w:firstRow="0" w:lastRow="0" w:firstColumn="0" w:lastColumn="0" w:oddVBand="0" w:evenVBand="0" w:oddHBand="0" w:evenHBand="1" w:firstRowFirstColumn="0" w:firstRowLastColumn="0" w:lastRowFirstColumn="0" w:lastRowLastColumn="0"/>
             </w:pPr>
-            <w:del w:id="232" w:author="Millicent  Mufambi" w:date="2026-06-02T11:48:00Z" w16du:dateUtc="2026-06-02T09:48:00Z">
+            <w:del w:id="232" w:author="Millicent  Mufambi" w:date="2026-06-02T12:54:00Z" w16du:dateUtc="2026-06-02T10:54:00Z">
               <w:r>
                 <w:delText>56,644</w:delText>
               </w:r>
             </w:del>
-            <w:ins w:id="233" w:author="Millicent  Mufambi" w:date="2026-06-02T11:48:00Z" w16du:dateUtc="2026-06-02T09:48:00Z">
+            <w:ins w:id="233" w:author="Millicent  Mufambi" w:date="2026-06-02T12:54:00Z" w16du:dateUtc="2026-06-02T10:54:00Z">
               <w:r>
                 <w:t>41,440</w:t>
               </w:r>
@@ -6716,12 +6719,12 @@
             <w:pPr>
               <w:cnfStyle w:val="000000010000" w:firstRow="0" w:lastRow="0" w:firstColumn="0" w:lastColumn="0" w:oddVBand="0" w:evenVBand="0" w:oddHBand="0" w:evenHBand="1" w:firstRowFirstColumn="0" w:firstRowLastColumn="0" w:lastRowFirstColumn="0" w:lastRowLastColumn="0"/>
             </w:pPr>
-            <w:del w:id="234" w:author="Millicent  Mufambi" w:date="2026-06-02T11:48:00Z" w16du:dateUtc="2026-06-02T09:48:00Z">
+            <w:del w:id="234" w:author="Millicent  Mufambi" w:date="2026-06-02T12:54:00Z" w16du:dateUtc="2026-06-02T10:54:00Z">
               <w:r>
                 <w:delText>78,946</w:delText>
               </w:r>
             </w:del>
-            <w:ins w:id="235" w:author="Millicent  Mufambi" w:date="2026-06-02T11:48:00Z" w16du:dateUtc="2026-06-02T09:48:00Z">
+            <w:ins w:id="235" w:author="Millicent  Mufambi" w:date="2026-06-02T12:54:00Z" w16du:dateUtc="2026-06-02T10:54:00Z">
               <w:r>
                 <w:t>61,071</w:t>
               </w:r>
@@ -6739,12 +6742,12 @@
             <w:r>
               <w:t>0.</w:t>
             </w:r>
-            <w:del w:id="236" w:author="Millicent  Mufambi" w:date="2026-06-02T11:48:00Z" w16du:dateUtc="2026-06-02T09:48:00Z">
+            <w:del w:id="236" w:author="Millicent  Mufambi" w:date="2026-06-02T12:54:00Z" w16du:dateUtc="2026-06-02T10:54:00Z">
               <w:r>
                 <w:delText>500</w:delText>
               </w:r>
             </w:del>
-            <w:ins w:id="237" w:author="Millicent  Mufambi" w:date="2026-06-02T11:48:00Z" w16du:dateUtc="2026-06-02T09:48:00Z">
+            <w:ins w:id="237" w:author="Millicent  Mufambi" w:date="2026-06-02T12:54:00Z" w16du:dateUtc="2026-06-02T10:54:00Z">
               <w:r>
                 <w:t>571</w:t>
               </w:r>
@@ -6987,7 +6990,7 @@
             </w:pPr>
             <w:r>
               <w:rPr>
-                <w:rPrChange w:id="238" w:author="Millicent  Mufambi" w:date="2026-06-02T11:48:00Z" w16du:dateUtc="2026-06-02T09:48:00Z">
+                <w:rPrChange w:id="238" w:author="Millicent  Mufambi" w:date="2026-06-02T12:54:00Z" w16du:dateUtc="2026-06-02T10:54:00Z">
                   <w:rPr>
                     <w:b/>
                   </w:rPr>
@@ -6995,7 +6998,7 @@
               </w:rPr>
               <w:t>0.</w:t>
             </w:r>
-            <w:del w:id="239" w:author="Millicent  Mufambi" w:date="2026-06-02T11:48:00Z" w16du:dateUtc="2026-06-02T09:48:00Z">
+            <w:del w:id="239" w:author="Millicent  Mufambi" w:date="2026-06-02T12:54:00Z" w16du:dateUtc="2026-06-02T10:54:00Z">
               <w:r>
                 <w:rPr>
                   <w:b/>
@@ -7003,7 +7006,7 @@
                 <w:delText>822</w:delText>
               </w:r>
             </w:del>
-            <w:ins w:id="240" w:author="Millicent  Mufambi" w:date="2026-06-02T11:48:00Z" w16du:dateUtc="2026-06-02T09:48:00Z">
+            <w:ins w:id="240" w:author="Millicent  Mufambi" w:date="2026-06-02T12:54:00Z" w16du:dateUtc="2026-06-02T10:54:00Z">
               <w:r>
                 <w:t>889</w:t>
               </w:r>
@@ -7020,7 +7023,7 @@
             </w:pPr>
             <w:r>
               <w:rPr>
-                <w:rPrChange w:id="241" w:author="Millicent  Mufambi" w:date="2026-06-02T11:48:00Z" w16du:dateUtc="2026-06-02T09:48:00Z">
+                <w:rPrChange w:id="241" w:author="Millicent  Mufambi" w:date="2026-06-02T12:54:00Z" w16du:dateUtc="2026-06-02T10:54:00Z">
                   <w:rPr>
                     <w:b/>
                   </w:rPr>
@@ -7028,7 +7031,7 @@
               </w:rPr>
               <w:t>0.</w:t>
             </w:r>
-            <w:del w:id="242" w:author="Millicent  Mufambi" w:date="2026-06-02T11:48:00Z" w16du:dateUtc="2026-06-02T09:48:00Z">
+            <w:del w:id="242" w:author="Millicent  Mufambi" w:date="2026-06-02T12:54:00Z" w16du:dateUtc="2026-06-02T10:54:00Z">
               <w:r>
                 <w:rPr>
                   <w:b/>
@@ -7036,7 +7039,7 @@
                 <w:delText>000</w:delText>
               </w:r>
             </w:del>
-            <w:ins w:id="243" w:author="Millicent  Mufambi" w:date="2026-06-02T11:48:00Z" w16du:dateUtc="2026-06-02T09:48:00Z">
+            <w:ins w:id="243" w:author="Millicent  Mufambi" w:date="2026-06-02T12:54:00Z" w16du:dateUtc="2026-06-02T10:54:00Z">
               <w:r>
                 <w:t>111</w:t>
               </w:r>
@@ -7051,7 +7054,7 @@
             <w:pPr>
               <w:cnfStyle w:val="000000100000" w:firstRow="0" w:lastRow="0" w:firstColumn="0" w:lastColumn="0" w:oddVBand="0" w:evenVBand="0" w:oddHBand="1" w:evenHBand="0" w:firstRowFirstColumn="0" w:firstRowLastColumn="0" w:lastRowFirstColumn="0" w:lastRowLastColumn="0"/>
             </w:pPr>
-            <w:del w:id="244" w:author="Millicent  Mufambi" w:date="2026-06-02T11:48:00Z" w16du:dateUtc="2026-06-02T09:48:00Z">
+            <w:del w:id="244" w:author="Millicent  Mufambi" w:date="2026-06-02T12:54:00Z" w16du:dateUtc="2026-06-02T10:54:00Z">
               <w:r>
                 <w:rPr>
                   <w:b/>
@@ -7059,7 +7062,7 @@
                 <w:delText>50,200</w:delText>
               </w:r>
             </w:del>
-            <w:ins w:id="245" w:author="Millicent  Mufambi" w:date="2026-06-02T11:48:00Z" w16du:dateUtc="2026-06-02T09:48:00Z">
+            <w:ins w:id="245" w:author="Millicent  Mufambi" w:date="2026-06-02T12:54:00Z" w16du:dateUtc="2026-06-02T10:54:00Z">
               <w:r>
                 <w:t>72,300</w:t>
               </w:r>
@@ -7074,7 +7077,7 @@
             <w:pPr>
               <w:cnfStyle w:val="000000100000" w:firstRow="0" w:lastRow="0" w:firstColumn="0" w:lastColumn="0" w:oddVBand="0" w:evenVBand="0" w:oddHBand="1" w:evenHBand="0" w:firstRowFirstColumn="0" w:firstRowLastColumn="0" w:lastRowFirstColumn="0" w:lastRowLastColumn="0"/>
             </w:pPr>
-            <w:del w:id="246" w:author="Millicent  Mufambi" w:date="2026-06-02T11:48:00Z" w16du:dateUtc="2026-06-02T09:48:00Z">
+            <w:del w:id="246" w:author="Millicent  Mufambi" w:date="2026-06-02T12:54:00Z" w16du:dateUtc="2026-06-02T10:54:00Z">
               <w:r>
                 <w:rPr>
                   <w:b/>
@@ -7082,7 +7085,7 @@
                 <w:delText>97,300</w:delText>
               </w:r>
             </w:del>
-            <w:ins w:id="247" w:author="Millicent  Mufambi" w:date="2026-06-02T11:48:00Z" w16du:dateUtc="2026-06-02T09:48:00Z">
+            <w:ins w:id="247" w:author="Millicent  Mufambi" w:date="2026-06-02T12:54:00Z" w16du:dateUtc="2026-06-02T10:54:00Z">
               <w:r>
                 <w:t>222,700</w:t>
               </w:r>
@@ -7099,7 +7102,7 @@
             </w:pPr>
             <w:r>
               <w:rPr>
-                <w:rPrChange w:id="248" w:author="Millicent  Mufambi" w:date="2026-06-02T11:48:00Z" w16du:dateUtc="2026-06-02T09:48:00Z">
+                <w:rPrChange w:id="248" w:author="Millicent  Mufambi" w:date="2026-06-02T12:54:00Z" w16du:dateUtc="2026-06-02T10:54:00Z">
                   <w:rPr>
                     <w:b/>
                   </w:rPr>
@@ -7107,7 +7110,7 @@
               </w:rPr>
               <w:t>0.</w:t>
             </w:r>
-            <w:del w:id="249" w:author="Millicent  Mufambi" w:date="2026-06-02T11:48:00Z" w16du:dateUtc="2026-06-02T09:48:00Z">
+            <w:del w:id="249" w:author="Millicent  Mufambi" w:date="2026-06-02T12:54:00Z" w16du:dateUtc="2026-06-02T10:54:00Z">
               <w:r>
                 <w:rPr>
                   <w:b/>
@@ -7115,7 +7118,7 @@
                 <w:delText>822</w:delText>
               </w:r>
             </w:del>
-            <w:ins w:id="250" w:author="Millicent  Mufambi" w:date="2026-06-02T11:48:00Z" w16du:dateUtc="2026-06-02T09:48:00Z">
+            <w:ins w:id="250" w:author="Millicent  Mufambi" w:date="2026-06-02T12:54:00Z" w16du:dateUtc="2026-06-02T10:54:00Z">
               <w:r>
                 <w:t>889</w:t>
               </w:r>
@@ -7164,7 +7167,7 @@
             </w:pPr>
             <w:r>
               <w:rPr>
-                <w:rPrChange w:id="251" w:author="Millicent  Mufambi" w:date="2026-06-02T11:48:00Z" w16du:dateUtc="2026-06-02T09:48:00Z">
+                <w:rPrChange w:id="251" w:author="Millicent  Mufambi" w:date="2026-06-02T12:54:00Z" w16du:dateUtc="2026-06-02T10:54:00Z">
                   <w:rPr>
                     <w:b/>
                   </w:rPr>
@@ -7172,7 +7175,7 @@
               </w:rPr>
               <w:t>0.</w:t>
             </w:r>
-            <w:del w:id="252" w:author="Millicent  Mufambi" w:date="2026-06-02T11:48:00Z" w16du:dateUtc="2026-06-02T09:48:00Z">
+            <w:del w:id="252" w:author="Millicent  Mufambi" w:date="2026-06-02T12:54:00Z" w16du:dateUtc="2026-06-02T10:54:00Z">
               <w:r>
                 <w:rPr>
                   <w:b/>
@@ -7180,7 +7183,7 @@
                 <w:delText>889</w:delText>
               </w:r>
             </w:del>
-            <w:ins w:id="253" w:author="Millicent  Mufambi" w:date="2026-06-02T11:48:00Z" w16du:dateUtc="2026-06-02T09:48:00Z">
+            <w:ins w:id="253" w:author="Millicent  Mufambi" w:date="2026-06-02T12:54:00Z" w16du:dateUtc="2026-06-02T10:54:00Z">
               <w:r>
                 <w:t>833</w:t>
               </w:r>
@@ -7197,7 +7200,7 @@
             </w:pPr>
             <w:r>
               <w:rPr>
-                <w:rPrChange w:id="254" w:author="Millicent  Mufambi" w:date="2026-06-02T11:48:00Z" w16du:dateUtc="2026-06-02T09:48:00Z">
+                <w:rPrChange w:id="254" w:author="Millicent  Mufambi" w:date="2026-06-02T12:54:00Z" w16du:dateUtc="2026-06-02T10:54:00Z">
                   <w:rPr>
                     <w:b/>
                   </w:rPr>
@@ -7205,7 +7208,7 @@
               </w:rPr>
               <w:t>0.</w:t>
             </w:r>
-            <w:del w:id="255" w:author="Millicent  Mufambi" w:date="2026-06-02T11:48:00Z" w16du:dateUtc="2026-06-02T09:48:00Z">
+            <w:del w:id="255" w:author="Millicent  Mufambi" w:date="2026-06-02T12:54:00Z" w16du:dateUtc="2026-06-02T10:54:00Z">
               <w:r>
                 <w:rPr>
                   <w:b/>
@@ -7213,7 +7216,7 @@
                 <w:delText>111</w:delText>
               </w:r>
             </w:del>
-            <w:ins w:id="256" w:author="Millicent  Mufambi" w:date="2026-06-02T11:48:00Z" w16du:dateUtc="2026-06-02T09:48:00Z">
+            <w:ins w:id="256" w:author="Millicent  Mufambi" w:date="2026-06-02T12:54:00Z" w16du:dateUtc="2026-06-02T10:54:00Z">
               <w:r>
                 <w:t>167</w:t>
               </w:r>
@@ -7228,7 +7231,7 @@
             <w:pPr>
               <w:cnfStyle w:val="000000010000" w:firstRow="0" w:lastRow="0" w:firstColumn="0" w:lastColumn="0" w:oddVBand="0" w:evenVBand="0" w:oddHBand="0" w:evenHBand="1" w:firstRowFirstColumn="0" w:firstRowLastColumn="0" w:lastRowFirstColumn="0" w:lastRowLastColumn="0"/>
             </w:pPr>
-            <w:del w:id="257" w:author="Millicent  Mufambi" w:date="2026-06-02T11:48:00Z" w16du:dateUtc="2026-06-02T09:48:00Z">
+            <w:del w:id="257" w:author="Millicent  Mufambi" w:date="2026-06-02T12:54:00Z" w16du:dateUtc="2026-06-02T10:54:00Z">
               <w:r>
                 <w:rPr>
                   <w:b/>
@@ -7236,7 +7239,7 @@
                 <w:delText>25,200</w:delText>
               </w:r>
             </w:del>
-            <w:ins w:id="258" w:author="Millicent  Mufambi" w:date="2026-06-02T11:48:00Z" w16du:dateUtc="2026-06-02T09:48:00Z">
+            <w:ins w:id="258" w:author="Millicent  Mufambi" w:date="2026-06-02T12:54:00Z" w16du:dateUtc="2026-06-02T10:54:00Z">
               <w:r>
                 <w:t>21,800</w:t>
               </w:r>
@@ -7251,7 +7254,7 @@
             <w:pPr>
               <w:cnfStyle w:val="000000010000" w:firstRow="0" w:lastRow="0" w:firstColumn="0" w:lastColumn="0" w:oddVBand="0" w:evenVBand="0" w:oddHBand="0" w:evenHBand="1" w:firstRowFirstColumn="0" w:firstRowLastColumn="0" w:lastRowFirstColumn="0" w:lastRowLastColumn="0"/>
             </w:pPr>
-            <w:del w:id="259" w:author="Millicent  Mufambi" w:date="2026-06-02T11:48:00Z" w16du:dateUtc="2026-06-02T09:48:00Z">
+            <w:del w:id="259" w:author="Millicent  Mufambi" w:date="2026-06-02T12:54:00Z" w16du:dateUtc="2026-06-02T10:54:00Z">
               <w:r>
                 <w:rPr>
                   <w:b/>
@@ -7259,7 +7262,7 @@
                 <w:delText>39,500</w:delText>
               </w:r>
             </w:del>
-            <w:ins w:id="260" w:author="Millicent  Mufambi" w:date="2026-06-02T11:48:00Z" w16du:dateUtc="2026-06-02T09:48:00Z">
+            <w:ins w:id="260" w:author="Millicent  Mufambi" w:date="2026-06-02T12:54:00Z" w16du:dateUtc="2026-06-02T10:54:00Z">
               <w:r>
                 <w:t>61,100</w:t>
               </w:r>
@@ -7276,7 +7279,7 @@
             </w:pPr>
             <w:r>
               <w:rPr>
-                <w:rPrChange w:id="261" w:author="Millicent  Mufambi" w:date="2026-06-02T11:48:00Z" w16du:dateUtc="2026-06-02T09:48:00Z">
+                <w:rPrChange w:id="261" w:author="Millicent  Mufambi" w:date="2026-06-02T12:54:00Z" w16du:dateUtc="2026-06-02T10:54:00Z">
                   <w:rPr>
                     <w:b/>
                   </w:rPr>
@@ -7284,7 +7287,7 @@
               </w:rPr>
               <w:t>0.</w:t>
             </w:r>
-            <w:del w:id="262" w:author="Millicent  Mufambi" w:date="2026-06-02T11:48:00Z" w16du:dateUtc="2026-06-02T09:48:00Z">
+            <w:del w:id="262" w:author="Millicent  Mufambi" w:date="2026-06-02T12:54:00Z" w16du:dateUtc="2026-06-02T10:54:00Z">
               <w:r>
                 <w:rPr>
                   <w:b/>
@@ -7292,7 +7295,7 @@
                 <w:delText>889</w:delText>
               </w:r>
             </w:del>
-            <w:ins w:id="263" w:author="Millicent  Mufambi" w:date="2026-06-02T11:48:00Z" w16du:dateUtc="2026-06-02T09:48:00Z">
+            <w:ins w:id="263" w:author="Millicent  Mufambi" w:date="2026-06-02T12:54:00Z" w16du:dateUtc="2026-06-02T10:54:00Z">
               <w:r>
                 <w:t>833</w:t>
               </w:r>
@@ -7316,10 +7319,10 @@
         <w:spacing w:after="120"/>
         <w:jc w:val="both"/>
         <w:rPr>
-          <w:del w:id="264" w:author="Millicent  Mufambi" w:date="2026-06-02T11:48:00Z" w16du:dateUtc="2026-06-02T09:48:00Z"/>
+          <w:del w:id="264" w:author="Millicent  Mufambi" w:date="2026-06-02T12:54:00Z" w16du:dateUtc="2026-06-02T10:54:00Z"/>
         </w:rPr>
       </w:pPr>
-      <w:del w:id="265" w:author="Millicent  Mufambi" w:date="2026-06-02T11:48:00Z" w16du:dateUtc="2026-06-02T09:48:00Z">
+      <w:del w:id="265" w:author="Millicent  Mufambi" w:date="2026-06-02T12:54:00Z" w16du:dateUtc="2026-06-02T10:54:00Z">
         <w:r>
           <w:delText>On BugsInPy the baseline now repairs 50% of bugs, up from 20% under the earlier setup, but accepts fixes the sandbox later rejects in the other 50%. BFT-MAS approves only 20% (validators reject the rest at the prepare phase), and the sandbox confirms every one. The trade-off is precision over throughput; the headline is the elimination of the violation category, 0.0% against 11.1% (Figure 2).</w:delText>
         </w:r>
@@ -7330,10 +7333,10 @@
         <w:spacing w:after="120"/>
         <w:jc w:val="both"/>
         <w:rPr>
-          <w:ins w:id="266" w:author="Millicent  Mufambi" w:date="2026-06-02T11:48:00Z" w16du:dateUtc="2026-06-02T09:48:00Z"/>
+          <w:ins w:id="266" w:author="Millicent  Mufambi" w:date="2026-06-02T12:54:00Z" w16du:dateUtc="2026-06-02T10:54:00Z"/>
         </w:rPr>
       </w:pPr>
-      <w:ins w:id="267" w:author="Millicent  Mufambi" w:date="2026-06-02T11:48:00Z" w16du:dateUtc="2026-06-02T09:48:00Z">
+      <w:ins w:id="267" w:author="Millicent  Mufambi" w:date="2026-06-02T12:54:00Z" w16du:dateUtc="2026-06-02T10:54:00Z">
         <w:r>
           <w:t>On the 20-bug BugsInPy subset the single-agent baseline repairs 5 of 20, while BFT-MAS repairs 10 of 20: the four independent validators admit more genuine fixes, not fewer (recall 1.0 against the sandbox oracle). Because the BugsInPy oracle is a weak run-as-script check (Section 5.2), consensus also approved fixes the sandbox then rejected, the residual safety-violation count, but every such fix is caught by the sandbox before it could be committed. The three split votes (ansible-1, -12 and -14) show the m</w:t>
         </w:r>
@@ -7395,7 +7398,7 @@
       </w:pPr>
       <w:r>
         <w:rPr>
-          <w:rPrChange w:id="268" w:author="Millicent  Mufambi" w:date="2026-06-02T11:48:00Z" w16du:dateUtc="2026-06-02T09:48:00Z">
+          <w:rPrChange w:id="268" w:author="Millicent  Mufambi" w:date="2026-06-02T12:54:00Z" w16du:dateUtc="2026-06-02T10:54:00Z">
             <w:rPr>
               <w:b/>
             </w:rPr>
@@ -7406,12 +7409,12 @@
       <w:r>
         <w:t xml:space="preserve"> Safety violation rate by dataset and pipeline mode. The synthetic and e-commerce benchmarks show zero violations in both modes</w:t>
       </w:r>
-      <w:del w:id="269" w:author="Millicent  Mufambi" w:date="2026-06-02T11:48:00Z" w16du:dateUtc="2026-06-02T09:48:00Z">
+      <w:del w:id="269" w:author="Millicent  Mufambi" w:date="2026-06-02T12:54:00Z" w16du:dateUtc="2026-06-02T10:54:00Z">
         <w:r>
           <w:delText xml:space="preserve">. On </w:delText>
         </w:r>
       </w:del>
-      <w:ins w:id="270" w:author="Millicent  Mufambi" w:date="2026-06-02T11:48:00Z" w16du:dateUtc="2026-06-02T09:48:00Z">
+      <w:ins w:id="270" w:author="Millicent  Mufambi" w:date="2026-06-02T12:54:00Z" w16du:dateUtc="2026-06-02T10:54:00Z">
         <w:r>
           <w:t>; on the 20-bug real-world (</w:t>
         </w:r>
@@ -7419,12 +7422,12 @@
       <w:r>
         <w:t>BugsInPy</w:t>
       </w:r>
-      <w:del w:id="271" w:author="Millicent  Mufambi" w:date="2026-06-02T11:48:00Z" w16du:dateUtc="2026-06-02T09:48:00Z">
+      <w:del w:id="271" w:author="Millicent  Mufambi" w:date="2026-06-02T12:54:00Z" w16du:dateUtc="2026-06-02T10:54:00Z">
         <w:r>
           <w:delText xml:space="preserve"> the BFT-MAS pipeline drops</w:delText>
         </w:r>
       </w:del>
-      <w:ins w:id="272" w:author="Millicent  Mufambi" w:date="2026-06-02T11:48:00Z" w16du:dateUtc="2026-06-02T09:48:00Z">
+      <w:ins w:id="272" w:author="Millicent  Mufambi" w:date="2026-06-02T12:54:00Z" w16du:dateUtc="2026-06-02T10:54:00Z">
         <w:r>
           <w:t>) subset</w:t>
         </w:r>
@@ -7432,7 +7435,7 @@
       <w:r>
         <w:t xml:space="preserve"> the rate </w:t>
       </w:r>
-      <w:ins w:id="273" w:author="Millicent  Mufambi" w:date="2026-06-02T11:48:00Z" w16du:dateUtc="2026-06-02T09:48:00Z">
+      <w:ins w:id="273" w:author="Millicent  Mufambi" w:date="2026-06-02T12:54:00Z" w16du:dateUtc="2026-06-02T10:54:00Z">
         <w:r>
           <w:t xml:space="preserve">falls </w:t>
         </w:r>
@@ -7440,12 +7443,12 @@
       <w:r>
         <w:t xml:space="preserve">from </w:t>
       </w:r>
-      <w:del w:id="274" w:author="Millicent  Mufambi" w:date="2026-06-02T11:48:00Z" w16du:dateUtc="2026-06-02T09:48:00Z">
+      <w:del w:id="274" w:author="Millicent  Mufambi" w:date="2026-06-02T12:54:00Z" w16du:dateUtc="2026-06-02T10:54:00Z">
         <w:r>
           <w:delText>50.0</w:delText>
         </w:r>
       </w:del>
-      <w:ins w:id="275" w:author="Millicent  Mufambi" w:date="2026-06-02T11:48:00Z" w16du:dateUtc="2026-06-02T09:48:00Z">
+      <w:ins w:id="275" w:author="Millicent  Mufambi" w:date="2026-06-02T12:54:00Z" w16du:dateUtc="2026-06-02T10:54:00Z">
         <w:r>
           <w:t>75</w:t>
         </w:r>
@@ -7453,12 +7456,12 @@
       <w:r>
         <w:t xml:space="preserve">% to </w:t>
       </w:r>
-      <w:del w:id="276" w:author="Millicent  Mufambi" w:date="2026-06-02T11:48:00Z" w16du:dateUtc="2026-06-02T09:48:00Z">
+      <w:del w:id="276" w:author="Millicent  Mufambi" w:date="2026-06-02T12:54:00Z" w16du:dateUtc="2026-06-02T10:54:00Z">
         <w:r>
           <w:delText>0.0%, the elimination of the safety-violation category. The Wilcoxon signed-rank</w:delText>
         </w:r>
       </w:del>
-      <w:ins w:id="277" w:author="Millicent  Mufambi" w:date="2026-06-02T11:48:00Z" w16du:dateUtc="2026-06-02T09:48:00Z">
+      <w:ins w:id="277" w:author="Millicent  Mufambi" w:date="2026-06-02T12:54:00Z" w16du:dateUtc="2026-06-02T10:54:00Z">
         <w:r>
           <w:t>50% under BFT-MAS. McNemar's exact</w:t>
         </w:r>
@@ -7466,12 +7469,12 @@
       <w:r>
         <w:t xml:space="preserve"> test </w:t>
       </w:r>
-      <w:del w:id="278" w:author="Millicent  Mufambi" w:date="2026-06-02T11:48:00Z" w16du:dateUtc="2026-06-02T09:48:00Z">
+      <w:del w:id="278" w:author="Millicent  Mufambi" w:date="2026-06-02T12:54:00Z" w16du:dateUtc="2026-06-02T10:54:00Z">
         <w:r>
           <w:delText>on</w:delText>
         </w:r>
       </w:del>
-      <w:ins w:id="279" w:author="Millicent  Mufambi" w:date="2026-06-02T11:48:00Z" w16du:dateUtc="2026-06-02T09:48:00Z">
+      <w:ins w:id="279" w:author="Millicent  Mufambi" w:date="2026-06-02T12:54:00Z" w16du:dateUtc="2026-06-02T10:54:00Z">
         <w:r>
           <w:t>over the 90</w:t>
         </w:r>
@@ -7479,7 +7482,7 @@
       <w:r>
         <w:t xml:space="preserve"> paired </w:t>
       </w:r>
-      <w:del w:id="280" w:author="Millicent  Mufambi" w:date="2026-06-02T11:48:00Z" w16du:dateUtc="2026-06-02T09:48:00Z">
+      <w:del w:id="280" w:author="Millicent  Mufambi" w:date="2026-06-02T12:54:00Z" w16du:dateUtc="2026-06-02T10:54:00Z">
         <w:r>
           <w:delText xml:space="preserve">safety outcomes (n=90 </w:delText>
         </w:r>
@@ -7487,7 +7490,7 @@
       <w:r>
         <w:t>bugs</w:t>
       </w:r>
-      <w:ins w:id="281" w:author="Millicent  Mufambi" w:date="2026-06-02T11:48:00Z" w16du:dateUtc="2026-06-02T09:48:00Z">
+      <w:ins w:id="281" w:author="Millicent  Mufambi" w:date="2026-06-02T12:54:00Z" w16du:dateUtc="2026-06-02T10:54:00Z">
         <w:r>
           <w:t xml:space="preserve"> (all 7 discordant pairs in BugsInPy; b = 6, c = 1</w:t>
         </w:r>
@@ -7495,7 +7498,7 @@
       <w:r>
         <w:t xml:space="preserve">) gives </w:t>
       </w:r>
-      <w:del w:id="282" w:author="Millicent  Mufambi" w:date="2026-06-02T11:48:00Z" w16du:dateUtc="2026-06-02T09:48:00Z">
+      <w:del w:id="282" w:author="Millicent  Mufambi" w:date="2026-06-02T12:54:00Z" w16du:dateUtc="2026-06-02T10:54:00Z">
         <w:r>
           <w:delText xml:space="preserve">W=0, z=-2.80, </w:delText>
         </w:r>
@@ -7503,12 +7506,12 @@
       <w:r>
         <w:t>p</w:t>
       </w:r>
-      <w:del w:id="283" w:author="Millicent  Mufambi" w:date="2026-06-02T11:48:00Z" w16du:dateUtc="2026-06-02T09:48:00Z">
+      <w:del w:id="283" w:author="Millicent  Mufambi" w:date="2026-06-02T12:54:00Z" w16du:dateUtc="2026-06-02T10:54:00Z">
         <w:r>
           <w:delText>=0.0016</w:delText>
         </w:r>
       </w:del>
-      <w:ins w:id="284" w:author="Millicent  Mufambi" w:date="2026-06-02T11:48:00Z" w16du:dateUtc="2026-06-02T09:48:00Z">
+      <w:ins w:id="284" w:author="Millicent  Mufambi" w:date="2026-06-02T12:54:00Z" w16du:dateUtc="2026-06-02T10:54:00Z">
         <w:r>
           <w:t xml:space="preserve"> = 0.125, a directional reduction that is underpowered at this sample size</w:t>
         </w:r>
@@ -7624,7 +7627,7 @@
           <w:p>
             <w:r>
               <w:rPr>
-                <w:rPrChange w:id="285" w:author="Millicent  Mufambi" w:date="2026-06-02T11:48:00Z" w16du:dateUtc="2026-06-02T09:48:00Z">
+                <w:rPrChange w:id="285" w:author="Millicent  Mufambi" w:date="2026-06-02T12:54:00Z" w16du:dateUtc="2026-06-02T10:54:00Z">
                   <w:rPr>
                     <w:b w:val="0"/>
                   </w:rPr>
@@ -7642,12 +7645,12 @@
             <w:pPr>
               <w:cnfStyle w:val="000000100000" w:firstRow="0" w:lastRow="0" w:firstColumn="0" w:lastColumn="0" w:oddVBand="0" w:evenVBand="0" w:oddHBand="1" w:evenHBand="0" w:firstRowFirstColumn="0" w:firstRowLastColumn="0" w:lastRowFirstColumn="0" w:lastRowLastColumn="0"/>
             </w:pPr>
-            <w:del w:id="286" w:author="Millicent  Mufambi" w:date="2026-06-02T11:48:00Z" w16du:dateUtc="2026-06-02T09:48:00Z">
+            <w:del w:id="286" w:author="Millicent  Mufambi" w:date="2026-06-02T12:54:00Z" w16du:dateUtc="2026-06-02T10:54:00Z">
               <w:r>
                 <w:delText>0</w:delText>
               </w:r>
             </w:del>
-            <w:ins w:id="287" w:author="Millicent  Mufambi" w:date="2026-06-02T11:48:00Z" w16du:dateUtc="2026-06-02T09:48:00Z">
+            <w:ins w:id="287" w:author="Millicent  Mufambi" w:date="2026-06-02T12:54:00Z" w16du:dateUtc="2026-06-02T10:54:00Z">
               <w:r>
                 <w:t>9</w:t>
               </w:r>
@@ -7662,12 +7665,12 @@
             <w:pPr>
               <w:cnfStyle w:val="000000100000" w:firstRow="0" w:lastRow="0" w:firstColumn="0" w:lastColumn="0" w:oddVBand="0" w:evenVBand="0" w:oddHBand="1" w:evenHBand="0" w:firstRowFirstColumn="0" w:firstRowLastColumn="0" w:lastRowFirstColumn="0" w:lastRowLastColumn="0"/>
             </w:pPr>
-            <w:del w:id="288" w:author="Millicent  Mufambi" w:date="2026-06-02T11:48:00Z" w16du:dateUtc="2026-06-02T09:48:00Z">
+            <w:del w:id="288" w:author="Millicent  Mufambi" w:date="2026-06-02T12:54:00Z" w16du:dateUtc="2026-06-02T10:54:00Z">
               <w:r>
                 <w:delText>No bug was a safety failure in both modes</w:delText>
               </w:r>
             </w:del>
-            <w:ins w:id="289" w:author="Millicent  Mufambi" w:date="2026-06-02T11:48:00Z" w16du:dateUtc="2026-06-02T09:48:00Z">
+            <w:ins w:id="289" w:author="Millicent  Mufambi" w:date="2026-06-02T12:54:00Z" w16du:dateUtc="2026-06-02T10:54:00Z">
               <w:r>
                 <w:t>Hard real bugs where neither mode's fix passed the oracle</w:t>
               </w:r>
@@ -7698,7 +7701,7 @@
             <w:pPr>
               <w:cnfStyle w:val="000000010000" w:firstRow="0" w:lastRow="0" w:firstColumn="0" w:lastColumn="0" w:oddVBand="0" w:evenVBand="0" w:oddHBand="0" w:evenHBand="1" w:firstRowFirstColumn="0" w:firstRowLastColumn="0" w:lastRowFirstColumn="0" w:lastRowLastColumn="0"/>
             </w:pPr>
-            <w:del w:id="290" w:author="Millicent  Mufambi" w:date="2026-06-02T11:48:00Z" w16du:dateUtc="2026-06-02T09:48:00Z">
+            <w:del w:id="290" w:author="Millicent  Mufambi" w:date="2026-06-02T12:54:00Z" w16du:dateUtc="2026-06-02T10:54:00Z">
               <w:r>
                 <w:rPr>
                   <w:b/>
@@ -7706,7 +7709,7 @@
                 <w:delText>10</w:delText>
               </w:r>
             </w:del>
-            <w:ins w:id="291" w:author="Millicent  Mufambi" w:date="2026-06-02T11:48:00Z" w16du:dateUtc="2026-06-02T09:48:00Z">
+            <w:ins w:id="291" w:author="Millicent  Mufambi" w:date="2026-06-02T12:54:00Z" w16du:dateUtc="2026-06-02T10:54:00Z">
               <w:r>
                 <w:t>6</w:t>
               </w:r>
@@ -7723,7 +7726,7 @@
             </w:pPr>
             <w:r>
               <w:rPr>
-                <w:rPrChange w:id="292" w:author="Millicent  Mufambi" w:date="2026-06-02T11:48:00Z" w16du:dateUtc="2026-06-02T09:48:00Z">
+                <w:rPrChange w:id="292" w:author="Millicent  Mufambi" w:date="2026-06-02T12:54:00Z" w16du:dateUtc="2026-06-02T10:54:00Z">
                   <w:rPr>
                     <w:b/>
                   </w:rPr>
@@ -7731,7 +7734,7 @@
               </w:rPr>
               <w:t xml:space="preserve">Consensus </w:t>
             </w:r>
-            <w:del w:id="293" w:author="Millicent  Mufambi" w:date="2026-06-02T11:48:00Z" w16du:dateUtc="2026-06-02T09:48:00Z">
+            <w:del w:id="293" w:author="Millicent  Mufambi" w:date="2026-06-02T12:54:00Z" w16du:dateUtc="2026-06-02T10:54:00Z">
               <w:r>
                 <w:rPr>
                   <w:b/>
@@ -7741,7 +7744,7 @@
             </w:del>
             <w:r>
               <w:rPr>
-                <w:rPrChange w:id="294" w:author="Millicent  Mufambi" w:date="2026-06-02T11:48:00Z" w16du:dateUtc="2026-06-02T09:48:00Z">
+                <w:rPrChange w:id="294" w:author="Millicent  Mufambi" w:date="2026-06-02T12:54:00Z" w16du:dateUtc="2026-06-02T10:54:00Z">
                   <w:rPr>
                     <w:b/>
                   </w:rPr>
@@ -7749,7 +7752,7 @@
               </w:rPr>
               <w:t xml:space="preserve">caught </w:t>
             </w:r>
-            <w:del w:id="295" w:author="Millicent  Mufambi" w:date="2026-06-02T11:48:00Z" w16du:dateUtc="2026-06-02T09:48:00Z">
+            <w:del w:id="295" w:author="Millicent  Mufambi" w:date="2026-06-02T12:54:00Z" w16du:dateUtc="2026-06-02T10:54:00Z">
               <w:r>
                 <w:rPr>
                   <w:b/>
@@ -7757,7 +7760,7 @@
                 <w:delText>what baseline missed (all in BugsInPy)</w:delText>
               </w:r>
             </w:del>
-            <w:ins w:id="296" w:author="Millicent  Mufambi" w:date="2026-06-02T11:48:00Z" w16du:dateUtc="2026-06-02T09:48:00Z">
+            <w:ins w:id="296" w:author="Millicent  Mufambi" w:date="2026-06-02T12:54:00Z" w16du:dateUtc="2026-06-02T10:54:00Z">
               <w:r>
                 <w:t>an unsafe fix the single agent committed</w:t>
               </w:r>
@@ -7777,7 +7780,7 @@
           <w:p>
             <w:r>
               <w:rPr>
-                <w:rPrChange w:id="297" w:author="Millicent  Mufambi" w:date="2026-06-02T11:48:00Z" w16du:dateUtc="2026-06-02T09:48:00Z">
+                <w:rPrChange w:id="297" w:author="Millicent  Mufambi" w:date="2026-06-02T12:54:00Z" w16du:dateUtc="2026-06-02T10:54:00Z">
                   <w:rPr>
                     <w:b w:val="0"/>
                   </w:rPr>
@@ -7795,12 +7798,12 @@
             <w:pPr>
               <w:cnfStyle w:val="000000100000" w:firstRow="0" w:lastRow="0" w:firstColumn="0" w:lastColumn="0" w:oddVBand="0" w:evenVBand="0" w:oddHBand="1" w:evenHBand="0" w:firstRowFirstColumn="0" w:firstRowLastColumn="0" w:lastRowFirstColumn="0" w:lastRowLastColumn="0"/>
             </w:pPr>
-            <w:del w:id="298" w:author="Millicent  Mufambi" w:date="2026-06-02T11:48:00Z" w16du:dateUtc="2026-06-02T09:48:00Z">
+            <w:del w:id="298" w:author="Millicent  Mufambi" w:date="2026-06-02T12:54:00Z" w16du:dateUtc="2026-06-02T10:54:00Z">
               <w:r>
                 <w:delText>0</w:delText>
               </w:r>
             </w:del>
-            <w:ins w:id="299" w:author="Millicent  Mufambi" w:date="2026-06-02T11:48:00Z" w16du:dateUtc="2026-06-02T09:48:00Z">
+            <w:ins w:id="299" w:author="Millicent  Mufambi" w:date="2026-06-02T12:54:00Z" w16du:dateUtc="2026-06-02T10:54:00Z">
               <w:r>
                 <w:t>1</w:t>
               </w:r>
@@ -7818,12 +7821,12 @@
             <w:r>
               <w:t xml:space="preserve">Consensus </w:t>
             </w:r>
-            <w:del w:id="300" w:author="Millicent  Mufambi" w:date="2026-06-02T11:48:00Z" w16du:dateUtc="2026-06-02T09:48:00Z">
+            <w:del w:id="300" w:author="Millicent  Mufambi" w:date="2026-06-02T12:54:00Z" w16du:dateUtc="2026-06-02T10:54:00Z">
               <w:r>
                 <w:delText>was never wrong when baseline was right</w:delText>
               </w:r>
             </w:del>
-            <w:ins w:id="301" w:author="Millicent  Mufambi" w:date="2026-06-02T11:48:00Z" w16du:dateUtc="2026-06-02T09:48:00Z">
+            <w:ins w:id="301" w:author="Millicent  Mufambi" w:date="2026-06-02T12:54:00Z" w16du:dateUtc="2026-06-02T10:54:00Z">
               <w:r>
                 <w:t>rejected or failed where the single agent passed</w:t>
               </w:r>
@@ -7843,7 +7846,7 @@
           <w:p>
             <w:r>
               <w:rPr>
-                <w:rPrChange w:id="302" w:author="Millicent  Mufambi" w:date="2026-06-02T11:48:00Z" w16du:dateUtc="2026-06-02T09:48:00Z">
+                <w:rPrChange w:id="302" w:author="Millicent  Mufambi" w:date="2026-06-02T12:54:00Z" w16du:dateUtc="2026-06-02T10:54:00Z">
                   <w:rPr>
                     <w:b w:val="0"/>
                   </w:rPr>
@@ -7861,12 +7864,12 @@
             <w:pPr>
               <w:cnfStyle w:val="000000010000" w:firstRow="0" w:lastRow="0" w:firstColumn="0" w:lastColumn="0" w:oddVBand="0" w:evenVBand="0" w:oddHBand="0" w:evenHBand="1" w:firstRowFirstColumn="0" w:firstRowLastColumn="0" w:lastRowFirstColumn="0" w:lastRowLastColumn="0"/>
             </w:pPr>
-            <w:del w:id="303" w:author="Millicent  Mufambi" w:date="2026-06-02T11:48:00Z" w16du:dateUtc="2026-06-02T09:48:00Z">
+            <w:del w:id="303" w:author="Millicent  Mufambi" w:date="2026-06-02T12:54:00Z" w16du:dateUtc="2026-06-02T10:54:00Z">
               <w:r>
                 <w:delText>80</w:delText>
               </w:r>
             </w:del>
-            <w:ins w:id="304" w:author="Millicent  Mufambi" w:date="2026-06-02T11:48:00Z" w16du:dateUtc="2026-06-02T09:48:00Z">
+            <w:ins w:id="304" w:author="Millicent  Mufambi" w:date="2026-06-02T12:54:00Z" w16du:dateUtc="2026-06-02T10:54:00Z">
               <w:r>
                 <w:t>74</w:t>
               </w:r>
@@ -7884,12 +7887,12 @@
             <w:r>
               <w:t xml:space="preserve">Both </w:t>
             </w:r>
-            <w:del w:id="305" w:author="Millicent  Mufambi" w:date="2026-06-02T11:48:00Z" w16du:dateUtc="2026-06-02T09:48:00Z">
+            <w:del w:id="305" w:author="Millicent  Mufambi" w:date="2026-06-02T12:54:00Z" w16du:dateUtc="2026-06-02T10:54:00Z">
               <w:r>
                 <w:delText>pipelines</w:delText>
               </w:r>
             </w:del>
-            <w:ins w:id="306" w:author="Millicent  Mufambi" w:date="2026-06-02T11:48:00Z" w16du:dateUtc="2026-06-02T09:48:00Z">
+            <w:ins w:id="306" w:author="Millicent  Mufambi" w:date="2026-06-02T12:54:00Z" w16du:dateUtc="2026-06-02T10:54:00Z">
               <w:r>
                 <w:t>modes</w:t>
               </w:r>
@@ -7897,12 +7900,12 @@
             <w:r>
               <w:t xml:space="preserve"> handled cleanly (synthetic + e-commerce + </w:t>
             </w:r>
-            <w:del w:id="307" w:author="Millicent  Mufambi" w:date="2026-06-02T11:48:00Z" w16du:dateUtc="2026-06-02T09:48:00Z">
+            <w:del w:id="307" w:author="Millicent  Mufambi" w:date="2026-06-02T12:54:00Z" w16du:dateUtc="2026-06-02T10:54:00Z">
               <w:r>
                 <w:delText>10</w:delText>
               </w:r>
             </w:del>
-            <w:ins w:id="308" w:author="Millicent  Mufambi" w:date="2026-06-02T11:48:00Z" w16du:dateUtc="2026-06-02T09:48:00Z">
+            <w:ins w:id="308" w:author="Millicent  Mufambi" w:date="2026-06-02T12:54:00Z" w16du:dateUtc="2026-06-02T10:54:00Z">
               <w:r>
                 <w:t>11</w:t>
               </w:r>
@@ -7923,7 +7926,7 @@
       <w:r>
         <w:t xml:space="preserve">The asymmetry is strict. BFT-MAS produced zero safety violations against ten for the baseline over 90 paired bugs (Table 5), and all ten only-baseline failures come from real bugs in </w:t>
       </w:r>
-      <w:ins w:id="309" w:author="Millicent  Mufambi" w:date="2026-06-02T11:48:00Z" w16du:dateUtc="2026-06-02T09:48:00Z">
+      <w:ins w:id="309" w:author="Millicent  Mufambi" w:date="2026-06-02T12:54:00Z" w16du:dateUtc="2026-06-02T10:54:00Z">
         <w:r>
           <w:t xml:space="preserve">the </w:t>
         </w:r>
@@ -7931,7 +7934,7 @@
       <w:r>
         <w:t>PySnooper</w:t>
       </w:r>
-      <w:del w:id="310" w:author="Millicent  Mufambi" w:date="2026-06-02T11:48:00Z" w16du:dateUtc="2026-06-02T09:48:00Z">
+      <w:del w:id="310" w:author="Millicent  Mufambi" w:date="2026-06-02T12:54:00Z" w16du:dateUtc="2026-06-02T10:54:00Z">
         <w:r>
           <w:delText>, thefuck, tqdm</w:delText>
         </w:r>
@@ -7939,12 +7942,12 @@
       <w:r>
         <w:t xml:space="preserve"> and </w:t>
       </w:r>
-      <w:del w:id="311" w:author="Millicent  Mufambi" w:date="2026-06-02T11:48:00Z" w16du:dateUtc="2026-06-02T09:48:00Z">
+      <w:del w:id="311" w:author="Millicent  Mufambi" w:date="2026-06-02T12:54:00Z" w16du:dateUtc="2026-06-02T10:54:00Z">
         <w:r>
           <w:delText>cookiecutter</w:delText>
         </w:r>
       </w:del>
-      <w:ins w:id="312" w:author="Millicent  Mufambi" w:date="2026-06-02T11:48:00Z" w16du:dateUtc="2026-06-02T09:48:00Z">
+      <w:ins w:id="312" w:author="Millicent  Mufambi" w:date="2026-06-02T12:54:00Z" w16du:dateUtc="2026-06-02T10:54:00Z">
         <w:r>
           <w:t>ansible projects</w:t>
         </w:r>
@@ -8032,10 +8035,10 @@
         <w:spacing w:after="120"/>
         <w:jc w:val="both"/>
         <w:rPr>
-          <w:del w:id="313" w:author="Millicent  Mufambi" w:date="2026-06-02T11:48:00Z" w16du:dateUtc="2026-06-02T09:48:00Z"/>
+          <w:del w:id="313" w:author="Millicent  Mufambi" w:date="2026-06-02T12:54:00Z" w16du:dateUtc="2026-06-02T10:54:00Z"/>
         </w:rPr>
       </w:pPr>
-      <w:del w:id="314" w:author="Millicent  Mufambi" w:date="2026-06-02T11:48:00Z" w16du:dateUtc="2026-06-02T09:48:00Z">
+      <w:del w:id="314" w:author="Millicent  Mufambi" w:date="2026-06-02T12:54:00Z" w16du:dateUtc="2026-06-02T10:54:00Z">
         <w:r>
           <w:delText>Two tests on the paired safety outcomes agree. The Wilcoxon signed-rank test over the 90 cases gives W = 0, z = -2.803 and p = 0.0016, with every non-zero pair favouring BFT-MAS; BugsInPy alone gives the same numbers. McNemar's exact binomial form, used because one discordant cell is zero, gives p ≈ 0.0020. Both reject the null at α = 0.01.</w:delText>
         </w:r>
@@ -8046,10 +8049,10 @@
         <w:spacing w:after="120"/>
         <w:jc w:val="both"/>
         <w:rPr>
-          <w:del w:id="315" w:author="Millicent  Mufambi" w:date="2026-06-02T11:48:00Z" w16du:dateUtc="2026-06-02T09:48:00Z"/>
+          <w:del w:id="315" w:author="Millicent  Mufambi" w:date="2026-06-02T12:54:00Z" w16du:dateUtc="2026-06-02T10:54:00Z"/>
         </w:rPr>
       </w:pPr>
-      <w:del w:id="316" w:author="Millicent  Mufambi" w:date="2026-06-02T11:48:00Z" w16du:dateUtc="2026-06-02T09:48:00Z">
+      <w:del w:id="316" w:author="Millicent  Mufambi" w:date="2026-06-02T12:54:00Z" w16du:dateUtc="2026-06-02T10:54:00Z">
         <w:r>
           <w:delText>The same test on success rates favours the baseline, but only because it approves more fixes overall. Every consensus rejection on BugsInPy was correct, so the lower success rate reflects avoided violations, not missed repairs.</w:delText>
         </w:r>
@@ -8060,10 +8063,10 @@
         <w:spacing w:after="120"/>
         <w:jc w:val="both"/>
         <w:rPr>
-          <w:ins w:id="317" w:author="Millicent  Mufambi" w:date="2026-06-02T11:48:00Z" w16du:dateUtc="2026-06-02T09:48:00Z"/>
+          <w:ins w:id="317" w:author="Millicent  Mufambi" w:date="2026-06-02T12:54:00Z" w16du:dateUtc="2026-06-02T10:54:00Z"/>
         </w:rPr>
       </w:pPr>
-      <w:ins w:id="318" w:author="Millicent  Mufambi" w:date="2026-06-02T11:48:00Z" w16du:dateUtc="2026-06-02T09:48:00Z">
+      <w:ins w:id="318" w:author="Millicent  Mufambi" w:date="2026-06-02T12:54:00Z" w16du:dateUtc="2026-06-02T10:54:00Z">
         <w:r>
           <w:t xml:space="preserve">McNemar's exact test is the primary test here, the safety outcome being binary. All discordant pairs fall in the 20-bug BugsInPy subset, where the safety-violation rate fell from 75% under the single-agent baseline to 50% under BFT-MAS, with discordant pairs b = 6 (baseline violated, consensus did not) and c = 1 (the reverse), giving an exact two-sided p = 0.125: a directional reduction that does not reach significance at this sample size. The repair rate on the same subset rose from 25% to 50% (discordant </w:t>
         </w:r>
@@ -8077,10 +8080,10 @@
         <w:spacing w:after="120"/>
         <w:jc w:val="both"/>
         <w:rPr>
-          <w:ins w:id="319" w:author="Millicent  Mufambi" w:date="2026-06-02T11:48:00Z" w16du:dateUtc="2026-06-02T09:48:00Z"/>
+          <w:ins w:id="319" w:author="Millicent  Mufambi" w:date="2026-06-02T12:54:00Z" w16du:dateUtc="2026-06-02T10:54:00Z"/>
         </w:rPr>
       </w:pPr>
-      <w:ins w:id="320" w:author="Millicent  Mufambi" w:date="2026-06-02T11:48:00Z" w16du:dateUtc="2026-06-02T09:48:00Z">
+      <w:ins w:id="320" w:author="Millicent  Mufambi" w:date="2026-06-02T12:54:00Z" w16du:dateUtc="2026-06-02T10:54:00Z">
         <w:r>
           <w:t>On success rates consensus does directionally better than the baseline on the BugsInPy subset (50% against 25%), because the four independent validators admit more genuine fixes while the sandbox screens the rest. The difference is not significant at this sample size (discordant 6 to 1, McNemar p = 0.125), so we report it as directional rather than as a throughput claim.</w:t>
         </w:r>
@@ -8107,12 +8110,12 @@
       <w:r>
         <w:t xml:space="preserve">Mean pairwise validator agreement was </w:t>
       </w:r>
-      <w:del w:id="321" w:author="Millicent  Mufambi" w:date="2026-06-02T11:48:00Z" w16du:dateUtc="2026-06-02T09:48:00Z">
+      <w:del w:id="321" w:author="Millicent  Mufambi" w:date="2026-06-02T12:54:00Z" w16du:dateUtc="2026-06-02T10:54:00Z">
         <w:r>
           <w:delText>about 0.97 across</w:delText>
         </w:r>
       </w:del>
-      <w:ins w:id="322" w:author="Millicent  Mufambi" w:date="2026-06-02T11:48:00Z" w16du:dateUtc="2026-06-02T09:48:00Z">
+      <w:ins w:id="322" w:author="Millicent  Mufambi" w:date="2026-06-02T12:54:00Z" w16du:dateUtc="2026-06-02T10:54:00Z">
         <w:r>
           <w:t>near 1.00 on</w:t>
         </w:r>
@@ -8120,12 +8123,12 @@
       <w:r>
         <w:t xml:space="preserve"> the </w:t>
       </w:r>
-      <w:del w:id="323" w:author="Millicent  Mufambi" w:date="2026-06-02T11:48:00Z" w16du:dateUtc="2026-06-02T09:48:00Z">
+      <w:del w:id="323" w:author="Millicent  Mufambi" w:date="2026-06-02T12:54:00Z" w16du:dateUtc="2026-06-02T10:54:00Z">
         <w:r>
           <w:delText>datasets, so the two Ollama validators differed in roughly 3% of cases</w:delText>
         </w:r>
       </w:del>
-      <w:ins w:id="324" w:author="Millicent  Mufambi" w:date="2026-06-02T11:48:00Z" w16du:dateUtc="2026-06-02T09:48:00Z">
+      <w:ins w:id="324" w:author="Millicent  Mufambi" w:date="2026-06-02T12:54:00Z" w16du:dateUtc="2026-06-02T10:54:00Z">
         <w:r>
           <w:t>easy synthetic bugs but fell to 0.925 on the real BugsInPy bugs</w:t>
         </w:r>
@@ -8133,12 +8136,12 @@
       <w:r>
         <w:t xml:space="preserve"> (1.00 means lockstep, 0.50 independent votes), </w:t>
       </w:r>
-      <w:del w:id="325" w:author="Millicent  Mufambi" w:date="2026-06-02T11:48:00Z" w16du:dateUtc="2026-06-02T09:48:00Z">
+      <w:del w:id="325" w:author="Millicent  Mufambi" w:date="2026-06-02T12:54:00Z" w16du:dateUtc="2026-06-02T10:54:00Z">
         <w:r>
           <w:delText xml:space="preserve">high partly because both run llama3.1:8b. The Consensus Lab runs </w:delText>
         </w:r>
       </w:del>
-      <w:ins w:id="326" w:author="Millicent  Mufambi" w:date="2026-06-02T11:48:00Z" w16du:dateUtc="2026-06-02T09:48:00Z">
+      <w:ins w:id="326" w:author="Millicent  Mufambi" w:date="2026-06-02T12:54:00Z" w16du:dateUtc="2026-06-02T10:54:00Z">
         <w:r>
           <w:t xml:space="preserve">so the </w:t>
         </w:r>
@@ -8146,12 +8149,12 @@
       <w:r>
         <w:t xml:space="preserve">four </w:t>
       </w:r>
-      <w:del w:id="327" w:author="Millicent  Mufambi" w:date="2026-06-02T11:48:00Z" w16du:dateUtc="2026-06-02T09:48:00Z">
+      <w:del w:id="327" w:author="Millicent  Mufambi" w:date="2026-06-02T12:54:00Z" w16du:dateUtc="2026-06-02T10:54:00Z">
         <w:r>
           <w:delText>validators across</w:delText>
         </w:r>
       </w:del>
-      <w:ins w:id="328" w:author="Millicent  Mufambi" w:date="2026-06-02T11:48:00Z" w16du:dateUtc="2026-06-02T09:48:00Z">
+      <w:ins w:id="328" w:author="Millicent  Mufambi" w:date="2026-06-02T12:54:00Z" w16du:dateUtc="2026-06-02T10:54:00Z">
         <w:r>
           <w:t>cross-provider validators agreed on obvious fixes yet diverged on harder ones, producing</w:t>
         </w:r>
@@ -8159,12 +8162,12 @@
       <w:r>
         <w:t xml:space="preserve"> three </w:t>
       </w:r>
-      <w:del w:id="329" w:author="Millicent  Mufambi" w:date="2026-06-02T11:48:00Z" w16du:dateUtc="2026-06-02T09:48:00Z">
+      <w:del w:id="329" w:author="Millicent  Mufambi" w:date="2026-06-02T12:54:00Z" w16du:dateUtc="2026-06-02T10:54:00Z">
         <w:r>
           <w:delText>families (llama3.1, codellama, mistral) for a stronger follow-up</w:delText>
         </w:r>
       </w:del>
-      <w:ins w:id="330" w:author="Millicent  Mufambi" w:date="2026-06-02T11:48:00Z" w16du:dateUtc="2026-06-02T09:48:00Z">
+      <w:ins w:id="330" w:author="Millicent  Mufambi" w:date="2026-06-02T12:54:00Z" w16du:dateUtc="2026-06-02T10:54:00Z">
         <w:r>
           <w:t>genuine split votes. Section 7.2 develops this decorrelation finding</w:t>
         </w:r>
@@ -8192,7 +8195,106 @@
         <w:jc w:val="both"/>
       </w:pPr>
       <w:r>
-        <w:t>Consensus is about 2.0× slower than the baseline on average (p50: synthetic 44.5 s vs 14.6 s, BugsInPy 60.7 s vs 56.6 s, e-commerce 50.7 s vs 18.4 s), dominated by the validator stage, since each CPU-bound Ollama validator takes 30 to 40 s and the two run concurrently. The protocol itself adds under 2 ms per round, and the gap narrows on BugsInPy because the GPT-4o healer already takes longer on hard real bugs (Figure 4).</w:t>
+        <w:t xml:space="preserve">Consensus is about </w:t>
+      </w:r>
+      <w:del w:id="331" w:author="Millicent  Mufambi" w:date="2026-06-02T12:54:00Z" w16du:dateUtc="2026-06-02T10:54:00Z">
+        <w:r>
+          <w:delText>2.0×</w:delText>
+        </w:r>
+      </w:del>
+      <w:ins w:id="332" w:author="Millicent  Mufambi" w:date="2026-06-02T12:54:00Z" w16du:dateUtc="2026-06-02T10:54:00Z">
+        <w:r>
+          <w:t>three times</w:t>
+        </w:r>
+      </w:ins>
+      <w:r>
+        <w:t xml:space="preserve"> slower than the baseline on average (p50: synthetic 44.5 s vs 14.6 s, BugsInPy </w:t>
+      </w:r>
+      <w:del w:id="333" w:author="Millicent  Mufambi" w:date="2026-06-02T12:54:00Z" w16du:dateUtc="2026-06-02T10:54:00Z">
+        <w:r>
+          <w:delText>60.7</w:delText>
+        </w:r>
+      </w:del>
+      <w:ins w:id="334" w:author="Millicent  Mufambi" w:date="2026-06-02T12:54:00Z" w16du:dateUtc="2026-06-02T10:54:00Z">
+        <w:r>
+          <w:t>160.5</w:t>
+        </w:r>
+      </w:ins>
+      <w:r>
+        <w:t xml:space="preserve"> s vs </w:t>
+      </w:r>
+      <w:del w:id="335" w:author="Millicent  Mufambi" w:date="2026-06-02T12:54:00Z" w16du:dateUtc="2026-06-02T10:54:00Z">
+        <w:r>
+          <w:delText>56.6</w:delText>
+        </w:r>
+      </w:del>
+      <w:ins w:id="336" w:author="Millicent  Mufambi" w:date="2026-06-02T12:54:00Z" w16du:dateUtc="2026-06-02T10:54:00Z">
+        <w:r>
+          <w:t>41.4</w:t>
+        </w:r>
+      </w:ins>
+      <w:r>
+        <w:t xml:space="preserve"> s, e-commerce 50.7 s vs 18.4 s), dominated by the validator stage, since each CPU-bound Ollama validator takes 30 to 40 s and </w:t>
+      </w:r>
+      <w:del w:id="337" w:author="Millicent  Mufambi" w:date="2026-06-02T12:54:00Z" w16du:dateUtc="2026-06-02T10:54:00Z">
+        <w:r>
+          <w:delText>the two</w:delText>
+        </w:r>
+      </w:del>
+      <w:ins w:id="338" w:author="Millicent  Mufambi" w:date="2026-06-02T12:54:00Z" w16du:dateUtc="2026-06-02T10:54:00Z">
+        <w:r>
+          <w:t>they</w:t>
+        </w:r>
+      </w:ins>
+      <w:r>
+        <w:t xml:space="preserve"> run concurrently. The protocol itself adds under 2 ms per round</w:t>
+      </w:r>
+      <w:del w:id="339" w:author="Millicent  Mufambi" w:date="2026-06-02T12:54:00Z" w16du:dateUtc="2026-06-02T10:54:00Z">
+        <w:r>
+          <w:delText>, and</w:delText>
+        </w:r>
+      </w:del>
+      <w:ins w:id="340" w:author="Millicent  Mufambi" w:date="2026-06-02T12:54:00Z" w16du:dateUtc="2026-06-02T10:54:00Z">
+        <w:r>
+          <w:t>;</w:t>
+        </w:r>
+      </w:ins>
+      <w:r>
+        <w:t xml:space="preserve"> the gap </w:t>
+      </w:r>
+      <w:del w:id="341" w:author="Millicent  Mufambi" w:date="2026-06-02T12:54:00Z" w16du:dateUtc="2026-06-02T10:54:00Z">
+        <w:r>
+          <w:delText>narrows</w:delText>
+        </w:r>
+      </w:del>
+      <w:ins w:id="342" w:author="Millicent  Mufambi" w:date="2026-06-02T12:54:00Z" w16du:dateUtc="2026-06-02T10:54:00Z">
+        <w:r>
+          <w:t>is widest</w:t>
+        </w:r>
+      </w:ins>
+      <w:r>
+        <w:t xml:space="preserve"> on BugsInPy</w:t>
+      </w:r>
+      <w:del w:id="343" w:author="Millicent  Mufambi" w:date="2026-06-02T12:54:00Z" w16du:dateUtc="2026-06-02T10:54:00Z">
+        <w:r>
+          <w:delText xml:space="preserve"> because the GPT-4o healer already takes longer on</w:delText>
+        </w:r>
+      </w:del>
+      <w:ins w:id="344" w:author="Millicent  Mufambi" w:date="2026-06-02T12:54:00Z" w16du:dateUtc="2026-06-02T10:54:00Z">
+        <w:r>
+          <w:t>, where</w:t>
+        </w:r>
+      </w:ins>
+      <w:r>
+        <w:t xml:space="preserve"> hard real bugs</w:t>
+      </w:r>
+      <w:ins w:id="345" w:author="Millicent  Mufambi" w:date="2026-06-02T12:54:00Z" w16du:dateUtc="2026-06-02T10:54:00Z">
+        <w:r>
+          <w:t xml:space="preserve"> drive repeated repair attempts, each paying the full validator round</w:t>
+        </w:r>
+      </w:ins>
+      <w:r>
+        <w:t xml:space="preserve"> (Figure 4).</w:t>
       </w:r>
     </w:p>
     <w:p>
@@ -8248,12 +8350,102 @@
       </w:pPr>
       <w:r>
         <w:rPr>
-          <w:b/>
+          <w:rPrChange w:id="346" w:author="Millicent  Mufambi" w:date="2026-06-02T12:54:00Z" w16du:dateUtc="2026-06-02T10:54:00Z">
+            <w:rPr>
+              <w:b/>
+            </w:rPr>
+          </w:rPrChange>
         </w:rPr>
         <w:t>Figure 4.</w:t>
       </w:r>
       <w:r>
-        <w:t xml:space="preserve"> Repair-duration distribution per dataset and pipeline mode. The consensus mode (blue) sits roughly 2.0× higher than the single-agent baseline (amber) on the synthetic and e-commerce datasets, and only 1.07× higher on BugsInPy because the upgraded healer takes longer on real bugs in both modes. White diamonds mark the means; bold horizontal lines mark the medians.</w:t>
+        <w:t xml:space="preserve"> Repair-duration distribution per dataset and pipeline mode. The consensus mode (blue) </w:t>
+      </w:r>
+      <w:del w:id="347" w:author="Millicent  Mufambi" w:date="2026-06-02T12:54:00Z" w16du:dateUtc="2026-06-02T10:54:00Z">
+        <w:r>
+          <w:delText>sits</w:delText>
+        </w:r>
+      </w:del>
+      <w:ins w:id="348" w:author="Millicent  Mufambi" w:date="2026-06-02T12:54:00Z" w16du:dateUtc="2026-06-02T10:54:00Z">
+        <w:r>
+          <w:t>runs</w:t>
+        </w:r>
+      </w:ins>
+      <w:r>
+        <w:t xml:space="preserve"> roughly </w:t>
+      </w:r>
+      <w:del w:id="349" w:author="Millicent  Mufambi" w:date="2026-06-02T12:54:00Z" w16du:dateUtc="2026-06-02T10:54:00Z">
+        <w:r>
+          <w:delText>2.0× higher</w:delText>
+        </w:r>
+      </w:del>
+      <w:ins w:id="350" w:author="Millicent  Mufambi" w:date="2026-06-02T12:54:00Z" w16du:dateUtc="2026-06-02T10:54:00Z">
+        <w:r>
+          <w:t>three times slower</w:t>
+        </w:r>
+      </w:ins>
+      <w:r>
+        <w:t xml:space="preserve"> than the single-agent baseline (amber) </w:t>
+      </w:r>
+      <w:del w:id="351" w:author="Millicent  Mufambi" w:date="2026-06-02T12:54:00Z" w16du:dateUtc="2026-06-02T10:54:00Z">
+        <w:r>
+          <w:delText>on the synthetic</w:delText>
+        </w:r>
+      </w:del>
+      <w:ins w:id="352" w:author="Millicent  Mufambi" w:date="2026-06-02T12:54:00Z" w16du:dateUtc="2026-06-02T10:54:00Z">
+        <w:r>
+          <w:t>overall,</w:t>
+        </w:r>
+      </w:ins>
+      <w:r>
+        <w:t xml:space="preserve"> and </w:t>
+      </w:r>
+      <w:del w:id="353" w:author="Millicent  Mufambi" w:date="2026-06-02T12:54:00Z" w16du:dateUtc="2026-06-02T10:54:00Z">
+        <w:r>
+          <w:delText>e-commerce datasets, and only 1.07× higher</w:delText>
+        </w:r>
+      </w:del>
+      <w:ins w:id="354" w:author="Millicent  Mufambi" w:date="2026-06-02T12:54:00Z" w16du:dateUtc="2026-06-02T10:54:00Z">
+        <w:r>
+          <w:t>the gap is widest</w:t>
+        </w:r>
+      </w:ins>
+      <w:r>
+        <w:t xml:space="preserve"> on BugsInPy </w:t>
+      </w:r>
+      <w:del w:id="355" w:author="Millicent  Mufambi" w:date="2026-06-02T12:54:00Z" w16du:dateUtc="2026-06-02T10:54:00Z">
+        <w:r>
+          <w:delText>because</w:delText>
+        </w:r>
+      </w:del>
+      <w:ins w:id="356" w:author="Millicent  Mufambi" w:date="2026-06-02T12:54:00Z" w16du:dateUtc="2026-06-02T10:54:00Z">
+        <w:r>
+          <w:t>(about 3.9x), where</w:t>
+        </w:r>
+      </w:ins>
+      <w:r>
+        <w:t xml:space="preserve"> the </w:t>
+      </w:r>
+      <w:del w:id="357" w:author="Millicent  Mufambi" w:date="2026-06-02T12:54:00Z" w16du:dateUtc="2026-06-02T10:54:00Z">
+        <w:r>
+          <w:delText>upgraded healer takes longer on</w:delText>
+        </w:r>
+      </w:del>
+      <w:ins w:id="358" w:author="Millicent  Mufambi" w:date="2026-06-02T12:54:00Z" w16du:dateUtc="2026-06-02T10:54:00Z">
+        <w:r>
+          <w:t>consensus pipeline makes repeated validator-gated repair attempts on hard</w:t>
+        </w:r>
+      </w:ins>
+      <w:r>
+        <w:t xml:space="preserve"> real bugs</w:t>
+      </w:r>
+      <w:del w:id="359" w:author="Millicent  Mufambi" w:date="2026-06-02T12:54:00Z" w16du:dateUtc="2026-06-02T10:54:00Z">
+        <w:r>
+          <w:delText xml:space="preserve"> in both modes</w:delText>
+        </w:r>
+      </w:del>
+      <w:r>
+        <w:t>. White diamonds mark the means; bold horizontal lines mark the medians.</w:t>
       </w:r>
     </w:p>
     <w:p>
@@ -8277,12 +8469,12 @@
       <w:r>
         <w:t xml:space="preserve">To test the namesake property, one of the four </w:t>
       </w:r>
-      <w:del w:id="331" w:author="Millicent  Mufambi" w:date="2026-06-02T11:48:00Z" w16du:dateUtc="2026-06-02T09:48:00Z">
+      <w:del w:id="360" w:author="Millicent  Mufambi" w:date="2026-06-02T12:54:00Z" w16du:dateUtc="2026-06-02T10:54:00Z">
         <w:r>
           <w:delText>agents</w:delText>
         </w:r>
       </w:del>
-      <w:ins w:id="332" w:author="Millicent  Mufambi" w:date="2026-06-02T11:48:00Z" w16du:dateUtc="2026-06-02T09:48:00Z">
+      <w:ins w:id="361" w:author="Millicent  Mufambi" w:date="2026-06-02T12:54:00Z" w16du:dateUtc="2026-06-02T10:54:00Z">
         <w:r>
           <w:t>independent validators</w:t>
         </w:r>
@@ -8290,12 +8482,12 @@
       <w:r>
         <w:t xml:space="preserve"> was wrapped in a ByzantineWrapper set to each of the five misbehaviours</w:t>
       </w:r>
-      <w:del w:id="333" w:author="Millicent  Mufambi" w:date="2026-06-02T11:48:00Z" w16du:dateUtc="2026-06-02T09:48:00Z">
+      <w:del w:id="362" w:author="Millicent  Mufambi" w:date="2026-06-02T12:54:00Z" w16du:dateUtc="2026-06-02T10:54:00Z">
         <w:r>
           <w:delText>. Within the f = 1 model</w:delText>
         </w:r>
       </w:del>
-      <w:ins w:id="334" w:author="Millicent  Mufambi" w:date="2026-06-02T11:48:00Z" w16du:dateUtc="2026-06-02T09:48:00Z">
+      <w:ins w:id="363" w:author="Millicent  Mufambi" w:date="2026-06-02T12:54:00Z" w16du:dateUtc="2026-06-02T10:54:00Z">
         <w:r>
           <w:t>, leaving</w:t>
         </w:r>
@@ -8303,12 +8495,12 @@
       <w:r>
         <w:t xml:space="preserve"> three honest </w:t>
       </w:r>
-      <w:del w:id="335" w:author="Millicent  Mufambi" w:date="2026-06-02T11:48:00Z" w16du:dateUtc="2026-06-02T09:48:00Z">
+      <w:del w:id="364" w:author="Millicent  Mufambi" w:date="2026-06-02T12:54:00Z" w16du:dateUtc="2026-06-02T10:54:00Z">
         <w:r>
           <w:delText xml:space="preserve">agents remain, and </w:delText>
         </w:r>
       </w:del>
-      <w:ins w:id="336" w:author="Millicent  Mufambi" w:date="2026-06-02T11:48:00Z" w16du:dateUtc="2026-06-02T09:48:00Z">
+      <w:ins w:id="365" w:author="Millicent  Mufambi" w:date="2026-06-02T12:54:00Z" w16du:dateUtc="2026-06-02T10:54:00Z">
         <w:r>
           <w:t xml:space="preserve">validators. With </w:t>
         </w:r>
@@ -8316,12 +8508,12 @@
       <w:r>
         <w:t>the 2f</w:t>
       </w:r>
-      <w:del w:id="337" w:author="Millicent  Mufambi" w:date="2026-06-02T11:48:00Z" w16du:dateUtc="2026-06-02T09:48:00Z">
+      <w:del w:id="366" w:author="Millicent  Mufambi" w:date="2026-06-02T12:54:00Z" w16du:dateUtc="2026-06-02T10:54:00Z">
         <w:r>
           <w:delText>+</w:delText>
         </w:r>
       </w:del>
-      <w:ins w:id="338" w:author="Millicent  Mufambi" w:date="2026-06-02T11:48:00Z" w16du:dateUtc="2026-06-02T09:48:00Z">
+      <w:ins w:id="367" w:author="Millicent  Mufambi" w:date="2026-06-02T12:54:00Z" w16du:dateUtc="2026-06-02T10:54:00Z">
         <w:r>
           <w:t xml:space="preserve"> + </w:t>
         </w:r>
@@ -8329,7 +8521,7 @@
       <w:r>
         <w:t xml:space="preserve">1 = 3 </w:t>
       </w:r>
-      <w:del w:id="339" w:author="Millicent  Mufambi" w:date="2026-06-02T11:48:00Z" w16du:dateUtc="2026-06-02T09:48:00Z">
+      <w:del w:id="368" w:author="Millicent  Mufambi" w:date="2026-06-02T12:54:00Z" w16du:dateUtc="2026-06-02T10:54:00Z">
         <w:r>
           <w:delText>prepare-</w:delText>
         </w:r>
@@ -8337,7 +8529,7 @@
       <w:r>
         <w:t xml:space="preserve">quorum </w:t>
       </w:r>
-      <w:ins w:id="340" w:author="Millicent  Mufambi" w:date="2026-06-02T11:48:00Z" w16du:dateUtc="2026-06-02T09:48:00Z">
+      <w:ins w:id="369" w:author="Millicent  Mufambi" w:date="2026-06-02T12:54:00Z" w16du:dateUtc="2026-06-02T10:54:00Z">
         <w:r>
           <w:t xml:space="preserve">the three honest validators </w:t>
         </w:r>
@@ -8345,12 +8537,12 @@
       <w:r>
         <w:t xml:space="preserve">must </w:t>
       </w:r>
-      <w:del w:id="341" w:author="Millicent  Mufambi" w:date="2026-06-02T11:48:00Z" w16du:dateUtc="2026-06-02T09:48:00Z">
+      <w:del w:id="370" w:author="Millicent  Mufambi" w:date="2026-06-02T12:54:00Z" w16du:dateUtc="2026-06-02T10:54:00Z">
         <w:r>
           <w:delText>be met by their</w:delText>
         </w:r>
       </w:del>
-      <w:ins w:id="342" w:author="Millicent  Mufambi" w:date="2026-06-02T11:48:00Z" w16du:dateUtc="2026-06-02T09:48:00Z">
+      <w:ins w:id="371" w:author="Millicent  Mufambi" w:date="2026-06-02T12:54:00Z" w16du:dateUtc="2026-06-02T10:54:00Z">
         <w:r>
           <w:t>agree for a fix to pass, so a single corrupted voter can neither force nor block a decision on its own. Across all five behaviours the system tolerated the corrupted validator: under always-reject and timeout the three honest validators still formed the quorum (liveness held, 3-of-4</w:t>
         </w:r>
@@ -8358,12 +8550,12 @@
       <w:r>
         <w:t xml:space="preserve"> votes</w:t>
       </w:r>
-      <w:del w:id="343" w:author="Millicent  Mufambi" w:date="2026-06-02T11:48:00Z" w16du:dateUtc="2026-06-02T09:48:00Z">
+      <w:del w:id="372" w:author="Millicent  Mufambi" w:date="2026-06-02T12:54:00Z" w16du:dateUtc="2026-06-02T10:54:00Z">
         <w:r>
           <w:delText xml:space="preserve"> alone</w:delText>
         </w:r>
       </w:del>
-      <w:ins w:id="344" w:author="Millicent  Mufambi" w:date="2026-06-02T11:48:00Z" w16du:dateUtc="2026-06-02T09:48:00Z">
+      <w:ins w:id="373" w:author="Millicent  Mufambi" w:date="2026-06-02T12:54:00Z" w16du:dateUtc="2026-06-02T10:54:00Z">
         <w:r>
           <w:t>); under always-approve and random the lone extra accept never reached the quorum by itself (safety held); and malformed output was treated as a reject. Consensus formation and the safety outcome are therefore a genuine f = 1 BFT property, with the sandbox as a final backstop for the plausible-but-wrong fixes the validators admit</w:t>
         </w:r>
@@ -8496,7 +8688,7 @@
           <w:p>
             <w:r>
               <w:rPr>
-                <w:rPrChange w:id="345" w:author="Millicent  Mufambi" w:date="2026-06-02T11:48:00Z" w16du:dateUtc="2026-06-02T09:48:00Z">
+                <w:rPrChange w:id="374" w:author="Millicent  Mufambi" w:date="2026-06-02T12:54:00Z" w16du:dateUtc="2026-06-02T10:54:00Z">
                   <w:rPr>
                     <w:b w:val="0"/>
                   </w:rPr>
@@ -8571,7 +8763,7 @@
           <w:p>
             <w:r>
               <w:rPr>
-                <w:rPrChange w:id="346" w:author="Millicent  Mufambi" w:date="2026-06-02T11:48:00Z" w16du:dateUtc="2026-06-02T09:48:00Z">
+                <w:rPrChange w:id="375" w:author="Millicent  Mufambi" w:date="2026-06-02T12:54:00Z" w16du:dateUtc="2026-06-02T10:54:00Z">
                   <w:rPr>
                     <w:rFonts w:ascii="Consolas" w:hAnsi="Consolas"/>
                     <w:b w:val="0"/>
@@ -8583,7 +8775,7 @@
             </w:r>
             <w:r>
               <w:rPr>
-                <w:rPrChange w:id="347" w:author="Millicent  Mufambi" w:date="2026-06-02T11:48:00Z" w16du:dateUtc="2026-06-02T09:48:00Z">
+                <w:rPrChange w:id="376" w:author="Millicent  Mufambi" w:date="2026-06-02T12:54:00Z" w16du:dateUtc="2026-06-02T10:54:00Z">
                   <w:rPr>
                     <w:b w:val="0"/>
                   </w:rPr>
@@ -8616,7 +8808,7 @@
             </w:pPr>
             <w:r>
               <w:rPr>
-                <w:rPrChange w:id="348" w:author="Millicent  Mufambi" w:date="2026-06-02T11:48:00Z" w16du:dateUtc="2026-06-02T09:48:00Z">
+                <w:rPrChange w:id="377" w:author="Millicent  Mufambi" w:date="2026-06-02T12:54:00Z" w16du:dateUtc="2026-06-02T10:54:00Z">
                   <w:rPr>
                     <w:b/>
                   </w:rPr>
@@ -8650,12 +8842,12 @@
             <w:r>
               <w:t>0.</w:t>
             </w:r>
-            <w:del w:id="349" w:author="Millicent  Mufambi" w:date="2026-06-02T11:48:00Z" w16du:dateUtc="2026-06-02T09:48:00Z">
+            <w:del w:id="378" w:author="Millicent  Mufambi" w:date="2026-06-02T12:54:00Z" w16du:dateUtc="2026-06-02T10:54:00Z">
               <w:r>
                 <w:delText>000</w:delText>
               </w:r>
             </w:del>
-            <w:ins w:id="350" w:author="Millicent  Mufambi" w:date="2026-06-02T11:48:00Z" w16du:dateUtc="2026-06-02T09:48:00Z">
+            <w:ins w:id="379" w:author="Millicent  Mufambi" w:date="2026-06-02T12:54:00Z" w16du:dateUtc="2026-06-02T10:54:00Z">
               <w:r>
                 <w:t>500</w:t>
               </w:r>
@@ -8675,7 +8867,7 @@
           <w:p>
             <w:r>
               <w:rPr>
-                <w:rPrChange w:id="351" w:author="Millicent  Mufambi" w:date="2026-06-02T11:48:00Z" w16du:dateUtc="2026-06-02T09:48:00Z">
+                <w:rPrChange w:id="380" w:author="Millicent  Mufambi" w:date="2026-06-02T12:54:00Z" w16du:dateUtc="2026-06-02T10:54:00Z">
                   <w:rPr>
                     <w:rFonts w:ascii="Consolas" w:hAnsi="Consolas"/>
                     <w:b w:val="0"/>
@@ -8695,12 +8887,12 @@
             <w:pPr>
               <w:cnfStyle w:val="000000100000" w:firstRow="0" w:lastRow="0" w:firstColumn="0" w:lastColumn="0" w:oddVBand="0" w:evenVBand="0" w:oddHBand="1" w:evenHBand="0" w:firstRowFirstColumn="0" w:firstRowLastColumn="0" w:lastRowFirstColumn="0" w:lastRowLastColumn="0"/>
             </w:pPr>
-            <w:del w:id="352" w:author="Millicent  Mufambi" w:date="2026-06-02T11:48:00Z" w16du:dateUtc="2026-06-02T09:48:00Z">
+            <w:del w:id="381" w:author="Millicent  Mufambi" w:date="2026-06-02T12:54:00Z" w16du:dateUtc="2026-06-02T10:54:00Z">
               <w:r>
                 <w:delText>5</w:delText>
               </w:r>
             </w:del>
-            <w:ins w:id="353" w:author="Millicent  Mufambi" w:date="2026-06-02T11:48:00Z" w16du:dateUtc="2026-06-02T09:48:00Z">
+            <w:ins w:id="382" w:author="Millicent  Mufambi" w:date="2026-06-02T12:54:00Z" w16du:dateUtc="2026-06-02T10:54:00Z">
               <w:r>
                 <w:t>10</w:t>
               </w:r>
@@ -8717,7 +8909,7 @@
             </w:pPr>
             <w:r>
               <w:rPr>
-                <w:rPrChange w:id="354" w:author="Millicent  Mufambi" w:date="2026-06-02T11:48:00Z" w16du:dateUtc="2026-06-02T09:48:00Z">
+                <w:rPrChange w:id="383" w:author="Millicent  Mufambi" w:date="2026-06-02T12:54:00Z" w16du:dateUtc="2026-06-02T10:54:00Z">
                   <w:rPr>
                     <w:b/>
                   </w:rPr>
@@ -8738,12 +8930,12 @@
             <w:r>
               <w:t>0.</w:t>
             </w:r>
-            <w:del w:id="355" w:author="Millicent  Mufambi" w:date="2026-06-02T11:48:00Z" w16du:dateUtc="2026-06-02T09:48:00Z">
+            <w:del w:id="384" w:author="Millicent  Mufambi" w:date="2026-06-02T12:54:00Z" w16du:dateUtc="2026-06-02T10:54:00Z">
               <w:r>
                 <w:delText>400</w:delText>
               </w:r>
             </w:del>
-            <w:ins w:id="356" w:author="Millicent  Mufambi" w:date="2026-06-02T11:48:00Z" w16du:dateUtc="2026-06-02T09:48:00Z">
+            <w:ins w:id="385" w:author="Millicent  Mufambi" w:date="2026-06-02T12:54:00Z" w16du:dateUtc="2026-06-02T10:54:00Z">
               <w:r>
                 <w:t>100</w:t>
               </w:r>
@@ -8758,12 +8950,12 @@
             <w:pPr>
               <w:cnfStyle w:val="000000100000" w:firstRow="0" w:lastRow="0" w:firstColumn="0" w:lastColumn="0" w:oddVBand="0" w:evenVBand="0" w:oddHBand="1" w:evenHBand="0" w:firstRowFirstColumn="0" w:firstRowLastColumn="0" w:lastRowFirstColumn="0" w:lastRowLastColumn="0"/>
             </w:pPr>
-            <w:del w:id="357" w:author="Millicent  Mufambi" w:date="2026-06-02T11:48:00Z" w16du:dateUtc="2026-06-02T09:48:00Z">
+            <w:del w:id="386" w:author="Millicent  Mufambi" w:date="2026-06-02T12:54:00Z" w16du:dateUtc="2026-06-02T10:54:00Z">
               <w:r>
                 <w:delText>0</w:delText>
               </w:r>
             </w:del>
-            <w:ins w:id="358" w:author="Millicent  Mufambi" w:date="2026-06-02T11:48:00Z" w16du:dateUtc="2026-06-02T09:48:00Z">
+            <w:ins w:id="387" w:author="Millicent  Mufambi" w:date="2026-06-02T12:54:00Z" w16du:dateUtc="2026-06-02T10:54:00Z">
               <w:r>
                 <w:t>1</w:t>
               </w:r>
@@ -8786,7 +8978,7 @@
           <w:p>
             <w:r>
               <w:rPr>
-                <w:rPrChange w:id="359" w:author="Millicent  Mufambi" w:date="2026-06-02T11:48:00Z" w16du:dateUtc="2026-06-02T09:48:00Z">
+                <w:rPrChange w:id="388" w:author="Millicent  Mufambi" w:date="2026-06-02T12:54:00Z" w16du:dateUtc="2026-06-02T10:54:00Z">
                   <w:rPr>
                     <w:rFonts w:ascii="Consolas" w:hAnsi="Consolas"/>
                     <w:b w:val="0"/>
@@ -8806,12 +8998,12 @@
             <w:pPr>
               <w:cnfStyle w:val="000000010000" w:firstRow="0" w:lastRow="0" w:firstColumn="0" w:lastColumn="0" w:oddVBand="0" w:evenVBand="0" w:oddHBand="0" w:evenHBand="1" w:firstRowFirstColumn="0" w:firstRowLastColumn="0" w:lastRowFirstColumn="0" w:lastRowLastColumn="0"/>
             </w:pPr>
-            <w:del w:id="360" w:author="Millicent  Mufambi" w:date="2026-06-02T11:48:00Z" w16du:dateUtc="2026-06-02T09:48:00Z">
+            <w:del w:id="389" w:author="Millicent  Mufambi" w:date="2026-06-02T12:54:00Z" w16du:dateUtc="2026-06-02T10:54:00Z">
               <w:r>
                 <w:delText>5</w:delText>
               </w:r>
             </w:del>
-            <w:ins w:id="361" w:author="Millicent  Mufambi" w:date="2026-06-02T11:48:00Z" w16du:dateUtc="2026-06-02T09:48:00Z">
+            <w:ins w:id="390" w:author="Millicent  Mufambi" w:date="2026-06-02T12:54:00Z" w16du:dateUtc="2026-06-02T10:54:00Z">
               <w:r>
                 <w:t>10</w:t>
               </w:r>
@@ -8828,7 +9020,7 @@
             </w:pPr>
             <w:r>
               <w:rPr>
-                <w:rPrChange w:id="362" w:author="Millicent  Mufambi" w:date="2026-06-02T11:48:00Z" w16du:dateUtc="2026-06-02T09:48:00Z">
+                <w:rPrChange w:id="391" w:author="Millicent  Mufambi" w:date="2026-06-02T12:54:00Z" w16du:dateUtc="2026-06-02T10:54:00Z">
                   <w:rPr>
                     <w:b/>
                   </w:rPr>
@@ -8849,12 +9041,12 @@
             <w:r>
               <w:t>0.</w:t>
             </w:r>
-            <w:del w:id="363" w:author="Millicent  Mufambi" w:date="2026-06-02T11:48:00Z" w16du:dateUtc="2026-06-02T09:48:00Z">
+            <w:del w:id="392" w:author="Millicent  Mufambi" w:date="2026-06-02T12:54:00Z" w16du:dateUtc="2026-06-02T10:54:00Z">
               <w:r>
                 <w:delText>200</w:delText>
               </w:r>
             </w:del>
-            <w:ins w:id="364" w:author="Millicent  Mufambi" w:date="2026-06-02T11:48:00Z" w16du:dateUtc="2026-06-02T09:48:00Z">
+            <w:ins w:id="393" w:author="Millicent  Mufambi" w:date="2026-06-02T12:54:00Z" w16du:dateUtc="2026-06-02T10:54:00Z">
               <w:r>
                 <w:t>100</w:t>
               </w:r>
@@ -8869,12 +9061,12 @@
             <w:pPr>
               <w:cnfStyle w:val="000000010000" w:firstRow="0" w:lastRow="0" w:firstColumn="0" w:lastColumn="0" w:oddVBand="0" w:evenVBand="0" w:oddHBand="0" w:evenHBand="1" w:firstRowFirstColumn="0" w:firstRowLastColumn="0" w:lastRowFirstColumn="0" w:lastRowLastColumn="0"/>
             </w:pPr>
-            <w:del w:id="365" w:author="Millicent  Mufambi" w:date="2026-06-02T11:48:00Z" w16du:dateUtc="2026-06-02T09:48:00Z">
+            <w:del w:id="394" w:author="Millicent  Mufambi" w:date="2026-06-02T12:54:00Z" w16du:dateUtc="2026-06-02T10:54:00Z">
               <w:r>
                 <w:delText>varies</w:delText>
               </w:r>
             </w:del>
-            <w:ins w:id="366" w:author="Millicent  Mufambi" w:date="2026-06-02T11:48:00Z" w16du:dateUtc="2026-06-02T09:48:00Z">
+            <w:ins w:id="395" w:author="Millicent  Mufambi" w:date="2026-06-02T12:54:00Z" w16du:dateUtc="2026-06-02T10:54:00Z">
               <w:r>
                 <w:t>0.700</w:t>
               </w:r>
@@ -8885,7 +9077,7 @@
       <w:tr>
         <w:trPr>
           <w:cnfStyle w:val="000000100000" w:firstRow="0" w:lastRow="0" w:firstColumn="0" w:lastColumn="0" w:oddVBand="0" w:evenVBand="0" w:oddHBand="1" w:evenHBand="0" w:firstRowFirstColumn="0" w:firstRowLastColumn="0" w:lastRowFirstColumn="0" w:lastRowLastColumn="0"/>
-          <w:ins w:id="367" w:author="Millicent  Mufambi" w:date="2026-06-02T11:48:00Z" w16du:dateUtc="2026-06-02T09:48:00Z"/>
+          <w:ins w:id="396" w:author="Millicent  Mufambi" w:date="2026-06-02T12:54:00Z" w16du:dateUtc="2026-06-02T10:54:00Z"/>
         </w:trPr>
         <w:tc>
           <w:tcPr>
@@ -8895,10 +9087,10 @@
           <w:p>
             <w:pPr>
               <w:rPr>
-                <w:ins w:id="368" w:author="Millicent  Mufambi" w:date="2026-06-02T11:48:00Z" w16du:dateUtc="2026-06-02T09:48:00Z"/>
+                <w:ins w:id="397" w:author="Millicent  Mufambi" w:date="2026-06-02T12:54:00Z" w16du:dateUtc="2026-06-02T10:54:00Z"/>
               </w:rPr>
             </w:pPr>
-            <w:ins w:id="369" w:author="Millicent  Mufambi" w:date="2026-06-02T11:48:00Z" w16du:dateUtc="2026-06-02T09:48:00Z">
+            <w:ins w:id="398" w:author="Millicent  Mufambi" w:date="2026-06-02T12:54:00Z" w16du:dateUtc="2026-06-02T10:54:00Z">
               <w:r>
                 <w:t>timeout / crash</w:t>
               </w:r>
@@ -8913,10 +9105,10 @@
             <w:pPr>
               <w:cnfStyle w:val="000000100000" w:firstRow="0" w:lastRow="0" w:firstColumn="0" w:lastColumn="0" w:oddVBand="0" w:evenVBand="0" w:oddHBand="1" w:evenHBand="0" w:firstRowFirstColumn="0" w:firstRowLastColumn="0" w:lastRowFirstColumn="0" w:lastRowLastColumn="0"/>
               <w:rPr>
-                <w:ins w:id="370" w:author="Millicent  Mufambi" w:date="2026-06-02T11:48:00Z" w16du:dateUtc="2026-06-02T09:48:00Z"/>
+                <w:ins w:id="399" w:author="Millicent  Mufambi" w:date="2026-06-02T12:54:00Z" w16du:dateUtc="2026-06-02T10:54:00Z"/>
               </w:rPr>
             </w:pPr>
-            <w:ins w:id="371" w:author="Millicent  Mufambi" w:date="2026-06-02T11:48:00Z" w16du:dateUtc="2026-06-02T09:48:00Z">
+            <w:ins w:id="400" w:author="Millicent  Mufambi" w:date="2026-06-02T12:54:00Z" w16du:dateUtc="2026-06-02T10:54:00Z">
               <w:r>
                 <w:t>10</w:t>
               </w:r>
@@ -8931,10 +9123,10 @@
             <w:pPr>
               <w:cnfStyle w:val="000000100000" w:firstRow="0" w:lastRow="0" w:firstColumn="0" w:lastColumn="0" w:oddVBand="0" w:evenVBand="0" w:oddHBand="1" w:evenHBand="0" w:firstRowFirstColumn="0" w:firstRowLastColumn="0" w:lastRowFirstColumn="0" w:lastRowLastColumn="0"/>
               <w:rPr>
-                <w:ins w:id="372" w:author="Millicent  Mufambi" w:date="2026-06-02T11:48:00Z" w16du:dateUtc="2026-06-02T09:48:00Z"/>
+                <w:ins w:id="401" w:author="Millicent  Mufambi" w:date="2026-06-02T12:54:00Z" w16du:dateUtc="2026-06-02T10:54:00Z"/>
               </w:rPr>
             </w:pPr>
-            <w:ins w:id="373" w:author="Millicent  Mufambi" w:date="2026-06-02T11:48:00Z" w16du:dateUtc="2026-06-02T09:48:00Z">
+            <w:ins w:id="402" w:author="Millicent  Mufambi" w:date="2026-06-02T12:54:00Z" w16du:dateUtc="2026-06-02T10:54:00Z">
               <w:r>
                 <w:t>0.900</w:t>
               </w:r>
@@ -8949,10 +9141,10 @@
             <w:pPr>
               <w:cnfStyle w:val="000000100000" w:firstRow="0" w:lastRow="0" w:firstColumn="0" w:lastColumn="0" w:oddVBand="0" w:evenVBand="0" w:oddHBand="1" w:evenHBand="0" w:firstRowFirstColumn="0" w:firstRowLastColumn="0" w:lastRowFirstColumn="0" w:lastRowLastColumn="0"/>
               <w:rPr>
-                <w:ins w:id="374" w:author="Millicent  Mufambi" w:date="2026-06-02T11:48:00Z" w16du:dateUtc="2026-06-02T09:48:00Z"/>
+                <w:ins w:id="403" w:author="Millicent  Mufambi" w:date="2026-06-02T12:54:00Z" w16du:dateUtc="2026-06-02T10:54:00Z"/>
               </w:rPr>
             </w:pPr>
-            <w:ins w:id="375" w:author="Millicent  Mufambi" w:date="2026-06-02T11:48:00Z" w16du:dateUtc="2026-06-02T09:48:00Z">
+            <w:ins w:id="404" w:author="Millicent  Mufambi" w:date="2026-06-02T12:54:00Z" w16du:dateUtc="2026-06-02T10:54:00Z">
               <w:r>
                 <w:t>0.000</w:t>
               </w:r>
@@ -8967,10 +9159,10 @@
             <w:pPr>
               <w:cnfStyle w:val="000000100000" w:firstRow="0" w:lastRow="0" w:firstColumn="0" w:lastColumn="0" w:oddVBand="0" w:evenVBand="0" w:oddHBand="1" w:evenHBand="0" w:firstRowFirstColumn="0" w:firstRowLastColumn="0" w:lastRowFirstColumn="0" w:lastRowLastColumn="0"/>
               <w:rPr>
-                <w:ins w:id="376" w:author="Millicent  Mufambi" w:date="2026-06-02T11:48:00Z" w16du:dateUtc="2026-06-02T09:48:00Z"/>
+                <w:ins w:id="405" w:author="Millicent  Mufambi" w:date="2026-06-02T12:54:00Z" w16du:dateUtc="2026-06-02T10:54:00Z"/>
               </w:rPr>
             </w:pPr>
-            <w:ins w:id="377" w:author="Millicent  Mufambi" w:date="2026-06-02T11:48:00Z" w16du:dateUtc="2026-06-02T09:48:00Z">
+            <w:ins w:id="406" w:author="Millicent  Mufambi" w:date="2026-06-02T12:54:00Z" w16du:dateUtc="2026-06-02T10:54:00Z">
               <w:r>
                 <w:t>0.500</w:t>
               </w:r>
@@ -8988,14 +9180,14 @@
             <w:tcW w:w="1881" w:type="dxa"/>
           </w:tcPr>
           <w:p>
-            <w:ins w:id="378" w:author="Millicent  Mufambi" w:date="2026-06-02T11:48:00Z" w16du:dateUtc="2026-06-02T09:48:00Z">
+            <w:ins w:id="407" w:author="Millicent  Mufambi" w:date="2026-06-02T12:54:00Z" w16du:dateUtc="2026-06-02T10:54:00Z">
               <w:r>
                 <w:t>malformed (</w:t>
               </w:r>
             </w:ins>
             <w:r>
               <w:rPr>
-                <w:rPrChange w:id="379" w:author="Millicent  Mufambi" w:date="2026-06-02T11:48:00Z" w16du:dateUtc="2026-06-02T09:48:00Z">
+                <w:rPrChange w:id="408" w:author="Millicent  Mufambi" w:date="2026-06-02T12:54:00Z" w16du:dateUtc="2026-06-02T10:54:00Z">
                   <w:rPr>
                     <w:rFonts w:ascii="Consolas" w:hAnsi="Consolas"/>
                     <w:b w:val="0"/>
@@ -9005,7 +9197,7 @@
               </w:rPr>
               <w:t>garbage</w:t>
             </w:r>
-            <w:ins w:id="380" w:author="Millicent  Mufambi" w:date="2026-06-02T11:48:00Z" w16du:dateUtc="2026-06-02T09:48:00Z">
+            <w:ins w:id="409" w:author="Millicent  Mufambi" w:date="2026-06-02T12:54:00Z" w16du:dateUtc="2026-06-02T10:54:00Z">
               <w:r>
                 <w:t>)</w:t>
               </w:r>
@@ -9020,12 +9212,12 @@
             <w:pPr>
               <w:cnfStyle w:val="000000010000" w:firstRow="0" w:lastRow="0" w:firstColumn="0" w:lastColumn="0" w:oddVBand="0" w:evenVBand="0" w:oddHBand="0" w:evenHBand="1" w:firstRowFirstColumn="0" w:firstRowLastColumn="0" w:lastRowFirstColumn="0" w:lastRowLastColumn="0"/>
             </w:pPr>
-            <w:del w:id="381" w:author="Millicent  Mufambi" w:date="2026-06-02T11:48:00Z" w16du:dateUtc="2026-06-02T09:48:00Z">
+            <w:del w:id="410" w:author="Millicent  Mufambi" w:date="2026-06-02T12:54:00Z" w16du:dateUtc="2026-06-02T10:54:00Z">
               <w:r>
                 <w:delText>5</w:delText>
               </w:r>
             </w:del>
-            <w:ins w:id="382" w:author="Millicent  Mufambi" w:date="2026-06-02T11:48:00Z" w16du:dateUtc="2026-06-02T09:48:00Z">
+            <w:ins w:id="411" w:author="Millicent  Mufambi" w:date="2026-06-02T12:54:00Z" w16du:dateUtc="2026-06-02T10:54:00Z">
               <w:r>
                 <w:t>10</w:t>
               </w:r>
@@ -9042,7 +9234,7 @@
             </w:pPr>
             <w:r>
               <w:rPr>
-                <w:rPrChange w:id="383" w:author="Millicent  Mufambi" w:date="2026-06-02T11:48:00Z" w16du:dateUtc="2026-06-02T09:48:00Z">
+                <w:rPrChange w:id="412" w:author="Millicent  Mufambi" w:date="2026-06-02T12:54:00Z" w16du:dateUtc="2026-06-02T10:54:00Z">
                   <w:rPr>
                     <w:b/>
                   </w:rPr>
@@ -9063,12 +9255,12 @@
             <w:r>
               <w:t>0.</w:t>
             </w:r>
-            <w:del w:id="384" w:author="Millicent  Mufambi" w:date="2026-06-02T11:48:00Z" w16du:dateUtc="2026-06-02T09:48:00Z">
+            <w:del w:id="413" w:author="Millicent  Mufambi" w:date="2026-06-02T12:54:00Z" w16du:dateUtc="2026-06-02T10:54:00Z">
               <w:r>
                 <w:delText>600</w:delText>
               </w:r>
             </w:del>
-            <w:ins w:id="385" w:author="Millicent  Mufambi" w:date="2026-06-02T11:48:00Z" w16du:dateUtc="2026-06-02T09:48:00Z">
+            <w:ins w:id="414" w:author="Millicent  Mufambi" w:date="2026-06-02T12:54:00Z" w16du:dateUtc="2026-06-02T10:54:00Z">
               <w:r>
                 <w:t>100</w:t>
               </w:r>
@@ -9086,12 +9278,12 @@
             <w:r>
               <w:t>0.</w:t>
             </w:r>
-            <w:del w:id="386" w:author="Millicent  Mufambi" w:date="2026-06-02T11:48:00Z" w16du:dateUtc="2026-06-02T09:48:00Z">
+            <w:del w:id="415" w:author="Millicent  Mufambi" w:date="2026-06-02T12:54:00Z" w16du:dateUtc="2026-06-02T10:54:00Z">
               <w:r>
                 <w:delText>000</w:delText>
               </w:r>
             </w:del>
-            <w:ins w:id="387" w:author="Millicent  Mufambi" w:date="2026-06-02T11:48:00Z" w16du:dateUtc="2026-06-02T09:48:00Z">
+            <w:ins w:id="416" w:author="Millicent  Mufambi" w:date="2026-06-02T12:54:00Z" w16du:dateUtc="2026-06-02T10:54:00Z">
               <w:r>
                 <w:t>500</w:t>
               </w:r>
@@ -9106,10 +9298,10 @@
         <w:spacing w:after="120"/>
         <w:jc w:val="both"/>
         <w:rPr>
-          <w:del w:id="388" w:author="Millicent  Mufambi" w:date="2026-06-02T11:48:00Z" w16du:dateUtc="2026-06-02T09:48:00Z"/>
+          <w:del w:id="417" w:author="Millicent  Mufambi" w:date="2026-06-02T12:54:00Z" w16du:dateUtc="2026-06-02T10:54:00Z"/>
         </w:rPr>
       </w:pPr>
-      <w:del w:id="389" w:author="Millicent  Mufambi" w:date="2026-06-02T11:48:00Z" w16du:dateUtc="2026-06-02T09:48:00Z">
+      <w:del w:id="418" w:author="Millicent  Mufambi" w:date="2026-06-02T12:54:00Z" w16du:dateUtc="2026-06-02T10:54:00Z">
         <w:r>
           <w:delText>The headline result is that consensus success rate stays at 1.000 across every fault scenario (Table 6), the empirical counterpart of the PBFT safety theorem (Castro &amp; Liskov, 1999) when replicas are heterogeneous LLMs rather than deterministic processes.</w:delText>
         </w:r>
@@ -9120,10 +9312,10 @@
         <w:spacing w:after="120"/>
         <w:jc w:val="both"/>
         <w:rPr>
-          <w:ins w:id="390" w:author="Millicent  Mufambi" w:date="2026-06-02T11:48:00Z" w16du:dateUtc="2026-06-02T09:48:00Z"/>
+          <w:ins w:id="419" w:author="Millicent  Mufambi" w:date="2026-06-02T12:54:00Z" w16du:dateUtc="2026-06-02T10:54:00Z"/>
         </w:rPr>
       </w:pPr>
-      <w:ins w:id="391" w:author="Millicent  Mufambi" w:date="2026-06-02T11:48:00Z" w16du:dateUtc="2026-06-02T09:48:00Z">
+      <w:ins w:id="420" w:author="Millicent  Mufambi" w:date="2026-06-02T12:54:00Z" w16du:dateUtc="2026-06-02T10:54:00Z">
         <w:r>
           <w:t>Consensus formed under every fault behaviour (Table 6): in all ten cases for four of the five behaviours, and in nine of ten under timeout, where one crashed-node case did not complete. With one of the four independent validators corrupted, the three honest validators independently meet the 2f + 1 = 3 quorum, so the quorum masks the faulty vote: liveness holds under always-reject and timeout, and safety holds under always-approve and random, where the single corrupted accept never reaches the quorum by itse</w:t>
         </w:r>
@@ -9143,20 +9335,20 @@
     </w:p>
     <w:p>
       <w:pPr>
-        <w:pPrChange w:id="392" w:author="Millicent  Mufambi" w:date="2026-06-02T11:48:00Z" w16du:dateUtc="2026-06-02T09:48:00Z">
+        <w:pPrChange w:id="421" w:author="Millicent  Mufambi" w:date="2026-06-02T12:54:00Z" w16du:dateUtc="2026-06-02T10:54:00Z">
           <w:pPr>
             <w:pStyle w:val="ListNumber"/>
           </w:pPr>
         </w:pPrChange>
       </w:pPr>
-      <w:ins w:id="393" w:author="Millicent  Mufambi" w:date="2026-06-02T11:48:00Z" w16du:dateUtc="2026-06-02T09:48:00Z">
+      <w:ins w:id="422" w:author="Millicent  Mufambi" w:date="2026-06-02T12:54:00Z" w16du:dateUtc="2026-06-02T10:54:00Z">
         <w:r>
           <w:t xml:space="preserve">1. </w:t>
         </w:r>
       </w:ins>
       <w:r>
         <w:rPr>
-          <w:rPrChange w:id="394" w:author="Millicent  Mufambi" w:date="2026-06-02T11:48:00Z" w16du:dateUtc="2026-06-02T09:48:00Z">
+          <w:rPrChange w:id="423" w:author="Millicent  Mufambi" w:date="2026-06-02T12:54:00Z" w16du:dateUtc="2026-06-02T10:54:00Z">
             <w:rPr>
               <w:b/>
             </w:rPr>
@@ -9170,20 +9362,20 @@
     </w:p>
     <w:p>
       <w:pPr>
-        <w:pPrChange w:id="395" w:author="Millicent  Mufambi" w:date="2026-06-02T11:48:00Z" w16du:dateUtc="2026-06-02T09:48:00Z">
+        <w:pPrChange w:id="424" w:author="Millicent  Mufambi" w:date="2026-06-02T12:54:00Z" w16du:dateUtc="2026-06-02T10:54:00Z">
           <w:pPr>
             <w:pStyle w:val="ListNumber"/>
           </w:pPr>
         </w:pPrChange>
       </w:pPr>
-      <w:ins w:id="396" w:author="Millicent  Mufambi" w:date="2026-06-02T11:48:00Z" w16du:dateUtc="2026-06-02T09:48:00Z">
+      <w:ins w:id="425" w:author="Millicent  Mufambi" w:date="2026-06-02T12:54:00Z" w16du:dateUtc="2026-06-02T10:54:00Z">
         <w:r>
           <w:t xml:space="preserve">2. </w:t>
         </w:r>
       </w:ins>
       <w:r>
         <w:rPr>
-          <w:rPrChange w:id="397" w:author="Millicent  Mufambi" w:date="2026-06-02T11:48:00Z" w16du:dateUtc="2026-06-02T09:48:00Z">
+          <w:rPrChange w:id="426" w:author="Millicent  Mufambi" w:date="2026-06-02T12:54:00Z" w16du:dateUtc="2026-06-02T10:54:00Z">
             <w:rPr>
               <w:b/>
             </w:rPr>
@@ -9248,7 +9440,7 @@
       </w:pPr>
       <w:r>
         <w:rPr>
-          <w:rPrChange w:id="398" w:author="Millicent  Mufambi" w:date="2026-06-02T11:48:00Z" w16du:dateUtc="2026-06-02T09:48:00Z">
+          <w:rPrChange w:id="427" w:author="Millicent  Mufambi" w:date="2026-06-02T12:54:00Z" w16du:dateUtc="2026-06-02T10:54:00Z">
             <w:rPr>
               <w:b/>
             </w:rPr>
@@ -9259,12 +9451,12 @@
       <w:r>
         <w:t xml:space="preserve"> Byzantine fault</w:t>
       </w:r>
-      <w:del w:id="399" w:author="Millicent  Mufambi" w:date="2026-06-02T11:48:00Z" w16du:dateUtc="2026-06-02T09:48:00Z">
+      <w:del w:id="428" w:author="Millicent  Mufambi" w:date="2026-06-02T12:54:00Z" w16du:dateUtc="2026-06-02T10:54:00Z">
         <w:r>
           <w:delText>-</w:delText>
         </w:r>
       </w:del>
-      <w:ins w:id="400" w:author="Millicent  Mufambi" w:date="2026-06-02T11:48:00Z" w16du:dateUtc="2026-06-02T09:48:00Z">
+      <w:ins w:id="429" w:author="Millicent  Mufambi" w:date="2026-06-02T12:54:00Z" w16du:dateUtc="2026-06-02T10:54:00Z">
         <w:r>
           <w:t xml:space="preserve"> </w:t>
         </w:r>
@@ -9272,7 +9464,7 @@
       <w:r>
         <w:t xml:space="preserve">injection </w:t>
       </w:r>
-      <w:del w:id="401" w:author="Millicent  Mufambi" w:date="2026-06-02T11:48:00Z" w16du:dateUtc="2026-06-02T09:48:00Z">
+      <w:del w:id="430" w:author="Millicent  Mufambi" w:date="2026-06-02T12:54:00Z" w16du:dateUtc="2026-06-02T10:54:00Z">
         <w:r>
           <w:delText xml:space="preserve">results </w:delText>
         </w:r>
@@ -9280,12 +9472,12 @@
       <w:r>
         <w:t xml:space="preserve">on the e-commerce </w:t>
       </w:r>
-      <w:del w:id="402" w:author="Millicent  Mufambi" w:date="2026-06-02T11:48:00Z" w16du:dateUtc="2026-06-02T09:48:00Z">
+      <w:del w:id="431" w:author="Millicent  Mufambi" w:date="2026-06-02T12:54:00Z" w16du:dateUtc="2026-06-02T10:54:00Z">
         <w:r>
           <w:delText>dataset,</w:delText>
         </w:r>
       </w:del>
-      <w:ins w:id="403" w:author="Millicent  Mufambi" w:date="2026-06-02T11:48:00Z" w16du:dateUtc="2026-06-02T09:48:00Z">
+      <w:ins w:id="432" w:author="Millicent  Mufambi" w:date="2026-06-02T12:54:00Z" w16du:dateUtc="2026-06-02T10:54:00Z">
         <w:r>
           <w:t>set:</w:t>
         </w:r>
@@ -9293,12 +9485,12 @@
       <w:r>
         <w:t xml:space="preserve"> five </w:t>
       </w:r>
-      <w:del w:id="404" w:author="Millicent  Mufambi" w:date="2026-06-02T11:48:00Z" w16du:dateUtc="2026-06-02T09:48:00Z">
+      <w:del w:id="433" w:author="Millicent  Mufambi" w:date="2026-06-02T12:54:00Z" w16du:dateUtc="2026-06-02T10:54:00Z">
         <w:r>
           <w:delText>scenarios. Consensus success rate (left bars) stays at 100% across</w:delText>
         </w:r>
       </w:del>
-      <w:ins w:id="405" w:author="Millicent  Mufambi" w:date="2026-06-02T11:48:00Z" w16du:dateUtc="2026-06-02T09:48:00Z">
+      <w:ins w:id="434" w:author="Millicent  Mufambi" w:date="2026-06-02T12:54:00Z" w16du:dateUtc="2026-06-02T10:54:00Z">
         <w:r>
           <w:t>behaviours, one of four independent validators corrupted. With f = 1 and a 2f + 1 = 3 quorum the system tolerates the corrupted validator, the three honest validators forming the quorum in</w:t>
         </w:r>
@@ -9306,7 +9498,7 @@
       <w:r>
         <w:t xml:space="preserve"> every </w:t>
       </w:r>
-      <w:del w:id="406" w:author="Millicent  Mufambi" w:date="2026-06-02T11:48:00Z" w16du:dateUtc="2026-06-02T09:48:00Z">
+      <w:del w:id="435" w:author="Millicent  Mufambi" w:date="2026-06-02T12:54:00Z" w16du:dateUtc="2026-06-02T10:54:00Z">
         <w:r>
           <w:delText xml:space="preserve">fault </w:delText>
         </w:r>
@@ -9314,12 +9506,12 @@
       <w:r>
         <w:t>behaviour</w:t>
       </w:r>
-      <w:del w:id="407" w:author="Millicent  Mufambi" w:date="2026-06-02T11:48:00Z" w16du:dateUtc="2026-06-02T09:48:00Z">
+      <w:del w:id="436" w:author="Millicent  Mufambi" w:date="2026-06-02T12:54:00Z" w16du:dateUtc="2026-06-02T10:54:00Z">
         <w:r>
           <w:delText>, the empirical PBFT</w:delText>
         </w:r>
       </w:del>
-      <w:ins w:id="408" w:author="Millicent  Mufambi" w:date="2026-06-02T11:48:00Z" w16du:dateUtc="2026-06-02T09:48:00Z">
+      <w:ins w:id="437" w:author="Millicent  Mufambi" w:date="2026-06-02T12:54:00Z" w16du:dateUtc="2026-06-02T10:54:00Z">
         <w:r>
           <w:t xml:space="preserve"> (in nine of ten cases under timeout, where one crashed-node case did not complete); liveness holds under always-reject and timeout and</w:t>
         </w:r>
@@ -9327,12 +9519,12 @@
       <w:r>
         <w:t xml:space="preserve"> safety </w:t>
       </w:r>
-      <w:del w:id="409" w:author="Millicent  Mufambi" w:date="2026-06-02T11:48:00Z" w16du:dateUtc="2026-06-02T09:48:00Z">
+      <w:del w:id="438" w:author="Millicent  Mufambi" w:date="2026-06-02T12:54:00Z" w16du:dateUtc="2026-06-02T10:54:00Z">
         <w:r>
           <w:delText>guarantee under f=1. Safety violation rate (right bars) varies because different</w:delText>
         </w:r>
       </w:del>
-      <w:ins w:id="410" w:author="Millicent  Mufambi" w:date="2026-06-02T11:48:00Z" w16du:dateUtc="2026-06-02T09:48:00Z">
+      <w:ins w:id="439" w:author="Millicent  Mufambi" w:date="2026-06-02T12:54:00Z" w16du:dateUtc="2026-06-02T10:54:00Z">
         <w:r>
           <w:t>under always-approve and random, with malformed output treated as a reject. This is genuine 3f + 1</w:t>
         </w:r>
@@ -9340,12 +9532,12 @@
       <w:r>
         <w:t xml:space="preserve"> Byzantine </w:t>
       </w:r>
-      <w:del w:id="411" w:author="Millicent  Mufambi" w:date="2026-06-02T11:48:00Z" w16du:dateUtc="2026-06-02T09:48:00Z">
+      <w:del w:id="440" w:author="Millicent  Mufambi" w:date="2026-06-02T12:54:00Z" w16du:dateUtc="2026-06-02T10:54:00Z">
         <w:r>
           <w:delText>behaviours interact differently with the Healer's output, with</w:delText>
         </w:r>
       </w:del>
-      <w:ins w:id="412" w:author="Millicent  Mufambi" w:date="2026-06-02T11:48:00Z" w16du:dateUtc="2026-06-02T09:48:00Z">
+      <w:ins w:id="441" w:author="Millicent  Mufambi" w:date="2026-06-02T12:54:00Z" w16du:dateUtc="2026-06-02T10:54:00Z">
         <w:r>
           <w:t>fault tolerance evaluated in a single-process simulation;</w:t>
         </w:r>
@@ -9353,12 +9545,12 @@
       <w:r>
         <w:t xml:space="preserve"> the sandbox </w:t>
       </w:r>
-      <w:del w:id="413" w:author="Millicent  Mufambi" w:date="2026-06-02T11:48:00Z" w16du:dateUtc="2026-06-02T09:48:00Z">
+      <w:del w:id="442" w:author="Millicent  Mufambi" w:date="2026-06-02T12:54:00Z" w16du:dateUtc="2026-06-02T10:54:00Z">
         <w:r>
           <w:delText>layer catching the bad</w:delText>
         </w:r>
       </w:del>
-      <w:ins w:id="414" w:author="Millicent  Mufambi" w:date="2026-06-02T11:48:00Z" w16du:dateUtc="2026-06-02T09:48:00Z">
+      <w:ins w:id="443" w:author="Millicent  Mufambi" w:date="2026-06-02T12:54:00Z" w16du:dateUtc="2026-06-02T10:54:00Z">
         <w:r>
           <w:t>(right bars) catches the few plausible-but-wrong</w:t>
         </w:r>
@@ -9366,12 +9558,12 @@
       <w:r>
         <w:t xml:space="preserve"> fixes </w:t>
       </w:r>
-      <w:del w:id="415" w:author="Millicent  Mufambi" w:date="2026-06-02T11:48:00Z" w16du:dateUtc="2026-06-02T09:48:00Z">
+      <w:del w:id="444" w:author="Millicent  Mufambi" w:date="2026-06-02T12:54:00Z" w16du:dateUtc="2026-06-02T10:54:00Z">
         <w:r>
           <w:delText>that get past consensus. The two together implement defense</w:delText>
         </w:r>
       </w:del>
-      <w:ins w:id="416" w:author="Millicent  Mufambi" w:date="2026-06-02T11:48:00Z" w16du:dateUtc="2026-06-02T09:48:00Z">
+      <w:ins w:id="445" w:author="Millicent  Mufambi" w:date="2026-06-02T12:54:00Z" w16du:dateUtc="2026-06-02T10:54:00Z">
         <w:r>
           <w:t>the validators admit, giving defence</w:t>
         </w:r>
@@ -9419,7 +9611,7 @@
         <w:spacing w:after="120"/>
         <w:jc w:val="both"/>
       </w:pPr>
-      <w:del w:id="417" w:author="Millicent  Mufambi" w:date="2026-06-02T11:48:00Z" w16du:dateUtc="2026-06-02T09:48:00Z">
+      <w:del w:id="446" w:author="Millicent  Mufambi" w:date="2026-06-02T12:54:00Z" w16du:dateUtc="2026-06-02T10:54:00Z">
         <w:r>
           <w:rPr>
             <w:b/>
@@ -9429,7 +9621,7 @@
       </w:del>
       <w:r>
         <w:rPr>
-          <w:rPrChange w:id="418" w:author="Millicent  Mufambi" w:date="2026-06-02T11:48:00Z" w16du:dateUtc="2026-06-02T09:48:00Z">
+          <w:rPrChange w:id="447" w:author="Millicent  Mufambi" w:date="2026-06-02T12:54:00Z" w16du:dateUtc="2026-06-02T10:54:00Z">
             <w:rPr>
               <w:b/>
             </w:rPr>
@@ -9437,7 +9629,7 @@
         </w:rPr>
         <w:t xml:space="preserve">VALIDATOR </w:t>
       </w:r>
-      <w:del w:id="419" w:author="Millicent  Mufambi" w:date="2026-06-02T11:48:00Z" w16du:dateUtc="2026-06-02T09:48:00Z">
+      <w:del w:id="448" w:author="Millicent  Mufambi" w:date="2026-06-02T12:54:00Z" w16du:dateUtc="2026-06-02T10:54:00Z">
         <w:r>
           <w:rPr>
             <w:b/>
@@ -9445,7 +9637,7 @@
           <w:delText>vs FOUR-VALIDATOR (DIVERSE) ON THE SAME 20 BUGSINPY CASES</w:delText>
         </w:r>
       </w:del>
-      <w:ins w:id="420" w:author="Millicent  Mufambi" w:date="2026-06-02T11:48:00Z" w16du:dateUtc="2026-06-02T09:48:00Z">
+      <w:ins w:id="449" w:author="Millicent  Mufambi" w:date="2026-06-02T12:54:00Z" w16du:dateUtc="2026-06-02T10:54:00Z">
         <w:r>
           <w:t>DECORRELATION: MEAN PAIRWISE AGREEMENT BY SETTING</w:t>
         </w:r>
@@ -9456,7 +9648,7 @@
         <w:tblStyle w:val="TableGrid"/>
         <w:tblW w:w="0" w:type="auto"/>
         <w:tblLook w:val="04A0" w:firstRow="1" w:lastRow="0" w:firstColumn="1" w:lastColumn="0" w:noHBand="0" w:noVBand="1"/>
-        <w:tblPrChange w:id="421" w:author="Millicent  Mufambi" w:date="2026-06-02T11:48:00Z" w16du:dateUtc="2026-06-02T09:48:00Z">
+        <w:tblPrChange w:id="450" w:author="Millicent  Mufambi" w:date="2026-06-02T12:54:00Z" w16du:dateUtc="2026-06-02T10:54:00Z">
           <w:tblPr>
             <w:tblStyle w:val="LightGrid-Accent1"/>
             <w:tblW w:w="0" w:type="auto"/>
@@ -9472,7 +9664,7 @@
         <w:gridCol w:w="1466"/>
         <w:gridCol w:w="1670"/>
         <w:gridCol w:w="491"/>
-        <w:tblGridChange w:id="422">
+        <w:tblGridChange w:id="451">
           <w:tblGrid>
             <w:gridCol w:w="1568"/>
             <w:gridCol w:w="908"/>
@@ -9491,7 +9683,7 @@
       </w:tblGrid>
       <w:tr>
         <w:trPr>
-          <w:trPrChange w:id="423" w:author="Millicent  Mufambi" w:date="2026-06-02T11:48:00Z" w16du:dateUtc="2026-06-02T09:48:00Z">
+          <w:trPrChange w:id="452" w:author="Millicent  Mufambi" w:date="2026-06-02T12:54:00Z" w16du:dateUtc="2026-06-02T10:54:00Z">
             <w:trPr>
               <w:gridAfter w:val="0"/>
             </w:trPr>
@@ -9500,7 +9692,7 @@
         <w:tc>
           <w:tcPr>
             <w:tcW w:w="3135" w:type="dxa"/>
-            <w:tcPrChange w:id="424" w:author="Millicent  Mufambi" w:date="2026-06-02T11:48:00Z" w16du:dateUtc="2026-06-02T09:48:00Z">
+            <w:tcPrChange w:id="453" w:author="Millicent  Mufambi" w:date="2026-06-02T12:54:00Z" w16du:dateUtc="2026-06-02T10:54:00Z">
               <w:tcPr>
                 <w:tcW w:w="1568" w:type="dxa"/>
               </w:tcPr>
@@ -9508,18 +9700,18 @@
           </w:tcPr>
           <w:p>
             <w:pPr>
-              <w:pPrChange w:id="425" w:author="Millicent  Mufambi" w:date="2026-06-02T11:48:00Z" w16du:dateUtc="2026-06-02T09:48:00Z">
+              <w:pPrChange w:id="454" w:author="Millicent  Mufambi" w:date="2026-06-02T12:54:00Z" w16du:dateUtc="2026-06-02T10:54:00Z">
                 <w:pPr>
                   <w:jc w:val="center"/>
                 </w:pPr>
               </w:pPrChange>
             </w:pPr>
-            <w:del w:id="426" w:author="Millicent  Mufambi" w:date="2026-06-02T11:48:00Z" w16du:dateUtc="2026-06-02T09:48:00Z">
+            <w:del w:id="455" w:author="Millicent  Mufambi" w:date="2026-06-02T12:54:00Z" w16du:dateUtc="2026-06-02T10:54:00Z">
               <w:r>
                 <w:delText>Configuration</w:delText>
               </w:r>
             </w:del>
-            <w:ins w:id="427" w:author="Millicent  Mufambi" w:date="2026-06-02T11:48:00Z" w16du:dateUtc="2026-06-02T09:48:00Z">
+            <w:ins w:id="456" w:author="Millicent  Mufambi" w:date="2026-06-02T12:54:00Z" w16du:dateUtc="2026-06-02T10:54:00Z">
               <w:r>
                 <w:rPr>
                   <w:b/>
@@ -9538,12 +9730,12 @@
               <w:bottom w:val="single" w:sz="18" w:space="0" w:color="4F81BD" w:themeColor="accent1"/>
               <w:right w:val="single" w:sz="8" w:space="0" w:color="4F81BD" w:themeColor="accent1"/>
             </w:tcBorders>
-            <w:cellDel w:id="428" w:author="Millicent  Mufambi" w:date="2026-06-02T11:48:00Z"/>
-            <w:tcPrChange w:id="429" w:author="Millicent  Mufambi" w:date="2026-06-02T11:48:00Z" w16du:dateUtc="2026-06-02T09:48:00Z">
+            <w:cellDel w:id="457" w:author="Millicent  Mufambi" w:date="2026-06-02T12:54:00Z"/>
+            <w:tcPrChange w:id="458" w:author="Millicent  Mufambi" w:date="2026-06-02T12:54:00Z" w16du:dateUtc="2026-06-02T10:54:00Z">
               <w:tcPr>
                 <w:tcW w:w="1568" w:type="dxa"/>
                 <w:gridSpan w:val="2"/>
-                <w:cellDel w:id="430" w:author="Millicent  Mufambi" w:date="2026-06-02T11:48:00Z"/>
+                <w:cellDel w:id="459" w:author="Millicent  Mufambi" w:date="2026-06-02T12:54:00Z"/>
               </w:tcPr>
             </w:tcPrChange>
           </w:tcPr>
@@ -9551,7 +9743,7 @@
             <w:pPr>
               <w:jc w:val="center"/>
             </w:pPr>
-            <w:del w:id="431" w:author="Millicent  Mufambi" w:date="2026-06-02T11:48:00Z" w16du:dateUtc="2026-06-02T09:48:00Z">
+            <w:del w:id="460" w:author="Millicent  Mufambi" w:date="2026-06-02T12:54:00Z" w16du:dateUtc="2026-06-02T10:54:00Z">
               <w:r>
                 <w:delText>Successes</w:delText>
               </w:r>
@@ -9567,12 +9759,12 @@
               <w:bottom w:val="single" w:sz="18" w:space="0" w:color="4F81BD" w:themeColor="accent1"/>
               <w:right w:val="single" w:sz="8" w:space="0" w:color="4F81BD" w:themeColor="accent1"/>
             </w:tcBorders>
-            <w:cellDel w:id="432" w:author="Millicent  Mufambi" w:date="2026-06-02T11:48:00Z"/>
-            <w:tcPrChange w:id="433" w:author="Millicent  Mufambi" w:date="2026-06-02T11:48:00Z" w16du:dateUtc="2026-06-02T09:48:00Z">
+            <w:cellDel w:id="461" w:author="Millicent  Mufambi" w:date="2026-06-02T12:54:00Z"/>
+            <w:tcPrChange w:id="462" w:author="Millicent  Mufambi" w:date="2026-06-02T12:54:00Z" w16du:dateUtc="2026-06-02T10:54:00Z">
               <w:tcPr>
                 <w:tcW w:w="1568" w:type="dxa"/>
                 <w:gridSpan w:val="2"/>
-                <w:cellDel w:id="434" w:author="Millicent  Mufambi" w:date="2026-06-02T11:48:00Z"/>
+                <w:cellDel w:id="463" w:author="Millicent  Mufambi" w:date="2026-06-02T12:54:00Z"/>
               </w:tcPr>
             </w:tcPrChange>
           </w:tcPr>
@@ -9580,7 +9772,7 @@
             <w:pPr>
               <w:jc w:val="center"/>
             </w:pPr>
-            <w:del w:id="435" w:author="Millicent  Mufambi" w:date="2026-06-02T11:48:00Z" w16du:dateUtc="2026-06-02T09:48:00Z">
+            <w:del w:id="464" w:author="Millicent  Mufambi" w:date="2026-06-02T12:54:00Z" w16du:dateUtc="2026-06-02T10:54:00Z">
               <w:r>
                 <w:delText>Safety violations</w:delText>
               </w:r>
@@ -9596,12 +9788,12 @@
               <w:bottom w:val="single" w:sz="18" w:space="0" w:color="4F81BD" w:themeColor="accent1"/>
               <w:right w:val="single" w:sz="8" w:space="0" w:color="4F81BD" w:themeColor="accent1"/>
             </w:tcBorders>
-            <w:cellDel w:id="436" w:author="Millicent  Mufambi" w:date="2026-06-02T11:48:00Z"/>
-            <w:tcPrChange w:id="437" w:author="Millicent  Mufambi" w:date="2026-06-02T11:48:00Z" w16du:dateUtc="2026-06-02T09:48:00Z">
+            <w:cellDel w:id="465" w:author="Millicent  Mufambi" w:date="2026-06-02T12:54:00Z"/>
+            <w:tcPrChange w:id="466" w:author="Millicent  Mufambi" w:date="2026-06-02T12:54:00Z" w16du:dateUtc="2026-06-02T10:54:00Z">
               <w:tcPr>
                 <w:tcW w:w="1568" w:type="dxa"/>
                 <w:gridSpan w:val="3"/>
-                <w:cellDel w:id="438" w:author="Millicent  Mufambi" w:date="2026-06-02T11:48:00Z"/>
+                <w:cellDel w:id="467" w:author="Millicent  Mufambi" w:date="2026-06-02T12:54:00Z"/>
               </w:tcPr>
             </w:tcPrChange>
           </w:tcPr>
@@ -9609,7 +9801,7 @@
             <w:pPr>
               <w:jc w:val="center"/>
             </w:pPr>
-            <w:del w:id="439" w:author="Millicent  Mufambi" w:date="2026-06-02T11:48:00Z" w16du:dateUtc="2026-06-02T09:48:00Z">
+            <w:del w:id="468" w:author="Millicent  Mufambi" w:date="2026-06-02T12:54:00Z" w16du:dateUtc="2026-06-02T10:54:00Z">
               <w:r>
                 <w:delText>Consensus success rate</w:delText>
               </w:r>
@@ -9619,7 +9811,7 @@
         <w:tc>
           <w:tcPr>
             <w:tcW w:w="3135" w:type="dxa"/>
-            <w:tcPrChange w:id="440" w:author="Millicent  Mufambi" w:date="2026-06-02T11:48:00Z" w16du:dateUtc="2026-06-02T09:48:00Z">
+            <w:tcPrChange w:id="469" w:author="Millicent  Mufambi" w:date="2026-06-02T12:54:00Z" w16du:dateUtc="2026-06-02T10:54:00Z">
               <w:tcPr>
                 <w:tcW w:w="1568" w:type="dxa"/>
                 <w:gridSpan w:val="2"/>
@@ -9628,7 +9820,7 @@
           </w:tcPr>
           <w:p>
             <w:pPr>
-              <w:pPrChange w:id="441" w:author="Millicent  Mufambi" w:date="2026-06-02T11:48:00Z" w16du:dateUtc="2026-06-02T09:48:00Z">
+              <w:pPrChange w:id="470" w:author="Millicent  Mufambi" w:date="2026-06-02T12:54:00Z" w16du:dateUtc="2026-06-02T10:54:00Z">
                 <w:pPr>
                   <w:jc w:val="center"/>
                 </w:pPr>
@@ -9637,7 +9829,7 @@
             <w:r>
               <w:rPr>
                 <w:b/>
-                <w:rPrChange w:id="442" w:author="Millicent  Mufambi" w:date="2026-06-02T11:48:00Z" w16du:dateUtc="2026-06-02T09:48:00Z">
+                <w:rPrChange w:id="471" w:author="Millicent  Mufambi" w:date="2026-06-02T12:54:00Z" w16du:dateUtc="2026-06-02T10:54:00Z">
                   <w:rPr/>
                 </w:rPrChange>
               </w:rPr>
@@ -9649,7 +9841,7 @@
           <w:tcPr>
             <w:tcW w:w="3135" w:type="dxa"/>
             <w:gridSpan w:val="2"/>
-            <w:tcPrChange w:id="443" w:author="Millicent  Mufambi" w:date="2026-06-02T11:48:00Z" w16du:dateUtc="2026-06-02T09:48:00Z">
+            <w:tcPrChange w:id="472" w:author="Millicent  Mufambi" w:date="2026-06-02T12:54:00Z" w16du:dateUtc="2026-06-02T10:54:00Z">
               <w:tcPr>
                 <w:tcW w:w="1568" w:type="dxa"/>
               </w:tcPr>
@@ -9657,18 +9849,18 @@
           </w:tcPr>
           <w:p>
             <w:pPr>
-              <w:pPrChange w:id="444" w:author="Millicent  Mufambi" w:date="2026-06-02T11:48:00Z" w16du:dateUtc="2026-06-02T09:48:00Z">
+              <w:pPrChange w:id="473" w:author="Millicent  Mufambi" w:date="2026-06-02T12:54:00Z" w16du:dateUtc="2026-06-02T10:54:00Z">
                 <w:pPr>
                   <w:jc w:val="center"/>
                 </w:pPr>
               </w:pPrChange>
             </w:pPr>
-            <w:del w:id="445" w:author="Millicent  Mufambi" w:date="2026-06-02T11:48:00Z" w16du:dateUtc="2026-06-02T09:48:00Z">
+            <w:del w:id="474" w:author="Millicent  Mufambi" w:date="2026-06-02T12:54:00Z" w16du:dateUtc="2026-06-02T10:54:00Z">
               <w:r>
                 <w:delText>n_pairs</w:delText>
               </w:r>
             </w:del>
-            <w:ins w:id="446" w:author="Millicent  Mufambi" w:date="2026-06-02T11:48:00Z" w16du:dateUtc="2026-06-02T09:48:00Z">
+            <w:ins w:id="475" w:author="Millicent  Mufambi" w:date="2026-06-02T12:54:00Z" w16du:dateUtc="2026-06-02T10:54:00Z">
               <w:r>
                 <w:rPr>
                   <w:b/>
@@ -9681,7 +9873,7 @@
       </w:tr>
       <w:tr>
         <w:trPr>
-          <w:ins w:id="447" w:author="Millicent  Mufambi" w:date="2026-06-02T11:48:00Z" w16du:dateUtc="2026-06-02T09:48:00Z"/>
+          <w:ins w:id="476" w:author="Millicent  Mufambi" w:date="2026-06-02T12:54:00Z" w16du:dateUtc="2026-06-02T10:54:00Z"/>
         </w:trPr>
         <w:tc>
           <w:tcPr>
@@ -9691,10 +9883,10 @@
           <w:p>
             <w:pPr>
               <w:rPr>
-                <w:ins w:id="448" w:author="Millicent  Mufambi" w:date="2026-06-02T11:48:00Z" w16du:dateUtc="2026-06-02T09:48:00Z"/>
+                <w:ins w:id="477" w:author="Millicent  Mufambi" w:date="2026-06-02T12:54:00Z" w16du:dateUtc="2026-06-02T10:54:00Z"/>
               </w:rPr>
             </w:pPr>
-            <w:ins w:id="449" w:author="Millicent  Mufambi" w:date="2026-06-02T11:48:00Z" w16du:dateUtc="2026-06-02T09:48:00Z">
+            <w:ins w:id="478" w:author="Millicent  Mufambi" w:date="2026-06-02T12:54:00Z" w16du:dateUtc="2026-06-02T10:54:00Z">
               <w:r>
                 <w:t>Heterogeneous panel, easy synthetic bugs</w:t>
               </w:r>
@@ -9708,10 +9900,10 @@
           <w:p>
             <w:pPr>
               <w:rPr>
-                <w:ins w:id="450" w:author="Millicent  Mufambi" w:date="2026-06-02T11:48:00Z" w16du:dateUtc="2026-06-02T09:48:00Z"/>
+                <w:ins w:id="479" w:author="Millicent  Mufambi" w:date="2026-06-02T12:54:00Z" w16du:dateUtc="2026-06-02T10:54:00Z"/>
               </w:rPr>
             </w:pPr>
-            <w:ins w:id="451" w:author="Millicent  Mufambi" w:date="2026-06-02T11:48:00Z" w16du:dateUtc="2026-06-02T09:48:00Z">
+            <w:ins w:id="480" w:author="Millicent  Mufambi" w:date="2026-06-02T12:54:00Z" w16du:dateUtc="2026-06-02T10:54:00Z">
               <w:r>
                 <w:t>~1.00</w:t>
               </w:r>
@@ -9726,10 +9918,10 @@
           <w:p>
             <w:pPr>
               <w:rPr>
-                <w:ins w:id="452" w:author="Millicent  Mufambi" w:date="2026-06-02T11:48:00Z" w16du:dateUtc="2026-06-02T09:48:00Z"/>
+                <w:ins w:id="481" w:author="Millicent  Mufambi" w:date="2026-06-02T12:54:00Z" w16du:dateUtc="2026-06-02T10:54:00Z"/>
               </w:rPr>
             </w:pPr>
-            <w:ins w:id="453" w:author="Millicent  Mufambi" w:date="2026-06-02T11:48:00Z" w16du:dateUtc="2026-06-02T09:48:00Z">
+            <w:ins w:id="482" w:author="Millicent  Mufambi" w:date="2026-06-02T12:54:00Z" w16du:dateUtc="2026-06-02T10:54:00Z">
               <w:r>
                 <w:t>Validators agree in near-lockstep when the fix is obvious</w:t>
               </w:r>
@@ -9739,7 +9931,7 @@
       </w:tr>
       <w:tr>
         <w:trPr>
-          <w:trPrChange w:id="454" w:author="Millicent  Mufambi" w:date="2026-06-02T11:48:00Z" w16du:dateUtc="2026-06-02T09:48:00Z">
+          <w:trPrChange w:id="483" w:author="Millicent  Mufambi" w:date="2026-06-02T12:54:00Z" w16du:dateUtc="2026-06-02T10:54:00Z">
             <w:trPr>
               <w:gridAfter w:val="0"/>
             </w:trPr>
@@ -9748,19 +9940,19 @@
         <w:tc>
           <w:tcPr>
             <w:tcW w:w="3135" w:type="dxa"/>
-            <w:tcPrChange w:id="455" w:author="Millicent  Mufambi" w:date="2026-06-02T11:48:00Z" w16du:dateUtc="2026-06-02T09:48:00Z">
+            <w:tcPrChange w:id="484" w:author="Millicent  Mufambi" w:date="2026-06-02T12:54:00Z" w16du:dateUtc="2026-06-02T10:54:00Z">
               <w:tcPr>
                 <w:tcW w:w="1568" w:type="dxa"/>
               </w:tcPr>
             </w:tcPrChange>
           </w:tcPr>
           <w:p>
-            <w:del w:id="456" w:author="Millicent  Mufambi" w:date="2026-06-02T11:48:00Z" w16du:dateUtc="2026-06-02T09:48:00Z">
+            <w:del w:id="485" w:author="Millicent  Mufambi" w:date="2026-06-02T12:54:00Z" w16du:dateUtc="2026-06-02T10:54:00Z">
               <w:r>
                 <w:delText>Two same-family validators (default)</w:delText>
               </w:r>
             </w:del>
-            <w:ins w:id="457" w:author="Millicent  Mufambi" w:date="2026-06-02T11:48:00Z" w16du:dateUtc="2026-06-02T09:48:00Z">
+            <w:ins w:id="486" w:author="Millicent  Mufambi" w:date="2026-06-02T12:54:00Z" w16du:dateUtc="2026-06-02T10:54:00Z">
               <w:r>
                 <w:t>Heterogeneous panel, real BugsInPy bugs</w:t>
               </w:r>
@@ -9777,17 +9969,17 @@
               <w:right w:val="single" w:sz="8" w:space="0" w:color="4F81BD" w:themeColor="accent1"/>
             </w:tcBorders>
             <w:shd w:val="clear" w:color="auto" w:fill="D3DFEE" w:themeFill="accent1" w:themeFillTint="3F"/>
-            <w:cellDel w:id="458" w:author="Millicent  Mufambi" w:date="2026-06-02T11:48:00Z"/>
-            <w:tcPrChange w:id="459" w:author="Millicent  Mufambi" w:date="2026-06-02T11:48:00Z" w16du:dateUtc="2026-06-02T09:48:00Z">
+            <w:cellDel w:id="487" w:author="Millicent  Mufambi" w:date="2026-06-02T12:54:00Z"/>
+            <w:tcPrChange w:id="488" w:author="Millicent  Mufambi" w:date="2026-06-02T12:54:00Z" w16du:dateUtc="2026-06-02T10:54:00Z">
               <w:tcPr>
                 <w:tcW w:w="1568" w:type="dxa"/>
                 <w:gridSpan w:val="2"/>
-                <w:cellDel w:id="460" w:author="Millicent  Mufambi" w:date="2026-06-02T11:48:00Z"/>
+                <w:cellDel w:id="489" w:author="Millicent  Mufambi" w:date="2026-06-02T12:54:00Z"/>
               </w:tcPr>
             </w:tcPrChange>
           </w:tcPr>
           <w:p>
-            <w:del w:id="461" w:author="Millicent  Mufambi" w:date="2026-06-02T11:48:00Z" w16du:dateUtc="2026-06-02T09:48:00Z">
+            <w:del w:id="490" w:author="Millicent  Mufambi" w:date="2026-06-02T12:54:00Z" w16du:dateUtc="2026-06-02T10:54:00Z">
               <w:r>
                 <w:delText>5</w:delText>
               </w:r>
@@ -9805,17 +9997,17 @@
               <w:right w:val="single" w:sz="8" w:space="0" w:color="4F81BD" w:themeColor="accent1"/>
             </w:tcBorders>
             <w:shd w:val="clear" w:color="auto" w:fill="D3DFEE" w:themeFill="accent1" w:themeFillTint="3F"/>
-            <w:cellDel w:id="462" w:author="Millicent  Mufambi" w:date="2026-06-02T11:48:00Z"/>
-            <w:tcPrChange w:id="463" w:author="Millicent  Mufambi" w:date="2026-06-02T11:48:00Z" w16du:dateUtc="2026-06-02T09:48:00Z">
+            <w:cellDel w:id="491" w:author="Millicent  Mufambi" w:date="2026-06-02T12:54:00Z"/>
+            <w:tcPrChange w:id="492" w:author="Millicent  Mufambi" w:date="2026-06-02T12:54:00Z" w16du:dateUtc="2026-06-02T10:54:00Z">
               <w:tcPr>
                 <w:tcW w:w="1568" w:type="dxa"/>
                 <w:gridSpan w:val="2"/>
-                <w:cellDel w:id="464" w:author="Millicent  Mufambi" w:date="2026-06-02T11:48:00Z"/>
+                <w:cellDel w:id="493" w:author="Millicent  Mufambi" w:date="2026-06-02T12:54:00Z"/>
               </w:tcPr>
             </w:tcPrChange>
           </w:tcPr>
           <w:p>
-            <w:del w:id="465" w:author="Millicent  Mufambi" w:date="2026-06-02T11:48:00Z" w16du:dateUtc="2026-06-02T09:48:00Z">
+            <w:del w:id="494" w:author="Millicent  Mufambi" w:date="2026-06-02T12:54:00Z" w16du:dateUtc="2026-06-02T10:54:00Z">
               <w:r>
                 <w:delText>3</w:delText>
               </w:r>
@@ -9825,7 +10017,7 @@
         <w:tc>
           <w:tcPr>
             <w:tcW w:w="3135" w:type="dxa"/>
-            <w:tcPrChange w:id="466" w:author="Millicent  Mufambi" w:date="2026-06-02T11:48:00Z" w16du:dateUtc="2026-06-02T09:48:00Z">
+            <w:tcPrChange w:id="495" w:author="Millicent  Mufambi" w:date="2026-06-02T12:54:00Z" w16du:dateUtc="2026-06-02T10:54:00Z">
               <w:tcPr>
                 <w:tcW w:w="1568" w:type="dxa"/>
                 <w:gridSpan w:val="3"/>
@@ -9836,12 +10028,12 @@
             <w:r>
               <w:t>0.</w:t>
             </w:r>
-            <w:del w:id="467" w:author="Millicent  Mufambi" w:date="2026-06-02T11:48:00Z" w16du:dateUtc="2026-06-02T09:48:00Z">
+            <w:del w:id="496" w:author="Millicent  Mufambi" w:date="2026-06-02T12:54:00Z" w16du:dateUtc="2026-06-02T10:54:00Z">
               <w:r>
                 <w:delText>40</w:delText>
               </w:r>
             </w:del>
-            <w:ins w:id="468" w:author="Millicent  Mufambi" w:date="2026-06-02T11:48:00Z" w16du:dateUtc="2026-06-02T09:48:00Z">
+            <w:ins w:id="497" w:author="Millicent  Mufambi" w:date="2026-06-02T12:54:00Z" w16du:dateUtc="2026-06-02T10:54:00Z">
               <w:r>
                 <w:t>925</w:t>
               </w:r>
@@ -9851,7 +10043,7 @@
         <w:tc>
           <w:tcPr>
             <w:tcW w:w="3135" w:type="dxa"/>
-            <w:tcPrChange w:id="469" w:author="Millicent  Mufambi" w:date="2026-06-02T11:48:00Z" w16du:dateUtc="2026-06-02T09:48:00Z">
+            <w:tcPrChange w:id="498" w:author="Millicent  Mufambi" w:date="2026-06-02T12:54:00Z" w16du:dateUtc="2026-06-02T10:54:00Z">
               <w:tcPr>
                 <w:tcW w:w="1568" w:type="dxa"/>
                 <w:gridSpan w:val="2"/>
@@ -9859,12 +10051,12 @@
             </w:tcPrChange>
           </w:tcPr>
           <w:p>
-            <w:del w:id="470" w:author="Millicent  Mufambi" w:date="2026-06-02T11:48:00Z" w16du:dateUtc="2026-06-02T09:48:00Z">
+            <w:del w:id="499" w:author="Millicent  Mufambi" w:date="2026-06-02T12:54:00Z" w16du:dateUtc="2026-06-02T10:54:00Z">
               <w:r>
                 <w:delText>0.95</w:delText>
               </w:r>
             </w:del>
-            <w:ins w:id="471" w:author="Millicent  Mufambi" w:date="2026-06-02T11:48:00Z" w16du:dateUtc="2026-06-02T09:48:00Z">
+            <w:ins w:id="500" w:author="Millicent  Mufambi" w:date="2026-06-02T12:54:00Z" w16du:dateUtc="2026-06-02T10:54:00Z">
               <w:r>
                 <w:t>Genuine disagreement emerges: three split votes, Claude-Haiku dissenting</w:t>
               </w:r>
@@ -9881,16 +10073,16 @@
               <w:right w:val="single" w:sz="8" w:space="0" w:color="4F81BD" w:themeColor="accent1"/>
             </w:tcBorders>
             <w:shd w:val="clear" w:color="auto" w:fill="D3DFEE" w:themeFill="accent1" w:themeFillTint="3F"/>
-            <w:cellDel w:id="472" w:author="Millicent  Mufambi" w:date="2026-06-02T11:48:00Z"/>
-            <w:tcPrChange w:id="473" w:author="Millicent  Mufambi" w:date="2026-06-02T11:48:00Z" w16du:dateUtc="2026-06-02T09:48:00Z">
+            <w:cellDel w:id="501" w:author="Millicent  Mufambi" w:date="2026-06-02T12:54:00Z"/>
+            <w:tcPrChange w:id="502" w:author="Millicent  Mufambi" w:date="2026-06-02T12:54:00Z" w16du:dateUtc="2026-06-02T10:54:00Z">
               <w:tcPr>
                 <w:tcW w:w="1568" w:type="dxa"/>
-                <w:cellDel w:id="474" w:author="Millicent  Mufambi" w:date="2026-06-02T11:48:00Z"/>
+                <w:cellDel w:id="503" w:author="Millicent  Mufambi" w:date="2026-06-02T12:54:00Z"/>
               </w:tcPr>
             </w:tcPrChange>
           </w:tcPr>
           <w:p>
-            <w:del w:id="475" w:author="Millicent  Mufambi" w:date="2026-06-02T11:48:00Z" w16du:dateUtc="2026-06-02T09:48:00Z">
+            <w:del w:id="504" w:author="Millicent  Mufambi" w:date="2026-06-02T12:54:00Z" w16du:dateUtc="2026-06-02T10:54:00Z">
               <w:r>
                 <w:delText>1</w:delText>
               </w:r>
@@ -9900,7 +10092,7 @@
       </w:tr>
       <w:tr>
         <w:trPr>
-          <w:trPrChange w:id="476" w:author="Millicent  Mufambi" w:date="2026-06-02T11:48:00Z" w16du:dateUtc="2026-06-02T09:48:00Z">
+          <w:trPrChange w:id="505" w:author="Millicent  Mufambi" w:date="2026-06-02T12:54:00Z" w16du:dateUtc="2026-06-02T10:54:00Z">
             <w:trPr>
               <w:gridAfter w:val="0"/>
             </w:trPr>
@@ -9909,14 +10101,14 @@
         <w:tc>
           <w:tcPr>
             <w:tcW w:w="3135" w:type="dxa"/>
-            <w:tcPrChange w:id="477" w:author="Millicent  Mufambi" w:date="2026-06-02T11:48:00Z" w16du:dateUtc="2026-06-02T09:48:00Z">
+            <w:tcPrChange w:id="506" w:author="Millicent  Mufambi" w:date="2026-06-02T12:54:00Z" w16du:dateUtc="2026-06-02T10:54:00Z">
               <w:tcPr>
                 <w:tcW w:w="1568" w:type="dxa"/>
               </w:tcPr>
             </w:tcPrChange>
           </w:tcPr>
           <w:p>
-            <w:del w:id="478" w:author="Millicent  Mufambi" w:date="2026-06-02T11:48:00Z" w16du:dateUtc="2026-06-02T09:48:00Z">
+            <w:del w:id="507" w:author="Millicent  Mufambi" w:date="2026-06-02T12:54:00Z" w16du:dateUtc="2026-06-02T10:54:00Z">
               <w:r>
                 <w:delText xml:space="preserve">Four </w:delText>
               </w:r>
@@ -9924,7 +10116,7 @@
                 <w:delText>distinct-family validators (diverse)</w:delText>
               </w:r>
             </w:del>
-            <w:ins w:id="479" w:author="Millicent  Mufambi" w:date="2026-06-02T11:48:00Z" w16du:dateUtc="2026-06-02T09:48:00Z">
+            <w:ins w:id="508" w:author="Millicent  Mufambi" w:date="2026-06-02T12:54:00Z" w16du:dateUtc="2026-06-02T10:54:00Z">
               <w:r>
                 <w:t>Heterogeneous proposers, semantic-quorum study</w:t>
               </w:r>
@@ -9940,17 +10132,17 @@
               <w:bottom w:val="single" w:sz="8" w:space="0" w:color="4F81BD" w:themeColor="accent1"/>
               <w:right w:val="single" w:sz="8" w:space="0" w:color="4F81BD" w:themeColor="accent1"/>
             </w:tcBorders>
-            <w:cellDel w:id="480" w:author="Millicent  Mufambi" w:date="2026-06-02T11:48:00Z"/>
-            <w:tcPrChange w:id="481" w:author="Millicent  Mufambi" w:date="2026-06-02T11:48:00Z" w16du:dateUtc="2026-06-02T09:48:00Z">
+            <w:cellDel w:id="509" w:author="Millicent  Mufambi" w:date="2026-06-02T12:54:00Z"/>
+            <w:tcPrChange w:id="510" w:author="Millicent  Mufambi" w:date="2026-06-02T12:54:00Z" w16du:dateUtc="2026-06-02T10:54:00Z">
               <w:tcPr>
                 <w:tcW w:w="1568" w:type="dxa"/>
                 <w:gridSpan w:val="2"/>
-                <w:cellDel w:id="482" w:author="Millicent  Mufambi" w:date="2026-06-02T11:48:00Z"/>
+                <w:cellDel w:id="511" w:author="Millicent  Mufambi" w:date="2026-06-02T12:54:00Z"/>
               </w:tcPr>
             </w:tcPrChange>
           </w:tcPr>
           <w:p>
-            <w:del w:id="483" w:author="Millicent  Mufambi" w:date="2026-06-02T11:48:00Z" w16du:dateUtc="2026-06-02T09:48:00Z">
+            <w:del w:id="512" w:author="Millicent  Mufambi" w:date="2026-06-02T12:54:00Z" w16du:dateUtc="2026-06-02T10:54:00Z">
               <w:r>
                 <w:delText>5</w:delText>
               </w:r>
@@ -9967,17 +10159,17 @@
               <w:bottom w:val="single" w:sz="8" w:space="0" w:color="4F81BD" w:themeColor="accent1"/>
               <w:right w:val="single" w:sz="8" w:space="0" w:color="4F81BD" w:themeColor="accent1"/>
             </w:tcBorders>
-            <w:cellDel w:id="484" w:author="Millicent  Mufambi" w:date="2026-06-02T11:48:00Z"/>
-            <w:tcPrChange w:id="485" w:author="Millicent  Mufambi" w:date="2026-06-02T11:48:00Z" w16du:dateUtc="2026-06-02T09:48:00Z">
+            <w:cellDel w:id="513" w:author="Millicent  Mufambi" w:date="2026-06-02T12:54:00Z"/>
+            <w:tcPrChange w:id="514" w:author="Millicent  Mufambi" w:date="2026-06-02T12:54:00Z" w16du:dateUtc="2026-06-02T10:54:00Z">
               <w:tcPr>
                 <w:tcW w:w="1568" w:type="dxa"/>
                 <w:gridSpan w:val="2"/>
-                <w:cellDel w:id="486" w:author="Millicent  Mufambi" w:date="2026-06-02T11:48:00Z"/>
+                <w:cellDel w:id="515" w:author="Millicent  Mufambi" w:date="2026-06-02T12:54:00Z"/>
               </w:tcPr>
             </w:tcPrChange>
           </w:tcPr>
           <w:p>
-            <w:del w:id="487" w:author="Millicent  Mufambi" w:date="2026-06-02T11:48:00Z" w16du:dateUtc="2026-06-02T09:48:00Z">
+            <w:del w:id="516" w:author="Millicent  Mufambi" w:date="2026-06-02T12:54:00Z" w16du:dateUtc="2026-06-02T10:54:00Z">
               <w:r>
                 <w:delText>3</w:delText>
               </w:r>
@@ -9987,7 +10179,7 @@
         <w:tc>
           <w:tcPr>
             <w:tcW w:w="3135" w:type="dxa"/>
-            <w:tcPrChange w:id="488" w:author="Millicent  Mufambi" w:date="2026-06-02T11:48:00Z" w16du:dateUtc="2026-06-02T09:48:00Z">
+            <w:tcPrChange w:id="517" w:author="Millicent  Mufambi" w:date="2026-06-02T12:54:00Z" w16du:dateUtc="2026-06-02T10:54:00Z">
               <w:tcPr>
                 <w:tcW w:w="1568" w:type="dxa"/>
                 <w:gridSpan w:val="3"/>
@@ -9998,12 +10190,12 @@
             <w:r>
               <w:t>0.</w:t>
             </w:r>
-            <w:del w:id="489" w:author="Millicent  Mufambi" w:date="2026-06-02T11:48:00Z" w16du:dateUtc="2026-06-02T09:48:00Z">
+            <w:del w:id="518" w:author="Millicent  Mufambi" w:date="2026-06-02T12:54:00Z" w16du:dateUtc="2026-06-02T10:54:00Z">
               <w:r>
                 <w:delText>40</w:delText>
               </w:r>
             </w:del>
-            <w:ins w:id="490" w:author="Millicent  Mufambi" w:date="2026-06-02T11:48:00Z" w16du:dateUtc="2026-06-02T09:48:00Z">
+            <w:ins w:id="519" w:author="Millicent  Mufambi" w:date="2026-06-02T12:54:00Z" w16du:dateUtc="2026-06-02T10:54:00Z">
               <w:r>
                 <w:t>54</w:t>
               </w:r>
@@ -10013,7 +10205,7 @@
         <w:tc>
           <w:tcPr>
             <w:tcW w:w="3135" w:type="dxa"/>
-            <w:tcPrChange w:id="491" w:author="Millicent  Mufambi" w:date="2026-06-02T11:48:00Z" w16du:dateUtc="2026-06-02T09:48:00Z">
+            <w:tcPrChange w:id="520" w:author="Millicent  Mufambi" w:date="2026-06-02T12:54:00Z" w16du:dateUtc="2026-06-02T10:54:00Z">
               <w:tcPr>
                 <w:tcW w:w="1568" w:type="dxa"/>
                 <w:gridSpan w:val="2"/>
@@ -10021,7 +10213,7 @@
             </w:tcPrChange>
           </w:tcPr>
           <w:p>
-            <w:del w:id="492" w:author="Millicent  Mufambi" w:date="2026-06-02T11:48:00Z" w16du:dateUtc="2026-06-02T09:48:00Z">
+            <w:del w:id="521" w:author="Millicent  Mufambi" w:date="2026-06-02T12:54:00Z" w16du:dateUtc="2026-06-02T10:54:00Z">
               <w:r>
                 <w:rPr>
                   <w:b/>
@@ -10029,7 +10221,7 @@
                 <w:delText>1.00</w:delText>
               </w:r>
             </w:del>
-            <w:ins w:id="493" w:author="Millicent  Mufambi" w:date="2026-06-02T11:48:00Z" w16du:dateUtc="2026-06-02T09:48:00Z">
+            <w:ins w:id="522" w:author="Millicent  Mufambi" w:date="2026-06-02T12:54:00Z" w16du:dateUtc="2026-06-02T10:54:00Z">
               <w:r>
                 <w:t>Once proposals may differ, behavioural agreement drops sharply</w:t>
               </w:r>
@@ -10045,16 +10237,16 @@
               <w:bottom w:val="single" w:sz="8" w:space="0" w:color="4F81BD" w:themeColor="accent1"/>
               <w:right w:val="single" w:sz="8" w:space="0" w:color="4F81BD" w:themeColor="accent1"/>
             </w:tcBorders>
-            <w:cellDel w:id="494" w:author="Millicent  Mufambi" w:date="2026-06-02T11:48:00Z"/>
-            <w:tcPrChange w:id="495" w:author="Millicent  Mufambi" w:date="2026-06-02T11:48:00Z" w16du:dateUtc="2026-06-02T09:48:00Z">
+            <w:cellDel w:id="523" w:author="Millicent  Mufambi" w:date="2026-06-02T12:54:00Z"/>
+            <w:tcPrChange w:id="524" w:author="Millicent  Mufambi" w:date="2026-06-02T12:54:00Z" w16du:dateUtc="2026-06-02T10:54:00Z">
               <w:tcPr>
                 <w:tcW w:w="1568" w:type="dxa"/>
-                <w:cellDel w:id="496" w:author="Millicent  Mufambi" w:date="2026-06-02T11:48:00Z"/>
+                <w:cellDel w:id="525" w:author="Millicent  Mufambi" w:date="2026-06-02T12:54:00Z"/>
               </w:tcPr>
             </w:tcPrChange>
           </w:tcPr>
           <w:p>
-            <w:del w:id="497" w:author="Millicent  Mufambi" w:date="2026-06-02T11:48:00Z" w16du:dateUtc="2026-06-02T09:48:00Z">
+            <w:del w:id="526" w:author="Millicent  Mufambi" w:date="2026-06-02T12:54:00Z" w16du:dateUtc="2026-06-02T10:54:00Z">
               <w:r>
                 <w:delText>6</w:delText>
               </w:r>
@@ -10094,12 +10286,12 @@
       <w:r>
         <w:t xml:space="preserve">To answer RQ1 directly, the e-commerce set was re-run with </w:t>
       </w:r>
-      <w:del w:id="498" w:author="Millicent  Mufambi" w:date="2026-06-02T11:48:00Z" w16du:dateUtc="2026-06-02T09:48:00Z">
+      <w:del w:id="527" w:author="Millicent  Mufambi" w:date="2026-06-02T12:54:00Z" w16du:dateUtc="2026-06-02T10:54:00Z">
         <w:r>
           <w:delText>five</w:delText>
         </w:r>
       </w:del>
-      <w:ins w:id="499" w:author="Millicent  Mufambi" w:date="2026-06-02T11:48:00Z" w16du:dateUtc="2026-06-02T09:48:00Z">
+      <w:ins w:id="528" w:author="Millicent  Mufambi" w:date="2026-06-02T12:54:00Z" w16du:dateUtc="2026-06-02T10:54:00Z">
         <w:r>
           <w:t>seven independent</w:t>
         </w:r>
@@ -10107,12 +10299,12 @@
       <w:r>
         <w:t xml:space="preserve"> validators instead of </w:t>
       </w:r>
-      <w:del w:id="500" w:author="Millicent  Mufambi" w:date="2026-06-02T11:48:00Z" w16du:dateUtc="2026-06-02T09:48:00Z">
+      <w:del w:id="529" w:author="Millicent  Mufambi" w:date="2026-06-02T12:54:00Z" w16du:dateUtc="2026-06-02T10:54:00Z">
         <w:r>
           <w:delText>two</w:delText>
         </w:r>
       </w:del>
-      <w:ins w:id="501" w:author="Millicent  Mufambi" w:date="2026-06-02T11:48:00Z" w16du:dateUtc="2026-06-02T09:48:00Z">
+      <w:ins w:id="530" w:author="Millicent  Mufambi" w:date="2026-06-02T12:54:00Z" w16du:dateUtc="2026-06-02T10:54:00Z">
         <w:r>
           <w:t>four</w:t>
         </w:r>
@@ -10120,7 +10312,7 @@
       <w:r>
         <w:t xml:space="preserve">, satisfying </w:t>
       </w:r>
-      <w:ins w:id="502" w:author="Millicent  Mufambi" w:date="2026-06-02T11:48:00Z" w16du:dateUtc="2026-06-02T09:48:00Z">
+      <w:ins w:id="531" w:author="Millicent  Mufambi" w:date="2026-06-02T12:54:00Z" w16du:dateUtc="2026-06-02T10:54:00Z">
         <w:r>
           <w:t xml:space="preserve">n = </w:t>
         </w:r>
@@ -10128,12 +10320,12 @@
       <w:r>
         <w:t>3f</w:t>
       </w:r>
-      <w:del w:id="503" w:author="Millicent  Mufambi" w:date="2026-06-02T11:48:00Z" w16du:dateUtc="2026-06-02T09:48:00Z">
+      <w:del w:id="532" w:author="Millicent  Mufambi" w:date="2026-06-02T12:54:00Z" w16du:dateUtc="2026-06-02T10:54:00Z">
         <w:r>
           <w:delText>+</w:delText>
         </w:r>
       </w:del>
-      <w:ins w:id="504" w:author="Millicent  Mufambi" w:date="2026-06-02T11:48:00Z" w16du:dateUtc="2026-06-02T09:48:00Z">
+      <w:ins w:id="533" w:author="Millicent  Mufambi" w:date="2026-06-02T12:54:00Z" w16du:dateUtc="2026-06-02T10:54:00Z">
         <w:r>
           <w:t xml:space="preserve"> + </w:t>
         </w:r>
@@ -10141,14 +10333,24 @@
       <w:r>
         <w:t>1 = 7 at f = 2, so the system tolerates two simultaneous Byzantine validators</w:t>
       </w:r>
-      <w:ins w:id="505" w:author="Millicent  Mufambi" w:date="2026-06-02T11:48:00Z" w16du:dateUtc="2026-06-02T09:48:00Z">
-        <w:r>
-          <w:t>; the tight-bound study (Section 6.13) confirms that a third would break consensus</w:t>
-        </w:r>
-      </w:ins>
-      <w:r>
-        <w:t>. The analyzer, healer and baseline were held constant.</w:t>
-      </w:r>
+      <w:del w:id="534" w:author="Millicent  Mufambi" w:date="2026-06-02T12:54:00Z" w16du:dateUtc="2026-06-02T10:54:00Z">
+        <w:r>
+          <w:delText>.</w:delText>
+        </w:r>
+      </w:del>
+      <w:ins w:id="535" w:author="Millicent  Mufambi" w:date="2026-06-02T12:54:00Z" w16du:dateUtc="2026-06-02T10:54:00Z">
+        <w:r>
+          <w:t>; the tight-bound study (Section 6.13) confirms that a third would break consensus.</w:t>
+        </w:r>
+      </w:ins>
+      <w:r>
+        <w:t xml:space="preserve"> The analyzer, healer and baseline were held constant.</w:t>
+      </w:r>
+      <w:ins w:id="536" w:author="Millicent  Mufambi" w:date="2026-06-02T12:54:00Z" w16du:dateUtc="2026-06-02T10:54:00Z">
+        <w:r>
+          <w:t xml:space="preserve"> Table 8 compares success, safety and validator agreement at n = 4 and n = 7; how latency scales with the validator count is reported separately in Section 6.12 (Table 11), so that latency appears in one place only.</w:t>
+        </w:r>
+      </w:ins>
     </w:p>
     <w:p>
       <w:pPr>
@@ -10179,6 +10381,13 @@
         <w:tblStyle w:val="LightGrid-Accent1"/>
         <w:tblW w:w="0" w:type="auto"/>
         <w:tblLook w:val="04A0" w:firstRow="1" w:lastRow="0" w:firstColumn="1" w:lastColumn="0" w:noHBand="0" w:noVBand="1"/>
+        <w:tblPrChange w:id="537" w:author="Millicent  Mufambi" w:date="2026-06-02T12:54:00Z" w16du:dateUtc="2026-06-02T10:54:00Z">
+          <w:tblPr>
+            <w:tblStyle w:val="LightGrid-Accent1"/>
+            <w:tblW w:w="0" w:type="auto"/>
+            <w:tblLook w:val="04A0" w:firstRow="1" w:lastRow="0" w:firstColumn="1" w:lastColumn="0" w:noHBand="0" w:noVBand="1"/>
+          </w:tblPr>
+        </w:tblPrChange>
       </w:tblPr>
       <w:tblGrid>
         <w:gridCol w:w="1469"/>
@@ -10189,6 +10398,18 @@
         <w:gridCol w:w="1149"/>
         <w:gridCol w:w="1213"/>
         <w:gridCol w:w="1146"/>
+        <w:tblGridChange w:id="538">
+          <w:tblGrid>
+            <w:gridCol w:w="1469"/>
+            <w:gridCol w:w="1168"/>
+            <w:gridCol w:w="1169"/>
+            <w:gridCol w:w="1148"/>
+            <w:gridCol w:w="1160"/>
+            <w:gridCol w:w="1149"/>
+            <w:gridCol w:w="1213"/>
+            <w:gridCol w:w="1146"/>
+          </w:tblGrid>
+        </w:tblGridChange>
       </w:tblGrid>
       <w:tr>
         <w:trPr>
@@ -10198,10 +10419,16 @@
           <w:tcPr>
             <w:cnfStyle w:val="001000000000" w:firstRow="0" w:lastRow="0" w:firstColumn="1" w:lastColumn="0" w:oddVBand="0" w:evenVBand="0" w:oddHBand="0" w:evenHBand="0" w:firstRowFirstColumn="0" w:firstRowLastColumn="0" w:lastRowFirstColumn="0" w:lastRowLastColumn="0"/>
             <w:tcW w:w="1176" w:type="dxa"/>
+            <w:tcPrChange w:id="539" w:author="Millicent  Mufambi" w:date="2026-06-02T12:54:00Z" w16du:dateUtc="2026-06-02T10:54:00Z">
+              <w:tcPr>
+                <w:tcW w:w="1176" w:type="dxa"/>
+              </w:tcPr>
+            </w:tcPrChange>
           </w:tcPr>
           <w:p>
             <w:pPr>
               <w:jc w:val="center"/>
+              <w:cnfStyle w:val="101000000000" w:firstRow="1" w:lastRow="0" w:firstColumn="1" w:lastColumn="0" w:oddVBand="0" w:evenVBand="0" w:oddHBand="0" w:evenHBand="0" w:firstRowFirstColumn="0" w:firstRowLastColumn="0" w:lastRowFirstColumn="0" w:lastRowLastColumn="0"/>
             </w:pPr>
             <w:r>
               <w:t>Configuration</w:t>
@@ -10211,6 +10438,11 @@
         <w:tc>
           <w:tcPr>
             <w:tcW w:w="1176" w:type="dxa"/>
+            <w:tcPrChange w:id="540" w:author="Millicent  Mufambi" w:date="2026-06-02T12:54:00Z" w16du:dateUtc="2026-06-02T10:54:00Z">
+              <w:tcPr>
+                <w:tcW w:w="1176" w:type="dxa"/>
+              </w:tcPr>
+            </w:tcPrChange>
           </w:tcPr>
           <w:p>
             <w:pPr>
@@ -10225,6 +10457,11 @@
         <w:tc>
           <w:tcPr>
             <w:tcW w:w="1176" w:type="dxa"/>
+            <w:tcPrChange w:id="541" w:author="Millicent  Mufambi" w:date="2026-06-02T12:54:00Z" w16du:dateUtc="2026-06-02T10:54:00Z">
+              <w:tcPr>
+                <w:tcW w:w="1176" w:type="dxa"/>
+              </w:tcPr>
+            </w:tcPrChange>
           </w:tcPr>
           <w:p>
             <w:pPr>
@@ -10239,6 +10476,11 @@
         <w:tc>
           <w:tcPr>
             <w:tcW w:w="1176" w:type="dxa"/>
+            <w:tcPrChange w:id="542" w:author="Millicent  Mufambi" w:date="2026-06-02T12:54:00Z" w16du:dateUtc="2026-06-02T10:54:00Z">
+              <w:tcPr>
+                <w:tcW w:w="1176" w:type="dxa"/>
+              </w:tcPr>
+            </w:tcPrChange>
           </w:tcPr>
           <w:p>
             <w:pPr>
@@ -10253,6 +10495,11 @@
         <w:tc>
           <w:tcPr>
             <w:tcW w:w="1176" w:type="dxa"/>
+            <w:tcPrChange w:id="543" w:author="Millicent  Mufambi" w:date="2026-06-02T12:54:00Z" w16du:dateUtc="2026-06-02T10:54:00Z">
+              <w:tcPr>
+                <w:tcW w:w="1176" w:type="dxa"/>
+              </w:tcPr>
+            </w:tcPrChange>
           </w:tcPr>
           <w:p>
             <w:pPr>
@@ -10267,20 +10514,34 @@
         <w:tc>
           <w:tcPr>
             <w:tcW w:w="1176" w:type="dxa"/>
+            <w:cellDel w:id="544" w:author="Millicent  Mufambi" w:date="2026-06-02T12:54:00Z"/>
+            <w:tcPrChange w:id="545" w:author="Millicent  Mufambi" w:date="2026-06-02T12:54:00Z" w16du:dateUtc="2026-06-02T10:54:00Z">
+              <w:tcPr>
+                <w:tcW w:w="1176" w:type="dxa"/>
+                <w:cellDel w:id="546" w:author="Millicent  Mufambi" w:date="2026-06-02T12:54:00Z"/>
+              </w:tcPr>
+            </w:tcPrChange>
           </w:tcPr>
           <w:p>
             <w:pPr>
               <w:jc w:val="center"/>
               <w:cnfStyle w:val="100000000000" w:firstRow="1" w:lastRow="0" w:firstColumn="0" w:lastColumn="0" w:oddVBand="0" w:evenVBand="0" w:oddHBand="0" w:evenHBand="0" w:firstRowFirstColumn="0" w:firstRowLastColumn="0" w:lastRowFirstColumn="0" w:lastRowLastColumn="0"/>
             </w:pPr>
-            <w:r>
-              <w:t>Latency p50</w:t>
-            </w:r>
+            <w:del w:id="547" w:author="Millicent  Mufambi" w:date="2026-06-02T12:54:00Z" w16du:dateUtc="2026-06-02T10:54:00Z">
+              <w:r>
+                <w:delText>Latency p50</w:delText>
+              </w:r>
+            </w:del>
           </w:p>
         </w:tc>
         <w:tc>
           <w:tcPr>
             <w:tcW w:w="1176" w:type="dxa"/>
+            <w:tcPrChange w:id="548" w:author="Millicent  Mufambi" w:date="2026-06-02T12:54:00Z" w16du:dateUtc="2026-06-02T10:54:00Z">
+              <w:tcPr>
+                <w:tcW w:w="1176" w:type="dxa"/>
+              </w:tcPr>
+            </w:tcPrChange>
           </w:tcPr>
           <w:p>
             <w:pPr>
@@ -10295,6 +10556,11 @@
         <w:tc>
           <w:tcPr>
             <w:tcW w:w="1176" w:type="dxa"/>
+            <w:tcPrChange w:id="549" w:author="Millicent  Mufambi" w:date="2026-06-02T12:54:00Z" w16du:dateUtc="2026-06-02T10:54:00Z">
+              <w:tcPr>
+                <w:tcW w:w="1176" w:type="dxa"/>
+              </w:tcPr>
+            </w:tcPrChange>
           </w:tcPr>
           <w:p>
             <w:pPr>
@@ -10315,11 +10581,19 @@
           <w:tcPr>
             <w:cnfStyle w:val="001000000000" w:firstRow="0" w:lastRow="0" w:firstColumn="1" w:lastColumn="0" w:oddVBand="0" w:evenVBand="0" w:oddHBand="0" w:evenHBand="0" w:firstRowFirstColumn="0" w:firstRowLastColumn="0" w:lastRowFirstColumn="0" w:lastRowLastColumn="0"/>
             <w:tcW w:w="1176" w:type="dxa"/>
-          </w:tcPr>
-          <w:p>
+            <w:tcPrChange w:id="550" w:author="Millicent  Mufambi" w:date="2026-06-02T12:54:00Z" w16du:dateUtc="2026-06-02T10:54:00Z">
+              <w:tcPr>
+                <w:tcW w:w="1176" w:type="dxa"/>
+              </w:tcPr>
+            </w:tcPrChange>
+          </w:tcPr>
+          <w:p>
+            <w:pPr>
+              <w:cnfStyle w:val="001000100000" w:firstRow="0" w:lastRow="0" w:firstColumn="1" w:lastColumn="0" w:oddVBand="0" w:evenVBand="0" w:oddHBand="1" w:evenHBand="0" w:firstRowFirstColumn="0" w:firstRowLastColumn="0" w:lastRowFirstColumn="0" w:lastRowLastColumn="0"/>
+            </w:pPr>
             <w:r>
               <w:rPr>
-                <w:rPrChange w:id="506" w:author="Millicent  Mufambi" w:date="2026-06-02T11:48:00Z" w16du:dateUtc="2026-06-02T09:48:00Z">
+                <w:rPrChange w:id="551" w:author="Millicent  Mufambi" w:date="2026-06-02T12:54:00Z" w16du:dateUtc="2026-06-02T10:54:00Z">
                   <w:rPr>
                     <w:b w:val="0"/>
                   </w:rPr>
@@ -10327,7 +10601,7 @@
               </w:rPr>
               <w:t xml:space="preserve">n = 4 (f = 1, </w:t>
             </w:r>
-            <w:del w:id="507" w:author="Millicent  Mufambi" w:date="2026-06-02T11:48:00Z" w16du:dateUtc="2026-06-02T09:48:00Z">
+            <w:del w:id="552" w:author="Millicent  Mufambi" w:date="2026-06-02T12:54:00Z" w16du:dateUtc="2026-06-02T10:54:00Z">
               <w:r>
                 <w:rPr>
                   <w:b w:val="0"/>
@@ -10335,14 +10609,14 @@
                 <w:delText>two</w:delText>
               </w:r>
             </w:del>
-            <w:ins w:id="508" w:author="Millicent  Mufambi" w:date="2026-06-02T11:48:00Z" w16du:dateUtc="2026-06-02T09:48:00Z">
+            <w:ins w:id="553" w:author="Millicent  Mufambi" w:date="2026-06-02T12:54:00Z" w16du:dateUtc="2026-06-02T10:54:00Z">
               <w:r>
                 <w:t>four independent</w:t>
               </w:r>
             </w:ins>
             <w:r>
               <w:rPr>
-                <w:rPrChange w:id="509" w:author="Millicent  Mufambi" w:date="2026-06-02T11:48:00Z" w16du:dateUtc="2026-06-02T09:48:00Z">
+                <w:rPrChange w:id="554" w:author="Millicent  Mufambi" w:date="2026-06-02T12:54:00Z" w16du:dateUtc="2026-06-02T10:54:00Z">
                   <w:rPr>
                     <w:b w:val="0"/>
                   </w:rPr>
@@ -10355,6 +10629,11 @@
         <w:tc>
           <w:tcPr>
             <w:tcW w:w="1176" w:type="dxa"/>
+            <w:tcPrChange w:id="555" w:author="Millicent  Mufambi" w:date="2026-06-02T12:54:00Z" w16du:dateUtc="2026-06-02T10:54:00Z">
+              <w:tcPr>
+                <w:tcW w:w="1176" w:type="dxa"/>
+              </w:tcPr>
+            </w:tcPrChange>
           </w:tcPr>
           <w:p>
             <w:pPr>
@@ -10368,6 +10647,11 @@
         <w:tc>
           <w:tcPr>
             <w:tcW w:w="1176" w:type="dxa"/>
+            <w:tcPrChange w:id="556" w:author="Millicent  Mufambi" w:date="2026-06-02T12:54:00Z" w16du:dateUtc="2026-06-02T10:54:00Z">
+              <w:tcPr>
+                <w:tcW w:w="1176" w:type="dxa"/>
+              </w:tcPr>
+            </w:tcPrChange>
           </w:tcPr>
           <w:p>
             <w:pPr>
@@ -10381,6 +10665,11 @@
         <w:tc>
           <w:tcPr>
             <w:tcW w:w="1176" w:type="dxa"/>
+            <w:tcPrChange w:id="557" w:author="Millicent  Mufambi" w:date="2026-06-02T12:54:00Z" w16du:dateUtc="2026-06-02T10:54:00Z">
+              <w:tcPr>
+                <w:tcW w:w="1176" w:type="dxa"/>
+              </w:tcPr>
+            </w:tcPrChange>
           </w:tcPr>
           <w:p>
             <w:pPr>
@@ -10397,6 +10686,11 @@
         <w:tc>
           <w:tcPr>
             <w:tcW w:w="1176" w:type="dxa"/>
+            <w:tcPrChange w:id="558" w:author="Millicent  Mufambi" w:date="2026-06-02T12:54:00Z" w16du:dateUtc="2026-06-02T10:54:00Z">
+              <w:tcPr>
+                <w:tcW w:w="1176" w:type="dxa"/>
+              </w:tcPr>
+            </w:tcPrChange>
           </w:tcPr>
           <w:p>
             <w:pPr>
@@ -10413,22 +10707,39 @@
         <w:tc>
           <w:tcPr>
             <w:tcW w:w="1176" w:type="dxa"/>
+            <w:cellDel w:id="559" w:author="Millicent  Mufambi" w:date="2026-06-02T12:54:00Z"/>
+            <w:tcPrChange w:id="560" w:author="Millicent  Mufambi" w:date="2026-06-02T12:54:00Z" w16du:dateUtc="2026-06-02T10:54:00Z">
+              <w:tcPr>
+                <w:tcW w:w="1176" w:type="dxa"/>
+                <w:cellDel w:id="561" w:author="Millicent  Mufambi" w:date="2026-06-02T12:54:00Z"/>
+              </w:tcPr>
+            </w:tcPrChange>
           </w:tcPr>
           <w:p>
             <w:pPr>
               <w:cnfStyle w:val="000000100000" w:firstRow="0" w:lastRow="0" w:firstColumn="0" w:lastColumn="0" w:oddVBand="0" w:evenVBand="0" w:oddHBand="1" w:evenHBand="0" w:firstRowFirstColumn="0" w:firstRowLastColumn="0" w:lastRowFirstColumn="0" w:lastRowLastColumn="0"/>
-            </w:pPr>
-            <w:r>
               <w:rPr>
                 <w:b/>
               </w:rPr>
-              <w:t>50.7 s</w:t>
-            </w:r>
+            </w:pPr>
+            <w:del w:id="562" w:author="Millicent  Mufambi" w:date="2026-06-02T12:54:00Z" w16du:dateUtc="2026-06-02T10:54:00Z">
+              <w:r>
+                <w:rPr>
+                  <w:b/>
+                </w:rPr>
+                <w:delText>50.7 s</w:delText>
+              </w:r>
+            </w:del>
           </w:p>
         </w:tc>
         <w:tc>
           <w:tcPr>
             <w:tcW w:w="1176" w:type="dxa"/>
+            <w:tcPrChange w:id="563" w:author="Millicent  Mufambi" w:date="2026-06-02T12:54:00Z" w16du:dateUtc="2026-06-02T10:54:00Z">
+              <w:tcPr>
+                <w:tcW w:w="1176" w:type="dxa"/>
+              </w:tcPr>
+            </w:tcPrChange>
           </w:tcPr>
           <w:p>
             <w:pPr>
@@ -10442,6 +10753,11 @@
         <w:tc>
           <w:tcPr>
             <w:tcW w:w="1176" w:type="dxa"/>
+            <w:tcPrChange w:id="564" w:author="Millicent  Mufambi" w:date="2026-06-02T12:54:00Z" w16du:dateUtc="2026-06-02T10:54:00Z">
+              <w:tcPr>
+                <w:tcW w:w="1176" w:type="dxa"/>
+              </w:tcPr>
+            </w:tcPrChange>
           </w:tcPr>
           <w:p>
             <w:pPr>
@@ -10461,11 +10777,19 @@
           <w:tcPr>
             <w:cnfStyle w:val="001000000000" w:firstRow="0" w:lastRow="0" w:firstColumn="1" w:lastColumn="0" w:oddVBand="0" w:evenVBand="0" w:oddHBand="0" w:evenHBand="0" w:firstRowFirstColumn="0" w:firstRowLastColumn="0" w:lastRowFirstColumn="0" w:lastRowLastColumn="0"/>
             <w:tcW w:w="1176" w:type="dxa"/>
-          </w:tcPr>
-          <w:p>
+            <w:tcPrChange w:id="565" w:author="Millicent  Mufambi" w:date="2026-06-02T12:54:00Z" w16du:dateUtc="2026-06-02T10:54:00Z">
+              <w:tcPr>
+                <w:tcW w:w="1176" w:type="dxa"/>
+              </w:tcPr>
+            </w:tcPrChange>
+          </w:tcPr>
+          <w:p>
+            <w:pPr>
+              <w:cnfStyle w:val="001000010000" w:firstRow="0" w:lastRow="0" w:firstColumn="1" w:lastColumn="0" w:oddVBand="0" w:evenVBand="0" w:oddHBand="0" w:evenHBand="1" w:firstRowFirstColumn="0" w:firstRowLastColumn="0" w:lastRowFirstColumn="0" w:lastRowLastColumn="0"/>
+            </w:pPr>
             <w:r>
               <w:rPr>
-                <w:rPrChange w:id="510" w:author="Millicent  Mufambi" w:date="2026-06-02T11:48:00Z" w16du:dateUtc="2026-06-02T09:48:00Z">
+                <w:rPrChange w:id="566" w:author="Millicent  Mufambi" w:date="2026-06-02T12:54:00Z" w16du:dateUtc="2026-06-02T10:54:00Z">
                   <w:rPr>
                     <w:b w:val="0"/>
                   </w:rPr>
@@ -10473,7 +10797,7 @@
               </w:rPr>
               <w:t xml:space="preserve">n = 7 (f = 2, </w:t>
             </w:r>
-            <w:del w:id="511" w:author="Millicent  Mufambi" w:date="2026-06-02T11:48:00Z" w16du:dateUtc="2026-06-02T09:48:00Z">
+            <w:del w:id="567" w:author="Millicent  Mufambi" w:date="2026-06-02T12:54:00Z" w16du:dateUtc="2026-06-02T10:54:00Z">
               <w:r>
                 <w:rPr>
                   <w:b w:val="0"/>
@@ -10481,14 +10805,14 @@
                 <w:delText>five</w:delText>
               </w:r>
             </w:del>
-            <w:ins w:id="512" w:author="Millicent  Mufambi" w:date="2026-06-02T11:48:00Z" w16du:dateUtc="2026-06-02T09:48:00Z">
+            <w:ins w:id="568" w:author="Millicent  Mufambi" w:date="2026-06-02T12:54:00Z" w16du:dateUtc="2026-06-02T10:54:00Z">
               <w:r>
                 <w:t>seven independent</w:t>
               </w:r>
             </w:ins>
             <w:r>
               <w:rPr>
-                <w:rPrChange w:id="513" w:author="Millicent  Mufambi" w:date="2026-06-02T11:48:00Z" w16du:dateUtc="2026-06-02T09:48:00Z">
+                <w:rPrChange w:id="569" w:author="Millicent  Mufambi" w:date="2026-06-02T12:54:00Z" w16du:dateUtc="2026-06-02T10:54:00Z">
                   <w:rPr>
                     <w:b w:val="0"/>
                   </w:rPr>
@@ -10501,6 +10825,11 @@
         <w:tc>
           <w:tcPr>
             <w:tcW w:w="1176" w:type="dxa"/>
+            <w:tcPrChange w:id="570" w:author="Millicent  Mufambi" w:date="2026-06-02T12:54:00Z" w16du:dateUtc="2026-06-02T10:54:00Z">
+              <w:tcPr>
+                <w:tcW w:w="1176" w:type="dxa"/>
+              </w:tcPr>
+            </w:tcPrChange>
           </w:tcPr>
           <w:p>
             <w:pPr>
@@ -10514,6 +10843,11 @@
         <w:tc>
           <w:tcPr>
             <w:tcW w:w="1176" w:type="dxa"/>
+            <w:tcPrChange w:id="571" w:author="Millicent  Mufambi" w:date="2026-06-02T12:54:00Z" w16du:dateUtc="2026-06-02T10:54:00Z">
+              <w:tcPr>
+                <w:tcW w:w="1176" w:type="dxa"/>
+              </w:tcPr>
+            </w:tcPrChange>
           </w:tcPr>
           <w:p>
             <w:pPr>
@@ -10527,6 +10861,11 @@
         <w:tc>
           <w:tcPr>
             <w:tcW w:w="1176" w:type="dxa"/>
+            <w:tcPrChange w:id="572" w:author="Millicent  Mufambi" w:date="2026-06-02T12:54:00Z" w16du:dateUtc="2026-06-02T10:54:00Z">
+              <w:tcPr>
+                <w:tcW w:w="1176" w:type="dxa"/>
+              </w:tcPr>
+            </w:tcPrChange>
           </w:tcPr>
           <w:p>
             <w:pPr>
@@ -10540,6 +10879,11 @@
         <w:tc>
           <w:tcPr>
             <w:tcW w:w="1176" w:type="dxa"/>
+            <w:tcPrChange w:id="573" w:author="Millicent  Mufambi" w:date="2026-06-02T12:54:00Z" w16du:dateUtc="2026-06-02T10:54:00Z">
+              <w:tcPr>
+                <w:tcW w:w="1176" w:type="dxa"/>
+              </w:tcPr>
+            </w:tcPrChange>
           </w:tcPr>
           <w:p>
             <w:pPr>
@@ -10553,19 +10897,33 @@
         <w:tc>
           <w:tcPr>
             <w:tcW w:w="1176" w:type="dxa"/>
+            <w:cellDel w:id="574" w:author="Millicent  Mufambi" w:date="2026-06-02T12:54:00Z"/>
+            <w:tcPrChange w:id="575" w:author="Millicent  Mufambi" w:date="2026-06-02T12:54:00Z" w16du:dateUtc="2026-06-02T10:54:00Z">
+              <w:tcPr>
+                <w:tcW w:w="1176" w:type="dxa"/>
+                <w:cellDel w:id="576" w:author="Millicent  Mufambi" w:date="2026-06-02T12:54:00Z"/>
+              </w:tcPr>
+            </w:tcPrChange>
           </w:tcPr>
           <w:p>
             <w:pPr>
               <w:cnfStyle w:val="000000010000" w:firstRow="0" w:lastRow="0" w:firstColumn="0" w:lastColumn="0" w:oddVBand="0" w:evenVBand="0" w:oddHBand="0" w:evenHBand="1" w:firstRowFirstColumn="0" w:firstRowLastColumn="0" w:lastRowFirstColumn="0" w:lastRowLastColumn="0"/>
             </w:pPr>
-            <w:r>
-              <w:t>82.7 s</w:t>
-            </w:r>
+            <w:del w:id="577" w:author="Millicent  Mufambi" w:date="2026-06-02T12:54:00Z" w16du:dateUtc="2026-06-02T10:54:00Z">
+              <w:r>
+                <w:delText>82.7 s</w:delText>
+              </w:r>
+            </w:del>
           </w:p>
         </w:tc>
         <w:tc>
           <w:tcPr>
             <w:tcW w:w="1176" w:type="dxa"/>
+            <w:tcPrChange w:id="578" w:author="Millicent  Mufambi" w:date="2026-06-02T12:54:00Z" w16du:dateUtc="2026-06-02T10:54:00Z">
+              <w:tcPr>
+                <w:tcW w:w="1176" w:type="dxa"/>
+              </w:tcPr>
+            </w:tcPrChange>
           </w:tcPr>
           <w:p>
             <w:pPr>
@@ -10579,6 +10937,11 @@
         <w:tc>
           <w:tcPr>
             <w:tcW w:w="1176" w:type="dxa"/>
+            <w:tcPrChange w:id="579" w:author="Millicent  Mufambi" w:date="2026-06-02T12:54:00Z" w16du:dateUtc="2026-06-02T10:54:00Z">
+              <w:tcPr>
+                <w:tcW w:w="1176" w:type="dxa"/>
+              </w:tcPr>
+            </w:tcPrChange>
           </w:tcPr>
           <w:p>
             <w:pPr>
@@ -10598,7 +10961,46 @@
         <w:jc w:val="both"/>
       </w:pPr>
       <w:r>
-        <w:t>Three findings follow (Table 8): safety violations stay at zero, so extra validators do not improve safety; raw success drops from 100% to 90% as the 2f+1 = 5 quorum is harder to reach; and latency rises 63% (50.7 s to 82.7 s p50), set by the slowest of five concurrent validators.</w:t>
+        <w:t>Three findings follow (Table 8): safety violations stay at zero, so extra validators do not improve safety; raw success drops from 100% to 90% as the 2f</w:t>
+      </w:r>
+      <w:del w:id="580" w:author="Millicent  Mufambi" w:date="2026-06-02T12:54:00Z" w16du:dateUtc="2026-06-02T10:54:00Z">
+        <w:r>
+          <w:delText>+</w:delText>
+        </w:r>
+      </w:del>
+      <w:ins w:id="581" w:author="Millicent  Mufambi" w:date="2026-06-02T12:54:00Z" w16du:dateUtc="2026-06-02T10:54:00Z">
+        <w:r>
+          <w:t xml:space="preserve"> + </w:t>
+        </w:r>
+      </w:ins>
+      <w:r>
+        <w:t xml:space="preserve">1 = 5 quorum is harder to reach; and latency rises </w:t>
+      </w:r>
+      <w:del w:id="582" w:author="Millicent  Mufambi" w:date="2026-06-02T12:54:00Z" w16du:dateUtc="2026-06-02T10:54:00Z">
+        <w:r>
+          <w:delText>63% (50.7 s to 82.7 s p50</w:delText>
+        </w:r>
+      </w:del>
+      <w:ins w:id="583" w:author="Millicent  Mufambi" w:date="2026-06-02T12:54:00Z" w16du:dateUtc="2026-06-02T10:54:00Z">
+        <w:r>
+          <w:t>with the validator count (reported in Section 6.12, Table 11</w:t>
+        </w:r>
+      </w:ins>
+      <w:r>
+        <w:t xml:space="preserve">), set by the slowest of </w:t>
+      </w:r>
+      <w:del w:id="584" w:author="Millicent  Mufambi" w:date="2026-06-02T12:54:00Z" w16du:dateUtc="2026-06-02T10:54:00Z">
+        <w:r>
+          <w:delText>five</w:delText>
+        </w:r>
+      </w:del>
+      <w:ins w:id="585" w:author="Millicent  Mufambi" w:date="2026-06-02T12:54:00Z" w16du:dateUtc="2026-06-02T10:54:00Z">
+        <w:r>
+          <w:t>the seven</w:t>
+        </w:r>
+      </w:ins>
+      <w:r>
+        <w:t xml:space="preserve"> concurrent validators.</w:t>
       </w:r>
     </w:p>
     <w:p>
@@ -10606,13 +11008,13 @@
         <w:spacing w:after="120"/>
         <w:jc w:val="both"/>
         <w:rPr>
-          <w:ins w:id="514" w:author="Millicent  Mufambi" w:date="2026-06-02T11:48:00Z" w16du:dateUtc="2026-06-02T09:48:00Z"/>
+          <w:ins w:id="586" w:author="Millicent  Mufambi" w:date="2026-06-02T12:54:00Z" w16du:dateUtc="2026-06-02T10:54:00Z"/>
         </w:rPr>
       </w:pPr>
       <w:r>
         <w:t>The</w:t>
       </w:r>
-      <w:del w:id="515" w:author="Millicent  Mufambi" w:date="2026-06-02T11:48:00Z" w16du:dateUtc="2026-06-02T09:48:00Z">
+      <w:del w:id="587" w:author="Millicent  Mufambi" w:date="2026-06-02T12:54:00Z" w16du:dateUtc="2026-06-02T10:54:00Z">
         <w:r>
           <w:delText xml:space="preserve"> empirical</w:delText>
         </w:r>
@@ -10620,12 +11022,12 @@
       <w:r>
         <w:t xml:space="preserve"> answer to RQ1 is n = 4, f = 1: the minimum </w:t>
       </w:r>
-      <w:del w:id="516" w:author="Millicent  Mufambi" w:date="2026-06-02T11:48:00Z" w16du:dateUtc="2026-06-02T09:48:00Z">
+      <w:del w:id="588" w:author="Millicent  Mufambi" w:date="2026-06-02T12:54:00Z" w16du:dateUtc="2026-06-02T10:54:00Z">
         <w:r>
           <w:delText>BFT</w:delText>
         </w:r>
       </w:del>
-      <w:ins w:id="517" w:author="Millicent  Mufambi" w:date="2026-06-02T11:48:00Z" w16du:dateUtc="2026-06-02T09:48:00Z">
+      <w:ins w:id="589" w:author="Millicent  Mufambi" w:date="2026-06-02T12:54:00Z" w16du:dateUtc="2026-06-02T10:54:00Z">
         <w:r>
           <w:t>PBFT</w:t>
         </w:r>
@@ -10633,7 +11035,7 @@
       <w:r>
         <w:t xml:space="preserve">-compliant configuration </w:t>
       </w:r>
-      <w:ins w:id="518" w:author="Millicent  Mufambi" w:date="2026-06-02T11:48:00Z" w16du:dateUtc="2026-06-02T09:48:00Z">
+      <w:ins w:id="590" w:author="Millicent  Mufambi" w:date="2026-06-02T12:54:00Z" w16du:dateUtc="2026-06-02T10:54:00Z">
         <w:r>
           <w:t xml:space="preserve">of four independent validators </w:t>
         </w:r>
@@ -10641,7 +11043,7 @@
       <w:r>
         <w:t xml:space="preserve">gives the best </w:t>
       </w:r>
-      <w:ins w:id="519" w:author="Millicent  Mufambi" w:date="2026-06-02T11:48:00Z" w16du:dateUtc="2026-06-02T09:48:00Z">
+      <w:ins w:id="591" w:author="Millicent  Mufambi" w:date="2026-06-02T12:54:00Z" w16du:dateUtc="2026-06-02T10:54:00Z">
         <w:r>
           <w:t xml:space="preserve">repair </w:t>
         </w:r>
@@ -10649,7 +11051,7 @@
       <w:r>
         <w:t xml:space="preserve">success </w:t>
       </w:r>
-      <w:del w:id="520" w:author="Millicent  Mufambi" w:date="2026-06-02T11:48:00Z" w16du:dateUtc="2026-06-02T09:48:00Z">
+      <w:del w:id="592" w:author="Millicent  Mufambi" w:date="2026-06-02T12:54:00Z" w16du:dateUtc="2026-06-02T10:54:00Z">
         <w:r>
           <w:delText xml:space="preserve">rate </w:delText>
         </w:r>
@@ -10657,12 +11059,12 @@
       <w:r>
         <w:t>and lowest latency</w:t>
       </w:r>
-      <w:del w:id="521" w:author="Millicent  Mufambi" w:date="2026-06-02T11:48:00Z" w16du:dateUtc="2026-06-02T09:48:00Z">
+      <w:del w:id="593" w:author="Millicent  Mufambi" w:date="2026-06-02T12:54:00Z" w16du:dateUtc="2026-06-02T10:54:00Z">
         <w:r>
           <w:delText xml:space="preserve"> while keeping</w:delText>
         </w:r>
       </w:del>
-      <w:ins w:id="522" w:author="Millicent  Mufambi" w:date="2026-06-02T11:48:00Z" w16du:dateUtc="2026-06-02T09:48:00Z">
+      <w:ins w:id="594" w:author="Millicent  Mufambi" w:date="2026-06-02T12:54:00Z" w16du:dateUtc="2026-06-02T10:54:00Z">
         <w:r>
           <w:t>, and</w:t>
         </w:r>
@@ -10670,12 +11072,12 @@
       <w:r>
         <w:t xml:space="preserve"> the </w:t>
       </w:r>
-      <w:del w:id="523" w:author="Millicent  Mufambi" w:date="2026-06-02T11:48:00Z" w16du:dateUtc="2026-06-02T09:48:00Z">
+      <w:del w:id="595" w:author="Millicent  Mufambi" w:date="2026-06-02T12:54:00Z" w16du:dateUtc="2026-06-02T10:54:00Z">
         <w:r>
           <w:delText>formal guarantee. Larger populations are justified only by a threat model demanding tolerance beyond</w:delText>
         </w:r>
       </w:del>
-      <w:ins w:id="524" w:author="Millicent  Mufambi" w:date="2026-06-02T11:48:00Z" w16du:dateUtc="2026-06-02T09:48:00Z">
+      <w:ins w:id="596" w:author="Millicent  Mufambi" w:date="2026-06-02T12:54:00Z" w16du:dateUtc="2026-06-02T10:54:00Z">
         <w:r>
           <w:t>fault-injection study confirms it genuinely tolerates</w:t>
         </w:r>
@@ -10683,7 +11085,7 @@
       <w:r>
         <w:t xml:space="preserve"> one Byzantine </w:t>
       </w:r>
-      <w:ins w:id="525" w:author="Millicent  Mufambi" w:date="2026-06-02T11:48:00Z" w16du:dateUtc="2026-06-02T09:48:00Z">
+      <w:ins w:id="597" w:author="Millicent  Mufambi" w:date="2026-06-02T12:54:00Z" w16du:dateUtc="2026-06-02T10:54:00Z">
         <w:r>
           <w:t>voter (Section 6.6). Raising the population to n = 7 (f = 2) buys tolerance to a second Byzantine voter, which the tight-bound study confirms is real (Section 6.13), at higher latency and no repair gain, so n = 4 is the practical optimum for f = 1.</w:t>
         </w:r>
@@ -10694,10 +11096,10 @@
         <w:spacing w:after="120"/>
         <w:jc w:val="both"/>
         <w:rPr>
-          <w:ins w:id="526" w:author="Millicent  Mufambi" w:date="2026-06-02T11:48:00Z" w16du:dateUtc="2026-06-02T09:48:00Z"/>
+          <w:ins w:id="598" w:author="Millicent  Mufambi" w:date="2026-06-02T12:54:00Z" w16du:dateUtc="2026-06-02T10:54:00Z"/>
         </w:rPr>
       </w:pPr>
-      <w:ins w:id="527" w:author="Millicent  Mufambi" w:date="2026-06-02T11:48:00Z" w16du:dateUtc="2026-06-02T09:48:00Z">
+      <w:ins w:id="599" w:author="Millicent  Mufambi" w:date="2026-06-02T12:54:00Z" w16du:dateUtc="2026-06-02T10:54:00Z">
         <w:r>
           <w:rPr>
             <w:b/>
@@ -10711,10 +11113,10 @@
         <w:spacing w:after="120"/>
         <w:jc w:val="both"/>
         <w:rPr>
-          <w:ins w:id="528" w:author="Millicent  Mufambi" w:date="2026-06-02T11:48:00Z" w16du:dateUtc="2026-06-02T09:48:00Z"/>
+          <w:ins w:id="600" w:author="Millicent  Mufambi" w:date="2026-06-02T12:54:00Z" w16du:dateUtc="2026-06-02T10:54:00Z"/>
         </w:rPr>
       </w:pPr>
-      <w:ins w:id="529" w:author="Millicent  Mufambi" w:date="2026-06-02T11:48:00Z" w16du:dateUtc="2026-06-02T09:48:00Z">
+      <w:ins w:id="601" w:author="Millicent  Mufambi" w:date="2026-06-02T12:54:00Z" w16du:dateUtc="2026-06-02T10:54:00Z">
         <w:r>
           <w:t>Table 9 reports the two quorum rules over the synthetic and e-commerce sets. The exact-match quorum almost never forms: it reached quorum on 1 of 40 synthetic bugs (2.5%) and 3 of 30 e-commerce bugs (10%), with mean pairwise text agreement of 0.18 and 0.20. Four different models writing identical text is rare, so a rule that demands it rejects almost everything, including correct work. The semantic-equivalence quorum behaves very differently: it formed on 70.0% of synthetic and 76.7% of e-commerce bugs, and</w:t>
         </w:r>
@@ -10728,10 +11130,10 @@
         <w:spacing w:after="120"/>
         <w:jc w:val="both"/>
         <w:rPr>
-          <w:ins w:id="530" w:author="Millicent  Mufambi" w:date="2026-06-02T11:48:00Z" w16du:dateUtc="2026-06-02T09:48:00Z"/>
+          <w:ins w:id="602" w:author="Millicent  Mufambi" w:date="2026-06-02T12:54:00Z" w16du:dateUtc="2026-06-02T10:54:00Z"/>
         </w:rPr>
       </w:pPr>
-      <w:ins w:id="531" w:author="Millicent  Mufambi" w:date="2026-06-02T11:48:00Z" w16du:dateUtc="2026-06-02T09:48:00Z">
+      <w:ins w:id="603" w:author="Millicent  Mufambi" w:date="2026-06-02T12:54:00Z" w16du:dateUtc="2026-06-02T10:54:00Z">
         <w:r>
           <w:t>Table 9</w:t>
         </w:r>
@@ -10742,10 +11144,10 @@
         <w:spacing w:after="120"/>
         <w:jc w:val="both"/>
         <w:rPr>
-          <w:ins w:id="532" w:author="Millicent  Mufambi" w:date="2026-06-02T11:48:00Z" w16du:dateUtc="2026-06-02T09:48:00Z"/>
+          <w:ins w:id="604" w:author="Millicent  Mufambi" w:date="2026-06-02T12:54:00Z" w16du:dateUtc="2026-06-02T10:54:00Z"/>
         </w:rPr>
       </w:pPr>
-      <w:ins w:id="533" w:author="Millicent  Mufambi" w:date="2026-06-02T11:48:00Z" w16du:dateUtc="2026-06-02T09:48:00Z">
+      <w:ins w:id="605" w:author="Millicent  Mufambi" w:date="2026-06-02T12:54:00Z" w16du:dateUtc="2026-06-02T10:54:00Z">
         <w:r>
           <w:t>QUORUM FORMATION UNDER FOUR HETEROGENEOUS LLM PROPOSERS (2f+1 = 3)</w:t>
         </w:r>
@@ -10767,7 +11169,7 @@
       </w:tblGrid>
       <w:tr>
         <w:trPr>
-          <w:ins w:id="534" w:author="Millicent  Mufambi" w:date="2026-06-02T11:48:00Z" w16du:dateUtc="2026-06-02T09:48:00Z"/>
+          <w:ins w:id="606" w:author="Millicent  Mufambi" w:date="2026-06-02T12:54:00Z" w16du:dateUtc="2026-06-02T10:54:00Z"/>
         </w:trPr>
         <w:tc>
           <w:tcPr>
@@ -10776,10 +11178,10 @@
           <w:p>
             <w:pPr>
               <w:rPr>
-                <w:ins w:id="535" w:author="Millicent  Mufambi" w:date="2026-06-02T11:48:00Z" w16du:dateUtc="2026-06-02T09:48:00Z"/>
+                <w:ins w:id="607" w:author="Millicent  Mufambi" w:date="2026-06-02T12:54:00Z" w16du:dateUtc="2026-06-02T10:54:00Z"/>
               </w:rPr>
             </w:pPr>
-            <w:ins w:id="536" w:author="Millicent  Mufambi" w:date="2026-06-02T11:48:00Z" w16du:dateUtc="2026-06-02T09:48:00Z">
+            <w:ins w:id="608" w:author="Millicent  Mufambi" w:date="2026-06-02T12:54:00Z" w16du:dateUtc="2026-06-02T10:54:00Z">
               <w:r>
                 <w:rPr>
                   <w:b/>
@@ -10796,10 +11198,10 @@
           <w:p>
             <w:pPr>
               <w:rPr>
-                <w:ins w:id="537" w:author="Millicent  Mufambi" w:date="2026-06-02T11:48:00Z" w16du:dateUtc="2026-06-02T09:48:00Z"/>
+                <w:ins w:id="609" w:author="Millicent  Mufambi" w:date="2026-06-02T12:54:00Z" w16du:dateUtc="2026-06-02T10:54:00Z"/>
               </w:rPr>
             </w:pPr>
-            <w:ins w:id="538" w:author="Millicent  Mufambi" w:date="2026-06-02T11:48:00Z" w16du:dateUtc="2026-06-02T09:48:00Z">
+            <w:ins w:id="610" w:author="Millicent  Mufambi" w:date="2026-06-02T12:54:00Z" w16du:dateUtc="2026-06-02T10:54:00Z">
               <w:r>
                 <w:rPr>
                   <w:b/>
@@ -10816,10 +11218,10 @@
           <w:p>
             <w:pPr>
               <w:rPr>
-                <w:ins w:id="539" w:author="Millicent  Mufambi" w:date="2026-06-02T11:48:00Z" w16du:dateUtc="2026-06-02T09:48:00Z"/>
+                <w:ins w:id="611" w:author="Millicent  Mufambi" w:date="2026-06-02T12:54:00Z" w16du:dateUtc="2026-06-02T10:54:00Z"/>
               </w:rPr>
             </w:pPr>
-            <w:ins w:id="540" w:author="Millicent  Mufambi" w:date="2026-06-02T11:48:00Z" w16du:dateUtc="2026-06-02T09:48:00Z">
+            <w:ins w:id="612" w:author="Millicent  Mufambi" w:date="2026-06-02T12:54:00Z" w16du:dateUtc="2026-06-02T10:54:00Z">
               <w:r>
                 <w:rPr>
                   <w:b/>
@@ -10836,10 +11238,10 @@
           <w:p>
             <w:pPr>
               <w:rPr>
-                <w:ins w:id="541" w:author="Millicent  Mufambi" w:date="2026-06-02T11:48:00Z" w16du:dateUtc="2026-06-02T09:48:00Z"/>
+                <w:ins w:id="613" w:author="Millicent  Mufambi" w:date="2026-06-02T12:54:00Z" w16du:dateUtc="2026-06-02T10:54:00Z"/>
               </w:rPr>
             </w:pPr>
-            <w:ins w:id="542" w:author="Millicent  Mufambi" w:date="2026-06-02T11:48:00Z" w16du:dateUtc="2026-06-02T09:48:00Z">
+            <w:ins w:id="614" w:author="Millicent  Mufambi" w:date="2026-06-02T12:54:00Z" w16du:dateUtc="2026-06-02T10:54:00Z">
               <w:r>
                 <w:rPr>
                   <w:b/>
@@ -10856,10 +11258,10 @@
           <w:p>
             <w:pPr>
               <w:rPr>
-                <w:ins w:id="543" w:author="Millicent  Mufambi" w:date="2026-06-02T11:48:00Z" w16du:dateUtc="2026-06-02T09:48:00Z"/>
+                <w:ins w:id="615" w:author="Millicent  Mufambi" w:date="2026-06-02T12:54:00Z" w16du:dateUtc="2026-06-02T10:54:00Z"/>
               </w:rPr>
             </w:pPr>
-            <w:ins w:id="544" w:author="Millicent  Mufambi" w:date="2026-06-02T11:48:00Z" w16du:dateUtc="2026-06-02T09:48:00Z">
+            <w:ins w:id="616" w:author="Millicent  Mufambi" w:date="2026-06-02T12:54:00Z" w16du:dateUtc="2026-06-02T10:54:00Z">
               <w:r>
                 <w:rPr>
                   <w:b/>
@@ -10876,10 +11278,10 @@
           <w:p>
             <w:pPr>
               <w:rPr>
-                <w:ins w:id="545" w:author="Millicent  Mufambi" w:date="2026-06-02T11:48:00Z" w16du:dateUtc="2026-06-02T09:48:00Z"/>
+                <w:ins w:id="617" w:author="Millicent  Mufambi" w:date="2026-06-02T12:54:00Z" w16du:dateUtc="2026-06-02T10:54:00Z"/>
               </w:rPr>
             </w:pPr>
-            <w:ins w:id="546" w:author="Millicent  Mufambi" w:date="2026-06-02T11:48:00Z" w16du:dateUtc="2026-06-02T09:48:00Z">
+            <w:ins w:id="618" w:author="Millicent  Mufambi" w:date="2026-06-02T12:54:00Z" w16du:dateUtc="2026-06-02T10:54:00Z">
               <w:r>
                 <w:rPr>
                   <w:b/>
@@ -10892,7 +11294,7 @@
       </w:tr>
       <w:tr>
         <w:trPr>
-          <w:ins w:id="547" w:author="Millicent  Mufambi" w:date="2026-06-02T11:48:00Z" w16du:dateUtc="2026-06-02T09:48:00Z"/>
+          <w:ins w:id="619" w:author="Millicent  Mufambi" w:date="2026-06-02T12:54:00Z" w16du:dateUtc="2026-06-02T10:54:00Z"/>
         </w:trPr>
         <w:tc>
           <w:tcPr>
@@ -10901,10 +11303,10 @@
           <w:p>
             <w:pPr>
               <w:rPr>
-                <w:ins w:id="548" w:author="Millicent  Mufambi" w:date="2026-06-02T11:48:00Z" w16du:dateUtc="2026-06-02T09:48:00Z"/>
+                <w:ins w:id="620" w:author="Millicent  Mufambi" w:date="2026-06-02T12:54:00Z" w16du:dateUtc="2026-06-02T10:54:00Z"/>
               </w:rPr>
             </w:pPr>
-            <w:ins w:id="549" w:author="Millicent  Mufambi" w:date="2026-06-02T11:48:00Z" w16du:dateUtc="2026-06-02T09:48:00Z">
+            <w:ins w:id="621" w:author="Millicent  Mufambi" w:date="2026-06-02T12:54:00Z" w16du:dateUtc="2026-06-02T10:54:00Z">
               <w:r>
                 <w:t>Synthetic</w:t>
               </w:r>
@@ -10918,10 +11320,10 @@
           <w:p>
             <w:pPr>
               <w:rPr>
-                <w:ins w:id="550" w:author="Millicent  Mufambi" w:date="2026-06-02T11:48:00Z" w16du:dateUtc="2026-06-02T09:48:00Z"/>
+                <w:ins w:id="622" w:author="Millicent  Mufambi" w:date="2026-06-02T12:54:00Z" w16du:dateUtc="2026-06-02T10:54:00Z"/>
               </w:rPr>
             </w:pPr>
-            <w:ins w:id="551" w:author="Millicent  Mufambi" w:date="2026-06-02T11:48:00Z" w16du:dateUtc="2026-06-02T09:48:00Z">
+            <w:ins w:id="623" w:author="Millicent  Mufambi" w:date="2026-06-02T12:54:00Z" w16du:dateUtc="2026-06-02T10:54:00Z">
               <w:r>
                 <w:t>40</w:t>
               </w:r>
@@ -10935,10 +11337,10 @@
           <w:p>
             <w:pPr>
               <w:rPr>
-                <w:ins w:id="552" w:author="Millicent  Mufambi" w:date="2026-06-02T11:48:00Z" w16du:dateUtc="2026-06-02T09:48:00Z"/>
+                <w:ins w:id="624" w:author="Millicent  Mufambi" w:date="2026-06-02T12:54:00Z" w16du:dateUtc="2026-06-02T10:54:00Z"/>
               </w:rPr>
             </w:pPr>
-            <w:ins w:id="553" w:author="Millicent  Mufambi" w:date="2026-06-02T11:48:00Z" w16du:dateUtc="2026-06-02T09:48:00Z">
+            <w:ins w:id="625" w:author="Millicent  Mufambi" w:date="2026-06-02T12:54:00Z" w16du:dateUtc="2026-06-02T10:54:00Z">
               <w:r>
                 <w:t>2.5%</w:t>
               </w:r>
@@ -10952,10 +11354,10 @@
           <w:p>
             <w:pPr>
               <w:rPr>
-                <w:ins w:id="554" w:author="Millicent  Mufambi" w:date="2026-06-02T11:48:00Z" w16du:dateUtc="2026-06-02T09:48:00Z"/>
+                <w:ins w:id="626" w:author="Millicent  Mufambi" w:date="2026-06-02T12:54:00Z" w16du:dateUtc="2026-06-02T10:54:00Z"/>
               </w:rPr>
             </w:pPr>
-            <w:ins w:id="555" w:author="Millicent  Mufambi" w:date="2026-06-02T11:48:00Z" w16du:dateUtc="2026-06-02T09:48:00Z">
+            <w:ins w:id="627" w:author="Millicent  Mufambi" w:date="2026-06-02T12:54:00Z" w16du:dateUtc="2026-06-02T10:54:00Z">
               <w:r>
                 <w:t>70.0%</w:t>
               </w:r>
@@ -10969,10 +11371,10 @@
           <w:p>
             <w:pPr>
               <w:rPr>
-                <w:ins w:id="556" w:author="Millicent  Mufambi" w:date="2026-06-02T11:48:00Z" w16du:dateUtc="2026-06-02T09:48:00Z"/>
+                <w:ins w:id="628" w:author="Millicent  Mufambi" w:date="2026-06-02T12:54:00Z" w16du:dateUtc="2026-06-02T10:54:00Z"/>
               </w:rPr>
             </w:pPr>
-            <w:ins w:id="557" w:author="Millicent  Mufambi" w:date="2026-06-02T11:48:00Z" w16du:dateUtc="2026-06-02T09:48:00Z">
+            <w:ins w:id="629" w:author="Millicent  Mufambi" w:date="2026-06-02T12:54:00Z" w16du:dateUtc="2026-06-02T10:54:00Z">
               <w:r>
                 <w:t>60.0%</w:t>
               </w:r>
@@ -10986,10 +11388,10 @@
           <w:p>
             <w:pPr>
               <w:rPr>
-                <w:ins w:id="558" w:author="Millicent  Mufambi" w:date="2026-06-02T11:48:00Z" w16du:dateUtc="2026-06-02T09:48:00Z"/>
+                <w:ins w:id="630" w:author="Millicent  Mufambi" w:date="2026-06-02T12:54:00Z" w16du:dateUtc="2026-06-02T10:54:00Z"/>
               </w:rPr>
             </w:pPr>
-            <w:ins w:id="559" w:author="Millicent  Mufambi" w:date="2026-06-02T11:48:00Z" w16du:dateUtc="2026-06-02T09:48:00Z">
+            <w:ins w:id="631" w:author="Millicent  Mufambi" w:date="2026-06-02T12:54:00Z" w16du:dateUtc="2026-06-02T10:54:00Z">
               <w:r>
                 <w:t>0.18 / 0.54</w:t>
               </w:r>
@@ -10999,7 +11401,7 @@
       </w:tr>
       <w:tr>
         <w:trPr>
-          <w:ins w:id="560" w:author="Millicent  Mufambi" w:date="2026-06-02T11:48:00Z" w16du:dateUtc="2026-06-02T09:48:00Z"/>
+          <w:ins w:id="632" w:author="Millicent  Mufambi" w:date="2026-06-02T12:54:00Z" w16du:dateUtc="2026-06-02T10:54:00Z"/>
         </w:trPr>
         <w:tc>
           <w:tcPr>
@@ -11008,10 +11410,10 @@
           <w:p>
             <w:pPr>
               <w:rPr>
-                <w:ins w:id="561" w:author="Millicent  Mufambi" w:date="2026-06-02T11:48:00Z" w16du:dateUtc="2026-06-02T09:48:00Z"/>
+                <w:ins w:id="633" w:author="Millicent  Mufambi" w:date="2026-06-02T12:54:00Z" w16du:dateUtc="2026-06-02T10:54:00Z"/>
               </w:rPr>
             </w:pPr>
-            <w:ins w:id="562" w:author="Millicent  Mufambi" w:date="2026-06-02T11:48:00Z" w16du:dateUtc="2026-06-02T09:48:00Z">
+            <w:ins w:id="634" w:author="Millicent  Mufambi" w:date="2026-06-02T12:54:00Z" w16du:dateUtc="2026-06-02T10:54:00Z">
               <w:r>
                 <w:t>E-commerce</w:t>
               </w:r>
@@ -11025,10 +11427,10 @@
           <w:p>
             <w:pPr>
               <w:rPr>
-                <w:ins w:id="563" w:author="Millicent  Mufambi" w:date="2026-06-02T11:48:00Z" w16du:dateUtc="2026-06-02T09:48:00Z"/>
+                <w:ins w:id="635" w:author="Millicent  Mufambi" w:date="2026-06-02T12:54:00Z" w16du:dateUtc="2026-06-02T10:54:00Z"/>
               </w:rPr>
             </w:pPr>
-            <w:ins w:id="564" w:author="Millicent  Mufambi" w:date="2026-06-02T11:48:00Z" w16du:dateUtc="2026-06-02T09:48:00Z">
+            <w:ins w:id="636" w:author="Millicent  Mufambi" w:date="2026-06-02T12:54:00Z" w16du:dateUtc="2026-06-02T10:54:00Z">
               <w:r>
                 <w:t>30</w:t>
               </w:r>
@@ -11042,10 +11444,10 @@
           <w:p>
             <w:pPr>
               <w:rPr>
-                <w:ins w:id="565" w:author="Millicent  Mufambi" w:date="2026-06-02T11:48:00Z" w16du:dateUtc="2026-06-02T09:48:00Z"/>
+                <w:ins w:id="637" w:author="Millicent  Mufambi" w:date="2026-06-02T12:54:00Z" w16du:dateUtc="2026-06-02T10:54:00Z"/>
               </w:rPr>
             </w:pPr>
-            <w:ins w:id="566" w:author="Millicent  Mufambi" w:date="2026-06-02T11:48:00Z" w16du:dateUtc="2026-06-02T09:48:00Z">
+            <w:ins w:id="638" w:author="Millicent  Mufambi" w:date="2026-06-02T12:54:00Z" w16du:dateUtc="2026-06-02T10:54:00Z">
               <w:r>
                 <w:t>10.0%</w:t>
               </w:r>
@@ -11059,10 +11461,10 @@
           <w:p>
             <w:pPr>
               <w:rPr>
-                <w:ins w:id="567" w:author="Millicent  Mufambi" w:date="2026-06-02T11:48:00Z" w16du:dateUtc="2026-06-02T09:48:00Z"/>
+                <w:ins w:id="639" w:author="Millicent  Mufambi" w:date="2026-06-02T12:54:00Z" w16du:dateUtc="2026-06-02T10:54:00Z"/>
               </w:rPr>
             </w:pPr>
-            <w:ins w:id="568" w:author="Millicent  Mufambi" w:date="2026-06-02T11:48:00Z" w16du:dateUtc="2026-06-02T09:48:00Z">
+            <w:ins w:id="640" w:author="Millicent  Mufambi" w:date="2026-06-02T12:54:00Z" w16du:dateUtc="2026-06-02T10:54:00Z">
               <w:r>
                 <w:t>76.7%</w:t>
               </w:r>
@@ -11076,10 +11478,10 @@
           <w:p>
             <w:pPr>
               <w:rPr>
-                <w:ins w:id="569" w:author="Millicent  Mufambi" w:date="2026-06-02T11:48:00Z" w16du:dateUtc="2026-06-02T09:48:00Z"/>
+                <w:ins w:id="641" w:author="Millicent  Mufambi" w:date="2026-06-02T12:54:00Z" w16du:dateUtc="2026-06-02T10:54:00Z"/>
               </w:rPr>
             </w:pPr>
-            <w:ins w:id="570" w:author="Millicent  Mufambi" w:date="2026-06-02T11:48:00Z" w16du:dateUtc="2026-06-02T09:48:00Z">
+            <w:ins w:id="642" w:author="Millicent  Mufambi" w:date="2026-06-02T12:54:00Z" w16du:dateUtc="2026-06-02T10:54:00Z">
               <w:r>
                 <w:t>60.0%</w:t>
               </w:r>
@@ -11093,10 +11495,10 @@
           <w:p>
             <w:pPr>
               <w:rPr>
-                <w:ins w:id="571" w:author="Millicent  Mufambi" w:date="2026-06-02T11:48:00Z" w16du:dateUtc="2026-06-02T09:48:00Z"/>
+                <w:ins w:id="643" w:author="Millicent  Mufambi" w:date="2026-06-02T12:54:00Z" w16du:dateUtc="2026-06-02T10:54:00Z"/>
               </w:rPr>
             </w:pPr>
-            <w:ins w:id="572" w:author="Millicent  Mufambi" w:date="2026-06-02T11:48:00Z" w16du:dateUtc="2026-06-02T09:48:00Z">
+            <w:ins w:id="644" w:author="Millicent  Mufambi" w:date="2026-06-02T12:54:00Z" w16du:dateUtc="2026-06-02T10:54:00Z">
               <w:r>
                 <w:t>0.20 / 0.54</w:t>
               </w:r>
@@ -11110,10 +11512,10 @@
         <w:spacing w:after="120"/>
         <w:jc w:val="both"/>
         <w:rPr>
-          <w:ins w:id="573" w:author="Millicent  Mufambi" w:date="2026-06-02T11:48:00Z" w16du:dateUtc="2026-06-02T09:48:00Z"/>
+          <w:ins w:id="645" w:author="Millicent  Mufambi" w:date="2026-06-02T12:54:00Z" w16du:dateUtc="2026-06-02T10:54:00Z"/>
         </w:rPr>
       </w:pPr>
-      <w:ins w:id="574" w:author="Millicent  Mufambi" w:date="2026-06-02T11:48:00Z" w16du:dateUtc="2026-06-02T09:48:00Z">
+      <w:ins w:id="646" w:author="Millicent  Mufambi" w:date="2026-06-02T12:54:00Z" w16du:dateUtc="2026-06-02T10:54:00Z">
         <w:r>
           <w:rPr>
             <w:b/>
@@ -11127,7 +11529,7 @@
         <w:spacing w:after="120"/>
         <w:jc w:val="both"/>
       </w:pPr>
-      <w:ins w:id="575" w:author="Millicent  Mufambi" w:date="2026-06-02T11:48:00Z" w16du:dateUtc="2026-06-02T09:48:00Z">
+      <w:ins w:id="647" w:author="Millicent  Mufambi" w:date="2026-06-02T12:54:00Z" w16du:dateUtc="2026-06-02T10:54:00Z">
         <w:r>
           <w:t>We ran the pipeline on real Java bugs through the Defects4J benchmark's own checkout, compile and test harness in Docker, against the projects' actual JUnit suites rather than a proxy oracle. The healer emits a minimal search-and-replace edit rather than regenerating the whole file, so the change scales to large classes, and it is shown the failing test; every candidate is then verified against the project's full relevant test suite, so a repair counts only if the suite passes. On commons-lang the four inde</w:t>
         </w:r>
@@ -11138,7 +11540,7 @@
       <w:r>
         <w:t>validator</w:t>
       </w:r>
-      <w:ins w:id="576" w:author="Millicent  Mufambi" w:date="2026-06-02T11:48:00Z" w16du:dateUtc="2026-06-02T09:48:00Z">
+      <w:ins w:id="648" w:author="Millicent  Mufambi" w:date="2026-06-02T12:54:00Z" w16du:dateUtc="2026-06-02T10:54:00Z">
         <w:r>
           <w:t xml:space="preserve"> dissenting on a fix that nevertheless passed the real suite), with consensus reached on all 9 evaluated bugs (Table 10). The real oracle cleanly separates two things the synthetic and snippet-level studies cannot: consensus robustness, which the Byzantine fault-injection matrix proves, and repair capability, which on hard real Java bugs is modest and which we report honestly. Most consensus-approved Java fixes fail the real suite, honest safety violations where the validators accept plausible code the test</w:t>
         </w:r>
@@ -11155,10 +11557,10 @@
         <w:spacing w:after="120"/>
         <w:jc w:val="both"/>
         <w:rPr>
-          <w:ins w:id="577" w:author="Millicent  Mufambi" w:date="2026-06-02T11:48:00Z" w16du:dateUtc="2026-06-02T09:48:00Z"/>
+          <w:ins w:id="649" w:author="Millicent  Mufambi" w:date="2026-06-02T12:54:00Z" w16du:dateUtc="2026-06-02T10:54:00Z"/>
         </w:rPr>
       </w:pPr>
-      <w:ins w:id="578" w:author="Millicent  Mufambi" w:date="2026-06-02T11:48:00Z" w16du:dateUtc="2026-06-02T09:48:00Z">
+      <w:ins w:id="650" w:author="Millicent  Mufambi" w:date="2026-06-02T12:54:00Z" w16du:dateUtc="2026-06-02T10:54:00Z">
         <w:r>
           <w:t>One reliability point deserves emphasis. Because the healer is non-deterministic, the specific set of repaired bugs varies between runs even with a fixed decoding seed; in our runs some bugs failed on one attempt and succeeded on another. What does not vary is safety: across every run, consensus plus the sandbox committed no fix that fails its tests. This run-to-run variation is the same stochasticity that motivates the whole approach, and it is exactly why an executable gate, rather than agreement alone, m</w:t>
         </w:r>
@@ -11172,10 +11574,10 @@
         <w:spacing w:after="120"/>
         <w:jc w:val="both"/>
         <w:rPr>
-          <w:ins w:id="579" w:author="Millicent  Mufambi" w:date="2026-06-02T11:48:00Z" w16du:dateUtc="2026-06-02T09:48:00Z"/>
+          <w:ins w:id="651" w:author="Millicent  Mufambi" w:date="2026-06-02T12:54:00Z" w16du:dateUtc="2026-06-02T10:54:00Z"/>
         </w:rPr>
       </w:pPr>
-      <w:ins w:id="580" w:author="Millicent  Mufambi" w:date="2026-06-02T11:48:00Z" w16du:dateUtc="2026-06-02T09:48:00Z">
+      <w:ins w:id="652" w:author="Millicent  Mufambi" w:date="2026-06-02T12:54:00Z" w16du:dateUtc="2026-06-02T10:54:00Z">
         <w:r>
           <w:t>Table 10</w:t>
         </w:r>
@@ -11186,10 +11588,10 @@
         <w:spacing w:after="120"/>
         <w:jc w:val="both"/>
         <w:rPr>
-          <w:ins w:id="581" w:author="Millicent  Mufambi" w:date="2026-06-02T11:48:00Z" w16du:dateUtc="2026-06-02T09:48:00Z"/>
+          <w:ins w:id="653" w:author="Millicent  Mufambi" w:date="2026-06-02T12:54:00Z" w16du:dateUtc="2026-06-02T10:54:00Z"/>
         </w:rPr>
       </w:pPr>
-      <w:ins w:id="582" w:author="Millicent  Mufambi" w:date="2026-06-02T11:48:00Z" w16du:dateUtc="2026-06-02T09:48:00Z">
+      <w:ins w:id="654" w:author="Millicent  Mufambi" w:date="2026-06-02T12:54:00Z" w16du:dateUtc="2026-06-02T10:54:00Z">
         <w:r>
           <w:t>REAL DEFECTS4J (JAVA) OUTCOMES ON COMMONS-MATH AND COMMONS-LANG (REAL JUNIT ORACLE, CONSENSUS PIPELINE)</w:t>
         </w:r>
@@ -11207,7 +11609,7 @@
       </w:tblGrid>
       <w:tr>
         <w:trPr>
-          <w:ins w:id="583" w:author="Millicent  Mufambi" w:date="2026-06-02T11:48:00Z" w16du:dateUtc="2026-06-02T09:48:00Z"/>
+          <w:ins w:id="655" w:author="Millicent  Mufambi" w:date="2026-06-02T12:54:00Z" w16du:dateUtc="2026-06-02T10:54:00Z"/>
         </w:trPr>
         <w:tc>
           <w:tcPr>
@@ -11216,10 +11618,10 @@
           <w:p>
             <w:pPr>
               <w:rPr>
-                <w:ins w:id="584" w:author="Millicent  Mufambi" w:date="2026-06-02T11:48:00Z" w16du:dateUtc="2026-06-02T09:48:00Z"/>
+                <w:ins w:id="656" w:author="Millicent  Mufambi" w:date="2026-06-02T12:54:00Z" w16du:dateUtc="2026-06-02T10:54:00Z"/>
               </w:rPr>
             </w:pPr>
-            <w:ins w:id="585" w:author="Millicent  Mufambi" w:date="2026-06-02T11:48:00Z" w16du:dateUtc="2026-06-02T09:48:00Z">
+            <w:ins w:id="657" w:author="Millicent  Mufambi" w:date="2026-06-02T12:54:00Z" w16du:dateUtc="2026-06-02T10:54:00Z">
               <w:r>
                 <w:rPr>
                   <w:b/>
@@ -11236,10 +11638,10 @@
           <w:p>
             <w:pPr>
               <w:rPr>
-                <w:ins w:id="586" w:author="Millicent  Mufambi" w:date="2026-06-02T11:48:00Z" w16du:dateUtc="2026-06-02T09:48:00Z"/>
+                <w:ins w:id="658" w:author="Millicent  Mufambi" w:date="2026-06-02T12:54:00Z" w16du:dateUtc="2026-06-02T10:54:00Z"/>
               </w:rPr>
             </w:pPr>
-            <w:ins w:id="587" w:author="Millicent  Mufambi" w:date="2026-06-02T11:48:00Z" w16du:dateUtc="2026-06-02T09:48:00Z">
+            <w:ins w:id="659" w:author="Millicent  Mufambi" w:date="2026-06-02T12:54:00Z" w16du:dateUtc="2026-06-02T10:54:00Z">
               <w:r>
                 <w:rPr>
                   <w:b/>
@@ -11252,7 +11654,7 @@
       </w:tr>
       <w:tr>
         <w:trPr>
-          <w:ins w:id="588" w:author="Millicent  Mufambi" w:date="2026-06-02T11:48:00Z" w16du:dateUtc="2026-06-02T09:48:00Z"/>
+          <w:ins w:id="660" w:author="Millicent  Mufambi" w:date="2026-06-02T12:54:00Z" w16du:dateUtc="2026-06-02T10:54:00Z"/>
         </w:trPr>
         <w:tc>
           <w:tcPr>
@@ -11261,10 +11663,10 @@
           <w:p>
             <w:pPr>
               <w:rPr>
-                <w:ins w:id="589" w:author="Millicent  Mufambi" w:date="2026-06-02T11:48:00Z" w16du:dateUtc="2026-06-02T09:48:00Z"/>
+                <w:ins w:id="661" w:author="Millicent  Mufambi" w:date="2026-06-02T12:54:00Z" w16du:dateUtc="2026-06-02T10:54:00Z"/>
               </w:rPr>
             </w:pPr>
-            <w:ins w:id="590" w:author="Millicent  Mufambi" w:date="2026-06-02T11:48:00Z" w16du:dateUtc="2026-06-02T09:48:00Z">
+            <w:ins w:id="662" w:author="Millicent  Mufambi" w:date="2026-06-02T12:54:00Z" w16du:dateUtc="2026-06-02T10:54:00Z">
               <w:r>
                 <w:t>commons-math: repaired and full-suite-verified (Math-3, Math-5)</w:t>
               </w:r>
@@ -11278,10 +11680,10 @@
           <w:p>
             <w:pPr>
               <w:rPr>
-                <w:ins w:id="591" w:author="Millicent  Mufambi" w:date="2026-06-02T11:48:00Z" w16du:dateUtc="2026-06-02T09:48:00Z"/>
+                <w:ins w:id="663" w:author="Millicent  Mufambi" w:date="2026-06-02T12:54:00Z" w16du:dateUtc="2026-06-02T10:54:00Z"/>
               </w:rPr>
             </w:pPr>
-            <w:ins w:id="592" w:author="Millicent  Mufambi" w:date="2026-06-02T11:48:00Z" w16du:dateUtc="2026-06-02T09:48:00Z">
+            <w:ins w:id="664" w:author="Millicent  Mufambi" w:date="2026-06-02T12:54:00Z" w16du:dateUtc="2026-06-02T10:54:00Z">
               <w:r>
                 <w:t>2</w:t>
               </w:r>
@@ -11291,7 +11693,7 @@
       </w:tr>
       <w:tr>
         <w:trPr>
-          <w:ins w:id="593" w:author="Millicent  Mufambi" w:date="2026-06-02T11:48:00Z" w16du:dateUtc="2026-06-02T09:48:00Z"/>
+          <w:ins w:id="665" w:author="Millicent  Mufambi" w:date="2026-06-02T12:54:00Z" w16du:dateUtc="2026-06-02T10:54:00Z"/>
         </w:trPr>
         <w:tc>
           <w:tcPr>
@@ -11300,10 +11702,10 @@
           <w:p>
             <w:pPr>
               <w:rPr>
-                <w:ins w:id="594" w:author="Millicent  Mufambi" w:date="2026-06-02T11:48:00Z" w16du:dateUtc="2026-06-02T09:48:00Z"/>
+                <w:ins w:id="666" w:author="Millicent  Mufambi" w:date="2026-06-02T12:54:00Z" w16du:dateUtc="2026-06-02T10:54:00Z"/>
               </w:rPr>
             </w:pPr>
-            <w:ins w:id="595" w:author="Millicent  Mufambi" w:date="2026-06-02T11:48:00Z" w16du:dateUtc="2026-06-02T09:48:00Z">
+            <w:ins w:id="667" w:author="Millicent  Mufambi" w:date="2026-06-02T12:54:00Z" w16du:dateUtc="2026-06-02T10:54:00Z">
               <w:r>
                 <w:t>commons-math: consensus-approved but full-suite-failed</w:t>
               </w:r>
@@ -11317,10 +11719,10 @@
           <w:p>
             <w:pPr>
               <w:rPr>
-                <w:ins w:id="596" w:author="Millicent  Mufambi" w:date="2026-06-02T11:48:00Z" w16du:dateUtc="2026-06-02T09:48:00Z"/>
+                <w:ins w:id="668" w:author="Millicent  Mufambi" w:date="2026-06-02T12:54:00Z" w16du:dateUtc="2026-06-02T10:54:00Z"/>
               </w:rPr>
             </w:pPr>
-            <w:ins w:id="597" w:author="Millicent  Mufambi" w:date="2026-06-02T11:48:00Z" w16du:dateUtc="2026-06-02T09:48:00Z">
+            <w:ins w:id="669" w:author="Millicent  Mufambi" w:date="2026-06-02T12:54:00Z" w16du:dateUtc="2026-06-02T10:54:00Z">
               <w:r>
                 <w:t>7</w:t>
               </w:r>
@@ -11330,7 +11732,7 @@
       </w:tr>
       <w:tr>
         <w:trPr>
-          <w:ins w:id="598" w:author="Millicent  Mufambi" w:date="2026-06-02T11:48:00Z" w16du:dateUtc="2026-06-02T09:48:00Z"/>
+          <w:ins w:id="670" w:author="Millicent  Mufambi" w:date="2026-06-02T12:54:00Z" w16du:dateUtc="2026-06-02T10:54:00Z"/>
         </w:trPr>
         <w:tc>
           <w:tcPr>
@@ -11339,10 +11741,10 @@
           <w:p>
             <w:pPr>
               <w:rPr>
-                <w:ins w:id="599" w:author="Millicent  Mufambi" w:date="2026-06-02T11:48:00Z" w16du:dateUtc="2026-06-02T09:48:00Z"/>
+                <w:ins w:id="671" w:author="Millicent  Mufambi" w:date="2026-06-02T12:54:00Z" w16du:dateUtc="2026-06-02T10:54:00Z"/>
               </w:rPr>
             </w:pPr>
-            <w:ins w:id="600" w:author="Millicent  Mufambi" w:date="2026-06-02T11:48:00Z" w16du:dateUtc="2026-06-02T09:48:00Z">
+            <w:ins w:id="672" w:author="Millicent  Mufambi" w:date="2026-06-02T12:54:00Z" w16du:dateUtc="2026-06-02T10:54:00Z">
               <w:r>
                 <w:t>commons-lang: consensus-approved but full-suite-failed</w:t>
               </w:r>
@@ -11356,10 +11758,10 @@
           <w:p>
             <w:pPr>
               <w:rPr>
-                <w:ins w:id="601" w:author="Millicent  Mufambi" w:date="2026-06-02T11:48:00Z" w16du:dateUtc="2026-06-02T09:48:00Z"/>
+                <w:ins w:id="673" w:author="Millicent  Mufambi" w:date="2026-06-02T12:54:00Z" w16du:dateUtc="2026-06-02T10:54:00Z"/>
               </w:rPr>
             </w:pPr>
-            <w:ins w:id="602" w:author="Millicent  Mufambi" w:date="2026-06-02T11:48:00Z" w16du:dateUtc="2026-06-02T09:48:00Z">
+            <w:ins w:id="674" w:author="Millicent  Mufambi" w:date="2026-06-02T12:54:00Z" w16du:dateUtc="2026-06-02T10:54:00Z">
               <w:r>
                 <w:t>8</w:t>
               </w:r>
@@ -11369,7 +11771,7 @@
       </w:tr>
       <w:tr>
         <w:trPr>
-          <w:ins w:id="603" w:author="Millicent  Mufambi" w:date="2026-06-02T11:48:00Z" w16du:dateUtc="2026-06-02T09:48:00Z"/>
+          <w:ins w:id="675" w:author="Millicent  Mufambi" w:date="2026-06-02T12:54:00Z" w16du:dateUtc="2026-06-02T10:54:00Z"/>
         </w:trPr>
         <w:tc>
           <w:tcPr>
@@ -11378,10 +11780,10 @@
           <w:p>
             <w:pPr>
               <w:rPr>
-                <w:ins w:id="604" w:author="Millicent  Mufambi" w:date="2026-06-02T11:48:00Z" w16du:dateUtc="2026-06-02T09:48:00Z"/>
+                <w:ins w:id="676" w:author="Millicent  Mufambi" w:date="2026-06-02T12:54:00Z" w16du:dateUtc="2026-06-02T10:54:00Z"/>
               </w:rPr>
             </w:pPr>
-            <w:ins w:id="605" w:author="Millicent  Mufambi" w:date="2026-06-02T11:48:00Z" w16du:dateUtc="2026-06-02T09:48:00Z">
+            <w:ins w:id="677" w:author="Millicent  Mufambi" w:date="2026-06-02T12:54:00Z" w16du:dateUtc="2026-06-02T10:54:00Z">
               <w:r>
                 <w:t>commons-lang: rejected at consensus (Lang-7)</w:t>
               </w:r>
@@ -11395,10 +11797,10 @@
           <w:p>
             <w:pPr>
               <w:rPr>
-                <w:ins w:id="606" w:author="Millicent  Mufambi" w:date="2026-06-02T11:48:00Z" w16du:dateUtc="2026-06-02T09:48:00Z"/>
+                <w:ins w:id="678" w:author="Millicent  Mufambi" w:date="2026-06-02T12:54:00Z" w16du:dateUtc="2026-06-02T10:54:00Z"/>
               </w:rPr>
             </w:pPr>
-            <w:ins w:id="607" w:author="Millicent  Mufambi" w:date="2026-06-02T11:48:00Z" w16du:dateUtc="2026-06-02T09:48:00Z">
+            <w:ins w:id="679" w:author="Millicent  Mufambi" w:date="2026-06-02T12:54:00Z" w16du:dateUtc="2026-06-02T10:54:00Z">
               <w:r>
                 <w:t>1</w:t>
               </w:r>
@@ -11408,7 +11810,7 @@
       </w:tr>
       <w:tr>
         <w:trPr>
-          <w:ins w:id="608" w:author="Millicent  Mufambi" w:date="2026-06-02T11:48:00Z" w16du:dateUtc="2026-06-02T09:48:00Z"/>
+          <w:ins w:id="680" w:author="Millicent  Mufambi" w:date="2026-06-02T12:54:00Z" w16du:dateUtc="2026-06-02T10:54:00Z"/>
         </w:trPr>
         <w:tc>
           <w:tcPr>
@@ -11417,10 +11819,10 @@
           <w:p>
             <w:pPr>
               <w:rPr>
-                <w:ins w:id="609" w:author="Millicent  Mufambi" w:date="2026-06-02T11:48:00Z" w16du:dateUtc="2026-06-02T09:48:00Z"/>
+                <w:ins w:id="681" w:author="Millicent  Mufambi" w:date="2026-06-02T12:54:00Z" w16du:dateUtc="2026-06-02T10:54:00Z"/>
               </w:rPr>
             </w:pPr>
-            <w:ins w:id="610" w:author="Millicent  Mufambi" w:date="2026-06-02T11:48:00Z" w16du:dateUtc="2026-06-02T09:48:00Z">
+            <w:ins w:id="682" w:author="Millicent  Mufambi" w:date="2026-06-02T12:54:00Z" w16du:dateUtc="2026-06-02T10:54:00Z">
               <w:r>
                 <w:t>Unsafe fixes committed</w:t>
               </w:r>
@@ -11434,10 +11836,10 @@
           <w:p>
             <w:pPr>
               <w:rPr>
-                <w:ins w:id="611" w:author="Millicent  Mufambi" w:date="2026-06-02T11:48:00Z" w16du:dateUtc="2026-06-02T09:48:00Z"/>
+                <w:ins w:id="683" w:author="Millicent  Mufambi" w:date="2026-06-02T12:54:00Z" w16du:dateUtc="2026-06-02T10:54:00Z"/>
               </w:rPr>
             </w:pPr>
-            <w:ins w:id="612" w:author="Millicent  Mufambi" w:date="2026-06-02T11:48:00Z" w16du:dateUtc="2026-06-02T09:48:00Z">
+            <w:ins w:id="684" w:author="Millicent  Mufambi" w:date="2026-06-02T12:54:00Z" w16du:dateUtc="2026-06-02T10:54:00Z">
               <w:r>
                 <w:t>0</w:t>
               </w:r>
@@ -11451,10 +11853,10 @@
         <w:spacing w:after="120"/>
         <w:jc w:val="both"/>
         <w:rPr>
-          <w:ins w:id="613" w:author="Millicent  Mufambi" w:date="2026-06-02T11:48:00Z" w16du:dateUtc="2026-06-02T09:48:00Z"/>
+          <w:ins w:id="685" w:author="Millicent  Mufambi" w:date="2026-06-02T12:54:00Z" w16du:dateUtc="2026-06-02T10:54:00Z"/>
         </w:rPr>
       </w:pPr>
-      <w:ins w:id="614" w:author="Millicent  Mufambi" w:date="2026-06-02T11:48:00Z" w16du:dateUtc="2026-06-02T09:48:00Z">
+      <w:ins w:id="686" w:author="Millicent  Mufambi" w:date="2026-06-02T12:54:00Z" w16du:dateUtc="2026-06-02T10:54:00Z">
         <w:r>
           <w:rPr>
             <w:b/>
@@ -11468,10 +11870,10 @@
         <w:spacing w:after="120"/>
         <w:jc w:val="both"/>
         <w:rPr>
-          <w:ins w:id="615" w:author="Millicent  Mufambi" w:date="2026-06-02T11:48:00Z" w16du:dateUtc="2026-06-02T09:48:00Z"/>
+          <w:ins w:id="687" w:author="Millicent  Mufambi" w:date="2026-06-02T12:54:00Z" w16du:dateUtc="2026-06-02T10:54:00Z"/>
         </w:rPr>
       </w:pPr>
-      <w:ins w:id="616" w:author="Millicent  Mufambi" w:date="2026-06-02T11:48:00Z" w16du:dateUtc="2026-06-02T09:48:00Z">
+      <w:ins w:id="688" w:author="Millicent  Mufambi" w:date="2026-06-02T12:54:00Z" w16du:dateUtc="2026-06-02T10:54:00Z">
         <w:r>
           <w:t>To gauge run-to-run variance, which the single-run design otherwise leaves open, we repeated a ten-bug synthetic subset three times in each mode. The consensus pipeline was perfectly stable: success rate 1.000 and zero safety violations in all three repetitions. The single-agent baseline was slightly less stable, with success rates of 1.00, 1.00 and 0.90 across the three runs, and no safety violations on this tractable subset. The stochasticity of the LLMs thus moves the baseline's raw success a little betw</w:t>
         </w:r>
@@ -11485,10 +11887,10 @@
         <w:spacing w:after="120"/>
         <w:jc w:val="both"/>
         <w:rPr>
-          <w:ins w:id="617" w:author="Millicent  Mufambi" w:date="2026-06-02T11:48:00Z" w16du:dateUtc="2026-06-02T09:48:00Z"/>
+          <w:ins w:id="689" w:author="Millicent  Mufambi" w:date="2026-06-02T12:54:00Z" w16du:dateUtc="2026-06-02T10:54:00Z"/>
         </w:rPr>
       </w:pPr>
-      <w:ins w:id="618" w:author="Millicent  Mufambi" w:date="2026-06-02T11:48:00Z" w16du:dateUtc="2026-06-02T09:48:00Z">
+      <w:ins w:id="690" w:author="Millicent  Mufambi" w:date="2026-06-02T12:54:00Z" w16du:dateUtc="2026-06-02T10:54:00Z">
         <w:r>
           <w:rPr>
             <w:b/>
@@ -11502,10 +11904,10 @@
         <w:spacing w:after="120"/>
         <w:jc w:val="both"/>
         <w:rPr>
-          <w:ins w:id="619" w:author="Millicent  Mufambi" w:date="2026-06-02T11:48:00Z" w16du:dateUtc="2026-06-02T09:48:00Z"/>
+          <w:ins w:id="691" w:author="Millicent  Mufambi" w:date="2026-06-02T12:54:00Z" w16du:dateUtc="2026-06-02T10:54:00Z"/>
         </w:rPr>
       </w:pPr>
-      <w:ins w:id="620" w:author="Millicent  Mufambi" w:date="2026-06-02T11:48:00Z" w16du:dateUtc="2026-06-02T09:48:00Z">
+      <w:ins w:id="692" w:author="Millicent  Mufambi" w:date="2026-06-02T12:54:00Z" w16du:dateUtc="2026-06-02T10:54:00Z">
         <w:r>
           <w:t>To answer how latency scales with the agent count (RQ2), we re-ran a five-bug e-commerce subset at n = 4 (f = 1), n = 7 (f = 2) and n = 10 (f = 3). Median proposal-to-decision latency rose from 53.3 s at n = 4 to 71.3 s at n = 7 and 80.1 s at n = 10, and the 99th percentile grew faster, from 59.6 s to 78.0 s to 168.6 s, because each added validator is another concurrent CPU-bound Ollama call and the round waits for the slowest. Safety violations stayed at zero and success at 100% throughout (Table 11), so l</w:t>
         </w:r>
@@ -11522,10 +11924,10 @@
         <w:spacing w:after="120"/>
         <w:jc w:val="both"/>
         <w:rPr>
-          <w:ins w:id="621" w:author="Millicent  Mufambi" w:date="2026-06-02T11:48:00Z" w16du:dateUtc="2026-06-02T09:48:00Z"/>
+          <w:ins w:id="693" w:author="Millicent  Mufambi" w:date="2026-06-02T12:54:00Z" w16du:dateUtc="2026-06-02T10:54:00Z"/>
         </w:rPr>
       </w:pPr>
-      <w:ins w:id="622" w:author="Millicent  Mufambi" w:date="2026-06-02T11:48:00Z" w16du:dateUtc="2026-06-02T09:48:00Z">
+      <w:ins w:id="694" w:author="Millicent  Mufambi" w:date="2026-06-02T12:54:00Z" w16du:dateUtc="2026-06-02T10:54:00Z">
         <w:r>
           <w:t>Table 11</w:t>
         </w:r>
@@ -11536,10 +11938,10 @@
         <w:spacing w:after="120"/>
         <w:jc w:val="both"/>
         <w:rPr>
-          <w:ins w:id="623" w:author="Millicent  Mufambi" w:date="2026-06-02T11:48:00Z" w16du:dateUtc="2026-06-02T09:48:00Z"/>
+          <w:ins w:id="695" w:author="Millicent  Mufambi" w:date="2026-06-02T12:54:00Z" w16du:dateUtc="2026-06-02T10:54:00Z"/>
         </w:rPr>
       </w:pPr>
-      <w:ins w:id="624" w:author="Millicent  Mufambi" w:date="2026-06-02T11:48:00Z" w16du:dateUtc="2026-06-02T09:48:00Z">
+      <w:ins w:id="696" w:author="Millicent  Mufambi" w:date="2026-06-02T12:54:00Z" w16du:dateUtc="2026-06-02T10:54:00Z">
         <w:r>
           <w:t>CONSENSUS LATENCY VERSUS AGENT COUNT (E-COMMERCE, 5 BUGS)</w:t>
         </w:r>
@@ -11561,7 +11963,7 @@
       </w:tblGrid>
       <w:tr>
         <w:trPr>
-          <w:ins w:id="625" w:author="Millicent  Mufambi" w:date="2026-06-02T11:48:00Z" w16du:dateUtc="2026-06-02T09:48:00Z"/>
+          <w:ins w:id="697" w:author="Millicent  Mufambi" w:date="2026-06-02T12:54:00Z" w16du:dateUtc="2026-06-02T10:54:00Z"/>
         </w:trPr>
         <w:tc>
           <w:tcPr>
@@ -11570,10 +11972,10 @@
           <w:p>
             <w:pPr>
               <w:rPr>
-                <w:ins w:id="626" w:author="Millicent  Mufambi" w:date="2026-06-02T11:48:00Z" w16du:dateUtc="2026-06-02T09:48:00Z"/>
+                <w:ins w:id="698" w:author="Millicent  Mufambi" w:date="2026-06-02T12:54:00Z" w16du:dateUtc="2026-06-02T10:54:00Z"/>
               </w:rPr>
             </w:pPr>
-            <w:ins w:id="627" w:author="Millicent  Mufambi" w:date="2026-06-02T11:48:00Z" w16du:dateUtc="2026-06-02T09:48:00Z">
+            <w:ins w:id="699" w:author="Millicent  Mufambi" w:date="2026-06-02T12:54:00Z" w16du:dateUtc="2026-06-02T10:54:00Z">
               <w:r>
                 <w:rPr>
                   <w:b/>
@@ -11590,15 +11992,15 @@
           <w:p>
             <w:pPr>
               <w:rPr>
-                <w:ins w:id="628" w:author="Millicent  Mufambi" w:date="2026-06-02T11:48:00Z" w16du:dateUtc="2026-06-02T09:48:00Z"/>
+                <w:ins w:id="700" w:author="Millicent  Mufambi" w:date="2026-06-02T12:54:00Z" w16du:dateUtc="2026-06-02T10:54:00Z"/>
               </w:rPr>
             </w:pPr>
-            <w:ins w:id="629" w:author="Millicent  Mufambi" w:date="2026-06-02T11:48:00Z" w16du:dateUtc="2026-06-02T09:48:00Z">
+            <w:ins w:id="701" w:author="Millicent  Mufambi" w:date="2026-06-02T12:54:00Z" w16du:dateUtc="2026-06-02T10:54:00Z">
               <w:r>
                 <w:rPr>
                   <w:b/>
                 </w:rPr>
-                <w:t>Validators</w:t>
+                <w:t>Independent validators</w:t>
               </w:r>
             </w:ins>
           </w:p>
@@ -11610,10 +12012,10 @@
           <w:p>
             <w:pPr>
               <w:rPr>
-                <w:ins w:id="630" w:author="Millicent  Mufambi" w:date="2026-06-02T11:48:00Z" w16du:dateUtc="2026-06-02T09:48:00Z"/>
+                <w:ins w:id="702" w:author="Millicent  Mufambi" w:date="2026-06-02T12:54:00Z" w16du:dateUtc="2026-06-02T10:54:00Z"/>
               </w:rPr>
             </w:pPr>
-            <w:ins w:id="631" w:author="Millicent  Mufambi" w:date="2026-06-02T11:48:00Z" w16du:dateUtc="2026-06-02T09:48:00Z">
+            <w:ins w:id="703" w:author="Millicent  Mufambi" w:date="2026-06-02T12:54:00Z" w16du:dateUtc="2026-06-02T10:54:00Z">
               <w:r>
                 <w:rPr>
                   <w:b/>
@@ -11630,10 +12032,10 @@
           <w:p>
             <w:pPr>
               <w:rPr>
-                <w:ins w:id="632" w:author="Millicent  Mufambi" w:date="2026-06-02T11:48:00Z" w16du:dateUtc="2026-06-02T09:48:00Z"/>
+                <w:ins w:id="704" w:author="Millicent  Mufambi" w:date="2026-06-02T12:54:00Z" w16du:dateUtc="2026-06-02T10:54:00Z"/>
               </w:rPr>
             </w:pPr>
-            <w:ins w:id="633" w:author="Millicent  Mufambi" w:date="2026-06-02T11:48:00Z" w16du:dateUtc="2026-06-02T09:48:00Z">
+            <w:ins w:id="705" w:author="Millicent  Mufambi" w:date="2026-06-02T12:54:00Z" w16du:dateUtc="2026-06-02T10:54:00Z">
               <w:r>
                 <w:rPr>
                   <w:b/>
@@ -11650,10 +12052,10 @@
           <w:p>
             <w:pPr>
               <w:rPr>
-                <w:ins w:id="634" w:author="Millicent  Mufambi" w:date="2026-06-02T11:48:00Z" w16du:dateUtc="2026-06-02T09:48:00Z"/>
+                <w:ins w:id="706" w:author="Millicent  Mufambi" w:date="2026-06-02T12:54:00Z" w16du:dateUtc="2026-06-02T10:54:00Z"/>
               </w:rPr>
             </w:pPr>
-            <w:ins w:id="635" w:author="Millicent  Mufambi" w:date="2026-06-02T11:48:00Z" w16du:dateUtc="2026-06-02T09:48:00Z">
+            <w:ins w:id="707" w:author="Millicent  Mufambi" w:date="2026-06-02T12:54:00Z" w16du:dateUtc="2026-06-02T10:54:00Z">
               <w:r>
                 <w:rPr>
                   <w:b/>
@@ -11670,10 +12072,10 @@
           <w:p>
             <w:pPr>
               <w:rPr>
-                <w:ins w:id="636" w:author="Millicent  Mufambi" w:date="2026-06-02T11:48:00Z" w16du:dateUtc="2026-06-02T09:48:00Z"/>
+                <w:ins w:id="708" w:author="Millicent  Mufambi" w:date="2026-06-02T12:54:00Z" w16du:dateUtc="2026-06-02T10:54:00Z"/>
               </w:rPr>
             </w:pPr>
-            <w:ins w:id="637" w:author="Millicent  Mufambi" w:date="2026-06-02T11:48:00Z" w16du:dateUtc="2026-06-02T09:48:00Z">
+            <w:ins w:id="709" w:author="Millicent  Mufambi" w:date="2026-06-02T12:54:00Z" w16du:dateUtc="2026-06-02T10:54:00Z">
               <w:r>
                 <w:rPr>
                   <w:b/>
@@ -11686,7 +12088,7 @@
       </w:tr>
       <w:tr>
         <w:trPr>
-          <w:ins w:id="638" w:author="Millicent  Mufambi" w:date="2026-06-02T11:48:00Z" w16du:dateUtc="2026-06-02T09:48:00Z"/>
+          <w:ins w:id="710" w:author="Millicent  Mufambi" w:date="2026-06-02T12:54:00Z" w16du:dateUtc="2026-06-02T10:54:00Z"/>
         </w:trPr>
         <w:tc>
           <w:tcPr>
@@ -11695,10 +12097,10 @@
           <w:p>
             <w:pPr>
               <w:rPr>
-                <w:ins w:id="639" w:author="Millicent  Mufambi" w:date="2026-06-02T11:48:00Z" w16du:dateUtc="2026-06-02T09:48:00Z"/>
+                <w:ins w:id="711" w:author="Millicent  Mufambi" w:date="2026-06-02T12:54:00Z" w16du:dateUtc="2026-06-02T10:54:00Z"/>
               </w:rPr>
             </w:pPr>
-            <w:ins w:id="640" w:author="Millicent  Mufambi" w:date="2026-06-02T11:48:00Z" w16du:dateUtc="2026-06-02T09:48:00Z">
+            <w:ins w:id="712" w:author="Millicent  Mufambi" w:date="2026-06-02T12:54:00Z" w16du:dateUtc="2026-06-02T10:54:00Z">
               <w:r>
                 <w:t>n = 4 (f = 1)</w:t>
               </w:r>
@@ -11712,12 +12114,12 @@
           <w:p>
             <w:pPr>
               <w:rPr>
-                <w:ins w:id="641" w:author="Millicent  Mufambi" w:date="2026-06-02T11:48:00Z" w16du:dateUtc="2026-06-02T09:48:00Z"/>
+                <w:ins w:id="713" w:author="Millicent  Mufambi" w:date="2026-06-02T12:54:00Z" w16du:dateUtc="2026-06-02T10:54:00Z"/>
               </w:rPr>
             </w:pPr>
-            <w:ins w:id="642" w:author="Millicent  Mufambi" w:date="2026-06-02T11:48:00Z" w16du:dateUtc="2026-06-02T09:48:00Z">
+            <w:ins w:id="714" w:author="Millicent  Mufambi" w:date="2026-06-02T12:54:00Z" w16du:dateUtc="2026-06-02T10:54:00Z">
               <w:r>
-                <w:t>2</w:t>
+                <w:t>4</w:t>
               </w:r>
             </w:ins>
           </w:p>
@@ -11729,10 +12131,10 @@
           <w:p>
             <w:pPr>
               <w:rPr>
-                <w:ins w:id="643" w:author="Millicent  Mufambi" w:date="2026-06-02T11:48:00Z" w16du:dateUtc="2026-06-02T09:48:00Z"/>
+                <w:ins w:id="715" w:author="Millicent  Mufambi" w:date="2026-06-02T12:54:00Z" w16du:dateUtc="2026-06-02T10:54:00Z"/>
               </w:rPr>
             </w:pPr>
-            <w:ins w:id="644" w:author="Millicent  Mufambi" w:date="2026-06-02T11:48:00Z" w16du:dateUtc="2026-06-02T09:48:00Z">
+            <w:ins w:id="716" w:author="Millicent  Mufambi" w:date="2026-06-02T12:54:00Z" w16du:dateUtc="2026-06-02T10:54:00Z">
               <w:r>
                 <w:t>53.3 s</w:t>
               </w:r>
@@ -11746,10 +12148,10 @@
           <w:p>
             <w:pPr>
               <w:rPr>
-                <w:ins w:id="645" w:author="Millicent  Mufambi" w:date="2026-06-02T11:48:00Z" w16du:dateUtc="2026-06-02T09:48:00Z"/>
+                <w:ins w:id="717" w:author="Millicent  Mufambi" w:date="2026-06-02T12:54:00Z" w16du:dateUtc="2026-06-02T10:54:00Z"/>
               </w:rPr>
             </w:pPr>
-            <w:ins w:id="646" w:author="Millicent  Mufambi" w:date="2026-06-02T11:48:00Z" w16du:dateUtc="2026-06-02T09:48:00Z">
+            <w:ins w:id="718" w:author="Millicent  Mufambi" w:date="2026-06-02T12:54:00Z" w16du:dateUtc="2026-06-02T10:54:00Z">
               <w:r>
                 <w:t>59.6 s</w:t>
               </w:r>
@@ -11763,10 +12165,10 @@
           <w:p>
             <w:pPr>
               <w:rPr>
-                <w:ins w:id="647" w:author="Millicent  Mufambi" w:date="2026-06-02T11:48:00Z" w16du:dateUtc="2026-06-02T09:48:00Z"/>
+                <w:ins w:id="719" w:author="Millicent  Mufambi" w:date="2026-06-02T12:54:00Z" w16du:dateUtc="2026-06-02T10:54:00Z"/>
               </w:rPr>
             </w:pPr>
-            <w:ins w:id="648" w:author="Millicent  Mufambi" w:date="2026-06-02T11:48:00Z" w16du:dateUtc="2026-06-02T09:48:00Z">
+            <w:ins w:id="720" w:author="Millicent  Mufambi" w:date="2026-06-02T12:54:00Z" w16du:dateUtc="2026-06-02T10:54:00Z">
               <w:r>
                 <w:t>100%</w:t>
               </w:r>
@@ -11780,10 +12182,10 @@
           <w:p>
             <w:pPr>
               <w:rPr>
-                <w:ins w:id="649" w:author="Millicent  Mufambi" w:date="2026-06-02T11:48:00Z" w16du:dateUtc="2026-06-02T09:48:00Z"/>
+                <w:ins w:id="721" w:author="Millicent  Mufambi" w:date="2026-06-02T12:54:00Z" w16du:dateUtc="2026-06-02T10:54:00Z"/>
               </w:rPr>
             </w:pPr>
-            <w:ins w:id="650" w:author="Millicent  Mufambi" w:date="2026-06-02T11:48:00Z" w16du:dateUtc="2026-06-02T09:48:00Z">
+            <w:ins w:id="722" w:author="Millicent  Mufambi" w:date="2026-06-02T12:54:00Z" w16du:dateUtc="2026-06-02T10:54:00Z">
               <w:r>
                 <w:t>0</w:t>
               </w:r>
@@ -11793,7 +12195,7 @@
       </w:tr>
       <w:tr>
         <w:trPr>
-          <w:ins w:id="651" w:author="Millicent  Mufambi" w:date="2026-06-02T11:48:00Z" w16du:dateUtc="2026-06-02T09:48:00Z"/>
+          <w:ins w:id="723" w:author="Millicent  Mufambi" w:date="2026-06-02T12:54:00Z" w16du:dateUtc="2026-06-02T10:54:00Z"/>
         </w:trPr>
         <w:tc>
           <w:tcPr>
@@ -11802,10 +12204,10 @@
           <w:p>
             <w:pPr>
               <w:rPr>
-                <w:ins w:id="652" w:author="Millicent  Mufambi" w:date="2026-06-02T11:48:00Z" w16du:dateUtc="2026-06-02T09:48:00Z"/>
+                <w:ins w:id="724" w:author="Millicent  Mufambi" w:date="2026-06-02T12:54:00Z" w16du:dateUtc="2026-06-02T10:54:00Z"/>
               </w:rPr>
             </w:pPr>
-            <w:ins w:id="653" w:author="Millicent  Mufambi" w:date="2026-06-02T11:48:00Z" w16du:dateUtc="2026-06-02T09:48:00Z">
+            <w:ins w:id="725" w:author="Millicent  Mufambi" w:date="2026-06-02T12:54:00Z" w16du:dateUtc="2026-06-02T10:54:00Z">
               <w:r>
                 <w:t>n = 7 (f = 2)</w:t>
               </w:r>
@@ -11819,12 +12221,12 @@
           <w:p>
             <w:pPr>
               <w:rPr>
-                <w:ins w:id="654" w:author="Millicent  Mufambi" w:date="2026-06-02T11:48:00Z" w16du:dateUtc="2026-06-02T09:48:00Z"/>
+                <w:ins w:id="726" w:author="Millicent  Mufambi" w:date="2026-06-02T12:54:00Z" w16du:dateUtc="2026-06-02T10:54:00Z"/>
               </w:rPr>
             </w:pPr>
-            <w:ins w:id="655" w:author="Millicent  Mufambi" w:date="2026-06-02T11:48:00Z" w16du:dateUtc="2026-06-02T09:48:00Z">
+            <w:ins w:id="727" w:author="Millicent  Mufambi" w:date="2026-06-02T12:54:00Z" w16du:dateUtc="2026-06-02T10:54:00Z">
               <w:r>
-                <w:t>5</w:t>
+                <w:t>7</w:t>
               </w:r>
             </w:ins>
           </w:p>
@@ -11836,10 +12238,10 @@
           <w:p>
             <w:pPr>
               <w:rPr>
-                <w:ins w:id="656" w:author="Millicent  Mufambi" w:date="2026-06-02T11:48:00Z" w16du:dateUtc="2026-06-02T09:48:00Z"/>
+                <w:ins w:id="728" w:author="Millicent  Mufambi" w:date="2026-06-02T12:54:00Z" w16du:dateUtc="2026-06-02T10:54:00Z"/>
               </w:rPr>
             </w:pPr>
-            <w:ins w:id="657" w:author="Millicent  Mufambi" w:date="2026-06-02T11:48:00Z" w16du:dateUtc="2026-06-02T09:48:00Z">
+            <w:ins w:id="729" w:author="Millicent  Mufambi" w:date="2026-06-02T12:54:00Z" w16du:dateUtc="2026-06-02T10:54:00Z">
               <w:r>
                 <w:t>71.3 s</w:t>
               </w:r>
@@ -11853,10 +12255,10 @@
           <w:p>
             <w:pPr>
               <w:rPr>
-                <w:ins w:id="658" w:author="Millicent  Mufambi" w:date="2026-06-02T11:48:00Z" w16du:dateUtc="2026-06-02T09:48:00Z"/>
+                <w:ins w:id="730" w:author="Millicent  Mufambi" w:date="2026-06-02T12:54:00Z" w16du:dateUtc="2026-06-02T10:54:00Z"/>
               </w:rPr>
             </w:pPr>
-            <w:ins w:id="659" w:author="Millicent  Mufambi" w:date="2026-06-02T11:48:00Z" w16du:dateUtc="2026-06-02T09:48:00Z">
+            <w:ins w:id="731" w:author="Millicent  Mufambi" w:date="2026-06-02T12:54:00Z" w16du:dateUtc="2026-06-02T10:54:00Z">
               <w:r>
                 <w:t>78.0 s</w:t>
               </w:r>
@@ -11870,10 +12272,10 @@
           <w:p>
             <w:pPr>
               <w:rPr>
-                <w:ins w:id="660" w:author="Millicent  Mufambi" w:date="2026-06-02T11:48:00Z" w16du:dateUtc="2026-06-02T09:48:00Z"/>
+                <w:ins w:id="732" w:author="Millicent  Mufambi" w:date="2026-06-02T12:54:00Z" w16du:dateUtc="2026-06-02T10:54:00Z"/>
               </w:rPr>
             </w:pPr>
-            <w:ins w:id="661" w:author="Millicent  Mufambi" w:date="2026-06-02T11:48:00Z" w16du:dateUtc="2026-06-02T09:48:00Z">
+            <w:ins w:id="733" w:author="Millicent  Mufambi" w:date="2026-06-02T12:54:00Z" w16du:dateUtc="2026-06-02T10:54:00Z">
               <w:r>
                 <w:t>100%</w:t>
               </w:r>
@@ -11887,10 +12289,10 @@
           <w:p>
             <w:pPr>
               <w:rPr>
-                <w:ins w:id="662" w:author="Millicent  Mufambi" w:date="2026-06-02T11:48:00Z" w16du:dateUtc="2026-06-02T09:48:00Z"/>
+                <w:ins w:id="734" w:author="Millicent  Mufambi" w:date="2026-06-02T12:54:00Z" w16du:dateUtc="2026-06-02T10:54:00Z"/>
               </w:rPr>
             </w:pPr>
-            <w:ins w:id="663" w:author="Millicent  Mufambi" w:date="2026-06-02T11:48:00Z" w16du:dateUtc="2026-06-02T09:48:00Z">
+            <w:ins w:id="735" w:author="Millicent  Mufambi" w:date="2026-06-02T12:54:00Z" w16du:dateUtc="2026-06-02T10:54:00Z">
               <w:r>
                 <w:t>0</w:t>
               </w:r>
@@ -11900,7 +12302,7 @@
       </w:tr>
       <w:tr>
         <w:trPr>
-          <w:ins w:id="664" w:author="Millicent  Mufambi" w:date="2026-06-02T11:48:00Z" w16du:dateUtc="2026-06-02T09:48:00Z"/>
+          <w:ins w:id="736" w:author="Millicent  Mufambi" w:date="2026-06-02T12:54:00Z" w16du:dateUtc="2026-06-02T10:54:00Z"/>
         </w:trPr>
         <w:tc>
           <w:tcPr>
@@ -11909,10 +12311,10 @@
           <w:p>
             <w:pPr>
               <w:rPr>
-                <w:ins w:id="665" w:author="Millicent  Mufambi" w:date="2026-06-02T11:48:00Z" w16du:dateUtc="2026-06-02T09:48:00Z"/>
+                <w:ins w:id="737" w:author="Millicent  Mufambi" w:date="2026-06-02T12:54:00Z" w16du:dateUtc="2026-06-02T10:54:00Z"/>
               </w:rPr>
             </w:pPr>
-            <w:ins w:id="666" w:author="Millicent  Mufambi" w:date="2026-06-02T11:48:00Z" w16du:dateUtc="2026-06-02T09:48:00Z">
+            <w:ins w:id="738" w:author="Millicent  Mufambi" w:date="2026-06-02T12:54:00Z" w16du:dateUtc="2026-06-02T10:54:00Z">
               <w:r>
                 <w:t>n = 10 (f = 3)</w:t>
               </w:r>
@@ -11926,12 +12328,12 @@
           <w:p>
             <w:pPr>
               <w:rPr>
-                <w:ins w:id="667" w:author="Millicent  Mufambi" w:date="2026-06-02T11:48:00Z" w16du:dateUtc="2026-06-02T09:48:00Z"/>
+                <w:ins w:id="739" w:author="Millicent  Mufambi" w:date="2026-06-02T12:54:00Z" w16du:dateUtc="2026-06-02T10:54:00Z"/>
               </w:rPr>
             </w:pPr>
-            <w:ins w:id="668" w:author="Millicent  Mufambi" w:date="2026-06-02T11:48:00Z" w16du:dateUtc="2026-06-02T09:48:00Z">
+            <w:ins w:id="740" w:author="Millicent  Mufambi" w:date="2026-06-02T12:54:00Z" w16du:dateUtc="2026-06-02T10:54:00Z">
               <w:r>
-                <w:t>8</w:t>
+                <w:t>10</w:t>
               </w:r>
             </w:ins>
           </w:p>
@@ -11943,10 +12345,10 @@
           <w:p>
             <w:pPr>
               <w:rPr>
-                <w:ins w:id="669" w:author="Millicent  Mufambi" w:date="2026-06-02T11:48:00Z" w16du:dateUtc="2026-06-02T09:48:00Z"/>
+                <w:ins w:id="741" w:author="Millicent  Mufambi" w:date="2026-06-02T12:54:00Z" w16du:dateUtc="2026-06-02T10:54:00Z"/>
               </w:rPr>
             </w:pPr>
-            <w:ins w:id="670" w:author="Millicent  Mufambi" w:date="2026-06-02T11:48:00Z" w16du:dateUtc="2026-06-02T09:48:00Z">
+            <w:ins w:id="742" w:author="Millicent  Mufambi" w:date="2026-06-02T12:54:00Z" w16du:dateUtc="2026-06-02T10:54:00Z">
               <w:r>
                 <w:t>80.1 s</w:t>
               </w:r>
@@ -11960,10 +12362,10 @@
           <w:p>
             <w:pPr>
               <w:rPr>
-                <w:ins w:id="671" w:author="Millicent  Mufambi" w:date="2026-06-02T11:48:00Z" w16du:dateUtc="2026-06-02T09:48:00Z"/>
+                <w:ins w:id="743" w:author="Millicent  Mufambi" w:date="2026-06-02T12:54:00Z" w16du:dateUtc="2026-06-02T10:54:00Z"/>
               </w:rPr>
             </w:pPr>
-            <w:ins w:id="672" w:author="Millicent  Mufambi" w:date="2026-06-02T11:48:00Z" w16du:dateUtc="2026-06-02T09:48:00Z">
+            <w:ins w:id="744" w:author="Millicent  Mufambi" w:date="2026-06-02T12:54:00Z" w16du:dateUtc="2026-06-02T10:54:00Z">
               <w:r>
                 <w:t>168.6 s</w:t>
               </w:r>
@@ -11977,10 +12379,10 @@
           <w:p>
             <w:pPr>
               <w:rPr>
-                <w:ins w:id="673" w:author="Millicent  Mufambi" w:date="2026-06-02T11:48:00Z" w16du:dateUtc="2026-06-02T09:48:00Z"/>
+                <w:ins w:id="745" w:author="Millicent  Mufambi" w:date="2026-06-02T12:54:00Z" w16du:dateUtc="2026-06-02T10:54:00Z"/>
               </w:rPr>
             </w:pPr>
-            <w:ins w:id="674" w:author="Millicent  Mufambi" w:date="2026-06-02T11:48:00Z" w16du:dateUtc="2026-06-02T09:48:00Z">
+            <w:ins w:id="746" w:author="Millicent  Mufambi" w:date="2026-06-02T12:54:00Z" w16du:dateUtc="2026-06-02T10:54:00Z">
               <w:r>
                 <w:t>100%</w:t>
               </w:r>
@@ -11994,10 +12396,10 @@
           <w:p>
             <w:pPr>
               <w:rPr>
-                <w:ins w:id="675" w:author="Millicent  Mufambi" w:date="2026-06-02T11:48:00Z" w16du:dateUtc="2026-06-02T09:48:00Z"/>
+                <w:ins w:id="747" w:author="Millicent  Mufambi" w:date="2026-06-02T12:54:00Z" w16du:dateUtc="2026-06-02T10:54:00Z"/>
               </w:rPr>
             </w:pPr>
-            <w:ins w:id="676" w:author="Millicent  Mufambi" w:date="2026-06-02T11:48:00Z" w16du:dateUtc="2026-06-02T09:48:00Z">
+            <w:ins w:id="748" w:author="Millicent  Mufambi" w:date="2026-06-02T12:54:00Z" w16du:dateUtc="2026-06-02T10:54:00Z">
               <w:r>
                 <w:t>0</w:t>
               </w:r>
@@ -12011,10 +12413,10 @@
         <w:spacing w:after="120"/>
         <w:jc w:val="both"/>
         <w:rPr>
-          <w:ins w:id="677" w:author="Millicent  Mufambi" w:date="2026-06-02T11:48:00Z" w16du:dateUtc="2026-06-02T09:48:00Z"/>
+          <w:ins w:id="749" w:author="Millicent  Mufambi" w:date="2026-06-02T12:54:00Z" w16du:dateUtc="2026-06-02T10:54:00Z"/>
         </w:rPr>
       </w:pPr>
-      <w:ins w:id="678" w:author="Millicent  Mufambi" w:date="2026-06-02T11:48:00Z" w16du:dateUtc="2026-06-02T09:48:00Z">
+      <w:ins w:id="750" w:author="Millicent  Mufambi" w:date="2026-06-02T12:54:00Z" w16du:dateUtc="2026-06-02T10:54:00Z">
         <w:r>
           <w:rPr>
             <w:b/>
@@ -12028,10 +12430,10 @@
         <w:spacing w:after="120"/>
         <w:jc w:val="both"/>
         <w:rPr>
-          <w:ins w:id="679" w:author="Millicent  Mufambi" w:date="2026-06-02T11:48:00Z" w16du:dateUtc="2026-06-02T09:48:00Z"/>
+          <w:ins w:id="751" w:author="Millicent  Mufambi" w:date="2026-06-02T12:54:00Z" w16du:dateUtc="2026-06-02T10:54:00Z"/>
         </w:rPr>
       </w:pPr>
-      <w:ins w:id="680" w:author="Millicent  Mufambi" w:date="2026-06-02T11:48:00Z" w16du:dateUtc="2026-06-02T09:48:00Z">
+      <w:ins w:id="752" w:author="Millicent  Mufambi" w:date="2026-06-02T12:54:00Z" w16du:dateUtc="2026-06-02T10:54:00Z">
         <w:r>
           <w:t>To show the f = 1 result is not a ceiling and that the tolerance bound is exact, we re-ran the e-commerce set at f = 2 (n = 3f + 1 = 7, quorum = 2f + 1 = 5) with seven independent voters and injected an increasing number of Byzantine rejecters. With no fault all seven vote and consensus forms; with two faults (= f) five honest validators still meet the quorum and consensus forms; with three faults (= f + 1) only four honest validators remain, below the quorum of five, and consensus provably cannot form in a</w:t>
         </w:r>
@@ -12045,10 +12447,10 @@
         <w:spacing w:after="120"/>
         <w:jc w:val="both"/>
         <w:rPr>
-          <w:ins w:id="681" w:author="Millicent  Mufambi" w:date="2026-06-02T11:48:00Z" w16du:dateUtc="2026-06-02T09:48:00Z"/>
+          <w:ins w:id="753" w:author="Millicent  Mufambi" w:date="2026-06-02T12:54:00Z" w16du:dateUtc="2026-06-02T10:54:00Z"/>
         </w:rPr>
       </w:pPr>
-      <w:ins w:id="682" w:author="Millicent  Mufambi" w:date="2026-06-02T11:48:00Z" w16du:dateUtc="2026-06-02T09:48:00Z">
+      <w:ins w:id="754" w:author="Millicent  Mufambi" w:date="2026-06-02T12:54:00Z" w16du:dateUtc="2026-06-02T10:54:00Z">
         <w:r>
           <w:t>Table 12</w:t>
         </w:r>
@@ -12059,10 +12461,10 @@
         <w:spacing w:after="120"/>
         <w:jc w:val="both"/>
         <w:rPr>
-          <w:ins w:id="683" w:author="Millicent  Mufambi" w:date="2026-06-02T11:48:00Z" w16du:dateUtc="2026-06-02T09:48:00Z"/>
+          <w:ins w:id="755" w:author="Millicent  Mufambi" w:date="2026-06-02T12:54:00Z" w16du:dateUtc="2026-06-02T10:54:00Z"/>
         </w:rPr>
       </w:pPr>
-      <w:ins w:id="684" w:author="Millicent  Mufambi" w:date="2026-06-02T11:48:00Z" w16du:dateUtc="2026-06-02T09:48:00Z">
+      <w:ins w:id="756" w:author="Millicent  Mufambi" w:date="2026-06-02T12:54:00Z" w16du:dateUtc="2026-06-02T10:54:00Z">
         <w:r>
           <w:t>BYZANTINE TOLERANCE AT f = 2 (n = 7, QUORUM = 5): TIGHT BOUND</w:t>
         </w:r>
@@ -12083,7 +12485,7 @@
       </w:tblGrid>
       <w:tr>
         <w:trPr>
-          <w:ins w:id="685" w:author="Millicent  Mufambi" w:date="2026-06-02T11:48:00Z" w16du:dateUtc="2026-06-02T09:48:00Z"/>
+          <w:ins w:id="757" w:author="Millicent  Mufambi" w:date="2026-06-02T12:54:00Z" w16du:dateUtc="2026-06-02T10:54:00Z"/>
         </w:trPr>
         <w:tc>
           <w:tcPr>
@@ -12092,10 +12494,10 @@
           <w:p>
             <w:pPr>
               <w:rPr>
-                <w:ins w:id="686" w:author="Millicent  Mufambi" w:date="2026-06-02T11:48:00Z" w16du:dateUtc="2026-06-02T09:48:00Z"/>
+                <w:ins w:id="758" w:author="Millicent  Mufambi" w:date="2026-06-02T12:54:00Z" w16du:dateUtc="2026-06-02T10:54:00Z"/>
               </w:rPr>
             </w:pPr>
-            <w:ins w:id="687" w:author="Millicent  Mufambi" w:date="2026-06-02T11:48:00Z" w16du:dateUtc="2026-06-02T09:48:00Z">
+            <w:ins w:id="759" w:author="Millicent  Mufambi" w:date="2026-06-02T12:54:00Z" w16du:dateUtc="2026-06-02T10:54:00Z">
               <w:r>
                 <w:rPr>
                   <w:b/>
@@ -12112,10 +12514,10 @@
           <w:p>
             <w:pPr>
               <w:rPr>
-                <w:ins w:id="688" w:author="Millicent  Mufambi" w:date="2026-06-02T11:48:00Z" w16du:dateUtc="2026-06-02T09:48:00Z"/>
+                <w:ins w:id="760" w:author="Millicent  Mufambi" w:date="2026-06-02T12:54:00Z" w16du:dateUtc="2026-06-02T10:54:00Z"/>
               </w:rPr>
             </w:pPr>
-            <w:ins w:id="689" w:author="Millicent  Mufambi" w:date="2026-06-02T11:48:00Z" w16du:dateUtc="2026-06-02T09:48:00Z">
+            <w:ins w:id="761" w:author="Millicent  Mufambi" w:date="2026-06-02T12:54:00Z" w16du:dateUtc="2026-06-02T10:54:00Z">
               <w:r>
                 <w:rPr>
                   <w:b/>
@@ -12132,10 +12534,10 @@
           <w:p>
             <w:pPr>
               <w:rPr>
-                <w:ins w:id="690" w:author="Millicent  Mufambi" w:date="2026-06-02T11:48:00Z" w16du:dateUtc="2026-06-02T09:48:00Z"/>
+                <w:ins w:id="762" w:author="Millicent  Mufambi" w:date="2026-06-02T12:54:00Z" w16du:dateUtc="2026-06-02T10:54:00Z"/>
               </w:rPr>
             </w:pPr>
-            <w:ins w:id="691" w:author="Millicent  Mufambi" w:date="2026-06-02T11:48:00Z" w16du:dateUtc="2026-06-02T09:48:00Z">
+            <w:ins w:id="763" w:author="Millicent  Mufambi" w:date="2026-06-02T12:54:00Z" w16du:dateUtc="2026-06-02T10:54:00Z">
               <w:r>
                 <w:rPr>
                   <w:b/>
@@ -12152,10 +12554,10 @@
           <w:p>
             <w:pPr>
               <w:rPr>
-                <w:ins w:id="692" w:author="Millicent  Mufambi" w:date="2026-06-02T11:48:00Z" w16du:dateUtc="2026-06-02T09:48:00Z"/>
+                <w:ins w:id="764" w:author="Millicent  Mufambi" w:date="2026-06-02T12:54:00Z" w16du:dateUtc="2026-06-02T10:54:00Z"/>
               </w:rPr>
             </w:pPr>
-            <w:ins w:id="693" w:author="Millicent  Mufambi" w:date="2026-06-02T11:48:00Z" w16du:dateUtc="2026-06-02T09:48:00Z">
+            <w:ins w:id="765" w:author="Millicent  Mufambi" w:date="2026-06-02T12:54:00Z" w16du:dateUtc="2026-06-02T10:54:00Z">
               <w:r>
                 <w:rPr>
                   <w:b/>
@@ -12172,10 +12574,10 @@
           <w:p>
             <w:pPr>
               <w:rPr>
-                <w:ins w:id="694" w:author="Millicent  Mufambi" w:date="2026-06-02T11:48:00Z" w16du:dateUtc="2026-06-02T09:48:00Z"/>
+                <w:ins w:id="766" w:author="Millicent  Mufambi" w:date="2026-06-02T12:54:00Z" w16du:dateUtc="2026-06-02T10:54:00Z"/>
               </w:rPr>
             </w:pPr>
-            <w:ins w:id="695" w:author="Millicent  Mufambi" w:date="2026-06-02T11:48:00Z" w16du:dateUtc="2026-06-02T09:48:00Z">
+            <w:ins w:id="767" w:author="Millicent  Mufambi" w:date="2026-06-02T12:54:00Z" w16du:dateUtc="2026-06-02T10:54:00Z">
               <w:r>
                 <w:rPr>
                   <w:b/>
@@ -12188,7 +12590,7 @@
       </w:tr>
       <w:tr>
         <w:trPr>
-          <w:ins w:id="696" w:author="Millicent  Mufambi" w:date="2026-06-02T11:48:00Z" w16du:dateUtc="2026-06-02T09:48:00Z"/>
+          <w:ins w:id="768" w:author="Millicent  Mufambi" w:date="2026-06-02T12:54:00Z" w16du:dateUtc="2026-06-02T10:54:00Z"/>
         </w:trPr>
         <w:tc>
           <w:tcPr>
@@ -12197,10 +12599,10 @@
           <w:p>
             <w:pPr>
               <w:rPr>
-                <w:ins w:id="697" w:author="Millicent  Mufambi" w:date="2026-06-02T11:48:00Z" w16du:dateUtc="2026-06-02T09:48:00Z"/>
+                <w:ins w:id="769" w:author="Millicent  Mufambi" w:date="2026-06-02T12:54:00Z" w16du:dateUtc="2026-06-02T10:54:00Z"/>
               </w:rPr>
             </w:pPr>
-            <w:ins w:id="698" w:author="Millicent  Mufambi" w:date="2026-06-02T11:48:00Z" w16du:dateUtc="2026-06-02T09:48:00Z">
+            <w:ins w:id="770" w:author="Millicent  Mufambi" w:date="2026-06-02T12:54:00Z" w16du:dateUtc="2026-06-02T10:54:00Z">
               <w:r>
                 <w:t>clean</w:t>
               </w:r>
@@ -12214,10 +12616,10 @@
           <w:p>
             <w:pPr>
               <w:rPr>
-                <w:ins w:id="699" w:author="Millicent  Mufambi" w:date="2026-06-02T11:48:00Z" w16du:dateUtc="2026-06-02T09:48:00Z"/>
+                <w:ins w:id="771" w:author="Millicent  Mufambi" w:date="2026-06-02T12:54:00Z" w16du:dateUtc="2026-06-02T10:54:00Z"/>
               </w:rPr>
             </w:pPr>
-            <w:ins w:id="700" w:author="Millicent  Mufambi" w:date="2026-06-02T11:48:00Z" w16du:dateUtc="2026-06-02T09:48:00Z">
+            <w:ins w:id="772" w:author="Millicent  Mufambi" w:date="2026-06-02T12:54:00Z" w16du:dateUtc="2026-06-02T10:54:00Z">
               <w:r>
                 <w:t>0</w:t>
               </w:r>
@@ -12231,10 +12633,10 @@
           <w:p>
             <w:pPr>
               <w:rPr>
-                <w:ins w:id="701" w:author="Millicent  Mufambi" w:date="2026-06-02T11:48:00Z" w16du:dateUtc="2026-06-02T09:48:00Z"/>
+                <w:ins w:id="773" w:author="Millicent  Mufambi" w:date="2026-06-02T12:54:00Z" w16du:dateUtc="2026-06-02T10:54:00Z"/>
               </w:rPr>
             </w:pPr>
-            <w:ins w:id="702" w:author="Millicent  Mufambi" w:date="2026-06-02T11:48:00Z" w16du:dateUtc="2026-06-02T09:48:00Z">
+            <w:ins w:id="774" w:author="Millicent  Mufambi" w:date="2026-06-02T12:54:00Z" w16du:dateUtc="2026-06-02T10:54:00Z">
               <w:r>
                 <w:t>5/5</w:t>
               </w:r>
@@ -12248,10 +12650,10 @@
           <w:p>
             <w:pPr>
               <w:rPr>
-                <w:ins w:id="703" w:author="Millicent  Mufambi" w:date="2026-06-02T11:48:00Z" w16du:dateUtc="2026-06-02T09:48:00Z"/>
+                <w:ins w:id="775" w:author="Millicent  Mufambi" w:date="2026-06-02T12:54:00Z" w16du:dateUtc="2026-06-02T10:54:00Z"/>
               </w:rPr>
             </w:pPr>
-            <w:ins w:id="704" w:author="Millicent  Mufambi" w:date="2026-06-02T11:48:00Z" w16du:dateUtc="2026-06-02T09:48:00Z">
+            <w:ins w:id="776" w:author="Millicent  Mufambi" w:date="2026-06-02T12:54:00Z" w16du:dateUtc="2026-06-02T10:54:00Z">
               <w:r>
                 <w:t>7</w:t>
               </w:r>
@@ -12265,10 +12667,10 @@
           <w:p>
             <w:pPr>
               <w:rPr>
-                <w:ins w:id="705" w:author="Millicent  Mufambi" w:date="2026-06-02T11:48:00Z" w16du:dateUtc="2026-06-02T09:48:00Z"/>
+                <w:ins w:id="777" w:author="Millicent  Mufambi" w:date="2026-06-02T12:54:00Z" w16du:dateUtc="2026-06-02T10:54:00Z"/>
               </w:rPr>
             </w:pPr>
-            <w:ins w:id="706" w:author="Millicent  Mufambi" w:date="2026-06-02T11:48:00Z" w16du:dateUtc="2026-06-02T09:48:00Z">
+            <w:ins w:id="778" w:author="Millicent  Mufambi" w:date="2026-06-02T12:54:00Z" w16du:dateUtc="2026-06-02T10:54:00Z">
               <w:r>
                 <w:t>baseline</w:t>
               </w:r>
@@ -12278,7 +12680,7 @@
       </w:tr>
       <w:tr>
         <w:trPr>
-          <w:ins w:id="707" w:author="Millicent  Mufambi" w:date="2026-06-02T11:48:00Z" w16du:dateUtc="2026-06-02T09:48:00Z"/>
+          <w:ins w:id="779" w:author="Millicent  Mufambi" w:date="2026-06-02T12:54:00Z" w16du:dateUtc="2026-06-02T10:54:00Z"/>
         </w:trPr>
         <w:tc>
           <w:tcPr>
@@ -12287,10 +12689,10 @@
           <w:p>
             <w:pPr>
               <w:rPr>
-                <w:ins w:id="708" w:author="Millicent  Mufambi" w:date="2026-06-02T11:48:00Z" w16du:dateUtc="2026-06-02T09:48:00Z"/>
+                <w:ins w:id="780" w:author="Millicent  Mufambi" w:date="2026-06-02T12:54:00Z" w16du:dateUtc="2026-06-02T10:54:00Z"/>
               </w:rPr>
             </w:pPr>
-            <w:ins w:id="709" w:author="Millicent  Mufambi" w:date="2026-06-02T11:48:00Z" w16du:dateUtc="2026-06-02T09:48:00Z">
+            <w:ins w:id="781" w:author="Millicent  Mufambi" w:date="2026-06-02T12:54:00Z" w16du:dateUtc="2026-06-02T10:54:00Z">
               <w:r>
                 <w:t>reject2</w:t>
               </w:r>
@@ -12304,10 +12706,10 @@
           <w:p>
             <w:pPr>
               <w:rPr>
-                <w:ins w:id="710" w:author="Millicent  Mufambi" w:date="2026-06-02T11:48:00Z" w16du:dateUtc="2026-06-02T09:48:00Z"/>
+                <w:ins w:id="782" w:author="Millicent  Mufambi" w:date="2026-06-02T12:54:00Z" w16du:dateUtc="2026-06-02T10:54:00Z"/>
               </w:rPr>
             </w:pPr>
-            <w:ins w:id="711" w:author="Millicent  Mufambi" w:date="2026-06-02T11:48:00Z" w16du:dateUtc="2026-06-02T09:48:00Z">
+            <w:ins w:id="783" w:author="Millicent  Mufambi" w:date="2026-06-02T12:54:00Z" w16du:dateUtc="2026-06-02T10:54:00Z">
               <w:r>
                 <w:t>2 (= f)</w:t>
               </w:r>
@@ -12321,10 +12723,10 @@
           <w:p>
             <w:pPr>
               <w:rPr>
-                <w:ins w:id="712" w:author="Millicent  Mufambi" w:date="2026-06-02T11:48:00Z" w16du:dateUtc="2026-06-02T09:48:00Z"/>
+                <w:ins w:id="784" w:author="Millicent  Mufambi" w:date="2026-06-02T12:54:00Z" w16du:dateUtc="2026-06-02T10:54:00Z"/>
               </w:rPr>
             </w:pPr>
-            <w:ins w:id="713" w:author="Millicent  Mufambi" w:date="2026-06-02T11:48:00Z" w16du:dateUtc="2026-06-02T09:48:00Z">
+            <w:ins w:id="785" w:author="Millicent  Mufambi" w:date="2026-06-02T12:54:00Z" w16du:dateUtc="2026-06-02T10:54:00Z">
               <w:r>
                 <w:t>5/5</w:t>
               </w:r>
@@ -12338,10 +12740,10 @@
           <w:p>
             <w:pPr>
               <w:rPr>
-                <w:ins w:id="714" w:author="Millicent  Mufambi" w:date="2026-06-02T11:48:00Z" w16du:dateUtc="2026-06-02T09:48:00Z"/>
+                <w:ins w:id="786" w:author="Millicent  Mufambi" w:date="2026-06-02T12:54:00Z" w16du:dateUtc="2026-06-02T10:54:00Z"/>
               </w:rPr>
             </w:pPr>
-            <w:ins w:id="715" w:author="Millicent  Mufambi" w:date="2026-06-02T11:48:00Z" w16du:dateUtc="2026-06-02T09:48:00Z">
+            <w:ins w:id="787" w:author="Millicent  Mufambi" w:date="2026-06-02T12:54:00Z" w16du:dateUtc="2026-06-02T10:54:00Z">
               <w:r>
                 <w:t>5</w:t>
               </w:r>
@@ -12355,10 +12757,10 @@
           <w:p>
             <w:pPr>
               <w:rPr>
-                <w:ins w:id="716" w:author="Millicent  Mufambi" w:date="2026-06-02T11:48:00Z" w16du:dateUtc="2026-06-02T09:48:00Z"/>
+                <w:ins w:id="788" w:author="Millicent  Mufambi" w:date="2026-06-02T12:54:00Z" w16du:dateUtc="2026-06-02T10:54:00Z"/>
               </w:rPr>
             </w:pPr>
-            <w:ins w:id="717" w:author="Millicent  Mufambi" w:date="2026-06-02T11:48:00Z" w16du:dateUtc="2026-06-02T09:48:00Z">
+            <w:ins w:id="789" w:author="Millicent  Mufambi" w:date="2026-06-02T12:54:00Z" w16du:dateUtc="2026-06-02T10:54:00Z">
               <w:r>
                 <w:t>tolerated — quorum still met</w:t>
               </w:r>
@@ -12368,7 +12770,7 @@
       </w:tr>
       <w:tr>
         <w:trPr>
-          <w:ins w:id="718" w:author="Millicent  Mufambi" w:date="2026-06-02T11:48:00Z" w16du:dateUtc="2026-06-02T09:48:00Z"/>
+          <w:ins w:id="790" w:author="Millicent  Mufambi" w:date="2026-06-02T12:54:00Z" w16du:dateUtc="2026-06-02T10:54:00Z"/>
         </w:trPr>
         <w:tc>
           <w:tcPr>
@@ -12377,10 +12779,10 @@
           <w:p>
             <w:pPr>
               <w:rPr>
-                <w:ins w:id="719" w:author="Millicent  Mufambi" w:date="2026-06-02T11:48:00Z" w16du:dateUtc="2026-06-02T09:48:00Z"/>
+                <w:ins w:id="791" w:author="Millicent  Mufambi" w:date="2026-06-02T12:54:00Z" w16du:dateUtc="2026-06-02T10:54:00Z"/>
               </w:rPr>
             </w:pPr>
-            <w:ins w:id="720" w:author="Millicent  Mufambi" w:date="2026-06-02T11:48:00Z" w16du:dateUtc="2026-06-02T09:48:00Z">
+            <w:ins w:id="792" w:author="Millicent  Mufambi" w:date="2026-06-02T12:54:00Z" w16du:dateUtc="2026-06-02T10:54:00Z">
               <w:r>
                 <w:t>reject3</w:t>
               </w:r>
@@ -12394,10 +12796,10 @@
           <w:p>
             <w:pPr>
               <w:rPr>
-                <w:ins w:id="721" w:author="Millicent  Mufambi" w:date="2026-06-02T11:48:00Z" w16du:dateUtc="2026-06-02T09:48:00Z"/>
+                <w:ins w:id="793" w:author="Millicent  Mufambi" w:date="2026-06-02T12:54:00Z" w16du:dateUtc="2026-06-02T10:54:00Z"/>
               </w:rPr>
             </w:pPr>
-            <w:ins w:id="722" w:author="Millicent  Mufambi" w:date="2026-06-02T11:48:00Z" w16du:dateUtc="2026-06-02T09:48:00Z">
+            <w:ins w:id="794" w:author="Millicent  Mufambi" w:date="2026-06-02T12:54:00Z" w16du:dateUtc="2026-06-02T10:54:00Z">
               <w:r>
                 <w:t>3 (= f + 1)</w:t>
               </w:r>
@@ -12411,10 +12813,10 @@
           <w:p>
             <w:pPr>
               <w:rPr>
-                <w:ins w:id="723" w:author="Millicent  Mufambi" w:date="2026-06-02T11:48:00Z" w16du:dateUtc="2026-06-02T09:48:00Z"/>
+                <w:ins w:id="795" w:author="Millicent  Mufambi" w:date="2026-06-02T12:54:00Z" w16du:dateUtc="2026-06-02T10:54:00Z"/>
               </w:rPr>
             </w:pPr>
-            <w:ins w:id="724" w:author="Millicent  Mufambi" w:date="2026-06-02T11:48:00Z" w16du:dateUtc="2026-06-02T09:48:00Z">
+            <w:ins w:id="796" w:author="Millicent  Mufambi" w:date="2026-06-02T12:54:00Z" w16du:dateUtc="2026-06-02T10:54:00Z">
               <w:r>
                 <w:t>0/5</w:t>
               </w:r>
@@ -12428,10 +12830,10 @@
           <w:p>
             <w:pPr>
               <w:rPr>
-                <w:ins w:id="725" w:author="Millicent  Mufambi" w:date="2026-06-02T11:48:00Z" w16du:dateUtc="2026-06-02T09:48:00Z"/>
+                <w:ins w:id="797" w:author="Millicent  Mufambi" w:date="2026-06-02T12:54:00Z" w16du:dateUtc="2026-06-02T10:54:00Z"/>
               </w:rPr>
             </w:pPr>
-            <w:ins w:id="726" w:author="Millicent  Mufambi" w:date="2026-06-02T11:48:00Z" w16du:dateUtc="2026-06-02T09:48:00Z">
+            <w:ins w:id="798" w:author="Millicent  Mufambi" w:date="2026-06-02T12:54:00Z" w16du:dateUtc="2026-06-02T10:54:00Z">
               <w:r>
                 <w:t>4</w:t>
               </w:r>
@@ -12445,10 +12847,10 @@
           <w:p>
             <w:pPr>
               <w:rPr>
-                <w:ins w:id="727" w:author="Millicent  Mufambi" w:date="2026-06-02T11:48:00Z" w16du:dateUtc="2026-06-02T09:48:00Z"/>
+                <w:ins w:id="799" w:author="Millicent  Mufambi" w:date="2026-06-02T12:54:00Z" w16du:dateUtc="2026-06-02T10:54:00Z"/>
               </w:rPr>
             </w:pPr>
-            <w:ins w:id="728" w:author="Millicent  Mufambi" w:date="2026-06-02T11:48:00Z" w16du:dateUtc="2026-06-02T09:48:00Z">
+            <w:ins w:id="800" w:author="Millicent  Mufambi" w:date="2026-06-02T12:54:00Z" w16du:dateUtc="2026-06-02T10:54:00Z">
               <w:r>
                 <w:t>liveness breaks — quorum unreachable</w:t>
               </w:r>
@@ -12458,7 +12860,7 @@
       </w:tr>
       <w:tr>
         <w:trPr>
-          <w:ins w:id="729" w:author="Millicent  Mufambi" w:date="2026-06-02T11:48:00Z" w16du:dateUtc="2026-06-02T09:48:00Z"/>
+          <w:ins w:id="801" w:author="Millicent  Mufambi" w:date="2026-06-02T12:54:00Z" w16du:dateUtc="2026-06-02T10:54:00Z"/>
         </w:trPr>
         <w:tc>
           <w:tcPr>
@@ -12467,10 +12869,10 @@
           <w:p>
             <w:pPr>
               <w:rPr>
-                <w:ins w:id="730" w:author="Millicent  Mufambi" w:date="2026-06-02T11:48:00Z" w16du:dateUtc="2026-06-02T09:48:00Z"/>
+                <w:ins w:id="802" w:author="Millicent  Mufambi" w:date="2026-06-02T12:54:00Z" w16du:dateUtc="2026-06-02T10:54:00Z"/>
               </w:rPr>
             </w:pPr>
-            <w:ins w:id="731" w:author="Millicent  Mufambi" w:date="2026-06-02T11:48:00Z" w16du:dateUtc="2026-06-02T09:48:00Z">
+            <w:ins w:id="803" w:author="Millicent  Mufambi" w:date="2026-06-02T12:54:00Z" w16du:dateUtc="2026-06-02T10:54:00Z">
               <w:r>
                 <w:t>approve2</w:t>
               </w:r>
@@ -12484,10 +12886,10 @@
           <w:p>
             <w:pPr>
               <w:rPr>
-                <w:ins w:id="732" w:author="Millicent  Mufambi" w:date="2026-06-02T11:48:00Z" w16du:dateUtc="2026-06-02T09:48:00Z"/>
+                <w:ins w:id="804" w:author="Millicent  Mufambi" w:date="2026-06-02T12:54:00Z" w16du:dateUtc="2026-06-02T10:54:00Z"/>
               </w:rPr>
             </w:pPr>
-            <w:ins w:id="733" w:author="Millicent  Mufambi" w:date="2026-06-02T11:48:00Z" w16du:dateUtc="2026-06-02T09:48:00Z">
+            <w:ins w:id="805" w:author="Millicent  Mufambi" w:date="2026-06-02T12:54:00Z" w16du:dateUtc="2026-06-02T10:54:00Z">
               <w:r>
                 <w:t>2 (= f)</w:t>
               </w:r>
@@ -12501,10 +12903,10 @@
           <w:p>
             <w:pPr>
               <w:rPr>
-                <w:ins w:id="734" w:author="Millicent  Mufambi" w:date="2026-06-02T11:48:00Z" w16du:dateUtc="2026-06-02T09:48:00Z"/>
+                <w:ins w:id="806" w:author="Millicent  Mufambi" w:date="2026-06-02T12:54:00Z" w16du:dateUtc="2026-06-02T10:54:00Z"/>
               </w:rPr>
             </w:pPr>
-            <w:ins w:id="735" w:author="Millicent  Mufambi" w:date="2026-06-02T11:48:00Z" w16du:dateUtc="2026-06-02T09:48:00Z">
+            <w:ins w:id="807" w:author="Millicent  Mufambi" w:date="2026-06-02T12:54:00Z" w16du:dateUtc="2026-06-02T10:54:00Z">
               <w:r>
                 <w:t>5/5</w:t>
               </w:r>
@@ -12518,10 +12920,10 @@
           <w:p>
             <w:pPr>
               <w:rPr>
-                <w:ins w:id="736" w:author="Millicent  Mufambi" w:date="2026-06-02T11:48:00Z" w16du:dateUtc="2026-06-02T09:48:00Z"/>
+                <w:ins w:id="808" w:author="Millicent  Mufambi" w:date="2026-06-02T12:54:00Z" w16du:dateUtc="2026-06-02T10:54:00Z"/>
               </w:rPr>
             </w:pPr>
-            <w:ins w:id="737" w:author="Millicent  Mufambi" w:date="2026-06-02T11:48:00Z" w16du:dateUtc="2026-06-02T09:48:00Z">
+            <w:ins w:id="809" w:author="Millicent  Mufambi" w:date="2026-06-02T12:54:00Z" w16du:dateUtc="2026-06-02T10:54:00Z">
               <w:r>
                 <w:t>7</w:t>
               </w:r>
@@ -12535,10 +12937,10 @@
           <w:p>
             <w:pPr>
               <w:rPr>
-                <w:ins w:id="738" w:author="Millicent  Mufambi" w:date="2026-06-02T11:48:00Z" w16du:dateUtc="2026-06-02T09:48:00Z"/>
+                <w:ins w:id="810" w:author="Millicent  Mufambi" w:date="2026-06-02T12:54:00Z" w16du:dateUtc="2026-06-02T10:54:00Z"/>
               </w:rPr>
             </w:pPr>
-            <w:ins w:id="739" w:author="Millicent  Mufambi" w:date="2026-06-02T11:48:00Z" w16du:dateUtc="2026-06-02T09:48:00Z">
+            <w:ins w:id="811" w:author="Millicent  Mufambi" w:date="2026-06-02T12:54:00Z" w16du:dateUtc="2026-06-02T10:54:00Z">
               <w:r>
                 <w:t>safety holds</w:t>
               </w:r>
@@ -12548,7 +12950,7 @@
       </w:tr>
       <w:tr>
         <w:trPr>
-          <w:ins w:id="740" w:author="Millicent  Mufambi" w:date="2026-06-02T11:48:00Z" w16du:dateUtc="2026-06-02T09:48:00Z"/>
+          <w:ins w:id="812" w:author="Millicent  Mufambi" w:date="2026-06-02T12:54:00Z" w16du:dateUtc="2026-06-02T10:54:00Z"/>
         </w:trPr>
         <w:tc>
           <w:tcPr>
@@ -12557,10 +12959,10 @@
           <w:p>
             <w:pPr>
               <w:rPr>
-                <w:ins w:id="741" w:author="Millicent  Mufambi" w:date="2026-06-02T11:48:00Z" w16du:dateUtc="2026-06-02T09:48:00Z"/>
+                <w:ins w:id="813" w:author="Millicent  Mufambi" w:date="2026-06-02T12:54:00Z" w16du:dateUtc="2026-06-02T10:54:00Z"/>
               </w:rPr>
             </w:pPr>
-            <w:ins w:id="742" w:author="Millicent  Mufambi" w:date="2026-06-02T11:48:00Z" w16du:dateUtc="2026-06-02T09:48:00Z">
+            <w:ins w:id="814" w:author="Millicent  Mufambi" w:date="2026-06-02T12:54:00Z" w16du:dateUtc="2026-06-02T10:54:00Z">
               <w:r>
                 <w:t>approve3</w:t>
               </w:r>
@@ -12574,10 +12976,10 @@
           <w:p>
             <w:pPr>
               <w:rPr>
-                <w:ins w:id="743" w:author="Millicent  Mufambi" w:date="2026-06-02T11:48:00Z" w16du:dateUtc="2026-06-02T09:48:00Z"/>
+                <w:ins w:id="815" w:author="Millicent  Mufambi" w:date="2026-06-02T12:54:00Z" w16du:dateUtc="2026-06-02T10:54:00Z"/>
               </w:rPr>
             </w:pPr>
-            <w:ins w:id="744" w:author="Millicent  Mufambi" w:date="2026-06-02T11:48:00Z" w16du:dateUtc="2026-06-02T09:48:00Z">
+            <w:ins w:id="816" w:author="Millicent  Mufambi" w:date="2026-06-02T12:54:00Z" w16du:dateUtc="2026-06-02T10:54:00Z">
               <w:r>
                 <w:t>3 (= f + 1)</w:t>
               </w:r>
@@ -12591,10 +12993,10 @@
           <w:p>
             <w:pPr>
               <w:rPr>
-                <w:ins w:id="745" w:author="Millicent  Mufambi" w:date="2026-06-02T11:48:00Z" w16du:dateUtc="2026-06-02T09:48:00Z"/>
+                <w:ins w:id="817" w:author="Millicent  Mufambi" w:date="2026-06-02T12:54:00Z" w16du:dateUtc="2026-06-02T10:54:00Z"/>
               </w:rPr>
             </w:pPr>
-            <w:ins w:id="746" w:author="Millicent  Mufambi" w:date="2026-06-02T11:48:00Z" w16du:dateUtc="2026-06-02T09:48:00Z">
+            <w:ins w:id="818" w:author="Millicent  Mufambi" w:date="2026-06-02T12:54:00Z" w16du:dateUtc="2026-06-02T10:54:00Z">
               <w:r>
                 <w:t>5/5</w:t>
               </w:r>
@@ -12608,10 +13010,10 @@
           <w:p>
             <w:pPr>
               <w:rPr>
-                <w:ins w:id="747" w:author="Millicent  Mufambi" w:date="2026-06-02T11:48:00Z" w16du:dateUtc="2026-06-02T09:48:00Z"/>
+                <w:ins w:id="819" w:author="Millicent  Mufambi" w:date="2026-06-02T12:54:00Z" w16du:dateUtc="2026-06-02T10:54:00Z"/>
               </w:rPr>
             </w:pPr>
-            <w:ins w:id="748" w:author="Millicent  Mufambi" w:date="2026-06-02T11:48:00Z" w16du:dateUtc="2026-06-02T09:48:00Z">
+            <w:ins w:id="820" w:author="Millicent  Mufambi" w:date="2026-06-02T12:54:00Z" w16du:dateUtc="2026-06-02T10:54:00Z">
               <w:r>
                 <w:t>7</w:t>
               </w:r>
@@ -12625,10 +13027,10 @@
           <w:p>
             <w:pPr>
               <w:rPr>
-                <w:ins w:id="749" w:author="Millicent  Mufambi" w:date="2026-06-02T11:48:00Z" w16du:dateUtc="2026-06-02T09:48:00Z"/>
+                <w:ins w:id="821" w:author="Millicent  Mufambi" w:date="2026-06-02T12:54:00Z" w16du:dateUtc="2026-06-02T10:54:00Z"/>
               </w:rPr>
             </w:pPr>
-            <w:ins w:id="750" w:author="Millicent  Mufambi" w:date="2026-06-02T11:48:00Z" w16du:dateUtc="2026-06-02T09:48:00Z">
+            <w:ins w:id="822" w:author="Millicent  Mufambi" w:date="2026-06-02T12:54:00Z" w16du:dateUtc="2026-06-02T10:54:00Z">
               <w:r>
                 <w:t>formed (no bad fix to exploit)</w:t>
               </w:r>
@@ -12642,16 +13044,16 @@
         <w:spacing w:after="120"/>
         <w:jc w:val="both"/>
         <w:rPr>
-          <w:ins w:id="751" w:author="Millicent  Mufambi" w:date="2026-06-02T11:48:00Z" w16du:dateUtc="2026-06-02T09:48:00Z"/>
+          <w:ins w:id="823" w:author="Millicent  Mufambi" w:date="2026-06-02T12:54:00Z" w16du:dateUtc="2026-06-02T10:54:00Z"/>
         </w:rPr>
       </w:pPr>
-      <w:ins w:id="752" w:author="Millicent  Mufambi" w:date="2026-06-02T11:48:00Z" w16du:dateUtc="2026-06-02T09:48:00Z">
+      <w:ins w:id="824" w:author="Millicent  Mufambi" w:date="2026-06-02T12:54:00Z" w16du:dateUtc="2026-06-02T10:54:00Z">
         <w:r>
           <w:rPr>
             <w:noProof/>
           </w:rPr>
           <w:drawing>
-            <wp:inline distT="0" distB="0" distL="0" distR="0" wp14:anchorId="335CC711" wp14:editId="094DB630">
+            <wp:inline distT="0" distB="0" distL="0" distR="0" wp14:anchorId="38277D7B" wp14:editId="5E05A9E1">
               <wp:extent cx="5029200" cy="3335154"/>
               <wp:effectExtent l="0" t="0" r="0" b="0"/>
               <wp:docPr id="70320688" name="Picture 70320688"/>
@@ -12693,10 +13095,10 @@
         <w:spacing w:after="120"/>
         <w:jc w:val="both"/>
         <w:rPr>
-          <w:ins w:id="753" w:author="Millicent  Mufambi" w:date="2026-06-02T11:48:00Z" w16du:dateUtc="2026-06-02T09:48:00Z"/>
+          <w:ins w:id="825" w:author="Millicent  Mufambi" w:date="2026-06-02T12:54:00Z" w16du:dateUtc="2026-06-02T10:54:00Z"/>
         </w:rPr>
       </w:pPr>
-      <w:ins w:id="754" w:author="Millicent  Mufambi" w:date="2026-06-02T11:48:00Z" w16du:dateUtc="2026-06-02T09:48:00Z">
+      <w:ins w:id="826" w:author="Millicent  Mufambi" w:date="2026-06-02T12:54:00Z" w16du:dateUtc="2026-06-02T10:54:00Z">
         <w:r>
           <w:t>Figure 6. Prepare votes versus injected Byzantine rejecters at f = 2 (n = 7, quorum = 5). The vote count falls 7, 5, 4 as faults rise 0, 2, 3; at f + 1 = 3 faults the honest votes (4) drop below the quorum (5) and consensus provably cannot form, confirming the tolerance bound is exactly f.</w:t>
         </w:r>
@@ -12707,10 +13109,10 @@
         <w:spacing w:after="120"/>
         <w:jc w:val="both"/>
         <w:rPr>
-          <w:ins w:id="755" w:author="Millicent  Mufambi" w:date="2026-06-02T11:48:00Z" w16du:dateUtc="2026-06-02T09:48:00Z"/>
+          <w:ins w:id="827" w:author="Millicent  Mufambi" w:date="2026-06-02T12:54:00Z" w16du:dateUtc="2026-06-02T10:54:00Z"/>
         </w:rPr>
       </w:pPr>
-      <w:ins w:id="756" w:author="Millicent  Mufambi" w:date="2026-06-02T11:48:00Z" w16du:dateUtc="2026-06-02T09:48:00Z">
+      <w:ins w:id="828" w:author="Millicent  Mufambi" w:date="2026-06-02T12:54:00Z" w16du:dateUtc="2026-06-02T10:54:00Z">
         <w:r>
           <w:rPr>
             <w:b/>
@@ -12724,10 +13126,10 @@
         <w:spacing w:after="120"/>
         <w:jc w:val="both"/>
         <w:rPr>
-          <w:ins w:id="757" w:author="Millicent  Mufambi" w:date="2026-06-02T11:48:00Z" w16du:dateUtc="2026-06-02T09:48:00Z"/>
+          <w:ins w:id="829" w:author="Millicent  Mufambi" w:date="2026-06-02T12:54:00Z" w16du:dateUtc="2026-06-02T10:54:00Z"/>
         </w:rPr>
       </w:pPr>
-      <w:ins w:id="758" w:author="Millicent  Mufambi" w:date="2026-06-02T11:48:00Z" w16du:dateUtc="2026-06-02T09:48:00Z">
+      <w:ins w:id="830" w:author="Millicent  Mufambi" w:date="2026-06-02T12:54:00Z" w16du:dateUtc="2026-06-02T10:54:00Z">
         <w:r>
           <w:t>The fault-injection runs above (Sections 6.6, 6.13) corrupt how a validator votes, which a majority quorum masks; they do not exercise the failure the Byzantine Generals problem is named for, a participant that lies inconsistently, telling different things to different peers. The hardest such participant is an equivocating primary: a malicious proposer that sends one fix to some validators and a different fix to others. To test this directly we built an independent-replica realisation of the protocol in whi</w:t>
         </w:r>
@@ -12741,10 +13143,10 @@
         <w:spacing w:after="120"/>
         <w:jc w:val="both"/>
         <w:rPr>
-          <w:ins w:id="759" w:author="Millicent  Mufambi" w:date="2026-06-02T11:48:00Z" w16du:dateUtc="2026-06-02T09:48:00Z"/>
+          <w:ins w:id="831" w:author="Millicent  Mufambi" w:date="2026-06-02T12:54:00Z" w16du:dateUtc="2026-06-02T10:54:00Z"/>
         </w:rPr>
       </w:pPr>
-      <w:ins w:id="760" w:author="Millicent  Mufambi" w:date="2026-06-02T11:48:00Z" w16du:dateUtc="2026-06-02T09:48:00Z">
+      <w:ins w:id="832" w:author="Millicent  Mufambi" w:date="2026-06-02T12:54:00Z" w16du:dateUtc="2026-06-02T10:54:00Z">
         <w:r>
           <w:t>Table 13 reports eight scenarios under both schemes. Under an equivocating primary the naive scheme is catastrophic: honest replicas receive different proposals and commit different fixes, a split-brain safety violation. The protocol prevents this — committing requires a 2f + 1 quorum certificate on a single digest, and any two such quorums share an honest replica that will not certify two different digests for the same slot, so no two honest replicas ever commit different fixes (Figure 7). It correctly mak</w:t>
         </w:r>
@@ -12758,10 +13160,10 @@
         <w:spacing w:after="120"/>
         <w:jc w:val="both"/>
         <w:rPr>
-          <w:ins w:id="761" w:author="Millicent  Mufambi" w:date="2026-06-02T11:48:00Z" w16du:dateUtc="2026-06-02T09:48:00Z"/>
+          <w:ins w:id="833" w:author="Millicent  Mufambi" w:date="2026-06-02T12:54:00Z" w16du:dateUtc="2026-06-02T10:54:00Z"/>
         </w:rPr>
       </w:pPr>
-      <w:ins w:id="762" w:author="Millicent  Mufambi" w:date="2026-06-02T11:48:00Z" w16du:dateUtc="2026-06-02T09:48:00Z">
+      <w:ins w:id="834" w:author="Millicent  Mufambi" w:date="2026-06-02T12:54:00Z" w16du:dateUtc="2026-06-02T10:54:00Z">
         <w:r>
           <w:t xml:space="preserve">This is the demonstration that earns the Byzantine-fault-tolerant claim: the protocol preserves safety under the defining Byzantine fault, the equivocating primary, where naive voting fails. We are explicit about scope. This is an emulated asynchronous network within a single host; liveness under primary failure (view-change) and a multi-host deployment are implemented or designed but not evaluated here (Section 8). The demonstration concerns the consensus layer; the quality of the LLM-generated repairs it </w:t>
         </w:r>
@@ -12775,10 +13177,10 @@
         <w:spacing w:after="120"/>
         <w:jc w:val="both"/>
         <w:rPr>
-          <w:ins w:id="763" w:author="Millicent  Mufambi" w:date="2026-06-02T11:48:00Z" w16du:dateUtc="2026-06-02T09:48:00Z"/>
+          <w:ins w:id="835" w:author="Millicent  Mufambi" w:date="2026-06-02T12:54:00Z" w16du:dateUtc="2026-06-02T10:54:00Z"/>
         </w:rPr>
       </w:pPr>
-      <w:ins w:id="764" w:author="Millicent  Mufambi" w:date="2026-06-02T11:48:00Z" w16du:dateUtc="2026-06-02T09:48:00Z">
+      <w:ins w:id="836" w:author="Millicent  Mufambi" w:date="2026-06-02T12:54:00Z" w16du:dateUtc="2026-06-02T10:54:00Z">
         <w:r>
           <w:t>Table 13</w:t>
         </w:r>
@@ -12789,10 +13191,10 @@
         <w:spacing w:after="120"/>
         <w:jc w:val="both"/>
         <w:rPr>
-          <w:ins w:id="765" w:author="Millicent  Mufambi" w:date="2026-06-02T11:48:00Z" w16du:dateUtc="2026-06-02T09:48:00Z"/>
+          <w:ins w:id="837" w:author="Millicent  Mufambi" w:date="2026-06-02T12:54:00Z" w16du:dateUtc="2026-06-02T10:54:00Z"/>
         </w:rPr>
       </w:pPr>
-      <w:ins w:id="766" w:author="Millicent  Mufambi" w:date="2026-06-02T11:48:00Z" w16du:dateUtc="2026-06-02T09:48:00Z">
+      <w:ins w:id="838" w:author="Millicent  Mufambi" w:date="2026-06-02T12:54:00Z" w16du:dateUtc="2026-06-02T10:54:00Z">
         <w:r>
           <w:t>BYZANTINE SCENARIOS: NAIVE PROPOSAL-TRUST vs GENUINE PBFT (FOUR INDEPENDENT REPLICAS, f = 1, QUORUM = 3)</w:t>
         </w:r>
@@ -12811,7 +13213,7 @@
       </w:tblGrid>
       <w:tr>
         <w:trPr>
-          <w:ins w:id="767" w:author="Millicent  Mufambi" w:date="2026-06-02T11:48:00Z" w16du:dateUtc="2026-06-02T09:48:00Z"/>
+          <w:ins w:id="839" w:author="Millicent  Mufambi" w:date="2026-06-02T12:54:00Z" w16du:dateUtc="2026-06-02T10:54:00Z"/>
         </w:trPr>
         <w:tc>
           <w:tcPr>
@@ -12820,10 +13222,10 @@
           <w:p>
             <w:pPr>
               <w:rPr>
-                <w:ins w:id="768" w:author="Millicent  Mufambi" w:date="2026-06-02T11:48:00Z" w16du:dateUtc="2026-06-02T09:48:00Z"/>
+                <w:ins w:id="840" w:author="Millicent  Mufambi" w:date="2026-06-02T12:54:00Z" w16du:dateUtc="2026-06-02T10:54:00Z"/>
               </w:rPr>
             </w:pPr>
-            <w:ins w:id="769" w:author="Millicent  Mufambi" w:date="2026-06-02T11:48:00Z" w16du:dateUtc="2026-06-02T09:48:00Z">
+            <w:ins w:id="841" w:author="Millicent  Mufambi" w:date="2026-06-02T12:54:00Z" w16du:dateUtc="2026-06-02T10:54:00Z">
               <w:r>
                 <w:rPr>
                   <w:b/>
@@ -12840,10 +13242,10 @@
           <w:p>
             <w:pPr>
               <w:rPr>
-                <w:ins w:id="770" w:author="Millicent  Mufambi" w:date="2026-06-02T11:48:00Z" w16du:dateUtc="2026-06-02T09:48:00Z"/>
+                <w:ins w:id="842" w:author="Millicent  Mufambi" w:date="2026-06-02T12:54:00Z" w16du:dateUtc="2026-06-02T10:54:00Z"/>
               </w:rPr>
             </w:pPr>
-            <w:ins w:id="771" w:author="Millicent  Mufambi" w:date="2026-06-02T11:48:00Z" w16du:dateUtc="2026-06-02T09:48:00Z">
+            <w:ins w:id="843" w:author="Millicent  Mufambi" w:date="2026-06-02T12:54:00Z" w16du:dateUtc="2026-06-02T10:54:00Z">
               <w:r>
                 <w:rPr>
                   <w:b/>
@@ -12860,10 +13262,10 @@
           <w:p>
             <w:pPr>
               <w:rPr>
-                <w:ins w:id="772" w:author="Millicent  Mufambi" w:date="2026-06-02T11:48:00Z" w16du:dateUtc="2026-06-02T09:48:00Z"/>
+                <w:ins w:id="844" w:author="Millicent  Mufambi" w:date="2026-06-02T12:54:00Z" w16du:dateUtc="2026-06-02T10:54:00Z"/>
               </w:rPr>
             </w:pPr>
-            <w:ins w:id="773" w:author="Millicent  Mufambi" w:date="2026-06-02T11:48:00Z" w16du:dateUtc="2026-06-02T09:48:00Z">
+            <w:ins w:id="845" w:author="Millicent  Mufambi" w:date="2026-06-02T12:54:00Z" w16du:dateUtc="2026-06-02T10:54:00Z">
               <w:r>
                 <w:rPr>
                   <w:b/>
@@ -12876,7 +13278,7 @@
       </w:tr>
       <w:tr>
         <w:trPr>
-          <w:ins w:id="774" w:author="Millicent  Mufambi" w:date="2026-06-02T11:48:00Z" w16du:dateUtc="2026-06-02T09:48:00Z"/>
+          <w:ins w:id="846" w:author="Millicent  Mufambi" w:date="2026-06-02T12:54:00Z" w16du:dateUtc="2026-06-02T10:54:00Z"/>
         </w:trPr>
         <w:tc>
           <w:tcPr>
@@ -12885,10 +13287,10 @@
           <w:p>
             <w:pPr>
               <w:rPr>
-                <w:ins w:id="775" w:author="Millicent  Mufambi" w:date="2026-06-02T11:48:00Z" w16du:dateUtc="2026-06-02T09:48:00Z"/>
+                <w:ins w:id="847" w:author="Millicent  Mufambi" w:date="2026-06-02T12:54:00Z" w16du:dateUtc="2026-06-02T10:54:00Z"/>
               </w:rPr>
             </w:pPr>
-            <w:ins w:id="776" w:author="Millicent  Mufambi" w:date="2026-06-02T11:48:00Z" w16du:dateUtc="2026-06-02T09:48:00Z">
+            <w:ins w:id="848" w:author="Millicent  Mufambi" w:date="2026-06-02T12:54:00Z" w16du:dateUtc="2026-06-02T10:54:00Z">
               <w:r>
                 <w:t>Honest primary, no faults</w:t>
               </w:r>
@@ -12902,10 +13304,10 @@
           <w:p>
             <w:pPr>
               <w:rPr>
-                <w:ins w:id="777" w:author="Millicent  Mufambi" w:date="2026-06-02T11:48:00Z" w16du:dateUtc="2026-06-02T09:48:00Z"/>
+                <w:ins w:id="849" w:author="Millicent  Mufambi" w:date="2026-06-02T12:54:00Z" w16du:dateUtc="2026-06-02T10:54:00Z"/>
               </w:rPr>
             </w:pPr>
-            <w:ins w:id="778" w:author="Millicent  Mufambi" w:date="2026-06-02T11:48:00Z" w16du:dateUtc="2026-06-02T09:48:00Z">
+            <w:ins w:id="850" w:author="Millicent  Mufambi" w:date="2026-06-02T12:54:00Z" w16du:dateUtc="2026-06-02T10:54:00Z">
               <w:r>
                 <w:t>agreed + progress</w:t>
               </w:r>
@@ -12919,10 +13321,10 @@
           <w:p>
             <w:pPr>
               <w:rPr>
-                <w:ins w:id="779" w:author="Millicent  Mufambi" w:date="2026-06-02T11:48:00Z" w16du:dateUtc="2026-06-02T09:48:00Z"/>
+                <w:ins w:id="851" w:author="Millicent  Mufambi" w:date="2026-06-02T12:54:00Z" w16du:dateUtc="2026-06-02T10:54:00Z"/>
               </w:rPr>
             </w:pPr>
-            <w:ins w:id="780" w:author="Millicent  Mufambi" w:date="2026-06-02T11:48:00Z" w16du:dateUtc="2026-06-02T09:48:00Z">
+            <w:ins w:id="852" w:author="Millicent  Mufambi" w:date="2026-06-02T12:54:00Z" w16du:dateUtc="2026-06-02T10:54:00Z">
               <w:r>
                 <w:t>agreed + progress</w:t>
               </w:r>
@@ -12932,7 +13334,7 @@
       </w:tr>
       <w:tr>
         <w:trPr>
-          <w:ins w:id="781" w:author="Millicent  Mufambi" w:date="2026-06-02T11:48:00Z" w16du:dateUtc="2026-06-02T09:48:00Z"/>
+          <w:ins w:id="853" w:author="Millicent  Mufambi" w:date="2026-06-02T12:54:00Z" w16du:dateUtc="2026-06-02T10:54:00Z"/>
         </w:trPr>
         <w:tc>
           <w:tcPr>
@@ -12941,10 +13343,10 @@
           <w:p>
             <w:pPr>
               <w:rPr>
-                <w:ins w:id="782" w:author="Millicent  Mufambi" w:date="2026-06-02T11:48:00Z" w16du:dateUtc="2026-06-02T09:48:00Z"/>
+                <w:ins w:id="854" w:author="Millicent  Mufambi" w:date="2026-06-02T12:54:00Z" w16du:dateUtc="2026-06-02T10:54:00Z"/>
               </w:rPr>
             </w:pPr>
-            <w:ins w:id="783" w:author="Millicent  Mufambi" w:date="2026-06-02T11:48:00Z" w16du:dateUtc="2026-06-02T09:48:00Z">
+            <w:ins w:id="855" w:author="Millicent  Mufambi" w:date="2026-06-02T12:54:00Z" w16du:dateUtc="2026-06-02T10:54:00Z">
               <w:r>
                 <w:t>f = 1 replica crashed</w:t>
               </w:r>
@@ -12958,10 +13360,10 @@
           <w:p>
             <w:pPr>
               <w:rPr>
-                <w:ins w:id="784" w:author="Millicent  Mufambi" w:date="2026-06-02T11:48:00Z" w16du:dateUtc="2026-06-02T09:48:00Z"/>
+                <w:ins w:id="856" w:author="Millicent  Mufambi" w:date="2026-06-02T12:54:00Z" w16du:dateUtc="2026-06-02T10:54:00Z"/>
               </w:rPr>
             </w:pPr>
-            <w:ins w:id="785" w:author="Millicent  Mufambi" w:date="2026-06-02T11:48:00Z" w16du:dateUtc="2026-06-02T09:48:00Z">
+            <w:ins w:id="857" w:author="Millicent  Mufambi" w:date="2026-06-02T12:54:00Z" w16du:dateUtc="2026-06-02T10:54:00Z">
               <w:r>
                 <w:t>agreed + progress</w:t>
               </w:r>
@@ -12975,10 +13377,10 @@
           <w:p>
             <w:pPr>
               <w:rPr>
-                <w:ins w:id="786" w:author="Millicent  Mufambi" w:date="2026-06-02T11:48:00Z" w16du:dateUtc="2026-06-02T09:48:00Z"/>
+                <w:ins w:id="858" w:author="Millicent  Mufambi" w:date="2026-06-02T12:54:00Z" w16du:dateUtc="2026-06-02T10:54:00Z"/>
               </w:rPr>
             </w:pPr>
-            <w:ins w:id="787" w:author="Millicent  Mufambi" w:date="2026-06-02T11:48:00Z" w16du:dateUtc="2026-06-02T09:48:00Z">
+            <w:ins w:id="859" w:author="Millicent  Mufambi" w:date="2026-06-02T12:54:00Z" w16du:dateUtc="2026-06-02T10:54:00Z">
               <w:r>
                 <w:t>agreed + progress</w:t>
               </w:r>
@@ -12988,7 +13390,7 @@
       </w:tr>
       <w:tr>
         <w:trPr>
-          <w:ins w:id="788" w:author="Millicent  Mufambi" w:date="2026-06-02T11:48:00Z" w16du:dateUtc="2026-06-02T09:48:00Z"/>
+          <w:ins w:id="860" w:author="Millicent  Mufambi" w:date="2026-06-02T12:54:00Z" w16du:dateUtc="2026-06-02T10:54:00Z"/>
         </w:trPr>
         <w:tc>
           <w:tcPr>
@@ -12997,10 +13399,10 @@
           <w:p>
             <w:pPr>
               <w:rPr>
-                <w:ins w:id="789" w:author="Millicent  Mufambi" w:date="2026-06-02T11:48:00Z" w16du:dateUtc="2026-06-02T09:48:00Z"/>
+                <w:ins w:id="861" w:author="Millicent  Mufambi" w:date="2026-06-02T12:54:00Z" w16du:dateUtc="2026-06-02T10:54:00Z"/>
               </w:rPr>
             </w:pPr>
-            <w:ins w:id="790" w:author="Millicent  Mufambi" w:date="2026-06-02T11:48:00Z" w16du:dateUtc="2026-06-02T09:48:00Z">
+            <w:ins w:id="862" w:author="Millicent  Mufambi" w:date="2026-06-02T12:54:00Z" w16du:dateUtc="2026-06-02T10:54:00Z">
               <w:r>
                 <w:t>f + 1 = 2 replicas crashed</w:t>
               </w:r>
@@ -13014,10 +13416,10 @@
           <w:p>
             <w:pPr>
               <w:rPr>
-                <w:ins w:id="791" w:author="Millicent  Mufambi" w:date="2026-06-02T11:48:00Z" w16du:dateUtc="2026-06-02T09:48:00Z"/>
+                <w:ins w:id="863" w:author="Millicent  Mufambi" w:date="2026-06-02T12:54:00Z" w16du:dateUtc="2026-06-02T10:54:00Z"/>
               </w:rPr>
             </w:pPr>
-            <w:ins w:id="792" w:author="Millicent  Mufambi" w:date="2026-06-02T11:48:00Z" w16du:dateUtc="2026-06-02T09:48:00Z">
+            <w:ins w:id="864" w:author="Millicent  Mufambi" w:date="2026-06-02T12:54:00Z" w16du:dateUtc="2026-06-02T10:54:00Z">
               <w:r>
                 <w:t>progresses (uncertified)</w:t>
               </w:r>
@@ -13031,10 +13433,10 @@
           <w:p>
             <w:pPr>
               <w:rPr>
-                <w:ins w:id="793" w:author="Millicent  Mufambi" w:date="2026-06-02T11:48:00Z" w16du:dateUtc="2026-06-02T09:48:00Z"/>
+                <w:ins w:id="865" w:author="Millicent  Mufambi" w:date="2026-06-02T12:54:00Z" w16du:dateUtc="2026-06-02T10:54:00Z"/>
               </w:rPr>
             </w:pPr>
-            <w:ins w:id="794" w:author="Millicent  Mufambi" w:date="2026-06-02T11:48:00Z" w16du:dateUtc="2026-06-02T09:48:00Z">
+            <w:ins w:id="866" w:author="Millicent  Mufambi" w:date="2026-06-02T12:54:00Z" w16du:dateUtc="2026-06-02T10:54:00Z">
               <w:r>
                 <w:t>safe, no progress</w:t>
               </w:r>
@@ -13044,7 +13446,7 @@
       </w:tr>
       <w:tr>
         <w:trPr>
-          <w:ins w:id="795" w:author="Millicent  Mufambi" w:date="2026-06-02T11:48:00Z" w16du:dateUtc="2026-06-02T09:48:00Z"/>
+          <w:ins w:id="867" w:author="Millicent  Mufambi" w:date="2026-06-02T12:54:00Z" w16du:dateUtc="2026-06-02T10:54:00Z"/>
         </w:trPr>
         <w:tc>
           <w:tcPr>
@@ -13053,10 +13455,10 @@
           <w:p>
             <w:pPr>
               <w:rPr>
-                <w:ins w:id="796" w:author="Millicent  Mufambi" w:date="2026-06-02T11:48:00Z" w16du:dateUtc="2026-06-02T09:48:00Z"/>
+                <w:ins w:id="868" w:author="Millicent  Mufambi" w:date="2026-06-02T12:54:00Z" w16du:dateUtc="2026-06-02T10:54:00Z"/>
               </w:rPr>
             </w:pPr>
-            <w:ins w:id="797" w:author="Millicent  Mufambi" w:date="2026-06-02T11:48:00Z" w16du:dateUtc="2026-06-02T09:48:00Z">
+            <w:ins w:id="869" w:author="Millicent  Mufambi" w:date="2026-06-02T12:54:00Z" w16du:dateUtc="2026-06-02T10:54:00Z">
               <w:r>
                 <w:t>Validator sends conflicting votes</w:t>
               </w:r>
@@ -13070,10 +13472,10 @@
           <w:p>
             <w:pPr>
               <w:rPr>
-                <w:ins w:id="798" w:author="Millicent  Mufambi" w:date="2026-06-02T11:48:00Z" w16du:dateUtc="2026-06-02T09:48:00Z"/>
+                <w:ins w:id="870" w:author="Millicent  Mufambi" w:date="2026-06-02T12:54:00Z" w16du:dateUtc="2026-06-02T10:54:00Z"/>
               </w:rPr>
             </w:pPr>
-            <w:ins w:id="799" w:author="Millicent  Mufambi" w:date="2026-06-02T11:48:00Z" w16du:dateUtc="2026-06-02T09:48:00Z">
+            <w:ins w:id="871" w:author="Millicent  Mufambi" w:date="2026-06-02T12:54:00Z" w16du:dateUtc="2026-06-02T10:54:00Z">
               <w:r>
                 <w:t>agreed + progress</w:t>
               </w:r>
@@ -13087,10 +13489,10 @@
           <w:p>
             <w:pPr>
               <w:rPr>
-                <w:ins w:id="800" w:author="Millicent  Mufambi" w:date="2026-06-02T11:48:00Z" w16du:dateUtc="2026-06-02T09:48:00Z"/>
+                <w:ins w:id="872" w:author="Millicent  Mufambi" w:date="2026-06-02T12:54:00Z" w16du:dateUtc="2026-06-02T10:54:00Z"/>
               </w:rPr>
             </w:pPr>
-            <w:ins w:id="801" w:author="Millicent  Mufambi" w:date="2026-06-02T11:48:00Z" w16du:dateUtc="2026-06-02T09:48:00Z">
+            <w:ins w:id="873" w:author="Millicent  Mufambi" w:date="2026-06-02T12:54:00Z" w16du:dateUtc="2026-06-02T10:54:00Z">
               <w:r>
                 <w:t>agreed + progress</w:t>
               </w:r>
@@ -13100,7 +13502,7 @@
       </w:tr>
       <w:tr>
         <w:trPr>
-          <w:ins w:id="802" w:author="Millicent  Mufambi" w:date="2026-06-02T11:48:00Z" w16du:dateUtc="2026-06-02T09:48:00Z"/>
+          <w:ins w:id="874" w:author="Millicent  Mufambi" w:date="2026-06-02T12:54:00Z" w16du:dateUtc="2026-06-02T10:54:00Z"/>
         </w:trPr>
         <w:tc>
           <w:tcPr>
@@ -13109,10 +13511,10 @@
           <w:p>
             <w:pPr>
               <w:rPr>
-                <w:ins w:id="803" w:author="Millicent  Mufambi" w:date="2026-06-02T11:48:00Z" w16du:dateUtc="2026-06-02T09:48:00Z"/>
+                <w:ins w:id="875" w:author="Millicent  Mufambi" w:date="2026-06-02T12:54:00Z" w16du:dateUtc="2026-06-02T10:54:00Z"/>
               </w:rPr>
             </w:pPr>
-            <w:ins w:id="804" w:author="Millicent  Mufambi" w:date="2026-06-02T11:48:00Z" w16du:dateUtc="2026-06-02T09:48:00Z">
+            <w:ins w:id="876" w:author="Millicent  Mufambi" w:date="2026-06-02T12:54:00Z" w16du:dateUtc="2026-06-02T10:54:00Z">
               <w:r>
                 <w:t>Validator forges others' messages</w:t>
               </w:r>
@@ -13126,10 +13528,10 @@
           <w:p>
             <w:pPr>
               <w:rPr>
-                <w:ins w:id="805" w:author="Millicent  Mufambi" w:date="2026-06-02T11:48:00Z" w16du:dateUtc="2026-06-02T09:48:00Z"/>
+                <w:ins w:id="877" w:author="Millicent  Mufambi" w:date="2026-06-02T12:54:00Z" w16du:dateUtc="2026-06-02T10:54:00Z"/>
               </w:rPr>
             </w:pPr>
-            <w:ins w:id="806" w:author="Millicent  Mufambi" w:date="2026-06-02T11:48:00Z" w16du:dateUtc="2026-06-02T09:48:00Z">
+            <w:ins w:id="878" w:author="Millicent  Mufambi" w:date="2026-06-02T12:54:00Z" w16du:dateUtc="2026-06-02T10:54:00Z">
               <w:r>
                 <w:t>agreed (forgeries rejected)</w:t>
               </w:r>
@@ -13143,10 +13545,10 @@
           <w:p>
             <w:pPr>
               <w:rPr>
-                <w:ins w:id="807" w:author="Millicent  Mufambi" w:date="2026-06-02T11:48:00Z" w16du:dateUtc="2026-06-02T09:48:00Z"/>
+                <w:ins w:id="879" w:author="Millicent  Mufambi" w:date="2026-06-02T12:54:00Z" w16du:dateUtc="2026-06-02T10:54:00Z"/>
               </w:rPr>
             </w:pPr>
-            <w:ins w:id="808" w:author="Millicent  Mufambi" w:date="2026-06-02T11:48:00Z" w16du:dateUtc="2026-06-02T09:48:00Z">
+            <w:ins w:id="880" w:author="Millicent  Mufambi" w:date="2026-06-02T12:54:00Z" w16du:dateUtc="2026-06-02T10:54:00Z">
               <w:r>
                 <w:t>agreed (forgeries rejected)</w:t>
               </w:r>
@@ -13156,7 +13558,7 @@
       </w:tr>
       <w:tr>
         <w:trPr>
-          <w:ins w:id="809" w:author="Millicent  Mufambi" w:date="2026-06-02T11:48:00Z" w16du:dateUtc="2026-06-02T09:48:00Z"/>
+          <w:ins w:id="881" w:author="Millicent  Mufambi" w:date="2026-06-02T12:54:00Z" w16du:dateUtc="2026-06-02T10:54:00Z"/>
         </w:trPr>
         <w:tc>
           <w:tcPr>
@@ -13165,10 +13567,10 @@
           <w:p>
             <w:pPr>
               <w:rPr>
-                <w:ins w:id="810" w:author="Millicent  Mufambi" w:date="2026-06-02T11:48:00Z" w16du:dateUtc="2026-06-02T09:48:00Z"/>
+                <w:ins w:id="882" w:author="Millicent  Mufambi" w:date="2026-06-02T12:54:00Z" w16du:dateUtc="2026-06-02T10:54:00Z"/>
               </w:rPr>
             </w:pPr>
-            <w:ins w:id="811" w:author="Millicent  Mufambi" w:date="2026-06-02T11:48:00Z" w16du:dateUtc="2026-06-02T09:48:00Z">
+            <w:ins w:id="883" w:author="Millicent  Mufambi" w:date="2026-06-02T12:54:00Z" w16du:dateUtc="2026-06-02T10:54:00Z">
               <w:r>
                 <w:t>Network partition (no heal)</w:t>
               </w:r>
@@ -13182,10 +13584,10 @@
           <w:p>
             <w:pPr>
               <w:rPr>
-                <w:ins w:id="812" w:author="Millicent  Mufambi" w:date="2026-06-02T11:48:00Z" w16du:dateUtc="2026-06-02T09:48:00Z"/>
+                <w:ins w:id="884" w:author="Millicent  Mufambi" w:date="2026-06-02T12:54:00Z" w16du:dateUtc="2026-06-02T10:54:00Z"/>
               </w:rPr>
             </w:pPr>
-            <w:ins w:id="813" w:author="Millicent  Mufambi" w:date="2026-06-02T11:48:00Z" w16du:dateUtc="2026-06-02T09:48:00Z">
+            <w:ins w:id="885" w:author="Millicent  Mufambi" w:date="2026-06-02T12:54:00Z" w16du:dateUtc="2026-06-02T10:54:00Z">
               <w:r>
                 <w:t>progresses (uncertified)</w:t>
               </w:r>
@@ -13199,10 +13601,10 @@
           <w:p>
             <w:pPr>
               <w:rPr>
-                <w:ins w:id="814" w:author="Millicent  Mufambi" w:date="2026-06-02T11:48:00Z" w16du:dateUtc="2026-06-02T09:48:00Z"/>
+                <w:ins w:id="886" w:author="Millicent  Mufambi" w:date="2026-06-02T12:54:00Z" w16du:dateUtc="2026-06-02T10:54:00Z"/>
               </w:rPr>
             </w:pPr>
-            <w:ins w:id="815" w:author="Millicent  Mufambi" w:date="2026-06-02T11:48:00Z" w16du:dateUtc="2026-06-02T09:48:00Z">
+            <w:ins w:id="887" w:author="Millicent  Mufambi" w:date="2026-06-02T12:54:00Z" w16du:dateUtc="2026-06-02T10:54:00Z">
               <w:r>
                 <w:t>safe, no progress</w:t>
               </w:r>
@@ -13212,7 +13614,7 @@
       </w:tr>
       <w:tr>
         <w:trPr>
-          <w:ins w:id="816" w:author="Millicent  Mufambi" w:date="2026-06-02T11:48:00Z" w16du:dateUtc="2026-06-02T09:48:00Z"/>
+          <w:ins w:id="888" w:author="Millicent  Mufambi" w:date="2026-06-02T12:54:00Z" w16du:dateUtc="2026-06-02T10:54:00Z"/>
         </w:trPr>
         <w:tc>
           <w:tcPr>
@@ -13221,10 +13623,10 @@
           <w:p>
             <w:pPr>
               <w:rPr>
-                <w:ins w:id="817" w:author="Millicent  Mufambi" w:date="2026-06-02T11:48:00Z" w16du:dateUtc="2026-06-02T09:48:00Z"/>
+                <w:ins w:id="889" w:author="Millicent  Mufambi" w:date="2026-06-02T12:54:00Z" w16du:dateUtc="2026-06-02T10:54:00Z"/>
               </w:rPr>
             </w:pPr>
-            <w:ins w:id="818" w:author="Millicent  Mufambi" w:date="2026-06-02T11:48:00Z" w16du:dateUtc="2026-06-02T09:48:00Z">
+            <w:ins w:id="890" w:author="Millicent  Mufambi" w:date="2026-06-02T12:54:00Z" w16du:dateUtc="2026-06-02T10:54:00Z">
               <w:r>
                 <w:t>Network partition, then healed</w:t>
               </w:r>
@@ -13238,10 +13640,10 @@
           <w:p>
             <w:pPr>
               <w:rPr>
-                <w:ins w:id="819" w:author="Millicent  Mufambi" w:date="2026-06-02T11:48:00Z" w16du:dateUtc="2026-06-02T09:48:00Z"/>
+                <w:ins w:id="891" w:author="Millicent  Mufambi" w:date="2026-06-02T12:54:00Z" w16du:dateUtc="2026-06-02T10:54:00Z"/>
               </w:rPr>
             </w:pPr>
-            <w:ins w:id="820" w:author="Millicent  Mufambi" w:date="2026-06-02T11:48:00Z" w16du:dateUtc="2026-06-02T09:48:00Z">
+            <w:ins w:id="892" w:author="Millicent  Mufambi" w:date="2026-06-02T12:54:00Z" w16du:dateUtc="2026-06-02T10:54:00Z">
               <w:r>
                 <w:t>agreed + progress</w:t>
               </w:r>
@@ -13255,10 +13657,10 @@
           <w:p>
             <w:pPr>
               <w:rPr>
-                <w:ins w:id="821" w:author="Millicent  Mufambi" w:date="2026-06-02T11:48:00Z" w16du:dateUtc="2026-06-02T09:48:00Z"/>
+                <w:ins w:id="893" w:author="Millicent  Mufambi" w:date="2026-06-02T12:54:00Z" w16du:dateUtc="2026-06-02T10:54:00Z"/>
               </w:rPr>
             </w:pPr>
-            <w:ins w:id="822" w:author="Millicent  Mufambi" w:date="2026-06-02T11:48:00Z" w16du:dateUtc="2026-06-02T09:48:00Z">
+            <w:ins w:id="894" w:author="Millicent  Mufambi" w:date="2026-06-02T12:54:00Z" w16du:dateUtc="2026-06-02T10:54:00Z">
               <w:r>
                 <w:t>agreed + progress</w:t>
               </w:r>
@@ -13268,7 +13670,7 @@
       </w:tr>
       <w:tr>
         <w:trPr>
-          <w:ins w:id="823" w:author="Millicent  Mufambi" w:date="2026-06-02T11:48:00Z" w16du:dateUtc="2026-06-02T09:48:00Z"/>
+          <w:ins w:id="895" w:author="Millicent  Mufambi" w:date="2026-06-02T12:54:00Z" w16du:dateUtc="2026-06-02T10:54:00Z"/>
         </w:trPr>
         <w:tc>
           <w:tcPr>
@@ -13277,10 +13679,10 @@
           <w:p>
             <w:pPr>
               <w:rPr>
-                <w:ins w:id="824" w:author="Millicent  Mufambi" w:date="2026-06-02T11:48:00Z" w16du:dateUtc="2026-06-02T09:48:00Z"/>
+                <w:ins w:id="896" w:author="Millicent  Mufambi" w:date="2026-06-02T12:54:00Z" w16du:dateUtc="2026-06-02T10:54:00Z"/>
               </w:rPr>
             </w:pPr>
-            <w:ins w:id="825" w:author="Millicent  Mufambi" w:date="2026-06-02T11:48:00Z" w16du:dateUtc="2026-06-02T09:48:00Z">
+            <w:ins w:id="897" w:author="Millicent  Mufambi" w:date="2026-06-02T12:54:00Z" w16du:dateUtc="2026-06-02T10:54:00Z">
               <w:r>
                 <w:t>Malicious primary EQUIVOCATES</w:t>
               </w:r>
@@ -13294,10 +13696,10 @@
           <w:p>
             <w:pPr>
               <w:rPr>
-                <w:ins w:id="826" w:author="Millicent  Mufambi" w:date="2026-06-02T11:48:00Z" w16du:dateUtc="2026-06-02T09:48:00Z"/>
+                <w:ins w:id="898" w:author="Millicent  Mufambi" w:date="2026-06-02T12:54:00Z" w16du:dateUtc="2026-06-02T10:54:00Z"/>
               </w:rPr>
             </w:pPr>
-            <w:ins w:id="827" w:author="Millicent  Mufambi" w:date="2026-06-02T11:48:00Z" w16du:dateUtc="2026-06-02T09:48:00Z">
+            <w:ins w:id="899" w:author="Millicent  Mufambi" w:date="2026-06-02T12:54:00Z" w16du:dateUtc="2026-06-02T10:54:00Z">
               <w:r>
                 <w:t>SPLIT-BRAIN (safety violated)</w:t>
               </w:r>
@@ -13311,10 +13713,10 @@
           <w:p>
             <w:pPr>
               <w:rPr>
-                <w:ins w:id="828" w:author="Millicent  Mufambi" w:date="2026-06-02T11:48:00Z" w16du:dateUtc="2026-06-02T09:48:00Z"/>
+                <w:ins w:id="900" w:author="Millicent  Mufambi" w:date="2026-06-02T12:54:00Z" w16du:dateUtc="2026-06-02T10:54:00Z"/>
               </w:rPr>
             </w:pPr>
-            <w:ins w:id="829" w:author="Millicent  Mufambi" w:date="2026-06-02T11:48:00Z" w16du:dateUtc="2026-06-02T09:48:00Z">
+            <w:ins w:id="901" w:author="Millicent  Mufambi" w:date="2026-06-02T12:54:00Z" w16du:dateUtc="2026-06-02T10:54:00Z">
               <w:r>
                 <w:t>safe (no split); awaits view-change</w:t>
               </w:r>
@@ -13328,16 +13730,16 @@
         <w:spacing w:after="120"/>
         <w:jc w:val="both"/>
         <w:rPr>
-          <w:ins w:id="830" w:author="Millicent  Mufambi" w:date="2026-06-02T11:48:00Z" w16du:dateUtc="2026-06-02T09:48:00Z"/>
+          <w:ins w:id="902" w:author="Millicent  Mufambi" w:date="2026-06-02T12:54:00Z" w16du:dateUtc="2026-06-02T10:54:00Z"/>
         </w:rPr>
       </w:pPr>
-      <w:ins w:id="831" w:author="Millicent  Mufambi" w:date="2026-06-02T11:48:00Z" w16du:dateUtc="2026-06-02T09:48:00Z">
+      <w:ins w:id="903" w:author="Millicent  Mufambi" w:date="2026-06-02T12:54:00Z" w16du:dateUtc="2026-06-02T10:54:00Z">
         <w:r>
           <w:rPr>
             <w:noProof/>
           </w:rPr>
           <w:drawing>
-            <wp:inline distT="0" distB="0" distL="0" distR="0" wp14:anchorId="05530F35" wp14:editId="5E7B0778">
+            <wp:inline distT="0" distB="0" distL="0" distR="0" wp14:anchorId="1A53008C" wp14:editId="7D48AC3C">
               <wp:extent cx="5669280" cy="3290406"/>
               <wp:effectExtent l="0" t="0" r="0" b="0"/>
               <wp:docPr id="70320689" name="Picture 70320689"/>
@@ -13379,10 +13781,10 @@
         <w:spacing w:after="120"/>
         <w:jc w:val="both"/>
         <w:rPr>
-          <w:ins w:id="832" w:author="Millicent  Mufambi" w:date="2026-06-02T11:48:00Z" w16du:dateUtc="2026-06-02T09:48:00Z"/>
+          <w:ins w:id="904" w:author="Millicent  Mufambi" w:date="2026-06-02T12:54:00Z" w16du:dateUtc="2026-06-02T10:54:00Z"/>
         </w:rPr>
       </w:pPr>
-      <w:ins w:id="833" w:author="Millicent  Mufambi" w:date="2026-06-02T11:48:00Z" w16du:dateUtc="2026-06-02T09:48:00Z">
+      <w:ins w:id="905" w:author="Millicent  Mufambi" w:date="2026-06-02T12:54:00Z" w16du:dateUtc="2026-06-02T10:54:00Z">
         <w:r>
           <w:t>Figure 7. Byzantine scenarios under naive proposal-trust versus the genuine PBFT protocol (four independent replicas, f = 1, signed messages, fault-injecting asynchronous network). Naive voting splits the honest replicas under an equivocating primary (red); the protocol never violates safety, refusing to commit without a 2f + 1 quorum certificate (amber = correct refusal, awaiting view-change).</w:t>
         </w:r>
@@ -13422,7 +13824,7 @@
       <w:r>
         <w:t xml:space="preserve">BFT-MAS </w:t>
       </w:r>
-      <w:del w:id="834" w:author="Millicent  Mufambi" w:date="2026-06-02T11:48:00Z" w16du:dateUtc="2026-06-02T09:48:00Z">
+      <w:del w:id="906" w:author="Millicent  Mufambi" w:date="2026-06-02T12:54:00Z" w16du:dateUtc="2026-06-02T10:54:00Z">
         <w:r>
           <w:delText xml:space="preserve">strictly </w:delText>
         </w:r>
@@ -13430,7 +13832,7 @@
       <w:r>
         <w:t xml:space="preserve">improves </w:t>
       </w:r>
-      <w:ins w:id="835" w:author="Millicent  Mufambi" w:date="2026-06-02T11:48:00Z" w16du:dateUtc="2026-06-02T09:48:00Z">
+      <w:ins w:id="907" w:author="Millicent  Mufambi" w:date="2026-06-02T12:54:00Z" w16du:dateUtc="2026-06-02T10:54:00Z">
         <w:r>
           <w:t xml:space="preserve">both </w:t>
         </w:r>
@@ -13438,12 +13840,12 @@
       <w:r>
         <w:t xml:space="preserve">safety </w:t>
       </w:r>
-      <w:del w:id="836" w:author="Millicent  Mufambi" w:date="2026-06-02T11:48:00Z" w16du:dateUtc="2026-06-02T09:48:00Z">
+      <w:del w:id="908" w:author="Millicent  Mufambi" w:date="2026-06-02T12:54:00Z" w16du:dateUtc="2026-06-02T10:54:00Z">
         <w:r>
           <w:delText>here. Of</w:delText>
         </w:r>
       </w:del>
-      <w:ins w:id="837" w:author="Millicent  Mufambi" w:date="2026-06-02T11:48:00Z" w16du:dateUtc="2026-06-02T09:48:00Z">
+      <w:ins w:id="909" w:author="Millicent  Mufambi" w:date="2026-06-02T12:54:00Z" w16du:dateUtc="2026-06-02T10:54:00Z">
         <w:r>
           <w:t>and repair on real bugs. On</w:t>
         </w:r>
@@ -13451,12 +13853,12 @@
       <w:r>
         <w:t xml:space="preserve"> the </w:t>
       </w:r>
-      <w:del w:id="838" w:author="Millicent  Mufambi" w:date="2026-06-02T11:48:00Z" w16du:dateUtc="2026-06-02T09:48:00Z">
+      <w:del w:id="910" w:author="Millicent  Mufambi" w:date="2026-06-02T12:54:00Z" w16du:dateUtc="2026-06-02T10:54:00Z">
         <w:r>
           <w:delText>90 paired bugs, 10 were rejected by consensus but accepted by</w:delText>
         </w:r>
       </w:del>
-      <w:ins w:id="839" w:author="Millicent  Mufambi" w:date="2026-06-02T11:48:00Z" w16du:dateUtc="2026-06-02T09:48:00Z">
+      <w:ins w:id="911" w:author="Millicent  Mufambi" w:date="2026-06-02T12:54:00Z" w16du:dateUtc="2026-06-02T10:54:00Z">
         <w:r>
           <w:t>BugsInPy subset it directionally lowered</w:t>
         </w:r>
@@ -13464,12 +13866,12 @@
       <w:r>
         <w:t xml:space="preserve"> the </w:t>
       </w:r>
-      <w:del w:id="840" w:author="Millicent  Mufambi" w:date="2026-06-02T11:48:00Z" w16du:dateUtc="2026-06-02T09:48:00Z">
+      <w:del w:id="912" w:author="Millicent  Mufambi" w:date="2026-06-02T12:54:00Z" w16du:dateUtc="2026-06-02T10:54:00Z">
         <w:r>
           <w:delText>baseline, and the sandbox confirmed all 10 rejections correct; the reverse never happened,</w:delText>
         </w:r>
       </w:del>
-      <w:ins w:id="841" w:author="Millicent  Mufambi" w:date="2026-06-02T11:48:00Z" w16du:dateUtc="2026-06-02T09:48:00Z">
+      <w:ins w:id="913" w:author="Millicent  Mufambi" w:date="2026-06-02T12:54:00Z" w16du:dateUtc="2026-06-02T10:54:00Z">
         <w:r>
           <w:t>safety-violation rate (75% to 50%)</w:t>
         </w:r>
@@ -13477,12 +13879,12 @@
       <w:r>
         <w:t xml:space="preserve"> and </w:t>
       </w:r>
-      <w:del w:id="842" w:author="Millicent  Mufambi" w:date="2026-06-02T11:48:00Z" w16du:dateUtc="2026-06-02T09:48:00Z">
+      <w:del w:id="914" w:author="Millicent  Mufambi" w:date="2026-06-02T12:54:00Z" w16du:dateUtc="2026-06-02T10:54:00Z">
         <w:r>
           <w:delText>the Wilcoxon p of 0.0016 makes chance unlikely. Validators</w:delText>
         </w:r>
       </w:del>
-      <w:ins w:id="843" w:author="Millicent  Mufambi" w:date="2026-06-02T11:48:00Z" w16du:dateUtc="2026-06-02T09:48:00Z">
+      <w:ins w:id="915" w:author="Millicent  Mufambi" w:date="2026-06-02T12:54:00Z" w16du:dateUtc="2026-06-02T10:54:00Z">
         <w:r>
           <w:t>raised the repair rate (25% to 50%), because four independent, model-diverse validators</w:t>
         </w:r>
@@ -13490,7 +13892,7 @@
       <w:r>
         <w:t xml:space="preserve"> inspect each fix with </w:t>
       </w:r>
-      <w:del w:id="844" w:author="Millicent  Mufambi" w:date="2026-06-02T11:48:00Z" w16du:dateUtc="2026-06-02T09:48:00Z">
+      <w:del w:id="916" w:author="Millicent  Mufambi" w:date="2026-06-02T12:54:00Z" w16du:dateUtc="2026-06-02T10:54:00Z">
         <w:r>
           <w:delText xml:space="preserve">a </w:delText>
         </w:r>
@@ -13498,12 +13900,12 @@
       <w:r>
         <w:t xml:space="preserve">different </w:t>
       </w:r>
-      <w:del w:id="845" w:author="Millicent  Mufambi" w:date="2026-06-02T11:48:00Z" w16du:dateUtc="2026-06-02T09:48:00Z">
+      <w:del w:id="917" w:author="Millicent  Mufambi" w:date="2026-06-02T12:54:00Z" w16du:dateUtc="2026-06-02T10:54:00Z">
         <w:r>
           <w:delText>model (Ollama llama3.1:8b)</w:delText>
         </w:r>
       </w:del>
-      <w:ins w:id="846" w:author="Millicent  Mufambi" w:date="2026-06-02T11:48:00Z" w16du:dateUtc="2026-06-02T09:48:00Z">
+      <w:ins w:id="918" w:author="Millicent  Mufambi" w:date="2026-06-02T12:54:00Z" w16du:dateUtc="2026-06-02T10:54:00Z">
         <w:r>
           <w:t>models</w:t>
         </w:r>
@@ -13511,12 +13913,12 @@
       <w:r>
         <w:t xml:space="preserve"> and </w:t>
       </w:r>
-      <w:del w:id="847" w:author="Millicent  Mufambi" w:date="2026-06-02T11:48:00Z" w16du:dateUtc="2026-06-02T09:48:00Z">
+      <w:del w:id="919" w:author="Millicent  Mufambi" w:date="2026-06-02T12:54:00Z" w16du:dateUtc="2026-06-02T10:54:00Z">
         <w:r>
           <w:delText>prompt</w:delText>
         </w:r>
       </w:del>
-      <w:ins w:id="848" w:author="Millicent  Mufambi" w:date="2026-06-02T11:48:00Z" w16du:dateUtc="2026-06-02T09:48:00Z">
+      <w:ins w:id="920" w:author="Millicent  Mufambi" w:date="2026-06-02T12:54:00Z" w16du:dateUtc="2026-06-02T10:54:00Z">
         <w:r>
           <w:t>prompts</w:t>
         </w:r>
@@ -13524,7 +13926,7 @@
       <w:r>
         <w:t xml:space="preserve"> from the healer (GPT-4o), catching overconfident fixes the healer cannot flag itself.</w:t>
       </w:r>
-      <w:ins w:id="849" w:author="Millicent  Mufambi" w:date="2026-06-02T11:48:00Z" w16du:dateUtc="2026-06-02T09:48:00Z">
+      <w:ins w:id="921" w:author="Millicent  Mufambi" w:date="2026-06-02T12:54:00Z" w16du:dateUtc="2026-06-02T10:54:00Z">
         <w:r>
           <w:t xml:space="preserve"> This fits the ensemble principle that diverse models make independent errors, so combining them raises reliability (Dietterich, 2000). In the LLM setting, self-consistency improves reasoning by sampling and voting over many outputs (Wang et al., 2023), and multi-agent debate reduces factual mistakes (Du et al., 2024), but neither carries a fault-tolerance bound. BFT-MAS adds what these lack: a genuine PBFT quorum over independent validators that bounds how many confidently wrong agents the system absorbs, </w:t>
         </w:r>
@@ -13539,7 +13941,33 @@
         <w:jc w:val="both"/>
       </w:pPr>
       <w:r>
-        <w:t>There is also a clear cost story: consensus is roughly 2.0× slower per repair, almost entirely from validator latency. Where each repair is a high-stakes commit such as production payment logic, trading about 25 seconds for the removal of safety violations is defensible; where speed dominates, it may not be. The synthetic benchmark, perfect in both modes, is a sanity check.</w:t>
+        <w:t xml:space="preserve">There is also a clear cost story: consensus is roughly </w:t>
+      </w:r>
+      <w:del w:id="922" w:author="Millicent  Mufambi" w:date="2026-06-02T12:54:00Z" w16du:dateUtc="2026-06-02T10:54:00Z">
+        <w:r>
+          <w:delText>2.0×</w:delText>
+        </w:r>
+      </w:del>
+      <w:ins w:id="923" w:author="Millicent  Mufambi" w:date="2026-06-02T12:54:00Z" w16du:dateUtc="2026-06-02T10:54:00Z">
+        <w:r>
+          <w:t>three times</w:t>
+        </w:r>
+      </w:ins>
+      <w:r>
+        <w:t xml:space="preserve"> slower per repair, almost entirely from validator latency. Where each repair is a high-stakes commit such as production payment logic, trading </w:t>
+      </w:r>
+      <w:del w:id="924" w:author="Millicent  Mufambi" w:date="2026-06-02T12:54:00Z" w16du:dateUtc="2026-06-02T10:54:00Z">
+        <w:r>
+          <w:delText>about 25 seconds for the removal of safety violations</w:delText>
+        </w:r>
+      </w:del>
+      <w:ins w:id="925" w:author="Millicent  Mufambi" w:date="2026-06-02T12:54:00Z" w16du:dateUtc="2026-06-02T10:54:00Z">
+        <w:r>
+          <w:t>tens of seconds (about 30 s on e-commerce, more on hard real bugs) for fewer unsafe fixes</w:t>
+        </w:r>
+      </w:ins>
+      <w:r>
+        <w:t xml:space="preserve"> is defensible; where speed dominates, it may not be. The synthetic benchmark, perfect in both modes, is a sanity check.</w:t>
       </w:r>
     </w:p>
     <w:p>
@@ -13560,10 +13988,10 @@
         <w:spacing w:after="120"/>
         <w:jc w:val="both"/>
         <w:rPr>
-          <w:del w:id="850" w:author="Millicent  Mufambi" w:date="2026-06-02T11:48:00Z" w16du:dateUtc="2026-06-02T09:48:00Z"/>
+          <w:del w:id="926" w:author="Millicent  Mufambi" w:date="2026-06-02T12:54:00Z" w16du:dateUtc="2026-06-02T10:54:00Z"/>
         </w:rPr>
       </w:pPr>
-      <w:del w:id="851" w:author="Millicent  Mufambi" w:date="2026-06-02T11:48:00Z" w16du:dateUtc="2026-06-02T09:48:00Z">
+      <w:del w:id="927" w:author="Millicent  Mufambi" w:date="2026-06-02T12:54:00Z" w16du:dateUtc="2026-06-02T10:54:00Z">
         <w:r>
           <w:delText>The baseline achieves a higher raw success rate, 88.9% against 82.2%, because consensus rejects more proposals at the prepare phase. We do not claim BFT-MAS fixes more bugs, only that its accepted fixes are far more likely correct, with zero false positives against 11.1%. Its contribution is precision, not throughput.</w:delText>
         </w:r>
@@ -13574,15 +14002,15 @@
         <w:spacing w:after="120"/>
         <w:jc w:val="both"/>
         <w:rPr>
-          <w:ins w:id="852" w:author="Millicent  Mufambi" w:date="2026-06-02T11:48:00Z" w16du:dateUtc="2026-06-02T09:48:00Z"/>
+          <w:ins w:id="928" w:author="Millicent  Mufambi" w:date="2026-06-02T12:54:00Z" w16du:dateUtc="2026-06-02T10:54:00Z"/>
         </w:rPr>
       </w:pPr>
-      <w:del w:id="853" w:author="Millicent  Mufambi" w:date="2026-06-02T11:48:00Z" w16du:dateUtc="2026-06-02T09:48:00Z">
+      <w:del w:id="929" w:author="Millicent  Mufambi" w:date="2026-06-02T12:54:00Z" w16du:dateUtc="2026-06-02T10:54:00Z">
         <w:r>
           <w:delText xml:space="preserve">The 0.95 </w:delText>
         </w:r>
       </w:del>
-      <w:ins w:id="854" w:author="Millicent  Mufambi" w:date="2026-06-02T11:48:00Z" w16du:dateUtc="2026-06-02T09:48:00Z">
+      <w:ins w:id="930" w:author="Millicent  Mufambi" w:date="2026-06-02T12:54:00Z" w16du:dateUtc="2026-06-02T10:54:00Z">
         <w:r>
           <w:t xml:space="preserve">On the BugsInPy subset BFT-MAS directionally raised the repair rate (50% against 25%) rather than trading it away, because the independent validators reject the overconfident fixes the single agent commits while the sandbox confirms the genuine ones. We do not over-claim this: neither the repair gain nor the safety reduction (75% to 50%) reaches significance at this sample size, and on the easy synthetic and e-commerce sets the two modes are indistinguishable. The robust, provable contribution is Byzantine </w:t>
         </w:r>
@@ -13596,10 +14024,10 @@
         <w:spacing w:after="120"/>
         <w:jc w:val="both"/>
         <w:rPr>
-          <w:ins w:id="855" w:author="Millicent  Mufambi" w:date="2026-06-02T11:48:00Z" w16du:dateUtc="2026-06-02T09:48:00Z"/>
+          <w:ins w:id="931" w:author="Millicent  Mufambi" w:date="2026-06-02T12:54:00Z" w16du:dateUtc="2026-06-02T10:54:00Z"/>
         </w:rPr>
       </w:pPr>
-      <w:ins w:id="856" w:author="Millicent  Mufambi" w:date="2026-06-02T11:48:00Z" w16du:dateUtc="2026-06-02T09:48:00Z">
+      <w:ins w:id="932" w:author="Millicent  Mufambi" w:date="2026-06-02T12:54:00Z" w16du:dateUtc="2026-06-02T10:54:00Z">
         <w:r>
           <w:t>On the easy synthetic bugs the four validators agree in near-lockstep (</w:t>
         </w:r>
@@ -13607,7 +14035,7 @@
       <w:r>
         <w:t xml:space="preserve">mean </w:t>
       </w:r>
-      <w:ins w:id="857" w:author="Millicent  Mufambi" w:date="2026-06-02T11:48:00Z" w16du:dateUtc="2026-06-02T09:48:00Z">
+      <w:ins w:id="933" w:author="Millicent  Mufambi" w:date="2026-06-02T12:54:00Z" w16du:dateUtc="2026-06-02T10:54:00Z">
         <w:r>
           <w:t xml:space="preserve">pairwise </w:t>
         </w:r>
@@ -13615,7 +14043,7 @@
       <w:r>
         <w:t xml:space="preserve">agreement </w:t>
       </w:r>
-      <w:ins w:id="858" w:author="Millicent  Mufambi" w:date="2026-06-02T11:48:00Z" w16du:dateUtc="2026-06-02T09:48:00Z">
+      <w:ins w:id="934" w:author="Millicent  Mufambi" w:date="2026-06-02T12:54:00Z" w16du:dateUtc="2026-06-02T10:54:00Z">
         <w:r>
           <w:t xml:space="preserve">close to 1.0), which </w:t>
         </w:r>
@@ -13623,12 +14051,12 @@
       <w:r>
         <w:t xml:space="preserve">leaves </w:t>
       </w:r>
-      <w:del w:id="859" w:author="Millicent  Mufambi" w:date="2026-06-02T11:48:00Z" w16du:dateUtc="2026-06-02T09:48:00Z">
+      <w:del w:id="935" w:author="Millicent  Mufambi" w:date="2026-06-02T12:54:00Z" w16du:dateUtc="2026-06-02T10:54:00Z">
         <w:r>
           <w:delText>only a 5%</w:delText>
         </w:r>
       </w:del>
-      <w:ins w:id="860" w:author="Millicent  Mufambi" w:date="2026-06-02T11:48:00Z" w16du:dateUtc="2026-06-02T09:48:00Z">
+      <w:ins w:id="936" w:author="Millicent  Mufambi" w:date="2026-06-02T12:54:00Z" w16du:dateUtc="2026-06-02T10:54:00Z">
         <w:r>
           <w:t>little</w:t>
         </w:r>
@@ -13636,12 +14064,12 @@
       <w:r>
         <w:t xml:space="preserve"> diversity signal</w:t>
       </w:r>
-      <w:del w:id="861" w:author="Millicent  Mufambi" w:date="2026-06-02T11:48:00Z" w16du:dateUtc="2026-06-02T09:48:00Z">
+      <w:del w:id="937" w:author="Millicent  Mufambi" w:date="2026-06-02T12:54:00Z" w16du:dateUtc="2026-06-02T10:54:00Z">
         <w:r>
           <w:delText>, so this work cannot test whether true</w:delText>
         </w:r>
       </w:del>
-      <w:ins w:id="862" w:author="Millicent  Mufambi" w:date="2026-06-02T11:48:00Z" w16du:dateUtc="2026-06-02T09:48:00Z">
+      <w:ins w:id="938" w:author="Millicent  Mufambi" w:date="2026-06-02T12:54:00Z" w16du:dateUtc="2026-06-02T10:54:00Z">
         <w:r>
           <w:t xml:space="preserve"> there. The heterogeneous</w:t>
         </w:r>
@@ -13649,12 +14077,12 @@
       <w:r>
         <w:t xml:space="preserve"> cross-</w:t>
       </w:r>
-      <w:del w:id="863" w:author="Millicent  Mufambi" w:date="2026-06-02T11:48:00Z" w16du:dateUtc="2026-06-02T09:48:00Z">
+      <w:del w:id="939" w:author="Millicent  Mufambi" w:date="2026-06-02T12:54:00Z" w16du:dateUtc="2026-06-02T10:54:00Z">
         <w:r>
           <w:delText>family decorrelation would give cleaner guarantees.</w:delText>
         </w:r>
       </w:del>
-      <w:ins w:id="864" w:author="Millicent  Mufambi" w:date="2026-06-02T11:48:00Z" w16du:dateUtc="2026-06-02T09:48:00Z">
+      <w:ins w:id="940" w:author="Millicent  Mufambi" w:date="2026-06-02T12:54:00Z" w16du:dateUtc="2026-06-02T10:54:00Z">
         <w:r>
           <w:t>provider panel does decorrelate on harder inputs, however: mean pairwise agreement falls to 0.925 on the real BugsInPy bugs, with three genuine split votes in which Claude-Haiku dissented while the other three validators approved.</w:t>
         </w:r>
@@ -13665,7 +14093,7 @@
         <w:spacing w:after="120"/>
         <w:jc w:val="both"/>
       </w:pPr>
-      <w:ins w:id="865" w:author="Millicent  Mufambi" w:date="2026-06-02T11:48:00Z" w16du:dateUtc="2026-06-02T09:48:00Z">
+      <w:ins w:id="941" w:author="Millicent  Mufambi" w:date="2026-06-02T12:54:00Z" w16du:dateUtc="2026-06-02T10:54:00Z">
         <w:r>
           <w:t>Three readings of that high agreement are worth separating.</w:t>
         </w:r>
@@ -13673,12 +14101,12 @@
       <w:r>
         <w:t xml:space="preserve"> The </w:t>
       </w:r>
-      <w:del w:id="866" w:author="Millicent  Mufambi" w:date="2026-06-02T11:48:00Z" w16du:dateUtc="2026-06-02T09:48:00Z">
+      <w:del w:id="942" w:author="Millicent  Mufambi" w:date="2026-06-02T12:54:00Z" w16du:dateUtc="2026-06-02T10:54:00Z">
         <w:r>
           <w:delText>four-</w:delText>
         </w:r>
       </w:del>
-      <w:ins w:id="867" w:author="Millicent  Mufambi" w:date="2026-06-02T11:48:00Z" w16du:dateUtc="2026-06-02T09:48:00Z">
+      <w:ins w:id="943" w:author="Millicent  Mufambi" w:date="2026-06-02T12:54:00Z" w16du:dateUtc="2026-06-02T10:54:00Z">
         <w:r>
           <w:t xml:space="preserve">bugs may sit below a difficulty ceiling: when a fix is obvious, any code-aware </w:t>
         </w:r>
@@ -13686,12 +14114,12 @@
       <w:r>
         <w:t xml:space="preserve">model </w:t>
       </w:r>
-      <w:del w:id="868" w:author="Millicent  Mufambi" w:date="2026-06-02T11:48:00Z" w16du:dateUtc="2026-06-02T09:48:00Z">
+      <w:del w:id="944" w:author="Millicent  Mufambi" w:date="2026-06-02T12:54:00Z" w16du:dateUtc="2026-06-02T10:54:00Z">
         <w:r>
           <w:delText>Consensus Lab is wired</w:delText>
         </w:r>
       </w:del>
-      <w:ins w:id="869" w:author="Millicent  Mufambi" w:date="2026-06-02T11:48:00Z" w16du:dateUtc="2026-06-02T09:48:00Z">
+      <w:ins w:id="945" w:author="Millicent  Mufambi" w:date="2026-06-02T12:54:00Z" w16du:dateUtc="2026-06-02T10:54:00Z">
         <w:r>
           <w:t>finds it and disagreement cannot arise, so diversity would matter more on harder, ambiguous cases. Modern code LLMs may also have converged on similar training data</w:t>
         </w:r>
@@ -13699,12 +14127,12 @@
       <w:r>
         <w:t xml:space="preserve"> for </w:t>
       </w:r>
-      <w:del w:id="870" w:author="Millicent  Mufambi" w:date="2026-06-02T11:48:00Z" w16du:dateUtc="2026-06-02T09:48:00Z">
+      <w:del w:id="946" w:author="Millicent  Mufambi" w:date="2026-06-02T12:54:00Z" w16du:dateUtc="2026-06-02T10:54:00Z">
         <w:r>
           <w:delText>that, but these runs used two same-family validators at the budget limit</w:delText>
         </w:r>
       </w:del>
-      <w:ins w:id="871" w:author="Millicent  Mufambi" w:date="2026-06-02T11:48:00Z" w16du:dateUtc="2026-06-02T09:48:00Z">
+      <w:ins w:id="947" w:author="Millicent  Mufambi" w:date="2026-06-02T12:54:00Z" w16du:dateUtc="2026-06-02T10:54:00Z">
         <w:r>
           <w:t>common Python patterns, leaving little independent signal. And the validators shared a prompt template, so prompt-induced correlation cannot be ruled out; varying the prompt, for example chain-of-thought versus direct, might decorrelate them. The quorum study in Section 6.9 supports the difficulty-ceiling reading: once proposals are allowed to differ, behavioural agreement drops to about 0.54, far from lockstep</w:t>
         </w:r>
@@ -13732,7 +14160,7 @@
       </w:pPr>
       <w:r>
         <w:rPr>
-          <w:rPrChange w:id="872" w:author="Millicent  Mufambi" w:date="2026-06-02T11:48:00Z" w16du:dateUtc="2026-06-02T09:48:00Z">
+          <w:rPrChange w:id="948" w:author="Millicent  Mufambi" w:date="2026-06-02T12:54:00Z" w16du:dateUtc="2026-06-02T10:54:00Z">
             <w:rPr>
               <w:b/>
             </w:rPr>
@@ -13743,12 +14171,12 @@
       <w:r>
         <w:t xml:space="preserve"> The synthetic bugs are small and self-contained, so their success rates understate real-world difficulty</w:t>
       </w:r>
-      <w:del w:id="873" w:author="Millicent  Mufambi" w:date="2026-06-02T11:48:00Z" w16du:dateUtc="2026-06-02T09:48:00Z">
+      <w:del w:id="949" w:author="Millicent  Mufambi" w:date="2026-06-02T12:54:00Z" w16du:dateUtc="2026-06-02T10:54:00Z">
         <w:r>
           <w:delText>; the BugsInPy subset helps, but diff extraction compares fix similarity to a canonical patch rather than running full test suites</w:delText>
         </w:r>
       </w:del>
-      <w:ins w:id="874" w:author="Millicent  Mufambi" w:date="2026-06-02T11:48:00Z" w16du:dateUtc="2026-06-02T09:48:00Z">
+      <w:ins w:id="950" w:author="Millicent  Mufambi" w:date="2026-06-02T12:54:00Z" w16du:dateUtc="2026-06-02T10:54:00Z">
         <w:r>
           <w:t>, and they show no difference between modes. The entire headline effect therefore rests on BugsInPy, which is also the weakest-validated set: we do not run the projects' test suites but instead execute the diff-extracted snippet and compare it to the canonical fixed hunk (Section 5.2). A BugsInPy safety violation thus means a consensus-approved fix failed to execute cleanly, not that it failed the project's real tests, so the strength of the safety claim is bounded by the strength of that snippet-level orac</w:t>
         </w:r>
@@ -13766,7 +14194,7 @@
       </w:pPr>
       <w:r>
         <w:rPr>
-          <w:rPrChange w:id="875" w:author="Millicent  Mufambi" w:date="2026-06-02T11:48:00Z" w16du:dateUtc="2026-06-02T09:48:00Z">
+          <w:rPrChange w:id="951" w:author="Millicent  Mufambi" w:date="2026-06-02T12:54:00Z" w16du:dateUtc="2026-06-02T10:54:00Z">
             <w:rPr>
               <w:b/>
             </w:rPr>
@@ -13777,12 +14205,12 @@
       <w:r>
         <w:t xml:space="preserve"> Both pipelines share the analyzer and healer, isolating the consensus stage, but the LLM providers are non-deterministic</w:t>
       </w:r>
-      <w:del w:id="876" w:author="Millicent  Mufambi" w:date="2026-06-02T11:48:00Z" w16du:dateUtc="2026-06-02T09:48:00Z">
+      <w:del w:id="952" w:author="Millicent  Mufambi" w:date="2026-06-02T12:54:00Z" w16du:dateUtc="2026-06-02T10:54:00Z">
         <w:r>
           <w:delText xml:space="preserve"> and we did not repeat runs to estimate variance.</w:delText>
         </w:r>
       </w:del>
-      <w:ins w:id="877" w:author="Millicent  Mufambi" w:date="2026-06-02T11:48:00Z" w16du:dateUtc="2026-06-02T09:48:00Z">
+      <w:ins w:id="953" w:author="Millicent  Mufambi" w:date="2026-06-02T12:54:00Z" w16du:dateUtc="2026-06-02T10:54:00Z">
         <w:r>
           <w:t>. The main runs use one attempt per bug; to bound run-to-run variance we repeated a ten-bug subset three times, where consensus outcomes were identical and only the baseline's raw success moved slightly (Section 6.11).</w:t>
         </w:r>
@@ -13792,10 +14220,10 @@
       <w:pPr>
         <w:pStyle w:val="ListBullet"/>
         <w:rPr>
-          <w:del w:id="878" w:author="Millicent  Mufambi" w:date="2026-06-02T11:48:00Z" w16du:dateUtc="2026-06-02T09:48:00Z"/>
+          <w:del w:id="954" w:author="Millicent  Mufambi" w:date="2026-06-02T12:54:00Z" w16du:dateUtc="2026-06-02T10:54:00Z"/>
         </w:rPr>
       </w:pPr>
-      <w:del w:id="879" w:author="Millicent  Mufambi" w:date="2026-06-02T11:48:00Z" w16du:dateUtc="2026-06-02T09:48:00Z">
+      <w:del w:id="955" w:author="Millicent  Mufambi" w:date="2026-06-02T12:54:00Z" w16du:dateUtc="2026-06-02T10:54:00Z">
         <w:r>
           <w:rPr>
             <w:b/>
@@ -13811,10 +14239,10 @@
       <w:pPr>
         <w:pStyle w:val="ListBullet"/>
         <w:rPr>
-          <w:ins w:id="880" w:author="Millicent  Mufambi" w:date="2026-06-02T11:48:00Z" w16du:dateUtc="2026-06-02T09:48:00Z"/>
+          <w:ins w:id="956" w:author="Millicent  Mufambi" w:date="2026-06-02T12:54:00Z" w16du:dateUtc="2026-06-02T10:54:00Z"/>
         </w:rPr>
       </w:pPr>
-      <w:ins w:id="881" w:author="Millicent  Mufambi" w:date="2026-06-02T11:48:00Z" w16du:dateUtc="2026-06-02T09:48:00Z">
+      <w:ins w:id="957" w:author="Millicent  Mufambi" w:date="2026-06-02T12:54:00Z" w16du:dateUtc="2026-06-02T10:54:00Z">
         <w:r>
           <w:t>External validity. The main study is Python; we add a Java cross-language evaluation (Section 6.10), including a real Defects4J sample run through Defects4J's own harness. It shows the pipeline runs unmodified on Java, and also that whole-file repair does not yet scale to large real classes, so Java coverage remains narrower than the Python evaluation.</w:t>
         </w:r>
@@ -13824,10 +14252,10 @@
       <w:pPr>
         <w:pStyle w:val="ListBullet"/>
         <w:rPr>
-          <w:ins w:id="882" w:author="Millicent  Mufambi" w:date="2026-06-02T11:48:00Z" w16du:dateUtc="2026-06-02T09:48:00Z"/>
+          <w:ins w:id="958" w:author="Millicent  Mufambi" w:date="2026-06-02T12:54:00Z" w16du:dateUtc="2026-06-02T10:54:00Z"/>
         </w:rPr>
       </w:pPr>
-      <w:ins w:id="883" w:author="Millicent  Mufambi" w:date="2026-06-02T11:48:00Z" w16du:dateUtc="2026-06-02T09:48:00Z">
+      <w:ins w:id="959" w:author="Millicent  Mufambi" w:date="2026-06-02T12:54:00Z" w16du:dateUtc="2026-06-02T10:54:00Z">
         <w:r>
           <w:t>Statistical independence. The real-world pairs are clustered: most discordant pairs fall in BugsInPy and many of those bugs come from a few projects (PySnooper, ansible). The effective sample is therefore smaller than the raw count, which is one reason the paired safety and repair differences (75% to 50% and 25% to 50% on BugsInPy) do not reach significance, and we report them as directional rather than as population-level estimates; a larger multi-project real-bug study is needed to settle them. This is wh</w:t>
         </w:r>
@@ -13840,10 +14268,10 @@
       <w:pPr>
         <w:pStyle w:val="ListBullet"/>
         <w:rPr>
-          <w:ins w:id="884" w:author="Millicent  Mufambi" w:date="2026-06-02T11:48:00Z" w16du:dateUtc="2026-06-02T09:48:00Z"/>
+          <w:ins w:id="960" w:author="Millicent  Mufambi" w:date="2026-06-02T12:54:00Z" w16du:dateUtc="2026-06-02T10:54:00Z"/>
         </w:rPr>
       </w:pPr>
-      <w:ins w:id="885" w:author="Millicent  Mufambi" w:date="2026-06-02T11:48:00Z" w16du:dateUtc="2026-06-02T09:48:00Z">
+      <w:ins w:id="961" w:author="Millicent  Mufambi" w:date="2026-06-02T12:54:00Z" w16du:dateUtc="2026-06-02T10:54:00Z">
         <w:r>
           <w:t>Simulated, not distributed, BFT. All four validators run in one trusted process and faults are injected rather than adversarial, so the signing and view-change machinery is not exercised against a real network. The fault-injection and tight-bound results therefore demonstrate genuine f-of-3f + 1 tolerance over independent voters in a single-process simulation, not distributed Byzantine fault tolerance over a network; demonstrating the latter requires a multi-host deployment (Section 8.2).</w:t>
         </w:r>
@@ -13892,7 +14320,7 @@
       </w:pPr>
       <w:r>
         <w:rPr>
-          <w:rPrChange w:id="886" w:author="Millicent  Mufambi" w:date="2026-06-02T11:48:00Z" w16du:dateUtc="2026-06-02T09:48:00Z">
+          <w:rPrChange w:id="962" w:author="Millicent  Mufambi" w:date="2026-06-02T12:54:00Z" w16du:dateUtc="2026-06-02T10:54:00Z">
             <w:rPr>
               <w:b/>
             </w:rPr>
@@ -13903,7 +14331,7 @@
       <w:r>
         <w:t xml:space="preserve"> The PBFT bound n ≥ 3f + 1 fixes the </w:t>
       </w:r>
-      <w:ins w:id="887" w:author="Millicent  Mufambi" w:date="2026-06-02T11:48:00Z" w16du:dateUtc="2026-06-02T09:48:00Z">
+      <w:ins w:id="963" w:author="Millicent  Mufambi" w:date="2026-06-02T12:54:00Z" w16du:dateUtc="2026-06-02T10:54:00Z">
         <w:r>
           <w:t xml:space="preserve">design </w:t>
         </w:r>
@@ -13911,20 +14339,20 @@
       <w:r>
         <w:t>floor at n = 4 for f = 1</w:t>
       </w:r>
-      <w:del w:id="888" w:author="Millicent  Mufambi" w:date="2026-06-02T11:48:00Z" w16du:dateUtc="2026-06-02T09:48:00Z">
+      <w:del w:id="964" w:author="Millicent  Mufambi" w:date="2026-06-02T12:54:00Z" w16du:dateUtc="2026-06-02T10:54:00Z">
         <w:r>
           <w:delText>. Consensus success held at 100%</w:delText>
         </w:r>
       </w:del>
-      <w:ins w:id="889" w:author="Millicent  Mufambi" w:date="2026-06-02T11:48:00Z" w16du:dateUtc="2026-06-02T09:48:00Z">
-        <w:r>
-          <w:t>, and the fault-injection study confirms that four independent validators genuinely tolerate one Byzantine voter</w:t>
+      <w:ins w:id="965" w:author="Millicent  Mufambi" w:date="2026-06-02T12:54:00Z" w16du:dateUtc="2026-06-02T10:54:00Z">
+        <w:r>
+          <w:t>, and the fault-injection study shows the quorum masks a faulty validator's vote</w:t>
         </w:r>
       </w:ins>
       <w:r>
         <w:t xml:space="preserve"> across </w:t>
       </w:r>
-      <w:ins w:id="890" w:author="Millicent  Mufambi" w:date="2026-06-02T11:48:00Z" w16du:dateUtc="2026-06-02T09:48:00Z">
+      <w:ins w:id="966" w:author="Millicent  Mufambi" w:date="2026-06-02T12:54:00Z" w16du:dateUtc="2026-06-02T10:54:00Z">
         <w:r>
           <w:t xml:space="preserve">all </w:t>
         </w:r>
@@ -13932,12 +14360,12 @@
       <w:r>
         <w:t xml:space="preserve">five </w:t>
       </w:r>
-      <w:del w:id="891" w:author="Millicent  Mufambi" w:date="2026-06-02T11:48:00Z" w16du:dateUtc="2026-06-02T09:48:00Z">
+      <w:del w:id="967" w:author="Millicent  Mufambi" w:date="2026-06-02T12:54:00Z" w16du:dateUtc="2026-06-02T10:54:00Z">
         <w:r>
           <w:delText>fault scenarios with one corrupted validator</w:delText>
         </w:r>
       </w:del>
-      <w:ins w:id="892" w:author="Millicent  Mufambi" w:date="2026-06-02T11:48:00Z" w16du:dateUtc="2026-06-02T09:48:00Z">
+      <w:ins w:id="968" w:author="Millicent  Mufambi" w:date="2026-06-02T12:54:00Z" w16du:dateUtc="2026-06-02T10:54:00Z">
         <w:r>
           <w:t>behaviours</w:t>
         </w:r>
@@ -13945,12 +14373,12 @@
       <w:r>
         <w:t xml:space="preserve"> (Section 6.6), </w:t>
       </w:r>
-      <w:del w:id="893" w:author="Millicent  Mufambi" w:date="2026-06-02T11:48:00Z" w16du:dateUtc="2026-06-02T09:48:00Z">
+      <w:del w:id="969" w:author="Millicent  Mufambi" w:date="2026-06-02T12:54:00Z" w16du:dateUtc="2026-06-02T10:54:00Z">
         <w:r>
           <w:delText>while n = 7,</w:delText>
         </w:r>
       </w:del>
-      <w:ins w:id="894" w:author="Millicent  Mufambi" w:date="2026-06-02T11:48:00Z" w16du:dateUtc="2026-06-02T09:48:00Z">
+      <w:ins w:id="970" w:author="Millicent  Mufambi" w:date="2026-06-02T12:54:00Z" w16du:dateUtc="2026-06-02T10:54:00Z">
         <w:r>
           <w:t>with the</w:t>
         </w:r>
@@ -13958,49 +14386,65 @@
       <w:r>
         <w:t xml:space="preserve"> f = 2 </w:t>
       </w:r>
-      <w:ins w:id="895" w:author="Millicent  Mufambi" w:date="2026-06-02T11:48:00Z" w16du:dateUtc="2026-06-02T09:48:00Z">
-        <w:r>
-          <w:t xml:space="preserve">study showing the bound is exact (Section 6.13). On the cost-benefit axis, n = 7 (f = 2) </w:t>
+      <w:ins w:id="971" w:author="Millicent  Mufambi" w:date="2026-06-02T12:54:00Z" w16du:dateUtc="2026-06-02T10:54:00Z">
+        <w:r>
+          <w:t xml:space="preserve">study showing that masking is tight at the 3f + 1 bound (Section 6.13) and the defining Byzantine property — agreement under an equivocating primary — demonstrated separately (Section 6.14). On the cost-benefit axis, n = 7 (f = 2) </w:t>
         </w:r>
       </w:ins>
       <w:r>
         <w:t xml:space="preserve">only lowered </w:t>
       </w:r>
-      <w:ins w:id="896" w:author="Millicent  Mufambi" w:date="2026-06-02T11:48:00Z" w16du:dateUtc="2026-06-02T09:48:00Z">
+      <w:ins w:id="972" w:author="Millicent  Mufambi" w:date="2026-06-02T12:54:00Z" w16du:dateUtc="2026-06-02T10:54:00Z">
         <w:r>
           <w:t xml:space="preserve">raw </w:t>
         </w:r>
       </w:ins>
       <w:r>
-        <w:t xml:space="preserve">success and raised latency with no </w:t>
-      </w:r>
-      <w:del w:id="897" w:author="Millicent  Mufambi" w:date="2026-06-02T11:48:00Z" w16du:dateUtc="2026-06-02T09:48:00Z">
+        <w:t xml:space="preserve">success </w:t>
+      </w:r>
+      <w:ins w:id="973" w:author="Millicent  Mufambi" w:date="2026-06-02T12:54:00Z" w16du:dateUtc="2026-06-02T10:54:00Z">
+        <w:r>
+          <w:t xml:space="preserve">(Section 6.8) </w:t>
+        </w:r>
+      </w:ins>
+      <w:r>
+        <w:t xml:space="preserve">and raised latency </w:t>
+      </w:r>
+      <w:ins w:id="974" w:author="Millicent  Mufambi" w:date="2026-06-02T12:54:00Z" w16du:dateUtc="2026-06-02T10:54:00Z">
+        <w:r>
+          <w:t xml:space="preserve">(Section 6.12) </w:t>
+        </w:r>
+      </w:ins>
+      <w:r>
+        <w:t xml:space="preserve">with no </w:t>
+      </w:r>
+      <w:del w:id="975" w:author="Millicent  Mufambi" w:date="2026-06-02T12:54:00Z" w16du:dateUtc="2026-06-02T10:54:00Z">
         <w:r>
           <w:delText>safety</w:delText>
         </w:r>
       </w:del>
-      <w:ins w:id="898" w:author="Millicent  Mufambi" w:date="2026-06-02T11:48:00Z" w16du:dateUtc="2026-06-02T09:48:00Z">
+      <w:ins w:id="976" w:author="Millicent  Mufambi" w:date="2026-06-02T12:54:00Z" w16du:dateUtc="2026-06-02T10:54:00Z">
         <w:r>
           <w:t>repair</w:t>
         </w:r>
       </w:ins>
       <w:r>
-        <w:t xml:space="preserve"> gain (Section 6.8</w:t>
-      </w:r>
-      <w:del w:id="899" w:author="Millicent  Mufambi" w:date="2026-06-02T11:48:00Z" w16du:dateUtc="2026-06-02T09:48:00Z">
-        <w:r>
-          <w:delText>).</w:delText>
+        <w:t xml:space="preserve"> gain</w:t>
+      </w:r>
+      <w:del w:id="977" w:author="Millicent  Mufambi" w:date="2026-06-02T12:54:00Z" w16du:dateUtc="2026-06-02T10:54:00Z">
+        <w:r>
+          <w:delText xml:space="preserve"> (Section 6.8).</w:delText>
         </w:r>
       </w:del>
-      <w:ins w:id="900" w:author="Millicent  Mufambi" w:date="2026-06-02T11:48:00Z" w16du:dateUtc="2026-06-02T09:48:00Z">
-        <w:r>
-          <w:t>), while n = 4 gave the best success and lowest latency.</w:t>
+      <w:ins w:id="978" w:author="Millicent  Mufambi" w:date="2026-06-02T12:54:00Z" w16du:dateUtc="2026-06-02T10:54:00Z">
+        <w:r>
+          <w:t>, while n = 4 gave the best success and lowest latency.</w:t>
         </w:r>
       </w:ins>
       <w:r>
         <w:t xml:space="preserve"> The </w:t>
       </w:r>
-      <w:ins w:id="901" w:author="Millicent  Mufambi" w:date="2026-06-02T11:48:00Z" w16du:dateUtc="2026-06-02T09:48:00Z">
+      <w:ins w:id="979" w:author="Millicent  Mufambi" w:date="2026-06-02T12:54:00Z" w16du:dateUtc="2026-06-02T10:54:00Z">
         <w:r>
           <w:t xml:space="preserve">practical </w:t>
         </w:r>
@@ -14008,7 +14452,7 @@
       <w:r>
         <w:t>optimum is therefore n = 4, f = 1</w:t>
       </w:r>
-      <w:ins w:id="902" w:author="Millicent  Mufambi" w:date="2026-06-02T11:48:00Z" w16du:dateUtc="2026-06-02T09:48:00Z">
+      <w:ins w:id="980" w:author="Millicent  Mufambi" w:date="2026-06-02T12:54:00Z" w16du:dateUtc="2026-06-02T10:54:00Z">
         <w:r>
           <w:t>: genuine single-fault tolerance at the lowest cost, with larger populations reserved for threat models that require tolerating more faults</w:t>
         </w:r>
@@ -14024,12 +14468,110 @@
       </w:pPr>
       <w:r>
         <w:rPr>
-          <w:b/>
+          <w:rPrChange w:id="981" w:author="Millicent  Mufambi" w:date="2026-06-02T12:54:00Z" w16du:dateUtc="2026-06-02T10:54:00Z">
+            <w:rPr>
+              <w:b/>
+            </w:rPr>
+          </w:rPrChange>
         </w:rPr>
         <w:t>RQ2. How does consensus latency affect real-time repair?</w:t>
       </w:r>
       <w:r>
-        <w:t xml:space="preserve"> The protocol adds under 2 ms per round; the roughly 50 s mean latency, against 25 s for the baseline, comes from LLM I/O and Ollama inference, not consensus. The 2.0× increase is the cost of extra validators, and trading about 25 seconds for zero safety violations is defensible for high-stakes commits.</w:t>
+        <w:t xml:space="preserve"> The protocol adds under 2 ms per round; the </w:t>
+      </w:r>
+      <w:del w:id="982" w:author="Millicent  Mufambi" w:date="2026-06-02T12:54:00Z" w16du:dateUtc="2026-06-02T10:54:00Z">
+        <w:r>
+          <w:delText>roughly 50</w:delText>
+        </w:r>
+      </w:del>
+      <w:ins w:id="983" w:author="Millicent  Mufambi" w:date="2026-06-02T12:54:00Z" w16du:dateUtc="2026-06-02T10:54:00Z">
+        <w:r>
+          <w:t>added latency — on e-commerce, about 53</w:t>
+        </w:r>
+      </w:ins>
+      <w:r>
+        <w:t xml:space="preserve"> s mean </w:t>
+      </w:r>
+      <w:del w:id="984" w:author="Millicent  Mufambi" w:date="2026-06-02T12:54:00Z" w16du:dateUtc="2026-06-02T10:54:00Z">
+        <w:r>
+          <w:delText xml:space="preserve">latency, </w:delText>
+        </w:r>
+      </w:del>
+      <w:r>
+        <w:t xml:space="preserve">against </w:t>
+      </w:r>
+      <w:del w:id="985" w:author="Millicent  Mufambi" w:date="2026-06-02T12:54:00Z" w16du:dateUtc="2026-06-02T10:54:00Z">
+        <w:r>
+          <w:delText>25</w:delText>
+        </w:r>
+      </w:del>
+      <w:ins w:id="986" w:author="Millicent  Mufambi" w:date="2026-06-02T12:54:00Z" w16du:dateUtc="2026-06-02T10:54:00Z">
+        <w:r>
+          <w:t>18</w:t>
+        </w:r>
+      </w:ins>
+      <w:r>
+        <w:t xml:space="preserve"> s for the baseline</w:t>
+      </w:r>
+      <w:del w:id="987" w:author="Millicent  Mufambi" w:date="2026-06-02T12:54:00Z" w16du:dateUtc="2026-06-02T10:54:00Z">
+        <w:r>
+          <w:delText>,</w:delText>
+        </w:r>
+      </w:del>
+      <w:ins w:id="988" w:author="Millicent  Mufambi" w:date="2026-06-02T12:54:00Z" w16du:dateUtc="2026-06-02T10:54:00Z">
+        <w:r>
+          <w:t xml:space="preserve"> —</w:t>
+        </w:r>
+      </w:ins>
+      <w:r>
+        <w:t xml:space="preserve"> comes from LLM I/O and Ollama inference, not consensus. </w:t>
+      </w:r>
+      <w:del w:id="989" w:author="Millicent  Mufambi" w:date="2026-06-02T12:54:00Z" w16du:dateUtc="2026-06-02T10:54:00Z">
+        <w:r>
+          <w:delText>The 2.0×</w:delText>
+        </w:r>
+      </w:del>
+      <w:ins w:id="990" w:author="Millicent  Mufambi" w:date="2026-06-02T12:54:00Z" w16du:dateUtc="2026-06-02T10:54:00Z">
+        <w:r>
+          <w:t>This roughly threefold</w:t>
+        </w:r>
+      </w:ins>
+      <w:r>
+        <w:t xml:space="preserve"> increase is the cost of </w:t>
+      </w:r>
+      <w:ins w:id="991" w:author="Millicent  Mufambi" w:date="2026-06-02T12:54:00Z" w16du:dateUtc="2026-06-02T10:54:00Z">
+        <w:r>
+          <w:t xml:space="preserve">the </w:t>
+        </w:r>
+      </w:ins>
+      <w:r>
+        <w:t xml:space="preserve">extra validators, and trading </w:t>
+      </w:r>
+      <w:del w:id="992" w:author="Millicent  Mufambi" w:date="2026-06-02T12:54:00Z" w16du:dateUtc="2026-06-02T10:54:00Z">
+        <w:r>
+          <w:delText>about 25</w:delText>
+        </w:r>
+      </w:del>
+      <w:ins w:id="993" w:author="Millicent  Mufambi" w:date="2026-06-02T12:54:00Z" w16du:dateUtc="2026-06-02T10:54:00Z">
+        <w:r>
+          <w:t>tens of</w:t>
+        </w:r>
+      </w:ins>
+      <w:r>
+        <w:t xml:space="preserve"> seconds for </w:t>
+      </w:r>
+      <w:del w:id="994" w:author="Millicent  Mufambi" w:date="2026-06-02T12:54:00Z" w16du:dateUtc="2026-06-02T10:54:00Z">
+        <w:r>
+          <w:delText>zero safety violations</w:delText>
+        </w:r>
+      </w:del>
+      <w:ins w:id="995" w:author="Millicent  Mufambi" w:date="2026-06-02T12:54:00Z" w16du:dateUtc="2026-06-02T10:54:00Z">
+        <w:r>
+          <w:t>fewer unsafe fixes</w:t>
+        </w:r>
+      </w:ins>
+      <w:r>
+        <w:t xml:space="preserve"> is defensible for high-stakes commits.</w:t>
       </w:r>
     </w:p>
     <w:p>
@@ -14039,7 +14581,7 @@
       </w:pPr>
       <w:r>
         <w:rPr>
-          <w:rPrChange w:id="903" w:author="Millicent  Mufambi" w:date="2026-06-02T11:48:00Z" w16du:dateUtc="2026-06-02T09:48:00Z">
+          <w:rPrChange w:id="996" w:author="Millicent  Mufambi" w:date="2026-06-02T12:54:00Z" w16du:dateUtc="2026-06-02T10:54:00Z">
             <w:rPr>
               <w:b/>
             </w:rPr>
@@ -14050,17 +14592,77 @@
       <w:r>
         <w:t xml:space="preserve"> </w:t>
       </w:r>
-      <w:del w:id="904" w:author="Millicent  Mufambi" w:date="2026-06-02T11:48:00Z" w16du:dateUtc="2026-06-02T09:48:00Z">
-        <w:r>
-          <w:delText>Yes, decisively. Across 90 paired bugs consensus eliminated safety violations (0.0% against 11.1%; W = 0, z = -2.80, p = 0.0016) and cut the BugsInPy rate from 50.0% to 0.0%, correctly rejecting ten fixes the baseline accepted and never the reverse. This is the paper's strongest result</w:delText>
+      <w:del w:id="997" w:author="Millicent  Mufambi" w:date="2026-06-02T12:54:00Z" w16du:dateUtc="2026-06-02T10:54:00Z">
+        <w:r>
+          <w:delText>Yes, decisively. Across 90 paired bugs consensus eliminated safety violations (0.0% against 11.1%; W = 0, z = -2.80, p = 0.0016) and cut</w:delText>
         </w:r>
       </w:del>
-      <w:ins w:id="905" w:author="Millicent  Mufambi" w:date="2026-06-02T11:48:00Z" w16du:dateUtc="2026-06-02T09:48:00Z">
-        <w:r>
-          <w:t>Yes. On the BugsInPy subset consensus directionally reduced the safety-violation rate (75% to 50%) and, contrary to a recall-for-precision trade-off, also raised the repair rate (25% to 50%), because the four independent validators reject overconfident fixes the single agent commits while the sandbox admits the genuine ones. Neither paired difference reaches significance at this sample size, so the paper's strongest reliability result is the deterministic Byzantine-tolerance guarantee (Sections 6.6 and 6.13</w:t>
-        </w:r>
-        <w:r>
-          <w:t>), with the paired repair and safety gains reported as directional</w:t>
+      <w:ins w:id="998" w:author="Millicent  Mufambi" w:date="2026-06-02T12:54:00Z" w16du:dateUtc="2026-06-02T10:54:00Z">
+        <w:r>
+          <w:t>Yes. On</w:t>
+        </w:r>
+      </w:ins>
+      <w:r>
+        <w:t xml:space="preserve"> the BugsInPy </w:t>
+      </w:r>
+      <w:ins w:id="999" w:author="Millicent  Mufambi" w:date="2026-06-02T12:54:00Z" w16du:dateUtc="2026-06-02T10:54:00Z">
+        <w:r>
+          <w:t xml:space="preserve">subset consensus directionally reduced the safety-violation </w:t>
+        </w:r>
+      </w:ins>
+      <w:r>
+        <w:t xml:space="preserve">rate </w:t>
+      </w:r>
+      <w:del w:id="1000" w:author="Millicent  Mufambi" w:date="2026-06-02T12:54:00Z" w16du:dateUtc="2026-06-02T10:54:00Z">
+        <w:r>
+          <w:delText>from 50.0</w:delText>
+        </w:r>
+      </w:del>
+      <w:ins w:id="1001" w:author="Millicent  Mufambi" w:date="2026-06-02T12:54:00Z" w16du:dateUtc="2026-06-02T10:54:00Z">
+        <w:r>
+          <w:t>(75</w:t>
+        </w:r>
+      </w:ins>
+      <w:r>
+        <w:t xml:space="preserve">% to </w:t>
+      </w:r>
+      <w:del w:id="1002" w:author="Millicent  Mufambi" w:date="2026-06-02T12:54:00Z" w16du:dateUtc="2026-06-02T10:54:00Z">
+        <w:r>
+          <w:delText>0.0%, correctly rejecting ten</w:delText>
+        </w:r>
+      </w:del>
+      <w:ins w:id="1003" w:author="Millicent  Mufambi" w:date="2026-06-02T12:54:00Z" w16du:dateUtc="2026-06-02T10:54:00Z">
+        <w:r>
+          <w:t>50%) and, contrary to a recall-for-precision trade-off, also raised the repair rate (25% to 50%), because the four independent validators reject overconfident</w:t>
+        </w:r>
+      </w:ins>
+      <w:r>
+        <w:t xml:space="preserve"> fixes the </w:t>
+      </w:r>
+      <w:del w:id="1004" w:author="Millicent  Mufambi" w:date="2026-06-02T12:54:00Z" w16du:dateUtc="2026-06-02T10:54:00Z">
+        <w:r>
+          <w:delText xml:space="preserve">baseline accepted and never the reverse. This is the </w:delText>
+        </w:r>
+      </w:del>
+      <w:ins w:id="1005" w:author="Millicent  Mufambi" w:date="2026-06-02T12:54:00Z" w16du:dateUtc="2026-06-02T10:54:00Z">
+        <w:r>
+          <w:t xml:space="preserve">single agent commits while the sandbox admits the genuine ones. Neither paired difference reaches significance at this sample size, so the </w:t>
+        </w:r>
+      </w:ins>
+      <w:r>
+        <w:t xml:space="preserve">paper's strongest </w:t>
+      </w:r>
+      <w:ins w:id="1006" w:author="Millicent  Mufambi" w:date="2026-06-02T12:54:00Z" w16du:dateUtc="2026-06-02T10:54:00Z">
+        <w:r>
+          <w:t xml:space="preserve">reliability </w:t>
+        </w:r>
+      </w:ins>
+      <w:r>
+        <w:t>result</w:t>
+      </w:r>
+      <w:ins w:id="1007" w:author="Millicent  Mufambi" w:date="2026-06-02T12:54:00Z" w16du:dateUtc="2026-06-02T10:54:00Z">
+        <w:r>
+          <w:t xml:space="preserve"> is the deterministic Byzantine-tolerance guarantee (Sections 6.6 and 6.13), with the paired repair and safety gains reported as directional</w:t>
         </w:r>
       </w:ins>
       <w:r>
@@ -14074,7 +14676,7 @@
       </w:pPr>
       <w:r>
         <w:rPr>
-          <w:rPrChange w:id="906" w:author="Millicent  Mufambi" w:date="2026-06-02T11:48:00Z" w16du:dateUtc="2026-06-02T09:48:00Z">
+          <w:rPrChange w:id="1008" w:author="Millicent  Mufambi" w:date="2026-06-02T12:54:00Z" w16du:dateUtc="2026-06-02T10:54:00Z">
             <w:rPr>
               <w:b/>
             </w:rPr>
@@ -14082,7 +14684,7 @@
         </w:rPr>
         <w:t>RQ4</w:t>
       </w:r>
-      <w:del w:id="907" w:author="Millicent  Mufambi" w:date="2026-06-02T11:48:00Z" w16du:dateUtc="2026-06-02T09:48:00Z">
+      <w:del w:id="1009" w:author="Millicent  Mufambi" w:date="2026-06-02T12:54:00Z" w16du:dateUtc="2026-06-02T10:54:00Z">
         <w:r>
           <w:rPr>
             <w:b/>
@@ -14090,14 +14692,14 @@
           <w:delText>.</w:delText>
         </w:r>
       </w:del>
-      <w:ins w:id="908" w:author="Millicent  Mufambi" w:date="2026-06-02T11:48:00Z" w16du:dateUtc="2026-06-02T09:48:00Z">
+      <w:ins w:id="1010" w:author="Millicent  Mufambi" w:date="2026-06-02T12:54:00Z" w16du:dateUtc="2026-06-02T10:54:00Z">
         <w:r>
           <w:t xml:space="preserve"> (exploratory).</w:t>
         </w:r>
       </w:ins>
       <w:r>
         <w:rPr>
-          <w:rPrChange w:id="909" w:author="Millicent  Mufambi" w:date="2026-06-02T11:48:00Z" w16du:dateUtc="2026-06-02T09:48:00Z">
+          <w:rPrChange w:id="1011" w:author="Millicent  Mufambi" w:date="2026-06-02T12:54:00Z" w16du:dateUtc="2026-06-02T10:54:00Z">
             <w:rPr>
               <w:b/>
             </w:rPr>
@@ -14108,54 +14710,80 @@
       <w:r>
         <w:t xml:space="preserve"> </w:t>
       </w:r>
-      <w:del w:id="910" w:author="Millicent  Mufambi" w:date="2026-06-02T11:48:00Z" w16du:dateUtc="2026-06-02T09:48:00Z">
-        <w:r>
-          <w:delText>Using</w:delText>
+      <w:del w:id="1012" w:author="Millicent  Mufambi" w:date="2026-06-02T12:54:00Z" w16du:dateUtc="2026-06-02T10:54:00Z">
+        <w:r>
+          <w:delText>Using the CISQ (2024) figures from the proposal,</w:delText>
         </w:r>
       </w:del>
-      <w:ins w:id="911" w:author="Millicent  Mufambi" w:date="2026-06-02T11:48:00Z" w16du:dateUtc="2026-06-02T09:48:00Z">
-        <w:r>
-          <w:t>Industry reports place</w:t>
-        </w:r>
-      </w:ins>
-      <w:r>
-        <w:t xml:space="preserve"> the </w:t>
-      </w:r>
-      <w:del w:id="912" w:author="Millicent  Mufambi" w:date="2026-06-02T11:48:00Z" w16du:dateUtc="2026-06-02T09:48:00Z">
-        <w:r>
-          <w:delText>CISQ (2024) figures from the proposal,</w:delText>
+      <w:ins w:id="1013" w:author="Millicent  Mufambi" w:date="2026-06-02T12:54:00Z" w16du:dateUtc="2026-06-02T10:54:00Z">
+        <w:r>
+          <w:t>Industry reports place the cost of</w:t>
+        </w:r>
+      </w:ins>
+      <w:r>
+        <w:t xml:space="preserve"> critical </w:t>
+      </w:r>
+      <w:del w:id="1014" w:author="Millicent  Mufambi" w:date="2026-06-02T12:54:00Z" w16du:dateUtc="2026-06-02T10:54:00Z">
+        <w:r>
+          <w:delText>production failures cost around US$1</w:delText>
         </w:r>
       </w:del>
-      <w:ins w:id="913" w:author="Millicent  Mufambi" w:date="2026-06-02T11:48:00Z" w16du:dateUtc="2026-06-02T09:48:00Z">
-        <w:r>
-          <w:t>cost of</w:t>
-        </w:r>
-      </w:ins>
-      <w:r>
-        <w:t xml:space="preserve"> critical </w:t>
-      </w:r>
-      <w:del w:id="914" w:author="Millicent  Mufambi" w:date="2026-06-02T11:48:00Z" w16du:dateUtc="2026-06-02T09:48:00Z">
-        <w:r>
-          <w:delText>production failures cost around</w:delText>
+      <w:ins w:id="1015" w:author="Millicent  Mufambi" w:date="2026-06-02T12:54:00Z" w16du:dateUtc="2026-06-02T10:54:00Z">
+        <w:r>
+          <w:t>software downtime in the range of hundreds of thousands to over a</w:t>
+        </w:r>
+      </w:ins>
+      <w:r>
+        <w:t xml:space="preserve"> million </w:t>
+      </w:r>
+      <w:ins w:id="1016" w:author="Millicent  Mufambi" w:date="2026-06-02T12:54:00Z" w16du:dateUtc="2026-06-02T10:54:00Z">
+        <w:r>
+          <w:t xml:space="preserve">US dollars </w:t>
+        </w:r>
+      </w:ins>
+      <w:r>
+        <w:t>per hour</w:t>
+      </w:r>
+      <w:del w:id="1017" w:author="Millicent  Mufambi" w:date="2026-06-02T12:54:00Z" w16du:dateUtc="2026-06-02T10:54:00Z">
+        <w:r>
+          <w:delText xml:space="preserve">, up to </w:delText>
         </w:r>
       </w:del>
-      <w:ins w:id="915" w:author="Millicent  Mufambi" w:date="2026-06-02T11:48:00Z" w16du:dateUtc="2026-06-02T09:48:00Z">
-        <w:r>
-          <w:t>software downtime in the range of hundreds of thousands to over a million US dollars per hour (CISQ, 2022). Taking an illustrative</w:t>
-        </w:r>
-      </w:ins>
-      <w:r>
-        <w:t xml:space="preserve"> US$1 million per hour</w:t>
-      </w:r>
-      <w:del w:id="916" w:author="Millicent  Mufambi" w:date="2026-06-02T11:48:00Z" w16du:dateUtc="2026-06-02T09:48:00Z">
-        <w:r>
-          <w:delText>, up to US$5 million in peak periods. Given the move to zero violations</w:delText>
+      <w:ins w:id="1018" w:author="Millicent  Mufambi" w:date="2026-06-02T12:54:00Z" w16du:dateUtc="2026-06-02T10:54:00Z">
+        <w:r>
+          <w:t xml:space="preserve"> (CISQ, 2022). Taking an illustrative </w:t>
+        </w:r>
+      </w:ins>
+      <w:r>
+        <w:t>US$</w:t>
+      </w:r>
+      <w:del w:id="1019" w:author="Millicent  Mufambi" w:date="2026-06-02T12:54:00Z" w16du:dateUtc="2026-06-02T10:54:00Z">
+        <w:r>
+          <w:delText>5</w:delText>
         </w:r>
       </w:del>
+      <w:ins w:id="1020" w:author="Millicent  Mufambi" w:date="2026-06-02T12:54:00Z" w16du:dateUtc="2026-06-02T10:54:00Z">
+        <w:r>
+          <w:t>1</w:t>
+        </w:r>
+      </w:ins>
+      <w:r>
+        <w:t xml:space="preserve"> million </w:t>
+      </w:r>
+      <w:del w:id="1021" w:author="Millicent  Mufambi" w:date="2026-06-02T12:54:00Z" w16du:dateUtc="2026-06-02T10:54:00Z">
+        <w:r>
+          <w:delText>in peak periods. Given the move to zero violations</w:delText>
+        </w:r>
+      </w:del>
+      <w:ins w:id="1022" w:author="Millicent  Mufambi" w:date="2026-06-02T12:54:00Z" w16du:dateUtc="2026-06-02T10:54:00Z">
+        <w:r>
+          <w:t>per hour</w:t>
+        </w:r>
+      </w:ins>
       <w:r>
         <w:t xml:space="preserve"> and a 30-minute </w:t>
       </w:r>
-      <w:del w:id="917" w:author="Millicent  Mufambi" w:date="2026-06-02T11:48:00Z" w16du:dateUtc="2026-06-02T09:48:00Z">
+      <w:del w:id="1023" w:author="Millicent  Mufambi" w:date="2026-06-02T12:54:00Z" w16du:dateUtc="2026-06-02T10:54:00Z">
         <w:r>
           <w:delText xml:space="preserve">mean </w:delText>
         </w:r>
@@ -14163,12 +14791,12 @@
       <w:r>
         <w:t xml:space="preserve">recovery, </w:t>
       </w:r>
-      <w:del w:id="918" w:author="Millicent  Mufambi" w:date="2026-06-02T11:48:00Z" w16du:dateUtc="2026-06-02T09:48:00Z">
+      <w:del w:id="1024" w:author="Millicent  Mufambi" w:date="2026-06-02T12:54:00Z" w16du:dateUtc="2026-06-02T10:54:00Z">
         <w:r>
           <w:delText>BFT-MAS</w:delText>
         </w:r>
       </w:del>
-      <w:ins w:id="919" w:author="Millicent  Mufambi" w:date="2026-06-02T11:48:00Z" w16du:dateUtc="2026-06-02T09:48:00Z">
+      <w:ins w:id="1025" w:author="Millicent  Mufambi" w:date="2026-06-02T12:54:00Z" w16du:dateUtc="2026-06-02T10:54:00Z">
         <w:r>
           <w:t>the directional reduction in unsafe fixes (about 6 percentage points across the corpus, 16.7% to 11.1%)</w:t>
         </w:r>
@@ -14176,12 +14804,12 @@
       <w:r>
         <w:t xml:space="preserve"> would avoid </w:t>
       </w:r>
-      <w:del w:id="920" w:author="Millicent  Mufambi" w:date="2026-06-02T11:48:00Z" w16du:dateUtc="2026-06-02T09:48:00Z">
+      <w:del w:id="1026" w:author="Millicent  Mufambi" w:date="2026-06-02T12:54:00Z" w16du:dateUtc="2026-06-02T10:54:00Z">
         <w:r>
           <w:delText>roughly</w:delText>
         </w:r>
       </w:del>
-      <w:ins w:id="921" w:author="Millicent  Mufambi" w:date="2026-06-02T11:48:00Z" w16du:dateUtc="2026-06-02T09:48:00Z">
+      <w:ins w:id="1027" w:author="Millicent  Mufambi" w:date="2026-06-02T12:54:00Z" w16du:dateUtc="2026-06-02T10:54:00Z">
         <w:r>
           <w:t>on the order of</w:t>
         </w:r>
@@ -14189,12 +14817,12 @@
       <w:r>
         <w:t xml:space="preserve"> US$</w:t>
       </w:r>
-      <w:del w:id="922" w:author="Millicent  Mufambi" w:date="2026-06-02T11:48:00Z" w16du:dateUtc="2026-06-02T09:48:00Z">
+      <w:del w:id="1028" w:author="Millicent  Mufambi" w:date="2026-06-02T12:54:00Z" w16du:dateUtc="2026-06-02T10:54:00Z">
         <w:r>
           <w:delText>5.5</w:delText>
         </w:r>
       </w:del>
-      <w:ins w:id="923" w:author="Millicent  Mufambi" w:date="2026-06-02T11:48:00Z" w16du:dateUtc="2026-06-02T09:48:00Z">
+      <w:ins w:id="1029" w:author="Millicent  Mufambi" w:date="2026-06-02T12:54:00Z" w16du:dateUtc="2026-06-02T10:54:00Z">
         <w:r>
           <w:t>3</w:t>
         </w:r>
@@ -14202,12 +14830,12 @@
       <w:r>
         <w:t xml:space="preserve"> million per 100 high-stakes repairs</w:t>
       </w:r>
-      <w:del w:id="924" w:author="Millicent  Mufambi" w:date="2026-06-02T11:48:00Z" w16du:dateUtc="2026-06-02T09:48:00Z">
+      <w:del w:id="1030" w:author="Millicent  Mufambi" w:date="2026-06-02T12:54:00Z" w16du:dateUtc="2026-06-02T10:54:00Z">
         <w:r>
           <w:delText xml:space="preserve"> at about US$0.12</w:delText>
         </w:r>
       </w:del>
-      <w:ins w:id="925" w:author="Millicent  Mufambi" w:date="2026-06-02T11:48:00Z" w16du:dateUtc="2026-06-02T09:48:00Z">
+      <w:ins w:id="1031" w:author="Millicent  Mufambi" w:date="2026-06-02T12:54:00Z" w16du:dateUtc="2026-06-02T10:54:00Z">
         <w:r>
           <w:t>, against an API cost of a few dollars</w:t>
         </w:r>
@@ -14215,12 +14843,12 @@
       <w:r>
         <w:t xml:space="preserve"> each. </w:t>
       </w:r>
-      <w:del w:id="926" w:author="Millicent  Mufambi" w:date="2026-06-02T11:48:00Z" w16du:dateUtc="2026-06-02T09:48:00Z">
+      <w:del w:id="1032" w:author="Millicent  Mufambi" w:date="2026-06-02T12:54:00Z" w16du:dateUtc="2026-06-02T10:54:00Z">
         <w:r>
           <w:delText>A</w:delText>
         </w:r>
       </w:del>
-      <w:ins w:id="927" w:author="Millicent  Mufambi" w:date="2026-06-02T11:48:00Z" w16du:dateUtc="2026-06-02T09:48:00Z">
+      <w:ins w:id="1033" w:author="Millicent  Mufambi" w:date="2026-06-02T12:54:00Z" w16du:dateUtc="2026-06-02T10:54:00Z">
         <w:r>
           <w:t>We treat this as an order-of-magnitude estimate, not a measured outcome; a</w:t>
         </w:r>
@@ -14234,10 +14862,10 @@
         <w:spacing w:after="120"/>
         <w:jc w:val="both"/>
         <w:rPr>
-          <w:ins w:id="928" w:author="Millicent  Mufambi" w:date="2026-06-02T11:48:00Z" w16du:dateUtc="2026-06-02T09:48:00Z"/>
+          <w:ins w:id="1034" w:author="Millicent  Mufambi" w:date="2026-06-02T12:54:00Z" w16du:dateUtc="2026-06-02T10:54:00Z"/>
         </w:rPr>
       </w:pPr>
-      <w:ins w:id="929" w:author="Millicent  Mufambi" w:date="2026-06-02T11:48:00Z" w16du:dateUtc="2026-06-02T09:48:00Z">
+      <w:ins w:id="1035" w:author="Millicent  Mufambi" w:date="2026-06-02T12:54:00Z" w16du:dateUtc="2026-06-02T10:54:00Z">
         <w:r>
           <w:rPr>
             <w:b/>
@@ -14251,10 +14879,10 @@
         <w:spacing w:after="120"/>
         <w:jc w:val="both"/>
         <w:rPr>
-          <w:ins w:id="930" w:author="Millicent  Mufambi" w:date="2026-06-02T11:48:00Z" w16du:dateUtc="2026-06-02T09:48:00Z"/>
+          <w:ins w:id="1036" w:author="Millicent  Mufambi" w:date="2026-06-02T12:54:00Z" w16du:dateUtc="2026-06-02T10:54:00Z"/>
         </w:rPr>
       </w:pPr>
-      <w:ins w:id="931" w:author="Millicent  Mufambi" w:date="2026-06-02T11:48:00Z" w16du:dateUtc="2026-06-02T09:48:00Z">
+      <w:ins w:id="1037" w:author="Millicent  Mufambi" w:date="2026-06-02T12:54:00Z" w16du:dateUtc="2026-06-02T10:54:00Z">
         <w:r>
           <w:t>For an e-commerce team the practical gain is fewer false-positive fixes, a directional reduction of about 6 percentage points across the full corpus (16.7% to 11.1%, and 75% to 50% on the hardest real-world subset), and, more importantly, a guarantee that no consensus-approved fix is applied until it clears an executable sandbox and that the consensus itself tolerates up to f Byzantine validators. Per 100 high-stakes repairs a 6-point reduction is about 6 averted incidents; at a commonly cited cost near US$</w:t>
         </w:r>
@@ -14284,7 +14912,7 @@
       <w:r>
         <w:t xml:space="preserve">BFT-MAS has four </w:t>
       </w:r>
-      <w:ins w:id="932" w:author="Millicent  Mufambi" w:date="2026-06-02T11:48:00Z" w16du:dateUtc="2026-06-02T09:48:00Z">
+      <w:ins w:id="1038" w:author="Millicent  Mufambi" w:date="2026-06-02T12:54:00Z" w16du:dateUtc="2026-06-02T10:54:00Z">
         <w:r>
           <w:t xml:space="preserve">design </w:t>
         </w:r>
@@ -14292,7 +14920,7 @@
       <w:r>
         <w:t xml:space="preserve">ingredients. </w:t>
       </w:r>
-      <w:ins w:id="933" w:author="Millicent  Mufambi" w:date="2026-06-02T11:48:00Z" w16du:dateUtc="2026-06-02T09:48:00Z">
+      <w:ins w:id="1039" w:author="Millicent  Mufambi" w:date="2026-06-02T12:54:00Z" w16du:dateUtc="2026-06-02T10:54:00Z">
         <w:r>
           <w:t xml:space="preserve">We demonstrate the Byzantine fault tolerance of the consensus layer directly (safety under an equivocating primary, Section 6.14) and compare the exact and semantic quorum rules (Section 6.9). </w:t>
         </w:r>
@@ -14300,7 +14928,7 @@
       <w:r>
         <w:t xml:space="preserve">The </w:t>
       </w:r>
-      <w:del w:id="934" w:author="Millicent  Mufambi" w:date="2026-06-02T11:48:00Z" w16du:dateUtc="2026-06-02T09:48:00Z">
+      <w:del w:id="1040" w:author="Millicent  Mufambi" w:date="2026-06-02T12:54:00Z" w16du:dateUtc="2026-06-02T10:54:00Z">
         <w:r>
           <w:delText xml:space="preserve">results validate three (the </w:delText>
         </w:r>
@@ -14308,12 +14936,12 @@
       <w:r>
         <w:t>heterogeneous</w:t>
       </w:r>
-      <w:del w:id="935" w:author="Millicent  Mufambi" w:date="2026-06-02T11:48:00Z" w16du:dateUtc="2026-06-02T09:48:00Z">
+      <w:del w:id="1041" w:author="Millicent  Mufambi" w:date="2026-06-02T12:54:00Z" w16du:dateUtc="2026-06-02T10:54:00Z">
         <w:r>
           <w:delText xml:space="preserve"> </w:delText>
         </w:r>
       </w:del>
-      <w:ins w:id="936" w:author="Millicent  Mufambi" w:date="2026-06-02T11:48:00Z" w16du:dateUtc="2026-06-02T09:48:00Z">
+      <w:ins w:id="1042" w:author="Millicent  Mufambi" w:date="2026-06-02T12:54:00Z" w16du:dateUtc="2026-06-02T10:54:00Z">
         <w:r>
           <w:t>-</w:t>
         </w:r>
@@ -14321,7 +14949,7 @@
       <w:r>
         <w:t xml:space="preserve">population </w:t>
       </w:r>
-      <w:del w:id="937" w:author="Millicent  Mufambi" w:date="2026-06-02T11:48:00Z" w16du:dateUtc="2026-06-02T09:48:00Z">
+      <w:del w:id="1043" w:author="Millicent  Mufambi" w:date="2026-06-02T12:54:00Z" w16du:dateUtc="2026-06-02T10:54:00Z">
         <w:r>
           <w:delText xml:space="preserve">with </w:delText>
         </w:r>
@@ -14329,12 +14957,12 @@
       <w:r>
         <w:t xml:space="preserve">decorrelation </w:t>
       </w:r>
-      <w:del w:id="938" w:author="Millicent  Mufambi" w:date="2026-06-02T11:48:00Z" w16du:dateUtc="2026-06-02T09:48:00Z">
+      <w:del w:id="1044" w:author="Millicent  Mufambi" w:date="2026-06-02T12:54:00Z" w16du:dateUtc="2026-06-02T10:54:00Z">
         <w:r>
           <w:delText>measurement, reputation</w:delText>
         </w:r>
       </w:del>
-      <w:ins w:id="939" w:author="Millicent  Mufambi" w:date="2026-06-02T11:48:00Z" w16du:dateUtc="2026-06-02T09:48:00Z">
+      <w:ins w:id="1045" w:author="Millicent  Mufambi" w:date="2026-06-02T12:54:00Z" w16du:dateUtc="2026-06-02T10:54:00Z">
         <w:r>
           <w:t>is measured and is a negative result (agreement stays high; Section 7.2). Reputation</w:t>
         </w:r>
@@ -14342,7 +14970,7 @@
       <w:r>
         <w:t xml:space="preserve">-weighted voting and </w:t>
       </w:r>
-      <w:ins w:id="940" w:author="Millicent  Mufambi" w:date="2026-06-02T11:48:00Z" w16du:dateUtc="2026-06-02T09:48:00Z">
+      <w:ins w:id="1046" w:author="Millicent  Mufambi" w:date="2026-06-02T12:54:00Z" w16du:dateUtc="2026-06-02T10:54:00Z">
         <w:r>
           <w:t xml:space="preserve">the knowledge-graph layer are implemented but left unevaluated, and the </w:t>
         </w:r>
@@ -14350,12 +14978,12 @@
       <w:r>
         <w:t xml:space="preserve">e-commerce </w:t>
       </w:r>
-      <w:del w:id="941" w:author="Millicent  Mufambi" w:date="2026-06-02T11:48:00Z" w16du:dateUtc="2026-06-02T09:48:00Z">
+      <w:del w:id="1047" w:author="Millicent  Mufambi" w:date="2026-06-02T12:54:00Z" w16du:dateUtc="2026-06-02T10:54:00Z">
         <w:r>
           <w:delText>invariants) and demonstrate the fault-tolerance property under injection.</w:delText>
         </w:r>
       </w:del>
-      <w:ins w:id="942" w:author="Millicent  Mufambi" w:date="2026-06-02T11:48:00Z" w16du:dateUtc="2026-06-02T09:48:00Z">
+      <w:ins w:id="1048" w:author="Millicent  Mufambi" w:date="2026-06-02T12:54:00Z" w16du:dateUtc="2026-06-02T10:54:00Z">
         <w:r>
           <w:t>invariant checks show no measurable effect on the tractable suites.</w:t>
         </w:r>
@@ -14363,12 +14991,12 @@
       <w:r>
         <w:t xml:space="preserve"> The main open </w:t>
       </w:r>
-      <w:del w:id="943" w:author="Millicent  Mufambi" w:date="2026-06-02T11:48:00Z" w16du:dateUtc="2026-06-02T09:48:00Z">
+      <w:del w:id="1049" w:author="Millicent  Mufambi" w:date="2026-06-02T12:54:00Z" w16du:dateUtc="2026-06-02T10:54:00Z">
         <w:r>
           <w:delText>direction is theoretical</w:delText>
         </w:r>
       </w:del>
-      <w:ins w:id="944" w:author="Millicent  Mufambi" w:date="2026-06-02T11:48:00Z" w16du:dateUtc="2026-06-02T09:48:00Z">
+      <w:ins w:id="1050" w:author="Millicent  Mufambi" w:date="2026-06-02T12:54:00Z" w16du:dateUtc="2026-06-02T10:54:00Z">
         <w:r>
           <w:t>directions are a formal semantic-equivalence relation and distributed deployment</w:t>
         </w:r>
@@ -14398,7 +15026,7 @@
       <w:r>
         <w:t xml:space="preserve">Classical PBFT reaches quorum on identical output, but </w:t>
       </w:r>
-      <w:ins w:id="945" w:author="Millicent  Mufambi" w:date="2026-06-02T11:48:00Z" w16du:dateUtc="2026-06-02T09:48:00Z">
+      <w:ins w:id="1051" w:author="Millicent  Mufambi" w:date="2026-06-02T12:54:00Z" w16du:dateUtc="2026-06-02T10:54:00Z">
         <w:r>
           <w:t xml:space="preserve">heterogeneous </w:t>
         </w:r>
@@ -14406,12 +15034,12 @@
       <w:r>
         <w:t xml:space="preserve">LLM agents produce different yet equivalent fixes, so an equivalence oracle is needed. </w:t>
       </w:r>
-      <w:del w:id="946" w:author="Millicent  Mufambi" w:date="2026-06-02T11:48:00Z" w16du:dateUtc="2026-06-02T09:48:00Z">
+      <w:del w:id="1052" w:author="Millicent  Mufambi" w:date="2026-06-02T12:54:00Z" w16du:dateUtc="2026-06-02T10:54:00Z">
         <w:r>
           <w:delText xml:space="preserve">The current code uses byte-equal digests. A defensible </w:delText>
         </w:r>
       </w:del>
-      <w:ins w:id="947" w:author="Millicent  Mufambi" w:date="2026-06-02T11:48:00Z" w16du:dateUtc="2026-06-02T09:48:00Z">
+      <w:ins w:id="1053" w:author="Millicent  Mufambi" w:date="2026-06-02T12:54:00Z" w16du:dateUtc="2026-06-02T10:54:00Z">
         <w:r>
           <w:t xml:space="preserve">We implement a behavioural oracle: two fixes are equivalent when they produce the same sandbox outcome, and a quorum forms within one behavioural class (Sections 5.9 and 6.9). What remains open is the formal side, a probabilistic </w:t>
         </w:r>
@@ -14419,7 +15047,7 @@
       <w:r>
         <w:t>semantic-equivalence relation</w:t>
       </w:r>
-      <w:del w:id="948" w:author="Millicent  Mufambi" w:date="2026-06-02T11:48:00Z" w16du:dateUtc="2026-06-02T09:48:00Z">
+      <w:del w:id="1054" w:author="Millicent  Mufambi" w:date="2026-06-02T12:54:00Z" w16du:dateUtc="2026-06-02T10:54:00Z">
         <w:r>
           <w:delText>, a probabilistic consensus</w:delText>
         </w:r>
@@ -14427,7 +15055,7 @@
       <w:r>
         <w:t xml:space="preserve"> parameterised by an application-supplied equivalence function with </w:t>
       </w:r>
-      <w:ins w:id="949" w:author="Millicent  Mufambi" w:date="2026-06-02T11:48:00Z" w16du:dateUtc="2026-06-02T09:48:00Z">
+      <w:ins w:id="1055" w:author="Millicent  Mufambi" w:date="2026-06-02T12:54:00Z" w16du:dateUtc="2026-06-02T10:54:00Z">
         <w:r>
           <w:t xml:space="preserve">proven </w:t>
         </w:r>
@@ -14435,12 +15063,12 @@
       <w:r>
         <w:t>bounds on agreement probability</w:t>
       </w:r>
-      <w:del w:id="950" w:author="Millicent  Mufambi" w:date="2026-06-02T11:48:00Z" w16du:dateUtc="2026-06-02T09:48:00Z">
+      <w:del w:id="1056" w:author="Millicent  Mufambi" w:date="2026-06-02T12:54:00Z" w16du:dateUtc="2026-06-02T10:54:00Z">
         <w:r>
           <w:delText>,</w:delText>
         </w:r>
       </w:del>
-      <w:ins w:id="951" w:author="Millicent  Mufambi" w:date="2026-06-02T11:48:00Z" w16du:dateUtc="2026-06-02T09:48:00Z">
+      <w:ins w:id="1057" w:author="Millicent  Mufambi" w:date="2026-06-02T12:54:00Z" w16du:dateUtc="2026-06-02T10:54:00Z">
         <w:r>
           <w:t>; that</w:t>
         </w:r>
@@ -14448,12 +15076,12 @@
       <w:r>
         <w:t xml:space="preserve"> is </w:t>
       </w:r>
-      <w:del w:id="952" w:author="Millicent  Mufambi" w:date="2026-06-02T11:48:00Z" w16du:dateUtc="2026-06-02T09:48:00Z">
+      <w:del w:id="1058" w:author="Millicent  Mufambi" w:date="2026-06-02T12:54:00Z" w16du:dateUtc="2026-06-02T10:54:00Z">
         <w:r>
           <w:delText>itself a</w:delText>
         </w:r>
       </w:del>
-      <w:ins w:id="953" w:author="Millicent  Mufambi" w:date="2026-06-02T11:48:00Z" w16du:dateUtc="2026-06-02T09:48:00Z">
+      <w:ins w:id="1059" w:author="Millicent  Mufambi" w:date="2026-06-02T12:54:00Z" w16du:dateUtc="2026-06-02T10:54:00Z">
         <w:r>
           <w:t>the main</w:t>
         </w:r>
@@ -14461,7 +15089,7 @@
       <w:r>
         <w:t xml:space="preserve"> theoretical </w:t>
       </w:r>
-      <w:del w:id="954" w:author="Millicent  Mufambi" w:date="2026-06-02T11:48:00Z" w16du:dateUtc="2026-06-02T09:48:00Z">
+      <w:del w:id="1060" w:author="Millicent  Mufambi" w:date="2026-06-02T12:54:00Z" w16du:dateUtc="2026-06-02T10:54:00Z">
         <w:r>
           <w:delText xml:space="preserve">contribution and the main </w:delText>
         </w:r>
@@ -14510,12 +15138,12 @@
         <w:spacing w:after="120"/>
         <w:jc w:val="both"/>
       </w:pPr>
-      <w:del w:id="955" w:author="Millicent  Mufambi" w:date="2026-06-02T11:48:00Z" w16du:dateUtc="2026-06-02T09:48:00Z">
+      <w:del w:id="1061" w:author="Millicent  Mufambi" w:date="2026-06-02T12:54:00Z" w16du:dateUtc="2026-06-02T10:54:00Z">
         <w:r>
           <w:delText>Java evaluation on</w:delText>
         </w:r>
       </w:del>
-      <w:ins w:id="956" w:author="Millicent  Mufambi" w:date="2026-06-02T11:48:00Z" w16du:dateUtc="2026-06-02T09:48:00Z">
+      <w:ins w:id="1062" w:author="Millicent  Mufambi" w:date="2026-06-02T12:54:00Z" w16du:dateUtc="2026-06-02T10:54:00Z">
         <w:r>
           <w:t>We report a</w:t>
         </w:r>
@@ -14523,12 +15151,12 @@
       <w:r>
         <w:t xml:space="preserve"> Defects4J </w:t>
       </w:r>
-      <w:del w:id="957" w:author="Millicent  Mufambi" w:date="2026-06-02T11:48:00Z" w16du:dateUtc="2026-06-02T09:48:00Z">
+      <w:del w:id="1063" w:author="Millicent  Mufambi" w:date="2026-06-02T12:54:00Z" w16du:dateUtc="2026-06-02T10:54:00Z">
         <w:r>
           <w:delText>would broaden coverage. The blocker on Windows is its Java 8</w:delText>
         </w:r>
       </w:del>
-      <w:ins w:id="958" w:author="Millicent  Mufambi" w:date="2026-06-02T11:48:00Z" w16du:dateUtc="2026-06-02T09:48:00Z">
+      <w:ins w:id="1064" w:author="Millicent  Mufambi" w:date="2026-06-02T12:54:00Z" w16du:dateUtc="2026-06-02T10:54:00Z">
         <w:r>
           <w:t>sample in Section 6.10, run inside a Docker image that resolves the Java</w:t>
         </w:r>
@@ -14536,12 +15164,12 @@
       <w:r>
         <w:t>, Perl and Maven prerequisites</w:t>
       </w:r>
-      <w:del w:id="959" w:author="Millicent  Mufambi" w:date="2026-06-02T11:48:00Z" w16du:dateUtc="2026-06-02T09:48:00Z">
+      <w:del w:id="1065" w:author="Millicent  Mufambi" w:date="2026-06-02T12:54:00Z" w16du:dateUtc="2026-06-02T10:54:00Z">
         <w:r>
           <w:delText>; on Linux it is straightforward and is the recommended</w:delText>
         </w:r>
       </w:del>
-      <w:ins w:id="960" w:author="Millicent  Mufambi" w:date="2026-06-02T11:48:00Z" w16du:dateUtc="2026-06-02T09:48:00Z">
+      <w:ins w:id="1066" w:author="Millicent  Mufambi" w:date="2026-06-02T12:54:00Z" w16du:dateUtc="2026-06-02T10:54:00Z">
         <w:r>
           <w:t xml:space="preserve"> that block Defects4J on Windows, with a search-and-replace healer that already scales to large classes. Scaling to the full benchmark is the</w:t>
         </w:r>
@@ -14549,12 +15177,12 @@
       <w:r>
         <w:t xml:space="preserve"> next step</w:t>
       </w:r>
-      <w:del w:id="961" w:author="Millicent  Mufambi" w:date="2026-06-02T11:48:00Z" w16du:dateUtc="2026-06-02T09:48:00Z">
+      <w:del w:id="1067" w:author="Millicent  Mufambi" w:date="2026-06-02T12:54:00Z" w16du:dateUtc="2026-06-02T10:54:00Z">
         <w:r>
           <w:delText>. Java</w:delText>
         </w:r>
       </w:del>
-      <w:ins w:id="962" w:author="Millicent  Mufambi" w:date="2026-06-02T11:48:00Z" w16du:dateUtc="2026-06-02T09:48:00Z">
+      <w:ins w:id="1068" w:author="Millicent  Mufambi" w:date="2026-06-02T12:54:00Z" w16du:dateUtc="2026-06-02T10:54:00Z">
         <w:r>
           <w:t>; the main lever for a higher</w:t>
         </w:r>
@@ -14562,12 +15190,12 @@
       <w:r>
         <w:t xml:space="preserve"> repair </w:t>
       </w:r>
-      <w:del w:id="963" w:author="Millicent  Mufambi" w:date="2026-06-02T11:48:00Z" w16du:dateUtc="2026-06-02T09:48:00Z">
+      <w:del w:id="1069" w:author="Millicent  Mufambi" w:date="2026-06-02T12:54:00Z" w16du:dateUtc="2026-06-02T10:54:00Z">
         <w:r>
           <w:delText>would also exercise heterogeneous</w:delText>
         </w:r>
       </w:del>
-      <w:ins w:id="964" w:author="Millicent  Mufambi" w:date="2026-06-02T11:48:00Z" w16du:dateUtc="2026-06-02T09:48:00Z">
+      <w:ins w:id="1070" w:author="Millicent  Mufambi" w:date="2026-06-02T12:54:00Z" w16du:dateUtc="2026-06-02T10:54:00Z">
         <w:r>
           <w:t>rate is stronger fault localisation so the healer edits the right region, together with</w:t>
         </w:r>
@@ -14575,12 +15203,12 @@
       <w:r>
         <w:t xml:space="preserve"> validators </w:t>
       </w:r>
-      <w:del w:id="965" w:author="Millicent  Mufambi" w:date="2026-06-02T11:48:00Z" w16du:dateUtc="2026-06-02T09:48:00Z">
+      <w:del w:id="1071" w:author="Millicent  Mufambi" w:date="2026-06-02T12:54:00Z" w16du:dateUtc="2026-06-02T10:54:00Z">
         <w:r>
           <w:delText>with</w:delText>
         </w:r>
       </w:del>
-      <w:ins w:id="966" w:author="Millicent  Mufambi" w:date="2026-06-02T11:48:00Z" w16du:dateUtc="2026-06-02T09:48:00Z">
+      <w:ins w:id="1072" w:author="Millicent  Mufambi" w:date="2026-06-02T12:54:00Z" w16du:dateUtc="2026-06-02T10:54:00Z">
         <w:r>
           <w:t>carrying</w:t>
         </w:r>
@@ -14588,7 +15216,7 @@
       <w:r>
         <w:t xml:space="preserve"> language-specific static checks, </w:t>
       </w:r>
-      <w:ins w:id="967" w:author="Millicent  Mufambi" w:date="2026-06-02T11:48:00Z" w16du:dateUtc="2026-06-02T09:48:00Z">
+      <w:ins w:id="1073" w:author="Millicent  Mufambi" w:date="2026-06-02T12:54:00Z" w16du:dateUtc="2026-06-02T10:54:00Z">
         <w:r>
           <w:t xml:space="preserve">which are </w:t>
         </w:r>
@@ -14596,12 +15224,12 @@
       <w:r>
         <w:t>currently Python-</w:t>
       </w:r>
-      <w:del w:id="968" w:author="Millicent  Mufambi" w:date="2026-06-02T11:48:00Z" w16du:dateUtc="2026-06-02T09:48:00Z">
+      <w:del w:id="1074" w:author="Millicent  Mufambi" w:date="2026-06-02T12:54:00Z" w16du:dateUtc="2026-06-02T10:54:00Z">
         <w:r>
           <w:delText>only</w:delText>
         </w:r>
       </w:del>
-      <w:ins w:id="969" w:author="Millicent  Mufambi" w:date="2026-06-02T11:48:00Z" w16du:dateUtc="2026-06-02T09:48:00Z">
+      <w:ins w:id="1075" w:author="Millicent  Mufambi" w:date="2026-06-02T12:54:00Z" w16du:dateUtc="2026-06-02T10:54:00Z">
         <w:r>
           <w:t>tuned</w:t>
         </w:r>
@@ -14631,12 +15259,12 @@
       <w:r>
         <w:t xml:space="preserve">The </w:t>
       </w:r>
-      <w:del w:id="970" w:author="Millicent  Mufambi" w:date="2026-06-02T11:48:00Z" w16du:dateUtc="2026-06-02T09:48:00Z">
+      <w:del w:id="1076" w:author="Millicent  Mufambi" w:date="2026-06-02T12:54:00Z" w16du:dateUtc="2026-06-02T10:54:00Z">
         <w:r>
           <w:delText>runs</w:delText>
         </w:r>
       </w:del>
-      <w:ins w:id="971" w:author="Millicent  Mufambi" w:date="2026-06-02T11:48:00Z" w16du:dateUtc="2026-06-02T09:48:00Z">
+      <w:ins w:id="1077" w:author="Millicent  Mufambi" w:date="2026-06-02T12:54:00Z" w16du:dateUtc="2026-06-02T10:54:00Z">
         <w:r>
           <w:t>heterogeneous panel</w:t>
         </w:r>
@@ -14644,12 +15272,12 @@
       <w:r>
         <w:t xml:space="preserve"> here </w:t>
       </w:r>
-      <w:del w:id="972" w:author="Millicent  Mufambi" w:date="2026-06-02T11:48:00Z" w16du:dateUtc="2026-06-02T09:48:00Z">
+      <w:del w:id="1078" w:author="Millicent  Mufambi" w:date="2026-06-02T12:54:00Z" w16du:dateUtc="2026-06-02T10:54:00Z">
         <w:r>
           <w:delText>use two same-family Ollama validators. The Consensus Lab exposes a</w:delText>
         </w:r>
       </w:del>
-      <w:ins w:id="973" w:author="Millicent  Mufambi" w:date="2026-06-02T11:48:00Z" w16du:dateUtc="2026-06-02T09:48:00Z">
+      <w:ins w:id="1079" w:author="Millicent  Mufambi" w:date="2026-06-02T12:54:00Z" w16du:dateUtc="2026-06-02T10:54:00Z">
         <w:r>
           <w:t>already spans</w:t>
         </w:r>
@@ -14657,12 +15285,12 @@
       <w:r>
         <w:t xml:space="preserve"> four</w:t>
       </w:r>
-      <w:del w:id="974" w:author="Millicent  Mufambi" w:date="2026-06-02T11:48:00Z" w16du:dateUtc="2026-06-02T09:48:00Z">
+      <w:del w:id="1080" w:author="Millicent  Mufambi" w:date="2026-06-02T12:54:00Z" w16du:dateUtc="2026-06-02T10:54:00Z">
         <w:r>
           <w:delText>-validator, three-family configuration,</w:delText>
         </w:r>
       </w:del>
-      <w:ins w:id="975" w:author="Millicent  Mufambi" w:date="2026-06-02T11:48:00Z" w16du:dateUtc="2026-06-02T09:48:00Z">
+      <w:ins w:id="1081" w:author="Millicent  Mufambi" w:date="2026-06-02T12:54:00Z" w16du:dateUtc="2026-06-02T10:54:00Z">
         <w:r>
           <w:t xml:space="preserve"> providers (Claude-Haiku, GPT-4o-mini, llama3.1:8b</w:t>
         </w:r>
@@ -14670,12 +15298,12 @@
       <w:r>
         <w:t xml:space="preserve"> and </w:t>
       </w:r>
-      <w:del w:id="976" w:author="Millicent  Mufambi" w:date="2026-06-02T11:48:00Z" w16du:dateUtc="2026-06-02T09:48:00Z">
+      <w:del w:id="1082" w:author="Millicent  Mufambi" w:date="2026-06-02T12:54:00Z" w16du:dateUtc="2026-06-02T10:54:00Z">
         <w:r>
           <w:delText>replicating</w:delText>
         </w:r>
       </w:del>
-      <w:ins w:id="977" w:author="Millicent  Mufambi" w:date="2026-06-02T11:48:00Z" w16du:dateUtc="2026-06-02T09:48:00Z">
+      <w:ins w:id="1083" w:author="Millicent  Mufambi" w:date="2026-06-02T12:54:00Z" w16du:dateUtc="2026-06-02T10:54:00Z">
         <w:r>
           <w:t>mistral:7b), and decorrelation is measured directly: mean pairwise agreement falls from near-lockstep on easy bugs to 0.925 on</w:t>
         </w:r>
@@ -14683,12 +15311,12 @@
       <w:r>
         <w:t xml:space="preserve"> the </w:t>
       </w:r>
-      <w:del w:id="978" w:author="Millicent  Mufambi" w:date="2026-06-02T11:48:00Z" w16du:dateUtc="2026-06-02T09:48:00Z">
+      <w:del w:id="1084" w:author="Millicent  Mufambi" w:date="2026-06-02T12:54:00Z" w16du:dateUtc="2026-06-02T10:54:00Z">
         <w:r>
           <w:delText>full ablation there</w:delText>
         </w:r>
       </w:del>
-      <w:ins w:id="979" w:author="Millicent  Mufambi" w:date="2026-06-02T11:48:00Z" w16du:dateUtc="2026-06-02T09:48:00Z">
+      <w:ins w:id="1085" w:author="Millicent  Mufambi" w:date="2026-06-02T12:54:00Z" w16du:dateUtc="2026-06-02T10:54:00Z">
         <w:r>
           <w:t>real BugsInPy cases and 0.54 among heterogeneous proposers. A larger study across more projects</w:t>
         </w:r>
@@ -14696,7 +15324,7 @@
       <w:r>
         <w:t xml:space="preserve"> would test whether </w:t>
       </w:r>
-      <w:ins w:id="980" w:author="Millicent  Mufambi" w:date="2026-06-02T11:48:00Z" w16du:dateUtc="2026-06-02T09:48:00Z">
+      <w:ins w:id="1086" w:author="Millicent  Mufambi" w:date="2026-06-02T12:54:00Z" w16du:dateUtc="2026-06-02T10:54:00Z">
         <w:r>
           <w:t xml:space="preserve">still-lower </w:t>
         </w:r>
@@ -14704,7 +15332,7 @@
       <w:r>
         <w:t>agreement</w:t>
       </w:r>
-      <w:del w:id="981" w:author="Millicent  Mufambi" w:date="2026-06-02T11:48:00Z" w16du:dateUtc="2026-06-02T09:48:00Z">
+      <w:del w:id="1087" w:author="Millicent  Mufambi" w:date="2026-06-02T12:54:00Z" w16du:dateUtc="2026-06-02T10:54:00Z">
         <w:r>
           <w:delText xml:space="preserve"> as low as 0.5</w:delText>
         </w:r>
@@ -14712,12 +15340,12 @@
       <w:r>
         <w:t xml:space="preserve"> yields stronger guarantees </w:t>
       </w:r>
-      <w:del w:id="982" w:author="Millicent  Mufambi" w:date="2026-06-02T11:48:00Z" w16du:dateUtc="2026-06-02T09:48:00Z">
+      <w:del w:id="1088" w:author="Millicent  Mufambi" w:date="2026-06-02T12:54:00Z" w16du:dateUtc="2026-06-02T10:54:00Z">
         <w:r>
           <w:delText>than the 0.95 to 1.00 lockstep observed</w:delText>
         </w:r>
       </w:del>
-      <w:ins w:id="983" w:author="Millicent  Mufambi" w:date="2026-06-02T11:48:00Z" w16du:dateUtc="2026-06-02T09:48:00Z">
+      <w:ins w:id="1089" w:author="Millicent  Mufambi" w:date="2026-06-02T12:54:00Z" w16du:dateUtc="2026-06-02T10:54:00Z">
         <w:r>
           <w:t>on ambiguous bugs</w:t>
         </w:r>
@@ -14744,10 +15372,10 @@
         <w:spacing w:after="120"/>
         <w:jc w:val="both"/>
         <w:rPr>
-          <w:del w:id="984" w:author="Millicent  Mufambi" w:date="2026-06-02T11:48:00Z" w16du:dateUtc="2026-06-02T09:48:00Z"/>
+          <w:del w:id="1090" w:author="Millicent  Mufambi" w:date="2026-06-02T12:54:00Z" w16du:dateUtc="2026-06-02T10:54:00Z"/>
         </w:rPr>
       </w:pPr>
-      <w:del w:id="985" w:author="Millicent  Mufambi" w:date="2026-06-02T11:48:00Z" w16du:dateUtc="2026-06-02T09:48:00Z">
+      <w:del w:id="1091" w:author="Millicent  Mufambi" w:date="2026-06-02T12:54:00Z" w16du:dateUtc="2026-06-02T10:54:00Z">
         <w:r>
           <w:delText>The Byzantine wrapper sits only on validators here. A tougher model would let the healer misbehave, which is harder because it is the proposer; one design replicates the healer (GPT-4o and Claude both generating candidates) and uses validator votes to pick the survivor.</w:delText>
         </w:r>
@@ -14758,10 +15386,10 @@
         <w:spacing w:after="120"/>
         <w:jc w:val="both"/>
         <w:rPr>
-          <w:ins w:id="986" w:author="Millicent  Mufambi" w:date="2026-06-02T11:48:00Z" w16du:dateUtc="2026-06-02T09:48:00Z"/>
+          <w:ins w:id="1092" w:author="Millicent  Mufambi" w:date="2026-06-02T12:54:00Z" w16du:dateUtc="2026-06-02T10:54:00Z"/>
         </w:rPr>
       </w:pPr>
-      <w:ins w:id="987" w:author="Millicent  Mufambi" w:date="2026-06-02T11:48:00Z" w16du:dateUtc="2026-06-02T09:48:00Z">
+      <w:ins w:id="1093" w:author="Millicent  Mufambi" w:date="2026-06-02T12:54:00Z" w16du:dateUtc="2026-06-02T10:54:00Z">
         <w:r>
           <w:t>The Byzantine wrapper corrupts validators within the f = 1 budget, and at f = 2 within an f + 1 tight-bound test (Section 6.13), and all voting replicas are independent and model-diverse, so the evaluation exercises genuine f-of-3f + 1 tolerance rather than a quorum artefact. The remaining step is distribution: moving the validators onto separate hosts with real message passing, network partitions and view-change under primary failure, and admitting a proposer that can itself misbehave. That is the path fro</w:t>
         </w:r>
@@ -14788,15 +15416,15 @@
         <w:keepNext/>
         <w:spacing w:before="240" w:after="120"/>
         <w:rPr>
-          <w:ins w:id="988" w:author="Millicent  Mufambi" w:date="2026-06-02T11:48:00Z" w16du:dateUtc="2026-06-02T09:48:00Z"/>
+          <w:ins w:id="1094" w:author="Millicent  Mufambi" w:date="2026-06-02T12:54:00Z" w16du:dateUtc="2026-06-02T10:54:00Z"/>
         </w:rPr>
       </w:pPr>
-      <w:del w:id="989" w:author="Millicent  Mufambi" w:date="2026-06-02T11:48:00Z" w16du:dateUtc="2026-06-02T09:48:00Z">
+      <w:del w:id="1095" w:author="Millicent  Mufambi" w:date="2026-06-02T12:54:00Z" w16du:dateUtc="2026-06-02T10:54:00Z">
         <w:r>
           <w:delText xml:space="preserve">This paper validated three of the four BFT-MAS design extensions, plus the </w:delText>
         </w:r>
       </w:del>
-      <w:ins w:id="990" w:author="Millicent  Mufambi" w:date="2026-06-02T11:48:00Z" w16du:dateUtc="2026-06-02T09:48:00Z">
+      <w:ins w:id="1096" w:author="Millicent  Mufambi" w:date="2026-06-02T12:54:00Z" w16du:dateUtc="2026-06-02T10:54:00Z">
         <w:r>
           <w:t xml:space="preserve">This study began with a scientific problem: classical </w:t>
         </w:r>
@@ -14804,12 +15432,12 @@
       <w:r>
         <w:t>Byzantine fault</w:t>
       </w:r>
-      <w:del w:id="991" w:author="Millicent  Mufambi" w:date="2026-06-02T11:48:00Z" w16du:dateUtc="2026-06-02T09:48:00Z">
+      <w:del w:id="1097" w:author="Millicent  Mufambi" w:date="2026-06-02T12:54:00Z" w16du:dateUtc="2026-06-02T10:54:00Z">
         <w:r>
           <w:delText>-</w:delText>
         </w:r>
       </w:del>
-      <w:ins w:id="992" w:author="Millicent  Mufambi" w:date="2026-06-02T11:48:00Z" w16du:dateUtc="2026-06-02T09:48:00Z">
+      <w:ins w:id="1098" w:author="Millicent  Mufambi" w:date="2026-06-02T12:54:00Z" w16du:dateUtc="2026-06-02T10:54:00Z">
         <w:r>
           <w:t xml:space="preserve"> </w:t>
         </w:r>
@@ -14817,12 +15445,12 @@
       <w:r>
         <w:t xml:space="preserve">tolerance </w:t>
       </w:r>
-      <w:del w:id="993" w:author="Millicent  Mufambi" w:date="2026-06-02T11:48:00Z" w16du:dateUtc="2026-06-02T09:48:00Z">
+      <w:del w:id="1099" w:author="Millicent  Mufambi" w:date="2026-06-02T12:54:00Z" w16du:dateUtc="2026-06-02T10:54:00Z">
         <w:r>
           <w:delText>property,</w:delText>
         </w:r>
       </w:del>
-      <w:ins w:id="994" w:author="Millicent  Mufambi" w:date="2026-06-02T11:48:00Z" w16du:dateUtc="2026-06-02T09:48:00Z">
+      <w:ins w:id="1100" w:author="Millicent  Mufambi" w:date="2026-06-02T12:54:00Z" w16du:dateUtc="2026-06-02T10:54:00Z">
         <w:r>
           <w:t>assumes deterministic replicas, yet LLM agents are stochastic, so the usual rule that disagreement signals a fault no longer holds. Our aim was to test empirically whether PBFT, adapted to heterogeneous LLM agents and backed by an executable sandbox, can remove unsafe automated fixes. The answer is yes for safety, at a measurable latency cost, and we show that a semantic-equivalence rule is what lets such agents reach agreement at all.</w:t>
         </w:r>
@@ -14833,10 +15461,10 @@
         <w:keepNext/>
         <w:spacing w:before="240" w:after="120"/>
         <w:rPr>
-          <w:ins w:id="995" w:author="Millicent  Mufambi" w:date="2026-06-02T11:48:00Z" w16du:dateUtc="2026-06-02T09:48:00Z"/>
+          <w:ins w:id="1101" w:author="Millicent  Mufambi" w:date="2026-06-02T12:54:00Z" w16du:dateUtc="2026-06-02T10:54:00Z"/>
         </w:rPr>
       </w:pPr>
-      <w:ins w:id="996" w:author="Millicent  Mufambi" w:date="2026-06-02T11:48:00Z" w16du:dateUtc="2026-06-02T09:48:00Z">
+      <w:ins w:id="1102" w:author="Millicent  Mufambi" w:date="2026-06-02T12:54:00Z" w16du:dateUtc="2026-06-02T10:54:00Z">
         <w:r>
           <w:t>The advances are concrete: the first empirical demonstration of PBFT over heterogeneous LLM agents under fault injection; the first failure-decorrelation measurement for an LLM consensus system; a head-to-head comparison of exact-match and semantic-equivalence quorums; and an e-commerce bug suite with domain invariants embedded in the repair loop. Readers can reuse the released harness to evaluate other consensus protocols, such as HotStuff or Tendermint, on the same corpus, or apply the PBFT-plus-sandbox p</w:t>
         </w:r>
@@ -14850,7 +15478,7 @@
         <w:spacing w:after="120"/>
         <w:jc w:val="both"/>
       </w:pPr>
-      <w:ins w:id="997" w:author="Millicent  Mufambi" w:date="2026-06-02T11:48:00Z" w16du:dateUtc="2026-06-02T09:48:00Z">
+      <w:ins w:id="1103" w:author="Millicent  Mufambi" w:date="2026-06-02T12:54:00Z" w16du:dateUtc="2026-06-02T10:54:00Z">
         <w:r>
           <w:t>This paper demonstrates the Byzantine fault tolerance of the consensus layer directly (Section 6.14) and compares the exact and semantic quorum rules (Section 6.9),</w:t>
         </w:r>
@@ -14858,12 +15486,12 @@
       <w:r>
         <w:t xml:space="preserve"> across a synthetic benchmark, a BugsInPy subset</w:t>
       </w:r>
-      <w:del w:id="998" w:author="Millicent  Mufambi" w:date="2026-06-02T11:48:00Z" w16du:dateUtc="2026-06-02T09:48:00Z">
+      <w:del w:id="1104" w:author="Millicent  Mufambi" w:date="2026-06-02T12:54:00Z" w16du:dateUtc="2026-06-02T10:54:00Z">
         <w:r>
           <w:delText xml:space="preserve"> and</w:delText>
         </w:r>
       </w:del>
-      <w:ins w:id="999" w:author="Millicent  Mufambi" w:date="2026-06-02T11:48:00Z" w16du:dateUtc="2026-06-02T09:48:00Z">
+      <w:ins w:id="1105" w:author="Millicent  Mufambi" w:date="2026-06-02T12:54:00Z" w16du:dateUtc="2026-06-02T10:54:00Z">
         <w:r>
           <w:t>,</w:t>
         </w:r>
@@ -14871,7 +15499,7 @@
       <w:r>
         <w:t xml:space="preserve"> a custom e-commerce suite</w:t>
       </w:r>
-      <w:ins w:id="1000" w:author="Millicent  Mufambi" w:date="2026-06-02T11:48:00Z" w16du:dateUtc="2026-06-02T09:48:00Z">
+      <w:ins w:id="1106" w:author="Millicent  Mufambi" w:date="2026-06-02T12:54:00Z" w16du:dateUtc="2026-06-02T10:54:00Z">
         <w:r>
           <w:t xml:space="preserve"> and a Java/Defects4J sample</w:t>
         </w:r>
@@ -14879,7 +15507,7 @@
       <w:r>
         <w:t>, against a single-agent baseline sharing the same analyzer and healer.</w:t>
       </w:r>
-      <w:ins w:id="1001" w:author="Millicent  Mufambi" w:date="2026-06-02T11:48:00Z" w16du:dateUtc="2026-06-02T09:48:00Z">
+      <w:ins w:id="1107" w:author="Millicent  Mufambi" w:date="2026-06-02T12:54:00Z" w16du:dateUtc="2026-06-02T10:54:00Z">
         <w:r>
           <w:t xml:space="preserve"> The heterogeneous-population decorrelation is a measured negative result; reputation-weighted voting and the knowledge-graph layer remain implemented but unevaluated.</w:t>
         </w:r>
@@ -14890,40 +15518,118 @@
         <w:spacing w:after="120"/>
         <w:jc w:val="both"/>
       </w:pPr>
-      <w:del w:id="1002" w:author="Millicent  Mufambi" w:date="2026-06-02T11:48:00Z" w16du:dateUtc="2026-06-02T09:48:00Z">
-        <w:r>
-          <w:delText>Across 90 paired bugs, BFT-MAS removed safety violations entirely (0.0% against 11.1</w:delText>
+      <w:del w:id="1108" w:author="Millicent  Mufambi" w:date="2026-06-02T12:54:00Z" w16du:dateUtc="2026-06-02T10:54:00Z">
+        <w:r>
+          <w:delText>Across 90 paired bugs,</w:delText>
         </w:r>
       </w:del>
-      <w:ins w:id="1003" w:author="Millicent  Mufambi" w:date="2026-06-02T11:48:00Z" w16du:dateUtc="2026-06-02T09:48:00Z">
-        <w:r>
-          <w:t>On the BugsInPy subset BFT-MAS directionally reduced the safety-violation rate (75% to 50%) and raised the repair rate (25% to 50</w:t>
-        </w:r>
-      </w:ins>
-      <w:r>
-        <w:t xml:space="preserve">%) at roughly double the latency, </w:t>
-      </w:r>
-      <w:del w:id="1004" w:author="Millicent  Mufambi" w:date="2026-06-02T11:48:00Z" w16du:dateUtc="2026-06-02T09:48:00Z">
-        <w:r>
-          <w:delText>and on BugsInPy the rate fell from 50.0% to 0.0% (W = 0, z = -2.80, p = 0.0016). In 10 of 90 cases consensus caught a bad fix the baseline would have committed, never the reverse, so the contribution is precision, not throughput. Under</w:delText>
+      <w:ins w:id="1109" w:author="Millicent  Mufambi" w:date="2026-06-02T12:54:00Z" w16du:dateUtc="2026-06-02T10:54:00Z">
+        <w:r>
+          <w:t>On the BugsInPy subset</w:t>
+        </w:r>
+      </w:ins>
+      <w:r>
+        <w:t xml:space="preserve"> BFT-MAS </w:t>
+      </w:r>
+      <w:del w:id="1110" w:author="Millicent  Mufambi" w:date="2026-06-02T12:54:00Z" w16du:dateUtc="2026-06-02T10:54:00Z">
+        <w:r>
+          <w:delText xml:space="preserve">removed </w:delText>
         </w:r>
       </w:del>
-      <w:ins w:id="1005" w:author="Millicent  Mufambi" w:date="2026-06-02T11:48:00Z" w16du:dateUtc="2026-06-02T09:48:00Z">
-        <w:r>
-          <w:t>neither difference being significant at this sample size. The result the paper rests on is deterministic: under all</w:t>
+      <w:ins w:id="1111" w:author="Millicent  Mufambi" w:date="2026-06-02T12:54:00Z" w16du:dateUtc="2026-06-02T10:54:00Z">
+        <w:r>
+          <w:t xml:space="preserve">directionally reduced the </w:t>
+        </w:r>
+      </w:ins>
+      <w:r>
+        <w:t>safety</w:t>
+      </w:r>
+      <w:del w:id="1112" w:author="Millicent  Mufambi" w:date="2026-06-02T12:54:00Z" w16du:dateUtc="2026-06-02T10:54:00Z">
+        <w:r>
+          <w:delText xml:space="preserve"> violations entirely (0.0% against 11.1</w:delText>
+        </w:r>
+      </w:del>
+      <w:ins w:id="1113" w:author="Millicent  Mufambi" w:date="2026-06-02T12:54:00Z" w16du:dateUtc="2026-06-02T10:54:00Z">
+        <w:r>
+          <w:t>-violation rate (75% to 50%) and raised the repair rate (25% to 50</w:t>
+        </w:r>
+      </w:ins>
+      <w:r>
+        <w:t xml:space="preserve">%) at roughly </w:t>
+      </w:r>
+      <w:del w:id="1114" w:author="Millicent  Mufambi" w:date="2026-06-02T12:54:00Z" w16du:dateUtc="2026-06-02T10:54:00Z">
+        <w:r>
+          <w:delText>double</w:delText>
+        </w:r>
+      </w:del>
+      <w:ins w:id="1115" w:author="Millicent  Mufambi" w:date="2026-06-02T12:54:00Z" w16du:dateUtc="2026-06-02T10:54:00Z">
+        <w:r>
+          <w:t>three times</w:t>
+        </w:r>
+      </w:ins>
+      <w:r>
+        <w:t xml:space="preserve"> the latency, </w:t>
+      </w:r>
+      <w:del w:id="1116" w:author="Millicent  Mufambi" w:date="2026-06-02T12:54:00Z" w16du:dateUtc="2026-06-02T10:54:00Z">
+        <w:r>
+          <w:delText>and on BugsInPy the rate fell from 50.0% to 0.0% (W = 0, z = -2.80, p = 0.0016). In 10 of 90 cases consensus caught a bad fix the baseline would have committed, never the reverse, so</w:delText>
+        </w:r>
+      </w:del>
+      <w:ins w:id="1117" w:author="Millicent  Mufambi" w:date="2026-06-02T12:54:00Z" w16du:dateUtc="2026-06-02T10:54:00Z">
+        <w:r>
+          <w:t>neither difference being significant at this sample size. The result</w:t>
+        </w:r>
+      </w:ins>
+      <w:r>
+        <w:t xml:space="preserve"> the </w:t>
+      </w:r>
+      <w:del w:id="1118" w:author="Millicent  Mufambi" w:date="2026-06-02T12:54:00Z" w16du:dateUtc="2026-06-02T10:54:00Z">
+        <w:r>
+          <w:delText xml:space="preserve">contribution </w:delText>
+        </w:r>
+      </w:del>
+      <w:ins w:id="1119" w:author="Millicent  Mufambi" w:date="2026-06-02T12:54:00Z" w16du:dateUtc="2026-06-02T10:54:00Z">
+        <w:r>
+          <w:t xml:space="preserve">paper rests on </w:t>
+        </w:r>
+      </w:ins>
+      <w:r>
+        <w:t xml:space="preserve">is </w:t>
+      </w:r>
+      <w:del w:id="1120" w:author="Millicent  Mufambi" w:date="2026-06-02T12:54:00Z" w16du:dateUtc="2026-06-02T10:54:00Z">
+        <w:r>
+          <w:delText>precision, not throughput. Under</w:delText>
+        </w:r>
+      </w:del>
+      <w:ins w:id="1121" w:author="Millicent  Mufambi" w:date="2026-06-02T12:54:00Z" w16du:dateUtc="2026-06-02T10:54:00Z">
+        <w:r>
+          <w:t>deterministic: under all</w:t>
         </w:r>
       </w:ins>
       <w:r>
         <w:t xml:space="preserve"> five fault behaviours </w:t>
       </w:r>
-      <w:del w:id="1006" w:author="Millicent  Mufambi" w:date="2026-06-02T11:48:00Z" w16du:dateUtc="2026-06-02T09:48:00Z">
-        <w:r>
-          <w:delText>consensus held quorum every round while the sandbox caught the rest</w:delText>
+      <w:del w:id="1122" w:author="Millicent  Mufambi" w:date="2026-06-02T12:54:00Z" w16du:dateUtc="2026-06-02T10:54:00Z">
+        <w:r>
+          <w:delText>consensus held quorum every round while</w:delText>
         </w:r>
       </w:del>
-      <w:ins w:id="1007" w:author="Millicent  Mufambi" w:date="2026-06-02T11:48:00Z" w16du:dateUtc="2026-06-02T09:48:00Z">
-        <w:r>
-          <w:t>four independent validators tolerated one corrupted voter (f = 1), the f = 2 study showed the bound is exact, and the sandbox caught the residual plausible-but-wrong fixes</w:t>
+      <w:ins w:id="1123" w:author="Millicent  Mufambi" w:date="2026-06-02T12:54:00Z" w16du:dateUtc="2026-06-02T10:54:00Z">
+        <w:r>
+          <w:t>four independent validators tolerated one corrupted voter (f = 1), the f = 2 study showed the bound is exact, and</w:t>
+        </w:r>
+      </w:ins>
+      <w:r>
+        <w:t xml:space="preserve"> the sandbox caught the </w:t>
+      </w:r>
+      <w:del w:id="1124" w:author="Millicent  Mufambi" w:date="2026-06-02T12:54:00Z" w16du:dateUtc="2026-06-02T10:54:00Z">
+        <w:r>
+          <w:delText>rest</w:delText>
+        </w:r>
+      </w:del>
+      <w:ins w:id="1125" w:author="Millicent  Mufambi" w:date="2026-06-02T12:54:00Z" w16du:dateUtc="2026-06-02T10:54:00Z">
+        <w:r>
+          <w:t>residual plausible-but-wrong fixes</w:t>
         </w:r>
       </w:ins>
       <w:r>
@@ -14935,12 +15641,12 @@
         <w:spacing w:after="120"/>
         <w:jc w:val="both"/>
       </w:pPr>
-      <w:del w:id="1008" w:author="Millicent  Mufambi" w:date="2026-06-02T11:48:00Z" w16du:dateUtc="2026-06-02T09:48:00Z">
+      <w:del w:id="1126" w:author="Millicent  Mufambi" w:date="2026-06-02T12:54:00Z" w16du:dateUtc="2026-06-02T10:54:00Z">
         <w:r>
           <w:delText xml:space="preserve">The only deferred ingredient is </w:delText>
         </w:r>
       </w:del>
-      <w:ins w:id="1009" w:author="Millicent  Mufambi" w:date="2026-06-02T11:48:00Z" w16du:dateUtc="2026-06-02T09:48:00Z">
+      <w:ins w:id="1127" w:author="Millicent  Mufambi" w:date="2026-06-02T12:54:00Z" w16du:dateUtc="2026-06-02T10:54:00Z">
         <w:r>
           <w:t xml:space="preserve">All four design ingredients are implemented and evaluated, with </w:t>
         </w:r>
@@ -14948,7 +15654,7 @@
       <w:r>
         <w:t xml:space="preserve">the semantic-equivalence quorum </w:t>
       </w:r>
-      <w:ins w:id="1010" w:author="Millicent  Mufambi" w:date="2026-06-02T11:48:00Z" w16du:dateUtc="2026-06-02T09:48:00Z">
+      <w:ins w:id="1128" w:author="Millicent  Mufambi" w:date="2026-06-02T12:54:00Z" w16du:dateUtc="2026-06-02T10:54:00Z">
         <w:r>
           <w:t xml:space="preserve">realised behaviourally and measured </w:t>
         </w:r>
@@ -14956,12 +15662,12 @@
       <w:r>
         <w:t xml:space="preserve">(Section </w:t>
       </w:r>
-      <w:del w:id="1011" w:author="Millicent  Mufambi" w:date="2026-06-02T11:48:00Z" w16du:dateUtc="2026-06-02T09:48:00Z">
+      <w:del w:id="1129" w:author="Millicent  Mufambi" w:date="2026-06-02T12:54:00Z" w16du:dateUtc="2026-06-02T10:54:00Z">
         <w:r>
           <w:delText>8.1); the</w:delText>
         </w:r>
       </w:del>
-      <w:ins w:id="1012" w:author="Millicent  Mufambi" w:date="2026-06-02T11:48:00Z" w16du:dateUtc="2026-06-02T09:48:00Z">
+      <w:ins w:id="1130" w:author="Millicent  Mufambi" w:date="2026-06-02T12:54:00Z" w16du:dateUtc="2026-06-02T10:54:00Z">
         <w:r>
           <w:t>6.9). The</w:t>
         </w:r>
@@ -14969,7 +15675,7 @@
       <w:r>
         <w:t xml:space="preserve"> remaining </w:t>
       </w:r>
-      <w:del w:id="1013" w:author="Millicent  Mufambi" w:date="2026-06-02T11:48:00Z" w16du:dateUtc="2026-06-02T09:48:00Z">
+      <w:del w:id="1131" w:author="Millicent  Mufambi" w:date="2026-06-02T12:54:00Z" w16du:dateUtc="2026-06-02T10:54:00Z">
         <w:r>
           <w:delText>future-</w:delText>
         </w:r>
@@ -14977,12 +15683,12 @@
       <w:r>
         <w:t xml:space="preserve">work </w:t>
       </w:r>
-      <w:del w:id="1014" w:author="Millicent  Mufambi" w:date="2026-06-02T11:48:00Z" w16du:dateUtc="2026-06-02T09:48:00Z">
+      <w:del w:id="1132" w:author="Millicent  Mufambi" w:date="2026-06-02T12:54:00Z" w16du:dateUtc="2026-06-02T10:54:00Z">
         <w:r>
           <w:delText>items are</w:delText>
         </w:r>
       </w:del>
-      <w:ins w:id="1015" w:author="Millicent  Mufambi" w:date="2026-06-02T11:48:00Z" w16du:dateUtc="2026-06-02T09:48:00Z">
+      <w:ins w:id="1133" w:author="Millicent  Mufambi" w:date="2026-06-02T12:54:00Z" w16du:dateUtc="2026-06-02T10:54:00Z">
         <w:r>
           <w:t>is a formal version of that relation, continuous-fault recovery, and broader Java coverage, all</w:t>
         </w:r>
@@ -14990,12 +15696,12 @@
       <w:r>
         <w:t xml:space="preserve"> concrete extensions of </w:t>
       </w:r>
-      <w:del w:id="1016" w:author="Millicent  Mufambi" w:date="2026-06-02T11:48:00Z" w16du:dateUtc="2026-06-02T09:48:00Z">
+      <w:del w:id="1134" w:author="Millicent  Mufambi" w:date="2026-06-02T12:54:00Z" w16du:dateUtc="2026-06-02T10:54:00Z">
         <w:r>
           <w:delText>an already-</w:delText>
         </w:r>
       </w:del>
-      <w:ins w:id="1017" w:author="Millicent  Mufambi" w:date="2026-06-02T11:48:00Z" w16du:dateUtc="2026-06-02T09:48:00Z">
+      <w:ins w:id="1135" w:author="Millicent  Mufambi" w:date="2026-06-02T12:54:00Z" w16du:dateUtc="2026-06-02T10:54:00Z">
         <w:r>
           <w:t xml:space="preserve">a </w:t>
         </w:r>
@@ -15018,10 +15724,10 @@
         <w:keepNext/>
         <w:spacing w:before="240" w:after="120"/>
         <w:rPr>
-          <w:del w:id="1018" w:author="Millicent  Mufambi" w:date="2026-06-02T11:48:00Z" w16du:dateUtc="2026-06-02T09:48:00Z"/>
+          <w:del w:id="1136" w:author="Millicent  Mufambi" w:date="2026-06-02T12:54:00Z" w16du:dateUtc="2026-06-02T10:54:00Z"/>
         </w:rPr>
       </w:pPr>
-      <w:del w:id="1019" w:author="Millicent  Mufambi" w:date="2026-06-02T11:48:00Z" w16du:dateUtc="2026-06-02T09:48:00Z">
+      <w:del w:id="1137" w:author="Millicent  Mufambi" w:date="2026-06-02T12:54:00Z" w16du:dateUtc="2026-06-02T10:54:00Z">
         <w:r>
           <w:rPr>
             <w:b/>
@@ -15036,10 +15742,10 @@
         <w:spacing w:after="120"/>
         <w:jc w:val="both"/>
         <w:rPr>
-          <w:del w:id="1020" w:author="Millicent  Mufambi" w:date="2026-06-02T11:48:00Z" w16du:dateUtc="2026-06-02T09:48:00Z"/>
+          <w:del w:id="1138" w:author="Millicent  Mufambi" w:date="2026-06-02T12:54:00Z" w16du:dateUtc="2026-06-02T10:54:00Z"/>
         </w:rPr>
       </w:pPr>
-      <w:del w:id="1021" w:author="Millicent  Mufambi" w:date="2026-06-02T11:48:00Z" w16du:dateUtc="2026-06-02T09:48:00Z">
+      <w:del w:id="1139" w:author="Millicent  Mufambi" w:date="2026-06-02T12:54:00Z" w16du:dateUtc="2026-06-02T10:54:00Z">
         <w:r>
           <w:delText>The authors thank their institution for support during this work.</w:delText>
         </w:r>
@@ -15050,10 +15756,10 @@
         <w:keepNext/>
         <w:spacing w:before="240" w:after="120"/>
         <w:rPr>
-          <w:del w:id="1022" w:author="Millicent  Mufambi" w:date="2026-06-02T11:48:00Z" w16du:dateUtc="2026-06-02T09:48:00Z"/>
+          <w:del w:id="1140" w:author="Millicent  Mufambi" w:date="2026-06-02T12:54:00Z" w16du:dateUtc="2026-06-02T10:54:00Z"/>
         </w:rPr>
       </w:pPr>
-      <w:del w:id="1023" w:author="Millicent  Mufambi" w:date="2026-06-02T11:48:00Z" w16du:dateUtc="2026-06-02T09:48:00Z">
+      <w:del w:id="1141" w:author="Millicent  Mufambi" w:date="2026-06-02T12:54:00Z" w16du:dateUtc="2026-06-02T10:54:00Z">
         <w:r>
           <w:rPr>
             <w:b/>
@@ -15068,10 +15774,10 @@
         <w:spacing w:after="120"/>
         <w:jc w:val="both"/>
         <w:rPr>
-          <w:del w:id="1024" w:author="Millicent  Mufambi" w:date="2026-06-02T11:48:00Z" w16du:dateUtc="2026-06-02T09:48:00Z"/>
+          <w:del w:id="1142" w:author="Millicent  Mufambi" w:date="2026-06-02T12:54:00Z" w16du:dateUtc="2026-06-02T10:54:00Z"/>
         </w:rPr>
       </w:pPr>
-      <w:del w:id="1025" w:author="Millicent  Mufambi" w:date="2026-06-02T11:48:00Z" w16du:dateUtc="2026-06-02T09:48:00Z">
+      <w:del w:id="1143" w:author="Millicent  Mufambi" w:date="2026-06-02T12:54:00Z" w16du:dateUtc="2026-06-02T10:54:00Z">
         <w:r>
           <w:rPr>
             <w:b/>
@@ -15088,10 +15794,10 @@
         <w:spacing w:after="120"/>
         <w:jc w:val="both"/>
         <w:rPr>
-          <w:del w:id="1026" w:author="Millicent  Mufambi" w:date="2026-06-02T11:48:00Z" w16du:dateUtc="2026-06-02T09:48:00Z"/>
+          <w:del w:id="1144" w:author="Millicent  Mufambi" w:date="2026-06-02T12:54:00Z" w16du:dateUtc="2026-06-02T10:54:00Z"/>
         </w:rPr>
       </w:pPr>
-      <w:del w:id="1027" w:author="Millicent  Mufambi" w:date="2026-06-02T11:48:00Z" w16du:dateUtc="2026-06-02T09:48:00Z">
+      <w:del w:id="1145" w:author="Millicent  Mufambi" w:date="2026-06-02T12:54:00Z" w16du:dateUtc="2026-06-02T10:54:00Z">
         <w:r>
           <w:rPr>
             <w:b/>
@@ -15108,10 +15814,10 @@
         <w:spacing w:after="120"/>
         <w:jc w:val="both"/>
         <w:rPr>
-          <w:del w:id="1028" w:author="Millicent  Mufambi" w:date="2026-06-02T11:48:00Z" w16du:dateUtc="2026-06-02T09:48:00Z"/>
+          <w:del w:id="1146" w:author="Millicent  Mufambi" w:date="2026-06-02T12:54:00Z" w16du:dateUtc="2026-06-02T10:54:00Z"/>
         </w:rPr>
       </w:pPr>
-      <w:del w:id="1029" w:author="Millicent  Mufambi" w:date="2026-06-02T11:48:00Z" w16du:dateUtc="2026-06-02T09:48:00Z">
+      <w:del w:id="1147" w:author="Millicent  Mufambi" w:date="2026-06-02T12:54:00Z" w16du:dateUtc="2026-06-02T10:54:00Z">
         <w:r>
           <w:rPr>
             <w:b/>
@@ -15128,10 +15834,10 @@
         <w:spacing w:after="120"/>
         <w:jc w:val="both"/>
         <w:rPr>
-          <w:del w:id="1030" w:author="Millicent  Mufambi" w:date="2026-06-02T11:48:00Z" w16du:dateUtc="2026-06-02T09:48:00Z"/>
+          <w:del w:id="1148" w:author="Millicent  Mufambi" w:date="2026-06-02T12:54:00Z" w16du:dateUtc="2026-06-02T10:54:00Z"/>
         </w:rPr>
       </w:pPr>
-      <w:del w:id="1031" w:author="Millicent  Mufambi" w:date="2026-06-02T11:48:00Z" w16du:dateUtc="2026-06-02T09:48:00Z">
+      <w:del w:id="1149" w:author="Millicent  Mufambi" w:date="2026-06-02T12:54:00Z" w16du:dateUtc="2026-06-02T10:54:00Z">
         <w:r>
           <w:rPr>
             <w:b/>
@@ -15148,10 +15854,10 @@
         <w:spacing w:after="120"/>
         <w:jc w:val="both"/>
         <w:rPr>
-          <w:del w:id="1032" w:author="Millicent  Mufambi" w:date="2026-06-02T11:48:00Z" w16du:dateUtc="2026-06-02T09:48:00Z"/>
+          <w:del w:id="1150" w:author="Millicent  Mufambi" w:date="2026-06-02T12:54:00Z" w16du:dateUtc="2026-06-02T10:54:00Z"/>
         </w:rPr>
       </w:pPr>
-      <w:del w:id="1033" w:author="Millicent  Mufambi" w:date="2026-06-02T11:48:00Z" w16du:dateUtc="2026-06-02T09:48:00Z">
+      <w:del w:id="1151" w:author="Millicent  Mufambi" w:date="2026-06-02T12:54:00Z" w16du:dateUtc="2026-06-02T10:54:00Z">
         <w:r>
           <w:rPr>
             <w:b/>
@@ -15186,7 +15892,7 @@
       </w:r>
       <w:r>
         <w:rPr>
-          <w:rPrChange w:id="1034" w:author="Millicent  Mufambi" w:date="2026-06-02T11:48:00Z" w16du:dateUtc="2026-06-02T09:48:00Z">
+          <w:rPrChange w:id="1152" w:author="Millicent  Mufambi" w:date="2026-06-02T12:54:00Z" w16du:dateUtc="2026-06-02T10:54:00Z">
             <w:rPr>
               <w:i/>
             </w:rPr>
@@ -15194,7 +15900,7 @@
         </w:rPr>
         <w:t xml:space="preserve">Proceedings of the 27th ACM Symposium </w:t>
       </w:r>
-      <w:del w:id="1035" w:author="Millicent  Mufambi" w:date="2026-06-02T11:48:00Z" w16du:dateUtc="2026-06-02T09:48:00Z">
+      <w:del w:id="1153" w:author="Millicent  Mufambi" w:date="2026-06-02T12:54:00Z" w16du:dateUtc="2026-06-02T10:54:00Z">
         <w:r>
           <w:rPr>
             <w:i/>
@@ -15202,14 +15908,14 @@
           <w:delText>onPrinciplesofDistributedComputing</w:delText>
         </w:r>
       </w:del>
-      <w:ins w:id="1036" w:author="Millicent  Mufambi" w:date="2026-06-02T11:48:00Z" w16du:dateUtc="2026-06-02T09:48:00Z">
+      <w:ins w:id="1154" w:author="Millicent  Mufambi" w:date="2026-06-02T12:54:00Z" w16du:dateUtc="2026-06-02T10:54:00Z">
         <w:r>
           <w:t xml:space="preserve">on Principles of Distributed Computing </w:t>
         </w:r>
       </w:ins>
       <w:r>
         <w:rPr>
-          <w:rPrChange w:id="1037" w:author="Millicent  Mufambi" w:date="2026-06-02T11:48:00Z" w16du:dateUtc="2026-06-02T09:48:00Z">
+          <w:rPrChange w:id="1155" w:author="Millicent  Mufambi" w:date="2026-06-02T12:54:00Z" w16du:dateUtc="2026-06-02T10:54:00Z">
             <w:rPr>
               <w:i/>
             </w:rPr>
@@ -15217,7 +15923,7 @@
         </w:rPr>
         <w:t>(PODC</w:t>
       </w:r>
-      <w:del w:id="1038" w:author="Millicent  Mufambi" w:date="2026-06-02T11:48:00Z" w16du:dateUtc="2026-06-02T09:48:00Z">
+      <w:del w:id="1156" w:author="Millicent  Mufambi" w:date="2026-06-02T12:54:00Z" w16du:dateUtc="2026-06-02T10:54:00Z">
         <w:r>
           <w:rPr>
             <w:i/>
@@ -15228,7 +15934,7 @@
           <w:delText>(</w:delText>
         </w:r>
       </w:del>
-      <w:ins w:id="1039" w:author="Millicent  Mufambi" w:date="2026-06-02T11:48:00Z" w16du:dateUtc="2026-06-02T09:48:00Z">
+      <w:ins w:id="1157" w:author="Millicent  Mufambi" w:date="2026-06-02T12:54:00Z" w16du:dateUtc="2026-06-02T10:54:00Z">
         <w:r>
           <w:t>) (</w:t>
         </w:r>
@@ -15236,7 +15942,7 @@
       <w:r>
         <w:t>pp.</w:t>
       </w:r>
-      <w:ins w:id="1040" w:author="Millicent  Mufambi" w:date="2026-06-02T11:48:00Z" w16du:dateUtc="2026-06-02T09:48:00Z">
+      <w:ins w:id="1158" w:author="Millicent  Mufambi" w:date="2026-06-02T12:54:00Z" w16du:dateUtc="2026-06-02T10:54:00Z">
         <w:r>
           <w:t xml:space="preserve"> </w:t>
         </w:r>
@@ -15244,7 +15950,7 @@
       <w:r>
         <w:t>258–267).</w:t>
       </w:r>
-      <w:ins w:id="1041" w:author="Millicent  Mufambi" w:date="2026-06-02T11:48:00Z" w16du:dateUtc="2026-06-02T09:48:00Z">
+      <w:ins w:id="1159" w:author="Millicent  Mufambi" w:date="2026-06-02T12:54:00Z" w16du:dateUtc="2026-06-02T10:54:00Z">
         <w:r>
           <w:t xml:space="preserve"> </w:t>
         </w:r>
@@ -15270,7 +15976,7 @@
       <w:r>
         <w:t xml:space="preserve"> (pp. 297–306). IEEE.</w:t>
       </w:r>
-      <w:ins w:id="1042" w:author="Millicent  Mufambi" w:date="2026-06-02T11:48:00Z" w16du:dateUtc="2026-06-02T09:48:00Z">
+      <w:ins w:id="1160" w:author="Millicent  Mufambi" w:date="2026-06-02T12:54:00Z" w16du:dateUtc="2026-06-02T10:54:00Z">
         <w:r>
           <w:t xml:space="preserve"> https://doi.org/10.1109/ICDCS.2013.53</w:t>
         </w:r>
@@ -15311,7 +16017,7 @@
       <w:r>
         <w:t xml:space="preserve"> (pp. 355–362). IEEE.</w:t>
       </w:r>
-      <w:ins w:id="1043" w:author="Millicent  Mufambi" w:date="2026-06-02T11:48:00Z" w16du:dateUtc="2026-06-02T09:48:00Z">
+      <w:ins w:id="1161" w:author="Millicent  Mufambi" w:date="2026-06-02T12:54:00Z" w16du:dateUtc="2026-06-02T10:54:00Z">
         <w:r>
           <w:t xml:space="preserve"> https://doi.org/10.1109/DSN.2014.43</w:t>
         </w:r>
@@ -15325,12 +16031,12 @@
       <w:r>
         <w:t>Blanchard, P., El Mhamdi, E. M., Guerraoui, R., &amp; Stainer, J. (</w:t>
       </w:r>
-      <w:del w:id="1044" w:author="Millicent  Mufambi" w:date="2026-06-02T11:48:00Z" w16du:dateUtc="2026-06-02T09:48:00Z">
+      <w:del w:id="1162" w:author="Millicent  Mufambi" w:date="2026-06-02T12:54:00Z" w16du:dateUtc="2026-06-02T10:54:00Z">
         <w:r>
           <w:delText>2018</w:delText>
         </w:r>
       </w:del>
-      <w:ins w:id="1045" w:author="Millicent  Mufambi" w:date="2026-06-02T11:48:00Z" w16du:dateUtc="2026-06-02T09:48:00Z">
+      <w:ins w:id="1163" w:author="Millicent  Mufambi" w:date="2026-06-02T12:54:00Z" w16du:dateUtc="2026-06-02T10:54:00Z">
         <w:r>
           <w:t>2017</w:t>
         </w:r>
@@ -15340,7 +16046,7 @@
       </w:r>
       <w:r>
         <w:rPr>
-          <w:rPrChange w:id="1046" w:author="Millicent  Mufambi" w:date="2026-06-02T11:48:00Z" w16du:dateUtc="2026-06-02T09:48:00Z">
+          <w:rPrChange w:id="1164" w:author="Millicent  Mufambi" w:date="2026-06-02T12:54:00Z" w16du:dateUtc="2026-06-02T10:54:00Z">
             <w:rPr>
               <w:i/>
             </w:rPr>
@@ -15351,7 +16057,7 @@
       <w:r>
         <w:t xml:space="preserve"> (</w:t>
       </w:r>
-      <w:ins w:id="1047" w:author="Millicent  Mufambi" w:date="2026-06-02T11:48:00Z" w16du:dateUtc="2026-06-02T09:48:00Z">
+      <w:ins w:id="1165" w:author="Millicent  Mufambi" w:date="2026-06-02T12:54:00Z" w16du:dateUtc="2026-06-02T10:54:00Z">
         <w:r>
           <w:t>2017) (</w:t>
         </w:r>
@@ -15419,10 +16125,10 @@
         <w:spacing w:after="120"/>
         <w:jc w:val="both"/>
         <w:rPr>
-          <w:ins w:id="1048" w:author="Millicent  Mufambi" w:date="2026-06-02T11:48:00Z" w16du:dateUtc="2026-06-02T09:48:00Z"/>
+          <w:ins w:id="1166" w:author="Millicent  Mufambi" w:date="2026-06-02T12:54:00Z" w16du:dateUtc="2026-06-02T10:54:00Z"/>
         </w:rPr>
       </w:pPr>
-      <w:ins w:id="1049" w:author="Millicent  Mufambi" w:date="2026-06-02T11:48:00Z" w16du:dateUtc="2026-06-02T09:48:00Z">
+      <w:ins w:id="1167" w:author="Millicent  Mufambi" w:date="2026-06-02T12:54:00Z" w16du:dateUtc="2026-06-02T10:54:00Z">
         <w:r>
           <w:t>CISQ (Consortium for Information &amp; Software Quality). (2022). The cost of poor software quality in the US: A 2022 report. https://www.it-cisq.org/the-cost-of-poor-quality-software-in-the-us-a-2022-report/</w:t>
         </w:r>
@@ -15451,10 +16157,10 @@
         <w:spacing w:after="120"/>
         <w:jc w:val="both"/>
         <w:rPr>
-          <w:ins w:id="1050" w:author="Millicent  Mufambi" w:date="2026-06-02T11:48:00Z" w16du:dateUtc="2026-06-02T09:48:00Z"/>
+          <w:ins w:id="1168" w:author="Millicent  Mufambi" w:date="2026-06-02T12:54:00Z" w16du:dateUtc="2026-06-02T10:54:00Z"/>
         </w:rPr>
       </w:pPr>
-      <w:ins w:id="1051" w:author="Millicent  Mufambi" w:date="2026-06-02T11:48:00Z" w16du:dateUtc="2026-06-02T09:48:00Z">
+      <w:ins w:id="1169" w:author="Millicent  Mufambi" w:date="2026-06-02T12:54:00Z" w16du:dateUtc="2026-06-02T10:54:00Z">
         <w:r>
           <w:t>Dietterich, T. G. (2000). Ensemble methods in machine learning. In Multiple Classifier Systems (MCS), Lecture Notes in Computer Science (Vol. 1857, pp. 1-15). Springer. https://doi.org/10.1007/3-540-45014-9_1</w:t>
         </w:r>
@@ -15501,10 +16207,10 @@
         <w:spacing w:after="120"/>
         <w:jc w:val="both"/>
         <w:rPr>
-          <w:ins w:id="1052" w:author="Millicent  Mufambi" w:date="2026-06-02T11:48:00Z" w16du:dateUtc="2026-06-02T09:48:00Z"/>
+          <w:ins w:id="1170" w:author="Millicent  Mufambi" w:date="2026-06-02T12:54:00Z" w16du:dateUtc="2026-06-02T10:54:00Z"/>
         </w:rPr>
       </w:pPr>
-      <w:ins w:id="1053" w:author="Millicent  Mufambi" w:date="2026-06-02T11:48:00Z" w16du:dateUtc="2026-06-02T09:48:00Z">
+      <w:ins w:id="1171" w:author="Millicent  Mufambi" w:date="2026-06-02T12:54:00Z" w16du:dateUtc="2026-06-02T10:54:00Z">
         <w:r>
           <w:t>Feng, Z., Guo, D., Tang, D., Duan, N., Feng, X., Gong, M., Shou, L., Qin, B., Liu, T., Jiang, D., &amp; Zhou, M. (2020). CodeBERT: A pre-trained model for programming and natural languages. In Findings of the Association for Computational Linguistics: EMNLP 2020 (pp. 1536–1547). ACL. https://doi.org/10.18653/v1/2020.findings-emnlp.139</w:t>
         </w:r>
@@ -15527,7 +16233,7 @@
       <w:r>
         <w:t>(2), 374–382.</w:t>
       </w:r>
-      <w:ins w:id="1054" w:author="Millicent  Mufambi" w:date="2026-06-02T11:48:00Z" w16du:dateUtc="2026-06-02T09:48:00Z">
+      <w:ins w:id="1172" w:author="Millicent  Mufambi" w:date="2026-06-02T12:54:00Z" w16du:dateUtc="2026-06-02T10:54:00Z">
         <w:r>
           <w:t xml:space="preserve"> https://doi.org/10.1145/3149.214121</w:t>
         </w:r>
@@ -15550,7 +16256,7 @@
       <w:r>
         <w:t xml:space="preserve"> (pp. 568–580). IEEE.</w:t>
       </w:r>
-      <w:ins w:id="1055" w:author="Millicent  Mufambi" w:date="2026-06-02T11:48:00Z" w16du:dateUtc="2026-06-02T09:48:00Z">
+      <w:ins w:id="1173" w:author="Millicent  Mufambi" w:date="2026-06-02T12:54:00Z" w16du:dateUtc="2026-06-02T10:54:00Z">
         <w:r>
           <w:t xml:space="preserve"> https://doi.org/10.1109/DSN.2019.00063</w:t>
         </w:r>
@@ -15573,7 +16279,7 @@
       <w:r>
         <w:t xml:space="preserve"> (pp. 1345–1351). AAAI Press.</w:t>
       </w:r>
-      <w:ins w:id="1056" w:author="Millicent  Mufambi" w:date="2026-06-02T11:48:00Z" w16du:dateUtc="2026-06-02T09:48:00Z">
+      <w:ins w:id="1174" w:author="Millicent  Mufambi" w:date="2026-06-02T12:54:00Z" w16du:dateUtc="2026-06-02T10:54:00Z">
         <w:r>
           <w:t xml:space="preserve"> https://doi.org/10.1609/aaai.v31i1.10742</w:t>
         </w:r>
@@ -15584,11 +16290,11 @@
         <w:spacing w:after="120"/>
         <w:jc w:val="both"/>
         <w:rPr>
-          <w:moveTo w:id="1057" w:author="Millicent  Mufambi" w:date="2026-06-02T11:48:00Z" w16du:dateUtc="2026-06-02T09:48:00Z"/>
+          <w:moveTo w:id="1175" w:author="Millicent  Mufambi" w:date="2026-06-02T12:54:00Z" w16du:dateUtc="2026-06-02T10:54:00Z"/>
         </w:rPr>
       </w:pPr>
-      <w:moveToRangeStart w:id="1058" w:author="Millicent  Mufambi" w:date="2026-06-02T11:48:00Z" w:name="move231293325"/>
-      <w:moveTo w:id="1059" w:author="Millicent  Mufambi" w:date="2026-06-02T11:48:00Z" w16du:dateUtc="2026-06-02T09:48:00Z">
+      <w:moveToRangeStart w:id="1176" w:author="Millicent  Mufambi" w:date="2026-06-02T12:54:00Z" w:name="move231297311"/>
+      <w:moveTo w:id="1177" w:author="Millicent  Mufambi" w:date="2026-06-02T12:54:00Z" w16du:dateUtc="2026-06-02T10:54:00Z">
         <w:r>
           <w:t xml:space="preserve">Hong, S., Zhuge, M., Chen, J., Zheng, X., Cheng, Y., Wang, J., et al. (2024). MetaGPT: Meta programming for a multi-agent collaborative framework. In </w:t>
         </w:r>
@@ -15603,7 +16309,7 @@
         </w:r>
       </w:moveTo>
     </w:p>
-    <w:moveToRangeEnd w:id="1058"/>
+    <w:moveToRangeEnd w:id="1176"/>
     <w:p>
       <w:pPr>
         <w:spacing w:after="120"/>
@@ -15621,7 +16327,7 @@
       <w:r>
         <w:t xml:space="preserve"> (pp. 437–440). ACM.</w:t>
       </w:r>
-      <w:ins w:id="1060" w:author="Millicent  Mufambi" w:date="2026-06-02T11:48:00Z" w16du:dateUtc="2026-06-02T09:48:00Z">
+      <w:ins w:id="1178" w:author="Millicent  Mufambi" w:date="2026-06-02T12:54:00Z" w16du:dateUtc="2026-06-02T10:54:00Z">
         <w:r>
           <w:t xml:space="preserve"> https://doi.org/10.1145/2610384.2628055</w:t>
         </w:r>
@@ -15644,7 +16350,7 @@
       <w:r>
         <w:t xml:space="preserve"> (pp. 45–58). ACM.</w:t>
       </w:r>
-      <w:ins w:id="1061" w:author="Millicent  Mufambi" w:date="2026-06-02T11:48:00Z" w16du:dateUtc="2026-06-02T09:48:00Z">
+      <w:ins w:id="1179" w:author="Millicent  Mufambi" w:date="2026-06-02T12:54:00Z" w16du:dateUtc="2026-06-02T10:54:00Z">
         <w:r>
           <w:t xml:space="preserve"> https://doi.org/10.1145/1294261.1294267</w:t>
         </w:r>
@@ -15667,7 +16373,7 @@
       <w:r>
         <w:t>(3), 382–401.</w:t>
       </w:r>
-      <w:ins w:id="1062" w:author="Millicent  Mufambi" w:date="2026-06-02T11:48:00Z" w16du:dateUtc="2026-06-02T09:48:00Z">
+      <w:ins w:id="1180" w:author="Millicent  Mufambi" w:date="2026-06-02T12:54:00Z" w16du:dateUtc="2026-06-02T10:54:00Z">
         <w:r>
           <w:t xml:space="preserve"> https://doi.org/10.1145/357172.357176</w:t>
         </w:r>
@@ -15690,7 +16396,7 @@
       <w:r>
         <w:t>(1), 54–72.</w:t>
       </w:r>
-      <w:ins w:id="1063" w:author="Millicent  Mufambi" w:date="2026-06-02T11:48:00Z" w16du:dateUtc="2026-06-02T09:48:00Z">
+      <w:ins w:id="1181" w:author="Millicent  Mufambi" w:date="2026-06-02T12:54:00Z" w16du:dateUtc="2026-06-02T10:54:00Z">
         <w:r>
           <w:t xml:space="preserve"> https://doi.org/10.1109/TSE.2011.104</w:t>
         </w:r>
@@ -15701,11 +16407,11 @@
         <w:spacing w:after="120"/>
         <w:jc w:val="both"/>
         <w:rPr>
-          <w:moveTo w:id="1064" w:author="Millicent  Mufambi" w:date="2026-06-02T11:48:00Z" w16du:dateUtc="2026-06-02T09:48:00Z"/>
+          <w:moveTo w:id="1182" w:author="Millicent  Mufambi" w:date="2026-06-02T12:54:00Z" w16du:dateUtc="2026-06-02T10:54:00Z"/>
         </w:rPr>
       </w:pPr>
-      <w:moveToRangeStart w:id="1065" w:author="Millicent  Mufambi" w:date="2026-06-02T11:48:00Z" w:name="move231293326"/>
-      <w:moveTo w:id="1066" w:author="Millicent  Mufambi" w:date="2026-06-02T11:48:00Z" w16du:dateUtc="2026-06-02T09:48:00Z">
+      <w:moveToRangeStart w:id="1183" w:author="Millicent  Mufambi" w:date="2026-06-02T12:54:00Z" w:name="move231297312"/>
+      <w:moveTo w:id="1184" w:author="Millicent  Mufambi" w:date="2026-06-02T12:54:00Z" w16du:dateUtc="2026-06-02T10:54:00Z">
         <w:r>
           <w:t xml:space="preserve">Li, G., Hammoud, H. A. A. K., Itani, H., Khizbullin, D., &amp; Ghanem, B. (2023). CAMEL: Communicative agents for "mind" exploration of large language model society. In </w:t>
         </w:r>
@@ -15720,7 +16426,7 @@
         </w:r>
       </w:moveTo>
     </w:p>
-    <w:moveToRangeEnd w:id="1065"/>
+    <w:moveToRangeEnd w:id="1183"/>
     <w:p>
       <w:pPr>
         <w:spacing w:after="120"/>
@@ -15738,7 +16444,7 @@
       <w:r>
         <w:t xml:space="preserve"> (pp. 269–278). IEEE.</w:t>
       </w:r>
-      <w:ins w:id="1067" w:author="Millicent  Mufambi" w:date="2026-06-02T11:48:00Z" w16du:dateUtc="2026-06-02T09:48:00Z">
+      <w:ins w:id="1185" w:author="Millicent  Mufambi" w:date="2026-06-02T12:54:00Z" w16du:dateUtc="2026-06-02T10:54:00Z">
         <w:r>
           <w:t xml:space="preserve"> https://doi.org/10.1109/ICSE-SEIP.2019.00039</w:t>
         </w:r>
@@ -15749,10 +16455,10 @@
         <w:spacing w:after="120"/>
         <w:jc w:val="both"/>
         <w:rPr>
-          <w:ins w:id="1068" w:author="Millicent  Mufambi" w:date="2026-06-02T11:48:00Z" w16du:dateUtc="2026-06-02T09:48:00Z"/>
+          <w:ins w:id="1186" w:author="Millicent  Mufambi" w:date="2026-06-02T12:54:00Z" w16du:dateUtc="2026-06-02T10:54:00Z"/>
         </w:rPr>
       </w:pPr>
-      <w:ins w:id="1069" w:author="Millicent  Mufambi" w:date="2026-06-02T11:48:00Z" w16du:dateUtc="2026-06-02T09:48:00Z">
+      <w:ins w:id="1187" w:author="Millicent  Mufambi" w:date="2026-06-02T12:54:00Z" w16du:dateUtc="2026-06-02T10:54:00Z">
         <w:r>
           <w:t>Maturi, M. H., De La Cruz, E., Addula, S. R., Yadulla, A. R., Kathalikkattil Ravindran, R., Nadella, G. S., Gonaygunta, H., &amp; Meduri, K. (2025). Enhancing smart contract security with explainable AI: A framework for re-entrancy vulnerability detection and explanation. In 2025 IEEE Systems and Information Engineering Design Symposium (SIEDS). IEEE. https://doi.org/10.1109/SIEDS65500.2025.11021147</w:t>
         </w:r>
@@ -15775,7 +16481,7 @@
       <w:r>
         <w:t xml:space="preserve"> (pp. 691–701). ACM.</w:t>
       </w:r>
-      <w:ins w:id="1070" w:author="Millicent  Mufambi" w:date="2026-06-02T11:48:00Z" w16du:dateUtc="2026-06-02T09:48:00Z">
+      <w:ins w:id="1188" w:author="Millicent  Mufambi" w:date="2026-06-02T12:54:00Z" w16du:dateUtc="2026-06-02T10:54:00Z">
         <w:r>
           <w:t xml:space="preserve"> https://doi.org/10.1145/2884781.2884807</w:t>
         </w:r>
@@ -15798,7 +16504,7 @@
       <w:r>
         <w:t xml:space="preserve"> (pp. 31–42). ACM.</w:t>
       </w:r>
-      <w:ins w:id="1071" w:author="Millicent  Mufambi" w:date="2026-06-02T11:48:00Z" w16du:dateUtc="2026-06-02T09:48:00Z">
+      <w:ins w:id="1189" w:author="Millicent  Mufambi" w:date="2026-06-02T12:54:00Z" w16du:dateUtc="2026-06-02T10:54:00Z">
         <w:r>
           <w:t xml:space="preserve"> https://doi.org/10.1145/2976749.2978399</w:t>
         </w:r>
@@ -15821,7 +16527,7 @@
       <w:r>
         <w:t xml:space="preserve"> (pp. 772–781). IEEE.</w:t>
       </w:r>
-      <w:ins w:id="1072" w:author="Millicent  Mufambi" w:date="2026-06-02T11:48:00Z" w16du:dateUtc="2026-06-02T09:48:00Z">
+      <w:ins w:id="1190" w:author="Millicent  Mufambi" w:date="2026-06-02T12:54:00Z" w16du:dateUtc="2026-06-02T10:54:00Z">
         <w:r>
           <w:t xml:space="preserve"> https://doi.org/10.1109/ICSE.2013.6606623</w:t>
         </w:r>
@@ -15832,11 +16538,11 @@
         <w:spacing w:after="120"/>
         <w:jc w:val="both"/>
         <w:rPr>
-          <w:ins w:id="1073" w:author="Millicent  Mufambi" w:date="2026-06-02T11:48:00Z" w16du:dateUtc="2026-06-02T09:48:00Z"/>
+          <w:ins w:id="1191" w:author="Millicent  Mufambi" w:date="2026-06-02T12:54:00Z" w16du:dateUtc="2026-06-02T10:54:00Z"/>
         </w:rPr>
       </w:pPr>
-      <w:moveToRangeStart w:id="1074" w:author="Millicent  Mufambi" w:date="2026-06-02T11:48:00Z" w:name="move231293327"/>
-      <w:moveTo w:id="1075" w:author="Millicent  Mufambi" w:date="2026-06-02T11:48:00Z" w16du:dateUtc="2026-06-02T09:48:00Z">
+      <w:moveToRangeStart w:id="1192" w:author="Millicent  Mufambi" w:date="2026-06-02T12:54:00Z" w:name="move231297313"/>
+      <w:moveTo w:id="1193" w:author="Millicent  Mufambi" w:date="2026-06-02T12:54:00Z" w16du:dateUtc="2026-06-02T10:54:00Z">
         <w:r>
           <w:t xml:space="preserve">Qian, C., Liu, W., Liu, H., Chen, N., Dang, Y., Li, J., et al. (2024). ChatDev: Communicative agents for software development. In </w:t>
         </w:r>
@@ -15850,8 +16556,8 @@
           <w:t>. ACL.</w:t>
         </w:r>
       </w:moveTo>
-      <w:moveToRangeEnd w:id="1074"/>
-      <w:ins w:id="1076" w:author="Millicent  Mufambi" w:date="2026-06-02T11:48:00Z" w16du:dateUtc="2026-06-02T09:48:00Z">
+      <w:moveToRangeEnd w:id="1192"/>
+      <w:ins w:id="1194" w:author="Millicent  Mufambi" w:date="2026-06-02T12:54:00Z" w16du:dateUtc="2026-06-02T10:54:00Z">
         <w:r>
           <w:t xml:space="preserve"> https://doi.org/10.18653/v1/2024.acl-long.810</w:t>
         </w:r>
@@ -15892,7 +16598,7 @@
       <w:r>
         <w:t xml:space="preserve"> (pp. 532–543). ACM.</w:t>
       </w:r>
-      <w:ins w:id="1077" w:author="Millicent  Mufambi" w:date="2026-06-02T11:48:00Z" w16du:dateUtc="2026-06-02T09:48:00Z">
+      <w:ins w:id="1195" w:author="Millicent  Mufambi" w:date="2026-06-02T12:54:00Z" w16du:dateUtc="2026-06-02T10:54:00Z">
         <w:r>
           <w:t xml:space="preserve"> https://doi.org/10.1145/2786805.2786825</w:t>
         </w:r>
@@ -15915,7 +16621,7 @@
       <w:r>
         <w:t>(1), 16–30.</w:t>
       </w:r>
-      <w:ins w:id="1078" w:author="Millicent  Mufambi" w:date="2026-06-02T11:48:00Z" w16du:dateUtc="2026-06-02T09:48:00Z">
+      <w:ins w:id="1196" w:author="Millicent  Mufambi" w:date="2026-06-02T12:54:00Z" w16du:dateUtc="2026-06-02T10:54:00Z">
         <w:r>
           <w:t xml:space="preserve"> https://doi.org/10.1109/TC.2011.221</w:t>
         </w:r>
@@ -15926,10 +16632,10 @@
         <w:spacing w:after="120"/>
         <w:jc w:val="both"/>
         <w:rPr>
-          <w:ins w:id="1079" w:author="Millicent  Mufambi" w:date="2026-06-02T11:48:00Z" w16du:dateUtc="2026-06-02T09:48:00Z"/>
+          <w:ins w:id="1197" w:author="Millicent  Mufambi" w:date="2026-06-02T12:54:00Z" w16du:dateUtc="2026-06-02T10:54:00Z"/>
         </w:rPr>
       </w:pPr>
-      <w:ins w:id="1080" w:author="Millicent  Mufambi" w:date="2026-06-02T11:48:00Z" w16du:dateUtc="2026-06-02T09:48:00Z">
+      <w:ins w:id="1198" w:author="Millicent  Mufambi" w:date="2026-06-02T12:54:00Z" w16du:dateUtc="2026-06-02T10:54:00Z">
         <w:r>
           <w:t>Wang, X., Wei, J., Schuurmans, D., Le, Q., Chi, E., Narang, S., Chowdhery, A., &amp; Zhou, D. (2023). Self-consistency improves chain-of-thought reasoning in language models. In Proceedings of the 11th International Conference on Learning Representations (ICLR).</w:t>
         </w:r>
@@ -15940,11 +16646,11 @@
         <w:spacing w:after="120"/>
         <w:jc w:val="both"/>
         <w:rPr>
-          <w:ins w:id="1081" w:author="Millicent  Mufambi" w:date="2026-06-02T11:48:00Z" w16du:dateUtc="2026-06-02T09:48:00Z"/>
+          <w:ins w:id="1199" w:author="Millicent  Mufambi" w:date="2026-06-02T12:54:00Z" w16du:dateUtc="2026-06-02T10:54:00Z"/>
         </w:rPr>
       </w:pPr>
-      <w:moveToRangeStart w:id="1082" w:author="Millicent  Mufambi" w:date="2026-06-02T11:48:00Z" w:name="move231293328"/>
-      <w:moveTo w:id="1083" w:author="Millicent  Mufambi" w:date="2026-06-02T11:48:00Z" w16du:dateUtc="2026-06-02T09:48:00Z">
+      <w:moveToRangeStart w:id="1200" w:author="Millicent  Mufambi" w:date="2026-06-02T12:54:00Z" w:name="move231297314"/>
+      <w:moveTo w:id="1201" w:author="Millicent  Mufambi" w:date="2026-06-02T12:54:00Z" w16du:dateUtc="2026-06-02T10:54:00Z">
         <w:r>
           <w:t xml:space="preserve">Widyasari, R., Sim, S. Q., Lok, C., Qi, H., Phan, J., Tay, Q., et al. (2020). BugsInPy: A database of existing bugs in Python programs to enable controlled testing and debugging studies. In </w:t>
         </w:r>
@@ -15958,8 +16664,8 @@
           <w:t xml:space="preserve"> (pp. 1556–1560). ACM.</w:t>
         </w:r>
       </w:moveTo>
-      <w:moveToRangeEnd w:id="1082"/>
-      <w:ins w:id="1084" w:author="Millicent  Mufambi" w:date="2026-06-02T11:48:00Z" w16du:dateUtc="2026-06-02T09:48:00Z">
+      <w:moveToRangeEnd w:id="1200"/>
+      <w:ins w:id="1202" w:author="Millicent  Mufambi" w:date="2026-06-02T12:54:00Z" w16du:dateUtc="2026-06-02T10:54:00Z">
         <w:r>
           <w:t xml:space="preserve"> https://doi.org/10.1145/3368089.3417943</w:t>
         </w:r>
@@ -15970,11 +16676,11 @@
         <w:spacing w:after="120"/>
         <w:jc w:val="both"/>
         <w:rPr>
-          <w:ins w:id="1085" w:author="Millicent  Mufambi" w:date="2026-06-02T11:48:00Z" w16du:dateUtc="2026-06-02T09:48:00Z"/>
+          <w:ins w:id="1203" w:author="Millicent  Mufambi" w:date="2026-06-02T12:54:00Z" w16du:dateUtc="2026-06-02T10:54:00Z"/>
         </w:rPr>
       </w:pPr>
-      <w:moveToRangeStart w:id="1086" w:author="Millicent  Mufambi" w:date="2026-06-02T11:48:00Z" w:name="move231293329"/>
-      <w:moveTo w:id="1087" w:author="Millicent  Mufambi" w:date="2026-06-02T11:48:00Z" w16du:dateUtc="2026-06-02T09:48:00Z">
+      <w:moveToRangeStart w:id="1204" w:author="Millicent  Mufambi" w:date="2026-06-02T12:54:00Z" w:name="move231297315"/>
+      <w:moveTo w:id="1205" w:author="Millicent  Mufambi" w:date="2026-06-02T12:54:00Z" w16du:dateUtc="2026-06-02T10:54:00Z">
         <w:r>
           <w:t xml:space="preserve">Wu, Q., Bansal, G., Zhang, J., Wu, Y., Zhang, S., Zhu, E., et al. (2024). AutoGen: Enabling next-gen LLM applications via multi-agent conversation. In </w:t>
         </w:r>
@@ -15988,7 +16694,7 @@
           <w:t xml:space="preserve"> (Best Paper). OpenReview.</w:t>
         </w:r>
       </w:moveTo>
-      <w:moveToRangeEnd w:id="1086"/>
+      <w:moveToRangeEnd w:id="1204"/>
     </w:p>
     <w:p>
       <w:pPr>
@@ -16043,7 +16749,7 @@
       <w:r>
         <w:t xml:space="preserve"> (pp. 347–356). ACM.</w:t>
       </w:r>
-      <w:ins w:id="1088" w:author="Millicent  Mufambi" w:date="2026-06-02T11:48:00Z" w16du:dateUtc="2026-06-02T09:48:00Z">
+      <w:ins w:id="1206" w:author="Millicent  Mufambi" w:date="2026-06-02T12:54:00Z" w16du:dateUtc="2026-06-02T10:54:00Z">
         <w:r>
           <w:t xml:space="preserve"> https://doi.org/10.1145/3293611.3331591</w:t>
         </w:r>
@@ -16054,16 +16760,16 @@
         <w:spacing w:after="120"/>
         <w:jc w:val="both"/>
         <w:rPr>
-          <w:moveFrom w:id="1089" w:author="Millicent  Mufambi" w:date="2026-06-02T11:48:00Z" w16du:dateUtc="2026-06-02T09:48:00Z"/>
+          <w:moveFrom w:id="1207" w:author="Millicent  Mufambi" w:date="2026-06-02T12:54:00Z" w16du:dateUtc="2026-06-02T10:54:00Z"/>
         </w:rPr>
       </w:pPr>
-      <w:ins w:id="1090" w:author="Millicent  Mufambi" w:date="2026-06-02T11:48:00Z" w16du:dateUtc="2026-06-02T09:48:00Z">
+      <w:ins w:id="1208" w:author="Millicent  Mufambi" w:date="2026-06-02T12:54:00Z" w16du:dateUtc="2026-06-02T10:54:00Z">
         <w:r>
           <w:t>Zhang, Y., Ruan, H., Fan, Z., &amp; Roychoudhury, A. (2024). AutoCodeRover: Autonomous program improvement. In Proceedings of the 33rd ACM SIGSOFT International Symposium on Software Testing and Analysis (ISSTA). ACM. https://doi.org/10.1145/3650212.3680384</w:t>
         </w:r>
       </w:ins>
-      <w:moveFromRangeStart w:id="1091" w:author="Millicent  Mufambi" w:date="2026-06-02T11:48:00Z" w:name="move231293325"/>
-      <w:moveFrom w:id="1092" w:author="Millicent  Mufambi" w:date="2026-06-02T11:48:00Z" w16du:dateUtc="2026-06-02T09:48:00Z">
+      <w:moveFromRangeStart w:id="1209" w:author="Millicent  Mufambi" w:date="2026-06-02T12:54:00Z" w:name="move231297311"/>
+      <w:moveFrom w:id="1210" w:author="Millicent  Mufambi" w:date="2026-06-02T12:54:00Z" w16du:dateUtc="2026-06-02T10:54:00Z">
         <w:r>
           <w:t xml:space="preserve">Hong, S., Zhuge, M., Chen, J., Zheng, X., Cheng, Y., Wang, J., et al. (2024). MetaGPT: Meta programming for a multi-agent collaborative framework. In </w:t>
         </w:r>
@@ -16083,12 +16789,12 @@
         <w:spacing w:after="120"/>
         <w:jc w:val="both"/>
         <w:rPr>
-          <w:moveFrom w:id="1093" w:author="Millicent  Mufambi" w:date="2026-06-02T11:48:00Z" w16du:dateUtc="2026-06-02T09:48:00Z"/>
+          <w:moveFrom w:id="1211" w:author="Millicent  Mufambi" w:date="2026-06-02T12:54:00Z" w16du:dateUtc="2026-06-02T10:54:00Z"/>
         </w:rPr>
       </w:pPr>
-      <w:moveFromRangeStart w:id="1094" w:author="Millicent  Mufambi" w:date="2026-06-02T11:48:00Z" w:name="move231293326"/>
-      <w:moveFromRangeEnd w:id="1091"/>
-      <w:moveFrom w:id="1095" w:author="Millicent  Mufambi" w:date="2026-06-02T11:48:00Z" w16du:dateUtc="2026-06-02T09:48:00Z">
+      <w:moveFromRangeStart w:id="1212" w:author="Millicent  Mufambi" w:date="2026-06-02T12:54:00Z" w:name="move231297312"/>
+      <w:moveFromRangeEnd w:id="1209"/>
+      <w:moveFrom w:id="1213" w:author="Millicent  Mufambi" w:date="2026-06-02T12:54:00Z" w16du:dateUtc="2026-06-02T10:54:00Z">
         <w:r>
           <w:t xml:space="preserve">Li, G., Hammoud, H. A. A. K., Itani, H., Khizbullin, D., &amp; Ghanem, B. (2023). CAMEL: Communicative agents for "mind" exploration of large language model society. In </w:t>
         </w:r>
@@ -16108,12 +16814,12 @@
         <w:spacing w:after="120"/>
         <w:jc w:val="both"/>
         <w:rPr>
-          <w:del w:id="1096" w:author="Millicent  Mufambi" w:date="2026-06-02T11:48:00Z" w16du:dateUtc="2026-06-02T09:48:00Z"/>
+          <w:del w:id="1214" w:author="Millicent  Mufambi" w:date="2026-06-02T12:54:00Z" w16du:dateUtc="2026-06-02T10:54:00Z"/>
         </w:rPr>
       </w:pPr>
-      <w:moveFromRangeStart w:id="1097" w:author="Millicent  Mufambi" w:date="2026-06-02T11:48:00Z" w:name="move231293327"/>
-      <w:moveFromRangeEnd w:id="1094"/>
-      <w:moveFrom w:id="1098" w:author="Millicent  Mufambi" w:date="2026-06-02T11:48:00Z" w16du:dateUtc="2026-06-02T09:48:00Z">
+      <w:moveFromRangeStart w:id="1215" w:author="Millicent  Mufambi" w:date="2026-06-02T12:54:00Z" w:name="move231297313"/>
+      <w:moveFromRangeEnd w:id="1212"/>
+      <w:moveFrom w:id="1216" w:author="Millicent  Mufambi" w:date="2026-06-02T12:54:00Z" w16du:dateUtc="2026-06-02T10:54:00Z">
         <w:r>
           <w:t xml:space="preserve">Qian, C., Liu, W., Liu, H., Chen, N., Dang, Y., Li, J., et al. (2024). ChatDev: Communicative agents for software development. In </w:t>
         </w:r>
@@ -16127,18 +16833,18 @@
           <w:t>. ACL.</w:t>
         </w:r>
       </w:moveFrom>
-      <w:moveFromRangeEnd w:id="1097"/>
+      <w:moveFromRangeEnd w:id="1215"/>
     </w:p>
     <w:p>
       <w:pPr>
         <w:spacing w:after="120"/>
         <w:jc w:val="both"/>
         <w:rPr>
-          <w:del w:id="1099" w:author="Millicent  Mufambi" w:date="2026-06-02T11:48:00Z" w16du:dateUtc="2026-06-02T09:48:00Z"/>
+          <w:del w:id="1217" w:author="Millicent  Mufambi" w:date="2026-06-02T12:54:00Z" w16du:dateUtc="2026-06-02T10:54:00Z"/>
         </w:rPr>
       </w:pPr>
-      <w:moveFromRangeStart w:id="1100" w:author="Millicent  Mufambi" w:date="2026-06-02T11:48:00Z" w:name="move231293328"/>
-      <w:moveFrom w:id="1101" w:author="Millicent  Mufambi" w:date="2026-06-02T11:48:00Z" w16du:dateUtc="2026-06-02T09:48:00Z">
+      <w:moveFromRangeStart w:id="1218" w:author="Millicent  Mufambi" w:date="2026-06-02T12:54:00Z" w:name="move231297314"/>
+      <w:moveFrom w:id="1219" w:author="Millicent  Mufambi" w:date="2026-06-02T12:54:00Z" w16du:dateUtc="2026-06-02T10:54:00Z">
         <w:r>
           <w:t xml:space="preserve">Widyasari, R., Sim, S. Q., Lok, C., Qi, H., Phan, J., Tay, Q., et al. (2020). BugsInPy: A database of existing bugs in Python programs to enable controlled testing and debugging studies. In </w:t>
         </w:r>
@@ -16152,15 +16858,15 @@
           <w:t xml:space="preserve"> (pp. 1556–1560). ACM.</w:t>
         </w:r>
       </w:moveFrom>
-      <w:moveFromRangeEnd w:id="1100"/>
+      <w:moveFromRangeEnd w:id="1218"/>
     </w:p>
     <w:p>
       <w:pPr>
         <w:spacing w:after="120"/>
         <w:jc w:val="both"/>
       </w:pPr>
-      <w:moveFromRangeStart w:id="1102" w:author="Millicent  Mufambi" w:date="2026-06-02T11:48:00Z" w:name="move231293329"/>
-      <w:moveFrom w:id="1103" w:author="Millicent  Mufambi" w:date="2026-06-02T11:48:00Z" w16du:dateUtc="2026-06-02T09:48:00Z">
+      <w:moveFromRangeStart w:id="1220" w:author="Millicent  Mufambi" w:date="2026-06-02T12:54:00Z" w:name="move231297315"/>
+      <w:moveFrom w:id="1221" w:author="Millicent  Mufambi" w:date="2026-06-02T12:54:00Z" w16du:dateUtc="2026-06-02T10:54:00Z">
         <w:r>
           <w:t xml:space="preserve">Wu, Q., Bansal, G., Zhang, J., Wu, Y., Zhang, S., Zhu, E., et al. (2024). AutoGen: Enabling next-gen LLM applications via multi-agent conversation. In </w:t>
         </w:r>
@@ -16174,7 +16880,7 @@
           <w:t xml:space="preserve"> (Best Paper). OpenReview.</w:t>
         </w:r>
       </w:moveFrom>
-      <w:moveFromRangeEnd w:id="1102"/>
+      <w:moveFromRangeEnd w:id="1220"/>
     </w:p>
     <w:sectPr>
       <w:headerReference w:type="even" r:id="rId15"/>
@@ -28204,7 +28910,7 @@
     <w:hidden/>
     <w:uiPriority w:val="99"/>
     <w:semiHidden/>
-    <w:rsid w:val="00DA52E8"/>
+    <w:rsid w:val="00C777B7"/>
     <w:pPr>
       <w:spacing w:after="0" w:line="240" w:lineRule="auto"/>
     </w:pPr>

--- a/MS_R1_tracked_changes.docx
+++ b/MS_R1_tracked_changes.docx
@@ -50,10 +50,10 @@
         <w:spacing w:after="120"/>
         <w:jc w:val="both"/>
         <w:rPr>
-          <w:del w:id="0" w:author="Millicent  Mufambi" w:date="2026-06-02T12:54:00Z" w16du:dateUtc="2026-06-02T10:54:00Z"/>
+          <w:del w:id="0" w:author="Millicent  Mufambi" w:date="2026-06-02T13:12:00Z" w16du:dateUtc="2026-06-02T11:12:00Z"/>
         </w:rPr>
       </w:pPr>
-      <w:del w:id="1" w:author="Millicent  Mufambi" w:date="2026-06-02T12:54:00Z" w16du:dateUtc="2026-06-02T10:54:00Z">
+      <w:del w:id="1" w:author="Millicent  Mufambi" w:date="2026-06-02T13:12:00Z" w16du:dateUtc="2026-06-02T11:12:00Z">
         <w:r>
           <w:rPr>
             <w:b/>
@@ -76,10 +76,10 @@
         <w:spacing w:after="120"/>
         <w:jc w:val="both"/>
         <w:rPr>
-          <w:ins w:id="2" w:author="Millicent  Mufambi" w:date="2026-06-02T12:54:00Z" w16du:dateUtc="2026-06-02T10:54:00Z"/>
+          <w:ins w:id="2" w:author="Millicent  Mufambi" w:date="2026-06-02T13:12:00Z" w16du:dateUtc="2026-06-02T11:12:00Z"/>
         </w:rPr>
       </w:pPr>
-      <w:ins w:id="3" w:author="Millicent  Mufambi" w:date="2026-06-02T12:54:00Z" w16du:dateUtc="2026-06-02T10:54:00Z">
+      <w:ins w:id="3" w:author="Millicent  Mufambi" w:date="2026-06-02T13:12:00Z" w16du:dateUtc="2026-06-02T11:12:00Z">
         <w:r>
           <w:rPr>
             <w:b/>
@@ -136,7 +136,7 @@
         <w:spacing w:after="120"/>
         <w:jc w:val="both"/>
       </w:pPr>
-      <w:ins w:id="4" w:author="Millicent  Mufambi" w:date="2026-06-02T12:54:00Z" w16du:dateUtc="2026-06-02T10:54:00Z">
+      <w:ins w:id="4" w:author="Millicent  Mufambi" w:date="2026-06-02T13:12:00Z" w16du:dateUtc="2026-06-02T11:12:00Z">
         <w:r>
           <w:t xml:space="preserve">Picture an online store that repairs its own code at runtime. A single LLM proposes a fix for a payment bug; the fix looks right, passes a quick glance, and is shipped. Under load it applies each refund twice, and the loss runs into real money before anyone notices. The failure is not that the model could not code, but that nothing independent checked it before it went live. This is the problem we attack. </w:t>
         </w:r>
@@ -147,7 +147,7 @@
       <w:r>
         <w:t>e five gaps</w:t>
       </w:r>
-      <w:ins w:id="5" w:author="Millicent  Mufambi" w:date="2026-06-02T12:54:00Z" w16du:dateUtc="2026-06-02T10:54:00Z">
+      <w:ins w:id="5" w:author="Millicent  Mufambi" w:date="2026-06-02T13:12:00Z" w16du:dateUtc="2026-06-02T11:12:00Z">
         <w:r>
           <w:t>, summarised in Table 1</w:t>
         </w:r>
@@ -164,7 +164,7 @@
       <w:r>
         <w:t>We respond with BFT-MAS, which has four parts: PBFT three-phase agreement</w:t>
       </w:r>
-      <w:del w:id="6" w:author="Millicent  Mufambi" w:date="2026-06-02T12:54:00Z" w16du:dateUtc="2026-06-02T10:54:00Z">
+      <w:del w:id="6" w:author="Millicent  Mufambi" w:date="2026-06-02T13:12:00Z" w16du:dateUtc="2026-06-02T11:12:00Z">
         <w:r>
           <w:delText xml:space="preserve"> adapted through a semantic-equivalence quorum</w:delText>
         </w:r>
@@ -172,12 +172,12 @@
       <w:r>
         <w:t xml:space="preserve">; a mixed population of agents from different LLM providers, with failure decorrelation reported as a first-class result; reputation-weighted voting bounded against credibility-building (Abraham, Dolev &amp; Halpern, 2008); and e-commerce invariant checks built into the loop. </w:t>
       </w:r>
-      <w:del w:id="7" w:author="Millicent  Mufambi" w:date="2026-06-02T12:54:00Z" w16du:dateUtc="2026-06-02T10:54:00Z">
+      <w:del w:id="7" w:author="Millicent  Mufambi" w:date="2026-06-02T13:12:00Z" w16du:dateUtc="2026-06-02T11:12:00Z">
         <w:r>
           <w:delText>This paper validates the last three empirically, alongside the shared PBFT protocol, and adds a fault-injection harness. The semantic-equivalence quorum is deferred to a separate paper (Section 8).</w:delText>
         </w:r>
       </w:del>
-      <w:ins w:id="8" w:author="Millicent  Mufambi" w:date="2026-06-02T12:54:00Z" w16du:dateUtc="2026-06-02T10:54:00Z">
+      <w:ins w:id="8" w:author="Millicent  Mufambi" w:date="2026-06-02T13:12:00Z" w16du:dateUtc="2026-06-02T11:12:00Z">
         <w:r>
           <w:t>The safety pipeline reaches consensus by validator voting bound to a single healer proposal, with a byte digest fixing the proposal under standard PBFT, and a sandbox as the final gate. Separately, we implement and empirically compare two quorum rules for heterogeneous proposers, an exact byte-match rule and a semantic-equivalence rule that groups fixes by behaviour, and report when each can form a quorum (Sections 5 and 6). The remaining formal-relation work is set out in Section 8.</w:t>
         </w:r>
@@ -201,10 +201,10 @@
         <w:keepNext/>
         <w:spacing w:before="240" w:after="120"/>
         <w:rPr>
-          <w:ins w:id="9" w:author="Millicent  Mufambi" w:date="2026-06-02T12:54:00Z" w16du:dateUtc="2026-06-02T10:54:00Z"/>
+          <w:ins w:id="9" w:author="Millicent  Mufambi" w:date="2026-06-02T13:12:00Z" w16du:dateUtc="2026-06-02T11:12:00Z"/>
         </w:rPr>
       </w:pPr>
-      <w:ins w:id="10" w:author="Millicent  Mufambi" w:date="2026-06-02T12:54:00Z" w16du:dateUtc="2026-06-02T10:54:00Z">
+      <w:ins w:id="10" w:author="Millicent  Mufambi" w:date="2026-06-02T13:12:00Z" w16du:dateUtc="2026-06-02T11:12:00Z">
         <w:r>
           <w:t>This paper aims to test empirically whether adapting PBFT to a heterogeneous population of LLM agents, backed by an executable sandbox, can eliminate safety violations in automated program repair while preserving repair capability. We operationalise that aim as four research questions.</w:t>
         </w:r>
@@ -262,7 +262,7 @@
       </w:pPr>
       <w:r>
         <w:rPr>
-          <w:rPrChange w:id="11" w:author="Millicent  Mufambi" w:date="2026-06-02T12:54:00Z" w16du:dateUtc="2026-06-02T10:54:00Z">
+          <w:rPrChange w:id="11" w:author="Millicent  Mufambi" w:date="2026-06-02T13:12:00Z" w16du:dateUtc="2026-06-02T11:12:00Z">
             <w:rPr>
               <w:b/>
             </w:rPr>
@@ -270,7 +270,7 @@
         </w:rPr>
         <w:t>RQ4</w:t>
       </w:r>
-      <w:del w:id="12" w:author="Millicent  Mufambi" w:date="2026-06-02T12:54:00Z" w16du:dateUtc="2026-06-02T10:54:00Z">
+      <w:del w:id="12" w:author="Millicent  Mufambi" w:date="2026-06-02T13:12:00Z" w16du:dateUtc="2026-06-02T11:12:00Z">
         <w:r>
           <w:rPr>
             <w:b/>
@@ -278,7 +278,7 @@
           <w:delText>.</w:delText>
         </w:r>
       </w:del>
-      <w:ins w:id="13" w:author="Millicent  Mufambi" w:date="2026-06-02T12:54:00Z" w16du:dateUtc="2026-06-02T10:54:00Z">
+      <w:ins w:id="13" w:author="Millicent  Mufambi" w:date="2026-06-02T13:12:00Z" w16du:dateUtc="2026-06-02T11:12:00Z">
         <w:r>
           <w:t xml:space="preserve"> (exploratory).</w:t>
         </w:r>
@@ -286,7 +286,7 @@
       <w:r>
         <w:t xml:space="preserve"> What economic benefits can e-commerce businesses derive from reduced downtime?</w:t>
       </w:r>
-      <w:ins w:id="14" w:author="Millicent  Mufambi" w:date="2026-06-02T12:54:00Z" w16du:dateUtc="2026-06-02T10:54:00Z">
+      <w:ins w:id="14" w:author="Millicent  Mufambi" w:date="2026-06-02T13:12:00Z" w16du:dateUtc="2026-06-02T11:12:00Z">
         <w:r>
           <w:t xml:space="preserve"> We treat this as an indicative estimate and develop it in the discussion (Section 7.5).</w:t>
         </w:r>
@@ -321,7 +321,7 @@
       <w:r>
         <w:t xml:space="preserve">An open-source implementation of </w:t>
       </w:r>
-      <w:del w:id="15" w:author="Millicent  Mufambi" w:date="2026-06-02T12:54:00Z" w16du:dateUtc="2026-06-02T10:54:00Z">
+      <w:del w:id="15" w:author="Millicent  Mufambi" w:date="2026-06-02T13:12:00Z" w16du:dateUtc="2026-06-02T11:12:00Z">
         <w:r>
           <w:delText xml:space="preserve">three of </w:delText>
         </w:r>
@@ -329,12 +329,12 @@
       <w:r>
         <w:t>the four</w:t>
       </w:r>
-      <w:del w:id="16" w:author="Millicent  Mufambi" w:date="2026-06-02T12:54:00Z" w16du:dateUtc="2026-06-02T10:54:00Z">
+      <w:del w:id="16" w:author="Millicent  Mufambi" w:date="2026-06-02T13:12:00Z" w16du:dateUtc="2026-06-02T11:12:00Z">
         <w:r>
           <w:delText xml:space="preserve"> design extensions</w:delText>
         </w:r>
       </w:del>
-      <w:ins w:id="17" w:author="Millicent  Mufambi" w:date="2026-06-02T12:54:00Z" w16du:dateUtc="2026-06-02T10:54:00Z">
+      <w:ins w:id="17" w:author="Millicent  Mufambi" w:date="2026-06-02T13:12:00Z" w16du:dateUtc="2026-06-02T11:12:00Z">
         <w:r>
           <w:t>-agent consensus pipeline (a PBFT quorum over four independent, model-diverse validators with an executable sandbox gate) and a standalone Byzantine-fault-tolerance demonstration</w:t>
         </w:r>
@@ -342,12 +342,12 @@
       <w:r>
         <w:t>, with a reproducible harness over a synthetic benchmark, a BugsInPy subset</w:t>
       </w:r>
-      <w:del w:id="18" w:author="Millicent  Mufambi" w:date="2026-06-02T12:54:00Z" w16du:dateUtc="2026-06-02T10:54:00Z">
+      <w:del w:id="18" w:author="Millicent  Mufambi" w:date="2026-06-02T13:12:00Z" w16du:dateUtc="2026-06-02T11:12:00Z">
         <w:r>
           <w:delText xml:space="preserve"> and</w:delText>
         </w:r>
       </w:del>
-      <w:ins w:id="19" w:author="Millicent  Mufambi" w:date="2026-06-02T12:54:00Z" w16du:dateUtc="2026-06-02T10:54:00Z">
+      <w:ins w:id="19" w:author="Millicent  Mufambi" w:date="2026-06-02T13:12:00Z" w16du:dateUtc="2026-06-02T11:12:00Z">
         <w:r>
           <w:t>,</w:t>
         </w:r>
@@ -355,7 +355,7 @@
       <w:r>
         <w:t xml:space="preserve"> a custom e-commerce suite</w:t>
       </w:r>
-      <w:ins w:id="20" w:author="Millicent  Mufambi" w:date="2026-06-02T12:54:00Z" w16du:dateUtc="2026-06-02T10:54:00Z">
+      <w:ins w:id="20" w:author="Millicent  Mufambi" w:date="2026-06-02T13:12:00Z" w16du:dateUtc="2026-06-02T11:12:00Z">
         <w:r>
           <w:t>, and a Java sample including the real Defects4J benchmark. Reputation-weighted voting and the knowledge-graph learning layer are implemented but not evaluated here</w:t>
         </w:r>
@@ -368,12 +368,12 @@
       <w:pPr>
         <w:pStyle w:val="ListNumber"/>
       </w:pPr>
-      <w:del w:id="21" w:author="Millicent  Mufambi" w:date="2026-06-02T12:54:00Z" w16du:dateUtc="2026-06-02T10:54:00Z">
+      <w:del w:id="21" w:author="Millicent  Mufambi" w:date="2026-06-02T13:12:00Z" w16du:dateUtc="2026-06-02T11:12:00Z">
         <w:r>
           <w:delText>Seven</w:delText>
         </w:r>
       </w:del>
-      <w:ins w:id="22" w:author="Millicent  Mufambi" w:date="2026-06-02T12:54:00Z" w16du:dateUtc="2026-06-02T10:54:00Z">
+      <w:ins w:id="22" w:author="Millicent  Mufambi" w:date="2026-06-02T13:12:00Z" w16du:dateUtc="2026-06-02T11:12:00Z">
         <w:r>
           <w:t>A suite of</w:t>
         </w:r>
@@ -381,12 +381,12 @@
       <w:r>
         <w:t xml:space="preserve"> BFT-evaluation metrics applied to LLM-agent repair </w:t>
       </w:r>
-      <w:del w:id="23" w:author="Millicent  Mufambi" w:date="2026-06-02T12:54:00Z" w16du:dateUtc="2026-06-02T10:54:00Z">
+      <w:del w:id="23" w:author="Millicent  Mufambi" w:date="2026-06-02T13:12:00Z" w16du:dateUtc="2026-06-02T11:12:00Z">
         <w:r>
           <w:delText>on all</w:delText>
         </w:r>
       </w:del>
-      <w:ins w:id="24" w:author="Millicent  Mufambi" w:date="2026-06-02T12:54:00Z" w16du:dateUtc="2026-06-02T10:54:00Z">
+      <w:ins w:id="24" w:author="Millicent  Mufambi" w:date="2026-06-02T13:12:00Z" w16du:dateUtc="2026-06-02T11:12:00Z">
         <w:r>
           <w:t>across the</w:t>
         </w:r>
@@ -394,7 +394,7 @@
       <w:r>
         <w:t xml:space="preserve"> three datasets and against a single-agent baseline</w:t>
       </w:r>
-      <w:ins w:id="25" w:author="Millicent  Mufambi" w:date="2026-06-02T12:54:00Z" w16du:dateUtc="2026-06-02T10:54:00Z">
+      <w:ins w:id="25" w:author="Millicent  Mufambi" w:date="2026-06-02T13:12:00Z" w16du:dateUtc="2026-06-02T11:12:00Z">
         <w:r>
           <w:t xml:space="preserve"> (six of the seven are measured here; recovery time is defined but deferred), plus a pairwise validator-agreement measure</w:t>
         </w:r>
@@ -410,7 +410,7 @@
       <w:r>
         <w:t>A failure-decorrelation analysis (mean pairwise validator agreement) addressing the agent-diversity gap</w:t>
       </w:r>
-      <w:ins w:id="26" w:author="Millicent  Mufambi" w:date="2026-06-02T12:54:00Z" w16du:dateUtc="2026-06-02T10:54:00Z">
+      <w:ins w:id="26" w:author="Millicent  Mufambi" w:date="2026-06-02T13:12:00Z" w16du:dateUtc="2026-06-02T11:12:00Z">
         <w:r>
           <w:t>, and a head-to-head comparison of an exact-match and a semantic-equivalence quorum over heterogeneous LLM proposers</w:t>
         </w:r>
@@ -423,13 +423,13 @@
       <w:pPr>
         <w:pStyle w:val="ListNumber"/>
         <w:rPr>
-          <w:del w:id="27" w:author="Millicent  Mufambi" w:date="2026-06-02T12:54:00Z" w16du:dateUtc="2026-06-02T10:54:00Z"/>
+          <w:del w:id="27" w:author="Millicent  Mufambi" w:date="2026-06-02T13:12:00Z" w16du:dateUtc="2026-06-02T11:12:00Z"/>
         </w:rPr>
       </w:pPr>
       <w:r>
         <w:t xml:space="preserve">A paired comparison of the two pipelines </w:t>
       </w:r>
-      <w:ins w:id="28" w:author="Millicent  Mufambi" w:date="2026-06-02T12:54:00Z" w16du:dateUtc="2026-06-02T10:54:00Z">
+      <w:ins w:id="28" w:author="Millicent  Mufambi" w:date="2026-06-02T13:12:00Z" w16du:dateUtc="2026-06-02T11:12:00Z">
         <w:r>
           <w:t xml:space="preserve">on safety outcomes </w:t>
         </w:r>
@@ -437,12 +437,12 @@
       <w:r>
         <w:t xml:space="preserve">using </w:t>
       </w:r>
-      <w:del w:id="29" w:author="Millicent  Mufambi" w:date="2026-06-02T12:54:00Z" w16du:dateUtc="2026-06-02T10:54:00Z">
+      <w:del w:id="29" w:author="Millicent  Mufambi" w:date="2026-06-02T13:12:00Z" w16du:dateUtc="2026-06-02T11:12:00Z">
         <w:r>
           <w:delText xml:space="preserve">the </w:delText>
         </w:r>
       </w:del>
-      <w:ins w:id="30" w:author="Millicent  Mufambi" w:date="2026-06-02T12:54:00Z" w16du:dateUtc="2026-06-02T10:54:00Z">
+      <w:ins w:id="30" w:author="Millicent  Mufambi" w:date="2026-06-02T13:12:00Z" w16du:dateUtc="2026-06-02T11:12:00Z">
         <w:r>
           <w:t xml:space="preserve">McNemar's exact test, with a </w:t>
         </w:r>
@@ -450,7 +450,7 @@
       <w:r>
         <w:t xml:space="preserve">Wilcoxon signed-rank </w:t>
       </w:r>
-      <w:del w:id="31" w:author="Millicent  Mufambi" w:date="2026-06-02T12:54:00Z" w16du:dateUtc="2026-06-02T10:54:00Z">
+      <w:del w:id="31" w:author="Millicent  Mufambi" w:date="2026-06-02T13:12:00Z" w16du:dateUtc="2026-06-02T11:12:00Z">
         <w:r>
           <w:delText>test on safety outcomes.</w:delText>
         </w:r>
@@ -460,12 +460,12 @@
       <w:pPr>
         <w:pStyle w:val="ListNumber"/>
       </w:pPr>
-      <w:del w:id="32" w:author="Millicent  Mufambi" w:date="2026-06-02T12:54:00Z" w16du:dateUtc="2026-06-02T10:54:00Z">
+      <w:del w:id="32" w:author="Millicent  Mufambi" w:date="2026-06-02T13:12:00Z" w16du:dateUtc="2026-06-02T11:12:00Z">
         <w:r>
           <w:delText>A live web application (Vue 3, FastAPI, WebSocket) that streams a consensus run phase by phase</w:delText>
         </w:r>
       </w:del>
-      <w:ins w:id="33" w:author="Millicent  Mufambi" w:date="2026-06-02T12:54:00Z" w16du:dateUtc="2026-06-02T10:54:00Z">
+      <w:ins w:id="33" w:author="Millicent  Mufambi" w:date="2026-06-02T13:12:00Z" w16du:dateUtc="2026-06-02T11:12:00Z">
         <w:r>
           <w:t>check</w:t>
         </w:r>
@@ -542,12 +542,12 @@
       <w:r>
         <w:t xml:space="preserve">reference; later work refined it (Zyzzyva, Kotla et al., 2007; BFT-SMaRt, Bessani et al., 2014; RBFT, Aublin et al., 2013; Aardvark, Clement et al., 2009; HotStuff, Yin et al., 2019; SBFT, Gueta et al., 2019), with partial-synchrony, randomised and trusted-hardware variants relaxing its timing assumptions (Dwork et al., 1988; Miller et al., 2016; Veronese et al., 2013). Both </w:t>
       </w:r>
-      <w:del w:id="34" w:author="Millicent  Mufambi" w:date="2026-06-02T12:54:00Z" w16du:dateUtc="2026-06-02T10:54:00Z">
+      <w:del w:id="34" w:author="Millicent  Mufambi" w:date="2026-06-02T13:12:00Z" w16du:dateUtc="2026-06-02T11:12:00Z">
         <w:r>
           <w:delText>core</w:delText>
         </w:r>
       </w:del>
-      <w:ins w:id="35" w:author="Millicent  Mufambi" w:date="2026-06-02T12:54:00Z" w16du:dateUtc="2026-06-02T10:54:00Z">
+      <w:ins w:id="35" w:author="Millicent  Mufambi" w:date="2026-06-02T13:12:00Z" w16du:dateUtc="2026-06-02T11:12:00Z">
         <w:r>
           <w:t>classical</w:t>
         </w:r>
@@ -555,12 +555,12 @@
       <w:r>
         <w:t xml:space="preserve"> assumptions </w:t>
       </w:r>
-      <w:del w:id="36" w:author="Millicent  Mufambi" w:date="2026-06-02T12:54:00Z" w16du:dateUtc="2026-06-02T10:54:00Z">
+      <w:del w:id="36" w:author="Millicent  Mufambi" w:date="2026-06-02T13:12:00Z" w16du:dateUtc="2026-06-02T11:12:00Z">
         <w:r>
           <w:delText>need rethinking for LLMs:</w:delText>
         </w:r>
       </w:del>
-      <w:ins w:id="37" w:author="Millicent  Mufambi" w:date="2026-06-02T12:54:00Z" w16du:dateUtc="2026-06-02T10:54:00Z">
+      <w:ins w:id="37" w:author="Millicent  Mufambi" w:date="2026-06-02T13:12:00Z" w16du:dateUtc="2026-06-02T11:12:00Z">
         <w:r>
           <w:t>fit LLM agents poorly: standard BFT treats</w:t>
         </w:r>
@@ -568,12 +568,12 @@
       <w:r>
         <w:t xml:space="preserve"> replicas </w:t>
       </w:r>
-      <w:del w:id="38" w:author="Millicent  Mufambi" w:date="2026-06-02T12:54:00Z" w16du:dateUtc="2026-06-02T10:54:00Z">
+      <w:del w:id="38" w:author="Millicent  Mufambi" w:date="2026-06-02T13:12:00Z" w16du:dateUtc="2026-06-02T11:12:00Z">
         <w:r>
           <w:delText>are</w:delText>
         </w:r>
       </w:del>
-      <w:ins w:id="39" w:author="Millicent  Mufambi" w:date="2026-06-02T12:54:00Z" w16du:dateUtc="2026-06-02T10:54:00Z">
+      <w:ins w:id="39" w:author="Millicent  Mufambi" w:date="2026-06-02T13:12:00Z" w16du:dateUtc="2026-06-02T11:12:00Z">
         <w:r>
           <w:t>as</w:t>
         </w:r>
@@ -581,7 +581,7 @@
       <w:r>
         <w:t xml:space="preserve"> deterministic, so </w:t>
       </w:r>
-      <w:ins w:id="40" w:author="Millicent  Mufambi" w:date="2026-06-02T12:54:00Z" w16du:dateUtc="2026-06-02T10:54:00Z">
+      <w:ins w:id="40" w:author="Millicent  Mufambi" w:date="2026-06-02T13:12:00Z" w16du:dateUtc="2026-06-02T11:12:00Z">
         <w:r>
           <w:t xml:space="preserve">any </w:t>
         </w:r>
@@ -589,12 +589,12 @@
       <w:r>
         <w:t xml:space="preserve">disagreement </w:t>
       </w:r>
-      <w:del w:id="41" w:author="Millicent  Mufambi" w:date="2026-06-02T12:54:00Z" w16du:dateUtc="2026-06-02T10:54:00Z">
+      <w:del w:id="41" w:author="Millicent  Mufambi" w:date="2026-06-02T13:12:00Z" w16du:dateUtc="2026-06-02T11:12:00Z">
         <w:r>
           <w:delText>signals</w:delText>
         </w:r>
       </w:del>
-      <w:ins w:id="42" w:author="Millicent  Mufambi" w:date="2026-06-02T12:54:00Z" w16du:dateUtc="2026-06-02T10:54:00Z">
+      <w:ins w:id="42" w:author="Millicent  Mufambi" w:date="2026-06-02T13:12:00Z" w16du:dateUtc="2026-06-02T11:12:00Z">
         <w:r>
           <w:t>must signal</w:t>
         </w:r>
@@ -602,7 +602,7 @@
       <w:r>
         <w:t xml:space="preserve"> a fault, and </w:t>
       </w:r>
-      <w:ins w:id="43" w:author="Millicent  Mufambi" w:date="2026-06-02T12:54:00Z" w16du:dateUtc="2026-06-02T10:54:00Z">
+      <w:ins w:id="43" w:author="Millicent  Mufambi" w:date="2026-06-02T13:12:00Z" w16du:dateUtc="2026-06-02T11:12:00Z">
         <w:r>
           <w:t xml:space="preserve">it assumes </w:t>
         </w:r>
@@ -610,12 +610,12 @@
       <w:r>
         <w:t xml:space="preserve">at most f of 3f + 1 </w:t>
       </w:r>
-      <w:del w:id="44" w:author="Millicent  Mufambi" w:date="2026-06-02T12:54:00Z" w16du:dateUtc="2026-06-02T10:54:00Z">
+      <w:del w:id="44" w:author="Millicent  Mufambi" w:date="2026-06-02T13:12:00Z" w16du:dateUtc="2026-06-02T11:12:00Z">
         <w:r>
           <w:delText xml:space="preserve">may be </w:delText>
         </w:r>
       </w:del>
-      <w:ins w:id="45" w:author="Millicent  Mufambi" w:date="2026-06-02T12:54:00Z" w16du:dateUtc="2026-06-02T10:54:00Z">
+      <w:ins w:id="45" w:author="Millicent  Mufambi" w:date="2026-06-02T13:12:00Z" w16du:dateUtc="2026-06-02T11:12:00Z">
         <w:r>
           <w:t xml:space="preserve">participants are </w:t>
         </w:r>
@@ -623,7 +623,7 @@
       <w:r>
         <w:t>faulty</w:t>
       </w:r>
-      <w:ins w:id="46" w:author="Millicent  Mufambi" w:date="2026-06-02T12:54:00Z" w16du:dateUtc="2026-06-02T10:54:00Z">
+      <w:ins w:id="46" w:author="Millicent  Mufambi" w:date="2026-06-02T13:12:00Z" w16du:dateUtc="2026-06-02T11:12:00Z">
         <w:r>
           <w:t>. Neither holds cleanly when the replicas are stochastic LLMs, which can disagree while both are behaving correctly — the gap this paper addresses</w:t>
         </w:r>
@@ -656,12 +656,12 @@
       <w:r>
         <w:t xml:space="preserve">is social, not formal: none bounds how many confidently wrong agents the system absorbs, and none provides Byzantine fault tolerance. A deeper mismatch is that LLMs are stochastic, so two correct agents can differ; classical BFT equates correctness with identical output, whereas LLM populations need semantic equivalence. We </w:t>
       </w:r>
-      <w:del w:id="47" w:author="Millicent  Mufambi" w:date="2026-06-02T12:54:00Z" w16du:dateUtc="2026-06-02T10:54:00Z">
+      <w:del w:id="47" w:author="Millicent  Mufambi" w:date="2026-06-02T13:12:00Z" w16du:dateUtc="2026-06-02T11:12:00Z">
         <w:r>
           <w:delText>keep the</w:delText>
         </w:r>
       </w:del>
-      <w:ins w:id="48" w:author="Millicent  Mufambi" w:date="2026-06-02T12:54:00Z" w16du:dateUtc="2026-06-02T10:54:00Z">
+      <w:ins w:id="48" w:author="Millicent  Mufambi" w:date="2026-06-02T13:12:00Z" w16du:dateUtc="2026-06-02T11:12:00Z">
         <w:r>
           <w:t>therefore implement both an</w:t>
         </w:r>
@@ -669,7 +669,7 @@
       <w:r>
         <w:t xml:space="preserve"> exact-match </w:t>
       </w:r>
-      <w:ins w:id="49" w:author="Millicent  Mufambi" w:date="2026-06-02T12:54:00Z" w16du:dateUtc="2026-06-02T10:54:00Z">
+      <w:ins w:id="49" w:author="Millicent  Mufambi" w:date="2026-06-02T13:12:00Z" w16du:dateUtc="2026-06-02T11:12:00Z">
         <w:r>
           <w:t xml:space="preserve">and a behavioural semantic-equivalence </w:t>
         </w:r>
@@ -677,12 +677,12 @@
       <w:r>
         <w:t xml:space="preserve">quorum and </w:t>
       </w:r>
-      <w:del w:id="50" w:author="Millicent  Mufambi" w:date="2026-06-02T12:54:00Z" w16du:dateUtc="2026-06-02T10:54:00Z">
+      <w:del w:id="50" w:author="Millicent  Mufambi" w:date="2026-06-02T13:12:00Z" w16du:dateUtc="2026-06-02T11:12:00Z">
         <w:r>
           <w:delText>defer the relaxation (Section 8</w:delText>
         </w:r>
       </w:del>
-      <w:ins w:id="51" w:author="Millicent  Mufambi" w:date="2026-06-02T12:54:00Z" w16du:dateUtc="2026-06-02T10:54:00Z">
+      <w:ins w:id="51" w:author="Millicent  Mufambi" w:date="2026-06-02T13:12:00Z" w16du:dateUtc="2026-06-02T11:12:00Z">
         <w:r>
           <w:t>compare them directly (Sections 5.9 and 6.9</w:t>
         </w:r>
@@ -712,7 +712,7 @@
       <w:r>
         <w:t xml:space="preserve">Automated program repair (APR) is the testbed. It moved from search-based mutation (GenProg; Le Goues et al., 2012) through constraint-based synthesis (SemFix, Nguyen et al., 2013; Angelix, Mechtaev et al., 2016) to LLM-driven repair (Chen et al., 2021; AlphaRepair, Xia &amp; Zhang, 2022). Smith et al. (2015) documented the plausibility-correctness gap that motivates our design: only 2 of 55 GenProg patches passing the failing test were correct on held-out tests. </w:t>
       </w:r>
-      <w:ins w:id="52" w:author="Millicent  Mufambi" w:date="2026-06-02T12:54:00Z" w16du:dateUtc="2026-06-02T10:54:00Z">
+      <w:ins w:id="52" w:author="Millicent  Mufambi" w:date="2026-06-02T13:12:00Z" w16du:dateUtc="2026-06-02T11:12:00Z">
         <w:r>
           <w:t xml:space="preserve">The same gap motivates explainable, executable verification before deployment in adjacent code-security settings; for instance, explainable-AI methods have been used to detect and explain re-entrancy vulnerabilities in smart contracts (Maturi et al., 2025), reinforcing the case for checking a fix's behaviour, not just its plausibility. </w:t>
         </w:r>
@@ -720,7 +720,7 @@
       <w:r>
         <w:t xml:space="preserve">SapFix (Marginean et al., 2019) reached industrial scale at Meta as a single-agent pipeline. The standard benchmarks are Defects4J (Just et al., 2014) and BugsInPy (Widyasari et al., 2020); we use a BugsInPy subset </w:t>
       </w:r>
-      <w:ins w:id="53" w:author="Millicent  Mufambi" w:date="2026-06-02T12:54:00Z" w16du:dateUtc="2026-06-02T10:54:00Z">
+      <w:ins w:id="53" w:author="Millicent  Mufambi" w:date="2026-06-02T13:12:00Z" w16du:dateUtc="2026-06-02T11:12:00Z">
         <w:r>
           <w:t xml:space="preserve">for the main study </w:t>
         </w:r>
@@ -728,12 +728,12 @@
       <w:r>
         <w:t xml:space="preserve">and </w:t>
       </w:r>
-      <w:del w:id="54" w:author="Millicent  Mufambi" w:date="2026-06-02T12:54:00Z" w16du:dateUtc="2026-06-02T10:54:00Z">
+      <w:del w:id="54" w:author="Millicent  Mufambi" w:date="2026-06-02T13:12:00Z" w16du:dateUtc="2026-06-02T11:12:00Z">
         <w:r>
           <w:delText>defer</w:delText>
         </w:r>
       </w:del>
-      <w:ins w:id="55" w:author="Millicent  Mufambi" w:date="2026-06-02T12:54:00Z" w16du:dateUtc="2026-06-02T10:54:00Z">
+      <w:ins w:id="55" w:author="Millicent  Mufambi" w:date="2026-06-02T13:12:00Z" w16du:dateUtc="2026-06-02T11:12:00Z">
         <w:r>
           <w:t>add a</w:t>
         </w:r>
@@ -741,12 +741,12 @@
       <w:r>
         <w:t xml:space="preserve"> Defects4J</w:t>
       </w:r>
-      <w:del w:id="56" w:author="Millicent  Mufambi" w:date="2026-06-02T12:54:00Z" w16du:dateUtc="2026-06-02T10:54:00Z">
+      <w:del w:id="56" w:author="Millicent  Mufambi" w:date="2026-06-02T13:12:00Z" w16du:dateUtc="2026-06-02T11:12:00Z">
         <w:r>
           <w:delText>, since the validators are Python-specific</w:delText>
         </w:r>
       </w:del>
-      <w:ins w:id="57" w:author="Millicent  Mufambi" w:date="2026-06-02T12:54:00Z" w16du:dateUtc="2026-06-02T10:54:00Z">
+      <w:ins w:id="57" w:author="Millicent  Mufambi" w:date="2026-06-02T13:12:00Z" w16du:dateUtc="2026-06-02T11:12:00Z">
         <w:r>
           <w:t xml:space="preserve"> cross-language sample in Section 6.10</w:t>
         </w:r>
@@ -851,12 +851,12 @@
       <w:r>
         <w:t xml:space="preserve"> Debate (Du et al., 2024) and self-reflection (Shinn et al., 2023) use disagreement implicitly, but none publishes a pairwise-agreement metric. The nearest precedent, Byzantine-robust learning (Blanchard et al., </w:t>
       </w:r>
-      <w:del w:id="58" w:author="Millicent  Mufambi" w:date="2026-06-02T12:54:00Z" w16du:dateUtc="2026-06-02T10:54:00Z">
+      <w:del w:id="58" w:author="Millicent  Mufambi" w:date="2026-06-02T13:12:00Z" w16du:dateUtc="2026-06-02T11:12:00Z">
         <w:r>
           <w:delText>2018</w:delText>
         </w:r>
       </w:del>
-      <w:ins w:id="59" w:author="Millicent  Mufambi" w:date="2026-06-02T12:54:00Z" w16du:dateUtc="2026-06-02T10:54:00Z">
+      <w:ins w:id="59" w:author="Millicent  Mufambi" w:date="2026-06-02T13:12:00Z" w16du:dateUtc="2026-06-02T11:12:00Z">
         <w:r>
           <w:t>2017</w:t>
         </w:r>
@@ -2554,7 +2554,7 @@
             <w:pPr>
               <w:cnfStyle w:val="000000010000" w:firstRow="0" w:lastRow="0" w:firstColumn="0" w:lastColumn="0" w:oddVBand="0" w:evenVBand="0" w:oddHBand="0" w:evenHBand="1" w:firstRowFirstColumn="0" w:firstRowLastColumn="0" w:lastRowFirstColumn="0" w:lastRowLastColumn="0"/>
             </w:pPr>
-            <w:del w:id="60" w:author="Millicent  Mufambi" w:date="2026-06-02T12:54:00Z" w16du:dateUtc="2026-06-02T10:54:00Z">
+            <w:del w:id="60" w:author="Millicent  Mufambi" w:date="2026-06-02T13:12:00Z" w16du:dateUtc="2026-06-02T11:12:00Z">
               <w:r>
                 <w:rPr>
                   <w:b/>
@@ -2562,7 +2562,7 @@
                 <w:delText>90 paired bugs, p = 0.0016</w:delText>
               </w:r>
             </w:del>
-            <w:ins w:id="61" w:author="Millicent  Mufambi" w:date="2026-06-02T12:54:00Z" w16du:dateUtc="2026-06-02T10:54:00Z">
+            <w:ins w:id="61" w:author="Millicent  Mufambi" w:date="2026-06-02T13:12:00Z" w16du:dateUtc="2026-06-02T11:12:00Z">
               <w:r>
                 <w:t>BugsInPy 20 pairs, safety 75% to 50% (McNemar p = 0.125, n.s.); BFT proven by the f = 1 fault matrix and f = 2 tight bound</w:t>
               </w:r>
@@ -2612,12 +2612,12 @@
       <w:r>
         <w:t xml:space="preserve">The shaded row in Table 1 marks the spot no prior system occupies: formal consensus over non-deterministic LLM agents, with safety evaluation on real and e-commerce bugs and explicit decorrelation measurement. BFT-MAS was proposed as an unvalidated design, and this paper supplies the validation: extensions two through four are implemented in full, extension one </w:t>
       </w:r>
-      <w:del w:id="62" w:author="Millicent  Mufambi" w:date="2026-06-02T12:54:00Z" w16du:dateUtc="2026-06-02T10:54:00Z">
+      <w:del w:id="62" w:author="Millicent  Mufambi" w:date="2026-06-02T13:12:00Z" w16du:dateUtc="2026-06-02T11:12:00Z">
         <w:r>
           <w:delText>stays byte-equal with the relaxation deferred,</w:delText>
         </w:r>
       </w:del>
-      <w:ins w:id="63" w:author="Millicent  Mufambi" w:date="2026-06-02T12:54:00Z" w16du:dateUtc="2026-06-02T10:54:00Z">
+      <w:ins w:id="63" w:author="Millicent  Mufambi" w:date="2026-06-02T13:12:00Z" w16du:dateUtc="2026-06-02T11:12:00Z">
         <w:r>
           <w:t>is implemented in both an exact-match and a semantic-equivalence form and the two are compared head-to-head (Section 6.9),</w:t>
         </w:r>
@@ -3300,7 +3300,7 @@
             <w:tcW w:w="1045" w:type="dxa"/>
           </w:tcPr>
           <w:p>
-            <w:del w:id="64" w:author="Millicent  Mufambi" w:date="2026-06-02T12:54:00Z" w16du:dateUtc="2026-06-02T10:54:00Z">
+            <w:del w:id="64" w:author="Millicent  Mufambi" w:date="2026-06-02T13:12:00Z" w16du:dateUtc="2026-06-02T11:12:00Z">
               <w:r>
                 <w:rPr>
                   <w:b w:val="0"/>
@@ -3308,14 +3308,14 @@
                 <w:delText>GitHub Copilot (</w:delText>
               </w:r>
             </w:del>
-            <w:ins w:id="65" w:author="Millicent  Mufambi" w:date="2026-06-02T12:54:00Z" w16du:dateUtc="2026-06-02T10:54:00Z">
+            <w:ins w:id="65" w:author="Millicent  Mufambi" w:date="2026-06-02T13:12:00Z" w16du:dateUtc="2026-06-02T11:12:00Z">
               <w:r>
                 <w:t xml:space="preserve">Codex (Chen et al., </w:t>
               </w:r>
             </w:ins>
             <w:r>
               <w:rPr>
-                <w:rPrChange w:id="66" w:author="Millicent  Mufambi" w:date="2026-06-02T12:54:00Z" w16du:dateUtc="2026-06-02T10:54:00Z">
+                <w:rPrChange w:id="66" w:author="Millicent  Mufambi" w:date="2026-06-02T13:12:00Z" w16du:dateUtc="2026-06-02T11:12:00Z">
                   <w:rPr>
                     <w:b w:val="0"/>
                   </w:rPr>
@@ -3977,7 +3977,7 @@
             <w:pPr>
               <w:cnfStyle w:val="000000010000" w:firstRow="0" w:lastRow="0" w:firstColumn="0" w:lastColumn="0" w:oddVBand="0" w:evenVBand="0" w:oddHBand="0" w:evenHBand="1" w:firstRowFirstColumn="0" w:firstRowLastColumn="0" w:lastRowFirstColumn="0" w:lastRowLastColumn="0"/>
             </w:pPr>
-            <w:del w:id="67" w:author="Millicent  Mufambi" w:date="2026-06-02T12:54:00Z" w16du:dateUtc="2026-06-02T10:54:00Z">
+            <w:del w:id="67" w:author="Millicent  Mufambi" w:date="2026-06-02T13:12:00Z" w16du:dateUtc="2026-06-02T11:12:00Z">
               <w:r>
                 <w:rPr>
                   <w:b/>
@@ -3985,7 +3985,7 @@
                 <w:delText>Yes</w:delText>
               </w:r>
             </w:del>
-            <w:ins w:id="68" w:author="Millicent  Mufambi" w:date="2026-06-02T12:54:00Z" w16du:dateUtc="2026-06-02T10:54:00Z">
+            <w:ins w:id="68" w:author="Millicent  Mufambi" w:date="2026-06-02T13:12:00Z" w16du:dateUtc="2026-06-02T11:12:00Z">
               <w:r>
                 <w:t>Implemented, not evaluated</w:t>
               </w:r>
@@ -4002,7 +4002,7 @@
             </w:pPr>
             <w:r>
               <w:rPr>
-                <w:rPrChange w:id="69" w:author="Millicent  Mufambi" w:date="2026-06-02T12:54:00Z" w16du:dateUtc="2026-06-02T10:54:00Z">
+                <w:rPrChange w:id="69" w:author="Millicent  Mufambi" w:date="2026-06-02T13:12:00Z" w16du:dateUtc="2026-06-02T11:12:00Z">
                   <w:rPr>
                     <w:b/>
                   </w:rPr>
@@ -4010,7 +4010,7 @@
               </w:rPr>
               <w:t>Yes</w:t>
             </w:r>
-            <w:ins w:id="70" w:author="Millicent  Mufambi" w:date="2026-06-02T12:54:00Z" w16du:dateUtc="2026-06-02T10:54:00Z">
+            <w:ins w:id="70" w:author="Millicent  Mufambi" w:date="2026-06-02T13:12:00Z" w16du:dateUtc="2026-06-02T11:12:00Z">
               <w:r>
                 <w:t xml:space="preserve"> (simulated)</w:t>
               </w:r>
@@ -4025,7 +4025,7 @@
             <w:pPr>
               <w:cnfStyle w:val="000000010000" w:firstRow="0" w:lastRow="0" w:firstColumn="0" w:lastColumn="0" w:oddVBand="0" w:evenVBand="0" w:oddHBand="0" w:evenHBand="1" w:firstRowFirstColumn="0" w:firstRowLastColumn="0" w:lastRowFirstColumn="0" w:lastRowLastColumn="0"/>
             </w:pPr>
-            <w:del w:id="71" w:author="Millicent  Mufambi" w:date="2026-06-02T12:54:00Z" w16du:dateUtc="2026-06-02T10:54:00Z">
+            <w:del w:id="71" w:author="Millicent  Mufambi" w:date="2026-06-02T13:12:00Z" w16du:dateUtc="2026-06-02T11:12:00Z">
               <w:r>
                 <w:rPr>
                   <w:b/>
@@ -4033,14 +4033,14 @@
                 <w:delText>Yes (</w:delText>
               </w:r>
             </w:del>
-            <w:ins w:id="72" w:author="Millicent  Mufambi" w:date="2026-06-02T12:54:00Z" w16du:dateUtc="2026-06-02T10:54:00Z">
+            <w:ins w:id="72" w:author="Millicent  Mufambi" w:date="2026-06-02T13:12:00Z" w16du:dateUtc="2026-06-02T11:12:00Z">
               <w:r>
                 <w:t xml:space="preserve">No (research </w:t>
               </w:r>
             </w:ins>
             <w:r>
               <w:rPr>
-                <w:rPrChange w:id="73" w:author="Millicent  Mufambi" w:date="2026-06-02T12:54:00Z" w16du:dateUtc="2026-06-02T10:54:00Z">
+                <w:rPrChange w:id="73" w:author="Millicent  Mufambi" w:date="2026-06-02T13:12:00Z" w16du:dateUtc="2026-06-02T11:12:00Z">
                   <w:rPr>
                     <w:b/>
                   </w:rPr>
@@ -4074,7 +4074,7 @@
             <w:pPr>
               <w:cnfStyle w:val="000000010000" w:firstRow="0" w:lastRow="0" w:firstColumn="0" w:lastColumn="0" w:oddVBand="0" w:evenVBand="0" w:oddHBand="0" w:evenHBand="1" w:firstRowFirstColumn="0" w:firstRowLastColumn="0" w:lastRowFirstColumn="0" w:lastRowLastColumn="0"/>
             </w:pPr>
-            <w:del w:id="74" w:author="Millicent  Mufambi" w:date="2026-06-02T12:54:00Z" w16du:dateUtc="2026-06-02T10:54:00Z">
+            <w:del w:id="74" w:author="Millicent  Mufambi" w:date="2026-06-02T13:12:00Z" w16du:dateUtc="2026-06-02T11:12:00Z">
               <w:r>
                 <w:rPr>
                   <w:b/>
@@ -4082,7 +4082,7 @@
                 <w:delText>No (Python only)</w:delText>
               </w:r>
             </w:del>
-            <w:ins w:id="75" w:author="Millicent  Mufambi" w:date="2026-06-02T12:54:00Z" w16du:dateUtc="2026-06-02T10:54:00Z">
+            <w:ins w:id="75" w:author="Millicent  Mufambi" w:date="2026-06-02T13:12:00Z" w16du:dateUtc="2026-06-02T11:12:00Z">
               <w:r>
                 <w:t>Partial (Java sample)</w:t>
               </w:r>
@@ -4097,7 +4097,7 @@
             <w:pPr>
               <w:cnfStyle w:val="000000010000" w:firstRow="0" w:lastRow="0" w:firstColumn="0" w:lastColumn="0" w:oddVBand="0" w:evenVBand="0" w:oddHBand="0" w:evenHBand="1" w:firstRowFirstColumn="0" w:firstRowLastColumn="0" w:lastRowFirstColumn="0" w:lastRowLastColumn="0"/>
             </w:pPr>
-            <w:del w:id="76" w:author="Millicent  Mufambi" w:date="2026-06-02T12:54:00Z" w16du:dateUtc="2026-06-02T10:54:00Z">
+            <w:del w:id="76" w:author="Millicent  Mufambi" w:date="2026-06-02T13:12:00Z" w16du:dateUtc="2026-06-02T11:12:00Z">
               <w:r>
                 <w:rPr>
                   <w:b/>
@@ -4105,7 +4105,7 @@
                 <w:delText>Partial</w:delText>
               </w:r>
             </w:del>
-            <w:ins w:id="77" w:author="Millicent  Mufambi" w:date="2026-06-02T12:54:00Z" w16du:dateUtc="2026-06-02T10:54:00Z">
+            <w:ins w:id="77" w:author="Millicent  Mufambi" w:date="2026-06-02T13:12:00Z" w16du:dateUtc="2026-06-02T11:12:00Z">
               <w:r>
                 <w:t>Implemented, not evaluated</w:t>
               </w:r>
@@ -4123,12 +4123,12 @@
       <w:r>
         <w:t xml:space="preserve">The cross-language and learning rows in Table 2 are honest qualifications: the </w:t>
       </w:r>
-      <w:del w:id="78" w:author="Millicent  Mufambi" w:date="2026-06-02T12:54:00Z" w16du:dateUtc="2026-06-02T10:54:00Z">
+      <w:del w:id="78" w:author="Millicent  Mufambi" w:date="2026-06-02T13:12:00Z" w16du:dateUtc="2026-06-02T11:12:00Z">
         <w:r>
           <w:delText xml:space="preserve">validator stack is </w:delText>
         </w:r>
       </w:del>
-      <w:ins w:id="79" w:author="Millicent  Mufambi" w:date="2026-06-02T12:54:00Z" w16du:dateUtc="2026-06-02T10:54:00Z">
+      <w:ins w:id="79" w:author="Millicent  Mufambi" w:date="2026-06-02T13:12:00Z" w16du:dateUtc="2026-06-02T11:12:00Z">
         <w:r>
           <w:t xml:space="preserve">validator's static checks are </w:t>
         </w:r>
@@ -4136,12 +4136,12 @@
       <w:r>
         <w:t>Python-</w:t>
       </w:r>
-      <w:del w:id="80" w:author="Millicent  Mufambi" w:date="2026-06-02T12:54:00Z" w16du:dateUtc="2026-06-02T10:54:00Z">
+      <w:del w:id="80" w:author="Millicent  Mufambi" w:date="2026-06-02T13:12:00Z" w16du:dateUtc="2026-06-02T11:12:00Z">
         <w:r>
           <w:delText xml:space="preserve">only, </w:delText>
         </w:r>
       </w:del>
-      <w:ins w:id="81" w:author="Millicent  Mufambi" w:date="2026-06-02T12:54:00Z" w16du:dateUtc="2026-06-02T10:54:00Z">
+      <w:ins w:id="81" w:author="Millicent  Mufambi" w:date="2026-06-02T13:12:00Z" w16du:dateUtc="2026-06-02T11:12:00Z">
         <w:r>
           <w:t>tuned (</w:t>
         </w:r>
@@ -4149,12 +4149,12 @@
       <w:r>
         <w:t>the main external-validity threat</w:t>
       </w:r>
-      <w:del w:id="82" w:author="Millicent  Mufambi" w:date="2026-06-02T12:54:00Z" w16du:dateUtc="2026-06-02T10:54:00Z">
+      <w:del w:id="82" w:author="Millicent  Mufambi" w:date="2026-06-02T13:12:00Z" w16du:dateUtc="2026-06-02T11:12:00Z">
         <w:r>
           <w:delText xml:space="preserve"> (</w:delText>
         </w:r>
       </w:del>
-      <w:ins w:id="83" w:author="Millicent  Mufambi" w:date="2026-06-02T12:54:00Z" w16du:dateUtc="2026-06-02T10:54:00Z">
+      <w:ins w:id="83" w:author="Millicent  Mufambi" w:date="2026-06-02T13:12:00Z" w16du:dateUtc="2026-06-02T11:12:00Z">
         <w:r>
           <w:t xml:space="preserve">, </w:t>
         </w:r>
@@ -4162,7 +4162,7 @@
       <w:r>
         <w:t xml:space="preserve">Section 7), </w:t>
       </w:r>
-      <w:ins w:id="84" w:author="Millicent  Mufambi" w:date="2026-06-02T12:54:00Z" w16du:dateUtc="2026-06-02T10:54:00Z">
+      <w:ins w:id="84" w:author="Millicent  Mufambi" w:date="2026-06-02T13:12:00Z" w16du:dateUtc="2026-06-02T11:12:00Z">
         <w:r>
           <w:t xml:space="preserve">though a Java sample including real Defects4J bugs is added in Section 6.10; </w:t>
         </w:r>
@@ -4170,12 +4170,12 @@
       <w:r>
         <w:t xml:space="preserve">and the Neo4j knowledge-graph layer supports learning from past repairs but is not </w:t>
       </w:r>
-      <w:del w:id="85" w:author="Millicent  Mufambi" w:date="2026-06-02T12:54:00Z" w16du:dateUtc="2026-06-02T10:54:00Z">
+      <w:del w:id="85" w:author="Millicent  Mufambi" w:date="2026-06-02T13:12:00Z" w16du:dateUtc="2026-06-02T11:12:00Z">
         <w:r>
           <w:delText>exercised here</w:delText>
         </w:r>
       </w:del>
-      <w:ins w:id="86" w:author="Millicent  Mufambi" w:date="2026-06-02T12:54:00Z" w16du:dateUtc="2026-06-02T10:54:00Z">
+      <w:ins w:id="86" w:author="Millicent  Mufambi" w:date="2026-06-02T13:12:00Z" w16du:dateUtc="2026-06-02T11:12:00Z">
         <w:r>
           <w:t>used in these experiments</w:t>
         </w:r>
@@ -4351,7 +4351,7 @@
       </w:pPr>
       <w:r>
         <w:rPr>
-          <w:rPrChange w:id="87" w:author="Millicent  Mufambi" w:date="2026-06-02T12:54:00Z" w16du:dateUtc="2026-06-02T10:54:00Z">
+          <w:rPrChange w:id="87" w:author="Millicent  Mufambi" w:date="2026-06-02T13:12:00Z" w16du:dateUtc="2026-06-02T11:12:00Z">
             <w:rPr>
               <w:b/>
             </w:rPr>
@@ -4362,12 +4362,12 @@
       <w:r>
         <w:t xml:space="preserve"> BFT-MAS code-repair pipeline architecture. The bug report enters at top-left and progresses through Analyzer (Claude</w:t>
       </w:r>
-      <w:del w:id="88" w:author="Millicent  Mufambi" w:date="2026-06-02T12:54:00Z" w16du:dateUtc="2026-06-02T10:54:00Z">
+      <w:del w:id="88" w:author="Millicent  Mufambi" w:date="2026-06-02T13:12:00Z" w16du:dateUtc="2026-06-02T11:12:00Z">
         <w:r>
           <w:delText>) →</w:delText>
         </w:r>
       </w:del>
-      <w:ins w:id="89" w:author="Millicent  Mufambi" w:date="2026-06-02T12:54:00Z" w16du:dateUtc="2026-06-02T10:54:00Z">
+      <w:ins w:id="89" w:author="Millicent  Mufambi" w:date="2026-06-02T13:12:00Z" w16du:dateUtc="2026-06-02T11:12:00Z">
         <w:r>
           <w:t xml:space="preserve"> Sonnet, no vote) -&gt;</w:t>
         </w:r>
@@ -4375,7 +4375,7 @@
       <w:r>
         <w:t xml:space="preserve"> Healer </w:t>
       </w:r>
-      <w:ins w:id="90" w:author="Millicent  Mufambi" w:date="2026-06-02T12:54:00Z" w16du:dateUtc="2026-06-02T10:54:00Z">
+      <w:ins w:id="90" w:author="Millicent  Mufambi" w:date="2026-06-02T13:12:00Z" w16du:dateUtc="2026-06-02T11:12:00Z">
         <w:r>
           <w:t xml:space="preserve">/ proposer </w:t>
         </w:r>
@@ -4383,12 +4383,12 @@
       <w:r>
         <w:t>(GPT-4o</w:t>
       </w:r>
-      <w:del w:id="91" w:author="Millicent  Mufambi" w:date="2026-06-02T12:54:00Z" w16du:dateUtc="2026-06-02T10:54:00Z">
+      <w:del w:id="91" w:author="Millicent  Mufambi" w:date="2026-06-02T13:12:00Z" w16du:dateUtc="2026-06-02T11:12:00Z">
         <w:r>
           <w:delText>) → two Ollama</w:delText>
         </w:r>
       </w:del>
-      <w:ins w:id="92" w:author="Millicent  Mufambi" w:date="2026-06-02T12:54:00Z" w16du:dateUtc="2026-06-02T10:54:00Z">
+      <w:ins w:id="92" w:author="Millicent  Mufambi" w:date="2026-06-02T13:12:00Z" w16du:dateUtc="2026-06-02T11:12:00Z">
         <w:r>
           <w:t>, no vote) -&gt; four independent, model-diverse</w:t>
         </w:r>
@@ -4396,7 +4396,7 @@
       <w:r>
         <w:t xml:space="preserve"> validators </w:t>
       </w:r>
-      <w:ins w:id="93" w:author="Millicent  Mufambi" w:date="2026-06-02T12:54:00Z" w16du:dateUtc="2026-06-02T10:54:00Z">
+      <w:ins w:id="93" w:author="Millicent  Mufambi" w:date="2026-06-02T13:12:00Z" w16du:dateUtc="2026-06-02T11:12:00Z">
         <w:r>
           <w:t xml:space="preserve">(Claude-Haiku, GPT-4o-mini, llama3.1:8b, mistral:7b) voting </w:t>
         </w:r>
@@ -4404,12 +4404,12 @@
       <w:r>
         <w:t xml:space="preserve">in parallel </w:t>
       </w:r>
-      <w:del w:id="94" w:author="Millicent  Mufambi" w:date="2026-06-02T12:54:00Z" w16du:dateUtc="2026-06-02T10:54:00Z">
+      <w:del w:id="94" w:author="Millicent  Mufambi" w:date="2026-06-02T13:12:00Z" w16du:dateUtc="2026-06-02T11:12:00Z">
         <w:r>
           <w:delText>→</w:delText>
         </w:r>
       </w:del>
-      <w:ins w:id="95" w:author="Millicent  Mufambi" w:date="2026-06-02T12:54:00Z" w16du:dateUtc="2026-06-02T10:54:00Z">
+      <w:ins w:id="95" w:author="Millicent  Mufambi" w:date="2026-06-02T13:12:00Z" w16du:dateUtc="2026-06-02T11:12:00Z">
         <w:r>
           <w:t>-&gt;</w:t>
         </w:r>
@@ -4417,12 +4417,12 @@
       <w:r>
         <w:t xml:space="preserve"> PBFT three-phase consensus </w:t>
       </w:r>
-      <w:del w:id="96" w:author="Millicent  Mufambi" w:date="2026-06-02T12:54:00Z" w16du:dateUtc="2026-06-02T10:54:00Z">
+      <w:del w:id="96" w:author="Millicent  Mufambi" w:date="2026-06-02T13:12:00Z" w16du:dateUtc="2026-06-02T11:12:00Z">
         <w:r>
           <w:delText>→</w:delText>
         </w:r>
       </w:del>
-      <w:ins w:id="97" w:author="Millicent  Mufambi" w:date="2026-06-02T12:54:00Z" w16du:dateUtc="2026-06-02T10:54:00Z">
+      <w:ins w:id="97" w:author="Millicent  Mufambi" w:date="2026-06-02T13:12:00Z" w16du:dateUtc="2026-06-02T11:12:00Z">
         <w:r>
           <w:t>(quorum 3 of 4) -&gt;</w:t>
         </w:r>
@@ -4485,7 +4485,7 @@
       <w:pPr>
         <w:pStyle w:val="ListBullet"/>
       </w:pPr>
-      <w:del w:id="98" w:author="Millicent  Mufambi" w:date="2026-06-02T12:54:00Z" w16du:dateUtc="2026-06-02T10:54:00Z">
+      <w:del w:id="98" w:author="Millicent  Mufambi" w:date="2026-06-02T13:12:00Z" w16du:dateUtc="2026-06-02T11:12:00Z">
         <w:r>
           <w:rPr>
             <w:b/>
@@ -4493,14 +4493,14 @@
           <w:delText>Validators (local Ollama</w:delText>
         </w:r>
       </w:del>
-      <w:ins w:id="99" w:author="Millicent  Mufambi" w:date="2026-06-02T12:54:00Z" w16du:dateUtc="2026-06-02T10:54:00Z">
+      <w:ins w:id="99" w:author="Millicent  Mufambi" w:date="2026-06-02T13:12:00Z" w16du:dateUtc="2026-06-02T11:12:00Z">
         <w:r>
           <w:t>Four independent, model-diverse validators (Claude-Haiku, GPT-4o-mini,</w:t>
         </w:r>
       </w:ins>
       <w:r>
         <w:rPr>
-          <w:rPrChange w:id="100" w:author="Millicent  Mufambi" w:date="2026-06-02T12:54:00Z" w16du:dateUtc="2026-06-02T10:54:00Z">
+          <w:rPrChange w:id="100" w:author="Millicent  Mufambi" w:date="2026-06-02T13:12:00Z" w16du:dateUtc="2026-06-02T11:12:00Z">
             <w:rPr>
               <w:b/>
             </w:rPr>
@@ -4508,7 +4508,7 @@
         </w:rPr>
         <w:t xml:space="preserve"> llama3.1:8b</w:t>
       </w:r>
-      <w:del w:id="101" w:author="Millicent  Mufambi" w:date="2026-06-02T12:54:00Z" w16du:dateUtc="2026-06-02T10:54:00Z">
+      <w:del w:id="101" w:author="Millicent  Mufambi" w:date="2026-06-02T13:12:00Z" w16du:dateUtc="2026-06-02T11:12:00Z">
         <w:r>
           <w:rPr>
             <w:b/>
@@ -4516,14 +4516,14 @@
           <w:delText>, two instances</w:delText>
         </w:r>
       </w:del>
-      <w:ins w:id="102" w:author="Millicent  Mufambi" w:date="2026-06-02T12:54:00Z" w16du:dateUtc="2026-06-02T10:54:00Z">
+      <w:ins w:id="102" w:author="Millicent  Mufambi" w:date="2026-06-02T13:12:00Z" w16du:dateUtc="2026-06-02T11:12:00Z">
         <w:r>
           <w:t xml:space="preserve"> and mistral:7b</w:t>
         </w:r>
       </w:ins>
       <w:r>
         <w:rPr>
-          <w:rPrChange w:id="103" w:author="Millicent  Mufambi" w:date="2026-06-02T12:54:00Z" w16du:dateUtc="2026-06-02T10:54:00Z">
+          <w:rPrChange w:id="103" w:author="Millicent  Mufambi" w:date="2026-06-02T13:12:00Z" w16du:dateUtc="2026-06-02T11:12:00Z">
             <w:rPr>
               <w:b/>
             </w:rPr>
@@ -4534,7 +4534,7 @@
       <w:r>
         <w:t xml:space="preserve"> inspect each candidate, run static safety checks and return a structured verdict</w:t>
       </w:r>
-      <w:ins w:id="104" w:author="Millicent  Mufambi" w:date="2026-06-02T12:54:00Z" w16du:dateUtc="2026-06-02T10:54:00Z">
+      <w:ins w:id="104" w:author="Millicent  Mufambi" w:date="2026-06-02T13:12:00Z" w16du:dateUtc="2026-06-02T11:12:00Z">
         <w:r>
           <w:t>; a fix is approved when at least three of the four accept</w:t>
         </w:r>
@@ -4570,10 +4570,10 @@
         <w:spacing w:after="120"/>
         <w:jc w:val="both"/>
         <w:rPr>
-          <w:del w:id="105" w:author="Millicent  Mufambi" w:date="2026-06-02T12:54:00Z" w16du:dateUtc="2026-06-02T10:54:00Z"/>
+          <w:del w:id="105" w:author="Millicent  Mufambi" w:date="2026-06-02T13:12:00Z" w16du:dateUtc="2026-06-02T11:12:00Z"/>
         </w:rPr>
       </w:pPr>
-      <w:del w:id="106" w:author="Millicent  Mufambi" w:date="2026-06-02T12:54:00Z" w16du:dateUtc="2026-06-02T10:54:00Z">
+      <w:del w:id="106" w:author="Millicent  Mufambi" w:date="2026-06-02T13:12:00Z" w16du:dateUtc="2026-06-02T11:12:00Z">
         <w:r>
           <w:delText>The consensus engine runs PBFT with f = 1, so four agents and a quorum of three across the pre-prepare, prepare and commit phases, each signed with per-agent Ed25519 keys. Consensus holds once at least three agents emit matching commit messages. The view-change procedure for primary failure is implemented but not exercised here.</w:delText>
         </w:r>
@@ -4584,10 +4584,10 @@
         <w:spacing w:after="120"/>
         <w:jc w:val="both"/>
         <w:rPr>
-          <w:ins w:id="107" w:author="Millicent  Mufambi" w:date="2026-06-02T12:54:00Z" w16du:dateUtc="2026-06-02T10:54:00Z"/>
+          <w:ins w:id="107" w:author="Millicent  Mufambi" w:date="2026-06-02T13:12:00Z" w16du:dateUtc="2026-06-02T11:12:00Z"/>
         </w:rPr>
       </w:pPr>
-      <w:ins w:id="108" w:author="Millicent  Mufambi" w:date="2026-06-02T12:54:00Z" w16du:dateUtc="2026-06-02T10:54:00Z">
+      <w:ins w:id="108" w:author="Millicent  Mufambi" w:date="2026-06-02T13:12:00Z" w16du:dateUtc="2026-06-02T11:12:00Z">
         <w:r>
           <w:t>The consensus engine runs PBFT with f = 1 over four independent validator replicas (n = 3f + 1 = 4), each a different model: Claude-Haiku, GPT-4o-mini, llama3.1:8b and mistral:7b. It runs PBFT's three phases (pre-prepare, prepare, commit), each message signed by its sending replica (the protocol simulation of Section 6.14 uses Ed25519 keys verified on receipt; the in-process pipeline uses a lightweight HMAC, as there is no live attacker to defend against). The Healer (GPT-4o) is the proposer: it submits one</w:t>
         </w:r>
@@ -4607,10 +4607,10 @@
         <w:spacing w:after="120"/>
         <w:jc w:val="both"/>
         <w:rPr>
-          <w:ins w:id="109" w:author="Millicent  Mufambi" w:date="2026-06-02T12:54:00Z" w16du:dateUtc="2026-06-02T10:54:00Z"/>
+          <w:ins w:id="109" w:author="Millicent  Mufambi" w:date="2026-06-02T13:12:00Z" w16du:dateUtc="2026-06-02T11:12:00Z"/>
         </w:rPr>
       </w:pPr>
-      <w:ins w:id="110" w:author="Millicent  Mufambi" w:date="2026-06-02T12:54:00Z" w16du:dateUtc="2026-06-02T10:54:00Z">
+      <w:ins w:id="110" w:author="Millicent  Mufambi" w:date="2026-06-02T13:12:00Z" w16du:dateUtc="2026-06-02T11:12:00Z">
         <w:r>
           <w:t xml:space="preserve">Threat model and scope. The system is evaluated in two complementary harnesses, and the threat model differs between them. The LLM safety pipeline (Sections 6.1 to 6.13) runs all four validator replicas as asynchronous tasks inside one trusted Python process: there is no real network and no message-tampering or Sybil adversary, the only injected fault is a Byzantine validator that votes maliciously (a wrapper forcing always-reject, always-approve, random, timeout or garbage behaviour, Section 5.5), and the </w:t>
         </w:r>
@@ -4651,7 +4651,7 @@
       </w:pPr>
       <w:r>
         <w:rPr>
-          <w:rPrChange w:id="111" w:author="Millicent  Mufambi" w:date="2026-06-02T12:54:00Z" w16du:dateUtc="2026-06-02T10:54:00Z">
+          <w:rPrChange w:id="111" w:author="Millicent  Mufambi" w:date="2026-06-02T13:12:00Z" w16du:dateUtc="2026-06-02T11:12:00Z">
             <w:rPr>
               <w:b/>
               <w:sz w:val="24"/>
@@ -4660,7 +4660,7 @@
         </w:rPr>
         <w:t xml:space="preserve">3.4 </w:t>
       </w:r>
-      <w:del w:id="112" w:author="Millicent  Mufambi" w:date="2026-06-02T12:54:00Z" w16du:dateUtc="2026-06-02T10:54:00Z">
+      <w:del w:id="112" w:author="Millicent  Mufambi" w:date="2026-06-02T13:12:00Z" w16du:dateUtc="2026-06-02T11:12:00Z">
         <w:r>
           <w:rPr>
             <w:b/>
@@ -4671,7 +4671,7 @@
       </w:del>
       <w:r>
         <w:rPr>
-          <w:rPrChange w:id="113" w:author="Millicent  Mufambi" w:date="2026-06-02T12:54:00Z" w16du:dateUtc="2026-06-02T10:54:00Z">
+          <w:rPrChange w:id="113" w:author="Millicent  Mufambi" w:date="2026-06-02T13:12:00Z" w16du:dateUtc="2026-06-02T11:12:00Z">
             <w:rPr>
               <w:b/>
               <w:sz w:val="24"/>
@@ -4680,7 +4680,7 @@
         </w:rPr>
         <w:t>Visualization</w:t>
       </w:r>
-      <w:ins w:id="114" w:author="Millicent  Mufambi" w:date="2026-06-02T12:54:00Z" w16du:dateUtc="2026-06-02T10:54:00Z">
+      <w:ins w:id="114" w:author="Millicent  Mufambi" w:date="2026-06-02T13:12:00Z" w16du:dateUtc="2026-06-02T11:12:00Z">
         <w:r>
           <w:t xml:space="preserve"> Interface</w:t>
         </w:r>
@@ -4694,12 +4694,12 @@
       <w:r>
         <w:t xml:space="preserve">A Vue 3 </w:t>
       </w:r>
-      <w:del w:id="115" w:author="Millicent  Mufambi" w:date="2026-06-02T12:54:00Z" w16du:dateUtc="2026-06-02T10:54:00Z">
+      <w:del w:id="115" w:author="Millicent  Mufambi" w:date="2026-06-02T13:12:00Z" w16du:dateUtc="2026-06-02T11:12:00Z">
         <w:r>
           <w:delText>frontend</w:delText>
         </w:r>
       </w:del>
-      <w:ins w:id="116" w:author="Millicent  Mufambi" w:date="2026-06-02T12:54:00Z" w16du:dateUtc="2026-06-02T10:54:00Z">
+      <w:ins w:id="116" w:author="Millicent  Mufambi" w:date="2026-06-02T13:12:00Z" w16du:dateUtc="2026-06-02T11:12:00Z">
         <w:r>
           <w:t>prototype interface</w:t>
         </w:r>
@@ -4707,12 +4707,12 @@
       <w:r>
         <w:t xml:space="preserve"> connects over WebSocket and </w:t>
       </w:r>
-      <w:del w:id="117" w:author="Millicent  Mufambi" w:date="2026-06-02T12:54:00Z" w16du:dateUtc="2026-06-02T10:54:00Z">
+      <w:del w:id="117" w:author="Millicent  Mufambi" w:date="2026-06-02T13:12:00Z" w16du:dateUtc="2026-06-02T11:12:00Z">
         <w:r>
           <w:delText>shows three live views</w:delText>
         </w:r>
       </w:del>
-      <w:ins w:id="118" w:author="Millicent  Mufambi" w:date="2026-06-02T12:54:00Z" w16du:dateUtc="2026-06-02T10:54:00Z">
+      <w:ins w:id="118" w:author="Millicent  Mufambi" w:date="2026-06-02T13:12:00Z" w16du:dateUtc="2026-06-02T11:12:00Z">
         <w:r>
           <w:t>visualises a consensus run</w:t>
         </w:r>
@@ -4720,12 +4720,12 @@
       <w:r>
         <w:t xml:space="preserve">: a sandbox runner for arbitrary code, a Consensus Lab </w:t>
       </w:r>
-      <w:del w:id="119" w:author="Millicent  Mufambi" w:date="2026-06-02T12:54:00Z" w16du:dateUtc="2026-06-02T10:54:00Z">
+      <w:del w:id="119" w:author="Millicent  Mufambi" w:date="2026-06-02T13:12:00Z" w16du:dateUtc="2026-06-02T11:12:00Z">
         <w:r>
           <w:delText>streaming</w:delText>
         </w:r>
       </w:del>
-      <w:ins w:id="120" w:author="Millicent  Mufambi" w:date="2026-06-02T12:54:00Z" w16du:dateUtc="2026-06-02T10:54:00Z">
+      <w:ins w:id="120" w:author="Millicent  Mufambi" w:date="2026-06-02T13:12:00Z" w16du:dateUtc="2026-06-02T11:12:00Z">
         <w:r>
           <w:t>that displays</w:t>
         </w:r>
@@ -4733,7 +4733,7 @@
       <w:r>
         <w:t xml:space="preserve"> per-phase events and per-agent votes</w:t>
       </w:r>
-      <w:del w:id="121" w:author="Millicent  Mufambi" w:date="2026-06-02T12:54:00Z" w16du:dateUtc="2026-06-02T10:54:00Z">
+      <w:del w:id="121" w:author="Millicent  Mufambi" w:date="2026-06-02T13:12:00Z" w16du:dateUtc="2026-06-02T11:12:00Z">
         <w:r>
           <w:delText xml:space="preserve"> in real time</w:delText>
         </w:r>
@@ -4741,12 +4741,12 @@
       <w:r>
         <w:t xml:space="preserve">, and </w:t>
       </w:r>
-      <w:del w:id="122" w:author="Millicent  Mufambi" w:date="2026-06-02T12:54:00Z" w16du:dateUtc="2026-06-02T10:54:00Z">
+      <w:del w:id="122" w:author="Millicent  Mufambi" w:date="2026-06-02T13:12:00Z" w16du:dateUtc="2026-06-02T11:12:00Z">
         <w:r>
           <w:delText>the existing</w:delText>
         </w:r>
       </w:del>
-      <w:ins w:id="123" w:author="Millicent  Mufambi" w:date="2026-06-02T12:54:00Z" w16du:dateUtc="2026-06-02T10:54:00Z">
+      <w:ins w:id="123" w:author="Millicent  Mufambi" w:date="2026-06-02T13:12:00Z" w16du:dateUtc="2026-06-02T11:12:00Z">
         <w:r>
           <w:t>a</w:t>
         </w:r>
@@ -4754,12 +4754,12 @@
       <w:r>
         <w:t xml:space="preserve"> dashboard</w:t>
       </w:r>
-      <w:del w:id="124" w:author="Millicent  Mufambi" w:date="2026-06-02T12:54:00Z" w16du:dateUtc="2026-06-02T10:54:00Z">
+      <w:del w:id="124" w:author="Millicent  Mufambi" w:date="2026-06-02T13:12:00Z" w16du:dateUtc="2026-06-02T11:12:00Z">
         <w:r>
           <w:delText>,</w:delText>
         </w:r>
       </w:del>
-      <w:ins w:id="125" w:author="Millicent  Mufambi" w:date="2026-06-02T12:54:00Z" w16du:dateUtc="2026-06-02T10:54:00Z">
+      <w:ins w:id="125" w:author="Millicent  Mufambi" w:date="2026-06-02T13:12:00Z" w16du:dateUtc="2026-06-02T11:12:00Z">
         <w:r>
           <w:t xml:space="preserve"> with the</w:t>
         </w:r>
@@ -4767,7 +4767,7 @@
       <w:r>
         <w:t xml:space="preserve"> agent mesh and consensus monitor.</w:t>
       </w:r>
-      <w:ins w:id="126" w:author="Millicent  Mufambi" w:date="2026-06-02T12:54:00Z" w16du:dateUtc="2026-06-02T10:54:00Z">
+      <w:ins w:id="126" w:author="Millicent  Mufambi" w:date="2026-06-02T13:12:00Z" w16du:dateUtc="2026-06-02T11:12:00Z">
         <w:r>
           <w:t xml:space="preserve"> It is a developer-facing tool for inspecting runs, not a deployed service.</w:t>
         </w:r>
@@ -4983,108 +4983,19 @@
             <w:pPr>
               <w:cnfStyle w:val="000000010000" w:firstRow="0" w:lastRow="0" w:firstColumn="0" w:lastColumn="0" w:oddVBand="0" w:evenVBand="0" w:oddHBand="0" w:evenHBand="1" w:firstRowFirstColumn="0" w:firstRowLastColumn="0" w:lastRowFirstColumn="0" w:lastRowLastColumn="0"/>
             </w:pPr>
-            <w:r>
-              <w:t>Met on the safety axis</w:t>
-            </w:r>
-            <w:del w:id="127" w:author="Millicent  Mufambi" w:date="2026-06-02T12:54:00Z" w16du:dateUtc="2026-06-02T10:54:00Z">
+            <w:del w:id="127" w:author="Millicent  Mufambi" w:date="2026-06-02T13:12:00Z" w16du:dateUtc="2026-06-02T11:12:00Z">
               <w:r>
-                <w:delText>:</w:delText>
+                <w:delText>Met on the safety axis: the consensus pipeline produced 100.0% safety (zero safety violations across all 90 paired bugs), comfortably above the 95% threshold. The single-agent baseline reached 88.9% safety (11.1% violation rate). On the raw success axis the consensus pipeline reached 82.2% (74/90 bugs successfully repaired) and the baseline reached 88.9% (80/90); both fall short of 95% raw success on real-world bugs but the consensus pipeline never commits to a wrong fix.</w:delText>
               </w:r>
             </w:del>
-            <w:ins w:id="128" w:author="Millicent  Mufambi" w:date="2026-06-02T12:54:00Z" w16du:dateUtc="2026-06-02T10:54:00Z">
+            <w:ins w:id="128" w:author="Millicent  Mufambi" w:date="2026-06-02T13:12:00Z" w16du:dateUtc="2026-06-02T11:12:00Z">
               <w:r>
-                <w:t xml:space="preserve"> through genuine Byzantine fault tolerance: with four independent, model-diverse validators (f = 1, quorum 3 of 4)</w:t>
+                <w:t>Met on the safety axis: with four independent, model-diverse validators (f = 1, quorum 3 of 4) the quorum masks a corrupted validator's vote across all five fault behaviours (Section 6.6), and the defining Byzantine property — agreement under an equivocating primary — is demonstrated in Section 6.14. On the BugsInPy subset the safety-violation rate fell directionally from 75% to 50% and the repair rate rose from 25% to 50% (neither significant at this sample size); the executable sandbox ensures no consensu</w:t>
+              </w:r>
+              <w:r>
+                <w:t>s-approved fix is committed unless it passes.</w:t>
               </w:r>
             </w:ins>
-            <w:r>
-              <w:t xml:space="preserve"> the </w:t>
-            </w:r>
-            <w:del w:id="129" w:author="Millicent  Mufambi" w:date="2026-06-02T12:54:00Z" w16du:dateUtc="2026-06-02T10:54:00Z">
-              <w:r>
-                <w:delText>consensus pipeline produced 100.0% safety (zero safety violations</w:delText>
-              </w:r>
-            </w:del>
-            <w:ins w:id="130" w:author="Millicent  Mufambi" w:date="2026-06-02T12:54:00Z" w16du:dateUtc="2026-06-02T10:54:00Z">
-              <w:r>
-                <w:t>system tolerates one corrupted voter</w:t>
-              </w:r>
-            </w:ins>
-            <w:r>
-              <w:t xml:space="preserve"> across all </w:t>
-            </w:r>
-            <w:del w:id="131" w:author="Millicent  Mufambi" w:date="2026-06-02T12:54:00Z" w16du:dateUtc="2026-06-02T10:54:00Z">
-              <w:r>
-                <w:delText>90 paired bugs), comfortably above</w:delText>
-              </w:r>
-            </w:del>
-            <w:ins w:id="132" w:author="Millicent  Mufambi" w:date="2026-06-02T12:54:00Z" w16du:dateUtc="2026-06-02T10:54:00Z">
-              <w:r>
-                <w:t>five fault behaviours, and an f = 2 study (n = 7, quorum 5) confirms</w:t>
-              </w:r>
-            </w:ins>
-            <w:r>
-              <w:t xml:space="preserve"> the </w:t>
-            </w:r>
-            <w:del w:id="133" w:author="Millicent  Mufambi" w:date="2026-06-02T12:54:00Z" w16du:dateUtc="2026-06-02T10:54:00Z">
-              <w:r>
-                <w:delText xml:space="preserve">95% threshold. The single-agent baseline reached 88.9% safety (11.1% </w:delText>
-              </w:r>
-            </w:del>
-            <w:ins w:id="134" w:author="Millicent  Mufambi" w:date="2026-06-02T12:54:00Z" w16du:dateUtc="2026-06-02T10:54:00Z">
-              <w:r>
-                <w:t>tolerance bound is exact. On the BugsInPy subset the safety-</w:t>
-              </w:r>
-            </w:ins>
-            <w:r>
-              <w:t>violation rate</w:t>
-            </w:r>
-            <w:del w:id="135" w:author="Millicent  Mufambi" w:date="2026-06-02T12:54:00Z" w16du:dateUtc="2026-06-02T10:54:00Z">
-              <w:r>
-                <w:delText>). On the raw success axis the consensus pipeline reached 82.2% (74/90 bugs successfully repaired)</w:delText>
-              </w:r>
-            </w:del>
-            <w:ins w:id="136" w:author="Millicent  Mufambi" w:date="2026-06-02T12:54:00Z" w16du:dateUtc="2026-06-02T10:54:00Z">
-              <w:r>
-                <w:t xml:space="preserve"> fell directionally from 75% to 50%</w:t>
-              </w:r>
-            </w:ins>
-            <w:r>
-              <w:t xml:space="preserve"> and the </w:t>
-            </w:r>
-            <w:del w:id="137" w:author="Millicent  Mufambi" w:date="2026-06-02T12:54:00Z" w16du:dateUtc="2026-06-02T10:54:00Z">
-              <w:r>
-                <w:delText>baseline reached 88.9% (80/90); both fall short of 95% raw success on real-world bugs but</w:delText>
-              </w:r>
-            </w:del>
-            <w:ins w:id="138" w:author="Millicent  Mufambi" w:date="2026-06-02T12:54:00Z" w16du:dateUtc="2026-06-02T10:54:00Z">
-              <w:r>
-                <w:t>repair rate rose from 25% to 50% (neither significant at this sample size);</w:t>
-              </w:r>
-            </w:ins>
-            <w:r>
-              <w:t xml:space="preserve"> the </w:t>
-            </w:r>
-            <w:del w:id="139" w:author="Millicent  Mufambi" w:date="2026-06-02T12:54:00Z" w16du:dateUtc="2026-06-02T10:54:00Z">
-              <w:r>
-                <w:delText>consensus</w:delText>
-              </w:r>
-            </w:del>
-            <w:ins w:id="140" w:author="Millicent  Mufambi" w:date="2026-06-02T12:54:00Z" w16du:dateUtc="2026-06-02T10:54:00Z">
-              <w:r>
-                <w:t>executable sandbox ensures no consensus-approved fix is committed unless it passes, so the</w:t>
-              </w:r>
-            </w:ins>
-            <w:r>
-              <w:t xml:space="preserve"> pipeline never commits </w:t>
-            </w:r>
-            <w:del w:id="141" w:author="Millicent  Mufambi" w:date="2026-06-02T12:54:00Z" w16du:dateUtc="2026-06-02T10:54:00Z">
-              <w:r>
-                <w:delText xml:space="preserve">to </w:delText>
-              </w:r>
-            </w:del>
-            <w:r>
-              <w:t>a wrong fix.</w:t>
-            </w:r>
           </w:p>
         </w:tc>
         <w:tc>
@@ -5175,12 +5086,12 @@
             <w:r>
               <w:t xml:space="preserve">90 bugs evaluated (40 synthetic, 20 BugsInPy real bugs from </w:t>
             </w:r>
-            <w:del w:id="142" w:author="Millicent  Mufambi" w:date="2026-06-02T12:54:00Z" w16du:dateUtc="2026-06-02T10:54:00Z">
+            <w:del w:id="129" w:author="Millicent  Mufambi" w:date="2026-06-02T13:12:00Z" w16du:dateUtc="2026-06-02T11:12:00Z">
               <w:r>
                 <w:delText>four open-source</w:delText>
               </w:r>
             </w:del>
-            <w:ins w:id="143" w:author="Millicent  Mufambi" w:date="2026-06-02T12:54:00Z" w16du:dateUtc="2026-06-02T10:54:00Z">
+            <w:ins w:id="130" w:author="Millicent  Mufambi" w:date="2026-06-02T13:12:00Z" w16du:dateUtc="2026-06-02T11:12:00Z">
               <w:r>
                 <w:t>two</w:t>
               </w:r>
@@ -5188,12 +5099,12 @@
             <w:r>
               <w:t xml:space="preserve"> projects</w:t>
             </w:r>
-            <w:del w:id="144" w:author="Millicent  Mufambi" w:date="2026-06-02T12:54:00Z" w16du:dateUtc="2026-06-02T10:54:00Z">
+            <w:del w:id="131" w:author="Millicent  Mufambi" w:date="2026-06-02T13:12:00Z" w16du:dateUtc="2026-06-02T11:12:00Z">
               <w:r>
                 <w:delText>,</w:delText>
               </w:r>
             </w:del>
-            <w:ins w:id="145" w:author="Millicent  Mufambi" w:date="2026-06-02T12:54:00Z" w16du:dateUtc="2026-06-02T10:54:00Z">
+            <w:ins w:id="132" w:author="Millicent  Mufambi" w:date="2026-06-02T13:12:00Z" w16du:dateUtc="2026-06-02T11:12:00Z">
               <w:r>
                 <w:t xml:space="preserve"> (PySnooper and ansible),</w:t>
               </w:r>
@@ -5201,12 +5112,12 @@
             <w:r>
               <w:t xml:space="preserve"> 30 e-commerce-domain bugs). The smaller scale reflects budget and timeline constraints of an MSc project</w:t>
             </w:r>
-            <w:del w:id="146" w:author="Millicent  Mufambi" w:date="2026-06-02T12:54:00Z" w16du:dateUtc="2026-06-02T10:54:00Z">
+            <w:del w:id="133" w:author="Millicent  Mufambi" w:date="2026-06-02T13:12:00Z" w16du:dateUtc="2026-06-02T11:12:00Z">
               <w:r>
                 <w:delText>; the corpus has been expanded between Phase 4 and Phase 5 of this work as scope allowed.</w:delText>
               </w:r>
             </w:del>
-            <w:ins w:id="147" w:author="Millicent  Mufambi" w:date="2026-06-02T12:54:00Z" w16du:dateUtc="2026-06-02T10:54:00Z">
+            <w:ins w:id="134" w:author="Millicent  Mufambi" w:date="2026-06-02T13:12:00Z" w16du:dateUtc="2026-06-02T11:12:00Z">
               <w:r>
                 <w:t>.</w:t>
               </w:r>
@@ -5254,7 +5165,59 @@
               <w:cnfStyle w:val="000000100000" w:firstRow="0" w:lastRow="0" w:firstColumn="0" w:lastColumn="0" w:oddVBand="0" w:evenVBand="0" w:oddHBand="1" w:evenHBand="0" w:firstRowFirstColumn="0" w:firstRowLastColumn="0" w:lastRowFirstColumn="0" w:lastRowLastColumn="0"/>
             </w:pPr>
             <w:r>
-              <w:t>Five Byzantine fault scenarios injected (Section 6.6), demonstrating consensus-success rate of 100% across all scenarios. A live deployment study is deferred to follow-up work.</w:t>
+              <w:t>Five Byzantine fault scenarios injected (Section 6.6</w:t>
+            </w:r>
+            <w:del w:id="135" w:author="Millicent  Mufambi" w:date="2026-06-02T13:12:00Z" w16du:dateUtc="2026-06-02T11:12:00Z">
+              <w:r>
+                <w:delText>), demonstrating</w:delText>
+              </w:r>
+            </w:del>
+            <w:ins w:id="136" w:author="Millicent  Mufambi" w:date="2026-06-02T13:12:00Z" w16du:dateUtc="2026-06-02T11:12:00Z">
+              <w:r>
+                <w:t>):</w:t>
+              </w:r>
+            </w:ins>
+            <w:r>
+              <w:t xml:space="preserve"> consensus</w:t>
+            </w:r>
+            <w:del w:id="137" w:author="Millicent  Mufambi" w:date="2026-06-02T13:12:00Z" w16du:dateUtc="2026-06-02T11:12:00Z">
+              <w:r>
+                <w:delText xml:space="preserve">-success rate of </w:delText>
+              </w:r>
+            </w:del>
+            <w:ins w:id="138" w:author="Millicent  Mufambi" w:date="2026-06-02T13:12:00Z" w16du:dateUtc="2026-06-02T11:12:00Z">
+              <w:r>
+                <w:t xml:space="preserve"> formed at </w:t>
+              </w:r>
+            </w:ins>
+            <w:r>
+              <w:t xml:space="preserve">100% </w:t>
+            </w:r>
+            <w:del w:id="139" w:author="Millicent  Mufambi" w:date="2026-06-02T13:12:00Z" w16du:dateUtc="2026-06-02T11:12:00Z">
+              <w:r>
+                <w:delText>across all</w:delText>
+              </w:r>
+            </w:del>
+            <w:ins w:id="140" w:author="Millicent  Mufambi" w:date="2026-06-02T13:12:00Z" w16du:dateUtc="2026-06-02T11:12:00Z">
+              <w:r>
+                <w:t>in four of five</w:t>
+              </w:r>
+            </w:ins>
+            <w:r>
+              <w:t xml:space="preserve"> scenarios</w:t>
+            </w:r>
+            <w:del w:id="141" w:author="Millicent  Mufambi" w:date="2026-06-02T13:12:00Z" w16du:dateUtc="2026-06-02T11:12:00Z">
+              <w:r>
+                <w:delText>.</w:delText>
+              </w:r>
+            </w:del>
+            <w:ins w:id="142" w:author="Millicent  Mufambi" w:date="2026-06-02T13:12:00Z" w16du:dateUtc="2026-06-02T11:12:00Z">
+              <w:r>
+                <w:t xml:space="preserve"> and 90% under timeout (Table 6, Figure 5). The defining Byzantine property — agreement under an equivocating primary — is demonstrated in the protocol simulation of Section 6.14.</w:t>
+              </w:r>
+            </w:ins>
+            <w:r>
+              <w:t xml:space="preserve"> A live deployment study is deferred to follow-up work.</w:t>
             </w:r>
           </w:p>
         </w:tc>
@@ -5286,13 +5249,7 @@
               <w:rPr>
                 <w:b w:val="0"/>
               </w:rPr>
-              <w:t xml:space="preserve">O4. Develop an open-source </w:t>
-            </w:r>
-            <w:r>
-              <w:rPr>
-                <w:b w:val="0"/>
-              </w:rPr>
-              <w:t>framework enabling adoption by e-commerce businesses, with documentation and training materials.</w:t>
+              <w:t>O4. Develop an open-source framework enabling adoption by e-commerce businesses, with documentation and training materials.</w:t>
             </w:r>
           </w:p>
         </w:tc>
@@ -5305,7 +5262,10 @@
               <w:cnfStyle w:val="000000010000" w:firstRow="0" w:lastRow="0" w:firstColumn="0" w:lastColumn="0" w:oddVBand="0" w:evenVBand="0" w:oddHBand="0" w:evenHBand="1" w:firstRowFirstColumn="0" w:firstRowLastColumn="0" w:lastRowFirstColumn="0" w:lastRowLastColumn="0"/>
             </w:pPr>
             <w:r>
-              <w:t>Backend (Python, FastAPI, ~4,800 LOC) and frontend (Vue 3 dashboard, ~13 views) released at the GitHub repositories listed in Section 4; harness, datasets, and raw results released alongside.</w:t>
+              <w:t xml:space="preserve">Backend (Python, FastAPI, </w:t>
+            </w:r>
+            <w:r>
+              <w:t>~4,800 LOC) and frontend (Vue 3 dashboard, ~13 views) released at the GitHub repositories listed in Section 4; harness, datasets, and raw results released alongside.</w:t>
             </w:r>
           </w:p>
         </w:tc>
@@ -5376,7 +5336,7 @@
       <w:r>
         <w:rPr>
           <w:b/>
-          <w:rPrChange w:id="148" w:author="Millicent  Mufambi" w:date="2026-06-02T12:54:00Z" w16du:dateUtc="2026-06-02T10:54:00Z">
+          <w:rPrChange w:id="143" w:author="Millicent  Mufambi" w:date="2026-06-02T13:12:00Z" w16du:dateUtc="2026-06-02T11:12:00Z">
             <w:rPr/>
           </w:rPrChange>
         </w:rPr>
@@ -5385,12 +5345,12 @@
       <w:r>
         <w:t xml:space="preserve">Twenty real bugs from BugsInPy (Widyasari et al., 2020) across </w:t>
       </w:r>
-      <w:del w:id="149" w:author="Millicent  Mufambi" w:date="2026-06-02T12:54:00Z" w16du:dateUtc="2026-06-02T10:54:00Z">
+      <w:del w:id="144" w:author="Millicent  Mufambi" w:date="2026-06-02T13:12:00Z" w16du:dateUtc="2026-06-02T11:12:00Z">
         <w:r>
           <w:delText>four</w:delText>
         </w:r>
       </w:del>
-      <w:ins w:id="150" w:author="Millicent  Mufambi" w:date="2026-06-02T12:54:00Z" w16du:dateUtc="2026-06-02T10:54:00Z">
+      <w:ins w:id="145" w:author="Millicent  Mufambi" w:date="2026-06-02T13:12:00Z" w16du:dateUtc="2026-06-02T11:12:00Z">
         <w:r>
           <w:t>two</w:t>
         </w:r>
@@ -5398,12 +5358,12 @@
       <w:r>
         <w:t xml:space="preserve"> projects (PySnooper, </w:t>
       </w:r>
-      <w:del w:id="151" w:author="Millicent  Mufambi" w:date="2026-06-02T12:54:00Z" w16du:dateUtc="2026-06-02T10:54:00Z">
+      <w:del w:id="146" w:author="Millicent  Mufambi" w:date="2026-06-02T13:12:00Z" w16du:dateUtc="2026-06-02T11:12:00Z">
         <w:r>
           <w:delText>thefuck, tqdm, cookiecutter). Buggy</w:delText>
         </w:r>
       </w:del>
-      <w:ins w:id="152" w:author="Millicent  Mufambi" w:date="2026-06-02T12:54:00Z" w16du:dateUtc="2026-06-02T10:54:00Z">
+      <w:ins w:id="147" w:author="Millicent  Mufambi" w:date="2026-06-02T13:12:00Z" w16du:dateUtc="2026-06-02T11:12:00Z">
         <w:r>
           <w:t>3 bugs; ansible, 17 bugs). For each bug we reconstruct the buggy</w:t>
         </w:r>
@@ -5411,12 +5371,12 @@
       <w:r>
         <w:t xml:space="preserve"> and fixed </w:t>
       </w:r>
-      <w:del w:id="153" w:author="Millicent  Mufambi" w:date="2026-06-02T12:54:00Z" w16du:dateUtc="2026-06-02T10:54:00Z">
+      <w:del w:id="148" w:author="Millicent  Mufambi" w:date="2026-06-02T13:12:00Z" w16du:dateUtc="2026-06-02T11:12:00Z">
         <w:r>
           <w:delText>snippets are taken</w:delText>
         </w:r>
       </w:del>
-      <w:ins w:id="154" w:author="Millicent  Mufambi" w:date="2026-06-02T12:54:00Z" w16du:dateUtc="2026-06-02T10:54:00Z">
+      <w:ins w:id="149" w:author="Millicent  Mufambi" w:date="2026-06-02T13:12:00Z" w16du:dateUtc="2026-06-02T11:12:00Z">
         <w:r>
           <w:t>code</w:t>
         </w:r>
@@ -5424,7 +5384,7 @@
       <w:r>
         <w:t xml:space="preserve"> from the </w:t>
       </w:r>
-      <w:ins w:id="155" w:author="Millicent  Mufambi" w:date="2026-06-02T12:54:00Z" w16du:dateUtc="2026-06-02T10:54:00Z">
+      <w:ins w:id="150" w:author="Millicent  Mufambi" w:date="2026-06-02T13:12:00Z" w16du:dateUtc="2026-06-02T11:12:00Z">
         <w:r>
           <w:t xml:space="preserve">largest hunk of its </w:t>
         </w:r>
@@ -5432,12 +5392,12 @@
       <w:r>
         <w:t xml:space="preserve">unified diff rather than building </w:t>
       </w:r>
-      <w:del w:id="156" w:author="Millicent  Mufambi" w:date="2026-06-02T12:54:00Z" w16du:dateUtc="2026-06-02T10:54:00Z">
+      <w:del w:id="151" w:author="Millicent  Mufambi" w:date="2026-06-02T13:12:00Z" w16du:dateUtc="2026-06-02T11:12:00Z">
         <w:r>
           <w:delText>each</w:delText>
         </w:r>
       </w:del>
-      <w:ins w:id="157" w:author="Millicent  Mufambi" w:date="2026-06-02T12:54:00Z" w16du:dateUtc="2026-06-02T10:54:00Z">
+      <w:ins w:id="152" w:author="Millicent  Mufambi" w:date="2026-06-02T13:12:00Z" w16du:dateUtc="2026-06-02T11:12:00Z">
         <w:r>
           <w:t>the</w:t>
         </w:r>
@@ -5445,12 +5405,12 @@
       <w:r>
         <w:t xml:space="preserve"> project, because </w:t>
       </w:r>
-      <w:del w:id="158" w:author="Millicent  Mufambi" w:date="2026-06-02T12:54:00Z" w16du:dateUtc="2026-06-02T10:54:00Z">
+      <w:del w:id="153" w:author="Millicent  Mufambi" w:date="2026-06-02T13:12:00Z" w16du:dateUtc="2026-06-02T11:12:00Z">
         <w:r>
           <w:delText>the full framework needs</w:delText>
         </w:r>
       </w:del>
-      <w:ins w:id="159" w:author="Millicent  Mufambi" w:date="2026-06-02T12:54:00Z" w16du:dateUtc="2026-06-02T10:54:00Z">
+      <w:ins w:id="154" w:author="Millicent  Mufambi" w:date="2026-06-02T13:12:00Z" w16du:dateUtc="2026-06-02T11:12:00Z">
         <w:r>
           <w:t>BugsInPy's</w:t>
         </w:r>
@@ -5458,7 +5418,7 @@
       <w:r>
         <w:t xml:space="preserve"> per-bug virtualenvs and bash scripts </w:t>
       </w:r>
-      <w:del w:id="160" w:author="Millicent  Mufambi" w:date="2026-06-02T12:54:00Z" w16du:dateUtc="2026-06-02T10:54:00Z">
+      <w:del w:id="155" w:author="Millicent  Mufambi" w:date="2026-06-02T13:12:00Z" w16du:dateUtc="2026-06-02T11:12:00Z">
         <w:r>
           <w:delText xml:space="preserve">that </w:delText>
         </w:r>
@@ -5466,12 +5426,12 @@
       <w:r>
         <w:t>do not run cleanly on Windows (Section 7</w:t>
       </w:r>
-      <w:del w:id="161" w:author="Millicent  Mufambi" w:date="2026-06-02T12:54:00Z" w16du:dateUtc="2026-06-02T10:54:00Z">
+      <w:del w:id="156" w:author="Millicent  Mufambi" w:date="2026-06-02T13:12:00Z" w16du:dateUtc="2026-06-02T11:12:00Z">
         <w:r>
           <w:delText>).</w:delText>
         </w:r>
       </w:del>
-      <w:ins w:id="162" w:author="Millicent  Mufambi" w:date="2026-06-02T12:54:00Z" w16du:dateUtc="2026-06-02T10:54:00Z">
+      <w:ins w:id="157" w:author="Millicent  Mufambi" w:date="2026-06-02T13:12:00Z" w16du:dateUtc="2026-06-02T11:12:00Z">
         <w:r>
           <w:t>.3). We therefore do not run the projects' own pytest suites. The oracle on this set is explicit and weaker than those suites: the candidate is executed in the sandbox and a clean exit (no runtime error) counts as a pass, while ground-truth correctness is gauged by similarity to the canonical fixed hunk; a BugsInPy safety violation is therefore a consensus-approved fix that does not execute cleanly, not one that fails the project's own tests. A mapping from each case to its upstream project and bug number i</w:t>
         </w:r>
@@ -5514,7 +5474,7 @@
       </w:pPr>
       <w:r>
         <w:rPr>
-          <w:rPrChange w:id="163" w:author="Millicent  Mufambi" w:date="2026-06-02T12:54:00Z" w16du:dateUtc="2026-06-02T10:54:00Z">
+          <w:rPrChange w:id="158" w:author="Millicent  Mufambi" w:date="2026-06-02T13:12:00Z" w16du:dateUtc="2026-06-02T11:12:00Z">
             <w:rPr>
               <w:b/>
             </w:rPr>
@@ -5525,12 +5485,12 @@
       <w:r>
         <w:t xml:space="preserve"> Analyzer (Claude Sonnet 4.5</w:t>
       </w:r>
-      <w:del w:id="164" w:author="Millicent  Mufambi" w:date="2026-06-02T12:54:00Z" w16du:dateUtc="2026-06-02T10:54:00Z">
+      <w:del w:id="159" w:author="Millicent  Mufambi" w:date="2026-06-02T13:12:00Z" w16du:dateUtc="2026-06-02T11:12:00Z">
         <w:r>
           <w:delText>) →</w:delText>
         </w:r>
       </w:del>
-      <w:ins w:id="165" w:author="Millicent  Mufambi" w:date="2026-06-02T12:54:00Z" w16du:dateUtc="2026-06-02T10:54:00Z">
+      <w:ins w:id="160" w:author="Millicent  Mufambi" w:date="2026-06-02T13:12:00Z" w16du:dateUtc="2026-06-02T11:12:00Z">
         <w:r>
           <w:t>, no vote) -&gt;</w:t>
         </w:r>
@@ -5538,7 +5498,7 @@
       <w:r>
         <w:t xml:space="preserve"> Healer </w:t>
       </w:r>
-      <w:ins w:id="166" w:author="Millicent  Mufambi" w:date="2026-06-02T12:54:00Z" w16du:dateUtc="2026-06-02T10:54:00Z">
+      <w:ins w:id="161" w:author="Millicent  Mufambi" w:date="2026-06-02T13:12:00Z" w16du:dateUtc="2026-06-02T11:12:00Z">
         <w:r>
           <w:t xml:space="preserve">/ proposer </w:t>
         </w:r>
@@ -5546,12 +5506,12 @@
       <w:r>
         <w:t>(GPT-4o</w:t>
       </w:r>
-      <w:del w:id="167" w:author="Millicent  Mufambi" w:date="2026-06-02T12:54:00Z" w16du:dateUtc="2026-06-02T10:54:00Z">
+      <w:del w:id="162" w:author="Millicent  Mufambi" w:date="2026-06-02T13:12:00Z" w16du:dateUtc="2026-06-02T11:12:00Z">
         <w:r>
           <w:delText>) → two Ollama</w:delText>
         </w:r>
       </w:del>
-      <w:ins w:id="168" w:author="Millicent  Mufambi" w:date="2026-06-02T12:54:00Z" w16du:dateUtc="2026-06-02T10:54:00Z">
+      <w:ins w:id="163" w:author="Millicent  Mufambi" w:date="2026-06-02T13:12:00Z" w16du:dateUtc="2026-06-02T11:12:00Z">
         <w:r>
           <w:t>, no vote) -&gt; four independent</w:t>
         </w:r>
@@ -5559,7 +5519,7 @@
       <w:r>
         <w:t xml:space="preserve"> validators (</w:t>
       </w:r>
-      <w:ins w:id="169" w:author="Millicent  Mufambi" w:date="2026-06-02T12:54:00Z" w16du:dateUtc="2026-06-02T10:54:00Z">
+      <w:ins w:id="164" w:author="Millicent  Mufambi" w:date="2026-06-02T13:12:00Z" w16du:dateUtc="2026-06-02T11:12:00Z">
         <w:r>
           <w:t xml:space="preserve">Claude-Haiku, GPT-4o-mini, </w:t>
         </w:r>
@@ -5567,12 +5527,12 @@
       <w:r>
         <w:t>llama3.1:8b</w:t>
       </w:r>
-      <w:del w:id="170" w:author="Millicent  Mufambi" w:date="2026-06-02T12:54:00Z" w16du:dateUtc="2026-06-02T10:54:00Z">
+      <w:del w:id="165" w:author="Millicent  Mufambi" w:date="2026-06-02T13:12:00Z" w16du:dateUtc="2026-06-02T11:12:00Z">
         <w:r>
           <w:delText>) →</w:delText>
         </w:r>
       </w:del>
-      <w:ins w:id="171" w:author="Millicent  Mufambi" w:date="2026-06-02T12:54:00Z" w16du:dateUtc="2026-06-02T10:54:00Z">
+      <w:ins w:id="166" w:author="Millicent  Mufambi" w:date="2026-06-02T13:12:00Z" w16du:dateUtc="2026-06-02T11:12:00Z">
         <w:r>
           <w:t>, mistral:7b) -&gt;</w:t>
         </w:r>
@@ -5580,12 +5540,12 @@
       <w:r>
         <w:t xml:space="preserve"> PBFT consensus </w:t>
       </w:r>
-      <w:del w:id="172" w:author="Millicent  Mufambi" w:date="2026-06-02T12:54:00Z" w16du:dateUtc="2026-06-02T10:54:00Z">
+      <w:del w:id="167" w:author="Millicent  Mufambi" w:date="2026-06-02T13:12:00Z" w16du:dateUtc="2026-06-02T11:12:00Z">
         <w:r>
           <w:delText>→</w:delText>
         </w:r>
       </w:del>
-      <w:ins w:id="173" w:author="Millicent  Mufambi" w:date="2026-06-02T12:54:00Z" w16du:dateUtc="2026-06-02T10:54:00Z">
+      <w:ins w:id="168" w:author="Millicent  Mufambi" w:date="2026-06-02T13:12:00Z" w16du:dateUtc="2026-06-02T11:12:00Z">
         <w:r>
           <w:t>(quorum 3 of 4) -&gt;</w:t>
         </w:r>
@@ -5685,20 +5645,20 @@
     </w:p>
     <w:p>
       <w:pPr>
-        <w:pPrChange w:id="174" w:author="Millicent  Mufambi" w:date="2026-06-02T12:54:00Z" w16du:dateUtc="2026-06-02T10:54:00Z">
+        <w:pPrChange w:id="169" w:author="Millicent  Mufambi" w:date="2026-06-02T13:12:00Z" w16du:dateUtc="2026-06-02T11:12:00Z">
           <w:pPr>
             <w:pStyle w:val="ListNumber"/>
           </w:pPr>
         </w:pPrChange>
       </w:pPr>
-      <w:ins w:id="175" w:author="Millicent  Mufambi" w:date="2026-06-02T12:54:00Z" w16du:dateUtc="2026-06-02T10:54:00Z">
+      <w:ins w:id="170" w:author="Millicent  Mufambi" w:date="2026-06-02T13:12:00Z" w16du:dateUtc="2026-06-02T11:12:00Z">
         <w:r>
           <w:t xml:space="preserve">1. </w:t>
         </w:r>
       </w:ins>
       <w:r>
         <w:rPr>
-          <w:rPrChange w:id="176" w:author="Millicent  Mufambi" w:date="2026-06-02T12:54:00Z" w16du:dateUtc="2026-06-02T10:54:00Z">
+          <w:rPrChange w:id="171" w:author="Millicent  Mufambi" w:date="2026-06-02T13:12:00Z" w16du:dateUtc="2026-06-02T11:12:00Z">
             <w:rPr>
               <w:b/>
             </w:rPr>
@@ -5712,20 +5672,20 @@
     </w:p>
     <w:p>
       <w:pPr>
-        <w:pPrChange w:id="177" w:author="Millicent  Mufambi" w:date="2026-06-02T12:54:00Z" w16du:dateUtc="2026-06-02T10:54:00Z">
+        <w:pPrChange w:id="172" w:author="Millicent  Mufambi" w:date="2026-06-02T13:12:00Z" w16du:dateUtc="2026-06-02T11:12:00Z">
           <w:pPr>
             <w:pStyle w:val="ListNumber"/>
           </w:pPr>
         </w:pPrChange>
       </w:pPr>
-      <w:ins w:id="178" w:author="Millicent  Mufambi" w:date="2026-06-02T12:54:00Z" w16du:dateUtc="2026-06-02T10:54:00Z">
+      <w:ins w:id="173" w:author="Millicent  Mufambi" w:date="2026-06-02T13:12:00Z" w16du:dateUtc="2026-06-02T11:12:00Z">
         <w:r>
           <w:t xml:space="preserve">2. </w:t>
         </w:r>
       </w:ins>
       <w:r>
         <w:rPr>
-          <w:rPrChange w:id="179" w:author="Millicent  Mufambi" w:date="2026-06-02T12:54:00Z" w16du:dateUtc="2026-06-02T10:54:00Z">
+          <w:rPrChange w:id="174" w:author="Millicent  Mufambi" w:date="2026-06-02T13:12:00Z" w16du:dateUtc="2026-06-02T11:12:00Z">
             <w:rPr>
               <w:b/>
             </w:rPr>
@@ -5739,20 +5699,20 @@
     </w:p>
     <w:p>
       <w:pPr>
-        <w:pPrChange w:id="180" w:author="Millicent  Mufambi" w:date="2026-06-02T12:54:00Z" w16du:dateUtc="2026-06-02T10:54:00Z">
+        <w:pPrChange w:id="175" w:author="Millicent  Mufambi" w:date="2026-06-02T13:12:00Z" w16du:dateUtc="2026-06-02T11:12:00Z">
           <w:pPr>
             <w:pStyle w:val="ListNumber"/>
           </w:pPr>
         </w:pPrChange>
       </w:pPr>
-      <w:ins w:id="181" w:author="Millicent  Mufambi" w:date="2026-06-02T12:54:00Z" w16du:dateUtc="2026-06-02T10:54:00Z">
+      <w:ins w:id="176" w:author="Millicent  Mufambi" w:date="2026-06-02T13:12:00Z" w16du:dateUtc="2026-06-02T11:12:00Z">
         <w:r>
           <w:t xml:space="preserve">3. </w:t>
         </w:r>
       </w:ins>
       <w:r>
         <w:rPr>
-          <w:rPrChange w:id="182" w:author="Millicent  Mufambi" w:date="2026-06-02T12:54:00Z" w16du:dateUtc="2026-06-02T10:54:00Z">
+          <w:rPrChange w:id="177" w:author="Millicent  Mufambi" w:date="2026-06-02T13:12:00Z" w16du:dateUtc="2026-06-02T11:12:00Z">
             <w:rPr>
               <w:b/>
             </w:rPr>
@@ -5766,20 +5726,20 @@
     </w:p>
     <w:p>
       <w:pPr>
-        <w:pPrChange w:id="183" w:author="Millicent  Mufambi" w:date="2026-06-02T12:54:00Z" w16du:dateUtc="2026-06-02T10:54:00Z">
+        <w:pPrChange w:id="178" w:author="Millicent  Mufambi" w:date="2026-06-02T13:12:00Z" w16du:dateUtc="2026-06-02T11:12:00Z">
           <w:pPr>
             <w:pStyle w:val="ListNumber"/>
           </w:pPr>
         </w:pPrChange>
       </w:pPr>
-      <w:ins w:id="184" w:author="Millicent  Mufambi" w:date="2026-06-02T12:54:00Z" w16du:dateUtc="2026-06-02T10:54:00Z">
+      <w:ins w:id="179" w:author="Millicent  Mufambi" w:date="2026-06-02T13:12:00Z" w16du:dateUtc="2026-06-02T11:12:00Z">
         <w:r>
           <w:t xml:space="preserve">4. </w:t>
         </w:r>
       </w:ins>
       <w:r>
         <w:rPr>
-          <w:rPrChange w:id="185" w:author="Millicent  Mufambi" w:date="2026-06-02T12:54:00Z" w16du:dateUtc="2026-06-02T10:54:00Z">
+          <w:rPrChange w:id="180" w:author="Millicent  Mufambi" w:date="2026-06-02T13:12:00Z" w16du:dateUtc="2026-06-02T11:12:00Z">
             <w:rPr>
               <w:b/>
             </w:rPr>
@@ -5793,20 +5753,20 @@
     </w:p>
     <w:p>
       <w:pPr>
-        <w:pPrChange w:id="186" w:author="Millicent  Mufambi" w:date="2026-06-02T12:54:00Z" w16du:dateUtc="2026-06-02T10:54:00Z">
+        <w:pPrChange w:id="181" w:author="Millicent  Mufambi" w:date="2026-06-02T13:12:00Z" w16du:dateUtc="2026-06-02T11:12:00Z">
           <w:pPr>
             <w:pStyle w:val="ListNumber"/>
           </w:pPr>
         </w:pPrChange>
       </w:pPr>
-      <w:ins w:id="187" w:author="Millicent  Mufambi" w:date="2026-06-02T12:54:00Z" w16du:dateUtc="2026-06-02T10:54:00Z">
+      <w:ins w:id="182" w:author="Millicent  Mufambi" w:date="2026-06-02T13:12:00Z" w16du:dateUtc="2026-06-02T11:12:00Z">
         <w:r>
           <w:t xml:space="preserve">5. </w:t>
         </w:r>
       </w:ins>
       <w:r>
         <w:rPr>
-          <w:rPrChange w:id="188" w:author="Millicent  Mufambi" w:date="2026-06-02T12:54:00Z" w16du:dateUtc="2026-06-02T10:54:00Z">
+          <w:rPrChange w:id="183" w:author="Millicent  Mufambi" w:date="2026-06-02T13:12:00Z" w16du:dateUtc="2026-06-02T11:12:00Z">
             <w:rPr>
               <w:b/>
             </w:rPr>
@@ -5817,7 +5777,7 @@
       <w:r>
         <w:t xml:space="preserve"> </w:t>
       </w:r>
-      <w:ins w:id="189" w:author="Millicent  Mufambi" w:date="2026-06-02T12:54:00Z" w16du:dateUtc="2026-06-02T10:54:00Z">
+      <w:ins w:id="184" w:author="Millicent  Mufambi" w:date="2026-06-02T13:12:00Z" w16du:dateUtc="2026-06-02T11:12:00Z">
         <w:r>
           <w:t xml:space="preserve">from </w:t>
         </w:r>
@@ -5825,12 +5785,12 @@
       <w:r>
         <w:t xml:space="preserve">fault detection to </w:t>
       </w:r>
-      <w:del w:id="190" w:author="Millicent  Mufambi" w:date="2026-06-02T12:54:00Z" w16du:dateUtc="2026-06-02T10:54:00Z">
+      <w:del w:id="185" w:author="Millicent  Mufambi" w:date="2026-06-02T13:12:00Z" w16du:dateUtc="2026-06-02T11:12:00Z">
         <w:r>
           <w:delText>normal</w:delText>
         </w:r>
       </w:del>
-      <w:ins w:id="191" w:author="Millicent  Mufambi" w:date="2026-06-02T12:54:00Z" w16du:dateUtc="2026-06-02T10:54:00Z">
+      <w:ins w:id="186" w:author="Millicent  Mufambi" w:date="2026-06-02T13:12:00Z" w16du:dateUtc="2026-06-02T11:12:00Z">
         <w:r>
           <w:t>restored</w:t>
         </w:r>
@@ -5838,7 +5798,7 @@
       <w:r>
         <w:t xml:space="preserve"> operation; </w:t>
       </w:r>
-      <w:del w:id="192" w:author="Millicent  Mufambi" w:date="2026-06-02T12:54:00Z" w16du:dateUtc="2026-06-02T10:54:00Z">
+      <w:del w:id="187" w:author="Millicent  Mufambi" w:date="2026-06-02T13:12:00Z" w16du:dateUtc="2026-06-02T11:12:00Z">
         <w:r>
           <w:delText>reported as zero (</w:delText>
         </w:r>
@@ -5846,12 +5806,12 @@
       <w:r>
         <w:t xml:space="preserve">not </w:t>
       </w:r>
-      <w:del w:id="193" w:author="Millicent  Mufambi" w:date="2026-06-02T12:54:00Z" w16du:dateUtc="2026-06-02T10:54:00Z">
+      <w:del w:id="188" w:author="Millicent  Mufambi" w:date="2026-06-02T13:12:00Z" w16du:dateUtc="2026-06-02T11:12:00Z">
         <w:r>
           <w:delText>exercised</w:delText>
         </w:r>
       </w:del>
-      <w:ins w:id="194" w:author="Millicent  Mufambi" w:date="2026-06-02T12:54:00Z" w16du:dateUtc="2026-06-02T10:54:00Z">
+      <w:ins w:id="189" w:author="Millicent  Mufambi" w:date="2026-06-02T13:12:00Z" w16du:dateUtc="2026-06-02T11:12:00Z">
         <w:r>
           <w:t>measured</w:t>
         </w:r>
@@ -5859,7 +5819,7 @@
       <w:r>
         <w:t xml:space="preserve"> here</w:t>
       </w:r>
-      <w:ins w:id="195" w:author="Millicent  Mufambi" w:date="2026-06-02T12:54:00Z" w16du:dateUtc="2026-06-02T10:54:00Z">
+      <w:ins w:id="190" w:author="Millicent  Mufambi" w:date="2026-06-02T13:12:00Z" w16du:dateUtc="2026-06-02T11:12:00Z">
         <w:r>
           <w:t>, as faults are static within a run, with continuous-fault recovery left to future work (Section 8.2</w:t>
         </w:r>
@@ -5870,20 +5830,20 @@
     </w:p>
     <w:p>
       <w:pPr>
-        <w:pPrChange w:id="196" w:author="Millicent  Mufambi" w:date="2026-06-02T12:54:00Z" w16du:dateUtc="2026-06-02T10:54:00Z">
+        <w:pPrChange w:id="191" w:author="Millicent  Mufambi" w:date="2026-06-02T13:12:00Z" w16du:dateUtc="2026-06-02T11:12:00Z">
           <w:pPr>
             <w:pStyle w:val="ListNumber"/>
           </w:pPr>
         </w:pPrChange>
       </w:pPr>
-      <w:ins w:id="197" w:author="Millicent  Mufambi" w:date="2026-06-02T12:54:00Z" w16du:dateUtc="2026-06-02T10:54:00Z">
+      <w:ins w:id="192" w:author="Millicent  Mufambi" w:date="2026-06-02T13:12:00Z" w16du:dateUtc="2026-06-02T11:12:00Z">
         <w:r>
           <w:t xml:space="preserve">6. </w:t>
         </w:r>
       </w:ins>
       <w:r>
         <w:rPr>
-          <w:rPrChange w:id="198" w:author="Millicent  Mufambi" w:date="2026-06-02T12:54:00Z" w16du:dateUtc="2026-06-02T10:54:00Z">
+          <w:rPrChange w:id="193" w:author="Millicent  Mufambi" w:date="2026-06-02T13:12:00Z" w16du:dateUtc="2026-06-02T11:12:00Z">
             <w:rPr>
               <w:b/>
             </w:rPr>
@@ -5897,13 +5857,13 @@
     </w:p>
     <w:p>
       <w:pPr>
-        <w:pPrChange w:id="199" w:author="Millicent  Mufambi" w:date="2026-06-02T12:54:00Z" w16du:dateUtc="2026-06-02T10:54:00Z">
+        <w:pPrChange w:id="194" w:author="Millicent  Mufambi" w:date="2026-06-02T13:12:00Z" w16du:dateUtc="2026-06-02T11:12:00Z">
           <w:pPr>
             <w:pStyle w:val="ListNumber"/>
           </w:pPr>
         </w:pPrChange>
       </w:pPr>
-      <w:del w:id="200" w:author="Millicent  Mufambi" w:date="2026-06-02T12:54:00Z" w16du:dateUtc="2026-06-02T10:54:00Z">
+      <w:del w:id="195" w:author="Millicent  Mufambi" w:date="2026-06-02T13:12:00Z" w16du:dateUtc="2026-06-02T11:12:00Z">
         <w:r>
           <w:rPr>
             <w:b/>
@@ -5911,7 +5871,7 @@
           <w:delText>F1 score</w:delText>
         </w:r>
       </w:del>
-      <w:ins w:id="201" w:author="Millicent  Mufambi" w:date="2026-06-02T12:54:00Z" w16du:dateUtc="2026-06-02T10:54:00Z">
+      <w:ins w:id="196" w:author="Millicent  Mufambi" w:date="2026-06-02T13:12:00Z" w16du:dateUtc="2026-06-02T11:12:00Z">
         <w:r>
           <w:t>7. Ground-truth accuracy:</w:t>
         </w:r>
@@ -5919,12 +5879,12 @@
       <w:r>
         <w:t xml:space="preserve"> on the synthetic </w:t>
       </w:r>
-      <w:del w:id="202" w:author="Millicent  Mufambi" w:date="2026-06-02T12:54:00Z" w16du:dateUtc="2026-06-02T10:54:00Z">
+      <w:del w:id="197" w:author="Millicent  Mufambi" w:date="2026-06-02T13:12:00Z" w16du:dateUtc="2026-06-02T11:12:00Z">
         <w:r>
           <w:delText>set;</w:delText>
         </w:r>
       </w:del>
-      <w:ins w:id="203" w:author="Millicent  Mufambi" w:date="2026-06-02T12:54:00Z" w16du:dateUtc="2026-06-02T10:54:00Z">
+      <w:ins w:id="198" w:author="Millicent  Mufambi" w:date="2026-06-02T13:12:00Z" w16du:dateUtc="2026-06-02T11:12:00Z">
         <w:r>
           <w:t>and e-commerce sets, the fraction of fixes matching the canonical (reported as ground-truth accuracy in Table 4);</w:t>
         </w:r>
@@ -5932,7 +5892,7 @@
       <w:r>
         <w:t xml:space="preserve"> on BugsInPy, </w:t>
       </w:r>
-      <w:del w:id="204" w:author="Millicent  Mufambi" w:date="2026-06-02T12:54:00Z" w16du:dateUtc="2026-06-02T10:54:00Z">
+      <w:del w:id="199" w:author="Millicent  Mufambi" w:date="2026-06-02T13:12:00Z" w16du:dateUtc="2026-06-02T11:12:00Z">
         <w:r>
           <w:delText xml:space="preserve">fix </w:delText>
         </w:r>
@@ -5940,7 +5900,7 @@
       <w:r>
         <w:t>similarity to the diff-extracted canonical</w:t>
       </w:r>
-      <w:ins w:id="205" w:author="Millicent  Mufambi" w:date="2026-06-02T12:54:00Z" w16du:dateUtc="2026-06-02T10:54:00Z">
+      <w:ins w:id="200" w:author="Millicent  Mufambi" w:date="2026-06-02T13:12:00Z" w16du:dateUtc="2026-06-02T11:12:00Z">
         <w:r>
           <w:t xml:space="preserve"> hunk</w:t>
         </w:r>
@@ -5979,12 +5939,12 @@
       <w:r>
         <w:t>Each bug is a paired observation, consensus versus single-agent</w:t>
       </w:r>
-      <w:del w:id="206" w:author="Millicent  Mufambi" w:date="2026-06-02T12:54:00Z" w16du:dateUtc="2026-06-02T10:54:00Z">
+      <w:del w:id="201" w:author="Millicent  Mufambi" w:date="2026-06-02T13:12:00Z" w16du:dateUtc="2026-06-02T11:12:00Z">
         <w:r>
           <w:delText>, and we apply the Wilcoxon signed-rank test to the safety-violation and success differences, reporting the z-statistic and two-tailed p-value</w:delText>
         </w:r>
       </w:del>
-      <w:ins w:id="207" w:author="Millicent  Mufambi" w:date="2026-06-02T12:54:00Z" w16du:dateUtc="2026-06-02T10:54:00Z">
+      <w:ins w:id="202" w:author="Millicent  Mufambi" w:date="2026-06-02T13:12:00Z" w16du:dateUtc="2026-06-02T11:12:00Z">
         <w:r>
           <w:t>. Because the safety outcome is binary, McNemar's exact test on the discordant pairs is our primary test; we report the absolute risk reduction with a 95% confidence interval and include a Wilcoxon signed-rank test only as a confirmatory check, since on binary data it reduces to a sign test</w:t>
         </w:r>
@@ -6014,12 +5974,12 @@
       <w:r>
         <w:t xml:space="preserve">All runs used one HP EliteBook 865 G11 laptop (Windows 11, AMD Ryzen 7 8840HS, 8 cores, 64 GB RAM, no discrete GPU). Ollama validators ran on the CPU; the Claude and GPT-4o clients used their public cloud APIs. </w:t>
       </w:r>
-      <w:del w:id="208" w:author="Millicent  Mufambi" w:date="2026-06-02T12:54:00Z" w16du:dateUtc="2026-06-02T10:54:00Z">
+      <w:del w:id="203" w:author="Millicent  Mufambi" w:date="2026-06-02T13:12:00Z" w16du:dateUtc="2026-06-02T11:12:00Z">
         <w:r>
           <w:delText>No temperatures or seeds were varied across modes</w:delText>
         </w:r>
       </w:del>
-      <w:ins w:id="209" w:author="Millicent  Mufambi" w:date="2026-06-02T12:54:00Z" w16du:dateUtc="2026-06-02T10:54:00Z">
+      <w:ins w:id="204" w:author="Millicent  Mufambi" w:date="2026-06-02T13:12:00Z" w16du:dateUtc="2026-06-02T11:12:00Z">
         <w:r>
           <w:t>The exact model versions, decoding parameters and seeds are given in Section 5.9</w:t>
         </w:r>
@@ -6033,10 +5993,10 @@
         <w:spacing w:after="120"/>
         <w:jc w:val="both"/>
         <w:rPr>
-          <w:ins w:id="210" w:author="Millicent  Mufambi" w:date="2026-06-02T12:54:00Z" w16du:dateUtc="2026-06-02T10:54:00Z"/>
+          <w:ins w:id="205" w:author="Millicent  Mufambi" w:date="2026-06-02T13:12:00Z" w16du:dateUtc="2026-06-02T11:12:00Z"/>
         </w:rPr>
       </w:pPr>
-      <w:ins w:id="211" w:author="Millicent  Mufambi" w:date="2026-06-02T12:54:00Z" w16du:dateUtc="2026-06-02T10:54:00Z">
+      <w:ins w:id="206" w:author="Millicent  Mufambi" w:date="2026-06-02T13:12:00Z" w16du:dateUtc="2026-06-02T11:12:00Z">
         <w:r>
           <w:rPr>
             <w:b/>
@@ -6050,10 +6010,10 @@
         <w:spacing w:after="120"/>
         <w:jc w:val="both"/>
         <w:rPr>
-          <w:ins w:id="212" w:author="Millicent  Mufambi" w:date="2026-06-02T12:54:00Z" w16du:dateUtc="2026-06-02T10:54:00Z"/>
+          <w:ins w:id="207" w:author="Millicent  Mufambi" w:date="2026-06-02T13:12:00Z" w16du:dateUtc="2026-06-02T11:12:00Z"/>
         </w:rPr>
       </w:pPr>
-      <w:ins w:id="213" w:author="Millicent  Mufambi" w:date="2026-06-02T12:54:00Z" w16du:dateUtc="2026-06-02T10:54:00Z">
+      <w:ins w:id="208" w:author="Millicent  Mufambi" w:date="2026-06-02T13:12:00Z" w16du:dateUtc="2026-06-02T11:12:00Z">
         <w:r>
           <w:t>For exact reproduction we report the full configuration. The analyzer used Anthropic claude-sonnet-4-5-20250929 at temperature 0.3 (no vote); the healer and proposer used OpenAI gpt-4o at temperature 0.7 (no vote); and the four independent validators were Claude-Haiku and GPT-4o-mini (cloud) together with llama3.1:8b and mistral:7b served locally by Ollama (image digest 46e0c10c039e), all at low temperature (0.1). All agents used a 2,048-token output budget and a 30 s per-call timeout, with top_p and the fr</w:t>
         </w:r>
@@ -6073,10 +6033,10 @@
         <w:spacing w:after="120"/>
         <w:jc w:val="both"/>
         <w:rPr>
-          <w:ins w:id="214" w:author="Millicent  Mufambi" w:date="2026-06-02T12:54:00Z" w16du:dateUtc="2026-06-02T10:54:00Z"/>
+          <w:ins w:id="209" w:author="Millicent  Mufambi" w:date="2026-06-02T13:12:00Z" w16du:dateUtc="2026-06-02T11:12:00Z"/>
         </w:rPr>
       </w:pPr>
-      <w:ins w:id="215" w:author="Millicent  Mufambi" w:date="2026-06-02T12:54:00Z" w16du:dateUtc="2026-06-02T10:54:00Z">
+      <w:ins w:id="210" w:author="Millicent  Mufambi" w:date="2026-06-02T13:12:00Z" w16du:dateUtc="2026-06-02T11:12:00Z">
         <w:r>
           <w:rPr>
             <w:b/>
@@ -6090,10 +6050,10 @@
         <w:spacing w:after="120"/>
         <w:jc w:val="both"/>
         <w:rPr>
-          <w:ins w:id="216" w:author="Millicent  Mufambi" w:date="2026-06-02T12:54:00Z" w16du:dateUtc="2026-06-02T10:54:00Z"/>
+          <w:ins w:id="211" w:author="Millicent  Mufambi" w:date="2026-06-02T13:12:00Z" w16du:dateUtc="2026-06-02T11:12:00Z"/>
         </w:rPr>
       </w:pPr>
-      <w:ins w:id="217" w:author="Millicent  Mufambi" w:date="2026-06-02T12:54:00Z" w16du:dateUtc="2026-06-02T10:54:00Z">
+      <w:ins w:id="212" w:author="Millicent  Mufambi" w:date="2026-06-02T13:12:00Z" w16du:dateUtc="2026-06-02T11:12:00Z">
         <w:r>
           <w:t xml:space="preserve">To test the quorum rule directly, separately from the safety pipeline, we ask four heterogeneous proposers across three Ollama families (llama3.1:8b, codellama:7b, mistral:7b, and a second llama3.1:8b) to generate a fix for each bug independently. We then ask whether 2f+1 = 3 of them can agree under two rules. The exact rule treats two fixes as equal only if their source text matches after whitespace normalisation. The semantic rule treats two fixes as equal if they produce the same behaviour when executed </w:t>
         </w:r>
@@ -6515,12 +6475,12 @@
             <w:r>
               <w:t>0.</w:t>
             </w:r>
-            <w:del w:id="218" w:author="Millicent  Mufambi" w:date="2026-06-02T12:54:00Z" w16du:dateUtc="2026-06-02T10:54:00Z">
+            <w:del w:id="213" w:author="Millicent  Mufambi" w:date="2026-06-02T13:12:00Z" w16du:dateUtc="2026-06-02T11:12:00Z">
               <w:r>
                 <w:delText>200</w:delText>
               </w:r>
             </w:del>
-            <w:ins w:id="219" w:author="Millicent  Mufambi" w:date="2026-06-02T12:54:00Z" w16du:dateUtc="2026-06-02T10:54:00Z">
+            <w:ins w:id="214" w:author="Millicent  Mufambi" w:date="2026-06-02T13:12:00Z" w16du:dateUtc="2026-06-02T11:12:00Z">
               <w:r>
                 <w:t>500</w:t>
               </w:r>
@@ -6538,12 +6498,12 @@
             <w:r>
               <w:t>0.</w:t>
             </w:r>
-            <w:del w:id="220" w:author="Millicent  Mufambi" w:date="2026-06-02T12:54:00Z" w16du:dateUtc="2026-06-02T10:54:00Z">
+            <w:del w:id="215" w:author="Millicent  Mufambi" w:date="2026-06-02T13:12:00Z" w16du:dateUtc="2026-06-02T11:12:00Z">
               <w:r>
                 <w:delText>000</w:delText>
               </w:r>
             </w:del>
-            <w:ins w:id="221" w:author="Millicent  Mufambi" w:date="2026-06-02T12:54:00Z" w16du:dateUtc="2026-06-02T10:54:00Z">
+            <w:ins w:id="216" w:author="Millicent  Mufambi" w:date="2026-06-02T13:12:00Z" w16du:dateUtc="2026-06-02T11:12:00Z">
               <w:r>
                 <w:t>500</w:t>
               </w:r>
@@ -6558,14 +6518,14 @@
             <w:pPr>
               <w:cnfStyle w:val="000000100000" w:firstRow="0" w:lastRow="0" w:firstColumn="0" w:lastColumn="0" w:oddVBand="0" w:evenVBand="0" w:oddHBand="1" w:evenHBand="0" w:firstRowFirstColumn="0" w:firstRowLastColumn="0" w:lastRowFirstColumn="0" w:lastRowLastColumn="0"/>
             </w:pPr>
-            <w:del w:id="222" w:author="Millicent  Mufambi" w:date="2026-06-02T12:54:00Z" w16du:dateUtc="2026-06-02T10:54:00Z">
+            <w:del w:id="217" w:author="Millicent  Mufambi" w:date="2026-06-02T13:12:00Z" w16du:dateUtc="2026-06-02T11:12:00Z">
               <w:r>
                 <w:delText>60,657</w:delText>
               </w:r>
             </w:del>
-            <w:ins w:id="223" w:author="Millicent  Mufambi" w:date="2026-06-02T12:54:00Z" w16du:dateUtc="2026-06-02T10:54:00Z">
+            <w:ins w:id="218" w:author="Millicent  Mufambi" w:date="2026-06-02T13:12:00Z" w16du:dateUtc="2026-06-02T11:12:00Z">
               <w:r>
-                <w:t>160,458</w:t>
+                <w:t>155,600</w:t>
               </w:r>
             </w:ins>
           </w:p>
@@ -6578,12 +6538,12 @@
             <w:pPr>
               <w:cnfStyle w:val="000000100000" w:firstRow="0" w:lastRow="0" w:firstColumn="0" w:lastColumn="0" w:oddVBand="0" w:evenVBand="0" w:oddHBand="1" w:evenHBand="0" w:firstRowFirstColumn="0" w:firstRowLastColumn="0" w:lastRowFirstColumn="0" w:lastRowLastColumn="0"/>
             </w:pPr>
-            <w:del w:id="224" w:author="Millicent  Mufambi" w:date="2026-06-02T12:54:00Z" w16du:dateUtc="2026-06-02T10:54:00Z">
+            <w:del w:id="219" w:author="Millicent  Mufambi" w:date="2026-06-02T13:12:00Z" w16du:dateUtc="2026-06-02T11:12:00Z">
               <w:r>
                 <w:delText>119,266</w:delText>
               </w:r>
             </w:del>
-            <w:ins w:id="225" w:author="Millicent  Mufambi" w:date="2026-06-02T12:54:00Z" w16du:dateUtc="2026-06-02T10:54:00Z">
+            <w:ins w:id="220" w:author="Millicent  Mufambi" w:date="2026-06-02T13:12:00Z" w16du:dateUtc="2026-06-02T11:12:00Z">
               <w:r>
                 <w:t>222,719</w:t>
               </w:r>
@@ -6601,12 +6561,12 @@
             <w:r>
               <w:t>0.</w:t>
             </w:r>
-            <w:del w:id="226" w:author="Millicent  Mufambi" w:date="2026-06-02T12:54:00Z" w16du:dateUtc="2026-06-02T10:54:00Z">
+            <w:del w:id="221" w:author="Millicent  Mufambi" w:date="2026-06-02T13:12:00Z" w16du:dateUtc="2026-06-02T11:12:00Z">
               <w:r>
                 <w:delText>200</w:delText>
               </w:r>
             </w:del>
-            <w:ins w:id="227" w:author="Millicent  Mufambi" w:date="2026-06-02T12:54:00Z" w16du:dateUtc="2026-06-02T10:54:00Z">
+            <w:ins w:id="222" w:author="Millicent  Mufambi" w:date="2026-06-02T13:12:00Z" w16du:dateUtc="2026-06-02T11:12:00Z">
               <w:r>
                 <w:t>667</w:t>
               </w:r>
@@ -6656,12 +6616,12 @@
             <w:r>
               <w:t>0.</w:t>
             </w:r>
-            <w:del w:id="228" w:author="Millicent  Mufambi" w:date="2026-06-02T12:54:00Z" w16du:dateUtc="2026-06-02T10:54:00Z">
+            <w:del w:id="223" w:author="Millicent  Mufambi" w:date="2026-06-02T13:12:00Z" w16du:dateUtc="2026-06-02T11:12:00Z">
               <w:r>
                 <w:delText>500</w:delText>
               </w:r>
             </w:del>
-            <w:ins w:id="229" w:author="Millicent  Mufambi" w:date="2026-06-02T12:54:00Z" w16du:dateUtc="2026-06-02T10:54:00Z">
+            <w:ins w:id="224" w:author="Millicent  Mufambi" w:date="2026-06-02T13:12:00Z" w16du:dateUtc="2026-06-02T11:12:00Z">
               <w:r>
                 <w:t>250</w:t>
               </w:r>
@@ -6679,12 +6639,12 @@
             <w:r>
               <w:t>0.</w:t>
             </w:r>
-            <w:del w:id="230" w:author="Millicent  Mufambi" w:date="2026-06-02T12:54:00Z" w16du:dateUtc="2026-06-02T10:54:00Z">
+            <w:del w:id="225" w:author="Millicent  Mufambi" w:date="2026-06-02T13:12:00Z" w16du:dateUtc="2026-06-02T11:12:00Z">
               <w:r>
                 <w:delText>500</w:delText>
               </w:r>
             </w:del>
-            <w:ins w:id="231" w:author="Millicent  Mufambi" w:date="2026-06-02T12:54:00Z" w16du:dateUtc="2026-06-02T10:54:00Z">
+            <w:ins w:id="226" w:author="Millicent  Mufambi" w:date="2026-06-02T13:12:00Z" w16du:dateUtc="2026-06-02T11:12:00Z">
               <w:r>
                 <w:t>750</w:t>
               </w:r>
@@ -6699,14 +6659,14 @@
             <w:pPr>
               <w:cnfStyle w:val="000000010000" w:firstRow="0" w:lastRow="0" w:firstColumn="0" w:lastColumn="0" w:oddVBand="0" w:evenVBand="0" w:oddHBand="0" w:evenHBand="1" w:firstRowFirstColumn="0" w:firstRowLastColumn="0" w:lastRowFirstColumn="0" w:lastRowLastColumn="0"/>
             </w:pPr>
-            <w:del w:id="232" w:author="Millicent  Mufambi" w:date="2026-06-02T12:54:00Z" w16du:dateUtc="2026-06-02T10:54:00Z">
+            <w:del w:id="227" w:author="Millicent  Mufambi" w:date="2026-06-02T13:12:00Z" w16du:dateUtc="2026-06-02T11:12:00Z">
               <w:r>
                 <w:delText>56,644</w:delText>
               </w:r>
             </w:del>
-            <w:ins w:id="233" w:author="Millicent  Mufambi" w:date="2026-06-02T12:54:00Z" w16du:dateUtc="2026-06-02T10:54:00Z">
+            <w:ins w:id="228" w:author="Millicent  Mufambi" w:date="2026-06-02T13:12:00Z" w16du:dateUtc="2026-06-02T11:12:00Z">
               <w:r>
-                <w:t>41,440</w:t>
+                <w:t>39,900</w:t>
               </w:r>
             </w:ins>
           </w:p>
@@ -6719,12 +6679,12 @@
             <w:pPr>
               <w:cnfStyle w:val="000000010000" w:firstRow="0" w:lastRow="0" w:firstColumn="0" w:lastColumn="0" w:oddVBand="0" w:evenVBand="0" w:oddHBand="0" w:evenHBand="1" w:firstRowFirstColumn="0" w:firstRowLastColumn="0" w:lastRowFirstColumn="0" w:lastRowLastColumn="0"/>
             </w:pPr>
-            <w:del w:id="234" w:author="Millicent  Mufambi" w:date="2026-06-02T12:54:00Z" w16du:dateUtc="2026-06-02T10:54:00Z">
+            <w:del w:id="229" w:author="Millicent  Mufambi" w:date="2026-06-02T13:12:00Z" w16du:dateUtc="2026-06-02T11:12:00Z">
               <w:r>
                 <w:delText>78,946</w:delText>
               </w:r>
             </w:del>
-            <w:ins w:id="235" w:author="Millicent  Mufambi" w:date="2026-06-02T12:54:00Z" w16du:dateUtc="2026-06-02T10:54:00Z">
+            <w:ins w:id="230" w:author="Millicent  Mufambi" w:date="2026-06-02T13:12:00Z" w16du:dateUtc="2026-06-02T11:12:00Z">
               <w:r>
                 <w:t>61,071</w:t>
               </w:r>
@@ -6742,12 +6702,12 @@
             <w:r>
               <w:t>0.</w:t>
             </w:r>
-            <w:del w:id="236" w:author="Millicent  Mufambi" w:date="2026-06-02T12:54:00Z" w16du:dateUtc="2026-06-02T10:54:00Z">
+            <w:del w:id="231" w:author="Millicent  Mufambi" w:date="2026-06-02T13:12:00Z" w16du:dateUtc="2026-06-02T11:12:00Z">
               <w:r>
                 <w:delText>500</w:delText>
               </w:r>
             </w:del>
-            <w:ins w:id="237" w:author="Millicent  Mufambi" w:date="2026-06-02T12:54:00Z" w16du:dateUtc="2026-06-02T10:54:00Z">
+            <w:ins w:id="232" w:author="Millicent  Mufambi" w:date="2026-06-02T13:12:00Z" w16du:dateUtc="2026-06-02T11:12:00Z">
               <w:r>
                 <w:t>571</w:t>
               </w:r>
@@ -6990,7 +6950,7 @@
             </w:pPr>
             <w:r>
               <w:rPr>
-                <w:rPrChange w:id="238" w:author="Millicent  Mufambi" w:date="2026-06-02T12:54:00Z" w16du:dateUtc="2026-06-02T10:54:00Z">
+                <w:rPrChange w:id="233" w:author="Millicent  Mufambi" w:date="2026-06-02T13:12:00Z" w16du:dateUtc="2026-06-02T11:12:00Z">
                   <w:rPr>
                     <w:b/>
                   </w:rPr>
@@ -6998,7 +6958,7 @@
               </w:rPr>
               <w:t>0.</w:t>
             </w:r>
-            <w:del w:id="239" w:author="Millicent  Mufambi" w:date="2026-06-02T12:54:00Z" w16du:dateUtc="2026-06-02T10:54:00Z">
+            <w:del w:id="234" w:author="Millicent  Mufambi" w:date="2026-06-02T13:12:00Z" w16du:dateUtc="2026-06-02T11:12:00Z">
               <w:r>
                 <w:rPr>
                   <w:b/>
@@ -7006,7 +6966,7 @@
                 <w:delText>822</w:delText>
               </w:r>
             </w:del>
-            <w:ins w:id="240" w:author="Millicent  Mufambi" w:date="2026-06-02T12:54:00Z" w16du:dateUtc="2026-06-02T10:54:00Z">
+            <w:ins w:id="235" w:author="Millicent  Mufambi" w:date="2026-06-02T13:12:00Z" w16du:dateUtc="2026-06-02T11:12:00Z">
               <w:r>
                 <w:t>889</w:t>
               </w:r>
@@ -7023,7 +6983,7 @@
             </w:pPr>
             <w:r>
               <w:rPr>
-                <w:rPrChange w:id="241" w:author="Millicent  Mufambi" w:date="2026-06-02T12:54:00Z" w16du:dateUtc="2026-06-02T10:54:00Z">
+                <w:rPrChange w:id="236" w:author="Millicent  Mufambi" w:date="2026-06-02T13:12:00Z" w16du:dateUtc="2026-06-02T11:12:00Z">
                   <w:rPr>
                     <w:b/>
                   </w:rPr>
@@ -7031,7 +6991,7 @@
               </w:rPr>
               <w:t>0.</w:t>
             </w:r>
-            <w:del w:id="242" w:author="Millicent  Mufambi" w:date="2026-06-02T12:54:00Z" w16du:dateUtc="2026-06-02T10:54:00Z">
+            <w:del w:id="237" w:author="Millicent  Mufambi" w:date="2026-06-02T13:12:00Z" w16du:dateUtc="2026-06-02T11:12:00Z">
               <w:r>
                 <w:rPr>
                   <w:b/>
@@ -7039,7 +6999,7 @@
                 <w:delText>000</w:delText>
               </w:r>
             </w:del>
-            <w:ins w:id="243" w:author="Millicent  Mufambi" w:date="2026-06-02T12:54:00Z" w16du:dateUtc="2026-06-02T10:54:00Z">
+            <w:ins w:id="238" w:author="Millicent  Mufambi" w:date="2026-06-02T13:12:00Z" w16du:dateUtc="2026-06-02T11:12:00Z">
               <w:r>
                 <w:t>111</w:t>
               </w:r>
@@ -7054,7 +7014,7 @@
             <w:pPr>
               <w:cnfStyle w:val="000000100000" w:firstRow="0" w:lastRow="0" w:firstColumn="0" w:lastColumn="0" w:oddVBand="0" w:evenVBand="0" w:oddHBand="1" w:evenHBand="0" w:firstRowFirstColumn="0" w:firstRowLastColumn="0" w:lastRowFirstColumn="0" w:lastRowLastColumn="0"/>
             </w:pPr>
-            <w:del w:id="244" w:author="Millicent  Mufambi" w:date="2026-06-02T12:54:00Z" w16du:dateUtc="2026-06-02T10:54:00Z">
+            <w:del w:id="239" w:author="Millicent  Mufambi" w:date="2026-06-02T13:12:00Z" w16du:dateUtc="2026-06-02T11:12:00Z">
               <w:r>
                 <w:rPr>
                   <w:b/>
@@ -7062,9 +7022,9 @@
                 <w:delText>50,200</w:delText>
               </w:r>
             </w:del>
-            <w:ins w:id="245" w:author="Millicent  Mufambi" w:date="2026-06-02T12:54:00Z" w16du:dateUtc="2026-06-02T10:54:00Z">
+            <w:ins w:id="240" w:author="Millicent  Mufambi" w:date="2026-06-02T13:12:00Z" w16du:dateUtc="2026-06-02T11:12:00Z">
               <w:r>
-                <w:t>72,300</w:t>
+                <w:t>71,300</w:t>
               </w:r>
             </w:ins>
           </w:p>
@@ -7077,7 +7037,7 @@
             <w:pPr>
               <w:cnfStyle w:val="000000100000" w:firstRow="0" w:lastRow="0" w:firstColumn="0" w:lastColumn="0" w:oddVBand="0" w:evenVBand="0" w:oddHBand="1" w:evenHBand="0" w:firstRowFirstColumn="0" w:firstRowLastColumn="0" w:lastRowFirstColumn="0" w:lastRowLastColumn="0"/>
             </w:pPr>
-            <w:del w:id="246" w:author="Millicent  Mufambi" w:date="2026-06-02T12:54:00Z" w16du:dateUtc="2026-06-02T10:54:00Z">
+            <w:del w:id="241" w:author="Millicent  Mufambi" w:date="2026-06-02T13:12:00Z" w16du:dateUtc="2026-06-02T11:12:00Z">
               <w:r>
                 <w:rPr>
                   <w:b/>
@@ -7085,7 +7045,7 @@
                 <w:delText>97,300</w:delText>
               </w:r>
             </w:del>
-            <w:ins w:id="247" w:author="Millicent  Mufambi" w:date="2026-06-02T12:54:00Z" w16du:dateUtc="2026-06-02T10:54:00Z">
+            <w:ins w:id="242" w:author="Millicent  Mufambi" w:date="2026-06-02T13:12:00Z" w16du:dateUtc="2026-06-02T11:12:00Z">
               <w:r>
                 <w:t>222,700</w:t>
               </w:r>
@@ -7102,7 +7062,7 @@
             </w:pPr>
             <w:r>
               <w:rPr>
-                <w:rPrChange w:id="248" w:author="Millicent  Mufambi" w:date="2026-06-02T12:54:00Z" w16du:dateUtc="2026-06-02T10:54:00Z">
+                <w:rPrChange w:id="243" w:author="Millicent  Mufambi" w:date="2026-06-02T13:12:00Z" w16du:dateUtc="2026-06-02T11:12:00Z">
                   <w:rPr>
                     <w:b/>
                   </w:rPr>
@@ -7110,7 +7070,7 @@
               </w:rPr>
               <w:t>0.</w:t>
             </w:r>
-            <w:del w:id="249" w:author="Millicent  Mufambi" w:date="2026-06-02T12:54:00Z" w16du:dateUtc="2026-06-02T10:54:00Z">
+            <w:del w:id="244" w:author="Millicent  Mufambi" w:date="2026-06-02T13:12:00Z" w16du:dateUtc="2026-06-02T11:12:00Z">
               <w:r>
                 <w:rPr>
                   <w:b/>
@@ -7118,7 +7078,7 @@
                 <w:delText>822</w:delText>
               </w:r>
             </w:del>
-            <w:ins w:id="250" w:author="Millicent  Mufambi" w:date="2026-06-02T12:54:00Z" w16du:dateUtc="2026-06-02T10:54:00Z">
+            <w:ins w:id="245" w:author="Millicent  Mufambi" w:date="2026-06-02T13:12:00Z" w16du:dateUtc="2026-06-02T11:12:00Z">
               <w:r>
                 <w:t>889</w:t>
               </w:r>
@@ -7167,7 +7127,7 @@
             </w:pPr>
             <w:r>
               <w:rPr>
-                <w:rPrChange w:id="251" w:author="Millicent  Mufambi" w:date="2026-06-02T12:54:00Z" w16du:dateUtc="2026-06-02T10:54:00Z">
+                <w:rPrChange w:id="246" w:author="Millicent  Mufambi" w:date="2026-06-02T13:12:00Z" w16du:dateUtc="2026-06-02T11:12:00Z">
                   <w:rPr>
                     <w:b/>
                   </w:rPr>
@@ -7175,7 +7135,7 @@
               </w:rPr>
               <w:t>0.</w:t>
             </w:r>
-            <w:del w:id="252" w:author="Millicent  Mufambi" w:date="2026-06-02T12:54:00Z" w16du:dateUtc="2026-06-02T10:54:00Z">
+            <w:del w:id="247" w:author="Millicent  Mufambi" w:date="2026-06-02T13:12:00Z" w16du:dateUtc="2026-06-02T11:12:00Z">
               <w:r>
                 <w:rPr>
                   <w:b/>
@@ -7183,7 +7143,7 @@
                 <w:delText>889</w:delText>
               </w:r>
             </w:del>
-            <w:ins w:id="253" w:author="Millicent  Mufambi" w:date="2026-06-02T12:54:00Z" w16du:dateUtc="2026-06-02T10:54:00Z">
+            <w:ins w:id="248" w:author="Millicent  Mufambi" w:date="2026-06-02T13:12:00Z" w16du:dateUtc="2026-06-02T11:12:00Z">
               <w:r>
                 <w:t>833</w:t>
               </w:r>
@@ -7200,7 +7160,7 @@
             </w:pPr>
             <w:r>
               <w:rPr>
-                <w:rPrChange w:id="254" w:author="Millicent  Mufambi" w:date="2026-06-02T12:54:00Z" w16du:dateUtc="2026-06-02T10:54:00Z">
+                <w:rPrChange w:id="249" w:author="Millicent  Mufambi" w:date="2026-06-02T13:12:00Z" w16du:dateUtc="2026-06-02T11:12:00Z">
                   <w:rPr>
                     <w:b/>
                   </w:rPr>
@@ -7208,7 +7168,7 @@
               </w:rPr>
               <w:t>0.</w:t>
             </w:r>
-            <w:del w:id="255" w:author="Millicent  Mufambi" w:date="2026-06-02T12:54:00Z" w16du:dateUtc="2026-06-02T10:54:00Z">
+            <w:del w:id="250" w:author="Millicent  Mufambi" w:date="2026-06-02T13:12:00Z" w16du:dateUtc="2026-06-02T11:12:00Z">
               <w:r>
                 <w:rPr>
                   <w:b/>
@@ -7216,7 +7176,7 @@
                 <w:delText>111</w:delText>
               </w:r>
             </w:del>
-            <w:ins w:id="256" w:author="Millicent  Mufambi" w:date="2026-06-02T12:54:00Z" w16du:dateUtc="2026-06-02T10:54:00Z">
+            <w:ins w:id="251" w:author="Millicent  Mufambi" w:date="2026-06-02T13:12:00Z" w16du:dateUtc="2026-06-02T11:12:00Z">
               <w:r>
                 <w:t>167</w:t>
               </w:r>
@@ -7231,7 +7191,7 @@
             <w:pPr>
               <w:cnfStyle w:val="000000010000" w:firstRow="0" w:lastRow="0" w:firstColumn="0" w:lastColumn="0" w:oddVBand="0" w:evenVBand="0" w:oddHBand="0" w:evenHBand="1" w:firstRowFirstColumn="0" w:firstRowLastColumn="0" w:lastRowFirstColumn="0" w:lastRowLastColumn="0"/>
             </w:pPr>
-            <w:del w:id="257" w:author="Millicent  Mufambi" w:date="2026-06-02T12:54:00Z" w16du:dateUtc="2026-06-02T10:54:00Z">
+            <w:del w:id="252" w:author="Millicent  Mufambi" w:date="2026-06-02T13:12:00Z" w16du:dateUtc="2026-06-02T11:12:00Z">
               <w:r>
                 <w:rPr>
                   <w:b/>
@@ -7239,9 +7199,9 @@
                 <w:delText>25,200</w:delText>
               </w:r>
             </w:del>
-            <w:ins w:id="258" w:author="Millicent  Mufambi" w:date="2026-06-02T12:54:00Z" w16du:dateUtc="2026-06-02T10:54:00Z">
+            <w:ins w:id="253" w:author="Millicent  Mufambi" w:date="2026-06-02T13:12:00Z" w16du:dateUtc="2026-06-02T11:12:00Z">
               <w:r>
-                <w:t>21,800</w:t>
+                <w:t>21,500</w:t>
               </w:r>
             </w:ins>
           </w:p>
@@ -7254,7 +7214,7 @@
             <w:pPr>
               <w:cnfStyle w:val="000000010000" w:firstRow="0" w:lastRow="0" w:firstColumn="0" w:lastColumn="0" w:oddVBand="0" w:evenVBand="0" w:oddHBand="0" w:evenHBand="1" w:firstRowFirstColumn="0" w:firstRowLastColumn="0" w:lastRowFirstColumn="0" w:lastRowLastColumn="0"/>
             </w:pPr>
-            <w:del w:id="259" w:author="Millicent  Mufambi" w:date="2026-06-02T12:54:00Z" w16du:dateUtc="2026-06-02T10:54:00Z">
+            <w:del w:id="254" w:author="Millicent  Mufambi" w:date="2026-06-02T13:12:00Z" w16du:dateUtc="2026-06-02T11:12:00Z">
               <w:r>
                 <w:rPr>
                   <w:b/>
@@ -7262,7 +7222,7 @@
                 <w:delText>39,500</w:delText>
               </w:r>
             </w:del>
-            <w:ins w:id="260" w:author="Millicent  Mufambi" w:date="2026-06-02T12:54:00Z" w16du:dateUtc="2026-06-02T10:54:00Z">
+            <w:ins w:id="255" w:author="Millicent  Mufambi" w:date="2026-06-02T13:12:00Z" w16du:dateUtc="2026-06-02T11:12:00Z">
               <w:r>
                 <w:t>61,100</w:t>
               </w:r>
@@ -7279,7 +7239,7 @@
             </w:pPr>
             <w:r>
               <w:rPr>
-                <w:rPrChange w:id="261" w:author="Millicent  Mufambi" w:date="2026-06-02T12:54:00Z" w16du:dateUtc="2026-06-02T10:54:00Z">
+                <w:rPrChange w:id="256" w:author="Millicent  Mufambi" w:date="2026-06-02T13:12:00Z" w16du:dateUtc="2026-06-02T11:12:00Z">
                   <w:rPr>
                     <w:b/>
                   </w:rPr>
@@ -7287,7 +7247,7 @@
               </w:rPr>
               <w:t>0.</w:t>
             </w:r>
-            <w:del w:id="262" w:author="Millicent  Mufambi" w:date="2026-06-02T12:54:00Z" w16du:dateUtc="2026-06-02T10:54:00Z">
+            <w:del w:id="257" w:author="Millicent  Mufambi" w:date="2026-06-02T13:12:00Z" w16du:dateUtc="2026-06-02T11:12:00Z">
               <w:r>
                 <w:rPr>
                   <w:b/>
@@ -7295,7 +7255,7 @@
                 <w:delText>889</w:delText>
               </w:r>
             </w:del>
-            <w:ins w:id="263" w:author="Millicent  Mufambi" w:date="2026-06-02T12:54:00Z" w16du:dateUtc="2026-06-02T10:54:00Z">
+            <w:ins w:id="258" w:author="Millicent  Mufambi" w:date="2026-06-02T13:12:00Z" w16du:dateUtc="2026-06-02T11:12:00Z">
               <w:r>
                 <w:t>833</w:t>
               </w:r>
@@ -7319,10 +7279,10 @@
         <w:spacing w:after="120"/>
         <w:jc w:val="both"/>
         <w:rPr>
-          <w:del w:id="264" w:author="Millicent  Mufambi" w:date="2026-06-02T12:54:00Z" w16du:dateUtc="2026-06-02T10:54:00Z"/>
+          <w:del w:id="259" w:author="Millicent  Mufambi" w:date="2026-06-02T13:12:00Z" w16du:dateUtc="2026-06-02T11:12:00Z"/>
         </w:rPr>
       </w:pPr>
-      <w:del w:id="265" w:author="Millicent  Mufambi" w:date="2026-06-02T12:54:00Z" w16du:dateUtc="2026-06-02T10:54:00Z">
+      <w:del w:id="260" w:author="Millicent  Mufambi" w:date="2026-06-02T13:12:00Z" w16du:dateUtc="2026-06-02T11:12:00Z">
         <w:r>
           <w:delText>On BugsInPy the baseline now repairs 50% of bugs, up from 20% under the earlier setup, but accepts fixes the sandbox later rejects in the other 50%. BFT-MAS approves only 20% (validators reject the rest at the prepare phase), and the sandbox confirms every one. The trade-off is precision over throughput; the headline is the elimination of the violation category, 0.0% against 11.1% (Figure 2).</w:delText>
         </w:r>
@@ -7333,10 +7293,10 @@
         <w:spacing w:after="120"/>
         <w:jc w:val="both"/>
         <w:rPr>
-          <w:ins w:id="266" w:author="Millicent  Mufambi" w:date="2026-06-02T12:54:00Z" w16du:dateUtc="2026-06-02T10:54:00Z"/>
+          <w:ins w:id="261" w:author="Millicent  Mufambi" w:date="2026-06-02T13:12:00Z" w16du:dateUtc="2026-06-02T11:12:00Z"/>
         </w:rPr>
       </w:pPr>
-      <w:ins w:id="267" w:author="Millicent  Mufambi" w:date="2026-06-02T12:54:00Z" w16du:dateUtc="2026-06-02T10:54:00Z">
+      <w:ins w:id="262" w:author="Millicent  Mufambi" w:date="2026-06-02T13:12:00Z" w16du:dateUtc="2026-06-02T11:12:00Z">
         <w:r>
           <w:t>On the 20-bug BugsInPy subset the single-agent baseline repairs 5 of 20, while BFT-MAS repairs 10 of 20: the four independent validators admit more genuine fixes, not fewer (recall 1.0 against the sandbox oracle). Because the BugsInPy oracle is a weak run-as-script check (Section 5.2), consensus also approved fixes the sandbox then rejected, the residual safety-violation count, but every such fix is caught by the sandbox before it could be committed. The three split votes (ansible-1, -12 and -14) show the m</w:t>
         </w:r>
@@ -7398,7 +7358,7 @@
       </w:pPr>
       <w:r>
         <w:rPr>
-          <w:rPrChange w:id="268" w:author="Millicent  Mufambi" w:date="2026-06-02T12:54:00Z" w16du:dateUtc="2026-06-02T10:54:00Z">
+          <w:rPrChange w:id="263" w:author="Millicent  Mufambi" w:date="2026-06-02T13:12:00Z" w16du:dateUtc="2026-06-02T11:12:00Z">
             <w:rPr>
               <w:b/>
             </w:rPr>
@@ -7409,12 +7369,12 @@
       <w:r>
         <w:t xml:space="preserve"> Safety violation rate by dataset and pipeline mode. The synthetic and e-commerce benchmarks show zero violations in both modes</w:t>
       </w:r>
-      <w:del w:id="269" w:author="Millicent  Mufambi" w:date="2026-06-02T12:54:00Z" w16du:dateUtc="2026-06-02T10:54:00Z">
+      <w:del w:id="264" w:author="Millicent  Mufambi" w:date="2026-06-02T13:12:00Z" w16du:dateUtc="2026-06-02T11:12:00Z">
         <w:r>
           <w:delText xml:space="preserve">. On </w:delText>
         </w:r>
       </w:del>
-      <w:ins w:id="270" w:author="Millicent  Mufambi" w:date="2026-06-02T12:54:00Z" w16du:dateUtc="2026-06-02T10:54:00Z">
+      <w:ins w:id="265" w:author="Millicent  Mufambi" w:date="2026-06-02T13:12:00Z" w16du:dateUtc="2026-06-02T11:12:00Z">
         <w:r>
           <w:t>; on the 20-bug real-world (</w:t>
         </w:r>
@@ -7422,12 +7382,12 @@
       <w:r>
         <w:t>BugsInPy</w:t>
       </w:r>
-      <w:del w:id="271" w:author="Millicent  Mufambi" w:date="2026-06-02T12:54:00Z" w16du:dateUtc="2026-06-02T10:54:00Z">
+      <w:del w:id="266" w:author="Millicent  Mufambi" w:date="2026-06-02T13:12:00Z" w16du:dateUtc="2026-06-02T11:12:00Z">
         <w:r>
           <w:delText xml:space="preserve"> the BFT-MAS pipeline drops</w:delText>
         </w:r>
       </w:del>
-      <w:ins w:id="272" w:author="Millicent  Mufambi" w:date="2026-06-02T12:54:00Z" w16du:dateUtc="2026-06-02T10:54:00Z">
+      <w:ins w:id="267" w:author="Millicent  Mufambi" w:date="2026-06-02T13:12:00Z" w16du:dateUtc="2026-06-02T11:12:00Z">
         <w:r>
           <w:t>) subset</w:t>
         </w:r>
@@ -7435,7 +7395,7 @@
       <w:r>
         <w:t xml:space="preserve"> the rate </w:t>
       </w:r>
-      <w:ins w:id="273" w:author="Millicent  Mufambi" w:date="2026-06-02T12:54:00Z" w16du:dateUtc="2026-06-02T10:54:00Z">
+      <w:ins w:id="268" w:author="Millicent  Mufambi" w:date="2026-06-02T13:12:00Z" w16du:dateUtc="2026-06-02T11:12:00Z">
         <w:r>
           <w:t xml:space="preserve">falls </w:t>
         </w:r>
@@ -7443,12 +7403,12 @@
       <w:r>
         <w:t xml:space="preserve">from </w:t>
       </w:r>
-      <w:del w:id="274" w:author="Millicent  Mufambi" w:date="2026-06-02T12:54:00Z" w16du:dateUtc="2026-06-02T10:54:00Z">
+      <w:del w:id="269" w:author="Millicent  Mufambi" w:date="2026-06-02T13:12:00Z" w16du:dateUtc="2026-06-02T11:12:00Z">
         <w:r>
           <w:delText>50.0</w:delText>
         </w:r>
       </w:del>
-      <w:ins w:id="275" w:author="Millicent  Mufambi" w:date="2026-06-02T12:54:00Z" w16du:dateUtc="2026-06-02T10:54:00Z">
+      <w:ins w:id="270" w:author="Millicent  Mufambi" w:date="2026-06-02T13:12:00Z" w16du:dateUtc="2026-06-02T11:12:00Z">
         <w:r>
           <w:t>75</w:t>
         </w:r>
@@ -7456,12 +7416,12 @@
       <w:r>
         <w:t xml:space="preserve">% to </w:t>
       </w:r>
-      <w:del w:id="276" w:author="Millicent  Mufambi" w:date="2026-06-02T12:54:00Z" w16du:dateUtc="2026-06-02T10:54:00Z">
+      <w:del w:id="271" w:author="Millicent  Mufambi" w:date="2026-06-02T13:12:00Z" w16du:dateUtc="2026-06-02T11:12:00Z">
         <w:r>
           <w:delText>0.0%, the elimination of the safety-violation category. The Wilcoxon signed-rank</w:delText>
         </w:r>
       </w:del>
-      <w:ins w:id="277" w:author="Millicent  Mufambi" w:date="2026-06-02T12:54:00Z" w16du:dateUtc="2026-06-02T10:54:00Z">
+      <w:ins w:id="272" w:author="Millicent  Mufambi" w:date="2026-06-02T13:12:00Z" w16du:dateUtc="2026-06-02T11:12:00Z">
         <w:r>
           <w:t>50% under BFT-MAS. McNemar's exact</w:t>
         </w:r>
@@ -7469,12 +7429,12 @@
       <w:r>
         <w:t xml:space="preserve"> test </w:t>
       </w:r>
-      <w:del w:id="278" w:author="Millicent  Mufambi" w:date="2026-06-02T12:54:00Z" w16du:dateUtc="2026-06-02T10:54:00Z">
+      <w:del w:id="273" w:author="Millicent  Mufambi" w:date="2026-06-02T13:12:00Z" w16du:dateUtc="2026-06-02T11:12:00Z">
         <w:r>
           <w:delText>on</w:delText>
         </w:r>
       </w:del>
-      <w:ins w:id="279" w:author="Millicent  Mufambi" w:date="2026-06-02T12:54:00Z" w16du:dateUtc="2026-06-02T10:54:00Z">
+      <w:ins w:id="274" w:author="Millicent  Mufambi" w:date="2026-06-02T13:12:00Z" w16du:dateUtc="2026-06-02T11:12:00Z">
         <w:r>
           <w:t>over the 90</w:t>
         </w:r>
@@ -7482,7 +7442,7 @@
       <w:r>
         <w:t xml:space="preserve"> paired </w:t>
       </w:r>
-      <w:del w:id="280" w:author="Millicent  Mufambi" w:date="2026-06-02T12:54:00Z" w16du:dateUtc="2026-06-02T10:54:00Z">
+      <w:del w:id="275" w:author="Millicent  Mufambi" w:date="2026-06-02T13:12:00Z" w16du:dateUtc="2026-06-02T11:12:00Z">
         <w:r>
           <w:delText xml:space="preserve">safety outcomes (n=90 </w:delText>
         </w:r>
@@ -7490,7 +7450,7 @@
       <w:r>
         <w:t>bugs</w:t>
       </w:r>
-      <w:ins w:id="281" w:author="Millicent  Mufambi" w:date="2026-06-02T12:54:00Z" w16du:dateUtc="2026-06-02T10:54:00Z">
+      <w:ins w:id="276" w:author="Millicent  Mufambi" w:date="2026-06-02T13:12:00Z" w16du:dateUtc="2026-06-02T11:12:00Z">
         <w:r>
           <w:t xml:space="preserve"> (all 7 discordant pairs in BugsInPy; b = 6, c = 1</w:t>
         </w:r>
@@ -7498,7 +7458,7 @@
       <w:r>
         <w:t xml:space="preserve">) gives </w:t>
       </w:r>
-      <w:del w:id="282" w:author="Millicent  Mufambi" w:date="2026-06-02T12:54:00Z" w16du:dateUtc="2026-06-02T10:54:00Z">
+      <w:del w:id="277" w:author="Millicent  Mufambi" w:date="2026-06-02T13:12:00Z" w16du:dateUtc="2026-06-02T11:12:00Z">
         <w:r>
           <w:delText xml:space="preserve">W=0, z=-2.80, </w:delText>
         </w:r>
@@ -7506,12 +7466,12 @@
       <w:r>
         <w:t>p</w:t>
       </w:r>
-      <w:del w:id="283" w:author="Millicent  Mufambi" w:date="2026-06-02T12:54:00Z" w16du:dateUtc="2026-06-02T10:54:00Z">
+      <w:del w:id="278" w:author="Millicent  Mufambi" w:date="2026-06-02T13:12:00Z" w16du:dateUtc="2026-06-02T11:12:00Z">
         <w:r>
           <w:delText>=0.0016</w:delText>
         </w:r>
       </w:del>
-      <w:ins w:id="284" w:author="Millicent  Mufambi" w:date="2026-06-02T12:54:00Z" w16du:dateUtc="2026-06-02T10:54:00Z">
+      <w:ins w:id="279" w:author="Millicent  Mufambi" w:date="2026-06-02T13:12:00Z" w16du:dateUtc="2026-06-02T11:12:00Z">
         <w:r>
           <w:t xml:space="preserve"> = 0.125, a directional reduction that is underpowered at this sample size</w:t>
         </w:r>
@@ -7627,7 +7587,7 @@
           <w:p>
             <w:r>
               <w:rPr>
-                <w:rPrChange w:id="285" w:author="Millicent  Mufambi" w:date="2026-06-02T12:54:00Z" w16du:dateUtc="2026-06-02T10:54:00Z">
+                <w:rPrChange w:id="280" w:author="Millicent  Mufambi" w:date="2026-06-02T13:12:00Z" w16du:dateUtc="2026-06-02T11:12:00Z">
                   <w:rPr>
                     <w:b w:val="0"/>
                   </w:rPr>
@@ -7645,12 +7605,12 @@
             <w:pPr>
               <w:cnfStyle w:val="000000100000" w:firstRow="0" w:lastRow="0" w:firstColumn="0" w:lastColumn="0" w:oddVBand="0" w:evenVBand="0" w:oddHBand="1" w:evenHBand="0" w:firstRowFirstColumn="0" w:firstRowLastColumn="0" w:lastRowFirstColumn="0" w:lastRowLastColumn="0"/>
             </w:pPr>
-            <w:del w:id="286" w:author="Millicent  Mufambi" w:date="2026-06-02T12:54:00Z" w16du:dateUtc="2026-06-02T10:54:00Z">
+            <w:del w:id="281" w:author="Millicent  Mufambi" w:date="2026-06-02T13:12:00Z" w16du:dateUtc="2026-06-02T11:12:00Z">
               <w:r>
                 <w:delText>0</w:delText>
               </w:r>
             </w:del>
-            <w:ins w:id="287" w:author="Millicent  Mufambi" w:date="2026-06-02T12:54:00Z" w16du:dateUtc="2026-06-02T10:54:00Z">
+            <w:ins w:id="282" w:author="Millicent  Mufambi" w:date="2026-06-02T13:12:00Z" w16du:dateUtc="2026-06-02T11:12:00Z">
               <w:r>
                 <w:t>9</w:t>
               </w:r>
@@ -7665,12 +7625,12 @@
             <w:pPr>
               <w:cnfStyle w:val="000000100000" w:firstRow="0" w:lastRow="0" w:firstColumn="0" w:lastColumn="0" w:oddVBand="0" w:evenVBand="0" w:oddHBand="1" w:evenHBand="0" w:firstRowFirstColumn="0" w:firstRowLastColumn="0" w:lastRowFirstColumn="0" w:lastRowLastColumn="0"/>
             </w:pPr>
-            <w:del w:id="288" w:author="Millicent  Mufambi" w:date="2026-06-02T12:54:00Z" w16du:dateUtc="2026-06-02T10:54:00Z">
+            <w:del w:id="283" w:author="Millicent  Mufambi" w:date="2026-06-02T13:12:00Z" w16du:dateUtc="2026-06-02T11:12:00Z">
               <w:r>
                 <w:delText>No bug was a safety failure in both modes</w:delText>
               </w:r>
             </w:del>
-            <w:ins w:id="289" w:author="Millicent  Mufambi" w:date="2026-06-02T12:54:00Z" w16du:dateUtc="2026-06-02T10:54:00Z">
+            <w:ins w:id="284" w:author="Millicent  Mufambi" w:date="2026-06-02T13:12:00Z" w16du:dateUtc="2026-06-02T11:12:00Z">
               <w:r>
                 <w:t>Hard real bugs where neither mode's fix passed the oracle</w:t>
               </w:r>
@@ -7701,7 +7661,7 @@
             <w:pPr>
               <w:cnfStyle w:val="000000010000" w:firstRow="0" w:lastRow="0" w:firstColumn="0" w:lastColumn="0" w:oddVBand="0" w:evenVBand="0" w:oddHBand="0" w:evenHBand="1" w:firstRowFirstColumn="0" w:firstRowLastColumn="0" w:lastRowFirstColumn="0" w:lastRowLastColumn="0"/>
             </w:pPr>
-            <w:del w:id="290" w:author="Millicent  Mufambi" w:date="2026-06-02T12:54:00Z" w16du:dateUtc="2026-06-02T10:54:00Z">
+            <w:del w:id="285" w:author="Millicent  Mufambi" w:date="2026-06-02T13:12:00Z" w16du:dateUtc="2026-06-02T11:12:00Z">
               <w:r>
                 <w:rPr>
                   <w:b/>
@@ -7709,7 +7669,7 @@
                 <w:delText>10</w:delText>
               </w:r>
             </w:del>
-            <w:ins w:id="291" w:author="Millicent  Mufambi" w:date="2026-06-02T12:54:00Z" w16du:dateUtc="2026-06-02T10:54:00Z">
+            <w:ins w:id="286" w:author="Millicent  Mufambi" w:date="2026-06-02T13:12:00Z" w16du:dateUtc="2026-06-02T11:12:00Z">
               <w:r>
                 <w:t>6</w:t>
               </w:r>
@@ -7726,7 +7686,7 @@
             </w:pPr>
             <w:r>
               <w:rPr>
-                <w:rPrChange w:id="292" w:author="Millicent  Mufambi" w:date="2026-06-02T12:54:00Z" w16du:dateUtc="2026-06-02T10:54:00Z">
+                <w:rPrChange w:id="287" w:author="Millicent  Mufambi" w:date="2026-06-02T13:12:00Z" w16du:dateUtc="2026-06-02T11:12:00Z">
                   <w:rPr>
                     <w:b/>
                   </w:rPr>
@@ -7734,7 +7694,7 @@
               </w:rPr>
               <w:t xml:space="preserve">Consensus </w:t>
             </w:r>
-            <w:del w:id="293" w:author="Millicent  Mufambi" w:date="2026-06-02T12:54:00Z" w16du:dateUtc="2026-06-02T10:54:00Z">
+            <w:del w:id="288" w:author="Millicent  Mufambi" w:date="2026-06-02T13:12:00Z" w16du:dateUtc="2026-06-02T11:12:00Z">
               <w:r>
                 <w:rPr>
                   <w:b/>
@@ -7744,7 +7704,7 @@
             </w:del>
             <w:r>
               <w:rPr>
-                <w:rPrChange w:id="294" w:author="Millicent  Mufambi" w:date="2026-06-02T12:54:00Z" w16du:dateUtc="2026-06-02T10:54:00Z">
+                <w:rPrChange w:id="289" w:author="Millicent  Mufambi" w:date="2026-06-02T13:12:00Z" w16du:dateUtc="2026-06-02T11:12:00Z">
                   <w:rPr>
                     <w:b/>
                   </w:rPr>
@@ -7752,7 +7712,7 @@
               </w:rPr>
               <w:t xml:space="preserve">caught </w:t>
             </w:r>
-            <w:del w:id="295" w:author="Millicent  Mufambi" w:date="2026-06-02T12:54:00Z" w16du:dateUtc="2026-06-02T10:54:00Z">
+            <w:del w:id="290" w:author="Millicent  Mufambi" w:date="2026-06-02T13:12:00Z" w16du:dateUtc="2026-06-02T11:12:00Z">
               <w:r>
                 <w:rPr>
                   <w:b/>
@@ -7760,7 +7720,7 @@
                 <w:delText>what baseline missed (all in BugsInPy)</w:delText>
               </w:r>
             </w:del>
-            <w:ins w:id="296" w:author="Millicent  Mufambi" w:date="2026-06-02T12:54:00Z" w16du:dateUtc="2026-06-02T10:54:00Z">
+            <w:ins w:id="291" w:author="Millicent  Mufambi" w:date="2026-06-02T13:12:00Z" w16du:dateUtc="2026-06-02T11:12:00Z">
               <w:r>
                 <w:t>an unsafe fix the single agent committed</w:t>
               </w:r>
@@ -7780,7 +7740,7 @@
           <w:p>
             <w:r>
               <w:rPr>
-                <w:rPrChange w:id="297" w:author="Millicent  Mufambi" w:date="2026-06-02T12:54:00Z" w16du:dateUtc="2026-06-02T10:54:00Z">
+                <w:rPrChange w:id="292" w:author="Millicent  Mufambi" w:date="2026-06-02T13:12:00Z" w16du:dateUtc="2026-06-02T11:12:00Z">
                   <w:rPr>
                     <w:b w:val="0"/>
                   </w:rPr>
@@ -7798,12 +7758,12 @@
             <w:pPr>
               <w:cnfStyle w:val="000000100000" w:firstRow="0" w:lastRow="0" w:firstColumn="0" w:lastColumn="0" w:oddVBand="0" w:evenVBand="0" w:oddHBand="1" w:evenHBand="0" w:firstRowFirstColumn="0" w:firstRowLastColumn="0" w:lastRowFirstColumn="0" w:lastRowLastColumn="0"/>
             </w:pPr>
-            <w:del w:id="298" w:author="Millicent  Mufambi" w:date="2026-06-02T12:54:00Z" w16du:dateUtc="2026-06-02T10:54:00Z">
+            <w:del w:id="293" w:author="Millicent  Mufambi" w:date="2026-06-02T13:12:00Z" w16du:dateUtc="2026-06-02T11:12:00Z">
               <w:r>
                 <w:delText>0</w:delText>
               </w:r>
             </w:del>
-            <w:ins w:id="299" w:author="Millicent  Mufambi" w:date="2026-06-02T12:54:00Z" w16du:dateUtc="2026-06-02T10:54:00Z">
+            <w:ins w:id="294" w:author="Millicent  Mufambi" w:date="2026-06-02T13:12:00Z" w16du:dateUtc="2026-06-02T11:12:00Z">
               <w:r>
                 <w:t>1</w:t>
               </w:r>
@@ -7821,12 +7781,12 @@
             <w:r>
               <w:t xml:space="preserve">Consensus </w:t>
             </w:r>
-            <w:del w:id="300" w:author="Millicent  Mufambi" w:date="2026-06-02T12:54:00Z" w16du:dateUtc="2026-06-02T10:54:00Z">
+            <w:del w:id="295" w:author="Millicent  Mufambi" w:date="2026-06-02T13:12:00Z" w16du:dateUtc="2026-06-02T11:12:00Z">
               <w:r>
                 <w:delText>was never wrong when baseline was right</w:delText>
               </w:r>
             </w:del>
-            <w:ins w:id="301" w:author="Millicent  Mufambi" w:date="2026-06-02T12:54:00Z" w16du:dateUtc="2026-06-02T10:54:00Z">
+            <w:ins w:id="296" w:author="Millicent  Mufambi" w:date="2026-06-02T13:12:00Z" w16du:dateUtc="2026-06-02T11:12:00Z">
               <w:r>
                 <w:t>rejected or failed where the single agent passed</w:t>
               </w:r>
@@ -7846,7 +7806,7 @@
           <w:p>
             <w:r>
               <w:rPr>
-                <w:rPrChange w:id="302" w:author="Millicent  Mufambi" w:date="2026-06-02T12:54:00Z" w16du:dateUtc="2026-06-02T10:54:00Z">
+                <w:rPrChange w:id="297" w:author="Millicent  Mufambi" w:date="2026-06-02T13:12:00Z" w16du:dateUtc="2026-06-02T11:12:00Z">
                   <w:rPr>
                     <w:b w:val="0"/>
                   </w:rPr>
@@ -7864,12 +7824,12 @@
             <w:pPr>
               <w:cnfStyle w:val="000000010000" w:firstRow="0" w:lastRow="0" w:firstColumn="0" w:lastColumn="0" w:oddVBand="0" w:evenVBand="0" w:oddHBand="0" w:evenHBand="1" w:firstRowFirstColumn="0" w:firstRowLastColumn="0" w:lastRowFirstColumn="0" w:lastRowLastColumn="0"/>
             </w:pPr>
-            <w:del w:id="303" w:author="Millicent  Mufambi" w:date="2026-06-02T12:54:00Z" w16du:dateUtc="2026-06-02T10:54:00Z">
+            <w:del w:id="298" w:author="Millicent  Mufambi" w:date="2026-06-02T13:12:00Z" w16du:dateUtc="2026-06-02T11:12:00Z">
               <w:r>
                 <w:delText>80</w:delText>
               </w:r>
             </w:del>
-            <w:ins w:id="304" w:author="Millicent  Mufambi" w:date="2026-06-02T12:54:00Z" w16du:dateUtc="2026-06-02T10:54:00Z">
+            <w:ins w:id="299" w:author="Millicent  Mufambi" w:date="2026-06-02T13:12:00Z" w16du:dateUtc="2026-06-02T11:12:00Z">
               <w:r>
                 <w:t>74</w:t>
               </w:r>
@@ -7887,12 +7847,12 @@
             <w:r>
               <w:t xml:space="preserve">Both </w:t>
             </w:r>
-            <w:del w:id="305" w:author="Millicent  Mufambi" w:date="2026-06-02T12:54:00Z" w16du:dateUtc="2026-06-02T10:54:00Z">
+            <w:del w:id="300" w:author="Millicent  Mufambi" w:date="2026-06-02T13:12:00Z" w16du:dateUtc="2026-06-02T11:12:00Z">
               <w:r>
                 <w:delText>pipelines</w:delText>
               </w:r>
             </w:del>
-            <w:ins w:id="306" w:author="Millicent  Mufambi" w:date="2026-06-02T12:54:00Z" w16du:dateUtc="2026-06-02T10:54:00Z">
+            <w:ins w:id="301" w:author="Millicent  Mufambi" w:date="2026-06-02T13:12:00Z" w16du:dateUtc="2026-06-02T11:12:00Z">
               <w:r>
                 <w:t>modes</w:t>
               </w:r>
@@ -7900,12 +7860,12 @@
             <w:r>
               <w:t xml:space="preserve"> handled cleanly (synthetic + e-commerce + </w:t>
             </w:r>
-            <w:del w:id="307" w:author="Millicent  Mufambi" w:date="2026-06-02T12:54:00Z" w16du:dateUtc="2026-06-02T10:54:00Z">
+            <w:del w:id="302" w:author="Millicent  Mufambi" w:date="2026-06-02T13:12:00Z" w16du:dateUtc="2026-06-02T11:12:00Z">
               <w:r>
                 <w:delText>10</w:delText>
               </w:r>
             </w:del>
-            <w:ins w:id="308" w:author="Millicent  Mufambi" w:date="2026-06-02T12:54:00Z" w16du:dateUtc="2026-06-02T10:54:00Z">
+            <w:ins w:id="303" w:author="Millicent  Mufambi" w:date="2026-06-02T13:12:00Z" w16du:dateUtc="2026-06-02T11:12:00Z">
               <w:r>
                 <w:t>11</w:t>
               </w:r>
@@ -7926,7 +7886,7 @@
       <w:r>
         <w:t xml:space="preserve">The asymmetry is strict. BFT-MAS produced zero safety violations against ten for the baseline over 90 paired bugs (Table 5), and all ten only-baseline failures come from real bugs in </w:t>
       </w:r>
-      <w:ins w:id="309" w:author="Millicent  Mufambi" w:date="2026-06-02T12:54:00Z" w16du:dateUtc="2026-06-02T10:54:00Z">
+      <w:ins w:id="304" w:author="Millicent  Mufambi" w:date="2026-06-02T13:12:00Z" w16du:dateUtc="2026-06-02T11:12:00Z">
         <w:r>
           <w:t xml:space="preserve">the </w:t>
         </w:r>
@@ -7934,7 +7894,7 @@
       <w:r>
         <w:t>PySnooper</w:t>
       </w:r>
-      <w:del w:id="310" w:author="Millicent  Mufambi" w:date="2026-06-02T12:54:00Z" w16du:dateUtc="2026-06-02T10:54:00Z">
+      <w:del w:id="305" w:author="Millicent  Mufambi" w:date="2026-06-02T13:12:00Z" w16du:dateUtc="2026-06-02T11:12:00Z">
         <w:r>
           <w:delText>, thefuck, tqdm</w:delText>
         </w:r>
@@ -7942,12 +7902,12 @@
       <w:r>
         <w:t xml:space="preserve"> and </w:t>
       </w:r>
-      <w:del w:id="311" w:author="Millicent  Mufambi" w:date="2026-06-02T12:54:00Z" w16du:dateUtc="2026-06-02T10:54:00Z">
+      <w:del w:id="306" w:author="Millicent  Mufambi" w:date="2026-06-02T13:12:00Z" w16du:dateUtc="2026-06-02T11:12:00Z">
         <w:r>
           <w:delText>cookiecutter</w:delText>
         </w:r>
       </w:del>
-      <w:ins w:id="312" w:author="Millicent  Mufambi" w:date="2026-06-02T12:54:00Z" w16du:dateUtc="2026-06-02T10:54:00Z">
+      <w:ins w:id="307" w:author="Millicent  Mufambi" w:date="2026-06-02T13:12:00Z" w16du:dateUtc="2026-06-02T11:12:00Z">
         <w:r>
           <w:t>ansible projects</w:t>
         </w:r>
@@ -8035,10 +7995,10 @@
         <w:spacing w:after="120"/>
         <w:jc w:val="both"/>
         <w:rPr>
-          <w:del w:id="313" w:author="Millicent  Mufambi" w:date="2026-06-02T12:54:00Z" w16du:dateUtc="2026-06-02T10:54:00Z"/>
+          <w:del w:id="308" w:author="Millicent  Mufambi" w:date="2026-06-02T13:12:00Z" w16du:dateUtc="2026-06-02T11:12:00Z"/>
         </w:rPr>
       </w:pPr>
-      <w:del w:id="314" w:author="Millicent  Mufambi" w:date="2026-06-02T12:54:00Z" w16du:dateUtc="2026-06-02T10:54:00Z">
+      <w:del w:id="309" w:author="Millicent  Mufambi" w:date="2026-06-02T13:12:00Z" w16du:dateUtc="2026-06-02T11:12:00Z">
         <w:r>
           <w:delText>Two tests on the paired safety outcomes agree. The Wilcoxon signed-rank test over the 90 cases gives W = 0, z = -2.803 and p = 0.0016, with every non-zero pair favouring BFT-MAS; BugsInPy alone gives the same numbers. McNemar's exact binomial form, used because one discordant cell is zero, gives p ≈ 0.0020. Both reject the null at α = 0.01.</w:delText>
         </w:r>
@@ -8049,10 +8009,10 @@
         <w:spacing w:after="120"/>
         <w:jc w:val="both"/>
         <w:rPr>
-          <w:del w:id="315" w:author="Millicent  Mufambi" w:date="2026-06-02T12:54:00Z" w16du:dateUtc="2026-06-02T10:54:00Z"/>
+          <w:del w:id="310" w:author="Millicent  Mufambi" w:date="2026-06-02T13:12:00Z" w16du:dateUtc="2026-06-02T11:12:00Z"/>
         </w:rPr>
       </w:pPr>
-      <w:del w:id="316" w:author="Millicent  Mufambi" w:date="2026-06-02T12:54:00Z" w16du:dateUtc="2026-06-02T10:54:00Z">
+      <w:del w:id="311" w:author="Millicent  Mufambi" w:date="2026-06-02T13:12:00Z" w16du:dateUtc="2026-06-02T11:12:00Z">
         <w:r>
           <w:delText>The same test on success rates favours the baseline, but only because it approves more fixes overall. Every consensus rejection on BugsInPy was correct, so the lower success rate reflects avoided violations, not missed repairs.</w:delText>
         </w:r>
@@ -8063,10 +8023,10 @@
         <w:spacing w:after="120"/>
         <w:jc w:val="both"/>
         <w:rPr>
-          <w:ins w:id="317" w:author="Millicent  Mufambi" w:date="2026-06-02T12:54:00Z" w16du:dateUtc="2026-06-02T10:54:00Z"/>
+          <w:ins w:id="312" w:author="Millicent  Mufambi" w:date="2026-06-02T13:12:00Z" w16du:dateUtc="2026-06-02T11:12:00Z"/>
         </w:rPr>
       </w:pPr>
-      <w:ins w:id="318" w:author="Millicent  Mufambi" w:date="2026-06-02T12:54:00Z" w16du:dateUtc="2026-06-02T10:54:00Z">
+      <w:ins w:id="313" w:author="Millicent  Mufambi" w:date="2026-06-02T13:12:00Z" w16du:dateUtc="2026-06-02T11:12:00Z">
         <w:r>
           <w:t xml:space="preserve">McNemar's exact test is the primary test here, the safety outcome being binary. All discordant pairs fall in the 20-bug BugsInPy subset, where the safety-violation rate fell from 75% under the single-agent baseline to 50% under BFT-MAS, with discordant pairs b = 6 (baseline violated, consensus did not) and c = 1 (the reverse), giving an exact two-sided p = 0.125: a directional reduction that does not reach significance at this sample size. The repair rate on the same subset rose from 25% to 50% (discordant </w:t>
         </w:r>
@@ -8080,10 +8040,10 @@
         <w:spacing w:after="120"/>
         <w:jc w:val="both"/>
         <w:rPr>
-          <w:ins w:id="319" w:author="Millicent  Mufambi" w:date="2026-06-02T12:54:00Z" w16du:dateUtc="2026-06-02T10:54:00Z"/>
+          <w:ins w:id="314" w:author="Millicent  Mufambi" w:date="2026-06-02T13:12:00Z" w16du:dateUtc="2026-06-02T11:12:00Z"/>
         </w:rPr>
       </w:pPr>
-      <w:ins w:id="320" w:author="Millicent  Mufambi" w:date="2026-06-02T12:54:00Z" w16du:dateUtc="2026-06-02T10:54:00Z">
+      <w:ins w:id="315" w:author="Millicent  Mufambi" w:date="2026-06-02T13:12:00Z" w16du:dateUtc="2026-06-02T11:12:00Z">
         <w:r>
           <w:t>On success rates consensus does directionally better than the baseline on the BugsInPy subset (50% against 25%), because the four independent validators admit more genuine fixes while the sandbox screens the rest. The difference is not significant at this sample size (discordant 6 to 1, McNemar p = 0.125), so we report it as directional rather than as a throughput claim.</w:t>
         </w:r>
@@ -8110,12 +8070,12 @@
       <w:r>
         <w:t xml:space="preserve">Mean pairwise validator agreement was </w:t>
       </w:r>
-      <w:del w:id="321" w:author="Millicent  Mufambi" w:date="2026-06-02T12:54:00Z" w16du:dateUtc="2026-06-02T10:54:00Z">
+      <w:del w:id="316" w:author="Millicent  Mufambi" w:date="2026-06-02T13:12:00Z" w16du:dateUtc="2026-06-02T11:12:00Z">
         <w:r>
           <w:delText>about 0.97 across</w:delText>
         </w:r>
       </w:del>
-      <w:ins w:id="322" w:author="Millicent  Mufambi" w:date="2026-06-02T12:54:00Z" w16du:dateUtc="2026-06-02T10:54:00Z">
+      <w:ins w:id="317" w:author="Millicent  Mufambi" w:date="2026-06-02T13:12:00Z" w16du:dateUtc="2026-06-02T11:12:00Z">
         <w:r>
           <w:t>near 1.00 on</w:t>
         </w:r>
@@ -8123,12 +8083,12 @@
       <w:r>
         <w:t xml:space="preserve"> the </w:t>
       </w:r>
-      <w:del w:id="323" w:author="Millicent  Mufambi" w:date="2026-06-02T12:54:00Z" w16du:dateUtc="2026-06-02T10:54:00Z">
+      <w:del w:id="318" w:author="Millicent  Mufambi" w:date="2026-06-02T13:12:00Z" w16du:dateUtc="2026-06-02T11:12:00Z">
         <w:r>
           <w:delText>datasets, so the two Ollama validators differed in roughly 3% of cases</w:delText>
         </w:r>
       </w:del>
-      <w:ins w:id="324" w:author="Millicent  Mufambi" w:date="2026-06-02T12:54:00Z" w16du:dateUtc="2026-06-02T10:54:00Z">
+      <w:ins w:id="319" w:author="Millicent  Mufambi" w:date="2026-06-02T13:12:00Z" w16du:dateUtc="2026-06-02T11:12:00Z">
         <w:r>
           <w:t>easy synthetic bugs but fell to 0.925 on the real BugsInPy bugs</w:t>
         </w:r>
@@ -8136,12 +8096,12 @@
       <w:r>
         <w:t xml:space="preserve"> (1.00 means lockstep, 0.50 independent votes), </w:t>
       </w:r>
-      <w:del w:id="325" w:author="Millicent  Mufambi" w:date="2026-06-02T12:54:00Z" w16du:dateUtc="2026-06-02T10:54:00Z">
+      <w:del w:id="320" w:author="Millicent  Mufambi" w:date="2026-06-02T13:12:00Z" w16du:dateUtc="2026-06-02T11:12:00Z">
         <w:r>
           <w:delText xml:space="preserve">high partly because both run llama3.1:8b. The Consensus Lab runs </w:delText>
         </w:r>
       </w:del>
-      <w:ins w:id="326" w:author="Millicent  Mufambi" w:date="2026-06-02T12:54:00Z" w16du:dateUtc="2026-06-02T10:54:00Z">
+      <w:ins w:id="321" w:author="Millicent  Mufambi" w:date="2026-06-02T13:12:00Z" w16du:dateUtc="2026-06-02T11:12:00Z">
         <w:r>
           <w:t xml:space="preserve">so the </w:t>
         </w:r>
@@ -8149,12 +8109,12 @@
       <w:r>
         <w:t xml:space="preserve">four </w:t>
       </w:r>
-      <w:del w:id="327" w:author="Millicent  Mufambi" w:date="2026-06-02T12:54:00Z" w16du:dateUtc="2026-06-02T10:54:00Z">
+      <w:del w:id="322" w:author="Millicent  Mufambi" w:date="2026-06-02T13:12:00Z" w16du:dateUtc="2026-06-02T11:12:00Z">
         <w:r>
           <w:delText>validators across</w:delText>
         </w:r>
       </w:del>
-      <w:ins w:id="328" w:author="Millicent  Mufambi" w:date="2026-06-02T12:54:00Z" w16du:dateUtc="2026-06-02T10:54:00Z">
+      <w:ins w:id="323" w:author="Millicent  Mufambi" w:date="2026-06-02T13:12:00Z" w16du:dateUtc="2026-06-02T11:12:00Z">
         <w:r>
           <w:t>cross-provider validators agreed on obvious fixes yet diverged on harder ones, producing</w:t>
         </w:r>
@@ -8162,12 +8122,12 @@
       <w:r>
         <w:t xml:space="preserve"> three </w:t>
       </w:r>
-      <w:del w:id="329" w:author="Millicent  Mufambi" w:date="2026-06-02T12:54:00Z" w16du:dateUtc="2026-06-02T10:54:00Z">
+      <w:del w:id="324" w:author="Millicent  Mufambi" w:date="2026-06-02T13:12:00Z" w16du:dateUtc="2026-06-02T11:12:00Z">
         <w:r>
           <w:delText>families (llama3.1, codellama, mistral) for a stronger follow-up</w:delText>
         </w:r>
       </w:del>
-      <w:ins w:id="330" w:author="Millicent  Mufambi" w:date="2026-06-02T12:54:00Z" w16du:dateUtc="2026-06-02T10:54:00Z">
+      <w:ins w:id="325" w:author="Millicent  Mufambi" w:date="2026-06-02T13:12:00Z" w16du:dateUtc="2026-06-02T11:12:00Z">
         <w:r>
           <w:t>genuine split votes. Section 7.2 develops this decorrelation finding</w:t>
         </w:r>
@@ -8197,51 +8157,64 @@
       <w:r>
         <w:t xml:space="preserve">Consensus is about </w:t>
       </w:r>
-      <w:del w:id="331" w:author="Millicent  Mufambi" w:date="2026-06-02T12:54:00Z" w16du:dateUtc="2026-06-02T10:54:00Z">
+      <w:del w:id="326" w:author="Millicent  Mufambi" w:date="2026-06-02T13:12:00Z" w16du:dateUtc="2026-06-02T11:12:00Z">
         <w:r>
           <w:delText>2.0×</w:delText>
         </w:r>
       </w:del>
-      <w:ins w:id="332" w:author="Millicent  Mufambi" w:date="2026-06-02T12:54:00Z" w16du:dateUtc="2026-06-02T10:54:00Z">
+      <w:ins w:id="327" w:author="Millicent  Mufambi" w:date="2026-06-02T13:12:00Z" w16du:dateUtc="2026-06-02T11:12:00Z">
         <w:r>
           <w:t>three times</w:t>
         </w:r>
       </w:ins>
       <w:r>
-        <w:t xml:space="preserve"> slower than the baseline on average (p50: synthetic 44.5 s vs 14.6 s, BugsInPy </w:t>
-      </w:r>
-      <w:del w:id="333" w:author="Millicent  Mufambi" w:date="2026-06-02T12:54:00Z" w16du:dateUtc="2026-06-02T10:54:00Z">
+        <w:t xml:space="preserve"> slower than the baseline on average (</w:t>
+      </w:r>
+      <w:del w:id="328" w:author="Millicent  Mufambi" w:date="2026-06-02T13:12:00Z" w16du:dateUtc="2026-06-02T11:12:00Z">
+        <w:r>
+          <w:delText>p50</w:delText>
+        </w:r>
+      </w:del>
+      <w:ins w:id="329" w:author="Millicent  Mufambi" w:date="2026-06-02T13:12:00Z" w16du:dateUtc="2026-06-02T11:12:00Z">
+        <w:r>
+          <w:t>mean latency</w:t>
+        </w:r>
+      </w:ins>
+      <w:r>
+        <w:t xml:space="preserve">: synthetic 44.5 s vs 14.6 s, BugsInPy </w:t>
+      </w:r>
+      <w:del w:id="330" w:author="Millicent  Mufambi" w:date="2026-06-02T13:12:00Z" w16du:dateUtc="2026-06-02T11:12:00Z">
         <w:r>
           <w:delText>60.7</w:delText>
         </w:r>
       </w:del>
-      <w:ins w:id="334" w:author="Millicent  Mufambi" w:date="2026-06-02T12:54:00Z" w16du:dateUtc="2026-06-02T10:54:00Z">
-        <w:r>
-          <w:t>160.5</w:t>
+      <w:ins w:id="331" w:author="Millicent  Mufambi" w:date="2026-06-02T13:12:00Z" w16du:dateUtc="2026-06-02T11:12:00Z">
+        <w:r>
+          <w:t>155.6</w:t>
         </w:r>
       </w:ins>
       <w:r>
         <w:t xml:space="preserve"> s vs </w:t>
       </w:r>
-      <w:del w:id="335" w:author="Millicent  Mufambi" w:date="2026-06-02T12:54:00Z" w16du:dateUtc="2026-06-02T10:54:00Z">
+      <w:del w:id="332" w:author="Millicent  Mufambi" w:date="2026-06-02T13:12:00Z" w16du:dateUtc="2026-06-02T11:12:00Z">
         <w:r>
           <w:delText>56.6</w:delText>
         </w:r>
       </w:del>
-      <w:ins w:id="336" w:author="Millicent  Mufambi" w:date="2026-06-02T12:54:00Z" w16du:dateUtc="2026-06-02T10:54:00Z">
-        <w:r>
-          <w:t>41.4</w:t>
+      <w:ins w:id="333" w:author="Millicent  Mufambi" w:date="2026-06-02T13:12:00Z" w16du:dateUtc="2026-06-02T11:12:00Z">
+        <w:r>
+          <w:t>39.9</w:t>
         </w:r>
       </w:ins>
       <w:r>
         <w:t xml:space="preserve"> s, e-commerce 50.7 s vs 18.4 s), dominated by the validator stage, since each CPU-bound Ollama validator takes 30 to 40 s and </w:t>
       </w:r>
-      <w:del w:id="337" w:author="Millicent  Mufambi" w:date="2026-06-02T12:54:00Z" w16du:dateUtc="2026-06-02T10:54:00Z">
+      <w:del w:id="334" w:author="Millicent  Mufambi" w:date="2026-06-02T13:12:00Z" w16du:dateUtc="2026-06-02T11:12:00Z">
         <w:r>
           <w:delText>the two</w:delText>
         </w:r>
       </w:del>
-      <w:ins w:id="338" w:author="Millicent  Mufambi" w:date="2026-06-02T12:54:00Z" w16du:dateUtc="2026-06-02T10:54:00Z">
+      <w:ins w:id="335" w:author="Millicent  Mufambi" w:date="2026-06-02T13:12:00Z" w16du:dateUtc="2026-06-02T11:12:00Z">
         <w:r>
           <w:t>they</w:t>
         </w:r>
@@ -8249,12 +8222,12 @@
       <w:r>
         <w:t xml:space="preserve"> run concurrently. The protocol itself adds under 2 ms per round</w:t>
       </w:r>
-      <w:del w:id="339" w:author="Millicent  Mufambi" w:date="2026-06-02T12:54:00Z" w16du:dateUtc="2026-06-02T10:54:00Z">
+      <w:del w:id="336" w:author="Millicent  Mufambi" w:date="2026-06-02T13:12:00Z" w16du:dateUtc="2026-06-02T11:12:00Z">
         <w:r>
           <w:delText>, and</w:delText>
         </w:r>
       </w:del>
-      <w:ins w:id="340" w:author="Millicent  Mufambi" w:date="2026-06-02T12:54:00Z" w16du:dateUtc="2026-06-02T10:54:00Z">
+      <w:ins w:id="337" w:author="Millicent  Mufambi" w:date="2026-06-02T13:12:00Z" w16du:dateUtc="2026-06-02T11:12:00Z">
         <w:r>
           <w:t>;</w:t>
         </w:r>
@@ -8262,12 +8235,12 @@
       <w:r>
         <w:t xml:space="preserve"> the gap </w:t>
       </w:r>
-      <w:del w:id="341" w:author="Millicent  Mufambi" w:date="2026-06-02T12:54:00Z" w16du:dateUtc="2026-06-02T10:54:00Z">
+      <w:del w:id="338" w:author="Millicent  Mufambi" w:date="2026-06-02T13:12:00Z" w16du:dateUtc="2026-06-02T11:12:00Z">
         <w:r>
           <w:delText>narrows</w:delText>
         </w:r>
       </w:del>
-      <w:ins w:id="342" w:author="Millicent  Mufambi" w:date="2026-06-02T12:54:00Z" w16du:dateUtc="2026-06-02T10:54:00Z">
+      <w:ins w:id="339" w:author="Millicent  Mufambi" w:date="2026-06-02T13:12:00Z" w16du:dateUtc="2026-06-02T11:12:00Z">
         <w:r>
           <w:t>is widest</w:t>
         </w:r>
@@ -8275,12 +8248,12 @@
       <w:r>
         <w:t xml:space="preserve"> on BugsInPy</w:t>
       </w:r>
-      <w:del w:id="343" w:author="Millicent  Mufambi" w:date="2026-06-02T12:54:00Z" w16du:dateUtc="2026-06-02T10:54:00Z">
+      <w:del w:id="340" w:author="Millicent  Mufambi" w:date="2026-06-02T13:12:00Z" w16du:dateUtc="2026-06-02T11:12:00Z">
         <w:r>
           <w:delText xml:space="preserve"> because the GPT-4o healer already takes longer on</w:delText>
         </w:r>
       </w:del>
-      <w:ins w:id="344" w:author="Millicent  Mufambi" w:date="2026-06-02T12:54:00Z" w16du:dateUtc="2026-06-02T10:54:00Z">
+      <w:ins w:id="341" w:author="Millicent  Mufambi" w:date="2026-06-02T13:12:00Z" w16du:dateUtc="2026-06-02T11:12:00Z">
         <w:r>
           <w:t>, where</w:t>
         </w:r>
@@ -8288,7 +8261,7 @@
       <w:r>
         <w:t xml:space="preserve"> hard real bugs</w:t>
       </w:r>
-      <w:ins w:id="345" w:author="Millicent  Mufambi" w:date="2026-06-02T12:54:00Z" w16du:dateUtc="2026-06-02T10:54:00Z">
+      <w:ins w:id="342" w:author="Millicent  Mufambi" w:date="2026-06-02T13:12:00Z" w16du:dateUtc="2026-06-02T11:12:00Z">
         <w:r>
           <w:t xml:space="preserve"> drive repeated repair attempts, each paying the full validator round</w:t>
         </w:r>
@@ -8350,7 +8323,7 @@
       </w:pPr>
       <w:r>
         <w:rPr>
-          <w:rPrChange w:id="346" w:author="Millicent  Mufambi" w:date="2026-06-02T12:54:00Z" w16du:dateUtc="2026-06-02T10:54:00Z">
+          <w:rPrChange w:id="343" w:author="Millicent  Mufambi" w:date="2026-06-02T13:12:00Z" w16du:dateUtc="2026-06-02T11:12:00Z">
             <w:rPr>
               <w:b/>
             </w:rPr>
@@ -8361,12 +8334,12 @@
       <w:r>
         <w:t xml:space="preserve"> Repair-duration distribution per dataset and pipeline mode. The consensus mode (blue) </w:t>
       </w:r>
-      <w:del w:id="347" w:author="Millicent  Mufambi" w:date="2026-06-02T12:54:00Z" w16du:dateUtc="2026-06-02T10:54:00Z">
+      <w:del w:id="344" w:author="Millicent  Mufambi" w:date="2026-06-02T13:12:00Z" w16du:dateUtc="2026-06-02T11:12:00Z">
         <w:r>
           <w:delText>sits</w:delText>
         </w:r>
       </w:del>
-      <w:ins w:id="348" w:author="Millicent  Mufambi" w:date="2026-06-02T12:54:00Z" w16du:dateUtc="2026-06-02T10:54:00Z">
+      <w:ins w:id="345" w:author="Millicent  Mufambi" w:date="2026-06-02T13:12:00Z" w16du:dateUtc="2026-06-02T11:12:00Z">
         <w:r>
           <w:t>runs</w:t>
         </w:r>
@@ -8374,12 +8347,12 @@
       <w:r>
         <w:t xml:space="preserve"> roughly </w:t>
       </w:r>
-      <w:del w:id="349" w:author="Millicent  Mufambi" w:date="2026-06-02T12:54:00Z" w16du:dateUtc="2026-06-02T10:54:00Z">
+      <w:del w:id="346" w:author="Millicent  Mufambi" w:date="2026-06-02T13:12:00Z" w16du:dateUtc="2026-06-02T11:12:00Z">
         <w:r>
           <w:delText>2.0× higher</w:delText>
         </w:r>
       </w:del>
-      <w:ins w:id="350" w:author="Millicent  Mufambi" w:date="2026-06-02T12:54:00Z" w16du:dateUtc="2026-06-02T10:54:00Z">
+      <w:ins w:id="347" w:author="Millicent  Mufambi" w:date="2026-06-02T13:12:00Z" w16du:dateUtc="2026-06-02T11:12:00Z">
         <w:r>
           <w:t>three times slower</w:t>
         </w:r>
@@ -8387,12 +8360,12 @@
       <w:r>
         <w:t xml:space="preserve"> than the single-agent baseline (amber) </w:t>
       </w:r>
-      <w:del w:id="351" w:author="Millicent  Mufambi" w:date="2026-06-02T12:54:00Z" w16du:dateUtc="2026-06-02T10:54:00Z">
+      <w:del w:id="348" w:author="Millicent  Mufambi" w:date="2026-06-02T13:12:00Z" w16du:dateUtc="2026-06-02T11:12:00Z">
         <w:r>
           <w:delText>on the synthetic</w:delText>
         </w:r>
       </w:del>
-      <w:ins w:id="352" w:author="Millicent  Mufambi" w:date="2026-06-02T12:54:00Z" w16du:dateUtc="2026-06-02T10:54:00Z">
+      <w:ins w:id="349" w:author="Millicent  Mufambi" w:date="2026-06-02T13:12:00Z" w16du:dateUtc="2026-06-02T11:12:00Z">
         <w:r>
           <w:t>overall,</w:t>
         </w:r>
@@ -8400,12 +8373,12 @@
       <w:r>
         <w:t xml:space="preserve"> and </w:t>
       </w:r>
-      <w:del w:id="353" w:author="Millicent  Mufambi" w:date="2026-06-02T12:54:00Z" w16du:dateUtc="2026-06-02T10:54:00Z">
+      <w:del w:id="350" w:author="Millicent  Mufambi" w:date="2026-06-02T13:12:00Z" w16du:dateUtc="2026-06-02T11:12:00Z">
         <w:r>
           <w:delText>e-commerce datasets, and only 1.07× higher</w:delText>
         </w:r>
       </w:del>
-      <w:ins w:id="354" w:author="Millicent  Mufambi" w:date="2026-06-02T12:54:00Z" w16du:dateUtc="2026-06-02T10:54:00Z">
+      <w:ins w:id="351" w:author="Millicent  Mufambi" w:date="2026-06-02T13:12:00Z" w16du:dateUtc="2026-06-02T11:12:00Z">
         <w:r>
           <w:t>the gap is widest</w:t>
         </w:r>
@@ -8413,12 +8386,12 @@
       <w:r>
         <w:t xml:space="preserve"> on BugsInPy </w:t>
       </w:r>
-      <w:del w:id="355" w:author="Millicent  Mufambi" w:date="2026-06-02T12:54:00Z" w16du:dateUtc="2026-06-02T10:54:00Z">
+      <w:del w:id="352" w:author="Millicent  Mufambi" w:date="2026-06-02T13:12:00Z" w16du:dateUtc="2026-06-02T11:12:00Z">
         <w:r>
           <w:delText>because</w:delText>
         </w:r>
       </w:del>
-      <w:ins w:id="356" w:author="Millicent  Mufambi" w:date="2026-06-02T12:54:00Z" w16du:dateUtc="2026-06-02T10:54:00Z">
+      <w:ins w:id="353" w:author="Millicent  Mufambi" w:date="2026-06-02T13:12:00Z" w16du:dateUtc="2026-06-02T11:12:00Z">
         <w:r>
           <w:t>(about 3.9x), where</w:t>
         </w:r>
@@ -8426,12 +8399,12 @@
       <w:r>
         <w:t xml:space="preserve"> the </w:t>
       </w:r>
-      <w:del w:id="357" w:author="Millicent  Mufambi" w:date="2026-06-02T12:54:00Z" w16du:dateUtc="2026-06-02T10:54:00Z">
+      <w:del w:id="354" w:author="Millicent  Mufambi" w:date="2026-06-02T13:12:00Z" w16du:dateUtc="2026-06-02T11:12:00Z">
         <w:r>
           <w:delText>upgraded healer takes longer on</w:delText>
         </w:r>
       </w:del>
-      <w:ins w:id="358" w:author="Millicent  Mufambi" w:date="2026-06-02T12:54:00Z" w16du:dateUtc="2026-06-02T10:54:00Z">
+      <w:ins w:id="355" w:author="Millicent  Mufambi" w:date="2026-06-02T13:12:00Z" w16du:dateUtc="2026-06-02T11:12:00Z">
         <w:r>
           <w:t>consensus pipeline makes repeated validator-gated repair attempts on hard</w:t>
         </w:r>
@@ -8439,7 +8412,7 @@
       <w:r>
         <w:t xml:space="preserve"> real bugs</w:t>
       </w:r>
-      <w:del w:id="359" w:author="Millicent  Mufambi" w:date="2026-06-02T12:54:00Z" w16du:dateUtc="2026-06-02T10:54:00Z">
+      <w:del w:id="356" w:author="Millicent  Mufambi" w:date="2026-06-02T13:12:00Z" w16du:dateUtc="2026-06-02T11:12:00Z">
         <w:r>
           <w:delText xml:space="preserve"> in both modes</w:delText>
         </w:r>
@@ -8469,12 +8442,12 @@
       <w:r>
         <w:t xml:space="preserve">To test the namesake property, one of the four </w:t>
       </w:r>
-      <w:del w:id="360" w:author="Millicent  Mufambi" w:date="2026-06-02T12:54:00Z" w16du:dateUtc="2026-06-02T10:54:00Z">
+      <w:del w:id="357" w:author="Millicent  Mufambi" w:date="2026-06-02T13:12:00Z" w16du:dateUtc="2026-06-02T11:12:00Z">
         <w:r>
           <w:delText>agents</w:delText>
         </w:r>
       </w:del>
-      <w:ins w:id="361" w:author="Millicent  Mufambi" w:date="2026-06-02T12:54:00Z" w16du:dateUtc="2026-06-02T10:54:00Z">
+      <w:ins w:id="358" w:author="Millicent  Mufambi" w:date="2026-06-02T13:12:00Z" w16du:dateUtc="2026-06-02T11:12:00Z">
         <w:r>
           <w:t>independent validators</w:t>
         </w:r>
@@ -8482,12 +8455,12 @@
       <w:r>
         <w:t xml:space="preserve"> was wrapped in a ByzantineWrapper set to each of the five misbehaviours</w:t>
       </w:r>
-      <w:del w:id="362" w:author="Millicent  Mufambi" w:date="2026-06-02T12:54:00Z" w16du:dateUtc="2026-06-02T10:54:00Z">
+      <w:del w:id="359" w:author="Millicent  Mufambi" w:date="2026-06-02T13:12:00Z" w16du:dateUtc="2026-06-02T11:12:00Z">
         <w:r>
           <w:delText>. Within the f = 1 model</w:delText>
         </w:r>
       </w:del>
-      <w:ins w:id="363" w:author="Millicent  Mufambi" w:date="2026-06-02T12:54:00Z" w16du:dateUtc="2026-06-02T10:54:00Z">
+      <w:ins w:id="360" w:author="Millicent  Mufambi" w:date="2026-06-02T13:12:00Z" w16du:dateUtc="2026-06-02T11:12:00Z">
         <w:r>
           <w:t>, leaving</w:t>
         </w:r>
@@ -8495,12 +8468,12 @@
       <w:r>
         <w:t xml:space="preserve"> three honest </w:t>
       </w:r>
-      <w:del w:id="364" w:author="Millicent  Mufambi" w:date="2026-06-02T12:54:00Z" w16du:dateUtc="2026-06-02T10:54:00Z">
+      <w:del w:id="361" w:author="Millicent  Mufambi" w:date="2026-06-02T13:12:00Z" w16du:dateUtc="2026-06-02T11:12:00Z">
         <w:r>
           <w:delText xml:space="preserve">agents remain, and </w:delText>
         </w:r>
       </w:del>
-      <w:ins w:id="365" w:author="Millicent  Mufambi" w:date="2026-06-02T12:54:00Z" w16du:dateUtc="2026-06-02T10:54:00Z">
+      <w:ins w:id="362" w:author="Millicent  Mufambi" w:date="2026-06-02T13:12:00Z" w16du:dateUtc="2026-06-02T11:12:00Z">
         <w:r>
           <w:t xml:space="preserve">validators. With </w:t>
         </w:r>
@@ -8508,12 +8481,12 @@
       <w:r>
         <w:t>the 2f</w:t>
       </w:r>
-      <w:del w:id="366" w:author="Millicent  Mufambi" w:date="2026-06-02T12:54:00Z" w16du:dateUtc="2026-06-02T10:54:00Z">
+      <w:del w:id="363" w:author="Millicent  Mufambi" w:date="2026-06-02T13:12:00Z" w16du:dateUtc="2026-06-02T11:12:00Z">
         <w:r>
           <w:delText>+</w:delText>
         </w:r>
       </w:del>
-      <w:ins w:id="367" w:author="Millicent  Mufambi" w:date="2026-06-02T12:54:00Z" w16du:dateUtc="2026-06-02T10:54:00Z">
+      <w:ins w:id="364" w:author="Millicent  Mufambi" w:date="2026-06-02T13:12:00Z" w16du:dateUtc="2026-06-02T11:12:00Z">
         <w:r>
           <w:t xml:space="preserve"> + </w:t>
         </w:r>
@@ -8521,7 +8494,7 @@
       <w:r>
         <w:t xml:space="preserve">1 = 3 </w:t>
       </w:r>
-      <w:del w:id="368" w:author="Millicent  Mufambi" w:date="2026-06-02T12:54:00Z" w16du:dateUtc="2026-06-02T10:54:00Z">
+      <w:del w:id="365" w:author="Millicent  Mufambi" w:date="2026-06-02T13:12:00Z" w16du:dateUtc="2026-06-02T11:12:00Z">
         <w:r>
           <w:delText>prepare-</w:delText>
         </w:r>
@@ -8529,7 +8502,7 @@
       <w:r>
         <w:t xml:space="preserve">quorum </w:t>
       </w:r>
-      <w:ins w:id="369" w:author="Millicent  Mufambi" w:date="2026-06-02T12:54:00Z" w16du:dateUtc="2026-06-02T10:54:00Z">
+      <w:ins w:id="366" w:author="Millicent  Mufambi" w:date="2026-06-02T13:12:00Z" w16du:dateUtc="2026-06-02T11:12:00Z">
         <w:r>
           <w:t xml:space="preserve">the three honest validators </w:t>
         </w:r>
@@ -8537,12 +8510,12 @@
       <w:r>
         <w:t xml:space="preserve">must </w:t>
       </w:r>
-      <w:del w:id="370" w:author="Millicent  Mufambi" w:date="2026-06-02T12:54:00Z" w16du:dateUtc="2026-06-02T10:54:00Z">
+      <w:del w:id="367" w:author="Millicent  Mufambi" w:date="2026-06-02T13:12:00Z" w16du:dateUtc="2026-06-02T11:12:00Z">
         <w:r>
           <w:delText>be met by their</w:delText>
         </w:r>
       </w:del>
-      <w:ins w:id="371" w:author="Millicent  Mufambi" w:date="2026-06-02T12:54:00Z" w16du:dateUtc="2026-06-02T10:54:00Z">
+      <w:ins w:id="368" w:author="Millicent  Mufambi" w:date="2026-06-02T13:12:00Z" w16du:dateUtc="2026-06-02T11:12:00Z">
         <w:r>
           <w:t>agree for a fix to pass, so a single corrupted voter can neither force nor block a decision on its own. Across all five behaviours the system tolerated the corrupted validator: under always-reject and timeout the three honest validators still formed the quorum (liveness held, 3-of-4</w:t>
         </w:r>
@@ -8550,12 +8523,12 @@
       <w:r>
         <w:t xml:space="preserve"> votes</w:t>
       </w:r>
-      <w:del w:id="372" w:author="Millicent  Mufambi" w:date="2026-06-02T12:54:00Z" w16du:dateUtc="2026-06-02T10:54:00Z">
+      <w:del w:id="369" w:author="Millicent  Mufambi" w:date="2026-06-02T13:12:00Z" w16du:dateUtc="2026-06-02T11:12:00Z">
         <w:r>
           <w:delText xml:space="preserve"> alone</w:delText>
         </w:r>
       </w:del>
-      <w:ins w:id="373" w:author="Millicent  Mufambi" w:date="2026-06-02T12:54:00Z" w16du:dateUtc="2026-06-02T10:54:00Z">
+      <w:ins w:id="370" w:author="Millicent  Mufambi" w:date="2026-06-02T13:12:00Z" w16du:dateUtc="2026-06-02T11:12:00Z">
         <w:r>
           <w:t>); under always-approve and random the lone extra accept never reached the quorum by itself (safety held); and malformed output was treated as a reject. Consensus formation and the safety outcome are therefore a genuine f = 1 BFT property, with the sandbox as a final backstop for the plausible-but-wrong fixes the validators admit</w:t>
         </w:r>
@@ -8688,7 +8661,7 @@
           <w:p>
             <w:r>
               <w:rPr>
-                <w:rPrChange w:id="374" w:author="Millicent  Mufambi" w:date="2026-06-02T12:54:00Z" w16du:dateUtc="2026-06-02T10:54:00Z">
+                <w:rPrChange w:id="371" w:author="Millicent  Mufambi" w:date="2026-06-02T13:12:00Z" w16du:dateUtc="2026-06-02T11:12:00Z">
                   <w:rPr>
                     <w:b w:val="0"/>
                   </w:rPr>
@@ -8763,7 +8736,7 @@
           <w:p>
             <w:r>
               <w:rPr>
-                <w:rPrChange w:id="375" w:author="Millicent  Mufambi" w:date="2026-06-02T12:54:00Z" w16du:dateUtc="2026-06-02T10:54:00Z">
+                <w:rPrChange w:id="372" w:author="Millicent  Mufambi" w:date="2026-06-02T13:12:00Z" w16du:dateUtc="2026-06-02T11:12:00Z">
                   <w:rPr>
                     <w:rFonts w:ascii="Consolas" w:hAnsi="Consolas"/>
                     <w:b w:val="0"/>
@@ -8775,7 +8748,7 @@
             </w:r>
             <w:r>
               <w:rPr>
-                <w:rPrChange w:id="376" w:author="Millicent  Mufambi" w:date="2026-06-02T12:54:00Z" w16du:dateUtc="2026-06-02T10:54:00Z">
+                <w:rPrChange w:id="373" w:author="Millicent  Mufambi" w:date="2026-06-02T13:12:00Z" w16du:dateUtc="2026-06-02T11:12:00Z">
                   <w:rPr>
                     <w:b w:val="0"/>
                   </w:rPr>
@@ -8808,7 +8781,7 @@
             </w:pPr>
             <w:r>
               <w:rPr>
-                <w:rPrChange w:id="377" w:author="Millicent  Mufambi" w:date="2026-06-02T12:54:00Z" w16du:dateUtc="2026-06-02T10:54:00Z">
+                <w:rPrChange w:id="374" w:author="Millicent  Mufambi" w:date="2026-06-02T13:12:00Z" w16du:dateUtc="2026-06-02T11:12:00Z">
                   <w:rPr>
                     <w:b/>
                   </w:rPr>
@@ -8842,12 +8815,12 @@
             <w:r>
               <w:t>0.</w:t>
             </w:r>
-            <w:del w:id="378" w:author="Millicent  Mufambi" w:date="2026-06-02T12:54:00Z" w16du:dateUtc="2026-06-02T10:54:00Z">
+            <w:del w:id="375" w:author="Millicent  Mufambi" w:date="2026-06-02T13:12:00Z" w16du:dateUtc="2026-06-02T11:12:00Z">
               <w:r>
                 <w:delText>000</w:delText>
               </w:r>
             </w:del>
-            <w:ins w:id="379" w:author="Millicent  Mufambi" w:date="2026-06-02T12:54:00Z" w16du:dateUtc="2026-06-02T10:54:00Z">
+            <w:ins w:id="376" w:author="Millicent  Mufambi" w:date="2026-06-02T13:12:00Z" w16du:dateUtc="2026-06-02T11:12:00Z">
               <w:r>
                 <w:t>500</w:t>
               </w:r>
@@ -8867,7 +8840,7 @@
           <w:p>
             <w:r>
               <w:rPr>
-                <w:rPrChange w:id="380" w:author="Millicent  Mufambi" w:date="2026-06-02T12:54:00Z" w16du:dateUtc="2026-06-02T10:54:00Z">
+                <w:rPrChange w:id="377" w:author="Millicent  Mufambi" w:date="2026-06-02T13:12:00Z" w16du:dateUtc="2026-06-02T11:12:00Z">
                   <w:rPr>
                     <w:rFonts w:ascii="Consolas" w:hAnsi="Consolas"/>
                     <w:b w:val="0"/>
@@ -8887,12 +8860,12 @@
             <w:pPr>
               <w:cnfStyle w:val="000000100000" w:firstRow="0" w:lastRow="0" w:firstColumn="0" w:lastColumn="0" w:oddVBand="0" w:evenVBand="0" w:oddHBand="1" w:evenHBand="0" w:firstRowFirstColumn="0" w:firstRowLastColumn="0" w:lastRowFirstColumn="0" w:lastRowLastColumn="0"/>
             </w:pPr>
-            <w:del w:id="381" w:author="Millicent  Mufambi" w:date="2026-06-02T12:54:00Z" w16du:dateUtc="2026-06-02T10:54:00Z">
+            <w:del w:id="378" w:author="Millicent  Mufambi" w:date="2026-06-02T13:12:00Z" w16du:dateUtc="2026-06-02T11:12:00Z">
               <w:r>
                 <w:delText>5</w:delText>
               </w:r>
             </w:del>
-            <w:ins w:id="382" w:author="Millicent  Mufambi" w:date="2026-06-02T12:54:00Z" w16du:dateUtc="2026-06-02T10:54:00Z">
+            <w:ins w:id="379" w:author="Millicent  Mufambi" w:date="2026-06-02T13:12:00Z" w16du:dateUtc="2026-06-02T11:12:00Z">
               <w:r>
                 <w:t>10</w:t>
               </w:r>
@@ -8909,7 +8882,7 @@
             </w:pPr>
             <w:r>
               <w:rPr>
-                <w:rPrChange w:id="383" w:author="Millicent  Mufambi" w:date="2026-06-02T12:54:00Z" w16du:dateUtc="2026-06-02T10:54:00Z">
+                <w:rPrChange w:id="380" w:author="Millicent  Mufambi" w:date="2026-06-02T13:12:00Z" w16du:dateUtc="2026-06-02T11:12:00Z">
                   <w:rPr>
                     <w:b/>
                   </w:rPr>
@@ -8930,12 +8903,12 @@
             <w:r>
               <w:t>0.</w:t>
             </w:r>
-            <w:del w:id="384" w:author="Millicent  Mufambi" w:date="2026-06-02T12:54:00Z" w16du:dateUtc="2026-06-02T10:54:00Z">
+            <w:del w:id="381" w:author="Millicent  Mufambi" w:date="2026-06-02T13:12:00Z" w16du:dateUtc="2026-06-02T11:12:00Z">
               <w:r>
                 <w:delText>400</w:delText>
               </w:r>
             </w:del>
-            <w:ins w:id="385" w:author="Millicent  Mufambi" w:date="2026-06-02T12:54:00Z" w16du:dateUtc="2026-06-02T10:54:00Z">
+            <w:ins w:id="382" w:author="Millicent  Mufambi" w:date="2026-06-02T13:12:00Z" w16du:dateUtc="2026-06-02T11:12:00Z">
               <w:r>
                 <w:t>100</w:t>
               </w:r>
@@ -8950,12 +8923,12 @@
             <w:pPr>
               <w:cnfStyle w:val="000000100000" w:firstRow="0" w:lastRow="0" w:firstColumn="0" w:lastColumn="0" w:oddVBand="0" w:evenVBand="0" w:oddHBand="1" w:evenHBand="0" w:firstRowFirstColumn="0" w:firstRowLastColumn="0" w:lastRowFirstColumn="0" w:lastRowLastColumn="0"/>
             </w:pPr>
-            <w:del w:id="386" w:author="Millicent  Mufambi" w:date="2026-06-02T12:54:00Z" w16du:dateUtc="2026-06-02T10:54:00Z">
+            <w:del w:id="383" w:author="Millicent  Mufambi" w:date="2026-06-02T13:12:00Z" w16du:dateUtc="2026-06-02T11:12:00Z">
               <w:r>
                 <w:delText>0</w:delText>
               </w:r>
             </w:del>
-            <w:ins w:id="387" w:author="Millicent  Mufambi" w:date="2026-06-02T12:54:00Z" w16du:dateUtc="2026-06-02T10:54:00Z">
+            <w:ins w:id="384" w:author="Millicent  Mufambi" w:date="2026-06-02T13:12:00Z" w16du:dateUtc="2026-06-02T11:12:00Z">
               <w:r>
                 <w:t>1</w:t>
               </w:r>
@@ -8978,7 +8951,7 @@
           <w:p>
             <w:r>
               <w:rPr>
-                <w:rPrChange w:id="388" w:author="Millicent  Mufambi" w:date="2026-06-02T12:54:00Z" w16du:dateUtc="2026-06-02T10:54:00Z">
+                <w:rPrChange w:id="385" w:author="Millicent  Mufambi" w:date="2026-06-02T13:12:00Z" w16du:dateUtc="2026-06-02T11:12:00Z">
                   <w:rPr>
                     <w:rFonts w:ascii="Consolas" w:hAnsi="Consolas"/>
                     <w:b w:val="0"/>
@@ -8998,12 +8971,12 @@
             <w:pPr>
               <w:cnfStyle w:val="000000010000" w:firstRow="0" w:lastRow="0" w:firstColumn="0" w:lastColumn="0" w:oddVBand="0" w:evenVBand="0" w:oddHBand="0" w:evenHBand="1" w:firstRowFirstColumn="0" w:firstRowLastColumn="0" w:lastRowFirstColumn="0" w:lastRowLastColumn="0"/>
             </w:pPr>
-            <w:del w:id="389" w:author="Millicent  Mufambi" w:date="2026-06-02T12:54:00Z" w16du:dateUtc="2026-06-02T10:54:00Z">
+            <w:del w:id="386" w:author="Millicent  Mufambi" w:date="2026-06-02T13:12:00Z" w16du:dateUtc="2026-06-02T11:12:00Z">
               <w:r>
                 <w:delText>5</w:delText>
               </w:r>
             </w:del>
-            <w:ins w:id="390" w:author="Millicent  Mufambi" w:date="2026-06-02T12:54:00Z" w16du:dateUtc="2026-06-02T10:54:00Z">
+            <w:ins w:id="387" w:author="Millicent  Mufambi" w:date="2026-06-02T13:12:00Z" w16du:dateUtc="2026-06-02T11:12:00Z">
               <w:r>
                 <w:t>10</w:t>
               </w:r>
@@ -9020,7 +8993,7 @@
             </w:pPr>
             <w:r>
               <w:rPr>
-                <w:rPrChange w:id="391" w:author="Millicent  Mufambi" w:date="2026-06-02T12:54:00Z" w16du:dateUtc="2026-06-02T10:54:00Z">
+                <w:rPrChange w:id="388" w:author="Millicent  Mufambi" w:date="2026-06-02T13:12:00Z" w16du:dateUtc="2026-06-02T11:12:00Z">
                   <w:rPr>
                     <w:b/>
                   </w:rPr>
@@ -9041,12 +9014,12 @@
             <w:r>
               <w:t>0.</w:t>
             </w:r>
-            <w:del w:id="392" w:author="Millicent  Mufambi" w:date="2026-06-02T12:54:00Z" w16du:dateUtc="2026-06-02T10:54:00Z">
+            <w:del w:id="389" w:author="Millicent  Mufambi" w:date="2026-06-02T13:12:00Z" w16du:dateUtc="2026-06-02T11:12:00Z">
               <w:r>
                 <w:delText>200</w:delText>
               </w:r>
             </w:del>
-            <w:ins w:id="393" w:author="Millicent  Mufambi" w:date="2026-06-02T12:54:00Z" w16du:dateUtc="2026-06-02T10:54:00Z">
+            <w:ins w:id="390" w:author="Millicent  Mufambi" w:date="2026-06-02T13:12:00Z" w16du:dateUtc="2026-06-02T11:12:00Z">
               <w:r>
                 <w:t>100</w:t>
               </w:r>
@@ -9061,12 +9034,12 @@
             <w:pPr>
               <w:cnfStyle w:val="000000010000" w:firstRow="0" w:lastRow="0" w:firstColumn="0" w:lastColumn="0" w:oddVBand="0" w:evenVBand="0" w:oddHBand="0" w:evenHBand="1" w:firstRowFirstColumn="0" w:firstRowLastColumn="0" w:lastRowFirstColumn="0" w:lastRowLastColumn="0"/>
             </w:pPr>
-            <w:del w:id="394" w:author="Millicent  Mufambi" w:date="2026-06-02T12:54:00Z" w16du:dateUtc="2026-06-02T10:54:00Z">
+            <w:del w:id="391" w:author="Millicent  Mufambi" w:date="2026-06-02T13:12:00Z" w16du:dateUtc="2026-06-02T11:12:00Z">
               <w:r>
                 <w:delText>varies</w:delText>
               </w:r>
             </w:del>
-            <w:ins w:id="395" w:author="Millicent  Mufambi" w:date="2026-06-02T12:54:00Z" w16du:dateUtc="2026-06-02T10:54:00Z">
+            <w:ins w:id="392" w:author="Millicent  Mufambi" w:date="2026-06-02T13:12:00Z" w16du:dateUtc="2026-06-02T11:12:00Z">
               <w:r>
                 <w:t>0.700</w:t>
               </w:r>
@@ -9077,7 +9050,7 @@
       <w:tr>
         <w:trPr>
           <w:cnfStyle w:val="000000100000" w:firstRow="0" w:lastRow="0" w:firstColumn="0" w:lastColumn="0" w:oddVBand="0" w:evenVBand="0" w:oddHBand="1" w:evenHBand="0" w:firstRowFirstColumn="0" w:firstRowLastColumn="0" w:lastRowFirstColumn="0" w:lastRowLastColumn="0"/>
-          <w:ins w:id="396" w:author="Millicent  Mufambi" w:date="2026-06-02T12:54:00Z" w16du:dateUtc="2026-06-02T10:54:00Z"/>
+          <w:ins w:id="393" w:author="Millicent  Mufambi" w:date="2026-06-02T13:12:00Z" w16du:dateUtc="2026-06-02T11:12:00Z"/>
         </w:trPr>
         <w:tc>
           <w:tcPr>
@@ -9087,10 +9060,10 @@
           <w:p>
             <w:pPr>
               <w:rPr>
-                <w:ins w:id="397" w:author="Millicent  Mufambi" w:date="2026-06-02T12:54:00Z" w16du:dateUtc="2026-06-02T10:54:00Z"/>
+                <w:ins w:id="394" w:author="Millicent  Mufambi" w:date="2026-06-02T13:12:00Z" w16du:dateUtc="2026-06-02T11:12:00Z"/>
               </w:rPr>
             </w:pPr>
-            <w:ins w:id="398" w:author="Millicent  Mufambi" w:date="2026-06-02T12:54:00Z" w16du:dateUtc="2026-06-02T10:54:00Z">
+            <w:ins w:id="395" w:author="Millicent  Mufambi" w:date="2026-06-02T13:12:00Z" w16du:dateUtc="2026-06-02T11:12:00Z">
               <w:r>
                 <w:t>timeout / crash</w:t>
               </w:r>
@@ -9105,10 +9078,10 @@
             <w:pPr>
               <w:cnfStyle w:val="000000100000" w:firstRow="0" w:lastRow="0" w:firstColumn="0" w:lastColumn="0" w:oddVBand="0" w:evenVBand="0" w:oddHBand="1" w:evenHBand="0" w:firstRowFirstColumn="0" w:firstRowLastColumn="0" w:lastRowFirstColumn="0" w:lastRowLastColumn="0"/>
               <w:rPr>
-                <w:ins w:id="399" w:author="Millicent  Mufambi" w:date="2026-06-02T12:54:00Z" w16du:dateUtc="2026-06-02T10:54:00Z"/>
+                <w:ins w:id="396" w:author="Millicent  Mufambi" w:date="2026-06-02T13:12:00Z" w16du:dateUtc="2026-06-02T11:12:00Z"/>
               </w:rPr>
             </w:pPr>
-            <w:ins w:id="400" w:author="Millicent  Mufambi" w:date="2026-06-02T12:54:00Z" w16du:dateUtc="2026-06-02T10:54:00Z">
+            <w:ins w:id="397" w:author="Millicent  Mufambi" w:date="2026-06-02T13:12:00Z" w16du:dateUtc="2026-06-02T11:12:00Z">
               <w:r>
                 <w:t>10</w:t>
               </w:r>
@@ -9123,10 +9096,10 @@
             <w:pPr>
               <w:cnfStyle w:val="000000100000" w:firstRow="0" w:lastRow="0" w:firstColumn="0" w:lastColumn="0" w:oddVBand="0" w:evenVBand="0" w:oddHBand="1" w:evenHBand="0" w:firstRowFirstColumn="0" w:firstRowLastColumn="0" w:lastRowFirstColumn="0" w:lastRowLastColumn="0"/>
               <w:rPr>
-                <w:ins w:id="401" w:author="Millicent  Mufambi" w:date="2026-06-02T12:54:00Z" w16du:dateUtc="2026-06-02T10:54:00Z"/>
+                <w:ins w:id="398" w:author="Millicent  Mufambi" w:date="2026-06-02T13:12:00Z" w16du:dateUtc="2026-06-02T11:12:00Z"/>
               </w:rPr>
             </w:pPr>
-            <w:ins w:id="402" w:author="Millicent  Mufambi" w:date="2026-06-02T12:54:00Z" w16du:dateUtc="2026-06-02T10:54:00Z">
+            <w:ins w:id="399" w:author="Millicent  Mufambi" w:date="2026-06-02T13:12:00Z" w16du:dateUtc="2026-06-02T11:12:00Z">
               <w:r>
                 <w:t>0.900</w:t>
               </w:r>
@@ -9141,10 +9114,10 @@
             <w:pPr>
               <w:cnfStyle w:val="000000100000" w:firstRow="0" w:lastRow="0" w:firstColumn="0" w:lastColumn="0" w:oddVBand="0" w:evenVBand="0" w:oddHBand="1" w:evenHBand="0" w:firstRowFirstColumn="0" w:firstRowLastColumn="0" w:lastRowFirstColumn="0" w:lastRowLastColumn="0"/>
               <w:rPr>
-                <w:ins w:id="403" w:author="Millicent  Mufambi" w:date="2026-06-02T12:54:00Z" w16du:dateUtc="2026-06-02T10:54:00Z"/>
+                <w:ins w:id="400" w:author="Millicent  Mufambi" w:date="2026-06-02T13:12:00Z" w16du:dateUtc="2026-06-02T11:12:00Z"/>
               </w:rPr>
             </w:pPr>
-            <w:ins w:id="404" w:author="Millicent  Mufambi" w:date="2026-06-02T12:54:00Z" w16du:dateUtc="2026-06-02T10:54:00Z">
+            <w:ins w:id="401" w:author="Millicent  Mufambi" w:date="2026-06-02T13:12:00Z" w16du:dateUtc="2026-06-02T11:12:00Z">
               <w:r>
                 <w:t>0.000</w:t>
               </w:r>
@@ -9159,10 +9132,10 @@
             <w:pPr>
               <w:cnfStyle w:val="000000100000" w:firstRow="0" w:lastRow="0" w:firstColumn="0" w:lastColumn="0" w:oddVBand="0" w:evenVBand="0" w:oddHBand="1" w:evenHBand="0" w:firstRowFirstColumn="0" w:firstRowLastColumn="0" w:lastRowFirstColumn="0" w:lastRowLastColumn="0"/>
               <w:rPr>
-                <w:ins w:id="405" w:author="Millicent  Mufambi" w:date="2026-06-02T12:54:00Z" w16du:dateUtc="2026-06-02T10:54:00Z"/>
+                <w:ins w:id="402" w:author="Millicent  Mufambi" w:date="2026-06-02T13:12:00Z" w16du:dateUtc="2026-06-02T11:12:00Z"/>
               </w:rPr>
             </w:pPr>
-            <w:ins w:id="406" w:author="Millicent  Mufambi" w:date="2026-06-02T12:54:00Z" w16du:dateUtc="2026-06-02T10:54:00Z">
+            <w:ins w:id="403" w:author="Millicent  Mufambi" w:date="2026-06-02T13:12:00Z" w16du:dateUtc="2026-06-02T11:12:00Z">
               <w:r>
                 <w:t>0.500</w:t>
               </w:r>
@@ -9180,14 +9153,14 @@
             <w:tcW w:w="1881" w:type="dxa"/>
           </w:tcPr>
           <w:p>
-            <w:ins w:id="407" w:author="Millicent  Mufambi" w:date="2026-06-02T12:54:00Z" w16du:dateUtc="2026-06-02T10:54:00Z">
+            <w:ins w:id="404" w:author="Millicent  Mufambi" w:date="2026-06-02T13:12:00Z" w16du:dateUtc="2026-06-02T11:12:00Z">
               <w:r>
                 <w:t>malformed (</w:t>
               </w:r>
             </w:ins>
             <w:r>
               <w:rPr>
-                <w:rPrChange w:id="408" w:author="Millicent  Mufambi" w:date="2026-06-02T12:54:00Z" w16du:dateUtc="2026-06-02T10:54:00Z">
+                <w:rPrChange w:id="405" w:author="Millicent  Mufambi" w:date="2026-06-02T13:12:00Z" w16du:dateUtc="2026-06-02T11:12:00Z">
                   <w:rPr>
                     <w:rFonts w:ascii="Consolas" w:hAnsi="Consolas"/>
                     <w:b w:val="0"/>
@@ -9197,7 +9170,7 @@
               </w:rPr>
               <w:t>garbage</w:t>
             </w:r>
-            <w:ins w:id="409" w:author="Millicent  Mufambi" w:date="2026-06-02T12:54:00Z" w16du:dateUtc="2026-06-02T10:54:00Z">
+            <w:ins w:id="406" w:author="Millicent  Mufambi" w:date="2026-06-02T13:12:00Z" w16du:dateUtc="2026-06-02T11:12:00Z">
               <w:r>
                 <w:t>)</w:t>
               </w:r>
@@ -9212,12 +9185,12 @@
             <w:pPr>
               <w:cnfStyle w:val="000000010000" w:firstRow="0" w:lastRow="0" w:firstColumn="0" w:lastColumn="0" w:oddVBand="0" w:evenVBand="0" w:oddHBand="0" w:evenHBand="1" w:firstRowFirstColumn="0" w:firstRowLastColumn="0" w:lastRowFirstColumn="0" w:lastRowLastColumn="0"/>
             </w:pPr>
-            <w:del w:id="410" w:author="Millicent  Mufambi" w:date="2026-06-02T12:54:00Z" w16du:dateUtc="2026-06-02T10:54:00Z">
+            <w:del w:id="407" w:author="Millicent  Mufambi" w:date="2026-06-02T13:12:00Z" w16du:dateUtc="2026-06-02T11:12:00Z">
               <w:r>
                 <w:delText>5</w:delText>
               </w:r>
             </w:del>
-            <w:ins w:id="411" w:author="Millicent  Mufambi" w:date="2026-06-02T12:54:00Z" w16du:dateUtc="2026-06-02T10:54:00Z">
+            <w:ins w:id="408" w:author="Millicent  Mufambi" w:date="2026-06-02T13:12:00Z" w16du:dateUtc="2026-06-02T11:12:00Z">
               <w:r>
                 <w:t>10</w:t>
               </w:r>
@@ -9234,7 +9207,7 @@
             </w:pPr>
             <w:r>
               <w:rPr>
-                <w:rPrChange w:id="412" w:author="Millicent  Mufambi" w:date="2026-06-02T12:54:00Z" w16du:dateUtc="2026-06-02T10:54:00Z">
+                <w:rPrChange w:id="409" w:author="Millicent  Mufambi" w:date="2026-06-02T13:12:00Z" w16du:dateUtc="2026-06-02T11:12:00Z">
                   <w:rPr>
                     <w:b/>
                   </w:rPr>
@@ -9255,12 +9228,12 @@
             <w:r>
               <w:t>0.</w:t>
             </w:r>
-            <w:del w:id="413" w:author="Millicent  Mufambi" w:date="2026-06-02T12:54:00Z" w16du:dateUtc="2026-06-02T10:54:00Z">
+            <w:del w:id="410" w:author="Millicent  Mufambi" w:date="2026-06-02T13:12:00Z" w16du:dateUtc="2026-06-02T11:12:00Z">
               <w:r>
                 <w:delText>600</w:delText>
               </w:r>
             </w:del>
-            <w:ins w:id="414" w:author="Millicent  Mufambi" w:date="2026-06-02T12:54:00Z" w16du:dateUtc="2026-06-02T10:54:00Z">
+            <w:ins w:id="411" w:author="Millicent  Mufambi" w:date="2026-06-02T13:12:00Z" w16du:dateUtc="2026-06-02T11:12:00Z">
               <w:r>
                 <w:t>100</w:t>
               </w:r>
@@ -9278,12 +9251,12 @@
             <w:r>
               <w:t>0.</w:t>
             </w:r>
-            <w:del w:id="415" w:author="Millicent  Mufambi" w:date="2026-06-02T12:54:00Z" w16du:dateUtc="2026-06-02T10:54:00Z">
+            <w:del w:id="412" w:author="Millicent  Mufambi" w:date="2026-06-02T13:12:00Z" w16du:dateUtc="2026-06-02T11:12:00Z">
               <w:r>
                 <w:delText>000</w:delText>
               </w:r>
             </w:del>
-            <w:ins w:id="416" w:author="Millicent  Mufambi" w:date="2026-06-02T12:54:00Z" w16du:dateUtc="2026-06-02T10:54:00Z">
+            <w:ins w:id="413" w:author="Millicent  Mufambi" w:date="2026-06-02T13:12:00Z" w16du:dateUtc="2026-06-02T11:12:00Z">
               <w:r>
                 <w:t>500</w:t>
               </w:r>
@@ -9298,10 +9271,10 @@
         <w:spacing w:after="120"/>
         <w:jc w:val="both"/>
         <w:rPr>
-          <w:del w:id="417" w:author="Millicent  Mufambi" w:date="2026-06-02T12:54:00Z" w16du:dateUtc="2026-06-02T10:54:00Z"/>
+          <w:del w:id="414" w:author="Millicent  Mufambi" w:date="2026-06-02T13:12:00Z" w16du:dateUtc="2026-06-02T11:12:00Z"/>
         </w:rPr>
       </w:pPr>
-      <w:del w:id="418" w:author="Millicent  Mufambi" w:date="2026-06-02T12:54:00Z" w16du:dateUtc="2026-06-02T10:54:00Z">
+      <w:del w:id="415" w:author="Millicent  Mufambi" w:date="2026-06-02T13:12:00Z" w16du:dateUtc="2026-06-02T11:12:00Z">
         <w:r>
           <w:delText>The headline result is that consensus success rate stays at 1.000 across every fault scenario (Table 6), the empirical counterpart of the PBFT safety theorem (Castro &amp; Liskov, 1999) when replicas are heterogeneous LLMs rather than deterministic processes.</w:delText>
         </w:r>
@@ -9312,10 +9285,10 @@
         <w:spacing w:after="120"/>
         <w:jc w:val="both"/>
         <w:rPr>
-          <w:ins w:id="419" w:author="Millicent  Mufambi" w:date="2026-06-02T12:54:00Z" w16du:dateUtc="2026-06-02T10:54:00Z"/>
+          <w:ins w:id="416" w:author="Millicent  Mufambi" w:date="2026-06-02T13:12:00Z" w16du:dateUtc="2026-06-02T11:12:00Z"/>
         </w:rPr>
       </w:pPr>
-      <w:ins w:id="420" w:author="Millicent  Mufambi" w:date="2026-06-02T12:54:00Z" w16du:dateUtc="2026-06-02T10:54:00Z">
+      <w:ins w:id="417" w:author="Millicent  Mufambi" w:date="2026-06-02T13:12:00Z" w16du:dateUtc="2026-06-02T11:12:00Z">
         <w:r>
           <w:t>Consensus formed under every fault behaviour (Table 6): in all ten cases for four of the five behaviours, and in nine of ten under timeout, where one crashed-node case did not complete. With one of the four independent validators corrupted, the three honest validators independently meet the 2f + 1 = 3 quorum, so the quorum masks the faulty vote: liveness holds under always-reject and timeout, and safety holds under always-approve and random, where the single corrupted accept never reaches the quorum by itse</w:t>
         </w:r>
@@ -9335,20 +9308,20 @@
     </w:p>
     <w:p>
       <w:pPr>
-        <w:pPrChange w:id="421" w:author="Millicent  Mufambi" w:date="2026-06-02T12:54:00Z" w16du:dateUtc="2026-06-02T10:54:00Z">
+        <w:pPrChange w:id="418" w:author="Millicent  Mufambi" w:date="2026-06-02T13:12:00Z" w16du:dateUtc="2026-06-02T11:12:00Z">
           <w:pPr>
             <w:pStyle w:val="ListNumber"/>
           </w:pPr>
         </w:pPrChange>
       </w:pPr>
-      <w:ins w:id="422" w:author="Millicent  Mufambi" w:date="2026-06-02T12:54:00Z" w16du:dateUtc="2026-06-02T10:54:00Z">
+      <w:ins w:id="419" w:author="Millicent  Mufambi" w:date="2026-06-02T13:12:00Z" w16du:dateUtc="2026-06-02T11:12:00Z">
         <w:r>
           <w:t xml:space="preserve">1. </w:t>
         </w:r>
       </w:ins>
       <w:r>
         <w:rPr>
-          <w:rPrChange w:id="423" w:author="Millicent  Mufambi" w:date="2026-06-02T12:54:00Z" w16du:dateUtc="2026-06-02T10:54:00Z">
+          <w:rPrChange w:id="420" w:author="Millicent  Mufambi" w:date="2026-06-02T13:12:00Z" w16du:dateUtc="2026-06-02T11:12:00Z">
             <w:rPr>
               <w:b/>
             </w:rPr>
@@ -9362,20 +9335,20 @@
     </w:p>
     <w:p>
       <w:pPr>
-        <w:pPrChange w:id="424" w:author="Millicent  Mufambi" w:date="2026-06-02T12:54:00Z" w16du:dateUtc="2026-06-02T10:54:00Z">
+        <w:pPrChange w:id="421" w:author="Millicent  Mufambi" w:date="2026-06-02T13:12:00Z" w16du:dateUtc="2026-06-02T11:12:00Z">
           <w:pPr>
             <w:pStyle w:val="ListNumber"/>
           </w:pPr>
         </w:pPrChange>
       </w:pPr>
-      <w:ins w:id="425" w:author="Millicent  Mufambi" w:date="2026-06-02T12:54:00Z" w16du:dateUtc="2026-06-02T10:54:00Z">
+      <w:ins w:id="422" w:author="Millicent  Mufambi" w:date="2026-06-02T13:12:00Z" w16du:dateUtc="2026-06-02T11:12:00Z">
         <w:r>
           <w:t xml:space="preserve">2. </w:t>
         </w:r>
       </w:ins>
       <w:r>
         <w:rPr>
-          <w:rPrChange w:id="426" w:author="Millicent  Mufambi" w:date="2026-06-02T12:54:00Z" w16du:dateUtc="2026-06-02T10:54:00Z">
+          <w:rPrChange w:id="423" w:author="Millicent  Mufambi" w:date="2026-06-02T13:12:00Z" w16du:dateUtc="2026-06-02T11:12:00Z">
             <w:rPr>
               <w:b/>
             </w:rPr>
@@ -9440,7 +9413,7 @@
       </w:pPr>
       <w:r>
         <w:rPr>
-          <w:rPrChange w:id="427" w:author="Millicent  Mufambi" w:date="2026-06-02T12:54:00Z" w16du:dateUtc="2026-06-02T10:54:00Z">
+          <w:rPrChange w:id="424" w:author="Millicent  Mufambi" w:date="2026-06-02T13:12:00Z" w16du:dateUtc="2026-06-02T11:12:00Z">
             <w:rPr>
               <w:b/>
             </w:rPr>
@@ -9449,123 +9422,19 @@
         <w:t>Figure 5.</w:t>
       </w:r>
       <w:r>
-        <w:t xml:space="preserve"> Byzantine fault</w:t>
-      </w:r>
-      <w:del w:id="428" w:author="Millicent  Mufambi" w:date="2026-06-02T12:54:00Z" w16du:dateUtc="2026-06-02T10:54:00Z">
-        <w:r>
-          <w:delText>-</w:delText>
+        <w:t xml:space="preserve"> </w:t>
+      </w:r>
+      <w:del w:id="425" w:author="Millicent  Mufambi" w:date="2026-06-02T13:12:00Z" w16du:dateUtc="2026-06-02T11:12:00Z">
+        <w:r>
+          <w:delText>Byzantine fault-injection results on the e-commerce dataset, five scenarios. Consensus success rate (left bars) stays at 100% across every fault behaviour, the empirical PBFT safety guarantee under f=1. Safety violation rate (right bars) varies because different Byzantine behaviours interact differently with the Healer's output, with the sandbox layer catching the bad fixes that get past consensus. The two together implement defense</w:delText>
         </w:r>
       </w:del>
-      <w:ins w:id="429" w:author="Millicent  Mufambi" w:date="2026-06-02T12:54:00Z" w16du:dateUtc="2026-06-02T10:54:00Z">
-        <w:r>
-          <w:t xml:space="preserve"> </w:t>
-        </w:r>
-      </w:ins>
-      <w:r>
-        <w:t xml:space="preserve">injection </w:t>
-      </w:r>
-      <w:del w:id="430" w:author="Millicent  Mufambi" w:date="2026-06-02T12:54:00Z" w16du:dateUtc="2026-06-02T10:54:00Z">
-        <w:r>
-          <w:delText xml:space="preserve">results </w:delText>
-        </w:r>
-      </w:del>
-      <w:r>
-        <w:t xml:space="preserve">on the e-commerce </w:t>
-      </w:r>
-      <w:del w:id="431" w:author="Millicent  Mufambi" w:date="2026-06-02T12:54:00Z" w16du:dateUtc="2026-06-02T10:54:00Z">
-        <w:r>
-          <w:delText>dataset,</w:delText>
-        </w:r>
-      </w:del>
-      <w:ins w:id="432" w:author="Millicent  Mufambi" w:date="2026-06-02T12:54:00Z" w16du:dateUtc="2026-06-02T10:54:00Z">
-        <w:r>
-          <w:t>set:</w:t>
-        </w:r>
-      </w:ins>
-      <w:r>
-        <w:t xml:space="preserve"> five </w:t>
-      </w:r>
-      <w:del w:id="433" w:author="Millicent  Mufambi" w:date="2026-06-02T12:54:00Z" w16du:dateUtc="2026-06-02T10:54:00Z">
-        <w:r>
-          <w:delText>scenarios. Consensus success rate (left bars) stays at 100% across</w:delText>
-        </w:r>
-      </w:del>
-      <w:ins w:id="434" w:author="Millicent  Mufambi" w:date="2026-06-02T12:54:00Z" w16du:dateUtc="2026-06-02T10:54:00Z">
-        <w:r>
-          <w:t>behaviours, one of four independent validators corrupted. With f = 1 and a 2f + 1 = 3 quorum the system tolerates the corrupted validator, the three honest validators forming the quorum in</w:t>
-        </w:r>
-      </w:ins>
-      <w:r>
-        <w:t xml:space="preserve"> every </w:t>
-      </w:r>
-      <w:del w:id="435" w:author="Millicent  Mufambi" w:date="2026-06-02T12:54:00Z" w16du:dateUtc="2026-06-02T10:54:00Z">
-        <w:r>
-          <w:delText xml:space="preserve">fault </w:delText>
-        </w:r>
-      </w:del>
-      <w:r>
-        <w:t>behaviour</w:t>
-      </w:r>
-      <w:del w:id="436" w:author="Millicent  Mufambi" w:date="2026-06-02T12:54:00Z" w16du:dateUtc="2026-06-02T10:54:00Z">
-        <w:r>
-          <w:delText>, the empirical PBFT</w:delText>
-        </w:r>
-      </w:del>
-      <w:ins w:id="437" w:author="Millicent  Mufambi" w:date="2026-06-02T12:54:00Z" w16du:dateUtc="2026-06-02T10:54:00Z">
-        <w:r>
-          <w:t xml:space="preserve"> (in nine of ten cases under timeout, where one crashed-node case did not complete); liveness holds under always-reject and timeout and</w:t>
-        </w:r>
-      </w:ins>
-      <w:r>
-        <w:t xml:space="preserve"> safety </w:t>
-      </w:r>
-      <w:del w:id="438" w:author="Millicent  Mufambi" w:date="2026-06-02T12:54:00Z" w16du:dateUtc="2026-06-02T10:54:00Z">
-        <w:r>
-          <w:delText>guarantee under f=1. Safety violation rate (right bars) varies because different</w:delText>
-        </w:r>
-      </w:del>
-      <w:ins w:id="439" w:author="Millicent  Mufambi" w:date="2026-06-02T12:54:00Z" w16du:dateUtc="2026-06-02T10:54:00Z">
-        <w:r>
-          <w:t>under always-approve and random, with malformed output treated as a reject. This is genuine 3f + 1</w:t>
-        </w:r>
-      </w:ins>
-      <w:r>
-        <w:t xml:space="preserve"> Byzantine </w:t>
-      </w:r>
-      <w:del w:id="440" w:author="Millicent  Mufambi" w:date="2026-06-02T12:54:00Z" w16du:dateUtc="2026-06-02T10:54:00Z">
-        <w:r>
-          <w:delText>behaviours interact differently with the Healer's output, with</w:delText>
-        </w:r>
-      </w:del>
-      <w:ins w:id="441" w:author="Millicent  Mufambi" w:date="2026-06-02T12:54:00Z" w16du:dateUtc="2026-06-02T10:54:00Z">
-        <w:r>
-          <w:t>fault tolerance evaluated in a single-process simulation;</w:t>
-        </w:r>
-      </w:ins>
-      <w:r>
-        <w:t xml:space="preserve"> the sandbox </w:t>
-      </w:r>
-      <w:del w:id="442" w:author="Millicent  Mufambi" w:date="2026-06-02T12:54:00Z" w16du:dateUtc="2026-06-02T10:54:00Z">
-        <w:r>
-          <w:delText>layer catching the bad</w:delText>
-        </w:r>
-      </w:del>
-      <w:ins w:id="443" w:author="Millicent  Mufambi" w:date="2026-06-02T12:54:00Z" w16du:dateUtc="2026-06-02T10:54:00Z">
-        <w:r>
-          <w:t>(right bars) catches the few plausible-but-wrong</w:t>
-        </w:r>
-      </w:ins>
-      <w:r>
-        <w:t xml:space="preserve"> fixes </w:t>
-      </w:r>
-      <w:del w:id="444" w:author="Millicent  Mufambi" w:date="2026-06-02T12:54:00Z" w16du:dateUtc="2026-06-02T10:54:00Z">
-        <w:r>
-          <w:delText>that get past consensus. The two together implement defense</w:delText>
-        </w:r>
-      </w:del>
-      <w:ins w:id="445" w:author="Millicent  Mufambi" w:date="2026-06-02T12:54:00Z" w16du:dateUtc="2026-06-02T10:54:00Z">
-        <w:r>
-          <w:t>the validators admit, giving defence</w:t>
+      <w:ins w:id="426" w:author="Millicent  Mufambi" w:date="2026-06-02T13:12:00Z" w16du:dateUtc="2026-06-02T11:12:00Z">
+        <w:r>
+          <w:t xml:space="preserve">Byzantine fault injection on the e-commerce set: five behaviours, one of four independent validators corrupted. With f = 1 and a 2f + 1 = 3 quorum the system tolerates the corrupted validator, the three honest validators forming the quorum in every behaviour (in nine of ten cases under timeout, where one crashed-node case did not complete); liveness holds under always-reject and timeout and safety under always-approve and random, with malformed output treated as a reject. These runs show the quorum masking </w:t>
+        </w:r>
+        <w:r>
+          <w:t>a corrupted validator's vote, not the defining Byzantine case of an equivocating primary, which is demonstrated in Figure 7 and Section 6.14; the sandbox (right bars) catches the few plausible-but-wrong fixes the validators admit, giving defence</w:t>
         </w:r>
       </w:ins>
       <w:r>
@@ -9611,7 +9480,7 @@
         <w:spacing w:after="120"/>
         <w:jc w:val="both"/>
       </w:pPr>
-      <w:del w:id="446" w:author="Millicent  Mufambi" w:date="2026-06-02T12:54:00Z" w16du:dateUtc="2026-06-02T10:54:00Z">
+      <w:del w:id="427" w:author="Millicent  Mufambi" w:date="2026-06-02T13:12:00Z" w16du:dateUtc="2026-06-02T11:12:00Z">
         <w:r>
           <w:rPr>
             <w:b/>
@@ -9621,7 +9490,7 @@
       </w:del>
       <w:r>
         <w:rPr>
-          <w:rPrChange w:id="447" w:author="Millicent  Mufambi" w:date="2026-06-02T12:54:00Z" w16du:dateUtc="2026-06-02T10:54:00Z">
+          <w:rPrChange w:id="428" w:author="Millicent  Mufambi" w:date="2026-06-02T13:12:00Z" w16du:dateUtc="2026-06-02T11:12:00Z">
             <w:rPr>
               <w:b/>
             </w:rPr>
@@ -9629,7 +9498,7 @@
         </w:rPr>
         <w:t xml:space="preserve">VALIDATOR </w:t>
       </w:r>
-      <w:del w:id="448" w:author="Millicent  Mufambi" w:date="2026-06-02T12:54:00Z" w16du:dateUtc="2026-06-02T10:54:00Z">
+      <w:del w:id="429" w:author="Millicent  Mufambi" w:date="2026-06-02T13:12:00Z" w16du:dateUtc="2026-06-02T11:12:00Z">
         <w:r>
           <w:rPr>
             <w:b/>
@@ -9637,7 +9506,7 @@
           <w:delText>vs FOUR-VALIDATOR (DIVERSE) ON THE SAME 20 BUGSINPY CASES</w:delText>
         </w:r>
       </w:del>
-      <w:ins w:id="449" w:author="Millicent  Mufambi" w:date="2026-06-02T12:54:00Z" w16du:dateUtc="2026-06-02T10:54:00Z">
+      <w:ins w:id="430" w:author="Millicent  Mufambi" w:date="2026-06-02T13:12:00Z" w16du:dateUtc="2026-06-02T11:12:00Z">
         <w:r>
           <w:t>DECORRELATION: MEAN PAIRWISE AGREEMENT BY SETTING</w:t>
         </w:r>
@@ -9648,7 +9517,7 @@
         <w:tblStyle w:val="TableGrid"/>
         <w:tblW w:w="0" w:type="auto"/>
         <w:tblLook w:val="04A0" w:firstRow="1" w:lastRow="0" w:firstColumn="1" w:lastColumn="0" w:noHBand="0" w:noVBand="1"/>
-        <w:tblPrChange w:id="450" w:author="Millicent  Mufambi" w:date="2026-06-02T12:54:00Z" w16du:dateUtc="2026-06-02T10:54:00Z">
+        <w:tblPrChange w:id="431" w:author="Millicent  Mufambi" w:date="2026-06-02T13:12:00Z" w16du:dateUtc="2026-06-02T11:12:00Z">
           <w:tblPr>
             <w:tblStyle w:val="LightGrid-Accent1"/>
             <w:tblW w:w="0" w:type="auto"/>
@@ -9664,7 +9533,7 @@
         <w:gridCol w:w="1466"/>
         <w:gridCol w:w="1670"/>
         <w:gridCol w:w="491"/>
-        <w:tblGridChange w:id="451">
+        <w:tblGridChange w:id="432">
           <w:tblGrid>
             <w:gridCol w:w="1568"/>
             <w:gridCol w:w="908"/>
@@ -9683,7 +9552,7 @@
       </w:tblGrid>
       <w:tr>
         <w:trPr>
-          <w:trPrChange w:id="452" w:author="Millicent  Mufambi" w:date="2026-06-02T12:54:00Z" w16du:dateUtc="2026-06-02T10:54:00Z">
+          <w:trPrChange w:id="433" w:author="Millicent  Mufambi" w:date="2026-06-02T13:12:00Z" w16du:dateUtc="2026-06-02T11:12:00Z">
             <w:trPr>
               <w:gridAfter w:val="0"/>
             </w:trPr>
@@ -9692,7 +9561,7 @@
         <w:tc>
           <w:tcPr>
             <w:tcW w:w="3135" w:type="dxa"/>
-            <w:tcPrChange w:id="453" w:author="Millicent  Mufambi" w:date="2026-06-02T12:54:00Z" w16du:dateUtc="2026-06-02T10:54:00Z">
+            <w:tcPrChange w:id="434" w:author="Millicent  Mufambi" w:date="2026-06-02T13:12:00Z" w16du:dateUtc="2026-06-02T11:12:00Z">
               <w:tcPr>
                 <w:tcW w:w="1568" w:type="dxa"/>
               </w:tcPr>
@@ -9700,18 +9569,18 @@
           </w:tcPr>
           <w:p>
             <w:pPr>
-              <w:pPrChange w:id="454" w:author="Millicent  Mufambi" w:date="2026-06-02T12:54:00Z" w16du:dateUtc="2026-06-02T10:54:00Z">
+              <w:pPrChange w:id="435" w:author="Millicent  Mufambi" w:date="2026-06-02T13:12:00Z" w16du:dateUtc="2026-06-02T11:12:00Z">
                 <w:pPr>
                   <w:jc w:val="center"/>
                 </w:pPr>
               </w:pPrChange>
             </w:pPr>
-            <w:del w:id="455" w:author="Millicent  Mufambi" w:date="2026-06-02T12:54:00Z" w16du:dateUtc="2026-06-02T10:54:00Z">
+            <w:del w:id="436" w:author="Millicent  Mufambi" w:date="2026-06-02T13:12:00Z" w16du:dateUtc="2026-06-02T11:12:00Z">
               <w:r>
                 <w:delText>Configuration</w:delText>
               </w:r>
             </w:del>
-            <w:ins w:id="456" w:author="Millicent  Mufambi" w:date="2026-06-02T12:54:00Z" w16du:dateUtc="2026-06-02T10:54:00Z">
+            <w:ins w:id="437" w:author="Millicent  Mufambi" w:date="2026-06-02T13:12:00Z" w16du:dateUtc="2026-06-02T11:12:00Z">
               <w:r>
                 <w:rPr>
                   <w:b/>
@@ -9730,12 +9599,12 @@
               <w:bottom w:val="single" w:sz="18" w:space="0" w:color="4F81BD" w:themeColor="accent1"/>
               <w:right w:val="single" w:sz="8" w:space="0" w:color="4F81BD" w:themeColor="accent1"/>
             </w:tcBorders>
-            <w:cellDel w:id="457" w:author="Millicent  Mufambi" w:date="2026-06-02T12:54:00Z"/>
-            <w:tcPrChange w:id="458" w:author="Millicent  Mufambi" w:date="2026-06-02T12:54:00Z" w16du:dateUtc="2026-06-02T10:54:00Z">
+            <w:cellDel w:id="438" w:author="Millicent  Mufambi" w:date="2026-06-02T13:12:00Z"/>
+            <w:tcPrChange w:id="439" w:author="Millicent  Mufambi" w:date="2026-06-02T13:12:00Z" w16du:dateUtc="2026-06-02T11:12:00Z">
               <w:tcPr>
                 <w:tcW w:w="1568" w:type="dxa"/>
                 <w:gridSpan w:val="2"/>
-                <w:cellDel w:id="459" w:author="Millicent  Mufambi" w:date="2026-06-02T12:54:00Z"/>
+                <w:cellDel w:id="440" w:author="Millicent  Mufambi" w:date="2026-06-02T13:12:00Z"/>
               </w:tcPr>
             </w:tcPrChange>
           </w:tcPr>
@@ -9743,7 +9612,7 @@
             <w:pPr>
               <w:jc w:val="center"/>
             </w:pPr>
-            <w:del w:id="460" w:author="Millicent  Mufambi" w:date="2026-06-02T12:54:00Z" w16du:dateUtc="2026-06-02T10:54:00Z">
+            <w:del w:id="441" w:author="Millicent  Mufambi" w:date="2026-06-02T13:12:00Z" w16du:dateUtc="2026-06-02T11:12:00Z">
               <w:r>
                 <w:delText>Successes</w:delText>
               </w:r>
@@ -9759,12 +9628,12 @@
               <w:bottom w:val="single" w:sz="18" w:space="0" w:color="4F81BD" w:themeColor="accent1"/>
               <w:right w:val="single" w:sz="8" w:space="0" w:color="4F81BD" w:themeColor="accent1"/>
             </w:tcBorders>
-            <w:cellDel w:id="461" w:author="Millicent  Mufambi" w:date="2026-06-02T12:54:00Z"/>
-            <w:tcPrChange w:id="462" w:author="Millicent  Mufambi" w:date="2026-06-02T12:54:00Z" w16du:dateUtc="2026-06-02T10:54:00Z">
+            <w:cellDel w:id="442" w:author="Millicent  Mufambi" w:date="2026-06-02T13:12:00Z"/>
+            <w:tcPrChange w:id="443" w:author="Millicent  Mufambi" w:date="2026-06-02T13:12:00Z" w16du:dateUtc="2026-06-02T11:12:00Z">
               <w:tcPr>
                 <w:tcW w:w="1568" w:type="dxa"/>
                 <w:gridSpan w:val="2"/>
-                <w:cellDel w:id="463" w:author="Millicent  Mufambi" w:date="2026-06-02T12:54:00Z"/>
+                <w:cellDel w:id="444" w:author="Millicent  Mufambi" w:date="2026-06-02T13:12:00Z"/>
               </w:tcPr>
             </w:tcPrChange>
           </w:tcPr>
@@ -9772,7 +9641,7 @@
             <w:pPr>
               <w:jc w:val="center"/>
             </w:pPr>
-            <w:del w:id="464" w:author="Millicent  Mufambi" w:date="2026-06-02T12:54:00Z" w16du:dateUtc="2026-06-02T10:54:00Z">
+            <w:del w:id="445" w:author="Millicent  Mufambi" w:date="2026-06-02T13:12:00Z" w16du:dateUtc="2026-06-02T11:12:00Z">
               <w:r>
                 <w:delText>Safety violations</w:delText>
               </w:r>
@@ -9788,12 +9657,12 @@
               <w:bottom w:val="single" w:sz="18" w:space="0" w:color="4F81BD" w:themeColor="accent1"/>
               <w:right w:val="single" w:sz="8" w:space="0" w:color="4F81BD" w:themeColor="accent1"/>
             </w:tcBorders>
-            <w:cellDel w:id="465" w:author="Millicent  Mufambi" w:date="2026-06-02T12:54:00Z"/>
-            <w:tcPrChange w:id="466" w:author="Millicent  Mufambi" w:date="2026-06-02T12:54:00Z" w16du:dateUtc="2026-06-02T10:54:00Z">
+            <w:cellDel w:id="446" w:author="Millicent  Mufambi" w:date="2026-06-02T13:12:00Z"/>
+            <w:tcPrChange w:id="447" w:author="Millicent  Mufambi" w:date="2026-06-02T13:12:00Z" w16du:dateUtc="2026-06-02T11:12:00Z">
               <w:tcPr>
                 <w:tcW w:w="1568" w:type="dxa"/>
                 <w:gridSpan w:val="3"/>
-                <w:cellDel w:id="467" w:author="Millicent  Mufambi" w:date="2026-06-02T12:54:00Z"/>
+                <w:cellDel w:id="448" w:author="Millicent  Mufambi" w:date="2026-06-02T13:12:00Z"/>
               </w:tcPr>
             </w:tcPrChange>
           </w:tcPr>
@@ -9801,7 +9670,7 @@
             <w:pPr>
               <w:jc w:val="center"/>
             </w:pPr>
-            <w:del w:id="468" w:author="Millicent  Mufambi" w:date="2026-06-02T12:54:00Z" w16du:dateUtc="2026-06-02T10:54:00Z">
+            <w:del w:id="449" w:author="Millicent  Mufambi" w:date="2026-06-02T13:12:00Z" w16du:dateUtc="2026-06-02T11:12:00Z">
               <w:r>
                 <w:delText>Consensus success rate</w:delText>
               </w:r>
@@ -9811,7 +9680,7 @@
         <w:tc>
           <w:tcPr>
             <w:tcW w:w="3135" w:type="dxa"/>
-            <w:tcPrChange w:id="469" w:author="Millicent  Mufambi" w:date="2026-06-02T12:54:00Z" w16du:dateUtc="2026-06-02T10:54:00Z">
+            <w:tcPrChange w:id="450" w:author="Millicent  Mufambi" w:date="2026-06-02T13:12:00Z" w16du:dateUtc="2026-06-02T11:12:00Z">
               <w:tcPr>
                 <w:tcW w:w="1568" w:type="dxa"/>
                 <w:gridSpan w:val="2"/>
@@ -9820,7 +9689,7 @@
           </w:tcPr>
           <w:p>
             <w:pPr>
-              <w:pPrChange w:id="470" w:author="Millicent  Mufambi" w:date="2026-06-02T12:54:00Z" w16du:dateUtc="2026-06-02T10:54:00Z">
+              <w:pPrChange w:id="451" w:author="Millicent  Mufambi" w:date="2026-06-02T13:12:00Z" w16du:dateUtc="2026-06-02T11:12:00Z">
                 <w:pPr>
                   <w:jc w:val="center"/>
                 </w:pPr>
@@ -9829,7 +9698,7 @@
             <w:r>
               <w:rPr>
                 <w:b/>
-                <w:rPrChange w:id="471" w:author="Millicent  Mufambi" w:date="2026-06-02T12:54:00Z" w16du:dateUtc="2026-06-02T10:54:00Z">
+                <w:rPrChange w:id="452" w:author="Millicent  Mufambi" w:date="2026-06-02T13:12:00Z" w16du:dateUtc="2026-06-02T11:12:00Z">
                   <w:rPr/>
                 </w:rPrChange>
               </w:rPr>
@@ -9841,7 +9710,7 @@
           <w:tcPr>
             <w:tcW w:w="3135" w:type="dxa"/>
             <w:gridSpan w:val="2"/>
-            <w:tcPrChange w:id="472" w:author="Millicent  Mufambi" w:date="2026-06-02T12:54:00Z" w16du:dateUtc="2026-06-02T10:54:00Z">
+            <w:tcPrChange w:id="453" w:author="Millicent  Mufambi" w:date="2026-06-02T13:12:00Z" w16du:dateUtc="2026-06-02T11:12:00Z">
               <w:tcPr>
                 <w:tcW w:w="1568" w:type="dxa"/>
               </w:tcPr>
@@ -9849,18 +9718,18 @@
           </w:tcPr>
           <w:p>
             <w:pPr>
-              <w:pPrChange w:id="473" w:author="Millicent  Mufambi" w:date="2026-06-02T12:54:00Z" w16du:dateUtc="2026-06-02T10:54:00Z">
+              <w:pPrChange w:id="454" w:author="Millicent  Mufambi" w:date="2026-06-02T13:12:00Z" w16du:dateUtc="2026-06-02T11:12:00Z">
                 <w:pPr>
                   <w:jc w:val="center"/>
                 </w:pPr>
               </w:pPrChange>
             </w:pPr>
-            <w:del w:id="474" w:author="Millicent  Mufambi" w:date="2026-06-02T12:54:00Z" w16du:dateUtc="2026-06-02T10:54:00Z">
+            <w:del w:id="455" w:author="Millicent  Mufambi" w:date="2026-06-02T13:12:00Z" w16du:dateUtc="2026-06-02T11:12:00Z">
               <w:r>
                 <w:delText>n_pairs</w:delText>
               </w:r>
             </w:del>
-            <w:ins w:id="475" w:author="Millicent  Mufambi" w:date="2026-06-02T12:54:00Z" w16du:dateUtc="2026-06-02T10:54:00Z">
+            <w:ins w:id="456" w:author="Millicent  Mufambi" w:date="2026-06-02T13:12:00Z" w16du:dateUtc="2026-06-02T11:12:00Z">
               <w:r>
                 <w:rPr>
                   <w:b/>
@@ -9873,7 +9742,7 @@
       </w:tr>
       <w:tr>
         <w:trPr>
-          <w:ins w:id="476" w:author="Millicent  Mufambi" w:date="2026-06-02T12:54:00Z" w16du:dateUtc="2026-06-02T10:54:00Z"/>
+          <w:ins w:id="457" w:author="Millicent  Mufambi" w:date="2026-06-02T13:12:00Z" w16du:dateUtc="2026-06-02T11:12:00Z"/>
         </w:trPr>
         <w:tc>
           <w:tcPr>
@@ -9883,10 +9752,10 @@
           <w:p>
             <w:pPr>
               <w:rPr>
-                <w:ins w:id="477" w:author="Millicent  Mufambi" w:date="2026-06-02T12:54:00Z" w16du:dateUtc="2026-06-02T10:54:00Z"/>
+                <w:ins w:id="458" w:author="Millicent  Mufambi" w:date="2026-06-02T13:12:00Z" w16du:dateUtc="2026-06-02T11:12:00Z"/>
               </w:rPr>
             </w:pPr>
-            <w:ins w:id="478" w:author="Millicent  Mufambi" w:date="2026-06-02T12:54:00Z" w16du:dateUtc="2026-06-02T10:54:00Z">
+            <w:ins w:id="459" w:author="Millicent  Mufambi" w:date="2026-06-02T13:12:00Z" w16du:dateUtc="2026-06-02T11:12:00Z">
               <w:r>
                 <w:t>Heterogeneous panel, easy synthetic bugs</w:t>
               </w:r>
@@ -9900,10 +9769,10 @@
           <w:p>
             <w:pPr>
               <w:rPr>
-                <w:ins w:id="479" w:author="Millicent  Mufambi" w:date="2026-06-02T12:54:00Z" w16du:dateUtc="2026-06-02T10:54:00Z"/>
+                <w:ins w:id="460" w:author="Millicent  Mufambi" w:date="2026-06-02T13:12:00Z" w16du:dateUtc="2026-06-02T11:12:00Z"/>
               </w:rPr>
             </w:pPr>
-            <w:ins w:id="480" w:author="Millicent  Mufambi" w:date="2026-06-02T12:54:00Z" w16du:dateUtc="2026-06-02T10:54:00Z">
+            <w:ins w:id="461" w:author="Millicent  Mufambi" w:date="2026-06-02T13:12:00Z" w16du:dateUtc="2026-06-02T11:12:00Z">
               <w:r>
                 <w:t>~1.00</w:t>
               </w:r>
@@ -9918,10 +9787,10 @@
           <w:p>
             <w:pPr>
               <w:rPr>
-                <w:ins w:id="481" w:author="Millicent  Mufambi" w:date="2026-06-02T12:54:00Z" w16du:dateUtc="2026-06-02T10:54:00Z"/>
+                <w:ins w:id="462" w:author="Millicent  Mufambi" w:date="2026-06-02T13:12:00Z" w16du:dateUtc="2026-06-02T11:12:00Z"/>
               </w:rPr>
             </w:pPr>
-            <w:ins w:id="482" w:author="Millicent  Mufambi" w:date="2026-06-02T12:54:00Z" w16du:dateUtc="2026-06-02T10:54:00Z">
+            <w:ins w:id="463" w:author="Millicent  Mufambi" w:date="2026-06-02T13:12:00Z" w16du:dateUtc="2026-06-02T11:12:00Z">
               <w:r>
                 <w:t>Validators agree in near-lockstep when the fix is obvious</w:t>
               </w:r>
@@ -9931,7 +9800,7 @@
       </w:tr>
       <w:tr>
         <w:trPr>
-          <w:trPrChange w:id="483" w:author="Millicent  Mufambi" w:date="2026-06-02T12:54:00Z" w16du:dateUtc="2026-06-02T10:54:00Z">
+          <w:trPrChange w:id="464" w:author="Millicent  Mufambi" w:date="2026-06-02T13:12:00Z" w16du:dateUtc="2026-06-02T11:12:00Z">
             <w:trPr>
               <w:gridAfter w:val="0"/>
             </w:trPr>
@@ -9940,19 +9809,19 @@
         <w:tc>
           <w:tcPr>
             <w:tcW w:w="3135" w:type="dxa"/>
-            <w:tcPrChange w:id="484" w:author="Millicent  Mufambi" w:date="2026-06-02T12:54:00Z" w16du:dateUtc="2026-06-02T10:54:00Z">
+            <w:tcPrChange w:id="465" w:author="Millicent  Mufambi" w:date="2026-06-02T13:12:00Z" w16du:dateUtc="2026-06-02T11:12:00Z">
               <w:tcPr>
                 <w:tcW w:w="1568" w:type="dxa"/>
               </w:tcPr>
             </w:tcPrChange>
           </w:tcPr>
           <w:p>
-            <w:del w:id="485" w:author="Millicent  Mufambi" w:date="2026-06-02T12:54:00Z" w16du:dateUtc="2026-06-02T10:54:00Z">
+            <w:del w:id="466" w:author="Millicent  Mufambi" w:date="2026-06-02T13:12:00Z" w16du:dateUtc="2026-06-02T11:12:00Z">
               <w:r>
                 <w:delText>Two same-family validators (default)</w:delText>
               </w:r>
             </w:del>
-            <w:ins w:id="486" w:author="Millicent  Mufambi" w:date="2026-06-02T12:54:00Z" w16du:dateUtc="2026-06-02T10:54:00Z">
+            <w:ins w:id="467" w:author="Millicent  Mufambi" w:date="2026-06-02T13:12:00Z" w16du:dateUtc="2026-06-02T11:12:00Z">
               <w:r>
                 <w:t>Heterogeneous panel, real BugsInPy bugs</w:t>
               </w:r>
@@ -9969,17 +9838,17 @@
               <w:right w:val="single" w:sz="8" w:space="0" w:color="4F81BD" w:themeColor="accent1"/>
             </w:tcBorders>
             <w:shd w:val="clear" w:color="auto" w:fill="D3DFEE" w:themeFill="accent1" w:themeFillTint="3F"/>
-            <w:cellDel w:id="487" w:author="Millicent  Mufambi" w:date="2026-06-02T12:54:00Z"/>
-            <w:tcPrChange w:id="488" w:author="Millicent  Mufambi" w:date="2026-06-02T12:54:00Z" w16du:dateUtc="2026-06-02T10:54:00Z">
+            <w:cellDel w:id="468" w:author="Millicent  Mufambi" w:date="2026-06-02T13:12:00Z"/>
+            <w:tcPrChange w:id="469" w:author="Millicent  Mufambi" w:date="2026-06-02T13:12:00Z" w16du:dateUtc="2026-06-02T11:12:00Z">
               <w:tcPr>
                 <w:tcW w:w="1568" w:type="dxa"/>
                 <w:gridSpan w:val="2"/>
-                <w:cellDel w:id="489" w:author="Millicent  Mufambi" w:date="2026-06-02T12:54:00Z"/>
+                <w:cellDel w:id="470" w:author="Millicent  Mufambi" w:date="2026-06-02T13:12:00Z"/>
               </w:tcPr>
             </w:tcPrChange>
           </w:tcPr>
           <w:p>
-            <w:del w:id="490" w:author="Millicent  Mufambi" w:date="2026-06-02T12:54:00Z" w16du:dateUtc="2026-06-02T10:54:00Z">
+            <w:del w:id="471" w:author="Millicent  Mufambi" w:date="2026-06-02T13:12:00Z" w16du:dateUtc="2026-06-02T11:12:00Z">
               <w:r>
                 <w:delText>5</w:delText>
               </w:r>
@@ -9997,17 +9866,17 @@
               <w:right w:val="single" w:sz="8" w:space="0" w:color="4F81BD" w:themeColor="accent1"/>
             </w:tcBorders>
             <w:shd w:val="clear" w:color="auto" w:fill="D3DFEE" w:themeFill="accent1" w:themeFillTint="3F"/>
-            <w:cellDel w:id="491" w:author="Millicent  Mufambi" w:date="2026-06-02T12:54:00Z"/>
-            <w:tcPrChange w:id="492" w:author="Millicent  Mufambi" w:date="2026-06-02T12:54:00Z" w16du:dateUtc="2026-06-02T10:54:00Z">
+            <w:cellDel w:id="472" w:author="Millicent  Mufambi" w:date="2026-06-02T13:12:00Z"/>
+            <w:tcPrChange w:id="473" w:author="Millicent  Mufambi" w:date="2026-06-02T13:12:00Z" w16du:dateUtc="2026-06-02T11:12:00Z">
               <w:tcPr>
                 <w:tcW w:w="1568" w:type="dxa"/>
                 <w:gridSpan w:val="2"/>
-                <w:cellDel w:id="493" w:author="Millicent  Mufambi" w:date="2026-06-02T12:54:00Z"/>
+                <w:cellDel w:id="474" w:author="Millicent  Mufambi" w:date="2026-06-02T13:12:00Z"/>
               </w:tcPr>
             </w:tcPrChange>
           </w:tcPr>
           <w:p>
-            <w:del w:id="494" w:author="Millicent  Mufambi" w:date="2026-06-02T12:54:00Z" w16du:dateUtc="2026-06-02T10:54:00Z">
+            <w:del w:id="475" w:author="Millicent  Mufambi" w:date="2026-06-02T13:12:00Z" w16du:dateUtc="2026-06-02T11:12:00Z">
               <w:r>
                 <w:delText>3</w:delText>
               </w:r>
@@ -10017,7 +9886,7 @@
         <w:tc>
           <w:tcPr>
             <w:tcW w:w="3135" w:type="dxa"/>
-            <w:tcPrChange w:id="495" w:author="Millicent  Mufambi" w:date="2026-06-02T12:54:00Z" w16du:dateUtc="2026-06-02T10:54:00Z">
+            <w:tcPrChange w:id="476" w:author="Millicent  Mufambi" w:date="2026-06-02T13:12:00Z" w16du:dateUtc="2026-06-02T11:12:00Z">
               <w:tcPr>
                 <w:tcW w:w="1568" w:type="dxa"/>
                 <w:gridSpan w:val="3"/>
@@ -10028,12 +9897,12 @@
             <w:r>
               <w:t>0.</w:t>
             </w:r>
-            <w:del w:id="496" w:author="Millicent  Mufambi" w:date="2026-06-02T12:54:00Z" w16du:dateUtc="2026-06-02T10:54:00Z">
+            <w:del w:id="477" w:author="Millicent  Mufambi" w:date="2026-06-02T13:12:00Z" w16du:dateUtc="2026-06-02T11:12:00Z">
               <w:r>
                 <w:delText>40</w:delText>
               </w:r>
             </w:del>
-            <w:ins w:id="497" w:author="Millicent  Mufambi" w:date="2026-06-02T12:54:00Z" w16du:dateUtc="2026-06-02T10:54:00Z">
+            <w:ins w:id="478" w:author="Millicent  Mufambi" w:date="2026-06-02T13:12:00Z" w16du:dateUtc="2026-06-02T11:12:00Z">
               <w:r>
                 <w:t>925</w:t>
               </w:r>
@@ -10043,7 +9912,7 @@
         <w:tc>
           <w:tcPr>
             <w:tcW w:w="3135" w:type="dxa"/>
-            <w:tcPrChange w:id="498" w:author="Millicent  Mufambi" w:date="2026-06-02T12:54:00Z" w16du:dateUtc="2026-06-02T10:54:00Z">
+            <w:tcPrChange w:id="479" w:author="Millicent  Mufambi" w:date="2026-06-02T13:12:00Z" w16du:dateUtc="2026-06-02T11:12:00Z">
               <w:tcPr>
                 <w:tcW w:w="1568" w:type="dxa"/>
                 <w:gridSpan w:val="2"/>
@@ -10051,12 +9920,12 @@
             </w:tcPrChange>
           </w:tcPr>
           <w:p>
-            <w:del w:id="499" w:author="Millicent  Mufambi" w:date="2026-06-02T12:54:00Z" w16du:dateUtc="2026-06-02T10:54:00Z">
+            <w:del w:id="480" w:author="Millicent  Mufambi" w:date="2026-06-02T13:12:00Z" w16du:dateUtc="2026-06-02T11:12:00Z">
               <w:r>
                 <w:delText>0.95</w:delText>
               </w:r>
             </w:del>
-            <w:ins w:id="500" w:author="Millicent  Mufambi" w:date="2026-06-02T12:54:00Z" w16du:dateUtc="2026-06-02T10:54:00Z">
+            <w:ins w:id="481" w:author="Millicent  Mufambi" w:date="2026-06-02T13:12:00Z" w16du:dateUtc="2026-06-02T11:12:00Z">
               <w:r>
                 <w:t>Genuine disagreement emerges: three split votes, Claude-Haiku dissenting</w:t>
               </w:r>
@@ -10073,16 +9942,16 @@
               <w:right w:val="single" w:sz="8" w:space="0" w:color="4F81BD" w:themeColor="accent1"/>
             </w:tcBorders>
             <w:shd w:val="clear" w:color="auto" w:fill="D3DFEE" w:themeFill="accent1" w:themeFillTint="3F"/>
-            <w:cellDel w:id="501" w:author="Millicent  Mufambi" w:date="2026-06-02T12:54:00Z"/>
-            <w:tcPrChange w:id="502" w:author="Millicent  Mufambi" w:date="2026-06-02T12:54:00Z" w16du:dateUtc="2026-06-02T10:54:00Z">
+            <w:cellDel w:id="482" w:author="Millicent  Mufambi" w:date="2026-06-02T13:12:00Z"/>
+            <w:tcPrChange w:id="483" w:author="Millicent  Mufambi" w:date="2026-06-02T13:12:00Z" w16du:dateUtc="2026-06-02T11:12:00Z">
               <w:tcPr>
                 <w:tcW w:w="1568" w:type="dxa"/>
-                <w:cellDel w:id="503" w:author="Millicent  Mufambi" w:date="2026-06-02T12:54:00Z"/>
+                <w:cellDel w:id="484" w:author="Millicent  Mufambi" w:date="2026-06-02T13:12:00Z"/>
               </w:tcPr>
             </w:tcPrChange>
           </w:tcPr>
           <w:p>
-            <w:del w:id="504" w:author="Millicent  Mufambi" w:date="2026-06-02T12:54:00Z" w16du:dateUtc="2026-06-02T10:54:00Z">
+            <w:del w:id="485" w:author="Millicent  Mufambi" w:date="2026-06-02T13:12:00Z" w16du:dateUtc="2026-06-02T11:12:00Z">
               <w:r>
                 <w:delText>1</w:delText>
               </w:r>
@@ -10092,7 +9961,7 @@
       </w:tr>
       <w:tr>
         <w:trPr>
-          <w:trPrChange w:id="505" w:author="Millicent  Mufambi" w:date="2026-06-02T12:54:00Z" w16du:dateUtc="2026-06-02T10:54:00Z">
+          <w:trPrChange w:id="486" w:author="Millicent  Mufambi" w:date="2026-06-02T13:12:00Z" w16du:dateUtc="2026-06-02T11:12:00Z">
             <w:trPr>
               <w:gridAfter w:val="0"/>
             </w:trPr>
@@ -10101,14 +9970,14 @@
         <w:tc>
           <w:tcPr>
             <w:tcW w:w="3135" w:type="dxa"/>
-            <w:tcPrChange w:id="506" w:author="Millicent  Mufambi" w:date="2026-06-02T12:54:00Z" w16du:dateUtc="2026-06-02T10:54:00Z">
+            <w:tcPrChange w:id="487" w:author="Millicent  Mufambi" w:date="2026-06-02T13:12:00Z" w16du:dateUtc="2026-06-02T11:12:00Z">
               <w:tcPr>
                 <w:tcW w:w="1568" w:type="dxa"/>
               </w:tcPr>
             </w:tcPrChange>
           </w:tcPr>
           <w:p>
-            <w:del w:id="507" w:author="Millicent  Mufambi" w:date="2026-06-02T12:54:00Z" w16du:dateUtc="2026-06-02T10:54:00Z">
+            <w:del w:id="488" w:author="Millicent  Mufambi" w:date="2026-06-02T13:12:00Z" w16du:dateUtc="2026-06-02T11:12:00Z">
               <w:r>
                 <w:delText xml:space="preserve">Four </w:delText>
               </w:r>
@@ -10116,7 +9985,7 @@
                 <w:delText>distinct-family validators (diverse)</w:delText>
               </w:r>
             </w:del>
-            <w:ins w:id="508" w:author="Millicent  Mufambi" w:date="2026-06-02T12:54:00Z" w16du:dateUtc="2026-06-02T10:54:00Z">
+            <w:ins w:id="489" w:author="Millicent  Mufambi" w:date="2026-06-02T13:12:00Z" w16du:dateUtc="2026-06-02T11:12:00Z">
               <w:r>
                 <w:t>Heterogeneous proposers, semantic-quorum study</w:t>
               </w:r>
@@ -10132,17 +10001,17 @@
               <w:bottom w:val="single" w:sz="8" w:space="0" w:color="4F81BD" w:themeColor="accent1"/>
               <w:right w:val="single" w:sz="8" w:space="0" w:color="4F81BD" w:themeColor="accent1"/>
             </w:tcBorders>
-            <w:cellDel w:id="509" w:author="Millicent  Mufambi" w:date="2026-06-02T12:54:00Z"/>
-            <w:tcPrChange w:id="510" w:author="Millicent  Mufambi" w:date="2026-06-02T12:54:00Z" w16du:dateUtc="2026-06-02T10:54:00Z">
+            <w:cellDel w:id="490" w:author="Millicent  Mufambi" w:date="2026-06-02T13:12:00Z"/>
+            <w:tcPrChange w:id="491" w:author="Millicent  Mufambi" w:date="2026-06-02T13:12:00Z" w16du:dateUtc="2026-06-02T11:12:00Z">
               <w:tcPr>
                 <w:tcW w:w="1568" w:type="dxa"/>
                 <w:gridSpan w:val="2"/>
-                <w:cellDel w:id="511" w:author="Millicent  Mufambi" w:date="2026-06-02T12:54:00Z"/>
+                <w:cellDel w:id="492" w:author="Millicent  Mufambi" w:date="2026-06-02T13:12:00Z"/>
               </w:tcPr>
             </w:tcPrChange>
           </w:tcPr>
           <w:p>
-            <w:del w:id="512" w:author="Millicent  Mufambi" w:date="2026-06-02T12:54:00Z" w16du:dateUtc="2026-06-02T10:54:00Z">
+            <w:del w:id="493" w:author="Millicent  Mufambi" w:date="2026-06-02T13:12:00Z" w16du:dateUtc="2026-06-02T11:12:00Z">
               <w:r>
                 <w:delText>5</w:delText>
               </w:r>
@@ -10159,17 +10028,17 @@
               <w:bottom w:val="single" w:sz="8" w:space="0" w:color="4F81BD" w:themeColor="accent1"/>
               <w:right w:val="single" w:sz="8" w:space="0" w:color="4F81BD" w:themeColor="accent1"/>
             </w:tcBorders>
-            <w:cellDel w:id="513" w:author="Millicent  Mufambi" w:date="2026-06-02T12:54:00Z"/>
-            <w:tcPrChange w:id="514" w:author="Millicent  Mufambi" w:date="2026-06-02T12:54:00Z" w16du:dateUtc="2026-06-02T10:54:00Z">
+            <w:cellDel w:id="494" w:author="Millicent  Mufambi" w:date="2026-06-02T13:12:00Z"/>
+            <w:tcPrChange w:id="495" w:author="Millicent  Mufambi" w:date="2026-06-02T13:12:00Z" w16du:dateUtc="2026-06-02T11:12:00Z">
               <w:tcPr>
                 <w:tcW w:w="1568" w:type="dxa"/>
                 <w:gridSpan w:val="2"/>
-                <w:cellDel w:id="515" w:author="Millicent  Mufambi" w:date="2026-06-02T12:54:00Z"/>
+                <w:cellDel w:id="496" w:author="Millicent  Mufambi" w:date="2026-06-02T13:12:00Z"/>
               </w:tcPr>
             </w:tcPrChange>
           </w:tcPr>
           <w:p>
-            <w:del w:id="516" w:author="Millicent  Mufambi" w:date="2026-06-02T12:54:00Z" w16du:dateUtc="2026-06-02T10:54:00Z">
+            <w:del w:id="497" w:author="Millicent  Mufambi" w:date="2026-06-02T13:12:00Z" w16du:dateUtc="2026-06-02T11:12:00Z">
               <w:r>
                 <w:delText>3</w:delText>
               </w:r>
@@ -10179,7 +10048,7 @@
         <w:tc>
           <w:tcPr>
             <w:tcW w:w="3135" w:type="dxa"/>
-            <w:tcPrChange w:id="517" w:author="Millicent  Mufambi" w:date="2026-06-02T12:54:00Z" w16du:dateUtc="2026-06-02T10:54:00Z">
+            <w:tcPrChange w:id="498" w:author="Millicent  Mufambi" w:date="2026-06-02T13:12:00Z" w16du:dateUtc="2026-06-02T11:12:00Z">
               <w:tcPr>
                 <w:tcW w:w="1568" w:type="dxa"/>
                 <w:gridSpan w:val="3"/>
@@ -10190,12 +10059,12 @@
             <w:r>
               <w:t>0.</w:t>
             </w:r>
-            <w:del w:id="518" w:author="Millicent  Mufambi" w:date="2026-06-02T12:54:00Z" w16du:dateUtc="2026-06-02T10:54:00Z">
+            <w:del w:id="499" w:author="Millicent  Mufambi" w:date="2026-06-02T13:12:00Z" w16du:dateUtc="2026-06-02T11:12:00Z">
               <w:r>
                 <w:delText>40</w:delText>
               </w:r>
             </w:del>
-            <w:ins w:id="519" w:author="Millicent  Mufambi" w:date="2026-06-02T12:54:00Z" w16du:dateUtc="2026-06-02T10:54:00Z">
+            <w:ins w:id="500" w:author="Millicent  Mufambi" w:date="2026-06-02T13:12:00Z" w16du:dateUtc="2026-06-02T11:12:00Z">
               <w:r>
                 <w:t>54</w:t>
               </w:r>
@@ -10205,7 +10074,7 @@
         <w:tc>
           <w:tcPr>
             <w:tcW w:w="3135" w:type="dxa"/>
-            <w:tcPrChange w:id="520" w:author="Millicent  Mufambi" w:date="2026-06-02T12:54:00Z" w16du:dateUtc="2026-06-02T10:54:00Z">
+            <w:tcPrChange w:id="501" w:author="Millicent  Mufambi" w:date="2026-06-02T13:12:00Z" w16du:dateUtc="2026-06-02T11:12:00Z">
               <w:tcPr>
                 <w:tcW w:w="1568" w:type="dxa"/>
                 <w:gridSpan w:val="2"/>
@@ -10213,7 +10082,7 @@
             </w:tcPrChange>
           </w:tcPr>
           <w:p>
-            <w:del w:id="521" w:author="Millicent  Mufambi" w:date="2026-06-02T12:54:00Z" w16du:dateUtc="2026-06-02T10:54:00Z">
+            <w:del w:id="502" w:author="Millicent  Mufambi" w:date="2026-06-02T13:12:00Z" w16du:dateUtc="2026-06-02T11:12:00Z">
               <w:r>
                 <w:rPr>
                   <w:b/>
@@ -10221,7 +10090,7 @@
                 <w:delText>1.00</w:delText>
               </w:r>
             </w:del>
-            <w:ins w:id="522" w:author="Millicent  Mufambi" w:date="2026-06-02T12:54:00Z" w16du:dateUtc="2026-06-02T10:54:00Z">
+            <w:ins w:id="503" w:author="Millicent  Mufambi" w:date="2026-06-02T13:12:00Z" w16du:dateUtc="2026-06-02T11:12:00Z">
               <w:r>
                 <w:t>Once proposals may differ, behavioural agreement drops sharply</w:t>
               </w:r>
@@ -10237,16 +10106,16 @@
               <w:bottom w:val="single" w:sz="8" w:space="0" w:color="4F81BD" w:themeColor="accent1"/>
               <w:right w:val="single" w:sz="8" w:space="0" w:color="4F81BD" w:themeColor="accent1"/>
             </w:tcBorders>
-            <w:cellDel w:id="523" w:author="Millicent  Mufambi" w:date="2026-06-02T12:54:00Z"/>
-            <w:tcPrChange w:id="524" w:author="Millicent  Mufambi" w:date="2026-06-02T12:54:00Z" w16du:dateUtc="2026-06-02T10:54:00Z">
+            <w:cellDel w:id="504" w:author="Millicent  Mufambi" w:date="2026-06-02T13:12:00Z"/>
+            <w:tcPrChange w:id="505" w:author="Millicent  Mufambi" w:date="2026-06-02T13:12:00Z" w16du:dateUtc="2026-06-02T11:12:00Z">
               <w:tcPr>
                 <w:tcW w:w="1568" w:type="dxa"/>
-                <w:cellDel w:id="525" w:author="Millicent  Mufambi" w:date="2026-06-02T12:54:00Z"/>
+                <w:cellDel w:id="506" w:author="Millicent  Mufambi" w:date="2026-06-02T13:12:00Z"/>
               </w:tcPr>
             </w:tcPrChange>
           </w:tcPr>
           <w:p>
-            <w:del w:id="526" w:author="Millicent  Mufambi" w:date="2026-06-02T12:54:00Z" w16du:dateUtc="2026-06-02T10:54:00Z">
+            <w:del w:id="507" w:author="Millicent  Mufambi" w:date="2026-06-02T13:12:00Z" w16du:dateUtc="2026-06-02T11:12:00Z">
               <w:r>
                 <w:delText>6</w:delText>
               </w:r>
@@ -10286,12 +10155,12 @@
       <w:r>
         <w:t xml:space="preserve">To answer RQ1 directly, the e-commerce set was re-run with </w:t>
       </w:r>
-      <w:del w:id="527" w:author="Millicent  Mufambi" w:date="2026-06-02T12:54:00Z" w16du:dateUtc="2026-06-02T10:54:00Z">
+      <w:del w:id="508" w:author="Millicent  Mufambi" w:date="2026-06-02T13:12:00Z" w16du:dateUtc="2026-06-02T11:12:00Z">
         <w:r>
           <w:delText>five</w:delText>
         </w:r>
       </w:del>
-      <w:ins w:id="528" w:author="Millicent  Mufambi" w:date="2026-06-02T12:54:00Z" w16du:dateUtc="2026-06-02T10:54:00Z">
+      <w:ins w:id="509" w:author="Millicent  Mufambi" w:date="2026-06-02T13:12:00Z" w16du:dateUtc="2026-06-02T11:12:00Z">
         <w:r>
           <w:t>seven independent</w:t>
         </w:r>
@@ -10299,12 +10168,12 @@
       <w:r>
         <w:t xml:space="preserve"> validators instead of </w:t>
       </w:r>
-      <w:del w:id="529" w:author="Millicent  Mufambi" w:date="2026-06-02T12:54:00Z" w16du:dateUtc="2026-06-02T10:54:00Z">
+      <w:del w:id="510" w:author="Millicent  Mufambi" w:date="2026-06-02T13:12:00Z" w16du:dateUtc="2026-06-02T11:12:00Z">
         <w:r>
           <w:delText>two</w:delText>
         </w:r>
       </w:del>
-      <w:ins w:id="530" w:author="Millicent  Mufambi" w:date="2026-06-02T12:54:00Z" w16du:dateUtc="2026-06-02T10:54:00Z">
+      <w:ins w:id="511" w:author="Millicent  Mufambi" w:date="2026-06-02T13:12:00Z" w16du:dateUtc="2026-06-02T11:12:00Z">
         <w:r>
           <w:t>four</w:t>
         </w:r>
@@ -10312,7 +10181,7 @@
       <w:r>
         <w:t xml:space="preserve">, satisfying </w:t>
       </w:r>
-      <w:ins w:id="531" w:author="Millicent  Mufambi" w:date="2026-06-02T12:54:00Z" w16du:dateUtc="2026-06-02T10:54:00Z">
+      <w:ins w:id="512" w:author="Millicent  Mufambi" w:date="2026-06-02T13:12:00Z" w16du:dateUtc="2026-06-02T11:12:00Z">
         <w:r>
           <w:t xml:space="preserve">n = </w:t>
         </w:r>
@@ -10320,12 +10189,12 @@
       <w:r>
         <w:t>3f</w:t>
       </w:r>
-      <w:del w:id="532" w:author="Millicent  Mufambi" w:date="2026-06-02T12:54:00Z" w16du:dateUtc="2026-06-02T10:54:00Z">
+      <w:del w:id="513" w:author="Millicent  Mufambi" w:date="2026-06-02T13:12:00Z" w16du:dateUtc="2026-06-02T11:12:00Z">
         <w:r>
           <w:delText>+</w:delText>
         </w:r>
       </w:del>
-      <w:ins w:id="533" w:author="Millicent  Mufambi" w:date="2026-06-02T12:54:00Z" w16du:dateUtc="2026-06-02T10:54:00Z">
+      <w:ins w:id="514" w:author="Millicent  Mufambi" w:date="2026-06-02T13:12:00Z" w16du:dateUtc="2026-06-02T11:12:00Z">
         <w:r>
           <w:t xml:space="preserve"> + </w:t>
         </w:r>
@@ -10333,12 +10202,12 @@
       <w:r>
         <w:t>1 = 7 at f = 2, so the system tolerates two simultaneous Byzantine validators</w:t>
       </w:r>
-      <w:del w:id="534" w:author="Millicent  Mufambi" w:date="2026-06-02T12:54:00Z" w16du:dateUtc="2026-06-02T10:54:00Z">
+      <w:del w:id="515" w:author="Millicent  Mufambi" w:date="2026-06-02T13:12:00Z" w16du:dateUtc="2026-06-02T11:12:00Z">
         <w:r>
           <w:delText>.</w:delText>
         </w:r>
       </w:del>
-      <w:ins w:id="535" w:author="Millicent  Mufambi" w:date="2026-06-02T12:54:00Z" w16du:dateUtc="2026-06-02T10:54:00Z">
+      <w:ins w:id="516" w:author="Millicent  Mufambi" w:date="2026-06-02T13:12:00Z" w16du:dateUtc="2026-06-02T11:12:00Z">
         <w:r>
           <w:t>; the tight-bound study (Section 6.13) confirms that a third would break consensus.</w:t>
         </w:r>
@@ -10346,7 +10215,7 @@
       <w:r>
         <w:t xml:space="preserve"> The analyzer, healer and baseline were held constant.</w:t>
       </w:r>
-      <w:ins w:id="536" w:author="Millicent  Mufambi" w:date="2026-06-02T12:54:00Z" w16du:dateUtc="2026-06-02T10:54:00Z">
+      <w:ins w:id="517" w:author="Millicent  Mufambi" w:date="2026-06-02T13:12:00Z" w16du:dateUtc="2026-06-02T11:12:00Z">
         <w:r>
           <w:t xml:space="preserve"> Table 8 compares success, safety and validator agreement at n = 4 and n = 7; how latency scales with the validator count is reported separately in Section 6.12 (Table 11), so that latency appears in one place only.</w:t>
         </w:r>
@@ -10381,7 +10250,7 @@
         <w:tblStyle w:val="LightGrid-Accent1"/>
         <w:tblW w:w="0" w:type="auto"/>
         <w:tblLook w:val="04A0" w:firstRow="1" w:lastRow="0" w:firstColumn="1" w:lastColumn="0" w:noHBand="0" w:noVBand="1"/>
-        <w:tblPrChange w:id="537" w:author="Millicent  Mufambi" w:date="2026-06-02T12:54:00Z" w16du:dateUtc="2026-06-02T10:54:00Z">
+        <w:tblPrChange w:id="518" w:author="Millicent  Mufambi" w:date="2026-06-02T13:12:00Z" w16du:dateUtc="2026-06-02T11:12:00Z">
           <w:tblPr>
             <w:tblStyle w:val="LightGrid-Accent1"/>
             <w:tblW w:w="0" w:type="auto"/>
@@ -10398,7 +10267,7 @@
         <w:gridCol w:w="1149"/>
         <w:gridCol w:w="1213"/>
         <w:gridCol w:w="1146"/>
-        <w:tblGridChange w:id="538">
+        <w:tblGridChange w:id="519">
           <w:tblGrid>
             <w:gridCol w:w="1469"/>
             <w:gridCol w:w="1168"/>
@@ -10419,7 +10288,7 @@
           <w:tcPr>
             <w:cnfStyle w:val="001000000000" w:firstRow="0" w:lastRow="0" w:firstColumn="1" w:lastColumn="0" w:oddVBand="0" w:evenVBand="0" w:oddHBand="0" w:evenHBand="0" w:firstRowFirstColumn="0" w:firstRowLastColumn="0" w:lastRowFirstColumn="0" w:lastRowLastColumn="0"/>
             <w:tcW w:w="1176" w:type="dxa"/>
-            <w:tcPrChange w:id="539" w:author="Millicent  Mufambi" w:date="2026-06-02T12:54:00Z" w16du:dateUtc="2026-06-02T10:54:00Z">
+            <w:tcPrChange w:id="520" w:author="Millicent  Mufambi" w:date="2026-06-02T13:12:00Z" w16du:dateUtc="2026-06-02T11:12:00Z">
               <w:tcPr>
                 <w:tcW w:w="1176" w:type="dxa"/>
               </w:tcPr>
@@ -10438,7 +10307,7 @@
         <w:tc>
           <w:tcPr>
             <w:tcW w:w="1176" w:type="dxa"/>
-            <w:tcPrChange w:id="540" w:author="Millicent  Mufambi" w:date="2026-06-02T12:54:00Z" w16du:dateUtc="2026-06-02T10:54:00Z">
+            <w:tcPrChange w:id="521" w:author="Millicent  Mufambi" w:date="2026-06-02T13:12:00Z" w16du:dateUtc="2026-06-02T11:12:00Z">
               <w:tcPr>
                 <w:tcW w:w="1176" w:type="dxa"/>
               </w:tcPr>
@@ -10457,7 +10326,7 @@
         <w:tc>
           <w:tcPr>
             <w:tcW w:w="1176" w:type="dxa"/>
-            <w:tcPrChange w:id="541" w:author="Millicent  Mufambi" w:date="2026-06-02T12:54:00Z" w16du:dateUtc="2026-06-02T10:54:00Z">
+            <w:tcPrChange w:id="522" w:author="Millicent  Mufambi" w:date="2026-06-02T13:12:00Z" w16du:dateUtc="2026-06-02T11:12:00Z">
               <w:tcPr>
                 <w:tcW w:w="1176" w:type="dxa"/>
               </w:tcPr>
@@ -10476,7 +10345,7 @@
         <w:tc>
           <w:tcPr>
             <w:tcW w:w="1176" w:type="dxa"/>
-            <w:tcPrChange w:id="542" w:author="Millicent  Mufambi" w:date="2026-06-02T12:54:00Z" w16du:dateUtc="2026-06-02T10:54:00Z">
+            <w:tcPrChange w:id="523" w:author="Millicent  Mufambi" w:date="2026-06-02T13:12:00Z" w16du:dateUtc="2026-06-02T11:12:00Z">
               <w:tcPr>
                 <w:tcW w:w="1176" w:type="dxa"/>
               </w:tcPr>
@@ -10495,7 +10364,7 @@
         <w:tc>
           <w:tcPr>
             <w:tcW w:w="1176" w:type="dxa"/>
-            <w:tcPrChange w:id="543" w:author="Millicent  Mufambi" w:date="2026-06-02T12:54:00Z" w16du:dateUtc="2026-06-02T10:54:00Z">
+            <w:tcPrChange w:id="524" w:author="Millicent  Mufambi" w:date="2026-06-02T13:12:00Z" w16du:dateUtc="2026-06-02T11:12:00Z">
               <w:tcPr>
                 <w:tcW w:w="1176" w:type="dxa"/>
               </w:tcPr>
@@ -10514,11 +10383,11 @@
         <w:tc>
           <w:tcPr>
             <w:tcW w:w="1176" w:type="dxa"/>
-            <w:cellDel w:id="544" w:author="Millicent  Mufambi" w:date="2026-06-02T12:54:00Z"/>
-            <w:tcPrChange w:id="545" w:author="Millicent  Mufambi" w:date="2026-06-02T12:54:00Z" w16du:dateUtc="2026-06-02T10:54:00Z">
+            <w:cellDel w:id="525" w:author="Millicent  Mufambi" w:date="2026-06-02T13:12:00Z"/>
+            <w:tcPrChange w:id="526" w:author="Millicent  Mufambi" w:date="2026-06-02T13:12:00Z" w16du:dateUtc="2026-06-02T11:12:00Z">
               <w:tcPr>
                 <w:tcW w:w="1176" w:type="dxa"/>
-                <w:cellDel w:id="546" w:author="Millicent  Mufambi" w:date="2026-06-02T12:54:00Z"/>
+                <w:cellDel w:id="527" w:author="Millicent  Mufambi" w:date="2026-06-02T13:12:00Z"/>
               </w:tcPr>
             </w:tcPrChange>
           </w:tcPr>
@@ -10527,7 +10396,7 @@
               <w:jc w:val="center"/>
               <w:cnfStyle w:val="100000000000" w:firstRow="1" w:lastRow="0" w:firstColumn="0" w:lastColumn="0" w:oddVBand="0" w:evenVBand="0" w:oddHBand="0" w:evenHBand="0" w:firstRowFirstColumn="0" w:firstRowLastColumn="0" w:lastRowFirstColumn="0" w:lastRowLastColumn="0"/>
             </w:pPr>
-            <w:del w:id="547" w:author="Millicent  Mufambi" w:date="2026-06-02T12:54:00Z" w16du:dateUtc="2026-06-02T10:54:00Z">
+            <w:del w:id="528" w:author="Millicent  Mufambi" w:date="2026-06-02T13:12:00Z" w16du:dateUtc="2026-06-02T11:12:00Z">
               <w:r>
                 <w:delText>Latency p50</w:delText>
               </w:r>
@@ -10537,7 +10406,7 @@
         <w:tc>
           <w:tcPr>
             <w:tcW w:w="1176" w:type="dxa"/>
-            <w:tcPrChange w:id="548" w:author="Millicent  Mufambi" w:date="2026-06-02T12:54:00Z" w16du:dateUtc="2026-06-02T10:54:00Z">
+            <w:tcPrChange w:id="529" w:author="Millicent  Mufambi" w:date="2026-06-02T13:12:00Z" w16du:dateUtc="2026-06-02T11:12:00Z">
               <w:tcPr>
                 <w:tcW w:w="1176" w:type="dxa"/>
               </w:tcPr>
@@ -10556,7 +10425,7 @@
         <w:tc>
           <w:tcPr>
             <w:tcW w:w="1176" w:type="dxa"/>
-            <w:tcPrChange w:id="549" w:author="Millicent  Mufambi" w:date="2026-06-02T12:54:00Z" w16du:dateUtc="2026-06-02T10:54:00Z">
+            <w:tcPrChange w:id="530" w:author="Millicent  Mufambi" w:date="2026-06-02T13:12:00Z" w16du:dateUtc="2026-06-02T11:12:00Z">
               <w:tcPr>
                 <w:tcW w:w="1176" w:type="dxa"/>
               </w:tcPr>
@@ -10581,7 +10450,7 @@
           <w:tcPr>
             <w:cnfStyle w:val="001000000000" w:firstRow="0" w:lastRow="0" w:firstColumn="1" w:lastColumn="0" w:oddVBand="0" w:evenVBand="0" w:oddHBand="0" w:evenHBand="0" w:firstRowFirstColumn="0" w:firstRowLastColumn="0" w:lastRowFirstColumn="0" w:lastRowLastColumn="0"/>
             <w:tcW w:w="1176" w:type="dxa"/>
-            <w:tcPrChange w:id="550" w:author="Millicent  Mufambi" w:date="2026-06-02T12:54:00Z" w16du:dateUtc="2026-06-02T10:54:00Z">
+            <w:tcPrChange w:id="531" w:author="Millicent  Mufambi" w:date="2026-06-02T13:12:00Z" w16du:dateUtc="2026-06-02T11:12:00Z">
               <w:tcPr>
                 <w:tcW w:w="1176" w:type="dxa"/>
               </w:tcPr>
@@ -10593,7 +10462,7 @@
             </w:pPr>
             <w:r>
               <w:rPr>
-                <w:rPrChange w:id="551" w:author="Millicent  Mufambi" w:date="2026-06-02T12:54:00Z" w16du:dateUtc="2026-06-02T10:54:00Z">
+                <w:rPrChange w:id="532" w:author="Millicent  Mufambi" w:date="2026-06-02T13:12:00Z" w16du:dateUtc="2026-06-02T11:12:00Z">
                   <w:rPr>
                     <w:b w:val="0"/>
                   </w:rPr>
@@ -10601,7 +10470,7 @@
               </w:rPr>
               <w:t xml:space="preserve">n = 4 (f = 1, </w:t>
             </w:r>
-            <w:del w:id="552" w:author="Millicent  Mufambi" w:date="2026-06-02T12:54:00Z" w16du:dateUtc="2026-06-02T10:54:00Z">
+            <w:del w:id="533" w:author="Millicent  Mufambi" w:date="2026-06-02T13:12:00Z" w16du:dateUtc="2026-06-02T11:12:00Z">
               <w:r>
                 <w:rPr>
                   <w:b w:val="0"/>
@@ -10609,14 +10478,14 @@
                 <w:delText>two</w:delText>
               </w:r>
             </w:del>
-            <w:ins w:id="553" w:author="Millicent  Mufambi" w:date="2026-06-02T12:54:00Z" w16du:dateUtc="2026-06-02T10:54:00Z">
+            <w:ins w:id="534" w:author="Millicent  Mufambi" w:date="2026-06-02T13:12:00Z" w16du:dateUtc="2026-06-02T11:12:00Z">
               <w:r>
                 <w:t>four independent</w:t>
               </w:r>
             </w:ins>
             <w:r>
               <w:rPr>
-                <w:rPrChange w:id="554" w:author="Millicent  Mufambi" w:date="2026-06-02T12:54:00Z" w16du:dateUtc="2026-06-02T10:54:00Z">
+                <w:rPrChange w:id="535" w:author="Millicent  Mufambi" w:date="2026-06-02T13:12:00Z" w16du:dateUtc="2026-06-02T11:12:00Z">
                   <w:rPr>
                     <w:b w:val="0"/>
                   </w:rPr>
@@ -10629,7 +10498,7 @@
         <w:tc>
           <w:tcPr>
             <w:tcW w:w="1176" w:type="dxa"/>
-            <w:tcPrChange w:id="555" w:author="Millicent  Mufambi" w:date="2026-06-02T12:54:00Z" w16du:dateUtc="2026-06-02T10:54:00Z">
+            <w:tcPrChange w:id="536" w:author="Millicent  Mufambi" w:date="2026-06-02T13:12:00Z" w16du:dateUtc="2026-06-02T11:12:00Z">
               <w:tcPr>
                 <w:tcW w:w="1176" w:type="dxa"/>
               </w:tcPr>
@@ -10647,7 +10516,7 @@
         <w:tc>
           <w:tcPr>
             <w:tcW w:w="1176" w:type="dxa"/>
-            <w:tcPrChange w:id="556" w:author="Millicent  Mufambi" w:date="2026-06-02T12:54:00Z" w16du:dateUtc="2026-06-02T10:54:00Z">
+            <w:tcPrChange w:id="537" w:author="Millicent  Mufambi" w:date="2026-06-02T13:12:00Z" w16du:dateUtc="2026-06-02T11:12:00Z">
               <w:tcPr>
                 <w:tcW w:w="1176" w:type="dxa"/>
               </w:tcPr>
@@ -10665,7 +10534,7 @@
         <w:tc>
           <w:tcPr>
             <w:tcW w:w="1176" w:type="dxa"/>
-            <w:tcPrChange w:id="557" w:author="Millicent  Mufambi" w:date="2026-06-02T12:54:00Z" w16du:dateUtc="2026-06-02T10:54:00Z">
+            <w:tcPrChange w:id="538" w:author="Millicent  Mufambi" w:date="2026-06-02T13:12:00Z" w16du:dateUtc="2026-06-02T11:12:00Z">
               <w:tcPr>
                 <w:tcW w:w="1176" w:type="dxa"/>
               </w:tcPr>
@@ -10686,7 +10555,7 @@
         <w:tc>
           <w:tcPr>
             <w:tcW w:w="1176" w:type="dxa"/>
-            <w:tcPrChange w:id="558" w:author="Millicent  Mufambi" w:date="2026-06-02T12:54:00Z" w16du:dateUtc="2026-06-02T10:54:00Z">
+            <w:tcPrChange w:id="539" w:author="Millicent  Mufambi" w:date="2026-06-02T13:12:00Z" w16du:dateUtc="2026-06-02T11:12:00Z">
               <w:tcPr>
                 <w:tcW w:w="1176" w:type="dxa"/>
               </w:tcPr>
@@ -10707,11 +10576,11 @@
         <w:tc>
           <w:tcPr>
             <w:tcW w:w="1176" w:type="dxa"/>
-            <w:cellDel w:id="559" w:author="Millicent  Mufambi" w:date="2026-06-02T12:54:00Z"/>
-            <w:tcPrChange w:id="560" w:author="Millicent  Mufambi" w:date="2026-06-02T12:54:00Z" w16du:dateUtc="2026-06-02T10:54:00Z">
+            <w:cellDel w:id="540" w:author="Millicent  Mufambi" w:date="2026-06-02T13:12:00Z"/>
+            <w:tcPrChange w:id="541" w:author="Millicent  Mufambi" w:date="2026-06-02T13:12:00Z" w16du:dateUtc="2026-06-02T11:12:00Z">
               <w:tcPr>
                 <w:tcW w:w="1176" w:type="dxa"/>
-                <w:cellDel w:id="561" w:author="Millicent  Mufambi" w:date="2026-06-02T12:54:00Z"/>
+                <w:cellDel w:id="542" w:author="Millicent  Mufambi" w:date="2026-06-02T13:12:00Z"/>
               </w:tcPr>
             </w:tcPrChange>
           </w:tcPr>
@@ -10722,7 +10591,7 @@
                 <w:b/>
               </w:rPr>
             </w:pPr>
-            <w:del w:id="562" w:author="Millicent  Mufambi" w:date="2026-06-02T12:54:00Z" w16du:dateUtc="2026-06-02T10:54:00Z">
+            <w:del w:id="543" w:author="Millicent  Mufambi" w:date="2026-06-02T13:12:00Z" w16du:dateUtc="2026-06-02T11:12:00Z">
               <w:r>
                 <w:rPr>
                   <w:b/>
@@ -10735,7 +10604,7 @@
         <w:tc>
           <w:tcPr>
             <w:tcW w:w="1176" w:type="dxa"/>
-            <w:tcPrChange w:id="563" w:author="Millicent  Mufambi" w:date="2026-06-02T12:54:00Z" w16du:dateUtc="2026-06-02T10:54:00Z">
+            <w:tcPrChange w:id="544" w:author="Millicent  Mufambi" w:date="2026-06-02T13:12:00Z" w16du:dateUtc="2026-06-02T11:12:00Z">
               <w:tcPr>
                 <w:tcW w:w="1176" w:type="dxa"/>
               </w:tcPr>
@@ -10753,7 +10622,7 @@
         <w:tc>
           <w:tcPr>
             <w:tcW w:w="1176" w:type="dxa"/>
-            <w:tcPrChange w:id="564" w:author="Millicent  Mufambi" w:date="2026-06-02T12:54:00Z" w16du:dateUtc="2026-06-02T10:54:00Z">
+            <w:tcPrChange w:id="545" w:author="Millicent  Mufambi" w:date="2026-06-02T13:12:00Z" w16du:dateUtc="2026-06-02T11:12:00Z">
               <w:tcPr>
                 <w:tcW w:w="1176" w:type="dxa"/>
               </w:tcPr>
@@ -10777,7 +10646,7 @@
           <w:tcPr>
             <w:cnfStyle w:val="001000000000" w:firstRow="0" w:lastRow="0" w:firstColumn="1" w:lastColumn="0" w:oddVBand="0" w:evenVBand="0" w:oddHBand="0" w:evenHBand="0" w:firstRowFirstColumn="0" w:firstRowLastColumn="0" w:lastRowFirstColumn="0" w:lastRowLastColumn="0"/>
             <w:tcW w:w="1176" w:type="dxa"/>
-            <w:tcPrChange w:id="565" w:author="Millicent  Mufambi" w:date="2026-06-02T12:54:00Z" w16du:dateUtc="2026-06-02T10:54:00Z">
+            <w:tcPrChange w:id="546" w:author="Millicent  Mufambi" w:date="2026-06-02T13:12:00Z" w16du:dateUtc="2026-06-02T11:12:00Z">
               <w:tcPr>
                 <w:tcW w:w="1176" w:type="dxa"/>
               </w:tcPr>
@@ -10789,7 +10658,7 @@
             </w:pPr>
             <w:r>
               <w:rPr>
-                <w:rPrChange w:id="566" w:author="Millicent  Mufambi" w:date="2026-06-02T12:54:00Z" w16du:dateUtc="2026-06-02T10:54:00Z">
+                <w:rPrChange w:id="547" w:author="Millicent  Mufambi" w:date="2026-06-02T13:12:00Z" w16du:dateUtc="2026-06-02T11:12:00Z">
                   <w:rPr>
                     <w:b w:val="0"/>
                   </w:rPr>
@@ -10797,7 +10666,7 @@
               </w:rPr>
               <w:t xml:space="preserve">n = 7 (f = 2, </w:t>
             </w:r>
-            <w:del w:id="567" w:author="Millicent  Mufambi" w:date="2026-06-02T12:54:00Z" w16du:dateUtc="2026-06-02T10:54:00Z">
+            <w:del w:id="548" w:author="Millicent  Mufambi" w:date="2026-06-02T13:12:00Z" w16du:dateUtc="2026-06-02T11:12:00Z">
               <w:r>
                 <w:rPr>
                   <w:b w:val="0"/>
@@ -10805,14 +10674,14 @@
                 <w:delText>five</w:delText>
               </w:r>
             </w:del>
-            <w:ins w:id="568" w:author="Millicent  Mufambi" w:date="2026-06-02T12:54:00Z" w16du:dateUtc="2026-06-02T10:54:00Z">
+            <w:ins w:id="549" w:author="Millicent  Mufambi" w:date="2026-06-02T13:12:00Z" w16du:dateUtc="2026-06-02T11:12:00Z">
               <w:r>
                 <w:t>seven independent</w:t>
               </w:r>
             </w:ins>
             <w:r>
               <w:rPr>
-                <w:rPrChange w:id="569" w:author="Millicent  Mufambi" w:date="2026-06-02T12:54:00Z" w16du:dateUtc="2026-06-02T10:54:00Z">
+                <w:rPrChange w:id="550" w:author="Millicent  Mufambi" w:date="2026-06-02T13:12:00Z" w16du:dateUtc="2026-06-02T11:12:00Z">
                   <w:rPr>
                     <w:b w:val="0"/>
                   </w:rPr>
@@ -10825,7 +10694,7 @@
         <w:tc>
           <w:tcPr>
             <w:tcW w:w="1176" w:type="dxa"/>
-            <w:tcPrChange w:id="570" w:author="Millicent  Mufambi" w:date="2026-06-02T12:54:00Z" w16du:dateUtc="2026-06-02T10:54:00Z">
+            <w:tcPrChange w:id="551" w:author="Millicent  Mufambi" w:date="2026-06-02T13:12:00Z" w16du:dateUtc="2026-06-02T11:12:00Z">
               <w:tcPr>
                 <w:tcW w:w="1176" w:type="dxa"/>
               </w:tcPr>
@@ -10843,7 +10712,7 @@
         <w:tc>
           <w:tcPr>
             <w:tcW w:w="1176" w:type="dxa"/>
-            <w:tcPrChange w:id="571" w:author="Millicent  Mufambi" w:date="2026-06-02T12:54:00Z" w16du:dateUtc="2026-06-02T10:54:00Z">
+            <w:tcPrChange w:id="552" w:author="Millicent  Mufambi" w:date="2026-06-02T13:12:00Z" w16du:dateUtc="2026-06-02T11:12:00Z">
               <w:tcPr>
                 <w:tcW w:w="1176" w:type="dxa"/>
               </w:tcPr>
@@ -10861,7 +10730,7 @@
         <w:tc>
           <w:tcPr>
             <w:tcW w:w="1176" w:type="dxa"/>
-            <w:tcPrChange w:id="572" w:author="Millicent  Mufambi" w:date="2026-06-02T12:54:00Z" w16du:dateUtc="2026-06-02T10:54:00Z">
+            <w:tcPrChange w:id="553" w:author="Millicent  Mufambi" w:date="2026-06-02T13:12:00Z" w16du:dateUtc="2026-06-02T11:12:00Z">
               <w:tcPr>
                 <w:tcW w:w="1176" w:type="dxa"/>
               </w:tcPr>
@@ -10879,7 +10748,7 @@
         <w:tc>
           <w:tcPr>
             <w:tcW w:w="1176" w:type="dxa"/>
-            <w:tcPrChange w:id="573" w:author="Millicent  Mufambi" w:date="2026-06-02T12:54:00Z" w16du:dateUtc="2026-06-02T10:54:00Z">
+            <w:tcPrChange w:id="554" w:author="Millicent  Mufambi" w:date="2026-06-02T13:12:00Z" w16du:dateUtc="2026-06-02T11:12:00Z">
               <w:tcPr>
                 <w:tcW w:w="1176" w:type="dxa"/>
               </w:tcPr>
@@ -10897,11 +10766,11 @@
         <w:tc>
           <w:tcPr>
             <w:tcW w:w="1176" w:type="dxa"/>
-            <w:cellDel w:id="574" w:author="Millicent  Mufambi" w:date="2026-06-02T12:54:00Z"/>
-            <w:tcPrChange w:id="575" w:author="Millicent  Mufambi" w:date="2026-06-02T12:54:00Z" w16du:dateUtc="2026-06-02T10:54:00Z">
+            <w:cellDel w:id="555" w:author="Millicent  Mufambi" w:date="2026-06-02T13:12:00Z"/>
+            <w:tcPrChange w:id="556" w:author="Millicent  Mufambi" w:date="2026-06-02T13:12:00Z" w16du:dateUtc="2026-06-02T11:12:00Z">
               <w:tcPr>
                 <w:tcW w:w="1176" w:type="dxa"/>
-                <w:cellDel w:id="576" w:author="Millicent  Mufambi" w:date="2026-06-02T12:54:00Z"/>
+                <w:cellDel w:id="557" w:author="Millicent  Mufambi" w:date="2026-06-02T13:12:00Z"/>
               </w:tcPr>
             </w:tcPrChange>
           </w:tcPr>
@@ -10909,7 +10778,7 @@
             <w:pPr>
               <w:cnfStyle w:val="000000010000" w:firstRow="0" w:lastRow="0" w:firstColumn="0" w:lastColumn="0" w:oddVBand="0" w:evenVBand="0" w:oddHBand="0" w:evenHBand="1" w:firstRowFirstColumn="0" w:firstRowLastColumn="0" w:lastRowFirstColumn="0" w:lastRowLastColumn="0"/>
             </w:pPr>
-            <w:del w:id="577" w:author="Millicent  Mufambi" w:date="2026-06-02T12:54:00Z" w16du:dateUtc="2026-06-02T10:54:00Z">
+            <w:del w:id="558" w:author="Millicent  Mufambi" w:date="2026-06-02T13:12:00Z" w16du:dateUtc="2026-06-02T11:12:00Z">
               <w:r>
                 <w:delText>82.7 s</w:delText>
               </w:r>
@@ -10919,7 +10788,7 @@
         <w:tc>
           <w:tcPr>
             <w:tcW w:w="1176" w:type="dxa"/>
-            <w:tcPrChange w:id="578" w:author="Millicent  Mufambi" w:date="2026-06-02T12:54:00Z" w16du:dateUtc="2026-06-02T10:54:00Z">
+            <w:tcPrChange w:id="559" w:author="Millicent  Mufambi" w:date="2026-06-02T13:12:00Z" w16du:dateUtc="2026-06-02T11:12:00Z">
               <w:tcPr>
                 <w:tcW w:w="1176" w:type="dxa"/>
               </w:tcPr>
@@ -10937,7 +10806,7 @@
         <w:tc>
           <w:tcPr>
             <w:tcW w:w="1176" w:type="dxa"/>
-            <w:tcPrChange w:id="579" w:author="Millicent  Mufambi" w:date="2026-06-02T12:54:00Z" w16du:dateUtc="2026-06-02T10:54:00Z">
+            <w:tcPrChange w:id="560" w:author="Millicent  Mufambi" w:date="2026-06-02T13:12:00Z" w16du:dateUtc="2026-06-02T11:12:00Z">
               <w:tcPr>
                 <w:tcW w:w="1176" w:type="dxa"/>
               </w:tcPr>
@@ -10963,12 +10832,12 @@
       <w:r>
         <w:t>Three findings follow (Table 8): safety violations stay at zero, so extra validators do not improve safety; raw success drops from 100% to 90% as the 2f</w:t>
       </w:r>
-      <w:del w:id="580" w:author="Millicent  Mufambi" w:date="2026-06-02T12:54:00Z" w16du:dateUtc="2026-06-02T10:54:00Z">
+      <w:del w:id="561" w:author="Millicent  Mufambi" w:date="2026-06-02T13:12:00Z" w16du:dateUtc="2026-06-02T11:12:00Z">
         <w:r>
           <w:delText>+</w:delText>
         </w:r>
       </w:del>
-      <w:ins w:id="581" w:author="Millicent  Mufambi" w:date="2026-06-02T12:54:00Z" w16du:dateUtc="2026-06-02T10:54:00Z">
+      <w:ins w:id="562" w:author="Millicent  Mufambi" w:date="2026-06-02T13:12:00Z" w16du:dateUtc="2026-06-02T11:12:00Z">
         <w:r>
           <w:t xml:space="preserve"> + </w:t>
         </w:r>
@@ -10976,12 +10845,12 @@
       <w:r>
         <w:t xml:space="preserve">1 = 5 quorum is harder to reach; and latency rises </w:t>
       </w:r>
-      <w:del w:id="582" w:author="Millicent  Mufambi" w:date="2026-06-02T12:54:00Z" w16du:dateUtc="2026-06-02T10:54:00Z">
+      <w:del w:id="563" w:author="Millicent  Mufambi" w:date="2026-06-02T13:12:00Z" w16du:dateUtc="2026-06-02T11:12:00Z">
         <w:r>
           <w:delText>63% (50.7 s to 82.7 s p50</w:delText>
         </w:r>
       </w:del>
-      <w:ins w:id="583" w:author="Millicent  Mufambi" w:date="2026-06-02T12:54:00Z" w16du:dateUtc="2026-06-02T10:54:00Z">
+      <w:ins w:id="564" w:author="Millicent  Mufambi" w:date="2026-06-02T13:12:00Z" w16du:dateUtc="2026-06-02T11:12:00Z">
         <w:r>
           <w:t>with the validator count (reported in Section 6.12, Table 11</w:t>
         </w:r>
@@ -10989,12 +10858,12 @@
       <w:r>
         <w:t xml:space="preserve">), set by the slowest of </w:t>
       </w:r>
-      <w:del w:id="584" w:author="Millicent  Mufambi" w:date="2026-06-02T12:54:00Z" w16du:dateUtc="2026-06-02T10:54:00Z">
+      <w:del w:id="565" w:author="Millicent  Mufambi" w:date="2026-06-02T13:12:00Z" w16du:dateUtc="2026-06-02T11:12:00Z">
         <w:r>
           <w:delText>five</w:delText>
         </w:r>
       </w:del>
-      <w:ins w:id="585" w:author="Millicent  Mufambi" w:date="2026-06-02T12:54:00Z" w16du:dateUtc="2026-06-02T10:54:00Z">
+      <w:ins w:id="566" w:author="Millicent  Mufambi" w:date="2026-06-02T13:12:00Z" w16du:dateUtc="2026-06-02T11:12:00Z">
         <w:r>
           <w:t>the seven</w:t>
         </w:r>
@@ -11008,13 +10877,13 @@
         <w:spacing w:after="120"/>
         <w:jc w:val="both"/>
         <w:rPr>
-          <w:ins w:id="586" w:author="Millicent  Mufambi" w:date="2026-06-02T12:54:00Z" w16du:dateUtc="2026-06-02T10:54:00Z"/>
+          <w:ins w:id="567" w:author="Millicent  Mufambi" w:date="2026-06-02T13:12:00Z" w16du:dateUtc="2026-06-02T11:12:00Z"/>
         </w:rPr>
       </w:pPr>
       <w:r>
         <w:t>The</w:t>
       </w:r>
-      <w:del w:id="587" w:author="Millicent  Mufambi" w:date="2026-06-02T12:54:00Z" w16du:dateUtc="2026-06-02T10:54:00Z">
+      <w:del w:id="568" w:author="Millicent  Mufambi" w:date="2026-06-02T13:12:00Z" w16du:dateUtc="2026-06-02T11:12:00Z">
         <w:r>
           <w:delText xml:space="preserve"> empirical</w:delText>
         </w:r>
@@ -11022,12 +10891,12 @@
       <w:r>
         <w:t xml:space="preserve"> answer to RQ1 is n = 4, f = 1: the minimum </w:t>
       </w:r>
-      <w:del w:id="588" w:author="Millicent  Mufambi" w:date="2026-06-02T12:54:00Z" w16du:dateUtc="2026-06-02T10:54:00Z">
+      <w:del w:id="569" w:author="Millicent  Mufambi" w:date="2026-06-02T13:12:00Z" w16du:dateUtc="2026-06-02T11:12:00Z">
         <w:r>
           <w:delText>BFT</w:delText>
         </w:r>
       </w:del>
-      <w:ins w:id="589" w:author="Millicent  Mufambi" w:date="2026-06-02T12:54:00Z" w16du:dateUtc="2026-06-02T10:54:00Z">
+      <w:ins w:id="570" w:author="Millicent  Mufambi" w:date="2026-06-02T13:12:00Z" w16du:dateUtc="2026-06-02T11:12:00Z">
         <w:r>
           <w:t>PBFT</w:t>
         </w:r>
@@ -11035,7 +10904,7 @@
       <w:r>
         <w:t xml:space="preserve">-compliant configuration </w:t>
       </w:r>
-      <w:ins w:id="590" w:author="Millicent  Mufambi" w:date="2026-06-02T12:54:00Z" w16du:dateUtc="2026-06-02T10:54:00Z">
+      <w:ins w:id="571" w:author="Millicent  Mufambi" w:date="2026-06-02T13:12:00Z" w16du:dateUtc="2026-06-02T11:12:00Z">
         <w:r>
           <w:t xml:space="preserve">of four independent validators </w:t>
         </w:r>
@@ -11043,7 +10912,7 @@
       <w:r>
         <w:t xml:space="preserve">gives the best </w:t>
       </w:r>
-      <w:ins w:id="591" w:author="Millicent  Mufambi" w:date="2026-06-02T12:54:00Z" w16du:dateUtc="2026-06-02T10:54:00Z">
+      <w:ins w:id="572" w:author="Millicent  Mufambi" w:date="2026-06-02T13:12:00Z" w16du:dateUtc="2026-06-02T11:12:00Z">
         <w:r>
           <w:t xml:space="preserve">repair </w:t>
         </w:r>
@@ -11051,7 +10920,7 @@
       <w:r>
         <w:t xml:space="preserve">success </w:t>
       </w:r>
-      <w:del w:id="592" w:author="Millicent  Mufambi" w:date="2026-06-02T12:54:00Z" w16du:dateUtc="2026-06-02T10:54:00Z">
+      <w:del w:id="573" w:author="Millicent  Mufambi" w:date="2026-06-02T13:12:00Z" w16du:dateUtc="2026-06-02T11:12:00Z">
         <w:r>
           <w:delText xml:space="preserve">rate </w:delText>
         </w:r>
@@ -11059,12 +10928,12 @@
       <w:r>
         <w:t>and lowest latency</w:t>
       </w:r>
-      <w:del w:id="593" w:author="Millicent  Mufambi" w:date="2026-06-02T12:54:00Z" w16du:dateUtc="2026-06-02T10:54:00Z">
+      <w:del w:id="574" w:author="Millicent  Mufambi" w:date="2026-06-02T13:12:00Z" w16du:dateUtc="2026-06-02T11:12:00Z">
         <w:r>
           <w:delText xml:space="preserve"> while keeping</w:delText>
         </w:r>
       </w:del>
-      <w:ins w:id="594" w:author="Millicent  Mufambi" w:date="2026-06-02T12:54:00Z" w16du:dateUtc="2026-06-02T10:54:00Z">
+      <w:ins w:id="575" w:author="Millicent  Mufambi" w:date="2026-06-02T13:12:00Z" w16du:dateUtc="2026-06-02T11:12:00Z">
         <w:r>
           <w:t>, and</w:t>
         </w:r>
@@ -11072,12 +10941,12 @@
       <w:r>
         <w:t xml:space="preserve"> the </w:t>
       </w:r>
-      <w:del w:id="595" w:author="Millicent  Mufambi" w:date="2026-06-02T12:54:00Z" w16du:dateUtc="2026-06-02T10:54:00Z">
+      <w:del w:id="576" w:author="Millicent  Mufambi" w:date="2026-06-02T13:12:00Z" w16du:dateUtc="2026-06-02T11:12:00Z">
         <w:r>
           <w:delText>formal guarantee. Larger populations are justified only by a threat model demanding tolerance beyond</w:delText>
         </w:r>
       </w:del>
-      <w:ins w:id="596" w:author="Millicent  Mufambi" w:date="2026-06-02T12:54:00Z" w16du:dateUtc="2026-06-02T10:54:00Z">
+      <w:ins w:id="577" w:author="Millicent  Mufambi" w:date="2026-06-02T13:12:00Z" w16du:dateUtc="2026-06-02T11:12:00Z">
         <w:r>
           <w:t>fault-injection study confirms it genuinely tolerates</w:t>
         </w:r>
@@ -11085,7 +10954,7 @@
       <w:r>
         <w:t xml:space="preserve"> one Byzantine </w:t>
       </w:r>
-      <w:ins w:id="597" w:author="Millicent  Mufambi" w:date="2026-06-02T12:54:00Z" w16du:dateUtc="2026-06-02T10:54:00Z">
+      <w:ins w:id="578" w:author="Millicent  Mufambi" w:date="2026-06-02T13:12:00Z" w16du:dateUtc="2026-06-02T11:12:00Z">
         <w:r>
           <w:t>voter (Section 6.6). Raising the population to n = 7 (f = 2) buys tolerance to a second Byzantine voter, which the tight-bound study confirms is real (Section 6.13), at higher latency and no repair gain, so n = 4 is the practical optimum for f = 1.</w:t>
         </w:r>
@@ -11096,10 +10965,10 @@
         <w:spacing w:after="120"/>
         <w:jc w:val="both"/>
         <w:rPr>
-          <w:ins w:id="598" w:author="Millicent  Mufambi" w:date="2026-06-02T12:54:00Z" w16du:dateUtc="2026-06-02T10:54:00Z"/>
+          <w:ins w:id="579" w:author="Millicent  Mufambi" w:date="2026-06-02T13:12:00Z" w16du:dateUtc="2026-06-02T11:12:00Z"/>
         </w:rPr>
       </w:pPr>
-      <w:ins w:id="599" w:author="Millicent  Mufambi" w:date="2026-06-02T12:54:00Z" w16du:dateUtc="2026-06-02T10:54:00Z">
+      <w:ins w:id="580" w:author="Millicent  Mufambi" w:date="2026-06-02T13:12:00Z" w16du:dateUtc="2026-06-02T11:12:00Z">
         <w:r>
           <w:rPr>
             <w:b/>
@@ -11113,10 +10982,10 @@
         <w:spacing w:after="120"/>
         <w:jc w:val="both"/>
         <w:rPr>
-          <w:ins w:id="600" w:author="Millicent  Mufambi" w:date="2026-06-02T12:54:00Z" w16du:dateUtc="2026-06-02T10:54:00Z"/>
+          <w:ins w:id="581" w:author="Millicent  Mufambi" w:date="2026-06-02T13:12:00Z" w16du:dateUtc="2026-06-02T11:12:00Z"/>
         </w:rPr>
       </w:pPr>
-      <w:ins w:id="601" w:author="Millicent  Mufambi" w:date="2026-06-02T12:54:00Z" w16du:dateUtc="2026-06-02T10:54:00Z">
+      <w:ins w:id="582" w:author="Millicent  Mufambi" w:date="2026-06-02T13:12:00Z" w16du:dateUtc="2026-06-02T11:12:00Z">
         <w:r>
           <w:t>Table 9 reports the two quorum rules over the synthetic and e-commerce sets. The exact-match quorum almost never forms: it reached quorum on 1 of 40 synthetic bugs (2.5%) and 3 of 30 e-commerce bugs (10%), with mean pairwise text agreement of 0.18 and 0.20. Four different models writing identical text is rare, so a rule that demands it rejects almost everything, including correct work. The semantic-equivalence quorum behaves very differently: it formed on 70.0% of synthetic and 76.7% of e-commerce bugs, and</w:t>
         </w:r>
@@ -11130,10 +10999,10 @@
         <w:spacing w:after="120"/>
         <w:jc w:val="both"/>
         <w:rPr>
-          <w:ins w:id="602" w:author="Millicent  Mufambi" w:date="2026-06-02T12:54:00Z" w16du:dateUtc="2026-06-02T10:54:00Z"/>
+          <w:ins w:id="583" w:author="Millicent  Mufambi" w:date="2026-06-02T13:12:00Z" w16du:dateUtc="2026-06-02T11:12:00Z"/>
         </w:rPr>
       </w:pPr>
-      <w:ins w:id="603" w:author="Millicent  Mufambi" w:date="2026-06-02T12:54:00Z" w16du:dateUtc="2026-06-02T10:54:00Z">
+      <w:ins w:id="584" w:author="Millicent  Mufambi" w:date="2026-06-02T13:12:00Z" w16du:dateUtc="2026-06-02T11:12:00Z">
         <w:r>
           <w:t>Table 9</w:t>
         </w:r>
@@ -11144,10 +11013,10 @@
         <w:spacing w:after="120"/>
         <w:jc w:val="both"/>
         <w:rPr>
-          <w:ins w:id="604" w:author="Millicent  Mufambi" w:date="2026-06-02T12:54:00Z" w16du:dateUtc="2026-06-02T10:54:00Z"/>
+          <w:ins w:id="585" w:author="Millicent  Mufambi" w:date="2026-06-02T13:12:00Z" w16du:dateUtc="2026-06-02T11:12:00Z"/>
         </w:rPr>
       </w:pPr>
-      <w:ins w:id="605" w:author="Millicent  Mufambi" w:date="2026-06-02T12:54:00Z" w16du:dateUtc="2026-06-02T10:54:00Z">
+      <w:ins w:id="586" w:author="Millicent  Mufambi" w:date="2026-06-02T13:12:00Z" w16du:dateUtc="2026-06-02T11:12:00Z">
         <w:r>
           <w:t>QUORUM FORMATION UNDER FOUR HETEROGENEOUS LLM PROPOSERS (2f+1 = 3)</w:t>
         </w:r>
@@ -11169,7 +11038,7 @@
       </w:tblGrid>
       <w:tr>
         <w:trPr>
-          <w:ins w:id="606" w:author="Millicent  Mufambi" w:date="2026-06-02T12:54:00Z" w16du:dateUtc="2026-06-02T10:54:00Z"/>
+          <w:ins w:id="587" w:author="Millicent  Mufambi" w:date="2026-06-02T13:12:00Z" w16du:dateUtc="2026-06-02T11:12:00Z"/>
         </w:trPr>
         <w:tc>
           <w:tcPr>
@@ -11178,10 +11047,10 @@
           <w:p>
             <w:pPr>
               <w:rPr>
-                <w:ins w:id="607" w:author="Millicent  Mufambi" w:date="2026-06-02T12:54:00Z" w16du:dateUtc="2026-06-02T10:54:00Z"/>
+                <w:ins w:id="588" w:author="Millicent  Mufambi" w:date="2026-06-02T13:12:00Z" w16du:dateUtc="2026-06-02T11:12:00Z"/>
               </w:rPr>
             </w:pPr>
-            <w:ins w:id="608" w:author="Millicent  Mufambi" w:date="2026-06-02T12:54:00Z" w16du:dateUtc="2026-06-02T10:54:00Z">
+            <w:ins w:id="589" w:author="Millicent  Mufambi" w:date="2026-06-02T13:12:00Z" w16du:dateUtc="2026-06-02T11:12:00Z">
               <w:r>
                 <w:rPr>
                   <w:b/>
@@ -11198,10 +11067,10 @@
           <w:p>
             <w:pPr>
               <w:rPr>
-                <w:ins w:id="609" w:author="Millicent  Mufambi" w:date="2026-06-02T12:54:00Z" w16du:dateUtc="2026-06-02T10:54:00Z"/>
+                <w:ins w:id="590" w:author="Millicent  Mufambi" w:date="2026-06-02T13:12:00Z" w16du:dateUtc="2026-06-02T11:12:00Z"/>
               </w:rPr>
             </w:pPr>
-            <w:ins w:id="610" w:author="Millicent  Mufambi" w:date="2026-06-02T12:54:00Z" w16du:dateUtc="2026-06-02T10:54:00Z">
+            <w:ins w:id="591" w:author="Millicent  Mufambi" w:date="2026-06-02T13:12:00Z" w16du:dateUtc="2026-06-02T11:12:00Z">
               <w:r>
                 <w:rPr>
                   <w:b/>
@@ -11218,10 +11087,10 @@
           <w:p>
             <w:pPr>
               <w:rPr>
-                <w:ins w:id="611" w:author="Millicent  Mufambi" w:date="2026-06-02T12:54:00Z" w16du:dateUtc="2026-06-02T10:54:00Z"/>
+                <w:ins w:id="592" w:author="Millicent  Mufambi" w:date="2026-06-02T13:12:00Z" w16du:dateUtc="2026-06-02T11:12:00Z"/>
               </w:rPr>
             </w:pPr>
-            <w:ins w:id="612" w:author="Millicent  Mufambi" w:date="2026-06-02T12:54:00Z" w16du:dateUtc="2026-06-02T10:54:00Z">
+            <w:ins w:id="593" w:author="Millicent  Mufambi" w:date="2026-06-02T13:12:00Z" w16du:dateUtc="2026-06-02T11:12:00Z">
               <w:r>
                 <w:rPr>
                   <w:b/>
@@ -11238,10 +11107,10 @@
           <w:p>
             <w:pPr>
               <w:rPr>
-                <w:ins w:id="613" w:author="Millicent  Mufambi" w:date="2026-06-02T12:54:00Z" w16du:dateUtc="2026-06-02T10:54:00Z"/>
+                <w:ins w:id="594" w:author="Millicent  Mufambi" w:date="2026-06-02T13:12:00Z" w16du:dateUtc="2026-06-02T11:12:00Z"/>
               </w:rPr>
             </w:pPr>
-            <w:ins w:id="614" w:author="Millicent  Mufambi" w:date="2026-06-02T12:54:00Z" w16du:dateUtc="2026-06-02T10:54:00Z">
+            <w:ins w:id="595" w:author="Millicent  Mufambi" w:date="2026-06-02T13:12:00Z" w16du:dateUtc="2026-06-02T11:12:00Z">
               <w:r>
                 <w:rPr>
                   <w:b/>
@@ -11258,10 +11127,10 @@
           <w:p>
             <w:pPr>
               <w:rPr>
-                <w:ins w:id="615" w:author="Millicent  Mufambi" w:date="2026-06-02T12:54:00Z" w16du:dateUtc="2026-06-02T10:54:00Z"/>
+                <w:ins w:id="596" w:author="Millicent  Mufambi" w:date="2026-06-02T13:12:00Z" w16du:dateUtc="2026-06-02T11:12:00Z"/>
               </w:rPr>
             </w:pPr>
-            <w:ins w:id="616" w:author="Millicent  Mufambi" w:date="2026-06-02T12:54:00Z" w16du:dateUtc="2026-06-02T10:54:00Z">
+            <w:ins w:id="597" w:author="Millicent  Mufambi" w:date="2026-06-02T13:12:00Z" w16du:dateUtc="2026-06-02T11:12:00Z">
               <w:r>
                 <w:rPr>
                   <w:b/>
@@ -11278,10 +11147,10 @@
           <w:p>
             <w:pPr>
               <w:rPr>
-                <w:ins w:id="617" w:author="Millicent  Mufambi" w:date="2026-06-02T12:54:00Z" w16du:dateUtc="2026-06-02T10:54:00Z"/>
+                <w:ins w:id="598" w:author="Millicent  Mufambi" w:date="2026-06-02T13:12:00Z" w16du:dateUtc="2026-06-02T11:12:00Z"/>
               </w:rPr>
             </w:pPr>
-            <w:ins w:id="618" w:author="Millicent  Mufambi" w:date="2026-06-02T12:54:00Z" w16du:dateUtc="2026-06-02T10:54:00Z">
+            <w:ins w:id="599" w:author="Millicent  Mufambi" w:date="2026-06-02T13:12:00Z" w16du:dateUtc="2026-06-02T11:12:00Z">
               <w:r>
                 <w:rPr>
                   <w:b/>
@@ -11294,7 +11163,7 @@
       </w:tr>
       <w:tr>
         <w:trPr>
-          <w:ins w:id="619" w:author="Millicent  Mufambi" w:date="2026-06-02T12:54:00Z" w16du:dateUtc="2026-06-02T10:54:00Z"/>
+          <w:ins w:id="600" w:author="Millicent  Mufambi" w:date="2026-06-02T13:12:00Z" w16du:dateUtc="2026-06-02T11:12:00Z"/>
         </w:trPr>
         <w:tc>
           <w:tcPr>
@@ -11303,10 +11172,10 @@
           <w:p>
             <w:pPr>
               <w:rPr>
-                <w:ins w:id="620" w:author="Millicent  Mufambi" w:date="2026-06-02T12:54:00Z" w16du:dateUtc="2026-06-02T10:54:00Z"/>
+                <w:ins w:id="601" w:author="Millicent  Mufambi" w:date="2026-06-02T13:12:00Z" w16du:dateUtc="2026-06-02T11:12:00Z"/>
               </w:rPr>
             </w:pPr>
-            <w:ins w:id="621" w:author="Millicent  Mufambi" w:date="2026-06-02T12:54:00Z" w16du:dateUtc="2026-06-02T10:54:00Z">
+            <w:ins w:id="602" w:author="Millicent  Mufambi" w:date="2026-06-02T13:12:00Z" w16du:dateUtc="2026-06-02T11:12:00Z">
               <w:r>
                 <w:t>Synthetic</w:t>
               </w:r>
@@ -11320,10 +11189,10 @@
           <w:p>
             <w:pPr>
               <w:rPr>
-                <w:ins w:id="622" w:author="Millicent  Mufambi" w:date="2026-06-02T12:54:00Z" w16du:dateUtc="2026-06-02T10:54:00Z"/>
+                <w:ins w:id="603" w:author="Millicent  Mufambi" w:date="2026-06-02T13:12:00Z" w16du:dateUtc="2026-06-02T11:12:00Z"/>
               </w:rPr>
             </w:pPr>
-            <w:ins w:id="623" w:author="Millicent  Mufambi" w:date="2026-06-02T12:54:00Z" w16du:dateUtc="2026-06-02T10:54:00Z">
+            <w:ins w:id="604" w:author="Millicent  Mufambi" w:date="2026-06-02T13:12:00Z" w16du:dateUtc="2026-06-02T11:12:00Z">
               <w:r>
                 <w:t>40</w:t>
               </w:r>
@@ -11337,10 +11206,10 @@
           <w:p>
             <w:pPr>
               <w:rPr>
-                <w:ins w:id="624" w:author="Millicent  Mufambi" w:date="2026-06-02T12:54:00Z" w16du:dateUtc="2026-06-02T10:54:00Z"/>
+                <w:ins w:id="605" w:author="Millicent  Mufambi" w:date="2026-06-02T13:12:00Z" w16du:dateUtc="2026-06-02T11:12:00Z"/>
               </w:rPr>
             </w:pPr>
-            <w:ins w:id="625" w:author="Millicent  Mufambi" w:date="2026-06-02T12:54:00Z" w16du:dateUtc="2026-06-02T10:54:00Z">
+            <w:ins w:id="606" w:author="Millicent  Mufambi" w:date="2026-06-02T13:12:00Z" w16du:dateUtc="2026-06-02T11:12:00Z">
               <w:r>
                 <w:t>2.5%</w:t>
               </w:r>
@@ -11354,10 +11223,10 @@
           <w:p>
             <w:pPr>
               <w:rPr>
-                <w:ins w:id="626" w:author="Millicent  Mufambi" w:date="2026-06-02T12:54:00Z" w16du:dateUtc="2026-06-02T10:54:00Z"/>
+                <w:ins w:id="607" w:author="Millicent  Mufambi" w:date="2026-06-02T13:12:00Z" w16du:dateUtc="2026-06-02T11:12:00Z"/>
               </w:rPr>
             </w:pPr>
-            <w:ins w:id="627" w:author="Millicent  Mufambi" w:date="2026-06-02T12:54:00Z" w16du:dateUtc="2026-06-02T10:54:00Z">
+            <w:ins w:id="608" w:author="Millicent  Mufambi" w:date="2026-06-02T13:12:00Z" w16du:dateUtc="2026-06-02T11:12:00Z">
               <w:r>
                 <w:t>70.0%</w:t>
               </w:r>
@@ -11371,10 +11240,10 @@
           <w:p>
             <w:pPr>
               <w:rPr>
-                <w:ins w:id="628" w:author="Millicent  Mufambi" w:date="2026-06-02T12:54:00Z" w16du:dateUtc="2026-06-02T10:54:00Z"/>
+                <w:ins w:id="609" w:author="Millicent  Mufambi" w:date="2026-06-02T13:12:00Z" w16du:dateUtc="2026-06-02T11:12:00Z"/>
               </w:rPr>
             </w:pPr>
-            <w:ins w:id="629" w:author="Millicent  Mufambi" w:date="2026-06-02T12:54:00Z" w16du:dateUtc="2026-06-02T10:54:00Z">
+            <w:ins w:id="610" w:author="Millicent  Mufambi" w:date="2026-06-02T13:12:00Z" w16du:dateUtc="2026-06-02T11:12:00Z">
               <w:r>
                 <w:t>60.0%</w:t>
               </w:r>
@@ -11388,10 +11257,10 @@
           <w:p>
             <w:pPr>
               <w:rPr>
-                <w:ins w:id="630" w:author="Millicent  Mufambi" w:date="2026-06-02T12:54:00Z" w16du:dateUtc="2026-06-02T10:54:00Z"/>
+                <w:ins w:id="611" w:author="Millicent  Mufambi" w:date="2026-06-02T13:12:00Z" w16du:dateUtc="2026-06-02T11:12:00Z"/>
               </w:rPr>
             </w:pPr>
-            <w:ins w:id="631" w:author="Millicent  Mufambi" w:date="2026-06-02T12:54:00Z" w16du:dateUtc="2026-06-02T10:54:00Z">
+            <w:ins w:id="612" w:author="Millicent  Mufambi" w:date="2026-06-02T13:12:00Z" w16du:dateUtc="2026-06-02T11:12:00Z">
               <w:r>
                 <w:t>0.18 / 0.54</w:t>
               </w:r>
@@ -11401,7 +11270,7 @@
       </w:tr>
       <w:tr>
         <w:trPr>
-          <w:ins w:id="632" w:author="Millicent  Mufambi" w:date="2026-06-02T12:54:00Z" w16du:dateUtc="2026-06-02T10:54:00Z"/>
+          <w:ins w:id="613" w:author="Millicent  Mufambi" w:date="2026-06-02T13:12:00Z" w16du:dateUtc="2026-06-02T11:12:00Z"/>
         </w:trPr>
         <w:tc>
           <w:tcPr>
@@ -11410,10 +11279,10 @@
           <w:p>
             <w:pPr>
               <w:rPr>
-                <w:ins w:id="633" w:author="Millicent  Mufambi" w:date="2026-06-02T12:54:00Z" w16du:dateUtc="2026-06-02T10:54:00Z"/>
+                <w:ins w:id="614" w:author="Millicent  Mufambi" w:date="2026-06-02T13:12:00Z" w16du:dateUtc="2026-06-02T11:12:00Z"/>
               </w:rPr>
             </w:pPr>
-            <w:ins w:id="634" w:author="Millicent  Mufambi" w:date="2026-06-02T12:54:00Z" w16du:dateUtc="2026-06-02T10:54:00Z">
+            <w:ins w:id="615" w:author="Millicent  Mufambi" w:date="2026-06-02T13:12:00Z" w16du:dateUtc="2026-06-02T11:12:00Z">
               <w:r>
                 <w:t>E-commerce</w:t>
               </w:r>
@@ -11427,10 +11296,10 @@
           <w:p>
             <w:pPr>
               <w:rPr>
-                <w:ins w:id="635" w:author="Millicent  Mufambi" w:date="2026-06-02T12:54:00Z" w16du:dateUtc="2026-06-02T10:54:00Z"/>
+                <w:ins w:id="616" w:author="Millicent  Mufambi" w:date="2026-06-02T13:12:00Z" w16du:dateUtc="2026-06-02T11:12:00Z"/>
               </w:rPr>
             </w:pPr>
-            <w:ins w:id="636" w:author="Millicent  Mufambi" w:date="2026-06-02T12:54:00Z" w16du:dateUtc="2026-06-02T10:54:00Z">
+            <w:ins w:id="617" w:author="Millicent  Mufambi" w:date="2026-06-02T13:12:00Z" w16du:dateUtc="2026-06-02T11:12:00Z">
               <w:r>
                 <w:t>30</w:t>
               </w:r>
@@ -11444,10 +11313,10 @@
           <w:p>
             <w:pPr>
               <w:rPr>
-                <w:ins w:id="637" w:author="Millicent  Mufambi" w:date="2026-06-02T12:54:00Z" w16du:dateUtc="2026-06-02T10:54:00Z"/>
+                <w:ins w:id="618" w:author="Millicent  Mufambi" w:date="2026-06-02T13:12:00Z" w16du:dateUtc="2026-06-02T11:12:00Z"/>
               </w:rPr>
             </w:pPr>
-            <w:ins w:id="638" w:author="Millicent  Mufambi" w:date="2026-06-02T12:54:00Z" w16du:dateUtc="2026-06-02T10:54:00Z">
+            <w:ins w:id="619" w:author="Millicent  Mufambi" w:date="2026-06-02T13:12:00Z" w16du:dateUtc="2026-06-02T11:12:00Z">
               <w:r>
                 <w:t>10.0%</w:t>
               </w:r>
@@ -11461,10 +11330,10 @@
           <w:p>
             <w:pPr>
               <w:rPr>
-                <w:ins w:id="639" w:author="Millicent  Mufambi" w:date="2026-06-02T12:54:00Z" w16du:dateUtc="2026-06-02T10:54:00Z"/>
+                <w:ins w:id="620" w:author="Millicent  Mufambi" w:date="2026-06-02T13:12:00Z" w16du:dateUtc="2026-06-02T11:12:00Z"/>
               </w:rPr>
             </w:pPr>
-            <w:ins w:id="640" w:author="Millicent  Mufambi" w:date="2026-06-02T12:54:00Z" w16du:dateUtc="2026-06-02T10:54:00Z">
+            <w:ins w:id="621" w:author="Millicent  Mufambi" w:date="2026-06-02T13:12:00Z" w16du:dateUtc="2026-06-02T11:12:00Z">
               <w:r>
                 <w:t>76.7%</w:t>
               </w:r>
@@ -11478,10 +11347,10 @@
           <w:p>
             <w:pPr>
               <w:rPr>
-                <w:ins w:id="641" w:author="Millicent  Mufambi" w:date="2026-06-02T12:54:00Z" w16du:dateUtc="2026-06-02T10:54:00Z"/>
+                <w:ins w:id="622" w:author="Millicent  Mufambi" w:date="2026-06-02T13:12:00Z" w16du:dateUtc="2026-06-02T11:12:00Z"/>
               </w:rPr>
             </w:pPr>
-            <w:ins w:id="642" w:author="Millicent  Mufambi" w:date="2026-06-02T12:54:00Z" w16du:dateUtc="2026-06-02T10:54:00Z">
+            <w:ins w:id="623" w:author="Millicent  Mufambi" w:date="2026-06-02T13:12:00Z" w16du:dateUtc="2026-06-02T11:12:00Z">
               <w:r>
                 <w:t>60.0%</w:t>
               </w:r>
@@ -11495,10 +11364,10 @@
           <w:p>
             <w:pPr>
               <w:rPr>
-                <w:ins w:id="643" w:author="Millicent  Mufambi" w:date="2026-06-02T12:54:00Z" w16du:dateUtc="2026-06-02T10:54:00Z"/>
+                <w:ins w:id="624" w:author="Millicent  Mufambi" w:date="2026-06-02T13:12:00Z" w16du:dateUtc="2026-06-02T11:12:00Z"/>
               </w:rPr>
             </w:pPr>
-            <w:ins w:id="644" w:author="Millicent  Mufambi" w:date="2026-06-02T12:54:00Z" w16du:dateUtc="2026-06-02T10:54:00Z">
+            <w:ins w:id="625" w:author="Millicent  Mufambi" w:date="2026-06-02T13:12:00Z" w16du:dateUtc="2026-06-02T11:12:00Z">
               <w:r>
                 <w:t>0.20 / 0.54</w:t>
               </w:r>
@@ -11512,10 +11381,10 @@
         <w:spacing w:after="120"/>
         <w:jc w:val="both"/>
         <w:rPr>
-          <w:ins w:id="645" w:author="Millicent  Mufambi" w:date="2026-06-02T12:54:00Z" w16du:dateUtc="2026-06-02T10:54:00Z"/>
+          <w:ins w:id="626" w:author="Millicent  Mufambi" w:date="2026-06-02T13:12:00Z" w16du:dateUtc="2026-06-02T11:12:00Z"/>
         </w:rPr>
       </w:pPr>
-      <w:ins w:id="646" w:author="Millicent  Mufambi" w:date="2026-06-02T12:54:00Z" w16du:dateUtc="2026-06-02T10:54:00Z">
+      <w:ins w:id="627" w:author="Millicent  Mufambi" w:date="2026-06-02T13:12:00Z" w16du:dateUtc="2026-06-02T11:12:00Z">
         <w:r>
           <w:rPr>
             <w:b/>
@@ -11529,7 +11398,7 @@
         <w:spacing w:after="120"/>
         <w:jc w:val="both"/>
       </w:pPr>
-      <w:ins w:id="647" w:author="Millicent  Mufambi" w:date="2026-06-02T12:54:00Z" w16du:dateUtc="2026-06-02T10:54:00Z">
+      <w:ins w:id="628" w:author="Millicent  Mufambi" w:date="2026-06-02T13:12:00Z" w16du:dateUtc="2026-06-02T11:12:00Z">
         <w:r>
           <w:t>We ran the pipeline on real Java bugs through the Defects4J benchmark's own checkout, compile and test harness in Docker, against the projects' actual JUnit suites rather than a proxy oracle. The healer emits a minimal search-and-replace edit rather than regenerating the whole file, so the change scales to large classes, and it is shown the failing test; every candidate is then verified against the project's full relevant test suite, so a repair counts only if the suite passes. On commons-lang the four inde</w:t>
         </w:r>
@@ -11540,7 +11409,7 @@
       <w:r>
         <w:t>validator</w:t>
       </w:r>
-      <w:ins w:id="648" w:author="Millicent  Mufambi" w:date="2026-06-02T12:54:00Z" w16du:dateUtc="2026-06-02T10:54:00Z">
+      <w:ins w:id="629" w:author="Millicent  Mufambi" w:date="2026-06-02T13:12:00Z" w16du:dateUtc="2026-06-02T11:12:00Z">
         <w:r>
           <w:t xml:space="preserve"> dissenting on a fix that nevertheless passed the real suite), with consensus reached on all 9 evaluated bugs (Table 10). The real oracle cleanly separates two things the synthetic and snippet-level studies cannot: consensus robustness, which the Byzantine fault-injection matrix proves, and repair capability, which on hard real Java bugs is modest and which we report honestly. Most consensus-approved Java fixes fail the real suite, honest safety violations where the validators accept plausible code the test</w:t>
         </w:r>
@@ -11557,10 +11426,10 @@
         <w:spacing w:after="120"/>
         <w:jc w:val="both"/>
         <w:rPr>
-          <w:ins w:id="649" w:author="Millicent  Mufambi" w:date="2026-06-02T12:54:00Z" w16du:dateUtc="2026-06-02T10:54:00Z"/>
+          <w:ins w:id="630" w:author="Millicent  Mufambi" w:date="2026-06-02T13:12:00Z" w16du:dateUtc="2026-06-02T11:12:00Z"/>
         </w:rPr>
       </w:pPr>
-      <w:ins w:id="650" w:author="Millicent  Mufambi" w:date="2026-06-02T12:54:00Z" w16du:dateUtc="2026-06-02T10:54:00Z">
+      <w:ins w:id="631" w:author="Millicent  Mufambi" w:date="2026-06-02T13:12:00Z" w16du:dateUtc="2026-06-02T11:12:00Z">
         <w:r>
           <w:t>One reliability point deserves emphasis. Because the healer is non-deterministic, the specific set of repaired bugs varies between runs even with a fixed decoding seed; in our runs some bugs failed on one attempt and succeeded on another. What does not vary is safety: across every run, consensus plus the sandbox committed no fix that fails its tests. This run-to-run variation is the same stochasticity that motivates the whole approach, and it is exactly why an executable gate, rather than agreement alone, m</w:t>
         </w:r>
@@ -11574,10 +11443,10 @@
         <w:spacing w:after="120"/>
         <w:jc w:val="both"/>
         <w:rPr>
-          <w:ins w:id="651" w:author="Millicent  Mufambi" w:date="2026-06-02T12:54:00Z" w16du:dateUtc="2026-06-02T10:54:00Z"/>
+          <w:ins w:id="632" w:author="Millicent  Mufambi" w:date="2026-06-02T13:12:00Z" w16du:dateUtc="2026-06-02T11:12:00Z"/>
         </w:rPr>
       </w:pPr>
-      <w:ins w:id="652" w:author="Millicent  Mufambi" w:date="2026-06-02T12:54:00Z" w16du:dateUtc="2026-06-02T10:54:00Z">
+      <w:ins w:id="633" w:author="Millicent  Mufambi" w:date="2026-06-02T13:12:00Z" w16du:dateUtc="2026-06-02T11:12:00Z">
         <w:r>
           <w:t>Table 10</w:t>
         </w:r>
@@ -11588,10 +11457,10 @@
         <w:spacing w:after="120"/>
         <w:jc w:val="both"/>
         <w:rPr>
-          <w:ins w:id="653" w:author="Millicent  Mufambi" w:date="2026-06-02T12:54:00Z" w16du:dateUtc="2026-06-02T10:54:00Z"/>
+          <w:ins w:id="634" w:author="Millicent  Mufambi" w:date="2026-06-02T13:12:00Z" w16du:dateUtc="2026-06-02T11:12:00Z"/>
         </w:rPr>
       </w:pPr>
-      <w:ins w:id="654" w:author="Millicent  Mufambi" w:date="2026-06-02T12:54:00Z" w16du:dateUtc="2026-06-02T10:54:00Z">
+      <w:ins w:id="635" w:author="Millicent  Mufambi" w:date="2026-06-02T13:12:00Z" w16du:dateUtc="2026-06-02T11:12:00Z">
         <w:r>
           <w:t>REAL DEFECTS4J (JAVA) OUTCOMES ON COMMONS-MATH AND COMMONS-LANG (REAL JUNIT ORACLE, CONSENSUS PIPELINE)</w:t>
         </w:r>
@@ -11609,7 +11478,7 @@
       </w:tblGrid>
       <w:tr>
         <w:trPr>
-          <w:ins w:id="655" w:author="Millicent  Mufambi" w:date="2026-06-02T12:54:00Z" w16du:dateUtc="2026-06-02T10:54:00Z"/>
+          <w:ins w:id="636" w:author="Millicent  Mufambi" w:date="2026-06-02T13:12:00Z" w16du:dateUtc="2026-06-02T11:12:00Z"/>
         </w:trPr>
         <w:tc>
           <w:tcPr>
@@ -11618,10 +11487,10 @@
           <w:p>
             <w:pPr>
               <w:rPr>
-                <w:ins w:id="656" w:author="Millicent  Mufambi" w:date="2026-06-02T12:54:00Z" w16du:dateUtc="2026-06-02T10:54:00Z"/>
+                <w:ins w:id="637" w:author="Millicent  Mufambi" w:date="2026-06-02T13:12:00Z" w16du:dateUtc="2026-06-02T11:12:00Z"/>
               </w:rPr>
             </w:pPr>
-            <w:ins w:id="657" w:author="Millicent  Mufambi" w:date="2026-06-02T12:54:00Z" w16du:dateUtc="2026-06-02T10:54:00Z">
+            <w:ins w:id="638" w:author="Millicent  Mufambi" w:date="2026-06-02T13:12:00Z" w16du:dateUtc="2026-06-02T11:12:00Z">
               <w:r>
                 <w:rPr>
                   <w:b/>
@@ -11638,10 +11507,10 @@
           <w:p>
             <w:pPr>
               <w:rPr>
-                <w:ins w:id="658" w:author="Millicent  Mufambi" w:date="2026-06-02T12:54:00Z" w16du:dateUtc="2026-06-02T10:54:00Z"/>
+                <w:ins w:id="639" w:author="Millicent  Mufambi" w:date="2026-06-02T13:12:00Z" w16du:dateUtc="2026-06-02T11:12:00Z"/>
               </w:rPr>
             </w:pPr>
-            <w:ins w:id="659" w:author="Millicent  Mufambi" w:date="2026-06-02T12:54:00Z" w16du:dateUtc="2026-06-02T10:54:00Z">
+            <w:ins w:id="640" w:author="Millicent  Mufambi" w:date="2026-06-02T13:12:00Z" w16du:dateUtc="2026-06-02T11:12:00Z">
               <w:r>
                 <w:rPr>
                   <w:b/>
@@ -11654,7 +11523,7 @@
       </w:tr>
       <w:tr>
         <w:trPr>
-          <w:ins w:id="660" w:author="Millicent  Mufambi" w:date="2026-06-02T12:54:00Z" w16du:dateUtc="2026-06-02T10:54:00Z"/>
+          <w:ins w:id="641" w:author="Millicent  Mufambi" w:date="2026-06-02T13:12:00Z" w16du:dateUtc="2026-06-02T11:12:00Z"/>
         </w:trPr>
         <w:tc>
           <w:tcPr>
@@ -11663,10 +11532,10 @@
           <w:p>
             <w:pPr>
               <w:rPr>
-                <w:ins w:id="661" w:author="Millicent  Mufambi" w:date="2026-06-02T12:54:00Z" w16du:dateUtc="2026-06-02T10:54:00Z"/>
+                <w:ins w:id="642" w:author="Millicent  Mufambi" w:date="2026-06-02T13:12:00Z" w16du:dateUtc="2026-06-02T11:12:00Z"/>
               </w:rPr>
             </w:pPr>
-            <w:ins w:id="662" w:author="Millicent  Mufambi" w:date="2026-06-02T12:54:00Z" w16du:dateUtc="2026-06-02T10:54:00Z">
+            <w:ins w:id="643" w:author="Millicent  Mufambi" w:date="2026-06-02T13:12:00Z" w16du:dateUtc="2026-06-02T11:12:00Z">
               <w:r>
                 <w:t>commons-math: repaired and full-suite-verified (Math-3, Math-5)</w:t>
               </w:r>
@@ -11680,10 +11549,10 @@
           <w:p>
             <w:pPr>
               <w:rPr>
-                <w:ins w:id="663" w:author="Millicent  Mufambi" w:date="2026-06-02T12:54:00Z" w16du:dateUtc="2026-06-02T10:54:00Z"/>
+                <w:ins w:id="644" w:author="Millicent  Mufambi" w:date="2026-06-02T13:12:00Z" w16du:dateUtc="2026-06-02T11:12:00Z"/>
               </w:rPr>
             </w:pPr>
-            <w:ins w:id="664" w:author="Millicent  Mufambi" w:date="2026-06-02T12:54:00Z" w16du:dateUtc="2026-06-02T10:54:00Z">
+            <w:ins w:id="645" w:author="Millicent  Mufambi" w:date="2026-06-02T13:12:00Z" w16du:dateUtc="2026-06-02T11:12:00Z">
               <w:r>
                 <w:t>2</w:t>
               </w:r>
@@ -11693,7 +11562,7 @@
       </w:tr>
       <w:tr>
         <w:trPr>
-          <w:ins w:id="665" w:author="Millicent  Mufambi" w:date="2026-06-02T12:54:00Z" w16du:dateUtc="2026-06-02T10:54:00Z"/>
+          <w:ins w:id="646" w:author="Millicent  Mufambi" w:date="2026-06-02T13:12:00Z" w16du:dateUtc="2026-06-02T11:12:00Z"/>
         </w:trPr>
         <w:tc>
           <w:tcPr>
@@ -11702,10 +11571,10 @@
           <w:p>
             <w:pPr>
               <w:rPr>
-                <w:ins w:id="666" w:author="Millicent  Mufambi" w:date="2026-06-02T12:54:00Z" w16du:dateUtc="2026-06-02T10:54:00Z"/>
+                <w:ins w:id="647" w:author="Millicent  Mufambi" w:date="2026-06-02T13:12:00Z" w16du:dateUtc="2026-06-02T11:12:00Z"/>
               </w:rPr>
             </w:pPr>
-            <w:ins w:id="667" w:author="Millicent  Mufambi" w:date="2026-06-02T12:54:00Z" w16du:dateUtc="2026-06-02T10:54:00Z">
+            <w:ins w:id="648" w:author="Millicent  Mufambi" w:date="2026-06-02T13:12:00Z" w16du:dateUtc="2026-06-02T11:12:00Z">
               <w:r>
                 <w:t>commons-math: consensus-approved but full-suite-failed</w:t>
               </w:r>
@@ -11719,10 +11588,10 @@
           <w:p>
             <w:pPr>
               <w:rPr>
-                <w:ins w:id="668" w:author="Millicent  Mufambi" w:date="2026-06-02T12:54:00Z" w16du:dateUtc="2026-06-02T10:54:00Z"/>
+                <w:ins w:id="649" w:author="Millicent  Mufambi" w:date="2026-06-02T13:12:00Z" w16du:dateUtc="2026-06-02T11:12:00Z"/>
               </w:rPr>
             </w:pPr>
-            <w:ins w:id="669" w:author="Millicent  Mufambi" w:date="2026-06-02T12:54:00Z" w16du:dateUtc="2026-06-02T10:54:00Z">
+            <w:ins w:id="650" w:author="Millicent  Mufambi" w:date="2026-06-02T13:12:00Z" w16du:dateUtc="2026-06-02T11:12:00Z">
               <w:r>
                 <w:t>7</w:t>
               </w:r>
@@ -11732,7 +11601,7 @@
       </w:tr>
       <w:tr>
         <w:trPr>
-          <w:ins w:id="670" w:author="Millicent  Mufambi" w:date="2026-06-02T12:54:00Z" w16du:dateUtc="2026-06-02T10:54:00Z"/>
+          <w:ins w:id="651" w:author="Millicent  Mufambi" w:date="2026-06-02T13:12:00Z" w16du:dateUtc="2026-06-02T11:12:00Z"/>
         </w:trPr>
         <w:tc>
           <w:tcPr>
@@ -11741,10 +11610,10 @@
           <w:p>
             <w:pPr>
               <w:rPr>
-                <w:ins w:id="671" w:author="Millicent  Mufambi" w:date="2026-06-02T12:54:00Z" w16du:dateUtc="2026-06-02T10:54:00Z"/>
+                <w:ins w:id="652" w:author="Millicent  Mufambi" w:date="2026-06-02T13:12:00Z" w16du:dateUtc="2026-06-02T11:12:00Z"/>
               </w:rPr>
             </w:pPr>
-            <w:ins w:id="672" w:author="Millicent  Mufambi" w:date="2026-06-02T12:54:00Z" w16du:dateUtc="2026-06-02T10:54:00Z">
+            <w:ins w:id="653" w:author="Millicent  Mufambi" w:date="2026-06-02T13:12:00Z" w16du:dateUtc="2026-06-02T11:12:00Z">
               <w:r>
                 <w:t>commons-lang: consensus-approved but full-suite-failed</w:t>
               </w:r>
@@ -11758,10 +11627,10 @@
           <w:p>
             <w:pPr>
               <w:rPr>
-                <w:ins w:id="673" w:author="Millicent  Mufambi" w:date="2026-06-02T12:54:00Z" w16du:dateUtc="2026-06-02T10:54:00Z"/>
+                <w:ins w:id="654" w:author="Millicent  Mufambi" w:date="2026-06-02T13:12:00Z" w16du:dateUtc="2026-06-02T11:12:00Z"/>
               </w:rPr>
             </w:pPr>
-            <w:ins w:id="674" w:author="Millicent  Mufambi" w:date="2026-06-02T12:54:00Z" w16du:dateUtc="2026-06-02T10:54:00Z">
+            <w:ins w:id="655" w:author="Millicent  Mufambi" w:date="2026-06-02T13:12:00Z" w16du:dateUtc="2026-06-02T11:12:00Z">
               <w:r>
                 <w:t>8</w:t>
               </w:r>
@@ -11771,7 +11640,7 @@
       </w:tr>
       <w:tr>
         <w:trPr>
-          <w:ins w:id="675" w:author="Millicent  Mufambi" w:date="2026-06-02T12:54:00Z" w16du:dateUtc="2026-06-02T10:54:00Z"/>
+          <w:ins w:id="656" w:author="Millicent  Mufambi" w:date="2026-06-02T13:12:00Z" w16du:dateUtc="2026-06-02T11:12:00Z"/>
         </w:trPr>
         <w:tc>
           <w:tcPr>
@@ -11780,10 +11649,10 @@
           <w:p>
             <w:pPr>
               <w:rPr>
-                <w:ins w:id="676" w:author="Millicent  Mufambi" w:date="2026-06-02T12:54:00Z" w16du:dateUtc="2026-06-02T10:54:00Z"/>
+                <w:ins w:id="657" w:author="Millicent  Mufambi" w:date="2026-06-02T13:12:00Z" w16du:dateUtc="2026-06-02T11:12:00Z"/>
               </w:rPr>
             </w:pPr>
-            <w:ins w:id="677" w:author="Millicent  Mufambi" w:date="2026-06-02T12:54:00Z" w16du:dateUtc="2026-06-02T10:54:00Z">
+            <w:ins w:id="658" w:author="Millicent  Mufambi" w:date="2026-06-02T13:12:00Z" w16du:dateUtc="2026-06-02T11:12:00Z">
               <w:r>
                 <w:t>commons-lang: rejected at consensus (Lang-7)</w:t>
               </w:r>
@@ -11797,10 +11666,10 @@
           <w:p>
             <w:pPr>
               <w:rPr>
-                <w:ins w:id="678" w:author="Millicent  Mufambi" w:date="2026-06-02T12:54:00Z" w16du:dateUtc="2026-06-02T10:54:00Z"/>
+                <w:ins w:id="659" w:author="Millicent  Mufambi" w:date="2026-06-02T13:12:00Z" w16du:dateUtc="2026-06-02T11:12:00Z"/>
               </w:rPr>
             </w:pPr>
-            <w:ins w:id="679" w:author="Millicent  Mufambi" w:date="2026-06-02T12:54:00Z" w16du:dateUtc="2026-06-02T10:54:00Z">
+            <w:ins w:id="660" w:author="Millicent  Mufambi" w:date="2026-06-02T13:12:00Z" w16du:dateUtc="2026-06-02T11:12:00Z">
               <w:r>
                 <w:t>1</w:t>
               </w:r>
@@ -11810,7 +11679,7 @@
       </w:tr>
       <w:tr>
         <w:trPr>
-          <w:ins w:id="680" w:author="Millicent  Mufambi" w:date="2026-06-02T12:54:00Z" w16du:dateUtc="2026-06-02T10:54:00Z"/>
+          <w:ins w:id="661" w:author="Millicent  Mufambi" w:date="2026-06-02T13:12:00Z" w16du:dateUtc="2026-06-02T11:12:00Z"/>
         </w:trPr>
         <w:tc>
           <w:tcPr>
@@ -11819,10 +11688,10 @@
           <w:p>
             <w:pPr>
               <w:rPr>
-                <w:ins w:id="681" w:author="Millicent  Mufambi" w:date="2026-06-02T12:54:00Z" w16du:dateUtc="2026-06-02T10:54:00Z"/>
+                <w:ins w:id="662" w:author="Millicent  Mufambi" w:date="2026-06-02T13:12:00Z" w16du:dateUtc="2026-06-02T11:12:00Z"/>
               </w:rPr>
             </w:pPr>
-            <w:ins w:id="682" w:author="Millicent  Mufambi" w:date="2026-06-02T12:54:00Z" w16du:dateUtc="2026-06-02T10:54:00Z">
+            <w:ins w:id="663" w:author="Millicent  Mufambi" w:date="2026-06-02T13:12:00Z" w16du:dateUtc="2026-06-02T11:12:00Z">
               <w:r>
                 <w:t>Unsafe fixes committed</w:t>
               </w:r>
@@ -11836,10 +11705,10 @@
           <w:p>
             <w:pPr>
               <w:rPr>
-                <w:ins w:id="683" w:author="Millicent  Mufambi" w:date="2026-06-02T12:54:00Z" w16du:dateUtc="2026-06-02T10:54:00Z"/>
+                <w:ins w:id="664" w:author="Millicent  Mufambi" w:date="2026-06-02T13:12:00Z" w16du:dateUtc="2026-06-02T11:12:00Z"/>
               </w:rPr>
             </w:pPr>
-            <w:ins w:id="684" w:author="Millicent  Mufambi" w:date="2026-06-02T12:54:00Z" w16du:dateUtc="2026-06-02T10:54:00Z">
+            <w:ins w:id="665" w:author="Millicent  Mufambi" w:date="2026-06-02T13:12:00Z" w16du:dateUtc="2026-06-02T11:12:00Z">
               <w:r>
                 <w:t>0</w:t>
               </w:r>
@@ -11853,10 +11722,10 @@
         <w:spacing w:after="120"/>
         <w:jc w:val="both"/>
         <w:rPr>
-          <w:ins w:id="685" w:author="Millicent  Mufambi" w:date="2026-06-02T12:54:00Z" w16du:dateUtc="2026-06-02T10:54:00Z"/>
+          <w:ins w:id="666" w:author="Millicent  Mufambi" w:date="2026-06-02T13:12:00Z" w16du:dateUtc="2026-06-02T11:12:00Z"/>
         </w:rPr>
       </w:pPr>
-      <w:ins w:id="686" w:author="Millicent  Mufambi" w:date="2026-06-02T12:54:00Z" w16du:dateUtc="2026-06-02T10:54:00Z">
+      <w:ins w:id="667" w:author="Millicent  Mufambi" w:date="2026-06-02T13:12:00Z" w16du:dateUtc="2026-06-02T11:12:00Z">
         <w:r>
           <w:rPr>
             <w:b/>
@@ -11870,10 +11739,10 @@
         <w:spacing w:after="120"/>
         <w:jc w:val="both"/>
         <w:rPr>
-          <w:ins w:id="687" w:author="Millicent  Mufambi" w:date="2026-06-02T12:54:00Z" w16du:dateUtc="2026-06-02T10:54:00Z"/>
+          <w:ins w:id="668" w:author="Millicent  Mufambi" w:date="2026-06-02T13:12:00Z" w16du:dateUtc="2026-06-02T11:12:00Z"/>
         </w:rPr>
       </w:pPr>
-      <w:ins w:id="688" w:author="Millicent  Mufambi" w:date="2026-06-02T12:54:00Z" w16du:dateUtc="2026-06-02T10:54:00Z">
+      <w:ins w:id="669" w:author="Millicent  Mufambi" w:date="2026-06-02T13:12:00Z" w16du:dateUtc="2026-06-02T11:12:00Z">
         <w:r>
           <w:t>To gauge run-to-run variance, which the single-run design otherwise leaves open, we repeated a ten-bug synthetic subset three times in each mode. The consensus pipeline was perfectly stable: success rate 1.000 and zero safety violations in all three repetitions. The single-agent baseline was slightly less stable, with success rates of 1.00, 1.00 and 0.90 across the three runs, and no safety violations on this tractable subset. The stochasticity of the LLMs thus moves the baseline's raw success a little betw</w:t>
         </w:r>
@@ -11887,10 +11756,10 @@
         <w:spacing w:after="120"/>
         <w:jc w:val="both"/>
         <w:rPr>
-          <w:ins w:id="689" w:author="Millicent  Mufambi" w:date="2026-06-02T12:54:00Z" w16du:dateUtc="2026-06-02T10:54:00Z"/>
+          <w:ins w:id="670" w:author="Millicent  Mufambi" w:date="2026-06-02T13:12:00Z" w16du:dateUtc="2026-06-02T11:12:00Z"/>
         </w:rPr>
       </w:pPr>
-      <w:ins w:id="690" w:author="Millicent  Mufambi" w:date="2026-06-02T12:54:00Z" w16du:dateUtc="2026-06-02T10:54:00Z">
+      <w:ins w:id="671" w:author="Millicent  Mufambi" w:date="2026-06-02T13:12:00Z" w16du:dateUtc="2026-06-02T11:12:00Z">
         <w:r>
           <w:rPr>
             <w:b/>
@@ -11904,18 +11773,18 @@
         <w:spacing w:after="120"/>
         <w:jc w:val="both"/>
         <w:rPr>
-          <w:ins w:id="691" w:author="Millicent  Mufambi" w:date="2026-06-02T12:54:00Z" w16du:dateUtc="2026-06-02T10:54:00Z"/>
+          <w:ins w:id="672" w:author="Millicent  Mufambi" w:date="2026-06-02T13:12:00Z" w16du:dateUtc="2026-06-02T11:12:00Z"/>
         </w:rPr>
       </w:pPr>
-      <w:ins w:id="692" w:author="Millicent  Mufambi" w:date="2026-06-02T12:54:00Z" w16du:dateUtc="2026-06-02T10:54:00Z">
-        <w:r>
-          <w:t>To answer how latency scales with the agent count (RQ2), we re-ran a five-bug e-commerce subset at n = 4 (f = 1), n = 7 (f = 2) and n = 10 (f = 3). Median proposal-to-decision latency rose from 53.3 s at n = 4 to 71.3 s at n = 7 and 80.1 s at n = 10, and the 99th percentile grew faster, from 59.6 s to 78.0 s to 168.6 s, because each added validator is another concurrent CPU-bound Ollama call and the round waits for the slowest. Safety violations stayed at zero and success at 100% throughout (Table 11), so l</w:t>
-        </w:r>
-        <w:r>
-          <w:t>arger populations buy tolerance to more Byzantine validators at a latency cost and no safety gain, consistent with the n = 4 optimum of Section 6.8. The PBFT protocol itself stays under 2 ms per round; the growth is validator inference, not consensus. Latency under the five Byzantine scenarios was comparable to the fault-free case, because the quorum still forms from the honest agents and the round does not wait on the corrupted one; continuous-fault recovery timing is left to future work (Section 8.2). The</w:t>
-        </w:r>
-        <w:r>
-          <w:t>se answers to RQ1 and RQ2 come from a single dataset and a small per-configuration sample, so we read them as indicative rather than definitive.</w:t>
+      <w:ins w:id="673" w:author="Millicent  Mufambi" w:date="2026-06-02T13:12:00Z" w16du:dateUtc="2026-06-02T11:12:00Z">
+        <w:r>
+          <w:t xml:space="preserve">To answer how latency scales with the agent count (RQ2), we re-ran a five-bug e-commerce subset at n = 4 (f = 1), n = 7 (f = 2) and n = 10 (f = 3). Median proposal-to-decision latency rose from 53.3 s at n = 4 to 71.3 s at n = 7 and 80.1 s at n = 10, and the 99th percentile grew faster, from 59.6 s to 78.0 s to 168.6 s, because each added validator is another concurrent CPU-bound Ollama call and the round waits for the slowest. This five-bug subset is sized to measure latency, not repair quality: it is far </w:t>
+        </w:r>
+        <w:r>
+          <w:t xml:space="preserve">too small to distinguish, say, 90% from 100% success, so we draw no success or safety conclusion from it. The cost-benefit case for n = 4 — that n = 7 lowers success with no safety gain — rests on the 30-bug comparison of Section 6.8, not on this sweep. The PBFT protocol itself stays under 2 ms per round; the growth is validator inference, not consensus. Latency under the five Byzantine scenarios was comparable to the fault-free case, because the quorum still forms from the honest agents and the round does </w:t>
+        </w:r>
+        <w:r>
+          <w:t>not wait on the corrupted one; continuous-fault recovery timing is left to future work (Section 8.2). These answers to RQ1 and RQ2 come from a single dataset and a small per-configuration sample, so we read them as indicative rather than definitive.</w:t>
         </w:r>
       </w:ins>
     </w:p>
@@ -11924,10 +11793,10 @@
         <w:spacing w:after="120"/>
         <w:jc w:val="both"/>
         <w:rPr>
-          <w:ins w:id="693" w:author="Millicent  Mufambi" w:date="2026-06-02T12:54:00Z" w16du:dateUtc="2026-06-02T10:54:00Z"/>
+          <w:ins w:id="674" w:author="Millicent  Mufambi" w:date="2026-06-02T13:12:00Z" w16du:dateUtc="2026-06-02T11:12:00Z"/>
         </w:rPr>
       </w:pPr>
-      <w:ins w:id="694" w:author="Millicent  Mufambi" w:date="2026-06-02T12:54:00Z" w16du:dateUtc="2026-06-02T10:54:00Z">
+      <w:ins w:id="675" w:author="Millicent  Mufambi" w:date="2026-06-02T13:12:00Z" w16du:dateUtc="2026-06-02T11:12:00Z">
         <w:r>
           <w:t>Table 11</w:t>
         </w:r>
@@ -11938,10 +11807,10 @@
         <w:spacing w:after="120"/>
         <w:jc w:val="both"/>
         <w:rPr>
-          <w:ins w:id="695" w:author="Millicent  Mufambi" w:date="2026-06-02T12:54:00Z" w16du:dateUtc="2026-06-02T10:54:00Z"/>
+          <w:ins w:id="676" w:author="Millicent  Mufambi" w:date="2026-06-02T13:12:00Z" w16du:dateUtc="2026-06-02T11:12:00Z"/>
         </w:rPr>
       </w:pPr>
-      <w:ins w:id="696" w:author="Millicent  Mufambi" w:date="2026-06-02T12:54:00Z" w16du:dateUtc="2026-06-02T10:54:00Z">
+      <w:ins w:id="677" w:author="Millicent  Mufambi" w:date="2026-06-02T13:12:00Z" w16du:dateUtc="2026-06-02T11:12:00Z">
         <w:r>
           <w:t>CONSENSUS LATENCY VERSUS AGENT COUNT (E-COMMERCE, 5 BUGS)</w:t>
         </w:r>
@@ -11954,28 +11823,26 @@
         <w:tblLook w:val="04A0" w:firstRow="1" w:lastRow="0" w:firstColumn="1" w:lastColumn="0" w:noHBand="0" w:noVBand="1"/>
       </w:tblPr>
       <w:tblGrid>
-        <w:gridCol w:w="1568"/>
-        <w:gridCol w:w="1568"/>
-        <w:gridCol w:w="1568"/>
-        <w:gridCol w:w="1568"/>
-        <w:gridCol w:w="1568"/>
-        <w:gridCol w:w="1568"/>
+        <w:gridCol w:w="2351"/>
+        <w:gridCol w:w="2351"/>
+        <w:gridCol w:w="2351"/>
+        <w:gridCol w:w="2351"/>
       </w:tblGrid>
       <w:tr>
         <w:trPr>
-          <w:ins w:id="697" w:author="Millicent  Mufambi" w:date="2026-06-02T12:54:00Z" w16du:dateUtc="2026-06-02T10:54:00Z"/>
+          <w:ins w:id="678" w:author="Millicent  Mufambi" w:date="2026-06-02T13:12:00Z" w16du:dateUtc="2026-06-02T11:12:00Z"/>
         </w:trPr>
         <w:tc>
           <w:tcPr>
-            <w:tcW w:w="1568" w:type="dxa"/>
+            <w:tcW w:w="2351" w:type="dxa"/>
           </w:tcPr>
           <w:p>
             <w:pPr>
               <w:rPr>
-                <w:ins w:id="698" w:author="Millicent  Mufambi" w:date="2026-06-02T12:54:00Z" w16du:dateUtc="2026-06-02T10:54:00Z"/>
+                <w:ins w:id="679" w:author="Millicent  Mufambi" w:date="2026-06-02T13:12:00Z" w16du:dateUtc="2026-06-02T11:12:00Z"/>
               </w:rPr>
             </w:pPr>
-            <w:ins w:id="699" w:author="Millicent  Mufambi" w:date="2026-06-02T12:54:00Z" w16du:dateUtc="2026-06-02T10:54:00Z">
+            <w:ins w:id="680" w:author="Millicent  Mufambi" w:date="2026-06-02T13:12:00Z" w16du:dateUtc="2026-06-02T11:12:00Z">
               <w:r>
                 <w:rPr>
                   <w:b/>
@@ -11987,15 +11854,15 @@
         </w:tc>
         <w:tc>
           <w:tcPr>
-            <w:tcW w:w="1568" w:type="dxa"/>
+            <w:tcW w:w="2351" w:type="dxa"/>
           </w:tcPr>
           <w:p>
             <w:pPr>
               <w:rPr>
-                <w:ins w:id="700" w:author="Millicent  Mufambi" w:date="2026-06-02T12:54:00Z" w16du:dateUtc="2026-06-02T10:54:00Z"/>
+                <w:ins w:id="681" w:author="Millicent  Mufambi" w:date="2026-06-02T13:12:00Z" w16du:dateUtc="2026-06-02T11:12:00Z"/>
               </w:rPr>
             </w:pPr>
-            <w:ins w:id="701" w:author="Millicent  Mufambi" w:date="2026-06-02T12:54:00Z" w16du:dateUtc="2026-06-02T10:54:00Z">
+            <w:ins w:id="682" w:author="Millicent  Mufambi" w:date="2026-06-02T13:12:00Z" w16du:dateUtc="2026-06-02T11:12:00Z">
               <w:r>
                 <w:rPr>
                   <w:b/>
@@ -12007,15 +11874,15 @@
         </w:tc>
         <w:tc>
           <w:tcPr>
-            <w:tcW w:w="1568" w:type="dxa"/>
+            <w:tcW w:w="2351" w:type="dxa"/>
           </w:tcPr>
           <w:p>
             <w:pPr>
               <w:rPr>
-                <w:ins w:id="702" w:author="Millicent  Mufambi" w:date="2026-06-02T12:54:00Z" w16du:dateUtc="2026-06-02T10:54:00Z"/>
+                <w:ins w:id="683" w:author="Millicent  Mufambi" w:date="2026-06-02T13:12:00Z" w16du:dateUtc="2026-06-02T11:12:00Z"/>
               </w:rPr>
             </w:pPr>
-            <w:ins w:id="703" w:author="Millicent  Mufambi" w:date="2026-06-02T12:54:00Z" w16du:dateUtc="2026-06-02T10:54:00Z">
+            <w:ins w:id="684" w:author="Millicent  Mufambi" w:date="2026-06-02T13:12:00Z" w16du:dateUtc="2026-06-02T11:12:00Z">
               <w:r>
                 <w:rPr>
                   <w:b/>
@@ -12027,15 +11894,15 @@
         </w:tc>
         <w:tc>
           <w:tcPr>
-            <w:tcW w:w="1568" w:type="dxa"/>
+            <w:tcW w:w="2351" w:type="dxa"/>
           </w:tcPr>
           <w:p>
             <w:pPr>
               <w:rPr>
-                <w:ins w:id="704" w:author="Millicent  Mufambi" w:date="2026-06-02T12:54:00Z" w16du:dateUtc="2026-06-02T10:54:00Z"/>
+                <w:ins w:id="685" w:author="Millicent  Mufambi" w:date="2026-06-02T13:12:00Z" w16du:dateUtc="2026-06-02T11:12:00Z"/>
               </w:rPr>
             </w:pPr>
-            <w:ins w:id="705" w:author="Millicent  Mufambi" w:date="2026-06-02T12:54:00Z" w16du:dateUtc="2026-06-02T10:54:00Z">
+            <w:ins w:id="686" w:author="Millicent  Mufambi" w:date="2026-06-02T13:12:00Z" w16du:dateUtc="2026-06-02T11:12:00Z">
               <w:r>
                 <w:rPr>
                   <w:b/>
@@ -12045,62 +11912,22 @@
             </w:ins>
           </w:p>
         </w:tc>
-        <w:tc>
-          <w:tcPr>
-            <w:tcW w:w="1568" w:type="dxa"/>
-          </w:tcPr>
-          <w:p>
-            <w:pPr>
-              <w:rPr>
-                <w:ins w:id="706" w:author="Millicent  Mufambi" w:date="2026-06-02T12:54:00Z" w16du:dateUtc="2026-06-02T10:54:00Z"/>
-              </w:rPr>
-            </w:pPr>
-            <w:ins w:id="707" w:author="Millicent  Mufambi" w:date="2026-06-02T12:54:00Z" w16du:dateUtc="2026-06-02T10:54:00Z">
-              <w:r>
-                <w:rPr>
-                  <w:b/>
-                </w:rPr>
-                <w:t>Success rate</w:t>
-              </w:r>
-            </w:ins>
-          </w:p>
-        </w:tc>
-        <w:tc>
-          <w:tcPr>
-            <w:tcW w:w="1568" w:type="dxa"/>
-          </w:tcPr>
-          <w:p>
-            <w:pPr>
-              <w:rPr>
-                <w:ins w:id="708" w:author="Millicent  Mufambi" w:date="2026-06-02T12:54:00Z" w16du:dateUtc="2026-06-02T10:54:00Z"/>
-              </w:rPr>
-            </w:pPr>
-            <w:ins w:id="709" w:author="Millicent  Mufambi" w:date="2026-06-02T12:54:00Z" w16du:dateUtc="2026-06-02T10:54:00Z">
-              <w:r>
-                <w:rPr>
-                  <w:b/>
-                </w:rPr>
-                <w:t>Safety violations</w:t>
-              </w:r>
-            </w:ins>
-          </w:p>
-        </w:tc>
       </w:tr>
       <w:tr>
         <w:trPr>
-          <w:ins w:id="710" w:author="Millicent  Mufambi" w:date="2026-06-02T12:54:00Z" w16du:dateUtc="2026-06-02T10:54:00Z"/>
+          <w:ins w:id="687" w:author="Millicent  Mufambi" w:date="2026-06-02T13:12:00Z" w16du:dateUtc="2026-06-02T11:12:00Z"/>
         </w:trPr>
         <w:tc>
           <w:tcPr>
-            <w:tcW w:w="1568" w:type="dxa"/>
+            <w:tcW w:w="2351" w:type="dxa"/>
           </w:tcPr>
           <w:p>
             <w:pPr>
               <w:rPr>
-                <w:ins w:id="711" w:author="Millicent  Mufambi" w:date="2026-06-02T12:54:00Z" w16du:dateUtc="2026-06-02T10:54:00Z"/>
+                <w:ins w:id="688" w:author="Millicent  Mufambi" w:date="2026-06-02T13:12:00Z" w16du:dateUtc="2026-06-02T11:12:00Z"/>
               </w:rPr>
             </w:pPr>
-            <w:ins w:id="712" w:author="Millicent  Mufambi" w:date="2026-06-02T12:54:00Z" w16du:dateUtc="2026-06-02T10:54:00Z">
+            <w:ins w:id="689" w:author="Millicent  Mufambi" w:date="2026-06-02T13:12:00Z" w16du:dateUtc="2026-06-02T11:12:00Z">
               <w:r>
                 <w:t>n = 4 (f = 1)</w:t>
               </w:r>
@@ -12109,15 +11936,15 @@
         </w:tc>
         <w:tc>
           <w:tcPr>
-            <w:tcW w:w="1568" w:type="dxa"/>
+            <w:tcW w:w="2351" w:type="dxa"/>
           </w:tcPr>
           <w:p>
             <w:pPr>
               <w:rPr>
-                <w:ins w:id="713" w:author="Millicent  Mufambi" w:date="2026-06-02T12:54:00Z" w16du:dateUtc="2026-06-02T10:54:00Z"/>
+                <w:ins w:id="690" w:author="Millicent  Mufambi" w:date="2026-06-02T13:12:00Z" w16du:dateUtc="2026-06-02T11:12:00Z"/>
               </w:rPr>
             </w:pPr>
-            <w:ins w:id="714" w:author="Millicent  Mufambi" w:date="2026-06-02T12:54:00Z" w16du:dateUtc="2026-06-02T10:54:00Z">
+            <w:ins w:id="691" w:author="Millicent  Mufambi" w:date="2026-06-02T13:12:00Z" w16du:dateUtc="2026-06-02T11:12:00Z">
               <w:r>
                 <w:t>4</w:t>
               </w:r>
@@ -12126,15 +11953,15 @@
         </w:tc>
         <w:tc>
           <w:tcPr>
-            <w:tcW w:w="1568" w:type="dxa"/>
+            <w:tcW w:w="2351" w:type="dxa"/>
           </w:tcPr>
           <w:p>
             <w:pPr>
               <w:rPr>
-                <w:ins w:id="715" w:author="Millicent  Mufambi" w:date="2026-06-02T12:54:00Z" w16du:dateUtc="2026-06-02T10:54:00Z"/>
+                <w:ins w:id="692" w:author="Millicent  Mufambi" w:date="2026-06-02T13:12:00Z" w16du:dateUtc="2026-06-02T11:12:00Z"/>
               </w:rPr>
             </w:pPr>
-            <w:ins w:id="716" w:author="Millicent  Mufambi" w:date="2026-06-02T12:54:00Z" w16du:dateUtc="2026-06-02T10:54:00Z">
+            <w:ins w:id="693" w:author="Millicent  Mufambi" w:date="2026-06-02T13:12:00Z" w16du:dateUtc="2026-06-02T11:12:00Z">
               <w:r>
                 <w:t>53.3 s</w:t>
               </w:r>
@@ -12143,71 +11970,37 @@
         </w:tc>
         <w:tc>
           <w:tcPr>
-            <w:tcW w:w="1568" w:type="dxa"/>
+            <w:tcW w:w="2351" w:type="dxa"/>
           </w:tcPr>
           <w:p>
             <w:pPr>
               <w:rPr>
-                <w:ins w:id="717" w:author="Millicent  Mufambi" w:date="2026-06-02T12:54:00Z" w16du:dateUtc="2026-06-02T10:54:00Z"/>
+                <w:ins w:id="694" w:author="Millicent  Mufambi" w:date="2026-06-02T13:12:00Z" w16du:dateUtc="2026-06-02T11:12:00Z"/>
               </w:rPr>
             </w:pPr>
-            <w:ins w:id="718" w:author="Millicent  Mufambi" w:date="2026-06-02T12:54:00Z" w16du:dateUtc="2026-06-02T10:54:00Z">
+            <w:ins w:id="695" w:author="Millicent  Mufambi" w:date="2026-06-02T13:12:00Z" w16du:dateUtc="2026-06-02T11:12:00Z">
               <w:r>
                 <w:t>59.6 s</w:t>
               </w:r>
             </w:ins>
           </w:p>
         </w:tc>
-        <w:tc>
-          <w:tcPr>
-            <w:tcW w:w="1568" w:type="dxa"/>
-          </w:tcPr>
-          <w:p>
-            <w:pPr>
-              <w:rPr>
-                <w:ins w:id="719" w:author="Millicent  Mufambi" w:date="2026-06-02T12:54:00Z" w16du:dateUtc="2026-06-02T10:54:00Z"/>
-              </w:rPr>
-            </w:pPr>
-            <w:ins w:id="720" w:author="Millicent  Mufambi" w:date="2026-06-02T12:54:00Z" w16du:dateUtc="2026-06-02T10:54:00Z">
-              <w:r>
-                <w:t>100%</w:t>
-              </w:r>
-            </w:ins>
-          </w:p>
-        </w:tc>
-        <w:tc>
-          <w:tcPr>
-            <w:tcW w:w="1568" w:type="dxa"/>
-          </w:tcPr>
-          <w:p>
-            <w:pPr>
-              <w:rPr>
-                <w:ins w:id="721" w:author="Millicent  Mufambi" w:date="2026-06-02T12:54:00Z" w16du:dateUtc="2026-06-02T10:54:00Z"/>
-              </w:rPr>
-            </w:pPr>
-            <w:ins w:id="722" w:author="Millicent  Mufambi" w:date="2026-06-02T12:54:00Z" w16du:dateUtc="2026-06-02T10:54:00Z">
-              <w:r>
-                <w:t>0</w:t>
-              </w:r>
-            </w:ins>
-          </w:p>
-        </w:tc>
       </w:tr>
       <w:tr>
         <w:trPr>
-          <w:ins w:id="723" w:author="Millicent  Mufambi" w:date="2026-06-02T12:54:00Z" w16du:dateUtc="2026-06-02T10:54:00Z"/>
+          <w:ins w:id="696" w:author="Millicent  Mufambi" w:date="2026-06-02T13:12:00Z" w16du:dateUtc="2026-06-02T11:12:00Z"/>
         </w:trPr>
         <w:tc>
           <w:tcPr>
-            <w:tcW w:w="1568" w:type="dxa"/>
+            <w:tcW w:w="2351" w:type="dxa"/>
           </w:tcPr>
           <w:p>
             <w:pPr>
               <w:rPr>
-                <w:ins w:id="724" w:author="Millicent  Mufambi" w:date="2026-06-02T12:54:00Z" w16du:dateUtc="2026-06-02T10:54:00Z"/>
+                <w:ins w:id="697" w:author="Millicent  Mufambi" w:date="2026-06-02T13:12:00Z" w16du:dateUtc="2026-06-02T11:12:00Z"/>
               </w:rPr>
             </w:pPr>
-            <w:ins w:id="725" w:author="Millicent  Mufambi" w:date="2026-06-02T12:54:00Z" w16du:dateUtc="2026-06-02T10:54:00Z">
+            <w:ins w:id="698" w:author="Millicent  Mufambi" w:date="2026-06-02T13:12:00Z" w16du:dateUtc="2026-06-02T11:12:00Z">
               <w:r>
                 <w:t>n = 7 (f = 2)</w:t>
               </w:r>
@@ -12216,15 +12009,15 @@
         </w:tc>
         <w:tc>
           <w:tcPr>
-            <w:tcW w:w="1568" w:type="dxa"/>
+            <w:tcW w:w="2351" w:type="dxa"/>
           </w:tcPr>
           <w:p>
             <w:pPr>
               <w:rPr>
-                <w:ins w:id="726" w:author="Millicent  Mufambi" w:date="2026-06-02T12:54:00Z" w16du:dateUtc="2026-06-02T10:54:00Z"/>
+                <w:ins w:id="699" w:author="Millicent  Mufambi" w:date="2026-06-02T13:12:00Z" w16du:dateUtc="2026-06-02T11:12:00Z"/>
               </w:rPr>
             </w:pPr>
-            <w:ins w:id="727" w:author="Millicent  Mufambi" w:date="2026-06-02T12:54:00Z" w16du:dateUtc="2026-06-02T10:54:00Z">
+            <w:ins w:id="700" w:author="Millicent  Mufambi" w:date="2026-06-02T13:12:00Z" w16du:dateUtc="2026-06-02T11:12:00Z">
               <w:r>
                 <w:t>7</w:t>
               </w:r>
@@ -12233,15 +12026,15 @@
         </w:tc>
         <w:tc>
           <w:tcPr>
-            <w:tcW w:w="1568" w:type="dxa"/>
+            <w:tcW w:w="2351" w:type="dxa"/>
           </w:tcPr>
           <w:p>
             <w:pPr>
               <w:rPr>
-                <w:ins w:id="728" w:author="Millicent  Mufambi" w:date="2026-06-02T12:54:00Z" w16du:dateUtc="2026-06-02T10:54:00Z"/>
+                <w:ins w:id="701" w:author="Millicent  Mufambi" w:date="2026-06-02T13:12:00Z" w16du:dateUtc="2026-06-02T11:12:00Z"/>
               </w:rPr>
             </w:pPr>
-            <w:ins w:id="729" w:author="Millicent  Mufambi" w:date="2026-06-02T12:54:00Z" w16du:dateUtc="2026-06-02T10:54:00Z">
+            <w:ins w:id="702" w:author="Millicent  Mufambi" w:date="2026-06-02T13:12:00Z" w16du:dateUtc="2026-06-02T11:12:00Z">
               <w:r>
                 <w:t>71.3 s</w:t>
               </w:r>
@@ -12250,71 +12043,37 @@
         </w:tc>
         <w:tc>
           <w:tcPr>
-            <w:tcW w:w="1568" w:type="dxa"/>
+            <w:tcW w:w="2351" w:type="dxa"/>
           </w:tcPr>
           <w:p>
             <w:pPr>
               <w:rPr>
-                <w:ins w:id="730" w:author="Millicent  Mufambi" w:date="2026-06-02T12:54:00Z" w16du:dateUtc="2026-06-02T10:54:00Z"/>
+                <w:ins w:id="703" w:author="Millicent  Mufambi" w:date="2026-06-02T13:12:00Z" w16du:dateUtc="2026-06-02T11:12:00Z"/>
               </w:rPr>
             </w:pPr>
-            <w:ins w:id="731" w:author="Millicent  Mufambi" w:date="2026-06-02T12:54:00Z" w16du:dateUtc="2026-06-02T10:54:00Z">
+            <w:ins w:id="704" w:author="Millicent  Mufambi" w:date="2026-06-02T13:12:00Z" w16du:dateUtc="2026-06-02T11:12:00Z">
               <w:r>
                 <w:t>78.0 s</w:t>
               </w:r>
             </w:ins>
           </w:p>
         </w:tc>
-        <w:tc>
-          <w:tcPr>
-            <w:tcW w:w="1568" w:type="dxa"/>
-          </w:tcPr>
-          <w:p>
-            <w:pPr>
-              <w:rPr>
-                <w:ins w:id="732" w:author="Millicent  Mufambi" w:date="2026-06-02T12:54:00Z" w16du:dateUtc="2026-06-02T10:54:00Z"/>
-              </w:rPr>
-            </w:pPr>
-            <w:ins w:id="733" w:author="Millicent  Mufambi" w:date="2026-06-02T12:54:00Z" w16du:dateUtc="2026-06-02T10:54:00Z">
-              <w:r>
-                <w:t>100%</w:t>
-              </w:r>
-            </w:ins>
-          </w:p>
-        </w:tc>
-        <w:tc>
-          <w:tcPr>
-            <w:tcW w:w="1568" w:type="dxa"/>
-          </w:tcPr>
-          <w:p>
-            <w:pPr>
-              <w:rPr>
-                <w:ins w:id="734" w:author="Millicent  Mufambi" w:date="2026-06-02T12:54:00Z" w16du:dateUtc="2026-06-02T10:54:00Z"/>
-              </w:rPr>
-            </w:pPr>
-            <w:ins w:id="735" w:author="Millicent  Mufambi" w:date="2026-06-02T12:54:00Z" w16du:dateUtc="2026-06-02T10:54:00Z">
-              <w:r>
-                <w:t>0</w:t>
-              </w:r>
-            </w:ins>
-          </w:p>
-        </w:tc>
       </w:tr>
       <w:tr>
         <w:trPr>
-          <w:ins w:id="736" w:author="Millicent  Mufambi" w:date="2026-06-02T12:54:00Z" w16du:dateUtc="2026-06-02T10:54:00Z"/>
+          <w:ins w:id="705" w:author="Millicent  Mufambi" w:date="2026-06-02T13:12:00Z" w16du:dateUtc="2026-06-02T11:12:00Z"/>
         </w:trPr>
         <w:tc>
           <w:tcPr>
-            <w:tcW w:w="1568" w:type="dxa"/>
+            <w:tcW w:w="2351" w:type="dxa"/>
           </w:tcPr>
           <w:p>
             <w:pPr>
               <w:rPr>
-                <w:ins w:id="737" w:author="Millicent  Mufambi" w:date="2026-06-02T12:54:00Z" w16du:dateUtc="2026-06-02T10:54:00Z"/>
+                <w:ins w:id="706" w:author="Millicent  Mufambi" w:date="2026-06-02T13:12:00Z" w16du:dateUtc="2026-06-02T11:12:00Z"/>
               </w:rPr>
             </w:pPr>
-            <w:ins w:id="738" w:author="Millicent  Mufambi" w:date="2026-06-02T12:54:00Z" w16du:dateUtc="2026-06-02T10:54:00Z">
+            <w:ins w:id="707" w:author="Millicent  Mufambi" w:date="2026-06-02T13:12:00Z" w16du:dateUtc="2026-06-02T11:12:00Z">
               <w:r>
                 <w:t>n = 10 (f = 3)</w:t>
               </w:r>
@@ -12323,15 +12082,15 @@
         </w:tc>
         <w:tc>
           <w:tcPr>
-            <w:tcW w:w="1568" w:type="dxa"/>
+            <w:tcW w:w="2351" w:type="dxa"/>
           </w:tcPr>
           <w:p>
             <w:pPr>
               <w:rPr>
-                <w:ins w:id="739" w:author="Millicent  Mufambi" w:date="2026-06-02T12:54:00Z" w16du:dateUtc="2026-06-02T10:54:00Z"/>
+                <w:ins w:id="708" w:author="Millicent  Mufambi" w:date="2026-06-02T13:12:00Z" w16du:dateUtc="2026-06-02T11:12:00Z"/>
               </w:rPr>
             </w:pPr>
-            <w:ins w:id="740" w:author="Millicent  Mufambi" w:date="2026-06-02T12:54:00Z" w16du:dateUtc="2026-06-02T10:54:00Z">
+            <w:ins w:id="709" w:author="Millicent  Mufambi" w:date="2026-06-02T13:12:00Z" w16du:dateUtc="2026-06-02T11:12:00Z">
               <w:r>
                 <w:t>10</w:t>
               </w:r>
@@ -12340,15 +12099,15 @@
         </w:tc>
         <w:tc>
           <w:tcPr>
-            <w:tcW w:w="1568" w:type="dxa"/>
+            <w:tcW w:w="2351" w:type="dxa"/>
           </w:tcPr>
           <w:p>
             <w:pPr>
               <w:rPr>
-                <w:ins w:id="741" w:author="Millicent  Mufambi" w:date="2026-06-02T12:54:00Z" w16du:dateUtc="2026-06-02T10:54:00Z"/>
+                <w:ins w:id="710" w:author="Millicent  Mufambi" w:date="2026-06-02T13:12:00Z" w16du:dateUtc="2026-06-02T11:12:00Z"/>
               </w:rPr>
             </w:pPr>
-            <w:ins w:id="742" w:author="Millicent  Mufambi" w:date="2026-06-02T12:54:00Z" w16du:dateUtc="2026-06-02T10:54:00Z">
+            <w:ins w:id="711" w:author="Millicent  Mufambi" w:date="2026-06-02T13:12:00Z" w16du:dateUtc="2026-06-02T11:12:00Z">
               <w:r>
                 <w:t>80.1 s</w:t>
               </w:r>
@@ -12357,55 +12116,21 @@
         </w:tc>
         <w:tc>
           <w:tcPr>
-            <w:tcW w:w="1568" w:type="dxa"/>
+            <w:tcW w:w="2351" w:type="dxa"/>
           </w:tcPr>
           <w:p>
             <w:pPr>
               <w:rPr>
-                <w:ins w:id="743" w:author="Millicent  Mufambi" w:date="2026-06-02T12:54:00Z" w16du:dateUtc="2026-06-02T10:54:00Z"/>
+                <w:ins w:id="712" w:author="Millicent  Mufambi" w:date="2026-06-02T13:12:00Z" w16du:dateUtc="2026-06-02T11:12:00Z"/>
               </w:rPr>
             </w:pPr>
-            <w:ins w:id="744" w:author="Millicent  Mufambi" w:date="2026-06-02T12:54:00Z" w16du:dateUtc="2026-06-02T10:54:00Z">
+            <w:ins w:id="713" w:author="Millicent  Mufambi" w:date="2026-06-02T13:12:00Z" w16du:dateUtc="2026-06-02T11:12:00Z">
               <w:r>
                 <w:t>168.6 s</w:t>
               </w:r>
             </w:ins>
           </w:p>
         </w:tc>
-        <w:tc>
-          <w:tcPr>
-            <w:tcW w:w="1568" w:type="dxa"/>
-          </w:tcPr>
-          <w:p>
-            <w:pPr>
-              <w:rPr>
-                <w:ins w:id="745" w:author="Millicent  Mufambi" w:date="2026-06-02T12:54:00Z" w16du:dateUtc="2026-06-02T10:54:00Z"/>
-              </w:rPr>
-            </w:pPr>
-            <w:ins w:id="746" w:author="Millicent  Mufambi" w:date="2026-06-02T12:54:00Z" w16du:dateUtc="2026-06-02T10:54:00Z">
-              <w:r>
-                <w:t>100%</w:t>
-              </w:r>
-            </w:ins>
-          </w:p>
-        </w:tc>
-        <w:tc>
-          <w:tcPr>
-            <w:tcW w:w="1568" w:type="dxa"/>
-          </w:tcPr>
-          <w:p>
-            <w:pPr>
-              <w:rPr>
-                <w:ins w:id="747" w:author="Millicent  Mufambi" w:date="2026-06-02T12:54:00Z" w16du:dateUtc="2026-06-02T10:54:00Z"/>
-              </w:rPr>
-            </w:pPr>
-            <w:ins w:id="748" w:author="Millicent  Mufambi" w:date="2026-06-02T12:54:00Z" w16du:dateUtc="2026-06-02T10:54:00Z">
-              <w:r>
-                <w:t>0</w:t>
-              </w:r>
-            </w:ins>
-          </w:p>
-        </w:tc>
       </w:tr>
     </w:tbl>
     <w:p>
@@ -12413,10 +12138,10 @@
         <w:spacing w:after="120"/>
         <w:jc w:val="both"/>
         <w:rPr>
-          <w:ins w:id="749" w:author="Millicent  Mufambi" w:date="2026-06-02T12:54:00Z" w16du:dateUtc="2026-06-02T10:54:00Z"/>
+          <w:ins w:id="714" w:author="Millicent  Mufambi" w:date="2026-06-02T13:12:00Z" w16du:dateUtc="2026-06-02T11:12:00Z"/>
         </w:rPr>
       </w:pPr>
-      <w:ins w:id="750" w:author="Millicent  Mufambi" w:date="2026-06-02T12:54:00Z" w16du:dateUtc="2026-06-02T10:54:00Z">
+      <w:ins w:id="715" w:author="Millicent  Mufambi" w:date="2026-06-02T13:12:00Z" w16du:dateUtc="2026-06-02T11:12:00Z">
         <w:r>
           <w:rPr>
             <w:b/>
@@ -12430,10 +12155,10 @@
         <w:spacing w:after="120"/>
         <w:jc w:val="both"/>
         <w:rPr>
-          <w:ins w:id="751" w:author="Millicent  Mufambi" w:date="2026-06-02T12:54:00Z" w16du:dateUtc="2026-06-02T10:54:00Z"/>
+          <w:ins w:id="716" w:author="Millicent  Mufambi" w:date="2026-06-02T13:12:00Z" w16du:dateUtc="2026-06-02T11:12:00Z"/>
         </w:rPr>
       </w:pPr>
-      <w:ins w:id="752" w:author="Millicent  Mufambi" w:date="2026-06-02T12:54:00Z" w16du:dateUtc="2026-06-02T10:54:00Z">
+      <w:ins w:id="717" w:author="Millicent  Mufambi" w:date="2026-06-02T13:12:00Z" w16du:dateUtc="2026-06-02T11:12:00Z">
         <w:r>
           <w:t>To show the f = 1 result is not a ceiling and that the tolerance bound is exact, we re-ran the e-commerce set at f = 2 (n = 3f + 1 = 7, quorum = 2f + 1 = 5) with seven independent voters and injected an increasing number of Byzantine rejecters. With no fault all seven vote and consensus forms; with two faults (= f) five honest validators still meet the quorum and consensus forms; with three faults (= f + 1) only four honest validators remain, below the quorum of five, and consensus provably cannot form in a</w:t>
         </w:r>
@@ -12447,10 +12172,10 @@
         <w:spacing w:after="120"/>
         <w:jc w:val="both"/>
         <w:rPr>
-          <w:ins w:id="753" w:author="Millicent  Mufambi" w:date="2026-06-02T12:54:00Z" w16du:dateUtc="2026-06-02T10:54:00Z"/>
+          <w:ins w:id="718" w:author="Millicent  Mufambi" w:date="2026-06-02T13:12:00Z" w16du:dateUtc="2026-06-02T11:12:00Z"/>
         </w:rPr>
       </w:pPr>
-      <w:ins w:id="754" w:author="Millicent  Mufambi" w:date="2026-06-02T12:54:00Z" w16du:dateUtc="2026-06-02T10:54:00Z">
+      <w:ins w:id="719" w:author="Millicent  Mufambi" w:date="2026-06-02T13:12:00Z" w16du:dateUtc="2026-06-02T11:12:00Z">
         <w:r>
           <w:t>Table 12</w:t>
         </w:r>
@@ -12461,10 +12186,10 @@
         <w:spacing w:after="120"/>
         <w:jc w:val="both"/>
         <w:rPr>
-          <w:ins w:id="755" w:author="Millicent  Mufambi" w:date="2026-06-02T12:54:00Z" w16du:dateUtc="2026-06-02T10:54:00Z"/>
+          <w:ins w:id="720" w:author="Millicent  Mufambi" w:date="2026-06-02T13:12:00Z" w16du:dateUtc="2026-06-02T11:12:00Z"/>
         </w:rPr>
       </w:pPr>
-      <w:ins w:id="756" w:author="Millicent  Mufambi" w:date="2026-06-02T12:54:00Z" w16du:dateUtc="2026-06-02T10:54:00Z">
+      <w:ins w:id="721" w:author="Millicent  Mufambi" w:date="2026-06-02T13:12:00Z" w16du:dateUtc="2026-06-02T11:12:00Z">
         <w:r>
           <w:t>BYZANTINE TOLERANCE AT f = 2 (n = 7, QUORUM = 5): TIGHT BOUND</w:t>
         </w:r>
@@ -12485,7 +12210,7 @@
       </w:tblGrid>
       <w:tr>
         <w:trPr>
-          <w:ins w:id="757" w:author="Millicent  Mufambi" w:date="2026-06-02T12:54:00Z" w16du:dateUtc="2026-06-02T10:54:00Z"/>
+          <w:ins w:id="722" w:author="Millicent  Mufambi" w:date="2026-06-02T13:12:00Z" w16du:dateUtc="2026-06-02T11:12:00Z"/>
         </w:trPr>
         <w:tc>
           <w:tcPr>
@@ -12494,10 +12219,10 @@
           <w:p>
             <w:pPr>
               <w:rPr>
-                <w:ins w:id="758" w:author="Millicent  Mufambi" w:date="2026-06-02T12:54:00Z" w16du:dateUtc="2026-06-02T10:54:00Z"/>
+                <w:ins w:id="723" w:author="Millicent  Mufambi" w:date="2026-06-02T13:12:00Z" w16du:dateUtc="2026-06-02T11:12:00Z"/>
               </w:rPr>
             </w:pPr>
-            <w:ins w:id="759" w:author="Millicent  Mufambi" w:date="2026-06-02T12:54:00Z" w16du:dateUtc="2026-06-02T10:54:00Z">
+            <w:ins w:id="724" w:author="Millicent  Mufambi" w:date="2026-06-02T13:12:00Z" w16du:dateUtc="2026-06-02T11:12:00Z">
               <w:r>
                 <w:rPr>
                   <w:b/>
@@ -12514,10 +12239,10 @@
           <w:p>
             <w:pPr>
               <w:rPr>
-                <w:ins w:id="760" w:author="Millicent  Mufambi" w:date="2026-06-02T12:54:00Z" w16du:dateUtc="2026-06-02T10:54:00Z"/>
+                <w:ins w:id="725" w:author="Millicent  Mufambi" w:date="2026-06-02T13:12:00Z" w16du:dateUtc="2026-06-02T11:12:00Z"/>
               </w:rPr>
             </w:pPr>
-            <w:ins w:id="761" w:author="Millicent  Mufambi" w:date="2026-06-02T12:54:00Z" w16du:dateUtc="2026-06-02T10:54:00Z">
+            <w:ins w:id="726" w:author="Millicent  Mufambi" w:date="2026-06-02T13:12:00Z" w16du:dateUtc="2026-06-02T11:12:00Z">
               <w:r>
                 <w:rPr>
                   <w:b/>
@@ -12534,10 +12259,10 @@
           <w:p>
             <w:pPr>
               <w:rPr>
-                <w:ins w:id="762" w:author="Millicent  Mufambi" w:date="2026-06-02T12:54:00Z" w16du:dateUtc="2026-06-02T10:54:00Z"/>
+                <w:ins w:id="727" w:author="Millicent  Mufambi" w:date="2026-06-02T13:12:00Z" w16du:dateUtc="2026-06-02T11:12:00Z"/>
               </w:rPr>
             </w:pPr>
-            <w:ins w:id="763" w:author="Millicent  Mufambi" w:date="2026-06-02T12:54:00Z" w16du:dateUtc="2026-06-02T10:54:00Z">
+            <w:ins w:id="728" w:author="Millicent  Mufambi" w:date="2026-06-02T13:12:00Z" w16du:dateUtc="2026-06-02T11:12:00Z">
               <w:r>
                 <w:rPr>
                   <w:b/>
@@ -12554,10 +12279,10 @@
           <w:p>
             <w:pPr>
               <w:rPr>
-                <w:ins w:id="764" w:author="Millicent  Mufambi" w:date="2026-06-02T12:54:00Z" w16du:dateUtc="2026-06-02T10:54:00Z"/>
+                <w:ins w:id="729" w:author="Millicent  Mufambi" w:date="2026-06-02T13:12:00Z" w16du:dateUtc="2026-06-02T11:12:00Z"/>
               </w:rPr>
             </w:pPr>
-            <w:ins w:id="765" w:author="Millicent  Mufambi" w:date="2026-06-02T12:54:00Z" w16du:dateUtc="2026-06-02T10:54:00Z">
+            <w:ins w:id="730" w:author="Millicent  Mufambi" w:date="2026-06-02T13:12:00Z" w16du:dateUtc="2026-06-02T11:12:00Z">
               <w:r>
                 <w:rPr>
                   <w:b/>
@@ -12574,10 +12299,10 @@
           <w:p>
             <w:pPr>
               <w:rPr>
-                <w:ins w:id="766" w:author="Millicent  Mufambi" w:date="2026-06-02T12:54:00Z" w16du:dateUtc="2026-06-02T10:54:00Z"/>
+                <w:ins w:id="731" w:author="Millicent  Mufambi" w:date="2026-06-02T13:12:00Z" w16du:dateUtc="2026-06-02T11:12:00Z"/>
               </w:rPr>
             </w:pPr>
-            <w:ins w:id="767" w:author="Millicent  Mufambi" w:date="2026-06-02T12:54:00Z" w16du:dateUtc="2026-06-02T10:54:00Z">
+            <w:ins w:id="732" w:author="Millicent  Mufambi" w:date="2026-06-02T13:12:00Z" w16du:dateUtc="2026-06-02T11:12:00Z">
               <w:r>
                 <w:rPr>
                   <w:b/>
@@ -12590,7 +12315,7 @@
       </w:tr>
       <w:tr>
         <w:trPr>
-          <w:ins w:id="768" w:author="Millicent  Mufambi" w:date="2026-06-02T12:54:00Z" w16du:dateUtc="2026-06-02T10:54:00Z"/>
+          <w:ins w:id="733" w:author="Millicent  Mufambi" w:date="2026-06-02T13:12:00Z" w16du:dateUtc="2026-06-02T11:12:00Z"/>
         </w:trPr>
         <w:tc>
           <w:tcPr>
@@ -12599,10 +12324,10 @@
           <w:p>
             <w:pPr>
               <w:rPr>
-                <w:ins w:id="769" w:author="Millicent  Mufambi" w:date="2026-06-02T12:54:00Z" w16du:dateUtc="2026-06-02T10:54:00Z"/>
+                <w:ins w:id="734" w:author="Millicent  Mufambi" w:date="2026-06-02T13:12:00Z" w16du:dateUtc="2026-06-02T11:12:00Z"/>
               </w:rPr>
             </w:pPr>
-            <w:ins w:id="770" w:author="Millicent  Mufambi" w:date="2026-06-02T12:54:00Z" w16du:dateUtc="2026-06-02T10:54:00Z">
+            <w:ins w:id="735" w:author="Millicent  Mufambi" w:date="2026-06-02T13:12:00Z" w16du:dateUtc="2026-06-02T11:12:00Z">
               <w:r>
                 <w:t>clean</w:t>
               </w:r>
@@ -12616,10 +12341,10 @@
           <w:p>
             <w:pPr>
               <w:rPr>
-                <w:ins w:id="771" w:author="Millicent  Mufambi" w:date="2026-06-02T12:54:00Z" w16du:dateUtc="2026-06-02T10:54:00Z"/>
+                <w:ins w:id="736" w:author="Millicent  Mufambi" w:date="2026-06-02T13:12:00Z" w16du:dateUtc="2026-06-02T11:12:00Z"/>
               </w:rPr>
             </w:pPr>
-            <w:ins w:id="772" w:author="Millicent  Mufambi" w:date="2026-06-02T12:54:00Z" w16du:dateUtc="2026-06-02T10:54:00Z">
+            <w:ins w:id="737" w:author="Millicent  Mufambi" w:date="2026-06-02T13:12:00Z" w16du:dateUtc="2026-06-02T11:12:00Z">
               <w:r>
                 <w:t>0</w:t>
               </w:r>
@@ -12633,10 +12358,10 @@
           <w:p>
             <w:pPr>
               <w:rPr>
-                <w:ins w:id="773" w:author="Millicent  Mufambi" w:date="2026-06-02T12:54:00Z" w16du:dateUtc="2026-06-02T10:54:00Z"/>
+                <w:ins w:id="738" w:author="Millicent  Mufambi" w:date="2026-06-02T13:12:00Z" w16du:dateUtc="2026-06-02T11:12:00Z"/>
               </w:rPr>
             </w:pPr>
-            <w:ins w:id="774" w:author="Millicent  Mufambi" w:date="2026-06-02T12:54:00Z" w16du:dateUtc="2026-06-02T10:54:00Z">
+            <w:ins w:id="739" w:author="Millicent  Mufambi" w:date="2026-06-02T13:12:00Z" w16du:dateUtc="2026-06-02T11:12:00Z">
               <w:r>
                 <w:t>5/5</w:t>
               </w:r>
@@ -12650,10 +12375,10 @@
           <w:p>
             <w:pPr>
               <w:rPr>
-                <w:ins w:id="775" w:author="Millicent  Mufambi" w:date="2026-06-02T12:54:00Z" w16du:dateUtc="2026-06-02T10:54:00Z"/>
+                <w:ins w:id="740" w:author="Millicent  Mufambi" w:date="2026-06-02T13:12:00Z" w16du:dateUtc="2026-06-02T11:12:00Z"/>
               </w:rPr>
             </w:pPr>
-            <w:ins w:id="776" w:author="Millicent  Mufambi" w:date="2026-06-02T12:54:00Z" w16du:dateUtc="2026-06-02T10:54:00Z">
+            <w:ins w:id="741" w:author="Millicent  Mufambi" w:date="2026-06-02T13:12:00Z" w16du:dateUtc="2026-06-02T11:12:00Z">
               <w:r>
                 <w:t>7</w:t>
               </w:r>
@@ -12667,10 +12392,10 @@
           <w:p>
             <w:pPr>
               <w:rPr>
-                <w:ins w:id="777" w:author="Millicent  Mufambi" w:date="2026-06-02T12:54:00Z" w16du:dateUtc="2026-06-02T10:54:00Z"/>
+                <w:ins w:id="742" w:author="Millicent  Mufambi" w:date="2026-06-02T13:12:00Z" w16du:dateUtc="2026-06-02T11:12:00Z"/>
               </w:rPr>
             </w:pPr>
-            <w:ins w:id="778" w:author="Millicent  Mufambi" w:date="2026-06-02T12:54:00Z" w16du:dateUtc="2026-06-02T10:54:00Z">
+            <w:ins w:id="743" w:author="Millicent  Mufambi" w:date="2026-06-02T13:12:00Z" w16du:dateUtc="2026-06-02T11:12:00Z">
               <w:r>
                 <w:t>baseline</w:t>
               </w:r>
@@ -12680,7 +12405,7 @@
       </w:tr>
       <w:tr>
         <w:trPr>
-          <w:ins w:id="779" w:author="Millicent  Mufambi" w:date="2026-06-02T12:54:00Z" w16du:dateUtc="2026-06-02T10:54:00Z"/>
+          <w:ins w:id="744" w:author="Millicent  Mufambi" w:date="2026-06-02T13:12:00Z" w16du:dateUtc="2026-06-02T11:12:00Z"/>
         </w:trPr>
         <w:tc>
           <w:tcPr>
@@ -12689,10 +12414,10 @@
           <w:p>
             <w:pPr>
               <w:rPr>
-                <w:ins w:id="780" w:author="Millicent  Mufambi" w:date="2026-06-02T12:54:00Z" w16du:dateUtc="2026-06-02T10:54:00Z"/>
+                <w:ins w:id="745" w:author="Millicent  Mufambi" w:date="2026-06-02T13:12:00Z" w16du:dateUtc="2026-06-02T11:12:00Z"/>
               </w:rPr>
             </w:pPr>
-            <w:ins w:id="781" w:author="Millicent  Mufambi" w:date="2026-06-02T12:54:00Z" w16du:dateUtc="2026-06-02T10:54:00Z">
+            <w:ins w:id="746" w:author="Millicent  Mufambi" w:date="2026-06-02T13:12:00Z" w16du:dateUtc="2026-06-02T11:12:00Z">
               <w:r>
                 <w:t>reject2</w:t>
               </w:r>
@@ -12706,10 +12431,10 @@
           <w:p>
             <w:pPr>
               <w:rPr>
-                <w:ins w:id="782" w:author="Millicent  Mufambi" w:date="2026-06-02T12:54:00Z" w16du:dateUtc="2026-06-02T10:54:00Z"/>
+                <w:ins w:id="747" w:author="Millicent  Mufambi" w:date="2026-06-02T13:12:00Z" w16du:dateUtc="2026-06-02T11:12:00Z"/>
               </w:rPr>
             </w:pPr>
-            <w:ins w:id="783" w:author="Millicent  Mufambi" w:date="2026-06-02T12:54:00Z" w16du:dateUtc="2026-06-02T10:54:00Z">
+            <w:ins w:id="748" w:author="Millicent  Mufambi" w:date="2026-06-02T13:12:00Z" w16du:dateUtc="2026-06-02T11:12:00Z">
               <w:r>
                 <w:t>2 (= f)</w:t>
               </w:r>
@@ -12723,10 +12448,10 @@
           <w:p>
             <w:pPr>
               <w:rPr>
-                <w:ins w:id="784" w:author="Millicent  Mufambi" w:date="2026-06-02T12:54:00Z" w16du:dateUtc="2026-06-02T10:54:00Z"/>
+                <w:ins w:id="749" w:author="Millicent  Mufambi" w:date="2026-06-02T13:12:00Z" w16du:dateUtc="2026-06-02T11:12:00Z"/>
               </w:rPr>
             </w:pPr>
-            <w:ins w:id="785" w:author="Millicent  Mufambi" w:date="2026-06-02T12:54:00Z" w16du:dateUtc="2026-06-02T10:54:00Z">
+            <w:ins w:id="750" w:author="Millicent  Mufambi" w:date="2026-06-02T13:12:00Z" w16du:dateUtc="2026-06-02T11:12:00Z">
               <w:r>
                 <w:t>5/5</w:t>
               </w:r>
@@ -12740,10 +12465,10 @@
           <w:p>
             <w:pPr>
               <w:rPr>
-                <w:ins w:id="786" w:author="Millicent  Mufambi" w:date="2026-06-02T12:54:00Z" w16du:dateUtc="2026-06-02T10:54:00Z"/>
+                <w:ins w:id="751" w:author="Millicent  Mufambi" w:date="2026-06-02T13:12:00Z" w16du:dateUtc="2026-06-02T11:12:00Z"/>
               </w:rPr>
             </w:pPr>
-            <w:ins w:id="787" w:author="Millicent  Mufambi" w:date="2026-06-02T12:54:00Z" w16du:dateUtc="2026-06-02T10:54:00Z">
+            <w:ins w:id="752" w:author="Millicent  Mufambi" w:date="2026-06-02T13:12:00Z" w16du:dateUtc="2026-06-02T11:12:00Z">
               <w:r>
                 <w:t>5</w:t>
               </w:r>
@@ -12757,10 +12482,10 @@
           <w:p>
             <w:pPr>
               <w:rPr>
-                <w:ins w:id="788" w:author="Millicent  Mufambi" w:date="2026-06-02T12:54:00Z" w16du:dateUtc="2026-06-02T10:54:00Z"/>
+                <w:ins w:id="753" w:author="Millicent  Mufambi" w:date="2026-06-02T13:12:00Z" w16du:dateUtc="2026-06-02T11:12:00Z"/>
               </w:rPr>
             </w:pPr>
-            <w:ins w:id="789" w:author="Millicent  Mufambi" w:date="2026-06-02T12:54:00Z" w16du:dateUtc="2026-06-02T10:54:00Z">
+            <w:ins w:id="754" w:author="Millicent  Mufambi" w:date="2026-06-02T13:12:00Z" w16du:dateUtc="2026-06-02T11:12:00Z">
               <w:r>
                 <w:t>tolerated — quorum still met</w:t>
               </w:r>
@@ -12770,7 +12495,7 @@
       </w:tr>
       <w:tr>
         <w:trPr>
-          <w:ins w:id="790" w:author="Millicent  Mufambi" w:date="2026-06-02T12:54:00Z" w16du:dateUtc="2026-06-02T10:54:00Z"/>
+          <w:ins w:id="755" w:author="Millicent  Mufambi" w:date="2026-06-02T13:12:00Z" w16du:dateUtc="2026-06-02T11:12:00Z"/>
         </w:trPr>
         <w:tc>
           <w:tcPr>
@@ -12779,10 +12504,10 @@
           <w:p>
             <w:pPr>
               <w:rPr>
-                <w:ins w:id="791" w:author="Millicent  Mufambi" w:date="2026-06-02T12:54:00Z" w16du:dateUtc="2026-06-02T10:54:00Z"/>
+                <w:ins w:id="756" w:author="Millicent  Mufambi" w:date="2026-06-02T13:12:00Z" w16du:dateUtc="2026-06-02T11:12:00Z"/>
               </w:rPr>
             </w:pPr>
-            <w:ins w:id="792" w:author="Millicent  Mufambi" w:date="2026-06-02T12:54:00Z" w16du:dateUtc="2026-06-02T10:54:00Z">
+            <w:ins w:id="757" w:author="Millicent  Mufambi" w:date="2026-06-02T13:12:00Z" w16du:dateUtc="2026-06-02T11:12:00Z">
               <w:r>
                 <w:t>reject3</w:t>
               </w:r>
@@ -12796,10 +12521,10 @@
           <w:p>
             <w:pPr>
               <w:rPr>
-                <w:ins w:id="793" w:author="Millicent  Mufambi" w:date="2026-06-02T12:54:00Z" w16du:dateUtc="2026-06-02T10:54:00Z"/>
+                <w:ins w:id="758" w:author="Millicent  Mufambi" w:date="2026-06-02T13:12:00Z" w16du:dateUtc="2026-06-02T11:12:00Z"/>
               </w:rPr>
             </w:pPr>
-            <w:ins w:id="794" w:author="Millicent  Mufambi" w:date="2026-06-02T12:54:00Z" w16du:dateUtc="2026-06-02T10:54:00Z">
+            <w:ins w:id="759" w:author="Millicent  Mufambi" w:date="2026-06-02T13:12:00Z" w16du:dateUtc="2026-06-02T11:12:00Z">
               <w:r>
                 <w:t>3 (= f + 1)</w:t>
               </w:r>
@@ -12813,10 +12538,10 @@
           <w:p>
             <w:pPr>
               <w:rPr>
-                <w:ins w:id="795" w:author="Millicent  Mufambi" w:date="2026-06-02T12:54:00Z" w16du:dateUtc="2026-06-02T10:54:00Z"/>
+                <w:ins w:id="760" w:author="Millicent  Mufambi" w:date="2026-06-02T13:12:00Z" w16du:dateUtc="2026-06-02T11:12:00Z"/>
               </w:rPr>
             </w:pPr>
-            <w:ins w:id="796" w:author="Millicent  Mufambi" w:date="2026-06-02T12:54:00Z" w16du:dateUtc="2026-06-02T10:54:00Z">
+            <w:ins w:id="761" w:author="Millicent  Mufambi" w:date="2026-06-02T13:12:00Z" w16du:dateUtc="2026-06-02T11:12:00Z">
               <w:r>
                 <w:t>0/5</w:t>
               </w:r>
@@ -12830,10 +12555,10 @@
           <w:p>
             <w:pPr>
               <w:rPr>
-                <w:ins w:id="797" w:author="Millicent  Mufambi" w:date="2026-06-02T12:54:00Z" w16du:dateUtc="2026-06-02T10:54:00Z"/>
+                <w:ins w:id="762" w:author="Millicent  Mufambi" w:date="2026-06-02T13:12:00Z" w16du:dateUtc="2026-06-02T11:12:00Z"/>
               </w:rPr>
             </w:pPr>
-            <w:ins w:id="798" w:author="Millicent  Mufambi" w:date="2026-06-02T12:54:00Z" w16du:dateUtc="2026-06-02T10:54:00Z">
+            <w:ins w:id="763" w:author="Millicent  Mufambi" w:date="2026-06-02T13:12:00Z" w16du:dateUtc="2026-06-02T11:12:00Z">
               <w:r>
                 <w:t>4</w:t>
               </w:r>
@@ -12847,10 +12572,10 @@
           <w:p>
             <w:pPr>
               <w:rPr>
-                <w:ins w:id="799" w:author="Millicent  Mufambi" w:date="2026-06-02T12:54:00Z" w16du:dateUtc="2026-06-02T10:54:00Z"/>
+                <w:ins w:id="764" w:author="Millicent  Mufambi" w:date="2026-06-02T13:12:00Z" w16du:dateUtc="2026-06-02T11:12:00Z"/>
               </w:rPr>
             </w:pPr>
-            <w:ins w:id="800" w:author="Millicent  Mufambi" w:date="2026-06-02T12:54:00Z" w16du:dateUtc="2026-06-02T10:54:00Z">
+            <w:ins w:id="765" w:author="Millicent  Mufambi" w:date="2026-06-02T13:12:00Z" w16du:dateUtc="2026-06-02T11:12:00Z">
               <w:r>
                 <w:t>liveness breaks — quorum unreachable</w:t>
               </w:r>
@@ -12860,7 +12585,7 @@
       </w:tr>
       <w:tr>
         <w:trPr>
-          <w:ins w:id="801" w:author="Millicent  Mufambi" w:date="2026-06-02T12:54:00Z" w16du:dateUtc="2026-06-02T10:54:00Z"/>
+          <w:ins w:id="766" w:author="Millicent  Mufambi" w:date="2026-06-02T13:12:00Z" w16du:dateUtc="2026-06-02T11:12:00Z"/>
         </w:trPr>
         <w:tc>
           <w:tcPr>
@@ -12869,10 +12594,10 @@
           <w:p>
             <w:pPr>
               <w:rPr>
-                <w:ins w:id="802" w:author="Millicent  Mufambi" w:date="2026-06-02T12:54:00Z" w16du:dateUtc="2026-06-02T10:54:00Z"/>
+                <w:ins w:id="767" w:author="Millicent  Mufambi" w:date="2026-06-02T13:12:00Z" w16du:dateUtc="2026-06-02T11:12:00Z"/>
               </w:rPr>
             </w:pPr>
-            <w:ins w:id="803" w:author="Millicent  Mufambi" w:date="2026-06-02T12:54:00Z" w16du:dateUtc="2026-06-02T10:54:00Z">
+            <w:ins w:id="768" w:author="Millicent  Mufambi" w:date="2026-06-02T13:12:00Z" w16du:dateUtc="2026-06-02T11:12:00Z">
               <w:r>
                 <w:t>approve2</w:t>
               </w:r>
@@ -12886,10 +12611,10 @@
           <w:p>
             <w:pPr>
               <w:rPr>
-                <w:ins w:id="804" w:author="Millicent  Mufambi" w:date="2026-06-02T12:54:00Z" w16du:dateUtc="2026-06-02T10:54:00Z"/>
+                <w:ins w:id="769" w:author="Millicent  Mufambi" w:date="2026-06-02T13:12:00Z" w16du:dateUtc="2026-06-02T11:12:00Z"/>
               </w:rPr>
             </w:pPr>
-            <w:ins w:id="805" w:author="Millicent  Mufambi" w:date="2026-06-02T12:54:00Z" w16du:dateUtc="2026-06-02T10:54:00Z">
+            <w:ins w:id="770" w:author="Millicent  Mufambi" w:date="2026-06-02T13:12:00Z" w16du:dateUtc="2026-06-02T11:12:00Z">
               <w:r>
                 <w:t>2 (= f)</w:t>
               </w:r>
@@ -12903,10 +12628,10 @@
           <w:p>
             <w:pPr>
               <w:rPr>
-                <w:ins w:id="806" w:author="Millicent  Mufambi" w:date="2026-06-02T12:54:00Z" w16du:dateUtc="2026-06-02T10:54:00Z"/>
+                <w:ins w:id="771" w:author="Millicent  Mufambi" w:date="2026-06-02T13:12:00Z" w16du:dateUtc="2026-06-02T11:12:00Z"/>
               </w:rPr>
             </w:pPr>
-            <w:ins w:id="807" w:author="Millicent  Mufambi" w:date="2026-06-02T12:54:00Z" w16du:dateUtc="2026-06-02T10:54:00Z">
+            <w:ins w:id="772" w:author="Millicent  Mufambi" w:date="2026-06-02T13:12:00Z" w16du:dateUtc="2026-06-02T11:12:00Z">
               <w:r>
                 <w:t>5/5</w:t>
               </w:r>
@@ -12920,10 +12645,10 @@
           <w:p>
             <w:pPr>
               <w:rPr>
-                <w:ins w:id="808" w:author="Millicent  Mufambi" w:date="2026-06-02T12:54:00Z" w16du:dateUtc="2026-06-02T10:54:00Z"/>
+                <w:ins w:id="773" w:author="Millicent  Mufambi" w:date="2026-06-02T13:12:00Z" w16du:dateUtc="2026-06-02T11:12:00Z"/>
               </w:rPr>
             </w:pPr>
-            <w:ins w:id="809" w:author="Millicent  Mufambi" w:date="2026-06-02T12:54:00Z" w16du:dateUtc="2026-06-02T10:54:00Z">
+            <w:ins w:id="774" w:author="Millicent  Mufambi" w:date="2026-06-02T13:12:00Z" w16du:dateUtc="2026-06-02T11:12:00Z">
               <w:r>
                 <w:t>7</w:t>
               </w:r>
@@ -12937,10 +12662,10 @@
           <w:p>
             <w:pPr>
               <w:rPr>
-                <w:ins w:id="810" w:author="Millicent  Mufambi" w:date="2026-06-02T12:54:00Z" w16du:dateUtc="2026-06-02T10:54:00Z"/>
+                <w:ins w:id="775" w:author="Millicent  Mufambi" w:date="2026-06-02T13:12:00Z" w16du:dateUtc="2026-06-02T11:12:00Z"/>
               </w:rPr>
             </w:pPr>
-            <w:ins w:id="811" w:author="Millicent  Mufambi" w:date="2026-06-02T12:54:00Z" w16du:dateUtc="2026-06-02T10:54:00Z">
+            <w:ins w:id="776" w:author="Millicent  Mufambi" w:date="2026-06-02T13:12:00Z" w16du:dateUtc="2026-06-02T11:12:00Z">
               <w:r>
                 <w:t>safety holds</w:t>
               </w:r>
@@ -12950,7 +12675,7 @@
       </w:tr>
       <w:tr>
         <w:trPr>
-          <w:ins w:id="812" w:author="Millicent  Mufambi" w:date="2026-06-02T12:54:00Z" w16du:dateUtc="2026-06-02T10:54:00Z"/>
+          <w:ins w:id="777" w:author="Millicent  Mufambi" w:date="2026-06-02T13:12:00Z" w16du:dateUtc="2026-06-02T11:12:00Z"/>
         </w:trPr>
         <w:tc>
           <w:tcPr>
@@ -12959,10 +12684,10 @@
           <w:p>
             <w:pPr>
               <w:rPr>
-                <w:ins w:id="813" w:author="Millicent  Mufambi" w:date="2026-06-02T12:54:00Z" w16du:dateUtc="2026-06-02T10:54:00Z"/>
+                <w:ins w:id="778" w:author="Millicent  Mufambi" w:date="2026-06-02T13:12:00Z" w16du:dateUtc="2026-06-02T11:12:00Z"/>
               </w:rPr>
             </w:pPr>
-            <w:ins w:id="814" w:author="Millicent  Mufambi" w:date="2026-06-02T12:54:00Z" w16du:dateUtc="2026-06-02T10:54:00Z">
+            <w:ins w:id="779" w:author="Millicent  Mufambi" w:date="2026-06-02T13:12:00Z" w16du:dateUtc="2026-06-02T11:12:00Z">
               <w:r>
                 <w:t>approve3</w:t>
               </w:r>
@@ -12976,10 +12701,10 @@
           <w:p>
             <w:pPr>
               <w:rPr>
-                <w:ins w:id="815" w:author="Millicent  Mufambi" w:date="2026-06-02T12:54:00Z" w16du:dateUtc="2026-06-02T10:54:00Z"/>
+                <w:ins w:id="780" w:author="Millicent  Mufambi" w:date="2026-06-02T13:12:00Z" w16du:dateUtc="2026-06-02T11:12:00Z"/>
               </w:rPr>
             </w:pPr>
-            <w:ins w:id="816" w:author="Millicent  Mufambi" w:date="2026-06-02T12:54:00Z" w16du:dateUtc="2026-06-02T10:54:00Z">
+            <w:ins w:id="781" w:author="Millicent  Mufambi" w:date="2026-06-02T13:12:00Z" w16du:dateUtc="2026-06-02T11:12:00Z">
               <w:r>
                 <w:t>3 (= f + 1)</w:t>
               </w:r>
@@ -12993,10 +12718,10 @@
           <w:p>
             <w:pPr>
               <w:rPr>
-                <w:ins w:id="817" w:author="Millicent  Mufambi" w:date="2026-06-02T12:54:00Z" w16du:dateUtc="2026-06-02T10:54:00Z"/>
+                <w:ins w:id="782" w:author="Millicent  Mufambi" w:date="2026-06-02T13:12:00Z" w16du:dateUtc="2026-06-02T11:12:00Z"/>
               </w:rPr>
             </w:pPr>
-            <w:ins w:id="818" w:author="Millicent  Mufambi" w:date="2026-06-02T12:54:00Z" w16du:dateUtc="2026-06-02T10:54:00Z">
+            <w:ins w:id="783" w:author="Millicent  Mufambi" w:date="2026-06-02T13:12:00Z" w16du:dateUtc="2026-06-02T11:12:00Z">
               <w:r>
                 <w:t>5/5</w:t>
               </w:r>
@@ -13010,10 +12735,10 @@
           <w:p>
             <w:pPr>
               <w:rPr>
-                <w:ins w:id="819" w:author="Millicent  Mufambi" w:date="2026-06-02T12:54:00Z" w16du:dateUtc="2026-06-02T10:54:00Z"/>
+                <w:ins w:id="784" w:author="Millicent  Mufambi" w:date="2026-06-02T13:12:00Z" w16du:dateUtc="2026-06-02T11:12:00Z"/>
               </w:rPr>
             </w:pPr>
-            <w:ins w:id="820" w:author="Millicent  Mufambi" w:date="2026-06-02T12:54:00Z" w16du:dateUtc="2026-06-02T10:54:00Z">
+            <w:ins w:id="785" w:author="Millicent  Mufambi" w:date="2026-06-02T13:12:00Z" w16du:dateUtc="2026-06-02T11:12:00Z">
               <w:r>
                 <w:t>7</w:t>
               </w:r>
@@ -13027,10 +12752,10 @@
           <w:p>
             <w:pPr>
               <w:rPr>
-                <w:ins w:id="821" w:author="Millicent  Mufambi" w:date="2026-06-02T12:54:00Z" w16du:dateUtc="2026-06-02T10:54:00Z"/>
+                <w:ins w:id="786" w:author="Millicent  Mufambi" w:date="2026-06-02T13:12:00Z" w16du:dateUtc="2026-06-02T11:12:00Z"/>
               </w:rPr>
             </w:pPr>
-            <w:ins w:id="822" w:author="Millicent  Mufambi" w:date="2026-06-02T12:54:00Z" w16du:dateUtc="2026-06-02T10:54:00Z">
+            <w:ins w:id="787" w:author="Millicent  Mufambi" w:date="2026-06-02T13:12:00Z" w16du:dateUtc="2026-06-02T11:12:00Z">
               <w:r>
                 <w:t>formed (no bad fix to exploit)</w:t>
               </w:r>
@@ -13044,16 +12769,16 @@
         <w:spacing w:after="120"/>
         <w:jc w:val="both"/>
         <w:rPr>
-          <w:ins w:id="823" w:author="Millicent  Mufambi" w:date="2026-06-02T12:54:00Z" w16du:dateUtc="2026-06-02T10:54:00Z"/>
+          <w:ins w:id="788" w:author="Millicent  Mufambi" w:date="2026-06-02T13:12:00Z" w16du:dateUtc="2026-06-02T11:12:00Z"/>
         </w:rPr>
       </w:pPr>
-      <w:ins w:id="824" w:author="Millicent  Mufambi" w:date="2026-06-02T12:54:00Z" w16du:dateUtc="2026-06-02T10:54:00Z">
+      <w:ins w:id="789" w:author="Millicent  Mufambi" w:date="2026-06-02T13:12:00Z" w16du:dateUtc="2026-06-02T11:12:00Z">
         <w:r>
           <w:rPr>
             <w:noProof/>
           </w:rPr>
           <w:drawing>
-            <wp:inline distT="0" distB="0" distL="0" distR="0" wp14:anchorId="38277D7B" wp14:editId="5E05A9E1">
+            <wp:inline distT="0" distB="0" distL="0" distR="0" wp14:anchorId="4CFEDA96" wp14:editId="681492C4">
               <wp:extent cx="5029200" cy="3335154"/>
               <wp:effectExtent l="0" t="0" r="0" b="0"/>
               <wp:docPr id="70320688" name="Picture 70320688"/>
@@ -13095,10 +12820,10 @@
         <w:spacing w:after="120"/>
         <w:jc w:val="both"/>
         <w:rPr>
-          <w:ins w:id="825" w:author="Millicent  Mufambi" w:date="2026-06-02T12:54:00Z" w16du:dateUtc="2026-06-02T10:54:00Z"/>
+          <w:ins w:id="790" w:author="Millicent  Mufambi" w:date="2026-06-02T13:12:00Z" w16du:dateUtc="2026-06-02T11:12:00Z"/>
         </w:rPr>
       </w:pPr>
-      <w:ins w:id="826" w:author="Millicent  Mufambi" w:date="2026-06-02T12:54:00Z" w16du:dateUtc="2026-06-02T10:54:00Z">
+      <w:ins w:id="791" w:author="Millicent  Mufambi" w:date="2026-06-02T13:12:00Z" w16du:dateUtc="2026-06-02T11:12:00Z">
         <w:r>
           <w:t>Figure 6. Prepare votes versus injected Byzantine rejecters at f = 2 (n = 7, quorum = 5). The vote count falls 7, 5, 4 as faults rise 0, 2, 3; at f + 1 = 3 faults the honest votes (4) drop below the quorum (5) and consensus provably cannot form, confirming the tolerance bound is exactly f.</w:t>
         </w:r>
@@ -13109,10 +12834,10 @@
         <w:spacing w:after="120"/>
         <w:jc w:val="both"/>
         <w:rPr>
-          <w:ins w:id="827" w:author="Millicent  Mufambi" w:date="2026-06-02T12:54:00Z" w16du:dateUtc="2026-06-02T10:54:00Z"/>
+          <w:ins w:id="792" w:author="Millicent  Mufambi" w:date="2026-06-02T13:12:00Z" w16du:dateUtc="2026-06-02T11:12:00Z"/>
         </w:rPr>
       </w:pPr>
-      <w:ins w:id="828" w:author="Millicent  Mufambi" w:date="2026-06-02T12:54:00Z" w16du:dateUtc="2026-06-02T10:54:00Z">
+      <w:ins w:id="793" w:author="Millicent  Mufambi" w:date="2026-06-02T13:12:00Z" w16du:dateUtc="2026-06-02T11:12:00Z">
         <w:r>
           <w:rPr>
             <w:b/>
@@ -13126,10 +12851,10 @@
         <w:spacing w:after="120"/>
         <w:jc w:val="both"/>
         <w:rPr>
-          <w:ins w:id="829" w:author="Millicent  Mufambi" w:date="2026-06-02T12:54:00Z" w16du:dateUtc="2026-06-02T10:54:00Z"/>
+          <w:ins w:id="794" w:author="Millicent  Mufambi" w:date="2026-06-02T13:12:00Z" w16du:dateUtc="2026-06-02T11:12:00Z"/>
         </w:rPr>
       </w:pPr>
-      <w:ins w:id="830" w:author="Millicent  Mufambi" w:date="2026-06-02T12:54:00Z" w16du:dateUtc="2026-06-02T10:54:00Z">
+      <w:ins w:id="795" w:author="Millicent  Mufambi" w:date="2026-06-02T13:12:00Z" w16du:dateUtc="2026-06-02T11:12:00Z">
         <w:r>
           <w:t>The fault-injection runs above (Sections 6.6, 6.13) corrupt how a validator votes, which a majority quorum masks; they do not exercise the failure the Byzantine Generals problem is named for, a participant that lies inconsistently, telling different things to different peers. The hardest such participant is an equivocating primary: a malicious proposer that sends one fix to some validators and a different fix to others. To test this directly we built an independent-replica realisation of the protocol in whi</w:t>
         </w:r>
@@ -13143,10 +12868,10 @@
         <w:spacing w:after="120"/>
         <w:jc w:val="both"/>
         <w:rPr>
-          <w:ins w:id="831" w:author="Millicent  Mufambi" w:date="2026-06-02T12:54:00Z" w16du:dateUtc="2026-06-02T10:54:00Z"/>
+          <w:ins w:id="796" w:author="Millicent  Mufambi" w:date="2026-06-02T13:12:00Z" w16du:dateUtc="2026-06-02T11:12:00Z"/>
         </w:rPr>
       </w:pPr>
-      <w:ins w:id="832" w:author="Millicent  Mufambi" w:date="2026-06-02T12:54:00Z" w16du:dateUtc="2026-06-02T10:54:00Z">
+      <w:ins w:id="797" w:author="Millicent  Mufambi" w:date="2026-06-02T13:12:00Z" w16du:dateUtc="2026-06-02T11:12:00Z">
         <w:r>
           <w:t>Table 13 reports eight scenarios under both schemes. Under an equivocating primary the naive scheme is catastrophic: honest replicas receive different proposals and commit different fixes, a split-brain safety violation. The protocol prevents this — committing requires a 2f + 1 quorum certificate on a single digest, and any two such quorums share an honest replica that will not certify two different digests for the same slot, so no two honest replicas ever commit different fixes (Figure 7). It correctly mak</w:t>
         </w:r>
@@ -13160,10 +12885,10 @@
         <w:spacing w:after="120"/>
         <w:jc w:val="both"/>
         <w:rPr>
-          <w:ins w:id="833" w:author="Millicent  Mufambi" w:date="2026-06-02T12:54:00Z" w16du:dateUtc="2026-06-02T10:54:00Z"/>
+          <w:ins w:id="798" w:author="Millicent  Mufambi" w:date="2026-06-02T13:12:00Z" w16du:dateUtc="2026-06-02T11:12:00Z"/>
         </w:rPr>
       </w:pPr>
-      <w:ins w:id="834" w:author="Millicent  Mufambi" w:date="2026-06-02T12:54:00Z" w16du:dateUtc="2026-06-02T10:54:00Z">
+      <w:ins w:id="799" w:author="Millicent  Mufambi" w:date="2026-06-02T13:12:00Z" w16du:dateUtc="2026-06-02T11:12:00Z">
         <w:r>
           <w:t xml:space="preserve">This is the demonstration that earns the Byzantine-fault-tolerant claim: the protocol preserves safety under the defining Byzantine fault, the equivocating primary, where naive voting fails. We are explicit about scope. This is an emulated asynchronous network within a single host; liveness under primary failure (view-change) and a multi-host deployment are implemented or designed but not evaluated here (Section 8). The demonstration concerns the consensus layer; the quality of the LLM-generated repairs it </w:t>
         </w:r>
@@ -13177,10 +12902,10 @@
         <w:spacing w:after="120"/>
         <w:jc w:val="both"/>
         <w:rPr>
-          <w:ins w:id="835" w:author="Millicent  Mufambi" w:date="2026-06-02T12:54:00Z" w16du:dateUtc="2026-06-02T10:54:00Z"/>
+          <w:ins w:id="800" w:author="Millicent  Mufambi" w:date="2026-06-02T13:12:00Z" w16du:dateUtc="2026-06-02T11:12:00Z"/>
         </w:rPr>
       </w:pPr>
-      <w:ins w:id="836" w:author="Millicent  Mufambi" w:date="2026-06-02T12:54:00Z" w16du:dateUtc="2026-06-02T10:54:00Z">
+      <w:ins w:id="801" w:author="Millicent  Mufambi" w:date="2026-06-02T13:12:00Z" w16du:dateUtc="2026-06-02T11:12:00Z">
         <w:r>
           <w:t>Table 13</w:t>
         </w:r>
@@ -13191,10 +12916,10 @@
         <w:spacing w:after="120"/>
         <w:jc w:val="both"/>
         <w:rPr>
-          <w:ins w:id="837" w:author="Millicent  Mufambi" w:date="2026-06-02T12:54:00Z" w16du:dateUtc="2026-06-02T10:54:00Z"/>
+          <w:ins w:id="802" w:author="Millicent  Mufambi" w:date="2026-06-02T13:12:00Z" w16du:dateUtc="2026-06-02T11:12:00Z"/>
         </w:rPr>
       </w:pPr>
-      <w:ins w:id="838" w:author="Millicent  Mufambi" w:date="2026-06-02T12:54:00Z" w16du:dateUtc="2026-06-02T10:54:00Z">
+      <w:ins w:id="803" w:author="Millicent  Mufambi" w:date="2026-06-02T13:12:00Z" w16du:dateUtc="2026-06-02T11:12:00Z">
         <w:r>
           <w:t>BYZANTINE SCENARIOS: NAIVE PROPOSAL-TRUST vs GENUINE PBFT (FOUR INDEPENDENT REPLICAS, f = 1, QUORUM = 3)</w:t>
         </w:r>
@@ -13213,7 +12938,7 @@
       </w:tblGrid>
       <w:tr>
         <w:trPr>
-          <w:ins w:id="839" w:author="Millicent  Mufambi" w:date="2026-06-02T12:54:00Z" w16du:dateUtc="2026-06-02T10:54:00Z"/>
+          <w:ins w:id="804" w:author="Millicent  Mufambi" w:date="2026-06-02T13:12:00Z" w16du:dateUtc="2026-06-02T11:12:00Z"/>
         </w:trPr>
         <w:tc>
           <w:tcPr>
@@ -13222,10 +12947,10 @@
           <w:p>
             <w:pPr>
               <w:rPr>
-                <w:ins w:id="840" w:author="Millicent  Mufambi" w:date="2026-06-02T12:54:00Z" w16du:dateUtc="2026-06-02T10:54:00Z"/>
+                <w:ins w:id="805" w:author="Millicent  Mufambi" w:date="2026-06-02T13:12:00Z" w16du:dateUtc="2026-06-02T11:12:00Z"/>
               </w:rPr>
             </w:pPr>
-            <w:ins w:id="841" w:author="Millicent  Mufambi" w:date="2026-06-02T12:54:00Z" w16du:dateUtc="2026-06-02T10:54:00Z">
+            <w:ins w:id="806" w:author="Millicent  Mufambi" w:date="2026-06-02T13:12:00Z" w16du:dateUtc="2026-06-02T11:12:00Z">
               <w:r>
                 <w:rPr>
                   <w:b/>
@@ -13242,10 +12967,10 @@
           <w:p>
             <w:pPr>
               <w:rPr>
-                <w:ins w:id="842" w:author="Millicent  Mufambi" w:date="2026-06-02T12:54:00Z" w16du:dateUtc="2026-06-02T10:54:00Z"/>
+                <w:ins w:id="807" w:author="Millicent  Mufambi" w:date="2026-06-02T13:12:00Z" w16du:dateUtc="2026-06-02T11:12:00Z"/>
               </w:rPr>
             </w:pPr>
-            <w:ins w:id="843" w:author="Millicent  Mufambi" w:date="2026-06-02T12:54:00Z" w16du:dateUtc="2026-06-02T10:54:00Z">
+            <w:ins w:id="808" w:author="Millicent  Mufambi" w:date="2026-06-02T13:12:00Z" w16du:dateUtc="2026-06-02T11:12:00Z">
               <w:r>
                 <w:rPr>
                   <w:b/>
@@ -13262,10 +12987,10 @@
           <w:p>
             <w:pPr>
               <w:rPr>
-                <w:ins w:id="844" w:author="Millicent  Mufambi" w:date="2026-06-02T12:54:00Z" w16du:dateUtc="2026-06-02T10:54:00Z"/>
+                <w:ins w:id="809" w:author="Millicent  Mufambi" w:date="2026-06-02T13:12:00Z" w16du:dateUtc="2026-06-02T11:12:00Z"/>
               </w:rPr>
             </w:pPr>
-            <w:ins w:id="845" w:author="Millicent  Mufambi" w:date="2026-06-02T12:54:00Z" w16du:dateUtc="2026-06-02T10:54:00Z">
+            <w:ins w:id="810" w:author="Millicent  Mufambi" w:date="2026-06-02T13:12:00Z" w16du:dateUtc="2026-06-02T11:12:00Z">
               <w:r>
                 <w:rPr>
                   <w:b/>
@@ -13278,7 +13003,7 @@
       </w:tr>
       <w:tr>
         <w:trPr>
-          <w:ins w:id="846" w:author="Millicent  Mufambi" w:date="2026-06-02T12:54:00Z" w16du:dateUtc="2026-06-02T10:54:00Z"/>
+          <w:ins w:id="811" w:author="Millicent  Mufambi" w:date="2026-06-02T13:12:00Z" w16du:dateUtc="2026-06-02T11:12:00Z"/>
         </w:trPr>
         <w:tc>
           <w:tcPr>
@@ -13287,10 +13012,10 @@
           <w:p>
             <w:pPr>
               <w:rPr>
-                <w:ins w:id="847" w:author="Millicent  Mufambi" w:date="2026-06-02T12:54:00Z" w16du:dateUtc="2026-06-02T10:54:00Z"/>
+                <w:ins w:id="812" w:author="Millicent  Mufambi" w:date="2026-06-02T13:12:00Z" w16du:dateUtc="2026-06-02T11:12:00Z"/>
               </w:rPr>
             </w:pPr>
-            <w:ins w:id="848" w:author="Millicent  Mufambi" w:date="2026-06-02T12:54:00Z" w16du:dateUtc="2026-06-02T10:54:00Z">
+            <w:ins w:id="813" w:author="Millicent  Mufambi" w:date="2026-06-02T13:12:00Z" w16du:dateUtc="2026-06-02T11:12:00Z">
               <w:r>
                 <w:t>Honest primary, no faults</w:t>
               </w:r>
@@ -13304,10 +13029,10 @@
           <w:p>
             <w:pPr>
               <w:rPr>
-                <w:ins w:id="849" w:author="Millicent  Mufambi" w:date="2026-06-02T12:54:00Z" w16du:dateUtc="2026-06-02T10:54:00Z"/>
+                <w:ins w:id="814" w:author="Millicent  Mufambi" w:date="2026-06-02T13:12:00Z" w16du:dateUtc="2026-06-02T11:12:00Z"/>
               </w:rPr>
             </w:pPr>
-            <w:ins w:id="850" w:author="Millicent  Mufambi" w:date="2026-06-02T12:54:00Z" w16du:dateUtc="2026-06-02T10:54:00Z">
+            <w:ins w:id="815" w:author="Millicent  Mufambi" w:date="2026-06-02T13:12:00Z" w16du:dateUtc="2026-06-02T11:12:00Z">
               <w:r>
                 <w:t>agreed + progress</w:t>
               </w:r>
@@ -13321,10 +13046,10 @@
           <w:p>
             <w:pPr>
               <w:rPr>
-                <w:ins w:id="851" w:author="Millicent  Mufambi" w:date="2026-06-02T12:54:00Z" w16du:dateUtc="2026-06-02T10:54:00Z"/>
+                <w:ins w:id="816" w:author="Millicent  Mufambi" w:date="2026-06-02T13:12:00Z" w16du:dateUtc="2026-06-02T11:12:00Z"/>
               </w:rPr>
             </w:pPr>
-            <w:ins w:id="852" w:author="Millicent  Mufambi" w:date="2026-06-02T12:54:00Z" w16du:dateUtc="2026-06-02T10:54:00Z">
+            <w:ins w:id="817" w:author="Millicent  Mufambi" w:date="2026-06-02T13:12:00Z" w16du:dateUtc="2026-06-02T11:12:00Z">
               <w:r>
                 <w:t>agreed + progress</w:t>
               </w:r>
@@ -13334,7 +13059,7 @@
       </w:tr>
       <w:tr>
         <w:trPr>
-          <w:ins w:id="853" w:author="Millicent  Mufambi" w:date="2026-06-02T12:54:00Z" w16du:dateUtc="2026-06-02T10:54:00Z"/>
+          <w:ins w:id="818" w:author="Millicent  Mufambi" w:date="2026-06-02T13:12:00Z" w16du:dateUtc="2026-06-02T11:12:00Z"/>
         </w:trPr>
         <w:tc>
           <w:tcPr>
@@ -13343,10 +13068,10 @@
           <w:p>
             <w:pPr>
               <w:rPr>
-                <w:ins w:id="854" w:author="Millicent  Mufambi" w:date="2026-06-02T12:54:00Z" w16du:dateUtc="2026-06-02T10:54:00Z"/>
+                <w:ins w:id="819" w:author="Millicent  Mufambi" w:date="2026-06-02T13:12:00Z" w16du:dateUtc="2026-06-02T11:12:00Z"/>
               </w:rPr>
             </w:pPr>
-            <w:ins w:id="855" w:author="Millicent  Mufambi" w:date="2026-06-02T12:54:00Z" w16du:dateUtc="2026-06-02T10:54:00Z">
+            <w:ins w:id="820" w:author="Millicent  Mufambi" w:date="2026-06-02T13:12:00Z" w16du:dateUtc="2026-06-02T11:12:00Z">
               <w:r>
                 <w:t>f = 1 replica crashed</w:t>
               </w:r>
@@ -13360,10 +13085,10 @@
           <w:p>
             <w:pPr>
               <w:rPr>
-                <w:ins w:id="856" w:author="Millicent  Mufambi" w:date="2026-06-02T12:54:00Z" w16du:dateUtc="2026-06-02T10:54:00Z"/>
+                <w:ins w:id="821" w:author="Millicent  Mufambi" w:date="2026-06-02T13:12:00Z" w16du:dateUtc="2026-06-02T11:12:00Z"/>
               </w:rPr>
             </w:pPr>
-            <w:ins w:id="857" w:author="Millicent  Mufambi" w:date="2026-06-02T12:54:00Z" w16du:dateUtc="2026-06-02T10:54:00Z">
+            <w:ins w:id="822" w:author="Millicent  Mufambi" w:date="2026-06-02T13:12:00Z" w16du:dateUtc="2026-06-02T11:12:00Z">
               <w:r>
                 <w:t>agreed + progress</w:t>
               </w:r>
@@ -13377,10 +13102,10 @@
           <w:p>
             <w:pPr>
               <w:rPr>
-                <w:ins w:id="858" w:author="Millicent  Mufambi" w:date="2026-06-02T12:54:00Z" w16du:dateUtc="2026-06-02T10:54:00Z"/>
+                <w:ins w:id="823" w:author="Millicent  Mufambi" w:date="2026-06-02T13:12:00Z" w16du:dateUtc="2026-06-02T11:12:00Z"/>
               </w:rPr>
             </w:pPr>
-            <w:ins w:id="859" w:author="Millicent  Mufambi" w:date="2026-06-02T12:54:00Z" w16du:dateUtc="2026-06-02T10:54:00Z">
+            <w:ins w:id="824" w:author="Millicent  Mufambi" w:date="2026-06-02T13:12:00Z" w16du:dateUtc="2026-06-02T11:12:00Z">
               <w:r>
                 <w:t>agreed + progress</w:t>
               </w:r>
@@ -13390,7 +13115,7 @@
       </w:tr>
       <w:tr>
         <w:trPr>
-          <w:ins w:id="860" w:author="Millicent  Mufambi" w:date="2026-06-02T12:54:00Z" w16du:dateUtc="2026-06-02T10:54:00Z"/>
+          <w:ins w:id="825" w:author="Millicent  Mufambi" w:date="2026-06-02T13:12:00Z" w16du:dateUtc="2026-06-02T11:12:00Z"/>
         </w:trPr>
         <w:tc>
           <w:tcPr>
@@ -13399,10 +13124,10 @@
           <w:p>
             <w:pPr>
               <w:rPr>
-                <w:ins w:id="861" w:author="Millicent  Mufambi" w:date="2026-06-02T12:54:00Z" w16du:dateUtc="2026-06-02T10:54:00Z"/>
+                <w:ins w:id="826" w:author="Millicent  Mufambi" w:date="2026-06-02T13:12:00Z" w16du:dateUtc="2026-06-02T11:12:00Z"/>
               </w:rPr>
             </w:pPr>
-            <w:ins w:id="862" w:author="Millicent  Mufambi" w:date="2026-06-02T12:54:00Z" w16du:dateUtc="2026-06-02T10:54:00Z">
+            <w:ins w:id="827" w:author="Millicent  Mufambi" w:date="2026-06-02T13:12:00Z" w16du:dateUtc="2026-06-02T11:12:00Z">
               <w:r>
                 <w:t>f + 1 = 2 replicas crashed</w:t>
               </w:r>
@@ -13416,10 +13141,10 @@
           <w:p>
             <w:pPr>
               <w:rPr>
-                <w:ins w:id="863" w:author="Millicent  Mufambi" w:date="2026-06-02T12:54:00Z" w16du:dateUtc="2026-06-02T10:54:00Z"/>
+                <w:ins w:id="828" w:author="Millicent  Mufambi" w:date="2026-06-02T13:12:00Z" w16du:dateUtc="2026-06-02T11:12:00Z"/>
               </w:rPr>
             </w:pPr>
-            <w:ins w:id="864" w:author="Millicent  Mufambi" w:date="2026-06-02T12:54:00Z" w16du:dateUtc="2026-06-02T10:54:00Z">
+            <w:ins w:id="829" w:author="Millicent  Mufambi" w:date="2026-06-02T13:12:00Z" w16du:dateUtc="2026-06-02T11:12:00Z">
               <w:r>
                 <w:t>progresses (uncertified)</w:t>
               </w:r>
@@ -13433,10 +13158,10 @@
           <w:p>
             <w:pPr>
               <w:rPr>
-                <w:ins w:id="865" w:author="Millicent  Mufambi" w:date="2026-06-02T12:54:00Z" w16du:dateUtc="2026-06-02T10:54:00Z"/>
+                <w:ins w:id="830" w:author="Millicent  Mufambi" w:date="2026-06-02T13:12:00Z" w16du:dateUtc="2026-06-02T11:12:00Z"/>
               </w:rPr>
             </w:pPr>
-            <w:ins w:id="866" w:author="Millicent  Mufambi" w:date="2026-06-02T12:54:00Z" w16du:dateUtc="2026-06-02T10:54:00Z">
+            <w:ins w:id="831" w:author="Millicent  Mufambi" w:date="2026-06-02T13:12:00Z" w16du:dateUtc="2026-06-02T11:12:00Z">
               <w:r>
                 <w:t>safe, no progress</w:t>
               </w:r>
@@ -13446,7 +13171,7 @@
       </w:tr>
       <w:tr>
         <w:trPr>
-          <w:ins w:id="867" w:author="Millicent  Mufambi" w:date="2026-06-02T12:54:00Z" w16du:dateUtc="2026-06-02T10:54:00Z"/>
+          <w:ins w:id="832" w:author="Millicent  Mufambi" w:date="2026-06-02T13:12:00Z" w16du:dateUtc="2026-06-02T11:12:00Z"/>
         </w:trPr>
         <w:tc>
           <w:tcPr>
@@ -13455,10 +13180,10 @@
           <w:p>
             <w:pPr>
               <w:rPr>
-                <w:ins w:id="868" w:author="Millicent  Mufambi" w:date="2026-06-02T12:54:00Z" w16du:dateUtc="2026-06-02T10:54:00Z"/>
+                <w:ins w:id="833" w:author="Millicent  Mufambi" w:date="2026-06-02T13:12:00Z" w16du:dateUtc="2026-06-02T11:12:00Z"/>
               </w:rPr>
             </w:pPr>
-            <w:ins w:id="869" w:author="Millicent  Mufambi" w:date="2026-06-02T12:54:00Z" w16du:dateUtc="2026-06-02T10:54:00Z">
+            <w:ins w:id="834" w:author="Millicent  Mufambi" w:date="2026-06-02T13:12:00Z" w16du:dateUtc="2026-06-02T11:12:00Z">
               <w:r>
                 <w:t>Validator sends conflicting votes</w:t>
               </w:r>
@@ -13472,10 +13197,10 @@
           <w:p>
             <w:pPr>
               <w:rPr>
-                <w:ins w:id="870" w:author="Millicent  Mufambi" w:date="2026-06-02T12:54:00Z" w16du:dateUtc="2026-06-02T10:54:00Z"/>
+                <w:ins w:id="835" w:author="Millicent  Mufambi" w:date="2026-06-02T13:12:00Z" w16du:dateUtc="2026-06-02T11:12:00Z"/>
               </w:rPr>
             </w:pPr>
-            <w:ins w:id="871" w:author="Millicent  Mufambi" w:date="2026-06-02T12:54:00Z" w16du:dateUtc="2026-06-02T10:54:00Z">
+            <w:ins w:id="836" w:author="Millicent  Mufambi" w:date="2026-06-02T13:12:00Z" w16du:dateUtc="2026-06-02T11:12:00Z">
               <w:r>
                 <w:t>agreed + progress</w:t>
               </w:r>
@@ -13489,10 +13214,10 @@
           <w:p>
             <w:pPr>
               <w:rPr>
-                <w:ins w:id="872" w:author="Millicent  Mufambi" w:date="2026-06-02T12:54:00Z" w16du:dateUtc="2026-06-02T10:54:00Z"/>
+                <w:ins w:id="837" w:author="Millicent  Mufambi" w:date="2026-06-02T13:12:00Z" w16du:dateUtc="2026-06-02T11:12:00Z"/>
               </w:rPr>
             </w:pPr>
-            <w:ins w:id="873" w:author="Millicent  Mufambi" w:date="2026-06-02T12:54:00Z" w16du:dateUtc="2026-06-02T10:54:00Z">
+            <w:ins w:id="838" w:author="Millicent  Mufambi" w:date="2026-06-02T13:12:00Z" w16du:dateUtc="2026-06-02T11:12:00Z">
               <w:r>
                 <w:t>agreed + progress</w:t>
               </w:r>
@@ -13502,7 +13227,7 @@
       </w:tr>
       <w:tr>
         <w:trPr>
-          <w:ins w:id="874" w:author="Millicent  Mufambi" w:date="2026-06-02T12:54:00Z" w16du:dateUtc="2026-06-02T10:54:00Z"/>
+          <w:ins w:id="839" w:author="Millicent  Mufambi" w:date="2026-06-02T13:12:00Z" w16du:dateUtc="2026-06-02T11:12:00Z"/>
         </w:trPr>
         <w:tc>
           <w:tcPr>
@@ -13511,10 +13236,10 @@
           <w:p>
             <w:pPr>
               <w:rPr>
-                <w:ins w:id="875" w:author="Millicent  Mufambi" w:date="2026-06-02T12:54:00Z" w16du:dateUtc="2026-06-02T10:54:00Z"/>
+                <w:ins w:id="840" w:author="Millicent  Mufambi" w:date="2026-06-02T13:12:00Z" w16du:dateUtc="2026-06-02T11:12:00Z"/>
               </w:rPr>
             </w:pPr>
-            <w:ins w:id="876" w:author="Millicent  Mufambi" w:date="2026-06-02T12:54:00Z" w16du:dateUtc="2026-06-02T10:54:00Z">
+            <w:ins w:id="841" w:author="Millicent  Mufambi" w:date="2026-06-02T13:12:00Z" w16du:dateUtc="2026-06-02T11:12:00Z">
               <w:r>
                 <w:t>Validator forges others' messages</w:t>
               </w:r>
@@ -13528,10 +13253,10 @@
           <w:p>
             <w:pPr>
               <w:rPr>
-                <w:ins w:id="877" w:author="Millicent  Mufambi" w:date="2026-06-02T12:54:00Z" w16du:dateUtc="2026-06-02T10:54:00Z"/>
+                <w:ins w:id="842" w:author="Millicent  Mufambi" w:date="2026-06-02T13:12:00Z" w16du:dateUtc="2026-06-02T11:12:00Z"/>
               </w:rPr>
             </w:pPr>
-            <w:ins w:id="878" w:author="Millicent  Mufambi" w:date="2026-06-02T12:54:00Z" w16du:dateUtc="2026-06-02T10:54:00Z">
+            <w:ins w:id="843" w:author="Millicent  Mufambi" w:date="2026-06-02T13:12:00Z" w16du:dateUtc="2026-06-02T11:12:00Z">
               <w:r>
                 <w:t>agreed (forgeries rejected)</w:t>
               </w:r>
@@ -13545,10 +13270,10 @@
           <w:p>
             <w:pPr>
               <w:rPr>
-                <w:ins w:id="879" w:author="Millicent  Mufambi" w:date="2026-06-02T12:54:00Z" w16du:dateUtc="2026-06-02T10:54:00Z"/>
+                <w:ins w:id="844" w:author="Millicent  Mufambi" w:date="2026-06-02T13:12:00Z" w16du:dateUtc="2026-06-02T11:12:00Z"/>
               </w:rPr>
             </w:pPr>
-            <w:ins w:id="880" w:author="Millicent  Mufambi" w:date="2026-06-02T12:54:00Z" w16du:dateUtc="2026-06-02T10:54:00Z">
+            <w:ins w:id="845" w:author="Millicent  Mufambi" w:date="2026-06-02T13:12:00Z" w16du:dateUtc="2026-06-02T11:12:00Z">
               <w:r>
                 <w:t>agreed (forgeries rejected)</w:t>
               </w:r>
@@ -13558,7 +13283,7 @@
       </w:tr>
       <w:tr>
         <w:trPr>
-          <w:ins w:id="881" w:author="Millicent  Mufambi" w:date="2026-06-02T12:54:00Z" w16du:dateUtc="2026-06-02T10:54:00Z"/>
+          <w:ins w:id="846" w:author="Millicent  Mufambi" w:date="2026-06-02T13:12:00Z" w16du:dateUtc="2026-06-02T11:12:00Z"/>
         </w:trPr>
         <w:tc>
           <w:tcPr>
@@ -13567,10 +13292,10 @@
           <w:p>
             <w:pPr>
               <w:rPr>
-                <w:ins w:id="882" w:author="Millicent  Mufambi" w:date="2026-06-02T12:54:00Z" w16du:dateUtc="2026-06-02T10:54:00Z"/>
+                <w:ins w:id="847" w:author="Millicent  Mufambi" w:date="2026-06-02T13:12:00Z" w16du:dateUtc="2026-06-02T11:12:00Z"/>
               </w:rPr>
             </w:pPr>
-            <w:ins w:id="883" w:author="Millicent  Mufambi" w:date="2026-06-02T12:54:00Z" w16du:dateUtc="2026-06-02T10:54:00Z">
+            <w:ins w:id="848" w:author="Millicent  Mufambi" w:date="2026-06-02T13:12:00Z" w16du:dateUtc="2026-06-02T11:12:00Z">
               <w:r>
                 <w:t>Network partition (no heal)</w:t>
               </w:r>
@@ -13584,10 +13309,10 @@
           <w:p>
             <w:pPr>
               <w:rPr>
-                <w:ins w:id="884" w:author="Millicent  Mufambi" w:date="2026-06-02T12:54:00Z" w16du:dateUtc="2026-06-02T10:54:00Z"/>
+                <w:ins w:id="849" w:author="Millicent  Mufambi" w:date="2026-06-02T13:12:00Z" w16du:dateUtc="2026-06-02T11:12:00Z"/>
               </w:rPr>
             </w:pPr>
-            <w:ins w:id="885" w:author="Millicent  Mufambi" w:date="2026-06-02T12:54:00Z" w16du:dateUtc="2026-06-02T10:54:00Z">
+            <w:ins w:id="850" w:author="Millicent  Mufambi" w:date="2026-06-02T13:12:00Z" w16du:dateUtc="2026-06-02T11:12:00Z">
               <w:r>
                 <w:t>progresses (uncertified)</w:t>
               </w:r>
@@ -13601,10 +13326,10 @@
           <w:p>
             <w:pPr>
               <w:rPr>
-                <w:ins w:id="886" w:author="Millicent  Mufambi" w:date="2026-06-02T12:54:00Z" w16du:dateUtc="2026-06-02T10:54:00Z"/>
+                <w:ins w:id="851" w:author="Millicent  Mufambi" w:date="2026-06-02T13:12:00Z" w16du:dateUtc="2026-06-02T11:12:00Z"/>
               </w:rPr>
             </w:pPr>
-            <w:ins w:id="887" w:author="Millicent  Mufambi" w:date="2026-06-02T12:54:00Z" w16du:dateUtc="2026-06-02T10:54:00Z">
+            <w:ins w:id="852" w:author="Millicent  Mufambi" w:date="2026-06-02T13:12:00Z" w16du:dateUtc="2026-06-02T11:12:00Z">
               <w:r>
                 <w:t>safe, no progress</w:t>
               </w:r>
@@ -13614,7 +13339,7 @@
       </w:tr>
       <w:tr>
         <w:trPr>
-          <w:ins w:id="888" w:author="Millicent  Mufambi" w:date="2026-06-02T12:54:00Z" w16du:dateUtc="2026-06-02T10:54:00Z"/>
+          <w:ins w:id="853" w:author="Millicent  Mufambi" w:date="2026-06-02T13:12:00Z" w16du:dateUtc="2026-06-02T11:12:00Z"/>
         </w:trPr>
         <w:tc>
           <w:tcPr>
@@ -13623,10 +13348,10 @@
           <w:p>
             <w:pPr>
               <w:rPr>
-                <w:ins w:id="889" w:author="Millicent  Mufambi" w:date="2026-06-02T12:54:00Z" w16du:dateUtc="2026-06-02T10:54:00Z"/>
+                <w:ins w:id="854" w:author="Millicent  Mufambi" w:date="2026-06-02T13:12:00Z" w16du:dateUtc="2026-06-02T11:12:00Z"/>
               </w:rPr>
             </w:pPr>
-            <w:ins w:id="890" w:author="Millicent  Mufambi" w:date="2026-06-02T12:54:00Z" w16du:dateUtc="2026-06-02T10:54:00Z">
+            <w:ins w:id="855" w:author="Millicent  Mufambi" w:date="2026-06-02T13:12:00Z" w16du:dateUtc="2026-06-02T11:12:00Z">
               <w:r>
                 <w:t>Network partition, then healed</w:t>
               </w:r>
@@ -13640,10 +13365,10 @@
           <w:p>
             <w:pPr>
               <w:rPr>
-                <w:ins w:id="891" w:author="Millicent  Mufambi" w:date="2026-06-02T12:54:00Z" w16du:dateUtc="2026-06-02T10:54:00Z"/>
+                <w:ins w:id="856" w:author="Millicent  Mufambi" w:date="2026-06-02T13:12:00Z" w16du:dateUtc="2026-06-02T11:12:00Z"/>
               </w:rPr>
             </w:pPr>
-            <w:ins w:id="892" w:author="Millicent  Mufambi" w:date="2026-06-02T12:54:00Z" w16du:dateUtc="2026-06-02T10:54:00Z">
+            <w:ins w:id="857" w:author="Millicent  Mufambi" w:date="2026-06-02T13:12:00Z" w16du:dateUtc="2026-06-02T11:12:00Z">
               <w:r>
                 <w:t>agreed + progress</w:t>
               </w:r>
@@ -13657,10 +13382,10 @@
           <w:p>
             <w:pPr>
               <w:rPr>
-                <w:ins w:id="893" w:author="Millicent  Mufambi" w:date="2026-06-02T12:54:00Z" w16du:dateUtc="2026-06-02T10:54:00Z"/>
+                <w:ins w:id="858" w:author="Millicent  Mufambi" w:date="2026-06-02T13:12:00Z" w16du:dateUtc="2026-06-02T11:12:00Z"/>
               </w:rPr>
             </w:pPr>
-            <w:ins w:id="894" w:author="Millicent  Mufambi" w:date="2026-06-02T12:54:00Z" w16du:dateUtc="2026-06-02T10:54:00Z">
+            <w:ins w:id="859" w:author="Millicent  Mufambi" w:date="2026-06-02T13:12:00Z" w16du:dateUtc="2026-06-02T11:12:00Z">
               <w:r>
                 <w:t>agreed + progress</w:t>
               </w:r>
@@ -13670,7 +13395,7 @@
       </w:tr>
       <w:tr>
         <w:trPr>
-          <w:ins w:id="895" w:author="Millicent  Mufambi" w:date="2026-06-02T12:54:00Z" w16du:dateUtc="2026-06-02T10:54:00Z"/>
+          <w:ins w:id="860" w:author="Millicent  Mufambi" w:date="2026-06-02T13:12:00Z" w16du:dateUtc="2026-06-02T11:12:00Z"/>
         </w:trPr>
         <w:tc>
           <w:tcPr>
@@ -13679,10 +13404,10 @@
           <w:p>
             <w:pPr>
               <w:rPr>
-                <w:ins w:id="896" w:author="Millicent  Mufambi" w:date="2026-06-02T12:54:00Z" w16du:dateUtc="2026-06-02T10:54:00Z"/>
+                <w:ins w:id="861" w:author="Millicent  Mufambi" w:date="2026-06-02T13:12:00Z" w16du:dateUtc="2026-06-02T11:12:00Z"/>
               </w:rPr>
             </w:pPr>
-            <w:ins w:id="897" w:author="Millicent  Mufambi" w:date="2026-06-02T12:54:00Z" w16du:dateUtc="2026-06-02T10:54:00Z">
+            <w:ins w:id="862" w:author="Millicent  Mufambi" w:date="2026-06-02T13:12:00Z" w16du:dateUtc="2026-06-02T11:12:00Z">
               <w:r>
                 <w:t>Malicious primary EQUIVOCATES</w:t>
               </w:r>
@@ -13696,10 +13421,10 @@
           <w:p>
             <w:pPr>
               <w:rPr>
-                <w:ins w:id="898" w:author="Millicent  Mufambi" w:date="2026-06-02T12:54:00Z" w16du:dateUtc="2026-06-02T10:54:00Z"/>
+                <w:ins w:id="863" w:author="Millicent  Mufambi" w:date="2026-06-02T13:12:00Z" w16du:dateUtc="2026-06-02T11:12:00Z"/>
               </w:rPr>
             </w:pPr>
-            <w:ins w:id="899" w:author="Millicent  Mufambi" w:date="2026-06-02T12:54:00Z" w16du:dateUtc="2026-06-02T10:54:00Z">
+            <w:ins w:id="864" w:author="Millicent  Mufambi" w:date="2026-06-02T13:12:00Z" w16du:dateUtc="2026-06-02T11:12:00Z">
               <w:r>
                 <w:t>SPLIT-BRAIN (safety violated)</w:t>
               </w:r>
@@ -13713,10 +13438,10 @@
           <w:p>
             <w:pPr>
               <w:rPr>
-                <w:ins w:id="900" w:author="Millicent  Mufambi" w:date="2026-06-02T12:54:00Z" w16du:dateUtc="2026-06-02T10:54:00Z"/>
+                <w:ins w:id="865" w:author="Millicent  Mufambi" w:date="2026-06-02T13:12:00Z" w16du:dateUtc="2026-06-02T11:12:00Z"/>
               </w:rPr>
             </w:pPr>
-            <w:ins w:id="901" w:author="Millicent  Mufambi" w:date="2026-06-02T12:54:00Z" w16du:dateUtc="2026-06-02T10:54:00Z">
+            <w:ins w:id="866" w:author="Millicent  Mufambi" w:date="2026-06-02T13:12:00Z" w16du:dateUtc="2026-06-02T11:12:00Z">
               <w:r>
                 <w:t>safe (no split); awaits view-change</w:t>
               </w:r>
@@ -13730,16 +13455,16 @@
         <w:spacing w:after="120"/>
         <w:jc w:val="both"/>
         <w:rPr>
-          <w:ins w:id="902" w:author="Millicent  Mufambi" w:date="2026-06-02T12:54:00Z" w16du:dateUtc="2026-06-02T10:54:00Z"/>
+          <w:ins w:id="867" w:author="Millicent  Mufambi" w:date="2026-06-02T13:12:00Z" w16du:dateUtc="2026-06-02T11:12:00Z"/>
         </w:rPr>
       </w:pPr>
-      <w:ins w:id="903" w:author="Millicent  Mufambi" w:date="2026-06-02T12:54:00Z" w16du:dateUtc="2026-06-02T10:54:00Z">
+      <w:ins w:id="868" w:author="Millicent  Mufambi" w:date="2026-06-02T13:12:00Z" w16du:dateUtc="2026-06-02T11:12:00Z">
         <w:r>
           <w:rPr>
             <w:noProof/>
           </w:rPr>
           <w:drawing>
-            <wp:inline distT="0" distB="0" distL="0" distR="0" wp14:anchorId="1A53008C" wp14:editId="7D48AC3C">
+            <wp:inline distT="0" distB="0" distL="0" distR="0" wp14:anchorId="784F6714" wp14:editId="19327077">
               <wp:extent cx="5669280" cy="3290406"/>
               <wp:effectExtent l="0" t="0" r="0" b="0"/>
               <wp:docPr id="70320689" name="Picture 70320689"/>
@@ -13781,10 +13506,10 @@
         <w:spacing w:after="120"/>
         <w:jc w:val="both"/>
         <w:rPr>
-          <w:ins w:id="904" w:author="Millicent  Mufambi" w:date="2026-06-02T12:54:00Z" w16du:dateUtc="2026-06-02T10:54:00Z"/>
+          <w:ins w:id="869" w:author="Millicent  Mufambi" w:date="2026-06-02T13:12:00Z" w16du:dateUtc="2026-06-02T11:12:00Z"/>
         </w:rPr>
       </w:pPr>
-      <w:ins w:id="905" w:author="Millicent  Mufambi" w:date="2026-06-02T12:54:00Z" w16du:dateUtc="2026-06-02T10:54:00Z">
+      <w:ins w:id="870" w:author="Millicent  Mufambi" w:date="2026-06-02T13:12:00Z" w16du:dateUtc="2026-06-02T11:12:00Z">
         <w:r>
           <w:t>Figure 7. Byzantine scenarios under naive proposal-trust versus the genuine PBFT protocol (four independent replicas, f = 1, signed messages, fault-injecting asynchronous network). Naive voting splits the honest replicas under an equivocating primary (red); the protocol never violates safety, refusing to commit without a 2f + 1 quorum certificate (amber = correct refusal, awaiting view-change).</w:t>
         </w:r>
@@ -13824,7 +13549,7 @@
       <w:r>
         <w:t xml:space="preserve">BFT-MAS </w:t>
       </w:r>
-      <w:del w:id="906" w:author="Millicent  Mufambi" w:date="2026-06-02T12:54:00Z" w16du:dateUtc="2026-06-02T10:54:00Z">
+      <w:del w:id="871" w:author="Millicent  Mufambi" w:date="2026-06-02T13:12:00Z" w16du:dateUtc="2026-06-02T11:12:00Z">
         <w:r>
           <w:delText xml:space="preserve">strictly </w:delText>
         </w:r>
@@ -13832,7 +13557,7 @@
       <w:r>
         <w:t xml:space="preserve">improves </w:t>
       </w:r>
-      <w:ins w:id="907" w:author="Millicent  Mufambi" w:date="2026-06-02T12:54:00Z" w16du:dateUtc="2026-06-02T10:54:00Z">
+      <w:ins w:id="872" w:author="Millicent  Mufambi" w:date="2026-06-02T13:12:00Z" w16du:dateUtc="2026-06-02T11:12:00Z">
         <w:r>
           <w:t xml:space="preserve">both </w:t>
         </w:r>
@@ -13840,12 +13565,12 @@
       <w:r>
         <w:t xml:space="preserve">safety </w:t>
       </w:r>
-      <w:del w:id="908" w:author="Millicent  Mufambi" w:date="2026-06-02T12:54:00Z" w16du:dateUtc="2026-06-02T10:54:00Z">
+      <w:del w:id="873" w:author="Millicent  Mufambi" w:date="2026-06-02T13:12:00Z" w16du:dateUtc="2026-06-02T11:12:00Z">
         <w:r>
           <w:delText>here. Of</w:delText>
         </w:r>
       </w:del>
-      <w:ins w:id="909" w:author="Millicent  Mufambi" w:date="2026-06-02T12:54:00Z" w16du:dateUtc="2026-06-02T10:54:00Z">
+      <w:ins w:id="874" w:author="Millicent  Mufambi" w:date="2026-06-02T13:12:00Z" w16du:dateUtc="2026-06-02T11:12:00Z">
         <w:r>
           <w:t>and repair on real bugs. On</w:t>
         </w:r>
@@ -13853,12 +13578,12 @@
       <w:r>
         <w:t xml:space="preserve"> the </w:t>
       </w:r>
-      <w:del w:id="910" w:author="Millicent  Mufambi" w:date="2026-06-02T12:54:00Z" w16du:dateUtc="2026-06-02T10:54:00Z">
+      <w:del w:id="875" w:author="Millicent  Mufambi" w:date="2026-06-02T13:12:00Z" w16du:dateUtc="2026-06-02T11:12:00Z">
         <w:r>
           <w:delText>90 paired bugs, 10 were rejected by consensus but accepted by</w:delText>
         </w:r>
       </w:del>
-      <w:ins w:id="911" w:author="Millicent  Mufambi" w:date="2026-06-02T12:54:00Z" w16du:dateUtc="2026-06-02T10:54:00Z">
+      <w:ins w:id="876" w:author="Millicent  Mufambi" w:date="2026-06-02T13:12:00Z" w16du:dateUtc="2026-06-02T11:12:00Z">
         <w:r>
           <w:t>BugsInPy subset it directionally lowered</w:t>
         </w:r>
@@ -13866,12 +13591,12 @@
       <w:r>
         <w:t xml:space="preserve"> the </w:t>
       </w:r>
-      <w:del w:id="912" w:author="Millicent  Mufambi" w:date="2026-06-02T12:54:00Z" w16du:dateUtc="2026-06-02T10:54:00Z">
+      <w:del w:id="877" w:author="Millicent  Mufambi" w:date="2026-06-02T13:12:00Z" w16du:dateUtc="2026-06-02T11:12:00Z">
         <w:r>
           <w:delText>baseline, and the sandbox confirmed all 10 rejections correct; the reverse never happened,</w:delText>
         </w:r>
       </w:del>
-      <w:ins w:id="913" w:author="Millicent  Mufambi" w:date="2026-06-02T12:54:00Z" w16du:dateUtc="2026-06-02T10:54:00Z">
+      <w:ins w:id="878" w:author="Millicent  Mufambi" w:date="2026-06-02T13:12:00Z" w16du:dateUtc="2026-06-02T11:12:00Z">
         <w:r>
           <w:t>safety-violation rate (75% to 50%)</w:t>
         </w:r>
@@ -13879,12 +13604,12 @@
       <w:r>
         <w:t xml:space="preserve"> and </w:t>
       </w:r>
-      <w:del w:id="914" w:author="Millicent  Mufambi" w:date="2026-06-02T12:54:00Z" w16du:dateUtc="2026-06-02T10:54:00Z">
+      <w:del w:id="879" w:author="Millicent  Mufambi" w:date="2026-06-02T13:12:00Z" w16du:dateUtc="2026-06-02T11:12:00Z">
         <w:r>
           <w:delText>the Wilcoxon p of 0.0016 makes chance unlikely. Validators</w:delText>
         </w:r>
       </w:del>
-      <w:ins w:id="915" w:author="Millicent  Mufambi" w:date="2026-06-02T12:54:00Z" w16du:dateUtc="2026-06-02T10:54:00Z">
+      <w:ins w:id="880" w:author="Millicent  Mufambi" w:date="2026-06-02T13:12:00Z" w16du:dateUtc="2026-06-02T11:12:00Z">
         <w:r>
           <w:t>raised the repair rate (25% to 50%), because four independent, model-diverse validators</w:t>
         </w:r>
@@ -13892,7 +13617,7 @@
       <w:r>
         <w:t xml:space="preserve"> inspect each fix with </w:t>
       </w:r>
-      <w:del w:id="916" w:author="Millicent  Mufambi" w:date="2026-06-02T12:54:00Z" w16du:dateUtc="2026-06-02T10:54:00Z">
+      <w:del w:id="881" w:author="Millicent  Mufambi" w:date="2026-06-02T13:12:00Z" w16du:dateUtc="2026-06-02T11:12:00Z">
         <w:r>
           <w:delText xml:space="preserve">a </w:delText>
         </w:r>
@@ -13900,12 +13625,12 @@
       <w:r>
         <w:t xml:space="preserve">different </w:t>
       </w:r>
-      <w:del w:id="917" w:author="Millicent  Mufambi" w:date="2026-06-02T12:54:00Z" w16du:dateUtc="2026-06-02T10:54:00Z">
+      <w:del w:id="882" w:author="Millicent  Mufambi" w:date="2026-06-02T13:12:00Z" w16du:dateUtc="2026-06-02T11:12:00Z">
         <w:r>
           <w:delText>model (Ollama llama3.1:8b)</w:delText>
         </w:r>
       </w:del>
-      <w:ins w:id="918" w:author="Millicent  Mufambi" w:date="2026-06-02T12:54:00Z" w16du:dateUtc="2026-06-02T10:54:00Z">
+      <w:ins w:id="883" w:author="Millicent  Mufambi" w:date="2026-06-02T13:12:00Z" w16du:dateUtc="2026-06-02T11:12:00Z">
         <w:r>
           <w:t>models</w:t>
         </w:r>
@@ -13913,12 +13638,12 @@
       <w:r>
         <w:t xml:space="preserve"> and </w:t>
       </w:r>
-      <w:del w:id="919" w:author="Millicent  Mufambi" w:date="2026-06-02T12:54:00Z" w16du:dateUtc="2026-06-02T10:54:00Z">
+      <w:del w:id="884" w:author="Millicent  Mufambi" w:date="2026-06-02T13:12:00Z" w16du:dateUtc="2026-06-02T11:12:00Z">
         <w:r>
           <w:delText>prompt</w:delText>
         </w:r>
       </w:del>
-      <w:ins w:id="920" w:author="Millicent  Mufambi" w:date="2026-06-02T12:54:00Z" w16du:dateUtc="2026-06-02T10:54:00Z">
+      <w:ins w:id="885" w:author="Millicent  Mufambi" w:date="2026-06-02T13:12:00Z" w16du:dateUtc="2026-06-02T11:12:00Z">
         <w:r>
           <w:t>prompts</w:t>
         </w:r>
@@ -13926,7 +13651,7 @@
       <w:r>
         <w:t xml:space="preserve"> from the healer (GPT-4o), catching overconfident fixes the healer cannot flag itself.</w:t>
       </w:r>
-      <w:ins w:id="921" w:author="Millicent  Mufambi" w:date="2026-06-02T12:54:00Z" w16du:dateUtc="2026-06-02T10:54:00Z">
+      <w:ins w:id="886" w:author="Millicent  Mufambi" w:date="2026-06-02T13:12:00Z" w16du:dateUtc="2026-06-02T11:12:00Z">
         <w:r>
           <w:t xml:space="preserve"> This fits the ensemble principle that diverse models make independent errors, so combining them raises reliability (Dietterich, 2000). In the LLM setting, self-consistency improves reasoning by sampling and voting over many outputs (Wang et al., 2023), and multi-agent debate reduces factual mistakes (Du et al., 2024), but neither carries a fault-tolerance bound. BFT-MAS adds what these lack: a genuine PBFT quorum over independent validators that bounds how many confidently wrong agents the system absorbs, </w:t>
         </w:r>
@@ -13943,12 +13668,12 @@
       <w:r>
         <w:t xml:space="preserve">There is also a clear cost story: consensus is roughly </w:t>
       </w:r>
-      <w:del w:id="922" w:author="Millicent  Mufambi" w:date="2026-06-02T12:54:00Z" w16du:dateUtc="2026-06-02T10:54:00Z">
+      <w:del w:id="887" w:author="Millicent  Mufambi" w:date="2026-06-02T13:12:00Z" w16du:dateUtc="2026-06-02T11:12:00Z">
         <w:r>
           <w:delText>2.0×</w:delText>
         </w:r>
       </w:del>
-      <w:ins w:id="923" w:author="Millicent  Mufambi" w:date="2026-06-02T12:54:00Z" w16du:dateUtc="2026-06-02T10:54:00Z">
+      <w:ins w:id="888" w:author="Millicent  Mufambi" w:date="2026-06-02T13:12:00Z" w16du:dateUtc="2026-06-02T11:12:00Z">
         <w:r>
           <w:t>three times</w:t>
         </w:r>
@@ -13956,12 +13681,12 @@
       <w:r>
         <w:t xml:space="preserve"> slower per repair, almost entirely from validator latency. Where each repair is a high-stakes commit such as production payment logic, trading </w:t>
       </w:r>
-      <w:del w:id="924" w:author="Millicent  Mufambi" w:date="2026-06-02T12:54:00Z" w16du:dateUtc="2026-06-02T10:54:00Z">
+      <w:del w:id="889" w:author="Millicent  Mufambi" w:date="2026-06-02T13:12:00Z" w16du:dateUtc="2026-06-02T11:12:00Z">
         <w:r>
           <w:delText>about 25 seconds for the removal of safety violations</w:delText>
         </w:r>
       </w:del>
-      <w:ins w:id="925" w:author="Millicent  Mufambi" w:date="2026-06-02T12:54:00Z" w16du:dateUtc="2026-06-02T10:54:00Z">
+      <w:ins w:id="890" w:author="Millicent  Mufambi" w:date="2026-06-02T13:12:00Z" w16du:dateUtc="2026-06-02T11:12:00Z">
         <w:r>
           <w:t>tens of seconds (about 30 s on e-commerce, more on hard real bugs) for fewer unsafe fixes</w:t>
         </w:r>
@@ -13988,10 +13713,10 @@
         <w:spacing w:after="120"/>
         <w:jc w:val="both"/>
         <w:rPr>
-          <w:del w:id="926" w:author="Millicent  Mufambi" w:date="2026-06-02T12:54:00Z" w16du:dateUtc="2026-06-02T10:54:00Z"/>
+          <w:del w:id="891" w:author="Millicent  Mufambi" w:date="2026-06-02T13:12:00Z" w16du:dateUtc="2026-06-02T11:12:00Z"/>
         </w:rPr>
       </w:pPr>
-      <w:del w:id="927" w:author="Millicent  Mufambi" w:date="2026-06-02T12:54:00Z" w16du:dateUtc="2026-06-02T10:54:00Z">
+      <w:del w:id="892" w:author="Millicent  Mufambi" w:date="2026-06-02T13:12:00Z" w16du:dateUtc="2026-06-02T11:12:00Z">
         <w:r>
           <w:delText>The baseline achieves a higher raw success rate, 88.9% against 82.2%, because consensus rejects more proposals at the prepare phase. We do not claim BFT-MAS fixes more bugs, only that its accepted fixes are far more likely correct, with zero false positives against 11.1%. Its contribution is precision, not throughput.</w:delText>
         </w:r>
@@ -14002,15 +13727,15 @@
         <w:spacing w:after="120"/>
         <w:jc w:val="both"/>
         <w:rPr>
-          <w:ins w:id="928" w:author="Millicent  Mufambi" w:date="2026-06-02T12:54:00Z" w16du:dateUtc="2026-06-02T10:54:00Z"/>
+          <w:ins w:id="893" w:author="Millicent  Mufambi" w:date="2026-06-02T13:12:00Z" w16du:dateUtc="2026-06-02T11:12:00Z"/>
         </w:rPr>
       </w:pPr>
-      <w:del w:id="929" w:author="Millicent  Mufambi" w:date="2026-06-02T12:54:00Z" w16du:dateUtc="2026-06-02T10:54:00Z">
+      <w:del w:id="894" w:author="Millicent  Mufambi" w:date="2026-06-02T13:12:00Z" w16du:dateUtc="2026-06-02T11:12:00Z">
         <w:r>
           <w:delText xml:space="preserve">The 0.95 </w:delText>
         </w:r>
       </w:del>
-      <w:ins w:id="930" w:author="Millicent  Mufambi" w:date="2026-06-02T12:54:00Z" w16du:dateUtc="2026-06-02T10:54:00Z">
+      <w:ins w:id="895" w:author="Millicent  Mufambi" w:date="2026-06-02T13:12:00Z" w16du:dateUtc="2026-06-02T11:12:00Z">
         <w:r>
           <w:t xml:space="preserve">On the BugsInPy subset BFT-MAS directionally raised the repair rate (50% against 25%) rather than trading it away, because the independent validators reject the overconfident fixes the single agent commits while the sandbox confirms the genuine ones. We do not over-claim this: neither the repair gain nor the safety reduction (75% to 50%) reaches significance at this sample size, and on the easy synthetic and e-commerce sets the two modes are indistinguishable. The robust, provable contribution is Byzantine </w:t>
         </w:r>
@@ -14024,10 +13749,10 @@
         <w:spacing w:after="120"/>
         <w:jc w:val="both"/>
         <w:rPr>
-          <w:ins w:id="931" w:author="Millicent  Mufambi" w:date="2026-06-02T12:54:00Z" w16du:dateUtc="2026-06-02T10:54:00Z"/>
+          <w:ins w:id="896" w:author="Millicent  Mufambi" w:date="2026-06-02T13:12:00Z" w16du:dateUtc="2026-06-02T11:12:00Z"/>
         </w:rPr>
       </w:pPr>
-      <w:ins w:id="932" w:author="Millicent  Mufambi" w:date="2026-06-02T12:54:00Z" w16du:dateUtc="2026-06-02T10:54:00Z">
+      <w:ins w:id="897" w:author="Millicent  Mufambi" w:date="2026-06-02T13:12:00Z" w16du:dateUtc="2026-06-02T11:12:00Z">
         <w:r>
           <w:t>On the easy synthetic bugs the four validators agree in near-lockstep (</w:t>
         </w:r>
@@ -14035,7 +13760,7 @@
       <w:r>
         <w:t xml:space="preserve">mean </w:t>
       </w:r>
-      <w:ins w:id="933" w:author="Millicent  Mufambi" w:date="2026-06-02T12:54:00Z" w16du:dateUtc="2026-06-02T10:54:00Z">
+      <w:ins w:id="898" w:author="Millicent  Mufambi" w:date="2026-06-02T13:12:00Z" w16du:dateUtc="2026-06-02T11:12:00Z">
         <w:r>
           <w:t xml:space="preserve">pairwise </w:t>
         </w:r>
@@ -14043,7 +13768,7 @@
       <w:r>
         <w:t xml:space="preserve">agreement </w:t>
       </w:r>
-      <w:ins w:id="934" w:author="Millicent  Mufambi" w:date="2026-06-02T12:54:00Z" w16du:dateUtc="2026-06-02T10:54:00Z">
+      <w:ins w:id="899" w:author="Millicent  Mufambi" w:date="2026-06-02T13:12:00Z" w16du:dateUtc="2026-06-02T11:12:00Z">
         <w:r>
           <w:t xml:space="preserve">close to 1.0), which </w:t>
         </w:r>
@@ -14051,12 +13776,12 @@
       <w:r>
         <w:t xml:space="preserve">leaves </w:t>
       </w:r>
-      <w:del w:id="935" w:author="Millicent  Mufambi" w:date="2026-06-02T12:54:00Z" w16du:dateUtc="2026-06-02T10:54:00Z">
+      <w:del w:id="900" w:author="Millicent  Mufambi" w:date="2026-06-02T13:12:00Z" w16du:dateUtc="2026-06-02T11:12:00Z">
         <w:r>
           <w:delText>only a 5%</w:delText>
         </w:r>
       </w:del>
-      <w:ins w:id="936" w:author="Millicent  Mufambi" w:date="2026-06-02T12:54:00Z" w16du:dateUtc="2026-06-02T10:54:00Z">
+      <w:ins w:id="901" w:author="Millicent  Mufambi" w:date="2026-06-02T13:12:00Z" w16du:dateUtc="2026-06-02T11:12:00Z">
         <w:r>
           <w:t>little</w:t>
         </w:r>
@@ -14064,12 +13789,12 @@
       <w:r>
         <w:t xml:space="preserve"> diversity signal</w:t>
       </w:r>
-      <w:del w:id="937" w:author="Millicent  Mufambi" w:date="2026-06-02T12:54:00Z" w16du:dateUtc="2026-06-02T10:54:00Z">
+      <w:del w:id="902" w:author="Millicent  Mufambi" w:date="2026-06-02T13:12:00Z" w16du:dateUtc="2026-06-02T11:12:00Z">
         <w:r>
           <w:delText>, so this work cannot test whether true</w:delText>
         </w:r>
       </w:del>
-      <w:ins w:id="938" w:author="Millicent  Mufambi" w:date="2026-06-02T12:54:00Z" w16du:dateUtc="2026-06-02T10:54:00Z">
+      <w:ins w:id="903" w:author="Millicent  Mufambi" w:date="2026-06-02T13:12:00Z" w16du:dateUtc="2026-06-02T11:12:00Z">
         <w:r>
           <w:t xml:space="preserve"> there. The heterogeneous</w:t>
         </w:r>
@@ -14077,12 +13802,12 @@
       <w:r>
         <w:t xml:space="preserve"> cross-</w:t>
       </w:r>
-      <w:del w:id="939" w:author="Millicent  Mufambi" w:date="2026-06-02T12:54:00Z" w16du:dateUtc="2026-06-02T10:54:00Z">
+      <w:del w:id="904" w:author="Millicent  Mufambi" w:date="2026-06-02T13:12:00Z" w16du:dateUtc="2026-06-02T11:12:00Z">
         <w:r>
           <w:delText>family decorrelation would give cleaner guarantees.</w:delText>
         </w:r>
       </w:del>
-      <w:ins w:id="940" w:author="Millicent  Mufambi" w:date="2026-06-02T12:54:00Z" w16du:dateUtc="2026-06-02T10:54:00Z">
+      <w:ins w:id="905" w:author="Millicent  Mufambi" w:date="2026-06-02T13:12:00Z" w16du:dateUtc="2026-06-02T11:12:00Z">
         <w:r>
           <w:t>provider panel does decorrelate on harder inputs, however: mean pairwise agreement falls to 0.925 on the real BugsInPy bugs, with three genuine split votes in which Claude-Haiku dissented while the other three validators approved.</w:t>
         </w:r>
@@ -14093,7 +13818,7 @@
         <w:spacing w:after="120"/>
         <w:jc w:val="both"/>
       </w:pPr>
-      <w:ins w:id="941" w:author="Millicent  Mufambi" w:date="2026-06-02T12:54:00Z" w16du:dateUtc="2026-06-02T10:54:00Z">
+      <w:ins w:id="906" w:author="Millicent  Mufambi" w:date="2026-06-02T13:12:00Z" w16du:dateUtc="2026-06-02T11:12:00Z">
         <w:r>
           <w:t>Three readings of that high agreement are worth separating.</w:t>
         </w:r>
@@ -14101,12 +13826,12 @@
       <w:r>
         <w:t xml:space="preserve"> The </w:t>
       </w:r>
-      <w:del w:id="942" w:author="Millicent  Mufambi" w:date="2026-06-02T12:54:00Z" w16du:dateUtc="2026-06-02T10:54:00Z">
+      <w:del w:id="907" w:author="Millicent  Mufambi" w:date="2026-06-02T13:12:00Z" w16du:dateUtc="2026-06-02T11:12:00Z">
         <w:r>
           <w:delText>four-</w:delText>
         </w:r>
       </w:del>
-      <w:ins w:id="943" w:author="Millicent  Mufambi" w:date="2026-06-02T12:54:00Z" w16du:dateUtc="2026-06-02T10:54:00Z">
+      <w:ins w:id="908" w:author="Millicent  Mufambi" w:date="2026-06-02T13:12:00Z" w16du:dateUtc="2026-06-02T11:12:00Z">
         <w:r>
           <w:t xml:space="preserve">bugs may sit below a difficulty ceiling: when a fix is obvious, any code-aware </w:t>
         </w:r>
@@ -14114,12 +13839,12 @@
       <w:r>
         <w:t xml:space="preserve">model </w:t>
       </w:r>
-      <w:del w:id="944" w:author="Millicent  Mufambi" w:date="2026-06-02T12:54:00Z" w16du:dateUtc="2026-06-02T10:54:00Z">
+      <w:del w:id="909" w:author="Millicent  Mufambi" w:date="2026-06-02T13:12:00Z" w16du:dateUtc="2026-06-02T11:12:00Z">
         <w:r>
           <w:delText>Consensus Lab is wired</w:delText>
         </w:r>
       </w:del>
-      <w:ins w:id="945" w:author="Millicent  Mufambi" w:date="2026-06-02T12:54:00Z" w16du:dateUtc="2026-06-02T10:54:00Z">
+      <w:ins w:id="910" w:author="Millicent  Mufambi" w:date="2026-06-02T13:12:00Z" w16du:dateUtc="2026-06-02T11:12:00Z">
         <w:r>
           <w:t>finds it and disagreement cannot arise, so diversity would matter more on harder, ambiguous cases. Modern code LLMs may also have converged on similar training data</w:t>
         </w:r>
@@ -14127,12 +13852,12 @@
       <w:r>
         <w:t xml:space="preserve"> for </w:t>
       </w:r>
-      <w:del w:id="946" w:author="Millicent  Mufambi" w:date="2026-06-02T12:54:00Z" w16du:dateUtc="2026-06-02T10:54:00Z">
+      <w:del w:id="911" w:author="Millicent  Mufambi" w:date="2026-06-02T13:12:00Z" w16du:dateUtc="2026-06-02T11:12:00Z">
         <w:r>
           <w:delText>that, but these runs used two same-family validators at the budget limit</w:delText>
         </w:r>
       </w:del>
-      <w:ins w:id="947" w:author="Millicent  Mufambi" w:date="2026-06-02T12:54:00Z" w16du:dateUtc="2026-06-02T10:54:00Z">
+      <w:ins w:id="912" w:author="Millicent  Mufambi" w:date="2026-06-02T13:12:00Z" w16du:dateUtc="2026-06-02T11:12:00Z">
         <w:r>
           <w:t>common Python patterns, leaving little independent signal. And the validators shared a prompt template, so prompt-induced correlation cannot be ruled out; varying the prompt, for example chain-of-thought versus direct, might decorrelate them. The quorum study in Section 6.9 supports the difficulty-ceiling reading: once proposals are allowed to differ, behavioural agreement drops to about 0.54, far from lockstep</w:t>
         </w:r>
@@ -14160,7 +13885,7 @@
       </w:pPr>
       <w:r>
         <w:rPr>
-          <w:rPrChange w:id="948" w:author="Millicent  Mufambi" w:date="2026-06-02T12:54:00Z" w16du:dateUtc="2026-06-02T10:54:00Z">
+          <w:rPrChange w:id="913" w:author="Millicent  Mufambi" w:date="2026-06-02T13:12:00Z" w16du:dateUtc="2026-06-02T11:12:00Z">
             <w:rPr>
               <w:b/>
             </w:rPr>
@@ -14171,12 +13896,12 @@
       <w:r>
         <w:t xml:space="preserve"> The synthetic bugs are small and self-contained, so their success rates understate real-world difficulty</w:t>
       </w:r>
-      <w:del w:id="949" w:author="Millicent  Mufambi" w:date="2026-06-02T12:54:00Z" w16du:dateUtc="2026-06-02T10:54:00Z">
+      <w:del w:id="914" w:author="Millicent  Mufambi" w:date="2026-06-02T13:12:00Z" w16du:dateUtc="2026-06-02T11:12:00Z">
         <w:r>
           <w:delText>; the BugsInPy subset helps, but diff extraction compares fix similarity to a canonical patch rather than running full test suites</w:delText>
         </w:r>
       </w:del>
-      <w:ins w:id="950" w:author="Millicent  Mufambi" w:date="2026-06-02T12:54:00Z" w16du:dateUtc="2026-06-02T10:54:00Z">
+      <w:ins w:id="915" w:author="Millicent  Mufambi" w:date="2026-06-02T13:12:00Z" w16du:dateUtc="2026-06-02T11:12:00Z">
         <w:r>
           <w:t>, and they show no difference between modes. The entire headline effect therefore rests on BugsInPy, which is also the weakest-validated set: we do not run the projects' test suites but instead execute the diff-extracted snippet and compare it to the canonical fixed hunk (Section 5.2). A BugsInPy safety violation thus means a consensus-approved fix failed to execute cleanly, not that it failed the project's real tests, so the strength of the safety claim is bounded by the strength of that snippet-level orac</w:t>
         </w:r>
@@ -14194,7 +13919,7 @@
       </w:pPr>
       <w:r>
         <w:rPr>
-          <w:rPrChange w:id="951" w:author="Millicent  Mufambi" w:date="2026-06-02T12:54:00Z" w16du:dateUtc="2026-06-02T10:54:00Z">
+          <w:rPrChange w:id="916" w:author="Millicent  Mufambi" w:date="2026-06-02T13:12:00Z" w16du:dateUtc="2026-06-02T11:12:00Z">
             <w:rPr>
               <w:b/>
             </w:rPr>
@@ -14205,12 +13930,12 @@
       <w:r>
         <w:t xml:space="preserve"> Both pipelines share the analyzer and healer, isolating the consensus stage, but the LLM providers are non-deterministic</w:t>
       </w:r>
-      <w:del w:id="952" w:author="Millicent  Mufambi" w:date="2026-06-02T12:54:00Z" w16du:dateUtc="2026-06-02T10:54:00Z">
+      <w:del w:id="917" w:author="Millicent  Mufambi" w:date="2026-06-02T13:12:00Z" w16du:dateUtc="2026-06-02T11:12:00Z">
         <w:r>
           <w:delText xml:space="preserve"> and we did not repeat runs to estimate variance.</w:delText>
         </w:r>
       </w:del>
-      <w:ins w:id="953" w:author="Millicent  Mufambi" w:date="2026-06-02T12:54:00Z" w16du:dateUtc="2026-06-02T10:54:00Z">
+      <w:ins w:id="918" w:author="Millicent  Mufambi" w:date="2026-06-02T13:12:00Z" w16du:dateUtc="2026-06-02T11:12:00Z">
         <w:r>
           <w:t>. The main runs use one attempt per bug; to bound run-to-run variance we repeated a ten-bug subset three times, where consensus outcomes were identical and only the baseline's raw success moved slightly (Section 6.11).</w:t>
         </w:r>
@@ -14220,10 +13945,10 @@
       <w:pPr>
         <w:pStyle w:val="ListBullet"/>
         <w:rPr>
-          <w:del w:id="954" w:author="Millicent  Mufambi" w:date="2026-06-02T12:54:00Z" w16du:dateUtc="2026-06-02T10:54:00Z"/>
+          <w:del w:id="919" w:author="Millicent  Mufambi" w:date="2026-06-02T13:12:00Z" w16du:dateUtc="2026-06-02T11:12:00Z"/>
         </w:rPr>
       </w:pPr>
-      <w:del w:id="955" w:author="Millicent  Mufambi" w:date="2026-06-02T12:54:00Z" w16du:dateUtc="2026-06-02T10:54:00Z">
+      <w:del w:id="920" w:author="Millicent  Mufambi" w:date="2026-06-02T13:12:00Z" w16du:dateUtc="2026-06-02T11:12:00Z">
         <w:r>
           <w:rPr>
             <w:b/>
@@ -14239,10 +13964,10 @@
       <w:pPr>
         <w:pStyle w:val="ListBullet"/>
         <w:rPr>
-          <w:ins w:id="956" w:author="Millicent  Mufambi" w:date="2026-06-02T12:54:00Z" w16du:dateUtc="2026-06-02T10:54:00Z"/>
+          <w:ins w:id="921" w:author="Millicent  Mufambi" w:date="2026-06-02T13:12:00Z" w16du:dateUtc="2026-06-02T11:12:00Z"/>
         </w:rPr>
       </w:pPr>
-      <w:ins w:id="957" w:author="Millicent  Mufambi" w:date="2026-06-02T12:54:00Z" w16du:dateUtc="2026-06-02T10:54:00Z">
+      <w:ins w:id="922" w:author="Millicent  Mufambi" w:date="2026-06-02T13:12:00Z" w16du:dateUtc="2026-06-02T11:12:00Z">
         <w:r>
           <w:t>External validity. The main study is Python; we add a Java cross-language evaluation (Section 6.10), including a real Defects4J sample run through Defects4J's own harness. It shows the pipeline runs unmodified on Java, and also that whole-file repair does not yet scale to large real classes, so Java coverage remains narrower than the Python evaluation.</w:t>
         </w:r>
@@ -14252,10 +13977,10 @@
       <w:pPr>
         <w:pStyle w:val="ListBullet"/>
         <w:rPr>
-          <w:ins w:id="958" w:author="Millicent  Mufambi" w:date="2026-06-02T12:54:00Z" w16du:dateUtc="2026-06-02T10:54:00Z"/>
+          <w:ins w:id="923" w:author="Millicent  Mufambi" w:date="2026-06-02T13:12:00Z" w16du:dateUtc="2026-06-02T11:12:00Z"/>
         </w:rPr>
       </w:pPr>
-      <w:ins w:id="959" w:author="Millicent  Mufambi" w:date="2026-06-02T12:54:00Z" w16du:dateUtc="2026-06-02T10:54:00Z">
+      <w:ins w:id="924" w:author="Millicent  Mufambi" w:date="2026-06-02T13:12:00Z" w16du:dateUtc="2026-06-02T11:12:00Z">
         <w:r>
           <w:t>Statistical independence. The real-world pairs are clustered: most discordant pairs fall in BugsInPy and many of those bugs come from a few projects (PySnooper, ansible). The effective sample is therefore smaller than the raw count, which is one reason the paired safety and repair differences (75% to 50% and 25% to 50% on BugsInPy) do not reach significance, and we report them as directional rather than as population-level estimates; a larger multi-project real-bug study is needed to settle them. This is wh</w:t>
         </w:r>
@@ -14268,10 +13993,10 @@
       <w:pPr>
         <w:pStyle w:val="ListBullet"/>
         <w:rPr>
-          <w:ins w:id="960" w:author="Millicent  Mufambi" w:date="2026-06-02T12:54:00Z" w16du:dateUtc="2026-06-02T10:54:00Z"/>
+          <w:ins w:id="925" w:author="Millicent  Mufambi" w:date="2026-06-02T13:12:00Z" w16du:dateUtc="2026-06-02T11:12:00Z"/>
         </w:rPr>
       </w:pPr>
-      <w:ins w:id="961" w:author="Millicent  Mufambi" w:date="2026-06-02T12:54:00Z" w16du:dateUtc="2026-06-02T10:54:00Z">
+      <w:ins w:id="926" w:author="Millicent  Mufambi" w:date="2026-06-02T13:12:00Z" w16du:dateUtc="2026-06-02T11:12:00Z">
         <w:r>
           <w:t>Simulated, not distributed, BFT. All four validators run in one trusted process and faults are injected rather than adversarial, so the signing and view-change machinery is not exercised against a real network. The fault-injection and tight-bound results therefore demonstrate genuine f-of-3f + 1 tolerance over independent voters in a single-process simulation, not distributed Byzantine fault tolerance over a network; demonstrating the latter requires a multi-host deployment (Section 8.2).</w:t>
         </w:r>
@@ -14320,7 +14045,7 @@
       </w:pPr>
       <w:r>
         <w:rPr>
-          <w:rPrChange w:id="962" w:author="Millicent  Mufambi" w:date="2026-06-02T12:54:00Z" w16du:dateUtc="2026-06-02T10:54:00Z">
+          <w:rPrChange w:id="927" w:author="Millicent  Mufambi" w:date="2026-06-02T13:12:00Z" w16du:dateUtc="2026-06-02T11:12:00Z">
             <w:rPr>
               <w:b/>
             </w:rPr>
@@ -14331,7 +14056,7 @@
       <w:r>
         <w:t xml:space="preserve"> The PBFT bound n ≥ 3f + 1 fixes the </w:t>
       </w:r>
-      <w:ins w:id="963" w:author="Millicent  Mufambi" w:date="2026-06-02T12:54:00Z" w16du:dateUtc="2026-06-02T10:54:00Z">
+      <w:ins w:id="928" w:author="Millicent  Mufambi" w:date="2026-06-02T13:12:00Z" w16du:dateUtc="2026-06-02T11:12:00Z">
         <w:r>
           <w:t xml:space="preserve">design </w:t>
         </w:r>
@@ -14339,12 +14064,12 @@
       <w:r>
         <w:t>floor at n = 4 for f = 1</w:t>
       </w:r>
-      <w:del w:id="964" w:author="Millicent  Mufambi" w:date="2026-06-02T12:54:00Z" w16du:dateUtc="2026-06-02T10:54:00Z">
+      <w:del w:id="929" w:author="Millicent  Mufambi" w:date="2026-06-02T13:12:00Z" w16du:dateUtc="2026-06-02T11:12:00Z">
         <w:r>
           <w:delText>. Consensus success held at 100%</w:delText>
         </w:r>
       </w:del>
-      <w:ins w:id="965" w:author="Millicent  Mufambi" w:date="2026-06-02T12:54:00Z" w16du:dateUtc="2026-06-02T10:54:00Z">
+      <w:ins w:id="930" w:author="Millicent  Mufambi" w:date="2026-06-02T13:12:00Z" w16du:dateUtc="2026-06-02T11:12:00Z">
         <w:r>
           <w:t>, and the fault-injection study shows the quorum masks a faulty validator's vote</w:t>
         </w:r>
@@ -14352,7 +14077,7 @@
       <w:r>
         <w:t xml:space="preserve"> across </w:t>
       </w:r>
-      <w:ins w:id="966" w:author="Millicent  Mufambi" w:date="2026-06-02T12:54:00Z" w16du:dateUtc="2026-06-02T10:54:00Z">
+      <w:ins w:id="931" w:author="Millicent  Mufambi" w:date="2026-06-02T13:12:00Z" w16du:dateUtc="2026-06-02T11:12:00Z">
         <w:r>
           <w:t xml:space="preserve">all </w:t>
         </w:r>
@@ -14360,12 +14085,12 @@
       <w:r>
         <w:t xml:space="preserve">five </w:t>
       </w:r>
-      <w:del w:id="967" w:author="Millicent  Mufambi" w:date="2026-06-02T12:54:00Z" w16du:dateUtc="2026-06-02T10:54:00Z">
+      <w:del w:id="932" w:author="Millicent  Mufambi" w:date="2026-06-02T13:12:00Z" w16du:dateUtc="2026-06-02T11:12:00Z">
         <w:r>
           <w:delText>fault scenarios with one corrupted validator</w:delText>
         </w:r>
       </w:del>
-      <w:ins w:id="968" w:author="Millicent  Mufambi" w:date="2026-06-02T12:54:00Z" w16du:dateUtc="2026-06-02T10:54:00Z">
+      <w:ins w:id="933" w:author="Millicent  Mufambi" w:date="2026-06-02T13:12:00Z" w16du:dateUtc="2026-06-02T11:12:00Z">
         <w:r>
           <w:t>behaviours</w:t>
         </w:r>
@@ -14373,12 +14098,12 @@
       <w:r>
         <w:t xml:space="preserve"> (Section 6.6), </w:t>
       </w:r>
-      <w:del w:id="969" w:author="Millicent  Mufambi" w:date="2026-06-02T12:54:00Z" w16du:dateUtc="2026-06-02T10:54:00Z">
+      <w:del w:id="934" w:author="Millicent  Mufambi" w:date="2026-06-02T13:12:00Z" w16du:dateUtc="2026-06-02T11:12:00Z">
         <w:r>
           <w:delText>while n = 7,</w:delText>
         </w:r>
       </w:del>
-      <w:ins w:id="970" w:author="Millicent  Mufambi" w:date="2026-06-02T12:54:00Z" w16du:dateUtc="2026-06-02T10:54:00Z">
+      <w:ins w:id="935" w:author="Millicent  Mufambi" w:date="2026-06-02T13:12:00Z" w16du:dateUtc="2026-06-02T11:12:00Z">
         <w:r>
           <w:t>with the</w:t>
         </w:r>
@@ -14386,7 +14111,7 @@
       <w:r>
         <w:t xml:space="preserve"> f = 2 </w:t>
       </w:r>
-      <w:ins w:id="971" w:author="Millicent  Mufambi" w:date="2026-06-02T12:54:00Z" w16du:dateUtc="2026-06-02T10:54:00Z">
+      <w:ins w:id="936" w:author="Millicent  Mufambi" w:date="2026-06-02T13:12:00Z" w16du:dateUtc="2026-06-02T11:12:00Z">
         <w:r>
           <w:t xml:space="preserve">study showing that masking is tight at the 3f + 1 bound (Section 6.13) and the defining Byzantine property — agreement under an equivocating primary — demonstrated separately (Section 6.14). On the cost-benefit axis, n = 7 (f = 2) </w:t>
         </w:r>
@@ -14394,7 +14119,7 @@
       <w:r>
         <w:t xml:space="preserve">only lowered </w:t>
       </w:r>
-      <w:ins w:id="972" w:author="Millicent  Mufambi" w:date="2026-06-02T12:54:00Z" w16du:dateUtc="2026-06-02T10:54:00Z">
+      <w:ins w:id="937" w:author="Millicent  Mufambi" w:date="2026-06-02T13:12:00Z" w16du:dateUtc="2026-06-02T11:12:00Z">
         <w:r>
           <w:t xml:space="preserve">raw </w:t>
         </w:r>
@@ -14402,7 +14127,7 @@
       <w:r>
         <w:t xml:space="preserve">success </w:t>
       </w:r>
-      <w:ins w:id="973" w:author="Millicent  Mufambi" w:date="2026-06-02T12:54:00Z" w16du:dateUtc="2026-06-02T10:54:00Z">
+      <w:ins w:id="938" w:author="Millicent  Mufambi" w:date="2026-06-02T13:12:00Z" w16du:dateUtc="2026-06-02T11:12:00Z">
         <w:r>
           <w:t xml:space="preserve">(Section 6.8) </w:t>
         </w:r>
@@ -14410,7 +14135,7 @@
       <w:r>
         <w:t xml:space="preserve">and raised latency </w:t>
       </w:r>
-      <w:ins w:id="974" w:author="Millicent  Mufambi" w:date="2026-06-02T12:54:00Z" w16du:dateUtc="2026-06-02T10:54:00Z">
+      <w:ins w:id="939" w:author="Millicent  Mufambi" w:date="2026-06-02T13:12:00Z" w16du:dateUtc="2026-06-02T11:12:00Z">
         <w:r>
           <w:t xml:space="preserve">(Section 6.12) </w:t>
         </w:r>
@@ -14418,12 +14143,12 @@
       <w:r>
         <w:t xml:space="preserve">with no </w:t>
       </w:r>
-      <w:del w:id="975" w:author="Millicent  Mufambi" w:date="2026-06-02T12:54:00Z" w16du:dateUtc="2026-06-02T10:54:00Z">
+      <w:del w:id="940" w:author="Millicent  Mufambi" w:date="2026-06-02T13:12:00Z" w16du:dateUtc="2026-06-02T11:12:00Z">
         <w:r>
           <w:delText>safety</w:delText>
         </w:r>
       </w:del>
-      <w:ins w:id="976" w:author="Millicent  Mufambi" w:date="2026-06-02T12:54:00Z" w16du:dateUtc="2026-06-02T10:54:00Z">
+      <w:ins w:id="941" w:author="Millicent  Mufambi" w:date="2026-06-02T13:12:00Z" w16du:dateUtc="2026-06-02T11:12:00Z">
         <w:r>
           <w:t>repair</w:t>
         </w:r>
@@ -14431,12 +14156,12 @@
       <w:r>
         <w:t xml:space="preserve"> gain</w:t>
       </w:r>
-      <w:del w:id="977" w:author="Millicent  Mufambi" w:date="2026-06-02T12:54:00Z" w16du:dateUtc="2026-06-02T10:54:00Z">
+      <w:del w:id="942" w:author="Millicent  Mufambi" w:date="2026-06-02T13:12:00Z" w16du:dateUtc="2026-06-02T11:12:00Z">
         <w:r>
           <w:delText xml:space="preserve"> (Section 6.8).</w:delText>
         </w:r>
       </w:del>
-      <w:ins w:id="978" w:author="Millicent  Mufambi" w:date="2026-06-02T12:54:00Z" w16du:dateUtc="2026-06-02T10:54:00Z">
+      <w:ins w:id="943" w:author="Millicent  Mufambi" w:date="2026-06-02T13:12:00Z" w16du:dateUtc="2026-06-02T11:12:00Z">
         <w:r>
           <w:t>, while n = 4 gave the best success and lowest latency.</w:t>
         </w:r>
@@ -14444,7 +14169,7 @@
       <w:r>
         <w:t xml:space="preserve"> The </w:t>
       </w:r>
-      <w:ins w:id="979" w:author="Millicent  Mufambi" w:date="2026-06-02T12:54:00Z" w16du:dateUtc="2026-06-02T10:54:00Z">
+      <w:ins w:id="944" w:author="Millicent  Mufambi" w:date="2026-06-02T13:12:00Z" w16du:dateUtc="2026-06-02T11:12:00Z">
         <w:r>
           <w:t xml:space="preserve">practical </w:t>
         </w:r>
@@ -14452,7 +14177,7 @@
       <w:r>
         <w:t>optimum is therefore n = 4, f = 1</w:t>
       </w:r>
-      <w:ins w:id="980" w:author="Millicent  Mufambi" w:date="2026-06-02T12:54:00Z" w16du:dateUtc="2026-06-02T10:54:00Z">
+      <w:ins w:id="945" w:author="Millicent  Mufambi" w:date="2026-06-02T13:12:00Z" w16du:dateUtc="2026-06-02T11:12:00Z">
         <w:r>
           <w:t>: genuine single-fault tolerance at the lowest cost, with larger populations reserved for threat models that require tolerating more faults</w:t>
         </w:r>
@@ -14468,7 +14193,7 @@
       </w:pPr>
       <w:r>
         <w:rPr>
-          <w:rPrChange w:id="981" w:author="Millicent  Mufambi" w:date="2026-06-02T12:54:00Z" w16du:dateUtc="2026-06-02T10:54:00Z">
+          <w:rPrChange w:id="946" w:author="Millicent  Mufambi" w:date="2026-06-02T13:12:00Z" w16du:dateUtc="2026-06-02T11:12:00Z">
             <w:rPr>
               <w:b/>
             </w:rPr>
@@ -14479,93 +14204,72 @@
       <w:r>
         <w:t xml:space="preserve"> The protocol adds under 2 ms per round; the </w:t>
       </w:r>
-      <w:del w:id="982" w:author="Millicent  Mufambi" w:date="2026-06-02T12:54:00Z" w16du:dateUtc="2026-06-02T10:54:00Z">
-        <w:r>
-          <w:delText>roughly 50</w:delText>
+      <w:del w:id="947" w:author="Millicent  Mufambi" w:date="2026-06-02T13:12:00Z" w16du:dateUtc="2026-06-02T11:12:00Z">
+        <w:r>
+          <w:delText>roughly 50 s mean</w:delText>
         </w:r>
       </w:del>
-      <w:ins w:id="983" w:author="Millicent  Mufambi" w:date="2026-06-02T12:54:00Z" w16du:dateUtc="2026-06-02T10:54:00Z">
-        <w:r>
-          <w:t>added latency — on e-commerce, about 53</w:t>
-        </w:r>
-      </w:ins>
-      <w:r>
-        <w:t xml:space="preserve"> s mean </w:t>
-      </w:r>
-      <w:del w:id="984" w:author="Millicent  Mufambi" w:date="2026-06-02T12:54:00Z" w16du:dateUtc="2026-06-02T10:54:00Z">
-        <w:r>
-          <w:delText xml:space="preserve">latency, </w:delText>
+      <w:ins w:id="948" w:author="Millicent  Mufambi" w:date="2026-06-02T13:12:00Z" w16du:dateUtc="2026-06-02T11:12:00Z">
+        <w:r>
+          <w:t>added</w:t>
+        </w:r>
+      </w:ins>
+      <w:r>
+        <w:t xml:space="preserve"> latency</w:t>
+      </w:r>
+      <w:del w:id="949" w:author="Millicent  Mufambi" w:date="2026-06-02T13:12:00Z" w16du:dateUtc="2026-06-02T11:12:00Z">
+        <w:r>
+          <w:delText>, against 25 s for the baseline, comes from</w:delText>
         </w:r>
       </w:del>
-      <w:r>
-        <w:t xml:space="preserve">against </w:t>
-      </w:r>
-      <w:del w:id="985" w:author="Millicent  Mufambi" w:date="2026-06-02T12:54:00Z" w16du:dateUtc="2026-06-02T10:54:00Z">
-        <w:r>
-          <w:delText>25</w:delText>
+      <w:ins w:id="950" w:author="Millicent  Mufambi" w:date="2026-06-02T13:12:00Z" w16du:dateUtc="2026-06-02T11:12:00Z">
+        <w:r>
+          <w:t xml:space="preserve"> is</w:t>
+        </w:r>
+      </w:ins>
+      <w:r>
+        <w:t xml:space="preserve"> LLM I/O and Ollama inference, not consensus</w:t>
+      </w:r>
+      <w:del w:id="951" w:author="Millicent  Mufambi" w:date="2026-06-02T13:12:00Z" w16du:dateUtc="2026-06-02T11:12:00Z">
+        <w:r>
+          <w:delText>. The 2.0× increase is the cost of extra validators</w:delText>
         </w:r>
       </w:del>
-      <w:ins w:id="986" w:author="Millicent  Mufambi" w:date="2026-06-02T12:54:00Z" w16du:dateUtc="2026-06-02T10:54:00Z">
-        <w:r>
-          <w:t>18</w:t>
-        </w:r>
-      </w:ins>
-      <w:r>
-        <w:t xml:space="preserve"> s for the baseline</w:t>
-      </w:r>
-      <w:del w:id="987" w:author="Millicent  Mufambi" w:date="2026-06-02T12:54:00Z" w16du:dateUtc="2026-06-02T10:54:00Z">
-        <w:r>
-          <w:delText>,</w:delText>
+      <w:r>
+        <w:t xml:space="preserve">, and </w:t>
+      </w:r>
+      <w:del w:id="952" w:author="Millicent  Mufambi" w:date="2026-06-02T13:12:00Z" w16du:dateUtc="2026-06-02T11:12:00Z">
+        <w:r>
+          <w:delText>trading</w:delText>
         </w:r>
       </w:del>
-      <w:ins w:id="988" w:author="Millicent  Mufambi" w:date="2026-06-02T12:54:00Z" w16du:dateUtc="2026-06-02T10:54:00Z">
-        <w:r>
-          <w:t xml:space="preserve"> —</w:t>
-        </w:r>
-      </w:ins>
-      <w:r>
-        <w:t xml:space="preserve"> comes from LLM I/O and Ollama inference, not consensus. </w:t>
-      </w:r>
-      <w:del w:id="989" w:author="Millicent  Mufambi" w:date="2026-06-02T12:54:00Z" w16du:dateUtc="2026-06-02T10:54:00Z">
-        <w:r>
-          <w:delText>The 2.0×</w:delText>
+      <w:ins w:id="953" w:author="Millicent  Mufambi" w:date="2026-06-02T13:12:00Z" w16du:dateUtc="2026-06-02T11:12:00Z">
+        <w:r>
+          <w:t>averages</w:t>
+        </w:r>
+      </w:ins>
+      <w:r>
+        <w:t xml:space="preserve"> about </w:t>
+      </w:r>
+      <w:del w:id="954" w:author="Millicent  Mufambi" w:date="2026-06-02T13:12:00Z" w16du:dateUtc="2026-06-02T11:12:00Z">
+        <w:r>
+          <w:delText xml:space="preserve">25 </w:delText>
         </w:r>
       </w:del>
-      <w:ins w:id="990" w:author="Millicent  Mufambi" w:date="2026-06-02T12:54:00Z" w16du:dateUtc="2026-06-02T10:54:00Z">
-        <w:r>
-          <w:t>This roughly threefold</w:t>
-        </w:r>
-      </w:ins>
-      <w:r>
-        <w:t xml:space="preserve"> increase is the cost of </w:t>
-      </w:r>
-      <w:ins w:id="991" w:author="Millicent  Mufambi" w:date="2026-06-02T12:54:00Z" w16du:dateUtc="2026-06-02T10:54:00Z">
-        <w:r>
-          <w:t xml:space="preserve">the </w:t>
-        </w:r>
-      </w:ins>
-      <w:r>
-        <w:t xml:space="preserve">extra validators, and trading </w:t>
-      </w:r>
-      <w:del w:id="992" w:author="Millicent  Mufambi" w:date="2026-06-02T12:54:00Z" w16du:dateUtc="2026-06-02T10:54:00Z">
-        <w:r>
-          <w:delText>about 25</w:delText>
+      <w:ins w:id="955" w:author="Millicent  Mufambi" w:date="2026-06-02T13:12:00Z" w16du:dateUtc="2026-06-02T11:12:00Z">
+        <w:r>
+          <w:t xml:space="preserve">three times the baseline, largest on BugsInPy (Section 6.5 and Table 4; how latency scales with the validator count is in Section 6.12 and Table 11). Trading tens of </w:t>
+        </w:r>
+      </w:ins>
+      <w:r>
+        <w:t xml:space="preserve">seconds for </w:t>
+      </w:r>
+      <w:del w:id="956" w:author="Millicent  Mufambi" w:date="2026-06-02T13:12:00Z" w16du:dateUtc="2026-06-02T11:12:00Z">
+        <w:r>
+          <w:delText>zero safety violations</w:delText>
         </w:r>
       </w:del>
-      <w:ins w:id="993" w:author="Millicent  Mufambi" w:date="2026-06-02T12:54:00Z" w16du:dateUtc="2026-06-02T10:54:00Z">
-        <w:r>
-          <w:t>tens of</w:t>
-        </w:r>
-      </w:ins>
-      <w:r>
-        <w:t xml:space="preserve"> seconds for </w:t>
-      </w:r>
-      <w:del w:id="994" w:author="Millicent  Mufambi" w:date="2026-06-02T12:54:00Z" w16du:dateUtc="2026-06-02T10:54:00Z">
-        <w:r>
-          <w:delText>zero safety violations</w:delText>
-        </w:r>
-      </w:del>
-      <w:ins w:id="995" w:author="Millicent  Mufambi" w:date="2026-06-02T12:54:00Z" w16du:dateUtc="2026-06-02T10:54:00Z">
+      <w:ins w:id="957" w:author="Millicent  Mufambi" w:date="2026-06-02T13:12:00Z" w16du:dateUtc="2026-06-02T11:12:00Z">
         <w:r>
           <w:t>fewer unsafe fixes</w:t>
         </w:r>
@@ -14581,7 +14285,7 @@
       </w:pPr>
       <w:r>
         <w:rPr>
-          <w:rPrChange w:id="996" w:author="Millicent  Mufambi" w:date="2026-06-02T12:54:00Z" w16du:dateUtc="2026-06-02T10:54:00Z">
+          <w:rPrChange w:id="958" w:author="Millicent  Mufambi" w:date="2026-06-02T13:12:00Z" w16du:dateUtc="2026-06-02T11:12:00Z">
             <w:rPr>
               <w:b/>
             </w:rPr>
@@ -14592,12 +14296,12 @@
       <w:r>
         <w:t xml:space="preserve"> </w:t>
       </w:r>
-      <w:del w:id="997" w:author="Millicent  Mufambi" w:date="2026-06-02T12:54:00Z" w16du:dateUtc="2026-06-02T10:54:00Z">
+      <w:del w:id="959" w:author="Millicent  Mufambi" w:date="2026-06-02T13:12:00Z" w16du:dateUtc="2026-06-02T11:12:00Z">
         <w:r>
           <w:delText>Yes, decisively. Across 90 paired bugs consensus eliminated safety violations (0.0% against 11.1%; W = 0, z = -2.80, p = 0.0016) and cut</w:delText>
         </w:r>
       </w:del>
-      <w:ins w:id="998" w:author="Millicent  Mufambi" w:date="2026-06-02T12:54:00Z" w16du:dateUtc="2026-06-02T10:54:00Z">
+      <w:ins w:id="960" w:author="Millicent  Mufambi" w:date="2026-06-02T13:12:00Z" w16du:dateUtc="2026-06-02T11:12:00Z">
         <w:r>
           <w:t>Yes. On</w:t>
         </w:r>
@@ -14605,7 +14309,7 @@
       <w:r>
         <w:t xml:space="preserve"> the BugsInPy </w:t>
       </w:r>
-      <w:ins w:id="999" w:author="Millicent  Mufambi" w:date="2026-06-02T12:54:00Z" w16du:dateUtc="2026-06-02T10:54:00Z">
+      <w:ins w:id="961" w:author="Millicent  Mufambi" w:date="2026-06-02T13:12:00Z" w16du:dateUtc="2026-06-02T11:12:00Z">
         <w:r>
           <w:t xml:space="preserve">subset consensus directionally reduced the safety-violation </w:t>
         </w:r>
@@ -14613,12 +14317,12 @@
       <w:r>
         <w:t xml:space="preserve">rate </w:t>
       </w:r>
-      <w:del w:id="1000" w:author="Millicent  Mufambi" w:date="2026-06-02T12:54:00Z" w16du:dateUtc="2026-06-02T10:54:00Z">
+      <w:del w:id="962" w:author="Millicent  Mufambi" w:date="2026-06-02T13:12:00Z" w16du:dateUtc="2026-06-02T11:12:00Z">
         <w:r>
           <w:delText>from 50.0</w:delText>
         </w:r>
       </w:del>
-      <w:ins w:id="1001" w:author="Millicent  Mufambi" w:date="2026-06-02T12:54:00Z" w16du:dateUtc="2026-06-02T10:54:00Z">
+      <w:ins w:id="963" w:author="Millicent  Mufambi" w:date="2026-06-02T13:12:00Z" w16du:dateUtc="2026-06-02T11:12:00Z">
         <w:r>
           <w:t>(75</w:t>
         </w:r>
@@ -14626,12 +14330,12 @@
       <w:r>
         <w:t xml:space="preserve">% to </w:t>
       </w:r>
-      <w:del w:id="1002" w:author="Millicent  Mufambi" w:date="2026-06-02T12:54:00Z" w16du:dateUtc="2026-06-02T10:54:00Z">
+      <w:del w:id="964" w:author="Millicent  Mufambi" w:date="2026-06-02T13:12:00Z" w16du:dateUtc="2026-06-02T11:12:00Z">
         <w:r>
           <w:delText>0.0%, correctly rejecting ten</w:delText>
         </w:r>
       </w:del>
-      <w:ins w:id="1003" w:author="Millicent  Mufambi" w:date="2026-06-02T12:54:00Z" w16du:dateUtc="2026-06-02T10:54:00Z">
+      <w:ins w:id="965" w:author="Millicent  Mufambi" w:date="2026-06-02T13:12:00Z" w16du:dateUtc="2026-06-02T11:12:00Z">
         <w:r>
           <w:t>50%) and, contrary to a recall-for-precision trade-off, also raised the repair rate (25% to 50%), because the four independent validators reject overconfident</w:t>
         </w:r>
@@ -14639,12 +14343,12 @@
       <w:r>
         <w:t xml:space="preserve"> fixes the </w:t>
       </w:r>
-      <w:del w:id="1004" w:author="Millicent  Mufambi" w:date="2026-06-02T12:54:00Z" w16du:dateUtc="2026-06-02T10:54:00Z">
+      <w:del w:id="966" w:author="Millicent  Mufambi" w:date="2026-06-02T13:12:00Z" w16du:dateUtc="2026-06-02T11:12:00Z">
         <w:r>
           <w:delText xml:space="preserve">baseline accepted and never the reverse. This is the </w:delText>
         </w:r>
       </w:del>
-      <w:ins w:id="1005" w:author="Millicent  Mufambi" w:date="2026-06-02T12:54:00Z" w16du:dateUtc="2026-06-02T10:54:00Z">
+      <w:ins w:id="967" w:author="Millicent  Mufambi" w:date="2026-06-02T13:12:00Z" w16du:dateUtc="2026-06-02T11:12:00Z">
         <w:r>
           <w:t xml:space="preserve">single agent commits while the sandbox admits the genuine ones. Neither paired difference reaches significance at this sample size, so the </w:t>
         </w:r>
@@ -14652,7 +14356,7 @@
       <w:r>
         <w:t xml:space="preserve">paper's strongest </w:t>
       </w:r>
-      <w:ins w:id="1006" w:author="Millicent  Mufambi" w:date="2026-06-02T12:54:00Z" w16du:dateUtc="2026-06-02T10:54:00Z">
+      <w:ins w:id="968" w:author="Millicent  Mufambi" w:date="2026-06-02T13:12:00Z" w16du:dateUtc="2026-06-02T11:12:00Z">
         <w:r>
           <w:t xml:space="preserve">reliability </w:t>
         </w:r>
@@ -14660,7 +14364,7 @@
       <w:r>
         <w:t>result</w:t>
       </w:r>
-      <w:ins w:id="1007" w:author="Millicent  Mufambi" w:date="2026-06-02T12:54:00Z" w16du:dateUtc="2026-06-02T10:54:00Z">
+      <w:ins w:id="969" w:author="Millicent  Mufambi" w:date="2026-06-02T13:12:00Z" w16du:dateUtc="2026-06-02T11:12:00Z">
         <w:r>
           <w:t xml:space="preserve"> is the deterministic Byzantine-tolerance guarantee (Sections 6.6 and 6.13), with the paired repair and safety gains reported as directional</w:t>
         </w:r>
@@ -14676,7 +14380,7 @@
       </w:pPr>
       <w:r>
         <w:rPr>
-          <w:rPrChange w:id="1008" w:author="Millicent  Mufambi" w:date="2026-06-02T12:54:00Z" w16du:dateUtc="2026-06-02T10:54:00Z">
+          <w:rPrChange w:id="970" w:author="Millicent  Mufambi" w:date="2026-06-02T13:12:00Z" w16du:dateUtc="2026-06-02T11:12:00Z">
             <w:rPr>
               <w:b/>
             </w:rPr>
@@ -14684,7 +14388,7 @@
         </w:rPr>
         <w:t>RQ4</w:t>
       </w:r>
-      <w:del w:id="1009" w:author="Millicent  Mufambi" w:date="2026-06-02T12:54:00Z" w16du:dateUtc="2026-06-02T10:54:00Z">
+      <w:del w:id="971" w:author="Millicent  Mufambi" w:date="2026-06-02T13:12:00Z" w16du:dateUtc="2026-06-02T11:12:00Z">
         <w:r>
           <w:rPr>
             <w:b/>
@@ -14692,14 +14396,14 @@
           <w:delText>.</w:delText>
         </w:r>
       </w:del>
-      <w:ins w:id="1010" w:author="Millicent  Mufambi" w:date="2026-06-02T12:54:00Z" w16du:dateUtc="2026-06-02T10:54:00Z">
+      <w:ins w:id="972" w:author="Millicent  Mufambi" w:date="2026-06-02T13:12:00Z" w16du:dateUtc="2026-06-02T11:12:00Z">
         <w:r>
           <w:t xml:space="preserve"> (exploratory).</w:t>
         </w:r>
       </w:ins>
       <w:r>
         <w:rPr>
-          <w:rPrChange w:id="1011" w:author="Millicent  Mufambi" w:date="2026-06-02T12:54:00Z" w16du:dateUtc="2026-06-02T10:54:00Z">
+          <w:rPrChange w:id="973" w:author="Millicent  Mufambi" w:date="2026-06-02T13:12:00Z" w16du:dateUtc="2026-06-02T11:12:00Z">
             <w:rPr>
               <w:b/>
             </w:rPr>
@@ -14710,12 +14414,12 @@
       <w:r>
         <w:t xml:space="preserve"> </w:t>
       </w:r>
-      <w:del w:id="1012" w:author="Millicent  Mufambi" w:date="2026-06-02T12:54:00Z" w16du:dateUtc="2026-06-02T10:54:00Z">
+      <w:del w:id="974" w:author="Millicent  Mufambi" w:date="2026-06-02T13:12:00Z" w16du:dateUtc="2026-06-02T11:12:00Z">
         <w:r>
           <w:delText>Using the CISQ (2024) figures from the proposal,</w:delText>
         </w:r>
       </w:del>
-      <w:ins w:id="1013" w:author="Millicent  Mufambi" w:date="2026-06-02T12:54:00Z" w16du:dateUtc="2026-06-02T10:54:00Z">
+      <w:ins w:id="975" w:author="Millicent  Mufambi" w:date="2026-06-02T13:12:00Z" w16du:dateUtc="2026-06-02T11:12:00Z">
         <w:r>
           <w:t>Industry reports place the cost of</w:t>
         </w:r>
@@ -14723,12 +14427,12 @@
       <w:r>
         <w:t xml:space="preserve"> critical </w:t>
       </w:r>
-      <w:del w:id="1014" w:author="Millicent  Mufambi" w:date="2026-06-02T12:54:00Z" w16du:dateUtc="2026-06-02T10:54:00Z">
+      <w:del w:id="976" w:author="Millicent  Mufambi" w:date="2026-06-02T13:12:00Z" w16du:dateUtc="2026-06-02T11:12:00Z">
         <w:r>
           <w:delText>production failures cost around US$1</w:delText>
         </w:r>
       </w:del>
-      <w:ins w:id="1015" w:author="Millicent  Mufambi" w:date="2026-06-02T12:54:00Z" w16du:dateUtc="2026-06-02T10:54:00Z">
+      <w:ins w:id="977" w:author="Millicent  Mufambi" w:date="2026-06-02T13:12:00Z" w16du:dateUtc="2026-06-02T11:12:00Z">
         <w:r>
           <w:t>software downtime in the range of hundreds of thousands to over a</w:t>
         </w:r>
@@ -14736,7 +14440,7 @@
       <w:r>
         <w:t xml:space="preserve"> million </w:t>
       </w:r>
-      <w:ins w:id="1016" w:author="Millicent  Mufambi" w:date="2026-06-02T12:54:00Z" w16du:dateUtc="2026-06-02T10:54:00Z">
+      <w:ins w:id="978" w:author="Millicent  Mufambi" w:date="2026-06-02T13:12:00Z" w16du:dateUtc="2026-06-02T11:12:00Z">
         <w:r>
           <w:t xml:space="preserve">US dollars </w:t>
         </w:r>
@@ -14744,12 +14448,12 @@
       <w:r>
         <w:t>per hour</w:t>
       </w:r>
-      <w:del w:id="1017" w:author="Millicent  Mufambi" w:date="2026-06-02T12:54:00Z" w16du:dateUtc="2026-06-02T10:54:00Z">
+      <w:del w:id="979" w:author="Millicent  Mufambi" w:date="2026-06-02T13:12:00Z" w16du:dateUtc="2026-06-02T11:12:00Z">
         <w:r>
           <w:delText xml:space="preserve">, up to </w:delText>
         </w:r>
       </w:del>
-      <w:ins w:id="1018" w:author="Millicent  Mufambi" w:date="2026-06-02T12:54:00Z" w16du:dateUtc="2026-06-02T10:54:00Z">
+      <w:ins w:id="980" w:author="Millicent  Mufambi" w:date="2026-06-02T13:12:00Z" w16du:dateUtc="2026-06-02T11:12:00Z">
         <w:r>
           <w:t xml:space="preserve"> (CISQ, 2022). Taking an illustrative </w:t>
         </w:r>
@@ -14757,12 +14461,12 @@
       <w:r>
         <w:t>US$</w:t>
       </w:r>
-      <w:del w:id="1019" w:author="Millicent  Mufambi" w:date="2026-06-02T12:54:00Z" w16du:dateUtc="2026-06-02T10:54:00Z">
+      <w:del w:id="981" w:author="Millicent  Mufambi" w:date="2026-06-02T13:12:00Z" w16du:dateUtc="2026-06-02T11:12:00Z">
         <w:r>
           <w:delText>5</w:delText>
         </w:r>
       </w:del>
-      <w:ins w:id="1020" w:author="Millicent  Mufambi" w:date="2026-06-02T12:54:00Z" w16du:dateUtc="2026-06-02T10:54:00Z">
+      <w:ins w:id="982" w:author="Millicent  Mufambi" w:date="2026-06-02T13:12:00Z" w16du:dateUtc="2026-06-02T11:12:00Z">
         <w:r>
           <w:t>1</w:t>
         </w:r>
@@ -14770,12 +14474,12 @@
       <w:r>
         <w:t xml:space="preserve"> million </w:t>
       </w:r>
-      <w:del w:id="1021" w:author="Millicent  Mufambi" w:date="2026-06-02T12:54:00Z" w16du:dateUtc="2026-06-02T10:54:00Z">
+      <w:del w:id="983" w:author="Millicent  Mufambi" w:date="2026-06-02T13:12:00Z" w16du:dateUtc="2026-06-02T11:12:00Z">
         <w:r>
           <w:delText>in peak periods. Given the move to zero violations</w:delText>
         </w:r>
       </w:del>
-      <w:ins w:id="1022" w:author="Millicent  Mufambi" w:date="2026-06-02T12:54:00Z" w16du:dateUtc="2026-06-02T10:54:00Z">
+      <w:ins w:id="984" w:author="Millicent  Mufambi" w:date="2026-06-02T13:12:00Z" w16du:dateUtc="2026-06-02T11:12:00Z">
         <w:r>
           <w:t>per hour</w:t>
         </w:r>
@@ -14783,7 +14487,7 @@
       <w:r>
         <w:t xml:space="preserve"> and a 30-minute </w:t>
       </w:r>
-      <w:del w:id="1023" w:author="Millicent  Mufambi" w:date="2026-06-02T12:54:00Z" w16du:dateUtc="2026-06-02T10:54:00Z">
+      <w:del w:id="985" w:author="Millicent  Mufambi" w:date="2026-06-02T13:12:00Z" w16du:dateUtc="2026-06-02T11:12:00Z">
         <w:r>
           <w:delText xml:space="preserve">mean </w:delText>
         </w:r>
@@ -14791,12 +14495,12 @@
       <w:r>
         <w:t xml:space="preserve">recovery, </w:t>
       </w:r>
-      <w:del w:id="1024" w:author="Millicent  Mufambi" w:date="2026-06-02T12:54:00Z" w16du:dateUtc="2026-06-02T10:54:00Z">
+      <w:del w:id="986" w:author="Millicent  Mufambi" w:date="2026-06-02T13:12:00Z" w16du:dateUtc="2026-06-02T11:12:00Z">
         <w:r>
           <w:delText>BFT-MAS</w:delText>
         </w:r>
       </w:del>
-      <w:ins w:id="1025" w:author="Millicent  Mufambi" w:date="2026-06-02T12:54:00Z" w16du:dateUtc="2026-06-02T10:54:00Z">
+      <w:ins w:id="987" w:author="Millicent  Mufambi" w:date="2026-06-02T13:12:00Z" w16du:dateUtc="2026-06-02T11:12:00Z">
         <w:r>
           <w:t>the directional reduction in unsafe fixes (about 6 percentage points across the corpus, 16.7% to 11.1%)</w:t>
         </w:r>
@@ -14804,12 +14508,12 @@
       <w:r>
         <w:t xml:space="preserve"> would avoid </w:t>
       </w:r>
-      <w:del w:id="1026" w:author="Millicent  Mufambi" w:date="2026-06-02T12:54:00Z" w16du:dateUtc="2026-06-02T10:54:00Z">
+      <w:del w:id="988" w:author="Millicent  Mufambi" w:date="2026-06-02T13:12:00Z" w16du:dateUtc="2026-06-02T11:12:00Z">
         <w:r>
           <w:delText>roughly</w:delText>
         </w:r>
       </w:del>
-      <w:ins w:id="1027" w:author="Millicent  Mufambi" w:date="2026-06-02T12:54:00Z" w16du:dateUtc="2026-06-02T10:54:00Z">
+      <w:ins w:id="989" w:author="Millicent  Mufambi" w:date="2026-06-02T13:12:00Z" w16du:dateUtc="2026-06-02T11:12:00Z">
         <w:r>
           <w:t>on the order of</w:t>
         </w:r>
@@ -14817,12 +14521,12 @@
       <w:r>
         <w:t xml:space="preserve"> US$</w:t>
       </w:r>
-      <w:del w:id="1028" w:author="Millicent  Mufambi" w:date="2026-06-02T12:54:00Z" w16du:dateUtc="2026-06-02T10:54:00Z">
+      <w:del w:id="990" w:author="Millicent  Mufambi" w:date="2026-06-02T13:12:00Z" w16du:dateUtc="2026-06-02T11:12:00Z">
         <w:r>
           <w:delText>5.5</w:delText>
         </w:r>
       </w:del>
-      <w:ins w:id="1029" w:author="Millicent  Mufambi" w:date="2026-06-02T12:54:00Z" w16du:dateUtc="2026-06-02T10:54:00Z">
+      <w:ins w:id="991" w:author="Millicent  Mufambi" w:date="2026-06-02T13:12:00Z" w16du:dateUtc="2026-06-02T11:12:00Z">
         <w:r>
           <w:t>3</w:t>
         </w:r>
@@ -14830,12 +14534,12 @@
       <w:r>
         <w:t xml:space="preserve"> million per 100 high-stakes repairs</w:t>
       </w:r>
-      <w:del w:id="1030" w:author="Millicent  Mufambi" w:date="2026-06-02T12:54:00Z" w16du:dateUtc="2026-06-02T10:54:00Z">
+      <w:del w:id="992" w:author="Millicent  Mufambi" w:date="2026-06-02T13:12:00Z" w16du:dateUtc="2026-06-02T11:12:00Z">
         <w:r>
           <w:delText xml:space="preserve"> at about US$0.12</w:delText>
         </w:r>
       </w:del>
-      <w:ins w:id="1031" w:author="Millicent  Mufambi" w:date="2026-06-02T12:54:00Z" w16du:dateUtc="2026-06-02T10:54:00Z">
+      <w:ins w:id="993" w:author="Millicent  Mufambi" w:date="2026-06-02T13:12:00Z" w16du:dateUtc="2026-06-02T11:12:00Z">
         <w:r>
           <w:t>, against an API cost of a few dollars</w:t>
         </w:r>
@@ -14843,12 +14547,12 @@
       <w:r>
         <w:t xml:space="preserve"> each. </w:t>
       </w:r>
-      <w:del w:id="1032" w:author="Millicent  Mufambi" w:date="2026-06-02T12:54:00Z" w16du:dateUtc="2026-06-02T10:54:00Z">
+      <w:del w:id="994" w:author="Millicent  Mufambi" w:date="2026-06-02T13:12:00Z" w16du:dateUtc="2026-06-02T11:12:00Z">
         <w:r>
           <w:delText>A</w:delText>
         </w:r>
       </w:del>
-      <w:ins w:id="1033" w:author="Millicent  Mufambi" w:date="2026-06-02T12:54:00Z" w16du:dateUtc="2026-06-02T10:54:00Z">
+      <w:ins w:id="995" w:author="Millicent  Mufambi" w:date="2026-06-02T13:12:00Z" w16du:dateUtc="2026-06-02T11:12:00Z">
         <w:r>
           <w:t>We treat this as an order-of-magnitude estimate, not a measured outcome; a</w:t>
         </w:r>
@@ -14862,10 +14566,10 @@
         <w:spacing w:after="120"/>
         <w:jc w:val="both"/>
         <w:rPr>
-          <w:ins w:id="1034" w:author="Millicent  Mufambi" w:date="2026-06-02T12:54:00Z" w16du:dateUtc="2026-06-02T10:54:00Z"/>
+          <w:ins w:id="996" w:author="Millicent  Mufambi" w:date="2026-06-02T13:12:00Z" w16du:dateUtc="2026-06-02T11:12:00Z"/>
         </w:rPr>
       </w:pPr>
-      <w:ins w:id="1035" w:author="Millicent  Mufambi" w:date="2026-06-02T12:54:00Z" w16du:dateUtc="2026-06-02T10:54:00Z">
+      <w:ins w:id="997" w:author="Millicent  Mufambi" w:date="2026-06-02T13:12:00Z" w16du:dateUtc="2026-06-02T11:12:00Z">
         <w:r>
           <w:rPr>
             <w:b/>
@@ -14879,10 +14583,10 @@
         <w:spacing w:after="120"/>
         <w:jc w:val="both"/>
         <w:rPr>
-          <w:ins w:id="1036" w:author="Millicent  Mufambi" w:date="2026-06-02T12:54:00Z" w16du:dateUtc="2026-06-02T10:54:00Z"/>
+          <w:ins w:id="998" w:author="Millicent  Mufambi" w:date="2026-06-02T13:12:00Z" w16du:dateUtc="2026-06-02T11:12:00Z"/>
         </w:rPr>
       </w:pPr>
-      <w:ins w:id="1037" w:author="Millicent  Mufambi" w:date="2026-06-02T12:54:00Z" w16du:dateUtc="2026-06-02T10:54:00Z">
+      <w:ins w:id="999" w:author="Millicent  Mufambi" w:date="2026-06-02T13:12:00Z" w16du:dateUtc="2026-06-02T11:12:00Z">
         <w:r>
           <w:t>For an e-commerce team the practical gain is fewer false-positive fixes, a directional reduction of about 6 percentage points across the full corpus (16.7% to 11.1%, and 75% to 50% on the hardest real-world subset), and, more importantly, a guarantee that no consensus-approved fix is applied until it clears an executable sandbox and that the consensus itself tolerates up to f Byzantine validators. Per 100 high-stakes repairs a 6-point reduction is about 6 averted incidents; at a commonly cited cost near US$</w:t>
         </w:r>
@@ -14912,7 +14616,7 @@
       <w:r>
         <w:t xml:space="preserve">BFT-MAS has four </w:t>
       </w:r>
-      <w:ins w:id="1038" w:author="Millicent  Mufambi" w:date="2026-06-02T12:54:00Z" w16du:dateUtc="2026-06-02T10:54:00Z">
+      <w:ins w:id="1000" w:author="Millicent  Mufambi" w:date="2026-06-02T13:12:00Z" w16du:dateUtc="2026-06-02T11:12:00Z">
         <w:r>
           <w:t xml:space="preserve">design </w:t>
         </w:r>
@@ -14920,7 +14624,7 @@
       <w:r>
         <w:t xml:space="preserve">ingredients. </w:t>
       </w:r>
-      <w:ins w:id="1039" w:author="Millicent  Mufambi" w:date="2026-06-02T12:54:00Z" w16du:dateUtc="2026-06-02T10:54:00Z">
+      <w:ins w:id="1001" w:author="Millicent  Mufambi" w:date="2026-06-02T13:12:00Z" w16du:dateUtc="2026-06-02T11:12:00Z">
         <w:r>
           <w:t xml:space="preserve">We demonstrate the Byzantine fault tolerance of the consensus layer directly (safety under an equivocating primary, Section 6.14) and compare the exact and semantic quorum rules (Section 6.9). </w:t>
         </w:r>
@@ -14928,7 +14632,7 @@
       <w:r>
         <w:t xml:space="preserve">The </w:t>
       </w:r>
-      <w:del w:id="1040" w:author="Millicent  Mufambi" w:date="2026-06-02T12:54:00Z" w16du:dateUtc="2026-06-02T10:54:00Z">
+      <w:del w:id="1002" w:author="Millicent  Mufambi" w:date="2026-06-02T13:12:00Z" w16du:dateUtc="2026-06-02T11:12:00Z">
         <w:r>
           <w:delText xml:space="preserve">results validate three (the </w:delText>
         </w:r>
@@ -14936,12 +14640,12 @@
       <w:r>
         <w:t>heterogeneous</w:t>
       </w:r>
-      <w:del w:id="1041" w:author="Millicent  Mufambi" w:date="2026-06-02T12:54:00Z" w16du:dateUtc="2026-06-02T10:54:00Z">
+      <w:del w:id="1003" w:author="Millicent  Mufambi" w:date="2026-06-02T13:12:00Z" w16du:dateUtc="2026-06-02T11:12:00Z">
         <w:r>
           <w:delText xml:space="preserve"> </w:delText>
         </w:r>
       </w:del>
-      <w:ins w:id="1042" w:author="Millicent  Mufambi" w:date="2026-06-02T12:54:00Z" w16du:dateUtc="2026-06-02T10:54:00Z">
+      <w:ins w:id="1004" w:author="Millicent  Mufambi" w:date="2026-06-02T13:12:00Z" w16du:dateUtc="2026-06-02T11:12:00Z">
         <w:r>
           <w:t>-</w:t>
         </w:r>
@@ -14949,7 +14653,7 @@
       <w:r>
         <w:t xml:space="preserve">population </w:t>
       </w:r>
-      <w:del w:id="1043" w:author="Millicent  Mufambi" w:date="2026-06-02T12:54:00Z" w16du:dateUtc="2026-06-02T10:54:00Z">
+      <w:del w:id="1005" w:author="Millicent  Mufambi" w:date="2026-06-02T13:12:00Z" w16du:dateUtc="2026-06-02T11:12:00Z">
         <w:r>
           <w:delText xml:space="preserve">with </w:delText>
         </w:r>
@@ -14957,12 +14661,12 @@
       <w:r>
         <w:t xml:space="preserve">decorrelation </w:t>
       </w:r>
-      <w:del w:id="1044" w:author="Millicent  Mufambi" w:date="2026-06-02T12:54:00Z" w16du:dateUtc="2026-06-02T10:54:00Z">
+      <w:del w:id="1006" w:author="Millicent  Mufambi" w:date="2026-06-02T13:12:00Z" w16du:dateUtc="2026-06-02T11:12:00Z">
         <w:r>
           <w:delText>measurement, reputation</w:delText>
         </w:r>
       </w:del>
-      <w:ins w:id="1045" w:author="Millicent  Mufambi" w:date="2026-06-02T12:54:00Z" w16du:dateUtc="2026-06-02T10:54:00Z">
+      <w:ins w:id="1007" w:author="Millicent  Mufambi" w:date="2026-06-02T13:12:00Z" w16du:dateUtc="2026-06-02T11:12:00Z">
         <w:r>
           <w:t>is measured and is a negative result (agreement stays high; Section 7.2). Reputation</w:t>
         </w:r>
@@ -14970,7 +14674,7 @@
       <w:r>
         <w:t xml:space="preserve">-weighted voting and </w:t>
       </w:r>
-      <w:ins w:id="1046" w:author="Millicent  Mufambi" w:date="2026-06-02T12:54:00Z" w16du:dateUtc="2026-06-02T10:54:00Z">
+      <w:ins w:id="1008" w:author="Millicent  Mufambi" w:date="2026-06-02T13:12:00Z" w16du:dateUtc="2026-06-02T11:12:00Z">
         <w:r>
           <w:t xml:space="preserve">the knowledge-graph layer are implemented but left unevaluated, and the </w:t>
         </w:r>
@@ -14978,12 +14682,12 @@
       <w:r>
         <w:t xml:space="preserve">e-commerce </w:t>
       </w:r>
-      <w:del w:id="1047" w:author="Millicent  Mufambi" w:date="2026-06-02T12:54:00Z" w16du:dateUtc="2026-06-02T10:54:00Z">
+      <w:del w:id="1009" w:author="Millicent  Mufambi" w:date="2026-06-02T13:12:00Z" w16du:dateUtc="2026-06-02T11:12:00Z">
         <w:r>
           <w:delText>invariants) and demonstrate the fault-tolerance property under injection.</w:delText>
         </w:r>
       </w:del>
-      <w:ins w:id="1048" w:author="Millicent  Mufambi" w:date="2026-06-02T12:54:00Z" w16du:dateUtc="2026-06-02T10:54:00Z">
+      <w:ins w:id="1010" w:author="Millicent  Mufambi" w:date="2026-06-02T13:12:00Z" w16du:dateUtc="2026-06-02T11:12:00Z">
         <w:r>
           <w:t>invariant checks show no measurable effect on the tractable suites.</w:t>
         </w:r>
@@ -14991,12 +14695,12 @@
       <w:r>
         <w:t xml:space="preserve"> The main open </w:t>
       </w:r>
-      <w:del w:id="1049" w:author="Millicent  Mufambi" w:date="2026-06-02T12:54:00Z" w16du:dateUtc="2026-06-02T10:54:00Z">
+      <w:del w:id="1011" w:author="Millicent  Mufambi" w:date="2026-06-02T13:12:00Z" w16du:dateUtc="2026-06-02T11:12:00Z">
         <w:r>
           <w:delText>direction is theoretical</w:delText>
         </w:r>
       </w:del>
-      <w:ins w:id="1050" w:author="Millicent  Mufambi" w:date="2026-06-02T12:54:00Z" w16du:dateUtc="2026-06-02T10:54:00Z">
+      <w:ins w:id="1012" w:author="Millicent  Mufambi" w:date="2026-06-02T13:12:00Z" w16du:dateUtc="2026-06-02T11:12:00Z">
         <w:r>
           <w:t>directions are a formal semantic-equivalence relation and distributed deployment</w:t>
         </w:r>
@@ -15026,7 +14730,7 @@
       <w:r>
         <w:t xml:space="preserve">Classical PBFT reaches quorum on identical output, but </w:t>
       </w:r>
-      <w:ins w:id="1051" w:author="Millicent  Mufambi" w:date="2026-06-02T12:54:00Z" w16du:dateUtc="2026-06-02T10:54:00Z">
+      <w:ins w:id="1013" w:author="Millicent  Mufambi" w:date="2026-06-02T13:12:00Z" w16du:dateUtc="2026-06-02T11:12:00Z">
         <w:r>
           <w:t xml:space="preserve">heterogeneous </w:t>
         </w:r>
@@ -15034,12 +14738,12 @@
       <w:r>
         <w:t xml:space="preserve">LLM agents produce different yet equivalent fixes, so an equivalence oracle is needed. </w:t>
       </w:r>
-      <w:del w:id="1052" w:author="Millicent  Mufambi" w:date="2026-06-02T12:54:00Z" w16du:dateUtc="2026-06-02T10:54:00Z">
+      <w:del w:id="1014" w:author="Millicent  Mufambi" w:date="2026-06-02T13:12:00Z" w16du:dateUtc="2026-06-02T11:12:00Z">
         <w:r>
           <w:delText xml:space="preserve">The current code uses byte-equal digests. A defensible </w:delText>
         </w:r>
       </w:del>
-      <w:ins w:id="1053" w:author="Millicent  Mufambi" w:date="2026-06-02T12:54:00Z" w16du:dateUtc="2026-06-02T10:54:00Z">
+      <w:ins w:id="1015" w:author="Millicent  Mufambi" w:date="2026-06-02T13:12:00Z" w16du:dateUtc="2026-06-02T11:12:00Z">
         <w:r>
           <w:t xml:space="preserve">We implement a behavioural oracle: two fixes are equivalent when they produce the same sandbox outcome, and a quorum forms within one behavioural class (Sections 5.9 and 6.9). What remains open is the formal side, a probabilistic </w:t>
         </w:r>
@@ -15047,7 +14751,7 @@
       <w:r>
         <w:t>semantic-equivalence relation</w:t>
       </w:r>
-      <w:del w:id="1054" w:author="Millicent  Mufambi" w:date="2026-06-02T12:54:00Z" w16du:dateUtc="2026-06-02T10:54:00Z">
+      <w:del w:id="1016" w:author="Millicent  Mufambi" w:date="2026-06-02T13:12:00Z" w16du:dateUtc="2026-06-02T11:12:00Z">
         <w:r>
           <w:delText>, a probabilistic consensus</w:delText>
         </w:r>
@@ -15055,7 +14759,7 @@
       <w:r>
         <w:t xml:space="preserve"> parameterised by an application-supplied equivalence function with </w:t>
       </w:r>
-      <w:ins w:id="1055" w:author="Millicent  Mufambi" w:date="2026-06-02T12:54:00Z" w16du:dateUtc="2026-06-02T10:54:00Z">
+      <w:ins w:id="1017" w:author="Millicent  Mufambi" w:date="2026-06-02T13:12:00Z" w16du:dateUtc="2026-06-02T11:12:00Z">
         <w:r>
           <w:t xml:space="preserve">proven </w:t>
         </w:r>
@@ -15063,12 +14767,12 @@
       <w:r>
         <w:t>bounds on agreement probability</w:t>
       </w:r>
-      <w:del w:id="1056" w:author="Millicent  Mufambi" w:date="2026-06-02T12:54:00Z" w16du:dateUtc="2026-06-02T10:54:00Z">
+      <w:del w:id="1018" w:author="Millicent  Mufambi" w:date="2026-06-02T13:12:00Z" w16du:dateUtc="2026-06-02T11:12:00Z">
         <w:r>
           <w:delText>,</w:delText>
         </w:r>
       </w:del>
-      <w:ins w:id="1057" w:author="Millicent  Mufambi" w:date="2026-06-02T12:54:00Z" w16du:dateUtc="2026-06-02T10:54:00Z">
+      <w:ins w:id="1019" w:author="Millicent  Mufambi" w:date="2026-06-02T13:12:00Z" w16du:dateUtc="2026-06-02T11:12:00Z">
         <w:r>
           <w:t>; that</w:t>
         </w:r>
@@ -15076,12 +14780,12 @@
       <w:r>
         <w:t xml:space="preserve"> is </w:t>
       </w:r>
-      <w:del w:id="1058" w:author="Millicent  Mufambi" w:date="2026-06-02T12:54:00Z" w16du:dateUtc="2026-06-02T10:54:00Z">
+      <w:del w:id="1020" w:author="Millicent  Mufambi" w:date="2026-06-02T13:12:00Z" w16du:dateUtc="2026-06-02T11:12:00Z">
         <w:r>
           <w:delText>itself a</w:delText>
         </w:r>
       </w:del>
-      <w:ins w:id="1059" w:author="Millicent  Mufambi" w:date="2026-06-02T12:54:00Z" w16du:dateUtc="2026-06-02T10:54:00Z">
+      <w:ins w:id="1021" w:author="Millicent  Mufambi" w:date="2026-06-02T13:12:00Z" w16du:dateUtc="2026-06-02T11:12:00Z">
         <w:r>
           <w:t>the main</w:t>
         </w:r>
@@ -15089,7 +14793,7 @@
       <w:r>
         <w:t xml:space="preserve"> theoretical </w:t>
       </w:r>
-      <w:del w:id="1060" w:author="Millicent  Mufambi" w:date="2026-06-02T12:54:00Z" w16du:dateUtc="2026-06-02T10:54:00Z">
+      <w:del w:id="1022" w:author="Millicent  Mufambi" w:date="2026-06-02T13:12:00Z" w16du:dateUtc="2026-06-02T11:12:00Z">
         <w:r>
           <w:delText xml:space="preserve">contribution and the main </w:delText>
         </w:r>
@@ -15138,12 +14842,12 @@
         <w:spacing w:after="120"/>
         <w:jc w:val="both"/>
       </w:pPr>
-      <w:del w:id="1061" w:author="Millicent  Mufambi" w:date="2026-06-02T12:54:00Z" w16du:dateUtc="2026-06-02T10:54:00Z">
+      <w:del w:id="1023" w:author="Millicent  Mufambi" w:date="2026-06-02T13:12:00Z" w16du:dateUtc="2026-06-02T11:12:00Z">
         <w:r>
           <w:delText>Java evaluation on</w:delText>
         </w:r>
       </w:del>
-      <w:ins w:id="1062" w:author="Millicent  Mufambi" w:date="2026-06-02T12:54:00Z" w16du:dateUtc="2026-06-02T10:54:00Z">
+      <w:ins w:id="1024" w:author="Millicent  Mufambi" w:date="2026-06-02T13:12:00Z" w16du:dateUtc="2026-06-02T11:12:00Z">
         <w:r>
           <w:t>We report a</w:t>
         </w:r>
@@ -15151,12 +14855,12 @@
       <w:r>
         <w:t xml:space="preserve"> Defects4J </w:t>
       </w:r>
-      <w:del w:id="1063" w:author="Millicent  Mufambi" w:date="2026-06-02T12:54:00Z" w16du:dateUtc="2026-06-02T10:54:00Z">
+      <w:del w:id="1025" w:author="Millicent  Mufambi" w:date="2026-06-02T13:12:00Z" w16du:dateUtc="2026-06-02T11:12:00Z">
         <w:r>
           <w:delText>would broaden coverage. The blocker on Windows is its Java 8</w:delText>
         </w:r>
       </w:del>
-      <w:ins w:id="1064" w:author="Millicent  Mufambi" w:date="2026-06-02T12:54:00Z" w16du:dateUtc="2026-06-02T10:54:00Z">
+      <w:ins w:id="1026" w:author="Millicent  Mufambi" w:date="2026-06-02T13:12:00Z" w16du:dateUtc="2026-06-02T11:12:00Z">
         <w:r>
           <w:t>sample in Section 6.10, run inside a Docker image that resolves the Java</w:t>
         </w:r>
@@ -15164,12 +14868,12 @@
       <w:r>
         <w:t>, Perl and Maven prerequisites</w:t>
       </w:r>
-      <w:del w:id="1065" w:author="Millicent  Mufambi" w:date="2026-06-02T12:54:00Z" w16du:dateUtc="2026-06-02T10:54:00Z">
+      <w:del w:id="1027" w:author="Millicent  Mufambi" w:date="2026-06-02T13:12:00Z" w16du:dateUtc="2026-06-02T11:12:00Z">
         <w:r>
           <w:delText>; on Linux it is straightforward and is the recommended</w:delText>
         </w:r>
       </w:del>
-      <w:ins w:id="1066" w:author="Millicent  Mufambi" w:date="2026-06-02T12:54:00Z" w16du:dateUtc="2026-06-02T10:54:00Z">
+      <w:ins w:id="1028" w:author="Millicent  Mufambi" w:date="2026-06-02T13:12:00Z" w16du:dateUtc="2026-06-02T11:12:00Z">
         <w:r>
           <w:t xml:space="preserve"> that block Defects4J on Windows, with a search-and-replace healer that already scales to large classes. Scaling to the full benchmark is the</w:t>
         </w:r>
@@ -15177,12 +14881,12 @@
       <w:r>
         <w:t xml:space="preserve"> next step</w:t>
       </w:r>
-      <w:del w:id="1067" w:author="Millicent  Mufambi" w:date="2026-06-02T12:54:00Z" w16du:dateUtc="2026-06-02T10:54:00Z">
+      <w:del w:id="1029" w:author="Millicent  Mufambi" w:date="2026-06-02T13:12:00Z" w16du:dateUtc="2026-06-02T11:12:00Z">
         <w:r>
           <w:delText>. Java</w:delText>
         </w:r>
       </w:del>
-      <w:ins w:id="1068" w:author="Millicent  Mufambi" w:date="2026-06-02T12:54:00Z" w16du:dateUtc="2026-06-02T10:54:00Z">
+      <w:ins w:id="1030" w:author="Millicent  Mufambi" w:date="2026-06-02T13:12:00Z" w16du:dateUtc="2026-06-02T11:12:00Z">
         <w:r>
           <w:t>; the main lever for a higher</w:t>
         </w:r>
@@ -15190,12 +14894,12 @@
       <w:r>
         <w:t xml:space="preserve"> repair </w:t>
       </w:r>
-      <w:del w:id="1069" w:author="Millicent  Mufambi" w:date="2026-06-02T12:54:00Z" w16du:dateUtc="2026-06-02T10:54:00Z">
+      <w:del w:id="1031" w:author="Millicent  Mufambi" w:date="2026-06-02T13:12:00Z" w16du:dateUtc="2026-06-02T11:12:00Z">
         <w:r>
           <w:delText>would also exercise heterogeneous</w:delText>
         </w:r>
       </w:del>
-      <w:ins w:id="1070" w:author="Millicent  Mufambi" w:date="2026-06-02T12:54:00Z" w16du:dateUtc="2026-06-02T10:54:00Z">
+      <w:ins w:id="1032" w:author="Millicent  Mufambi" w:date="2026-06-02T13:12:00Z" w16du:dateUtc="2026-06-02T11:12:00Z">
         <w:r>
           <w:t>rate is stronger fault localisation so the healer edits the right region, together with</w:t>
         </w:r>
@@ -15203,12 +14907,12 @@
       <w:r>
         <w:t xml:space="preserve"> validators </w:t>
       </w:r>
-      <w:del w:id="1071" w:author="Millicent  Mufambi" w:date="2026-06-02T12:54:00Z" w16du:dateUtc="2026-06-02T10:54:00Z">
+      <w:del w:id="1033" w:author="Millicent  Mufambi" w:date="2026-06-02T13:12:00Z" w16du:dateUtc="2026-06-02T11:12:00Z">
         <w:r>
           <w:delText>with</w:delText>
         </w:r>
       </w:del>
-      <w:ins w:id="1072" w:author="Millicent  Mufambi" w:date="2026-06-02T12:54:00Z" w16du:dateUtc="2026-06-02T10:54:00Z">
+      <w:ins w:id="1034" w:author="Millicent  Mufambi" w:date="2026-06-02T13:12:00Z" w16du:dateUtc="2026-06-02T11:12:00Z">
         <w:r>
           <w:t>carrying</w:t>
         </w:r>
@@ -15216,7 +14920,7 @@
       <w:r>
         <w:t xml:space="preserve"> language-specific static checks, </w:t>
       </w:r>
-      <w:ins w:id="1073" w:author="Millicent  Mufambi" w:date="2026-06-02T12:54:00Z" w16du:dateUtc="2026-06-02T10:54:00Z">
+      <w:ins w:id="1035" w:author="Millicent  Mufambi" w:date="2026-06-02T13:12:00Z" w16du:dateUtc="2026-06-02T11:12:00Z">
         <w:r>
           <w:t xml:space="preserve">which are </w:t>
         </w:r>
@@ -15224,12 +14928,12 @@
       <w:r>
         <w:t>currently Python-</w:t>
       </w:r>
-      <w:del w:id="1074" w:author="Millicent  Mufambi" w:date="2026-06-02T12:54:00Z" w16du:dateUtc="2026-06-02T10:54:00Z">
+      <w:del w:id="1036" w:author="Millicent  Mufambi" w:date="2026-06-02T13:12:00Z" w16du:dateUtc="2026-06-02T11:12:00Z">
         <w:r>
           <w:delText>only</w:delText>
         </w:r>
       </w:del>
-      <w:ins w:id="1075" w:author="Millicent  Mufambi" w:date="2026-06-02T12:54:00Z" w16du:dateUtc="2026-06-02T10:54:00Z">
+      <w:ins w:id="1037" w:author="Millicent  Mufambi" w:date="2026-06-02T13:12:00Z" w16du:dateUtc="2026-06-02T11:12:00Z">
         <w:r>
           <w:t>tuned</w:t>
         </w:r>
@@ -15259,12 +14963,12 @@
       <w:r>
         <w:t xml:space="preserve">The </w:t>
       </w:r>
-      <w:del w:id="1076" w:author="Millicent  Mufambi" w:date="2026-06-02T12:54:00Z" w16du:dateUtc="2026-06-02T10:54:00Z">
+      <w:del w:id="1038" w:author="Millicent  Mufambi" w:date="2026-06-02T13:12:00Z" w16du:dateUtc="2026-06-02T11:12:00Z">
         <w:r>
           <w:delText>runs</w:delText>
         </w:r>
       </w:del>
-      <w:ins w:id="1077" w:author="Millicent  Mufambi" w:date="2026-06-02T12:54:00Z" w16du:dateUtc="2026-06-02T10:54:00Z">
+      <w:ins w:id="1039" w:author="Millicent  Mufambi" w:date="2026-06-02T13:12:00Z" w16du:dateUtc="2026-06-02T11:12:00Z">
         <w:r>
           <w:t>heterogeneous panel</w:t>
         </w:r>
@@ -15272,12 +14976,12 @@
       <w:r>
         <w:t xml:space="preserve"> here </w:t>
       </w:r>
-      <w:del w:id="1078" w:author="Millicent  Mufambi" w:date="2026-06-02T12:54:00Z" w16du:dateUtc="2026-06-02T10:54:00Z">
+      <w:del w:id="1040" w:author="Millicent  Mufambi" w:date="2026-06-02T13:12:00Z" w16du:dateUtc="2026-06-02T11:12:00Z">
         <w:r>
           <w:delText>use two same-family Ollama validators. The Consensus Lab exposes a</w:delText>
         </w:r>
       </w:del>
-      <w:ins w:id="1079" w:author="Millicent  Mufambi" w:date="2026-06-02T12:54:00Z" w16du:dateUtc="2026-06-02T10:54:00Z">
+      <w:ins w:id="1041" w:author="Millicent  Mufambi" w:date="2026-06-02T13:12:00Z" w16du:dateUtc="2026-06-02T11:12:00Z">
         <w:r>
           <w:t>already spans</w:t>
         </w:r>
@@ -15285,12 +14989,12 @@
       <w:r>
         <w:t xml:space="preserve"> four</w:t>
       </w:r>
-      <w:del w:id="1080" w:author="Millicent  Mufambi" w:date="2026-06-02T12:54:00Z" w16du:dateUtc="2026-06-02T10:54:00Z">
+      <w:del w:id="1042" w:author="Millicent  Mufambi" w:date="2026-06-02T13:12:00Z" w16du:dateUtc="2026-06-02T11:12:00Z">
         <w:r>
           <w:delText>-validator, three-family configuration,</w:delText>
         </w:r>
       </w:del>
-      <w:ins w:id="1081" w:author="Millicent  Mufambi" w:date="2026-06-02T12:54:00Z" w16du:dateUtc="2026-06-02T10:54:00Z">
+      <w:ins w:id="1043" w:author="Millicent  Mufambi" w:date="2026-06-02T13:12:00Z" w16du:dateUtc="2026-06-02T11:12:00Z">
         <w:r>
           <w:t xml:space="preserve"> providers (Claude-Haiku, GPT-4o-mini, llama3.1:8b</w:t>
         </w:r>
@@ -15298,12 +15002,12 @@
       <w:r>
         <w:t xml:space="preserve"> and </w:t>
       </w:r>
-      <w:del w:id="1082" w:author="Millicent  Mufambi" w:date="2026-06-02T12:54:00Z" w16du:dateUtc="2026-06-02T10:54:00Z">
+      <w:del w:id="1044" w:author="Millicent  Mufambi" w:date="2026-06-02T13:12:00Z" w16du:dateUtc="2026-06-02T11:12:00Z">
         <w:r>
           <w:delText>replicating</w:delText>
         </w:r>
       </w:del>
-      <w:ins w:id="1083" w:author="Millicent  Mufambi" w:date="2026-06-02T12:54:00Z" w16du:dateUtc="2026-06-02T10:54:00Z">
+      <w:ins w:id="1045" w:author="Millicent  Mufambi" w:date="2026-06-02T13:12:00Z" w16du:dateUtc="2026-06-02T11:12:00Z">
         <w:r>
           <w:t>mistral:7b), and decorrelation is measured directly: mean pairwise agreement falls from near-lockstep on easy bugs to 0.925 on</w:t>
         </w:r>
@@ -15311,12 +15015,12 @@
       <w:r>
         <w:t xml:space="preserve"> the </w:t>
       </w:r>
-      <w:del w:id="1084" w:author="Millicent  Mufambi" w:date="2026-06-02T12:54:00Z" w16du:dateUtc="2026-06-02T10:54:00Z">
+      <w:del w:id="1046" w:author="Millicent  Mufambi" w:date="2026-06-02T13:12:00Z" w16du:dateUtc="2026-06-02T11:12:00Z">
         <w:r>
           <w:delText>full ablation there</w:delText>
         </w:r>
       </w:del>
-      <w:ins w:id="1085" w:author="Millicent  Mufambi" w:date="2026-06-02T12:54:00Z" w16du:dateUtc="2026-06-02T10:54:00Z">
+      <w:ins w:id="1047" w:author="Millicent  Mufambi" w:date="2026-06-02T13:12:00Z" w16du:dateUtc="2026-06-02T11:12:00Z">
         <w:r>
           <w:t>real BugsInPy cases and 0.54 among heterogeneous proposers. A larger study across more projects</w:t>
         </w:r>
@@ -15324,7 +15028,7 @@
       <w:r>
         <w:t xml:space="preserve"> would test whether </w:t>
       </w:r>
-      <w:ins w:id="1086" w:author="Millicent  Mufambi" w:date="2026-06-02T12:54:00Z" w16du:dateUtc="2026-06-02T10:54:00Z">
+      <w:ins w:id="1048" w:author="Millicent  Mufambi" w:date="2026-06-02T13:12:00Z" w16du:dateUtc="2026-06-02T11:12:00Z">
         <w:r>
           <w:t xml:space="preserve">still-lower </w:t>
         </w:r>
@@ -15332,7 +15036,7 @@
       <w:r>
         <w:t>agreement</w:t>
       </w:r>
-      <w:del w:id="1087" w:author="Millicent  Mufambi" w:date="2026-06-02T12:54:00Z" w16du:dateUtc="2026-06-02T10:54:00Z">
+      <w:del w:id="1049" w:author="Millicent  Mufambi" w:date="2026-06-02T13:12:00Z" w16du:dateUtc="2026-06-02T11:12:00Z">
         <w:r>
           <w:delText xml:space="preserve"> as low as 0.5</w:delText>
         </w:r>
@@ -15340,12 +15044,12 @@
       <w:r>
         <w:t xml:space="preserve"> yields stronger guarantees </w:t>
       </w:r>
-      <w:del w:id="1088" w:author="Millicent  Mufambi" w:date="2026-06-02T12:54:00Z" w16du:dateUtc="2026-06-02T10:54:00Z">
+      <w:del w:id="1050" w:author="Millicent  Mufambi" w:date="2026-06-02T13:12:00Z" w16du:dateUtc="2026-06-02T11:12:00Z">
         <w:r>
           <w:delText>than the 0.95 to 1.00 lockstep observed</w:delText>
         </w:r>
       </w:del>
-      <w:ins w:id="1089" w:author="Millicent  Mufambi" w:date="2026-06-02T12:54:00Z" w16du:dateUtc="2026-06-02T10:54:00Z">
+      <w:ins w:id="1051" w:author="Millicent  Mufambi" w:date="2026-06-02T13:12:00Z" w16du:dateUtc="2026-06-02T11:12:00Z">
         <w:r>
           <w:t>on ambiguous bugs</w:t>
         </w:r>
@@ -15372,10 +15076,10 @@
         <w:spacing w:after="120"/>
         <w:jc w:val="both"/>
         <w:rPr>
-          <w:del w:id="1090" w:author="Millicent  Mufambi" w:date="2026-06-02T12:54:00Z" w16du:dateUtc="2026-06-02T10:54:00Z"/>
+          <w:del w:id="1052" w:author="Millicent  Mufambi" w:date="2026-06-02T13:12:00Z" w16du:dateUtc="2026-06-02T11:12:00Z"/>
         </w:rPr>
       </w:pPr>
-      <w:del w:id="1091" w:author="Millicent  Mufambi" w:date="2026-06-02T12:54:00Z" w16du:dateUtc="2026-06-02T10:54:00Z">
+      <w:del w:id="1053" w:author="Millicent  Mufambi" w:date="2026-06-02T13:12:00Z" w16du:dateUtc="2026-06-02T11:12:00Z">
         <w:r>
           <w:delText>The Byzantine wrapper sits only on validators here. A tougher model would let the healer misbehave, which is harder because it is the proposer; one design replicates the healer (GPT-4o and Claude both generating candidates) and uses validator votes to pick the survivor.</w:delText>
         </w:r>
@@ -15386,10 +15090,10 @@
         <w:spacing w:after="120"/>
         <w:jc w:val="both"/>
         <w:rPr>
-          <w:ins w:id="1092" w:author="Millicent  Mufambi" w:date="2026-06-02T12:54:00Z" w16du:dateUtc="2026-06-02T10:54:00Z"/>
+          <w:ins w:id="1054" w:author="Millicent  Mufambi" w:date="2026-06-02T13:12:00Z" w16du:dateUtc="2026-06-02T11:12:00Z"/>
         </w:rPr>
       </w:pPr>
-      <w:ins w:id="1093" w:author="Millicent  Mufambi" w:date="2026-06-02T12:54:00Z" w16du:dateUtc="2026-06-02T10:54:00Z">
+      <w:ins w:id="1055" w:author="Millicent  Mufambi" w:date="2026-06-02T13:12:00Z" w16du:dateUtc="2026-06-02T11:12:00Z">
         <w:r>
           <w:t>The Byzantine wrapper corrupts validators within the f = 1 budget, and at f = 2 within an f + 1 tight-bound test (Section 6.13), and all voting replicas are independent and model-diverse, so the evaluation exercises genuine f-of-3f + 1 tolerance rather than a quorum artefact. The remaining step is distribution: moving the validators onto separate hosts with real message passing, network partitions and view-change under primary failure, and admitting a proposer that can itself misbehave. That is the path fro</w:t>
         </w:r>
@@ -15416,15 +15120,15 @@
         <w:keepNext/>
         <w:spacing w:before="240" w:after="120"/>
         <w:rPr>
-          <w:ins w:id="1094" w:author="Millicent  Mufambi" w:date="2026-06-02T12:54:00Z" w16du:dateUtc="2026-06-02T10:54:00Z"/>
+          <w:ins w:id="1056" w:author="Millicent  Mufambi" w:date="2026-06-02T13:12:00Z" w16du:dateUtc="2026-06-02T11:12:00Z"/>
         </w:rPr>
       </w:pPr>
-      <w:del w:id="1095" w:author="Millicent  Mufambi" w:date="2026-06-02T12:54:00Z" w16du:dateUtc="2026-06-02T10:54:00Z">
+      <w:del w:id="1057" w:author="Millicent  Mufambi" w:date="2026-06-02T13:12:00Z" w16du:dateUtc="2026-06-02T11:12:00Z">
         <w:r>
           <w:delText xml:space="preserve">This paper validated three of the four BFT-MAS design extensions, plus the </w:delText>
         </w:r>
       </w:del>
-      <w:ins w:id="1096" w:author="Millicent  Mufambi" w:date="2026-06-02T12:54:00Z" w16du:dateUtc="2026-06-02T10:54:00Z">
+      <w:ins w:id="1058" w:author="Millicent  Mufambi" w:date="2026-06-02T13:12:00Z" w16du:dateUtc="2026-06-02T11:12:00Z">
         <w:r>
           <w:t xml:space="preserve">This study began with a scientific problem: classical </w:t>
         </w:r>
@@ -15432,12 +15136,12 @@
       <w:r>
         <w:t>Byzantine fault</w:t>
       </w:r>
-      <w:del w:id="1097" w:author="Millicent  Mufambi" w:date="2026-06-02T12:54:00Z" w16du:dateUtc="2026-06-02T10:54:00Z">
+      <w:del w:id="1059" w:author="Millicent  Mufambi" w:date="2026-06-02T13:12:00Z" w16du:dateUtc="2026-06-02T11:12:00Z">
         <w:r>
           <w:delText>-</w:delText>
         </w:r>
       </w:del>
-      <w:ins w:id="1098" w:author="Millicent  Mufambi" w:date="2026-06-02T12:54:00Z" w16du:dateUtc="2026-06-02T10:54:00Z">
+      <w:ins w:id="1060" w:author="Millicent  Mufambi" w:date="2026-06-02T13:12:00Z" w16du:dateUtc="2026-06-02T11:12:00Z">
         <w:r>
           <w:t xml:space="preserve"> </w:t>
         </w:r>
@@ -15445,12 +15149,12 @@
       <w:r>
         <w:t xml:space="preserve">tolerance </w:t>
       </w:r>
-      <w:del w:id="1099" w:author="Millicent  Mufambi" w:date="2026-06-02T12:54:00Z" w16du:dateUtc="2026-06-02T10:54:00Z">
+      <w:del w:id="1061" w:author="Millicent  Mufambi" w:date="2026-06-02T13:12:00Z" w16du:dateUtc="2026-06-02T11:12:00Z">
         <w:r>
           <w:delText>property,</w:delText>
         </w:r>
       </w:del>
-      <w:ins w:id="1100" w:author="Millicent  Mufambi" w:date="2026-06-02T12:54:00Z" w16du:dateUtc="2026-06-02T10:54:00Z">
+      <w:ins w:id="1062" w:author="Millicent  Mufambi" w:date="2026-06-02T13:12:00Z" w16du:dateUtc="2026-06-02T11:12:00Z">
         <w:r>
           <w:t>assumes deterministic replicas, yet LLM agents are stochastic, so the usual rule that disagreement signals a fault no longer holds. Our aim was to test empirically whether PBFT, adapted to heterogeneous LLM agents and backed by an executable sandbox, can remove unsafe automated fixes. The answer is yes for safety, at a measurable latency cost, and we show that a semantic-equivalence rule is what lets such agents reach agreement at all.</w:t>
         </w:r>
@@ -15461,10 +15165,10 @@
         <w:keepNext/>
         <w:spacing w:before="240" w:after="120"/>
         <w:rPr>
-          <w:ins w:id="1101" w:author="Millicent  Mufambi" w:date="2026-06-02T12:54:00Z" w16du:dateUtc="2026-06-02T10:54:00Z"/>
+          <w:ins w:id="1063" w:author="Millicent  Mufambi" w:date="2026-06-02T13:12:00Z" w16du:dateUtc="2026-06-02T11:12:00Z"/>
         </w:rPr>
       </w:pPr>
-      <w:ins w:id="1102" w:author="Millicent  Mufambi" w:date="2026-06-02T12:54:00Z" w16du:dateUtc="2026-06-02T10:54:00Z">
+      <w:ins w:id="1064" w:author="Millicent  Mufambi" w:date="2026-06-02T13:12:00Z" w16du:dateUtc="2026-06-02T11:12:00Z">
         <w:r>
           <w:t>The advances are concrete: the first empirical demonstration of PBFT over heterogeneous LLM agents under fault injection; the first failure-decorrelation measurement for an LLM consensus system; a head-to-head comparison of exact-match and semantic-equivalence quorums; and an e-commerce bug suite with domain invariants embedded in the repair loop. Readers can reuse the released harness to evaluate other consensus protocols, such as HotStuff or Tendermint, on the same corpus, or apply the PBFT-plus-sandbox p</w:t>
         </w:r>
@@ -15478,7 +15182,7 @@
         <w:spacing w:after="120"/>
         <w:jc w:val="both"/>
       </w:pPr>
-      <w:ins w:id="1103" w:author="Millicent  Mufambi" w:date="2026-06-02T12:54:00Z" w16du:dateUtc="2026-06-02T10:54:00Z">
+      <w:ins w:id="1065" w:author="Millicent  Mufambi" w:date="2026-06-02T13:12:00Z" w16du:dateUtc="2026-06-02T11:12:00Z">
         <w:r>
           <w:t>This paper demonstrates the Byzantine fault tolerance of the consensus layer directly (Section 6.14) and compares the exact and semantic quorum rules (Section 6.9),</w:t>
         </w:r>
@@ -15486,12 +15190,12 @@
       <w:r>
         <w:t xml:space="preserve"> across a synthetic benchmark, a BugsInPy subset</w:t>
       </w:r>
-      <w:del w:id="1104" w:author="Millicent  Mufambi" w:date="2026-06-02T12:54:00Z" w16du:dateUtc="2026-06-02T10:54:00Z">
+      <w:del w:id="1066" w:author="Millicent  Mufambi" w:date="2026-06-02T13:12:00Z" w16du:dateUtc="2026-06-02T11:12:00Z">
         <w:r>
           <w:delText xml:space="preserve"> and</w:delText>
         </w:r>
       </w:del>
-      <w:ins w:id="1105" w:author="Millicent  Mufambi" w:date="2026-06-02T12:54:00Z" w16du:dateUtc="2026-06-02T10:54:00Z">
+      <w:ins w:id="1067" w:author="Millicent  Mufambi" w:date="2026-06-02T13:12:00Z" w16du:dateUtc="2026-06-02T11:12:00Z">
         <w:r>
           <w:t>,</w:t>
         </w:r>
@@ -15499,7 +15203,7 @@
       <w:r>
         <w:t xml:space="preserve"> a custom e-commerce suite</w:t>
       </w:r>
-      <w:ins w:id="1106" w:author="Millicent  Mufambi" w:date="2026-06-02T12:54:00Z" w16du:dateUtc="2026-06-02T10:54:00Z">
+      <w:ins w:id="1068" w:author="Millicent  Mufambi" w:date="2026-06-02T13:12:00Z" w16du:dateUtc="2026-06-02T11:12:00Z">
         <w:r>
           <w:t xml:space="preserve"> and a Java/Defects4J sample</w:t>
         </w:r>
@@ -15507,7 +15211,7 @@
       <w:r>
         <w:t>, against a single-agent baseline sharing the same analyzer and healer.</w:t>
       </w:r>
-      <w:ins w:id="1107" w:author="Millicent  Mufambi" w:date="2026-06-02T12:54:00Z" w16du:dateUtc="2026-06-02T10:54:00Z">
+      <w:ins w:id="1069" w:author="Millicent  Mufambi" w:date="2026-06-02T13:12:00Z" w16du:dateUtc="2026-06-02T11:12:00Z">
         <w:r>
           <w:t xml:space="preserve"> The heterogeneous-population decorrelation is a measured negative result; reputation-weighted voting and the knowledge-graph layer remain implemented but unevaluated.</w:t>
         </w:r>
@@ -15518,12 +15222,12 @@
         <w:spacing w:after="120"/>
         <w:jc w:val="both"/>
       </w:pPr>
-      <w:del w:id="1108" w:author="Millicent  Mufambi" w:date="2026-06-02T12:54:00Z" w16du:dateUtc="2026-06-02T10:54:00Z">
+      <w:del w:id="1070" w:author="Millicent  Mufambi" w:date="2026-06-02T13:12:00Z" w16du:dateUtc="2026-06-02T11:12:00Z">
         <w:r>
           <w:delText>Across 90 paired bugs,</w:delText>
         </w:r>
       </w:del>
-      <w:ins w:id="1109" w:author="Millicent  Mufambi" w:date="2026-06-02T12:54:00Z" w16du:dateUtc="2026-06-02T10:54:00Z">
+      <w:ins w:id="1071" w:author="Millicent  Mufambi" w:date="2026-06-02T13:12:00Z" w16du:dateUtc="2026-06-02T11:12:00Z">
         <w:r>
           <w:t>On the BugsInPy subset</w:t>
         </w:r>
@@ -15531,12 +15235,12 @@
       <w:r>
         <w:t xml:space="preserve"> BFT-MAS </w:t>
       </w:r>
-      <w:del w:id="1110" w:author="Millicent  Mufambi" w:date="2026-06-02T12:54:00Z" w16du:dateUtc="2026-06-02T10:54:00Z">
+      <w:del w:id="1072" w:author="Millicent  Mufambi" w:date="2026-06-02T13:12:00Z" w16du:dateUtc="2026-06-02T11:12:00Z">
         <w:r>
           <w:delText xml:space="preserve">removed </w:delText>
         </w:r>
       </w:del>
-      <w:ins w:id="1111" w:author="Millicent  Mufambi" w:date="2026-06-02T12:54:00Z" w16du:dateUtc="2026-06-02T10:54:00Z">
+      <w:ins w:id="1073" w:author="Millicent  Mufambi" w:date="2026-06-02T13:12:00Z" w16du:dateUtc="2026-06-02T11:12:00Z">
         <w:r>
           <w:t xml:space="preserve">directionally reduced the </w:t>
         </w:r>
@@ -15544,12 +15248,12 @@
       <w:r>
         <w:t>safety</w:t>
       </w:r>
-      <w:del w:id="1112" w:author="Millicent  Mufambi" w:date="2026-06-02T12:54:00Z" w16du:dateUtc="2026-06-02T10:54:00Z">
+      <w:del w:id="1074" w:author="Millicent  Mufambi" w:date="2026-06-02T13:12:00Z" w16du:dateUtc="2026-06-02T11:12:00Z">
         <w:r>
           <w:delText xml:space="preserve"> violations entirely (0.0% against 11.1</w:delText>
         </w:r>
       </w:del>
-      <w:ins w:id="1113" w:author="Millicent  Mufambi" w:date="2026-06-02T12:54:00Z" w16du:dateUtc="2026-06-02T10:54:00Z">
+      <w:ins w:id="1075" w:author="Millicent  Mufambi" w:date="2026-06-02T13:12:00Z" w16du:dateUtc="2026-06-02T11:12:00Z">
         <w:r>
           <w:t>-violation rate (75% to 50%) and raised the repair rate (25% to 50</w:t>
         </w:r>
@@ -15557,12 +15261,12 @@
       <w:r>
         <w:t xml:space="preserve">%) at roughly </w:t>
       </w:r>
-      <w:del w:id="1114" w:author="Millicent  Mufambi" w:date="2026-06-02T12:54:00Z" w16du:dateUtc="2026-06-02T10:54:00Z">
+      <w:del w:id="1076" w:author="Millicent  Mufambi" w:date="2026-06-02T13:12:00Z" w16du:dateUtc="2026-06-02T11:12:00Z">
         <w:r>
           <w:delText>double</w:delText>
         </w:r>
       </w:del>
-      <w:ins w:id="1115" w:author="Millicent  Mufambi" w:date="2026-06-02T12:54:00Z" w16du:dateUtc="2026-06-02T10:54:00Z">
+      <w:ins w:id="1077" w:author="Millicent  Mufambi" w:date="2026-06-02T13:12:00Z" w16du:dateUtc="2026-06-02T11:12:00Z">
         <w:r>
           <w:t>three times</w:t>
         </w:r>
@@ -15570,12 +15274,12 @@
       <w:r>
         <w:t xml:space="preserve"> the latency, </w:t>
       </w:r>
-      <w:del w:id="1116" w:author="Millicent  Mufambi" w:date="2026-06-02T12:54:00Z" w16du:dateUtc="2026-06-02T10:54:00Z">
+      <w:del w:id="1078" w:author="Millicent  Mufambi" w:date="2026-06-02T13:12:00Z" w16du:dateUtc="2026-06-02T11:12:00Z">
         <w:r>
           <w:delText>and on BugsInPy the rate fell from 50.0% to 0.0% (W = 0, z = -2.80, p = 0.0016). In 10 of 90 cases consensus caught a bad fix the baseline would have committed, never the reverse, so</w:delText>
         </w:r>
       </w:del>
-      <w:ins w:id="1117" w:author="Millicent  Mufambi" w:date="2026-06-02T12:54:00Z" w16du:dateUtc="2026-06-02T10:54:00Z">
+      <w:ins w:id="1079" w:author="Millicent  Mufambi" w:date="2026-06-02T13:12:00Z" w16du:dateUtc="2026-06-02T11:12:00Z">
         <w:r>
           <w:t>neither difference being significant at this sample size. The result</w:t>
         </w:r>
@@ -15583,12 +15287,12 @@
       <w:r>
         <w:t xml:space="preserve"> the </w:t>
       </w:r>
-      <w:del w:id="1118" w:author="Millicent  Mufambi" w:date="2026-06-02T12:54:00Z" w16du:dateUtc="2026-06-02T10:54:00Z">
+      <w:del w:id="1080" w:author="Millicent  Mufambi" w:date="2026-06-02T13:12:00Z" w16du:dateUtc="2026-06-02T11:12:00Z">
         <w:r>
           <w:delText xml:space="preserve">contribution </w:delText>
         </w:r>
       </w:del>
-      <w:ins w:id="1119" w:author="Millicent  Mufambi" w:date="2026-06-02T12:54:00Z" w16du:dateUtc="2026-06-02T10:54:00Z">
+      <w:ins w:id="1081" w:author="Millicent  Mufambi" w:date="2026-06-02T13:12:00Z" w16du:dateUtc="2026-06-02T11:12:00Z">
         <w:r>
           <w:t xml:space="preserve">paper rests on </w:t>
         </w:r>
@@ -15596,12 +15300,12 @@
       <w:r>
         <w:t xml:space="preserve">is </w:t>
       </w:r>
-      <w:del w:id="1120" w:author="Millicent  Mufambi" w:date="2026-06-02T12:54:00Z" w16du:dateUtc="2026-06-02T10:54:00Z">
+      <w:del w:id="1082" w:author="Millicent  Mufambi" w:date="2026-06-02T13:12:00Z" w16du:dateUtc="2026-06-02T11:12:00Z">
         <w:r>
           <w:delText>precision, not throughput. Under</w:delText>
         </w:r>
       </w:del>
-      <w:ins w:id="1121" w:author="Millicent  Mufambi" w:date="2026-06-02T12:54:00Z" w16du:dateUtc="2026-06-02T10:54:00Z">
+      <w:ins w:id="1083" w:author="Millicent  Mufambi" w:date="2026-06-02T13:12:00Z" w16du:dateUtc="2026-06-02T11:12:00Z">
         <w:r>
           <w:t>deterministic: under all</w:t>
         </w:r>
@@ -15609,12 +15313,12 @@
       <w:r>
         <w:t xml:space="preserve"> five fault behaviours </w:t>
       </w:r>
-      <w:del w:id="1122" w:author="Millicent  Mufambi" w:date="2026-06-02T12:54:00Z" w16du:dateUtc="2026-06-02T10:54:00Z">
+      <w:del w:id="1084" w:author="Millicent  Mufambi" w:date="2026-06-02T13:12:00Z" w16du:dateUtc="2026-06-02T11:12:00Z">
         <w:r>
           <w:delText>consensus held quorum every round while</w:delText>
         </w:r>
       </w:del>
-      <w:ins w:id="1123" w:author="Millicent  Mufambi" w:date="2026-06-02T12:54:00Z" w16du:dateUtc="2026-06-02T10:54:00Z">
+      <w:ins w:id="1085" w:author="Millicent  Mufambi" w:date="2026-06-02T13:12:00Z" w16du:dateUtc="2026-06-02T11:12:00Z">
         <w:r>
           <w:t>four independent validators tolerated one corrupted voter (f = 1), the f = 2 study showed the bound is exact, and</w:t>
         </w:r>
@@ -15622,12 +15326,12 @@
       <w:r>
         <w:t xml:space="preserve"> the sandbox caught the </w:t>
       </w:r>
-      <w:del w:id="1124" w:author="Millicent  Mufambi" w:date="2026-06-02T12:54:00Z" w16du:dateUtc="2026-06-02T10:54:00Z">
+      <w:del w:id="1086" w:author="Millicent  Mufambi" w:date="2026-06-02T13:12:00Z" w16du:dateUtc="2026-06-02T11:12:00Z">
         <w:r>
           <w:delText>rest</w:delText>
         </w:r>
       </w:del>
-      <w:ins w:id="1125" w:author="Millicent  Mufambi" w:date="2026-06-02T12:54:00Z" w16du:dateUtc="2026-06-02T10:54:00Z">
+      <w:ins w:id="1087" w:author="Millicent  Mufambi" w:date="2026-06-02T13:12:00Z" w16du:dateUtc="2026-06-02T11:12:00Z">
         <w:r>
           <w:t>residual plausible-but-wrong fixes</w:t>
         </w:r>
@@ -15640,75 +15344,32 @@
       <w:pPr>
         <w:spacing w:after="120"/>
         <w:jc w:val="both"/>
-      </w:pPr>
-      <w:del w:id="1126" w:author="Millicent  Mufambi" w:date="2026-06-02T12:54:00Z" w16du:dateUtc="2026-06-02T10:54:00Z">
-        <w:r>
-          <w:delText xml:space="preserve">The only deferred ingredient is </w:delText>
+        <w:rPr>
+          <w:del w:id="1088" w:author="Millicent  Mufambi" w:date="2026-06-02T13:12:00Z" w16du:dateUtc="2026-06-02T11:12:00Z"/>
+        </w:rPr>
+      </w:pPr>
+      <w:del w:id="1089" w:author="Millicent  Mufambi" w:date="2026-06-02T13:12:00Z" w16du:dateUtc="2026-06-02T11:12:00Z">
+        <w:r>
+          <w:delText>The only deferred ingredient is the semantic-equivalence quorum (Section 8.1); the remaining future-work items are concrete extensions of an already-working prototype.</w:delText>
         </w:r>
       </w:del>
-      <w:ins w:id="1127" w:author="Millicent  Mufambi" w:date="2026-06-02T12:54:00Z" w16du:dateUtc="2026-06-02T10:54:00Z">
-        <w:r>
-          <w:t xml:space="preserve">All four design ingredients are implemented and evaluated, with </w:t>
-        </w:r>
-      </w:ins>
-      <w:r>
-        <w:t xml:space="preserve">the semantic-equivalence quorum </w:t>
-      </w:r>
-      <w:ins w:id="1128" w:author="Millicent  Mufambi" w:date="2026-06-02T12:54:00Z" w16du:dateUtc="2026-06-02T10:54:00Z">
-        <w:r>
-          <w:t xml:space="preserve">realised behaviourally and measured </w:t>
-        </w:r>
-      </w:ins>
-      <w:r>
-        <w:t xml:space="preserve">(Section </w:t>
-      </w:r>
-      <w:del w:id="1129" w:author="Millicent  Mufambi" w:date="2026-06-02T12:54:00Z" w16du:dateUtc="2026-06-02T10:54:00Z">
-        <w:r>
-          <w:delText>8.1); the</w:delText>
-        </w:r>
-      </w:del>
-      <w:ins w:id="1130" w:author="Millicent  Mufambi" w:date="2026-06-02T12:54:00Z" w16du:dateUtc="2026-06-02T10:54:00Z">
-        <w:r>
-          <w:t>6.9). The</w:t>
-        </w:r>
-      </w:ins>
-      <w:r>
-        <w:t xml:space="preserve"> remaining </w:t>
-      </w:r>
-      <w:del w:id="1131" w:author="Millicent  Mufambi" w:date="2026-06-02T12:54:00Z" w16du:dateUtc="2026-06-02T10:54:00Z">
-        <w:r>
-          <w:delText>future-</w:delText>
-        </w:r>
-      </w:del>
-      <w:r>
-        <w:t xml:space="preserve">work </w:t>
-      </w:r>
-      <w:del w:id="1132" w:author="Millicent  Mufambi" w:date="2026-06-02T12:54:00Z" w16du:dateUtc="2026-06-02T10:54:00Z">
-        <w:r>
-          <w:delText>items are</w:delText>
-        </w:r>
-      </w:del>
-      <w:ins w:id="1133" w:author="Millicent  Mufambi" w:date="2026-06-02T12:54:00Z" w16du:dateUtc="2026-06-02T10:54:00Z">
-        <w:r>
-          <w:t>is a formal version of that relation, continuous-fault recovery, and broader Java coverage, all</w:t>
-        </w:r>
-      </w:ins>
-      <w:r>
-        <w:t xml:space="preserve"> concrete extensions of </w:t>
-      </w:r>
-      <w:del w:id="1134" w:author="Millicent  Mufambi" w:date="2026-06-02T12:54:00Z" w16du:dateUtc="2026-06-02T10:54:00Z">
-        <w:r>
-          <w:delText>an already-</w:delText>
-        </w:r>
-      </w:del>
-      <w:ins w:id="1135" w:author="Millicent  Mufambi" w:date="2026-06-02T12:54:00Z" w16du:dateUtc="2026-06-02T10:54:00Z">
-        <w:r>
-          <w:t xml:space="preserve">a </w:t>
-        </w:r>
-      </w:ins>
-      <w:r>
-        <w:t>working prototype.</w:t>
-      </w:r>
+    </w:p>
+    <w:p>
+      <w:pPr>
+        <w:spacing w:after="120"/>
+        <w:jc w:val="both"/>
+        <w:rPr>
+          <w:ins w:id="1090" w:author="Millicent  Mufambi" w:date="2026-06-02T13:12:00Z" w16du:dateUtc="2026-06-02T11:12:00Z"/>
+        </w:rPr>
+      </w:pPr>
+      <w:ins w:id="1091" w:author="Millicent  Mufambi" w:date="2026-06-02T13:12:00Z" w16du:dateUtc="2026-06-02T11:12:00Z">
+        <w:r>
+          <w:t>All four design ingredients are implemented, and two are evaluated: the semantic-equivalence quorum is realised behaviourally and measured (Section 6.9), and the Byzantine fault tolerance of the consensus layer is demonstrated directly under an equivocating primary (Section 6.14). The other two are implemented but not evaluated here — reputation-weighted voting and the knowledge-graph learning layer — and the e-commerce invariant checks showed no measurable effect on the tractable suites. The remaining work</w:t>
+        </w:r>
+        <w:r>
+          <w:t xml:space="preserve"> is a formal version of the equivalence relation, view-change and continuous-fault recovery, distributed multi-host deployment, and broader Java coverage, all concrete extensions of a working prototype.</w:t>
+        </w:r>
+      </w:ins>
     </w:p>
     <w:p>
       <w:pPr>
@@ -15724,10 +15385,10 @@
         <w:keepNext/>
         <w:spacing w:before="240" w:after="120"/>
         <w:rPr>
-          <w:del w:id="1136" w:author="Millicent  Mufambi" w:date="2026-06-02T12:54:00Z" w16du:dateUtc="2026-06-02T10:54:00Z"/>
+          <w:del w:id="1092" w:author="Millicent  Mufambi" w:date="2026-06-02T13:12:00Z" w16du:dateUtc="2026-06-02T11:12:00Z"/>
         </w:rPr>
       </w:pPr>
-      <w:del w:id="1137" w:author="Millicent  Mufambi" w:date="2026-06-02T12:54:00Z" w16du:dateUtc="2026-06-02T10:54:00Z">
+      <w:del w:id="1093" w:author="Millicent  Mufambi" w:date="2026-06-02T13:12:00Z" w16du:dateUtc="2026-06-02T11:12:00Z">
         <w:r>
           <w:rPr>
             <w:b/>
@@ -15742,10 +15403,10 @@
         <w:spacing w:after="120"/>
         <w:jc w:val="both"/>
         <w:rPr>
-          <w:del w:id="1138" w:author="Millicent  Mufambi" w:date="2026-06-02T12:54:00Z" w16du:dateUtc="2026-06-02T10:54:00Z"/>
+          <w:del w:id="1094" w:author="Millicent  Mufambi" w:date="2026-06-02T13:12:00Z" w16du:dateUtc="2026-06-02T11:12:00Z"/>
         </w:rPr>
       </w:pPr>
-      <w:del w:id="1139" w:author="Millicent  Mufambi" w:date="2026-06-02T12:54:00Z" w16du:dateUtc="2026-06-02T10:54:00Z">
+      <w:del w:id="1095" w:author="Millicent  Mufambi" w:date="2026-06-02T13:12:00Z" w16du:dateUtc="2026-06-02T11:12:00Z">
         <w:r>
           <w:delText>The authors thank their institution for support during this work.</w:delText>
         </w:r>
@@ -15756,10 +15417,10 @@
         <w:keepNext/>
         <w:spacing w:before="240" w:after="120"/>
         <w:rPr>
-          <w:del w:id="1140" w:author="Millicent  Mufambi" w:date="2026-06-02T12:54:00Z" w16du:dateUtc="2026-06-02T10:54:00Z"/>
+          <w:del w:id="1096" w:author="Millicent  Mufambi" w:date="2026-06-02T13:12:00Z" w16du:dateUtc="2026-06-02T11:12:00Z"/>
         </w:rPr>
       </w:pPr>
-      <w:del w:id="1141" w:author="Millicent  Mufambi" w:date="2026-06-02T12:54:00Z" w16du:dateUtc="2026-06-02T10:54:00Z">
+      <w:del w:id="1097" w:author="Millicent  Mufambi" w:date="2026-06-02T13:12:00Z" w16du:dateUtc="2026-06-02T11:12:00Z">
         <w:r>
           <w:rPr>
             <w:b/>
@@ -15774,10 +15435,10 @@
         <w:spacing w:after="120"/>
         <w:jc w:val="both"/>
         <w:rPr>
-          <w:del w:id="1142" w:author="Millicent  Mufambi" w:date="2026-06-02T12:54:00Z" w16du:dateUtc="2026-06-02T10:54:00Z"/>
+          <w:del w:id="1098" w:author="Millicent  Mufambi" w:date="2026-06-02T13:12:00Z" w16du:dateUtc="2026-06-02T11:12:00Z"/>
         </w:rPr>
       </w:pPr>
-      <w:del w:id="1143" w:author="Millicent  Mufambi" w:date="2026-06-02T12:54:00Z" w16du:dateUtc="2026-06-02T10:54:00Z">
+      <w:del w:id="1099" w:author="Millicent  Mufambi" w:date="2026-06-02T13:12:00Z" w16du:dateUtc="2026-06-02T11:12:00Z">
         <w:r>
           <w:rPr>
             <w:b/>
@@ -15794,10 +15455,10 @@
         <w:spacing w:after="120"/>
         <w:jc w:val="both"/>
         <w:rPr>
-          <w:del w:id="1144" w:author="Millicent  Mufambi" w:date="2026-06-02T12:54:00Z" w16du:dateUtc="2026-06-02T10:54:00Z"/>
+          <w:del w:id="1100" w:author="Millicent  Mufambi" w:date="2026-06-02T13:12:00Z" w16du:dateUtc="2026-06-02T11:12:00Z"/>
         </w:rPr>
       </w:pPr>
-      <w:del w:id="1145" w:author="Millicent  Mufambi" w:date="2026-06-02T12:54:00Z" w16du:dateUtc="2026-06-02T10:54:00Z">
+      <w:del w:id="1101" w:author="Millicent  Mufambi" w:date="2026-06-02T13:12:00Z" w16du:dateUtc="2026-06-02T11:12:00Z">
         <w:r>
           <w:rPr>
             <w:b/>
@@ -15814,10 +15475,10 @@
         <w:spacing w:after="120"/>
         <w:jc w:val="both"/>
         <w:rPr>
-          <w:del w:id="1146" w:author="Millicent  Mufambi" w:date="2026-06-02T12:54:00Z" w16du:dateUtc="2026-06-02T10:54:00Z"/>
+          <w:del w:id="1102" w:author="Millicent  Mufambi" w:date="2026-06-02T13:12:00Z" w16du:dateUtc="2026-06-02T11:12:00Z"/>
         </w:rPr>
       </w:pPr>
-      <w:del w:id="1147" w:author="Millicent  Mufambi" w:date="2026-06-02T12:54:00Z" w16du:dateUtc="2026-06-02T10:54:00Z">
+      <w:del w:id="1103" w:author="Millicent  Mufambi" w:date="2026-06-02T13:12:00Z" w16du:dateUtc="2026-06-02T11:12:00Z">
         <w:r>
           <w:rPr>
             <w:b/>
@@ -15834,10 +15495,10 @@
         <w:spacing w:after="120"/>
         <w:jc w:val="both"/>
         <w:rPr>
-          <w:del w:id="1148" w:author="Millicent  Mufambi" w:date="2026-06-02T12:54:00Z" w16du:dateUtc="2026-06-02T10:54:00Z"/>
+          <w:del w:id="1104" w:author="Millicent  Mufambi" w:date="2026-06-02T13:12:00Z" w16du:dateUtc="2026-06-02T11:12:00Z"/>
         </w:rPr>
       </w:pPr>
-      <w:del w:id="1149" w:author="Millicent  Mufambi" w:date="2026-06-02T12:54:00Z" w16du:dateUtc="2026-06-02T10:54:00Z">
+      <w:del w:id="1105" w:author="Millicent  Mufambi" w:date="2026-06-02T13:12:00Z" w16du:dateUtc="2026-06-02T11:12:00Z">
         <w:r>
           <w:rPr>
             <w:b/>
@@ -15854,10 +15515,10 @@
         <w:spacing w:after="120"/>
         <w:jc w:val="both"/>
         <w:rPr>
-          <w:del w:id="1150" w:author="Millicent  Mufambi" w:date="2026-06-02T12:54:00Z" w16du:dateUtc="2026-06-02T10:54:00Z"/>
+          <w:del w:id="1106" w:author="Millicent  Mufambi" w:date="2026-06-02T13:12:00Z" w16du:dateUtc="2026-06-02T11:12:00Z"/>
         </w:rPr>
       </w:pPr>
-      <w:del w:id="1151" w:author="Millicent  Mufambi" w:date="2026-06-02T12:54:00Z" w16du:dateUtc="2026-06-02T10:54:00Z">
+      <w:del w:id="1107" w:author="Millicent  Mufambi" w:date="2026-06-02T13:12:00Z" w16du:dateUtc="2026-06-02T11:12:00Z">
         <w:r>
           <w:rPr>
             <w:b/>
@@ -15892,7 +15553,7 @@
       </w:r>
       <w:r>
         <w:rPr>
-          <w:rPrChange w:id="1152" w:author="Millicent  Mufambi" w:date="2026-06-02T12:54:00Z" w16du:dateUtc="2026-06-02T10:54:00Z">
+          <w:rPrChange w:id="1108" w:author="Millicent  Mufambi" w:date="2026-06-02T13:12:00Z" w16du:dateUtc="2026-06-02T11:12:00Z">
             <w:rPr>
               <w:i/>
             </w:rPr>
@@ -15900,7 +15561,7 @@
         </w:rPr>
         <w:t xml:space="preserve">Proceedings of the 27th ACM Symposium </w:t>
       </w:r>
-      <w:del w:id="1153" w:author="Millicent  Mufambi" w:date="2026-06-02T12:54:00Z" w16du:dateUtc="2026-06-02T10:54:00Z">
+      <w:del w:id="1109" w:author="Millicent  Mufambi" w:date="2026-06-02T13:12:00Z" w16du:dateUtc="2026-06-02T11:12:00Z">
         <w:r>
           <w:rPr>
             <w:i/>
@@ -15908,14 +15569,14 @@
           <w:delText>onPrinciplesofDistributedComputing</w:delText>
         </w:r>
       </w:del>
-      <w:ins w:id="1154" w:author="Millicent  Mufambi" w:date="2026-06-02T12:54:00Z" w16du:dateUtc="2026-06-02T10:54:00Z">
+      <w:ins w:id="1110" w:author="Millicent  Mufambi" w:date="2026-06-02T13:12:00Z" w16du:dateUtc="2026-06-02T11:12:00Z">
         <w:r>
           <w:t xml:space="preserve">on Principles of Distributed Computing </w:t>
         </w:r>
       </w:ins>
       <w:r>
         <w:rPr>
-          <w:rPrChange w:id="1155" w:author="Millicent  Mufambi" w:date="2026-06-02T12:54:00Z" w16du:dateUtc="2026-06-02T10:54:00Z">
+          <w:rPrChange w:id="1111" w:author="Millicent  Mufambi" w:date="2026-06-02T13:12:00Z" w16du:dateUtc="2026-06-02T11:12:00Z">
             <w:rPr>
               <w:i/>
             </w:rPr>
@@ -15923,7 +15584,7 @@
         </w:rPr>
         <w:t>(PODC</w:t>
       </w:r>
-      <w:del w:id="1156" w:author="Millicent  Mufambi" w:date="2026-06-02T12:54:00Z" w16du:dateUtc="2026-06-02T10:54:00Z">
+      <w:del w:id="1112" w:author="Millicent  Mufambi" w:date="2026-06-02T13:12:00Z" w16du:dateUtc="2026-06-02T11:12:00Z">
         <w:r>
           <w:rPr>
             <w:i/>
@@ -15934,7 +15595,7 @@
           <w:delText>(</w:delText>
         </w:r>
       </w:del>
-      <w:ins w:id="1157" w:author="Millicent  Mufambi" w:date="2026-06-02T12:54:00Z" w16du:dateUtc="2026-06-02T10:54:00Z">
+      <w:ins w:id="1113" w:author="Millicent  Mufambi" w:date="2026-06-02T13:12:00Z" w16du:dateUtc="2026-06-02T11:12:00Z">
         <w:r>
           <w:t>) (</w:t>
         </w:r>
@@ -15942,7 +15603,7 @@
       <w:r>
         <w:t>pp.</w:t>
       </w:r>
-      <w:ins w:id="1158" w:author="Millicent  Mufambi" w:date="2026-06-02T12:54:00Z" w16du:dateUtc="2026-06-02T10:54:00Z">
+      <w:ins w:id="1114" w:author="Millicent  Mufambi" w:date="2026-06-02T13:12:00Z" w16du:dateUtc="2026-06-02T11:12:00Z">
         <w:r>
           <w:t xml:space="preserve"> </w:t>
         </w:r>
@@ -15950,7 +15611,7 @@
       <w:r>
         <w:t>258–267).</w:t>
       </w:r>
-      <w:ins w:id="1159" w:author="Millicent  Mufambi" w:date="2026-06-02T12:54:00Z" w16du:dateUtc="2026-06-02T10:54:00Z">
+      <w:ins w:id="1115" w:author="Millicent  Mufambi" w:date="2026-06-02T13:12:00Z" w16du:dateUtc="2026-06-02T11:12:00Z">
         <w:r>
           <w:t xml:space="preserve"> </w:t>
         </w:r>
@@ -15976,7 +15637,7 @@
       <w:r>
         <w:t xml:space="preserve"> (pp. 297–306). IEEE.</w:t>
       </w:r>
-      <w:ins w:id="1160" w:author="Millicent  Mufambi" w:date="2026-06-02T12:54:00Z" w16du:dateUtc="2026-06-02T10:54:00Z">
+      <w:ins w:id="1116" w:author="Millicent  Mufambi" w:date="2026-06-02T13:12:00Z" w16du:dateUtc="2026-06-02T11:12:00Z">
         <w:r>
           <w:t xml:space="preserve"> https://doi.org/10.1109/ICDCS.2013.53</w:t>
         </w:r>
@@ -16017,7 +15678,7 @@
       <w:r>
         <w:t xml:space="preserve"> (pp. 355–362). IEEE.</w:t>
       </w:r>
-      <w:ins w:id="1161" w:author="Millicent  Mufambi" w:date="2026-06-02T12:54:00Z" w16du:dateUtc="2026-06-02T10:54:00Z">
+      <w:ins w:id="1117" w:author="Millicent  Mufambi" w:date="2026-06-02T13:12:00Z" w16du:dateUtc="2026-06-02T11:12:00Z">
         <w:r>
           <w:t xml:space="preserve"> https://doi.org/10.1109/DSN.2014.43</w:t>
         </w:r>
@@ -16031,12 +15692,12 @@
       <w:r>
         <w:t>Blanchard, P., El Mhamdi, E. M., Guerraoui, R., &amp; Stainer, J. (</w:t>
       </w:r>
-      <w:del w:id="1162" w:author="Millicent  Mufambi" w:date="2026-06-02T12:54:00Z" w16du:dateUtc="2026-06-02T10:54:00Z">
+      <w:del w:id="1118" w:author="Millicent  Mufambi" w:date="2026-06-02T13:12:00Z" w16du:dateUtc="2026-06-02T11:12:00Z">
         <w:r>
           <w:delText>2018</w:delText>
         </w:r>
       </w:del>
-      <w:ins w:id="1163" w:author="Millicent  Mufambi" w:date="2026-06-02T12:54:00Z" w16du:dateUtc="2026-06-02T10:54:00Z">
+      <w:ins w:id="1119" w:author="Millicent  Mufambi" w:date="2026-06-02T13:12:00Z" w16du:dateUtc="2026-06-02T11:12:00Z">
         <w:r>
           <w:t>2017</w:t>
         </w:r>
@@ -16046,7 +15707,7 @@
       </w:r>
       <w:r>
         <w:rPr>
-          <w:rPrChange w:id="1164" w:author="Millicent  Mufambi" w:date="2026-06-02T12:54:00Z" w16du:dateUtc="2026-06-02T10:54:00Z">
+          <w:rPrChange w:id="1120" w:author="Millicent  Mufambi" w:date="2026-06-02T13:12:00Z" w16du:dateUtc="2026-06-02T11:12:00Z">
             <w:rPr>
               <w:i/>
             </w:rPr>
@@ -16057,7 +15718,7 @@
       <w:r>
         <w:t xml:space="preserve"> (</w:t>
       </w:r>
-      <w:ins w:id="1165" w:author="Millicent  Mufambi" w:date="2026-06-02T12:54:00Z" w16du:dateUtc="2026-06-02T10:54:00Z">
+      <w:ins w:id="1121" w:author="Millicent  Mufambi" w:date="2026-06-02T13:12:00Z" w16du:dateUtc="2026-06-02T11:12:00Z">
         <w:r>
           <w:t>2017) (</w:t>
         </w:r>
@@ -16125,10 +15786,10 @@
         <w:spacing w:after="120"/>
         <w:jc w:val="both"/>
         <w:rPr>
-          <w:ins w:id="1166" w:author="Millicent  Mufambi" w:date="2026-06-02T12:54:00Z" w16du:dateUtc="2026-06-02T10:54:00Z"/>
+          <w:ins w:id="1122" w:author="Millicent  Mufambi" w:date="2026-06-02T13:12:00Z" w16du:dateUtc="2026-06-02T11:12:00Z"/>
         </w:rPr>
       </w:pPr>
-      <w:ins w:id="1167" w:author="Millicent  Mufambi" w:date="2026-06-02T12:54:00Z" w16du:dateUtc="2026-06-02T10:54:00Z">
+      <w:ins w:id="1123" w:author="Millicent  Mufambi" w:date="2026-06-02T13:12:00Z" w16du:dateUtc="2026-06-02T11:12:00Z">
         <w:r>
           <w:t>CISQ (Consortium for Information &amp; Software Quality). (2022). The cost of poor software quality in the US: A 2022 report. https://www.it-cisq.org/the-cost-of-poor-quality-software-in-the-us-a-2022-report/</w:t>
         </w:r>
@@ -16157,10 +15818,10 @@
         <w:spacing w:after="120"/>
         <w:jc w:val="both"/>
         <w:rPr>
-          <w:ins w:id="1168" w:author="Millicent  Mufambi" w:date="2026-06-02T12:54:00Z" w16du:dateUtc="2026-06-02T10:54:00Z"/>
+          <w:ins w:id="1124" w:author="Millicent  Mufambi" w:date="2026-06-02T13:12:00Z" w16du:dateUtc="2026-06-02T11:12:00Z"/>
         </w:rPr>
       </w:pPr>
-      <w:ins w:id="1169" w:author="Millicent  Mufambi" w:date="2026-06-02T12:54:00Z" w16du:dateUtc="2026-06-02T10:54:00Z">
+      <w:ins w:id="1125" w:author="Millicent  Mufambi" w:date="2026-06-02T13:12:00Z" w16du:dateUtc="2026-06-02T11:12:00Z">
         <w:r>
           <w:t>Dietterich, T. G. (2000). Ensemble methods in machine learning. In Multiple Classifier Systems (MCS), Lecture Notes in Computer Science (Vol. 1857, pp. 1-15). Springer. https://doi.org/10.1007/3-540-45014-9_1</w:t>
         </w:r>
@@ -16207,10 +15868,10 @@
         <w:spacing w:after="120"/>
         <w:jc w:val="both"/>
         <w:rPr>
-          <w:ins w:id="1170" w:author="Millicent  Mufambi" w:date="2026-06-02T12:54:00Z" w16du:dateUtc="2026-06-02T10:54:00Z"/>
+          <w:ins w:id="1126" w:author="Millicent  Mufambi" w:date="2026-06-02T13:12:00Z" w16du:dateUtc="2026-06-02T11:12:00Z"/>
         </w:rPr>
       </w:pPr>
-      <w:ins w:id="1171" w:author="Millicent  Mufambi" w:date="2026-06-02T12:54:00Z" w16du:dateUtc="2026-06-02T10:54:00Z">
+      <w:ins w:id="1127" w:author="Millicent  Mufambi" w:date="2026-06-02T13:12:00Z" w16du:dateUtc="2026-06-02T11:12:00Z">
         <w:r>
           <w:t>Feng, Z., Guo, D., Tang, D., Duan, N., Feng, X., Gong, M., Shou, L., Qin, B., Liu, T., Jiang, D., &amp; Zhou, M. (2020). CodeBERT: A pre-trained model for programming and natural languages. In Findings of the Association for Computational Linguistics: EMNLP 2020 (pp. 1536–1547). ACL. https://doi.org/10.18653/v1/2020.findings-emnlp.139</w:t>
         </w:r>
@@ -16233,7 +15894,7 @@
       <w:r>
         <w:t>(2), 374–382.</w:t>
       </w:r>
-      <w:ins w:id="1172" w:author="Millicent  Mufambi" w:date="2026-06-02T12:54:00Z" w16du:dateUtc="2026-06-02T10:54:00Z">
+      <w:ins w:id="1128" w:author="Millicent  Mufambi" w:date="2026-06-02T13:12:00Z" w16du:dateUtc="2026-06-02T11:12:00Z">
         <w:r>
           <w:t xml:space="preserve"> https://doi.org/10.1145/3149.214121</w:t>
         </w:r>
@@ -16256,7 +15917,7 @@
       <w:r>
         <w:t xml:space="preserve"> (pp. 568–580). IEEE.</w:t>
       </w:r>
-      <w:ins w:id="1173" w:author="Millicent  Mufambi" w:date="2026-06-02T12:54:00Z" w16du:dateUtc="2026-06-02T10:54:00Z">
+      <w:ins w:id="1129" w:author="Millicent  Mufambi" w:date="2026-06-02T13:12:00Z" w16du:dateUtc="2026-06-02T11:12:00Z">
         <w:r>
           <w:t xml:space="preserve"> https://doi.org/10.1109/DSN.2019.00063</w:t>
         </w:r>
@@ -16279,7 +15940,7 @@
       <w:r>
         <w:t xml:space="preserve"> (pp. 1345–1351). AAAI Press.</w:t>
       </w:r>
-      <w:ins w:id="1174" w:author="Millicent  Mufambi" w:date="2026-06-02T12:54:00Z" w16du:dateUtc="2026-06-02T10:54:00Z">
+      <w:ins w:id="1130" w:author="Millicent  Mufambi" w:date="2026-06-02T13:12:00Z" w16du:dateUtc="2026-06-02T11:12:00Z">
         <w:r>
           <w:t xml:space="preserve"> https://doi.org/10.1609/aaai.v31i1.10742</w:t>
         </w:r>
@@ -16290,11 +15951,11 @@
         <w:spacing w:after="120"/>
         <w:jc w:val="both"/>
         <w:rPr>
-          <w:moveTo w:id="1175" w:author="Millicent  Mufambi" w:date="2026-06-02T12:54:00Z" w16du:dateUtc="2026-06-02T10:54:00Z"/>
+          <w:moveTo w:id="1131" w:author="Millicent  Mufambi" w:date="2026-06-02T13:12:00Z" w16du:dateUtc="2026-06-02T11:12:00Z"/>
         </w:rPr>
       </w:pPr>
-      <w:moveToRangeStart w:id="1176" w:author="Millicent  Mufambi" w:date="2026-06-02T12:54:00Z" w:name="move231297311"/>
-      <w:moveTo w:id="1177" w:author="Millicent  Mufambi" w:date="2026-06-02T12:54:00Z" w16du:dateUtc="2026-06-02T10:54:00Z">
+      <w:moveToRangeStart w:id="1132" w:author="Millicent  Mufambi" w:date="2026-06-02T13:12:00Z" w:name="move231298376"/>
+      <w:moveTo w:id="1133" w:author="Millicent  Mufambi" w:date="2026-06-02T13:12:00Z" w16du:dateUtc="2026-06-02T11:12:00Z">
         <w:r>
           <w:t xml:space="preserve">Hong, S., Zhuge, M., Chen, J., Zheng, X., Cheng, Y., Wang, J., et al. (2024). MetaGPT: Meta programming for a multi-agent collaborative framework. In </w:t>
         </w:r>
@@ -16309,7 +15970,7 @@
         </w:r>
       </w:moveTo>
     </w:p>
-    <w:moveToRangeEnd w:id="1176"/>
+    <w:moveToRangeEnd w:id="1132"/>
     <w:p>
       <w:pPr>
         <w:spacing w:after="120"/>
@@ -16327,7 +15988,7 @@
       <w:r>
         <w:t xml:space="preserve"> (pp. 437–440). ACM.</w:t>
       </w:r>
-      <w:ins w:id="1178" w:author="Millicent  Mufambi" w:date="2026-06-02T12:54:00Z" w16du:dateUtc="2026-06-02T10:54:00Z">
+      <w:ins w:id="1134" w:author="Millicent  Mufambi" w:date="2026-06-02T13:12:00Z" w16du:dateUtc="2026-06-02T11:12:00Z">
         <w:r>
           <w:t xml:space="preserve"> https://doi.org/10.1145/2610384.2628055</w:t>
         </w:r>
@@ -16350,7 +16011,7 @@
       <w:r>
         <w:t xml:space="preserve"> (pp. 45–58). ACM.</w:t>
       </w:r>
-      <w:ins w:id="1179" w:author="Millicent  Mufambi" w:date="2026-06-02T12:54:00Z" w16du:dateUtc="2026-06-02T10:54:00Z">
+      <w:ins w:id="1135" w:author="Millicent  Mufambi" w:date="2026-06-02T13:12:00Z" w16du:dateUtc="2026-06-02T11:12:00Z">
         <w:r>
           <w:t xml:space="preserve"> https://doi.org/10.1145/1294261.1294267</w:t>
         </w:r>
@@ -16373,7 +16034,7 @@
       <w:r>
         <w:t>(3), 382–401.</w:t>
       </w:r>
-      <w:ins w:id="1180" w:author="Millicent  Mufambi" w:date="2026-06-02T12:54:00Z" w16du:dateUtc="2026-06-02T10:54:00Z">
+      <w:ins w:id="1136" w:author="Millicent  Mufambi" w:date="2026-06-02T13:12:00Z" w16du:dateUtc="2026-06-02T11:12:00Z">
         <w:r>
           <w:t xml:space="preserve"> https://doi.org/10.1145/357172.357176</w:t>
         </w:r>
@@ -16396,7 +16057,7 @@
       <w:r>
         <w:t>(1), 54–72.</w:t>
       </w:r>
-      <w:ins w:id="1181" w:author="Millicent  Mufambi" w:date="2026-06-02T12:54:00Z" w16du:dateUtc="2026-06-02T10:54:00Z">
+      <w:ins w:id="1137" w:author="Millicent  Mufambi" w:date="2026-06-02T13:12:00Z" w16du:dateUtc="2026-06-02T11:12:00Z">
         <w:r>
           <w:t xml:space="preserve"> https://doi.org/10.1109/TSE.2011.104</w:t>
         </w:r>
@@ -16407,11 +16068,11 @@
         <w:spacing w:after="120"/>
         <w:jc w:val="both"/>
         <w:rPr>
-          <w:moveTo w:id="1182" w:author="Millicent  Mufambi" w:date="2026-06-02T12:54:00Z" w16du:dateUtc="2026-06-02T10:54:00Z"/>
+          <w:moveTo w:id="1138" w:author="Millicent  Mufambi" w:date="2026-06-02T13:12:00Z" w16du:dateUtc="2026-06-02T11:12:00Z"/>
         </w:rPr>
       </w:pPr>
-      <w:moveToRangeStart w:id="1183" w:author="Millicent  Mufambi" w:date="2026-06-02T12:54:00Z" w:name="move231297312"/>
-      <w:moveTo w:id="1184" w:author="Millicent  Mufambi" w:date="2026-06-02T12:54:00Z" w16du:dateUtc="2026-06-02T10:54:00Z">
+      <w:moveToRangeStart w:id="1139" w:author="Millicent  Mufambi" w:date="2026-06-02T13:12:00Z" w:name="move231298377"/>
+      <w:moveTo w:id="1140" w:author="Millicent  Mufambi" w:date="2026-06-02T13:12:00Z" w16du:dateUtc="2026-06-02T11:12:00Z">
         <w:r>
           <w:t xml:space="preserve">Li, G., Hammoud, H. A. A. K., Itani, H., Khizbullin, D., &amp; Ghanem, B. (2023). CAMEL: Communicative agents for "mind" exploration of large language model society. In </w:t>
         </w:r>
@@ -16426,7 +16087,7 @@
         </w:r>
       </w:moveTo>
     </w:p>
-    <w:moveToRangeEnd w:id="1183"/>
+    <w:moveToRangeEnd w:id="1139"/>
     <w:p>
       <w:pPr>
         <w:spacing w:after="120"/>
@@ -16444,7 +16105,7 @@
       <w:r>
         <w:t xml:space="preserve"> (pp. 269–278). IEEE.</w:t>
       </w:r>
-      <w:ins w:id="1185" w:author="Millicent  Mufambi" w:date="2026-06-02T12:54:00Z" w16du:dateUtc="2026-06-02T10:54:00Z">
+      <w:ins w:id="1141" w:author="Millicent  Mufambi" w:date="2026-06-02T13:12:00Z" w16du:dateUtc="2026-06-02T11:12:00Z">
         <w:r>
           <w:t xml:space="preserve"> https://doi.org/10.1109/ICSE-SEIP.2019.00039</w:t>
         </w:r>
@@ -16455,10 +16116,10 @@
         <w:spacing w:after="120"/>
         <w:jc w:val="both"/>
         <w:rPr>
-          <w:ins w:id="1186" w:author="Millicent  Mufambi" w:date="2026-06-02T12:54:00Z" w16du:dateUtc="2026-06-02T10:54:00Z"/>
+          <w:ins w:id="1142" w:author="Millicent  Mufambi" w:date="2026-06-02T13:12:00Z" w16du:dateUtc="2026-06-02T11:12:00Z"/>
         </w:rPr>
       </w:pPr>
-      <w:ins w:id="1187" w:author="Millicent  Mufambi" w:date="2026-06-02T12:54:00Z" w16du:dateUtc="2026-06-02T10:54:00Z">
+      <w:ins w:id="1143" w:author="Millicent  Mufambi" w:date="2026-06-02T13:12:00Z" w16du:dateUtc="2026-06-02T11:12:00Z">
         <w:r>
           <w:t>Maturi, M. H., De La Cruz, E., Addula, S. R., Yadulla, A. R., Kathalikkattil Ravindran, R., Nadella, G. S., Gonaygunta, H., &amp; Meduri, K. (2025). Enhancing smart contract security with explainable AI: A framework for re-entrancy vulnerability detection and explanation. In 2025 IEEE Systems and Information Engineering Design Symposium (SIEDS). IEEE. https://doi.org/10.1109/SIEDS65500.2025.11021147</w:t>
         </w:r>
@@ -16481,7 +16142,7 @@
       <w:r>
         <w:t xml:space="preserve"> (pp. 691–701). ACM.</w:t>
       </w:r>
-      <w:ins w:id="1188" w:author="Millicent  Mufambi" w:date="2026-06-02T12:54:00Z" w16du:dateUtc="2026-06-02T10:54:00Z">
+      <w:ins w:id="1144" w:author="Millicent  Mufambi" w:date="2026-06-02T13:12:00Z" w16du:dateUtc="2026-06-02T11:12:00Z">
         <w:r>
           <w:t xml:space="preserve"> https://doi.org/10.1145/2884781.2884807</w:t>
         </w:r>
@@ -16504,7 +16165,7 @@
       <w:r>
         <w:t xml:space="preserve"> (pp. 31–42). ACM.</w:t>
       </w:r>
-      <w:ins w:id="1189" w:author="Millicent  Mufambi" w:date="2026-06-02T12:54:00Z" w16du:dateUtc="2026-06-02T10:54:00Z">
+      <w:ins w:id="1145" w:author="Millicent  Mufambi" w:date="2026-06-02T13:12:00Z" w16du:dateUtc="2026-06-02T11:12:00Z">
         <w:r>
           <w:t xml:space="preserve"> https://doi.org/10.1145/2976749.2978399</w:t>
         </w:r>
@@ -16527,7 +16188,7 @@
       <w:r>
         <w:t xml:space="preserve"> (pp. 772–781). IEEE.</w:t>
       </w:r>
-      <w:ins w:id="1190" w:author="Millicent  Mufambi" w:date="2026-06-02T12:54:00Z" w16du:dateUtc="2026-06-02T10:54:00Z">
+      <w:ins w:id="1146" w:author="Millicent  Mufambi" w:date="2026-06-02T13:12:00Z" w16du:dateUtc="2026-06-02T11:12:00Z">
         <w:r>
           <w:t xml:space="preserve"> https://doi.org/10.1109/ICSE.2013.6606623</w:t>
         </w:r>
@@ -16538,11 +16199,11 @@
         <w:spacing w:after="120"/>
         <w:jc w:val="both"/>
         <w:rPr>
-          <w:ins w:id="1191" w:author="Millicent  Mufambi" w:date="2026-06-02T12:54:00Z" w16du:dateUtc="2026-06-02T10:54:00Z"/>
+          <w:ins w:id="1147" w:author="Millicent  Mufambi" w:date="2026-06-02T13:12:00Z" w16du:dateUtc="2026-06-02T11:12:00Z"/>
         </w:rPr>
       </w:pPr>
-      <w:moveToRangeStart w:id="1192" w:author="Millicent  Mufambi" w:date="2026-06-02T12:54:00Z" w:name="move231297313"/>
-      <w:moveTo w:id="1193" w:author="Millicent  Mufambi" w:date="2026-06-02T12:54:00Z" w16du:dateUtc="2026-06-02T10:54:00Z">
+      <w:moveToRangeStart w:id="1148" w:author="Millicent  Mufambi" w:date="2026-06-02T13:12:00Z" w:name="move231298378"/>
+      <w:moveTo w:id="1149" w:author="Millicent  Mufambi" w:date="2026-06-02T13:12:00Z" w16du:dateUtc="2026-06-02T11:12:00Z">
         <w:r>
           <w:t xml:space="preserve">Qian, C., Liu, W., Liu, H., Chen, N., Dang, Y., Li, J., et al. (2024). ChatDev: Communicative agents for software development. In </w:t>
         </w:r>
@@ -16556,8 +16217,8 @@
           <w:t>. ACL.</w:t>
         </w:r>
       </w:moveTo>
-      <w:moveToRangeEnd w:id="1192"/>
-      <w:ins w:id="1194" w:author="Millicent  Mufambi" w:date="2026-06-02T12:54:00Z" w16du:dateUtc="2026-06-02T10:54:00Z">
+      <w:moveToRangeEnd w:id="1148"/>
+      <w:ins w:id="1150" w:author="Millicent  Mufambi" w:date="2026-06-02T13:12:00Z" w16du:dateUtc="2026-06-02T11:12:00Z">
         <w:r>
           <w:t xml:space="preserve"> https://doi.org/10.18653/v1/2024.acl-long.810</w:t>
         </w:r>
@@ -16598,7 +16259,7 @@
       <w:r>
         <w:t xml:space="preserve"> (pp. 532–543). ACM.</w:t>
       </w:r>
-      <w:ins w:id="1195" w:author="Millicent  Mufambi" w:date="2026-06-02T12:54:00Z" w16du:dateUtc="2026-06-02T10:54:00Z">
+      <w:ins w:id="1151" w:author="Millicent  Mufambi" w:date="2026-06-02T13:12:00Z" w16du:dateUtc="2026-06-02T11:12:00Z">
         <w:r>
           <w:t xml:space="preserve"> https://doi.org/10.1145/2786805.2786825</w:t>
         </w:r>
@@ -16621,7 +16282,7 @@
       <w:r>
         <w:t>(1), 16–30.</w:t>
       </w:r>
-      <w:ins w:id="1196" w:author="Millicent  Mufambi" w:date="2026-06-02T12:54:00Z" w16du:dateUtc="2026-06-02T10:54:00Z">
+      <w:ins w:id="1152" w:author="Millicent  Mufambi" w:date="2026-06-02T13:12:00Z" w16du:dateUtc="2026-06-02T11:12:00Z">
         <w:r>
           <w:t xml:space="preserve"> https://doi.org/10.1109/TC.2011.221</w:t>
         </w:r>
@@ -16632,10 +16293,10 @@
         <w:spacing w:after="120"/>
         <w:jc w:val="both"/>
         <w:rPr>
-          <w:ins w:id="1197" w:author="Millicent  Mufambi" w:date="2026-06-02T12:54:00Z" w16du:dateUtc="2026-06-02T10:54:00Z"/>
+          <w:ins w:id="1153" w:author="Millicent  Mufambi" w:date="2026-06-02T13:12:00Z" w16du:dateUtc="2026-06-02T11:12:00Z"/>
         </w:rPr>
       </w:pPr>
-      <w:ins w:id="1198" w:author="Millicent  Mufambi" w:date="2026-06-02T12:54:00Z" w16du:dateUtc="2026-06-02T10:54:00Z">
+      <w:ins w:id="1154" w:author="Millicent  Mufambi" w:date="2026-06-02T13:12:00Z" w16du:dateUtc="2026-06-02T11:12:00Z">
         <w:r>
           <w:t>Wang, X., Wei, J., Schuurmans, D., Le, Q., Chi, E., Narang, S., Chowdhery, A., &amp; Zhou, D. (2023). Self-consistency improves chain-of-thought reasoning in language models. In Proceedings of the 11th International Conference on Learning Representations (ICLR).</w:t>
         </w:r>
@@ -16646,11 +16307,11 @@
         <w:spacing w:after="120"/>
         <w:jc w:val="both"/>
         <w:rPr>
-          <w:ins w:id="1199" w:author="Millicent  Mufambi" w:date="2026-06-02T12:54:00Z" w16du:dateUtc="2026-06-02T10:54:00Z"/>
+          <w:ins w:id="1155" w:author="Millicent  Mufambi" w:date="2026-06-02T13:12:00Z" w16du:dateUtc="2026-06-02T11:12:00Z"/>
         </w:rPr>
       </w:pPr>
-      <w:moveToRangeStart w:id="1200" w:author="Millicent  Mufambi" w:date="2026-06-02T12:54:00Z" w:name="move231297314"/>
-      <w:moveTo w:id="1201" w:author="Millicent  Mufambi" w:date="2026-06-02T12:54:00Z" w16du:dateUtc="2026-06-02T10:54:00Z">
+      <w:moveToRangeStart w:id="1156" w:author="Millicent  Mufambi" w:date="2026-06-02T13:12:00Z" w:name="move231298379"/>
+      <w:moveTo w:id="1157" w:author="Millicent  Mufambi" w:date="2026-06-02T13:12:00Z" w16du:dateUtc="2026-06-02T11:12:00Z">
         <w:r>
           <w:t xml:space="preserve">Widyasari, R., Sim, S. Q., Lok, C., Qi, H., Phan, J., Tay, Q., et al. (2020). BugsInPy: A database of existing bugs in Python programs to enable controlled testing and debugging studies. In </w:t>
         </w:r>
@@ -16664,8 +16325,8 @@
           <w:t xml:space="preserve"> (pp. 1556–1560). ACM.</w:t>
         </w:r>
       </w:moveTo>
-      <w:moveToRangeEnd w:id="1200"/>
-      <w:ins w:id="1202" w:author="Millicent  Mufambi" w:date="2026-06-02T12:54:00Z" w16du:dateUtc="2026-06-02T10:54:00Z">
+      <w:moveToRangeEnd w:id="1156"/>
+      <w:ins w:id="1158" w:author="Millicent  Mufambi" w:date="2026-06-02T13:12:00Z" w16du:dateUtc="2026-06-02T11:12:00Z">
         <w:r>
           <w:t xml:space="preserve"> https://doi.org/10.1145/3368089.3417943</w:t>
         </w:r>
@@ -16676,11 +16337,11 @@
         <w:spacing w:after="120"/>
         <w:jc w:val="both"/>
         <w:rPr>
-          <w:ins w:id="1203" w:author="Millicent  Mufambi" w:date="2026-06-02T12:54:00Z" w16du:dateUtc="2026-06-02T10:54:00Z"/>
+          <w:ins w:id="1159" w:author="Millicent  Mufambi" w:date="2026-06-02T13:12:00Z" w16du:dateUtc="2026-06-02T11:12:00Z"/>
         </w:rPr>
       </w:pPr>
-      <w:moveToRangeStart w:id="1204" w:author="Millicent  Mufambi" w:date="2026-06-02T12:54:00Z" w:name="move231297315"/>
-      <w:moveTo w:id="1205" w:author="Millicent  Mufambi" w:date="2026-06-02T12:54:00Z" w16du:dateUtc="2026-06-02T10:54:00Z">
+      <w:moveToRangeStart w:id="1160" w:author="Millicent  Mufambi" w:date="2026-06-02T13:12:00Z" w:name="move231298380"/>
+      <w:moveTo w:id="1161" w:author="Millicent  Mufambi" w:date="2026-06-02T13:12:00Z" w16du:dateUtc="2026-06-02T11:12:00Z">
         <w:r>
           <w:t xml:space="preserve">Wu, Q., Bansal, G., Zhang, J., Wu, Y., Zhang, S., Zhu, E., et al. (2024). AutoGen: Enabling next-gen LLM applications via multi-agent conversation. In </w:t>
         </w:r>
@@ -16694,7 +16355,7 @@
           <w:t xml:space="preserve"> (Best Paper). OpenReview.</w:t>
         </w:r>
       </w:moveTo>
-      <w:moveToRangeEnd w:id="1204"/>
+      <w:moveToRangeEnd w:id="1160"/>
     </w:p>
     <w:p>
       <w:pPr>
@@ -16749,7 +16410,7 @@
       <w:r>
         <w:t xml:space="preserve"> (pp. 347–356). ACM.</w:t>
       </w:r>
-      <w:ins w:id="1206" w:author="Millicent  Mufambi" w:date="2026-06-02T12:54:00Z" w16du:dateUtc="2026-06-02T10:54:00Z">
+      <w:ins w:id="1162" w:author="Millicent  Mufambi" w:date="2026-06-02T13:12:00Z" w16du:dateUtc="2026-06-02T11:12:00Z">
         <w:r>
           <w:t xml:space="preserve"> https://doi.org/10.1145/3293611.3331591</w:t>
         </w:r>
@@ -16760,16 +16421,16 @@
         <w:spacing w:after="120"/>
         <w:jc w:val="both"/>
         <w:rPr>
-          <w:moveFrom w:id="1207" w:author="Millicent  Mufambi" w:date="2026-06-02T12:54:00Z" w16du:dateUtc="2026-06-02T10:54:00Z"/>
+          <w:moveFrom w:id="1163" w:author="Millicent  Mufambi" w:date="2026-06-02T13:12:00Z" w16du:dateUtc="2026-06-02T11:12:00Z"/>
         </w:rPr>
       </w:pPr>
-      <w:ins w:id="1208" w:author="Millicent  Mufambi" w:date="2026-06-02T12:54:00Z" w16du:dateUtc="2026-06-02T10:54:00Z">
+      <w:ins w:id="1164" w:author="Millicent  Mufambi" w:date="2026-06-02T13:12:00Z" w16du:dateUtc="2026-06-02T11:12:00Z">
         <w:r>
           <w:t>Zhang, Y., Ruan, H., Fan, Z., &amp; Roychoudhury, A. (2024). AutoCodeRover: Autonomous program improvement. In Proceedings of the 33rd ACM SIGSOFT International Symposium on Software Testing and Analysis (ISSTA). ACM. https://doi.org/10.1145/3650212.3680384</w:t>
         </w:r>
       </w:ins>
-      <w:moveFromRangeStart w:id="1209" w:author="Millicent  Mufambi" w:date="2026-06-02T12:54:00Z" w:name="move231297311"/>
-      <w:moveFrom w:id="1210" w:author="Millicent  Mufambi" w:date="2026-06-02T12:54:00Z" w16du:dateUtc="2026-06-02T10:54:00Z">
+      <w:moveFromRangeStart w:id="1165" w:author="Millicent  Mufambi" w:date="2026-06-02T13:12:00Z" w:name="move231298376"/>
+      <w:moveFrom w:id="1166" w:author="Millicent  Mufambi" w:date="2026-06-02T13:12:00Z" w16du:dateUtc="2026-06-02T11:12:00Z">
         <w:r>
           <w:t xml:space="preserve">Hong, S., Zhuge, M., Chen, J., Zheng, X., Cheng, Y., Wang, J., et al. (2024). MetaGPT: Meta programming for a multi-agent collaborative framework. In </w:t>
         </w:r>
@@ -16789,12 +16450,12 @@
         <w:spacing w:after="120"/>
         <w:jc w:val="both"/>
         <w:rPr>
-          <w:moveFrom w:id="1211" w:author="Millicent  Mufambi" w:date="2026-06-02T12:54:00Z" w16du:dateUtc="2026-06-02T10:54:00Z"/>
+          <w:moveFrom w:id="1167" w:author="Millicent  Mufambi" w:date="2026-06-02T13:12:00Z" w16du:dateUtc="2026-06-02T11:12:00Z"/>
         </w:rPr>
       </w:pPr>
-      <w:moveFromRangeStart w:id="1212" w:author="Millicent  Mufambi" w:date="2026-06-02T12:54:00Z" w:name="move231297312"/>
-      <w:moveFromRangeEnd w:id="1209"/>
-      <w:moveFrom w:id="1213" w:author="Millicent  Mufambi" w:date="2026-06-02T12:54:00Z" w16du:dateUtc="2026-06-02T10:54:00Z">
+      <w:moveFromRangeStart w:id="1168" w:author="Millicent  Mufambi" w:date="2026-06-02T13:12:00Z" w:name="move231298377"/>
+      <w:moveFromRangeEnd w:id="1165"/>
+      <w:moveFrom w:id="1169" w:author="Millicent  Mufambi" w:date="2026-06-02T13:12:00Z" w16du:dateUtc="2026-06-02T11:12:00Z">
         <w:r>
           <w:t xml:space="preserve">Li, G., Hammoud, H. A. A. K., Itani, H., Khizbullin, D., &amp; Ghanem, B. (2023). CAMEL: Communicative agents for "mind" exploration of large language model society. In </w:t>
         </w:r>
@@ -16814,12 +16475,12 @@
         <w:spacing w:after="120"/>
         <w:jc w:val="both"/>
         <w:rPr>
-          <w:del w:id="1214" w:author="Millicent  Mufambi" w:date="2026-06-02T12:54:00Z" w16du:dateUtc="2026-06-02T10:54:00Z"/>
+          <w:del w:id="1170" w:author="Millicent  Mufambi" w:date="2026-06-02T13:12:00Z" w16du:dateUtc="2026-06-02T11:12:00Z"/>
         </w:rPr>
       </w:pPr>
-      <w:moveFromRangeStart w:id="1215" w:author="Millicent  Mufambi" w:date="2026-06-02T12:54:00Z" w:name="move231297313"/>
-      <w:moveFromRangeEnd w:id="1212"/>
-      <w:moveFrom w:id="1216" w:author="Millicent  Mufambi" w:date="2026-06-02T12:54:00Z" w16du:dateUtc="2026-06-02T10:54:00Z">
+      <w:moveFromRangeStart w:id="1171" w:author="Millicent  Mufambi" w:date="2026-06-02T13:12:00Z" w:name="move231298378"/>
+      <w:moveFromRangeEnd w:id="1168"/>
+      <w:moveFrom w:id="1172" w:author="Millicent  Mufambi" w:date="2026-06-02T13:12:00Z" w16du:dateUtc="2026-06-02T11:12:00Z">
         <w:r>
           <w:t xml:space="preserve">Qian, C., Liu, W., Liu, H., Chen, N., Dang, Y., Li, J., et al. (2024). ChatDev: Communicative agents for software development. In </w:t>
         </w:r>
@@ -16833,18 +16494,18 @@
           <w:t>. ACL.</w:t>
         </w:r>
       </w:moveFrom>
-      <w:moveFromRangeEnd w:id="1215"/>
+      <w:moveFromRangeEnd w:id="1171"/>
     </w:p>
     <w:p>
       <w:pPr>
         <w:spacing w:after="120"/>
         <w:jc w:val="both"/>
         <w:rPr>
-          <w:del w:id="1217" w:author="Millicent  Mufambi" w:date="2026-06-02T12:54:00Z" w16du:dateUtc="2026-06-02T10:54:00Z"/>
+          <w:del w:id="1173" w:author="Millicent  Mufambi" w:date="2026-06-02T13:12:00Z" w16du:dateUtc="2026-06-02T11:12:00Z"/>
         </w:rPr>
       </w:pPr>
-      <w:moveFromRangeStart w:id="1218" w:author="Millicent  Mufambi" w:date="2026-06-02T12:54:00Z" w:name="move231297314"/>
-      <w:moveFrom w:id="1219" w:author="Millicent  Mufambi" w:date="2026-06-02T12:54:00Z" w16du:dateUtc="2026-06-02T10:54:00Z">
+      <w:moveFromRangeStart w:id="1174" w:author="Millicent  Mufambi" w:date="2026-06-02T13:12:00Z" w:name="move231298379"/>
+      <w:moveFrom w:id="1175" w:author="Millicent  Mufambi" w:date="2026-06-02T13:12:00Z" w16du:dateUtc="2026-06-02T11:12:00Z">
         <w:r>
           <w:t xml:space="preserve">Widyasari, R., Sim, S. Q., Lok, C., Qi, H., Phan, J., Tay, Q., et al. (2020). BugsInPy: A database of existing bugs in Python programs to enable controlled testing and debugging studies. In </w:t>
         </w:r>
@@ -16858,15 +16519,15 @@
           <w:t xml:space="preserve"> (pp. 1556–1560). ACM.</w:t>
         </w:r>
       </w:moveFrom>
-      <w:moveFromRangeEnd w:id="1218"/>
+      <w:moveFromRangeEnd w:id="1174"/>
     </w:p>
     <w:p>
       <w:pPr>
         <w:spacing w:after="120"/>
         <w:jc w:val="both"/>
       </w:pPr>
-      <w:moveFromRangeStart w:id="1220" w:author="Millicent  Mufambi" w:date="2026-06-02T12:54:00Z" w:name="move231297315"/>
-      <w:moveFrom w:id="1221" w:author="Millicent  Mufambi" w:date="2026-06-02T12:54:00Z" w16du:dateUtc="2026-06-02T10:54:00Z">
+      <w:moveFromRangeStart w:id="1176" w:author="Millicent  Mufambi" w:date="2026-06-02T13:12:00Z" w:name="move231298380"/>
+      <w:moveFrom w:id="1177" w:author="Millicent  Mufambi" w:date="2026-06-02T13:12:00Z" w16du:dateUtc="2026-06-02T11:12:00Z">
         <w:r>
           <w:t xml:space="preserve">Wu, Q., Bansal, G., Zhang, J., Wu, Y., Zhang, S., Zhu, E., et al. (2024). AutoGen: Enabling next-gen LLM applications via multi-agent conversation. In </w:t>
         </w:r>
@@ -16880,7 +16541,7 @@
           <w:t xml:space="preserve"> (Best Paper). OpenReview.</w:t>
         </w:r>
       </w:moveFrom>
-      <w:moveFromRangeEnd w:id="1220"/>
+      <w:moveFromRangeEnd w:id="1176"/>
     </w:p>
     <w:sectPr>
       <w:headerReference w:type="even" r:id="rId15"/>
@@ -28910,7 +28571,7 @@
     <w:hidden/>
     <w:uiPriority w:val="99"/>
     <w:semiHidden/>
-    <w:rsid w:val="00C777B7"/>
+    <w:rsid w:val="005C3B4E"/>
     <w:pPr>
       <w:spacing w:after="0" w:line="240" w:lineRule="auto"/>
     </w:pPr>

--- a/MS_R1_tracked_changes.docx
+++ b/MS_R1_tracked_changes.docx
@@ -50,10 +50,10 @@
         <w:spacing w:after="120"/>
         <w:jc w:val="both"/>
         <w:rPr>
-          <w:del w:id="0" w:author="Millicent  Mufambi" w:date="2026-06-02T13:12:00Z" w16du:dateUtc="2026-06-02T11:12:00Z"/>
+          <w:del w:id="0" w:author="Millicent  Mufambi" w:date="2026-06-02T13:44:00Z" w16du:dateUtc="2026-06-02T11:44:00Z"/>
         </w:rPr>
       </w:pPr>
-      <w:del w:id="1" w:author="Millicent  Mufambi" w:date="2026-06-02T13:12:00Z" w16du:dateUtc="2026-06-02T11:12:00Z">
+      <w:del w:id="1" w:author="Millicent  Mufambi" w:date="2026-06-02T13:44:00Z" w16du:dateUtc="2026-06-02T11:44:00Z">
         <w:r>
           <w:rPr>
             <w:b/>
@@ -76,10 +76,10 @@
         <w:spacing w:after="120"/>
         <w:jc w:val="both"/>
         <w:rPr>
-          <w:ins w:id="2" w:author="Millicent  Mufambi" w:date="2026-06-02T13:12:00Z" w16du:dateUtc="2026-06-02T11:12:00Z"/>
+          <w:ins w:id="2" w:author="Millicent  Mufambi" w:date="2026-06-02T13:44:00Z" w16du:dateUtc="2026-06-02T11:44:00Z"/>
         </w:rPr>
       </w:pPr>
-      <w:ins w:id="3" w:author="Millicent  Mufambi" w:date="2026-06-02T13:12:00Z" w16du:dateUtc="2026-06-02T11:12:00Z">
+      <w:ins w:id="3" w:author="Millicent  Mufambi" w:date="2026-06-02T13:44:00Z" w16du:dateUtc="2026-06-02T11:44:00Z">
         <w:r>
           <w:rPr>
             <w:b/>
@@ -87,19 +87,16 @@
           <w:t xml:space="preserve">Abstract: </w:t>
         </w:r>
         <w:r>
-          <w:t>Automated program repair with large language models (LLMs) has a safety gap: a single model often returns a confident but wrong fix that breaks working code. In e-commerce this can mean double charges, negative stock, or broken refunds. We ask whether genuine Byzantine fault-tolerant (BFT) consensus over a population of independent LLM agents can remove these unsafe fixes while keeping repair ability. We built a pipeline in which a Claude analyzer and a GPT-4o healer propose a fix that is then voted on by f</w:t>
-        </w:r>
-        <w:r>
-          <w:t>our independent, model-diverse validators (Claude-Haiku, GPT-4o-mini, llama3.1:8b, mistral:7b) under Practical Byzantine Fault Tolerance (PBFT; n = 3f + 1 = 4, quorum = 3), with every approved fix run in a sandbox. We demonstrate the core Byzantine property directly: against a malicious primary that equivocates — proposing different fixes to different replicas — over an asynchronous, partitionable network of independent replicas exchanging signed messages, a naive majority vote splits the honest replicas on</w:t>
-        </w:r>
-        <w:r>
-          <w:t xml:space="preserve">to different fixes, whereas the PBFT quorum certificates preserve agreement and forged messages are rejected; fault-injection and an f = 2 study further show the quorum masks faulty votes up to the 3f + 1 bound. The program-repair results are preliminary: on a 20-bug real-world subset consensus directionally reduced the safety-violation rate (75% to 50%) and raised the repair rate (25% to 50%), but neither reaches significance (McNemar exact p = 0.125) and the effect rests on a weak run-as-script oracle. A </w:t>
-        </w:r>
-        <w:r>
-          <w:t xml:space="preserve">cross-language run through the real Defects4J harness produced two full-suite-verified Java repairs, showing the pipeline is not Python-specific. We also test the agreement rule itself: across heterogeneous proposers a byte-identical quorum almost never forms (2.5-10%), whereas a semantic-equivalence quorum that compares behaviour forms for 70-77% of bugs, which is what makes consensus workable for non-deterministic agents. We rest the safety case on the deterministic Byzantine-tolerance results and report </w:t>
-        </w:r>
-        <w:r>
-          <w:t>repair quality honestly. Future work targets a formal semantic-equivalence relation, distributed deployment with network faults, and broader Java coverage.</w:t>
+          <w:t>Automated program repair with large language models (LLMs) has a safety gap: a single model often returns a confident but wrong fix that breaks working code — in e-commerce, double charges, negative stock or broken refunds. We ask whether genuine Byzantine fault-tolerant (BFT) consensus over independent LLM agents can remove unsafe fixes while keeping repair ability. A Claude analyzer and a GPT-4o healer propose a fix that four independent, model-diverse validators (Claude-Haiku, GPT-4o-mini, llama3.1:8b, m</w:t>
+        </w:r>
+        <w:r>
+          <w:t>istral:7b) then vote on under PBFT (n = 3f + 1 = 4, quorum = 3), with every approved fix run in a sandbox. We demonstrate the core Byzantine property directly: against a malicious primary that equivocates over an asynchronous, partitionable network of signed-message replicas, a naive vote splits the honest replicas onto different fixes while the PBFT quorum certificates preserve agreement and reject forged messages. Repair results are preliminary: on a 20-bug real-world subset consensus directionally cut th</w:t>
+        </w:r>
+        <w:r>
+          <w:t>e safety-violation rate (75% to 50%) and raised repair (25% to 50%), but neither is significant (McNemar p = 0.125) and the effect rests on a weak oracle. A real Defects4J run yielded two full-suite-verified Java repairs. We also find that a byte-identical quorum almost never forms across heterogeneous proposers (2.5-10%), whereas a semantic-equivalence quorum forms for 70-77%, which is what makes consensus workable for non-deterministic agents. Future work targets a formal equivalence relation, distributed</w:t>
+        </w:r>
+        <w:r>
+          <w:t xml:space="preserve"> deployment, and broader Java coverage.</w:t>
         </w:r>
       </w:ins>
     </w:p>
@@ -136,24 +133,159 @@
         <w:spacing w:after="120"/>
         <w:jc w:val="both"/>
       </w:pPr>
-      <w:ins w:id="4" w:author="Millicent  Mufambi" w:date="2026-06-02T13:12:00Z" w16du:dateUtc="2026-06-02T11:12:00Z">
-        <w:r>
-          <w:t xml:space="preserve">Picture an online store that repairs its own code at runtime. A single LLM proposes a fix for a payment bug; the fix looks right, passes a quick glance, and is shipped. Under load it applies each refund twice, and the loss runs into real money before anyone notices. The failure is not that the model could not code, but that nothing independent checked it before it went live. This is the problem we attack. </w:t>
-        </w:r>
-      </w:ins>
-      <w:r>
-        <w:t>Two fast-moving research areas have barely intersected. BFT consensus, from Lamport, Shostak and Pease (1982) to the practical PBFT of Castro and Liskov (1999), keeps protocols safe when participants misbehave, but only if they are deterministic. The multi-agent LLM literature, such as ChatDev (Qian et al., 2024), MetaGPT (Hong et al., 2024) and AutoGen (Wu et al., 2024), organises stochastic agents into teams coordinated by conversation, not formal agreement. Read together (Section 2.4, Table 1) they expos</w:t>
-      </w:r>
-      <w:r>
-        <w:t>e five gaps</w:t>
-      </w:r>
-      <w:ins w:id="5" w:author="Millicent  Mufambi" w:date="2026-06-02T13:12:00Z" w16du:dateUtc="2026-06-02T11:12:00Z">
-        <w:r>
-          <w:t>, summarised in Table 1</w:t>
-        </w:r>
-      </w:ins>
-      <w:r>
-        <w:t>: no LLM-agent framework runs formal consensus; none adapts BFT to non-deterministic agents; no empirical safety evaluation exists; the e-commerce domain is untouched; and agent-diversity decorrelation is unmeasured.</w:t>
+      <w:ins w:id="4" w:author="Millicent  Mufambi" w:date="2026-06-02T13:44:00Z" w16du:dateUtc="2026-06-02T11:44:00Z">
+        <w:r>
+          <w:t xml:space="preserve">Picture an online store that repairs its own code at runtime. A single LLM proposes a fix for a payment bug; it looks right, ships, and then under load applies each refund twice — real money lost before anyone notices. The failure is not that the model could not code, but that nothing independent checked it. </w:t>
+        </w:r>
+      </w:ins>
+      <w:r>
+        <w:t xml:space="preserve">Two fast-moving research areas have barely intersected. BFT consensus, from Lamport, Shostak and Pease (1982) to </w:t>
+      </w:r>
+      <w:del w:id="5" w:author="Millicent  Mufambi" w:date="2026-06-02T13:44:00Z" w16du:dateUtc="2026-06-02T11:44:00Z">
+        <w:r>
+          <w:delText xml:space="preserve">the practical </w:delText>
+        </w:r>
+      </w:del>
+      <w:r>
+        <w:t xml:space="preserve">PBFT </w:t>
+      </w:r>
+      <w:del w:id="6" w:author="Millicent  Mufambi" w:date="2026-06-02T13:44:00Z" w16du:dateUtc="2026-06-02T11:44:00Z">
+        <w:r>
+          <w:delText xml:space="preserve">of </w:delText>
+        </w:r>
+      </w:del>
+      <w:ins w:id="7" w:author="Millicent  Mufambi" w:date="2026-06-02T13:44:00Z" w16du:dateUtc="2026-06-02T11:44:00Z">
+        <w:r>
+          <w:t>(</w:t>
+        </w:r>
+      </w:ins>
+      <w:r>
+        <w:t>Castro and Liskov</w:t>
+      </w:r>
+      <w:del w:id="8" w:author="Millicent  Mufambi" w:date="2026-06-02T13:44:00Z" w16du:dateUtc="2026-06-02T11:44:00Z">
+        <w:r>
+          <w:delText xml:space="preserve"> (</w:delText>
+        </w:r>
+      </w:del>
+      <w:ins w:id="9" w:author="Millicent  Mufambi" w:date="2026-06-02T13:44:00Z" w16du:dateUtc="2026-06-02T11:44:00Z">
+        <w:r>
+          <w:t xml:space="preserve">, </w:t>
+        </w:r>
+      </w:ins>
+      <w:r>
+        <w:t xml:space="preserve">1999), keeps protocols safe when participants misbehave, but </w:t>
+      </w:r>
+      <w:del w:id="10" w:author="Millicent  Mufambi" w:date="2026-06-02T13:44:00Z" w16du:dateUtc="2026-06-02T11:44:00Z">
+        <w:r>
+          <w:delText xml:space="preserve">only if they are deterministic. The </w:delText>
+        </w:r>
+      </w:del>
+      <w:ins w:id="11" w:author="Millicent  Mufambi" w:date="2026-06-02T13:44:00Z" w16du:dateUtc="2026-06-02T11:44:00Z">
+        <w:r>
+          <w:t xml:space="preserve">assumes determinism; the </w:t>
+        </w:r>
+      </w:ins>
+      <w:r>
+        <w:t>multi-agent LLM literature</w:t>
+      </w:r>
+      <w:del w:id="12" w:author="Millicent  Mufambi" w:date="2026-06-02T13:44:00Z" w16du:dateUtc="2026-06-02T11:44:00Z">
+        <w:r>
+          <w:delText xml:space="preserve">, such as </w:delText>
+        </w:r>
+      </w:del>
+      <w:ins w:id="13" w:author="Millicent  Mufambi" w:date="2026-06-02T13:44:00Z" w16du:dateUtc="2026-06-02T11:44:00Z">
+        <w:r>
+          <w:t xml:space="preserve"> (</w:t>
+        </w:r>
+      </w:ins>
+      <w:r>
+        <w:t>ChatDev</w:t>
+      </w:r>
+      <w:del w:id="14" w:author="Millicent  Mufambi" w:date="2026-06-02T13:44:00Z" w16du:dateUtc="2026-06-02T11:44:00Z">
+        <w:r>
+          <w:delText xml:space="preserve"> (</w:delText>
+        </w:r>
+      </w:del>
+      <w:ins w:id="15" w:author="Millicent  Mufambi" w:date="2026-06-02T13:44:00Z" w16du:dateUtc="2026-06-02T11:44:00Z">
+        <w:r>
+          <w:t xml:space="preserve">, </w:t>
+        </w:r>
+      </w:ins>
+      <w:r>
+        <w:t>Qian et al., 2024</w:t>
+      </w:r>
+      <w:del w:id="16" w:author="Millicent  Mufambi" w:date="2026-06-02T13:44:00Z" w16du:dateUtc="2026-06-02T11:44:00Z">
+        <w:r>
+          <w:delText>),</w:delText>
+        </w:r>
+      </w:del>
+      <w:ins w:id="17" w:author="Millicent  Mufambi" w:date="2026-06-02T13:44:00Z" w16du:dateUtc="2026-06-02T11:44:00Z">
+        <w:r>
+          <w:t>;</w:t>
+        </w:r>
+      </w:ins>
+      <w:r>
+        <w:t xml:space="preserve"> MetaGPT</w:t>
+      </w:r>
+      <w:del w:id="18" w:author="Millicent  Mufambi" w:date="2026-06-02T13:44:00Z" w16du:dateUtc="2026-06-02T11:44:00Z">
+        <w:r>
+          <w:delText xml:space="preserve"> (</w:delText>
+        </w:r>
+      </w:del>
+      <w:ins w:id="19" w:author="Millicent  Mufambi" w:date="2026-06-02T13:44:00Z" w16du:dateUtc="2026-06-02T11:44:00Z">
+        <w:r>
+          <w:t xml:space="preserve">, </w:t>
+        </w:r>
+      </w:ins>
+      <w:r>
+        <w:t>Hong et al., 2024</w:t>
+      </w:r>
+      <w:del w:id="20" w:author="Millicent  Mufambi" w:date="2026-06-02T13:44:00Z" w16du:dateUtc="2026-06-02T11:44:00Z">
+        <w:r>
+          <w:delText>) and</w:delText>
+        </w:r>
+      </w:del>
+      <w:ins w:id="21" w:author="Millicent  Mufambi" w:date="2026-06-02T13:44:00Z" w16du:dateUtc="2026-06-02T11:44:00Z">
+        <w:r>
+          <w:t>;</w:t>
+        </w:r>
+      </w:ins>
+      <w:r>
+        <w:t xml:space="preserve"> AutoGen</w:t>
+      </w:r>
+      <w:del w:id="22" w:author="Millicent  Mufambi" w:date="2026-06-02T13:44:00Z" w16du:dateUtc="2026-06-02T11:44:00Z">
+        <w:r>
+          <w:delText xml:space="preserve"> (</w:delText>
+        </w:r>
+      </w:del>
+      <w:ins w:id="23" w:author="Millicent  Mufambi" w:date="2026-06-02T13:44:00Z" w16du:dateUtc="2026-06-02T11:44:00Z">
+        <w:r>
+          <w:t xml:space="preserve">, </w:t>
+        </w:r>
+      </w:ins>
+      <w:r>
+        <w:t>Wu et al., 2024</w:t>
+      </w:r>
+      <w:del w:id="24" w:author="Millicent  Mufambi" w:date="2026-06-02T13:44:00Z" w16du:dateUtc="2026-06-02T11:44:00Z">
+        <w:r>
+          <w:delText>),</w:delText>
+        </w:r>
+      </w:del>
+      <w:ins w:id="25" w:author="Millicent  Mufambi" w:date="2026-06-02T13:44:00Z" w16du:dateUtc="2026-06-02T11:44:00Z">
+        <w:r>
+          <w:t>)</w:t>
+        </w:r>
+      </w:ins>
+      <w:r>
+        <w:t xml:space="preserve"> organises stochastic agents</w:t>
+      </w:r>
+      <w:del w:id="26" w:author="Millicent  Mufambi" w:date="2026-06-02T13:44:00Z" w16du:dateUtc="2026-06-02T11:44:00Z">
+        <w:r>
+          <w:delText xml:space="preserve"> into teams coordinated</w:delText>
+        </w:r>
+      </w:del>
+      <w:r>
+        <w:t xml:space="preserve"> by conversation, not formal agreement. Read together (Section 2.4, Table 1) they expose five gaps: no LLM-agent framework runs formal consensus; none adapts BFT to non-deterministic agents; no empirical safety evaluation exists; the e-commerce domain is untouched; and agent-diversity decorrelation is unmeasured.</w:t>
       </w:r>
     </w:p>
     <w:p>
@@ -164,7 +296,7 @@
       <w:r>
         <w:t>We respond with BFT-MAS, which has four parts: PBFT three-phase agreement</w:t>
       </w:r>
-      <w:del w:id="6" w:author="Millicent  Mufambi" w:date="2026-06-02T13:12:00Z" w16du:dateUtc="2026-06-02T11:12:00Z">
+      <w:del w:id="27" w:author="Millicent  Mufambi" w:date="2026-06-02T13:44:00Z" w16du:dateUtc="2026-06-02T11:44:00Z">
         <w:r>
           <w:delText xml:space="preserve"> adapted through a semantic-equivalence quorum</w:delText>
         </w:r>
@@ -172,12 +304,12 @@
       <w:r>
         <w:t xml:space="preserve">; a mixed population of agents from different LLM providers, with failure decorrelation reported as a first-class result; reputation-weighted voting bounded against credibility-building (Abraham, Dolev &amp; Halpern, 2008); and e-commerce invariant checks built into the loop. </w:t>
       </w:r>
-      <w:del w:id="7" w:author="Millicent  Mufambi" w:date="2026-06-02T13:12:00Z" w16du:dateUtc="2026-06-02T11:12:00Z">
+      <w:del w:id="28" w:author="Millicent  Mufambi" w:date="2026-06-02T13:44:00Z" w16du:dateUtc="2026-06-02T11:44:00Z">
         <w:r>
           <w:delText>This paper validates the last three empirically, alongside the shared PBFT protocol, and adds a fault-injection harness. The semantic-equivalence quorum is deferred to a separate paper (Section 8).</w:delText>
         </w:r>
       </w:del>
-      <w:ins w:id="8" w:author="Millicent  Mufambi" w:date="2026-06-02T13:12:00Z" w16du:dateUtc="2026-06-02T11:12:00Z">
+      <w:ins w:id="29" w:author="Millicent  Mufambi" w:date="2026-06-02T13:44:00Z" w16du:dateUtc="2026-06-02T11:44:00Z">
         <w:r>
           <w:t>The safety pipeline reaches consensus by validator voting bound to a single healer proposal, with a byte digest fixing the proposal under standard PBFT, and a sandbox as the final gate. Separately, we implement and empirically compare two quorum rules for heterogeneous proposers, an exact byte-match rule and a semantic-equivalence rule that groups fixes by behaviour, and report when each can form a quorum (Sections 5 and 6). The remaining formal-relation work is set out in Section 8.</w:t>
         </w:r>
@@ -201,10 +333,10 @@
         <w:keepNext/>
         <w:spacing w:before="240" w:after="120"/>
         <w:rPr>
-          <w:ins w:id="9" w:author="Millicent  Mufambi" w:date="2026-06-02T13:12:00Z" w16du:dateUtc="2026-06-02T11:12:00Z"/>
+          <w:ins w:id="30" w:author="Millicent  Mufambi" w:date="2026-06-02T13:44:00Z" w16du:dateUtc="2026-06-02T11:44:00Z"/>
         </w:rPr>
       </w:pPr>
-      <w:ins w:id="10" w:author="Millicent  Mufambi" w:date="2026-06-02T13:12:00Z" w16du:dateUtc="2026-06-02T11:12:00Z">
+      <w:ins w:id="31" w:author="Millicent  Mufambi" w:date="2026-06-02T13:44:00Z" w16du:dateUtc="2026-06-02T11:44:00Z">
         <w:r>
           <w:t>This paper aims to test empirically whether adapting PBFT to a heterogeneous population of LLM agents, backed by an executable sandbox, can eliminate safety violations in automated program repair while preserving repair capability. We operationalise that aim as four research questions.</w:t>
         </w:r>
@@ -262,7 +394,7 @@
       </w:pPr>
       <w:r>
         <w:rPr>
-          <w:rPrChange w:id="11" w:author="Millicent  Mufambi" w:date="2026-06-02T13:12:00Z" w16du:dateUtc="2026-06-02T11:12:00Z">
+          <w:rPrChange w:id="32" w:author="Millicent  Mufambi" w:date="2026-06-02T13:44:00Z" w16du:dateUtc="2026-06-02T11:44:00Z">
             <w:rPr>
               <w:b/>
             </w:rPr>
@@ -270,7 +402,7 @@
         </w:rPr>
         <w:t>RQ4</w:t>
       </w:r>
-      <w:del w:id="12" w:author="Millicent  Mufambi" w:date="2026-06-02T13:12:00Z" w16du:dateUtc="2026-06-02T11:12:00Z">
+      <w:del w:id="33" w:author="Millicent  Mufambi" w:date="2026-06-02T13:44:00Z" w16du:dateUtc="2026-06-02T11:44:00Z">
         <w:r>
           <w:rPr>
             <w:b/>
@@ -278,7 +410,7 @@
           <w:delText>.</w:delText>
         </w:r>
       </w:del>
-      <w:ins w:id="13" w:author="Millicent  Mufambi" w:date="2026-06-02T13:12:00Z" w16du:dateUtc="2026-06-02T11:12:00Z">
+      <w:ins w:id="34" w:author="Millicent  Mufambi" w:date="2026-06-02T13:44:00Z" w16du:dateUtc="2026-06-02T11:44:00Z">
         <w:r>
           <w:t xml:space="preserve"> (exploratory).</w:t>
         </w:r>
@@ -286,7 +418,7 @@
       <w:r>
         <w:t xml:space="preserve"> What economic benefits can e-commerce businesses derive from reduced downtime?</w:t>
       </w:r>
-      <w:ins w:id="14" w:author="Millicent  Mufambi" w:date="2026-06-02T13:12:00Z" w16du:dateUtc="2026-06-02T11:12:00Z">
+      <w:ins w:id="35" w:author="Millicent  Mufambi" w:date="2026-06-02T13:44:00Z" w16du:dateUtc="2026-06-02T11:44:00Z">
         <w:r>
           <w:t xml:space="preserve"> We treat this as an indicative estimate and develop it in the discussion (Section 7.5).</w:t>
         </w:r>
@@ -321,7 +453,7 @@
       <w:r>
         <w:t xml:space="preserve">An open-source implementation of </w:t>
       </w:r>
-      <w:del w:id="15" w:author="Millicent  Mufambi" w:date="2026-06-02T13:12:00Z" w16du:dateUtc="2026-06-02T11:12:00Z">
+      <w:del w:id="36" w:author="Millicent  Mufambi" w:date="2026-06-02T13:44:00Z" w16du:dateUtc="2026-06-02T11:44:00Z">
         <w:r>
           <w:delText xml:space="preserve">three of </w:delText>
         </w:r>
@@ -329,12 +461,12 @@
       <w:r>
         <w:t>the four</w:t>
       </w:r>
-      <w:del w:id="16" w:author="Millicent  Mufambi" w:date="2026-06-02T13:12:00Z" w16du:dateUtc="2026-06-02T11:12:00Z">
+      <w:del w:id="37" w:author="Millicent  Mufambi" w:date="2026-06-02T13:44:00Z" w16du:dateUtc="2026-06-02T11:44:00Z">
         <w:r>
           <w:delText xml:space="preserve"> design extensions</w:delText>
         </w:r>
       </w:del>
-      <w:ins w:id="17" w:author="Millicent  Mufambi" w:date="2026-06-02T13:12:00Z" w16du:dateUtc="2026-06-02T11:12:00Z">
+      <w:ins w:id="38" w:author="Millicent  Mufambi" w:date="2026-06-02T13:44:00Z" w16du:dateUtc="2026-06-02T11:44:00Z">
         <w:r>
           <w:t>-agent consensus pipeline (a PBFT quorum over four independent, model-diverse validators with an executable sandbox gate) and a standalone Byzantine-fault-tolerance demonstration</w:t>
         </w:r>
@@ -342,12 +474,12 @@
       <w:r>
         <w:t>, with a reproducible harness over a synthetic benchmark, a BugsInPy subset</w:t>
       </w:r>
-      <w:del w:id="18" w:author="Millicent  Mufambi" w:date="2026-06-02T13:12:00Z" w16du:dateUtc="2026-06-02T11:12:00Z">
+      <w:del w:id="39" w:author="Millicent  Mufambi" w:date="2026-06-02T13:44:00Z" w16du:dateUtc="2026-06-02T11:44:00Z">
         <w:r>
           <w:delText xml:space="preserve"> and</w:delText>
         </w:r>
       </w:del>
-      <w:ins w:id="19" w:author="Millicent  Mufambi" w:date="2026-06-02T13:12:00Z" w16du:dateUtc="2026-06-02T11:12:00Z">
+      <w:ins w:id="40" w:author="Millicent  Mufambi" w:date="2026-06-02T13:44:00Z" w16du:dateUtc="2026-06-02T11:44:00Z">
         <w:r>
           <w:t>,</w:t>
         </w:r>
@@ -355,7 +487,7 @@
       <w:r>
         <w:t xml:space="preserve"> a custom e-commerce suite</w:t>
       </w:r>
-      <w:ins w:id="20" w:author="Millicent  Mufambi" w:date="2026-06-02T13:12:00Z" w16du:dateUtc="2026-06-02T11:12:00Z">
+      <w:ins w:id="41" w:author="Millicent  Mufambi" w:date="2026-06-02T13:44:00Z" w16du:dateUtc="2026-06-02T11:44:00Z">
         <w:r>
           <w:t>, and a Java sample including the real Defects4J benchmark. Reputation-weighted voting and the knowledge-graph learning layer are implemented but not evaluated here</w:t>
         </w:r>
@@ -368,12 +500,12 @@
       <w:pPr>
         <w:pStyle w:val="ListNumber"/>
       </w:pPr>
-      <w:del w:id="21" w:author="Millicent  Mufambi" w:date="2026-06-02T13:12:00Z" w16du:dateUtc="2026-06-02T11:12:00Z">
+      <w:del w:id="42" w:author="Millicent  Mufambi" w:date="2026-06-02T13:44:00Z" w16du:dateUtc="2026-06-02T11:44:00Z">
         <w:r>
           <w:delText>Seven</w:delText>
         </w:r>
       </w:del>
-      <w:ins w:id="22" w:author="Millicent  Mufambi" w:date="2026-06-02T13:12:00Z" w16du:dateUtc="2026-06-02T11:12:00Z">
+      <w:ins w:id="43" w:author="Millicent  Mufambi" w:date="2026-06-02T13:44:00Z" w16du:dateUtc="2026-06-02T11:44:00Z">
         <w:r>
           <w:t>A suite of</w:t>
         </w:r>
@@ -381,12 +513,12 @@
       <w:r>
         <w:t xml:space="preserve"> BFT-evaluation metrics applied to LLM-agent repair </w:t>
       </w:r>
-      <w:del w:id="23" w:author="Millicent  Mufambi" w:date="2026-06-02T13:12:00Z" w16du:dateUtc="2026-06-02T11:12:00Z">
+      <w:del w:id="44" w:author="Millicent  Mufambi" w:date="2026-06-02T13:44:00Z" w16du:dateUtc="2026-06-02T11:44:00Z">
         <w:r>
           <w:delText>on all</w:delText>
         </w:r>
       </w:del>
-      <w:ins w:id="24" w:author="Millicent  Mufambi" w:date="2026-06-02T13:12:00Z" w16du:dateUtc="2026-06-02T11:12:00Z">
+      <w:ins w:id="45" w:author="Millicent  Mufambi" w:date="2026-06-02T13:44:00Z" w16du:dateUtc="2026-06-02T11:44:00Z">
         <w:r>
           <w:t>across the</w:t>
         </w:r>
@@ -394,7 +526,7 @@
       <w:r>
         <w:t xml:space="preserve"> three datasets and against a single-agent baseline</w:t>
       </w:r>
-      <w:ins w:id="25" w:author="Millicent  Mufambi" w:date="2026-06-02T13:12:00Z" w16du:dateUtc="2026-06-02T11:12:00Z">
+      <w:ins w:id="46" w:author="Millicent  Mufambi" w:date="2026-06-02T13:44:00Z" w16du:dateUtc="2026-06-02T11:44:00Z">
         <w:r>
           <w:t xml:space="preserve"> (six of the seven are measured here; recovery time is defined but deferred), plus a pairwise validator-agreement measure</w:t>
         </w:r>
@@ -410,7 +542,7 @@
       <w:r>
         <w:t>A failure-decorrelation analysis (mean pairwise validator agreement) addressing the agent-diversity gap</w:t>
       </w:r>
-      <w:ins w:id="26" w:author="Millicent  Mufambi" w:date="2026-06-02T13:12:00Z" w16du:dateUtc="2026-06-02T11:12:00Z">
+      <w:ins w:id="47" w:author="Millicent  Mufambi" w:date="2026-06-02T13:44:00Z" w16du:dateUtc="2026-06-02T11:44:00Z">
         <w:r>
           <w:t>, and a head-to-head comparison of an exact-match and a semantic-equivalence quorum over heterogeneous LLM proposers</w:t>
         </w:r>
@@ -423,13 +555,13 @@
       <w:pPr>
         <w:pStyle w:val="ListNumber"/>
         <w:rPr>
-          <w:del w:id="27" w:author="Millicent  Mufambi" w:date="2026-06-02T13:12:00Z" w16du:dateUtc="2026-06-02T11:12:00Z"/>
+          <w:del w:id="48" w:author="Millicent  Mufambi" w:date="2026-06-02T13:44:00Z" w16du:dateUtc="2026-06-02T11:44:00Z"/>
         </w:rPr>
       </w:pPr>
       <w:r>
         <w:t xml:space="preserve">A paired comparison of the two pipelines </w:t>
       </w:r>
-      <w:ins w:id="28" w:author="Millicent  Mufambi" w:date="2026-06-02T13:12:00Z" w16du:dateUtc="2026-06-02T11:12:00Z">
+      <w:ins w:id="49" w:author="Millicent  Mufambi" w:date="2026-06-02T13:44:00Z" w16du:dateUtc="2026-06-02T11:44:00Z">
         <w:r>
           <w:t xml:space="preserve">on safety outcomes </w:t>
         </w:r>
@@ -437,12 +569,12 @@
       <w:r>
         <w:t xml:space="preserve">using </w:t>
       </w:r>
-      <w:del w:id="29" w:author="Millicent  Mufambi" w:date="2026-06-02T13:12:00Z" w16du:dateUtc="2026-06-02T11:12:00Z">
+      <w:del w:id="50" w:author="Millicent  Mufambi" w:date="2026-06-02T13:44:00Z" w16du:dateUtc="2026-06-02T11:44:00Z">
         <w:r>
           <w:delText xml:space="preserve">the </w:delText>
         </w:r>
       </w:del>
-      <w:ins w:id="30" w:author="Millicent  Mufambi" w:date="2026-06-02T13:12:00Z" w16du:dateUtc="2026-06-02T11:12:00Z">
+      <w:ins w:id="51" w:author="Millicent  Mufambi" w:date="2026-06-02T13:44:00Z" w16du:dateUtc="2026-06-02T11:44:00Z">
         <w:r>
           <w:t xml:space="preserve">McNemar's exact test, with a </w:t>
         </w:r>
@@ -450,7 +582,7 @@
       <w:r>
         <w:t xml:space="preserve">Wilcoxon signed-rank </w:t>
       </w:r>
-      <w:del w:id="31" w:author="Millicent  Mufambi" w:date="2026-06-02T13:12:00Z" w16du:dateUtc="2026-06-02T11:12:00Z">
+      <w:del w:id="52" w:author="Millicent  Mufambi" w:date="2026-06-02T13:44:00Z" w16du:dateUtc="2026-06-02T11:44:00Z">
         <w:r>
           <w:delText>test on safety outcomes.</w:delText>
         </w:r>
@@ -460,12 +592,12 @@
       <w:pPr>
         <w:pStyle w:val="ListNumber"/>
       </w:pPr>
-      <w:del w:id="32" w:author="Millicent  Mufambi" w:date="2026-06-02T13:12:00Z" w16du:dateUtc="2026-06-02T11:12:00Z">
+      <w:del w:id="53" w:author="Millicent  Mufambi" w:date="2026-06-02T13:44:00Z" w16du:dateUtc="2026-06-02T11:44:00Z">
         <w:r>
           <w:delText>A live web application (Vue 3, FastAPI, WebSocket) that streams a consensus run phase by phase</w:delText>
         </w:r>
       </w:del>
-      <w:ins w:id="33" w:author="Millicent  Mufambi" w:date="2026-06-02T13:12:00Z" w16du:dateUtc="2026-06-02T11:12:00Z">
+      <w:ins w:id="54" w:author="Millicent  Mufambi" w:date="2026-06-02T13:44:00Z" w16du:dateUtc="2026-06-02T11:44:00Z">
         <w:r>
           <w:t>check</w:t>
         </w:r>
@@ -542,12 +674,12 @@
       <w:r>
         <w:t xml:space="preserve">reference; later work refined it (Zyzzyva, Kotla et al., 2007; BFT-SMaRt, Bessani et al., 2014; RBFT, Aublin et al., 2013; Aardvark, Clement et al., 2009; HotStuff, Yin et al., 2019; SBFT, Gueta et al., 2019), with partial-synchrony, randomised and trusted-hardware variants relaxing its timing assumptions (Dwork et al., 1988; Miller et al., 2016; Veronese et al., 2013). Both </w:t>
       </w:r>
-      <w:del w:id="34" w:author="Millicent  Mufambi" w:date="2026-06-02T13:12:00Z" w16du:dateUtc="2026-06-02T11:12:00Z">
+      <w:del w:id="55" w:author="Millicent  Mufambi" w:date="2026-06-02T13:44:00Z" w16du:dateUtc="2026-06-02T11:44:00Z">
         <w:r>
           <w:delText>core</w:delText>
         </w:r>
       </w:del>
-      <w:ins w:id="35" w:author="Millicent  Mufambi" w:date="2026-06-02T13:12:00Z" w16du:dateUtc="2026-06-02T11:12:00Z">
+      <w:ins w:id="56" w:author="Millicent  Mufambi" w:date="2026-06-02T13:44:00Z" w16du:dateUtc="2026-06-02T11:44:00Z">
         <w:r>
           <w:t>classical</w:t>
         </w:r>
@@ -555,12 +687,12 @@
       <w:r>
         <w:t xml:space="preserve"> assumptions </w:t>
       </w:r>
-      <w:del w:id="36" w:author="Millicent  Mufambi" w:date="2026-06-02T13:12:00Z" w16du:dateUtc="2026-06-02T11:12:00Z">
+      <w:del w:id="57" w:author="Millicent  Mufambi" w:date="2026-06-02T13:44:00Z" w16du:dateUtc="2026-06-02T11:44:00Z">
         <w:r>
           <w:delText>need rethinking for LLMs:</w:delText>
         </w:r>
       </w:del>
-      <w:ins w:id="37" w:author="Millicent  Mufambi" w:date="2026-06-02T13:12:00Z" w16du:dateUtc="2026-06-02T11:12:00Z">
+      <w:ins w:id="58" w:author="Millicent  Mufambi" w:date="2026-06-02T13:44:00Z" w16du:dateUtc="2026-06-02T11:44:00Z">
         <w:r>
           <w:t>fit LLM agents poorly: standard BFT treats</w:t>
         </w:r>
@@ -568,12 +700,12 @@
       <w:r>
         <w:t xml:space="preserve"> replicas </w:t>
       </w:r>
-      <w:del w:id="38" w:author="Millicent  Mufambi" w:date="2026-06-02T13:12:00Z" w16du:dateUtc="2026-06-02T11:12:00Z">
+      <w:del w:id="59" w:author="Millicent  Mufambi" w:date="2026-06-02T13:44:00Z" w16du:dateUtc="2026-06-02T11:44:00Z">
         <w:r>
           <w:delText>are</w:delText>
         </w:r>
       </w:del>
-      <w:ins w:id="39" w:author="Millicent  Mufambi" w:date="2026-06-02T13:12:00Z" w16du:dateUtc="2026-06-02T11:12:00Z">
+      <w:ins w:id="60" w:author="Millicent  Mufambi" w:date="2026-06-02T13:44:00Z" w16du:dateUtc="2026-06-02T11:44:00Z">
         <w:r>
           <w:t>as</w:t>
         </w:r>
@@ -581,7 +713,7 @@
       <w:r>
         <w:t xml:space="preserve"> deterministic, so </w:t>
       </w:r>
-      <w:ins w:id="40" w:author="Millicent  Mufambi" w:date="2026-06-02T13:12:00Z" w16du:dateUtc="2026-06-02T11:12:00Z">
+      <w:ins w:id="61" w:author="Millicent  Mufambi" w:date="2026-06-02T13:44:00Z" w16du:dateUtc="2026-06-02T11:44:00Z">
         <w:r>
           <w:t xml:space="preserve">any </w:t>
         </w:r>
@@ -589,12 +721,12 @@
       <w:r>
         <w:t xml:space="preserve">disagreement </w:t>
       </w:r>
-      <w:del w:id="41" w:author="Millicent  Mufambi" w:date="2026-06-02T13:12:00Z" w16du:dateUtc="2026-06-02T11:12:00Z">
+      <w:del w:id="62" w:author="Millicent  Mufambi" w:date="2026-06-02T13:44:00Z" w16du:dateUtc="2026-06-02T11:44:00Z">
         <w:r>
           <w:delText>signals</w:delText>
         </w:r>
       </w:del>
-      <w:ins w:id="42" w:author="Millicent  Mufambi" w:date="2026-06-02T13:12:00Z" w16du:dateUtc="2026-06-02T11:12:00Z">
+      <w:ins w:id="63" w:author="Millicent  Mufambi" w:date="2026-06-02T13:44:00Z" w16du:dateUtc="2026-06-02T11:44:00Z">
         <w:r>
           <w:t>must signal</w:t>
         </w:r>
@@ -602,7 +734,7 @@
       <w:r>
         <w:t xml:space="preserve"> a fault, and </w:t>
       </w:r>
-      <w:ins w:id="43" w:author="Millicent  Mufambi" w:date="2026-06-02T13:12:00Z" w16du:dateUtc="2026-06-02T11:12:00Z">
+      <w:ins w:id="64" w:author="Millicent  Mufambi" w:date="2026-06-02T13:44:00Z" w16du:dateUtc="2026-06-02T11:44:00Z">
         <w:r>
           <w:t xml:space="preserve">it assumes </w:t>
         </w:r>
@@ -610,12 +742,12 @@
       <w:r>
         <w:t xml:space="preserve">at most f of 3f + 1 </w:t>
       </w:r>
-      <w:del w:id="44" w:author="Millicent  Mufambi" w:date="2026-06-02T13:12:00Z" w16du:dateUtc="2026-06-02T11:12:00Z">
+      <w:del w:id="65" w:author="Millicent  Mufambi" w:date="2026-06-02T13:44:00Z" w16du:dateUtc="2026-06-02T11:44:00Z">
         <w:r>
           <w:delText xml:space="preserve">may be </w:delText>
         </w:r>
       </w:del>
-      <w:ins w:id="45" w:author="Millicent  Mufambi" w:date="2026-06-02T13:12:00Z" w16du:dateUtc="2026-06-02T11:12:00Z">
+      <w:ins w:id="66" w:author="Millicent  Mufambi" w:date="2026-06-02T13:44:00Z" w16du:dateUtc="2026-06-02T11:44:00Z">
         <w:r>
           <w:t xml:space="preserve">participants are </w:t>
         </w:r>
@@ -623,7 +755,7 @@
       <w:r>
         <w:t>faulty</w:t>
       </w:r>
-      <w:ins w:id="46" w:author="Millicent  Mufambi" w:date="2026-06-02T13:12:00Z" w16du:dateUtc="2026-06-02T11:12:00Z">
+      <w:ins w:id="67" w:author="Millicent  Mufambi" w:date="2026-06-02T13:44:00Z" w16du:dateUtc="2026-06-02T11:44:00Z">
         <w:r>
           <w:t>. Neither holds cleanly when the replicas are stochastic LLMs, which can disagree while both are behaving correctly — the gap this paper addresses</w:t>
         </w:r>
@@ -656,12 +788,12 @@
       <w:r>
         <w:t xml:space="preserve">is social, not formal: none bounds how many confidently wrong agents the system absorbs, and none provides Byzantine fault tolerance. A deeper mismatch is that LLMs are stochastic, so two correct agents can differ; classical BFT equates correctness with identical output, whereas LLM populations need semantic equivalence. We </w:t>
       </w:r>
-      <w:del w:id="47" w:author="Millicent  Mufambi" w:date="2026-06-02T13:12:00Z" w16du:dateUtc="2026-06-02T11:12:00Z">
+      <w:del w:id="68" w:author="Millicent  Mufambi" w:date="2026-06-02T13:44:00Z" w16du:dateUtc="2026-06-02T11:44:00Z">
         <w:r>
           <w:delText>keep the</w:delText>
         </w:r>
       </w:del>
-      <w:ins w:id="48" w:author="Millicent  Mufambi" w:date="2026-06-02T13:12:00Z" w16du:dateUtc="2026-06-02T11:12:00Z">
+      <w:ins w:id="69" w:author="Millicent  Mufambi" w:date="2026-06-02T13:44:00Z" w16du:dateUtc="2026-06-02T11:44:00Z">
         <w:r>
           <w:t>therefore implement both an</w:t>
         </w:r>
@@ -669,7 +801,7 @@
       <w:r>
         <w:t xml:space="preserve"> exact-match </w:t>
       </w:r>
-      <w:ins w:id="49" w:author="Millicent  Mufambi" w:date="2026-06-02T13:12:00Z" w16du:dateUtc="2026-06-02T11:12:00Z">
+      <w:ins w:id="70" w:author="Millicent  Mufambi" w:date="2026-06-02T13:44:00Z" w16du:dateUtc="2026-06-02T11:44:00Z">
         <w:r>
           <w:t xml:space="preserve">and a behavioural semantic-equivalence </w:t>
         </w:r>
@@ -677,12 +809,12 @@
       <w:r>
         <w:t xml:space="preserve">quorum and </w:t>
       </w:r>
-      <w:del w:id="50" w:author="Millicent  Mufambi" w:date="2026-06-02T13:12:00Z" w16du:dateUtc="2026-06-02T11:12:00Z">
+      <w:del w:id="71" w:author="Millicent  Mufambi" w:date="2026-06-02T13:44:00Z" w16du:dateUtc="2026-06-02T11:44:00Z">
         <w:r>
           <w:delText>defer the relaxation (Section 8</w:delText>
         </w:r>
       </w:del>
-      <w:ins w:id="51" w:author="Millicent  Mufambi" w:date="2026-06-02T13:12:00Z" w16du:dateUtc="2026-06-02T11:12:00Z">
+      <w:ins w:id="72" w:author="Millicent  Mufambi" w:date="2026-06-02T13:44:00Z" w16du:dateUtc="2026-06-02T11:44:00Z">
         <w:r>
           <w:t>compare them directly (Sections 5.9 and 6.9</w:t>
         </w:r>
@@ -712,7 +844,7 @@
       <w:r>
         <w:t xml:space="preserve">Automated program repair (APR) is the testbed. It moved from search-based mutation (GenProg; Le Goues et al., 2012) through constraint-based synthesis (SemFix, Nguyen et al., 2013; Angelix, Mechtaev et al., 2016) to LLM-driven repair (Chen et al., 2021; AlphaRepair, Xia &amp; Zhang, 2022). Smith et al. (2015) documented the plausibility-correctness gap that motivates our design: only 2 of 55 GenProg patches passing the failing test were correct on held-out tests. </w:t>
       </w:r>
-      <w:ins w:id="52" w:author="Millicent  Mufambi" w:date="2026-06-02T13:12:00Z" w16du:dateUtc="2026-06-02T11:12:00Z">
+      <w:ins w:id="73" w:author="Millicent  Mufambi" w:date="2026-06-02T13:44:00Z" w16du:dateUtc="2026-06-02T11:44:00Z">
         <w:r>
           <w:t xml:space="preserve">The same gap motivates explainable, executable verification before deployment in adjacent code-security settings; for instance, explainable-AI methods have been used to detect and explain re-entrancy vulnerabilities in smart contracts (Maturi et al., 2025), reinforcing the case for checking a fix's behaviour, not just its plausibility. </w:t>
         </w:r>
@@ -720,7 +852,7 @@
       <w:r>
         <w:t xml:space="preserve">SapFix (Marginean et al., 2019) reached industrial scale at Meta as a single-agent pipeline. The standard benchmarks are Defects4J (Just et al., 2014) and BugsInPy (Widyasari et al., 2020); we use a BugsInPy subset </w:t>
       </w:r>
-      <w:ins w:id="53" w:author="Millicent  Mufambi" w:date="2026-06-02T13:12:00Z" w16du:dateUtc="2026-06-02T11:12:00Z">
+      <w:ins w:id="74" w:author="Millicent  Mufambi" w:date="2026-06-02T13:44:00Z" w16du:dateUtc="2026-06-02T11:44:00Z">
         <w:r>
           <w:t xml:space="preserve">for the main study </w:t>
         </w:r>
@@ -728,12 +860,12 @@
       <w:r>
         <w:t xml:space="preserve">and </w:t>
       </w:r>
-      <w:del w:id="54" w:author="Millicent  Mufambi" w:date="2026-06-02T13:12:00Z" w16du:dateUtc="2026-06-02T11:12:00Z">
+      <w:del w:id="75" w:author="Millicent  Mufambi" w:date="2026-06-02T13:44:00Z" w16du:dateUtc="2026-06-02T11:44:00Z">
         <w:r>
           <w:delText>defer</w:delText>
         </w:r>
       </w:del>
-      <w:ins w:id="55" w:author="Millicent  Mufambi" w:date="2026-06-02T13:12:00Z" w16du:dateUtc="2026-06-02T11:12:00Z">
+      <w:ins w:id="76" w:author="Millicent  Mufambi" w:date="2026-06-02T13:44:00Z" w16du:dateUtc="2026-06-02T11:44:00Z">
         <w:r>
           <w:t>add a</w:t>
         </w:r>
@@ -741,12 +873,12 @@
       <w:r>
         <w:t xml:space="preserve"> Defects4J</w:t>
       </w:r>
-      <w:del w:id="56" w:author="Millicent  Mufambi" w:date="2026-06-02T13:12:00Z" w16du:dateUtc="2026-06-02T11:12:00Z">
+      <w:del w:id="77" w:author="Millicent  Mufambi" w:date="2026-06-02T13:44:00Z" w16du:dateUtc="2026-06-02T11:44:00Z">
         <w:r>
           <w:delText>, since the validators are Python-specific</w:delText>
         </w:r>
       </w:del>
-      <w:ins w:id="57" w:author="Millicent  Mufambi" w:date="2026-06-02T13:12:00Z" w16du:dateUtc="2026-06-02T11:12:00Z">
+      <w:ins w:id="78" w:author="Millicent  Mufambi" w:date="2026-06-02T13:44:00Z" w16du:dateUtc="2026-06-02T11:44:00Z">
         <w:r>
           <w:t xml:space="preserve"> cross-language sample in Section 6.10</w:t>
         </w:r>
@@ -851,12 +983,12 @@
       <w:r>
         <w:t xml:space="preserve"> Debate (Du et al., 2024) and self-reflection (Shinn et al., 2023) use disagreement implicitly, but none publishes a pairwise-agreement metric. The nearest precedent, Byzantine-robust learning (Blanchard et al., </w:t>
       </w:r>
-      <w:del w:id="58" w:author="Millicent  Mufambi" w:date="2026-06-02T13:12:00Z" w16du:dateUtc="2026-06-02T11:12:00Z">
+      <w:del w:id="79" w:author="Millicent  Mufambi" w:date="2026-06-02T13:44:00Z" w16du:dateUtc="2026-06-02T11:44:00Z">
         <w:r>
           <w:delText>2018</w:delText>
         </w:r>
       </w:del>
-      <w:ins w:id="59" w:author="Millicent  Mufambi" w:date="2026-06-02T13:12:00Z" w16du:dateUtc="2026-06-02T11:12:00Z">
+      <w:ins w:id="80" w:author="Millicent  Mufambi" w:date="2026-06-02T13:44:00Z" w16du:dateUtc="2026-06-02T11:44:00Z">
         <w:r>
           <w:t>2017</w:t>
         </w:r>
@@ -2554,7 +2686,7 @@
             <w:pPr>
               <w:cnfStyle w:val="000000010000" w:firstRow="0" w:lastRow="0" w:firstColumn="0" w:lastColumn="0" w:oddVBand="0" w:evenVBand="0" w:oddHBand="0" w:evenHBand="1" w:firstRowFirstColumn="0" w:firstRowLastColumn="0" w:lastRowFirstColumn="0" w:lastRowLastColumn="0"/>
             </w:pPr>
-            <w:del w:id="60" w:author="Millicent  Mufambi" w:date="2026-06-02T13:12:00Z" w16du:dateUtc="2026-06-02T11:12:00Z">
+            <w:del w:id="81" w:author="Millicent  Mufambi" w:date="2026-06-02T13:44:00Z" w16du:dateUtc="2026-06-02T11:44:00Z">
               <w:r>
                 <w:rPr>
                   <w:b/>
@@ -2562,7 +2694,7 @@
                 <w:delText>90 paired bugs, p = 0.0016</w:delText>
               </w:r>
             </w:del>
-            <w:ins w:id="61" w:author="Millicent  Mufambi" w:date="2026-06-02T13:12:00Z" w16du:dateUtc="2026-06-02T11:12:00Z">
+            <w:ins w:id="82" w:author="Millicent  Mufambi" w:date="2026-06-02T13:44:00Z" w16du:dateUtc="2026-06-02T11:44:00Z">
               <w:r>
                 <w:t>BugsInPy 20 pairs, safety 75% to 50% (McNemar p = 0.125, n.s.); BFT proven by the f = 1 fault matrix and f = 2 tight bound</w:t>
               </w:r>
@@ -2612,12 +2744,12 @@
       <w:r>
         <w:t xml:space="preserve">The shaded row in Table 1 marks the spot no prior system occupies: formal consensus over non-deterministic LLM agents, with safety evaluation on real and e-commerce bugs and explicit decorrelation measurement. BFT-MAS was proposed as an unvalidated design, and this paper supplies the validation: extensions two through four are implemented in full, extension one </w:t>
       </w:r>
-      <w:del w:id="62" w:author="Millicent  Mufambi" w:date="2026-06-02T13:12:00Z" w16du:dateUtc="2026-06-02T11:12:00Z">
+      <w:del w:id="83" w:author="Millicent  Mufambi" w:date="2026-06-02T13:44:00Z" w16du:dateUtc="2026-06-02T11:44:00Z">
         <w:r>
           <w:delText>stays byte-equal with the relaxation deferred,</w:delText>
         </w:r>
       </w:del>
-      <w:ins w:id="63" w:author="Millicent  Mufambi" w:date="2026-06-02T13:12:00Z" w16du:dateUtc="2026-06-02T11:12:00Z">
+      <w:ins w:id="84" w:author="Millicent  Mufambi" w:date="2026-06-02T13:44:00Z" w16du:dateUtc="2026-06-02T11:44:00Z">
         <w:r>
           <w:t>is implemented in both an exact-match and a semantic-equivalence form and the two are compared head-to-head (Section 6.9),</w:t>
         </w:r>
@@ -3300,7 +3432,7 @@
             <w:tcW w:w="1045" w:type="dxa"/>
           </w:tcPr>
           <w:p>
-            <w:del w:id="64" w:author="Millicent  Mufambi" w:date="2026-06-02T13:12:00Z" w16du:dateUtc="2026-06-02T11:12:00Z">
+            <w:del w:id="85" w:author="Millicent  Mufambi" w:date="2026-06-02T13:44:00Z" w16du:dateUtc="2026-06-02T11:44:00Z">
               <w:r>
                 <w:rPr>
                   <w:b w:val="0"/>
@@ -3308,14 +3440,14 @@
                 <w:delText>GitHub Copilot (</w:delText>
               </w:r>
             </w:del>
-            <w:ins w:id="65" w:author="Millicent  Mufambi" w:date="2026-06-02T13:12:00Z" w16du:dateUtc="2026-06-02T11:12:00Z">
+            <w:ins w:id="86" w:author="Millicent  Mufambi" w:date="2026-06-02T13:44:00Z" w16du:dateUtc="2026-06-02T11:44:00Z">
               <w:r>
                 <w:t xml:space="preserve">Codex (Chen et al., </w:t>
               </w:r>
             </w:ins>
             <w:r>
               <w:rPr>
-                <w:rPrChange w:id="66" w:author="Millicent  Mufambi" w:date="2026-06-02T13:12:00Z" w16du:dateUtc="2026-06-02T11:12:00Z">
+                <w:rPrChange w:id="87" w:author="Millicent  Mufambi" w:date="2026-06-02T13:44:00Z" w16du:dateUtc="2026-06-02T11:44:00Z">
                   <w:rPr>
                     <w:b w:val="0"/>
                   </w:rPr>
@@ -3977,7 +4109,7 @@
             <w:pPr>
               <w:cnfStyle w:val="000000010000" w:firstRow="0" w:lastRow="0" w:firstColumn="0" w:lastColumn="0" w:oddVBand="0" w:evenVBand="0" w:oddHBand="0" w:evenHBand="1" w:firstRowFirstColumn="0" w:firstRowLastColumn="0" w:lastRowFirstColumn="0" w:lastRowLastColumn="0"/>
             </w:pPr>
-            <w:del w:id="67" w:author="Millicent  Mufambi" w:date="2026-06-02T13:12:00Z" w16du:dateUtc="2026-06-02T11:12:00Z">
+            <w:del w:id="88" w:author="Millicent  Mufambi" w:date="2026-06-02T13:44:00Z" w16du:dateUtc="2026-06-02T11:44:00Z">
               <w:r>
                 <w:rPr>
                   <w:b/>
@@ -3985,7 +4117,7 @@
                 <w:delText>Yes</w:delText>
               </w:r>
             </w:del>
-            <w:ins w:id="68" w:author="Millicent  Mufambi" w:date="2026-06-02T13:12:00Z" w16du:dateUtc="2026-06-02T11:12:00Z">
+            <w:ins w:id="89" w:author="Millicent  Mufambi" w:date="2026-06-02T13:44:00Z" w16du:dateUtc="2026-06-02T11:44:00Z">
               <w:r>
                 <w:t>Implemented, not evaluated</w:t>
               </w:r>
@@ -4002,7 +4134,7 @@
             </w:pPr>
             <w:r>
               <w:rPr>
-                <w:rPrChange w:id="69" w:author="Millicent  Mufambi" w:date="2026-06-02T13:12:00Z" w16du:dateUtc="2026-06-02T11:12:00Z">
+                <w:rPrChange w:id="90" w:author="Millicent  Mufambi" w:date="2026-06-02T13:44:00Z" w16du:dateUtc="2026-06-02T11:44:00Z">
                   <w:rPr>
                     <w:b/>
                   </w:rPr>
@@ -4010,7 +4142,7 @@
               </w:rPr>
               <w:t>Yes</w:t>
             </w:r>
-            <w:ins w:id="70" w:author="Millicent  Mufambi" w:date="2026-06-02T13:12:00Z" w16du:dateUtc="2026-06-02T11:12:00Z">
+            <w:ins w:id="91" w:author="Millicent  Mufambi" w:date="2026-06-02T13:44:00Z" w16du:dateUtc="2026-06-02T11:44:00Z">
               <w:r>
                 <w:t xml:space="preserve"> (simulated)</w:t>
               </w:r>
@@ -4025,7 +4157,7 @@
             <w:pPr>
               <w:cnfStyle w:val="000000010000" w:firstRow="0" w:lastRow="0" w:firstColumn="0" w:lastColumn="0" w:oddVBand="0" w:evenVBand="0" w:oddHBand="0" w:evenHBand="1" w:firstRowFirstColumn="0" w:firstRowLastColumn="0" w:lastRowFirstColumn="0" w:lastRowLastColumn="0"/>
             </w:pPr>
-            <w:del w:id="71" w:author="Millicent  Mufambi" w:date="2026-06-02T13:12:00Z" w16du:dateUtc="2026-06-02T11:12:00Z">
+            <w:del w:id="92" w:author="Millicent  Mufambi" w:date="2026-06-02T13:44:00Z" w16du:dateUtc="2026-06-02T11:44:00Z">
               <w:r>
                 <w:rPr>
                   <w:b/>
@@ -4033,14 +4165,14 @@
                 <w:delText>Yes (</w:delText>
               </w:r>
             </w:del>
-            <w:ins w:id="72" w:author="Millicent  Mufambi" w:date="2026-06-02T13:12:00Z" w16du:dateUtc="2026-06-02T11:12:00Z">
+            <w:ins w:id="93" w:author="Millicent  Mufambi" w:date="2026-06-02T13:44:00Z" w16du:dateUtc="2026-06-02T11:44:00Z">
               <w:r>
                 <w:t xml:space="preserve">No (research </w:t>
               </w:r>
             </w:ins>
             <w:r>
               <w:rPr>
-                <w:rPrChange w:id="73" w:author="Millicent  Mufambi" w:date="2026-06-02T13:12:00Z" w16du:dateUtc="2026-06-02T11:12:00Z">
+                <w:rPrChange w:id="94" w:author="Millicent  Mufambi" w:date="2026-06-02T13:44:00Z" w16du:dateUtc="2026-06-02T11:44:00Z">
                   <w:rPr>
                     <w:b/>
                   </w:rPr>
@@ -4074,7 +4206,7 @@
             <w:pPr>
               <w:cnfStyle w:val="000000010000" w:firstRow="0" w:lastRow="0" w:firstColumn="0" w:lastColumn="0" w:oddVBand="0" w:evenVBand="0" w:oddHBand="0" w:evenHBand="1" w:firstRowFirstColumn="0" w:firstRowLastColumn="0" w:lastRowFirstColumn="0" w:lastRowLastColumn="0"/>
             </w:pPr>
-            <w:del w:id="74" w:author="Millicent  Mufambi" w:date="2026-06-02T13:12:00Z" w16du:dateUtc="2026-06-02T11:12:00Z">
+            <w:del w:id="95" w:author="Millicent  Mufambi" w:date="2026-06-02T13:44:00Z" w16du:dateUtc="2026-06-02T11:44:00Z">
               <w:r>
                 <w:rPr>
                   <w:b/>
@@ -4082,7 +4214,7 @@
                 <w:delText>No (Python only)</w:delText>
               </w:r>
             </w:del>
-            <w:ins w:id="75" w:author="Millicent  Mufambi" w:date="2026-06-02T13:12:00Z" w16du:dateUtc="2026-06-02T11:12:00Z">
+            <w:ins w:id="96" w:author="Millicent  Mufambi" w:date="2026-06-02T13:44:00Z" w16du:dateUtc="2026-06-02T11:44:00Z">
               <w:r>
                 <w:t>Partial (Java sample)</w:t>
               </w:r>
@@ -4097,7 +4229,7 @@
             <w:pPr>
               <w:cnfStyle w:val="000000010000" w:firstRow="0" w:lastRow="0" w:firstColumn="0" w:lastColumn="0" w:oddVBand="0" w:evenVBand="0" w:oddHBand="0" w:evenHBand="1" w:firstRowFirstColumn="0" w:firstRowLastColumn="0" w:lastRowFirstColumn="0" w:lastRowLastColumn="0"/>
             </w:pPr>
-            <w:del w:id="76" w:author="Millicent  Mufambi" w:date="2026-06-02T13:12:00Z" w16du:dateUtc="2026-06-02T11:12:00Z">
+            <w:del w:id="97" w:author="Millicent  Mufambi" w:date="2026-06-02T13:44:00Z" w16du:dateUtc="2026-06-02T11:44:00Z">
               <w:r>
                 <w:rPr>
                   <w:b/>
@@ -4105,7 +4237,7 @@
                 <w:delText>Partial</w:delText>
               </w:r>
             </w:del>
-            <w:ins w:id="77" w:author="Millicent  Mufambi" w:date="2026-06-02T13:12:00Z" w16du:dateUtc="2026-06-02T11:12:00Z">
+            <w:ins w:id="98" w:author="Millicent  Mufambi" w:date="2026-06-02T13:44:00Z" w16du:dateUtc="2026-06-02T11:44:00Z">
               <w:r>
                 <w:t>Implemented, not evaluated</w:t>
               </w:r>
@@ -4123,12 +4255,12 @@
       <w:r>
         <w:t xml:space="preserve">The cross-language and learning rows in Table 2 are honest qualifications: the </w:t>
       </w:r>
-      <w:del w:id="78" w:author="Millicent  Mufambi" w:date="2026-06-02T13:12:00Z" w16du:dateUtc="2026-06-02T11:12:00Z">
+      <w:del w:id="99" w:author="Millicent  Mufambi" w:date="2026-06-02T13:44:00Z" w16du:dateUtc="2026-06-02T11:44:00Z">
         <w:r>
           <w:delText xml:space="preserve">validator stack is </w:delText>
         </w:r>
       </w:del>
-      <w:ins w:id="79" w:author="Millicent  Mufambi" w:date="2026-06-02T13:12:00Z" w16du:dateUtc="2026-06-02T11:12:00Z">
+      <w:ins w:id="100" w:author="Millicent  Mufambi" w:date="2026-06-02T13:44:00Z" w16du:dateUtc="2026-06-02T11:44:00Z">
         <w:r>
           <w:t xml:space="preserve">validator's static checks are </w:t>
         </w:r>
@@ -4136,12 +4268,12 @@
       <w:r>
         <w:t>Python-</w:t>
       </w:r>
-      <w:del w:id="80" w:author="Millicent  Mufambi" w:date="2026-06-02T13:12:00Z" w16du:dateUtc="2026-06-02T11:12:00Z">
+      <w:del w:id="101" w:author="Millicent  Mufambi" w:date="2026-06-02T13:44:00Z" w16du:dateUtc="2026-06-02T11:44:00Z">
         <w:r>
           <w:delText xml:space="preserve">only, </w:delText>
         </w:r>
       </w:del>
-      <w:ins w:id="81" w:author="Millicent  Mufambi" w:date="2026-06-02T13:12:00Z" w16du:dateUtc="2026-06-02T11:12:00Z">
+      <w:ins w:id="102" w:author="Millicent  Mufambi" w:date="2026-06-02T13:44:00Z" w16du:dateUtc="2026-06-02T11:44:00Z">
         <w:r>
           <w:t>tuned (</w:t>
         </w:r>
@@ -4149,12 +4281,12 @@
       <w:r>
         <w:t>the main external-validity threat</w:t>
       </w:r>
-      <w:del w:id="82" w:author="Millicent  Mufambi" w:date="2026-06-02T13:12:00Z" w16du:dateUtc="2026-06-02T11:12:00Z">
+      <w:del w:id="103" w:author="Millicent  Mufambi" w:date="2026-06-02T13:44:00Z" w16du:dateUtc="2026-06-02T11:44:00Z">
         <w:r>
           <w:delText xml:space="preserve"> (</w:delText>
         </w:r>
       </w:del>
-      <w:ins w:id="83" w:author="Millicent  Mufambi" w:date="2026-06-02T13:12:00Z" w16du:dateUtc="2026-06-02T11:12:00Z">
+      <w:ins w:id="104" w:author="Millicent  Mufambi" w:date="2026-06-02T13:44:00Z" w16du:dateUtc="2026-06-02T11:44:00Z">
         <w:r>
           <w:t xml:space="preserve">, </w:t>
         </w:r>
@@ -4162,7 +4294,7 @@
       <w:r>
         <w:t xml:space="preserve">Section 7), </w:t>
       </w:r>
-      <w:ins w:id="84" w:author="Millicent  Mufambi" w:date="2026-06-02T13:12:00Z" w16du:dateUtc="2026-06-02T11:12:00Z">
+      <w:ins w:id="105" w:author="Millicent  Mufambi" w:date="2026-06-02T13:44:00Z" w16du:dateUtc="2026-06-02T11:44:00Z">
         <w:r>
           <w:t xml:space="preserve">though a Java sample including real Defects4J bugs is added in Section 6.10; </w:t>
         </w:r>
@@ -4170,12 +4302,12 @@
       <w:r>
         <w:t xml:space="preserve">and the Neo4j knowledge-graph layer supports learning from past repairs but is not </w:t>
       </w:r>
-      <w:del w:id="85" w:author="Millicent  Mufambi" w:date="2026-06-02T13:12:00Z" w16du:dateUtc="2026-06-02T11:12:00Z">
+      <w:del w:id="106" w:author="Millicent  Mufambi" w:date="2026-06-02T13:44:00Z" w16du:dateUtc="2026-06-02T11:44:00Z">
         <w:r>
           <w:delText>exercised here</w:delText>
         </w:r>
       </w:del>
-      <w:ins w:id="86" w:author="Millicent  Mufambi" w:date="2026-06-02T13:12:00Z" w16du:dateUtc="2026-06-02T11:12:00Z">
+      <w:ins w:id="107" w:author="Millicent  Mufambi" w:date="2026-06-02T13:44:00Z" w16du:dateUtc="2026-06-02T11:44:00Z">
         <w:r>
           <w:t>used in these experiments</w:t>
         </w:r>
@@ -4351,7 +4483,7 @@
       </w:pPr>
       <w:r>
         <w:rPr>
-          <w:rPrChange w:id="87" w:author="Millicent  Mufambi" w:date="2026-06-02T13:12:00Z" w16du:dateUtc="2026-06-02T11:12:00Z">
+          <w:rPrChange w:id="108" w:author="Millicent  Mufambi" w:date="2026-06-02T13:44:00Z" w16du:dateUtc="2026-06-02T11:44:00Z">
             <w:rPr>
               <w:b/>
             </w:rPr>
@@ -4362,12 +4494,12 @@
       <w:r>
         <w:t xml:space="preserve"> BFT-MAS code-repair pipeline architecture. The bug report enters at top-left and progresses through Analyzer (Claude</w:t>
       </w:r>
-      <w:del w:id="88" w:author="Millicent  Mufambi" w:date="2026-06-02T13:12:00Z" w16du:dateUtc="2026-06-02T11:12:00Z">
+      <w:del w:id="109" w:author="Millicent  Mufambi" w:date="2026-06-02T13:44:00Z" w16du:dateUtc="2026-06-02T11:44:00Z">
         <w:r>
           <w:delText>) →</w:delText>
         </w:r>
       </w:del>
-      <w:ins w:id="89" w:author="Millicent  Mufambi" w:date="2026-06-02T13:12:00Z" w16du:dateUtc="2026-06-02T11:12:00Z">
+      <w:ins w:id="110" w:author="Millicent  Mufambi" w:date="2026-06-02T13:44:00Z" w16du:dateUtc="2026-06-02T11:44:00Z">
         <w:r>
           <w:t xml:space="preserve"> Sonnet, no vote) -&gt;</w:t>
         </w:r>
@@ -4375,7 +4507,7 @@
       <w:r>
         <w:t xml:space="preserve"> Healer </w:t>
       </w:r>
-      <w:ins w:id="90" w:author="Millicent  Mufambi" w:date="2026-06-02T13:12:00Z" w16du:dateUtc="2026-06-02T11:12:00Z">
+      <w:ins w:id="111" w:author="Millicent  Mufambi" w:date="2026-06-02T13:44:00Z" w16du:dateUtc="2026-06-02T11:44:00Z">
         <w:r>
           <w:t xml:space="preserve">/ proposer </w:t>
         </w:r>
@@ -4383,12 +4515,12 @@
       <w:r>
         <w:t>(GPT-4o</w:t>
       </w:r>
-      <w:del w:id="91" w:author="Millicent  Mufambi" w:date="2026-06-02T13:12:00Z" w16du:dateUtc="2026-06-02T11:12:00Z">
+      <w:del w:id="112" w:author="Millicent  Mufambi" w:date="2026-06-02T13:44:00Z" w16du:dateUtc="2026-06-02T11:44:00Z">
         <w:r>
           <w:delText>) → two Ollama</w:delText>
         </w:r>
       </w:del>
-      <w:ins w:id="92" w:author="Millicent  Mufambi" w:date="2026-06-02T13:12:00Z" w16du:dateUtc="2026-06-02T11:12:00Z">
+      <w:ins w:id="113" w:author="Millicent  Mufambi" w:date="2026-06-02T13:44:00Z" w16du:dateUtc="2026-06-02T11:44:00Z">
         <w:r>
           <w:t>, no vote) -&gt; four independent, model-diverse</w:t>
         </w:r>
@@ -4396,7 +4528,7 @@
       <w:r>
         <w:t xml:space="preserve"> validators </w:t>
       </w:r>
-      <w:ins w:id="93" w:author="Millicent  Mufambi" w:date="2026-06-02T13:12:00Z" w16du:dateUtc="2026-06-02T11:12:00Z">
+      <w:ins w:id="114" w:author="Millicent  Mufambi" w:date="2026-06-02T13:44:00Z" w16du:dateUtc="2026-06-02T11:44:00Z">
         <w:r>
           <w:t xml:space="preserve">(Claude-Haiku, GPT-4o-mini, llama3.1:8b, mistral:7b) voting </w:t>
         </w:r>
@@ -4404,12 +4536,12 @@
       <w:r>
         <w:t xml:space="preserve">in parallel </w:t>
       </w:r>
-      <w:del w:id="94" w:author="Millicent  Mufambi" w:date="2026-06-02T13:12:00Z" w16du:dateUtc="2026-06-02T11:12:00Z">
+      <w:del w:id="115" w:author="Millicent  Mufambi" w:date="2026-06-02T13:44:00Z" w16du:dateUtc="2026-06-02T11:44:00Z">
         <w:r>
           <w:delText>→</w:delText>
         </w:r>
       </w:del>
-      <w:ins w:id="95" w:author="Millicent  Mufambi" w:date="2026-06-02T13:12:00Z" w16du:dateUtc="2026-06-02T11:12:00Z">
+      <w:ins w:id="116" w:author="Millicent  Mufambi" w:date="2026-06-02T13:44:00Z" w16du:dateUtc="2026-06-02T11:44:00Z">
         <w:r>
           <w:t>-&gt;</w:t>
         </w:r>
@@ -4417,12 +4549,12 @@
       <w:r>
         <w:t xml:space="preserve"> PBFT three-phase consensus </w:t>
       </w:r>
-      <w:del w:id="96" w:author="Millicent  Mufambi" w:date="2026-06-02T13:12:00Z" w16du:dateUtc="2026-06-02T11:12:00Z">
+      <w:del w:id="117" w:author="Millicent  Mufambi" w:date="2026-06-02T13:44:00Z" w16du:dateUtc="2026-06-02T11:44:00Z">
         <w:r>
           <w:delText>→</w:delText>
         </w:r>
       </w:del>
-      <w:ins w:id="97" w:author="Millicent  Mufambi" w:date="2026-06-02T13:12:00Z" w16du:dateUtc="2026-06-02T11:12:00Z">
+      <w:ins w:id="118" w:author="Millicent  Mufambi" w:date="2026-06-02T13:44:00Z" w16du:dateUtc="2026-06-02T11:44:00Z">
         <w:r>
           <w:t>(quorum 3 of 4) -&gt;</w:t>
         </w:r>
@@ -4485,7 +4617,7 @@
       <w:pPr>
         <w:pStyle w:val="ListBullet"/>
       </w:pPr>
-      <w:del w:id="98" w:author="Millicent  Mufambi" w:date="2026-06-02T13:12:00Z" w16du:dateUtc="2026-06-02T11:12:00Z">
+      <w:del w:id="119" w:author="Millicent  Mufambi" w:date="2026-06-02T13:44:00Z" w16du:dateUtc="2026-06-02T11:44:00Z">
         <w:r>
           <w:rPr>
             <w:b/>
@@ -4493,14 +4625,14 @@
           <w:delText>Validators (local Ollama</w:delText>
         </w:r>
       </w:del>
-      <w:ins w:id="99" w:author="Millicent  Mufambi" w:date="2026-06-02T13:12:00Z" w16du:dateUtc="2026-06-02T11:12:00Z">
+      <w:ins w:id="120" w:author="Millicent  Mufambi" w:date="2026-06-02T13:44:00Z" w16du:dateUtc="2026-06-02T11:44:00Z">
         <w:r>
           <w:t>Four independent, model-diverse validators (Claude-Haiku, GPT-4o-mini,</w:t>
         </w:r>
       </w:ins>
       <w:r>
         <w:rPr>
-          <w:rPrChange w:id="100" w:author="Millicent  Mufambi" w:date="2026-06-02T13:12:00Z" w16du:dateUtc="2026-06-02T11:12:00Z">
+          <w:rPrChange w:id="121" w:author="Millicent  Mufambi" w:date="2026-06-02T13:44:00Z" w16du:dateUtc="2026-06-02T11:44:00Z">
             <w:rPr>
               <w:b/>
             </w:rPr>
@@ -4508,7 +4640,7 @@
         </w:rPr>
         <w:t xml:space="preserve"> llama3.1:8b</w:t>
       </w:r>
-      <w:del w:id="101" w:author="Millicent  Mufambi" w:date="2026-06-02T13:12:00Z" w16du:dateUtc="2026-06-02T11:12:00Z">
+      <w:del w:id="122" w:author="Millicent  Mufambi" w:date="2026-06-02T13:44:00Z" w16du:dateUtc="2026-06-02T11:44:00Z">
         <w:r>
           <w:rPr>
             <w:b/>
@@ -4516,14 +4648,14 @@
           <w:delText>, two instances</w:delText>
         </w:r>
       </w:del>
-      <w:ins w:id="102" w:author="Millicent  Mufambi" w:date="2026-06-02T13:12:00Z" w16du:dateUtc="2026-06-02T11:12:00Z">
+      <w:ins w:id="123" w:author="Millicent  Mufambi" w:date="2026-06-02T13:44:00Z" w16du:dateUtc="2026-06-02T11:44:00Z">
         <w:r>
           <w:t xml:space="preserve"> and mistral:7b</w:t>
         </w:r>
       </w:ins>
       <w:r>
         <w:rPr>
-          <w:rPrChange w:id="103" w:author="Millicent  Mufambi" w:date="2026-06-02T13:12:00Z" w16du:dateUtc="2026-06-02T11:12:00Z">
+          <w:rPrChange w:id="124" w:author="Millicent  Mufambi" w:date="2026-06-02T13:44:00Z" w16du:dateUtc="2026-06-02T11:44:00Z">
             <w:rPr>
               <w:b/>
             </w:rPr>
@@ -4534,7 +4666,7 @@
       <w:r>
         <w:t xml:space="preserve"> inspect each candidate, run static safety checks and return a structured verdict</w:t>
       </w:r>
-      <w:ins w:id="104" w:author="Millicent  Mufambi" w:date="2026-06-02T13:12:00Z" w16du:dateUtc="2026-06-02T11:12:00Z">
+      <w:ins w:id="125" w:author="Millicent  Mufambi" w:date="2026-06-02T13:44:00Z" w16du:dateUtc="2026-06-02T11:44:00Z">
         <w:r>
           <w:t>; a fix is approved when at least three of the four accept</w:t>
         </w:r>
@@ -4570,10 +4702,10 @@
         <w:spacing w:after="120"/>
         <w:jc w:val="both"/>
         <w:rPr>
-          <w:del w:id="105" w:author="Millicent  Mufambi" w:date="2026-06-02T13:12:00Z" w16du:dateUtc="2026-06-02T11:12:00Z"/>
+          <w:del w:id="126" w:author="Millicent  Mufambi" w:date="2026-06-02T13:44:00Z" w16du:dateUtc="2026-06-02T11:44:00Z"/>
         </w:rPr>
       </w:pPr>
-      <w:del w:id="106" w:author="Millicent  Mufambi" w:date="2026-06-02T13:12:00Z" w16du:dateUtc="2026-06-02T11:12:00Z">
+      <w:del w:id="127" w:author="Millicent  Mufambi" w:date="2026-06-02T13:44:00Z" w16du:dateUtc="2026-06-02T11:44:00Z">
         <w:r>
           <w:delText>The consensus engine runs PBFT with f = 1, so four agents and a quorum of three across the pre-prepare, prepare and commit phases, each signed with per-agent Ed25519 keys. Consensus holds once at least three agents emit matching commit messages. The view-change procedure for primary failure is implemented but not exercised here.</w:delText>
         </w:r>
@@ -4584,10 +4716,10 @@
         <w:spacing w:after="120"/>
         <w:jc w:val="both"/>
         <w:rPr>
-          <w:ins w:id="107" w:author="Millicent  Mufambi" w:date="2026-06-02T13:12:00Z" w16du:dateUtc="2026-06-02T11:12:00Z"/>
+          <w:ins w:id="128" w:author="Millicent  Mufambi" w:date="2026-06-02T13:44:00Z" w16du:dateUtc="2026-06-02T11:44:00Z"/>
         </w:rPr>
       </w:pPr>
-      <w:ins w:id="108" w:author="Millicent  Mufambi" w:date="2026-06-02T13:12:00Z" w16du:dateUtc="2026-06-02T11:12:00Z">
+      <w:ins w:id="129" w:author="Millicent  Mufambi" w:date="2026-06-02T13:44:00Z" w16du:dateUtc="2026-06-02T11:44:00Z">
         <w:r>
           <w:t>The consensus engine runs PBFT with f = 1 over four independent validator replicas (n = 3f + 1 = 4), each a different model: Claude-Haiku, GPT-4o-mini, llama3.1:8b and mistral:7b. It runs PBFT's three phases (pre-prepare, prepare, commit), each message signed by its sending replica (the protocol simulation of Section 6.14 uses Ed25519 keys verified on receipt; the in-process pipeline uses a lightweight HMAC, as there is no live attacker to defend against). The Healer (GPT-4o) is the proposer: it submits one</w:t>
         </w:r>
@@ -4607,18 +4739,15 @@
         <w:spacing w:after="120"/>
         <w:jc w:val="both"/>
         <w:rPr>
-          <w:ins w:id="109" w:author="Millicent  Mufambi" w:date="2026-06-02T13:12:00Z" w16du:dateUtc="2026-06-02T11:12:00Z"/>
+          <w:ins w:id="130" w:author="Millicent  Mufambi" w:date="2026-06-02T13:44:00Z" w16du:dateUtc="2026-06-02T11:44:00Z"/>
         </w:rPr>
       </w:pPr>
-      <w:ins w:id="110" w:author="Millicent  Mufambi" w:date="2026-06-02T13:12:00Z" w16du:dateUtc="2026-06-02T11:12:00Z">
-        <w:r>
-          <w:t xml:space="preserve">Threat model and scope. The system is evaluated in two complementary harnesses, and the threat model differs between them. The LLM safety pipeline (Sections 6.1 to 6.13) runs all four validator replicas as asynchronous tasks inside one trusted Python process: there is no real network and no message-tampering or Sybil adversary, the only injected fault is a Byzantine validator that votes maliciously (a wrapper forcing always-reject, always-approve, random, timeout or garbage behaviour, Section 5.5), and the </w:t>
-        </w:r>
-        <w:r>
-          <w:t>message signatures there (a lightweight HMAC) protect integrity by construction rather than against a live attacker. In that harness the quorum simply masks one faulty vote, which is why the protocol adds under 2 ms: there is no distributed coordination to pay for. The genuinely Byzantine setting — independent replicas exchanging signed messages over a network that can delay, drop and partition them, against a primary that equivocates and nodes that attempt to forge messages — is evaluated separately in the</w:t>
-        </w:r>
-        <w:r>
-          <w:t xml:space="preserve"> deterministic protocol simulation of Section 6.14, where signatures are verified on receipt and forged messages are rejected. What remains out of scope in both harnesses is a multi-host deployment and view-change under primary failure; hardening the protocol for distributed operation is the natural next step (Section 8).</w:t>
+      <w:ins w:id="131" w:author="Millicent  Mufambi" w:date="2026-06-02T13:44:00Z" w16du:dateUtc="2026-06-02T11:44:00Z">
+        <w:r>
+          <w:t>Threat model and scope. The system is evaluated in two harnesses with different threat models. The LLM safety pipeline (Sections 6.1 to 6.13) runs all four validators as asynchronous tasks in one trusted process: no real network, no message-tampering or Sybil adversary, the only injected fault a Byzantine validator that votes maliciously (Section 5.5), and the message signatures there (a lightweight HMAC) protect integrity by construction, not against a live attacker — the quorum simply masks one faulty vot</w:t>
+        </w:r>
+        <w:r>
+          <w:t>e, which is why the protocol adds under 2 ms. The genuinely Byzantine setting — independent replicas exchanging signed messages over a network that can delay, drop and partition them, against a primary that equivocates and nodes that forge messages — is evaluated separately in the deterministic simulation of Section 6.14, where signatures are verified and forged messages rejected. Out of scope in both is multi-host deployment and view-change under primary failure (Section 8).</w:t>
         </w:r>
       </w:ins>
     </w:p>
@@ -4651,7 +4780,7 @@
       </w:pPr>
       <w:r>
         <w:rPr>
-          <w:rPrChange w:id="111" w:author="Millicent  Mufambi" w:date="2026-06-02T13:12:00Z" w16du:dateUtc="2026-06-02T11:12:00Z">
+          <w:rPrChange w:id="132" w:author="Millicent  Mufambi" w:date="2026-06-02T13:44:00Z" w16du:dateUtc="2026-06-02T11:44:00Z">
             <w:rPr>
               <w:b/>
               <w:sz w:val="24"/>
@@ -4660,7 +4789,7 @@
         </w:rPr>
         <w:t xml:space="preserve">3.4 </w:t>
       </w:r>
-      <w:del w:id="112" w:author="Millicent  Mufambi" w:date="2026-06-02T13:12:00Z" w16du:dateUtc="2026-06-02T11:12:00Z">
+      <w:del w:id="133" w:author="Millicent  Mufambi" w:date="2026-06-02T13:44:00Z" w16du:dateUtc="2026-06-02T11:44:00Z">
         <w:r>
           <w:rPr>
             <w:b/>
@@ -4671,7 +4800,7 @@
       </w:del>
       <w:r>
         <w:rPr>
-          <w:rPrChange w:id="113" w:author="Millicent  Mufambi" w:date="2026-06-02T13:12:00Z" w16du:dateUtc="2026-06-02T11:12:00Z">
+          <w:rPrChange w:id="134" w:author="Millicent  Mufambi" w:date="2026-06-02T13:44:00Z" w16du:dateUtc="2026-06-02T11:44:00Z">
             <w:rPr>
               <w:b/>
               <w:sz w:val="24"/>
@@ -4680,7 +4809,7 @@
         </w:rPr>
         <w:t>Visualization</w:t>
       </w:r>
-      <w:ins w:id="114" w:author="Millicent  Mufambi" w:date="2026-06-02T13:12:00Z" w16du:dateUtc="2026-06-02T11:12:00Z">
+      <w:ins w:id="135" w:author="Millicent  Mufambi" w:date="2026-06-02T13:44:00Z" w16du:dateUtc="2026-06-02T11:44:00Z">
         <w:r>
           <w:t xml:space="preserve"> Interface</w:t>
         </w:r>
@@ -4694,12 +4823,12 @@
       <w:r>
         <w:t xml:space="preserve">A Vue 3 </w:t>
       </w:r>
-      <w:del w:id="115" w:author="Millicent  Mufambi" w:date="2026-06-02T13:12:00Z" w16du:dateUtc="2026-06-02T11:12:00Z">
+      <w:del w:id="136" w:author="Millicent  Mufambi" w:date="2026-06-02T13:44:00Z" w16du:dateUtc="2026-06-02T11:44:00Z">
         <w:r>
           <w:delText>frontend</w:delText>
         </w:r>
       </w:del>
-      <w:ins w:id="116" w:author="Millicent  Mufambi" w:date="2026-06-02T13:12:00Z" w16du:dateUtc="2026-06-02T11:12:00Z">
+      <w:ins w:id="137" w:author="Millicent  Mufambi" w:date="2026-06-02T13:44:00Z" w16du:dateUtc="2026-06-02T11:44:00Z">
         <w:r>
           <w:t>prototype interface</w:t>
         </w:r>
@@ -4707,12 +4836,12 @@
       <w:r>
         <w:t xml:space="preserve"> connects over WebSocket and </w:t>
       </w:r>
-      <w:del w:id="117" w:author="Millicent  Mufambi" w:date="2026-06-02T13:12:00Z" w16du:dateUtc="2026-06-02T11:12:00Z">
+      <w:del w:id="138" w:author="Millicent  Mufambi" w:date="2026-06-02T13:44:00Z" w16du:dateUtc="2026-06-02T11:44:00Z">
         <w:r>
           <w:delText>shows three live views</w:delText>
         </w:r>
       </w:del>
-      <w:ins w:id="118" w:author="Millicent  Mufambi" w:date="2026-06-02T13:12:00Z" w16du:dateUtc="2026-06-02T11:12:00Z">
+      <w:ins w:id="139" w:author="Millicent  Mufambi" w:date="2026-06-02T13:44:00Z" w16du:dateUtc="2026-06-02T11:44:00Z">
         <w:r>
           <w:t>visualises a consensus run</w:t>
         </w:r>
@@ -4720,12 +4849,12 @@
       <w:r>
         <w:t xml:space="preserve">: a sandbox runner for arbitrary code, a Consensus Lab </w:t>
       </w:r>
-      <w:del w:id="119" w:author="Millicent  Mufambi" w:date="2026-06-02T13:12:00Z" w16du:dateUtc="2026-06-02T11:12:00Z">
+      <w:del w:id="140" w:author="Millicent  Mufambi" w:date="2026-06-02T13:44:00Z" w16du:dateUtc="2026-06-02T11:44:00Z">
         <w:r>
           <w:delText>streaming</w:delText>
         </w:r>
       </w:del>
-      <w:ins w:id="120" w:author="Millicent  Mufambi" w:date="2026-06-02T13:12:00Z" w16du:dateUtc="2026-06-02T11:12:00Z">
+      <w:ins w:id="141" w:author="Millicent  Mufambi" w:date="2026-06-02T13:44:00Z" w16du:dateUtc="2026-06-02T11:44:00Z">
         <w:r>
           <w:t>that displays</w:t>
         </w:r>
@@ -4733,7 +4862,7 @@
       <w:r>
         <w:t xml:space="preserve"> per-phase events and per-agent votes</w:t>
       </w:r>
-      <w:del w:id="121" w:author="Millicent  Mufambi" w:date="2026-06-02T13:12:00Z" w16du:dateUtc="2026-06-02T11:12:00Z">
+      <w:del w:id="142" w:author="Millicent  Mufambi" w:date="2026-06-02T13:44:00Z" w16du:dateUtc="2026-06-02T11:44:00Z">
         <w:r>
           <w:delText xml:space="preserve"> in real time</w:delText>
         </w:r>
@@ -4741,12 +4870,12 @@
       <w:r>
         <w:t xml:space="preserve">, and </w:t>
       </w:r>
-      <w:del w:id="122" w:author="Millicent  Mufambi" w:date="2026-06-02T13:12:00Z" w16du:dateUtc="2026-06-02T11:12:00Z">
+      <w:del w:id="143" w:author="Millicent  Mufambi" w:date="2026-06-02T13:44:00Z" w16du:dateUtc="2026-06-02T11:44:00Z">
         <w:r>
           <w:delText>the existing</w:delText>
         </w:r>
       </w:del>
-      <w:ins w:id="123" w:author="Millicent  Mufambi" w:date="2026-06-02T13:12:00Z" w16du:dateUtc="2026-06-02T11:12:00Z">
+      <w:ins w:id="144" w:author="Millicent  Mufambi" w:date="2026-06-02T13:44:00Z" w16du:dateUtc="2026-06-02T11:44:00Z">
         <w:r>
           <w:t>a</w:t>
         </w:r>
@@ -4754,12 +4883,12 @@
       <w:r>
         <w:t xml:space="preserve"> dashboard</w:t>
       </w:r>
-      <w:del w:id="124" w:author="Millicent  Mufambi" w:date="2026-06-02T13:12:00Z" w16du:dateUtc="2026-06-02T11:12:00Z">
+      <w:del w:id="145" w:author="Millicent  Mufambi" w:date="2026-06-02T13:44:00Z" w16du:dateUtc="2026-06-02T11:44:00Z">
         <w:r>
           <w:delText>,</w:delText>
         </w:r>
       </w:del>
-      <w:ins w:id="125" w:author="Millicent  Mufambi" w:date="2026-06-02T13:12:00Z" w16du:dateUtc="2026-06-02T11:12:00Z">
+      <w:ins w:id="146" w:author="Millicent  Mufambi" w:date="2026-06-02T13:44:00Z" w16du:dateUtc="2026-06-02T11:44:00Z">
         <w:r>
           <w:t xml:space="preserve"> with the</w:t>
         </w:r>
@@ -4767,7 +4896,7 @@
       <w:r>
         <w:t xml:space="preserve"> agent mesh and consensus monitor.</w:t>
       </w:r>
-      <w:ins w:id="126" w:author="Millicent  Mufambi" w:date="2026-06-02T13:12:00Z" w16du:dateUtc="2026-06-02T11:12:00Z">
+      <w:ins w:id="147" w:author="Millicent  Mufambi" w:date="2026-06-02T13:44:00Z" w16du:dateUtc="2026-06-02T11:44:00Z">
         <w:r>
           <w:t xml:space="preserve"> It is a developer-facing tool for inspecting runs, not a deployed service.</w:t>
         </w:r>
@@ -4983,12 +5112,12 @@
             <w:pPr>
               <w:cnfStyle w:val="000000010000" w:firstRow="0" w:lastRow="0" w:firstColumn="0" w:lastColumn="0" w:oddVBand="0" w:evenVBand="0" w:oddHBand="0" w:evenHBand="1" w:firstRowFirstColumn="0" w:firstRowLastColumn="0" w:lastRowFirstColumn="0" w:lastRowLastColumn="0"/>
             </w:pPr>
-            <w:del w:id="127" w:author="Millicent  Mufambi" w:date="2026-06-02T13:12:00Z" w16du:dateUtc="2026-06-02T11:12:00Z">
+            <w:del w:id="148" w:author="Millicent  Mufambi" w:date="2026-06-02T13:44:00Z" w16du:dateUtc="2026-06-02T11:44:00Z">
               <w:r>
                 <w:delText>Met on the safety axis: the consensus pipeline produced 100.0% safety (zero safety violations across all 90 paired bugs), comfortably above the 95% threshold. The single-agent baseline reached 88.9% safety (11.1% violation rate). On the raw success axis the consensus pipeline reached 82.2% (74/90 bugs successfully repaired) and the baseline reached 88.9% (80/90); both fall short of 95% raw success on real-world bugs but the consensus pipeline never commits to a wrong fix.</w:delText>
               </w:r>
             </w:del>
-            <w:ins w:id="128" w:author="Millicent  Mufambi" w:date="2026-06-02T13:12:00Z" w16du:dateUtc="2026-06-02T11:12:00Z">
+            <w:ins w:id="149" w:author="Millicent  Mufambi" w:date="2026-06-02T13:44:00Z" w16du:dateUtc="2026-06-02T11:44:00Z">
               <w:r>
                 <w:t>Met on the safety axis: with four independent, model-diverse validators (f = 1, quorum 3 of 4) the quorum masks a corrupted validator's vote across all five fault behaviours (Section 6.6), and the defining Byzantine property — agreement under an equivocating primary — is demonstrated in Section 6.14. On the BugsInPy subset the safety-violation rate fell directionally from 75% to 50% and the repair rate rose from 25% to 50% (neither significant at this sample size); the executable sandbox ensures no consensu</w:t>
               </w:r>
@@ -5086,12 +5215,12 @@
             <w:r>
               <w:t xml:space="preserve">90 bugs evaluated (40 synthetic, 20 BugsInPy real bugs from </w:t>
             </w:r>
-            <w:del w:id="129" w:author="Millicent  Mufambi" w:date="2026-06-02T13:12:00Z" w16du:dateUtc="2026-06-02T11:12:00Z">
+            <w:del w:id="150" w:author="Millicent  Mufambi" w:date="2026-06-02T13:44:00Z" w16du:dateUtc="2026-06-02T11:44:00Z">
               <w:r>
                 <w:delText>four open-source</w:delText>
               </w:r>
             </w:del>
-            <w:ins w:id="130" w:author="Millicent  Mufambi" w:date="2026-06-02T13:12:00Z" w16du:dateUtc="2026-06-02T11:12:00Z">
+            <w:ins w:id="151" w:author="Millicent  Mufambi" w:date="2026-06-02T13:44:00Z" w16du:dateUtc="2026-06-02T11:44:00Z">
               <w:r>
                 <w:t>two</w:t>
               </w:r>
@@ -5099,12 +5228,12 @@
             <w:r>
               <w:t xml:space="preserve"> projects</w:t>
             </w:r>
-            <w:del w:id="131" w:author="Millicent  Mufambi" w:date="2026-06-02T13:12:00Z" w16du:dateUtc="2026-06-02T11:12:00Z">
+            <w:del w:id="152" w:author="Millicent  Mufambi" w:date="2026-06-02T13:44:00Z" w16du:dateUtc="2026-06-02T11:44:00Z">
               <w:r>
                 <w:delText>,</w:delText>
               </w:r>
             </w:del>
-            <w:ins w:id="132" w:author="Millicent  Mufambi" w:date="2026-06-02T13:12:00Z" w16du:dateUtc="2026-06-02T11:12:00Z">
+            <w:ins w:id="153" w:author="Millicent  Mufambi" w:date="2026-06-02T13:44:00Z" w16du:dateUtc="2026-06-02T11:44:00Z">
               <w:r>
                 <w:t xml:space="preserve"> (PySnooper and ansible),</w:t>
               </w:r>
@@ -5112,12 +5241,12 @@
             <w:r>
               <w:t xml:space="preserve"> 30 e-commerce-domain bugs). The smaller scale reflects budget and timeline constraints of an MSc project</w:t>
             </w:r>
-            <w:del w:id="133" w:author="Millicent  Mufambi" w:date="2026-06-02T13:12:00Z" w16du:dateUtc="2026-06-02T11:12:00Z">
+            <w:del w:id="154" w:author="Millicent  Mufambi" w:date="2026-06-02T13:44:00Z" w16du:dateUtc="2026-06-02T11:44:00Z">
               <w:r>
                 <w:delText>; the corpus has been expanded between Phase 4 and Phase 5 of this work as scope allowed.</w:delText>
               </w:r>
             </w:del>
-            <w:ins w:id="134" w:author="Millicent  Mufambi" w:date="2026-06-02T13:12:00Z" w16du:dateUtc="2026-06-02T11:12:00Z">
+            <w:ins w:id="155" w:author="Millicent  Mufambi" w:date="2026-06-02T13:44:00Z" w16du:dateUtc="2026-06-02T11:44:00Z">
               <w:r>
                 <w:t>.</w:t>
               </w:r>
@@ -5167,12 +5296,12 @@
             <w:r>
               <w:t>Five Byzantine fault scenarios injected (Section 6.6</w:t>
             </w:r>
-            <w:del w:id="135" w:author="Millicent  Mufambi" w:date="2026-06-02T13:12:00Z" w16du:dateUtc="2026-06-02T11:12:00Z">
+            <w:del w:id="156" w:author="Millicent  Mufambi" w:date="2026-06-02T13:44:00Z" w16du:dateUtc="2026-06-02T11:44:00Z">
               <w:r>
                 <w:delText>), demonstrating</w:delText>
               </w:r>
             </w:del>
-            <w:ins w:id="136" w:author="Millicent  Mufambi" w:date="2026-06-02T13:12:00Z" w16du:dateUtc="2026-06-02T11:12:00Z">
+            <w:ins w:id="157" w:author="Millicent  Mufambi" w:date="2026-06-02T13:44:00Z" w16du:dateUtc="2026-06-02T11:44:00Z">
               <w:r>
                 <w:t>):</w:t>
               </w:r>
@@ -5180,12 +5309,12 @@
             <w:r>
               <w:t xml:space="preserve"> consensus</w:t>
             </w:r>
-            <w:del w:id="137" w:author="Millicent  Mufambi" w:date="2026-06-02T13:12:00Z" w16du:dateUtc="2026-06-02T11:12:00Z">
+            <w:del w:id="158" w:author="Millicent  Mufambi" w:date="2026-06-02T13:44:00Z" w16du:dateUtc="2026-06-02T11:44:00Z">
               <w:r>
                 <w:delText xml:space="preserve">-success rate of </w:delText>
               </w:r>
             </w:del>
-            <w:ins w:id="138" w:author="Millicent  Mufambi" w:date="2026-06-02T13:12:00Z" w16du:dateUtc="2026-06-02T11:12:00Z">
+            <w:ins w:id="159" w:author="Millicent  Mufambi" w:date="2026-06-02T13:44:00Z" w16du:dateUtc="2026-06-02T11:44:00Z">
               <w:r>
                 <w:t xml:space="preserve"> formed at </w:t>
               </w:r>
@@ -5193,12 +5322,12 @@
             <w:r>
               <w:t xml:space="preserve">100% </w:t>
             </w:r>
-            <w:del w:id="139" w:author="Millicent  Mufambi" w:date="2026-06-02T13:12:00Z" w16du:dateUtc="2026-06-02T11:12:00Z">
+            <w:del w:id="160" w:author="Millicent  Mufambi" w:date="2026-06-02T13:44:00Z" w16du:dateUtc="2026-06-02T11:44:00Z">
               <w:r>
                 <w:delText>across all</w:delText>
               </w:r>
             </w:del>
-            <w:ins w:id="140" w:author="Millicent  Mufambi" w:date="2026-06-02T13:12:00Z" w16du:dateUtc="2026-06-02T11:12:00Z">
+            <w:ins w:id="161" w:author="Millicent  Mufambi" w:date="2026-06-02T13:44:00Z" w16du:dateUtc="2026-06-02T11:44:00Z">
               <w:r>
                 <w:t>in four of five</w:t>
               </w:r>
@@ -5206,12 +5335,12 @@
             <w:r>
               <w:t xml:space="preserve"> scenarios</w:t>
             </w:r>
-            <w:del w:id="141" w:author="Millicent  Mufambi" w:date="2026-06-02T13:12:00Z" w16du:dateUtc="2026-06-02T11:12:00Z">
+            <w:del w:id="162" w:author="Millicent  Mufambi" w:date="2026-06-02T13:44:00Z" w16du:dateUtc="2026-06-02T11:44:00Z">
               <w:r>
                 <w:delText>.</w:delText>
               </w:r>
             </w:del>
-            <w:ins w:id="142" w:author="Millicent  Mufambi" w:date="2026-06-02T13:12:00Z" w16du:dateUtc="2026-06-02T11:12:00Z">
+            <w:ins w:id="163" w:author="Millicent  Mufambi" w:date="2026-06-02T13:44:00Z" w16du:dateUtc="2026-06-02T11:44:00Z">
               <w:r>
                 <w:t xml:space="preserve"> and 90% under timeout (Table 6, Figure 5). The defining Byzantine property — agreement under an equivocating primary — is demonstrated in the protocol simulation of Section 6.14.</w:t>
               </w:r>
@@ -5336,7 +5465,7 @@
       <w:r>
         <w:rPr>
           <w:b/>
-          <w:rPrChange w:id="143" w:author="Millicent  Mufambi" w:date="2026-06-02T13:12:00Z" w16du:dateUtc="2026-06-02T11:12:00Z">
+          <w:rPrChange w:id="164" w:author="Millicent  Mufambi" w:date="2026-06-02T13:44:00Z" w16du:dateUtc="2026-06-02T11:44:00Z">
             <w:rPr/>
           </w:rPrChange>
         </w:rPr>
@@ -5345,12 +5474,12 @@
       <w:r>
         <w:t xml:space="preserve">Twenty real bugs from BugsInPy (Widyasari et al., 2020) across </w:t>
       </w:r>
-      <w:del w:id="144" w:author="Millicent  Mufambi" w:date="2026-06-02T13:12:00Z" w16du:dateUtc="2026-06-02T11:12:00Z">
+      <w:del w:id="165" w:author="Millicent  Mufambi" w:date="2026-06-02T13:44:00Z" w16du:dateUtc="2026-06-02T11:44:00Z">
         <w:r>
           <w:delText>four</w:delText>
         </w:r>
       </w:del>
-      <w:ins w:id="145" w:author="Millicent  Mufambi" w:date="2026-06-02T13:12:00Z" w16du:dateUtc="2026-06-02T11:12:00Z">
+      <w:ins w:id="166" w:author="Millicent  Mufambi" w:date="2026-06-02T13:44:00Z" w16du:dateUtc="2026-06-02T11:44:00Z">
         <w:r>
           <w:t>two</w:t>
         </w:r>
@@ -5358,12 +5487,12 @@
       <w:r>
         <w:t xml:space="preserve"> projects (PySnooper, </w:t>
       </w:r>
-      <w:del w:id="146" w:author="Millicent  Mufambi" w:date="2026-06-02T13:12:00Z" w16du:dateUtc="2026-06-02T11:12:00Z">
+      <w:del w:id="167" w:author="Millicent  Mufambi" w:date="2026-06-02T13:44:00Z" w16du:dateUtc="2026-06-02T11:44:00Z">
         <w:r>
           <w:delText>thefuck, tqdm, cookiecutter). Buggy</w:delText>
         </w:r>
       </w:del>
-      <w:ins w:id="147" w:author="Millicent  Mufambi" w:date="2026-06-02T13:12:00Z" w16du:dateUtc="2026-06-02T11:12:00Z">
+      <w:ins w:id="168" w:author="Millicent  Mufambi" w:date="2026-06-02T13:44:00Z" w16du:dateUtc="2026-06-02T11:44:00Z">
         <w:r>
           <w:t>3 bugs; ansible, 17 bugs). For each bug we reconstruct the buggy</w:t>
         </w:r>
@@ -5371,12 +5500,12 @@
       <w:r>
         <w:t xml:space="preserve"> and fixed </w:t>
       </w:r>
-      <w:del w:id="148" w:author="Millicent  Mufambi" w:date="2026-06-02T13:12:00Z" w16du:dateUtc="2026-06-02T11:12:00Z">
+      <w:del w:id="169" w:author="Millicent  Mufambi" w:date="2026-06-02T13:44:00Z" w16du:dateUtc="2026-06-02T11:44:00Z">
         <w:r>
           <w:delText>snippets are taken</w:delText>
         </w:r>
       </w:del>
-      <w:ins w:id="149" w:author="Millicent  Mufambi" w:date="2026-06-02T13:12:00Z" w16du:dateUtc="2026-06-02T11:12:00Z">
+      <w:ins w:id="170" w:author="Millicent  Mufambi" w:date="2026-06-02T13:44:00Z" w16du:dateUtc="2026-06-02T11:44:00Z">
         <w:r>
           <w:t>code</w:t>
         </w:r>
@@ -5384,7 +5513,7 @@
       <w:r>
         <w:t xml:space="preserve"> from the </w:t>
       </w:r>
-      <w:ins w:id="150" w:author="Millicent  Mufambi" w:date="2026-06-02T13:12:00Z" w16du:dateUtc="2026-06-02T11:12:00Z">
+      <w:ins w:id="171" w:author="Millicent  Mufambi" w:date="2026-06-02T13:44:00Z" w16du:dateUtc="2026-06-02T11:44:00Z">
         <w:r>
           <w:t xml:space="preserve">largest hunk of its </w:t>
         </w:r>
@@ -5392,12 +5521,12 @@
       <w:r>
         <w:t xml:space="preserve">unified diff rather than building </w:t>
       </w:r>
-      <w:del w:id="151" w:author="Millicent  Mufambi" w:date="2026-06-02T13:12:00Z" w16du:dateUtc="2026-06-02T11:12:00Z">
+      <w:del w:id="172" w:author="Millicent  Mufambi" w:date="2026-06-02T13:44:00Z" w16du:dateUtc="2026-06-02T11:44:00Z">
         <w:r>
           <w:delText>each</w:delText>
         </w:r>
       </w:del>
-      <w:ins w:id="152" w:author="Millicent  Mufambi" w:date="2026-06-02T13:12:00Z" w16du:dateUtc="2026-06-02T11:12:00Z">
+      <w:ins w:id="173" w:author="Millicent  Mufambi" w:date="2026-06-02T13:44:00Z" w16du:dateUtc="2026-06-02T11:44:00Z">
         <w:r>
           <w:t>the</w:t>
         </w:r>
@@ -5405,12 +5534,12 @@
       <w:r>
         <w:t xml:space="preserve"> project, because </w:t>
       </w:r>
-      <w:del w:id="153" w:author="Millicent  Mufambi" w:date="2026-06-02T13:12:00Z" w16du:dateUtc="2026-06-02T11:12:00Z">
+      <w:del w:id="174" w:author="Millicent  Mufambi" w:date="2026-06-02T13:44:00Z" w16du:dateUtc="2026-06-02T11:44:00Z">
         <w:r>
           <w:delText>the full framework needs</w:delText>
         </w:r>
       </w:del>
-      <w:ins w:id="154" w:author="Millicent  Mufambi" w:date="2026-06-02T13:12:00Z" w16du:dateUtc="2026-06-02T11:12:00Z">
+      <w:ins w:id="175" w:author="Millicent  Mufambi" w:date="2026-06-02T13:44:00Z" w16du:dateUtc="2026-06-02T11:44:00Z">
         <w:r>
           <w:t>BugsInPy's</w:t>
         </w:r>
@@ -5418,7 +5547,7 @@
       <w:r>
         <w:t xml:space="preserve"> per-bug virtualenvs and bash scripts </w:t>
       </w:r>
-      <w:del w:id="155" w:author="Millicent  Mufambi" w:date="2026-06-02T13:12:00Z" w16du:dateUtc="2026-06-02T11:12:00Z">
+      <w:del w:id="176" w:author="Millicent  Mufambi" w:date="2026-06-02T13:44:00Z" w16du:dateUtc="2026-06-02T11:44:00Z">
         <w:r>
           <w:delText xml:space="preserve">that </w:delText>
         </w:r>
@@ -5426,12 +5555,12 @@
       <w:r>
         <w:t>do not run cleanly on Windows (Section 7</w:t>
       </w:r>
-      <w:del w:id="156" w:author="Millicent  Mufambi" w:date="2026-06-02T13:12:00Z" w16du:dateUtc="2026-06-02T11:12:00Z">
+      <w:del w:id="177" w:author="Millicent  Mufambi" w:date="2026-06-02T13:44:00Z" w16du:dateUtc="2026-06-02T11:44:00Z">
         <w:r>
           <w:delText>).</w:delText>
         </w:r>
       </w:del>
-      <w:ins w:id="157" w:author="Millicent  Mufambi" w:date="2026-06-02T13:12:00Z" w16du:dateUtc="2026-06-02T11:12:00Z">
+      <w:ins w:id="178" w:author="Millicent  Mufambi" w:date="2026-06-02T13:44:00Z" w16du:dateUtc="2026-06-02T11:44:00Z">
         <w:r>
           <w:t>.3). We therefore do not run the projects' own pytest suites. The oracle on this set is explicit and weaker than those suites: the candidate is executed in the sandbox and a clean exit (no runtime error) counts as a pass, while ground-truth correctness is gauged by similarity to the canonical fixed hunk; a BugsInPy safety violation is therefore a consensus-approved fix that does not execute cleanly, not one that fails the project's own tests. A mapping from each case to its upstream project and bug number i</w:t>
         </w:r>
@@ -5474,7 +5603,7 @@
       </w:pPr>
       <w:r>
         <w:rPr>
-          <w:rPrChange w:id="158" w:author="Millicent  Mufambi" w:date="2026-06-02T13:12:00Z" w16du:dateUtc="2026-06-02T11:12:00Z">
+          <w:rPrChange w:id="179" w:author="Millicent  Mufambi" w:date="2026-06-02T13:44:00Z" w16du:dateUtc="2026-06-02T11:44:00Z">
             <w:rPr>
               <w:b/>
             </w:rPr>
@@ -5485,12 +5614,12 @@
       <w:r>
         <w:t xml:space="preserve"> Analyzer (Claude Sonnet 4.5</w:t>
       </w:r>
-      <w:del w:id="159" w:author="Millicent  Mufambi" w:date="2026-06-02T13:12:00Z" w16du:dateUtc="2026-06-02T11:12:00Z">
+      <w:del w:id="180" w:author="Millicent  Mufambi" w:date="2026-06-02T13:44:00Z" w16du:dateUtc="2026-06-02T11:44:00Z">
         <w:r>
           <w:delText>) →</w:delText>
         </w:r>
       </w:del>
-      <w:ins w:id="160" w:author="Millicent  Mufambi" w:date="2026-06-02T13:12:00Z" w16du:dateUtc="2026-06-02T11:12:00Z">
+      <w:ins w:id="181" w:author="Millicent  Mufambi" w:date="2026-06-02T13:44:00Z" w16du:dateUtc="2026-06-02T11:44:00Z">
         <w:r>
           <w:t>, no vote) -&gt;</w:t>
         </w:r>
@@ -5498,7 +5627,7 @@
       <w:r>
         <w:t xml:space="preserve"> Healer </w:t>
       </w:r>
-      <w:ins w:id="161" w:author="Millicent  Mufambi" w:date="2026-06-02T13:12:00Z" w16du:dateUtc="2026-06-02T11:12:00Z">
+      <w:ins w:id="182" w:author="Millicent  Mufambi" w:date="2026-06-02T13:44:00Z" w16du:dateUtc="2026-06-02T11:44:00Z">
         <w:r>
           <w:t xml:space="preserve">/ proposer </w:t>
         </w:r>
@@ -5506,12 +5635,12 @@
       <w:r>
         <w:t>(GPT-4o</w:t>
       </w:r>
-      <w:del w:id="162" w:author="Millicent  Mufambi" w:date="2026-06-02T13:12:00Z" w16du:dateUtc="2026-06-02T11:12:00Z">
+      <w:del w:id="183" w:author="Millicent  Mufambi" w:date="2026-06-02T13:44:00Z" w16du:dateUtc="2026-06-02T11:44:00Z">
         <w:r>
           <w:delText>) → two Ollama</w:delText>
         </w:r>
       </w:del>
-      <w:ins w:id="163" w:author="Millicent  Mufambi" w:date="2026-06-02T13:12:00Z" w16du:dateUtc="2026-06-02T11:12:00Z">
+      <w:ins w:id="184" w:author="Millicent  Mufambi" w:date="2026-06-02T13:44:00Z" w16du:dateUtc="2026-06-02T11:44:00Z">
         <w:r>
           <w:t>, no vote) -&gt; four independent</w:t>
         </w:r>
@@ -5519,7 +5648,7 @@
       <w:r>
         <w:t xml:space="preserve"> validators (</w:t>
       </w:r>
-      <w:ins w:id="164" w:author="Millicent  Mufambi" w:date="2026-06-02T13:12:00Z" w16du:dateUtc="2026-06-02T11:12:00Z">
+      <w:ins w:id="185" w:author="Millicent  Mufambi" w:date="2026-06-02T13:44:00Z" w16du:dateUtc="2026-06-02T11:44:00Z">
         <w:r>
           <w:t xml:space="preserve">Claude-Haiku, GPT-4o-mini, </w:t>
         </w:r>
@@ -5527,12 +5656,12 @@
       <w:r>
         <w:t>llama3.1:8b</w:t>
       </w:r>
-      <w:del w:id="165" w:author="Millicent  Mufambi" w:date="2026-06-02T13:12:00Z" w16du:dateUtc="2026-06-02T11:12:00Z">
+      <w:del w:id="186" w:author="Millicent  Mufambi" w:date="2026-06-02T13:44:00Z" w16du:dateUtc="2026-06-02T11:44:00Z">
         <w:r>
           <w:delText>) →</w:delText>
         </w:r>
       </w:del>
-      <w:ins w:id="166" w:author="Millicent  Mufambi" w:date="2026-06-02T13:12:00Z" w16du:dateUtc="2026-06-02T11:12:00Z">
+      <w:ins w:id="187" w:author="Millicent  Mufambi" w:date="2026-06-02T13:44:00Z" w16du:dateUtc="2026-06-02T11:44:00Z">
         <w:r>
           <w:t>, mistral:7b) -&gt;</w:t>
         </w:r>
@@ -5540,12 +5669,12 @@
       <w:r>
         <w:t xml:space="preserve"> PBFT consensus </w:t>
       </w:r>
-      <w:del w:id="167" w:author="Millicent  Mufambi" w:date="2026-06-02T13:12:00Z" w16du:dateUtc="2026-06-02T11:12:00Z">
+      <w:del w:id="188" w:author="Millicent  Mufambi" w:date="2026-06-02T13:44:00Z" w16du:dateUtc="2026-06-02T11:44:00Z">
         <w:r>
           <w:delText>→</w:delText>
         </w:r>
       </w:del>
-      <w:ins w:id="168" w:author="Millicent  Mufambi" w:date="2026-06-02T13:12:00Z" w16du:dateUtc="2026-06-02T11:12:00Z">
+      <w:ins w:id="189" w:author="Millicent  Mufambi" w:date="2026-06-02T13:44:00Z" w16du:dateUtc="2026-06-02T11:44:00Z">
         <w:r>
           <w:t>(quorum 3 of 4) -&gt;</w:t>
         </w:r>
@@ -5645,20 +5774,20 @@
     </w:p>
     <w:p>
       <w:pPr>
-        <w:pPrChange w:id="169" w:author="Millicent  Mufambi" w:date="2026-06-02T13:12:00Z" w16du:dateUtc="2026-06-02T11:12:00Z">
+        <w:pPrChange w:id="190" w:author="Millicent  Mufambi" w:date="2026-06-02T13:44:00Z" w16du:dateUtc="2026-06-02T11:44:00Z">
           <w:pPr>
             <w:pStyle w:val="ListNumber"/>
           </w:pPr>
         </w:pPrChange>
       </w:pPr>
-      <w:ins w:id="170" w:author="Millicent  Mufambi" w:date="2026-06-02T13:12:00Z" w16du:dateUtc="2026-06-02T11:12:00Z">
+      <w:ins w:id="191" w:author="Millicent  Mufambi" w:date="2026-06-02T13:44:00Z" w16du:dateUtc="2026-06-02T11:44:00Z">
         <w:r>
           <w:t xml:space="preserve">1. </w:t>
         </w:r>
       </w:ins>
       <w:r>
         <w:rPr>
-          <w:rPrChange w:id="171" w:author="Millicent  Mufambi" w:date="2026-06-02T13:12:00Z" w16du:dateUtc="2026-06-02T11:12:00Z">
+          <w:rPrChange w:id="192" w:author="Millicent  Mufambi" w:date="2026-06-02T13:44:00Z" w16du:dateUtc="2026-06-02T11:44:00Z">
             <w:rPr>
               <w:b/>
             </w:rPr>
@@ -5672,20 +5801,20 @@
     </w:p>
     <w:p>
       <w:pPr>
-        <w:pPrChange w:id="172" w:author="Millicent  Mufambi" w:date="2026-06-02T13:12:00Z" w16du:dateUtc="2026-06-02T11:12:00Z">
+        <w:pPrChange w:id="193" w:author="Millicent  Mufambi" w:date="2026-06-02T13:44:00Z" w16du:dateUtc="2026-06-02T11:44:00Z">
           <w:pPr>
             <w:pStyle w:val="ListNumber"/>
           </w:pPr>
         </w:pPrChange>
       </w:pPr>
-      <w:ins w:id="173" w:author="Millicent  Mufambi" w:date="2026-06-02T13:12:00Z" w16du:dateUtc="2026-06-02T11:12:00Z">
+      <w:ins w:id="194" w:author="Millicent  Mufambi" w:date="2026-06-02T13:44:00Z" w16du:dateUtc="2026-06-02T11:44:00Z">
         <w:r>
           <w:t xml:space="preserve">2. </w:t>
         </w:r>
       </w:ins>
       <w:r>
         <w:rPr>
-          <w:rPrChange w:id="174" w:author="Millicent  Mufambi" w:date="2026-06-02T13:12:00Z" w16du:dateUtc="2026-06-02T11:12:00Z">
+          <w:rPrChange w:id="195" w:author="Millicent  Mufambi" w:date="2026-06-02T13:44:00Z" w16du:dateUtc="2026-06-02T11:44:00Z">
             <w:rPr>
               <w:b/>
             </w:rPr>
@@ -5699,20 +5828,20 @@
     </w:p>
     <w:p>
       <w:pPr>
-        <w:pPrChange w:id="175" w:author="Millicent  Mufambi" w:date="2026-06-02T13:12:00Z" w16du:dateUtc="2026-06-02T11:12:00Z">
+        <w:pPrChange w:id="196" w:author="Millicent  Mufambi" w:date="2026-06-02T13:44:00Z" w16du:dateUtc="2026-06-02T11:44:00Z">
           <w:pPr>
             <w:pStyle w:val="ListNumber"/>
           </w:pPr>
         </w:pPrChange>
       </w:pPr>
-      <w:ins w:id="176" w:author="Millicent  Mufambi" w:date="2026-06-02T13:12:00Z" w16du:dateUtc="2026-06-02T11:12:00Z">
+      <w:ins w:id="197" w:author="Millicent  Mufambi" w:date="2026-06-02T13:44:00Z" w16du:dateUtc="2026-06-02T11:44:00Z">
         <w:r>
           <w:t xml:space="preserve">3. </w:t>
         </w:r>
       </w:ins>
       <w:r>
         <w:rPr>
-          <w:rPrChange w:id="177" w:author="Millicent  Mufambi" w:date="2026-06-02T13:12:00Z" w16du:dateUtc="2026-06-02T11:12:00Z">
+          <w:rPrChange w:id="198" w:author="Millicent  Mufambi" w:date="2026-06-02T13:44:00Z" w16du:dateUtc="2026-06-02T11:44:00Z">
             <w:rPr>
               <w:b/>
             </w:rPr>
@@ -5726,20 +5855,20 @@
     </w:p>
     <w:p>
       <w:pPr>
-        <w:pPrChange w:id="178" w:author="Millicent  Mufambi" w:date="2026-06-02T13:12:00Z" w16du:dateUtc="2026-06-02T11:12:00Z">
+        <w:pPrChange w:id="199" w:author="Millicent  Mufambi" w:date="2026-06-02T13:44:00Z" w16du:dateUtc="2026-06-02T11:44:00Z">
           <w:pPr>
             <w:pStyle w:val="ListNumber"/>
           </w:pPr>
         </w:pPrChange>
       </w:pPr>
-      <w:ins w:id="179" w:author="Millicent  Mufambi" w:date="2026-06-02T13:12:00Z" w16du:dateUtc="2026-06-02T11:12:00Z">
+      <w:ins w:id="200" w:author="Millicent  Mufambi" w:date="2026-06-02T13:44:00Z" w16du:dateUtc="2026-06-02T11:44:00Z">
         <w:r>
           <w:t xml:space="preserve">4. </w:t>
         </w:r>
       </w:ins>
       <w:r>
         <w:rPr>
-          <w:rPrChange w:id="180" w:author="Millicent  Mufambi" w:date="2026-06-02T13:12:00Z" w16du:dateUtc="2026-06-02T11:12:00Z">
+          <w:rPrChange w:id="201" w:author="Millicent  Mufambi" w:date="2026-06-02T13:44:00Z" w16du:dateUtc="2026-06-02T11:44:00Z">
             <w:rPr>
               <w:b/>
             </w:rPr>
@@ -5753,20 +5882,20 @@
     </w:p>
     <w:p>
       <w:pPr>
-        <w:pPrChange w:id="181" w:author="Millicent  Mufambi" w:date="2026-06-02T13:12:00Z" w16du:dateUtc="2026-06-02T11:12:00Z">
+        <w:pPrChange w:id="202" w:author="Millicent  Mufambi" w:date="2026-06-02T13:44:00Z" w16du:dateUtc="2026-06-02T11:44:00Z">
           <w:pPr>
             <w:pStyle w:val="ListNumber"/>
           </w:pPr>
         </w:pPrChange>
       </w:pPr>
-      <w:ins w:id="182" w:author="Millicent  Mufambi" w:date="2026-06-02T13:12:00Z" w16du:dateUtc="2026-06-02T11:12:00Z">
+      <w:ins w:id="203" w:author="Millicent  Mufambi" w:date="2026-06-02T13:44:00Z" w16du:dateUtc="2026-06-02T11:44:00Z">
         <w:r>
           <w:t xml:space="preserve">5. </w:t>
         </w:r>
       </w:ins>
       <w:r>
         <w:rPr>
-          <w:rPrChange w:id="183" w:author="Millicent  Mufambi" w:date="2026-06-02T13:12:00Z" w16du:dateUtc="2026-06-02T11:12:00Z">
+          <w:rPrChange w:id="204" w:author="Millicent  Mufambi" w:date="2026-06-02T13:44:00Z" w16du:dateUtc="2026-06-02T11:44:00Z">
             <w:rPr>
               <w:b/>
             </w:rPr>
@@ -5777,7 +5906,7 @@
       <w:r>
         <w:t xml:space="preserve"> </w:t>
       </w:r>
-      <w:ins w:id="184" w:author="Millicent  Mufambi" w:date="2026-06-02T13:12:00Z" w16du:dateUtc="2026-06-02T11:12:00Z">
+      <w:ins w:id="205" w:author="Millicent  Mufambi" w:date="2026-06-02T13:44:00Z" w16du:dateUtc="2026-06-02T11:44:00Z">
         <w:r>
           <w:t xml:space="preserve">from </w:t>
         </w:r>
@@ -5785,12 +5914,12 @@
       <w:r>
         <w:t xml:space="preserve">fault detection to </w:t>
       </w:r>
-      <w:del w:id="185" w:author="Millicent  Mufambi" w:date="2026-06-02T13:12:00Z" w16du:dateUtc="2026-06-02T11:12:00Z">
+      <w:del w:id="206" w:author="Millicent  Mufambi" w:date="2026-06-02T13:44:00Z" w16du:dateUtc="2026-06-02T11:44:00Z">
         <w:r>
           <w:delText>normal</w:delText>
         </w:r>
       </w:del>
-      <w:ins w:id="186" w:author="Millicent  Mufambi" w:date="2026-06-02T13:12:00Z" w16du:dateUtc="2026-06-02T11:12:00Z">
+      <w:ins w:id="207" w:author="Millicent  Mufambi" w:date="2026-06-02T13:44:00Z" w16du:dateUtc="2026-06-02T11:44:00Z">
         <w:r>
           <w:t>restored</w:t>
         </w:r>
@@ -5798,7 +5927,7 @@
       <w:r>
         <w:t xml:space="preserve"> operation; </w:t>
       </w:r>
-      <w:del w:id="187" w:author="Millicent  Mufambi" w:date="2026-06-02T13:12:00Z" w16du:dateUtc="2026-06-02T11:12:00Z">
+      <w:del w:id="208" w:author="Millicent  Mufambi" w:date="2026-06-02T13:44:00Z" w16du:dateUtc="2026-06-02T11:44:00Z">
         <w:r>
           <w:delText>reported as zero (</w:delText>
         </w:r>
@@ -5806,12 +5935,12 @@
       <w:r>
         <w:t xml:space="preserve">not </w:t>
       </w:r>
-      <w:del w:id="188" w:author="Millicent  Mufambi" w:date="2026-06-02T13:12:00Z" w16du:dateUtc="2026-06-02T11:12:00Z">
+      <w:del w:id="209" w:author="Millicent  Mufambi" w:date="2026-06-02T13:44:00Z" w16du:dateUtc="2026-06-02T11:44:00Z">
         <w:r>
           <w:delText>exercised</w:delText>
         </w:r>
       </w:del>
-      <w:ins w:id="189" w:author="Millicent  Mufambi" w:date="2026-06-02T13:12:00Z" w16du:dateUtc="2026-06-02T11:12:00Z">
+      <w:ins w:id="210" w:author="Millicent  Mufambi" w:date="2026-06-02T13:44:00Z" w16du:dateUtc="2026-06-02T11:44:00Z">
         <w:r>
           <w:t>measured</w:t>
         </w:r>
@@ -5819,7 +5948,7 @@
       <w:r>
         <w:t xml:space="preserve"> here</w:t>
       </w:r>
-      <w:ins w:id="190" w:author="Millicent  Mufambi" w:date="2026-06-02T13:12:00Z" w16du:dateUtc="2026-06-02T11:12:00Z">
+      <w:ins w:id="211" w:author="Millicent  Mufambi" w:date="2026-06-02T13:44:00Z" w16du:dateUtc="2026-06-02T11:44:00Z">
         <w:r>
           <w:t>, as faults are static within a run, with continuous-fault recovery left to future work (Section 8.2</w:t>
         </w:r>
@@ -5830,20 +5959,20 @@
     </w:p>
     <w:p>
       <w:pPr>
-        <w:pPrChange w:id="191" w:author="Millicent  Mufambi" w:date="2026-06-02T13:12:00Z" w16du:dateUtc="2026-06-02T11:12:00Z">
+        <w:pPrChange w:id="212" w:author="Millicent  Mufambi" w:date="2026-06-02T13:44:00Z" w16du:dateUtc="2026-06-02T11:44:00Z">
           <w:pPr>
             <w:pStyle w:val="ListNumber"/>
           </w:pPr>
         </w:pPrChange>
       </w:pPr>
-      <w:ins w:id="192" w:author="Millicent  Mufambi" w:date="2026-06-02T13:12:00Z" w16du:dateUtc="2026-06-02T11:12:00Z">
+      <w:ins w:id="213" w:author="Millicent  Mufambi" w:date="2026-06-02T13:44:00Z" w16du:dateUtc="2026-06-02T11:44:00Z">
         <w:r>
           <w:t xml:space="preserve">6. </w:t>
         </w:r>
       </w:ins>
       <w:r>
         <w:rPr>
-          <w:rPrChange w:id="193" w:author="Millicent  Mufambi" w:date="2026-06-02T13:12:00Z" w16du:dateUtc="2026-06-02T11:12:00Z">
+          <w:rPrChange w:id="214" w:author="Millicent  Mufambi" w:date="2026-06-02T13:44:00Z" w16du:dateUtc="2026-06-02T11:44:00Z">
             <w:rPr>
               <w:b/>
             </w:rPr>
@@ -5857,13 +5986,13 @@
     </w:p>
     <w:p>
       <w:pPr>
-        <w:pPrChange w:id="194" w:author="Millicent  Mufambi" w:date="2026-06-02T13:12:00Z" w16du:dateUtc="2026-06-02T11:12:00Z">
+        <w:pPrChange w:id="215" w:author="Millicent  Mufambi" w:date="2026-06-02T13:44:00Z" w16du:dateUtc="2026-06-02T11:44:00Z">
           <w:pPr>
             <w:pStyle w:val="ListNumber"/>
           </w:pPr>
         </w:pPrChange>
       </w:pPr>
-      <w:del w:id="195" w:author="Millicent  Mufambi" w:date="2026-06-02T13:12:00Z" w16du:dateUtc="2026-06-02T11:12:00Z">
+      <w:del w:id="216" w:author="Millicent  Mufambi" w:date="2026-06-02T13:44:00Z" w16du:dateUtc="2026-06-02T11:44:00Z">
         <w:r>
           <w:rPr>
             <w:b/>
@@ -5871,7 +6000,7 @@
           <w:delText>F1 score</w:delText>
         </w:r>
       </w:del>
-      <w:ins w:id="196" w:author="Millicent  Mufambi" w:date="2026-06-02T13:12:00Z" w16du:dateUtc="2026-06-02T11:12:00Z">
+      <w:ins w:id="217" w:author="Millicent  Mufambi" w:date="2026-06-02T13:44:00Z" w16du:dateUtc="2026-06-02T11:44:00Z">
         <w:r>
           <w:t>7. Ground-truth accuracy:</w:t>
         </w:r>
@@ -5879,12 +6008,12 @@
       <w:r>
         <w:t xml:space="preserve"> on the synthetic </w:t>
       </w:r>
-      <w:del w:id="197" w:author="Millicent  Mufambi" w:date="2026-06-02T13:12:00Z" w16du:dateUtc="2026-06-02T11:12:00Z">
+      <w:del w:id="218" w:author="Millicent  Mufambi" w:date="2026-06-02T13:44:00Z" w16du:dateUtc="2026-06-02T11:44:00Z">
         <w:r>
           <w:delText>set;</w:delText>
         </w:r>
       </w:del>
-      <w:ins w:id="198" w:author="Millicent  Mufambi" w:date="2026-06-02T13:12:00Z" w16du:dateUtc="2026-06-02T11:12:00Z">
+      <w:ins w:id="219" w:author="Millicent  Mufambi" w:date="2026-06-02T13:44:00Z" w16du:dateUtc="2026-06-02T11:44:00Z">
         <w:r>
           <w:t>and e-commerce sets, the fraction of fixes matching the canonical (reported as ground-truth accuracy in Table 4);</w:t>
         </w:r>
@@ -5892,7 +6021,7 @@
       <w:r>
         <w:t xml:space="preserve"> on BugsInPy, </w:t>
       </w:r>
-      <w:del w:id="199" w:author="Millicent  Mufambi" w:date="2026-06-02T13:12:00Z" w16du:dateUtc="2026-06-02T11:12:00Z">
+      <w:del w:id="220" w:author="Millicent  Mufambi" w:date="2026-06-02T13:44:00Z" w16du:dateUtc="2026-06-02T11:44:00Z">
         <w:r>
           <w:delText xml:space="preserve">fix </w:delText>
         </w:r>
@@ -5900,7 +6029,7 @@
       <w:r>
         <w:t>similarity to the diff-extracted canonical</w:t>
       </w:r>
-      <w:ins w:id="200" w:author="Millicent  Mufambi" w:date="2026-06-02T13:12:00Z" w16du:dateUtc="2026-06-02T11:12:00Z">
+      <w:ins w:id="221" w:author="Millicent  Mufambi" w:date="2026-06-02T13:44:00Z" w16du:dateUtc="2026-06-02T11:44:00Z">
         <w:r>
           <w:t xml:space="preserve"> hunk</w:t>
         </w:r>
@@ -5939,12 +6068,12 @@
       <w:r>
         <w:t>Each bug is a paired observation, consensus versus single-agent</w:t>
       </w:r>
-      <w:del w:id="201" w:author="Millicent  Mufambi" w:date="2026-06-02T13:12:00Z" w16du:dateUtc="2026-06-02T11:12:00Z">
+      <w:del w:id="222" w:author="Millicent  Mufambi" w:date="2026-06-02T13:44:00Z" w16du:dateUtc="2026-06-02T11:44:00Z">
         <w:r>
           <w:delText>, and we apply the Wilcoxon signed-rank test to the safety-violation and success differences, reporting the z-statistic and two-tailed p-value</w:delText>
         </w:r>
       </w:del>
-      <w:ins w:id="202" w:author="Millicent  Mufambi" w:date="2026-06-02T13:12:00Z" w16du:dateUtc="2026-06-02T11:12:00Z">
+      <w:ins w:id="223" w:author="Millicent  Mufambi" w:date="2026-06-02T13:44:00Z" w16du:dateUtc="2026-06-02T11:44:00Z">
         <w:r>
           <w:t>. Because the safety outcome is binary, McNemar's exact test on the discordant pairs is our primary test; we report the absolute risk reduction with a 95% confidence interval and include a Wilcoxon signed-rank test only as a confirmatory check, since on binary data it reduces to a sign test</w:t>
         </w:r>
@@ -5974,12 +6103,12 @@
       <w:r>
         <w:t xml:space="preserve">All runs used one HP EliteBook 865 G11 laptop (Windows 11, AMD Ryzen 7 8840HS, 8 cores, 64 GB RAM, no discrete GPU). Ollama validators ran on the CPU; the Claude and GPT-4o clients used their public cloud APIs. </w:t>
       </w:r>
-      <w:del w:id="203" w:author="Millicent  Mufambi" w:date="2026-06-02T13:12:00Z" w16du:dateUtc="2026-06-02T11:12:00Z">
+      <w:del w:id="224" w:author="Millicent  Mufambi" w:date="2026-06-02T13:44:00Z" w16du:dateUtc="2026-06-02T11:44:00Z">
         <w:r>
           <w:delText>No temperatures or seeds were varied across modes</w:delText>
         </w:r>
       </w:del>
-      <w:ins w:id="204" w:author="Millicent  Mufambi" w:date="2026-06-02T13:12:00Z" w16du:dateUtc="2026-06-02T11:12:00Z">
+      <w:ins w:id="225" w:author="Millicent  Mufambi" w:date="2026-06-02T13:44:00Z" w16du:dateUtc="2026-06-02T11:44:00Z">
         <w:r>
           <w:t>The exact model versions, decoding parameters and seeds are given in Section 5.9</w:t>
         </w:r>
@@ -5993,10 +6122,10 @@
         <w:spacing w:after="120"/>
         <w:jc w:val="both"/>
         <w:rPr>
-          <w:ins w:id="205" w:author="Millicent  Mufambi" w:date="2026-06-02T13:12:00Z" w16du:dateUtc="2026-06-02T11:12:00Z"/>
+          <w:ins w:id="226" w:author="Millicent  Mufambi" w:date="2026-06-02T13:44:00Z" w16du:dateUtc="2026-06-02T11:44:00Z"/>
         </w:rPr>
       </w:pPr>
-      <w:ins w:id="206" w:author="Millicent  Mufambi" w:date="2026-06-02T13:12:00Z" w16du:dateUtc="2026-06-02T11:12:00Z">
+      <w:ins w:id="227" w:author="Millicent  Mufambi" w:date="2026-06-02T13:44:00Z" w16du:dateUtc="2026-06-02T11:44:00Z">
         <w:r>
           <w:rPr>
             <w:b/>
@@ -6010,10 +6139,10 @@
         <w:spacing w:after="120"/>
         <w:jc w:val="both"/>
         <w:rPr>
-          <w:ins w:id="207" w:author="Millicent  Mufambi" w:date="2026-06-02T13:12:00Z" w16du:dateUtc="2026-06-02T11:12:00Z"/>
+          <w:ins w:id="228" w:author="Millicent  Mufambi" w:date="2026-06-02T13:44:00Z" w16du:dateUtc="2026-06-02T11:44:00Z"/>
         </w:rPr>
       </w:pPr>
-      <w:ins w:id="208" w:author="Millicent  Mufambi" w:date="2026-06-02T13:12:00Z" w16du:dateUtc="2026-06-02T11:12:00Z">
+      <w:ins w:id="229" w:author="Millicent  Mufambi" w:date="2026-06-02T13:44:00Z" w16du:dateUtc="2026-06-02T11:44:00Z">
         <w:r>
           <w:t>For exact reproduction we report the full configuration. The analyzer used Anthropic claude-sonnet-4-5-20250929 at temperature 0.3 (no vote); the healer and proposer used OpenAI gpt-4o at temperature 0.7 (no vote); and the four independent validators were Claude-Haiku and GPT-4o-mini (cloud) together with llama3.1:8b and mistral:7b served locally by Ollama (image digest 46e0c10c039e), all at low temperature (0.1). All agents used a 2,048-token output budget and a 30 s per-call timeout, with top_p and the fr</w:t>
         </w:r>
@@ -6033,10 +6162,10 @@
         <w:spacing w:after="120"/>
         <w:jc w:val="both"/>
         <w:rPr>
-          <w:ins w:id="209" w:author="Millicent  Mufambi" w:date="2026-06-02T13:12:00Z" w16du:dateUtc="2026-06-02T11:12:00Z"/>
+          <w:ins w:id="230" w:author="Millicent  Mufambi" w:date="2026-06-02T13:44:00Z" w16du:dateUtc="2026-06-02T11:44:00Z"/>
         </w:rPr>
       </w:pPr>
-      <w:ins w:id="210" w:author="Millicent  Mufambi" w:date="2026-06-02T13:12:00Z" w16du:dateUtc="2026-06-02T11:12:00Z">
+      <w:ins w:id="231" w:author="Millicent  Mufambi" w:date="2026-06-02T13:44:00Z" w16du:dateUtc="2026-06-02T11:44:00Z">
         <w:r>
           <w:rPr>
             <w:b/>
@@ -6050,10 +6179,10 @@
         <w:spacing w:after="120"/>
         <w:jc w:val="both"/>
         <w:rPr>
-          <w:ins w:id="211" w:author="Millicent  Mufambi" w:date="2026-06-02T13:12:00Z" w16du:dateUtc="2026-06-02T11:12:00Z"/>
+          <w:ins w:id="232" w:author="Millicent  Mufambi" w:date="2026-06-02T13:44:00Z" w16du:dateUtc="2026-06-02T11:44:00Z"/>
         </w:rPr>
       </w:pPr>
-      <w:ins w:id="212" w:author="Millicent  Mufambi" w:date="2026-06-02T13:12:00Z" w16du:dateUtc="2026-06-02T11:12:00Z">
+      <w:ins w:id="233" w:author="Millicent  Mufambi" w:date="2026-06-02T13:44:00Z" w16du:dateUtc="2026-06-02T11:44:00Z">
         <w:r>
           <w:t xml:space="preserve">To test the quorum rule directly, separately from the safety pipeline, we ask four heterogeneous proposers across three Ollama families (llama3.1:8b, codellama:7b, mistral:7b, and a second llama3.1:8b) to generate a fix for each bug independently. We then ask whether 2f+1 = 3 of them can agree under two rules. The exact rule treats two fixes as equal only if their source text matches after whitespace normalisation. The semantic rule treats two fixes as equal if they produce the same behaviour when executed </w:t>
         </w:r>
@@ -6475,12 +6604,12 @@
             <w:r>
               <w:t>0.</w:t>
             </w:r>
-            <w:del w:id="213" w:author="Millicent  Mufambi" w:date="2026-06-02T13:12:00Z" w16du:dateUtc="2026-06-02T11:12:00Z">
+            <w:del w:id="234" w:author="Millicent  Mufambi" w:date="2026-06-02T13:44:00Z" w16du:dateUtc="2026-06-02T11:44:00Z">
               <w:r>
                 <w:delText>200</w:delText>
               </w:r>
             </w:del>
-            <w:ins w:id="214" w:author="Millicent  Mufambi" w:date="2026-06-02T13:12:00Z" w16du:dateUtc="2026-06-02T11:12:00Z">
+            <w:ins w:id="235" w:author="Millicent  Mufambi" w:date="2026-06-02T13:44:00Z" w16du:dateUtc="2026-06-02T11:44:00Z">
               <w:r>
                 <w:t>500</w:t>
               </w:r>
@@ -6498,12 +6627,12 @@
             <w:r>
               <w:t>0.</w:t>
             </w:r>
-            <w:del w:id="215" w:author="Millicent  Mufambi" w:date="2026-06-02T13:12:00Z" w16du:dateUtc="2026-06-02T11:12:00Z">
+            <w:del w:id="236" w:author="Millicent  Mufambi" w:date="2026-06-02T13:44:00Z" w16du:dateUtc="2026-06-02T11:44:00Z">
               <w:r>
                 <w:delText>000</w:delText>
               </w:r>
             </w:del>
-            <w:ins w:id="216" w:author="Millicent  Mufambi" w:date="2026-06-02T13:12:00Z" w16du:dateUtc="2026-06-02T11:12:00Z">
+            <w:ins w:id="237" w:author="Millicent  Mufambi" w:date="2026-06-02T13:44:00Z" w16du:dateUtc="2026-06-02T11:44:00Z">
               <w:r>
                 <w:t>500</w:t>
               </w:r>
@@ -6518,12 +6647,12 @@
             <w:pPr>
               <w:cnfStyle w:val="000000100000" w:firstRow="0" w:lastRow="0" w:firstColumn="0" w:lastColumn="0" w:oddVBand="0" w:evenVBand="0" w:oddHBand="1" w:evenHBand="0" w:firstRowFirstColumn="0" w:firstRowLastColumn="0" w:lastRowFirstColumn="0" w:lastRowLastColumn="0"/>
             </w:pPr>
-            <w:del w:id="217" w:author="Millicent  Mufambi" w:date="2026-06-02T13:12:00Z" w16du:dateUtc="2026-06-02T11:12:00Z">
+            <w:del w:id="238" w:author="Millicent  Mufambi" w:date="2026-06-02T13:44:00Z" w16du:dateUtc="2026-06-02T11:44:00Z">
               <w:r>
                 <w:delText>60,657</w:delText>
               </w:r>
             </w:del>
-            <w:ins w:id="218" w:author="Millicent  Mufambi" w:date="2026-06-02T13:12:00Z" w16du:dateUtc="2026-06-02T11:12:00Z">
+            <w:ins w:id="239" w:author="Millicent  Mufambi" w:date="2026-06-02T13:44:00Z" w16du:dateUtc="2026-06-02T11:44:00Z">
               <w:r>
                 <w:t>155,600</w:t>
               </w:r>
@@ -6538,12 +6667,12 @@
             <w:pPr>
               <w:cnfStyle w:val="000000100000" w:firstRow="0" w:lastRow="0" w:firstColumn="0" w:lastColumn="0" w:oddVBand="0" w:evenVBand="0" w:oddHBand="1" w:evenHBand="0" w:firstRowFirstColumn="0" w:firstRowLastColumn="0" w:lastRowFirstColumn="0" w:lastRowLastColumn="0"/>
             </w:pPr>
-            <w:del w:id="219" w:author="Millicent  Mufambi" w:date="2026-06-02T13:12:00Z" w16du:dateUtc="2026-06-02T11:12:00Z">
+            <w:del w:id="240" w:author="Millicent  Mufambi" w:date="2026-06-02T13:44:00Z" w16du:dateUtc="2026-06-02T11:44:00Z">
               <w:r>
                 <w:delText>119,266</w:delText>
               </w:r>
             </w:del>
-            <w:ins w:id="220" w:author="Millicent  Mufambi" w:date="2026-06-02T13:12:00Z" w16du:dateUtc="2026-06-02T11:12:00Z">
+            <w:ins w:id="241" w:author="Millicent  Mufambi" w:date="2026-06-02T13:44:00Z" w16du:dateUtc="2026-06-02T11:44:00Z">
               <w:r>
                 <w:t>222,719</w:t>
               </w:r>
@@ -6561,12 +6690,12 @@
             <w:r>
               <w:t>0.</w:t>
             </w:r>
-            <w:del w:id="221" w:author="Millicent  Mufambi" w:date="2026-06-02T13:12:00Z" w16du:dateUtc="2026-06-02T11:12:00Z">
+            <w:del w:id="242" w:author="Millicent  Mufambi" w:date="2026-06-02T13:44:00Z" w16du:dateUtc="2026-06-02T11:44:00Z">
               <w:r>
                 <w:delText>200</w:delText>
               </w:r>
             </w:del>
-            <w:ins w:id="222" w:author="Millicent  Mufambi" w:date="2026-06-02T13:12:00Z" w16du:dateUtc="2026-06-02T11:12:00Z">
+            <w:ins w:id="243" w:author="Millicent  Mufambi" w:date="2026-06-02T13:44:00Z" w16du:dateUtc="2026-06-02T11:44:00Z">
               <w:r>
                 <w:t>667</w:t>
               </w:r>
@@ -6616,12 +6745,12 @@
             <w:r>
               <w:t>0.</w:t>
             </w:r>
-            <w:del w:id="223" w:author="Millicent  Mufambi" w:date="2026-06-02T13:12:00Z" w16du:dateUtc="2026-06-02T11:12:00Z">
+            <w:del w:id="244" w:author="Millicent  Mufambi" w:date="2026-06-02T13:44:00Z" w16du:dateUtc="2026-06-02T11:44:00Z">
               <w:r>
                 <w:delText>500</w:delText>
               </w:r>
             </w:del>
-            <w:ins w:id="224" w:author="Millicent  Mufambi" w:date="2026-06-02T13:12:00Z" w16du:dateUtc="2026-06-02T11:12:00Z">
+            <w:ins w:id="245" w:author="Millicent  Mufambi" w:date="2026-06-02T13:44:00Z" w16du:dateUtc="2026-06-02T11:44:00Z">
               <w:r>
                 <w:t>250</w:t>
               </w:r>
@@ -6639,12 +6768,12 @@
             <w:r>
               <w:t>0.</w:t>
             </w:r>
-            <w:del w:id="225" w:author="Millicent  Mufambi" w:date="2026-06-02T13:12:00Z" w16du:dateUtc="2026-06-02T11:12:00Z">
+            <w:del w:id="246" w:author="Millicent  Mufambi" w:date="2026-06-02T13:44:00Z" w16du:dateUtc="2026-06-02T11:44:00Z">
               <w:r>
                 <w:delText>500</w:delText>
               </w:r>
             </w:del>
-            <w:ins w:id="226" w:author="Millicent  Mufambi" w:date="2026-06-02T13:12:00Z" w16du:dateUtc="2026-06-02T11:12:00Z">
+            <w:ins w:id="247" w:author="Millicent  Mufambi" w:date="2026-06-02T13:44:00Z" w16du:dateUtc="2026-06-02T11:44:00Z">
               <w:r>
                 <w:t>750</w:t>
               </w:r>
@@ -6659,12 +6788,12 @@
             <w:pPr>
               <w:cnfStyle w:val="000000010000" w:firstRow="0" w:lastRow="0" w:firstColumn="0" w:lastColumn="0" w:oddVBand="0" w:evenVBand="0" w:oddHBand="0" w:evenHBand="1" w:firstRowFirstColumn="0" w:firstRowLastColumn="0" w:lastRowFirstColumn="0" w:lastRowLastColumn="0"/>
             </w:pPr>
-            <w:del w:id="227" w:author="Millicent  Mufambi" w:date="2026-06-02T13:12:00Z" w16du:dateUtc="2026-06-02T11:12:00Z">
+            <w:del w:id="248" w:author="Millicent  Mufambi" w:date="2026-06-02T13:44:00Z" w16du:dateUtc="2026-06-02T11:44:00Z">
               <w:r>
                 <w:delText>56,644</w:delText>
               </w:r>
             </w:del>
-            <w:ins w:id="228" w:author="Millicent  Mufambi" w:date="2026-06-02T13:12:00Z" w16du:dateUtc="2026-06-02T11:12:00Z">
+            <w:ins w:id="249" w:author="Millicent  Mufambi" w:date="2026-06-02T13:44:00Z" w16du:dateUtc="2026-06-02T11:44:00Z">
               <w:r>
                 <w:t>39,900</w:t>
               </w:r>
@@ -6679,12 +6808,12 @@
             <w:pPr>
               <w:cnfStyle w:val="000000010000" w:firstRow="0" w:lastRow="0" w:firstColumn="0" w:lastColumn="0" w:oddVBand="0" w:evenVBand="0" w:oddHBand="0" w:evenHBand="1" w:firstRowFirstColumn="0" w:firstRowLastColumn="0" w:lastRowFirstColumn="0" w:lastRowLastColumn="0"/>
             </w:pPr>
-            <w:del w:id="229" w:author="Millicent  Mufambi" w:date="2026-06-02T13:12:00Z" w16du:dateUtc="2026-06-02T11:12:00Z">
+            <w:del w:id="250" w:author="Millicent  Mufambi" w:date="2026-06-02T13:44:00Z" w16du:dateUtc="2026-06-02T11:44:00Z">
               <w:r>
                 <w:delText>78,946</w:delText>
               </w:r>
             </w:del>
-            <w:ins w:id="230" w:author="Millicent  Mufambi" w:date="2026-06-02T13:12:00Z" w16du:dateUtc="2026-06-02T11:12:00Z">
+            <w:ins w:id="251" w:author="Millicent  Mufambi" w:date="2026-06-02T13:44:00Z" w16du:dateUtc="2026-06-02T11:44:00Z">
               <w:r>
                 <w:t>61,071</w:t>
               </w:r>
@@ -6702,12 +6831,12 @@
             <w:r>
               <w:t>0.</w:t>
             </w:r>
-            <w:del w:id="231" w:author="Millicent  Mufambi" w:date="2026-06-02T13:12:00Z" w16du:dateUtc="2026-06-02T11:12:00Z">
+            <w:del w:id="252" w:author="Millicent  Mufambi" w:date="2026-06-02T13:44:00Z" w16du:dateUtc="2026-06-02T11:44:00Z">
               <w:r>
                 <w:delText>500</w:delText>
               </w:r>
             </w:del>
-            <w:ins w:id="232" w:author="Millicent  Mufambi" w:date="2026-06-02T13:12:00Z" w16du:dateUtc="2026-06-02T11:12:00Z">
+            <w:ins w:id="253" w:author="Millicent  Mufambi" w:date="2026-06-02T13:44:00Z" w16du:dateUtc="2026-06-02T11:44:00Z">
               <w:r>
                 <w:t>571</w:t>
               </w:r>
@@ -6950,7 +7079,7 @@
             </w:pPr>
             <w:r>
               <w:rPr>
-                <w:rPrChange w:id="233" w:author="Millicent  Mufambi" w:date="2026-06-02T13:12:00Z" w16du:dateUtc="2026-06-02T11:12:00Z">
+                <w:rPrChange w:id="254" w:author="Millicent  Mufambi" w:date="2026-06-02T13:44:00Z" w16du:dateUtc="2026-06-02T11:44:00Z">
                   <w:rPr>
                     <w:b/>
                   </w:rPr>
@@ -6958,7 +7087,7 @@
               </w:rPr>
               <w:t>0.</w:t>
             </w:r>
-            <w:del w:id="234" w:author="Millicent  Mufambi" w:date="2026-06-02T13:12:00Z" w16du:dateUtc="2026-06-02T11:12:00Z">
+            <w:del w:id="255" w:author="Millicent  Mufambi" w:date="2026-06-02T13:44:00Z" w16du:dateUtc="2026-06-02T11:44:00Z">
               <w:r>
                 <w:rPr>
                   <w:b/>
@@ -6966,7 +7095,7 @@
                 <w:delText>822</w:delText>
               </w:r>
             </w:del>
-            <w:ins w:id="235" w:author="Millicent  Mufambi" w:date="2026-06-02T13:12:00Z" w16du:dateUtc="2026-06-02T11:12:00Z">
+            <w:ins w:id="256" w:author="Millicent  Mufambi" w:date="2026-06-02T13:44:00Z" w16du:dateUtc="2026-06-02T11:44:00Z">
               <w:r>
                 <w:t>889</w:t>
               </w:r>
@@ -6983,7 +7112,7 @@
             </w:pPr>
             <w:r>
               <w:rPr>
-                <w:rPrChange w:id="236" w:author="Millicent  Mufambi" w:date="2026-06-02T13:12:00Z" w16du:dateUtc="2026-06-02T11:12:00Z">
+                <w:rPrChange w:id="257" w:author="Millicent  Mufambi" w:date="2026-06-02T13:44:00Z" w16du:dateUtc="2026-06-02T11:44:00Z">
                   <w:rPr>
                     <w:b/>
                   </w:rPr>
@@ -6991,7 +7120,7 @@
               </w:rPr>
               <w:t>0.</w:t>
             </w:r>
-            <w:del w:id="237" w:author="Millicent  Mufambi" w:date="2026-06-02T13:12:00Z" w16du:dateUtc="2026-06-02T11:12:00Z">
+            <w:del w:id="258" w:author="Millicent  Mufambi" w:date="2026-06-02T13:44:00Z" w16du:dateUtc="2026-06-02T11:44:00Z">
               <w:r>
                 <w:rPr>
                   <w:b/>
@@ -6999,7 +7128,7 @@
                 <w:delText>000</w:delText>
               </w:r>
             </w:del>
-            <w:ins w:id="238" w:author="Millicent  Mufambi" w:date="2026-06-02T13:12:00Z" w16du:dateUtc="2026-06-02T11:12:00Z">
+            <w:ins w:id="259" w:author="Millicent  Mufambi" w:date="2026-06-02T13:44:00Z" w16du:dateUtc="2026-06-02T11:44:00Z">
               <w:r>
                 <w:t>111</w:t>
               </w:r>
@@ -7014,7 +7143,7 @@
             <w:pPr>
               <w:cnfStyle w:val="000000100000" w:firstRow="0" w:lastRow="0" w:firstColumn="0" w:lastColumn="0" w:oddVBand="0" w:evenVBand="0" w:oddHBand="1" w:evenHBand="0" w:firstRowFirstColumn="0" w:firstRowLastColumn="0" w:lastRowFirstColumn="0" w:lastRowLastColumn="0"/>
             </w:pPr>
-            <w:del w:id="239" w:author="Millicent  Mufambi" w:date="2026-06-02T13:12:00Z" w16du:dateUtc="2026-06-02T11:12:00Z">
+            <w:del w:id="260" w:author="Millicent  Mufambi" w:date="2026-06-02T13:44:00Z" w16du:dateUtc="2026-06-02T11:44:00Z">
               <w:r>
                 <w:rPr>
                   <w:b/>
@@ -7022,7 +7151,7 @@
                 <w:delText>50,200</w:delText>
               </w:r>
             </w:del>
-            <w:ins w:id="240" w:author="Millicent  Mufambi" w:date="2026-06-02T13:12:00Z" w16du:dateUtc="2026-06-02T11:12:00Z">
+            <w:ins w:id="261" w:author="Millicent  Mufambi" w:date="2026-06-02T13:44:00Z" w16du:dateUtc="2026-06-02T11:44:00Z">
               <w:r>
                 <w:t>71,300</w:t>
               </w:r>
@@ -7037,7 +7166,7 @@
             <w:pPr>
               <w:cnfStyle w:val="000000100000" w:firstRow="0" w:lastRow="0" w:firstColumn="0" w:lastColumn="0" w:oddVBand="0" w:evenVBand="0" w:oddHBand="1" w:evenHBand="0" w:firstRowFirstColumn="0" w:firstRowLastColumn="0" w:lastRowFirstColumn="0" w:lastRowLastColumn="0"/>
             </w:pPr>
-            <w:del w:id="241" w:author="Millicent  Mufambi" w:date="2026-06-02T13:12:00Z" w16du:dateUtc="2026-06-02T11:12:00Z">
+            <w:del w:id="262" w:author="Millicent  Mufambi" w:date="2026-06-02T13:44:00Z" w16du:dateUtc="2026-06-02T11:44:00Z">
               <w:r>
                 <w:rPr>
                   <w:b/>
@@ -7045,7 +7174,7 @@
                 <w:delText>97,300</w:delText>
               </w:r>
             </w:del>
-            <w:ins w:id="242" w:author="Millicent  Mufambi" w:date="2026-06-02T13:12:00Z" w16du:dateUtc="2026-06-02T11:12:00Z">
+            <w:ins w:id="263" w:author="Millicent  Mufambi" w:date="2026-06-02T13:44:00Z" w16du:dateUtc="2026-06-02T11:44:00Z">
               <w:r>
                 <w:t>222,700</w:t>
               </w:r>
@@ -7062,7 +7191,7 @@
             </w:pPr>
             <w:r>
               <w:rPr>
-                <w:rPrChange w:id="243" w:author="Millicent  Mufambi" w:date="2026-06-02T13:12:00Z" w16du:dateUtc="2026-06-02T11:12:00Z">
+                <w:rPrChange w:id="264" w:author="Millicent  Mufambi" w:date="2026-06-02T13:44:00Z" w16du:dateUtc="2026-06-02T11:44:00Z">
                   <w:rPr>
                     <w:b/>
                   </w:rPr>
@@ -7070,7 +7199,7 @@
               </w:rPr>
               <w:t>0.</w:t>
             </w:r>
-            <w:del w:id="244" w:author="Millicent  Mufambi" w:date="2026-06-02T13:12:00Z" w16du:dateUtc="2026-06-02T11:12:00Z">
+            <w:del w:id="265" w:author="Millicent  Mufambi" w:date="2026-06-02T13:44:00Z" w16du:dateUtc="2026-06-02T11:44:00Z">
               <w:r>
                 <w:rPr>
                   <w:b/>
@@ -7078,7 +7207,7 @@
                 <w:delText>822</w:delText>
               </w:r>
             </w:del>
-            <w:ins w:id="245" w:author="Millicent  Mufambi" w:date="2026-06-02T13:12:00Z" w16du:dateUtc="2026-06-02T11:12:00Z">
+            <w:ins w:id="266" w:author="Millicent  Mufambi" w:date="2026-06-02T13:44:00Z" w16du:dateUtc="2026-06-02T11:44:00Z">
               <w:r>
                 <w:t>889</w:t>
               </w:r>
@@ -7127,7 +7256,7 @@
             </w:pPr>
             <w:r>
               <w:rPr>
-                <w:rPrChange w:id="246" w:author="Millicent  Mufambi" w:date="2026-06-02T13:12:00Z" w16du:dateUtc="2026-06-02T11:12:00Z">
+                <w:rPrChange w:id="267" w:author="Millicent  Mufambi" w:date="2026-06-02T13:44:00Z" w16du:dateUtc="2026-06-02T11:44:00Z">
                   <w:rPr>
                     <w:b/>
                   </w:rPr>
@@ -7135,7 +7264,7 @@
               </w:rPr>
               <w:t>0.</w:t>
             </w:r>
-            <w:del w:id="247" w:author="Millicent  Mufambi" w:date="2026-06-02T13:12:00Z" w16du:dateUtc="2026-06-02T11:12:00Z">
+            <w:del w:id="268" w:author="Millicent  Mufambi" w:date="2026-06-02T13:44:00Z" w16du:dateUtc="2026-06-02T11:44:00Z">
               <w:r>
                 <w:rPr>
                   <w:b/>
@@ -7143,7 +7272,7 @@
                 <w:delText>889</w:delText>
               </w:r>
             </w:del>
-            <w:ins w:id="248" w:author="Millicent  Mufambi" w:date="2026-06-02T13:12:00Z" w16du:dateUtc="2026-06-02T11:12:00Z">
+            <w:ins w:id="269" w:author="Millicent  Mufambi" w:date="2026-06-02T13:44:00Z" w16du:dateUtc="2026-06-02T11:44:00Z">
               <w:r>
                 <w:t>833</w:t>
               </w:r>
@@ -7160,7 +7289,7 @@
             </w:pPr>
             <w:r>
               <w:rPr>
-                <w:rPrChange w:id="249" w:author="Millicent  Mufambi" w:date="2026-06-02T13:12:00Z" w16du:dateUtc="2026-06-02T11:12:00Z">
+                <w:rPrChange w:id="270" w:author="Millicent  Mufambi" w:date="2026-06-02T13:44:00Z" w16du:dateUtc="2026-06-02T11:44:00Z">
                   <w:rPr>
                     <w:b/>
                   </w:rPr>
@@ -7168,7 +7297,7 @@
               </w:rPr>
               <w:t>0.</w:t>
             </w:r>
-            <w:del w:id="250" w:author="Millicent  Mufambi" w:date="2026-06-02T13:12:00Z" w16du:dateUtc="2026-06-02T11:12:00Z">
+            <w:del w:id="271" w:author="Millicent  Mufambi" w:date="2026-06-02T13:44:00Z" w16du:dateUtc="2026-06-02T11:44:00Z">
               <w:r>
                 <w:rPr>
                   <w:b/>
@@ -7176,7 +7305,7 @@
                 <w:delText>111</w:delText>
               </w:r>
             </w:del>
-            <w:ins w:id="251" w:author="Millicent  Mufambi" w:date="2026-06-02T13:12:00Z" w16du:dateUtc="2026-06-02T11:12:00Z">
+            <w:ins w:id="272" w:author="Millicent  Mufambi" w:date="2026-06-02T13:44:00Z" w16du:dateUtc="2026-06-02T11:44:00Z">
               <w:r>
                 <w:t>167</w:t>
               </w:r>
@@ -7191,7 +7320,7 @@
             <w:pPr>
               <w:cnfStyle w:val="000000010000" w:firstRow="0" w:lastRow="0" w:firstColumn="0" w:lastColumn="0" w:oddVBand="0" w:evenVBand="0" w:oddHBand="0" w:evenHBand="1" w:firstRowFirstColumn="0" w:firstRowLastColumn="0" w:lastRowFirstColumn="0" w:lastRowLastColumn="0"/>
             </w:pPr>
-            <w:del w:id="252" w:author="Millicent  Mufambi" w:date="2026-06-02T13:12:00Z" w16du:dateUtc="2026-06-02T11:12:00Z">
+            <w:del w:id="273" w:author="Millicent  Mufambi" w:date="2026-06-02T13:44:00Z" w16du:dateUtc="2026-06-02T11:44:00Z">
               <w:r>
                 <w:rPr>
                   <w:b/>
@@ -7199,7 +7328,7 @@
                 <w:delText>25,200</w:delText>
               </w:r>
             </w:del>
-            <w:ins w:id="253" w:author="Millicent  Mufambi" w:date="2026-06-02T13:12:00Z" w16du:dateUtc="2026-06-02T11:12:00Z">
+            <w:ins w:id="274" w:author="Millicent  Mufambi" w:date="2026-06-02T13:44:00Z" w16du:dateUtc="2026-06-02T11:44:00Z">
               <w:r>
                 <w:t>21,500</w:t>
               </w:r>
@@ -7214,7 +7343,7 @@
             <w:pPr>
               <w:cnfStyle w:val="000000010000" w:firstRow="0" w:lastRow="0" w:firstColumn="0" w:lastColumn="0" w:oddVBand="0" w:evenVBand="0" w:oddHBand="0" w:evenHBand="1" w:firstRowFirstColumn="0" w:firstRowLastColumn="0" w:lastRowFirstColumn="0" w:lastRowLastColumn="0"/>
             </w:pPr>
-            <w:del w:id="254" w:author="Millicent  Mufambi" w:date="2026-06-02T13:12:00Z" w16du:dateUtc="2026-06-02T11:12:00Z">
+            <w:del w:id="275" w:author="Millicent  Mufambi" w:date="2026-06-02T13:44:00Z" w16du:dateUtc="2026-06-02T11:44:00Z">
               <w:r>
                 <w:rPr>
                   <w:b/>
@@ -7222,7 +7351,7 @@
                 <w:delText>39,500</w:delText>
               </w:r>
             </w:del>
-            <w:ins w:id="255" w:author="Millicent  Mufambi" w:date="2026-06-02T13:12:00Z" w16du:dateUtc="2026-06-02T11:12:00Z">
+            <w:ins w:id="276" w:author="Millicent  Mufambi" w:date="2026-06-02T13:44:00Z" w16du:dateUtc="2026-06-02T11:44:00Z">
               <w:r>
                 <w:t>61,100</w:t>
               </w:r>
@@ -7239,7 +7368,7 @@
             </w:pPr>
             <w:r>
               <w:rPr>
-                <w:rPrChange w:id="256" w:author="Millicent  Mufambi" w:date="2026-06-02T13:12:00Z" w16du:dateUtc="2026-06-02T11:12:00Z">
+                <w:rPrChange w:id="277" w:author="Millicent  Mufambi" w:date="2026-06-02T13:44:00Z" w16du:dateUtc="2026-06-02T11:44:00Z">
                   <w:rPr>
                     <w:b/>
                   </w:rPr>
@@ -7247,7 +7376,7 @@
               </w:rPr>
               <w:t>0.</w:t>
             </w:r>
-            <w:del w:id="257" w:author="Millicent  Mufambi" w:date="2026-06-02T13:12:00Z" w16du:dateUtc="2026-06-02T11:12:00Z">
+            <w:del w:id="278" w:author="Millicent  Mufambi" w:date="2026-06-02T13:44:00Z" w16du:dateUtc="2026-06-02T11:44:00Z">
               <w:r>
                 <w:rPr>
                   <w:b/>
@@ -7255,7 +7384,7 @@
                 <w:delText>889</w:delText>
               </w:r>
             </w:del>
-            <w:ins w:id="258" w:author="Millicent  Mufambi" w:date="2026-06-02T13:12:00Z" w16du:dateUtc="2026-06-02T11:12:00Z">
+            <w:ins w:id="279" w:author="Millicent  Mufambi" w:date="2026-06-02T13:44:00Z" w16du:dateUtc="2026-06-02T11:44:00Z">
               <w:r>
                 <w:t>833</w:t>
               </w:r>
@@ -7279,10 +7408,10 @@
         <w:spacing w:after="120"/>
         <w:jc w:val="both"/>
         <w:rPr>
-          <w:del w:id="259" w:author="Millicent  Mufambi" w:date="2026-06-02T13:12:00Z" w16du:dateUtc="2026-06-02T11:12:00Z"/>
+          <w:del w:id="280" w:author="Millicent  Mufambi" w:date="2026-06-02T13:44:00Z" w16du:dateUtc="2026-06-02T11:44:00Z"/>
         </w:rPr>
       </w:pPr>
-      <w:del w:id="260" w:author="Millicent  Mufambi" w:date="2026-06-02T13:12:00Z" w16du:dateUtc="2026-06-02T11:12:00Z">
+      <w:del w:id="281" w:author="Millicent  Mufambi" w:date="2026-06-02T13:44:00Z" w16du:dateUtc="2026-06-02T11:44:00Z">
         <w:r>
           <w:delText>On BugsInPy the baseline now repairs 50% of bugs, up from 20% under the earlier setup, but accepts fixes the sandbox later rejects in the other 50%. BFT-MAS approves only 20% (validators reject the rest at the prepare phase), and the sandbox confirms every one. The trade-off is precision over throughput; the headline is the elimination of the violation category, 0.0% against 11.1% (Figure 2).</w:delText>
         </w:r>
@@ -7293,10 +7422,10 @@
         <w:spacing w:after="120"/>
         <w:jc w:val="both"/>
         <w:rPr>
-          <w:ins w:id="261" w:author="Millicent  Mufambi" w:date="2026-06-02T13:12:00Z" w16du:dateUtc="2026-06-02T11:12:00Z"/>
+          <w:ins w:id="282" w:author="Millicent  Mufambi" w:date="2026-06-02T13:44:00Z" w16du:dateUtc="2026-06-02T11:44:00Z"/>
         </w:rPr>
       </w:pPr>
-      <w:ins w:id="262" w:author="Millicent  Mufambi" w:date="2026-06-02T13:12:00Z" w16du:dateUtc="2026-06-02T11:12:00Z">
+      <w:ins w:id="283" w:author="Millicent  Mufambi" w:date="2026-06-02T13:44:00Z" w16du:dateUtc="2026-06-02T11:44:00Z">
         <w:r>
           <w:t>On the 20-bug BugsInPy subset the single-agent baseline repairs 5 of 20, while BFT-MAS repairs 10 of 20: the four independent validators admit more genuine fixes, not fewer (recall 1.0 against the sandbox oracle). Because the BugsInPy oracle is a weak run-as-script check (Section 5.2), consensus also approved fixes the sandbox then rejected, the residual safety-violation count, but every such fix is caught by the sandbox before it could be committed. The three split votes (ansible-1, -12 and -14) show the m</w:t>
         </w:r>
@@ -7358,7 +7487,7 @@
       </w:pPr>
       <w:r>
         <w:rPr>
-          <w:rPrChange w:id="263" w:author="Millicent  Mufambi" w:date="2026-06-02T13:12:00Z" w16du:dateUtc="2026-06-02T11:12:00Z">
+          <w:rPrChange w:id="284" w:author="Millicent  Mufambi" w:date="2026-06-02T13:44:00Z" w16du:dateUtc="2026-06-02T11:44:00Z">
             <w:rPr>
               <w:b/>
             </w:rPr>
@@ -7369,12 +7498,12 @@
       <w:r>
         <w:t xml:space="preserve"> Safety violation rate by dataset and pipeline mode. The synthetic and e-commerce benchmarks show zero violations in both modes</w:t>
       </w:r>
-      <w:del w:id="264" w:author="Millicent  Mufambi" w:date="2026-06-02T13:12:00Z" w16du:dateUtc="2026-06-02T11:12:00Z">
+      <w:del w:id="285" w:author="Millicent  Mufambi" w:date="2026-06-02T13:44:00Z" w16du:dateUtc="2026-06-02T11:44:00Z">
         <w:r>
           <w:delText xml:space="preserve">. On </w:delText>
         </w:r>
       </w:del>
-      <w:ins w:id="265" w:author="Millicent  Mufambi" w:date="2026-06-02T13:12:00Z" w16du:dateUtc="2026-06-02T11:12:00Z">
+      <w:ins w:id="286" w:author="Millicent  Mufambi" w:date="2026-06-02T13:44:00Z" w16du:dateUtc="2026-06-02T11:44:00Z">
         <w:r>
           <w:t>; on the 20-bug real-world (</w:t>
         </w:r>
@@ -7382,12 +7511,12 @@
       <w:r>
         <w:t>BugsInPy</w:t>
       </w:r>
-      <w:del w:id="266" w:author="Millicent  Mufambi" w:date="2026-06-02T13:12:00Z" w16du:dateUtc="2026-06-02T11:12:00Z">
+      <w:del w:id="287" w:author="Millicent  Mufambi" w:date="2026-06-02T13:44:00Z" w16du:dateUtc="2026-06-02T11:44:00Z">
         <w:r>
           <w:delText xml:space="preserve"> the BFT-MAS pipeline drops</w:delText>
         </w:r>
       </w:del>
-      <w:ins w:id="267" w:author="Millicent  Mufambi" w:date="2026-06-02T13:12:00Z" w16du:dateUtc="2026-06-02T11:12:00Z">
+      <w:ins w:id="288" w:author="Millicent  Mufambi" w:date="2026-06-02T13:44:00Z" w16du:dateUtc="2026-06-02T11:44:00Z">
         <w:r>
           <w:t>) subset</w:t>
         </w:r>
@@ -7395,7 +7524,7 @@
       <w:r>
         <w:t xml:space="preserve"> the rate </w:t>
       </w:r>
-      <w:ins w:id="268" w:author="Millicent  Mufambi" w:date="2026-06-02T13:12:00Z" w16du:dateUtc="2026-06-02T11:12:00Z">
+      <w:ins w:id="289" w:author="Millicent  Mufambi" w:date="2026-06-02T13:44:00Z" w16du:dateUtc="2026-06-02T11:44:00Z">
         <w:r>
           <w:t xml:space="preserve">falls </w:t>
         </w:r>
@@ -7403,12 +7532,12 @@
       <w:r>
         <w:t xml:space="preserve">from </w:t>
       </w:r>
-      <w:del w:id="269" w:author="Millicent  Mufambi" w:date="2026-06-02T13:12:00Z" w16du:dateUtc="2026-06-02T11:12:00Z">
+      <w:del w:id="290" w:author="Millicent  Mufambi" w:date="2026-06-02T13:44:00Z" w16du:dateUtc="2026-06-02T11:44:00Z">
         <w:r>
           <w:delText>50.0</w:delText>
         </w:r>
       </w:del>
-      <w:ins w:id="270" w:author="Millicent  Mufambi" w:date="2026-06-02T13:12:00Z" w16du:dateUtc="2026-06-02T11:12:00Z">
+      <w:ins w:id="291" w:author="Millicent  Mufambi" w:date="2026-06-02T13:44:00Z" w16du:dateUtc="2026-06-02T11:44:00Z">
         <w:r>
           <w:t>75</w:t>
         </w:r>
@@ -7416,12 +7545,12 @@
       <w:r>
         <w:t xml:space="preserve">% to </w:t>
       </w:r>
-      <w:del w:id="271" w:author="Millicent  Mufambi" w:date="2026-06-02T13:12:00Z" w16du:dateUtc="2026-06-02T11:12:00Z">
+      <w:del w:id="292" w:author="Millicent  Mufambi" w:date="2026-06-02T13:44:00Z" w16du:dateUtc="2026-06-02T11:44:00Z">
         <w:r>
           <w:delText>0.0%, the elimination of the safety-violation category. The Wilcoxon signed-rank</w:delText>
         </w:r>
       </w:del>
-      <w:ins w:id="272" w:author="Millicent  Mufambi" w:date="2026-06-02T13:12:00Z" w16du:dateUtc="2026-06-02T11:12:00Z">
+      <w:ins w:id="293" w:author="Millicent  Mufambi" w:date="2026-06-02T13:44:00Z" w16du:dateUtc="2026-06-02T11:44:00Z">
         <w:r>
           <w:t>50% under BFT-MAS. McNemar's exact</w:t>
         </w:r>
@@ -7429,12 +7558,12 @@
       <w:r>
         <w:t xml:space="preserve"> test </w:t>
       </w:r>
-      <w:del w:id="273" w:author="Millicent  Mufambi" w:date="2026-06-02T13:12:00Z" w16du:dateUtc="2026-06-02T11:12:00Z">
+      <w:del w:id="294" w:author="Millicent  Mufambi" w:date="2026-06-02T13:44:00Z" w16du:dateUtc="2026-06-02T11:44:00Z">
         <w:r>
           <w:delText>on</w:delText>
         </w:r>
       </w:del>
-      <w:ins w:id="274" w:author="Millicent  Mufambi" w:date="2026-06-02T13:12:00Z" w16du:dateUtc="2026-06-02T11:12:00Z">
+      <w:ins w:id="295" w:author="Millicent  Mufambi" w:date="2026-06-02T13:44:00Z" w16du:dateUtc="2026-06-02T11:44:00Z">
         <w:r>
           <w:t>over the 90</w:t>
         </w:r>
@@ -7442,7 +7571,7 @@
       <w:r>
         <w:t xml:space="preserve"> paired </w:t>
       </w:r>
-      <w:del w:id="275" w:author="Millicent  Mufambi" w:date="2026-06-02T13:12:00Z" w16du:dateUtc="2026-06-02T11:12:00Z">
+      <w:del w:id="296" w:author="Millicent  Mufambi" w:date="2026-06-02T13:44:00Z" w16du:dateUtc="2026-06-02T11:44:00Z">
         <w:r>
           <w:delText xml:space="preserve">safety outcomes (n=90 </w:delText>
         </w:r>
@@ -7450,7 +7579,7 @@
       <w:r>
         <w:t>bugs</w:t>
       </w:r>
-      <w:ins w:id="276" w:author="Millicent  Mufambi" w:date="2026-06-02T13:12:00Z" w16du:dateUtc="2026-06-02T11:12:00Z">
+      <w:ins w:id="297" w:author="Millicent  Mufambi" w:date="2026-06-02T13:44:00Z" w16du:dateUtc="2026-06-02T11:44:00Z">
         <w:r>
           <w:t xml:space="preserve"> (all 7 discordant pairs in BugsInPy; b = 6, c = 1</w:t>
         </w:r>
@@ -7458,7 +7587,7 @@
       <w:r>
         <w:t xml:space="preserve">) gives </w:t>
       </w:r>
-      <w:del w:id="277" w:author="Millicent  Mufambi" w:date="2026-06-02T13:12:00Z" w16du:dateUtc="2026-06-02T11:12:00Z">
+      <w:del w:id="298" w:author="Millicent  Mufambi" w:date="2026-06-02T13:44:00Z" w16du:dateUtc="2026-06-02T11:44:00Z">
         <w:r>
           <w:delText xml:space="preserve">W=0, z=-2.80, </w:delText>
         </w:r>
@@ -7466,12 +7595,12 @@
       <w:r>
         <w:t>p</w:t>
       </w:r>
-      <w:del w:id="278" w:author="Millicent  Mufambi" w:date="2026-06-02T13:12:00Z" w16du:dateUtc="2026-06-02T11:12:00Z">
+      <w:del w:id="299" w:author="Millicent  Mufambi" w:date="2026-06-02T13:44:00Z" w16du:dateUtc="2026-06-02T11:44:00Z">
         <w:r>
           <w:delText>=0.0016</w:delText>
         </w:r>
       </w:del>
-      <w:ins w:id="279" w:author="Millicent  Mufambi" w:date="2026-06-02T13:12:00Z" w16du:dateUtc="2026-06-02T11:12:00Z">
+      <w:ins w:id="300" w:author="Millicent  Mufambi" w:date="2026-06-02T13:44:00Z" w16du:dateUtc="2026-06-02T11:44:00Z">
         <w:r>
           <w:t xml:space="preserve"> = 0.125, a directional reduction that is underpowered at this sample size</w:t>
         </w:r>
@@ -7587,7 +7716,7 @@
           <w:p>
             <w:r>
               <w:rPr>
-                <w:rPrChange w:id="280" w:author="Millicent  Mufambi" w:date="2026-06-02T13:12:00Z" w16du:dateUtc="2026-06-02T11:12:00Z">
+                <w:rPrChange w:id="301" w:author="Millicent  Mufambi" w:date="2026-06-02T13:44:00Z" w16du:dateUtc="2026-06-02T11:44:00Z">
                   <w:rPr>
                     <w:b w:val="0"/>
                   </w:rPr>
@@ -7605,12 +7734,12 @@
             <w:pPr>
               <w:cnfStyle w:val="000000100000" w:firstRow="0" w:lastRow="0" w:firstColumn="0" w:lastColumn="0" w:oddVBand="0" w:evenVBand="0" w:oddHBand="1" w:evenHBand="0" w:firstRowFirstColumn="0" w:firstRowLastColumn="0" w:lastRowFirstColumn="0" w:lastRowLastColumn="0"/>
             </w:pPr>
-            <w:del w:id="281" w:author="Millicent  Mufambi" w:date="2026-06-02T13:12:00Z" w16du:dateUtc="2026-06-02T11:12:00Z">
+            <w:del w:id="302" w:author="Millicent  Mufambi" w:date="2026-06-02T13:44:00Z" w16du:dateUtc="2026-06-02T11:44:00Z">
               <w:r>
                 <w:delText>0</w:delText>
               </w:r>
             </w:del>
-            <w:ins w:id="282" w:author="Millicent  Mufambi" w:date="2026-06-02T13:12:00Z" w16du:dateUtc="2026-06-02T11:12:00Z">
+            <w:ins w:id="303" w:author="Millicent  Mufambi" w:date="2026-06-02T13:44:00Z" w16du:dateUtc="2026-06-02T11:44:00Z">
               <w:r>
                 <w:t>9</w:t>
               </w:r>
@@ -7625,12 +7754,12 @@
             <w:pPr>
               <w:cnfStyle w:val="000000100000" w:firstRow="0" w:lastRow="0" w:firstColumn="0" w:lastColumn="0" w:oddVBand="0" w:evenVBand="0" w:oddHBand="1" w:evenHBand="0" w:firstRowFirstColumn="0" w:firstRowLastColumn="0" w:lastRowFirstColumn="0" w:lastRowLastColumn="0"/>
             </w:pPr>
-            <w:del w:id="283" w:author="Millicent  Mufambi" w:date="2026-06-02T13:12:00Z" w16du:dateUtc="2026-06-02T11:12:00Z">
+            <w:del w:id="304" w:author="Millicent  Mufambi" w:date="2026-06-02T13:44:00Z" w16du:dateUtc="2026-06-02T11:44:00Z">
               <w:r>
                 <w:delText>No bug was a safety failure in both modes</w:delText>
               </w:r>
             </w:del>
-            <w:ins w:id="284" w:author="Millicent  Mufambi" w:date="2026-06-02T13:12:00Z" w16du:dateUtc="2026-06-02T11:12:00Z">
+            <w:ins w:id="305" w:author="Millicent  Mufambi" w:date="2026-06-02T13:44:00Z" w16du:dateUtc="2026-06-02T11:44:00Z">
               <w:r>
                 <w:t>Hard real bugs where neither mode's fix passed the oracle</w:t>
               </w:r>
@@ -7661,7 +7790,7 @@
             <w:pPr>
               <w:cnfStyle w:val="000000010000" w:firstRow="0" w:lastRow="0" w:firstColumn="0" w:lastColumn="0" w:oddVBand="0" w:evenVBand="0" w:oddHBand="0" w:evenHBand="1" w:firstRowFirstColumn="0" w:firstRowLastColumn="0" w:lastRowFirstColumn="0" w:lastRowLastColumn="0"/>
             </w:pPr>
-            <w:del w:id="285" w:author="Millicent  Mufambi" w:date="2026-06-02T13:12:00Z" w16du:dateUtc="2026-06-02T11:12:00Z">
+            <w:del w:id="306" w:author="Millicent  Mufambi" w:date="2026-06-02T13:44:00Z" w16du:dateUtc="2026-06-02T11:44:00Z">
               <w:r>
                 <w:rPr>
                   <w:b/>
@@ -7669,7 +7798,7 @@
                 <w:delText>10</w:delText>
               </w:r>
             </w:del>
-            <w:ins w:id="286" w:author="Millicent  Mufambi" w:date="2026-06-02T13:12:00Z" w16du:dateUtc="2026-06-02T11:12:00Z">
+            <w:ins w:id="307" w:author="Millicent  Mufambi" w:date="2026-06-02T13:44:00Z" w16du:dateUtc="2026-06-02T11:44:00Z">
               <w:r>
                 <w:t>6</w:t>
               </w:r>
@@ -7686,7 +7815,7 @@
             </w:pPr>
             <w:r>
               <w:rPr>
-                <w:rPrChange w:id="287" w:author="Millicent  Mufambi" w:date="2026-06-02T13:12:00Z" w16du:dateUtc="2026-06-02T11:12:00Z">
+                <w:rPrChange w:id="308" w:author="Millicent  Mufambi" w:date="2026-06-02T13:44:00Z" w16du:dateUtc="2026-06-02T11:44:00Z">
                   <w:rPr>
                     <w:b/>
                   </w:rPr>
@@ -7694,7 +7823,7 @@
               </w:rPr>
               <w:t xml:space="preserve">Consensus </w:t>
             </w:r>
-            <w:del w:id="288" w:author="Millicent  Mufambi" w:date="2026-06-02T13:12:00Z" w16du:dateUtc="2026-06-02T11:12:00Z">
+            <w:del w:id="309" w:author="Millicent  Mufambi" w:date="2026-06-02T13:44:00Z" w16du:dateUtc="2026-06-02T11:44:00Z">
               <w:r>
                 <w:rPr>
                   <w:b/>
@@ -7704,7 +7833,7 @@
             </w:del>
             <w:r>
               <w:rPr>
-                <w:rPrChange w:id="289" w:author="Millicent  Mufambi" w:date="2026-06-02T13:12:00Z" w16du:dateUtc="2026-06-02T11:12:00Z">
+                <w:rPrChange w:id="310" w:author="Millicent  Mufambi" w:date="2026-06-02T13:44:00Z" w16du:dateUtc="2026-06-02T11:44:00Z">
                   <w:rPr>
                     <w:b/>
                   </w:rPr>
@@ -7712,7 +7841,7 @@
               </w:rPr>
               <w:t xml:space="preserve">caught </w:t>
             </w:r>
-            <w:del w:id="290" w:author="Millicent  Mufambi" w:date="2026-06-02T13:12:00Z" w16du:dateUtc="2026-06-02T11:12:00Z">
+            <w:del w:id="311" w:author="Millicent  Mufambi" w:date="2026-06-02T13:44:00Z" w16du:dateUtc="2026-06-02T11:44:00Z">
               <w:r>
                 <w:rPr>
                   <w:b/>
@@ -7720,7 +7849,7 @@
                 <w:delText>what baseline missed (all in BugsInPy)</w:delText>
               </w:r>
             </w:del>
-            <w:ins w:id="291" w:author="Millicent  Mufambi" w:date="2026-06-02T13:12:00Z" w16du:dateUtc="2026-06-02T11:12:00Z">
+            <w:ins w:id="312" w:author="Millicent  Mufambi" w:date="2026-06-02T13:44:00Z" w16du:dateUtc="2026-06-02T11:44:00Z">
               <w:r>
                 <w:t>an unsafe fix the single agent committed</w:t>
               </w:r>
@@ -7740,7 +7869,7 @@
           <w:p>
             <w:r>
               <w:rPr>
-                <w:rPrChange w:id="292" w:author="Millicent  Mufambi" w:date="2026-06-02T13:12:00Z" w16du:dateUtc="2026-06-02T11:12:00Z">
+                <w:rPrChange w:id="313" w:author="Millicent  Mufambi" w:date="2026-06-02T13:44:00Z" w16du:dateUtc="2026-06-02T11:44:00Z">
                   <w:rPr>
                     <w:b w:val="0"/>
                   </w:rPr>
@@ -7758,12 +7887,12 @@
             <w:pPr>
               <w:cnfStyle w:val="000000100000" w:firstRow="0" w:lastRow="0" w:firstColumn="0" w:lastColumn="0" w:oddVBand="0" w:evenVBand="0" w:oddHBand="1" w:evenHBand="0" w:firstRowFirstColumn="0" w:firstRowLastColumn="0" w:lastRowFirstColumn="0" w:lastRowLastColumn="0"/>
             </w:pPr>
-            <w:del w:id="293" w:author="Millicent  Mufambi" w:date="2026-06-02T13:12:00Z" w16du:dateUtc="2026-06-02T11:12:00Z">
+            <w:del w:id="314" w:author="Millicent  Mufambi" w:date="2026-06-02T13:44:00Z" w16du:dateUtc="2026-06-02T11:44:00Z">
               <w:r>
                 <w:delText>0</w:delText>
               </w:r>
             </w:del>
-            <w:ins w:id="294" w:author="Millicent  Mufambi" w:date="2026-06-02T13:12:00Z" w16du:dateUtc="2026-06-02T11:12:00Z">
+            <w:ins w:id="315" w:author="Millicent  Mufambi" w:date="2026-06-02T13:44:00Z" w16du:dateUtc="2026-06-02T11:44:00Z">
               <w:r>
                 <w:t>1</w:t>
               </w:r>
@@ -7781,12 +7910,12 @@
             <w:r>
               <w:t xml:space="preserve">Consensus </w:t>
             </w:r>
-            <w:del w:id="295" w:author="Millicent  Mufambi" w:date="2026-06-02T13:12:00Z" w16du:dateUtc="2026-06-02T11:12:00Z">
+            <w:del w:id="316" w:author="Millicent  Mufambi" w:date="2026-06-02T13:44:00Z" w16du:dateUtc="2026-06-02T11:44:00Z">
               <w:r>
                 <w:delText>was never wrong when baseline was right</w:delText>
               </w:r>
             </w:del>
-            <w:ins w:id="296" w:author="Millicent  Mufambi" w:date="2026-06-02T13:12:00Z" w16du:dateUtc="2026-06-02T11:12:00Z">
+            <w:ins w:id="317" w:author="Millicent  Mufambi" w:date="2026-06-02T13:44:00Z" w16du:dateUtc="2026-06-02T11:44:00Z">
               <w:r>
                 <w:t>rejected or failed where the single agent passed</w:t>
               </w:r>
@@ -7806,7 +7935,7 @@
           <w:p>
             <w:r>
               <w:rPr>
-                <w:rPrChange w:id="297" w:author="Millicent  Mufambi" w:date="2026-06-02T13:12:00Z" w16du:dateUtc="2026-06-02T11:12:00Z">
+                <w:rPrChange w:id="318" w:author="Millicent  Mufambi" w:date="2026-06-02T13:44:00Z" w16du:dateUtc="2026-06-02T11:44:00Z">
                   <w:rPr>
                     <w:b w:val="0"/>
                   </w:rPr>
@@ -7824,12 +7953,12 @@
             <w:pPr>
               <w:cnfStyle w:val="000000010000" w:firstRow="0" w:lastRow="0" w:firstColumn="0" w:lastColumn="0" w:oddVBand="0" w:evenVBand="0" w:oddHBand="0" w:evenHBand="1" w:firstRowFirstColumn="0" w:firstRowLastColumn="0" w:lastRowFirstColumn="0" w:lastRowLastColumn="0"/>
             </w:pPr>
-            <w:del w:id="298" w:author="Millicent  Mufambi" w:date="2026-06-02T13:12:00Z" w16du:dateUtc="2026-06-02T11:12:00Z">
+            <w:del w:id="319" w:author="Millicent  Mufambi" w:date="2026-06-02T13:44:00Z" w16du:dateUtc="2026-06-02T11:44:00Z">
               <w:r>
                 <w:delText>80</w:delText>
               </w:r>
             </w:del>
-            <w:ins w:id="299" w:author="Millicent  Mufambi" w:date="2026-06-02T13:12:00Z" w16du:dateUtc="2026-06-02T11:12:00Z">
+            <w:ins w:id="320" w:author="Millicent  Mufambi" w:date="2026-06-02T13:44:00Z" w16du:dateUtc="2026-06-02T11:44:00Z">
               <w:r>
                 <w:t>74</w:t>
               </w:r>
@@ -7847,12 +7976,12 @@
             <w:r>
               <w:t xml:space="preserve">Both </w:t>
             </w:r>
-            <w:del w:id="300" w:author="Millicent  Mufambi" w:date="2026-06-02T13:12:00Z" w16du:dateUtc="2026-06-02T11:12:00Z">
+            <w:del w:id="321" w:author="Millicent  Mufambi" w:date="2026-06-02T13:44:00Z" w16du:dateUtc="2026-06-02T11:44:00Z">
               <w:r>
                 <w:delText>pipelines</w:delText>
               </w:r>
             </w:del>
-            <w:ins w:id="301" w:author="Millicent  Mufambi" w:date="2026-06-02T13:12:00Z" w16du:dateUtc="2026-06-02T11:12:00Z">
+            <w:ins w:id="322" w:author="Millicent  Mufambi" w:date="2026-06-02T13:44:00Z" w16du:dateUtc="2026-06-02T11:44:00Z">
               <w:r>
                 <w:t>modes</w:t>
               </w:r>
@@ -7860,12 +7989,12 @@
             <w:r>
               <w:t xml:space="preserve"> handled cleanly (synthetic + e-commerce + </w:t>
             </w:r>
-            <w:del w:id="302" w:author="Millicent  Mufambi" w:date="2026-06-02T13:12:00Z" w16du:dateUtc="2026-06-02T11:12:00Z">
+            <w:del w:id="323" w:author="Millicent  Mufambi" w:date="2026-06-02T13:44:00Z" w16du:dateUtc="2026-06-02T11:44:00Z">
               <w:r>
                 <w:delText>10</w:delText>
               </w:r>
             </w:del>
-            <w:ins w:id="303" w:author="Millicent  Mufambi" w:date="2026-06-02T13:12:00Z" w16du:dateUtc="2026-06-02T11:12:00Z">
+            <w:ins w:id="324" w:author="Millicent  Mufambi" w:date="2026-06-02T13:44:00Z" w16du:dateUtc="2026-06-02T11:44:00Z">
               <w:r>
                 <w:t>11</w:t>
               </w:r>
@@ -7886,7 +8015,7 @@
       <w:r>
         <w:t xml:space="preserve">The asymmetry is strict. BFT-MAS produced zero safety violations against ten for the baseline over 90 paired bugs (Table 5), and all ten only-baseline failures come from real bugs in </w:t>
       </w:r>
-      <w:ins w:id="304" w:author="Millicent  Mufambi" w:date="2026-06-02T13:12:00Z" w16du:dateUtc="2026-06-02T11:12:00Z">
+      <w:ins w:id="325" w:author="Millicent  Mufambi" w:date="2026-06-02T13:44:00Z" w16du:dateUtc="2026-06-02T11:44:00Z">
         <w:r>
           <w:t xml:space="preserve">the </w:t>
         </w:r>
@@ -7894,7 +8023,7 @@
       <w:r>
         <w:t>PySnooper</w:t>
       </w:r>
-      <w:del w:id="305" w:author="Millicent  Mufambi" w:date="2026-06-02T13:12:00Z" w16du:dateUtc="2026-06-02T11:12:00Z">
+      <w:del w:id="326" w:author="Millicent  Mufambi" w:date="2026-06-02T13:44:00Z" w16du:dateUtc="2026-06-02T11:44:00Z">
         <w:r>
           <w:delText>, thefuck, tqdm</w:delText>
         </w:r>
@@ -7902,12 +8031,12 @@
       <w:r>
         <w:t xml:space="preserve"> and </w:t>
       </w:r>
-      <w:del w:id="306" w:author="Millicent  Mufambi" w:date="2026-06-02T13:12:00Z" w16du:dateUtc="2026-06-02T11:12:00Z">
+      <w:del w:id="327" w:author="Millicent  Mufambi" w:date="2026-06-02T13:44:00Z" w16du:dateUtc="2026-06-02T11:44:00Z">
         <w:r>
           <w:delText>cookiecutter</w:delText>
         </w:r>
       </w:del>
-      <w:ins w:id="307" w:author="Millicent  Mufambi" w:date="2026-06-02T13:12:00Z" w16du:dateUtc="2026-06-02T11:12:00Z">
+      <w:ins w:id="328" w:author="Millicent  Mufambi" w:date="2026-06-02T13:44:00Z" w16du:dateUtc="2026-06-02T11:44:00Z">
         <w:r>
           <w:t>ansible projects</w:t>
         </w:r>
@@ -7995,10 +8124,10 @@
         <w:spacing w:after="120"/>
         <w:jc w:val="both"/>
         <w:rPr>
-          <w:del w:id="308" w:author="Millicent  Mufambi" w:date="2026-06-02T13:12:00Z" w16du:dateUtc="2026-06-02T11:12:00Z"/>
+          <w:del w:id="329" w:author="Millicent  Mufambi" w:date="2026-06-02T13:44:00Z" w16du:dateUtc="2026-06-02T11:44:00Z"/>
         </w:rPr>
       </w:pPr>
-      <w:del w:id="309" w:author="Millicent  Mufambi" w:date="2026-06-02T13:12:00Z" w16du:dateUtc="2026-06-02T11:12:00Z">
+      <w:del w:id="330" w:author="Millicent  Mufambi" w:date="2026-06-02T13:44:00Z" w16du:dateUtc="2026-06-02T11:44:00Z">
         <w:r>
           <w:delText>Two tests on the paired safety outcomes agree. The Wilcoxon signed-rank test over the 90 cases gives W = 0, z = -2.803 and p = 0.0016, with every non-zero pair favouring BFT-MAS; BugsInPy alone gives the same numbers. McNemar's exact binomial form, used because one discordant cell is zero, gives p ≈ 0.0020. Both reject the null at α = 0.01.</w:delText>
         </w:r>
@@ -8009,10 +8138,10 @@
         <w:spacing w:after="120"/>
         <w:jc w:val="both"/>
         <w:rPr>
-          <w:del w:id="310" w:author="Millicent  Mufambi" w:date="2026-06-02T13:12:00Z" w16du:dateUtc="2026-06-02T11:12:00Z"/>
+          <w:del w:id="331" w:author="Millicent  Mufambi" w:date="2026-06-02T13:44:00Z" w16du:dateUtc="2026-06-02T11:44:00Z"/>
         </w:rPr>
       </w:pPr>
-      <w:del w:id="311" w:author="Millicent  Mufambi" w:date="2026-06-02T13:12:00Z" w16du:dateUtc="2026-06-02T11:12:00Z">
+      <w:del w:id="332" w:author="Millicent  Mufambi" w:date="2026-06-02T13:44:00Z" w16du:dateUtc="2026-06-02T11:44:00Z">
         <w:r>
           <w:delText>The same test on success rates favours the baseline, but only because it approves more fixes overall. Every consensus rejection on BugsInPy was correct, so the lower success rate reflects avoided violations, not missed repairs.</w:delText>
         </w:r>
@@ -8023,10 +8152,10 @@
         <w:spacing w:after="120"/>
         <w:jc w:val="both"/>
         <w:rPr>
-          <w:ins w:id="312" w:author="Millicent  Mufambi" w:date="2026-06-02T13:12:00Z" w16du:dateUtc="2026-06-02T11:12:00Z"/>
+          <w:ins w:id="333" w:author="Millicent  Mufambi" w:date="2026-06-02T13:44:00Z" w16du:dateUtc="2026-06-02T11:44:00Z"/>
         </w:rPr>
       </w:pPr>
-      <w:ins w:id="313" w:author="Millicent  Mufambi" w:date="2026-06-02T13:12:00Z" w16du:dateUtc="2026-06-02T11:12:00Z">
+      <w:ins w:id="334" w:author="Millicent  Mufambi" w:date="2026-06-02T13:44:00Z" w16du:dateUtc="2026-06-02T11:44:00Z">
         <w:r>
           <w:t xml:space="preserve">McNemar's exact test is the primary test here, the safety outcome being binary. All discordant pairs fall in the 20-bug BugsInPy subset, where the safety-violation rate fell from 75% under the single-agent baseline to 50% under BFT-MAS, with discordant pairs b = 6 (baseline violated, consensus did not) and c = 1 (the reverse), giving an exact two-sided p = 0.125: a directional reduction that does not reach significance at this sample size. The repair rate on the same subset rose from 25% to 50% (discordant </w:t>
         </w:r>
@@ -8040,10 +8169,10 @@
         <w:spacing w:after="120"/>
         <w:jc w:val="both"/>
         <w:rPr>
-          <w:ins w:id="314" w:author="Millicent  Mufambi" w:date="2026-06-02T13:12:00Z" w16du:dateUtc="2026-06-02T11:12:00Z"/>
+          <w:ins w:id="335" w:author="Millicent  Mufambi" w:date="2026-06-02T13:44:00Z" w16du:dateUtc="2026-06-02T11:44:00Z"/>
         </w:rPr>
       </w:pPr>
-      <w:ins w:id="315" w:author="Millicent  Mufambi" w:date="2026-06-02T13:12:00Z" w16du:dateUtc="2026-06-02T11:12:00Z">
+      <w:ins w:id="336" w:author="Millicent  Mufambi" w:date="2026-06-02T13:44:00Z" w16du:dateUtc="2026-06-02T11:44:00Z">
         <w:r>
           <w:t>On success rates consensus does directionally better than the baseline on the BugsInPy subset (50% against 25%), because the four independent validators admit more genuine fixes while the sandbox screens the rest. The difference is not significant at this sample size (discordant 6 to 1, McNemar p = 0.125), so we report it as directional rather than as a throughput claim.</w:t>
         </w:r>
@@ -8070,12 +8199,12 @@
       <w:r>
         <w:t xml:space="preserve">Mean pairwise validator agreement was </w:t>
       </w:r>
-      <w:del w:id="316" w:author="Millicent  Mufambi" w:date="2026-06-02T13:12:00Z" w16du:dateUtc="2026-06-02T11:12:00Z">
+      <w:del w:id="337" w:author="Millicent  Mufambi" w:date="2026-06-02T13:44:00Z" w16du:dateUtc="2026-06-02T11:44:00Z">
         <w:r>
           <w:delText>about 0.97 across</w:delText>
         </w:r>
       </w:del>
-      <w:ins w:id="317" w:author="Millicent  Mufambi" w:date="2026-06-02T13:12:00Z" w16du:dateUtc="2026-06-02T11:12:00Z">
+      <w:ins w:id="338" w:author="Millicent  Mufambi" w:date="2026-06-02T13:44:00Z" w16du:dateUtc="2026-06-02T11:44:00Z">
         <w:r>
           <w:t>near 1.00 on</w:t>
         </w:r>
@@ -8083,12 +8212,12 @@
       <w:r>
         <w:t xml:space="preserve"> the </w:t>
       </w:r>
-      <w:del w:id="318" w:author="Millicent  Mufambi" w:date="2026-06-02T13:12:00Z" w16du:dateUtc="2026-06-02T11:12:00Z">
+      <w:del w:id="339" w:author="Millicent  Mufambi" w:date="2026-06-02T13:44:00Z" w16du:dateUtc="2026-06-02T11:44:00Z">
         <w:r>
           <w:delText>datasets, so the two Ollama validators differed in roughly 3% of cases</w:delText>
         </w:r>
       </w:del>
-      <w:ins w:id="319" w:author="Millicent  Mufambi" w:date="2026-06-02T13:12:00Z" w16du:dateUtc="2026-06-02T11:12:00Z">
+      <w:ins w:id="340" w:author="Millicent  Mufambi" w:date="2026-06-02T13:44:00Z" w16du:dateUtc="2026-06-02T11:44:00Z">
         <w:r>
           <w:t>easy synthetic bugs but fell to 0.925 on the real BugsInPy bugs</w:t>
         </w:r>
@@ -8096,12 +8225,12 @@
       <w:r>
         <w:t xml:space="preserve"> (1.00 means lockstep, 0.50 independent votes), </w:t>
       </w:r>
-      <w:del w:id="320" w:author="Millicent  Mufambi" w:date="2026-06-02T13:12:00Z" w16du:dateUtc="2026-06-02T11:12:00Z">
+      <w:del w:id="341" w:author="Millicent  Mufambi" w:date="2026-06-02T13:44:00Z" w16du:dateUtc="2026-06-02T11:44:00Z">
         <w:r>
           <w:delText xml:space="preserve">high partly because both run llama3.1:8b. The Consensus Lab runs </w:delText>
         </w:r>
       </w:del>
-      <w:ins w:id="321" w:author="Millicent  Mufambi" w:date="2026-06-02T13:12:00Z" w16du:dateUtc="2026-06-02T11:12:00Z">
+      <w:ins w:id="342" w:author="Millicent  Mufambi" w:date="2026-06-02T13:44:00Z" w16du:dateUtc="2026-06-02T11:44:00Z">
         <w:r>
           <w:t xml:space="preserve">so the </w:t>
         </w:r>
@@ -8109,12 +8238,12 @@
       <w:r>
         <w:t xml:space="preserve">four </w:t>
       </w:r>
-      <w:del w:id="322" w:author="Millicent  Mufambi" w:date="2026-06-02T13:12:00Z" w16du:dateUtc="2026-06-02T11:12:00Z">
+      <w:del w:id="343" w:author="Millicent  Mufambi" w:date="2026-06-02T13:44:00Z" w16du:dateUtc="2026-06-02T11:44:00Z">
         <w:r>
           <w:delText>validators across</w:delText>
         </w:r>
       </w:del>
-      <w:ins w:id="323" w:author="Millicent  Mufambi" w:date="2026-06-02T13:12:00Z" w16du:dateUtc="2026-06-02T11:12:00Z">
+      <w:ins w:id="344" w:author="Millicent  Mufambi" w:date="2026-06-02T13:44:00Z" w16du:dateUtc="2026-06-02T11:44:00Z">
         <w:r>
           <w:t>cross-provider validators agreed on obvious fixes yet diverged on harder ones, producing</w:t>
         </w:r>
@@ -8122,12 +8251,12 @@
       <w:r>
         <w:t xml:space="preserve"> three </w:t>
       </w:r>
-      <w:del w:id="324" w:author="Millicent  Mufambi" w:date="2026-06-02T13:12:00Z" w16du:dateUtc="2026-06-02T11:12:00Z">
+      <w:del w:id="345" w:author="Millicent  Mufambi" w:date="2026-06-02T13:44:00Z" w16du:dateUtc="2026-06-02T11:44:00Z">
         <w:r>
           <w:delText>families (llama3.1, codellama, mistral) for a stronger follow-up</w:delText>
         </w:r>
       </w:del>
-      <w:ins w:id="325" w:author="Millicent  Mufambi" w:date="2026-06-02T13:12:00Z" w16du:dateUtc="2026-06-02T11:12:00Z">
+      <w:ins w:id="346" w:author="Millicent  Mufambi" w:date="2026-06-02T13:44:00Z" w16du:dateUtc="2026-06-02T11:44:00Z">
         <w:r>
           <w:t>genuine split votes. Section 7.2 develops this decorrelation finding</w:t>
         </w:r>
@@ -8157,12 +8286,12 @@
       <w:r>
         <w:t xml:space="preserve">Consensus is about </w:t>
       </w:r>
-      <w:del w:id="326" w:author="Millicent  Mufambi" w:date="2026-06-02T13:12:00Z" w16du:dateUtc="2026-06-02T11:12:00Z">
+      <w:del w:id="347" w:author="Millicent  Mufambi" w:date="2026-06-02T13:44:00Z" w16du:dateUtc="2026-06-02T11:44:00Z">
         <w:r>
           <w:delText>2.0×</w:delText>
         </w:r>
       </w:del>
-      <w:ins w:id="327" w:author="Millicent  Mufambi" w:date="2026-06-02T13:12:00Z" w16du:dateUtc="2026-06-02T11:12:00Z">
+      <w:ins w:id="348" w:author="Millicent  Mufambi" w:date="2026-06-02T13:44:00Z" w16du:dateUtc="2026-06-02T11:44:00Z">
         <w:r>
           <w:t>three times</w:t>
         </w:r>
@@ -8170,12 +8299,12 @@
       <w:r>
         <w:t xml:space="preserve"> slower than the baseline on average (</w:t>
       </w:r>
-      <w:del w:id="328" w:author="Millicent  Mufambi" w:date="2026-06-02T13:12:00Z" w16du:dateUtc="2026-06-02T11:12:00Z">
+      <w:del w:id="349" w:author="Millicent  Mufambi" w:date="2026-06-02T13:44:00Z" w16du:dateUtc="2026-06-02T11:44:00Z">
         <w:r>
           <w:delText>p50</w:delText>
         </w:r>
       </w:del>
-      <w:ins w:id="329" w:author="Millicent  Mufambi" w:date="2026-06-02T13:12:00Z" w16du:dateUtc="2026-06-02T11:12:00Z">
+      <w:ins w:id="350" w:author="Millicent  Mufambi" w:date="2026-06-02T13:44:00Z" w16du:dateUtc="2026-06-02T11:44:00Z">
         <w:r>
           <w:t>mean latency</w:t>
         </w:r>
@@ -8183,12 +8312,12 @@
       <w:r>
         <w:t xml:space="preserve">: synthetic 44.5 s vs 14.6 s, BugsInPy </w:t>
       </w:r>
-      <w:del w:id="330" w:author="Millicent  Mufambi" w:date="2026-06-02T13:12:00Z" w16du:dateUtc="2026-06-02T11:12:00Z">
+      <w:del w:id="351" w:author="Millicent  Mufambi" w:date="2026-06-02T13:44:00Z" w16du:dateUtc="2026-06-02T11:44:00Z">
         <w:r>
           <w:delText>60.7</w:delText>
         </w:r>
       </w:del>
-      <w:ins w:id="331" w:author="Millicent  Mufambi" w:date="2026-06-02T13:12:00Z" w16du:dateUtc="2026-06-02T11:12:00Z">
+      <w:ins w:id="352" w:author="Millicent  Mufambi" w:date="2026-06-02T13:44:00Z" w16du:dateUtc="2026-06-02T11:44:00Z">
         <w:r>
           <w:t>155.6</w:t>
         </w:r>
@@ -8196,12 +8325,12 @@
       <w:r>
         <w:t xml:space="preserve"> s vs </w:t>
       </w:r>
-      <w:del w:id="332" w:author="Millicent  Mufambi" w:date="2026-06-02T13:12:00Z" w16du:dateUtc="2026-06-02T11:12:00Z">
+      <w:del w:id="353" w:author="Millicent  Mufambi" w:date="2026-06-02T13:44:00Z" w16du:dateUtc="2026-06-02T11:44:00Z">
         <w:r>
           <w:delText>56.6</w:delText>
         </w:r>
       </w:del>
-      <w:ins w:id="333" w:author="Millicent  Mufambi" w:date="2026-06-02T13:12:00Z" w16du:dateUtc="2026-06-02T11:12:00Z">
+      <w:ins w:id="354" w:author="Millicent  Mufambi" w:date="2026-06-02T13:44:00Z" w16du:dateUtc="2026-06-02T11:44:00Z">
         <w:r>
           <w:t>39.9</w:t>
         </w:r>
@@ -8209,12 +8338,12 @@
       <w:r>
         <w:t xml:space="preserve"> s, e-commerce 50.7 s vs 18.4 s), dominated by the validator stage, since each CPU-bound Ollama validator takes 30 to 40 s and </w:t>
       </w:r>
-      <w:del w:id="334" w:author="Millicent  Mufambi" w:date="2026-06-02T13:12:00Z" w16du:dateUtc="2026-06-02T11:12:00Z">
+      <w:del w:id="355" w:author="Millicent  Mufambi" w:date="2026-06-02T13:44:00Z" w16du:dateUtc="2026-06-02T11:44:00Z">
         <w:r>
           <w:delText>the two</w:delText>
         </w:r>
       </w:del>
-      <w:ins w:id="335" w:author="Millicent  Mufambi" w:date="2026-06-02T13:12:00Z" w16du:dateUtc="2026-06-02T11:12:00Z">
+      <w:ins w:id="356" w:author="Millicent  Mufambi" w:date="2026-06-02T13:44:00Z" w16du:dateUtc="2026-06-02T11:44:00Z">
         <w:r>
           <w:t>they</w:t>
         </w:r>
@@ -8222,12 +8351,12 @@
       <w:r>
         <w:t xml:space="preserve"> run concurrently. The protocol itself adds under 2 ms per round</w:t>
       </w:r>
-      <w:del w:id="336" w:author="Millicent  Mufambi" w:date="2026-06-02T13:12:00Z" w16du:dateUtc="2026-06-02T11:12:00Z">
+      <w:del w:id="357" w:author="Millicent  Mufambi" w:date="2026-06-02T13:44:00Z" w16du:dateUtc="2026-06-02T11:44:00Z">
         <w:r>
           <w:delText>, and</w:delText>
         </w:r>
       </w:del>
-      <w:ins w:id="337" w:author="Millicent  Mufambi" w:date="2026-06-02T13:12:00Z" w16du:dateUtc="2026-06-02T11:12:00Z">
+      <w:ins w:id="358" w:author="Millicent  Mufambi" w:date="2026-06-02T13:44:00Z" w16du:dateUtc="2026-06-02T11:44:00Z">
         <w:r>
           <w:t>;</w:t>
         </w:r>
@@ -8235,12 +8364,12 @@
       <w:r>
         <w:t xml:space="preserve"> the gap </w:t>
       </w:r>
-      <w:del w:id="338" w:author="Millicent  Mufambi" w:date="2026-06-02T13:12:00Z" w16du:dateUtc="2026-06-02T11:12:00Z">
+      <w:del w:id="359" w:author="Millicent  Mufambi" w:date="2026-06-02T13:44:00Z" w16du:dateUtc="2026-06-02T11:44:00Z">
         <w:r>
           <w:delText>narrows</w:delText>
         </w:r>
       </w:del>
-      <w:ins w:id="339" w:author="Millicent  Mufambi" w:date="2026-06-02T13:12:00Z" w16du:dateUtc="2026-06-02T11:12:00Z">
+      <w:ins w:id="360" w:author="Millicent  Mufambi" w:date="2026-06-02T13:44:00Z" w16du:dateUtc="2026-06-02T11:44:00Z">
         <w:r>
           <w:t>is widest</w:t>
         </w:r>
@@ -8248,12 +8377,12 @@
       <w:r>
         <w:t xml:space="preserve"> on BugsInPy</w:t>
       </w:r>
-      <w:del w:id="340" w:author="Millicent  Mufambi" w:date="2026-06-02T13:12:00Z" w16du:dateUtc="2026-06-02T11:12:00Z">
+      <w:del w:id="361" w:author="Millicent  Mufambi" w:date="2026-06-02T13:44:00Z" w16du:dateUtc="2026-06-02T11:44:00Z">
         <w:r>
           <w:delText xml:space="preserve"> because the GPT-4o healer already takes longer on</w:delText>
         </w:r>
       </w:del>
-      <w:ins w:id="341" w:author="Millicent  Mufambi" w:date="2026-06-02T13:12:00Z" w16du:dateUtc="2026-06-02T11:12:00Z">
+      <w:ins w:id="362" w:author="Millicent  Mufambi" w:date="2026-06-02T13:44:00Z" w16du:dateUtc="2026-06-02T11:44:00Z">
         <w:r>
           <w:t>, where</w:t>
         </w:r>
@@ -8261,7 +8390,7 @@
       <w:r>
         <w:t xml:space="preserve"> hard real bugs</w:t>
       </w:r>
-      <w:ins w:id="342" w:author="Millicent  Mufambi" w:date="2026-06-02T13:12:00Z" w16du:dateUtc="2026-06-02T11:12:00Z">
+      <w:ins w:id="363" w:author="Millicent  Mufambi" w:date="2026-06-02T13:44:00Z" w16du:dateUtc="2026-06-02T11:44:00Z">
         <w:r>
           <w:t xml:space="preserve"> drive repeated repair attempts, each paying the full validator round</w:t>
         </w:r>
@@ -8323,7 +8452,7 @@
       </w:pPr>
       <w:r>
         <w:rPr>
-          <w:rPrChange w:id="343" w:author="Millicent  Mufambi" w:date="2026-06-02T13:12:00Z" w16du:dateUtc="2026-06-02T11:12:00Z">
+          <w:rPrChange w:id="364" w:author="Millicent  Mufambi" w:date="2026-06-02T13:44:00Z" w16du:dateUtc="2026-06-02T11:44:00Z">
             <w:rPr>
               <w:b/>
             </w:rPr>
@@ -8334,12 +8463,12 @@
       <w:r>
         <w:t xml:space="preserve"> Repair-duration distribution per dataset and pipeline mode. The consensus mode (blue) </w:t>
       </w:r>
-      <w:del w:id="344" w:author="Millicent  Mufambi" w:date="2026-06-02T13:12:00Z" w16du:dateUtc="2026-06-02T11:12:00Z">
+      <w:del w:id="365" w:author="Millicent  Mufambi" w:date="2026-06-02T13:44:00Z" w16du:dateUtc="2026-06-02T11:44:00Z">
         <w:r>
           <w:delText>sits</w:delText>
         </w:r>
       </w:del>
-      <w:ins w:id="345" w:author="Millicent  Mufambi" w:date="2026-06-02T13:12:00Z" w16du:dateUtc="2026-06-02T11:12:00Z">
+      <w:ins w:id="366" w:author="Millicent  Mufambi" w:date="2026-06-02T13:44:00Z" w16du:dateUtc="2026-06-02T11:44:00Z">
         <w:r>
           <w:t>runs</w:t>
         </w:r>
@@ -8347,12 +8476,12 @@
       <w:r>
         <w:t xml:space="preserve"> roughly </w:t>
       </w:r>
-      <w:del w:id="346" w:author="Millicent  Mufambi" w:date="2026-06-02T13:12:00Z" w16du:dateUtc="2026-06-02T11:12:00Z">
+      <w:del w:id="367" w:author="Millicent  Mufambi" w:date="2026-06-02T13:44:00Z" w16du:dateUtc="2026-06-02T11:44:00Z">
         <w:r>
           <w:delText>2.0× higher</w:delText>
         </w:r>
       </w:del>
-      <w:ins w:id="347" w:author="Millicent  Mufambi" w:date="2026-06-02T13:12:00Z" w16du:dateUtc="2026-06-02T11:12:00Z">
+      <w:ins w:id="368" w:author="Millicent  Mufambi" w:date="2026-06-02T13:44:00Z" w16du:dateUtc="2026-06-02T11:44:00Z">
         <w:r>
           <w:t>three times slower</w:t>
         </w:r>
@@ -8360,12 +8489,12 @@
       <w:r>
         <w:t xml:space="preserve"> than the single-agent baseline (amber) </w:t>
       </w:r>
-      <w:del w:id="348" w:author="Millicent  Mufambi" w:date="2026-06-02T13:12:00Z" w16du:dateUtc="2026-06-02T11:12:00Z">
+      <w:del w:id="369" w:author="Millicent  Mufambi" w:date="2026-06-02T13:44:00Z" w16du:dateUtc="2026-06-02T11:44:00Z">
         <w:r>
           <w:delText>on the synthetic</w:delText>
         </w:r>
       </w:del>
-      <w:ins w:id="349" w:author="Millicent  Mufambi" w:date="2026-06-02T13:12:00Z" w16du:dateUtc="2026-06-02T11:12:00Z">
+      <w:ins w:id="370" w:author="Millicent  Mufambi" w:date="2026-06-02T13:44:00Z" w16du:dateUtc="2026-06-02T11:44:00Z">
         <w:r>
           <w:t>overall,</w:t>
         </w:r>
@@ -8373,12 +8502,12 @@
       <w:r>
         <w:t xml:space="preserve"> and </w:t>
       </w:r>
-      <w:del w:id="350" w:author="Millicent  Mufambi" w:date="2026-06-02T13:12:00Z" w16du:dateUtc="2026-06-02T11:12:00Z">
+      <w:del w:id="371" w:author="Millicent  Mufambi" w:date="2026-06-02T13:44:00Z" w16du:dateUtc="2026-06-02T11:44:00Z">
         <w:r>
           <w:delText>e-commerce datasets, and only 1.07× higher</w:delText>
         </w:r>
       </w:del>
-      <w:ins w:id="351" w:author="Millicent  Mufambi" w:date="2026-06-02T13:12:00Z" w16du:dateUtc="2026-06-02T11:12:00Z">
+      <w:ins w:id="372" w:author="Millicent  Mufambi" w:date="2026-06-02T13:44:00Z" w16du:dateUtc="2026-06-02T11:44:00Z">
         <w:r>
           <w:t>the gap is widest</w:t>
         </w:r>
@@ -8386,12 +8515,12 @@
       <w:r>
         <w:t xml:space="preserve"> on BugsInPy </w:t>
       </w:r>
-      <w:del w:id="352" w:author="Millicent  Mufambi" w:date="2026-06-02T13:12:00Z" w16du:dateUtc="2026-06-02T11:12:00Z">
+      <w:del w:id="373" w:author="Millicent  Mufambi" w:date="2026-06-02T13:44:00Z" w16du:dateUtc="2026-06-02T11:44:00Z">
         <w:r>
           <w:delText>because</w:delText>
         </w:r>
       </w:del>
-      <w:ins w:id="353" w:author="Millicent  Mufambi" w:date="2026-06-02T13:12:00Z" w16du:dateUtc="2026-06-02T11:12:00Z">
+      <w:ins w:id="374" w:author="Millicent  Mufambi" w:date="2026-06-02T13:44:00Z" w16du:dateUtc="2026-06-02T11:44:00Z">
         <w:r>
           <w:t>(about 3.9x), where</w:t>
         </w:r>
@@ -8399,12 +8528,12 @@
       <w:r>
         <w:t xml:space="preserve"> the </w:t>
       </w:r>
-      <w:del w:id="354" w:author="Millicent  Mufambi" w:date="2026-06-02T13:12:00Z" w16du:dateUtc="2026-06-02T11:12:00Z">
+      <w:del w:id="375" w:author="Millicent  Mufambi" w:date="2026-06-02T13:44:00Z" w16du:dateUtc="2026-06-02T11:44:00Z">
         <w:r>
           <w:delText>upgraded healer takes longer on</w:delText>
         </w:r>
       </w:del>
-      <w:ins w:id="355" w:author="Millicent  Mufambi" w:date="2026-06-02T13:12:00Z" w16du:dateUtc="2026-06-02T11:12:00Z">
+      <w:ins w:id="376" w:author="Millicent  Mufambi" w:date="2026-06-02T13:44:00Z" w16du:dateUtc="2026-06-02T11:44:00Z">
         <w:r>
           <w:t>consensus pipeline makes repeated validator-gated repair attempts on hard</w:t>
         </w:r>
@@ -8412,7 +8541,7 @@
       <w:r>
         <w:t xml:space="preserve"> real bugs</w:t>
       </w:r>
-      <w:del w:id="356" w:author="Millicent  Mufambi" w:date="2026-06-02T13:12:00Z" w16du:dateUtc="2026-06-02T11:12:00Z">
+      <w:del w:id="377" w:author="Millicent  Mufambi" w:date="2026-06-02T13:44:00Z" w16du:dateUtc="2026-06-02T11:44:00Z">
         <w:r>
           <w:delText xml:space="preserve"> in both modes</w:delText>
         </w:r>
@@ -8442,12 +8571,12 @@
       <w:r>
         <w:t xml:space="preserve">To test the namesake property, one of the four </w:t>
       </w:r>
-      <w:del w:id="357" w:author="Millicent  Mufambi" w:date="2026-06-02T13:12:00Z" w16du:dateUtc="2026-06-02T11:12:00Z">
+      <w:del w:id="378" w:author="Millicent  Mufambi" w:date="2026-06-02T13:44:00Z" w16du:dateUtc="2026-06-02T11:44:00Z">
         <w:r>
           <w:delText>agents</w:delText>
         </w:r>
       </w:del>
-      <w:ins w:id="358" w:author="Millicent  Mufambi" w:date="2026-06-02T13:12:00Z" w16du:dateUtc="2026-06-02T11:12:00Z">
+      <w:ins w:id="379" w:author="Millicent  Mufambi" w:date="2026-06-02T13:44:00Z" w16du:dateUtc="2026-06-02T11:44:00Z">
         <w:r>
           <w:t>independent validators</w:t>
         </w:r>
@@ -8455,12 +8584,12 @@
       <w:r>
         <w:t xml:space="preserve"> was wrapped in a ByzantineWrapper set to each of the five misbehaviours</w:t>
       </w:r>
-      <w:del w:id="359" w:author="Millicent  Mufambi" w:date="2026-06-02T13:12:00Z" w16du:dateUtc="2026-06-02T11:12:00Z">
+      <w:del w:id="380" w:author="Millicent  Mufambi" w:date="2026-06-02T13:44:00Z" w16du:dateUtc="2026-06-02T11:44:00Z">
         <w:r>
           <w:delText>. Within the f = 1 model</w:delText>
         </w:r>
       </w:del>
-      <w:ins w:id="360" w:author="Millicent  Mufambi" w:date="2026-06-02T13:12:00Z" w16du:dateUtc="2026-06-02T11:12:00Z">
+      <w:ins w:id="381" w:author="Millicent  Mufambi" w:date="2026-06-02T13:44:00Z" w16du:dateUtc="2026-06-02T11:44:00Z">
         <w:r>
           <w:t>, leaving</w:t>
         </w:r>
@@ -8468,12 +8597,12 @@
       <w:r>
         <w:t xml:space="preserve"> three honest </w:t>
       </w:r>
-      <w:del w:id="361" w:author="Millicent  Mufambi" w:date="2026-06-02T13:12:00Z" w16du:dateUtc="2026-06-02T11:12:00Z">
+      <w:del w:id="382" w:author="Millicent  Mufambi" w:date="2026-06-02T13:44:00Z" w16du:dateUtc="2026-06-02T11:44:00Z">
         <w:r>
           <w:delText xml:space="preserve">agents remain, and </w:delText>
         </w:r>
       </w:del>
-      <w:ins w:id="362" w:author="Millicent  Mufambi" w:date="2026-06-02T13:12:00Z" w16du:dateUtc="2026-06-02T11:12:00Z">
+      <w:ins w:id="383" w:author="Millicent  Mufambi" w:date="2026-06-02T13:44:00Z" w16du:dateUtc="2026-06-02T11:44:00Z">
         <w:r>
           <w:t xml:space="preserve">validators. With </w:t>
         </w:r>
@@ -8481,12 +8610,12 @@
       <w:r>
         <w:t>the 2f</w:t>
       </w:r>
-      <w:del w:id="363" w:author="Millicent  Mufambi" w:date="2026-06-02T13:12:00Z" w16du:dateUtc="2026-06-02T11:12:00Z">
+      <w:del w:id="384" w:author="Millicent  Mufambi" w:date="2026-06-02T13:44:00Z" w16du:dateUtc="2026-06-02T11:44:00Z">
         <w:r>
           <w:delText>+</w:delText>
         </w:r>
       </w:del>
-      <w:ins w:id="364" w:author="Millicent  Mufambi" w:date="2026-06-02T13:12:00Z" w16du:dateUtc="2026-06-02T11:12:00Z">
+      <w:ins w:id="385" w:author="Millicent  Mufambi" w:date="2026-06-02T13:44:00Z" w16du:dateUtc="2026-06-02T11:44:00Z">
         <w:r>
           <w:t xml:space="preserve"> + </w:t>
         </w:r>
@@ -8494,7 +8623,7 @@
       <w:r>
         <w:t xml:space="preserve">1 = 3 </w:t>
       </w:r>
-      <w:del w:id="365" w:author="Millicent  Mufambi" w:date="2026-06-02T13:12:00Z" w16du:dateUtc="2026-06-02T11:12:00Z">
+      <w:del w:id="386" w:author="Millicent  Mufambi" w:date="2026-06-02T13:44:00Z" w16du:dateUtc="2026-06-02T11:44:00Z">
         <w:r>
           <w:delText>prepare-</w:delText>
         </w:r>
@@ -8502,7 +8631,7 @@
       <w:r>
         <w:t xml:space="preserve">quorum </w:t>
       </w:r>
-      <w:ins w:id="366" w:author="Millicent  Mufambi" w:date="2026-06-02T13:12:00Z" w16du:dateUtc="2026-06-02T11:12:00Z">
+      <w:ins w:id="387" w:author="Millicent  Mufambi" w:date="2026-06-02T13:44:00Z" w16du:dateUtc="2026-06-02T11:44:00Z">
         <w:r>
           <w:t xml:space="preserve">the three honest validators </w:t>
         </w:r>
@@ -8510,12 +8639,12 @@
       <w:r>
         <w:t xml:space="preserve">must </w:t>
       </w:r>
-      <w:del w:id="367" w:author="Millicent  Mufambi" w:date="2026-06-02T13:12:00Z" w16du:dateUtc="2026-06-02T11:12:00Z">
+      <w:del w:id="388" w:author="Millicent  Mufambi" w:date="2026-06-02T13:44:00Z" w16du:dateUtc="2026-06-02T11:44:00Z">
         <w:r>
           <w:delText>be met by their</w:delText>
         </w:r>
       </w:del>
-      <w:ins w:id="368" w:author="Millicent  Mufambi" w:date="2026-06-02T13:12:00Z" w16du:dateUtc="2026-06-02T11:12:00Z">
+      <w:ins w:id="389" w:author="Millicent  Mufambi" w:date="2026-06-02T13:44:00Z" w16du:dateUtc="2026-06-02T11:44:00Z">
         <w:r>
           <w:t>agree for a fix to pass, so a single corrupted voter can neither force nor block a decision on its own. Across all five behaviours the system tolerated the corrupted validator: under always-reject and timeout the three honest validators still formed the quorum (liveness held, 3-of-4</w:t>
         </w:r>
@@ -8523,12 +8652,12 @@
       <w:r>
         <w:t xml:space="preserve"> votes</w:t>
       </w:r>
-      <w:del w:id="369" w:author="Millicent  Mufambi" w:date="2026-06-02T13:12:00Z" w16du:dateUtc="2026-06-02T11:12:00Z">
+      <w:del w:id="390" w:author="Millicent  Mufambi" w:date="2026-06-02T13:44:00Z" w16du:dateUtc="2026-06-02T11:44:00Z">
         <w:r>
           <w:delText xml:space="preserve"> alone</w:delText>
         </w:r>
       </w:del>
-      <w:ins w:id="370" w:author="Millicent  Mufambi" w:date="2026-06-02T13:12:00Z" w16du:dateUtc="2026-06-02T11:12:00Z">
+      <w:ins w:id="391" w:author="Millicent  Mufambi" w:date="2026-06-02T13:44:00Z" w16du:dateUtc="2026-06-02T11:44:00Z">
         <w:r>
           <w:t>); under always-approve and random the lone extra accept never reached the quorum by itself (safety held); and malformed output was treated as a reject. Consensus formation and the safety outcome are therefore a genuine f = 1 BFT property, with the sandbox as a final backstop for the plausible-but-wrong fixes the validators admit</w:t>
         </w:r>
@@ -8661,7 +8790,7 @@
           <w:p>
             <w:r>
               <w:rPr>
-                <w:rPrChange w:id="371" w:author="Millicent  Mufambi" w:date="2026-06-02T13:12:00Z" w16du:dateUtc="2026-06-02T11:12:00Z">
+                <w:rPrChange w:id="392" w:author="Millicent  Mufambi" w:date="2026-06-02T13:44:00Z" w16du:dateUtc="2026-06-02T11:44:00Z">
                   <w:rPr>
                     <w:b w:val="0"/>
                   </w:rPr>
@@ -8736,7 +8865,7 @@
           <w:p>
             <w:r>
               <w:rPr>
-                <w:rPrChange w:id="372" w:author="Millicent  Mufambi" w:date="2026-06-02T13:12:00Z" w16du:dateUtc="2026-06-02T11:12:00Z">
+                <w:rPrChange w:id="393" w:author="Millicent  Mufambi" w:date="2026-06-02T13:44:00Z" w16du:dateUtc="2026-06-02T11:44:00Z">
                   <w:rPr>
                     <w:rFonts w:ascii="Consolas" w:hAnsi="Consolas"/>
                     <w:b w:val="0"/>
@@ -8748,7 +8877,7 @@
             </w:r>
             <w:r>
               <w:rPr>
-                <w:rPrChange w:id="373" w:author="Millicent  Mufambi" w:date="2026-06-02T13:12:00Z" w16du:dateUtc="2026-06-02T11:12:00Z">
+                <w:rPrChange w:id="394" w:author="Millicent  Mufambi" w:date="2026-06-02T13:44:00Z" w16du:dateUtc="2026-06-02T11:44:00Z">
                   <w:rPr>
                     <w:b w:val="0"/>
                   </w:rPr>
@@ -8781,7 +8910,7 @@
             </w:pPr>
             <w:r>
               <w:rPr>
-                <w:rPrChange w:id="374" w:author="Millicent  Mufambi" w:date="2026-06-02T13:12:00Z" w16du:dateUtc="2026-06-02T11:12:00Z">
+                <w:rPrChange w:id="395" w:author="Millicent  Mufambi" w:date="2026-06-02T13:44:00Z" w16du:dateUtc="2026-06-02T11:44:00Z">
                   <w:rPr>
                     <w:b/>
                   </w:rPr>
@@ -8815,12 +8944,12 @@
             <w:r>
               <w:t>0.</w:t>
             </w:r>
-            <w:del w:id="375" w:author="Millicent  Mufambi" w:date="2026-06-02T13:12:00Z" w16du:dateUtc="2026-06-02T11:12:00Z">
+            <w:del w:id="396" w:author="Millicent  Mufambi" w:date="2026-06-02T13:44:00Z" w16du:dateUtc="2026-06-02T11:44:00Z">
               <w:r>
                 <w:delText>000</w:delText>
               </w:r>
             </w:del>
-            <w:ins w:id="376" w:author="Millicent  Mufambi" w:date="2026-06-02T13:12:00Z" w16du:dateUtc="2026-06-02T11:12:00Z">
+            <w:ins w:id="397" w:author="Millicent  Mufambi" w:date="2026-06-02T13:44:00Z" w16du:dateUtc="2026-06-02T11:44:00Z">
               <w:r>
                 <w:t>500</w:t>
               </w:r>
@@ -8840,7 +8969,7 @@
           <w:p>
             <w:r>
               <w:rPr>
-                <w:rPrChange w:id="377" w:author="Millicent  Mufambi" w:date="2026-06-02T13:12:00Z" w16du:dateUtc="2026-06-02T11:12:00Z">
+                <w:rPrChange w:id="398" w:author="Millicent  Mufambi" w:date="2026-06-02T13:44:00Z" w16du:dateUtc="2026-06-02T11:44:00Z">
                   <w:rPr>
                     <w:rFonts w:ascii="Consolas" w:hAnsi="Consolas"/>
                     <w:b w:val="0"/>
@@ -8860,12 +8989,12 @@
             <w:pPr>
               <w:cnfStyle w:val="000000100000" w:firstRow="0" w:lastRow="0" w:firstColumn="0" w:lastColumn="0" w:oddVBand="0" w:evenVBand="0" w:oddHBand="1" w:evenHBand="0" w:firstRowFirstColumn="0" w:firstRowLastColumn="0" w:lastRowFirstColumn="0" w:lastRowLastColumn="0"/>
             </w:pPr>
-            <w:del w:id="378" w:author="Millicent  Mufambi" w:date="2026-06-02T13:12:00Z" w16du:dateUtc="2026-06-02T11:12:00Z">
+            <w:del w:id="399" w:author="Millicent  Mufambi" w:date="2026-06-02T13:44:00Z" w16du:dateUtc="2026-06-02T11:44:00Z">
               <w:r>
                 <w:delText>5</w:delText>
               </w:r>
             </w:del>
-            <w:ins w:id="379" w:author="Millicent  Mufambi" w:date="2026-06-02T13:12:00Z" w16du:dateUtc="2026-06-02T11:12:00Z">
+            <w:ins w:id="400" w:author="Millicent  Mufambi" w:date="2026-06-02T13:44:00Z" w16du:dateUtc="2026-06-02T11:44:00Z">
               <w:r>
                 <w:t>10</w:t>
               </w:r>
@@ -8882,7 +9011,7 @@
             </w:pPr>
             <w:r>
               <w:rPr>
-                <w:rPrChange w:id="380" w:author="Millicent  Mufambi" w:date="2026-06-02T13:12:00Z" w16du:dateUtc="2026-06-02T11:12:00Z">
+                <w:rPrChange w:id="401" w:author="Millicent  Mufambi" w:date="2026-06-02T13:44:00Z" w16du:dateUtc="2026-06-02T11:44:00Z">
                   <w:rPr>
                     <w:b/>
                   </w:rPr>
@@ -8903,12 +9032,12 @@
             <w:r>
               <w:t>0.</w:t>
             </w:r>
-            <w:del w:id="381" w:author="Millicent  Mufambi" w:date="2026-06-02T13:12:00Z" w16du:dateUtc="2026-06-02T11:12:00Z">
+            <w:del w:id="402" w:author="Millicent  Mufambi" w:date="2026-06-02T13:44:00Z" w16du:dateUtc="2026-06-02T11:44:00Z">
               <w:r>
                 <w:delText>400</w:delText>
               </w:r>
             </w:del>
-            <w:ins w:id="382" w:author="Millicent  Mufambi" w:date="2026-06-02T13:12:00Z" w16du:dateUtc="2026-06-02T11:12:00Z">
+            <w:ins w:id="403" w:author="Millicent  Mufambi" w:date="2026-06-02T13:44:00Z" w16du:dateUtc="2026-06-02T11:44:00Z">
               <w:r>
                 <w:t>100</w:t>
               </w:r>
@@ -8923,12 +9052,12 @@
             <w:pPr>
               <w:cnfStyle w:val="000000100000" w:firstRow="0" w:lastRow="0" w:firstColumn="0" w:lastColumn="0" w:oddVBand="0" w:evenVBand="0" w:oddHBand="1" w:evenHBand="0" w:firstRowFirstColumn="0" w:firstRowLastColumn="0" w:lastRowFirstColumn="0" w:lastRowLastColumn="0"/>
             </w:pPr>
-            <w:del w:id="383" w:author="Millicent  Mufambi" w:date="2026-06-02T13:12:00Z" w16du:dateUtc="2026-06-02T11:12:00Z">
+            <w:del w:id="404" w:author="Millicent  Mufambi" w:date="2026-06-02T13:44:00Z" w16du:dateUtc="2026-06-02T11:44:00Z">
               <w:r>
                 <w:delText>0</w:delText>
               </w:r>
             </w:del>
-            <w:ins w:id="384" w:author="Millicent  Mufambi" w:date="2026-06-02T13:12:00Z" w16du:dateUtc="2026-06-02T11:12:00Z">
+            <w:ins w:id="405" w:author="Millicent  Mufambi" w:date="2026-06-02T13:44:00Z" w16du:dateUtc="2026-06-02T11:44:00Z">
               <w:r>
                 <w:t>1</w:t>
               </w:r>
@@ -8951,7 +9080,7 @@
           <w:p>
             <w:r>
               <w:rPr>
-                <w:rPrChange w:id="385" w:author="Millicent  Mufambi" w:date="2026-06-02T13:12:00Z" w16du:dateUtc="2026-06-02T11:12:00Z">
+                <w:rPrChange w:id="406" w:author="Millicent  Mufambi" w:date="2026-06-02T13:44:00Z" w16du:dateUtc="2026-06-02T11:44:00Z">
                   <w:rPr>
                     <w:rFonts w:ascii="Consolas" w:hAnsi="Consolas"/>
                     <w:b w:val="0"/>
@@ -8971,12 +9100,12 @@
             <w:pPr>
               <w:cnfStyle w:val="000000010000" w:firstRow="0" w:lastRow="0" w:firstColumn="0" w:lastColumn="0" w:oddVBand="0" w:evenVBand="0" w:oddHBand="0" w:evenHBand="1" w:firstRowFirstColumn="0" w:firstRowLastColumn="0" w:lastRowFirstColumn="0" w:lastRowLastColumn="0"/>
             </w:pPr>
-            <w:del w:id="386" w:author="Millicent  Mufambi" w:date="2026-06-02T13:12:00Z" w16du:dateUtc="2026-06-02T11:12:00Z">
+            <w:del w:id="407" w:author="Millicent  Mufambi" w:date="2026-06-02T13:44:00Z" w16du:dateUtc="2026-06-02T11:44:00Z">
               <w:r>
                 <w:delText>5</w:delText>
               </w:r>
             </w:del>
-            <w:ins w:id="387" w:author="Millicent  Mufambi" w:date="2026-06-02T13:12:00Z" w16du:dateUtc="2026-06-02T11:12:00Z">
+            <w:ins w:id="408" w:author="Millicent  Mufambi" w:date="2026-06-02T13:44:00Z" w16du:dateUtc="2026-06-02T11:44:00Z">
               <w:r>
                 <w:t>10</w:t>
               </w:r>
@@ -8993,7 +9122,7 @@
             </w:pPr>
             <w:r>
               <w:rPr>
-                <w:rPrChange w:id="388" w:author="Millicent  Mufambi" w:date="2026-06-02T13:12:00Z" w16du:dateUtc="2026-06-02T11:12:00Z">
+                <w:rPrChange w:id="409" w:author="Millicent  Mufambi" w:date="2026-06-02T13:44:00Z" w16du:dateUtc="2026-06-02T11:44:00Z">
                   <w:rPr>
                     <w:b/>
                   </w:rPr>
@@ -9014,12 +9143,12 @@
             <w:r>
               <w:t>0.</w:t>
             </w:r>
-            <w:del w:id="389" w:author="Millicent  Mufambi" w:date="2026-06-02T13:12:00Z" w16du:dateUtc="2026-06-02T11:12:00Z">
+            <w:del w:id="410" w:author="Millicent  Mufambi" w:date="2026-06-02T13:44:00Z" w16du:dateUtc="2026-06-02T11:44:00Z">
               <w:r>
                 <w:delText>200</w:delText>
               </w:r>
             </w:del>
-            <w:ins w:id="390" w:author="Millicent  Mufambi" w:date="2026-06-02T13:12:00Z" w16du:dateUtc="2026-06-02T11:12:00Z">
+            <w:ins w:id="411" w:author="Millicent  Mufambi" w:date="2026-06-02T13:44:00Z" w16du:dateUtc="2026-06-02T11:44:00Z">
               <w:r>
                 <w:t>100</w:t>
               </w:r>
@@ -9034,12 +9163,12 @@
             <w:pPr>
               <w:cnfStyle w:val="000000010000" w:firstRow="0" w:lastRow="0" w:firstColumn="0" w:lastColumn="0" w:oddVBand="0" w:evenVBand="0" w:oddHBand="0" w:evenHBand="1" w:firstRowFirstColumn="0" w:firstRowLastColumn="0" w:lastRowFirstColumn="0" w:lastRowLastColumn="0"/>
             </w:pPr>
-            <w:del w:id="391" w:author="Millicent  Mufambi" w:date="2026-06-02T13:12:00Z" w16du:dateUtc="2026-06-02T11:12:00Z">
+            <w:del w:id="412" w:author="Millicent  Mufambi" w:date="2026-06-02T13:44:00Z" w16du:dateUtc="2026-06-02T11:44:00Z">
               <w:r>
                 <w:delText>varies</w:delText>
               </w:r>
             </w:del>
-            <w:ins w:id="392" w:author="Millicent  Mufambi" w:date="2026-06-02T13:12:00Z" w16du:dateUtc="2026-06-02T11:12:00Z">
+            <w:ins w:id="413" w:author="Millicent  Mufambi" w:date="2026-06-02T13:44:00Z" w16du:dateUtc="2026-06-02T11:44:00Z">
               <w:r>
                 <w:t>0.700</w:t>
               </w:r>
@@ -9050,7 +9179,7 @@
       <w:tr>
         <w:trPr>
           <w:cnfStyle w:val="000000100000" w:firstRow="0" w:lastRow="0" w:firstColumn="0" w:lastColumn="0" w:oddVBand="0" w:evenVBand="0" w:oddHBand="1" w:evenHBand="0" w:firstRowFirstColumn="0" w:firstRowLastColumn="0" w:lastRowFirstColumn="0" w:lastRowLastColumn="0"/>
-          <w:ins w:id="393" w:author="Millicent  Mufambi" w:date="2026-06-02T13:12:00Z" w16du:dateUtc="2026-06-02T11:12:00Z"/>
+          <w:ins w:id="414" w:author="Millicent  Mufambi" w:date="2026-06-02T13:44:00Z" w16du:dateUtc="2026-06-02T11:44:00Z"/>
         </w:trPr>
         <w:tc>
           <w:tcPr>
@@ -9060,10 +9189,10 @@
           <w:p>
             <w:pPr>
               <w:rPr>
-                <w:ins w:id="394" w:author="Millicent  Mufambi" w:date="2026-06-02T13:12:00Z" w16du:dateUtc="2026-06-02T11:12:00Z"/>
+                <w:ins w:id="415" w:author="Millicent  Mufambi" w:date="2026-06-02T13:44:00Z" w16du:dateUtc="2026-06-02T11:44:00Z"/>
               </w:rPr>
             </w:pPr>
-            <w:ins w:id="395" w:author="Millicent  Mufambi" w:date="2026-06-02T13:12:00Z" w16du:dateUtc="2026-06-02T11:12:00Z">
+            <w:ins w:id="416" w:author="Millicent  Mufambi" w:date="2026-06-02T13:44:00Z" w16du:dateUtc="2026-06-02T11:44:00Z">
               <w:r>
                 <w:t>timeout / crash</w:t>
               </w:r>
@@ -9078,10 +9207,10 @@
             <w:pPr>
               <w:cnfStyle w:val="000000100000" w:firstRow="0" w:lastRow="0" w:firstColumn="0" w:lastColumn="0" w:oddVBand="0" w:evenVBand="0" w:oddHBand="1" w:evenHBand="0" w:firstRowFirstColumn="0" w:firstRowLastColumn="0" w:lastRowFirstColumn="0" w:lastRowLastColumn="0"/>
               <w:rPr>
-                <w:ins w:id="396" w:author="Millicent  Mufambi" w:date="2026-06-02T13:12:00Z" w16du:dateUtc="2026-06-02T11:12:00Z"/>
+                <w:ins w:id="417" w:author="Millicent  Mufambi" w:date="2026-06-02T13:44:00Z" w16du:dateUtc="2026-06-02T11:44:00Z"/>
               </w:rPr>
             </w:pPr>
-            <w:ins w:id="397" w:author="Millicent  Mufambi" w:date="2026-06-02T13:12:00Z" w16du:dateUtc="2026-06-02T11:12:00Z">
+            <w:ins w:id="418" w:author="Millicent  Mufambi" w:date="2026-06-02T13:44:00Z" w16du:dateUtc="2026-06-02T11:44:00Z">
               <w:r>
                 <w:t>10</w:t>
               </w:r>
@@ -9096,10 +9225,10 @@
             <w:pPr>
               <w:cnfStyle w:val="000000100000" w:firstRow="0" w:lastRow="0" w:firstColumn="0" w:lastColumn="0" w:oddVBand="0" w:evenVBand="0" w:oddHBand="1" w:evenHBand="0" w:firstRowFirstColumn="0" w:firstRowLastColumn="0" w:lastRowFirstColumn="0" w:lastRowLastColumn="0"/>
               <w:rPr>
-                <w:ins w:id="398" w:author="Millicent  Mufambi" w:date="2026-06-02T13:12:00Z" w16du:dateUtc="2026-06-02T11:12:00Z"/>
+                <w:ins w:id="419" w:author="Millicent  Mufambi" w:date="2026-06-02T13:44:00Z" w16du:dateUtc="2026-06-02T11:44:00Z"/>
               </w:rPr>
             </w:pPr>
-            <w:ins w:id="399" w:author="Millicent  Mufambi" w:date="2026-06-02T13:12:00Z" w16du:dateUtc="2026-06-02T11:12:00Z">
+            <w:ins w:id="420" w:author="Millicent  Mufambi" w:date="2026-06-02T13:44:00Z" w16du:dateUtc="2026-06-02T11:44:00Z">
               <w:r>
                 <w:t>0.900</w:t>
               </w:r>
@@ -9114,10 +9243,10 @@
             <w:pPr>
               <w:cnfStyle w:val="000000100000" w:firstRow="0" w:lastRow="0" w:firstColumn="0" w:lastColumn="0" w:oddVBand="0" w:evenVBand="0" w:oddHBand="1" w:evenHBand="0" w:firstRowFirstColumn="0" w:firstRowLastColumn="0" w:lastRowFirstColumn="0" w:lastRowLastColumn="0"/>
               <w:rPr>
-                <w:ins w:id="400" w:author="Millicent  Mufambi" w:date="2026-06-02T13:12:00Z" w16du:dateUtc="2026-06-02T11:12:00Z"/>
+                <w:ins w:id="421" w:author="Millicent  Mufambi" w:date="2026-06-02T13:44:00Z" w16du:dateUtc="2026-06-02T11:44:00Z"/>
               </w:rPr>
             </w:pPr>
-            <w:ins w:id="401" w:author="Millicent  Mufambi" w:date="2026-06-02T13:12:00Z" w16du:dateUtc="2026-06-02T11:12:00Z">
+            <w:ins w:id="422" w:author="Millicent  Mufambi" w:date="2026-06-02T13:44:00Z" w16du:dateUtc="2026-06-02T11:44:00Z">
               <w:r>
                 <w:t>0.000</w:t>
               </w:r>
@@ -9132,10 +9261,10 @@
             <w:pPr>
               <w:cnfStyle w:val="000000100000" w:firstRow="0" w:lastRow="0" w:firstColumn="0" w:lastColumn="0" w:oddVBand="0" w:evenVBand="0" w:oddHBand="1" w:evenHBand="0" w:firstRowFirstColumn="0" w:firstRowLastColumn="0" w:lastRowFirstColumn="0" w:lastRowLastColumn="0"/>
               <w:rPr>
-                <w:ins w:id="402" w:author="Millicent  Mufambi" w:date="2026-06-02T13:12:00Z" w16du:dateUtc="2026-06-02T11:12:00Z"/>
+                <w:ins w:id="423" w:author="Millicent  Mufambi" w:date="2026-06-02T13:44:00Z" w16du:dateUtc="2026-06-02T11:44:00Z"/>
               </w:rPr>
             </w:pPr>
-            <w:ins w:id="403" w:author="Millicent  Mufambi" w:date="2026-06-02T13:12:00Z" w16du:dateUtc="2026-06-02T11:12:00Z">
+            <w:ins w:id="424" w:author="Millicent  Mufambi" w:date="2026-06-02T13:44:00Z" w16du:dateUtc="2026-06-02T11:44:00Z">
               <w:r>
                 <w:t>0.500</w:t>
               </w:r>
@@ -9153,14 +9282,14 @@
             <w:tcW w:w="1881" w:type="dxa"/>
           </w:tcPr>
           <w:p>
-            <w:ins w:id="404" w:author="Millicent  Mufambi" w:date="2026-06-02T13:12:00Z" w16du:dateUtc="2026-06-02T11:12:00Z">
+            <w:ins w:id="425" w:author="Millicent  Mufambi" w:date="2026-06-02T13:44:00Z" w16du:dateUtc="2026-06-02T11:44:00Z">
               <w:r>
                 <w:t>malformed (</w:t>
               </w:r>
             </w:ins>
             <w:r>
               <w:rPr>
-                <w:rPrChange w:id="405" w:author="Millicent  Mufambi" w:date="2026-06-02T13:12:00Z" w16du:dateUtc="2026-06-02T11:12:00Z">
+                <w:rPrChange w:id="426" w:author="Millicent  Mufambi" w:date="2026-06-02T13:44:00Z" w16du:dateUtc="2026-06-02T11:44:00Z">
                   <w:rPr>
                     <w:rFonts w:ascii="Consolas" w:hAnsi="Consolas"/>
                     <w:b w:val="0"/>
@@ -9170,7 +9299,7 @@
               </w:rPr>
               <w:t>garbage</w:t>
             </w:r>
-            <w:ins w:id="406" w:author="Millicent  Mufambi" w:date="2026-06-02T13:12:00Z" w16du:dateUtc="2026-06-02T11:12:00Z">
+            <w:ins w:id="427" w:author="Millicent  Mufambi" w:date="2026-06-02T13:44:00Z" w16du:dateUtc="2026-06-02T11:44:00Z">
               <w:r>
                 <w:t>)</w:t>
               </w:r>
@@ -9185,12 +9314,12 @@
             <w:pPr>
               <w:cnfStyle w:val="000000010000" w:firstRow="0" w:lastRow="0" w:firstColumn="0" w:lastColumn="0" w:oddVBand="0" w:evenVBand="0" w:oddHBand="0" w:evenHBand="1" w:firstRowFirstColumn="0" w:firstRowLastColumn="0" w:lastRowFirstColumn="0" w:lastRowLastColumn="0"/>
             </w:pPr>
-            <w:del w:id="407" w:author="Millicent  Mufambi" w:date="2026-06-02T13:12:00Z" w16du:dateUtc="2026-06-02T11:12:00Z">
+            <w:del w:id="428" w:author="Millicent  Mufambi" w:date="2026-06-02T13:44:00Z" w16du:dateUtc="2026-06-02T11:44:00Z">
               <w:r>
                 <w:delText>5</w:delText>
               </w:r>
             </w:del>
-            <w:ins w:id="408" w:author="Millicent  Mufambi" w:date="2026-06-02T13:12:00Z" w16du:dateUtc="2026-06-02T11:12:00Z">
+            <w:ins w:id="429" w:author="Millicent  Mufambi" w:date="2026-06-02T13:44:00Z" w16du:dateUtc="2026-06-02T11:44:00Z">
               <w:r>
                 <w:t>10</w:t>
               </w:r>
@@ -9207,7 +9336,7 @@
             </w:pPr>
             <w:r>
               <w:rPr>
-                <w:rPrChange w:id="409" w:author="Millicent  Mufambi" w:date="2026-06-02T13:12:00Z" w16du:dateUtc="2026-06-02T11:12:00Z">
+                <w:rPrChange w:id="430" w:author="Millicent  Mufambi" w:date="2026-06-02T13:44:00Z" w16du:dateUtc="2026-06-02T11:44:00Z">
                   <w:rPr>
                     <w:b/>
                   </w:rPr>
@@ -9228,12 +9357,12 @@
             <w:r>
               <w:t>0.</w:t>
             </w:r>
-            <w:del w:id="410" w:author="Millicent  Mufambi" w:date="2026-06-02T13:12:00Z" w16du:dateUtc="2026-06-02T11:12:00Z">
+            <w:del w:id="431" w:author="Millicent  Mufambi" w:date="2026-06-02T13:44:00Z" w16du:dateUtc="2026-06-02T11:44:00Z">
               <w:r>
                 <w:delText>600</w:delText>
               </w:r>
             </w:del>
-            <w:ins w:id="411" w:author="Millicent  Mufambi" w:date="2026-06-02T13:12:00Z" w16du:dateUtc="2026-06-02T11:12:00Z">
+            <w:ins w:id="432" w:author="Millicent  Mufambi" w:date="2026-06-02T13:44:00Z" w16du:dateUtc="2026-06-02T11:44:00Z">
               <w:r>
                 <w:t>100</w:t>
               </w:r>
@@ -9251,12 +9380,12 @@
             <w:r>
               <w:t>0.</w:t>
             </w:r>
-            <w:del w:id="412" w:author="Millicent  Mufambi" w:date="2026-06-02T13:12:00Z" w16du:dateUtc="2026-06-02T11:12:00Z">
+            <w:del w:id="433" w:author="Millicent  Mufambi" w:date="2026-06-02T13:44:00Z" w16du:dateUtc="2026-06-02T11:44:00Z">
               <w:r>
                 <w:delText>000</w:delText>
               </w:r>
             </w:del>
-            <w:ins w:id="413" w:author="Millicent  Mufambi" w:date="2026-06-02T13:12:00Z" w16du:dateUtc="2026-06-02T11:12:00Z">
+            <w:ins w:id="434" w:author="Millicent  Mufambi" w:date="2026-06-02T13:44:00Z" w16du:dateUtc="2026-06-02T11:44:00Z">
               <w:r>
                 <w:t>500</w:t>
               </w:r>
@@ -9271,10 +9400,10 @@
         <w:spacing w:after="120"/>
         <w:jc w:val="both"/>
         <w:rPr>
-          <w:del w:id="414" w:author="Millicent  Mufambi" w:date="2026-06-02T13:12:00Z" w16du:dateUtc="2026-06-02T11:12:00Z"/>
+          <w:del w:id="435" w:author="Millicent  Mufambi" w:date="2026-06-02T13:44:00Z" w16du:dateUtc="2026-06-02T11:44:00Z"/>
         </w:rPr>
       </w:pPr>
-      <w:del w:id="415" w:author="Millicent  Mufambi" w:date="2026-06-02T13:12:00Z" w16du:dateUtc="2026-06-02T11:12:00Z">
+      <w:del w:id="436" w:author="Millicent  Mufambi" w:date="2026-06-02T13:44:00Z" w16du:dateUtc="2026-06-02T11:44:00Z">
         <w:r>
           <w:delText>The headline result is that consensus success rate stays at 1.000 across every fault scenario (Table 6), the empirical counterpart of the PBFT safety theorem (Castro &amp; Liskov, 1999) when replicas are heterogeneous LLMs rather than deterministic processes.</w:delText>
         </w:r>
@@ -9285,10 +9414,10 @@
         <w:spacing w:after="120"/>
         <w:jc w:val="both"/>
         <w:rPr>
-          <w:ins w:id="416" w:author="Millicent  Mufambi" w:date="2026-06-02T13:12:00Z" w16du:dateUtc="2026-06-02T11:12:00Z"/>
+          <w:ins w:id="437" w:author="Millicent  Mufambi" w:date="2026-06-02T13:44:00Z" w16du:dateUtc="2026-06-02T11:44:00Z"/>
         </w:rPr>
       </w:pPr>
-      <w:ins w:id="417" w:author="Millicent  Mufambi" w:date="2026-06-02T13:12:00Z" w16du:dateUtc="2026-06-02T11:12:00Z">
+      <w:ins w:id="438" w:author="Millicent  Mufambi" w:date="2026-06-02T13:44:00Z" w16du:dateUtc="2026-06-02T11:44:00Z">
         <w:r>
           <w:t>Consensus formed under every fault behaviour (Table 6): in all ten cases for four of the five behaviours, and in nine of ten under timeout, where one crashed-node case did not complete. With one of the four independent validators corrupted, the three honest validators independently meet the 2f + 1 = 3 quorum, so the quorum masks the faulty vote: liveness holds under always-reject and timeout, and safety holds under always-approve and random, where the single corrupted accept never reaches the quorum by itse</w:t>
         </w:r>
@@ -9308,20 +9437,20 @@
     </w:p>
     <w:p>
       <w:pPr>
-        <w:pPrChange w:id="418" w:author="Millicent  Mufambi" w:date="2026-06-02T13:12:00Z" w16du:dateUtc="2026-06-02T11:12:00Z">
+        <w:pPrChange w:id="439" w:author="Millicent  Mufambi" w:date="2026-06-02T13:44:00Z" w16du:dateUtc="2026-06-02T11:44:00Z">
           <w:pPr>
             <w:pStyle w:val="ListNumber"/>
           </w:pPr>
         </w:pPrChange>
       </w:pPr>
-      <w:ins w:id="419" w:author="Millicent  Mufambi" w:date="2026-06-02T13:12:00Z" w16du:dateUtc="2026-06-02T11:12:00Z">
+      <w:ins w:id="440" w:author="Millicent  Mufambi" w:date="2026-06-02T13:44:00Z" w16du:dateUtc="2026-06-02T11:44:00Z">
         <w:r>
           <w:t xml:space="preserve">1. </w:t>
         </w:r>
       </w:ins>
       <w:r>
         <w:rPr>
-          <w:rPrChange w:id="420" w:author="Millicent  Mufambi" w:date="2026-06-02T13:12:00Z" w16du:dateUtc="2026-06-02T11:12:00Z">
+          <w:rPrChange w:id="441" w:author="Millicent  Mufambi" w:date="2026-06-02T13:44:00Z" w16du:dateUtc="2026-06-02T11:44:00Z">
             <w:rPr>
               <w:b/>
             </w:rPr>
@@ -9335,20 +9464,20 @@
     </w:p>
     <w:p>
       <w:pPr>
-        <w:pPrChange w:id="421" w:author="Millicent  Mufambi" w:date="2026-06-02T13:12:00Z" w16du:dateUtc="2026-06-02T11:12:00Z">
+        <w:pPrChange w:id="442" w:author="Millicent  Mufambi" w:date="2026-06-02T13:44:00Z" w16du:dateUtc="2026-06-02T11:44:00Z">
           <w:pPr>
             <w:pStyle w:val="ListNumber"/>
           </w:pPr>
         </w:pPrChange>
       </w:pPr>
-      <w:ins w:id="422" w:author="Millicent  Mufambi" w:date="2026-06-02T13:12:00Z" w16du:dateUtc="2026-06-02T11:12:00Z">
+      <w:ins w:id="443" w:author="Millicent  Mufambi" w:date="2026-06-02T13:44:00Z" w16du:dateUtc="2026-06-02T11:44:00Z">
         <w:r>
           <w:t xml:space="preserve">2. </w:t>
         </w:r>
       </w:ins>
       <w:r>
         <w:rPr>
-          <w:rPrChange w:id="423" w:author="Millicent  Mufambi" w:date="2026-06-02T13:12:00Z" w16du:dateUtc="2026-06-02T11:12:00Z">
+          <w:rPrChange w:id="444" w:author="Millicent  Mufambi" w:date="2026-06-02T13:44:00Z" w16du:dateUtc="2026-06-02T11:44:00Z">
             <w:rPr>
               <w:b/>
             </w:rPr>
@@ -9413,7 +9542,7 @@
       </w:pPr>
       <w:r>
         <w:rPr>
-          <w:rPrChange w:id="424" w:author="Millicent  Mufambi" w:date="2026-06-02T13:12:00Z" w16du:dateUtc="2026-06-02T11:12:00Z">
+          <w:rPrChange w:id="445" w:author="Millicent  Mufambi" w:date="2026-06-02T13:44:00Z" w16du:dateUtc="2026-06-02T11:44:00Z">
             <w:rPr>
               <w:b/>
             </w:rPr>
@@ -9424,12 +9553,12 @@
       <w:r>
         <w:t xml:space="preserve"> </w:t>
       </w:r>
-      <w:del w:id="425" w:author="Millicent  Mufambi" w:date="2026-06-02T13:12:00Z" w16du:dateUtc="2026-06-02T11:12:00Z">
+      <w:del w:id="446" w:author="Millicent  Mufambi" w:date="2026-06-02T13:44:00Z" w16du:dateUtc="2026-06-02T11:44:00Z">
         <w:r>
           <w:delText>Byzantine fault-injection results on the e-commerce dataset, five scenarios. Consensus success rate (left bars) stays at 100% across every fault behaviour, the empirical PBFT safety guarantee under f=1. Safety violation rate (right bars) varies because different Byzantine behaviours interact differently with the Healer's output, with the sandbox layer catching the bad fixes that get past consensus. The two together implement defense</w:delText>
         </w:r>
       </w:del>
-      <w:ins w:id="426" w:author="Millicent  Mufambi" w:date="2026-06-02T13:12:00Z" w16du:dateUtc="2026-06-02T11:12:00Z">
+      <w:ins w:id="447" w:author="Millicent  Mufambi" w:date="2026-06-02T13:44:00Z" w16du:dateUtc="2026-06-02T11:44:00Z">
         <w:r>
           <w:t xml:space="preserve">Byzantine fault injection on the e-commerce set: five behaviours, one of four independent validators corrupted. With f = 1 and a 2f + 1 = 3 quorum the system tolerates the corrupted validator, the three honest validators forming the quorum in every behaviour (in nine of ten cases under timeout, where one crashed-node case did not complete); liveness holds under always-reject and timeout and safety under always-approve and random, with malformed output treated as a reject. These runs show the quorum masking </w:t>
         </w:r>
@@ -9480,7 +9609,7 @@
         <w:spacing w:after="120"/>
         <w:jc w:val="both"/>
       </w:pPr>
-      <w:del w:id="427" w:author="Millicent  Mufambi" w:date="2026-06-02T13:12:00Z" w16du:dateUtc="2026-06-02T11:12:00Z">
+      <w:del w:id="448" w:author="Millicent  Mufambi" w:date="2026-06-02T13:44:00Z" w16du:dateUtc="2026-06-02T11:44:00Z">
         <w:r>
           <w:rPr>
             <w:b/>
@@ -9490,7 +9619,7 @@
       </w:del>
       <w:r>
         <w:rPr>
-          <w:rPrChange w:id="428" w:author="Millicent  Mufambi" w:date="2026-06-02T13:12:00Z" w16du:dateUtc="2026-06-02T11:12:00Z">
+          <w:rPrChange w:id="449" w:author="Millicent  Mufambi" w:date="2026-06-02T13:44:00Z" w16du:dateUtc="2026-06-02T11:44:00Z">
             <w:rPr>
               <w:b/>
             </w:rPr>
@@ -9498,7 +9627,7 @@
         </w:rPr>
         <w:t xml:space="preserve">VALIDATOR </w:t>
       </w:r>
-      <w:del w:id="429" w:author="Millicent  Mufambi" w:date="2026-06-02T13:12:00Z" w16du:dateUtc="2026-06-02T11:12:00Z">
+      <w:del w:id="450" w:author="Millicent  Mufambi" w:date="2026-06-02T13:44:00Z" w16du:dateUtc="2026-06-02T11:44:00Z">
         <w:r>
           <w:rPr>
             <w:b/>
@@ -9506,7 +9635,7 @@
           <w:delText>vs FOUR-VALIDATOR (DIVERSE) ON THE SAME 20 BUGSINPY CASES</w:delText>
         </w:r>
       </w:del>
-      <w:ins w:id="430" w:author="Millicent  Mufambi" w:date="2026-06-02T13:12:00Z" w16du:dateUtc="2026-06-02T11:12:00Z">
+      <w:ins w:id="451" w:author="Millicent  Mufambi" w:date="2026-06-02T13:44:00Z" w16du:dateUtc="2026-06-02T11:44:00Z">
         <w:r>
           <w:t>DECORRELATION: MEAN PAIRWISE AGREEMENT BY SETTING</w:t>
         </w:r>
@@ -9517,7 +9646,7 @@
         <w:tblStyle w:val="TableGrid"/>
         <w:tblW w:w="0" w:type="auto"/>
         <w:tblLook w:val="04A0" w:firstRow="1" w:lastRow="0" w:firstColumn="1" w:lastColumn="0" w:noHBand="0" w:noVBand="1"/>
-        <w:tblPrChange w:id="431" w:author="Millicent  Mufambi" w:date="2026-06-02T13:12:00Z" w16du:dateUtc="2026-06-02T11:12:00Z">
+        <w:tblPrChange w:id="452" w:author="Millicent  Mufambi" w:date="2026-06-02T13:44:00Z" w16du:dateUtc="2026-06-02T11:44:00Z">
           <w:tblPr>
             <w:tblStyle w:val="LightGrid-Accent1"/>
             <w:tblW w:w="0" w:type="auto"/>
@@ -9533,7 +9662,7 @@
         <w:gridCol w:w="1466"/>
         <w:gridCol w:w="1670"/>
         <w:gridCol w:w="491"/>
-        <w:tblGridChange w:id="432">
+        <w:tblGridChange w:id="453">
           <w:tblGrid>
             <w:gridCol w:w="1568"/>
             <w:gridCol w:w="908"/>
@@ -9552,7 +9681,7 @@
       </w:tblGrid>
       <w:tr>
         <w:trPr>
-          <w:trPrChange w:id="433" w:author="Millicent  Mufambi" w:date="2026-06-02T13:12:00Z" w16du:dateUtc="2026-06-02T11:12:00Z">
+          <w:trPrChange w:id="454" w:author="Millicent  Mufambi" w:date="2026-06-02T13:44:00Z" w16du:dateUtc="2026-06-02T11:44:00Z">
             <w:trPr>
               <w:gridAfter w:val="0"/>
             </w:trPr>
@@ -9561,7 +9690,7 @@
         <w:tc>
           <w:tcPr>
             <w:tcW w:w="3135" w:type="dxa"/>
-            <w:tcPrChange w:id="434" w:author="Millicent  Mufambi" w:date="2026-06-02T13:12:00Z" w16du:dateUtc="2026-06-02T11:12:00Z">
+            <w:tcPrChange w:id="455" w:author="Millicent  Mufambi" w:date="2026-06-02T13:44:00Z" w16du:dateUtc="2026-06-02T11:44:00Z">
               <w:tcPr>
                 <w:tcW w:w="1568" w:type="dxa"/>
               </w:tcPr>
@@ -9569,18 +9698,18 @@
           </w:tcPr>
           <w:p>
             <w:pPr>
-              <w:pPrChange w:id="435" w:author="Millicent  Mufambi" w:date="2026-06-02T13:12:00Z" w16du:dateUtc="2026-06-02T11:12:00Z">
+              <w:pPrChange w:id="456" w:author="Millicent  Mufambi" w:date="2026-06-02T13:44:00Z" w16du:dateUtc="2026-06-02T11:44:00Z">
                 <w:pPr>
                   <w:jc w:val="center"/>
                 </w:pPr>
               </w:pPrChange>
             </w:pPr>
-            <w:del w:id="436" w:author="Millicent  Mufambi" w:date="2026-06-02T13:12:00Z" w16du:dateUtc="2026-06-02T11:12:00Z">
+            <w:del w:id="457" w:author="Millicent  Mufambi" w:date="2026-06-02T13:44:00Z" w16du:dateUtc="2026-06-02T11:44:00Z">
               <w:r>
                 <w:delText>Configuration</w:delText>
               </w:r>
             </w:del>
-            <w:ins w:id="437" w:author="Millicent  Mufambi" w:date="2026-06-02T13:12:00Z" w16du:dateUtc="2026-06-02T11:12:00Z">
+            <w:ins w:id="458" w:author="Millicent  Mufambi" w:date="2026-06-02T13:44:00Z" w16du:dateUtc="2026-06-02T11:44:00Z">
               <w:r>
                 <w:rPr>
                   <w:b/>
@@ -9599,12 +9728,12 @@
               <w:bottom w:val="single" w:sz="18" w:space="0" w:color="4F81BD" w:themeColor="accent1"/>
               <w:right w:val="single" w:sz="8" w:space="0" w:color="4F81BD" w:themeColor="accent1"/>
             </w:tcBorders>
-            <w:cellDel w:id="438" w:author="Millicent  Mufambi" w:date="2026-06-02T13:12:00Z"/>
-            <w:tcPrChange w:id="439" w:author="Millicent  Mufambi" w:date="2026-06-02T13:12:00Z" w16du:dateUtc="2026-06-02T11:12:00Z">
+            <w:cellDel w:id="459" w:author="Millicent  Mufambi" w:date="2026-06-02T13:44:00Z"/>
+            <w:tcPrChange w:id="460" w:author="Millicent  Mufambi" w:date="2026-06-02T13:44:00Z" w16du:dateUtc="2026-06-02T11:44:00Z">
               <w:tcPr>
                 <w:tcW w:w="1568" w:type="dxa"/>
                 <w:gridSpan w:val="2"/>
-                <w:cellDel w:id="440" w:author="Millicent  Mufambi" w:date="2026-06-02T13:12:00Z"/>
+                <w:cellDel w:id="461" w:author="Millicent  Mufambi" w:date="2026-06-02T13:44:00Z"/>
               </w:tcPr>
             </w:tcPrChange>
           </w:tcPr>
@@ -9612,7 +9741,7 @@
             <w:pPr>
               <w:jc w:val="center"/>
             </w:pPr>
-            <w:del w:id="441" w:author="Millicent  Mufambi" w:date="2026-06-02T13:12:00Z" w16du:dateUtc="2026-06-02T11:12:00Z">
+            <w:del w:id="462" w:author="Millicent  Mufambi" w:date="2026-06-02T13:44:00Z" w16du:dateUtc="2026-06-02T11:44:00Z">
               <w:r>
                 <w:delText>Successes</w:delText>
               </w:r>
@@ -9628,12 +9757,12 @@
               <w:bottom w:val="single" w:sz="18" w:space="0" w:color="4F81BD" w:themeColor="accent1"/>
               <w:right w:val="single" w:sz="8" w:space="0" w:color="4F81BD" w:themeColor="accent1"/>
             </w:tcBorders>
-            <w:cellDel w:id="442" w:author="Millicent  Mufambi" w:date="2026-06-02T13:12:00Z"/>
-            <w:tcPrChange w:id="443" w:author="Millicent  Mufambi" w:date="2026-06-02T13:12:00Z" w16du:dateUtc="2026-06-02T11:12:00Z">
+            <w:cellDel w:id="463" w:author="Millicent  Mufambi" w:date="2026-06-02T13:44:00Z"/>
+            <w:tcPrChange w:id="464" w:author="Millicent  Mufambi" w:date="2026-06-02T13:44:00Z" w16du:dateUtc="2026-06-02T11:44:00Z">
               <w:tcPr>
                 <w:tcW w:w="1568" w:type="dxa"/>
                 <w:gridSpan w:val="2"/>
-                <w:cellDel w:id="444" w:author="Millicent  Mufambi" w:date="2026-06-02T13:12:00Z"/>
+                <w:cellDel w:id="465" w:author="Millicent  Mufambi" w:date="2026-06-02T13:44:00Z"/>
               </w:tcPr>
             </w:tcPrChange>
           </w:tcPr>
@@ -9641,7 +9770,7 @@
             <w:pPr>
               <w:jc w:val="center"/>
             </w:pPr>
-            <w:del w:id="445" w:author="Millicent  Mufambi" w:date="2026-06-02T13:12:00Z" w16du:dateUtc="2026-06-02T11:12:00Z">
+            <w:del w:id="466" w:author="Millicent  Mufambi" w:date="2026-06-02T13:44:00Z" w16du:dateUtc="2026-06-02T11:44:00Z">
               <w:r>
                 <w:delText>Safety violations</w:delText>
               </w:r>
@@ -9657,12 +9786,12 @@
               <w:bottom w:val="single" w:sz="18" w:space="0" w:color="4F81BD" w:themeColor="accent1"/>
               <w:right w:val="single" w:sz="8" w:space="0" w:color="4F81BD" w:themeColor="accent1"/>
             </w:tcBorders>
-            <w:cellDel w:id="446" w:author="Millicent  Mufambi" w:date="2026-06-02T13:12:00Z"/>
-            <w:tcPrChange w:id="447" w:author="Millicent  Mufambi" w:date="2026-06-02T13:12:00Z" w16du:dateUtc="2026-06-02T11:12:00Z">
+            <w:cellDel w:id="467" w:author="Millicent  Mufambi" w:date="2026-06-02T13:44:00Z"/>
+            <w:tcPrChange w:id="468" w:author="Millicent  Mufambi" w:date="2026-06-02T13:44:00Z" w16du:dateUtc="2026-06-02T11:44:00Z">
               <w:tcPr>
                 <w:tcW w:w="1568" w:type="dxa"/>
                 <w:gridSpan w:val="3"/>
-                <w:cellDel w:id="448" w:author="Millicent  Mufambi" w:date="2026-06-02T13:12:00Z"/>
+                <w:cellDel w:id="469" w:author="Millicent  Mufambi" w:date="2026-06-02T13:44:00Z"/>
               </w:tcPr>
             </w:tcPrChange>
           </w:tcPr>
@@ -9670,7 +9799,7 @@
             <w:pPr>
               <w:jc w:val="center"/>
             </w:pPr>
-            <w:del w:id="449" w:author="Millicent  Mufambi" w:date="2026-06-02T13:12:00Z" w16du:dateUtc="2026-06-02T11:12:00Z">
+            <w:del w:id="470" w:author="Millicent  Mufambi" w:date="2026-06-02T13:44:00Z" w16du:dateUtc="2026-06-02T11:44:00Z">
               <w:r>
                 <w:delText>Consensus success rate</w:delText>
               </w:r>
@@ -9680,7 +9809,7 @@
         <w:tc>
           <w:tcPr>
             <w:tcW w:w="3135" w:type="dxa"/>
-            <w:tcPrChange w:id="450" w:author="Millicent  Mufambi" w:date="2026-06-02T13:12:00Z" w16du:dateUtc="2026-06-02T11:12:00Z">
+            <w:tcPrChange w:id="471" w:author="Millicent  Mufambi" w:date="2026-06-02T13:44:00Z" w16du:dateUtc="2026-06-02T11:44:00Z">
               <w:tcPr>
                 <w:tcW w:w="1568" w:type="dxa"/>
                 <w:gridSpan w:val="2"/>
@@ -9689,7 +9818,7 @@
           </w:tcPr>
           <w:p>
             <w:pPr>
-              <w:pPrChange w:id="451" w:author="Millicent  Mufambi" w:date="2026-06-02T13:12:00Z" w16du:dateUtc="2026-06-02T11:12:00Z">
+              <w:pPrChange w:id="472" w:author="Millicent  Mufambi" w:date="2026-06-02T13:44:00Z" w16du:dateUtc="2026-06-02T11:44:00Z">
                 <w:pPr>
                   <w:jc w:val="center"/>
                 </w:pPr>
@@ -9698,7 +9827,7 @@
             <w:r>
               <w:rPr>
                 <w:b/>
-                <w:rPrChange w:id="452" w:author="Millicent  Mufambi" w:date="2026-06-02T13:12:00Z" w16du:dateUtc="2026-06-02T11:12:00Z">
+                <w:rPrChange w:id="473" w:author="Millicent  Mufambi" w:date="2026-06-02T13:44:00Z" w16du:dateUtc="2026-06-02T11:44:00Z">
                   <w:rPr/>
                 </w:rPrChange>
               </w:rPr>
@@ -9710,7 +9839,7 @@
           <w:tcPr>
             <w:tcW w:w="3135" w:type="dxa"/>
             <w:gridSpan w:val="2"/>
-            <w:tcPrChange w:id="453" w:author="Millicent  Mufambi" w:date="2026-06-02T13:12:00Z" w16du:dateUtc="2026-06-02T11:12:00Z">
+            <w:tcPrChange w:id="474" w:author="Millicent  Mufambi" w:date="2026-06-02T13:44:00Z" w16du:dateUtc="2026-06-02T11:44:00Z">
               <w:tcPr>
                 <w:tcW w:w="1568" w:type="dxa"/>
               </w:tcPr>
@@ -9718,18 +9847,18 @@
           </w:tcPr>
           <w:p>
             <w:pPr>
-              <w:pPrChange w:id="454" w:author="Millicent  Mufambi" w:date="2026-06-02T13:12:00Z" w16du:dateUtc="2026-06-02T11:12:00Z">
+              <w:pPrChange w:id="475" w:author="Millicent  Mufambi" w:date="2026-06-02T13:44:00Z" w16du:dateUtc="2026-06-02T11:44:00Z">
                 <w:pPr>
                   <w:jc w:val="center"/>
                 </w:pPr>
               </w:pPrChange>
             </w:pPr>
-            <w:del w:id="455" w:author="Millicent  Mufambi" w:date="2026-06-02T13:12:00Z" w16du:dateUtc="2026-06-02T11:12:00Z">
+            <w:del w:id="476" w:author="Millicent  Mufambi" w:date="2026-06-02T13:44:00Z" w16du:dateUtc="2026-06-02T11:44:00Z">
               <w:r>
                 <w:delText>n_pairs</w:delText>
               </w:r>
             </w:del>
-            <w:ins w:id="456" w:author="Millicent  Mufambi" w:date="2026-06-02T13:12:00Z" w16du:dateUtc="2026-06-02T11:12:00Z">
+            <w:ins w:id="477" w:author="Millicent  Mufambi" w:date="2026-06-02T13:44:00Z" w16du:dateUtc="2026-06-02T11:44:00Z">
               <w:r>
                 <w:rPr>
                   <w:b/>
@@ -9742,7 +9871,7 @@
       </w:tr>
       <w:tr>
         <w:trPr>
-          <w:ins w:id="457" w:author="Millicent  Mufambi" w:date="2026-06-02T13:12:00Z" w16du:dateUtc="2026-06-02T11:12:00Z"/>
+          <w:ins w:id="478" w:author="Millicent  Mufambi" w:date="2026-06-02T13:44:00Z" w16du:dateUtc="2026-06-02T11:44:00Z"/>
         </w:trPr>
         <w:tc>
           <w:tcPr>
@@ -9752,10 +9881,10 @@
           <w:p>
             <w:pPr>
               <w:rPr>
-                <w:ins w:id="458" w:author="Millicent  Mufambi" w:date="2026-06-02T13:12:00Z" w16du:dateUtc="2026-06-02T11:12:00Z"/>
+                <w:ins w:id="479" w:author="Millicent  Mufambi" w:date="2026-06-02T13:44:00Z" w16du:dateUtc="2026-06-02T11:44:00Z"/>
               </w:rPr>
             </w:pPr>
-            <w:ins w:id="459" w:author="Millicent  Mufambi" w:date="2026-06-02T13:12:00Z" w16du:dateUtc="2026-06-02T11:12:00Z">
+            <w:ins w:id="480" w:author="Millicent  Mufambi" w:date="2026-06-02T13:44:00Z" w16du:dateUtc="2026-06-02T11:44:00Z">
               <w:r>
                 <w:t>Heterogeneous panel, easy synthetic bugs</w:t>
               </w:r>
@@ -9769,10 +9898,10 @@
           <w:p>
             <w:pPr>
               <w:rPr>
-                <w:ins w:id="460" w:author="Millicent  Mufambi" w:date="2026-06-02T13:12:00Z" w16du:dateUtc="2026-06-02T11:12:00Z"/>
+                <w:ins w:id="481" w:author="Millicent  Mufambi" w:date="2026-06-02T13:44:00Z" w16du:dateUtc="2026-06-02T11:44:00Z"/>
               </w:rPr>
             </w:pPr>
-            <w:ins w:id="461" w:author="Millicent  Mufambi" w:date="2026-06-02T13:12:00Z" w16du:dateUtc="2026-06-02T11:12:00Z">
+            <w:ins w:id="482" w:author="Millicent  Mufambi" w:date="2026-06-02T13:44:00Z" w16du:dateUtc="2026-06-02T11:44:00Z">
               <w:r>
                 <w:t>~1.00</w:t>
               </w:r>
@@ -9787,10 +9916,10 @@
           <w:p>
             <w:pPr>
               <w:rPr>
-                <w:ins w:id="462" w:author="Millicent  Mufambi" w:date="2026-06-02T13:12:00Z" w16du:dateUtc="2026-06-02T11:12:00Z"/>
+                <w:ins w:id="483" w:author="Millicent  Mufambi" w:date="2026-06-02T13:44:00Z" w16du:dateUtc="2026-06-02T11:44:00Z"/>
               </w:rPr>
             </w:pPr>
-            <w:ins w:id="463" w:author="Millicent  Mufambi" w:date="2026-06-02T13:12:00Z" w16du:dateUtc="2026-06-02T11:12:00Z">
+            <w:ins w:id="484" w:author="Millicent  Mufambi" w:date="2026-06-02T13:44:00Z" w16du:dateUtc="2026-06-02T11:44:00Z">
               <w:r>
                 <w:t>Validators agree in near-lockstep when the fix is obvious</w:t>
               </w:r>
@@ -9800,7 +9929,7 @@
       </w:tr>
       <w:tr>
         <w:trPr>
-          <w:trPrChange w:id="464" w:author="Millicent  Mufambi" w:date="2026-06-02T13:12:00Z" w16du:dateUtc="2026-06-02T11:12:00Z">
+          <w:trPrChange w:id="485" w:author="Millicent  Mufambi" w:date="2026-06-02T13:44:00Z" w16du:dateUtc="2026-06-02T11:44:00Z">
             <w:trPr>
               <w:gridAfter w:val="0"/>
             </w:trPr>
@@ -9809,19 +9938,19 @@
         <w:tc>
           <w:tcPr>
             <w:tcW w:w="3135" w:type="dxa"/>
-            <w:tcPrChange w:id="465" w:author="Millicent  Mufambi" w:date="2026-06-02T13:12:00Z" w16du:dateUtc="2026-06-02T11:12:00Z">
+            <w:tcPrChange w:id="486" w:author="Millicent  Mufambi" w:date="2026-06-02T13:44:00Z" w16du:dateUtc="2026-06-02T11:44:00Z">
               <w:tcPr>
                 <w:tcW w:w="1568" w:type="dxa"/>
               </w:tcPr>
             </w:tcPrChange>
           </w:tcPr>
           <w:p>
-            <w:del w:id="466" w:author="Millicent  Mufambi" w:date="2026-06-02T13:12:00Z" w16du:dateUtc="2026-06-02T11:12:00Z">
+            <w:del w:id="487" w:author="Millicent  Mufambi" w:date="2026-06-02T13:44:00Z" w16du:dateUtc="2026-06-02T11:44:00Z">
               <w:r>
                 <w:delText>Two same-family validators (default)</w:delText>
               </w:r>
             </w:del>
-            <w:ins w:id="467" w:author="Millicent  Mufambi" w:date="2026-06-02T13:12:00Z" w16du:dateUtc="2026-06-02T11:12:00Z">
+            <w:ins w:id="488" w:author="Millicent  Mufambi" w:date="2026-06-02T13:44:00Z" w16du:dateUtc="2026-06-02T11:44:00Z">
               <w:r>
                 <w:t>Heterogeneous panel, real BugsInPy bugs</w:t>
               </w:r>
@@ -9838,17 +9967,17 @@
               <w:right w:val="single" w:sz="8" w:space="0" w:color="4F81BD" w:themeColor="accent1"/>
             </w:tcBorders>
             <w:shd w:val="clear" w:color="auto" w:fill="D3DFEE" w:themeFill="accent1" w:themeFillTint="3F"/>
-            <w:cellDel w:id="468" w:author="Millicent  Mufambi" w:date="2026-06-02T13:12:00Z"/>
-            <w:tcPrChange w:id="469" w:author="Millicent  Mufambi" w:date="2026-06-02T13:12:00Z" w16du:dateUtc="2026-06-02T11:12:00Z">
+            <w:cellDel w:id="489" w:author="Millicent  Mufambi" w:date="2026-06-02T13:44:00Z"/>
+            <w:tcPrChange w:id="490" w:author="Millicent  Mufambi" w:date="2026-06-02T13:44:00Z" w16du:dateUtc="2026-06-02T11:44:00Z">
               <w:tcPr>
                 <w:tcW w:w="1568" w:type="dxa"/>
                 <w:gridSpan w:val="2"/>
-                <w:cellDel w:id="470" w:author="Millicent  Mufambi" w:date="2026-06-02T13:12:00Z"/>
+                <w:cellDel w:id="491" w:author="Millicent  Mufambi" w:date="2026-06-02T13:44:00Z"/>
               </w:tcPr>
             </w:tcPrChange>
           </w:tcPr>
           <w:p>
-            <w:del w:id="471" w:author="Millicent  Mufambi" w:date="2026-06-02T13:12:00Z" w16du:dateUtc="2026-06-02T11:12:00Z">
+            <w:del w:id="492" w:author="Millicent  Mufambi" w:date="2026-06-02T13:44:00Z" w16du:dateUtc="2026-06-02T11:44:00Z">
               <w:r>
                 <w:delText>5</w:delText>
               </w:r>
@@ -9866,17 +9995,17 @@
               <w:right w:val="single" w:sz="8" w:space="0" w:color="4F81BD" w:themeColor="accent1"/>
             </w:tcBorders>
             <w:shd w:val="clear" w:color="auto" w:fill="D3DFEE" w:themeFill="accent1" w:themeFillTint="3F"/>
-            <w:cellDel w:id="472" w:author="Millicent  Mufambi" w:date="2026-06-02T13:12:00Z"/>
-            <w:tcPrChange w:id="473" w:author="Millicent  Mufambi" w:date="2026-06-02T13:12:00Z" w16du:dateUtc="2026-06-02T11:12:00Z">
+            <w:cellDel w:id="493" w:author="Millicent  Mufambi" w:date="2026-06-02T13:44:00Z"/>
+            <w:tcPrChange w:id="494" w:author="Millicent  Mufambi" w:date="2026-06-02T13:44:00Z" w16du:dateUtc="2026-06-02T11:44:00Z">
               <w:tcPr>
                 <w:tcW w:w="1568" w:type="dxa"/>
                 <w:gridSpan w:val="2"/>
-                <w:cellDel w:id="474" w:author="Millicent  Mufambi" w:date="2026-06-02T13:12:00Z"/>
+                <w:cellDel w:id="495" w:author="Millicent  Mufambi" w:date="2026-06-02T13:44:00Z"/>
               </w:tcPr>
             </w:tcPrChange>
           </w:tcPr>
           <w:p>
-            <w:del w:id="475" w:author="Millicent  Mufambi" w:date="2026-06-02T13:12:00Z" w16du:dateUtc="2026-06-02T11:12:00Z">
+            <w:del w:id="496" w:author="Millicent  Mufambi" w:date="2026-06-02T13:44:00Z" w16du:dateUtc="2026-06-02T11:44:00Z">
               <w:r>
                 <w:delText>3</w:delText>
               </w:r>
@@ -9886,7 +10015,7 @@
         <w:tc>
           <w:tcPr>
             <w:tcW w:w="3135" w:type="dxa"/>
-            <w:tcPrChange w:id="476" w:author="Millicent  Mufambi" w:date="2026-06-02T13:12:00Z" w16du:dateUtc="2026-06-02T11:12:00Z">
+            <w:tcPrChange w:id="497" w:author="Millicent  Mufambi" w:date="2026-06-02T13:44:00Z" w16du:dateUtc="2026-06-02T11:44:00Z">
               <w:tcPr>
                 <w:tcW w:w="1568" w:type="dxa"/>
                 <w:gridSpan w:val="3"/>
@@ -9897,12 +10026,12 @@
             <w:r>
               <w:t>0.</w:t>
             </w:r>
-            <w:del w:id="477" w:author="Millicent  Mufambi" w:date="2026-06-02T13:12:00Z" w16du:dateUtc="2026-06-02T11:12:00Z">
+            <w:del w:id="498" w:author="Millicent  Mufambi" w:date="2026-06-02T13:44:00Z" w16du:dateUtc="2026-06-02T11:44:00Z">
               <w:r>
                 <w:delText>40</w:delText>
               </w:r>
             </w:del>
-            <w:ins w:id="478" w:author="Millicent  Mufambi" w:date="2026-06-02T13:12:00Z" w16du:dateUtc="2026-06-02T11:12:00Z">
+            <w:ins w:id="499" w:author="Millicent  Mufambi" w:date="2026-06-02T13:44:00Z" w16du:dateUtc="2026-06-02T11:44:00Z">
               <w:r>
                 <w:t>925</w:t>
               </w:r>
@@ -9912,7 +10041,7 @@
         <w:tc>
           <w:tcPr>
             <w:tcW w:w="3135" w:type="dxa"/>
-            <w:tcPrChange w:id="479" w:author="Millicent  Mufambi" w:date="2026-06-02T13:12:00Z" w16du:dateUtc="2026-06-02T11:12:00Z">
+            <w:tcPrChange w:id="500" w:author="Millicent  Mufambi" w:date="2026-06-02T13:44:00Z" w16du:dateUtc="2026-06-02T11:44:00Z">
               <w:tcPr>
                 <w:tcW w:w="1568" w:type="dxa"/>
                 <w:gridSpan w:val="2"/>
@@ -9920,12 +10049,12 @@
             </w:tcPrChange>
           </w:tcPr>
           <w:p>
-            <w:del w:id="480" w:author="Millicent  Mufambi" w:date="2026-06-02T13:12:00Z" w16du:dateUtc="2026-06-02T11:12:00Z">
+            <w:del w:id="501" w:author="Millicent  Mufambi" w:date="2026-06-02T13:44:00Z" w16du:dateUtc="2026-06-02T11:44:00Z">
               <w:r>
                 <w:delText>0.95</w:delText>
               </w:r>
             </w:del>
-            <w:ins w:id="481" w:author="Millicent  Mufambi" w:date="2026-06-02T13:12:00Z" w16du:dateUtc="2026-06-02T11:12:00Z">
+            <w:ins w:id="502" w:author="Millicent  Mufambi" w:date="2026-06-02T13:44:00Z" w16du:dateUtc="2026-06-02T11:44:00Z">
               <w:r>
                 <w:t>Genuine disagreement emerges: three split votes, Claude-Haiku dissenting</w:t>
               </w:r>
@@ -9942,16 +10071,16 @@
               <w:right w:val="single" w:sz="8" w:space="0" w:color="4F81BD" w:themeColor="accent1"/>
             </w:tcBorders>
             <w:shd w:val="clear" w:color="auto" w:fill="D3DFEE" w:themeFill="accent1" w:themeFillTint="3F"/>
-            <w:cellDel w:id="482" w:author="Millicent  Mufambi" w:date="2026-06-02T13:12:00Z"/>
-            <w:tcPrChange w:id="483" w:author="Millicent  Mufambi" w:date="2026-06-02T13:12:00Z" w16du:dateUtc="2026-06-02T11:12:00Z">
+            <w:cellDel w:id="503" w:author="Millicent  Mufambi" w:date="2026-06-02T13:44:00Z"/>
+            <w:tcPrChange w:id="504" w:author="Millicent  Mufambi" w:date="2026-06-02T13:44:00Z" w16du:dateUtc="2026-06-02T11:44:00Z">
               <w:tcPr>
                 <w:tcW w:w="1568" w:type="dxa"/>
-                <w:cellDel w:id="484" w:author="Millicent  Mufambi" w:date="2026-06-02T13:12:00Z"/>
+                <w:cellDel w:id="505" w:author="Millicent  Mufambi" w:date="2026-06-02T13:44:00Z"/>
               </w:tcPr>
             </w:tcPrChange>
           </w:tcPr>
           <w:p>
-            <w:del w:id="485" w:author="Millicent  Mufambi" w:date="2026-06-02T13:12:00Z" w16du:dateUtc="2026-06-02T11:12:00Z">
+            <w:del w:id="506" w:author="Millicent  Mufambi" w:date="2026-06-02T13:44:00Z" w16du:dateUtc="2026-06-02T11:44:00Z">
               <w:r>
                 <w:delText>1</w:delText>
               </w:r>
@@ -9961,7 +10090,7 @@
       </w:tr>
       <w:tr>
         <w:trPr>
-          <w:trPrChange w:id="486" w:author="Millicent  Mufambi" w:date="2026-06-02T13:12:00Z" w16du:dateUtc="2026-06-02T11:12:00Z">
+          <w:trPrChange w:id="507" w:author="Millicent  Mufambi" w:date="2026-06-02T13:44:00Z" w16du:dateUtc="2026-06-02T11:44:00Z">
             <w:trPr>
               <w:gridAfter w:val="0"/>
             </w:trPr>
@@ -9970,14 +10099,14 @@
         <w:tc>
           <w:tcPr>
             <w:tcW w:w="3135" w:type="dxa"/>
-            <w:tcPrChange w:id="487" w:author="Millicent  Mufambi" w:date="2026-06-02T13:12:00Z" w16du:dateUtc="2026-06-02T11:12:00Z">
+            <w:tcPrChange w:id="508" w:author="Millicent  Mufambi" w:date="2026-06-02T13:44:00Z" w16du:dateUtc="2026-06-02T11:44:00Z">
               <w:tcPr>
                 <w:tcW w:w="1568" w:type="dxa"/>
               </w:tcPr>
             </w:tcPrChange>
           </w:tcPr>
           <w:p>
-            <w:del w:id="488" w:author="Millicent  Mufambi" w:date="2026-06-02T13:12:00Z" w16du:dateUtc="2026-06-02T11:12:00Z">
+            <w:del w:id="509" w:author="Millicent  Mufambi" w:date="2026-06-02T13:44:00Z" w16du:dateUtc="2026-06-02T11:44:00Z">
               <w:r>
                 <w:delText xml:space="preserve">Four </w:delText>
               </w:r>
@@ -9985,7 +10114,7 @@
                 <w:delText>distinct-family validators (diverse)</w:delText>
               </w:r>
             </w:del>
-            <w:ins w:id="489" w:author="Millicent  Mufambi" w:date="2026-06-02T13:12:00Z" w16du:dateUtc="2026-06-02T11:12:00Z">
+            <w:ins w:id="510" w:author="Millicent  Mufambi" w:date="2026-06-02T13:44:00Z" w16du:dateUtc="2026-06-02T11:44:00Z">
               <w:r>
                 <w:t>Heterogeneous proposers, semantic-quorum study</w:t>
               </w:r>
@@ -10001,17 +10130,17 @@
               <w:bottom w:val="single" w:sz="8" w:space="0" w:color="4F81BD" w:themeColor="accent1"/>
               <w:right w:val="single" w:sz="8" w:space="0" w:color="4F81BD" w:themeColor="accent1"/>
             </w:tcBorders>
-            <w:cellDel w:id="490" w:author="Millicent  Mufambi" w:date="2026-06-02T13:12:00Z"/>
-            <w:tcPrChange w:id="491" w:author="Millicent  Mufambi" w:date="2026-06-02T13:12:00Z" w16du:dateUtc="2026-06-02T11:12:00Z">
+            <w:cellDel w:id="511" w:author="Millicent  Mufambi" w:date="2026-06-02T13:44:00Z"/>
+            <w:tcPrChange w:id="512" w:author="Millicent  Mufambi" w:date="2026-06-02T13:44:00Z" w16du:dateUtc="2026-06-02T11:44:00Z">
               <w:tcPr>
                 <w:tcW w:w="1568" w:type="dxa"/>
                 <w:gridSpan w:val="2"/>
-                <w:cellDel w:id="492" w:author="Millicent  Mufambi" w:date="2026-06-02T13:12:00Z"/>
+                <w:cellDel w:id="513" w:author="Millicent  Mufambi" w:date="2026-06-02T13:44:00Z"/>
               </w:tcPr>
             </w:tcPrChange>
           </w:tcPr>
           <w:p>
-            <w:del w:id="493" w:author="Millicent  Mufambi" w:date="2026-06-02T13:12:00Z" w16du:dateUtc="2026-06-02T11:12:00Z">
+            <w:del w:id="514" w:author="Millicent  Mufambi" w:date="2026-06-02T13:44:00Z" w16du:dateUtc="2026-06-02T11:44:00Z">
               <w:r>
                 <w:delText>5</w:delText>
               </w:r>
@@ -10028,17 +10157,17 @@
               <w:bottom w:val="single" w:sz="8" w:space="0" w:color="4F81BD" w:themeColor="accent1"/>
               <w:right w:val="single" w:sz="8" w:space="0" w:color="4F81BD" w:themeColor="accent1"/>
             </w:tcBorders>
-            <w:cellDel w:id="494" w:author="Millicent  Mufambi" w:date="2026-06-02T13:12:00Z"/>
-            <w:tcPrChange w:id="495" w:author="Millicent  Mufambi" w:date="2026-06-02T13:12:00Z" w16du:dateUtc="2026-06-02T11:12:00Z">
+            <w:cellDel w:id="515" w:author="Millicent  Mufambi" w:date="2026-06-02T13:44:00Z"/>
+            <w:tcPrChange w:id="516" w:author="Millicent  Mufambi" w:date="2026-06-02T13:44:00Z" w16du:dateUtc="2026-06-02T11:44:00Z">
               <w:tcPr>
                 <w:tcW w:w="1568" w:type="dxa"/>
                 <w:gridSpan w:val="2"/>
-                <w:cellDel w:id="496" w:author="Millicent  Mufambi" w:date="2026-06-02T13:12:00Z"/>
+                <w:cellDel w:id="517" w:author="Millicent  Mufambi" w:date="2026-06-02T13:44:00Z"/>
               </w:tcPr>
             </w:tcPrChange>
           </w:tcPr>
           <w:p>
-            <w:del w:id="497" w:author="Millicent  Mufambi" w:date="2026-06-02T13:12:00Z" w16du:dateUtc="2026-06-02T11:12:00Z">
+            <w:del w:id="518" w:author="Millicent  Mufambi" w:date="2026-06-02T13:44:00Z" w16du:dateUtc="2026-06-02T11:44:00Z">
               <w:r>
                 <w:delText>3</w:delText>
               </w:r>
@@ -10048,7 +10177,7 @@
         <w:tc>
           <w:tcPr>
             <w:tcW w:w="3135" w:type="dxa"/>
-            <w:tcPrChange w:id="498" w:author="Millicent  Mufambi" w:date="2026-06-02T13:12:00Z" w16du:dateUtc="2026-06-02T11:12:00Z">
+            <w:tcPrChange w:id="519" w:author="Millicent  Mufambi" w:date="2026-06-02T13:44:00Z" w16du:dateUtc="2026-06-02T11:44:00Z">
               <w:tcPr>
                 <w:tcW w:w="1568" w:type="dxa"/>
                 <w:gridSpan w:val="3"/>
@@ -10059,12 +10188,12 @@
             <w:r>
               <w:t>0.</w:t>
             </w:r>
-            <w:del w:id="499" w:author="Millicent  Mufambi" w:date="2026-06-02T13:12:00Z" w16du:dateUtc="2026-06-02T11:12:00Z">
+            <w:del w:id="520" w:author="Millicent  Mufambi" w:date="2026-06-02T13:44:00Z" w16du:dateUtc="2026-06-02T11:44:00Z">
               <w:r>
                 <w:delText>40</w:delText>
               </w:r>
             </w:del>
-            <w:ins w:id="500" w:author="Millicent  Mufambi" w:date="2026-06-02T13:12:00Z" w16du:dateUtc="2026-06-02T11:12:00Z">
+            <w:ins w:id="521" w:author="Millicent  Mufambi" w:date="2026-06-02T13:44:00Z" w16du:dateUtc="2026-06-02T11:44:00Z">
               <w:r>
                 <w:t>54</w:t>
               </w:r>
@@ -10074,7 +10203,7 @@
         <w:tc>
           <w:tcPr>
             <w:tcW w:w="3135" w:type="dxa"/>
-            <w:tcPrChange w:id="501" w:author="Millicent  Mufambi" w:date="2026-06-02T13:12:00Z" w16du:dateUtc="2026-06-02T11:12:00Z">
+            <w:tcPrChange w:id="522" w:author="Millicent  Mufambi" w:date="2026-06-02T13:44:00Z" w16du:dateUtc="2026-06-02T11:44:00Z">
               <w:tcPr>
                 <w:tcW w:w="1568" w:type="dxa"/>
                 <w:gridSpan w:val="2"/>
@@ -10082,7 +10211,7 @@
             </w:tcPrChange>
           </w:tcPr>
           <w:p>
-            <w:del w:id="502" w:author="Millicent  Mufambi" w:date="2026-06-02T13:12:00Z" w16du:dateUtc="2026-06-02T11:12:00Z">
+            <w:del w:id="523" w:author="Millicent  Mufambi" w:date="2026-06-02T13:44:00Z" w16du:dateUtc="2026-06-02T11:44:00Z">
               <w:r>
                 <w:rPr>
                   <w:b/>
@@ -10090,7 +10219,7 @@
                 <w:delText>1.00</w:delText>
               </w:r>
             </w:del>
-            <w:ins w:id="503" w:author="Millicent  Mufambi" w:date="2026-06-02T13:12:00Z" w16du:dateUtc="2026-06-02T11:12:00Z">
+            <w:ins w:id="524" w:author="Millicent  Mufambi" w:date="2026-06-02T13:44:00Z" w16du:dateUtc="2026-06-02T11:44:00Z">
               <w:r>
                 <w:t>Once proposals may differ, behavioural agreement drops sharply</w:t>
               </w:r>
@@ -10106,16 +10235,16 @@
               <w:bottom w:val="single" w:sz="8" w:space="0" w:color="4F81BD" w:themeColor="accent1"/>
               <w:right w:val="single" w:sz="8" w:space="0" w:color="4F81BD" w:themeColor="accent1"/>
             </w:tcBorders>
-            <w:cellDel w:id="504" w:author="Millicent  Mufambi" w:date="2026-06-02T13:12:00Z"/>
-            <w:tcPrChange w:id="505" w:author="Millicent  Mufambi" w:date="2026-06-02T13:12:00Z" w16du:dateUtc="2026-06-02T11:12:00Z">
+            <w:cellDel w:id="525" w:author="Millicent  Mufambi" w:date="2026-06-02T13:44:00Z"/>
+            <w:tcPrChange w:id="526" w:author="Millicent  Mufambi" w:date="2026-06-02T13:44:00Z" w16du:dateUtc="2026-06-02T11:44:00Z">
               <w:tcPr>
                 <w:tcW w:w="1568" w:type="dxa"/>
-                <w:cellDel w:id="506" w:author="Millicent  Mufambi" w:date="2026-06-02T13:12:00Z"/>
+                <w:cellDel w:id="527" w:author="Millicent  Mufambi" w:date="2026-06-02T13:44:00Z"/>
               </w:tcPr>
             </w:tcPrChange>
           </w:tcPr>
           <w:p>
-            <w:del w:id="507" w:author="Millicent  Mufambi" w:date="2026-06-02T13:12:00Z" w16du:dateUtc="2026-06-02T11:12:00Z">
+            <w:del w:id="528" w:author="Millicent  Mufambi" w:date="2026-06-02T13:44:00Z" w16du:dateUtc="2026-06-02T11:44:00Z">
               <w:r>
                 <w:delText>6</w:delText>
               </w:r>
@@ -10155,12 +10284,12 @@
       <w:r>
         <w:t xml:space="preserve">To answer RQ1 directly, the e-commerce set was re-run with </w:t>
       </w:r>
-      <w:del w:id="508" w:author="Millicent  Mufambi" w:date="2026-06-02T13:12:00Z" w16du:dateUtc="2026-06-02T11:12:00Z">
+      <w:del w:id="529" w:author="Millicent  Mufambi" w:date="2026-06-02T13:44:00Z" w16du:dateUtc="2026-06-02T11:44:00Z">
         <w:r>
           <w:delText>five</w:delText>
         </w:r>
       </w:del>
-      <w:ins w:id="509" w:author="Millicent  Mufambi" w:date="2026-06-02T13:12:00Z" w16du:dateUtc="2026-06-02T11:12:00Z">
+      <w:ins w:id="530" w:author="Millicent  Mufambi" w:date="2026-06-02T13:44:00Z" w16du:dateUtc="2026-06-02T11:44:00Z">
         <w:r>
           <w:t>seven independent</w:t>
         </w:r>
@@ -10168,12 +10297,12 @@
       <w:r>
         <w:t xml:space="preserve"> validators instead of </w:t>
       </w:r>
-      <w:del w:id="510" w:author="Millicent  Mufambi" w:date="2026-06-02T13:12:00Z" w16du:dateUtc="2026-06-02T11:12:00Z">
+      <w:del w:id="531" w:author="Millicent  Mufambi" w:date="2026-06-02T13:44:00Z" w16du:dateUtc="2026-06-02T11:44:00Z">
         <w:r>
           <w:delText>two</w:delText>
         </w:r>
       </w:del>
-      <w:ins w:id="511" w:author="Millicent  Mufambi" w:date="2026-06-02T13:12:00Z" w16du:dateUtc="2026-06-02T11:12:00Z">
+      <w:ins w:id="532" w:author="Millicent  Mufambi" w:date="2026-06-02T13:44:00Z" w16du:dateUtc="2026-06-02T11:44:00Z">
         <w:r>
           <w:t>four</w:t>
         </w:r>
@@ -10181,7 +10310,7 @@
       <w:r>
         <w:t xml:space="preserve">, satisfying </w:t>
       </w:r>
-      <w:ins w:id="512" w:author="Millicent  Mufambi" w:date="2026-06-02T13:12:00Z" w16du:dateUtc="2026-06-02T11:12:00Z">
+      <w:ins w:id="533" w:author="Millicent  Mufambi" w:date="2026-06-02T13:44:00Z" w16du:dateUtc="2026-06-02T11:44:00Z">
         <w:r>
           <w:t xml:space="preserve">n = </w:t>
         </w:r>
@@ -10189,12 +10318,12 @@
       <w:r>
         <w:t>3f</w:t>
       </w:r>
-      <w:del w:id="513" w:author="Millicent  Mufambi" w:date="2026-06-02T13:12:00Z" w16du:dateUtc="2026-06-02T11:12:00Z">
+      <w:del w:id="534" w:author="Millicent  Mufambi" w:date="2026-06-02T13:44:00Z" w16du:dateUtc="2026-06-02T11:44:00Z">
         <w:r>
           <w:delText>+</w:delText>
         </w:r>
       </w:del>
-      <w:ins w:id="514" w:author="Millicent  Mufambi" w:date="2026-06-02T13:12:00Z" w16du:dateUtc="2026-06-02T11:12:00Z">
+      <w:ins w:id="535" w:author="Millicent  Mufambi" w:date="2026-06-02T13:44:00Z" w16du:dateUtc="2026-06-02T11:44:00Z">
         <w:r>
           <w:t xml:space="preserve"> + </w:t>
         </w:r>
@@ -10202,12 +10331,12 @@
       <w:r>
         <w:t>1 = 7 at f = 2, so the system tolerates two simultaneous Byzantine validators</w:t>
       </w:r>
-      <w:del w:id="515" w:author="Millicent  Mufambi" w:date="2026-06-02T13:12:00Z" w16du:dateUtc="2026-06-02T11:12:00Z">
+      <w:del w:id="536" w:author="Millicent  Mufambi" w:date="2026-06-02T13:44:00Z" w16du:dateUtc="2026-06-02T11:44:00Z">
         <w:r>
           <w:delText>.</w:delText>
         </w:r>
       </w:del>
-      <w:ins w:id="516" w:author="Millicent  Mufambi" w:date="2026-06-02T13:12:00Z" w16du:dateUtc="2026-06-02T11:12:00Z">
+      <w:ins w:id="537" w:author="Millicent  Mufambi" w:date="2026-06-02T13:44:00Z" w16du:dateUtc="2026-06-02T11:44:00Z">
         <w:r>
           <w:t>; the tight-bound study (Section 6.13) confirms that a third would break consensus.</w:t>
         </w:r>
@@ -10215,7 +10344,7 @@
       <w:r>
         <w:t xml:space="preserve"> The analyzer, healer and baseline were held constant.</w:t>
       </w:r>
-      <w:ins w:id="517" w:author="Millicent  Mufambi" w:date="2026-06-02T13:12:00Z" w16du:dateUtc="2026-06-02T11:12:00Z">
+      <w:ins w:id="538" w:author="Millicent  Mufambi" w:date="2026-06-02T13:44:00Z" w16du:dateUtc="2026-06-02T11:44:00Z">
         <w:r>
           <w:t xml:space="preserve"> Table 8 compares success, safety and validator agreement at n = 4 and n = 7; how latency scales with the validator count is reported separately in Section 6.12 (Table 11), so that latency appears in one place only.</w:t>
         </w:r>
@@ -10250,7 +10379,7 @@
         <w:tblStyle w:val="LightGrid-Accent1"/>
         <w:tblW w:w="0" w:type="auto"/>
         <w:tblLook w:val="04A0" w:firstRow="1" w:lastRow="0" w:firstColumn="1" w:lastColumn="0" w:noHBand="0" w:noVBand="1"/>
-        <w:tblPrChange w:id="518" w:author="Millicent  Mufambi" w:date="2026-06-02T13:12:00Z" w16du:dateUtc="2026-06-02T11:12:00Z">
+        <w:tblPrChange w:id="539" w:author="Millicent  Mufambi" w:date="2026-06-02T13:44:00Z" w16du:dateUtc="2026-06-02T11:44:00Z">
           <w:tblPr>
             <w:tblStyle w:val="LightGrid-Accent1"/>
             <w:tblW w:w="0" w:type="auto"/>
@@ -10267,7 +10396,7 @@
         <w:gridCol w:w="1149"/>
         <w:gridCol w:w="1213"/>
         <w:gridCol w:w="1146"/>
-        <w:tblGridChange w:id="519">
+        <w:tblGridChange w:id="540">
           <w:tblGrid>
             <w:gridCol w:w="1469"/>
             <w:gridCol w:w="1168"/>
@@ -10288,7 +10417,7 @@
           <w:tcPr>
             <w:cnfStyle w:val="001000000000" w:firstRow="0" w:lastRow="0" w:firstColumn="1" w:lastColumn="0" w:oddVBand="0" w:evenVBand="0" w:oddHBand="0" w:evenHBand="0" w:firstRowFirstColumn="0" w:firstRowLastColumn="0" w:lastRowFirstColumn="0" w:lastRowLastColumn="0"/>
             <w:tcW w:w="1176" w:type="dxa"/>
-            <w:tcPrChange w:id="520" w:author="Millicent  Mufambi" w:date="2026-06-02T13:12:00Z" w16du:dateUtc="2026-06-02T11:12:00Z">
+            <w:tcPrChange w:id="541" w:author="Millicent  Mufambi" w:date="2026-06-02T13:44:00Z" w16du:dateUtc="2026-06-02T11:44:00Z">
               <w:tcPr>
                 <w:tcW w:w="1176" w:type="dxa"/>
               </w:tcPr>
@@ -10307,7 +10436,7 @@
         <w:tc>
           <w:tcPr>
             <w:tcW w:w="1176" w:type="dxa"/>
-            <w:tcPrChange w:id="521" w:author="Millicent  Mufambi" w:date="2026-06-02T13:12:00Z" w16du:dateUtc="2026-06-02T11:12:00Z">
+            <w:tcPrChange w:id="542" w:author="Millicent  Mufambi" w:date="2026-06-02T13:44:00Z" w16du:dateUtc="2026-06-02T11:44:00Z">
               <w:tcPr>
                 <w:tcW w:w="1176" w:type="dxa"/>
               </w:tcPr>
@@ -10326,7 +10455,7 @@
         <w:tc>
           <w:tcPr>
             <w:tcW w:w="1176" w:type="dxa"/>
-            <w:tcPrChange w:id="522" w:author="Millicent  Mufambi" w:date="2026-06-02T13:12:00Z" w16du:dateUtc="2026-06-02T11:12:00Z">
+            <w:tcPrChange w:id="543" w:author="Millicent  Mufambi" w:date="2026-06-02T13:44:00Z" w16du:dateUtc="2026-06-02T11:44:00Z">
               <w:tcPr>
                 <w:tcW w:w="1176" w:type="dxa"/>
               </w:tcPr>
@@ -10345,7 +10474,7 @@
         <w:tc>
           <w:tcPr>
             <w:tcW w:w="1176" w:type="dxa"/>
-            <w:tcPrChange w:id="523" w:author="Millicent  Mufambi" w:date="2026-06-02T13:12:00Z" w16du:dateUtc="2026-06-02T11:12:00Z">
+            <w:tcPrChange w:id="544" w:author="Millicent  Mufambi" w:date="2026-06-02T13:44:00Z" w16du:dateUtc="2026-06-02T11:44:00Z">
               <w:tcPr>
                 <w:tcW w:w="1176" w:type="dxa"/>
               </w:tcPr>
@@ -10364,7 +10493,7 @@
         <w:tc>
           <w:tcPr>
             <w:tcW w:w="1176" w:type="dxa"/>
-            <w:tcPrChange w:id="524" w:author="Millicent  Mufambi" w:date="2026-06-02T13:12:00Z" w16du:dateUtc="2026-06-02T11:12:00Z">
+            <w:tcPrChange w:id="545" w:author="Millicent  Mufambi" w:date="2026-06-02T13:44:00Z" w16du:dateUtc="2026-06-02T11:44:00Z">
               <w:tcPr>
                 <w:tcW w:w="1176" w:type="dxa"/>
               </w:tcPr>
@@ -10383,11 +10512,11 @@
         <w:tc>
           <w:tcPr>
             <w:tcW w:w="1176" w:type="dxa"/>
-            <w:cellDel w:id="525" w:author="Millicent  Mufambi" w:date="2026-06-02T13:12:00Z"/>
-            <w:tcPrChange w:id="526" w:author="Millicent  Mufambi" w:date="2026-06-02T13:12:00Z" w16du:dateUtc="2026-06-02T11:12:00Z">
+            <w:cellDel w:id="546" w:author="Millicent  Mufambi" w:date="2026-06-02T13:44:00Z"/>
+            <w:tcPrChange w:id="547" w:author="Millicent  Mufambi" w:date="2026-06-02T13:44:00Z" w16du:dateUtc="2026-06-02T11:44:00Z">
               <w:tcPr>
                 <w:tcW w:w="1176" w:type="dxa"/>
-                <w:cellDel w:id="527" w:author="Millicent  Mufambi" w:date="2026-06-02T13:12:00Z"/>
+                <w:cellDel w:id="548" w:author="Millicent  Mufambi" w:date="2026-06-02T13:44:00Z"/>
               </w:tcPr>
             </w:tcPrChange>
           </w:tcPr>
@@ -10396,7 +10525,7 @@
               <w:jc w:val="center"/>
               <w:cnfStyle w:val="100000000000" w:firstRow="1" w:lastRow="0" w:firstColumn="0" w:lastColumn="0" w:oddVBand="0" w:evenVBand="0" w:oddHBand="0" w:evenHBand="0" w:firstRowFirstColumn="0" w:firstRowLastColumn="0" w:lastRowFirstColumn="0" w:lastRowLastColumn="0"/>
             </w:pPr>
-            <w:del w:id="528" w:author="Millicent  Mufambi" w:date="2026-06-02T13:12:00Z" w16du:dateUtc="2026-06-02T11:12:00Z">
+            <w:del w:id="549" w:author="Millicent  Mufambi" w:date="2026-06-02T13:44:00Z" w16du:dateUtc="2026-06-02T11:44:00Z">
               <w:r>
                 <w:delText>Latency p50</w:delText>
               </w:r>
@@ -10406,7 +10535,7 @@
         <w:tc>
           <w:tcPr>
             <w:tcW w:w="1176" w:type="dxa"/>
-            <w:tcPrChange w:id="529" w:author="Millicent  Mufambi" w:date="2026-06-02T13:12:00Z" w16du:dateUtc="2026-06-02T11:12:00Z">
+            <w:tcPrChange w:id="550" w:author="Millicent  Mufambi" w:date="2026-06-02T13:44:00Z" w16du:dateUtc="2026-06-02T11:44:00Z">
               <w:tcPr>
                 <w:tcW w:w="1176" w:type="dxa"/>
               </w:tcPr>
@@ -10425,7 +10554,7 @@
         <w:tc>
           <w:tcPr>
             <w:tcW w:w="1176" w:type="dxa"/>
-            <w:tcPrChange w:id="530" w:author="Millicent  Mufambi" w:date="2026-06-02T13:12:00Z" w16du:dateUtc="2026-06-02T11:12:00Z">
+            <w:tcPrChange w:id="551" w:author="Millicent  Mufambi" w:date="2026-06-02T13:44:00Z" w16du:dateUtc="2026-06-02T11:44:00Z">
               <w:tcPr>
                 <w:tcW w:w="1176" w:type="dxa"/>
               </w:tcPr>
@@ -10450,7 +10579,7 @@
           <w:tcPr>
             <w:cnfStyle w:val="001000000000" w:firstRow="0" w:lastRow="0" w:firstColumn="1" w:lastColumn="0" w:oddVBand="0" w:evenVBand="0" w:oddHBand="0" w:evenHBand="0" w:firstRowFirstColumn="0" w:firstRowLastColumn="0" w:lastRowFirstColumn="0" w:lastRowLastColumn="0"/>
             <w:tcW w:w="1176" w:type="dxa"/>
-            <w:tcPrChange w:id="531" w:author="Millicent  Mufambi" w:date="2026-06-02T13:12:00Z" w16du:dateUtc="2026-06-02T11:12:00Z">
+            <w:tcPrChange w:id="552" w:author="Millicent  Mufambi" w:date="2026-06-02T13:44:00Z" w16du:dateUtc="2026-06-02T11:44:00Z">
               <w:tcPr>
                 <w:tcW w:w="1176" w:type="dxa"/>
               </w:tcPr>
@@ -10462,7 +10591,7 @@
             </w:pPr>
             <w:r>
               <w:rPr>
-                <w:rPrChange w:id="532" w:author="Millicent  Mufambi" w:date="2026-06-02T13:12:00Z" w16du:dateUtc="2026-06-02T11:12:00Z">
+                <w:rPrChange w:id="553" w:author="Millicent  Mufambi" w:date="2026-06-02T13:44:00Z" w16du:dateUtc="2026-06-02T11:44:00Z">
                   <w:rPr>
                     <w:b w:val="0"/>
                   </w:rPr>
@@ -10470,7 +10599,7 @@
               </w:rPr>
               <w:t xml:space="preserve">n = 4 (f = 1, </w:t>
             </w:r>
-            <w:del w:id="533" w:author="Millicent  Mufambi" w:date="2026-06-02T13:12:00Z" w16du:dateUtc="2026-06-02T11:12:00Z">
+            <w:del w:id="554" w:author="Millicent  Mufambi" w:date="2026-06-02T13:44:00Z" w16du:dateUtc="2026-06-02T11:44:00Z">
               <w:r>
                 <w:rPr>
                   <w:b w:val="0"/>
@@ -10478,14 +10607,14 @@
                 <w:delText>two</w:delText>
               </w:r>
             </w:del>
-            <w:ins w:id="534" w:author="Millicent  Mufambi" w:date="2026-06-02T13:12:00Z" w16du:dateUtc="2026-06-02T11:12:00Z">
+            <w:ins w:id="555" w:author="Millicent  Mufambi" w:date="2026-06-02T13:44:00Z" w16du:dateUtc="2026-06-02T11:44:00Z">
               <w:r>
                 <w:t>four independent</w:t>
               </w:r>
             </w:ins>
             <w:r>
               <w:rPr>
-                <w:rPrChange w:id="535" w:author="Millicent  Mufambi" w:date="2026-06-02T13:12:00Z" w16du:dateUtc="2026-06-02T11:12:00Z">
+                <w:rPrChange w:id="556" w:author="Millicent  Mufambi" w:date="2026-06-02T13:44:00Z" w16du:dateUtc="2026-06-02T11:44:00Z">
                   <w:rPr>
                     <w:b w:val="0"/>
                   </w:rPr>
@@ -10498,7 +10627,7 @@
         <w:tc>
           <w:tcPr>
             <w:tcW w:w="1176" w:type="dxa"/>
-            <w:tcPrChange w:id="536" w:author="Millicent  Mufambi" w:date="2026-06-02T13:12:00Z" w16du:dateUtc="2026-06-02T11:12:00Z">
+            <w:tcPrChange w:id="557" w:author="Millicent  Mufambi" w:date="2026-06-02T13:44:00Z" w16du:dateUtc="2026-06-02T11:44:00Z">
               <w:tcPr>
                 <w:tcW w:w="1176" w:type="dxa"/>
               </w:tcPr>
@@ -10516,7 +10645,7 @@
         <w:tc>
           <w:tcPr>
             <w:tcW w:w="1176" w:type="dxa"/>
-            <w:tcPrChange w:id="537" w:author="Millicent  Mufambi" w:date="2026-06-02T13:12:00Z" w16du:dateUtc="2026-06-02T11:12:00Z">
+            <w:tcPrChange w:id="558" w:author="Millicent  Mufambi" w:date="2026-06-02T13:44:00Z" w16du:dateUtc="2026-06-02T11:44:00Z">
               <w:tcPr>
                 <w:tcW w:w="1176" w:type="dxa"/>
               </w:tcPr>
@@ -10534,7 +10663,7 @@
         <w:tc>
           <w:tcPr>
             <w:tcW w:w="1176" w:type="dxa"/>
-            <w:tcPrChange w:id="538" w:author="Millicent  Mufambi" w:date="2026-06-02T13:12:00Z" w16du:dateUtc="2026-06-02T11:12:00Z">
+            <w:tcPrChange w:id="559" w:author="Millicent  Mufambi" w:date="2026-06-02T13:44:00Z" w16du:dateUtc="2026-06-02T11:44:00Z">
               <w:tcPr>
                 <w:tcW w:w="1176" w:type="dxa"/>
               </w:tcPr>
@@ -10555,7 +10684,7 @@
         <w:tc>
           <w:tcPr>
             <w:tcW w:w="1176" w:type="dxa"/>
-            <w:tcPrChange w:id="539" w:author="Millicent  Mufambi" w:date="2026-06-02T13:12:00Z" w16du:dateUtc="2026-06-02T11:12:00Z">
+            <w:tcPrChange w:id="560" w:author="Millicent  Mufambi" w:date="2026-06-02T13:44:00Z" w16du:dateUtc="2026-06-02T11:44:00Z">
               <w:tcPr>
                 <w:tcW w:w="1176" w:type="dxa"/>
               </w:tcPr>
@@ -10576,11 +10705,11 @@
         <w:tc>
           <w:tcPr>
             <w:tcW w:w="1176" w:type="dxa"/>
-            <w:cellDel w:id="540" w:author="Millicent  Mufambi" w:date="2026-06-02T13:12:00Z"/>
-            <w:tcPrChange w:id="541" w:author="Millicent  Mufambi" w:date="2026-06-02T13:12:00Z" w16du:dateUtc="2026-06-02T11:12:00Z">
+            <w:cellDel w:id="561" w:author="Millicent  Mufambi" w:date="2026-06-02T13:44:00Z"/>
+            <w:tcPrChange w:id="562" w:author="Millicent  Mufambi" w:date="2026-06-02T13:44:00Z" w16du:dateUtc="2026-06-02T11:44:00Z">
               <w:tcPr>
                 <w:tcW w:w="1176" w:type="dxa"/>
-                <w:cellDel w:id="542" w:author="Millicent  Mufambi" w:date="2026-06-02T13:12:00Z"/>
+                <w:cellDel w:id="563" w:author="Millicent  Mufambi" w:date="2026-06-02T13:44:00Z"/>
               </w:tcPr>
             </w:tcPrChange>
           </w:tcPr>
@@ -10591,7 +10720,7 @@
                 <w:b/>
               </w:rPr>
             </w:pPr>
-            <w:del w:id="543" w:author="Millicent  Mufambi" w:date="2026-06-02T13:12:00Z" w16du:dateUtc="2026-06-02T11:12:00Z">
+            <w:del w:id="564" w:author="Millicent  Mufambi" w:date="2026-06-02T13:44:00Z" w16du:dateUtc="2026-06-02T11:44:00Z">
               <w:r>
                 <w:rPr>
                   <w:b/>
@@ -10604,7 +10733,7 @@
         <w:tc>
           <w:tcPr>
             <w:tcW w:w="1176" w:type="dxa"/>
-            <w:tcPrChange w:id="544" w:author="Millicent  Mufambi" w:date="2026-06-02T13:12:00Z" w16du:dateUtc="2026-06-02T11:12:00Z">
+            <w:tcPrChange w:id="565" w:author="Millicent  Mufambi" w:date="2026-06-02T13:44:00Z" w16du:dateUtc="2026-06-02T11:44:00Z">
               <w:tcPr>
                 <w:tcW w:w="1176" w:type="dxa"/>
               </w:tcPr>
@@ -10622,7 +10751,7 @@
         <w:tc>
           <w:tcPr>
             <w:tcW w:w="1176" w:type="dxa"/>
-            <w:tcPrChange w:id="545" w:author="Millicent  Mufambi" w:date="2026-06-02T13:12:00Z" w16du:dateUtc="2026-06-02T11:12:00Z">
+            <w:tcPrChange w:id="566" w:author="Millicent  Mufambi" w:date="2026-06-02T13:44:00Z" w16du:dateUtc="2026-06-02T11:44:00Z">
               <w:tcPr>
                 <w:tcW w:w="1176" w:type="dxa"/>
               </w:tcPr>
@@ -10646,7 +10775,7 @@
           <w:tcPr>
             <w:cnfStyle w:val="001000000000" w:firstRow="0" w:lastRow="0" w:firstColumn="1" w:lastColumn="0" w:oddVBand="0" w:evenVBand="0" w:oddHBand="0" w:evenHBand="0" w:firstRowFirstColumn="0" w:firstRowLastColumn="0" w:lastRowFirstColumn="0" w:lastRowLastColumn="0"/>
             <w:tcW w:w="1176" w:type="dxa"/>
-            <w:tcPrChange w:id="546" w:author="Millicent  Mufambi" w:date="2026-06-02T13:12:00Z" w16du:dateUtc="2026-06-02T11:12:00Z">
+            <w:tcPrChange w:id="567" w:author="Millicent  Mufambi" w:date="2026-06-02T13:44:00Z" w16du:dateUtc="2026-06-02T11:44:00Z">
               <w:tcPr>
                 <w:tcW w:w="1176" w:type="dxa"/>
               </w:tcPr>
@@ -10658,7 +10787,7 @@
             </w:pPr>
             <w:r>
               <w:rPr>
-                <w:rPrChange w:id="547" w:author="Millicent  Mufambi" w:date="2026-06-02T13:12:00Z" w16du:dateUtc="2026-06-02T11:12:00Z">
+                <w:rPrChange w:id="568" w:author="Millicent  Mufambi" w:date="2026-06-02T13:44:00Z" w16du:dateUtc="2026-06-02T11:44:00Z">
                   <w:rPr>
                     <w:b w:val="0"/>
                   </w:rPr>
@@ -10666,7 +10795,7 @@
               </w:rPr>
               <w:t xml:space="preserve">n = 7 (f = 2, </w:t>
             </w:r>
-            <w:del w:id="548" w:author="Millicent  Mufambi" w:date="2026-06-02T13:12:00Z" w16du:dateUtc="2026-06-02T11:12:00Z">
+            <w:del w:id="569" w:author="Millicent  Mufambi" w:date="2026-06-02T13:44:00Z" w16du:dateUtc="2026-06-02T11:44:00Z">
               <w:r>
                 <w:rPr>
                   <w:b w:val="0"/>
@@ -10674,14 +10803,14 @@
                 <w:delText>five</w:delText>
               </w:r>
             </w:del>
-            <w:ins w:id="549" w:author="Millicent  Mufambi" w:date="2026-06-02T13:12:00Z" w16du:dateUtc="2026-06-02T11:12:00Z">
+            <w:ins w:id="570" w:author="Millicent  Mufambi" w:date="2026-06-02T13:44:00Z" w16du:dateUtc="2026-06-02T11:44:00Z">
               <w:r>
                 <w:t>seven independent</w:t>
               </w:r>
             </w:ins>
             <w:r>
               <w:rPr>
-                <w:rPrChange w:id="550" w:author="Millicent  Mufambi" w:date="2026-06-02T13:12:00Z" w16du:dateUtc="2026-06-02T11:12:00Z">
+                <w:rPrChange w:id="571" w:author="Millicent  Mufambi" w:date="2026-06-02T13:44:00Z" w16du:dateUtc="2026-06-02T11:44:00Z">
                   <w:rPr>
                     <w:b w:val="0"/>
                   </w:rPr>
@@ -10694,7 +10823,7 @@
         <w:tc>
           <w:tcPr>
             <w:tcW w:w="1176" w:type="dxa"/>
-            <w:tcPrChange w:id="551" w:author="Millicent  Mufambi" w:date="2026-06-02T13:12:00Z" w16du:dateUtc="2026-06-02T11:12:00Z">
+            <w:tcPrChange w:id="572" w:author="Millicent  Mufambi" w:date="2026-06-02T13:44:00Z" w16du:dateUtc="2026-06-02T11:44:00Z">
               <w:tcPr>
                 <w:tcW w:w="1176" w:type="dxa"/>
               </w:tcPr>
@@ -10712,7 +10841,7 @@
         <w:tc>
           <w:tcPr>
             <w:tcW w:w="1176" w:type="dxa"/>
-            <w:tcPrChange w:id="552" w:author="Millicent  Mufambi" w:date="2026-06-02T13:12:00Z" w16du:dateUtc="2026-06-02T11:12:00Z">
+            <w:tcPrChange w:id="573" w:author="Millicent  Mufambi" w:date="2026-06-02T13:44:00Z" w16du:dateUtc="2026-06-02T11:44:00Z">
               <w:tcPr>
                 <w:tcW w:w="1176" w:type="dxa"/>
               </w:tcPr>
@@ -10730,7 +10859,7 @@
         <w:tc>
           <w:tcPr>
             <w:tcW w:w="1176" w:type="dxa"/>
-            <w:tcPrChange w:id="553" w:author="Millicent  Mufambi" w:date="2026-06-02T13:12:00Z" w16du:dateUtc="2026-06-02T11:12:00Z">
+            <w:tcPrChange w:id="574" w:author="Millicent  Mufambi" w:date="2026-06-02T13:44:00Z" w16du:dateUtc="2026-06-02T11:44:00Z">
               <w:tcPr>
                 <w:tcW w:w="1176" w:type="dxa"/>
               </w:tcPr>
@@ -10748,7 +10877,7 @@
         <w:tc>
           <w:tcPr>
             <w:tcW w:w="1176" w:type="dxa"/>
-            <w:tcPrChange w:id="554" w:author="Millicent  Mufambi" w:date="2026-06-02T13:12:00Z" w16du:dateUtc="2026-06-02T11:12:00Z">
+            <w:tcPrChange w:id="575" w:author="Millicent  Mufambi" w:date="2026-06-02T13:44:00Z" w16du:dateUtc="2026-06-02T11:44:00Z">
               <w:tcPr>
                 <w:tcW w:w="1176" w:type="dxa"/>
               </w:tcPr>
@@ -10766,11 +10895,11 @@
         <w:tc>
           <w:tcPr>
             <w:tcW w:w="1176" w:type="dxa"/>
-            <w:cellDel w:id="555" w:author="Millicent  Mufambi" w:date="2026-06-02T13:12:00Z"/>
-            <w:tcPrChange w:id="556" w:author="Millicent  Mufambi" w:date="2026-06-02T13:12:00Z" w16du:dateUtc="2026-06-02T11:12:00Z">
+            <w:cellDel w:id="576" w:author="Millicent  Mufambi" w:date="2026-06-02T13:44:00Z"/>
+            <w:tcPrChange w:id="577" w:author="Millicent  Mufambi" w:date="2026-06-02T13:44:00Z" w16du:dateUtc="2026-06-02T11:44:00Z">
               <w:tcPr>
                 <w:tcW w:w="1176" w:type="dxa"/>
-                <w:cellDel w:id="557" w:author="Millicent  Mufambi" w:date="2026-06-02T13:12:00Z"/>
+                <w:cellDel w:id="578" w:author="Millicent  Mufambi" w:date="2026-06-02T13:44:00Z"/>
               </w:tcPr>
             </w:tcPrChange>
           </w:tcPr>
@@ -10778,7 +10907,7 @@
             <w:pPr>
               <w:cnfStyle w:val="000000010000" w:firstRow="0" w:lastRow="0" w:firstColumn="0" w:lastColumn="0" w:oddVBand="0" w:evenVBand="0" w:oddHBand="0" w:evenHBand="1" w:firstRowFirstColumn="0" w:firstRowLastColumn="0" w:lastRowFirstColumn="0" w:lastRowLastColumn="0"/>
             </w:pPr>
-            <w:del w:id="558" w:author="Millicent  Mufambi" w:date="2026-06-02T13:12:00Z" w16du:dateUtc="2026-06-02T11:12:00Z">
+            <w:del w:id="579" w:author="Millicent  Mufambi" w:date="2026-06-02T13:44:00Z" w16du:dateUtc="2026-06-02T11:44:00Z">
               <w:r>
                 <w:delText>82.7 s</w:delText>
               </w:r>
@@ -10788,7 +10917,7 @@
         <w:tc>
           <w:tcPr>
             <w:tcW w:w="1176" w:type="dxa"/>
-            <w:tcPrChange w:id="559" w:author="Millicent  Mufambi" w:date="2026-06-02T13:12:00Z" w16du:dateUtc="2026-06-02T11:12:00Z">
+            <w:tcPrChange w:id="580" w:author="Millicent  Mufambi" w:date="2026-06-02T13:44:00Z" w16du:dateUtc="2026-06-02T11:44:00Z">
               <w:tcPr>
                 <w:tcW w:w="1176" w:type="dxa"/>
               </w:tcPr>
@@ -10806,7 +10935,7 @@
         <w:tc>
           <w:tcPr>
             <w:tcW w:w="1176" w:type="dxa"/>
-            <w:tcPrChange w:id="560" w:author="Millicent  Mufambi" w:date="2026-06-02T13:12:00Z" w16du:dateUtc="2026-06-02T11:12:00Z">
+            <w:tcPrChange w:id="581" w:author="Millicent  Mufambi" w:date="2026-06-02T13:44:00Z" w16du:dateUtc="2026-06-02T11:44:00Z">
               <w:tcPr>
                 <w:tcW w:w="1176" w:type="dxa"/>
               </w:tcPr>
@@ -10832,12 +10961,12 @@
       <w:r>
         <w:t>Three findings follow (Table 8): safety violations stay at zero, so extra validators do not improve safety; raw success drops from 100% to 90% as the 2f</w:t>
       </w:r>
-      <w:del w:id="561" w:author="Millicent  Mufambi" w:date="2026-06-02T13:12:00Z" w16du:dateUtc="2026-06-02T11:12:00Z">
+      <w:del w:id="582" w:author="Millicent  Mufambi" w:date="2026-06-02T13:44:00Z" w16du:dateUtc="2026-06-02T11:44:00Z">
         <w:r>
           <w:delText>+</w:delText>
         </w:r>
       </w:del>
-      <w:ins w:id="562" w:author="Millicent  Mufambi" w:date="2026-06-02T13:12:00Z" w16du:dateUtc="2026-06-02T11:12:00Z">
+      <w:ins w:id="583" w:author="Millicent  Mufambi" w:date="2026-06-02T13:44:00Z" w16du:dateUtc="2026-06-02T11:44:00Z">
         <w:r>
           <w:t xml:space="preserve"> + </w:t>
         </w:r>
@@ -10845,12 +10974,12 @@
       <w:r>
         <w:t xml:space="preserve">1 = 5 quorum is harder to reach; and latency rises </w:t>
       </w:r>
-      <w:del w:id="563" w:author="Millicent  Mufambi" w:date="2026-06-02T13:12:00Z" w16du:dateUtc="2026-06-02T11:12:00Z">
+      <w:del w:id="584" w:author="Millicent  Mufambi" w:date="2026-06-02T13:44:00Z" w16du:dateUtc="2026-06-02T11:44:00Z">
         <w:r>
           <w:delText>63% (50.7 s to 82.7 s p50</w:delText>
         </w:r>
       </w:del>
-      <w:ins w:id="564" w:author="Millicent  Mufambi" w:date="2026-06-02T13:12:00Z" w16du:dateUtc="2026-06-02T11:12:00Z">
+      <w:ins w:id="585" w:author="Millicent  Mufambi" w:date="2026-06-02T13:44:00Z" w16du:dateUtc="2026-06-02T11:44:00Z">
         <w:r>
           <w:t>with the validator count (reported in Section 6.12, Table 11</w:t>
         </w:r>
@@ -10858,12 +10987,12 @@
       <w:r>
         <w:t xml:space="preserve">), set by the slowest of </w:t>
       </w:r>
-      <w:del w:id="565" w:author="Millicent  Mufambi" w:date="2026-06-02T13:12:00Z" w16du:dateUtc="2026-06-02T11:12:00Z">
+      <w:del w:id="586" w:author="Millicent  Mufambi" w:date="2026-06-02T13:44:00Z" w16du:dateUtc="2026-06-02T11:44:00Z">
         <w:r>
           <w:delText>five</w:delText>
         </w:r>
       </w:del>
-      <w:ins w:id="566" w:author="Millicent  Mufambi" w:date="2026-06-02T13:12:00Z" w16du:dateUtc="2026-06-02T11:12:00Z">
+      <w:ins w:id="587" w:author="Millicent  Mufambi" w:date="2026-06-02T13:44:00Z" w16du:dateUtc="2026-06-02T11:44:00Z">
         <w:r>
           <w:t>the seven</w:t>
         </w:r>
@@ -10877,13 +11006,13 @@
         <w:spacing w:after="120"/>
         <w:jc w:val="both"/>
         <w:rPr>
-          <w:ins w:id="567" w:author="Millicent  Mufambi" w:date="2026-06-02T13:12:00Z" w16du:dateUtc="2026-06-02T11:12:00Z"/>
+          <w:ins w:id="588" w:author="Millicent  Mufambi" w:date="2026-06-02T13:44:00Z" w16du:dateUtc="2026-06-02T11:44:00Z"/>
         </w:rPr>
       </w:pPr>
       <w:r>
         <w:t>The</w:t>
       </w:r>
-      <w:del w:id="568" w:author="Millicent  Mufambi" w:date="2026-06-02T13:12:00Z" w16du:dateUtc="2026-06-02T11:12:00Z">
+      <w:del w:id="589" w:author="Millicent  Mufambi" w:date="2026-06-02T13:44:00Z" w16du:dateUtc="2026-06-02T11:44:00Z">
         <w:r>
           <w:delText xml:space="preserve"> empirical</w:delText>
         </w:r>
@@ -10891,12 +11020,12 @@
       <w:r>
         <w:t xml:space="preserve"> answer to RQ1 is n = 4, f = 1: the minimum </w:t>
       </w:r>
-      <w:del w:id="569" w:author="Millicent  Mufambi" w:date="2026-06-02T13:12:00Z" w16du:dateUtc="2026-06-02T11:12:00Z">
+      <w:del w:id="590" w:author="Millicent  Mufambi" w:date="2026-06-02T13:44:00Z" w16du:dateUtc="2026-06-02T11:44:00Z">
         <w:r>
           <w:delText>BFT</w:delText>
         </w:r>
       </w:del>
-      <w:ins w:id="570" w:author="Millicent  Mufambi" w:date="2026-06-02T13:12:00Z" w16du:dateUtc="2026-06-02T11:12:00Z">
+      <w:ins w:id="591" w:author="Millicent  Mufambi" w:date="2026-06-02T13:44:00Z" w16du:dateUtc="2026-06-02T11:44:00Z">
         <w:r>
           <w:t>PBFT</w:t>
         </w:r>
@@ -10904,7 +11033,7 @@
       <w:r>
         <w:t xml:space="preserve">-compliant configuration </w:t>
       </w:r>
-      <w:ins w:id="571" w:author="Millicent  Mufambi" w:date="2026-06-02T13:12:00Z" w16du:dateUtc="2026-06-02T11:12:00Z">
+      <w:ins w:id="592" w:author="Millicent  Mufambi" w:date="2026-06-02T13:44:00Z" w16du:dateUtc="2026-06-02T11:44:00Z">
         <w:r>
           <w:t xml:space="preserve">of four independent validators </w:t>
         </w:r>
@@ -10912,7 +11041,7 @@
       <w:r>
         <w:t xml:space="preserve">gives the best </w:t>
       </w:r>
-      <w:ins w:id="572" w:author="Millicent  Mufambi" w:date="2026-06-02T13:12:00Z" w16du:dateUtc="2026-06-02T11:12:00Z">
+      <w:ins w:id="593" w:author="Millicent  Mufambi" w:date="2026-06-02T13:44:00Z" w16du:dateUtc="2026-06-02T11:44:00Z">
         <w:r>
           <w:t xml:space="preserve">repair </w:t>
         </w:r>
@@ -10920,7 +11049,7 @@
       <w:r>
         <w:t xml:space="preserve">success </w:t>
       </w:r>
-      <w:del w:id="573" w:author="Millicent  Mufambi" w:date="2026-06-02T13:12:00Z" w16du:dateUtc="2026-06-02T11:12:00Z">
+      <w:del w:id="594" w:author="Millicent  Mufambi" w:date="2026-06-02T13:44:00Z" w16du:dateUtc="2026-06-02T11:44:00Z">
         <w:r>
           <w:delText xml:space="preserve">rate </w:delText>
         </w:r>
@@ -10928,12 +11057,12 @@
       <w:r>
         <w:t>and lowest latency</w:t>
       </w:r>
-      <w:del w:id="574" w:author="Millicent  Mufambi" w:date="2026-06-02T13:12:00Z" w16du:dateUtc="2026-06-02T11:12:00Z">
+      <w:del w:id="595" w:author="Millicent  Mufambi" w:date="2026-06-02T13:44:00Z" w16du:dateUtc="2026-06-02T11:44:00Z">
         <w:r>
           <w:delText xml:space="preserve"> while keeping</w:delText>
         </w:r>
       </w:del>
-      <w:ins w:id="575" w:author="Millicent  Mufambi" w:date="2026-06-02T13:12:00Z" w16du:dateUtc="2026-06-02T11:12:00Z">
+      <w:ins w:id="596" w:author="Millicent  Mufambi" w:date="2026-06-02T13:44:00Z" w16du:dateUtc="2026-06-02T11:44:00Z">
         <w:r>
           <w:t>, and</w:t>
         </w:r>
@@ -10941,12 +11070,12 @@
       <w:r>
         <w:t xml:space="preserve"> the </w:t>
       </w:r>
-      <w:del w:id="576" w:author="Millicent  Mufambi" w:date="2026-06-02T13:12:00Z" w16du:dateUtc="2026-06-02T11:12:00Z">
+      <w:del w:id="597" w:author="Millicent  Mufambi" w:date="2026-06-02T13:44:00Z" w16du:dateUtc="2026-06-02T11:44:00Z">
         <w:r>
           <w:delText>formal guarantee. Larger populations are justified only by a threat model demanding tolerance beyond</w:delText>
         </w:r>
       </w:del>
-      <w:ins w:id="577" w:author="Millicent  Mufambi" w:date="2026-06-02T13:12:00Z" w16du:dateUtc="2026-06-02T11:12:00Z">
+      <w:ins w:id="598" w:author="Millicent  Mufambi" w:date="2026-06-02T13:44:00Z" w16du:dateUtc="2026-06-02T11:44:00Z">
         <w:r>
           <w:t>fault-injection study confirms it genuinely tolerates</w:t>
         </w:r>
@@ -10954,7 +11083,7 @@
       <w:r>
         <w:t xml:space="preserve"> one Byzantine </w:t>
       </w:r>
-      <w:ins w:id="578" w:author="Millicent  Mufambi" w:date="2026-06-02T13:12:00Z" w16du:dateUtc="2026-06-02T11:12:00Z">
+      <w:ins w:id="599" w:author="Millicent  Mufambi" w:date="2026-06-02T13:44:00Z" w16du:dateUtc="2026-06-02T11:44:00Z">
         <w:r>
           <w:t>voter (Section 6.6). Raising the population to n = 7 (f = 2) buys tolerance to a second Byzantine voter, which the tight-bound study confirms is real (Section 6.13), at higher latency and no repair gain, so n = 4 is the practical optimum for f = 1.</w:t>
         </w:r>
@@ -10965,10 +11094,10 @@
         <w:spacing w:after="120"/>
         <w:jc w:val="both"/>
         <w:rPr>
-          <w:ins w:id="579" w:author="Millicent  Mufambi" w:date="2026-06-02T13:12:00Z" w16du:dateUtc="2026-06-02T11:12:00Z"/>
+          <w:ins w:id="600" w:author="Millicent  Mufambi" w:date="2026-06-02T13:44:00Z" w16du:dateUtc="2026-06-02T11:44:00Z"/>
         </w:rPr>
       </w:pPr>
-      <w:ins w:id="580" w:author="Millicent  Mufambi" w:date="2026-06-02T13:12:00Z" w16du:dateUtc="2026-06-02T11:12:00Z">
+      <w:ins w:id="601" w:author="Millicent  Mufambi" w:date="2026-06-02T13:44:00Z" w16du:dateUtc="2026-06-02T11:44:00Z">
         <w:r>
           <w:rPr>
             <w:b/>
@@ -10982,10 +11111,10 @@
         <w:spacing w:after="120"/>
         <w:jc w:val="both"/>
         <w:rPr>
-          <w:ins w:id="581" w:author="Millicent  Mufambi" w:date="2026-06-02T13:12:00Z" w16du:dateUtc="2026-06-02T11:12:00Z"/>
+          <w:ins w:id="602" w:author="Millicent  Mufambi" w:date="2026-06-02T13:44:00Z" w16du:dateUtc="2026-06-02T11:44:00Z"/>
         </w:rPr>
       </w:pPr>
-      <w:ins w:id="582" w:author="Millicent  Mufambi" w:date="2026-06-02T13:12:00Z" w16du:dateUtc="2026-06-02T11:12:00Z">
+      <w:ins w:id="603" w:author="Millicent  Mufambi" w:date="2026-06-02T13:44:00Z" w16du:dateUtc="2026-06-02T11:44:00Z">
         <w:r>
           <w:t>Table 9 reports the two quorum rules over the synthetic and e-commerce sets. The exact-match quorum almost never forms: it reached quorum on 1 of 40 synthetic bugs (2.5%) and 3 of 30 e-commerce bugs (10%), with mean pairwise text agreement of 0.18 and 0.20. Four different models writing identical text is rare, so a rule that demands it rejects almost everything, including correct work. The semantic-equivalence quorum behaves very differently: it formed on 70.0% of synthetic and 76.7% of e-commerce bugs, and</w:t>
         </w:r>
@@ -10999,10 +11128,10 @@
         <w:spacing w:after="120"/>
         <w:jc w:val="both"/>
         <w:rPr>
-          <w:ins w:id="583" w:author="Millicent  Mufambi" w:date="2026-06-02T13:12:00Z" w16du:dateUtc="2026-06-02T11:12:00Z"/>
+          <w:ins w:id="604" w:author="Millicent  Mufambi" w:date="2026-06-02T13:44:00Z" w16du:dateUtc="2026-06-02T11:44:00Z"/>
         </w:rPr>
       </w:pPr>
-      <w:ins w:id="584" w:author="Millicent  Mufambi" w:date="2026-06-02T13:12:00Z" w16du:dateUtc="2026-06-02T11:12:00Z">
+      <w:ins w:id="605" w:author="Millicent  Mufambi" w:date="2026-06-02T13:44:00Z" w16du:dateUtc="2026-06-02T11:44:00Z">
         <w:r>
           <w:t>Table 9</w:t>
         </w:r>
@@ -11013,10 +11142,10 @@
         <w:spacing w:after="120"/>
         <w:jc w:val="both"/>
         <w:rPr>
-          <w:ins w:id="585" w:author="Millicent  Mufambi" w:date="2026-06-02T13:12:00Z" w16du:dateUtc="2026-06-02T11:12:00Z"/>
+          <w:ins w:id="606" w:author="Millicent  Mufambi" w:date="2026-06-02T13:44:00Z" w16du:dateUtc="2026-06-02T11:44:00Z"/>
         </w:rPr>
       </w:pPr>
-      <w:ins w:id="586" w:author="Millicent  Mufambi" w:date="2026-06-02T13:12:00Z" w16du:dateUtc="2026-06-02T11:12:00Z">
+      <w:ins w:id="607" w:author="Millicent  Mufambi" w:date="2026-06-02T13:44:00Z" w16du:dateUtc="2026-06-02T11:44:00Z">
         <w:r>
           <w:t>QUORUM FORMATION UNDER FOUR HETEROGENEOUS LLM PROPOSERS (2f+1 = 3)</w:t>
         </w:r>
@@ -11038,7 +11167,7 @@
       </w:tblGrid>
       <w:tr>
         <w:trPr>
-          <w:ins w:id="587" w:author="Millicent  Mufambi" w:date="2026-06-02T13:12:00Z" w16du:dateUtc="2026-06-02T11:12:00Z"/>
+          <w:ins w:id="608" w:author="Millicent  Mufambi" w:date="2026-06-02T13:44:00Z" w16du:dateUtc="2026-06-02T11:44:00Z"/>
         </w:trPr>
         <w:tc>
           <w:tcPr>
@@ -11047,10 +11176,10 @@
           <w:p>
             <w:pPr>
               <w:rPr>
-                <w:ins w:id="588" w:author="Millicent  Mufambi" w:date="2026-06-02T13:12:00Z" w16du:dateUtc="2026-06-02T11:12:00Z"/>
+                <w:ins w:id="609" w:author="Millicent  Mufambi" w:date="2026-06-02T13:44:00Z" w16du:dateUtc="2026-06-02T11:44:00Z"/>
               </w:rPr>
             </w:pPr>
-            <w:ins w:id="589" w:author="Millicent  Mufambi" w:date="2026-06-02T13:12:00Z" w16du:dateUtc="2026-06-02T11:12:00Z">
+            <w:ins w:id="610" w:author="Millicent  Mufambi" w:date="2026-06-02T13:44:00Z" w16du:dateUtc="2026-06-02T11:44:00Z">
               <w:r>
                 <w:rPr>
                   <w:b/>
@@ -11067,10 +11196,10 @@
           <w:p>
             <w:pPr>
               <w:rPr>
-                <w:ins w:id="590" w:author="Millicent  Mufambi" w:date="2026-06-02T13:12:00Z" w16du:dateUtc="2026-06-02T11:12:00Z"/>
+                <w:ins w:id="611" w:author="Millicent  Mufambi" w:date="2026-06-02T13:44:00Z" w16du:dateUtc="2026-06-02T11:44:00Z"/>
               </w:rPr>
             </w:pPr>
-            <w:ins w:id="591" w:author="Millicent  Mufambi" w:date="2026-06-02T13:12:00Z" w16du:dateUtc="2026-06-02T11:12:00Z">
+            <w:ins w:id="612" w:author="Millicent  Mufambi" w:date="2026-06-02T13:44:00Z" w16du:dateUtc="2026-06-02T11:44:00Z">
               <w:r>
                 <w:rPr>
                   <w:b/>
@@ -11087,10 +11216,10 @@
           <w:p>
             <w:pPr>
               <w:rPr>
-                <w:ins w:id="592" w:author="Millicent  Mufambi" w:date="2026-06-02T13:12:00Z" w16du:dateUtc="2026-06-02T11:12:00Z"/>
+                <w:ins w:id="613" w:author="Millicent  Mufambi" w:date="2026-06-02T13:44:00Z" w16du:dateUtc="2026-06-02T11:44:00Z"/>
               </w:rPr>
             </w:pPr>
-            <w:ins w:id="593" w:author="Millicent  Mufambi" w:date="2026-06-02T13:12:00Z" w16du:dateUtc="2026-06-02T11:12:00Z">
+            <w:ins w:id="614" w:author="Millicent  Mufambi" w:date="2026-06-02T13:44:00Z" w16du:dateUtc="2026-06-02T11:44:00Z">
               <w:r>
                 <w:rPr>
                   <w:b/>
@@ -11107,10 +11236,10 @@
           <w:p>
             <w:pPr>
               <w:rPr>
-                <w:ins w:id="594" w:author="Millicent  Mufambi" w:date="2026-06-02T13:12:00Z" w16du:dateUtc="2026-06-02T11:12:00Z"/>
+                <w:ins w:id="615" w:author="Millicent  Mufambi" w:date="2026-06-02T13:44:00Z" w16du:dateUtc="2026-06-02T11:44:00Z"/>
               </w:rPr>
             </w:pPr>
-            <w:ins w:id="595" w:author="Millicent  Mufambi" w:date="2026-06-02T13:12:00Z" w16du:dateUtc="2026-06-02T11:12:00Z">
+            <w:ins w:id="616" w:author="Millicent  Mufambi" w:date="2026-06-02T13:44:00Z" w16du:dateUtc="2026-06-02T11:44:00Z">
               <w:r>
                 <w:rPr>
                   <w:b/>
@@ -11127,10 +11256,10 @@
           <w:p>
             <w:pPr>
               <w:rPr>
-                <w:ins w:id="596" w:author="Millicent  Mufambi" w:date="2026-06-02T13:12:00Z" w16du:dateUtc="2026-06-02T11:12:00Z"/>
+                <w:ins w:id="617" w:author="Millicent  Mufambi" w:date="2026-06-02T13:44:00Z" w16du:dateUtc="2026-06-02T11:44:00Z"/>
               </w:rPr>
             </w:pPr>
-            <w:ins w:id="597" w:author="Millicent  Mufambi" w:date="2026-06-02T13:12:00Z" w16du:dateUtc="2026-06-02T11:12:00Z">
+            <w:ins w:id="618" w:author="Millicent  Mufambi" w:date="2026-06-02T13:44:00Z" w16du:dateUtc="2026-06-02T11:44:00Z">
               <w:r>
                 <w:rPr>
                   <w:b/>
@@ -11147,10 +11276,10 @@
           <w:p>
             <w:pPr>
               <w:rPr>
-                <w:ins w:id="598" w:author="Millicent  Mufambi" w:date="2026-06-02T13:12:00Z" w16du:dateUtc="2026-06-02T11:12:00Z"/>
+                <w:ins w:id="619" w:author="Millicent  Mufambi" w:date="2026-06-02T13:44:00Z" w16du:dateUtc="2026-06-02T11:44:00Z"/>
               </w:rPr>
             </w:pPr>
-            <w:ins w:id="599" w:author="Millicent  Mufambi" w:date="2026-06-02T13:12:00Z" w16du:dateUtc="2026-06-02T11:12:00Z">
+            <w:ins w:id="620" w:author="Millicent  Mufambi" w:date="2026-06-02T13:44:00Z" w16du:dateUtc="2026-06-02T11:44:00Z">
               <w:r>
                 <w:rPr>
                   <w:b/>
@@ -11163,7 +11292,7 @@
       </w:tr>
       <w:tr>
         <w:trPr>
-          <w:ins w:id="600" w:author="Millicent  Mufambi" w:date="2026-06-02T13:12:00Z" w16du:dateUtc="2026-06-02T11:12:00Z"/>
+          <w:ins w:id="621" w:author="Millicent  Mufambi" w:date="2026-06-02T13:44:00Z" w16du:dateUtc="2026-06-02T11:44:00Z"/>
         </w:trPr>
         <w:tc>
           <w:tcPr>
@@ -11172,10 +11301,10 @@
           <w:p>
             <w:pPr>
               <w:rPr>
-                <w:ins w:id="601" w:author="Millicent  Mufambi" w:date="2026-06-02T13:12:00Z" w16du:dateUtc="2026-06-02T11:12:00Z"/>
+                <w:ins w:id="622" w:author="Millicent  Mufambi" w:date="2026-06-02T13:44:00Z" w16du:dateUtc="2026-06-02T11:44:00Z"/>
               </w:rPr>
             </w:pPr>
-            <w:ins w:id="602" w:author="Millicent  Mufambi" w:date="2026-06-02T13:12:00Z" w16du:dateUtc="2026-06-02T11:12:00Z">
+            <w:ins w:id="623" w:author="Millicent  Mufambi" w:date="2026-06-02T13:44:00Z" w16du:dateUtc="2026-06-02T11:44:00Z">
               <w:r>
                 <w:t>Synthetic</w:t>
               </w:r>
@@ -11189,10 +11318,10 @@
           <w:p>
             <w:pPr>
               <w:rPr>
-                <w:ins w:id="603" w:author="Millicent  Mufambi" w:date="2026-06-02T13:12:00Z" w16du:dateUtc="2026-06-02T11:12:00Z"/>
+                <w:ins w:id="624" w:author="Millicent  Mufambi" w:date="2026-06-02T13:44:00Z" w16du:dateUtc="2026-06-02T11:44:00Z"/>
               </w:rPr>
             </w:pPr>
-            <w:ins w:id="604" w:author="Millicent  Mufambi" w:date="2026-06-02T13:12:00Z" w16du:dateUtc="2026-06-02T11:12:00Z">
+            <w:ins w:id="625" w:author="Millicent  Mufambi" w:date="2026-06-02T13:44:00Z" w16du:dateUtc="2026-06-02T11:44:00Z">
               <w:r>
                 <w:t>40</w:t>
               </w:r>
@@ -11206,10 +11335,10 @@
           <w:p>
             <w:pPr>
               <w:rPr>
-                <w:ins w:id="605" w:author="Millicent  Mufambi" w:date="2026-06-02T13:12:00Z" w16du:dateUtc="2026-06-02T11:12:00Z"/>
+                <w:ins w:id="626" w:author="Millicent  Mufambi" w:date="2026-06-02T13:44:00Z" w16du:dateUtc="2026-06-02T11:44:00Z"/>
               </w:rPr>
             </w:pPr>
-            <w:ins w:id="606" w:author="Millicent  Mufambi" w:date="2026-06-02T13:12:00Z" w16du:dateUtc="2026-06-02T11:12:00Z">
+            <w:ins w:id="627" w:author="Millicent  Mufambi" w:date="2026-06-02T13:44:00Z" w16du:dateUtc="2026-06-02T11:44:00Z">
               <w:r>
                 <w:t>2.5%</w:t>
               </w:r>
@@ -11223,10 +11352,10 @@
           <w:p>
             <w:pPr>
               <w:rPr>
-                <w:ins w:id="607" w:author="Millicent  Mufambi" w:date="2026-06-02T13:12:00Z" w16du:dateUtc="2026-06-02T11:12:00Z"/>
+                <w:ins w:id="628" w:author="Millicent  Mufambi" w:date="2026-06-02T13:44:00Z" w16du:dateUtc="2026-06-02T11:44:00Z"/>
               </w:rPr>
             </w:pPr>
-            <w:ins w:id="608" w:author="Millicent  Mufambi" w:date="2026-06-02T13:12:00Z" w16du:dateUtc="2026-06-02T11:12:00Z">
+            <w:ins w:id="629" w:author="Millicent  Mufambi" w:date="2026-06-02T13:44:00Z" w16du:dateUtc="2026-06-02T11:44:00Z">
               <w:r>
                 <w:t>70.0%</w:t>
               </w:r>
@@ -11240,10 +11369,10 @@
           <w:p>
             <w:pPr>
               <w:rPr>
-                <w:ins w:id="609" w:author="Millicent  Mufambi" w:date="2026-06-02T13:12:00Z" w16du:dateUtc="2026-06-02T11:12:00Z"/>
+                <w:ins w:id="630" w:author="Millicent  Mufambi" w:date="2026-06-02T13:44:00Z" w16du:dateUtc="2026-06-02T11:44:00Z"/>
               </w:rPr>
             </w:pPr>
-            <w:ins w:id="610" w:author="Millicent  Mufambi" w:date="2026-06-02T13:12:00Z" w16du:dateUtc="2026-06-02T11:12:00Z">
+            <w:ins w:id="631" w:author="Millicent  Mufambi" w:date="2026-06-02T13:44:00Z" w16du:dateUtc="2026-06-02T11:44:00Z">
               <w:r>
                 <w:t>60.0%</w:t>
               </w:r>
@@ -11257,10 +11386,10 @@
           <w:p>
             <w:pPr>
               <w:rPr>
-                <w:ins w:id="611" w:author="Millicent  Mufambi" w:date="2026-06-02T13:12:00Z" w16du:dateUtc="2026-06-02T11:12:00Z"/>
+                <w:ins w:id="632" w:author="Millicent  Mufambi" w:date="2026-06-02T13:44:00Z" w16du:dateUtc="2026-06-02T11:44:00Z"/>
               </w:rPr>
             </w:pPr>
-            <w:ins w:id="612" w:author="Millicent  Mufambi" w:date="2026-06-02T13:12:00Z" w16du:dateUtc="2026-06-02T11:12:00Z">
+            <w:ins w:id="633" w:author="Millicent  Mufambi" w:date="2026-06-02T13:44:00Z" w16du:dateUtc="2026-06-02T11:44:00Z">
               <w:r>
                 <w:t>0.18 / 0.54</w:t>
               </w:r>
@@ -11270,7 +11399,7 @@
       </w:tr>
       <w:tr>
         <w:trPr>
-          <w:ins w:id="613" w:author="Millicent  Mufambi" w:date="2026-06-02T13:12:00Z" w16du:dateUtc="2026-06-02T11:12:00Z"/>
+          <w:ins w:id="634" w:author="Millicent  Mufambi" w:date="2026-06-02T13:44:00Z" w16du:dateUtc="2026-06-02T11:44:00Z"/>
         </w:trPr>
         <w:tc>
           <w:tcPr>
@@ -11279,10 +11408,10 @@
           <w:p>
             <w:pPr>
               <w:rPr>
-                <w:ins w:id="614" w:author="Millicent  Mufambi" w:date="2026-06-02T13:12:00Z" w16du:dateUtc="2026-06-02T11:12:00Z"/>
+                <w:ins w:id="635" w:author="Millicent  Mufambi" w:date="2026-06-02T13:44:00Z" w16du:dateUtc="2026-06-02T11:44:00Z"/>
               </w:rPr>
             </w:pPr>
-            <w:ins w:id="615" w:author="Millicent  Mufambi" w:date="2026-06-02T13:12:00Z" w16du:dateUtc="2026-06-02T11:12:00Z">
+            <w:ins w:id="636" w:author="Millicent  Mufambi" w:date="2026-06-02T13:44:00Z" w16du:dateUtc="2026-06-02T11:44:00Z">
               <w:r>
                 <w:t>E-commerce</w:t>
               </w:r>
@@ -11296,10 +11425,10 @@
           <w:p>
             <w:pPr>
               <w:rPr>
-                <w:ins w:id="616" w:author="Millicent  Mufambi" w:date="2026-06-02T13:12:00Z" w16du:dateUtc="2026-06-02T11:12:00Z"/>
+                <w:ins w:id="637" w:author="Millicent  Mufambi" w:date="2026-06-02T13:44:00Z" w16du:dateUtc="2026-06-02T11:44:00Z"/>
               </w:rPr>
             </w:pPr>
-            <w:ins w:id="617" w:author="Millicent  Mufambi" w:date="2026-06-02T13:12:00Z" w16du:dateUtc="2026-06-02T11:12:00Z">
+            <w:ins w:id="638" w:author="Millicent  Mufambi" w:date="2026-06-02T13:44:00Z" w16du:dateUtc="2026-06-02T11:44:00Z">
               <w:r>
                 <w:t>30</w:t>
               </w:r>
@@ -11313,10 +11442,10 @@
           <w:p>
             <w:pPr>
               <w:rPr>
-                <w:ins w:id="618" w:author="Millicent  Mufambi" w:date="2026-06-02T13:12:00Z" w16du:dateUtc="2026-06-02T11:12:00Z"/>
+                <w:ins w:id="639" w:author="Millicent  Mufambi" w:date="2026-06-02T13:44:00Z" w16du:dateUtc="2026-06-02T11:44:00Z"/>
               </w:rPr>
             </w:pPr>
-            <w:ins w:id="619" w:author="Millicent  Mufambi" w:date="2026-06-02T13:12:00Z" w16du:dateUtc="2026-06-02T11:12:00Z">
+            <w:ins w:id="640" w:author="Millicent  Mufambi" w:date="2026-06-02T13:44:00Z" w16du:dateUtc="2026-06-02T11:44:00Z">
               <w:r>
                 <w:t>10.0%</w:t>
               </w:r>
@@ -11330,10 +11459,10 @@
           <w:p>
             <w:pPr>
               <w:rPr>
-                <w:ins w:id="620" w:author="Millicent  Mufambi" w:date="2026-06-02T13:12:00Z" w16du:dateUtc="2026-06-02T11:12:00Z"/>
+                <w:ins w:id="641" w:author="Millicent  Mufambi" w:date="2026-06-02T13:44:00Z" w16du:dateUtc="2026-06-02T11:44:00Z"/>
               </w:rPr>
             </w:pPr>
-            <w:ins w:id="621" w:author="Millicent  Mufambi" w:date="2026-06-02T13:12:00Z" w16du:dateUtc="2026-06-02T11:12:00Z">
+            <w:ins w:id="642" w:author="Millicent  Mufambi" w:date="2026-06-02T13:44:00Z" w16du:dateUtc="2026-06-02T11:44:00Z">
               <w:r>
                 <w:t>76.7%</w:t>
               </w:r>
@@ -11347,10 +11476,10 @@
           <w:p>
             <w:pPr>
               <w:rPr>
-                <w:ins w:id="622" w:author="Millicent  Mufambi" w:date="2026-06-02T13:12:00Z" w16du:dateUtc="2026-06-02T11:12:00Z"/>
+                <w:ins w:id="643" w:author="Millicent  Mufambi" w:date="2026-06-02T13:44:00Z" w16du:dateUtc="2026-06-02T11:44:00Z"/>
               </w:rPr>
             </w:pPr>
-            <w:ins w:id="623" w:author="Millicent  Mufambi" w:date="2026-06-02T13:12:00Z" w16du:dateUtc="2026-06-02T11:12:00Z">
+            <w:ins w:id="644" w:author="Millicent  Mufambi" w:date="2026-06-02T13:44:00Z" w16du:dateUtc="2026-06-02T11:44:00Z">
               <w:r>
                 <w:t>60.0%</w:t>
               </w:r>
@@ -11364,10 +11493,10 @@
           <w:p>
             <w:pPr>
               <w:rPr>
-                <w:ins w:id="624" w:author="Millicent  Mufambi" w:date="2026-06-02T13:12:00Z" w16du:dateUtc="2026-06-02T11:12:00Z"/>
+                <w:ins w:id="645" w:author="Millicent  Mufambi" w:date="2026-06-02T13:44:00Z" w16du:dateUtc="2026-06-02T11:44:00Z"/>
               </w:rPr>
             </w:pPr>
-            <w:ins w:id="625" w:author="Millicent  Mufambi" w:date="2026-06-02T13:12:00Z" w16du:dateUtc="2026-06-02T11:12:00Z">
+            <w:ins w:id="646" w:author="Millicent  Mufambi" w:date="2026-06-02T13:44:00Z" w16du:dateUtc="2026-06-02T11:44:00Z">
               <w:r>
                 <w:t>0.20 / 0.54</w:t>
               </w:r>
@@ -11381,10 +11510,10 @@
         <w:spacing w:after="120"/>
         <w:jc w:val="both"/>
         <w:rPr>
-          <w:ins w:id="626" w:author="Millicent  Mufambi" w:date="2026-06-02T13:12:00Z" w16du:dateUtc="2026-06-02T11:12:00Z"/>
+          <w:ins w:id="647" w:author="Millicent  Mufambi" w:date="2026-06-02T13:44:00Z" w16du:dateUtc="2026-06-02T11:44:00Z"/>
         </w:rPr>
       </w:pPr>
-      <w:ins w:id="627" w:author="Millicent  Mufambi" w:date="2026-06-02T13:12:00Z" w16du:dateUtc="2026-06-02T11:12:00Z">
+      <w:ins w:id="648" w:author="Millicent  Mufambi" w:date="2026-06-02T13:44:00Z" w16du:dateUtc="2026-06-02T11:44:00Z">
         <w:r>
           <w:rPr>
             <w:b/>
@@ -11398,7 +11527,7 @@
         <w:spacing w:after="120"/>
         <w:jc w:val="both"/>
       </w:pPr>
-      <w:ins w:id="628" w:author="Millicent  Mufambi" w:date="2026-06-02T13:12:00Z" w16du:dateUtc="2026-06-02T11:12:00Z">
+      <w:ins w:id="649" w:author="Millicent  Mufambi" w:date="2026-06-02T13:44:00Z" w16du:dateUtc="2026-06-02T11:44:00Z">
         <w:r>
           <w:t>We ran the pipeline on real Java bugs through the Defects4J benchmark's own checkout, compile and test harness in Docker, against the projects' actual JUnit suites rather than a proxy oracle. The healer emits a minimal search-and-replace edit rather than regenerating the whole file, so the change scales to large classes, and it is shown the failing test; every candidate is then verified against the project's full relevant test suite, so a repair counts only if the suite passes. On commons-lang the four inde</w:t>
         </w:r>
@@ -11409,7 +11538,7 @@
       <w:r>
         <w:t>validator</w:t>
       </w:r>
-      <w:ins w:id="629" w:author="Millicent  Mufambi" w:date="2026-06-02T13:12:00Z" w16du:dateUtc="2026-06-02T11:12:00Z">
+      <w:ins w:id="650" w:author="Millicent  Mufambi" w:date="2026-06-02T13:44:00Z" w16du:dateUtc="2026-06-02T11:44:00Z">
         <w:r>
           <w:t xml:space="preserve"> dissenting on a fix that nevertheless passed the real suite), with consensus reached on all 9 evaluated bugs (Table 10). The real oracle cleanly separates two things the synthetic and snippet-level studies cannot: consensus robustness, which the Byzantine fault-injection matrix proves, and repair capability, which on hard real Java bugs is modest and which we report honestly. Most consensus-approved Java fixes fail the real suite, honest safety violations where the validators accept plausible code the test</w:t>
         </w:r>
@@ -11426,10 +11555,10 @@
         <w:spacing w:after="120"/>
         <w:jc w:val="both"/>
         <w:rPr>
-          <w:ins w:id="630" w:author="Millicent  Mufambi" w:date="2026-06-02T13:12:00Z" w16du:dateUtc="2026-06-02T11:12:00Z"/>
+          <w:ins w:id="651" w:author="Millicent  Mufambi" w:date="2026-06-02T13:44:00Z" w16du:dateUtc="2026-06-02T11:44:00Z"/>
         </w:rPr>
       </w:pPr>
-      <w:ins w:id="631" w:author="Millicent  Mufambi" w:date="2026-06-02T13:12:00Z" w16du:dateUtc="2026-06-02T11:12:00Z">
+      <w:ins w:id="652" w:author="Millicent  Mufambi" w:date="2026-06-02T13:44:00Z" w16du:dateUtc="2026-06-02T11:44:00Z">
         <w:r>
           <w:t>One reliability point deserves emphasis. Because the healer is non-deterministic, the specific set of repaired bugs varies between runs even with a fixed decoding seed; in our runs some bugs failed on one attempt and succeeded on another. What does not vary is safety: across every run, consensus plus the sandbox committed no fix that fails its tests. This run-to-run variation is the same stochasticity that motivates the whole approach, and it is exactly why an executable gate, rather than agreement alone, m</w:t>
         </w:r>
@@ -11443,10 +11572,10 @@
         <w:spacing w:after="120"/>
         <w:jc w:val="both"/>
         <w:rPr>
-          <w:ins w:id="632" w:author="Millicent  Mufambi" w:date="2026-06-02T13:12:00Z" w16du:dateUtc="2026-06-02T11:12:00Z"/>
+          <w:ins w:id="653" w:author="Millicent  Mufambi" w:date="2026-06-02T13:44:00Z" w16du:dateUtc="2026-06-02T11:44:00Z"/>
         </w:rPr>
       </w:pPr>
-      <w:ins w:id="633" w:author="Millicent  Mufambi" w:date="2026-06-02T13:12:00Z" w16du:dateUtc="2026-06-02T11:12:00Z">
+      <w:ins w:id="654" w:author="Millicent  Mufambi" w:date="2026-06-02T13:44:00Z" w16du:dateUtc="2026-06-02T11:44:00Z">
         <w:r>
           <w:t>Table 10</w:t>
         </w:r>
@@ -11457,10 +11586,10 @@
         <w:spacing w:after="120"/>
         <w:jc w:val="both"/>
         <w:rPr>
-          <w:ins w:id="634" w:author="Millicent  Mufambi" w:date="2026-06-02T13:12:00Z" w16du:dateUtc="2026-06-02T11:12:00Z"/>
+          <w:ins w:id="655" w:author="Millicent  Mufambi" w:date="2026-06-02T13:44:00Z" w16du:dateUtc="2026-06-02T11:44:00Z"/>
         </w:rPr>
       </w:pPr>
-      <w:ins w:id="635" w:author="Millicent  Mufambi" w:date="2026-06-02T13:12:00Z" w16du:dateUtc="2026-06-02T11:12:00Z">
+      <w:ins w:id="656" w:author="Millicent  Mufambi" w:date="2026-06-02T13:44:00Z" w16du:dateUtc="2026-06-02T11:44:00Z">
         <w:r>
           <w:t>REAL DEFECTS4J (JAVA) OUTCOMES ON COMMONS-MATH AND COMMONS-LANG (REAL JUNIT ORACLE, CONSENSUS PIPELINE)</w:t>
         </w:r>
@@ -11478,7 +11607,7 @@
       </w:tblGrid>
       <w:tr>
         <w:trPr>
-          <w:ins w:id="636" w:author="Millicent  Mufambi" w:date="2026-06-02T13:12:00Z" w16du:dateUtc="2026-06-02T11:12:00Z"/>
+          <w:ins w:id="657" w:author="Millicent  Mufambi" w:date="2026-06-02T13:44:00Z" w16du:dateUtc="2026-06-02T11:44:00Z"/>
         </w:trPr>
         <w:tc>
           <w:tcPr>
@@ -11487,10 +11616,10 @@
           <w:p>
             <w:pPr>
               <w:rPr>
-                <w:ins w:id="637" w:author="Millicent  Mufambi" w:date="2026-06-02T13:12:00Z" w16du:dateUtc="2026-06-02T11:12:00Z"/>
+                <w:ins w:id="658" w:author="Millicent  Mufambi" w:date="2026-06-02T13:44:00Z" w16du:dateUtc="2026-06-02T11:44:00Z"/>
               </w:rPr>
             </w:pPr>
-            <w:ins w:id="638" w:author="Millicent  Mufambi" w:date="2026-06-02T13:12:00Z" w16du:dateUtc="2026-06-02T11:12:00Z">
+            <w:ins w:id="659" w:author="Millicent  Mufambi" w:date="2026-06-02T13:44:00Z" w16du:dateUtc="2026-06-02T11:44:00Z">
               <w:r>
                 <w:rPr>
                   <w:b/>
@@ -11507,10 +11636,10 @@
           <w:p>
             <w:pPr>
               <w:rPr>
-                <w:ins w:id="639" w:author="Millicent  Mufambi" w:date="2026-06-02T13:12:00Z" w16du:dateUtc="2026-06-02T11:12:00Z"/>
+                <w:ins w:id="660" w:author="Millicent  Mufambi" w:date="2026-06-02T13:44:00Z" w16du:dateUtc="2026-06-02T11:44:00Z"/>
               </w:rPr>
             </w:pPr>
-            <w:ins w:id="640" w:author="Millicent  Mufambi" w:date="2026-06-02T13:12:00Z" w16du:dateUtc="2026-06-02T11:12:00Z">
+            <w:ins w:id="661" w:author="Millicent  Mufambi" w:date="2026-06-02T13:44:00Z" w16du:dateUtc="2026-06-02T11:44:00Z">
               <w:r>
                 <w:rPr>
                   <w:b/>
@@ -11523,7 +11652,7 @@
       </w:tr>
       <w:tr>
         <w:trPr>
-          <w:ins w:id="641" w:author="Millicent  Mufambi" w:date="2026-06-02T13:12:00Z" w16du:dateUtc="2026-06-02T11:12:00Z"/>
+          <w:ins w:id="662" w:author="Millicent  Mufambi" w:date="2026-06-02T13:44:00Z" w16du:dateUtc="2026-06-02T11:44:00Z"/>
         </w:trPr>
         <w:tc>
           <w:tcPr>
@@ -11532,10 +11661,10 @@
           <w:p>
             <w:pPr>
               <w:rPr>
-                <w:ins w:id="642" w:author="Millicent  Mufambi" w:date="2026-06-02T13:12:00Z" w16du:dateUtc="2026-06-02T11:12:00Z"/>
+                <w:ins w:id="663" w:author="Millicent  Mufambi" w:date="2026-06-02T13:44:00Z" w16du:dateUtc="2026-06-02T11:44:00Z"/>
               </w:rPr>
             </w:pPr>
-            <w:ins w:id="643" w:author="Millicent  Mufambi" w:date="2026-06-02T13:12:00Z" w16du:dateUtc="2026-06-02T11:12:00Z">
+            <w:ins w:id="664" w:author="Millicent  Mufambi" w:date="2026-06-02T13:44:00Z" w16du:dateUtc="2026-06-02T11:44:00Z">
               <w:r>
                 <w:t>commons-math: repaired and full-suite-verified (Math-3, Math-5)</w:t>
               </w:r>
@@ -11549,10 +11678,10 @@
           <w:p>
             <w:pPr>
               <w:rPr>
-                <w:ins w:id="644" w:author="Millicent  Mufambi" w:date="2026-06-02T13:12:00Z" w16du:dateUtc="2026-06-02T11:12:00Z"/>
+                <w:ins w:id="665" w:author="Millicent  Mufambi" w:date="2026-06-02T13:44:00Z" w16du:dateUtc="2026-06-02T11:44:00Z"/>
               </w:rPr>
             </w:pPr>
-            <w:ins w:id="645" w:author="Millicent  Mufambi" w:date="2026-06-02T13:12:00Z" w16du:dateUtc="2026-06-02T11:12:00Z">
+            <w:ins w:id="666" w:author="Millicent  Mufambi" w:date="2026-06-02T13:44:00Z" w16du:dateUtc="2026-06-02T11:44:00Z">
               <w:r>
                 <w:t>2</w:t>
               </w:r>
@@ -11562,7 +11691,7 @@
       </w:tr>
       <w:tr>
         <w:trPr>
-          <w:ins w:id="646" w:author="Millicent  Mufambi" w:date="2026-06-02T13:12:00Z" w16du:dateUtc="2026-06-02T11:12:00Z"/>
+          <w:ins w:id="667" w:author="Millicent  Mufambi" w:date="2026-06-02T13:44:00Z" w16du:dateUtc="2026-06-02T11:44:00Z"/>
         </w:trPr>
         <w:tc>
           <w:tcPr>
@@ -11571,10 +11700,10 @@
           <w:p>
             <w:pPr>
               <w:rPr>
-                <w:ins w:id="647" w:author="Millicent  Mufambi" w:date="2026-06-02T13:12:00Z" w16du:dateUtc="2026-06-02T11:12:00Z"/>
+                <w:ins w:id="668" w:author="Millicent  Mufambi" w:date="2026-06-02T13:44:00Z" w16du:dateUtc="2026-06-02T11:44:00Z"/>
               </w:rPr>
             </w:pPr>
-            <w:ins w:id="648" w:author="Millicent  Mufambi" w:date="2026-06-02T13:12:00Z" w16du:dateUtc="2026-06-02T11:12:00Z">
+            <w:ins w:id="669" w:author="Millicent  Mufambi" w:date="2026-06-02T13:44:00Z" w16du:dateUtc="2026-06-02T11:44:00Z">
               <w:r>
                 <w:t>commons-math: consensus-approved but full-suite-failed</w:t>
               </w:r>
@@ -11588,10 +11717,10 @@
           <w:p>
             <w:pPr>
               <w:rPr>
-                <w:ins w:id="649" w:author="Millicent  Mufambi" w:date="2026-06-02T13:12:00Z" w16du:dateUtc="2026-06-02T11:12:00Z"/>
+                <w:ins w:id="670" w:author="Millicent  Mufambi" w:date="2026-06-02T13:44:00Z" w16du:dateUtc="2026-06-02T11:44:00Z"/>
               </w:rPr>
             </w:pPr>
-            <w:ins w:id="650" w:author="Millicent  Mufambi" w:date="2026-06-02T13:12:00Z" w16du:dateUtc="2026-06-02T11:12:00Z">
+            <w:ins w:id="671" w:author="Millicent  Mufambi" w:date="2026-06-02T13:44:00Z" w16du:dateUtc="2026-06-02T11:44:00Z">
               <w:r>
                 <w:t>7</w:t>
               </w:r>
@@ -11601,7 +11730,7 @@
       </w:tr>
       <w:tr>
         <w:trPr>
-          <w:ins w:id="651" w:author="Millicent  Mufambi" w:date="2026-06-02T13:12:00Z" w16du:dateUtc="2026-06-02T11:12:00Z"/>
+          <w:ins w:id="672" w:author="Millicent  Mufambi" w:date="2026-06-02T13:44:00Z" w16du:dateUtc="2026-06-02T11:44:00Z"/>
         </w:trPr>
         <w:tc>
           <w:tcPr>
@@ -11610,10 +11739,10 @@
           <w:p>
             <w:pPr>
               <w:rPr>
-                <w:ins w:id="652" w:author="Millicent  Mufambi" w:date="2026-06-02T13:12:00Z" w16du:dateUtc="2026-06-02T11:12:00Z"/>
+                <w:ins w:id="673" w:author="Millicent  Mufambi" w:date="2026-06-02T13:44:00Z" w16du:dateUtc="2026-06-02T11:44:00Z"/>
               </w:rPr>
             </w:pPr>
-            <w:ins w:id="653" w:author="Millicent  Mufambi" w:date="2026-06-02T13:12:00Z" w16du:dateUtc="2026-06-02T11:12:00Z">
+            <w:ins w:id="674" w:author="Millicent  Mufambi" w:date="2026-06-02T13:44:00Z" w16du:dateUtc="2026-06-02T11:44:00Z">
               <w:r>
                 <w:t>commons-lang: consensus-approved but full-suite-failed</w:t>
               </w:r>
@@ -11627,10 +11756,10 @@
           <w:p>
             <w:pPr>
               <w:rPr>
-                <w:ins w:id="654" w:author="Millicent  Mufambi" w:date="2026-06-02T13:12:00Z" w16du:dateUtc="2026-06-02T11:12:00Z"/>
+                <w:ins w:id="675" w:author="Millicent  Mufambi" w:date="2026-06-02T13:44:00Z" w16du:dateUtc="2026-06-02T11:44:00Z"/>
               </w:rPr>
             </w:pPr>
-            <w:ins w:id="655" w:author="Millicent  Mufambi" w:date="2026-06-02T13:12:00Z" w16du:dateUtc="2026-06-02T11:12:00Z">
+            <w:ins w:id="676" w:author="Millicent  Mufambi" w:date="2026-06-02T13:44:00Z" w16du:dateUtc="2026-06-02T11:44:00Z">
               <w:r>
                 <w:t>8</w:t>
               </w:r>
@@ -11640,7 +11769,7 @@
       </w:tr>
       <w:tr>
         <w:trPr>
-          <w:ins w:id="656" w:author="Millicent  Mufambi" w:date="2026-06-02T13:12:00Z" w16du:dateUtc="2026-06-02T11:12:00Z"/>
+          <w:ins w:id="677" w:author="Millicent  Mufambi" w:date="2026-06-02T13:44:00Z" w16du:dateUtc="2026-06-02T11:44:00Z"/>
         </w:trPr>
         <w:tc>
           <w:tcPr>
@@ -11649,10 +11778,10 @@
           <w:p>
             <w:pPr>
               <w:rPr>
-                <w:ins w:id="657" w:author="Millicent  Mufambi" w:date="2026-06-02T13:12:00Z" w16du:dateUtc="2026-06-02T11:12:00Z"/>
+                <w:ins w:id="678" w:author="Millicent  Mufambi" w:date="2026-06-02T13:44:00Z" w16du:dateUtc="2026-06-02T11:44:00Z"/>
               </w:rPr>
             </w:pPr>
-            <w:ins w:id="658" w:author="Millicent  Mufambi" w:date="2026-06-02T13:12:00Z" w16du:dateUtc="2026-06-02T11:12:00Z">
+            <w:ins w:id="679" w:author="Millicent  Mufambi" w:date="2026-06-02T13:44:00Z" w16du:dateUtc="2026-06-02T11:44:00Z">
               <w:r>
                 <w:t>commons-lang: rejected at consensus (Lang-7)</w:t>
               </w:r>
@@ -11666,10 +11795,10 @@
           <w:p>
             <w:pPr>
               <w:rPr>
-                <w:ins w:id="659" w:author="Millicent  Mufambi" w:date="2026-06-02T13:12:00Z" w16du:dateUtc="2026-06-02T11:12:00Z"/>
+                <w:ins w:id="680" w:author="Millicent  Mufambi" w:date="2026-06-02T13:44:00Z" w16du:dateUtc="2026-06-02T11:44:00Z"/>
               </w:rPr>
             </w:pPr>
-            <w:ins w:id="660" w:author="Millicent  Mufambi" w:date="2026-06-02T13:12:00Z" w16du:dateUtc="2026-06-02T11:12:00Z">
+            <w:ins w:id="681" w:author="Millicent  Mufambi" w:date="2026-06-02T13:44:00Z" w16du:dateUtc="2026-06-02T11:44:00Z">
               <w:r>
                 <w:t>1</w:t>
               </w:r>
@@ -11679,7 +11808,7 @@
       </w:tr>
       <w:tr>
         <w:trPr>
-          <w:ins w:id="661" w:author="Millicent  Mufambi" w:date="2026-06-02T13:12:00Z" w16du:dateUtc="2026-06-02T11:12:00Z"/>
+          <w:ins w:id="682" w:author="Millicent  Mufambi" w:date="2026-06-02T13:44:00Z" w16du:dateUtc="2026-06-02T11:44:00Z"/>
         </w:trPr>
         <w:tc>
           <w:tcPr>
@@ -11688,10 +11817,10 @@
           <w:p>
             <w:pPr>
               <w:rPr>
-                <w:ins w:id="662" w:author="Millicent  Mufambi" w:date="2026-06-02T13:12:00Z" w16du:dateUtc="2026-06-02T11:12:00Z"/>
+                <w:ins w:id="683" w:author="Millicent  Mufambi" w:date="2026-06-02T13:44:00Z" w16du:dateUtc="2026-06-02T11:44:00Z"/>
               </w:rPr>
             </w:pPr>
-            <w:ins w:id="663" w:author="Millicent  Mufambi" w:date="2026-06-02T13:12:00Z" w16du:dateUtc="2026-06-02T11:12:00Z">
+            <w:ins w:id="684" w:author="Millicent  Mufambi" w:date="2026-06-02T13:44:00Z" w16du:dateUtc="2026-06-02T11:44:00Z">
               <w:r>
                 <w:t>Unsafe fixes committed</w:t>
               </w:r>
@@ -11705,10 +11834,10 @@
           <w:p>
             <w:pPr>
               <w:rPr>
-                <w:ins w:id="664" w:author="Millicent  Mufambi" w:date="2026-06-02T13:12:00Z" w16du:dateUtc="2026-06-02T11:12:00Z"/>
+                <w:ins w:id="685" w:author="Millicent  Mufambi" w:date="2026-06-02T13:44:00Z" w16du:dateUtc="2026-06-02T11:44:00Z"/>
               </w:rPr>
             </w:pPr>
-            <w:ins w:id="665" w:author="Millicent  Mufambi" w:date="2026-06-02T13:12:00Z" w16du:dateUtc="2026-06-02T11:12:00Z">
+            <w:ins w:id="686" w:author="Millicent  Mufambi" w:date="2026-06-02T13:44:00Z" w16du:dateUtc="2026-06-02T11:44:00Z">
               <w:r>
                 <w:t>0</w:t>
               </w:r>
@@ -11722,10 +11851,10 @@
         <w:spacing w:after="120"/>
         <w:jc w:val="both"/>
         <w:rPr>
-          <w:ins w:id="666" w:author="Millicent  Mufambi" w:date="2026-06-02T13:12:00Z" w16du:dateUtc="2026-06-02T11:12:00Z"/>
+          <w:ins w:id="687" w:author="Millicent  Mufambi" w:date="2026-06-02T13:44:00Z" w16du:dateUtc="2026-06-02T11:44:00Z"/>
         </w:rPr>
       </w:pPr>
-      <w:ins w:id="667" w:author="Millicent  Mufambi" w:date="2026-06-02T13:12:00Z" w16du:dateUtc="2026-06-02T11:12:00Z">
+      <w:ins w:id="688" w:author="Millicent  Mufambi" w:date="2026-06-02T13:44:00Z" w16du:dateUtc="2026-06-02T11:44:00Z">
         <w:r>
           <w:rPr>
             <w:b/>
@@ -11739,10 +11868,10 @@
         <w:spacing w:after="120"/>
         <w:jc w:val="both"/>
         <w:rPr>
-          <w:ins w:id="668" w:author="Millicent  Mufambi" w:date="2026-06-02T13:12:00Z" w16du:dateUtc="2026-06-02T11:12:00Z"/>
+          <w:ins w:id="689" w:author="Millicent  Mufambi" w:date="2026-06-02T13:44:00Z" w16du:dateUtc="2026-06-02T11:44:00Z"/>
         </w:rPr>
       </w:pPr>
-      <w:ins w:id="669" w:author="Millicent  Mufambi" w:date="2026-06-02T13:12:00Z" w16du:dateUtc="2026-06-02T11:12:00Z">
+      <w:ins w:id="690" w:author="Millicent  Mufambi" w:date="2026-06-02T13:44:00Z" w16du:dateUtc="2026-06-02T11:44:00Z">
         <w:r>
           <w:t>To gauge run-to-run variance, which the single-run design otherwise leaves open, we repeated a ten-bug synthetic subset three times in each mode. The consensus pipeline was perfectly stable: success rate 1.000 and zero safety violations in all three repetitions. The single-agent baseline was slightly less stable, with success rates of 1.00, 1.00 and 0.90 across the three runs, and no safety violations on this tractable subset. The stochasticity of the LLMs thus moves the baseline's raw success a little betw</w:t>
         </w:r>
@@ -11756,10 +11885,10 @@
         <w:spacing w:after="120"/>
         <w:jc w:val="both"/>
         <w:rPr>
-          <w:ins w:id="670" w:author="Millicent  Mufambi" w:date="2026-06-02T13:12:00Z" w16du:dateUtc="2026-06-02T11:12:00Z"/>
+          <w:ins w:id="691" w:author="Millicent  Mufambi" w:date="2026-06-02T13:44:00Z" w16du:dateUtc="2026-06-02T11:44:00Z"/>
         </w:rPr>
       </w:pPr>
-      <w:ins w:id="671" w:author="Millicent  Mufambi" w:date="2026-06-02T13:12:00Z" w16du:dateUtc="2026-06-02T11:12:00Z">
+      <w:ins w:id="692" w:author="Millicent  Mufambi" w:date="2026-06-02T13:44:00Z" w16du:dateUtc="2026-06-02T11:44:00Z">
         <w:r>
           <w:rPr>
             <w:b/>
@@ -11773,10 +11902,10 @@
         <w:spacing w:after="120"/>
         <w:jc w:val="both"/>
         <w:rPr>
-          <w:ins w:id="672" w:author="Millicent  Mufambi" w:date="2026-06-02T13:12:00Z" w16du:dateUtc="2026-06-02T11:12:00Z"/>
+          <w:ins w:id="693" w:author="Millicent  Mufambi" w:date="2026-06-02T13:44:00Z" w16du:dateUtc="2026-06-02T11:44:00Z"/>
         </w:rPr>
       </w:pPr>
-      <w:ins w:id="673" w:author="Millicent  Mufambi" w:date="2026-06-02T13:12:00Z" w16du:dateUtc="2026-06-02T11:12:00Z">
+      <w:ins w:id="694" w:author="Millicent  Mufambi" w:date="2026-06-02T13:44:00Z" w16du:dateUtc="2026-06-02T11:44:00Z">
         <w:r>
           <w:t xml:space="preserve">To answer how latency scales with the agent count (RQ2), we re-ran a five-bug e-commerce subset at n = 4 (f = 1), n = 7 (f = 2) and n = 10 (f = 3). Median proposal-to-decision latency rose from 53.3 s at n = 4 to 71.3 s at n = 7 and 80.1 s at n = 10, and the 99th percentile grew faster, from 59.6 s to 78.0 s to 168.6 s, because each added validator is another concurrent CPU-bound Ollama call and the round waits for the slowest. This five-bug subset is sized to measure latency, not repair quality: it is far </w:t>
         </w:r>
@@ -11793,10 +11922,10 @@
         <w:spacing w:after="120"/>
         <w:jc w:val="both"/>
         <w:rPr>
-          <w:ins w:id="674" w:author="Millicent  Mufambi" w:date="2026-06-02T13:12:00Z" w16du:dateUtc="2026-06-02T11:12:00Z"/>
+          <w:ins w:id="695" w:author="Millicent  Mufambi" w:date="2026-06-02T13:44:00Z" w16du:dateUtc="2026-06-02T11:44:00Z"/>
         </w:rPr>
       </w:pPr>
-      <w:ins w:id="675" w:author="Millicent  Mufambi" w:date="2026-06-02T13:12:00Z" w16du:dateUtc="2026-06-02T11:12:00Z">
+      <w:ins w:id="696" w:author="Millicent  Mufambi" w:date="2026-06-02T13:44:00Z" w16du:dateUtc="2026-06-02T11:44:00Z">
         <w:r>
           <w:t>Table 11</w:t>
         </w:r>
@@ -11807,10 +11936,10 @@
         <w:spacing w:after="120"/>
         <w:jc w:val="both"/>
         <w:rPr>
-          <w:ins w:id="676" w:author="Millicent  Mufambi" w:date="2026-06-02T13:12:00Z" w16du:dateUtc="2026-06-02T11:12:00Z"/>
+          <w:ins w:id="697" w:author="Millicent  Mufambi" w:date="2026-06-02T13:44:00Z" w16du:dateUtc="2026-06-02T11:44:00Z"/>
         </w:rPr>
       </w:pPr>
-      <w:ins w:id="677" w:author="Millicent  Mufambi" w:date="2026-06-02T13:12:00Z" w16du:dateUtc="2026-06-02T11:12:00Z">
+      <w:ins w:id="698" w:author="Millicent  Mufambi" w:date="2026-06-02T13:44:00Z" w16du:dateUtc="2026-06-02T11:44:00Z">
         <w:r>
           <w:t>CONSENSUS LATENCY VERSUS AGENT COUNT (E-COMMERCE, 5 BUGS)</w:t>
         </w:r>
@@ -11830,7 +11959,7 @@
       </w:tblGrid>
       <w:tr>
         <w:trPr>
-          <w:ins w:id="678" w:author="Millicent  Mufambi" w:date="2026-06-02T13:12:00Z" w16du:dateUtc="2026-06-02T11:12:00Z"/>
+          <w:ins w:id="699" w:author="Millicent  Mufambi" w:date="2026-06-02T13:44:00Z" w16du:dateUtc="2026-06-02T11:44:00Z"/>
         </w:trPr>
         <w:tc>
           <w:tcPr>
@@ -11839,10 +11968,10 @@
           <w:p>
             <w:pPr>
               <w:rPr>
-                <w:ins w:id="679" w:author="Millicent  Mufambi" w:date="2026-06-02T13:12:00Z" w16du:dateUtc="2026-06-02T11:12:00Z"/>
+                <w:ins w:id="700" w:author="Millicent  Mufambi" w:date="2026-06-02T13:44:00Z" w16du:dateUtc="2026-06-02T11:44:00Z"/>
               </w:rPr>
             </w:pPr>
-            <w:ins w:id="680" w:author="Millicent  Mufambi" w:date="2026-06-02T13:12:00Z" w16du:dateUtc="2026-06-02T11:12:00Z">
+            <w:ins w:id="701" w:author="Millicent  Mufambi" w:date="2026-06-02T13:44:00Z" w16du:dateUtc="2026-06-02T11:44:00Z">
               <w:r>
                 <w:rPr>
                   <w:b/>
@@ -11859,10 +11988,10 @@
           <w:p>
             <w:pPr>
               <w:rPr>
-                <w:ins w:id="681" w:author="Millicent  Mufambi" w:date="2026-06-02T13:12:00Z" w16du:dateUtc="2026-06-02T11:12:00Z"/>
+                <w:ins w:id="702" w:author="Millicent  Mufambi" w:date="2026-06-02T13:44:00Z" w16du:dateUtc="2026-06-02T11:44:00Z"/>
               </w:rPr>
             </w:pPr>
-            <w:ins w:id="682" w:author="Millicent  Mufambi" w:date="2026-06-02T13:12:00Z" w16du:dateUtc="2026-06-02T11:12:00Z">
+            <w:ins w:id="703" w:author="Millicent  Mufambi" w:date="2026-06-02T13:44:00Z" w16du:dateUtc="2026-06-02T11:44:00Z">
               <w:r>
                 <w:rPr>
                   <w:b/>
@@ -11879,10 +12008,10 @@
           <w:p>
             <w:pPr>
               <w:rPr>
-                <w:ins w:id="683" w:author="Millicent  Mufambi" w:date="2026-06-02T13:12:00Z" w16du:dateUtc="2026-06-02T11:12:00Z"/>
+                <w:ins w:id="704" w:author="Millicent  Mufambi" w:date="2026-06-02T13:44:00Z" w16du:dateUtc="2026-06-02T11:44:00Z"/>
               </w:rPr>
             </w:pPr>
-            <w:ins w:id="684" w:author="Millicent  Mufambi" w:date="2026-06-02T13:12:00Z" w16du:dateUtc="2026-06-02T11:12:00Z">
+            <w:ins w:id="705" w:author="Millicent  Mufambi" w:date="2026-06-02T13:44:00Z" w16du:dateUtc="2026-06-02T11:44:00Z">
               <w:r>
                 <w:rPr>
                   <w:b/>
@@ -11899,10 +12028,10 @@
           <w:p>
             <w:pPr>
               <w:rPr>
-                <w:ins w:id="685" w:author="Millicent  Mufambi" w:date="2026-06-02T13:12:00Z" w16du:dateUtc="2026-06-02T11:12:00Z"/>
+                <w:ins w:id="706" w:author="Millicent  Mufambi" w:date="2026-06-02T13:44:00Z" w16du:dateUtc="2026-06-02T11:44:00Z"/>
               </w:rPr>
             </w:pPr>
-            <w:ins w:id="686" w:author="Millicent  Mufambi" w:date="2026-06-02T13:12:00Z" w16du:dateUtc="2026-06-02T11:12:00Z">
+            <w:ins w:id="707" w:author="Millicent  Mufambi" w:date="2026-06-02T13:44:00Z" w16du:dateUtc="2026-06-02T11:44:00Z">
               <w:r>
                 <w:rPr>
                   <w:b/>
@@ -11915,7 +12044,7 @@
       </w:tr>
       <w:tr>
         <w:trPr>
-          <w:ins w:id="687" w:author="Millicent  Mufambi" w:date="2026-06-02T13:12:00Z" w16du:dateUtc="2026-06-02T11:12:00Z"/>
+          <w:ins w:id="708" w:author="Millicent  Mufambi" w:date="2026-06-02T13:44:00Z" w16du:dateUtc="2026-06-02T11:44:00Z"/>
         </w:trPr>
         <w:tc>
           <w:tcPr>
@@ -11924,10 +12053,10 @@
           <w:p>
             <w:pPr>
               <w:rPr>
-                <w:ins w:id="688" w:author="Millicent  Mufambi" w:date="2026-06-02T13:12:00Z" w16du:dateUtc="2026-06-02T11:12:00Z"/>
+                <w:ins w:id="709" w:author="Millicent  Mufambi" w:date="2026-06-02T13:44:00Z" w16du:dateUtc="2026-06-02T11:44:00Z"/>
               </w:rPr>
             </w:pPr>
-            <w:ins w:id="689" w:author="Millicent  Mufambi" w:date="2026-06-02T13:12:00Z" w16du:dateUtc="2026-06-02T11:12:00Z">
+            <w:ins w:id="710" w:author="Millicent  Mufambi" w:date="2026-06-02T13:44:00Z" w16du:dateUtc="2026-06-02T11:44:00Z">
               <w:r>
                 <w:t>n = 4 (f = 1)</w:t>
               </w:r>
@@ -11941,10 +12070,10 @@
           <w:p>
             <w:pPr>
               <w:rPr>
-                <w:ins w:id="690" w:author="Millicent  Mufambi" w:date="2026-06-02T13:12:00Z" w16du:dateUtc="2026-06-02T11:12:00Z"/>
+                <w:ins w:id="711" w:author="Millicent  Mufambi" w:date="2026-06-02T13:44:00Z" w16du:dateUtc="2026-06-02T11:44:00Z"/>
               </w:rPr>
             </w:pPr>
-            <w:ins w:id="691" w:author="Millicent  Mufambi" w:date="2026-06-02T13:12:00Z" w16du:dateUtc="2026-06-02T11:12:00Z">
+            <w:ins w:id="712" w:author="Millicent  Mufambi" w:date="2026-06-02T13:44:00Z" w16du:dateUtc="2026-06-02T11:44:00Z">
               <w:r>
                 <w:t>4</w:t>
               </w:r>
@@ -11958,10 +12087,10 @@
           <w:p>
             <w:pPr>
               <w:rPr>
-                <w:ins w:id="692" w:author="Millicent  Mufambi" w:date="2026-06-02T13:12:00Z" w16du:dateUtc="2026-06-02T11:12:00Z"/>
+                <w:ins w:id="713" w:author="Millicent  Mufambi" w:date="2026-06-02T13:44:00Z" w16du:dateUtc="2026-06-02T11:44:00Z"/>
               </w:rPr>
             </w:pPr>
-            <w:ins w:id="693" w:author="Millicent  Mufambi" w:date="2026-06-02T13:12:00Z" w16du:dateUtc="2026-06-02T11:12:00Z">
+            <w:ins w:id="714" w:author="Millicent  Mufambi" w:date="2026-06-02T13:44:00Z" w16du:dateUtc="2026-06-02T11:44:00Z">
               <w:r>
                 <w:t>53.3 s</w:t>
               </w:r>
@@ -11975,10 +12104,10 @@
           <w:p>
             <w:pPr>
               <w:rPr>
-                <w:ins w:id="694" w:author="Millicent  Mufambi" w:date="2026-06-02T13:12:00Z" w16du:dateUtc="2026-06-02T11:12:00Z"/>
+                <w:ins w:id="715" w:author="Millicent  Mufambi" w:date="2026-06-02T13:44:00Z" w16du:dateUtc="2026-06-02T11:44:00Z"/>
               </w:rPr>
             </w:pPr>
-            <w:ins w:id="695" w:author="Millicent  Mufambi" w:date="2026-06-02T13:12:00Z" w16du:dateUtc="2026-06-02T11:12:00Z">
+            <w:ins w:id="716" w:author="Millicent  Mufambi" w:date="2026-06-02T13:44:00Z" w16du:dateUtc="2026-06-02T11:44:00Z">
               <w:r>
                 <w:t>59.6 s</w:t>
               </w:r>
@@ -11988,7 +12117,7 @@
       </w:tr>
       <w:tr>
         <w:trPr>
-          <w:ins w:id="696" w:author="Millicent  Mufambi" w:date="2026-06-02T13:12:00Z" w16du:dateUtc="2026-06-02T11:12:00Z"/>
+          <w:ins w:id="717" w:author="Millicent  Mufambi" w:date="2026-06-02T13:44:00Z" w16du:dateUtc="2026-06-02T11:44:00Z"/>
         </w:trPr>
         <w:tc>
           <w:tcPr>
@@ -11997,10 +12126,10 @@
           <w:p>
             <w:pPr>
               <w:rPr>
-                <w:ins w:id="697" w:author="Millicent  Mufambi" w:date="2026-06-02T13:12:00Z" w16du:dateUtc="2026-06-02T11:12:00Z"/>
+                <w:ins w:id="718" w:author="Millicent  Mufambi" w:date="2026-06-02T13:44:00Z" w16du:dateUtc="2026-06-02T11:44:00Z"/>
               </w:rPr>
             </w:pPr>
-            <w:ins w:id="698" w:author="Millicent  Mufambi" w:date="2026-06-02T13:12:00Z" w16du:dateUtc="2026-06-02T11:12:00Z">
+            <w:ins w:id="719" w:author="Millicent  Mufambi" w:date="2026-06-02T13:44:00Z" w16du:dateUtc="2026-06-02T11:44:00Z">
               <w:r>
                 <w:t>n = 7 (f = 2)</w:t>
               </w:r>
@@ -12014,10 +12143,10 @@
           <w:p>
             <w:pPr>
               <w:rPr>
-                <w:ins w:id="699" w:author="Millicent  Mufambi" w:date="2026-06-02T13:12:00Z" w16du:dateUtc="2026-06-02T11:12:00Z"/>
+                <w:ins w:id="720" w:author="Millicent  Mufambi" w:date="2026-06-02T13:44:00Z" w16du:dateUtc="2026-06-02T11:44:00Z"/>
               </w:rPr>
             </w:pPr>
-            <w:ins w:id="700" w:author="Millicent  Mufambi" w:date="2026-06-02T13:12:00Z" w16du:dateUtc="2026-06-02T11:12:00Z">
+            <w:ins w:id="721" w:author="Millicent  Mufambi" w:date="2026-06-02T13:44:00Z" w16du:dateUtc="2026-06-02T11:44:00Z">
               <w:r>
                 <w:t>7</w:t>
               </w:r>
@@ -12031,10 +12160,10 @@
           <w:p>
             <w:pPr>
               <w:rPr>
-                <w:ins w:id="701" w:author="Millicent  Mufambi" w:date="2026-06-02T13:12:00Z" w16du:dateUtc="2026-06-02T11:12:00Z"/>
+                <w:ins w:id="722" w:author="Millicent  Mufambi" w:date="2026-06-02T13:44:00Z" w16du:dateUtc="2026-06-02T11:44:00Z"/>
               </w:rPr>
             </w:pPr>
-            <w:ins w:id="702" w:author="Millicent  Mufambi" w:date="2026-06-02T13:12:00Z" w16du:dateUtc="2026-06-02T11:12:00Z">
+            <w:ins w:id="723" w:author="Millicent  Mufambi" w:date="2026-06-02T13:44:00Z" w16du:dateUtc="2026-06-02T11:44:00Z">
               <w:r>
                 <w:t>71.3 s</w:t>
               </w:r>
@@ -12048,10 +12177,10 @@
           <w:p>
             <w:pPr>
               <w:rPr>
-                <w:ins w:id="703" w:author="Millicent  Mufambi" w:date="2026-06-02T13:12:00Z" w16du:dateUtc="2026-06-02T11:12:00Z"/>
+                <w:ins w:id="724" w:author="Millicent  Mufambi" w:date="2026-06-02T13:44:00Z" w16du:dateUtc="2026-06-02T11:44:00Z"/>
               </w:rPr>
             </w:pPr>
-            <w:ins w:id="704" w:author="Millicent  Mufambi" w:date="2026-06-02T13:12:00Z" w16du:dateUtc="2026-06-02T11:12:00Z">
+            <w:ins w:id="725" w:author="Millicent  Mufambi" w:date="2026-06-02T13:44:00Z" w16du:dateUtc="2026-06-02T11:44:00Z">
               <w:r>
                 <w:t>78.0 s</w:t>
               </w:r>
@@ -12061,7 +12190,7 @@
       </w:tr>
       <w:tr>
         <w:trPr>
-          <w:ins w:id="705" w:author="Millicent  Mufambi" w:date="2026-06-02T13:12:00Z" w16du:dateUtc="2026-06-02T11:12:00Z"/>
+          <w:ins w:id="726" w:author="Millicent  Mufambi" w:date="2026-06-02T13:44:00Z" w16du:dateUtc="2026-06-02T11:44:00Z"/>
         </w:trPr>
         <w:tc>
           <w:tcPr>
@@ -12070,10 +12199,10 @@
           <w:p>
             <w:pPr>
               <w:rPr>
-                <w:ins w:id="706" w:author="Millicent  Mufambi" w:date="2026-06-02T13:12:00Z" w16du:dateUtc="2026-06-02T11:12:00Z"/>
+                <w:ins w:id="727" w:author="Millicent  Mufambi" w:date="2026-06-02T13:44:00Z" w16du:dateUtc="2026-06-02T11:44:00Z"/>
               </w:rPr>
             </w:pPr>
-            <w:ins w:id="707" w:author="Millicent  Mufambi" w:date="2026-06-02T13:12:00Z" w16du:dateUtc="2026-06-02T11:12:00Z">
+            <w:ins w:id="728" w:author="Millicent  Mufambi" w:date="2026-06-02T13:44:00Z" w16du:dateUtc="2026-06-02T11:44:00Z">
               <w:r>
                 <w:t>n = 10 (f = 3)</w:t>
               </w:r>
@@ -12087,10 +12216,10 @@
           <w:p>
             <w:pPr>
               <w:rPr>
-                <w:ins w:id="708" w:author="Millicent  Mufambi" w:date="2026-06-02T13:12:00Z" w16du:dateUtc="2026-06-02T11:12:00Z"/>
+                <w:ins w:id="729" w:author="Millicent  Mufambi" w:date="2026-06-02T13:44:00Z" w16du:dateUtc="2026-06-02T11:44:00Z"/>
               </w:rPr>
             </w:pPr>
-            <w:ins w:id="709" w:author="Millicent  Mufambi" w:date="2026-06-02T13:12:00Z" w16du:dateUtc="2026-06-02T11:12:00Z">
+            <w:ins w:id="730" w:author="Millicent  Mufambi" w:date="2026-06-02T13:44:00Z" w16du:dateUtc="2026-06-02T11:44:00Z">
               <w:r>
                 <w:t>10</w:t>
               </w:r>
@@ -12104,10 +12233,10 @@
           <w:p>
             <w:pPr>
               <w:rPr>
-                <w:ins w:id="710" w:author="Millicent  Mufambi" w:date="2026-06-02T13:12:00Z" w16du:dateUtc="2026-06-02T11:12:00Z"/>
+                <w:ins w:id="731" w:author="Millicent  Mufambi" w:date="2026-06-02T13:44:00Z" w16du:dateUtc="2026-06-02T11:44:00Z"/>
               </w:rPr>
             </w:pPr>
-            <w:ins w:id="711" w:author="Millicent  Mufambi" w:date="2026-06-02T13:12:00Z" w16du:dateUtc="2026-06-02T11:12:00Z">
+            <w:ins w:id="732" w:author="Millicent  Mufambi" w:date="2026-06-02T13:44:00Z" w16du:dateUtc="2026-06-02T11:44:00Z">
               <w:r>
                 <w:t>80.1 s</w:t>
               </w:r>
@@ -12121,10 +12250,10 @@
           <w:p>
             <w:pPr>
               <w:rPr>
-                <w:ins w:id="712" w:author="Millicent  Mufambi" w:date="2026-06-02T13:12:00Z" w16du:dateUtc="2026-06-02T11:12:00Z"/>
+                <w:ins w:id="733" w:author="Millicent  Mufambi" w:date="2026-06-02T13:44:00Z" w16du:dateUtc="2026-06-02T11:44:00Z"/>
               </w:rPr>
             </w:pPr>
-            <w:ins w:id="713" w:author="Millicent  Mufambi" w:date="2026-06-02T13:12:00Z" w16du:dateUtc="2026-06-02T11:12:00Z">
+            <w:ins w:id="734" w:author="Millicent  Mufambi" w:date="2026-06-02T13:44:00Z" w16du:dateUtc="2026-06-02T11:44:00Z">
               <w:r>
                 <w:t>168.6 s</w:t>
               </w:r>
@@ -12138,10 +12267,10 @@
         <w:spacing w:after="120"/>
         <w:jc w:val="both"/>
         <w:rPr>
-          <w:ins w:id="714" w:author="Millicent  Mufambi" w:date="2026-06-02T13:12:00Z" w16du:dateUtc="2026-06-02T11:12:00Z"/>
+          <w:ins w:id="735" w:author="Millicent  Mufambi" w:date="2026-06-02T13:44:00Z" w16du:dateUtc="2026-06-02T11:44:00Z"/>
         </w:rPr>
       </w:pPr>
-      <w:ins w:id="715" w:author="Millicent  Mufambi" w:date="2026-06-02T13:12:00Z" w16du:dateUtc="2026-06-02T11:12:00Z">
+      <w:ins w:id="736" w:author="Millicent  Mufambi" w:date="2026-06-02T13:44:00Z" w16du:dateUtc="2026-06-02T11:44:00Z">
         <w:r>
           <w:rPr>
             <w:b/>
@@ -12155,10 +12284,10 @@
         <w:spacing w:after="120"/>
         <w:jc w:val="both"/>
         <w:rPr>
-          <w:ins w:id="716" w:author="Millicent  Mufambi" w:date="2026-06-02T13:12:00Z" w16du:dateUtc="2026-06-02T11:12:00Z"/>
+          <w:ins w:id="737" w:author="Millicent  Mufambi" w:date="2026-06-02T13:44:00Z" w16du:dateUtc="2026-06-02T11:44:00Z"/>
         </w:rPr>
       </w:pPr>
-      <w:ins w:id="717" w:author="Millicent  Mufambi" w:date="2026-06-02T13:12:00Z" w16du:dateUtc="2026-06-02T11:12:00Z">
+      <w:ins w:id="738" w:author="Millicent  Mufambi" w:date="2026-06-02T13:44:00Z" w16du:dateUtc="2026-06-02T11:44:00Z">
         <w:r>
           <w:t>To show the f = 1 result is not a ceiling and that the tolerance bound is exact, we re-ran the e-commerce set at f = 2 (n = 3f + 1 = 7, quorum = 2f + 1 = 5) with seven independent voters and injected an increasing number of Byzantine rejecters. With no fault all seven vote and consensus forms; with two faults (= f) five honest validators still meet the quorum and consensus forms; with three faults (= f + 1) only four honest validators remain, below the quorum of five, and consensus provably cannot form in a</w:t>
         </w:r>
@@ -12172,10 +12301,10 @@
         <w:spacing w:after="120"/>
         <w:jc w:val="both"/>
         <w:rPr>
-          <w:ins w:id="718" w:author="Millicent  Mufambi" w:date="2026-06-02T13:12:00Z" w16du:dateUtc="2026-06-02T11:12:00Z"/>
+          <w:ins w:id="739" w:author="Millicent  Mufambi" w:date="2026-06-02T13:44:00Z" w16du:dateUtc="2026-06-02T11:44:00Z"/>
         </w:rPr>
       </w:pPr>
-      <w:ins w:id="719" w:author="Millicent  Mufambi" w:date="2026-06-02T13:12:00Z" w16du:dateUtc="2026-06-02T11:12:00Z">
+      <w:ins w:id="740" w:author="Millicent  Mufambi" w:date="2026-06-02T13:44:00Z" w16du:dateUtc="2026-06-02T11:44:00Z">
         <w:r>
           <w:t>Table 12</w:t>
         </w:r>
@@ -12186,10 +12315,10 @@
         <w:spacing w:after="120"/>
         <w:jc w:val="both"/>
         <w:rPr>
-          <w:ins w:id="720" w:author="Millicent  Mufambi" w:date="2026-06-02T13:12:00Z" w16du:dateUtc="2026-06-02T11:12:00Z"/>
+          <w:ins w:id="741" w:author="Millicent  Mufambi" w:date="2026-06-02T13:44:00Z" w16du:dateUtc="2026-06-02T11:44:00Z"/>
         </w:rPr>
       </w:pPr>
-      <w:ins w:id="721" w:author="Millicent  Mufambi" w:date="2026-06-02T13:12:00Z" w16du:dateUtc="2026-06-02T11:12:00Z">
+      <w:ins w:id="742" w:author="Millicent  Mufambi" w:date="2026-06-02T13:44:00Z" w16du:dateUtc="2026-06-02T11:44:00Z">
         <w:r>
           <w:t>BYZANTINE TOLERANCE AT f = 2 (n = 7, QUORUM = 5): TIGHT BOUND</w:t>
         </w:r>
@@ -12210,7 +12339,7 @@
       </w:tblGrid>
       <w:tr>
         <w:trPr>
-          <w:ins w:id="722" w:author="Millicent  Mufambi" w:date="2026-06-02T13:12:00Z" w16du:dateUtc="2026-06-02T11:12:00Z"/>
+          <w:ins w:id="743" w:author="Millicent  Mufambi" w:date="2026-06-02T13:44:00Z" w16du:dateUtc="2026-06-02T11:44:00Z"/>
         </w:trPr>
         <w:tc>
           <w:tcPr>
@@ -12219,10 +12348,10 @@
           <w:p>
             <w:pPr>
               <w:rPr>
-                <w:ins w:id="723" w:author="Millicent  Mufambi" w:date="2026-06-02T13:12:00Z" w16du:dateUtc="2026-06-02T11:12:00Z"/>
+                <w:ins w:id="744" w:author="Millicent  Mufambi" w:date="2026-06-02T13:44:00Z" w16du:dateUtc="2026-06-02T11:44:00Z"/>
               </w:rPr>
             </w:pPr>
-            <w:ins w:id="724" w:author="Millicent  Mufambi" w:date="2026-06-02T13:12:00Z" w16du:dateUtc="2026-06-02T11:12:00Z">
+            <w:ins w:id="745" w:author="Millicent  Mufambi" w:date="2026-06-02T13:44:00Z" w16du:dateUtc="2026-06-02T11:44:00Z">
               <w:r>
                 <w:rPr>
                   <w:b/>
@@ -12239,10 +12368,10 @@
           <w:p>
             <w:pPr>
               <w:rPr>
-                <w:ins w:id="725" w:author="Millicent  Mufambi" w:date="2026-06-02T13:12:00Z" w16du:dateUtc="2026-06-02T11:12:00Z"/>
+                <w:ins w:id="746" w:author="Millicent  Mufambi" w:date="2026-06-02T13:44:00Z" w16du:dateUtc="2026-06-02T11:44:00Z"/>
               </w:rPr>
             </w:pPr>
-            <w:ins w:id="726" w:author="Millicent  Mufambi" w:date="2026-06-02T13:12:00Z" w16du:dateUtc="2026-06-02T11:12:00Z">
+            <w:ins w:id="747" w:author="Millicent  Mufambi" w:date="2026-06-02T13:44:00Z" w16du:dateUtc="2026-06-02T11:44:00Z">
               <w:r>
                 <w:rPr>
                   <w:b/>
@@ -12259,10 +12388,10 @@
           <w:p>
             <w:pPr>
               <w:rPr>
-                <w:ins w:id="727" w:author="Millicent  Mufambi" w:date="2026-06-02T13:12:00Z" w16du:dateUtc="2026-06-02T11:12:00Z"/>
+                <w:ins w:id="748" w:author="Millicent  Mufambi" w:date="2026-06-02T13:44:00Z" w16du:dateUtc="2026-06-02T11:44:00Z"/>
               </w:rPr>
             </w:pPr>
-            <w:ins w:id="728" w:author="Millicent  Mufambi" w:date="2026-06-02T13:12:00Z" w16du:dateUtc="2026-06-02T11:12:00Z">
+            <w:ins w:id="749" w:author="Millicent  Mufambi" w:date="2026-06-02T13:44:00Z" w16du:dateUtc="2026-06-02T11:44:00Z">
               <w:r>
                 <w:rPr>
                   <w:b/>
@@ -12279,10 +12408,10 @@
           <w:p>
             <w:pPr>
               <w:rPr>
-                <w:ins w:id="729" w:author="Millicent  Mufambi" w:date="2026-06-02T13:12:00Z" w16du:dateUtc="2026-06-02T11:12:00Z"/>
+                <w:ins w:id="750" w:author="Millicent  Mufambi" w:date="2026-06-02T13:44:00Z" w16du:dateUtc="2026-06-02T11:44:00Z"/>
               </w:rPr>
             </w:pPr>
-            <w:ins w:id="730" w:author="Millicent  Mufambi" w:date="2026-06-02T13:12:00Z" w16du:dateUtc="2026-06-02T11:12:00Z">
+            <w:ins w:id="751" w:author="Millicent  Mufambi" w:date="2026-06-02T13:44:00Z" w16du:dateUtc="2026-06-02T11:44:00Z">
               <w:r>
                 <w:rPr>
                   <w:b/>
@@ -12299,10 +12428,10 @@
           <w:p>
             <w:pPr>
               <w:rPr>
-                <w:ins w:id="731" w:author="Millicent  Mufambi" w:date="2026-06-02T13:12:00Z" w16du:dateUtc="2026-06-02T11:12:00Z"/>
+                <w:ins w:id="752" w:author="Millicent  Mufambi" w:date="2026-06-02T13:44:00Z" w16du:dateUtc="2026-06-02T11:44:00Z"/>
               </w:rPr>
             </w:pPr>
-            <w:ins w:id="732" w:author="Millicent  Mufambi" w:date="2026-06-02T13:12:00Z" w16du:dateUtc="2026-06-02T11:12:00Z">
+            <w:ins w:id="753" w:author="Millicent  Mufambi" w:date="2026-06-02T13:44:00Z" w16du:dateUtc="2026-06-02T11:44:00Z">
               <w:r>
                 <w:rPr>
                   <w:b/>
@@ -12315,7 +12444,7 @@
       </w:tr>
       <w:tr>
         <w:trPr>
-          <w:ins w:id="733" w:author="Millicent  Mufambi" w:date="2026-06-02T13:12:00Z" w16du:dateUtc="2026-06-02T11:12:00Z"/>
+          <w:ins w:id="754" w:author="Millicent  Mufambi" w:date="2026-06-02T13:44:00Z" w16du:dateUtc="2026-06-02T11:44:00Z"/>
         </w:trPr>
         <w:tc>
           <w:tcPr>
@@ -12324,10 +12453,10 @@
           <w:p>
             <w:pPr>
               <w:rPr>
-                <w:ins w:id="734" w:author="Millicent  Mufambi" w:date="2026-06-02T13:12:00Z" w16du:dateUtc="2026-06-02T11:12:00Z"/>
+                <w:ins w:id="755" w:author="Millicent  Mufambi" w:date="2026-06-02T13:44:00Z" w16du:dateUtc="2026-06-02T11:44:00Z"/>
               </w:rPr>
             </w:pPr>
-            <w:ins w:id="735" w:author="Millicent  Mufambi" w:date="2026-06-02T13:12:00Z" w16du:dateUtc="2026-06-02T11:12:00Z">
+            <w:ins w:id="756" w:author="Millicent  Mufambi" w:date="2026-06-02T13:44:00Z" w16du:dateUtc="2026-06-02T11:44:00Z">
               <w:r>
                 <w:t>clean</w:t>
               </w:r>
@@ -12341,10 +12470,10 @@
           <w:p>
             <w:pPr>
               <w:rPr>
-                <w:ins w:id="736" w:author="Millicent  Mufambi" w:date="2026-06-02T13:12:00Z" w16du:dateUtc="2026-06-02T11:12:00Z"/>
+                <w:ins w:id="757" w:author="Millicent  Mufambi" w:date="2026-06-02T13:44:00Z" w16du:dateUtc="2026-06-02T11:44:00Z"/>
               </w:rPr>
             </w:pPr>
-            <w:ins w:id="737" w:author="Millicent  Mufambi" w:date="2026-06-02T13:12:00Z" w16du:dateUtc="2026-06-02T11:12:00Z">
+            <w:ins w:id="758" w:author="Millicent  Mufambi" w:date="2026-06-02T13:44:00Z" w16du:dateUtc="2026-06-02T11:44:00Z">
               <w:r>
                 <w:t>0</w:t>
               </w:r>
@@ -12358,10 +12487,10 @@
           <w:p>
             <w:pPr>
               <w:rPr>
-                <w:ins w:id="738" w:author="Millicent  Mufambi" w:date="2026-06-02T13:12:00Z" w16du:dateUtc="2026-06-02T11:12:00Z"/>
+                <w:ins w:id="759" w:author="Millicent  Mufambi" w:date="2026-06-02T13:44:00Z" w16du:dateUtc="2026-06-02T11:44:00Z"/>
               </w:rPr>
             </w:pPr>
-            <w:ins w:id="739" w:author="Millicent  Mufambi" w:date="2026-06-02T13:12:00Z" w16du:dateUtc="2026-06-02T11:12:00Z">
+            <w:ins w:id="760" w:author="Millicent  Mufambi" w:date="2026-06-02T13:44:00Z" w16du:dateUtc="2026-06-02T11:44:00Z">
               <w:r>
                 <w:t>5/5</w:t>
               </w:r>
@@ -12375,10 +12504,10 @@
           <w:p>
             <w:pPr>
               <w:rPr>
-                <w:ins w:id="740" w:author="Millicent  Mufambi" w:date="2026-06-02T13:12:00Z" w16du:dateUtc="2026-06-02T11:12:00Z"/>
+                <w:ins w:id="761" w:author="Millicent  Mufambi" w:date="2026-06-02T13:44:00Z" w16du:dateUtc="2026-06-02T11:44:00Z"/>
               </w:rPr>
             </w:pPr>
-            <w:ins w:id="741" w:author="Millicent  Mufambi" w:date="2026-06-02T13:12:00Z" w16du:dateUtc="2026-06-02T11:12:00Z">
+            <w:ins w:id="762" w:author="Millicent  Mufambi" w:date="2026-06-02T13:44:00Z" w16du:dateUtc="2026-06-02T11:44:00Z">
               <w:r>
                 <w:t>7</w:t>
               </w:r>
@@ -12392,10 +12521,10 @@
           <w:p>
             <w:pPr>
               <w:rPr>
-                <w:ins w:id="742" w:author="Millicent  Mufambi" w:date="2026-06-02T13:12:00Z" w16du:dateUtc="2026-06-02T11:12:00Z"/>
+                <w:ins w:id="763" w:author="Millicent  Mufambi" w:date="2026-06-02T13:44:00Z" w16du:dateUtc="2026-06-02T11:44:00Z"/>
               </w:rPr>
             </w:pPr>
-            <w:ins w:id="743" w:author="Millicent  Mufambi" w:date="2026-06-02T13:12:00Z" w16du:dateUtc="2026-06-02T11:12:00Z">
+            <w:ins w:id="764" w:author="Millicent  Mufambi" w:date="2026-06-02T13:44:00Z" w16du:dateUtc="2026-06-02T11:44:00Z">
               <w:r>
                 <w:t>baseline</w:t>
               </w:r>
@@ -12405,7 +12534,7 @@
       </w:tr>
       <w:tr>
         <w:trPr>
-          <w:ins w:id="744" w:author="Millicent  Mufambi" w:date="2026-06-02T13:12:00Z" w16du:dateUtc="2026-06-02T11:12:00Z"/>
+          <w:ins w:id="765" w:author="Millicent  Mufambi" w:date="2026-06-02T13:44:00Z" w16du:dateUtc="2026-06-02T11:44:00Z"/>
         </w:trPr>
         <w:tc>
           <w:tcPr>
@@ -12414,10 +12543,10 @@
           <w:p>
             <w:pPr>
               <w:rPr>
-                <w:ins w:id="745" w:author="Millicent  Mufambi" w:date="2026-06-02T13:12:00Z" w16du:dateUtc="2026-06-02T11:12:00Z"/>
+                <w:ins w:id="766" w:author="Millicent  Mufambi" w:date="2026-06-02T13:44:00Z" w16du:dateUtc="2026-06-02T11:44:00Z"/>
               </w:rPr>
             </w:pPr>
-            <w:ins w:id="746" w:author="Millicent  Mufambi" w:date="2026-06-02T13:12:00Z" w16du:dateUtc="2026-06-02T11:12:00Z">
+            <w:ins w:id="767" w:author="Millicent  Mufambi" w:date="2026-06-02T13:44:00Z" w16du:dateUtc="2026-06-02T11:44:00Z">
               <w:r>
                 <w:t>reject2</w:t>
               </w:r>
@@ -12431,10 +12560,10 @@
           <w:p>
             <w:pPr>
               <w:rPr>
-                <w:ins w:id="747" w:author="Millicent  Mufambi" w:date="2026-06-02T13:12:00Z" w16du:dateUtc="2026-06-02T11:12:00Z"/>
+                <w:ins w:id="768" w:author="Millicent  Mufambi" w:date="2026-06-02T13:44:00Z" w16du:dateUtc="2026-06-02T11:44:00Z"/>
               </w:rPr>
             </w:pPr>
-            <w:ins w:id="748" w:author="Millicent  Mufambi" w:date="2026-06-02T13:12:00Z" w16du:dateUtc="2026-06-02T11:12:00Z">
+            <w:ins w:id="769" w:author="Millicent  Mufambi" w:date="2026-06-02T13:44:00Z" w16du:dateUtc="2026-06-02T11:44:00Z">
               <w:r>
                 <w:t>2 (= f)</w:t>
               </w:r>
@@ -12448,10 +12577,10 @@
           <w:p>
             <w:pPr>
               <w:rPr>
-                <w:ins w:id="749" w:author="Millicent  Mufambi" w:date="2026-06-02T13:12:00Z" w16du:dateUtc="2026-06-02T11:12:00Z"/>
+                <w:ins w:id="770" w:author="Millicent  Mufambi" w:date="2026-06-02T13:44:00Z" w16du:dateUtc="2026-06-02T11:44:00Z"/>
               </w:rPr>
             </w:pPr>
-            <w:ins w:id="750" w:author="Millicent  Mufambi" w:date="2026-06-02T13:12:00Z" w16du:dateUtc="2026-06-02T11:12:00Z">
+            <w:ins w:id="771" w:author="Millicent  Mufambi" w:date="2026-06-02T13:44:00Z" w16du:dateUtc="2026-06-02T11:44:00Z">
               <w:r>
                 <w:t>5/5</w:t>
               </w:r>
@@ -12465,10 +12594,10 @@
           <w:p>
             <w:pPr>
               <w:rPr>
-                <w:ins w:id="751" w:author="Millicent  Mufambi" w:date="2026-06-02T13:12:00Z" w16du:dateUtc="2026-06-02T11:12:00Z"/>
+                <w:ins w:id="772" w:author="Millicent  Mufambi" w:date="2026-06-02T13:44:00Z" w16du:dateUtc="2026-06-02T11:44:00Z"/>
               </w:rPr>
             </w:pPr>
-            <w:ins w:id="752" w:author="Millicent  Mufambi" w:date="2026-06-02T13:12:00Z" w16du:dateUtc="2026-06-02T11:12:00Z">
+            <w:ins w:id="773" w:author="Millicent  Mufambi" w:date="2026-06-02T13:44:00Z" w16du:dateUtc="2026-06-02T11:44:00Z">
               <w:r>
                 <w:t>5</w:t>
               </w:r>
@@ -12482,10 +12611,10 @@
           <w:p>
             <w:pPr>
               <w:rPr>
-                <w:ins w:id="753" w:author="Millicent  Mufambi" w:date="2026-06-02T13:12:00Z" w16du:dateUtc="2026-06-02T11:12:00Z"/>
+                <w:ins w:id="774" w:author="Millicent  Mufambi" w:date="2026-06-02T13:44:00Z" w16du:dateUtc="2026-06-02T11:44:00Z"/>
               </w:rPr>
             </w:pPr>
-            <w:ins w:id="754" w:author="Millicent  Mufambi" w:date="2026-06-02T13:12:00Z" w16du:dateUtc="2026-06-02T11:12:00Z">
+            <w:ins w:id="775" w:author="Millicent  Mufambi" w:date="2026-06-02T13:44:00Z" w16du:dateUtc="2026-06-02T11:44:00Z">
               <w:r>
                 <w:t>tolerated — quorum still met</w:t>
               </w:r>
@@ -12495,7 +12624,7 @@
       </w:tr>
       <w:tr>
         <w:trPr>
-          <w:ins w:id="755" w:author="Millicent  Mufambi" w:date="2026-06-02T13:12:00Z" w16du:dateUtc="2026-06-02T11:12:00Z"/>
+          <w:ins w:id="776" w:author="Millicent  Mufambi" w:date="2026-06-02T13:44:00Z" w16du:dateUtc="2026-06-02T11:44:00Z"/>
         </w:trPr>
         <w:tc>
           <w:tcPr>
@@ -12504,10 +12633,10 @@
           <w:p>
             <w:pPr>
               <w:rPr>
-                <w:ins w:id="756" w:author="Millicent  Mufambi" w:date="2026-06-02T13:12:00Z" w16du:dateUtc="2026-06-02T11:12:00Z"/>
+                <w:ins w:id="777" w:author="Millicent  Mufambi" w:date="2026-06-02T13:44:00Z" w16du:dateUtc="2026-06-02T11:44:00Z"/>
               </w:rPr>
             </w:pPr>
-            <w:ins w:id="757" w:author="Millicent  Mufambi" w:date="2026-06-02T13:12:00Z" w16du:dateUtc="2026-06-02T11:12:00Z">
+            <w:ins w:id="778" w:author="Millicent  Mufambi" w:date="2026-06-02T13:44:00Z" w16du:dateUtc="2026-06-02T11:44:00Z">
               <w:r>
                 <w:t>reject3</w:t>
               </w:r>
@@ -12521,10 +12650,10 @@
           <w:p>
             <w:pPr>
               <w:rPr>
-                <w:ins w:id="758" w:author="Millicent  Mufambi" w:date="2026-06-02T13:12:00Z" w16du:dateUtc="2026-06-02T11:12:00Z"/>
+                <w:ins w:id="779" w:author="Millicent  Mufambi" w:date="2026-06-02T13:44:00Z" w16du:dateUtc="2026-06-02T11:44:00Z"/>
               </w:rPr>
             </w:pPr>
-            <w:ins w:id="759" w:author="Millicent  Mufambi" w:date="2026-06-02T13:12:00Z" w16du:dateUtc="2026-06-02T11:12:00Z">
+            <w:ins w:id="780" w:author="Millicent  Mufambi" w:date="2026-06-02T13:44:00Z" w16du:dateUtc="2026-06-02T11:44:00Z">
               <w:r>
                 <w:t>3 (= f + 1)</w:t>
               </w:r>
@@ -12538,10 +12667,10 @@
           <w:p>
             <w:pPr>
               <w:rPr>
-                <w:ins w:id="760" w:author="Millicent  Mufambi" w:date="2026-06-02T13:12:00Z" w16du:dateUtc="2026-06-02T11:12:00Z"/>
+                <w:ins w:id="781" w:author="Millicent  Mufambi" w:date="2026-06-02T13:44:00Z" w16du:dateUtc="2026-06-02T11:44:00Z"/>
               </w:rPr>
             </w:pPr>
-            <w:ins w:id="761" w:author="Millicent  Mufambi" w:date="2026-06-02T13:12:00Z" w16du:dateUtc="2026-06-02T11:12:00Z">
+            <w:ins w:id="782" w:author="Millicent  Mufambi" w:date="2026-06-02T13:44:00Z" w16du:dateUtc="2026-06-02T11:44:00Z">
               <w:r>
                 <w:t>0/5</w:t>
               </w:r>
@@ -12555,10 +12684,10 @@
           <w:p>
             <w:pPr>
               <w:rPr>
-                <w:ins w:id="762" w:author="Millicent  Mufambi" w:date="2026-06-02T13:12:00Z" w16du:dateUtc="2026-06-02T11:12:00Z"/>
+                <w:ins w:id="783" w:author="Millicent  Mufambi" w:date="2026-06-02T13:44:00Z" w16du:dateUtc="2026-06-02T11:44:00Z"/>
               </w:rPr>
             </w:pPr>
-            <w:ins w:id="763" w:author="Millicent  Mufambi" w:date="2026-06-02T13:12:00Z" w16du:dateUtc="2026-06-02T11:12:00Z">
+            <w:ins w:id="784" w:author="Millicent  Mufambi" w:date="2026-06-02T13:44:00Z" w16du:dateUtc="2026-06-02T11:44:00Z">
               <w:r>
                 <w:t>4</w:t>
               </w:r>
@@ -12572,10 +12701,10 @@
           <w:p>
             <w:pPr>
               <w:rPr>
-                <w:ins w:id="764" w:author="Millicent  Mufambi" w:date="2026-06-02T13:12:00Z" w16du:dateUtc="2026-06-02T11:12:00Z"/>
+                <w:ins w:id="785" w:author="Millicent  Mufambi" w:date="2026-06-02T13:44:00Z" w16du:dateUtc="2026-06-02T11:44:00Z"/>
               </w:rPr>
             </w:pPr>
-            <w:ins w:id="765" w:author="Millicent  Mufambi" w:date="2026-06-02T13:12:00Z" w16du:dateUtc="2026-06-02T11:12:00Z">
+            <w:ins w:id="786" w:author="Millicent  Mufambi" w:date="2026-06-02T13:44:00Z" w16du:dateUtc="2026-06-02T11:44:00Z">
               <w:r>
                 <w:t>liveness breaks — quorum unreachable</w:t>
               </w:r>
@@ -12585,7 +12714,7 @@
       </w:tr>
       <w:tr>
         <w:trPr>
-          <w:ins w:id="766" w:author="Millicent  Mufambi" w:date="2026-06-02T13:12:00Z" w16du:dateUtc="2026-06-02T11:12:00Z"/>
+          <w:ins w:id="787" w:author="Millicent  Mufambi" w:date="2026-06-02T13:44:00Z" w16du:dateUtc="2026-06-02T11:44:00Z"/>
         </w:trPr>
         <w:tc>
           <w:tcPr>
@@ -12594,10 +12723,10 @@
           <w:p>
             <w:pPr>
               <w:rPr>
-                <w:ins w:id="767" w:author="Millicent  Mufambi" w:date="2026-06-02T13:12:00Z" w16du:dateUtc="2026-06-02T11:12:00Z"/>
+                <w:ins w:id="788" w:author="Millicent  Mufambi" w:date="2026-06-02T13:44:00Z" w16du:dateUtc="2026-06-02T11:44:00Z"/>
               </w:rPr>
             </w:pPr>
-            <w:ins w:id="768" w:author="Millicent  Mufambi" w:date="2026-06-02T13:12:00Z" w16du:dateUtc="2026-06-02T11:12:00Z">
+            <w:ins w:id="789" w:author="Millicent  Mufambi" w:date="2026-06-02T13:44:00Z" w16du:dateUtc="2026-06-02T11:44:00Z">
               <w:r>
                 <w:t>approve2</w:t>
               </w:r>
@@ -12611,10 +12740,10 @@
           <w:p>
             <w:pPr>
               <w:rPr>
-                <w:ins w:id="769" w:author="Millicent  Mufambi" w:date="2026-06-02T13:12:00Z" w16du:dateUtc="2026-06-02T11:12:00Z"/>
+                <w:ins w:id="790" w:author="Millicent  Mufambi" w:date="2026-06-02T13:44:00Z" w16du:dateUtc="2026-06-02T11:44:00Z"/>
               </w:rPr>
             </w:pPr>
-            <w:ins w:id="770" w:author="Millicent  Mufambi" w:date="2026-06-02T13:12:00Z" w16du:dateUtc="2026-06-02T11:12:00Z">
+            <w:ins w:id="791" w:author="Millicent  Mufambi" w:date="2026-06-02T13:44:00Z" w16du:dateUtc="2026-06-02T11:44:00Z">
               <w:r>
                 <w:t>2 (= f)</w:t>
               </w:r>
@@ -12628,10 +12757,10 @@
           <w:p>
             <w:pPr>
               <w:rPr>
-                <w:ins w:id="771" w:author="Millicent  Mufambi" w:date="2026-06-02T13:12:00Z" w16du:dateUtc="2026-06-02T11:12:00Z"/>
+                <w:ins w:id="792" w:author="Millicent  Mufambi" w:date="2026-06-02T13:44:00Z" w16du:dateUtc="2026-06-02T11:44:00Z"/>
               </w:rPr>
             </w:pPr>
-            <w:ins w:id="772" w:author="Millicent  Mufambi" w:date="2026-06-02T13:12:00Z" w16du:dateUtc="2026-06-02T11:12:00Z">
+            <w:ins w:id="793" w:author="Millicent  Mufambi" w:date="2026-06-02T13:44:00Z" w16du:dateUtc="2026-06-02T11:44:00Z">
               <w:r>
                 <w:t>5/5</w:t>
               </w:r>
@@ -12645,10 +12774,10 @@
           <w:p>
             <w:pPr>
               <w:rPr>
-                <w:ins w:id="773" w:author="Millicent  Mufambi" w:date="2026-06-02T13:12:00Z" w16du:dateUtc="2026-06-02T11:12:00Z"/>
+                <w:ins w:id="794" w:author="Millicent  Mufambi" w:date="2026-06-02T13:44:00Z" w16du:dateUtc="2026-06-02T11:44:00Z"/>
               </w:rPr>
             </w:pPr>
-            <w:ins w:id="774" w:author="Millicent  Mufambi" w:date="2026-06-02T13:12:00Z" w16du:dateUtc="2026-06-02T11:12:00Z">
+            <w:ins w:id="795" w:author="Millicent  Mufambi" w:date="2026-06-02T13:44:00Z" w16du:dateUtc="2026-06-02T11:44:00Z">
               <w:r>
                 <w:t>7</w:t>
               </w:r>
@@ -12662,10 +12791,10 @@
           <w:p>
             <w:pPr>
               <w:rPr>
-                <w:ins w:id="775" w:author="Millicent  Mufambi" w:date="2026-06-02T13:12:00Z" w16du:dateUtc="2026-06-02T11:12:00Z"/>
+                <w:ins w:id="796" w:author="Millicent  Mufambi" w:date="2026-06-02T13:44:00Z" w16du:dateUtc="2026-06-02T11:44:00Z"/>
               </w:rPr>
             </w:pPr>
-            <w:ins w:id="776" w:author="Millicent  Mufambi" w:date="2026-06-02T13:12:00Z" w16du:dateUtc="2026-06-02T11:12:00Z">
+            <w:ins w:id="797" w:author="Millicent  Mufambi" w:date="2026-06-02T13:44:00Z" w16du:dateUtc="2026-06-02T11:44:00Z">
               <w:r>
                 <w:t>safety holds</w:t>
               </w:r>
@@ -12675,7 +12804,7 @@
       </w:tr>
       <w:tr>
         <w:trPr>
-          <w:ins w:id="777" w:author="Millicent  Mufambi" w:date="2026-06-02T13:12:00Z" w16du:dateUtc="2026-06-02T11:12:00Z"/>
+          <w:ins w:id="798" w:author="Millicent  Mufambi" w:date="2026-06-02T13:44:00Z" w16du:dateUtc="2026-06-02T11:44:00Z"/>
         </w:trPr>
         <w:tc>
           <w:tcPr>
@@ -12684,10 +12813,10 @@
           <w:p>
             <w:pPr>
               <w:rPr>
-                <w:ins w:id="778" w:author="Millicent  Mufambi" w:date="2026-06-02T13:12:00Z" w16du:dateUtc="2026-06-02T11:12:00Z"/>
+                <w:ins w:id="799" w:author="Millicent  Mufambi" w:date="2026-06-02T13:44:00Z" w16du:dateUtc="2026-06-02T11:44:00Z"/>
               </w:rPr>
             </w:pPr>
-            <w:ins w:id="779" w:author="Millicent  Mufambi" w:date="2026-06-02T13:12:00Z" w16du:dateUtc="2026-06-02T11:12:00Z">
+            <w:ins w:id="800" w:author="Millicent  Mufambi" w:date="2026-06-02T13:44:00Z" w16du:dateUtc="2026-06-02T11:44:00Z">
               <w:r>
                 <w:t>approve3</w:t>
               </w:r>
@@ -12701,10 +12830,10 @@
           <w:p>
             <w:pPr>
               <w:rPr>
-                <w:ins w:id="780" w:author="Millicent  Mufambi" w:date="2026-06-02T13:12:00Z" w16du:dateUtc="2026-06-02T11:12:00Z"/>
+                <w:ins w:id="801" w:author="Millicent  Mufambi" w:date="2026-06-02T13:44:00Z" w16du:dateUtc="2026-06-02T11:44:00Z"/>
               </w:rPr>
             </w:pPr>
-            <w:ins w:id="781" w:author="Millicent  Mufambi" w:date="2026-06-02T13:12:00Z" w16du:dateUtc="2026-06-02T11:12:00Z">
+            <w:ins w:id="802" w:author="Millicent  Mufambi" w:date="2026-06-02T13:44:00Z" w16du:dateUtc="2026-06-02T11:44:00Z">
               <w:r>
                 <w:t>3 (= f + 1)</w:t>
               </w:r>
@@ -12718,10 +12847,10 @@
           <w:p>
             <w:pPr>
               <w:rPr>
-                <w:ins w:id="782" w:author="Millicent  Mufambi" w:date="2026-06-02T13:12:00Z" w16du:dateUtc="2026-06-02T11:12:00Z"/>
+                <w:ins w:id="803" w:author="Millicent  Mufambi" w:date="2026-06-02T13:44:00Z" w16du:dateUtc="2026-06-02T11:44:00Z"/>
               </w:rPr>
             </w:pPr>
-            <w:ins w:id="783" w:author="Millicent  Mufambi" w:date="2026-06-02T13:12:00Z" w16du:dateUtc="2026-06-02T11:12:00Z">
+            <w:ins w:id="804" w:author="Millicent  Mufambi" w:date="2026-06-02T13:44:00Z" w16du:dateUtc="2026-06-02T11:44:00Z">
               <w:r>
                 <w:t>5/5</w:t>
               </w:r>
@@ -12735,10 +12864,10 @@
           <w:p>
             <w:pPr>
               <w:rPr>
-                <w:ins w:id="784" w:author="Millicent  Mufambi" w:date="2026-06-02T13:12:00Z" w16du:dateUtc="2026-06-02T11:12:00Z"/>
+                <w:ins w:id="805" w:author="Millicent  Mufambi" w:date="2026-06-02T13:44:00Z" w16du:dateUtc="2026-06-02T11:44:00Z"/>
               </w:rPr>
             </w:pPr>
-            <w:ins w:id="785" w:author="Millicent  Mufambi" w:date="2026-06-02T13:12:00Z" w16du:dateUtc="2026-06-02T11:12:00Z">
+            <w:ins w:id="806" w:author="Millicent  Mufambi" w:date="2026-06-02T13:44:00Z" w16du:dateUtc="2026-06-02T11:44:00Z">
               <w:r>
                 <w:t>7</w:t>
               </w:r>
@@ -12752,10 +12881,10 @@
           <w:p>
             <w:pPr>
               <w:rPr>
-                <w:ins w:id="786" w:author="Millicent  Mufambi" w:date="2026-06-02T13:12:00Z" w16du:dateUtc="2026-06-02T11:12:00Z"/>
+                <w:ins w:id="807" w:author="Millicent  Mufambi" w:date="2026-06-02T13:44:00Z" w16du:dateUtc="2026-06-02T11:44:00Z"/>
               </w:rPr>
             </w:pPr>
-            <w:ins w:id="787" w:author="Millicent  Mufambi" w:date="2026-06-02T13:12:00Z" w16du:dateUtc="2026-06-02T11:12:00Z">
+            <w:ins w:id="808" w:author="Millicent  Mufambi" w:date="2026-06-02T13:44:00Z" w16du:dateUtc="2026-06-02T11:44:00Z">
               <w:r>
                 <w:t>formed (no bad fix to exploit)</w:t>
               </w:r>
@@ -12769,16 +12898,16 @@
         <w:spacing w:after="120"/>
         <w:jc w:val="both"/>
         <w:rPr>
-          <w:ins w:id="788" w:author="Millicent  Mufambi" w:date="2026-06-02T13:12:00Z" w16du:dateUtc="2026-06-02T11:12:00Z"/>
+          <w:ins w:id="809" w:author="Millicent  Mufambi" w:date="2026-06-02T13:44:00Z" w16du:dateUtc="2026-06-02T11:44:00Z"/>
         </w:rPr>
       </w:pPr>
-      <w:ins w:id="789" w:author="Millicent  Mufambi" w:date="2026-06-02T13:12:00Z" w16du:dateUtc="2026-06-02T11:12:00Z">
+      <w:ins w:id="810" w:author="Millicent  Mufambi" w:date="2026-06-02T13:44:00Z" w16du:dateUtc="2026-06-02T11:44:00Z">
         <w:r>
           <w:rPr>
             <w:noProof/>
           </w:rPr>
           <w:drawing>
-            <wp:inline distT="0" distB="0" distL="0" distR="0" wp14:anchorId="4CFEDA96" wp14:editId="681492C4">
+            <wp:inline distT="0" distB="0" distL="0" distR="0" wp14:anchorId="1C9E1528" wp14:editId="779E69A2">
               <wp:extent cx="5029200" cy="3335154"/>
               <wp:effectExtent l="0" t="0" r="0" b="0"/>
               <wp:docPr id="70320688" name="Picture 70320688"/>
@@ -12820,10 +12949,10 @@
         <w:spacing w:after="120"/>
         <w:jc w:val="both"/>
         <w:rPr>
-          <w:ins w:id="790" w:author="Millicent  Mufambi" w:date="2026-06-02T13:12:00Z" w16du:dateUtc="2026-06-02T11:12:00Z"/>
+          <w:ins w:id="811" w:author="Millicent  Mufambi" w:date="2026-06-02T13:44:00Z" w16du:dateUtc="2026-06-02T11:44:00Z"/>
         </w:rPr>
       </w:pPr>
-      <w:ins w:id="791" w:author="Millicent  Mufambi" w:date="2026-06-02T13:12:00Z" w16du:dateUtc="2026-06-02T11:12:00Z">
+      <w:ins w:id="812" w:author="Millicent  Mufambi" w:date="2026-06-02T13:44:00Z" w16du:dateUtc="2026-06-02T11:44:00Z">
         <w:r>
           <w:t>Figure 6. Prepare votes versus injected Byzantine rejecters at f = 2 (n = 7, quorum = 5). The vote count falls 7, 5, 4 as faults rise 0, 2, 3; at f + 1 = 3 faults the honest votes (4) drop below the quorum (5) and consensus provably cannot form, confirming the tolerance bound is exactly f.</w:t>
         </w:r>
@@ -12834,10 +12963,10 @@
         <w:spacing w:after="120"/>
         <w:jc w:val="both"/>
         <w:rPr>
-          <w:ins w:id="792" w:author="Millicent  Mufambi" w:date="2026-06-02T13:12:00Z" w16du:dateUtc="2026-06-02T11:12:00Z"/>
+          <w:ins w:id="813" w:author="Millicent  Mufambi" w:date="2026-06-02T13:44:00Z" w16du:dateUtc="2026-06-02T11:44:00Z"/>
         </w:rPr>
       </w:pPr>
-      <w:ins w:id="793" w:author="Millicent  Mufambi" w:date="2026-06-02T13:12:00Z" w16du:dateUtc="2026-06-02T11:12:00Z">
+      <w:ins w:id="814" w:author="Millicent  Mufambi" w:date="2026-06-02T13:44:00Z" w16du:dateUtc="2026-06-02T11:44:00Z">
         <w:r>
           <w:rPr>
             <w:b/>
@@ -12851,10 +12980,10 @@
         <w:spacing w:after="120"/>
         <w:jc w:val="both"/>
         <w:rPr>
-          <w:ins w:id="794" w:author="Millicent  Mufambi" w:date="2026-06-02T13:12:00Z" w16du:dateUtc="2026-06-02T11:12:00Z"/>
+          <w:ins w:id="815" w:author="Millicent  Mufambi" w:date="2026-06-02T13:44:00Z" w16du:dateUtc="2026-06-02T11:44:00Z"/>
         </w:rPr>
       </w:pPr>
-      <w:ins w:id="795" w:author="Millicent  Mufambi" w:date="2026-06-02T13:12:00Z" w16du:dateUtc="2026-06-02T11:12:00Z">
+      <w:ins w:id="816" w:author="Millicent  Mufambi" w:date="2026-06-02T13:44:00Z" w16du:dateUtc="2026-06-02T11:44:00Z">
         <w:r>
           <w:t>The fault-injection runs above (Sections 6.6, 6.13) corrupt how a validator votes, which a majority quorum masks; they do not exercise the failure the Byzantine Generals problem is named for, a participant that lies inconsistently, telling different things to different peers. The hardest such participant is an equivocating primary: a malicious proposer that sends one fix to some validators and a different fix to others. To test this directly we built an independent-replica realisation of the protocol in whi</w:t>
         </w:r>
@@ -12868,10 +12997,10 @@
         <w:spacing w:after="120"/>
         <w:jc w:val="both"/>
         <w:rPr>
-          <w:ins w:id="796" w:author="Millicent  Mufambi" w:date="2026-06-02T13:12:00Z" w16du:dateUtc="2026-06-02T11:12:00Z"/>
+          <w:ins w:id="817" w:author="Millicent  Mufambi" w:date="2026-06-02T13:44:00Z" w16du:dateUtc="2026-06-02T11:44:00Z"/>
         </w:rPr>
       </w:pPr>
-      <w:ins w:id="797" w:author="Millicent  Mufambi" w:date="2026-06-02T13:12:00Z" w16du:dateUtc="2026-06-02T11:12:00Z">
+      <w:ins w:id="818" w:author="Millicent  Mufambi" w:date="2026-06-02T13:44:00Z" w16du:dateUtc="2026-06-02T11:44:00Z">
         <w:r>
           <w:t>Table 13 reports eight scenarios under both schemes. Under an equivocating primary the naive scheme is catastrophic: honest replicas receive different proposals and commit different fixes, a split-brain safety violation. The protocol prevents this — committing requires a 2f + 1 quorum certificate on a single digest, and any two such quorums share an honest replica that will not certify two different digests for the same slot, so no two honest replicas ever commit different fixes (Figure 7). It correctly mak</w:t>
         </w:r>
@@ -12885,10 +13014,10 @@
         <w:spacing w:after="120"/>
         <w:jc w:val="both"/>
         <w:rPr>
-          <w:ins w:id="798" w:author="Millicent  Mufambi" w:date="2026-06-02T13:12:00Z" w16du:dateUtc="2026-06-02T11:12:00Z"/>
+          <w:ins w:id="819" w:author="Millicent  Mufambi" w:date="2026-06-02T13:44:00Z" w16du:dateUtc="2026-06-02T11:44:00Z"/>
         </w:rPr>
       </w:pPr>
-      <w:ins w:id="799" w:author="Millicent  Mufambi" w:date="2026-06-02T13:12:00Z" w16du:dateUtc="2026-06-02T11:12:00Z">
+      <w:ins w:id="820" w:author="Millicent  Mufambi" w:date="2026-06-02T13:44:00Z" w16du:dateUtc="2026-06-02T11:44:00Z">
         <w:r>
           <w:t xml:space="preserve">This is the demonstration that earns the Byzantine-fault-tolerant claim: the protocol preserves safety under the defining Byzantine fault, the equivocating primary, where naive voting fails. We are explicit about scope. This is an emulated asynchronous network within a single host; liveness under primary failure (view-change) and a multi-host deployment are implemented or designed but not evaluated here (Section 8). The demonstration concerns the consensus layer; the quality of the LLM-generated repairs it </w:t>
         </w:r>
@@ -12902,10 +13031,10 @@
         <w:spacing w:after="120"/>
         <w:jc w:val="both"/>
         <w:rPr>
-          <w:ins w:id="800" w:author="Millicent  Mufambi" w:date="2026-06-02T13:12:00Z" w16du:dateUtc="2026-06-02T11:12:00Z"/>
+          <w:ins w:id="821" w:author="Millicent  Mufambi" w:date="2026-06-02T13:44:00Z" w16du:dateUtc="2026-06-02T11:44:00Z"/>
         </w:rPr>
       </w:pPr>
-      <w:ins w:id="801" w:author="Millicent  Mufambi" w:date="2026-06-02T13:12:00Z" w16du:dateUtc="2026-06-02T11:12:00Z">
+      <w:ins w:id="822" w:author="Millicent  Mufambi" w:date="2026-06-02T13:44:00Z" w16du:dateUtc="2026-06-02T11:44:00Z">
         <w:r>
           <w:t>Table 13</w:t>
         </w:r>
@@ -12916,10 +13045,10 @@
         <w:spacing w:after="120"/>
         <w:jc w:val="both"/>
         <w:rPr>
-          <w:ins w:id="802" w:author="Millicent  Mufambi" w:date="2026-06-02T13:12:00Z" w16du:dateUtc="2026-06-02T11:12:00Z"/>
+          <w:ins w:id="823" w:author="Millicent  Mufambi" w:date="2026-06-02T13:44:00Z" w16du:dateUtc="2026-06-02T11:44:00Z"/>
         </w:rPr>
       </w:pPr>
-      <w:ins w:id="803" w:author="Millicent  Mufambi" w:date="2026-06-02T13:12:00Z" w16du:dateUtc="2026-06-02T11:12:00Z">
+      <w:ins w:id="824" w:author="Millicent  Mufambi" w:date="2026-06-02T13:44:00Z" w16du:dateUtc="2026-06-02T11:44:00Z">
         <w:r>
           <w:t>BYZANTINE SCENARIOS: NAIVE PROPOSAL-TRUST vs GENUINE PBFT (FOUR INDEPENDENT REPLICAS, f = 1, QUORUM = 3)</w:t>
         </w:r>
@@ -12938,7 +13067,7 @@
       </w:tblGrid>
       <w:tr>
         <w:trPr>
-          <w:ins w:id="804" w:author="Millicent  Mufambi" w:date="2026-06-02T13:12:00Z" w16du:dateUtc="2026-06-02T11:12:00Z"/>
+          <w:ins w:id="825" w:author="Millicent  Mufambi" w:date="2026-06-02T13:44:00Z" w16du:dateUtc="2026-06-02T11:44:00Z"/>
         </w:trPr>
         <w:tc>
           <w:tcPr>
@@ -12947,10 +13076,10 @@
           <w:p>
             <w:pPr>
               <w:rPr>
-                <w:ins w:id="805" w:author="Millicent  Mufambi" w:date="2026-06-02T13:12:00Z" w16du:dateUtc="2026-06-02T11:12:00Z"/>
+                <w:ins w:id="826" w:author="Millicent  Mufambi" w:date="2026-06-02T13:44:00Z" w16du:dateUtc="2026-06-02T11:44:00Z"/>
               </w:rPr>
             </w:pPr>
-            <w:ins w:id="806" w:author="Millicent  Mufambi" w:date="2026-06-02T13:12:00Z" w16du:dateUtc="2026-06-02T11:12:00Z">
+            <w:ins w:id="827" w:author="Millicent  Mufambi" w:date="2026-06-02T13:44:00Z" w16du:dateUtc="2026-06-02T11:44:00Z">
               <w:r>
                 <w:rPr>
                   <w:b/>
@@ -12967,10 +13096,10 @@
           <w:p>
             <w:pPr>
               <w:rPr>
-                <w:ins w:id="807" w:author="Millicent  Mufambi" w:date="2026-06-02T13:12:00Z" w16du:dateUtc="2026-06-02T11:12:00Z"/>
+                <w:ins w:id="828" w:author="Millicent  Mufambi" w:date="2026-06-02T13:44:00Z" w16du:dateUtc="2026-06-02T11:44:00Z"/>
               </w:rPr>
             </w:pPr>
-            <w:ins w:id="808" w:author="Millicent  Mufambi" w:date="2026-06-02T13:12:00Z" w16du:dateUtc="2026-06-02T11:12:00Z">
+            <w:ins w:id="829" w:author="Millicent  Mufambi" w:date="2026-06-02T13:44:00Z" w16du:dateUtc="2026-06-02T11:44:00Z">
               <w:r>
                 <w:rPr>
                   <w:b/>
@@ -12987,10 +13116,10 @@
           <w:p>
             <w:pPr>
               <w:rPr>
-                <w:ins w:id="809" w:author="Millicent  Mufambi" w:date="2026-06-02T13:12:00Z" w16du:dateUtc="2026-06-02T11:12:00Z"/>
+                <w:ins w:id="830" w:author="Millicent  Mufambi" w:date="2026-06-02T13:44:00Z" w16du:dateUtc="2026-06-02T11:44:00Z"/>
               </w:rPr>
             </w:pPr>
-            <w:ins w:id="810" w:author="Millicent  Mufambi" w:date="2026-06-02T13:12:00Z" w16du:dateUtc="2026-06-02T11:12:00Z">
+            <w:ins w:id="831" w:author="Millicent  Mufambi" w:date="2026-06-02T13:44:00Z" w16du:dateUtc="2026-06-02T11:44:00Z">
               <w:r>
                 <w:rPr>
                   <w:b/>
@@ -13003,7 +13132,7 @@
       </w:tr>
       <w:tr>
         <w:trPr>
-          <w:ins w:id="811" w:author="Millicent  Mufambi" w:date="2026-06-02T13:12:00Z" w16du:dateUtc="2026-06-02T11:12:00Z"/>
+          <w:ins w:id="832" w:author="Millicent  Mufambi" w:date="2026-06-02T13:44:00Z" w16du:dateUtc="2026-06-02T11:44:00Z"/>
         </w:trPr>
         <w:tc>
           <w:tcPr>
@@ -13012,10 +13141,10 @@
           <w:p>
             <w:pPr>
               <w:rPr>
-                <w:ins w:id="812" w:author="Millicent  Mufambi" w:date="2026-06-02T13:12:00Z" w16du:dateUtc="2026-06-02T11:12:00Z"/>
+                <w:ins w:id="833" w:author="Millicent  Mufambi" w:date="2026-06-02T13:44:00Z" w16du:dateUtc="2026-06-02T11:44:00Z"/>
               </w:rPr>
             </w:pPr>
-            <w:ins w:id="813" w:author="Millicent  Mufambi" w:date="2026-06-02T13:12:00Z" w16du:dateUtc="2026-06-02T11:12:00Z">
+            <w:ins w:id="834" w:author="Millicent  Mufambi" w:date="2026-06-02T13:44:00Z" w16du:dateUtc="2026-06-02T11:44:00Z">
               <w:r>
                 <w:t>Honest primary, no faults</w:t>
               </w:r>
@@ -13029,10 +13158,10 @@
           <w:p>
             <w:pPr>
               <w:rPr>
-                <w:ins w:id="814" w:author="Millicent  Mufambi" w:date="2026-06-02T13:12:00Z" w16du:dateUtc="2026-06-02T11:12:00Z"/>
+                <w:ins w:id="835" w:author="Millicent  Mufambi" w:date="2026-06-02T13:44:00Z" w16du:dateUtc="2026-06-02T11:44:00Z"/>
               </w:rPr>
             </w:pPr>
-            <w:ins w:id="815" w:author="Millicent  Mufambi" w:date="2026-06-02T13:12:00Z" w16du:dateUtc="2026-06-02T11:12:00Z">
+            <w:ins w:id="836" w:author="Millicent  Mufambi" w:date="2026-06-02T13:44:00Z" w16du:dateUtc="2026-06-02T11:44:00Z">
               <w:r>
                 <w:t>agreed + progress</w:t>
               </w:r>
@@ -13046,10 +13175,10 @@
           <w:p>
             <w:pPr>
               <w:rPr>
-                <w:ins w:id="816" w:author="Millicent  Mufambi" w:date="2026-06-02T13:12:00Z" w16du:dateUtc="2026-06-02T11:12:00Z"/>
+                <w:ins w:id="837" w:author="Millicent  Mufambi" w:date="2026-06-02T13:44:00Z" w16du:dateUtc="2026-06-02T11:44:00Z"/>
               </w:rPr>
             </w:pPr>
-            <w:ins w:id="817" w:author="Millicent  Mufambi" w:date="2026-06-02T13:12:00Z" w16du:dateUtc="2026-06-02T11:12:00Z">
+            <w:ins w:id="838" w:author="Millicent  Mufambi" w:date="2026-06-02T13:44:00Z" w16du:dateUtc="2026-06-02T11:44:00Z">
               <w:r>
                 <w:t>agreed + progress</w:t>
               </w:r>
@@ -13059,7 +13188,7 @@
       </w:tr>
       <w:tr>
         <w:trPr>
-          <w:ins w:id="818" w:author="Millicent  Mufambi" w:date="2026-06-02T13:12:00Z" w16du:dateUtc="2026-06-02T11:12:00Z"/>
+          <w:ins w:id="839" w:author="Millicent  Mufambi" w:date="2026-06-02T13:44:00Z" w16du:dateUtc="2026-06-02T11:44:00Z"/>
         </w:trPr>
         <w:tc>
           <w:tcPr>
@@ -13068,10 +13197,10 @@
           <w:p>
             <w:pPr>
               <w:rPr>
-                <w:ins w:id="819" w:author="Millicent  Mufambi" w:date="2026-06-02T13:12:00Z" w16du:dateUtc="2026-06-02T11:12:00Z"/>
+                <w:ins w:id="840" w:author="Millicent  Mufambi" w:date="2026-06-02T13:44:00Z" w16du:dateUtc="2026-06-02T11:44:00Z"/>
               </w:rPr>
             </w:pPr>
-            <w:ins w:id="820" w:author="Millicent  Mufambi" w:date="2026-06-02T13:12:00Z" w16du:dateUtc="2026-06-02T11:12:00Z">
+            <w:ins w:id="841" w:author="Millicent  Mufambi" w:date="2026-06-02T13:44:00Z" w16du:dateUtc="2026-06-02T11:44:00Z">
               <w:r>
                 <w:t>f = 1 replica crashed</w:t>
               </w:r>
@@ -13085,10 +13214,10 @@
           <w:p>
             <w:pPr>
               <w:rPr>
-                <w:ins w:id="821" w:author="Millicent  Mufambi" w:date="2026-06-02T13:12:00Z" w16du:dateUtc="2026-06-02T11:12:00Z"/>
+                <w:ins w:id="842" w:author="Millicent  Mufambi" w:date="2026-06-02T13:44:00Z" w16du:dateUtc="2026-06-02T11:44:00Z"/>
               </w:rPr>
             </w:pPr>
-            <w:ins w:id="822" w:author="Millicent  Mufambi" w:date="2026-06-02T13:12:00Z" w16du:dateUtc="2026-06-02T11:12:00Z">
+            <w:ins w:id="843" w:author="Millicent  Mufambi" w:date="2026-06-02T13:44:00Z" w16du:dateUtc="2026-06-02T11:44:00Z">
               <w:r>
                 <w:t>agreed + progress</w:t>
               </w:r>
@@ -13102,10 +13231,10 @@
           <w:p>
             <w:pPr>
               <w:rPr>
-                <w:ins w:id="823" w:author="Millicent  Mufambi" w:date="2026-06-02T13:12:00Z" w16du:dateUtc="2026-06-02T11:12:00Z"/>
+                <w:ins w:id="844" w:author="Millicent  Mufambi" w:date="2026-06-02T13:44:00Z" w16du:dateUtc="2026-06-02T11:44:00Z"/>
               </w:rPr>
             </w:pPr>
-            <w:ins w:id="824" w:author="Millicent  Mufambi" w:date="2026-06-02T13:12:00Z" w16du:dateUtc="2026-06-02T11:12:00Z">
+            <w:ins w:id="845" w:author="Millicent  Mufambi" w:date="2026-06-02T13:44:00Z" w16du:dateUtc="2026-06-02T11:44:00Z">
               <w:r>
                 <w:t>agreed + progress</w:t>
               </w:r>
@@ -13115,7 +13244,7 @@
       </w:tr>
       <w:tr>
         <w:trPr>
-          <w:ins w:id="825" w:author="Millicent  Mufambi" w:date="2026-06-02T13:12:00Z" w16du:dateUtc="2026-06-02T11:12:00Z"/>
+          <w:ins w:id="846" w:author="Millicent  Mufambi" w:date="2026-06-02T13:44:00Z" w16du:dateUtc="2026-06-02T11:44:00Z"/>
         </w:trPr>
         <w:tc>
           <w:tcPr>
@@ -13124,10 +13253,10 @@
           <w:p>
             <w:pPr>
               <w:rPr>
-                <w:ins w:id="826" w:author="Millicent  Mufambi" w:date="2026-06-02T13:12:00Z" w16du:dateUtc="2026-06-02T11:12:00Z"/>
+                <w:ins w:id="847" w:author="Millicent  Mufambi" w:date="2026-06-02T13:44:00Z" w16du:dateUtc="2026-06-02T11:44:00Z"/>
               </w:rPr>
             </w:pPr>
-            <w:ins w:id="827" w:author="Millicent  Mufambi" w:date="2026-06-02T13:12:00Z" w16du:dateUtc="2026-06-02T11:12:00Z">
+            <w:ins w:id="848" w:author="Millicent  Mufambi" w:date="2026-06-02T13:44:00Z" w16du:dateUtc="2026-06-02T11:44:00Z">
               <w:r>
                 <w:t>f + 1 = 2 replicas crashed</w:t>
               </w:r>
@@ -13141,10 +13270,10 @@
           <w:p>
             <w:pPr>
               <w:rPr>
-                <w:ins w:id="828" w:author="Millicent  Mufambi" w:date="2026-06-02T13:12:00Z" w16du:dateUtc="2026-06-02T11:12:00Z"/>
+                <w:ins w:id="849" w:author="Millicent  Mufambi" w:date="2026-06-02T13:44:00Z" w16du:dateUtc="2026-06-02T11:44:00Z"/>
               </w:rPr>
             </w:pPr>
-            <w:ins w:id="829" w:author="Millicent  Mufambi" w:date="2026-06-02T13:12:00Z" w16du:dateUtc="2026-06-02T11:12:00Z">
+            <w:ins w:id="850" w:author="Millicent  Mufambi" w:date="2026-06-02T13:44:00Z" w16du:dateUtc="2026-06-02T11:44:00Z">
               <w:r>
                 <w:t>progresses (uncertified)</w:t>
               </w:r>
@@ -13158,10 +13287,10 @@
           <w:p>
             <w:pPr>
               <w:rPr>
-                <w:ins w:id="830" w:author="Millicent  Mufambi" w:date="2026-06-02T13:12:00Z" w16du:dateUtc="2026-06-02T11:12:00Z"/>
+                <w:ins w:id="851" w:author="Millicent  Mufambi" w:date="2026-06-02T13:44:00Z" w16du:dateUtc="2026-06-02T11:44:00Z"/>
               </w:rPr>
             </w:pPr>
-            <w:ins w:id="831" w:author="Millicent  Mufambi" w:date="2026-06-02T13:12:00Z" w16du:dateUtc="2026-06-02T11:12:00Z">
+            <w:ins w:id="852" w:author="Millicent  Mufambi" w:date="2026-06-02T13:44:00Z" w16du:dateUtc="2026-06-02T11:44:00Z">
               <w:r>
                 <w:t>safe, no progress</w:t>
               </w:r>
@@ -13171,7 +13300,7 @@
       </w:tr>
       <w:tr>
         <w:trPr>
-          <w:ins w:id="832" w:author="Millicent  Mufambi" w:date="2026-06-02T13:12:00Z" w16du:dateUtc="2026-06-02T11:12:00Z"/>
+          <w:ins w:id="853" w:author="Millicent  Mufambi" w:date="2026-06-02T13:44:00Z" w16du:dateUtc="2026-06-02T11:44:00Z"/>
         </w:trPr>
         <w:tc>
           <w:tcPr>
@@ -13180,10 +13309,10 @@
           <w:p>
             <w:pPr>
               <w:rPr>
-                <w:ins w:id="833" w:author="Millicent  Mufambi" w:date="2026-06-02T13:12:00Z" w16du:dateUtc="2026-06-02T11:12:00Z"/>
+                <w:ins w:id="854" w:author="Millicent  Mufambi" w:date="2026-06-02T13:44:00Z" w16du:dateUtc="2026-06-02T11:44:00Z"/>
               </w:rPr>
             </w:pPr>
-            <w:ins w:id="834" w:author="Millicent  Mufambi" w:date="2026-06-02T13:12:00Z" w16du:dateUtc="2026-06-02T11:12:00Z">
+            <w:ins w:id="855" w:author="Millicent  Mufambi" w:date="2026-06-02T13:44:00Z" w16du:dateUtc="2026-06-02T11:44:00Z">
               <w:r>
                 <w:t>Validator sends conflicting votes</w:t>
               </w:r>
@@ -13197,10 +13326,10 @@
           <w:p>
             <w:pPr>
               <w:rPr>
-                <w:ins w:id="835" w:author="Millicent  Mufambi" w:date="2026-06-02T13:12:00Z" w16du:dateUtc="2026-06-02T11:12:00Z"/>
+                <w:ins w:id="856" w:author="Millicent  Mufambi" w:date="2026-06-02T13:44:00Z" w16du:dateUtc="2026-06-02T11:44:00Z"/>
               </w:rPr>
             </w:pPr>
-            <w:ins w:id="836" w:author="Millicent  Mufambi" w:date="2026-06-02T13:12:00Z" w16du:dateUtc="2026-06-02T11:12:00Z">
+            <w:ins w:id="857" w:author="Millicent  Mufambi" w:date="2026-06-02T13:44:00Z" w16du:dateUtc="2026-06-02T11:44:00Z">
               <w:r>
                 <w:t>agreed + progress</w:t>
               </w:r>
@@ -13214,10 +13343,10 @@
           <w:p>
             <w:pPr>
               <w:rPr>
-                <w:ins w:id="837" w:author="Millicent  Mufambi" w:date="2026-06-02T13:12:00Z" w16du:dateUtc="2026-06-02T11:12:00Z"/>
+                <w:ins w:id="858" w:author="Millicent  Mufambi" w:date="2026-06-02T13:44:00Z" w16du:dateUtc="2026-06-02T11:44:00Z"/>
               </w:rPr>
             </w:pPr>
-            <w:ins w:id="838" w:author="Millicent  Mufambi" w:date="2026-06-02T13:12:00Z" w16du:dateUtc="2026-06-02T11:12:00Z">
+            <w:ins w:id="859" w:author="Millicent  Mufambi" w:date="2026-06-02T13:44:00Z" w16du:dateUtc="2026-06-02T11:44:00Z">
               <w:r>
                 <w:t>agreed + progress</w:t>
               </w:r>
@@ -13227,7 +13356,7 @@
       </w:tr>
       <w:tr>
         <w:trPr>
-          <w:ins w:id="839" w:author="Millicent  Mufambi" w:date="2026-06-02T13:12:00Z" w16du:dateUtc="2026-06-02T11:12:00Z"/>
+          <w:ins w:id="860" w:author="Millicent  Mufambi" w:date="2026-06-02T13:44:00Z" w16du:dateUtc="2026-06-02T11:44:00Z"/>
         </w:trPr>
         <w:tc>
           <w:tcPr>
@@ -13236,10 +13365,10 @@
           <w:p>
             <w:pPr>
               <w:rPr>
-                <w:ins w:id="840" w:author="Millicent  Mufambi" w:date="2026-06-02T13:12:00Z" w16du:dateUtc="2026-06-02T11:12:00Z"/>
+                <w:ins w:id="861" w:author="Millicent  Mufambi" w:date="2026-06-02T13:44:00Z" w16du:dateUtc="2026-06-02T11:44:00Z"/>
               </w:rPr>
             </w:pPr>
-            <w:ins w:id="841" w:author="Millicent  Mufambi" w:date="2026-06-02T13:12:00Z" w16du:dateUtc="2026-06-02T11:12:00Z">
+            <w:ins w:id="862" w:author="Millicent  Mufambi" w:date="2026-06-02T13:44:00Z" w16du:dateUtc="2026-06-02T11:44:00Z">
               <w:r>
                 <w:t>Validator forges others' messages</w:t>
               </w:r>
@@ -13253,10 +13382,10 @@
           <w:p>
             <w:pPr>
               <w:rPr>
-                <w:ins w:id="842" w:author="Millicent  Mufambi" w:date="2026-06-02T13:12:00Z" w16du:dateUtc="2026-06-02T11:12:00Z"/>
+                <w:ins w:id="863" w:author="Millicent  Mufambi" w:date="2026-06-02T13:44:00Z" w16du:dateUtc="2026-06-02T11:44:00Z"/>
               </w:rPr>
             </w:pPr>
-            <w:ins w:id="843" w:author="Millicent  Mufambi" w:date="2026-06-02T13:12:00Z" w16du:dateUtc="2026-06-02T11:12:00Z">
+            <w:ins w:id="864" w:author="Millicent  Mufambi" w:date="2026-06-02T13:44:00Z" w16du:dateUtc="2026-06-02T11:44:00Z">
               <w:r>
                 <w:t>agreed (forgeries rejected)</w:t>
               </w:r>
@@ -13270,10 +13399,10 @@
           <w:p>
             <w:pPr>
               <w:rPr>
-                <w:ins w:id="844" w:author="Millicent  Mufambi" w:date="2026-06-02T13:12:00Z" w16du:dateUtc="2026-06-02T11:12:00Z"/>
+                <w:ins w:id="865" w:author="Millicent  Mufambi" w:date="2026-06-02T13:44:00Z" w16du:dateUtc="2026-06-02T11:44:00Z"/>
               </w:rPr>
             </w:pPr>
-            <w:ins w:id="845" w:author="Millicent  Mufambi" w:date="2026-06-02T13:12:00Z" w16du:dateUtc="2026-06-02T11:12:00Z">
+            <w:ins w:id="866" w:author="Millicent  Mufambi" w:date="2026-06-02T13:44:00Z" w16du:dateUtc="2026-06-02T11:44:00Z">
               <w:r>
                 <w:t>agreed (forgeries rejected)</w:t>
               </w:r>
@@ -13283,7 +13412,7 @@
       </w:tr>
       <w:tr>
         <w:trPr>
-          <w:ins w:id="846" w:author="Millicent  Mufambi" w:date="2026-06-02T13:12:00Z" w16du:dateUtc="2026-06-02T11:12:00Z"/>
+          <w:ins w:id="867" w:author="Millicent  Mufambi" w:date="2026-06-02T13:44:00Z" w16du:dateUtc="2026-06-02T11:44:00Z"/>
         </w:trPr>
         <w:tc>
           <w:tcPr>
@@ -13292,10 +13421,10 @@
           <w:p>
             <w:pPr>
               <w:rPr>
-                <w:ins w:id="847" w:author="Millicent  Mufambi" w:date="2026-06-02T13:12:00Z" w16du:dateUtc="2026-06-02T11:12:00Z"/>
+                <w:ins w:id="868" w:author="Millicent  Mufambi" w:date="2026-06-02T13:44:00Z" w16du:dateUtc="2026-06-02T11:44:00Z"/>
               </w:rPr>
             </w:pPr>
-            <w:ins w:id="848" w:author="Millicent  Mufambi" w:date="2026-06-02T13:12:00Z" w16du:dateUtc="2026-06-02T11:12:00Z">
+            <w:ins w:id="869" w:author="Millicent  Mufambi" w:date="2026-06-02T13:44:00Z" w16du:dateUtc="2026-06-02T11:44:00Z">
               <w:r>
                 <w:t>Network partition (no heal)</w:t>
               </w:r>
@@ -13309,10 +13438,10 @@
           <w:p>
             <w:pPr>
               <w:rPr>
-                <w:ins w:id="849" w:author="Millicent  Mufambi" w:date="2026-06-02T13:12:00Z" w16du:dateUtc="2026-06-02T11:12:00Z"/>
+                <w:ins w:id="870" w:author="Millicent  Mufambi" w:date="2026-06-02T13:44:00Z" w16du:dateUtc="2026-06-02T11:44:00Z"/>
               </w:rPr>
             </w:pPr>
-            <w:ins w:id="850" w:author="Millicent  Mufambi" w:date="2026-06-02T13:12:00Z" w16du:dateUtc="2026-06-02T11:12:00Z">
+            <w:ins w:id="871" w:author="Millicent  Mufambi" w:date="2026-06-02T13:44:00Z" w16du:dateUtc="2026-06-02T11:44:00Z">
               <w:r>
                 <w:t>progresses (uncertified)</w:t>
               </w:r>
@@ -13326,10 +13455,10 @@
           <w:p>
             <w:pPr>
               <w:rPr>
-                <w:ins w:id="851" w:author="Millicent  Mufambi" w:date="2026-06-02T13:12:00Z" w16du:dateUtc="2026-06-02T11:12:00Z"/>
+                <w:ins w:id="872" w:author="Millicent  Mufambi" w:date="2026-06-02T13:44:00Z" w16du:dateUtc="2026-06-02T11:44:00Z"/>
               </w:rPr>
             </w:pPr>
-            <w:ins w:id="852" w:author="Millicent  Mufambi" w:date="2026-06-02T13:12:00Z" w16du:dateUtc="2026-06-02T11:12:00Z">
+            <w:ins w:id="873" w:author="Millicent  Mufambi" w:date="2026-06-02T13:44:00Z" w16du:dateUtc="2026-06-02T11:44:00Z">
               <w:r>
                 <w:t>safe, no progress</w:t>
               </w:r>
@@ -13339,7 +13468,7 @@
       </w:tr>
       <w:tr>
         <w:trPr>
-          <w:ins w:id="853" w:author="Millicent  Mufambi" w:date="2026-06-02T13:12:00Z" w16du:dateUtc="2026-06-02T11:12:00Z"/>
+          <w:ins w:id="874" w:author="Millicent  Mufambi" w:date="2026-06-02T13:44:00Z" w16du:dateUtc="2026-06-02T11:44:00Z"/>
         </w:trPr>
         <w:tc>
           <w:tcPr>
@@ -13348,10 +13477,10 @@
           <w:p>
             <w:pPr>
               <w:rPr>
-                <w:ins w:id="854" w:author="Millicent  Mufambi" w:date="2026-06-02T13:12:00Z" w16du:dateUtc="2026-06-02T11:12:00Z"/>
+                <w:ins w:id="875" w:author="Millicent  Mufambi" w:date="2026-06-02T13:44:00Z" w16du:dateUtc="2026-06-02T11:44:00Z"/>
               </w:rPr>
             </w:pPr>
-            <w:ins w:id="855" w:author="Millicent  Mufambi" w:date="2026-06-02T13:12:00Z" w16du:dateUtc="2026-06-02T11:12:00Z">
+            <w:ins w:id="876" w:author="Millicent  Mufambi" w:date="2026-06-02T13:44:00Z" w16du:dateUtc="2026-06-02T11:44:00Z">
               <w:r>
                 <w:t>Network partition, then healed</w:t>
               </w:r>
@@ -13365,10 +13494,10 @@
           <w:p>
             <w:pPr>
               <w:rPr>
-                <w:ins w:id="856" w:author="Millicent  Mufambi" w:date="2026-06-02T13:12:00Z" w16du:dateUtc="2026-06-02T11:12:00Z"/>
+                <w:ins w:id="877" w:author="Millicent  Mufambi" w:date="2026-06-02T13:44:00Z" w16du:dateUtc="2026-06-02T11:44:00Z"/>
               </w:rPr>
             </w:pPr>
-            <w:ins w:id="857" w:author="Millicent  Mufambi" w:date="2026-06-02T13:12:00Z" w16du:dateUtc="2026-06-02T11:12:00Z">
+            <w:ins w:id="878" w:author="Millicent  Mufambi" w:date="2026-06-02T13:44:00Z" w16du:dateUtc="2026-06-02T11:44:00Z">
               <w:r>
                 <w:t>agreed + progress</w:t>
               </w:r>
@@ -13382,10 +13511,10 @@
           <w:p>
             <w:pPr>
               <w:rPr>
-                <w:ins w:id="858" w:author="Millicent  Mufambi" w:date="2026-06-02T13:12:00Z" w16du:dateUtc="2026-06-02T11:12:00Z"/>
+                <w:ins w:id="879" w:author="Millicent  Mufambi" w:date="2026-06-02T13:44:00Z" w16du:dateUtc="2026-06-02T11:44:00Z"/>
               </w:rPr>
             </w:pPr>
-            <w:ins w:id="859" w:author="Millicent  Mufambi" w:date="2026-06-02T13:12:00Z" w16du:dateUtc="2026-06-02T11:12:00Z">
+            <w:ins w:id="880" w:author="Millicent  Mufambi" w:date="2026-06-02T13:44:00Z" w16du:dateUtc="2026-06-02T11:44:00Z">
               <w:r>
                 <w:t>agreed + progress</w:t>
               </w:r>
@@ -13395,7 +13524,7 @@
       </w:tr>
       <w:tr>
         <w:trPr>
-          <w:ins w:id="860" w:author="Millicent  Mufambi" w:date="2026-06-02T13:12:00Z" w16du:dateUtc="2026-06-02T11:12:00Z"/>
+          <w:ins w:id="881" w:author="Millicent  Mufambi" w:date="2026-06-02T13:44:00Z" w16du:dateUtc="2026-06-02T11:44:00Z"/>
         </w:trPr>
         <w:tc>
           <w:tcPr>
@@ -13404,10 +13533,10 @@
           <w:p>
             <w:pPr>
               <w:rPr>
-                <w:ins w:id="861" w:author="Millicent  Mufambi" w:date="2026-06-02T13:12:00Z" w16du:dateUtc="2026-06-02T11:12:00Z"/>
+                <w:ins w:id="882" w:author="Millicent  Mufambi" w:date="2026-06-02T13:44:00Z" w16du:dateUtc="2026-06-02T11:44:00Z"/>
               </w:rPr>
             </w:pPr>
-            <w:ins w:id="862" w:author="Millicent  Mufambi" w:date="2026-06-02T13:12:00Z" w16du:dateUtc="2026-06-02T11:12:00Z">
+            <w:ins w:id="883" w:author="Millicent  Mufambi" w:date="2026-06-02T13:44:00Z" w16du:dateUtc="2026-06-02T11:44:00Z">
               <w:r>
                 <w:t>Malicious primary EQUIVOCATES</w:t>
               </w:r>
@@ -13421,10 +13550,10 @@
           <w:p>
             <w:pPr>
               <w:rPr>
-                <w:ins w:id="863" w:author="Millicent  Mufambi" w:date="2026-06-02T13:12:00Z" w16du:dateUtc="2026-06-02T11:12:00Z"/>
+                <w:ins w:id="884" w:author="Millicent  Mufambi" w:date="2026-06-02T13:44:00Z" w16du:dateUtc="2026-06-02T11:44:00Z"/>
               </w:rPr>
             </w:pPr>
-            <w:ins w:id="864" w:author="Millicent  Mufambi" w:date="2026-06-02T13:12:00Z" w16du:dateUtc="2026-06-02T11:12:00Z">
+            <w:ins w:id="885" w:author="Millicent  Mufambi" w:date="2026-06-02T13:44:00Z" w16du:dateUtc="2026-06-02T11:44:00Z">
               <w:r>
                 <w:t>SPLIT-BRAIN (safety violated)</w:t>
               </w:r>
@@ -13438,10 +13567,10 @@
           <w:p>
             <w:pPr>
               <w:rPr>
-                <w:ins w:id="865" w:author="Millicent  Mufambi" w:date="2026-06-02T13:12:00Z" w16du:dateUtc="2026-06-02T11:12:00Z"/>
+                <w:ins w:id="886" w:author="Millicent  Mufambi" w:date="2026-06-02T13:44:00Z" w16du:dateUtc="2026-06-02T11:44:00Z"/>
               </w:rPr>
             </w:pPr>
-            <w:ins w:id="866" w:author="Millicent  Mufambi" w:date="2026-06-02T13:12:00Z" w16du:dateUtc="2026-06-02T11:12:00Z">
+            <w:ins w:id="887" w:author="Millicent  Mufambi" w:date="2026-06-02T13:44:00Z" w16du:dateUtc="2026-06-02T11:44:00Z">
               <w:r>
                 <w:t>safe (no split); awaits view-change</w:t>
               </w:r>
@@ -13455,16 +13584,16 @@
         <w:spacing w:after="120"/>
         <w:jc w:val="both"/>
         <w:rPr>
-          <w:ins w:id="867" w:author="Millicent  Mufambi" w:date="2026-06-02T13:12:00Z" w16du:dateUtc="2026-06-02T11:12:00Z"/>
+          <w:ins w:id="888" w:author="Millicent  Mufambi" w:date="2026-06-02T13:44:00Z" w16du:dateUtc="2026-06-02T11:44:00Z"/>
         </w:rPr>
       </w:pPr>
-      <w:ins w:id="868" w:author="Millicent  Mufambi" w:date="2026-06-02T13:12:00Z" w16du:dateUtc="2026-06-02T11:12:00Z">
+      <w:ins w:id="889" w:author="Millicent  Mufambi" w:date="2026-06-02T13:44:00Z" w16du:dateUtc="2026-06-02T11:44:00Z">
         <w:r>
           <w:rPr>
             <w:noProof/>
           </w:rPr>
           <w:drawing>
-            <wp:inline distT="0" distB="0" distL="0" distR="0" wp14:anchorId="784F6714" wp14:editId="19327077">
+            <wp:inline distT="0" distB="0" distL="0" distR="0" wp14:anchorId="13475E58" wp14:editId="33FB1E6D">
               <wp:extent cx="5669280" cy="3290406"/>
               <wp:effectExtent l="0" t="0" r="0" b="0"/>
               <wp:docPr id="70320689" name="Picture 70320689"/>
@@ -13506,10 +13635,10 @@
         <w:spacing w:after="120"/>
         <w:jc w:val="both"/>
         <w:rPr>
-          <w:ins w:id="869" w:author="Millicent  Mufambi" w:date="2026-06-02T13:12:00Z" w16du:dateUtc="2026-06-02T11:12:00Z"/>
+          <w:ins w:id="890" w:author="Millicent  Mufambi" w:date="2026-06-02T13:44:00Z" w16du:dateUtc="2026-06-02T11:44:00Z"/>
         </w:rPr>
       </w:pPr>
-      <w:ins w:id="870" w:author="Millicent  Mufambi" w:date="2026-06-02T13:12:00Z" w16du:dateUtc="2026-06-02T11:12:00Z">
+      <w:ins w:id="891" w:author="Millicent  Mufambi" w:date="2026-06-02T13:44:00Z" w16du:dateUtc="2026-06-02T11:44:00Z">
         <w:r>
           <w:t>Figure 7. Byzantine scenarios under naive proposal-trust versus the genuine PBFT protocol (four independent replicas, f = 1, signed messages, fault-injecting asynchronous network). Naive voting splits the honest replicas under an equivocating primary (red); the protocol never violates safety, refusing to commit without a 2f + 1 quorum certificate (amber = correct refusal, awaiting view-change).</w:t>
         </w:r>
@@ -13549,7 +13678,7 @@
       <w:r>
         <w:t xml:space="preserve">BFT-MAS </w:t>
       </w:r>
-      <w:del w:id="871" w:author="Millicent  Mufambi" w:date="2026-06-02T13:12:00Z" w16du:dateUtc="2026-06-02T11:12:00Z">
+      <w:del w:id="892" w:author="Millicent  Mufambi" w:date="2026-06-02T13:44:00Z" w16du:dateUtc="2026-06-02T11:44:00Z">
         <w:r>
           <w:delText xml:space="preserve">strictly </w:delText>
         </w:r>
@@ -13557,7 +13686,7 @@
       <w:r>
         <w:t xml:space="preserve">improves </w:t>
       </w:r>
-      <w:ins w:id="872" w:author="Millicent  Mufambi" w:date="2026-06-02T13:12:00Z" w16du:dateUtc="2026-06-02T11:12:00Z">
+      <w:ins w:id="893" w:author="Millicent  Mufambi" w:date="2026-06-02T13:44:00Z" w16du:dateUtc="2026-06-02T11:44:00Z">
         <w:r>
           <w:t xml:space="preserve">both </w:t>
         </w:r>
@@ -13565,12 +13694,12 @@
       <w:r>
         <w:t xml:space="preserve">safety </w:t>
       </w:r>
-      <w:del w:id="873" w:author="Millicent  Mufambi" w:date="2026-06-02T13:12:00Z" w16du:dateUtc="2026-06-02T11:12:00Z">
+      <w:del w:id="894" w:author="Millicent  Mufambi" w:date="2026-06-02T13:44:00Z" w16du:dateUtc="2026-06-02T11:44:00Z">
         <w:r>
           <w:delText>here. Of</w:delText>
         </w:r>
       </w:del>
-      <w:ins w:id="874" w:author="Millicent  Mufambi" w:date="2026-06-02T13:12:00Z" w16du:dateUtc="2026-06-02T11:12:00Z">
+      <w:ins w:id="895" w:author="Millicent  Mufambi" w:date="2026-06-02T13:44:00Z" w16du:dateUtc="2026-06-02T11:44:00Z">
         <w:r>
           <w:t>and repair on real bugs. On</w:t>
         </w:r>
@@ -13578,12 +13707,12 @@
       <w:r>
         <w:t xml:space="preserve"> the </w:t>
       </w:r>
-      <w:del w:id="875" w:author="Millicent  Mufambi" w:date="2026-06-02T13:12:00Z" w16du:dateUtc="2026-06-02T11:12:00Z">
+      <w:del w:id="896" w:author="Millicent  Mufambi" w:date="2026-06-02T13:44:00Z" w16du:dateUtc="2026-06-02T11:44:00Z">
         <w:r>
           <w:delText>90 paired bugs, 10 were rejected by consensus but accepted by</w:delText>
         </w:r>
       </w:del>
-      <w:ins w:id="876" w:author="Millicent  Mufambi" w:date="2026-06-02T13:12:00Z" w16du:dateUtc="2026-06-02T11:12:00Z">
+      <w:ins w:id="897" w:author="Millicent  Mufambi" w:date="2026-06-02T13:44:00Z" w16du:dateUtc="2026-06-02T11:44:00Z">
         <w:r>
           <w:t>BugsInPy subset it directionally lowered</w:t>
         </w:r>
@@ -13591,12 +13720,12 @@
       <w:r>
         <w:t xml:space="preserve"> the </w:t>
       </w:r>
-      <w:del w:id="877" w:author="Millicent  Mufambi" w:date="2026-06-02T13:12:00Z" w16du:dateUtc="2026-06-02T11:12:00Z">
+      <w:del w:id="898" w:author="Millicent  Mufambi" w:date="2026-06-02T13:44:00Z" w16du:dateUtc="2026-06-02T11:44:00Z">
         <w:r>
           <w:delText>baseline, and the sandbox confirmed all 10 rejections correct; the reverse never happened,</w:delText>
         </w:r>
       </w:del>
-      <w:ins w:id="878" w:author="Millicent  Mufambi" w:date="2026-06-02T13:12:00Z" w16du:dateUtc="2026-06-02T11:12:00Z">
+      <w:ins w:id="899" w:author="Millicent  Mufambi" w:date="2026-06-02T13:44:00Z" w16du:dateUtc="2026-06-02T11:44:00Z">
         <w:r>
           <w:t>safety-violation rate (75% to 50%)</w:t>
         </w:r>
@@ -13604,12 +13733,12 @@
       <w:r>
         <w:t xml:space="preserve"> and </w:t>
       </w:r>
-      <w:del w:id="879" w:author="Millicent  Mufambi" w:date="2026-06-02T13:12:00Z" w16du:dateUtc="2026-06-02T11:12:00Z">
+      <w:del w:id="900" w:author="Millicent  Mufambi" w:date="2026-06-02T13:44:00Z" w16du:dateUtc="2026-06-02T11:44:00Z">
         <w:r>
           <w:delText>the Wilcoxon p of 0.0016 makes chance unlikely. Validators</w:delText>
         </w:r>
       </w:del>
-      <w:ins w:id="880" w:author="Millicent  Mufambi" w:date="2026-06-02T13:12:00Z" w16du:dateUtc="2026-06-02T11:12:00Z">
+      <w:ins w:id="901" w:author="Millicent  Mufambi" w:date="2026-06-02T13:44:00Z" w16du:dateUtc="2026-06-02T11:44:00Z">
         <w:r>
           <w:t>raised the repair rate (25% to 50%), because four independent, model-diverse validators</w:t>
         </w:r>
@@ -13617,7 +13746,7 @@
       <w:r>
         <w:t xml:space="preserve"> inspect each fix with </w:t>
       </w:r>
-      <w:del w:id="881" w:author="Millicent  Mufambi" w:date="2026-06-02T13:12:00Z" w16du:dateUtc="2026-06-02T11:12:00Z">
+      <w:del w:id="902" w:author="Millicent  Mufambi" w:date="2026-06-02T13:44:00Z" w16du:dateUtc="2026-06-02T11:44:00Z">
         <w:r>
           <w:delText xml:space="preserve">a </w:delText>
         </w:r>
@@ -13625,12 +13754,12 @@
       <w:r>
         <w:t xml:space="preserve">different </w:t>
       </w:r>
-      <w:del w:id="882" w:author="Millicent  Mufambi" w:date="2026-06-02T13:12:00Z" w16du:dateUtc="2026-06-02T11:12:00Z">
+      <w:del w:id="903" w:author="Millicent  Mufambi" w:date="2026-06-02T13:44:00Z" w16du:dateUtc="2026-06-02T11:44:00Z">
         <w:r>
           <w:delText>model (Ollama llama3.1:8b)</w:delText>
         </w:r>
       </w:del>
-      <w:ins w:id="883" w:author="Millicent  Mufambi" w:date="2026-06-02T13:12:00Z" w16du:dateUtc="2026-06-02T11:12:00Z">
+      <w:ins w:id="904" w:author="Millicent  Mufambi" w:date="2026-06-02T13:44:00Z" w16du:dateUtc="2026-06-02T11:44:00Z">
         <w:r>
           <w:t>models</w:t>
         </w:r>
@@ -13638,12 +13767,12 @@
       <w:r>
         <w:t xml:space="preserve"> and </w:t>
       </w:r>
-      <w:del w:id="884" w:author="Millicent  Mufambi" w:date="2026-06-02T13:12:00Z" w16du:dateUtc="2026-06-02T11:12:00Z">
+      <w:del w:id="905" w:author="Millicent  Mufambi" w:date="2026-06-02T13:44:00Z" w16du:dateUtc="2026-06-02T11:44:00Z">
         <w:r>
           <w:delText>prompt</w:delText>
         </w:r>
       </w:del>
-      <w:ins w:id="885" w:author="Millicent  Mufambi" w:date="2026-06-02T13:12:00Z" w16du:dateUtc="2026-06-02T11:12:00Z">
+      <w:ins w:id="906" w:author="Millicent  Mufambi" w:date="2026-06-02T13:44:00Z" w16du:dateUtc="2026-06-02T11:44:00Z">
         <w:r>
           <w:t>prompts</w:t>
         </w:r>
@@ -13651,7 +13780,7 @@
       <w:r>
         <w:t xml:space="preserve"> from the healer (GPT-4o), catching overconfident fixes the healer cannot flag itself.</w:t>
       </w:r>
-      <w:ins w:id="886" w:author="Millicent  Mufambi" w:date="2026-06-02T13:12:00Z" w16du:dateUtc="2026-06-02T11:12:00Z">
+      <w:ins w:id="907" w:author="Millicent  Mufambi" w:date="2026-06-02T13:44:00Z" w16du:dateUtc="2026-06-02T11:44:00Z">
         <w:r>
           <w:t xml:space="preserve"> This fits the ensemble principle that diverse models make independent errors, so combining them raises reliability (Dietterich, 2000). In the LLM setting, self-consistency improves reasoning by sampling and voting over many outputs (Wang et al., 2023), and multi-agent debate reduces factual mistakes (Du et al., 2024), but neither carries a fault-tolerance bound. BFT-MAS adds what these lack: a genuine PBFT quorum over independent validators that bounds how many confidently wrong agents the system absorbs, </w:t>
         </w:r>
@@ -13668,12 +13797,12 @@
       <w:r>
         <w:t xml:space="preserve">There is also a clear cost story: consensus is roughly </w:t>
       </w:r>
-      <w:del w:id="887" w:author="Millicent  Mufambi" w:date="2026-06-02T13:12:00Z" w16du:dateUtc="2026-06-02T11:12:00Z">
+      <w:del w:id="908" w:author="Millicent  Mufambi" w:date="2026-06-02T13:44:00Z" w16du:dateUtc="2026-06-02T11:44:00Z">
         <w:r>
           <w:delText>2.0×</w:delText>
         </w:r>
       </w:del>
-      <w:ins w:id="888" w:author="Millicent  Mufambi" w:date="2026-06-02T13:12:00Z" w16du:dateUtc="2026-06-02T11:12:00Z">
+      <w:ins w:id="909" w:author="Millicent  Mufambi" w:date="2026-06-02T13:44:00Z" w16du:dateUtc="2026-06-02T11:44:00Z">
         <w:r>
           <w:t>three times</w:t>
         </w:r>
@@ -13681,12 +13810,12 @@
       <w:r>
         <w:t xml:space="preserve"> slower per repair, almost entirely from validator latency. Where each repair is a high-stakes commit such as production payment logic, trading </w:t>
       </w:r>
-      <w:del w:id="889" w:author="Millicent  Mufambi" w:date="2026-06-02T13:12:00Z" w16du:dateUtc="2026-06-02T11:12:00Z">
+      <w:del w:id="910" w:author="Millicent  Mufambi" w:date="2026-06-02T13:44:00Z" w16du:dateUtc="2026-06-02T11:44:00Z">
         <w:r>
           <w:delText>about 25 seconds for the removal of safety violations</w:delText>
         </w:r>
       </w:del>
-      <w:ins w:id="890" w:author="Millicent  Mufambi" w:date="2026-06-02T13:12:00Z" w16du:dateUtc="2026-06-02T11:12:00Z">
+      <w:ins w:id="911" w:author="Millicent  Mufambi" w:date="2026-06-02T13:44:00Z" w16du:dateUtc="2026-06-02T11:44:00Z">
         <w:r>
           <w:t>tens of seconds (about 30 s on e-commerce, more on hard real bugs) for fewer unsafe fixes</w:t>
         </w:r>
@@ -13713,10 +13842,10 @@
         <w:spacing w:after="120"/>
         <w:jc w:val="both"/>
         <w:rPr>
-          <w:del w:id="891" w:author="Millicent  Mufambi" w:date="2026-06-02T13:12:00Z" w16du:dateUtc="2026-06-02T11:12:00Z"/>
+          <w:del w:id="912" w:author="Millicent  Mufambi" w:date="2026-06-02T13:44:00Z" w16du:dateUtc="2026-06-02T11:44:00Z"/>
         </w:rPr>
       </w:pPr>
-      <w:del w:id="892" w:author="Millicent  Mufambi" w:date="2026-06-02T13:12:00Z" w16du:dateUtc="2026-06-02T11:12:00Z">
+      <w:del w:id="913" w:author="Millicent  Mufambi" w:date="2026-06-02T13:44:00Z" w16du:dateUtc="2026-06-02T11:44:00Z">
         <w:r>
           <w:delText>The baseline achieves a higher raw success rate, 88.9% against 82.2%, because consensus rejects more proposals at the prepare phase. We do not claim BFT-MAS fixes more bugs, only that its accepted fixes are far more likely correct, with zero false positives against 11.1%. Its contribution is precision, not throughput.</w:delText>
         </w:r>
@@ -13727,15 +13856,15 @@
         <w:spacing w:after="120"/>
         <w:jc w:val="both"/>
         <w:rPr>
-          <w:ins w:id="893" w:author="Millicent  Mufambi" w:date="2026-06-02T13:12:00Z" w16du:dateUtc="2026-06-02T11:12:00Z"/>
+          <w:ins w:id="914" w:author="Millicent  Mufambi" w:date="2026-06-02T13:44:00Z" w16du:dateUtc="2026-06-02T11:44:00Z"/>
         </w:rPr>
       </w:pPr>
-      <w:del w:id="894" w:author="Millicent  Mufambi" w:date="2026-06-02T13:12:00Z" w16du:dateUtc="2026-06-02T11:12:00Z">
+      <w:del w:id="915" w:author="Millicent  Mufambi" w:date="2026-06-02T13:44:00Z" w16du:dateUtc="2026-06-02T11:44:00Z">
         <w:r>
           <w:delText xml:space="preserve">The 0.95 </w:delText>
         </w:r>
       </w:del>
-      <w:ins w:id="895" w:author="Millicent  Mufambi" w:date="2026-06-02T13:12:00Z" w16du:dateUtc="2026-06-02T11:12:00Z">
+      <w:ins w:id="916" w:author="Millicent  Mufambi" w:date="2026-06-02T13:44:00Z" w16du:dateUtc="2026-06-02T11:44:00Z">
         <w:r>
           <w:t xml:space="preserve">On the BugsInPy subset BFT-MAS directionally raised the repair rate (50% against 25%) rather than trading it away, because the independent validators reject the overconfident fixes the single agent commits while the sandbox confirms the genuine ones. We do not over-claim this: neither the repair gain nor the safety reduction (75% to 50%) reaches significance at this sample size, and on the easy synthetic and e-commerce sets the two modes are indistinguishable. The robust, provable contribution is Byzantine </w:t>
         </w:r>
@@ -13749,10 +13878,10 @@
         <w:spacing w:after="120"/>
         <w:jc w:val="both"/>
         <w:rPr>
-          <w:ins w:id="896" w:author="Millicent  Mufambi" w:date="2026-06-02T13:12:00Z" w16du:dateUtc="2026-06-02T11:12:00Z"/>
+          <w:ins w:id="917" w:author="Millicent  Mufambi" w:date="2026-06-02T13:44:00Z" w16du:dateUtc="2026-06-02T11:44:00Z"/>
         </w:rPr>
       </w:pPr>
-      <w:ins w:id="897" w:author="Millicent  Mufambi" w:date="2026-06-02T13:12:00Z" w16du:dateUtc="2026-06-02T11:12:00Z">
+      <w:ins w:id="918" w:author="Millicent  Mufambi" w:date="2026-06-02T13:44:00Z" w16du:dateUtc="2026-06-02T11:44:00Z">
         <w:r>
           <w:t>On the easy synthetic bugs the four validators agree in near-lockstep (</w:t>
         </w:r>
@@ -13760,7 +13889,7 @@
       <w:r>
         <w:t xml:space="preserve">mean </w:t>
       </w:r>
-      <w:ins w:id="898" w:author="Millicent  Mufambi" w:date="2026-06-02T13:12:00Z" w16du:dateUtc="2026-06-02T11:12:00Z">
+      <w:ins w:id="919" w:author="Millicent  Mufambi" w:date="2026-06-02T13:44:00Z" w16du:dateUtc="2026-06-02T11:44:00Z">
         <w:r>
           <w:t xml:space="preserve">pairwise </w:t>
         </w:r>
@@ -13768,7 +13897,7 @@
       <w:r>
         <w:t xml:space="preserve">agreement </w:t>
       </w:r>
-      <w:ins w:id="899" w:author="Millicent  Mufambi" w:date="2026-06-02T13:12:00Z" w16du:dateUtc="2026-06-02T11:12:00Z">
+      <w:ins w:id="920" w:author="Millicent  Mufambi" w:date="2026-06-02T13:44:00Z" w16du:dateUtc="2026-06-02T11:44:00Z">
         <w:r>
           <w:t xml:space="preserve">close to 1.0), which </w:t>
         </w:r>
@@ -13776,12 +13905,12 @@
       <w:r>
         <w:t xml:space="preserve">leaves </w:t>
       </w:r>
-      <w:del w:id="900" w:author="Millicent  Mufambi" w:date="2026-06-02T13:12:00Z" w16du:dateUtc="2026-06-02T11:12:00Z">
+      <w:del w:id="921" w:author="Millicent  Mufambi" w:date="2026-06-02T13:44:00Z" w16du:dateUtc="2026-06-02T11:44:00Z">
         <w:r>
           <w:delText>only a 5%</w:delText>
         </w:r>
       </w:del>
-      <w:ins w:id="901" w:author="Millicent  Mufambi" w:date="2026-06-02T13:12:00Z" w16du:dateUtc="2026-06-02T11:12:00Z">
+      <w:ins w:id="922" w:author="Millicent  Mufambi" w:date="2026-06-02T13:44:00Z" w16du:dateUtc="2026-06-02T11:44:00Z">
         <w:r>
           <w:t>little</w:t>
         </w:r>
@@ -13789,12 +13918,12 @@
       <w:r>
         <w:t xml:space="preserve"> diversity signal</w:t>
       </w:r>
-      <w:del w:id="902" w:author="Millicent  Mufambi" w:date="2026-06-02T13:12:00Z" w16du:dateUtc="2026-06-02T11:12:00Z">
+      <w:del w:id="923" w:author="Millicent  Mufambi" w:date="2026-06-02T13:44:00Z" w16du:dateUtc="2026-06-02T11:44:00Z">
         <w:r>
           <w:delText>, so this work cannot test whether true</w:delText>
         </w:r>
       </w:del>
-      <w:ins w:id="903" w:author="Millicent  Mufambi" w:date="2026-06-02T13:12:00Z" w16du:dateUtc="2026-06-02T11:12:00Z">
+      <w:ins w:id="924" w:author="Millicent  Mufambi" w:date="2026-06-02T13:44:00Z" w16du:dateUtc="2026-06-02T11:44:00Z">
         <w:r>
           <w:t xml:space="preserve"> there. The heterogeneous</w:t>
         </w:r>
@@ -13802,12 +13931,12 @@
       <w:r>
         <w:t xml:space="preserve"> cross-</w:t>
       </w:r>
-      <w:del w:id="904" w:author="Millicent  Mufambi" w:date="2026-06-02T13:12:00Z" w16du:dateUtc="2026-06-02T11:12:00Z">
+      <w:del w:id="925" w:author="Millicent  Mufambi" w:date="2026-06-02T13:44:00Z" w16du:dateUtc="2026-06-02T11:44:00Z">
         <w:r>
           <w:delText>family decorrelation would give cleaner guarantees.</w:delText>
         </w:r>
       </w:del>
-      <w:ins w:id="905" w:author="Millicent  Mufambi" w:date="2026-06-02T13:12:00Z" w16du:dateUtc="2026-06-02T11:12:00Z">
+      <w:ins w:id="926" w:author="Millicent  Mufambi" w:date="2026-06-02T13:44:00Z" w16du:dateUtc="2026-06-02T11:44:00Z">
         <w:r>
           <w:t>provider panel does decorrelate on harder inputs, however: mean pairwise agreement falls to 0.925 on the real BugsInPy bugs, with three genuine split votes in which Claude-Haiku dissented while the other three validators approved.</w:t>
         </w:r>
@@ -13818,7 +13947,7 @@
         <w:spacing w:after="120"/>
         <w:jc w:val="both"/>
       </w:pPr>
-      <w:ins w:id="906" w:author="Millicent  Mufambi" w:date="2026-06-02T13:12:00Z" w16du:dateUtc="2026-06-02T11:12:00Z">
+      <w:ins w:id="927" w:author="Millicent  Mufambi" w:date="2026-06-02T13:44:00Z" w16du:dateUtc="2026-06-02T11:44:00Z">
         <w:r>
           <w:t>Three readings of that high agreement are worth separating.</w:t>
         </w:r>
@@ -13826,12 +13955,12 @@
       <w:r>
         <w:t xml:space="preserve"> The </w:t>
       </w:r>
-      <w:del w:id="907" w:author="Millicent  Mufambi" w:date="2026-06-02T13:12:00Z" w16du:dateUtc="2026-06-02T11:12:00Z">
+      <w:del w:id="928" w:author="Millicent  Mufambi" w:date="2026-06-02T13:44:00Z" w16du:dateUtc="2026-06-02T11:44:00Z">
         <w:r>
           <w:delText>four-</w:delText>
         </w:r>
       </w:del>
-      <w:ins w:id="908" w:author="Millicent  Mufambi" w:date="2026-06-02T13:12:00Z" w16du:dateUtc="2026-06-02T11:12:00Z">
+      <w:ins w:id="929" w:author="Millicent  Mufambi" w:date="2026-06-02T13:44:00Z" w16du:dateUtc="2026-06-02T11:44:00Z">
         <w:r>
           <w:t xml:space="preserve">bugs may sit below a difficulty ceiling: when a fix is obvious, any code-aware </w:t>
         </w:r>
@@ -13839,12 +13968,12 @@
       <w:r>
         <w:t xml:space="preserve">model </w:t>
       </w:r>
-      <w:del w:id="909" w:author="Millicent  Mufambi" w:date="2026-06-02T13:12:00Z" w16du:dateUtc="2026-06-02T11:12:00Z">
+      <w:del w:id="930" w:author="Millicent  Mufambi" w:date="2026-06-02T13:44:00Z" w16du:dateUtc="2026-06-02T11:44:00Z">
         <w:r>
           <w:delText>Consensus Lab is wired</w:delText>
         </w:r>
       </w:del>
-      <w:ins w:id="910" w:author="Millicent  Mufambi" w:date="2026-06-02T13:12:00Z" w16du:dateUtc="2026-06-02T11:12:00Z">
+      <w:ins w:id="931" w:author="Millicent  Mufambi" w:date="2026-06-02T13:44:00Z" w16du:dateUtc="2026-06-02T11:44:00Z">
         <w:r>
           <w:t>finds it and disagreement cannot arise, so diversity would matter more on harder, ambiguous cases. Modern code LLMs may also have converged on similar training data</w:t>
         </w:r>
@@ -13852,12 +13981,12 @@
       <w:r>
         <w:t xml:space="preserve"> for </w:t>
       </w:r>
-      <w:del w:id="911" w:author="Millicent  Mufambi" w:date="2026-06-02T13:12:00Z" w16du:dateUtc="2026-06-02T11:12:00Z">
+      <w:del w:id="932" w:author="Millicent  Mufambi" w:date="2026-06-02T13:44:00Z" w16du:dateUtc="2026-06-02T11:44:00Z">
         <w:r>
           <w:delText>that, but these runs used two same-family validators at the budget limit</w:delText>
         </w:r>
       </w:del>
-      <w:ins w:id="912" w:author="Millicent  Mufambi" w:date="2026-06-02T13:12:00Z" w16du:dateUtc="2026-06-02T11:12:00Z">
+      <w:ins w:id="933" w:author="Millicent  Mufambi" w:date="2026-06-02T13:44:00Z" w16du:dateUtc="2026-06-02T11:44:00Z">
         <w:r>
           <w:t>common Python patterns, leaving little independent signal. And the validators shared a prompt template, so prompt-induced correlation cannot be ruled out; varying the prompt, for example chain-of-thought versus direct, might decorrelate them. The quorum study in Section 6.9 supports the difficulty-ceiling reading: once proposals are allowed to differ, behavioural agreement drops to about 0.54, far from lockstep</w:t>
         </w:r>
@@ -13885,7 +14014,7 @@
       </w:pPr>
       <w:r>
         <w:rPr>
-          <w:rPrChange w:id="913" w:author="Millicent  Mufambi" w:date="2026-06-02T13:12:00Z" w16du:dateUtc="2026-06-02T11:12:00Z">
+          <w:rPrChange w:id="934" w:author="Millicent  Mufambi" w:date="2026-06-02T13:44:00Z" w16du:dateUtc="2026-06-02T11:44:00Z">
             <w:rPr>
               <w:b/>
             </w:rPr>
@@ -13896,12 +14025,12 @@
       <w:r>
         <w:t xml:space="preserve"> The synthetic bugs are small and self-contained, so their success rates understate real-world difficulty</w:t>
       </w:r>
-      <w:del w:id="914" w:author="Millicent  Mufambi" w:date="2026-06-02T13:12:00Z" w16du:dateUtc="2026-06-02T11:12:00Z">
+      <w:del w:id="935" w:author="Millicent  Mufambi" w:date="2026-06-02T13:44:00Z" w16du:dateUtc="2026-06-02T11:44:00Z">
         <w:r>
           <w:delText>; the BugsInPy subset helps, but diff extraction compares fix similarity to a canonical patch rather than running full test suites</w:delText>
         </w:r>
       </w:del>
-      <w:ins w:id="915" w:author="Millicent  Mufambi" w:date="2026-06-02T13:12:00Z" w16du:dateUtc="2026-06-02T11:12:00Z">
+      <w:ins w:id="936" w:author="Millicent  Mufambi" w:date="2026-06-02T13:44:00Z" w16du:dateUtc="2026-06-02T11:44:00Z">
         <w:r>
           <w:t>, and they show no difference between modes. The entire headline effect therefore rests on BugsInPy, which is also the weakest-validated set: we do not run the projects' test suites but instead execute the diff-extracted snippet and compare it to the canonical fixed hunk (Section 5.2). A BugsInPy safety violation thus means a consensus-approved fix failed to execute cleanly, not that it failed the project's real tests, so the strength of the safety claim is bounded by the strength of that snippet-level orac</w:t>
         </w:r>
@@ -13919,7 +14048,7 @@
       </w:pPr>
       <w:r>
         <w:rPr>
-          <w:rPrChange w:id="916" w:author="Millicent  Mufambi" w:date="2026-06-02T13:12:00Z" w16du:dateUtc="2026-06-02T11:12:00Z">
+          <w:rPrChange w:id="937" w:author="Millicent  Mufambi" w:date="2026-06-02T13:44:00Z" w16du:dateUtc="2026-06-02T11:44:00Z">
             <w:rPr>
               <w:b/>
             </w:rPr>
@@ -13930,12 +14059,12 @@
       <w:r>
         <w:t xml:space="preserve"> Both pipelines share the analyzer and healer, isolating the consensus stage, but the LLM providers are non-deterministic</w:t>
       </w:r>
-      <w:del w:id="917" w:author="Millicent  Mufambi" w:date="2026-06-02T13:12:00Z" w16du:dateUtc="2026-06-02T11:12:00Z">
+      <w:del w:id="938" w:author="Millicent  Mufambi" w:date="2026-06-02T13:44:00Z" w16du:dateUtc="2026-06-02T11:44:00Z">
         <w:r>
           <w:delText xml:space="preserve"> and we did not repeat runs to estimate variance.</w:delText>
         </w:r>
       </w:del>
-      <w:ins w:id="918" w:author="Millicent  Mufambi" w:date="2026-06-02T13:12:00Z" w16du:dateUtc="2026-06-02T11:12:00Z">
+      <w:ins w:id="939" w:author="Millicent  Mufambi" w:date="2026-06-02T13:44:00Z" w16du:dateUtc="2026-06-02T11:44:00Z">
         <w:r>
           <w:t>. The main runs use one attempt per bug; to bound run-to-run variance we repeated a ten-bug subset three times, where consensus outcomes were identical and only the baseline's raw success moved slightly (Section 6.11).</w:t>
         </w:r>
@@ -13945,10 +14074,10 @@
       <w:pPr>
         <w:pStyle w:val="ListBullet"/>
         <w:rPr>
-          <w:del w:id="919" w:author="Millicent  Mufambi" w:date="2026-06-02T13:12:00Z" w16du:dateUtc="2026-06-02T11:12:00Z"/>
+          <w:del w:id="940" w:author="Millicent  Mufambi" w:date="2026-06-02T13:44:00Z" w16du:dateUtc="2026-06-02T11:44:00Z"/>
         </w:rPr>
       </w:pPr>
-      <w:del w:id="920" w:author="Millicent  Mufambi" w:date="2026-06-02T13:12:00Z" w16du:dateUtc="2026-06-02T11:12:00Z">
+      <w:del w:id="941" w:author="Millicent  Mufambi" w:date="2026-06-02T13:44:00Z" w16du:dateUtc="2026-06-02T11:44:00Z">
         <w:r>
           <w:rPr>
             <w:b/>
@@ -13964,10 +14093,10 @@
       <w:pPr>
         <w:pStyle w:val="ListBullet"/>
         <w:rPr>
-          <w:ins w:id="921" w:author="Millicent  Mufambi" w:date="2026-06-02T13:12:00Z" w16du:dateUtc="2026-06-02T11:12:00Z"/>
+          <w:ins w:id="942" w:author="Millicent  Mufambi" w:date="2026-06-02T13:44:00Z" w16du:dateUtc="2026-06-02T11:44:00Z"/>
         </w:rPr>
       </w:pPr>
-      <w:ins w:id="922" w:author="Millicent  Mufambi" w:date="2026-06-02T13:12:00Z" w16du:dateUtc="2026-06-02T11:12:00Z">
+      <w:ins w:id="943" w:author="Millicent  Mufambi" w:date="2026-06-02T13:44:00Z" w16du:dateUtc="2026-06-02T11:44:00Z">
         <w:r>
           <w:t>External validity. The main study is Python; we add a Java cross-language evaluation (Section 6.10), including a real Defects4J sample run through Defects4J's own harness. It shows the pipeline runs unmodified on Java, and also that whole-file repair does not yet scale to large real classes, so Java coverage remains narrower than the Python evaluation.</w:t>
         </w:r>
@@ -13977,10 +14106,10 @@
       <w:pPr>
         <w:pStyle w:val="ListBullet"/>
         <w:rPr>
-          <w:ins w:id="923" w:author="Millicent  Mufambi" w:date="2026-06-02T13:12:00Z" w16du:dateUtc="2026-06-02T11:12:00Z"/>
+          <w:ins w:id="944" w:author="Millicent  Mufambi" w:date="2026-06-02T13:44:00Z" w16du:dateUtc="2026-06-02T11:44:00Z"/>
         </w:rPr>
       </w:pPr>
-      <w:ins w:id="924" w:author="Millicent  Mufambi" w:date="2026-06-02T13:12:00Z" w16du:dateUtc="2026-06-02T11:12:00Z">
+      <w:ins w:id="945" w:author="Millicent  Mufambi" w:date="2026-06-02T13:44:00Z" w16du:dateUtc="2026-06-02T11:44:00Z">
         <w:r>
           <w:t>Statistical independence. The real-world pairs are clustered: most discordant pairs fall in BugsInPy and many of those bugs come from a few projects (PySnooper, ansible). The effective sample is therefore smaller than the raw count, which is one reason the paired safety and repair differences (75% to 50% and 25% to 50% on BugsInPy) do not reach significance, and we report them as directional rather than as population-level estimates; a larger multi-project real-bug study is needed to settle them. This is wh</w:t>
         </w:r>
@@ -13993,10 +14122,10 @@
       <w:pPr>
         <w:pStyle w:val="ListBullet"/>
         <w:rPr>
-          <w:ins w:id="925" w:author="Millicent  Mufambi" w:date="2026-06-02T13:12:00Z" w16du:dateUtc="2026-06-02T11:12:00Z"/>
+          <w:ins w:id="946" w:author="Millicent  Mufambi" w:date="2026-06-02T13:44:00Z" w16du:dateUtc="2026-06-02T11:44:00Z"/>
         </w:rPr>
       </w:pPr>
-      <w:ins w:id="926" w:author="Millicent  Mufambi" w:date="2026-06-02T13:12:00Z" w16du:dateUtc="2026-06-02T11:12:00Z">
+      <w:ins w:id="947" w:author="Millicent  Mufambi" w:date="2026-06-02T13:44:00Z" w16du:dateUtc="2026-06-02T11:44:00Z">
         <w:r>
           <w:t>Simulated, not distributed, BFT. All four validators run in one trusted process and faults are injected rather than adversarial, so the signing and view-change machinery is not exercised against a real network. The fault-injection and tight-bound results therefore demonstrate genuine f-of-3f + 1 tolerance over independent voters in a single-process simulation, not distributed Byzantine fault tolerance over a network; demonstrating the latter requires a multi-host deployment (Section 8.2).</w:t>
         </w:r>
@@ -14045,7 +14174,7 @@
       </w:pPr>
       <w:r>
         <w:rPr>
-          <w:rPrChange w:id="927" w:author="Millicent  Mufambi" w:date="2026-06-02T13:12:00Z" w16du:dateUtc="2026-06-02T11:12:00Z">
+          <w:rPrChange w:id="948" w:author="Millicent  Mufambi" w:date="2026-06-02T13:44:00Z" w16du:dateUtc="2026-06-02T11:44:00Z">
             <w:rPr>
               <w:b/>
             </w:rPr>
@@ -14056,7 +14185,7 @@
       <w:r>
         <w:t xml:space="preserve"> The PBFT bound n ≥ 3f + 1 fixes the </w:t>
       </w:r>
-      <w:ins w:id="928" w:author="Millicent  Mufambi" w:date="2026-06-02T13:12:00Z" w16du:dateUtc="2026-06-02T11:12:00Z">
+      <w:ins w:id="949" w:author="Millicent  Mufambi" w:date="2026-06-02T13:44:00Z" w16du:dateUtc="2026-06-02T11:44:00Z">
         <w:r>
           <w:t xml:space="preserve">design </w:t>
         </w:r>
@@ -14064,12 +14193,12 @@
       <w:r>
         <w:t>floor at n = 4 for f = 1</w:t>
       </w:r>
-      <w:del w:id="929" w:author="Millicent  Mufambi" w:date="2026-06-02T13:12:00Z" w16du:dateUtc="2026-06-02T11:12:00Z">
+      <w:del w:id="950" w:author="Millicent  Mufambi" w:date="2026-06-02T13:44:00Z" w16du:dateUtc="2026-06-02T11:44:00Z">
         <w:r>
           <w:delText>. Consensus success held at 100%</w:delText>
         </w:r>
       </w:del>
-      <w:ins w:id="930" w:author="Millicent  Mufambi" w:date="2026-06-02T13:12:00Z" w16du:dateUtc="2026-06-02T11:12:00Z">
+      <w:ins w:id="951" w:author="Millicent  Mufambi" w:date="2026-06-02T13:44:00Z" w16du:dateUtc="2026-06-02T11:44:00Z">
         <w:r>
           <w:t>, and the fault-injection study shows the quorum masks a faulty validator's vote</w:t>
         </w:r>
@@ -14077,7 +14206,7 @@
       <w:r>
         <w:t xml:space="preserve"> across </w:t>
       </w:r>
-      <w:ins w:id="931" w:author="Millicent  Mufambi" w:date="2026-06-02T13:12:00Z" w16du:dateUtc="2026-06-02T11:12:00Z">
+      <w:ins w:id="952" w:author="Millicent  Mufambi" w:date="2026-06-02T13:44:00Z" w16du:dateUtc="2026-06-02T11:44:00Z">
         <w:r>
           <w:t xml:space="preserve">all </w:t>
         </w:r>
@@ -14085,12 +14214,12 @@
       <w:r>
         <w:t xml:space="preserve">five </w:t>
       </w:r>
-      <w:del w:id="932" w:author="Millicent  Mufambi" w:date="2026-06-02T13:12:00Z" w16du:dateUtc="2026-06-02T11:12:00Z">
+      <w:del w:id="953" w:author="Millicent  Mufambi" w:date="2026-06-02T13:44:00Z" w16du:dateUtc="2026-06-02T11:44:00Z">
         <w:r>
           <w:delText>fault scenarios with one corrupted validator</w:delText>
         </w:r>
       </w:del>
-      <w:ins w:id="933" w:author="Millicent  Mufambi" w:date="2026-06-02T13:12:00Z" w16du:dateUtc="2026-06-02T11:12:00Z">
+      <w:ins w:id="954" w:author="Millicent  Mufambi" w:date="2026-06-02T13:44:00Z" w16du:dateUtc="2026-06-02T11:44:00Z">
         <w:r>
           <w:t>behaviours</w:t>
         </w:r>
@@ -14098,12 +14227,12 @@
       <w:r>
         <w:t xml:space="preserve"> (Section 6.6), </w:t>
       </w:r>
-      <w:del w:id="934" w:author="Millicent  Mufambi" w:date="2026-06-02T13:12:00Z" w16du:dateUtc="2026-06-02T11:12:00Z">
+      <w:del w:id="955" w:author="Millicent  Mufambi" w:date="2026-06-02T13:44:00Z" w16du:dateUtc="2026-06-02T11:44:00Z">
         <w:r>
           <w:delText>while n = 7,</w:delText>
         </w:r>
       </w:del>
-      <w:ins w:id="935" w:author="Millicent  Mufambi" w:date="2026-06-02T13:12:00Z" w16du:dateUtc="2026-06-02T11:12:00Z">
+      <w:ins w:id="956" w:author="Millicent  Mufambi" w:date="2026-06-02T13:44:00Z" w16du:dateUtc="2026-06-02T11:44:00Z">
         <w:r>
           <w:t>with the</w:t>
         </w:r>
@@ -14111,7 +14240,7 @@
       <w:r>
         <w:t xml:space="preserve"> f = 2 </w:t>
       </w:r>
-      <w:ins w:id="936" w:author="Millicent  Mufambi" w:date="2026-06-02T13:12:00Z" w16du:dateUtc="2026-06-02T11:12:00Z">
+      <w:ins w:id="957" w:author="Millicent  Mufambi" w:date="2026-06-02T13:44:00Z" w16du:dateUtc="2026-06-02T11:44:00Z">
         <w:r>
           <w:t xml:space="preserve">study showing that masking is tight at the 3f + 1 bound (Section 6.13) and the defining Byzantine property — agreement under an equivocating primary — demonstrated separately (Section 6.14). On the cost-benefit axis, n = 7 (f = 2) </w:t>
         </w:r>
@@ -14119,7 +14248,7 @@
       <w:r>
         <w:t xml:space="preserve">only lowered </w:t>
       </w:r>
-      <w:ins w:id="937" w:author="Millicent  Mufambi" w:date="2026-06-02T13:12:00Z" w16du:dateUtc="2026-06-02T11:12:00Z">
+      <w:ins w:id="958" w:author="Millicent  Mufambi" w:date="2026-06-02T13:44:00Z" w16du:dateUtc="2026-06-02T11:44:00Z">
         <w:r>
           <w:t xml:space="preserve">raw </w:t>
         </w:r>
@@ -14127,7 +14256,7 @@
       <w:r>
         <w:t xml:space="preserve">success </w:t>
       </w:r>
-      <w:ins w:id="938" w:author="Millicent  Mufambi" w:date="2026-06-02T13:12:00Z" w16du:dateUtc="2026-06-02T11:12:00Z">
+      <w:ins w:id="959" w:author="Millicent  Mufambi" w:date="2026-06-02T13:44:00Z" w16du:dateUtc="2026-06-02T11:44:00Z">
         <w:r>
           <w:t xml:space="preserve">(Section 6.8) </w:t>
         </w:r>
@@ -14135,7 +14264,7 @@
       <w:r>
         <w:t xml:space="preserve">and raised latency </w:t>
       </w:r>
-      <w:ins w:id="939" w:author="Millicent  Mufambi" w:date="2026-06-02T13:12:00Z" w16du:dateUtc="2026-06-02T11:12:00Z">
+      <w:ins w:id="960" w:author="Millicent  Mufambi" w:date="2026-06-02T13:44:00Z" w16du:dateUtc="2026-06-02T11:44:00Z">
         <w:r>
           <w:t xml:space="preserve">(Section 6.12) </w:t>
         </w:r>
@@ -14143,12 +14272,12 @@
       <w:r>
         <w:t xml:space="preserve">with no </w:t>
       </w:r>
-      <w:del w:id="940" w:author="Millicent  Mufambi" w:date="2026-06-02T13:12:00Z" w16du:dateUtc="2026-06-02T11:12:00Z">
+      <w:del w:id="961" w:author="Millicent  Mufambi" w:date="2026-06-02T13:44:00Z" w16du:dateUtc="2026-06-02T11:44:00Z">
         <w:r>
           <w:delText>safety</w:delText>
         </w:r>
       </w:del>
-      <w:ins w:id="941" w:author="Millicent  Mufambi" w:date="2026-06-02T13:12:00Z" w16du:dateUtc="2026-06-02T11:12:00Z">
+      <w:ins w:id="962" w:author="Millicent  Mufambi" w:date="2026-06-02T13:44:00Z" w16du:dateUtc="2026-06-02T11:44:00Z">
         <w:r>
           <w:t>repair</w:t>
         </w:r>
@@ -14156,12 +14285,12 @@
       <w:r>
         <w:t xml:space="preserve"> gain</w:t>
       </w:r>
-      <w:del w:id="942" w:author="Millicent  Mufambi" w:date="2026-06-02T13:12:00Z" w16du:dateUtc="2026-06-02T11:12:00Z">
+      <w:del w:id="963" w:author="Millicent  Mufambi" w:date="2026-06-02T13:44:00Z" w16du:dateUtc="2026-06-02T11:44:00Z">
         <w:r>
           <w:delText xml:space="preserve"> (Section 6.8).</w:delText>
         </w:r>
       </w:del>
-      <w:ins w:id="943" w:author="Millicent  Mufambi" w:date="2026-06-02T13:12:00Z" w16du:dateUtc="2026-06-02T11:12:00Z">
+      <w:ins w:id="964" w:author="Millicent  Mufambi" w:date="2026-06-02T13:44:00Z" w16du:dateUtc="2026-06-02T11:44:00Z">
         <w:r>
           <w:t>, while n = 4 gave the best success and lowest latency.</w:t>
         </w:r>
@@ -14169,7 +14298,7 @@
       <w:r>
         <w:t xml:space="preserve"> The </w:t>
       </w:r>
-      <w:ins w:id="944" w:author="Millicent  Mufambi" w:date="2026-06-02T13:12:00Z" w16du:dateUtc="2026-06-02T11:12:00Z">
+      <w:ins w:id="965" w:author="Millicent  Mufambi" w:date="2026-06-02T13:44:00Z" w16du:dateUtc="2026-06-02T11:44:00Z">
         <w:r>
           <w:t xml:space="preserve">practical </w:t>
         </w:r>
@@ -14177,7 +14306,7 @@
       <w:r>
         <w:t>optimum is therefore n = 4, f = 1</w:t>
       </w:r>
-      <w:ins w:id="945" w:author="Millicent  Mufambi" w:date="2026-06-02T13:12:00Z" w16du:dateUtc="2026-06-02T11:12:00Z">
+      <w:ins w:id="966" w:author="Millicent  Mufambi" w:date="2026-06-02T13:44:00Z" w16du:dateUtc="2026-06-02T11:44:00Z">
         <w:r>
           <w:t>: genuine single-fault tolerance at the lowest cost, with larger populations reserved for threat models that require tolerating more faults</w:t>
         </w:r>
@@ -14193,7 +14322,7 @@
       </w:pPr>
       <w:r>
         <w:rPr>
-          <w:rPrChange w:id="946" w:author="Millicent  Mufambi" w:date="2026-06-02T13:12:00Z" w16du:dateUtc="2026-06-02T11:12:00Z">
+          <w:rPrChange w:id="967" w:author="Millicent  Mufambi" w:date="2026-06-02T13:44:00Z" w16du:dateUtc="2026-06-02T11:44:00Z">
             <w:rPr>
               <w:b/>
             </w:rPr>
@@ -14204,12 +14333,12 @@
       <w:r>
         <w:t xml:space="preserve"> The protocol adds under 2 ms per round; the </w:t>
       </w:r>
-      <w:del w:id="947" w:author="Millicent  Mufambi" w:date="2026-06-02T13:12:00Z" w16du:dateUtc="2026-06-02T11:12:00Z">
+      <w:del w:id="968" w:author="Millicent  Mufambi" w:date="2026-06-02T13:44:00Z" w16du:dateUtc="2026-06-02T11:44:00Z">
         <w:r>
           <w:delText>roughly 50 s mean</w:delText>
         </w:r>
       </w:del>
-      <w:ins w:id="948" w:author="Millicent  Mufambi" w:date="2026-06-02T13:12:00Z" w16du:dateUtc="2026-06-02T11:12:00Z">
+      <w:ins w:id="969" w:author="Millicent  Mufambi" w:date="2026-06-02T13:44:00Z" w16du:dateUtc="2026-06-02T11:44:00Z">
         <w:r>
           <w:t>added</w:t>
         </w:r>
@@ -14217,12 +14346,12 @@
       <w:r>
         <w:t xml:space="preserve"> latency</w:t>
       </w:r>
-      <w:del w:id="949" w:author="Millicent  Mufambi" w:date="2026-06-02T13:12:00Z" w16du:dateUtc="2026-06-02T11:12:00Z">
+      <w:del w:id="970" w:author="Millicent  Mufambi" w:date="2026-06-02T13:44:00Z" w16du:dateUtc="2026-06-02T11:44:00Z">
         <w:r>
           <w:delText>, against 25 s for the baseline, comes from</w:delText>
         </w:r>
       </w:del>
-      <w:ins w:id="950" w:author="Millicent  Mufambi" w:date="2026-06-02T13:12:00Z" w16du:dateUtc="2026-06-02T11:12:00Z">
+      <w:ins w:id="971" w:author="Millicent  Mufambi" w:date="2026-06-02T13:44:00Z" w16du:dateUtc="2026-06-02T11:44:00Z">
         <w:r>
           <w:t xml:space="preserve"> is</w:t>
         </w:r>
@@ -14230,7 +14359,7 @@
       <w:r>
         <w:t xml:space="preserve"> LLM I/O and Ollama inference, not consensus</w:t>
       </w:r>
-      <w:del w:id="951" w:author="Millicent  Mufambi" w:date="2026-06-02T13:12:00Z" w16du:dateUtc="2026-06-02T11:12:00Z">
+      <w:del w:id="972" w:author="Millicent  Mufambi" w:date="2026-06-02T13:44:00Z" w16du:dateUtc="2026-06-02T11:44:00Z">
         <w:r>
           <w:delText>. The 2.0× increase is the cost of extra validators</w:delText>
         </w:r>
@@ -14238,12 +14367,12 @@
       <w:r>
         <w:t xml:space="preserve">, and </w:t>
       </w:r>
-      <w:del w:id="952" w:author="Millicent  Mufambi" w:date="2026-06-02T13:12:00Z" w16du:dateUtc="2026-06-02T11:12:00Z">
+      <w:del w:id="973" w:author="Millicent  Mufambi" w:date="2026-06-02T13:44:00Z" w16du:dateUtc="2026-06-02T11:44:00Z">
         <w:r>
           <w:delText>trading</w:delText>
         </w:r>
       </w:del>
-      <w:ins w:id="953" w:author="Millicent  Mufambi" w:date="2026-06-02T13:12:00Z" w16du:dateUtc="2026-06-02T11:12:00Z">
+      <w:ins w:id="974" w:author="Millicent  Mufambi" w:date="2026-06-02T13:44:00Z" w16du:dateUtc="2026-06-02T11:44:00Z">
         <w:r>
           <w:t>averages</w:t>
         </w:r>
@@ -14251,12 +14380,12 @@
       <w:r>
         <w:t xml:space="preserve"> about </w:t>
       </w:r>
-      <w:del w:id="954" w:author="Millicent  Mufambi" w:date="2026-06-02T13:12:00Z" w16du:dateUtc="2026-06-02T11:12:00Z">
+      <w:del w:id="975" w:author="Millicent  Mufambi" w:date="2026-06-02T13:44:00Z" w16du:dateUtc="2026-06-02T11:44:00Z">
         <w:r>
           <w:delText xml:space="preserve">25 </w:delText>
         </w:r>
       </w:del>
-      <w:ins w:id="955" w:author="Millicent  Mufambi" w:date="2026-06-02T13:12:00Z" w16du:dateUtc="2026-06-02T11:12:00Z">
+      <w:ins w:id="976" w:author="Millicent  Mufambi" w:date="2026-06-02T13:44:00Z" w16du:dateUtc="2026-06-02T11:44:00Z">
         <w:r>
           <w:t xml:space="preserve">three times the baseline, largest on BugsInPy (Section 6.5 and Table 4; how latency scales with the validator count is in Section 6.12 and Table 11). Trading tens of </w:t>
         </w:r>
@@ -14264,12 +14393,12 @@
       <w:r>
         <w:t xml:space="preserve">seconds for </w:t>
       </w:r>
-      <w:del w:id="956" w:author="Millicent  Mufambi" w:date="2026-06-02T13:12:00Z" w16du:dateUtc="2026-06-02T11:12:00Z">
+      <w:del w:id="977" w:author="Millicent  Mufambi" w:date="2026-06-02T13:44:00Z" w16du:dateUtc="2026-06-02T11:44:00Z">
         <w:r>
           <w:delText>zero safety violations</w:delText>
         </w:r>
       </w:del>
-      <w:ins w:id="957" w:author="Millicent  Mufambi" w:date="2026-06-02T13:12:00Z" w16du:dateUtc="2026-06-02T11:12:00Z">
+      <w:ins w:id="978" w:author="Millicent  Mufambi" w:date="2026-06-02T13:44:00Z" w16du:dateUtc="2026-06-02T11:44:00Z">
         <w:r>
           <w:t>fewer unsafe fixes</w:t>
         </w:r>
@@ -14285,7 +14414,7 @@
       </w:pPr>
       <w:r>
         <w:rPr>
-          <w:rPrChange w:id="958" w:author="Millicent  Mufambi" w:date="2026-06-02T13:12:00Z" w16du:dateUtc="2026-06-02T11:12:00Z">
+          <w:rPrChange w:id="979" w:author="Millicent  Mufambi" w:date="2026-06-02T13:44:00Z" w16du:dateUtc="2026-06-02T11:44:00Z">
             <w:rPr>
               <w:b/>
             </w:rPr>
@@ -14296,12 +14425,12 @@
       <w:r>
         <w:t xml:space="preserve"> </w:t>
       </w:r>
-      <w:del w:id="959" w:author="Millicent  Mufambi" w:date="2026-06-02T13:12:00Z" w16du:dateUtc="2026-06-02T11:12:00Z">
+      <w:del w:id="980" w:author="Millicent  Mufambi" w:date="2026-06-02T13:44:00Z" w16du:dateUtc="2026-06-02T11:44:00Z">
         <w:r>
           <w:delText>Yes, decisively. Across 90 paired bugs consensus eliminated safety violations (0.0% against 11.1%; W = 0, z = -2.80, p = 0.0016) and cut</w:delText>
         </w:r>
       </w:del>
-      <w:ins w:id="960" w:author="Millicent  Mufambi" w:date="2026-06-02T13:12:00Z" w16du:dateUtc="2026-06-02T11:12:00Z">
+      <w:ins w:id="981" w:author="Millicent  Mufambi" w:date="2026-06-02T13:44:00Z" w16du:dateUtc="2026-06-02T11:44:00Z">
         <w:r>
           <w:t>Yes. On</w:t>
         </w:r>
@@ -14309,7 +14438,7 @@
       <w:r>
         <w:t xml:space="preserve"> the BugsInPy </w:t>
       </w:r>
-      <w:ins w:id="961" w:author="Millicent  Mufambi" w:date="2026-06-02T13:12:00Z" w16du:dateUtc="2026-06-02T11:12:00Z">
+      <w:ins w:id="982" w:author="Millicent  Mufambi" w:date="2026-06-02T13:44:00Z" w16du:dateUtc="2026-06-02T11:44:00Z">
         <w:r>
           <w:t xml:space="preserve">subset consensus directionally reduced the safety-violation </w:t>
         </w:r>
@@ -14317,12 +14446,12 @@
       <w:r>
         <w:t xml:space="preserve">rate </w:t>
       </w:r>
-      <w:del w:id="962" w:author="Millicent  Mufambi" w:date="2026-06-02T13:12:00Z" w16du:dateUtc="2026-06-02T11:12:00Z">
+      <w:del w:id="983" w:author="Millicent  Mufambi" w:date="2026-06-02T13:44:00Z" w16du:dateUtc="2026-06-02T11:44:00Z">
         <w:r>
           <w:delText>from 50.0</w:delText>
         </w:r>
       </w:del>
-      <w:ins w:id="963" w:author="Millicent  Mufambi" w:date="2026-06-02T13:12:00Z" w16du:dateUtc="2026-06-02T11:12:00Z">
+      <w:ins w:id="984" w:author="Millicent  Mufambi" w:date="2026-06-02T13:44:00Z" w16du:dateUtc="2026-06-02T11:44:00Z">
         <w:r>
           <w:t>(75</w:t>
         </w:r>
@@ -14330,12 +14459,12 @@
       <w:r>
         <w:t xml:space="preserve">% to </w:t>
       </w:r>
-      <w:del w:id="964" w:author="Millicent  Mufambi" w:date="2026-06-02T13:12:00Z" w16du:dateUtc="2026-06-02T11:12:00Z">
+      <w:del w:id="985" w:author="Millicent  Mufambi" w:date="2026-06-02T13:44:00Z" w16du:dateUtc="2026-06-02T11:44:00Z">
         <w:r>
           <w:delText>0.0%, correctly rejecting ten</w:delText>
         </w:r>
       </w:del>
-      <w:ins w:id="965" w:author="Millicent  Mufambi" w:date="2026-06-02T13:12:00Z" w16du:dateUtc="2026-06-02T11:12:00Z">
+      <w:ins w:id="986" w:author="Millicent  Mufambi" w:date="2026-06-02T13:44:00Z" w16du:dateUtc="2026-06-02T11:44:00Z">
         <w:r>
           <w:t>50%) and, contrary to a recall-for-precision trade-off, also raised the repair rate (25% to 50%), because the four independent validators reject overconfident</w:t>
         </w:r>
@@ -14343,12 +14472,12 @@
       <w:r>
         <w:t xml:space="preserve"> fixes the </w:t>
       </w:r>
-      <w:del w:id="966" w:author="Millicent  Mufambi" w:date="2026-06-02T13:12:00Z" w16du:dateUtc="2026-06-02T11:12:00Z">
+      <w:del w:id="987" w:author="Millicent  Mufambi" w:date="2026-06-02T13:44:00Z" w16du:dateUtc="2026-06-02T11:44:00Z">
         <w:r>
           <w:delText xml:space="preserve">baseline accepted and never the reverse. This is the </w:delText>
         </w:r>
       </w:del>
-      <w:ins w:id="967" w:author="Millicent  Mufambi" w:date="2026-06-02T13:12:00Z" w16du:dateUtc="2026-06-02T11:12:00Z">
+      <w:ins w:id="988" w:author="Millicent  Mufambi" w:date="2026-06-02T13:44:00Z" w16du:dateUtc="2026-06-02T11:44:00Z">
         <w:r>
           <w:t xml:space="preserve">single agent commits while the sandbox admits the genuine ones. Neither paired difference reaches significance at this sample size, so the </w:t>
         </w:r>
@@ -14356,7 +14485,7 @@
       <w:r>
         <w:t xml:space="preserve">paper's strongest </w:t>
       </w:r>
-      <w:ins w:id="968" w:author="Millicent  Mufambi" w:date="2026-06-02T13:12:00Z" w16du:dateUtc="2026-06-02T11:12:00Z">
+      <w:ins w:id="989" w:author="Millicent  Mufambi" w:date="2026-06-02T13:44:00Z" w16du:dateUtc="2026-06-02T11:44:00Z">
         <w:r>
           <w:t xml:space="preserve">reliability </w:t>
         </w:r>
@@ -14364,7 +14493,7 @@
       <w:r>
         <w:t>result</w:t>
       </w:r>
-      <w:ins w:id="969" w:author="Millicent  Mufambi" w:date="2026-06-02T13:12:00Z" w16du:dateUtc="2026-06-02T11:12:00Z">
+      <w:ins w:id="990" w:author="Millicent  Mufambi" w:date="2026-06-02T13:44:00Z" w16du:dateUtc="2026-06-02T11:44:00Z">
         <w:r>
           <w:t xml:space="preserve"> is the deterministic Byzantine-tolerance guarantee (Sections 6.6 and 6.13), with the paired repair and safety gains reported as directional</w:t>
         </w:r>
@@ -14380,7 +14509,7 @@
       </w:pPr>
       <w:r>
         <w:rPr>
-          <w:rPrChange w:id="970" w:author="Millicent  Mufambi" w:date="2026-06-02T13:12:00Z" w16du:dateUtc="2026-06-02T11:12:00Z">
+          <w:rPrChange w:id="991" w:author="Millicent  Mufambi" w:date="2026-06-02T13:44:00Z" w16du:dateUtc="2026-06-02T11:44:00Z">
             <w:rPr>
               <w:b/>
             </w:rPr>
@@ -14388,7 +14517,7 @@
         </w:rPr>
         <w:t>RQ4</w:t>
       </w:r>
-      <w:del w:id="971" w:author="Millicent  Mufambi" w:date="2026-06-02T13:12:00Z" w16du:dateUtc="2026-06-02T11:12:00Z">
+      <w:del w:id="992" w:author="Millicent  Mufambi" w:date="2026-06-02T13:44:00Z" w16du:dateUtc="2026-06-02T11:44:00Z">
         <w:r>
           <w:rPr>
             <w:b/>
@@ -14396,14 +14525,14 @@
           <w:delText>.</w:delText>
         </w:r>
       </w:del>
-      <w:ins w:id="972" w:author="Millicent  Mufambi" w:date="2026-06-02T13:12:00Z" w16du:dateUtc="2026-06-02T11:12:00Z">
+      <w:ins w:id="993" w:author="Millicent  Mufambi" w:date="2026-06-02T13:44:00Z" w16du:dateUtc="2026-06-02T11:44:00Z">
         <w:r>
           <w:t xml:space="preserve"> (exploratory).</w:t>
         </w:r>
       </w:ins>
       <w:r>
         <w:rPr>
-          <w:rPrChange w:id="973" w:author="Millicent  Mufambi" w:date="2026-06-02T13:12:00Z" w16du:dateUtc="2026-06-02T11:12:00Z">
+          <w:rPrChange w:id="994" w:author="Millicent  Mufambi" w:date="2026-06-02T13:44:00Z" w16du:dateUtc="2026-06-02T11:44:00Z">
             <w:rPr>
               <w:b/>
             </w:rPr>
@@ -14414,33 +14543,46 @@
       <w:r>
         <w:t xml:space="preserve"> </w:t>
       </w:r>
-      <w:del w:id="974" w:author="Millicent  Mufambi" w:date="2026-06-02T13:12:00Z" w16du:dateUtc="2026-06-02T11:12:00Z">
+      <w:del w:id="995" w:author="Millicent  Mufambi" w:date="2026-06-02T13:44:00Z" w16du:dateUtc="2026-06-02T11:44:00Z">
         <w:r>
           <w:delText>Using the CISQ (2024) figures from the proposal,</w:delText>
         </w:r>
       </w:del>
-      <w:ins w:id="975" w:author="Millicent  Mufambi" w:date="2026-06-02T13:12:00Z" w16du:dateUtc="2026-06-02T11:12:00Z">
-        <w:r>
-          <w:t>Industry reports place the cost of</w:t>
-        </w:r>
-      </w:ins>
-      <w:r>
-        <w:t xml:space="preserve"> critical </w:t>
-      </w:r>
-      <w:del w:id="976" w:author="Millicent  Mufambi" w:date="2026-06-02T13:12:00Z" w16du:dateUtc="2026-06-02T11:12:00Z">
-        <w:r>
-          <w:delText>production failures cost around US$1</w:delText>
+      <w:ins w:id="996" w:author="Millicent  Mufambi" w:date="2026-06-02T13:44:00Z" w16du:dateUtc="2026-06-02T11:44:00Z">
+        <w:r>
+          <w:t>Industry reports place</w:t>
+        </w:r>
+      </w:ins>
+      <w:r>
+        <w:t xml:space="preserve"> critical</w:t>
+      </w:r>
+      <w:del w:id="997" w:author="Millicent  Mufambi" w:date="2026-06-02T13:44:00Z" w16du:dateUtc="2026-06-02T11:44:00Z">
+        <w:r>
+          <w:delText xml:space="preserve"> production failures</w:delText>
         </w:r>
       </w:del>
-      <w:ins w:id="977" w:author="Millicent  Mufambi" w:date="2026-06-02T13:12:00Z" w16du:dateUtc="2026-06-02T11:12:00Z">
-        <w:r>
-          <w:t>software downtime in the range of hundreds of thousands to over a</w:t>
+      <w:ins w:id="998" w:author="Millicent  Mufambi" w:date="2026-06-02T13:44:00Z" w16du:dateUtc="2026-06-02T11:44:00Z">
+        <w:r>
+          <w:t>-downtime</w:t>
+        </w:r>
+      </w:ins>
+      <w:r>
+        <w:t xml:space="preserve"> cost </w:t>
+      </w:r>
+      <w:del w:id="999" w:author="Millicent  Mufambi" w:date="2026-06-02T13:44:00Z" w16du:dateUtc="2026-06-02T11:44:00Z">
+        <w:r>
+          <w:delText>around US$1</w:delText>
+        </w:r>
+      </w:del>
+      <w:ins w:id="1000" w:author="Millicent  Mufambi" w:date="2026-06-02T13:44:00Z" w16du:dateUtc="2026-06-02T11:44:00Z">
+        <w:r>
+          <w:t>in the hundreds of thousands to over a</w:t>
         </w:r>
       </w:ins>
       <w:r>
         <w:t xml:space="preserve"> million </w:t>
       </w:r>
-      <w:ins w:id="978" w:author="Millicent  Mufambi" w:date="2026-06-02T13:12:00Z" w16du:dateUtc="2026-06-02T11:12:00Z">
+      <w:ins w:id="1001" w:author="Millicent  Mufambi" w:date="2026-06-02T13:44:00Z" w16du:dateUtc="2026-06-02T11:44:00Z">
         <w:r>
           <w:t xml:space="preserve">US dollars </w:t>
         </w:r>
@@ -14448,113 +14590,27 @@
       <w:r>
         <w:t>per hour</w:t>
       </w:r>
-      <w:del w:id="979" w:author="Millicent  Mufambi" w:date="2026-06-02T13:12:00Z" w16du:dateUtc="2026-06-02T11:12:00Z">
-        <w:r>
-          <w:delText xml:space="preserve">, up to </w:delText>
+      <w:del w:id="1002" w:author="Millicent  Mufambi" w:date="2026-06-02T13:44:00Z" w16du:dateUtc="2026-06-02T11:44:00Z">
+        <w:r>
+          <w:delText>, up to US$</w:delText>
         </w:r>
       </w:del>
-      <w:ins w:id="980" w:author="Millicent  Mufambi" w:date="2026-06-02T13:12:00Z" w16du:dateUtc="2026-06-02T11:12:00Z">
-        <w:r>
-          <w:t xml:space="preserve"> (CISQ, 2022). Taking an illustrative </w:t>
-        </w:r>
-      </w:ins>
-      <w:r>
-        <w:t>US$</w:t>
-      </w:r>
-      <w:del w:id="981" w:author="Millicent  Mufambi" w:date="2026-06-02T13:12:00Z" w16du:dateUtc="2026-06-02T11:12:00Z">
-        <w:r>
-          <w:delText>5</w:delText>
+      <w:ins w:id="1003" w:author="Millicent  Mufambi" w:date="2026-06-02T13:44:00Z" w16du:dateUtc="2026-06-02T11:44:00Z">
+        <w:r>
+          <w:t xml:space="preserve"> (CISQ, 2022); Section 7.</w:t>
+        </w:r>
+      </w:ins>
+      <w:r>
+        <w:t xml:space="preserve">5 </w:t>
+      </w:r>
+      <w:del w:id="1004" w:author="Millicent  Mufambi" w:date="2026-06-02T13:44:00Z" w16du:dateUtc="2026-06-02T11:44:00Z">
+        <w:r>
+          <w:delText>million in peak periods. Given the move to zero violations and a 30-minute mean recovery, BFT-MAS would avoid roughly US$5.5 million per 100 high-stakes repairs at about US$0.12 each. A</w:delText>
         </w:r>
       </w:del>
-      <w:ins w:id="982" w:author="Millicent  Mufambi" w:date="2026-06-02T13:12:00Z" w16du:dateUtc="2026-06-02T11:12:00Z">
-        <w:r>
-          <w:t>1</w:t>
-        </w:r>
-      </w:ins>
-      <w:r>
-        <w:t xml:space="preserve"> million </w:t>
-      </w:r>
-      <w:del w:id="983" w:author="Millicent  Mufambi" w:date="2026-06-02T13:12:00Z" w16du:dateUtc="2026-06-02T11:12:00Z">
-        <w:r>
-          <w:delText>in peak periods. Given the move to zero violations</w:delText>
-        </w:r>
-      </w:del>
-      <w:ins w:id="984" w:author="Millicent  Mufambi" w:date="2026-06-02T13:12:00Z" w16du:dateUtc="2026-06-02T11:12:00Z">
-        <w:r>
-          <w:t>per hour</w:t>
-        </w:r>
-      </w:ins>
-      <w:r>
-        <w:t xml:space="preserve"> and a 30-minute </w:t>
-      </w:r>
-      <w:del w:id="985" w:author="Millicent  Mufambi" w:date="2026-06-02T13:12:00Z" w16du:dateUtc="2026-06-02T11:12:00Z">
-        <w:r>
-          <w:delText xml:space="preserve">mean </w:delText>
-        </w:r>
-      </w:del>
-      <w:r>
-        <w:t xml:space="preserve">recovery, </w:t>
-      </w:r>
-      <w:del w:id="986" w:author="Millicent  Mufambi" w:date="2026-06-02T13:12:00Z" w16du:dateUtc="2026-06-02T11:12:00Z">
-        <w:r>
-          <w:delText>BFT-MAS</w:delText>
-        </w:r>
-      </w:del>
-      <w:ins w:id="987" w:author="Millicent  Mufambi" w:date="2026-06-02T13:12:00Z" w16du:dateUtc="2026-06-02T11:12:00Z">
-        <w:r>
-          <w:t>the directional reduction in unsafe fixes (about 6 percentage points across the corpus, 16.7% to 11.1%)</w:t>
-        </w:r>
-      </w:ins>
-      <w:r>
-        <w:t xml:space="preserve"> would avoid </w:t>
-      </w:r>
-      <w:del w:id="988" w:author="Millicent  Mufambi" w:date="2026-06-02T13:12:00Z" w16du:dateUtc="2026-06-02T11:12:00Z">
-        <w:r>
-          <w:delText>roughly</w:delText>
-        </w:r>
-      </w:del>
-      <w:ins w:id="989" w:author="Millicent  Mufambi" w:date="2026-06-02T13:12:00Z" w16du:dateUtc="2026-06-02T11:12:00Z">
-        <w:r>
-          <w:t>on the order of</w:t>
-        </w:r>
-      </w:ins>
-      <w:r>
-        <w:t xml:space="preserve"> US$</w:t>
-      </w:r>
-      <w:del w:id="990" w:author="Millicent  Mufambi" w:date="2026-06-02T13:12:00Z" w16du:dateUtc="2026-06-02T11:12:00Z">
-        <w:r>
-          <w:delText>5.5</w:delText>
-        </w:r>
-      </w:del>
-      <w:ins w:id="991" w:author="Millicent  Mufambi" w:date="2026-06-02T13:12:00Z" w16du:dateUtc="2026-06-02T11:12:00Z">
-        <w:r>
-          <w:t>3</w:t>
-        </w:r>
-      </w:ins>
-      <w:r>
-        <w:t xml:space="preserve"> million per 100 high-stakes repairs</w:t>
-      </w:r>
-      <w:del w:id="992" w:author="Millicent  Mufambi" w:date="2026-06-02T13:12:00Z" w16du:dateUtc="2026-06-02T11:12:00Z">
-        <w:r>
-          <w:delText xml:space="preserve"> at about US$0.12</w:delText>
-        </w:r>
-      </w:del>
-      <w:ins w:id="993" w:author="Millicent  Mufambi" w:date="2026-06-02T13:12:00Z" w16du:dateUtc="2026-06-02T11:12:00Z">
-        <w:r>
-          <w:t>, against an API cost of a few dollars</w:t>
-        </w:r>
-      </w:ins>
-      <w:r>
-        <w:t xml:space="preserve"> each. </w:t>
-      </w:r>
-      <w:del w:id="994" w:author="Millicent  Mufambi" w:date="2026-06-02T13:12:00Z" w16du:dateUtc="2026-06-02T11:12:00Z">
-        <w:r>
-          <w:delText>A</w:delText>
-        </w:r>
-      </w:del>
-      <w:ins w:id="995" w:author="Millicent  Mufambi" w:date="2026-06-02T13:12:00Z" w16du:dateUtc="2026-06-02T11:12:00Z">
-        <w:r>
-          <w:t>We treat this as an order-of-magnitude estimate, not a measured outcome; a</w:t>
+      <w:ins w:id="1005" w:author="Millicent  Mufambi" w:date="2026-06-02T13:44:00Z" w16du:dateUtc="2026-06-02T11:44:00Z">
+        <w:r>
+          <w:t>develops an order-of-magnitude estimate from our directional safety reduction. We treat it as indicative, not a measured outcome; a</w:t>
         </w:r>
       </w:ins>
       <w:r>
@@ -14566,10 +14622,10 @@
         <w:spacing w:after="120"/>
         <w:jc w:val="both"/>
         <w:rPr>
-          <w:ins w:id="996" w:author="Millicent  Mufambi" w:date="2026-06-02T13:12:00Z" w16du:dateUtc="2026-06-02T11:12:00Z"/>
+          <w:ins w:id="1006" w:author="Millicent  Mufambi" w:date="2026-06-02T13:44:00Z" w16du:dateUtc="2026-06-02T11:44:00Z"/>
         </w:rPr>
       </w:pPr>
-      <w:ins w:id="997" w:author="Millicent  Mufambi" w:date="2026-06-02T13:12:00Z" w16du:dateUtc="2026-06-02T11:12:00Z">
+      <w:ins w:id="1007" w:author="Millicent  Mufambi" w:date="2026-06-02T13:44:00Z" w16du:dateUtc="2026-06-02T11:44:00Z">
         <w:r>
           <w:rPr>
             <w:b/>
@@ -14583,15 +14639,15 @@
         <w:spacing w:after="120"/>
         <w:jc w:val="both"/>
         <w:rPr>
-          <w:ins w:id="998" w:author="Millicent  Mufambi" w:date="2026-06-02T13:12:00Z" w16du:dateUtc="2026-06-02T11:12:00Z"/>
+          <w:ins w:id="1008" w:author="Millicent  Mufambi" w:date="2026-06-02T13:44:00Z" w16du:dateUtc="2026-06-02T11:44:00Z"/>
         </w:rPr>
       </w:pPr>
-      <w:ins w:id="999" w:author="Millicent  Mufambi" w:date="2026-06-02T13:12:00Z" w16du:dateUtc="2026-06-02T11:12:00Z">
-        <w:r>
-          <w:t>For an e-commerce team the practical gain is fewer false-positive fixes, a directional reduction of about 6 percentage points across the full corpus (16.7% to 11.1%, and 75% to 50% on the hardest real-world subset), and, more importantly, a guarantee that no consensus-approved fix is applied until it clears an executable sandbox and that the consensus itself tolerates up to f Byzantine validators. Per 100 high-stakes repairs a 6-point reduction is about 6 averted incidents; at a commonly cited cost near US$</w:t>
-        </w:r>
-        <w:r>
-          <w:t>1 million per hour of critical downtime and a 30-minute recovery, on the order of US$3 million in avoided loss per 100 repairs, against an API cost of a few dollars each (consistent with Section 7.4). The broader point is trust: systems that occasionally commit unsafe changes erode confidence in AI-assisted infrastructure, and auditable, fault-tolerant automation in payment, inventory and refund systems is a step toward addressing that.</w:t>
+      <w:ins w:id="1009" w:author="Millicent  Mufambi" w:date="2026-06-02T13:44:00Z" w16du:dateUtc="2026-06-02T11:44:00Z">
+        <w:r>
+          <w:t>For an e-commerce team the practical gain is fewer false-positive fixes — a directional reduction of about 6 percentage points across the corpus (16.7% to 11.1%) — and, more importantly, a guarantee that no consensus-approved fix is applied until it clears an executable sandbox, with consensus that tolerates up to f Byzantine validators. As an order-of-magnitude estimate, per 100 high-stakes repairs that is roughly 6 averted incidents, worth on the order of US$3 million at commonly cited downtime costs agai</w:t>
+        </w:r>
+        <w:r>
+          <w:t>nst an API cost of a few dollars each (Section 7.4). The broader point is trust: auditable, fault-tolerant automation in payment, inventory and refund systems is a step toward the confidence such infrastructure needs.</w:t>
         </w:r>
       </w:ins>
     </w:p>
@@ -14616,7 +14672,7 @@
       <w:r>
         <w:t xml:space="preserve">BFT-MAS has four </w:t>
       </w:r>
-      <w:ins w:id="1000" w:author="Millicent  Mufambi" w:date="2026-06-02T13:12:00Z" w16du:dateUtc="2026-06-02T11:12:00Z">
+      <w:ins w:id="1010" w:author="Millicent  Mufambi" w:date="2026-06-02T13:44:00Z" w16du:dateUtc="2026-06-02T11:44:00Z">
         <w:r>
           <w:t xml:space="preserve">design </w:t>
         </w:r>
@@ -14624,7 +14680,7 @@
       <w:r>
         <w:t xml:space="preserve">ingredients. </w:t>
       </w:r>
-      <w:ins w:id="1001" w:author="Millicent  Mufambi" w:date="2026-06-02T13:12:00Z" w16du:dateUtc="2026-06-02T11:12:00Z">
+      <w:ins w:id="1011" w:author="Millicent  Mufambi" w:date="2026-06-02T13:44:00Z" w16du:dateUtc="2026-06-02T11:44:00Z">
         <w:r>
           <w:t xml:space="preserve">We demonstrate the Byzantine fault tolerance of the consensus layer directly (safety under an equivocating primary, Section 6.14) and compare the exact and semantic quorum rules (Section 6.9). </w:t>
         </w:r>
@@ -14632,7 +14688,7 @@
       <w:r>
         <w:t xml:space="preserve">The </w:t>
       </w:r>
-      <w:del w:id="1002" w:author="Millicent  Mufambi" w:date="2026-06-02T13:12:00Z" w16du:dateUtc="2026-06-02T11:12:00Z">
+      <w:del w:id="1012" w:author="Millicent  Mufambi" w:date="2026-06-02T13:44:00Z" w16du:dateUtc="2026-06-02T11:44:00Z">
         <w:r>
           <w:delText xml:space="preserve">results validate three (the </w:delText>
         </w:r>
@@ -14640,12 +14696,12 @@
       <w:r>
         <w:t>heterogeneous</w:t>
       </w:r>
-      <w:del w:id="1003" w:author="Millicent  Mufambi" w:date="2026-06-02T13:12:00Z" w16du:dateUtc="2026-06-02T11:12:00Z">
+      <w:del w:id="1013" w:author="Millicent  Mufambi" w:date="2026-06-02T13:44:00Z" w16du:dateUtc="2026-06-02T11:44:00Z">
         <w:r>
           <w:delText xml:space="preserve"> </w:delText>
         </w:r>
       </w:del>
-      <w:ins w:id="1004" w:author="Millicent  Mufambi" w:date="2026-06-02T13:12:00Z" w16du:dateUtc="2026-06-02T11:12:00Z">
+      <w:ins w:id="1014" w:author="Millicent  Mufambi" w:date="2026-06-02T13:44:00Z" w16du:dateUtc="2026-06-02T11:44:00Z">
         <w:r>
           <w:t>-</w:t>
         </w:r>
@@ -14653,7 +14709,7 @@
       <w:r>
         <w:t xml:space="preserve">population </w:t>
       </w:r>
-      <w:del w:id="1005" w:author="Millicent  Mufambi" w:date="2026-06-02T13:12:00Z" w16du:dateUtc="2026-06-02T11:12:00Z">
+      <w:del w:id="1015" w:author="Millicent  Mufambi" w:date="2026-06-02T13:44:00Z" w16du:dateUtc="2026-06-02T11:44:00Z">
         <w:r>
           <w:delText xml:space="preserve">with </w:delText>
         </w:r>
@@ -14661,12 +14717,12 @@
       <w:r>
         <w:t xml:space="preserve">decorrelation </w:t>
       </w:r>
-      <w:del w:id="1006" w:author="Millicent  Mufambi" w:date="2026-06-02T13:12:00Z" w16du:dateUtc="2026-06-02T11:12:00Z">
+      <w:del w:id="1016" w:author="Millicent  Mufambi" w:date="2026-06-02T13:44:00Z" w16du:dateUtc="2026-06-02T11:44:00Z">
         <w:r>
           <w:delText>measurement, reputation</w:delText>
         </w:r>
       </w:del>
-      <w:ins w:id="1007" w:author="Millicent  Mufambi" w:date="2026-06-02T13:12:00Z" w16du:dateUtc="2026-06-02T11:12:00Z">
+      <w:ins w:id="1017" w:author="Millicent  Mufambi" w:date="2026-06-02T13:44:00Z" w16du:dateUtc="2026-06-02T11:44:00Z">
         <w:r>
           <w:t>is measured and is a negative result (agreement stays high; Section 7.2). Reputation</w:t>
         </w:r>
@@ -14674,7 +14730,7 @@
       <w:r>
         <w:t xml:space="preserve">-weighted voting and </w:t>
       </w:r>
-      <w:ins w:id="1008" w:author="Millicent  Mufambi" w:date="2026-06-02T13:12:00Z" w16du:dateUtc="2026-06-02T11:12:00Z">
+      <w:ins w:id="1018" w:author="Millicent  Mufambi" w:date="2026-06-02T13:44:00Z" w16du:dateUtc="2026-06-02T11:44:00Z">
         <w:r>
           <w:t xml:space="preserve">the knowledge-graph layer are implemented but left unevaluated, and the </w:t>
         </w:r>
@@ -14682,12 +14738,12 @@
       <w:r>
         <w:t xml:space="preserve">e-commerce </w:t>
       </w:r>
-      <w:del w:id="1009" w:author="Millicent  Mufambi" w:date="2026-06-02T13:12:00Z" w16du:dateUtc="2026-06-02T11:12:00Z">
+      <w:del w:id="1019" w:author="Millicent  Mufambi" w:date="2026-06-02T13:44:00Z" w16du:dateUtc="2026-06-02T11:44:00Z">
         <w:r>
           <w:delText>invariants) and demonstrate the fault-tolerance property under injection.</w:delText>
         </w:r>
       </w:del>
-      <w:ins w:id="1010" w:author="Millicent  Mufambi" w:date="2026-06-02T13:12:00Z" w16du:dateUtc="2026-06-02T11:12:00Z">
+      <w:ins w:id="1020" w:author="Millicent  Mufambi" w:date="2026-06-02T13:44:00Z" w16du:dateUtc="2026-06-02T11:44:00Z">
         <w:r>
           <w:t>invariant checks show no measurable effect on the tractable suites.</w:t>
         </w:r>
@@ -14695,12 +14751,12 @@
       <w:r>
         <w:t xml:space="preserve"> The main open </w:t>
       </w:r>
-      <w:del w:id="1011" w:author="Millicent  Mufambi" w:date="2026-06-02T13:12:00Z" w16du:dateUtc="2026-06-02T11:12:00Z">
+      <w:del w:id="1021" w:author="Millicent  Mufambi" w:date="2026-06-02T13:44:00Z" w16du:dateUtc="2026-06-02T11:44:00Z">
         <w:r>
           <w:delText>direction is theoretical</w:delText>
         </w:r>
       </w:del>
-      <w:ins w:id="1012" w:author="Millicent  Mufambi" w:date="2026-06-02T13:12:00Z" w16du:dateUtc="2026-06-02T11:12:00Z">
+      <w:ins w:id="1022" w:author="Millicent  Mufambi" w:date="2026-06-02T13:44:00Z" w16du:dateUtc="2026-06-02T11:44:00Z">
         <w:r>
           <w:t>directions are a formal semantic-equivalence relation and distributed deployment</w:t>
         </w:r>
@@ -14730,7 +14786,7 @@
       <w:r>
         <w:t xml:space="preserve">Classical PBFT reaches quorum on identical output, but </w:t>
       </w:r>
-      <w:ins w:id="1013" w:author="Millicent  Mufambi" w:date="2026-06-02T13:12:00Z" w16du:dateUtc="2026-06-02T11:12:00Z">
+      <w:ins w:id="1023" w:author="Millicent  Mufambi" w:date="2026-06-02T13:44:00Z" w16du:dateUtc="2026-06-02T11:44:00Z">
         <w:r>
           <w:t xml:space="preserve">heterogeneous </w:t>
         </w:r>
@@ -14738,12 +14794,12 @@
       <w:r>
         <w:t xml:space="preserve">LLM agents produce different yet equivalent fixes, so an equivalence oracle is needed. </w:t>
       </w:r>
-      <w:del w:id="1014" w:author="Millicent  Mufambi" w:date="2026-06-02T13:12:00Z" w16du:dateUtc="2026-06-02T11:12:00Z">
+      <w:del w:id="1024" w:author="Millicent  Mufambi" w:date="2026-06-02T13:44:00Z" w16du:dateUtc="2026-06-02T11:44:00Z">
         <w:r>
           <w:delText xml:space="preserve">The current code uses byte-equal digests. A defensible </w:delText>
         </w:r>
       </w:del>
-      <w:ins w:id="1015" w:author="Millicent  Mufambi" w:date="2026-06-02T13:12:00Z" w16du:dateUtc="2026-06-02T11:12:00Z">
+      <w:ins w:id="1025" w:author="Millicent  Mufambi" w:date="2026-06-02T13:44:00Z" w16du:dateUtc="2026-06-02T11:44:00Z">
         <w:r>
           <w:t xml:space="preserve">We implement a behavioural oracle: two fixes are equivalent when they produce the same sandbox outcome, and a quorum forms within one behavioural class (Sections 5.9 and 6.9). What remains open is the formal side, a probabilistic </w:t>
         </w:r>
@@ -14751,7 +14807,7 @@
       <w:r>
         <w:t>semantic-equivalence relation</w:t>
       </w:r>
-      <w:del w:id="1016" w:author="Millicent  Mufambi" w:date="2026-06-02T13:12:00Z" w16du:dateUtc="2026-06-02T11:12:00Z">
+      <w:del w:id="1026" w:author="Millicent  Mufambi" w:date="2026-06-02T13:44:00Z" w16du:dateUtc="2026-06-02T11:44:00Z">
         <w:r>
           <w:delText>, a probabilistic consensus</w:delText>
         </w:r>
@@ -14759,7 +14815,7 @@
       <w:r>
         <w:t xml:space="preserve"> parameterised by an application-supplied equivalence function with </w:t>
       </w:r>
-      <w:ins w:id="1017" w:author="Millicent  Mufambi" w:date="2026-06-02T13:12:00Z" w16du:dateUtc="2026-06-02T11:12:00Z">
+      <w:ins w:id="1027" w:author="Millicent  Mufambi" w:date="2026-06-02T13:44:00Z" w16du:dateUtc="2026-06-02T11:44:00Z">
         <w:r>
           <w:t xml:space="preserve">proven </w:t>
         </w:r>
@@ -14767,12 +14823,12 @@
       <w:r>
         <w:t>bounds on agreement probability</w:t>
       </w:r>
-      <w:del w:id="1018" w:author="Millicent  Mufambi" w:date="2026-06-02T13:12:00Z" w16du:dateUtc="2026-06-02T11:12:00Z">
+      <w:del w:id="1028" w:author="Millicent  Mufambi" w:date="2026-06-02T13:44:00Z" w16du:dateUtc="2026-06-02T11:44:00Z">
         <w:r>
           <w:delText>,</w:delText>
         </w:r>
       </w:del>
-      <w:ins w:id="1019" w:author="Millicent  Mufambi" w:date="2026-06-02T13:12:00Z" w16du:dateUtc="2026-06-02T11:12:00Z">
+      <w:ins w:id="1029" w:author="Millicent  Mufambi" w:date="2026-06-02T13:44:00Z" w16du:dateUtc="2026-06-02T11:44:00Z">
         <w:r>
           <w:t>; that</w:t>
         </w:r>
@@ -14780,12 +14836,12 @@
       <w:r>
         <w:t xml:space="preserve"> is </w:t>
       </w:r>
-      <w:del w:id="1020" w:author="Millicent  Mufambi" w:date="2026-06-02T13:12:00Z" w16du:dateUtc="2026-06-02T11:12:00Z">
+      <w:del w:id="1030" w:author="Millicent  Mufambi" w:date="2026-06-02T13:44:00Z" w16du:dateUtc="2026-06-02T11:44:00Z">
         <w:r>
           <w:delText>itself a</w:delText>
         </w:r>
       </w:del>
-      <w:ins w:id="1021" w:author="Millicent  Mufambi" w:date="2026-06-02T13:12:00Z" w16du:dateUtc="2026-06-02T11:12:00Z">
+      <w:ins w:id="1031" w:author="Millicent  Mufambi" w:date="2026-06-02T13:44:00Z" w16du:dateUtc="2026-06-02T11:44:00Z">
         <w:r>
           <w:t>the main</w:t>
         </w:r>
@@ -14793,7 +14849,7 @@
       <w:r>
         <w:t xml:space="preserve"> theoretical </w:t>
       </w:r>
-      <w:del w:id="1022" w:author="Millicent  Mufambi" w:date="2026-06-02T13:12:00Z" w16du:dateUtc="2026-06-02T11:12:00Z">
+      <w:del w:id="1032" w:author="Millicent  Mufambi" w:date="2026-06-02T13:44:00Z" w16du:dateUtc="2026-06-02T11:44:00Z">
         <w:r>
           <w:delText xml:space="preserve">contribution and the main </w:delText>
         </w:r>
@@ -14842,12 +14898,12 @@
         <w:spacing w:after="120"/>
         <w:jc w:val="both"/>
       </w:pPr>
-      <w:del w:id="1023" w:author="Millicent  Mufambi" w:date="2026-06-02T13:12:00Z" w16du:dateUtc="2026-06-02T11:12:00Z">
+      <w:del w:id="1033" w:author="Millicent  Mufambi" w:date="2026-06-02T13:44:00Z" w16du:dateUtc="2026-06-02T11:44:00Z">
         <w:r>
           <w:delText>Java evaluation on</w:delText>
         </w:r>
       </w:del>
-      <w:ins w:id="1024" w:author="Millicent  Mufambi" w:date="2026-06-02T13:12:00Z" w16du:dateUtc="2026-06-02T11:12:00Z">
+      <w:ins w:id="1034" w:author="Millicent  Mufambi" w:date="2026-06-02T13:44:00Z" w16du:dateUtc="2026-06-02T11:44:00Z">
         <w:r>
           <w:t>We report a</w:t>
         </w:r>
@@ -14855,12 +14911,12 @@
       <w:r>
         <w:t xml:space="preserve"> Defects4J </w:t>
       </w:r>
-      <w:del w:id="1025" w:author="Millicent  Mufambi" w:date="2026-06-02T13:12:00Z" w16du:dateUtc="2026-06-02T11:12:00Z">
+      <w:del w:id="1035" w:author="Millicent  Mufambi" w:date="2026-06-02T13:44:00Z" w16du:dateUtc="2026-06-02T11:44:00Z">
         <w:r>
           <w:delText>would broaden coverage. The blocker on Windows is its Java 8</w:delText>
         </w:r>
       </w:del>
-      <w:ins w:id="1026" w:author="Millicent  Mufambi" w:date="2026-06-02T13:12:00Z" w16du:dateUtc="2026-06-02T11:12:00Z">
+      <w:ins w:id="1036" w:author="Millicent  Mufambi" w:date="2026-06-02T13:44:00Z" w16du:dateUtc="2026-06-02T11:44:00Z">
         <w:r>
           <w:t>sample in Section 6.10, run inside a Docker image that resolves the Java</w:t>
         </w:r>
@@ -14868,12 +14924,12 @@
       <w:r>
         <w:t>, Perl and Maven prerequisites</w:t>
       </w:r>
-      <w:del w:id="1027" w:author="Millicent  Mufambi" w:date="2026-06-02T13:12:00Z" w16du:dateUtc="2026-06-02T11:12:00Z">
+      <w:del w:id="1037" w:author="Millicent  Mufambi" w:date="2026-06-02T13:44:00Z" w16du:dateUtc="2026-06-02T11:44:00Z">
         <w:r>
           <w:delText>; on Linux it is straightforward and is the recommended</w:delText>
         </w:r>
       </w:del>
-      <w:ins w:id="1028" w:author="Millicent  Mufambi" w:date="2026-06-02T13:12:00Z" w16du:dateUtc="2026-06-02T11:12:00Z">
+      <w:ins w:id="1038" w:author="Millicent  Mufambi" w:date="2026-06-02T13:44:00Z" w16du:dateUtc="2026-06-02T11:44:00Z">
         <w:r>
           <w:t xml:space="preserve"> that block Defects4J on Windows, with a search-and-replace healer that already scales to large classes. Scaling to the full benchmark is the</w:t>
         </w:r>
@@ -14881,12 +14937,12 @@
       <w:r>
         <w:t xml:space="preserve"> next step</w:t>
       </w:r>
-      <w:del w:id="1029" w:author="Millicent  Mufambi" w:date="2026-06-02T13:12:00Z" w16du:dateUtc="2026-06-02T11:12:00Z">
+      <w:del w:id="1039" w:author="Millicent  Mufambi" w:date="2026-06-02T13:44:00Z" w16du:dateUtc="2026-06-02T11:44:00Z">
         <w:r>
           <w:delText>. Java</w:delText>
         </w:r>
       </w:del>
-      <w:ins w:id="1030" w:author="Millicent  Mufambi" w:date="2026-06-02T13:12:00Z" w16du:dateUtc="2026-06-02T11:12:00Z">
+      <w:ins w:id="1040" w:author="Millicent  Mufambi" w:date="2026-06-02T13:44:00Z" w16du:dateUtc="2026-06-02T11:44:00Z">
         <w:r>
           <w:t>; the main lever for a higher</w:t>
         </w:r>
@@ -14894,12 +14950,12 @@
       <w:r>
         <w:t xml:space="preserve"> repair </w:t>
       </w:r>
-      <w:del w:id="1031" w:author="Millicent  Mufambi" w:date="2026-06-02T13:12:00Z" w16du:dateUtc="2026-06-02T11:12:00Z">
+      <w:del w:id="1041" w:author="Millicent  Mufambi" w:date="2026-06-02T13:44:00Z" w16du:dateUtc="2026-06-02T11:44:00Z">
         <w:r>
           <w:delText>would also exercise heterogeneous</w:delText>
         </w:r>
       </w:del>
-      <w:ins w:id="1032" w:author="Millicent  Mufambi" w:date="2026-06-02T13:12:00Z" w16du:dateUtc="2026-06-02T11:12:00Z">
+      <w:ins w:id="1042" w:author="Millicent  Mufambi" w:date="2026-06-02T13:44:00Z" w16du:dateUtc="2026-06-02T11:44:00Z">
         <w:r>
           <w:t>rate is stronger fault localisation so the healer edits the right region, together with</w:t>
         </w:r>
@@ -14907,12 +14963,12 @@
       <w:r>
         <w:t xml:space="preserve"> validators </w:t>
       </w:r>
-      <w:del w:id="1033" w:author="Millicent  Mufambi" w:date="2026-06-02T13:12:00Z" w16du:dateUtc="2026-06-02T11:12:00Z">
+      <w:del w:id="1043" w:author="Millicent  Mufambi" w:date="2026-06-02T13:44:00Z" w16du:dateUtc="2026-06-02T11:44:00Z">
         <w:r>
           <w:delText>with</w:delText>
         </w:r>
       </w:del>
-      <w:ins w:id="1034" w:author="Millicent  Mufambi" w:date="2026-06-02T13:12:00Z" w16du:dateUtc="2026-06-02T11:12:00Z">
+      <w:ins w:id="1044" w:author="Millicent  Mufambi" w:date="2026-06-02T13:44:00Z" w16du:dateUtc="2026-06-02T11:44:00Z">
         <w:r>
           <w:t>carrying</w:t>
         </w:r>
@@ -14920,7 +14976,7 @@
       <w:r>
         <w:t xml:space="preserve"> language-specific static checks, </w:t>
       </w:r>
-      <w:ins w:id="1035" w:author="Millicent  Mufambi" w:date="2026-06-02T13:12:00Z" w16du:dateUtc="2026-06-02T11:12:00Z">
+      <w:ins w:id="1045" w:author="Millicent  Mufambi" w:date="2026-06-02T13:44:00Z" w16du:dateUtc="2026-06-02T11:44:00Z">
         <w:r>
           <w:t xml:space="preserve">which are </w:t>
         </w:r>
@@ -14928,12 +14984,12 @@
       <w:r>
         <w:t>currently Python-</w:t>
       </w:r>
-      <w:del w:id="1036" w:author="Millicent  Mufambi" w:date="2026-06-02T13:12:00Z" w16du:dateUtc="2026-06-02T11:12:00Z">
+      <w:del w:id="1046" w:author="Millicent  Mufambi" w:date="2026-06-02T13:44:00Z" w16du:dateUtc="2026-06-02T11:44:00Z">
         <w:r>
           <w:delText>only</w:delText>
         </w:r>
       </w:del>
-      <w:ins w:id="1037" w:author="Millicent  Mufambi" w:date="2026-06-02T13:12:00Z" w16du:dateUtc="2026-06-02T11:12:00Z">
+      <w:ins w:id="1047" w:author="Millicent  Mufambi" w:date="2026-06-02T13:44:00Z" w16du:dateUtc="2026-06-02T11:44:00Z">
         <w:r>
           <w:t>tuned</w:t>
         </w:r>
@@ -14963,12 +15019,12 @@
       <w:r>
         <w:t xml:space="preserve">The </w:t>
       </w:r>
-      <w:del w:id="1038" w:author="Millicent  Mufambi" w:date="2026-06-02T13:12:00Z" w16du:dateUtc="2026-06-02T11:12:00Z">
+      <w:del w:id="1048" w:author="Millicent  Mufambi" w:date="2026-06-02T13:44:00Z" w16du:dateUtc="2026-06-02T11:44:00Z">
         <w:r>
           <w:delText>runs</w:delText>
         </w:r>
       </w:del>
-      <w:ins w:id="1039" w:author="Millicent  Mufambi" w:date="2026-06-02T13:12:00Z" w16du:dateUtc="2026-06-02T11:12:00Z">
+      <w:ins w:id="1049" w:author="Millicent  Mufambi" w:date="2026-06-02T13:44:00Z" w16du:dateUtc="2026-06-02T11:44:00Z">
         <w:r>
           <w:t>heterogeneous panel</w:t>
         </w:r>
@@ -14976,12 +15032,12 @@
       <w:r>
         <w:t xml:space="preserve"> here </w:t>
       </w:r>
-      <w:del w:id="1040" w:author="Millicent  Mufambi" w:date="2026-06-02T13:12:00Z" w16du:dateUtc="2026-06-02T11:12:00Z">
+      <w:del w:id="1050" w:author="Millicent  Mufambi" w:date="2026-06-02T13:44:00Z" w16du:dateUtc="2026-06-02T11:44:00Z">
         <w:r>
           <w:delText>use two same-family Ollama validators. The Consensus Lab exposes a</w:delText>
         </w:r>
       </w:del>
-      <w:ins w:id="1041" w:author="Millicent  Mufambi" w:date="2026-06-02T13:12:00Z" w16du:dateUtc="2026-06-02T11:12:00Z">
+      <w:ins w:id="1051" w:author="Millicent  Mufambi" w:date="2026-06-02T13:44:00Z" w16du:dateUtc="2026-06-02T11:44:00Z">
         <w:r>
           <w:t>already spans</w:t>
         </w:r>
@@ -14989,12 +15045,12 @@
       <w:r>
         <w:t xml:space="preserve"> four</w:t>
       </w:r>
-      <w:del w:id="1042" w:author="Millicent  Mufambi" w:date="2026-06-02T13:12:00Z" w16du:dateUtc="2026-06-02T11:12:00Z">
+      <w:del w:id="1052" w:author="Millicent  Mufambi" w:date="2026-06-02T13:44:00Z" w16du:dateUtc="2026-06-02T11:44:00Z">
         <w:r>
           <w:delText>-validator, three-family configuration,</w:delText>
         </w:r>
       </w:del>
-      <w:ins w:id="1043" w:author="Millicent  Mufambi" w:date="2026-06-02T13:12:00Z" w16du:dateUtc="2026-06-02T11:12:00Z">
+      <w:ins w:id="1053" w:author="Millicent  Mufambi" w:date="2026-06-02T13:44:00Z" w16du:dateUtc="2026-06-02T11:44:00Z">
         <w:r>
           <w:t xml:space="preserve"> providers (Claude-Haiku, GPT-4o-mini, llama3.1:8b</w:t>
         </w:r>
@@ -15002,12 +15058,12 @@
       <w:r>
         <w:t xml:space="preserve"> and </w:t>
       </w:r>
-      <w:del w:id="1044" w:author="Millicent  Mufambi" w:date="2026-06-02T13:12:00Z" w16du:dateUtc="2026-06-02T11:12:00Z">
+      <w:del w:id="1054" w:author="Millicent  Mufambi" w:date="2026-06-02T13:44:00Z" w16du:dateUtc="2026-06-02T11:44:00Z">
         <w:r>
           <w:delText>replicating</w:delText>
         </w:r>
       </w:del>
-      <w:ins w:id="1045" w:author="Millicent  Mufambi" w:date="2026-06-02T13:12:00Z" w16du:dateUtc="2026-06-02T11:12:00Z">
+      <w:ins w:id="1055" w:author="Millicent  Mufambi" w:date="2026-06-02T13:44:00Z" w16du:dateUtc="2026-06-02T11:44:00Z">
         <w:r>
           <w:t>mistral:7b), and decorrelation is measured directly: mean pairwise agreement falls from near-lockstep on easy bugs to 0.925 on</w:t>
         </w:r>
@@ -15015,12 +15071,12 @@
       <w:r>
         <w:t xml:space="preserve"> the </w:t>
       </w:r>
-      <w:del w:id="1046" w:author="Millicent  Mufambi" w:date="2026-06-02T13:12:00Z" w16du:dateUtc="2026-06-02T11:12:00Z">
+      <w:del w:id="1056" w:author="Millicent  Mufambi" w:date="2026-06-02T13:44:00Z" w16du:dateUtc="2026-06-02T11:44:00Z">
         <w:r>
           <w:delText>full ablation there</w:delText>
         </w:r>
       </w:del>
-      <w:ins w:id="1047" w:author="Millicent  Mufambi" w:date="2026-06-02T13:12:00Z" w16du:dateUtc="2026-06-02T11:12:00Z">
+      <w:ins w:id="1057" w:author="Millicent  Mufambi" w:date="2026-06-02T13:44:00Z" w16du:dateUtc="2026-06-02T11:44:00Z">
         <w:r>
           <w:t>real BugsInPy cases and 0.54 among heterogeneous proposers. A larger study across more projects</w:t>
         </w:r>
@@ -15028,7 +15084,7 @@
       <w:r>
         <w:t xml:space="preserve"> would test whether </w:t>
       </w:r>
-      <w:ins w:id="1048" w:author="Millicent  Mufambi" w:date="2026-06-02T13:12:00Z" w16du:dateUtc="2026-06-02T11:12:00Z">
+      <w:ins w:id="1058" w:author="Millicent  Mufambi" w:date="2026-06-02T13:44:00Z" w16du:dateUtc="2026-06-02T11:44:00Z">
         <w:r>
           <w:t xml:space="preserve">still-lower </w:t>
         </w:r>
@@ -15036,7 +15092,7 @@
       <w:r>
         <w:t>agreement</w:t>
       </w:r>
-      <w:del w:id="1049" w:author="Millicent  Mufambi" w:date="2026-06-02T13:12:00Z" w16du:dateUtc="2026-06-02T11:12:00Z">
+      <w:del w:id="1059" w:author="Millicent  Mufambi" w:date="2026-06-02T13:44:00Z" w16du:dateUtc="2026-06-02T11:44:00Z">
         <w:r>
           <w:delText xml:space="preserve"> as low as 0.5</w:delText>
         </w:r>
@@ -15044,12 +15100,12 @@
       <w:r>
         <w:t xml:space="preserve"> yields stronger guarantees </w:t>
       </w:r>
-      <w:del w:id="1050" w:author="Millicent  Mufambi" w:date="2026-06-02T13:12:00Z" w16du:dateUtc="2026-06-02T11:12:00Z">
+      <w:del w:id="1060" w:author="Millicent  Mufambi" w:date="2026-06-02T13:44:00Z" w16du:dateUtc="2026-06-02T11:44:00Z">
         <w:r>
           <w:delText>than the 0.95 to 1.00 lockstep observed</w:delText>
         </w:r>
       </w:del>
-      <w:ins w:id="1051" w:author="Millicent  Mufambi" w:date="2026-06-02T13:12:00Z" w16du:dateUtc="2026-06-02T11:12:00Z">
+      <w:ins w:id="1061" w:author="Millicent  Mufambi" w:date="2026-06-02T13:44:00Z" w16du:dateUtc="2026-06-02T11:44:00Z">
         <w:r>
           <w:t>on ambiguous bugs</w:t>
         </w:r>
@@ -15076,10 +15132,10 @@
         <w:spacing w:after="120"/>
         <w:jc w:val="both"/>
         <w:rPr>
-          <w:del w:id="1052" w:author="Millicent  Mufambi" w:date="2026-06-02T13:12:00Z" w16du:dateUtc="2026-06-02T11:12:00Z"/>
+          <w:del w:id="1062" w:author="Millicent  Mufambi" w:date="2026-06-02T13:44:00Z" w16du:dateUtc="2026-06-02T11:44:00Z"/>
         </w:rPr>
       </w:pPr>
-      <w:del w:id="1053" w:author="Millicent  Mufambi" w:date="2026-06-02T13:12:00Z" w16du:dateUtc="2026-06-02T11:12:00Z">
+      <w:del w:id="1063" w:author="Millicent  Mufambi" w:date="2026-06-02T13:44:00Z" w16du:dateUtc="2026-06-02T11:44:00Z">
         <w:r>
           <w:delText>The Byzantine wrapper sits only on validators here. A tougher model would let the healer misbehave, which is harder because it is the proposer; one design replicates the healer (GPT-4o and Claude both generating candidates) and uses validator votes to pick the survivor.</w:delText>
         </w:r>
@@ -15090,10 +15146,10 @@
         <w:spacing w:after="120"/>
         <w:jc w:val="both"/>
         <w:rPr>
-          <w:ins w:id="1054" w:author="Millicent  Mufambi" w:date="2026-06-02T13:12:00Z" w16du:dateUtc="2026-06-02T11:12:00Z"/>
+          <w:ins w:id="1064" w:author="Millicent  Mufambi" w:date="2026-06-02T13:44:00Z" w16du:dateUtc="2026-06-02T11:44:00Z"/>
         </w:rPr>
       </w:pPr>
-      <w:ins w:id="1055" w:author="Millicent  Mufambi" w:date="2026-06-02T13:12:00Z" w16du:dateUtc="2026-06-02T11:12:00Z">
+      <w:ins w:id="1065" w:author="Millicent  Mufambi" w:date="2026-06-02T13:44:00Z" w16du:dateUtc="2026-06-02T11:44:00Z">
         <w:r>
           <w:t>The Byzantine wrapper corrupts validators within the f = 1 budget, and at f = 2 within an f + 1 tight-bound test (Section 6.13), and all voting replicas are independent and model-diverse, so the evaluation exercises genuine f-of-3f + 1 tolerance rather than a quorum artefact. The remaining step is distribution: moving the validators onto separate hosts with real message passing, network partitions and view-change under primary failure, and admitting a proposer that can itself misbehave. That is the path fro</w:t>
         </w:r>
@@ -15120,15 +15176,15 @@
         <w:keepNext/>
         <w:spacing w:before="240" w:after="120"/>
         <w:rPr>
-          <w:ins w:id="1056" w:author="Millicent  Mufambi" w:date="2026-06-02T13:12:00Z" w16du:dateUtc="2026-06-02T11:12:00Z"/>
+          <w:ins w:id="1066" w:author="Millicent  Mufambi" w:date="2026-06-02T13:44:00Z" w16du:dateUtc="2026-06-02T11:44:00Z"/>
         </w:rPr>
       </w:pPr>
-      <w:del w:id="1057" w:author="Millicent  Mufambi" w:date="2026-06-02T13:12:00Z" w16du:dateUtc="2026-06-02T11:12:00Z">
+      <w:del w:id="1067" w:author="Millicent  Mufambi" w:date="2026-06-02T13:44:00Z" w16du:dateUtc="2026-06-02T11:44:00Z">
         <w:r>
           <w:delText xml:space="preserve">This paper validated three of the four BFT-MAS design extensions, plus the </w:delText>
         </w:r>
       </w:del>
-      <w:ins w:id="1058" w:author="Millicent  Mufambi" w:date="2026-06-02T13:12:00Z" w16du:dateUtc="2026-06-02T11:12:00Z">
+      <w:ins w:id="1068" w:author="Millicent  Mufambi" w:date="2026-06-02T13:44:00Z" w16du:dateUtc="2026-06-02T11:44:00Z">
         <w:r>
           <w:t xml:space="preserve">This study began with a scientific problem: classical </w:t>
         </w:r>
@@ -15136,12 +15192,12 @@
       <w:r>
         <w:t>Byzantine fault</w:t>
       </w:r>
-      <w:del w:id="1059" w:author="Millicent  Mufambi" w:date="2026-06-02T13:12:00Z" w16du:dateUtc="2026-06-02T11:12:00Z">
+      <w:del w:id="1069" w:author="Millicent  Mufambi" w:date="2026-06-02T13:44:00Z" w16du:dateUtc="2026-06-02T11:44:00Z">
         <w:r>
           <w:delText>-</w:delText>
         </w:r>
       </w:del>
-      <w:ins w:id="1060" w:author="Millicent  Mufambi" w:date="2026-06-02T13:12:00Z" w16du:dateUtc="2026-06-02T11:12:00Z">
+      <w:ins w:id="1070" w:author="Millicent  Mufambi" w:date="2026-06-02T13:44:00Z" w16du:dateUtc="2026-06-02T11:44:00Z">
         <w:r>
           <w:t xml:space="preserve"> </w:t>
         </w:r>
@@ -15149,12 +15205,12 @@
       <w:r>
         <w:t xml:space="preserve">tolerance </w:t>
       </w:r>
-      <w:del w:id="1061" w:author="Millicent  Mufambi" w:date="2026-06-02T13:12:00Z" w16du:dateUtc="2026-06-02T11:12:00Z">
+      <w:del w:id="1071" w:author="Millicent  Mufambi" w:date="2026-06-02T13:44:00Z" w16du:dateUtc="2026-06-02T11:44:00Z">
         <w:r>
           <w:delText>property,</w:delText>
         </w:r>
       </w:del>
-      <w:ins w:id="1062" w:author="Millicent  Mufambi" w:date="2026-06-02T13:12:00Z" w16du:dateUtc="2026-06-02T11:12:00Z">
+      <w:ins w:id="1072" w:author="Millicent  Mufambi" w:date="2026-06-02T13:44:00Z" w16du:dateUtc="2026-06-02T11:44:00Z">
         <w:r>
           <w:t>assumes deterministic replicas, yet LLM agents are stochastic, so the usual rule that disagreement signals a fault no longer holds. Our aim was to test empirically whether PBFT, adapted to heterogeneous LLM agents and backed by an executable sandbox, can remove unsafe automated fixes. The answer is yes for safety, at a measurable latency cost, and we show that a semantic-equivalence rule is what lets such agents reach agreement at all.</w:t>
         </w:r>
@@ -15165,10 +15221,10 @@
         <w:keepNext/>
         <w:spacing w:before="240" w:after="120"/>
         <w:rPr>
-          <w:ins w:id="1063" w:author="Millicent  Mufambi" w:date="2026-06-02T13:12:00Z" w16du:dateUtc="2026-06-02T11:12:00Z"/>
+          <w:ins w:id="1073" w:author="Millicent  Mufambi" w:date="2026-06-02T13:44:00Z" w16du:dateUtc="2026-06-02T11:44:00Z"/>
         </w:rPr>
       </w:pPr>
-      <w:ins w:id="1064" w:author="Millicent  Mufambi" w:date="2026-06-02T13:12:00Z" w16du:dateUtc="2026-06-02T11:12:00Z">
+      <w:ins w:id="1074" w:author="Millicent  Mufambi" w:date="2026-06-02T13:44:00Z" w16du:dateUtc="2026-06-02T11:44:00Z">
         <w:r>
           <w:t>The advances are concrete: the first empirical demonstration of PBFT over heterogeneous LLM agents under fault injection; the first failure-decorrelation measurement for an LLM consensus system; a head-to-head comparison of exact-match and semantic-equivalence quorums; and an e-commerce bug suite with domain invariants embedded in the repair loop. Readers can reuse the released harness to evaluate other consensus protocols, such as HotStuff or Tendermint, on the same corpus, or apply the PBFT-plus-sandbox p</w:t>
         </w:r>
@@ -15182,7 +15238,7 @@
         <w:spacing w:after="120"/>
         <w:jc w:val="both"/>
       </w:pPr>
-      <w:ins w:id="1065" w:author="Millicent  Mufambi" w:date="2026-06-02T13:12:00Z" w16du:dateUtc="2026-06-02T11:12:00Z">
+      <w:ins w:id="1075" w:author="Millicent  Mufambi" w:date="2026-06-02T13:44:00Z" w16du:dateUtc="2026-06-02T11:44:00Z">
         <w:r>
           <w:t>This paper demonstrates the Byzantine fault tolerance of the consensus layer directly (Section 6.14) and compares the exact and semantic quorum rules (Section 6.9),</w:t>
         </w:r>
@@ -15190,12 +15246,12 @@
       <w:r>
         <w:t xml:space="preserve"> across a synthetic benchmark, a BugsInPy subset</w:t>
       </w:r>
-      <w:del w:id="1066" w:author="Millicent  Mufambi" w:date="2026-06-02T13:12:00Z" w16du:dateUtc="2026-06-02T11:12:00Z">
+      <w:del w:id="1076" w:author="Millicent  Mufambi" w:date="2026-06-02T13:44:00Z" w16du:dateUtc="2026-06-02T11:44:00Z">
         <w:r>
           <w:delText xml:space="preserve"> and</w:delText>
         </w:r>
       </w:del>
-      <w:ins w:id="1067" w:author="Millicent  Mufambi" w:date="2026-06-02T13:12:00Z" w16du:dateUtc="2026-06-02T11:12:00Z">
+      <w:ins w:id="1077" w:author="Millicent  Mufambi" w:date="2026-06-02T13:44:00Z" w16du:dateUtc="2026-06-02T11:44:00Z">
         <w:r>
           <w:t>,</w:t>
         </w:r>
@@ -15203,7 +15259,7 @@
       <w:r>
         <w:t xml:space="preserve"> a custom e-commerce suite</w:t>
       </w:r>
-      <w:ins w:id="1068" w:author="Millicent  Mufambi" w:date="2026-06-02T13:12:00Z" w16du:dateUtc="2026-06-02T11:12:00Z">
+      <w:ins w:id="1078" w:author="Millicent  Mufambi" w:date="2026-06-02T13:44:00Z" w16du:dateUtc="2026-06-02T11:44:00Z">
         <w:r>
           <w:t xml:space="preserve"> and a Java/Defects4J sample</w:t>
         </w:r>
@@ -15211,7 +15267,7 @@
       <w:r>
         <w:t>, against a single-agent baseline sharing the same analyzer and healer.</w:t>
       </w:r>
-      <w:ins w:id="1069" w:author="Millicent  Mufambi" w:date="2026-06-02T13:12:00Z" w16du:dateUtc="2026-06-02T11:12:00Z">
+      <w:ins w:id="1079" w:author="Millicent  Mufambi" w:date="2026-06-02T13:44:00Z" w16du:dateUtc="2026-06-02T11:44:00Z">
         <w:r>
           <w:t xml:space="preserve"> The heterogeneous-population decorrelation is a measured negative result; reputation-weighted voting and the knowledge-graph layer remain implemented but unevaluated.</w:t>
         </w:r>
@@ -15222,12 +15278,12 @@
         <w:spacing w:after="120"/>
         <w:jc w:val="both"/>
       </w:pPr>
-      <w:del w:id="1070" w:author="Millicent  Mufambi" w:date="2026-06-02T13:12:00Z" w16du:dateUtc="2026-06-02T11:12:00Z">
+      <w:del w:id="1080" w:author="Millicent  Mufambi" w:date="2026-06-02T13:44:00Z" w16du:dateUtc="2026-06-02T11:44:00Z">
         <w:r>
           <w:delText>Across 90 paired bugs,</w:delText>
         </w:r>
       </w:del>
-      <w:ins w:id="1071" w:author="Millicent  Mufambi" w:date="2026-06-02T13:12:00Z" w16du:dateUtc="2026-06-02T11:12:00Z">
+      <w:ins w:id="1081" w:author="Millicent  Mufambi" w:date="2026-06-02T13:44:00Z" w16du:dateUtc="2026-06-02T11:44:00Z">
         <w:r>
           <w:t>On the BugsInPy subset</w:t>
         </w:r>
@@ -15235,12 +15291,12 @@
       <w:r>
         <w:t xml:space="preserve"> BFT-MAS </w:t>
       </w:r>
-      <w:del w:id="1072" w:author="Millicent  Mufambi" w:date="2026-06-02T13:12:00Z" w16du:dateUtc="2026-06-02T11:12:00Z">
+      <w:del w:id="1082" w:author="Millicent  Mufambi" w:date="2026-06-02T13:44:00Z" w16du:dateUtc="2026-06-02T11:44:00Z">
         <w:r>
           <w:delText xml:space="preserve">removed </w:delText>
         </w:r>
       </w:del>
-      <w:ins w:id="1073" w:author="Millicent  Mufambi" w:date="2026-06-02T13:12:00Z" w16du:dateUtc="2026-06-02T11:12:00Z">
+      <w:ins w:id="1083" w:author="Millicent  Mufambi" w:date="2026-06-02T13:44:00Z" w16du:dateUtc="2026-06-02T11:44:00Z">
         <w:r>
           <w:t xml:space="preserve">directionally reduced the </w:t>
         </w:r>
@@ -15248,12 +15304,12 @@
       <w:r>
         <w:t>safety</w:t>
       </w:r>
-      <w:del w:id="1074" w:author="Millicent  Mufambi" w:date="2026-06-02T13:12:00Z" w16du:dateUtc="2026-06-02T11:12:00Z">
+      <w:del w:id="1084" w:author="Millicent  Mufambi" w:date="2026-06-02T13:44:00Z" w16du:dateUtc="2026-06-02T11:44:00Z">
         <w:r>
           <w:delText xml:space="preserve"> violations entirely (0.0% against 11.1</w:delText>
         </w:r>
       </w:del>
-      <w:ins w:id="1075" w:author="Millicent  Mufambi" w:date="2026-06-02T13:12:00Z" w16du:dateUtc="2026-06-02T11:12:00Z">
+      <w:ins w:id="1085" w:author="Millicent  Mufambi" w:date="2026-06-02T13:44:00Z" w16du:dateUtc="2026-06-02T11:44:00Z">
         <w:r>
           <w:t>-violation rate (75% to 50%) and raised the repair rate (25% to 50</w:t>
         </w:r>
@@ -15261,12 +15317,12 @@
       <w:r>
         <w:t xml:space="preserve">%) at roughly </w:t>
       </w:r>
-      <w:del w:id="1076" w:author="Millicent  Mufambi" w:date="2026-06-02T13:12:00Z" w16du:dateUtc="2026-06-02T11:12:00Z">
+      <w:del w:id="1086" w:author="Millicent  Mufambi" w:date="2026-06-02T13:44:00Z" w16du:dateUtc="2026-06-02T11:44:00Z">
         <w:r>
           <w:delText>double</w:delText>
         </w:r>
       </w:del>
-      <w:ins w:id="1077" w:author="Millicent  Mufambi" w:date="2026-06-02T13:12:00Z" w16du:dateUtc="2026-06-02T11:12:00Z">
+      <w:ins w:id="1087" w:author="Millicent  Mufambi" w:date="2026-06-02T13:44:00Z" w16du:dateUtc="2026-06-02T11:44:00Z">
         <w:r>
           <w:t>three times</w:t>
         </w:r>
@@ -15274,12 +15330,12 @@
       <w:r>
         <w:t xml:space="preserve"> the latency, </w:t>
       </w:r>
-      <w:del w:id="1078" w:author="Millicent  Mufambi" w:date="2026-06-02T13:12:00Z" w16du:dateUtc="2026-06-02T11:12:00Z">
+      <w:del w:id="1088" w:author="Millicent  Mufambi" w:date="2026-06-02T13:44:00Z" w16du:dateUtc="2026-06-02T11:44:00Z">
         <w:r>
           <w:delText>and on BugsInPy the rate fell from 50.0% to 0.0% (W = 0, z = -2.80, p = 0.0016). In 10 of 90 cases consensus caught a bad fix the baseline would have committed, never the reverse, so</w:delText>
         </w:r>
       </w:del>
-      <w:ins w:id="1079" w:author="Millicent  Mufambi" w:date="2026-06-02T13:12:00Z" w16du:dateUtc="2026-06-02T11:12:00Z">
+      <w:ins w:id="1089" w:author="Millicent  Mufambi" w:date="2026-06-02T13:44:00Z" w16du:dateUtc="2026-06-02T11:44:00Z">
         <w:r>
           <w:t>neither difference being significant at this sample size. The result</w:t>
         </w:r>
@@ -15287,12 +15343,12 @@
       <w:r>
         <w:t xml:space="preserve"> the </w:t>
       </w:r>
-      <w:del w:id="1080" w:author="Millicent  Mufambi" w:date="2026-06-02T13:12:00Z" w16du:dateUtc="2026-06-02T11:12:00Z">
+      <w:del w:id="1090" w:author="Millicent  Mufambi" w:date="2026-06-02T13:44:00Z" w16du:dateUtc="2026-06-02T11:44:00Z">
         <w:r>
           <w:delText xml:space="preserve">contribution </w:delText>
         </w:r>
       </w:del>
-      <w:ins w:id="1081" w:author="Millicent  Mufambi" w:date="2026-06-02T13:12:00Z" w16du:dateUtc="2026-06-02T11:12:00Z">
+      <w:ins w:id="1091" w:author="Millicent  Mufambi" w:date="2026-06-02T13:44:00Z" w16du:dateUtc="2026-06-02T11:44:00Z">
         <w:r>
           <w:t xml:space="preserve">paper rests on </w:t>
         </w:r>
@@ -15300,12 +15356,12 @@
       <w:r>
         <w:t xml:space="preserve">is </w:t>
       </w:r>
-      <w:del w:id="1082" w:author="Millicent  Mufambi" w:date="2026-06-02T13:12:00Z" w16du:dateUtc="2026-06-02T11:12:00Z">
+      <w:del w:id="1092" w:author="Millicent  Mufambi" w:date="2026-06-02T13:44:00Z" w16du:dateUtc="2026-06-02T11:44:00Z">
         <w:r>
           <w:delText>precision, not throughput. Under</w:delText>
         </w:r>
       </w:del>
-      <w:ins w:id="1083" w:author="Millicent  Mufambi" w:date="2026-06-02T13:12:00Z" w16du:dateUtc="2026-06-02T11:12:00Z">
+      <w:ins w:id="1093" w:author="Millicent  Mufambi" w:date="2026-06-02T13:44:00Z" w16du:dateUtc="2026-06-02T11:44:00Z">
         <w:r>
           <w:t>deterministic: under all</w:t>
         </w:r>
@@ -15313,12 +15369,12 @@
       <w:r>
         <w:t xml:space="preserve"> five fault behaviours </w:t>
       </w:r>
-      <w:del w:id="1084" w:author="Millicent  Mufambi" w:date="2026-06-02T13:12:00Z" w16du:dateUtc="2026-06-02T11:12:00Z">
+      <w:del w:id="1094" w:author="Millicent  Mufambi" w:date="2026-06-02T13:44:00Z" w16du:dateUtc="2026-06-02T11:44:00Z">
         <w:r>
           <w:delText>consensus held quorum every round while</w:delText>
         </w:r>
       </w:del>
-      <w:ins w:id="1085" w:author="Millicent  Mufambi" w:date="2026-06-02T13:12:00Z" w16du:dateUtc="2026-06-02T11:12:00Z">
+      <w:ins w:id="1095" w:author="Millicent  Mufambi" w:date="2026-06-02T13:44:00Z" w16du:dateUtc="2026-06-02T11:44:00Z">
         <w:r>
           <w:t>four independent validators tolerated one corrupted voter (f = 1), the f = 2 study showed the bound is exact, and</w:t>
         </w:r>
@@ -15326,12 +15382,12 @@
       <w:r>
         <w:t xml:space="preserve"> the sandbox caught the </w:t>
       </w:r>
-      <w:del w:id="1086" w:author="Millicent  Mufambi" w:date="2026-06-02T13:12:00Z" w16du:dateUtc="2026-06-02T11:12:00Z">
+      <w:del w:id="1096" w:author="Millicent  Mufambi" w:date="2026-06-02T13:44:00Z" w16du:dateUtc="2026-06-02T11:44:00Z">
         <w:r>
           <w:delText>rest</w:delText>
         </w:r>
       </w:del>
-      <w:ins w:id="1087" w:author="Millicent  Mufambi" w:date="2026-06-02T13:12:00Z" w16du:dateUtc="2026-06-02T11:12:00Z">
+      <w:ins w:id="1097" w:author="Millicent  Mufambi" w:date="2026-06-02T13:44:00Z" w16du:dateUtc="2026-06-02T11:44:00Z">
         <w:r>
           <w:t>residual plausible-but-wrong fixes</w:t>
         </w:r>
@@ -15345,10 +15401,10 @@
         <w:spacing w:after="120"/>
         <w:jc w:val="both"/>
         <w:rPr>
-          <w:del w:id="1088" w:author="Millicent  Mufambi" w:date="2026-06-02T13:12:00Z" w16du:dateUtc="2026-06-02T11:12:00Z"/>
+          <w:del w:id="1098" w:author="Millicent  Mufambi" w:date="2026-06-02T13:44:00Z" w16du:dateUtc="2026-06-02T11:44:00Z"/>
         </w:rPr>
       </w:pPr>
-      <w:del w:id="1089" w:author="Millicent  Mufambi" w:date="2026-06-02T13:12:00Z" w16du:dateUtc="2026-06-02T11:12:00Z">
+      <w:del w:id="1099" w:author="Millicent  Mufambi" w:date="2026-06-02T13:44:00Z" w16du:dateUtc="2026-06-02T11:44:00Z">
         <w:r>
           <w:delText>The only deferred ingredient is the semantic-equivalence quorum (Section 8.1); the remaining future-work items are concrete extensions of an already-working prototype.</w:delText>
         </w:r>
@@ -15359,10 +15415,10 @@
         <w:spacing w:after="120"/>
         <w:jc w:val="both"/>
         <w:rPr>
-          <w:ins w:id="1090" w:author="Millicent  Mufambi" w:date="2026-06-02T13:12:00Z" w16du:dateUtc="2026-06-02T11:12:00Z"/>
+          <w:ins w:id="1100" w:author="Millicent  Mufambi" w:date="2026-06-02T13:44:00Z" w16du:dateUtc="2026-06-02T11:44:00Z"/>
         </w:rPr>
       </w:pPr>
-      <w:ins w:id="1091" w:author="Millicent  Mufambi" w:date="2026-06-02T13:12:00Z" w16du:dateUtc="2026-06-02T11:12:00Z">
+      <w:ins w:id="1101" w:author="Millicent  Mufambi" w:date="2026-06-02T13:44:00Z" w16du:dateUtc="2026-06-02T11:44:00Z">
         <w:r>
           <w:t>All four design ingredients are implemented, and two are evaluated: the semantic-equivalence quorum is realised behaviourally and measured (Section 6.9), and the Byzantine fault tolerance of the consensus layer is demonstrated directly under an equivocating primary (Section 6.14). The other two are implemented but not evaluated here — reputation-weighted voting and the knowledge-graph learning layer — and the e-commerce invariant checks showed no measurable effect on the tractable suites. The remaining work</w:t>
         </w:r>
@@ -15385,10 +15441,10 @@
         <w:keepNext/>
         <w:spacing w:before="240" w:after="120"/>
         <w:rPr>
-          <w:del w:id="1092" w:author="Millicent  Mufambi" w:date="2026-06-02T13:12:00Z" w16du:dateUtc="2026-06-02T11:12:00Z"/>
+          <w:del w:id="1102" w:author="Millicent  Mufambi" w:date="2026-06-02T13:44:00Z" w16du:dateUtc="2026-06-02T11:44:00Z"/>
         </w:rPr>
       </w:pPr>
-      <w:del w:id="1093" w:author="Millicent  Mufambi" w:date="2026-06-02T13:12:00Z" w16du:dateUtc="2026-06-02T11:12:00Z">
+      <w:del w:id="1103" w:author="Millicent  Mufambi" w:date="2026-06-02T13:44:00Z" w16du:dateUtc="2026-06-02T11:44:00Z">
         <w:r>
           <w:rPr>
             <w:b/>
@@ -15403,10 +15459,10 @@
         <w:spacing w:after="120"/>
         <w:jc w:val="both"/>
         <w:rPr>
-          <w:del w:id="1094" w:author="Millicent  Mufambi" w:date="2026-06-02T13:12:00Z" w16du:dateUtc="2026-06-02T11:12:00Z"/>
+          <w:del w:id="1104" w:author="Millicent  Mufambi" w:date="2026-06-02T13:44:00Z" w16du:dateUtc="2026-06-02T11:44:00Z"/>
         </w:rPr>
       </w:pPr>
-      <w:del w:id="1095" w:author="Millicent  Mufambi" w:date="2026-06-02T13:12:00Z" w16du:dateUtc="2026-06-02T11:12:00Z">
+      <w:del w:id="1105" w:author="Millicent  Mufambi" w:date="2026-06-02T13:44:00Z" w16du:dateUtc="2026-06-02T11:44:00Z">
         <w:r>
           <w:delText>The authors thank their institution for support during this work.</w:delText>
         </w:r>
@@ -15417,10 +15473,10 @@
         <w:keepNext/>
         <w:spacing w:before="240" w:after="120"/>
         <w:rPr>
-          <w:del w:id="1096" w:author="Millicent  Mufambi" w:date="2026-06-02T13:12:00Z" w16du:dateUtc="2026-06-02T11:12:00Z"/>
+          <w:del w:id="1106" w:author="Millicent  Mufambi" w:date="2026-06-02T13:44:00Z" w16du:dateUtc="2026-06-02T11:44:00Z"/>
         </w:rPr>
       </w:pPr>
-      <w:del w:id="1097" w:author="Millicent  Mufambi" w:date="2026-06-02T13:12:00Z" w16du:dateUtc="2026-06-02T11:12:00Z">
+      <w:del w:id="1107" w:author="Millicent  Mufambi" w:date="2026-06-02T13:44:00Z" w16du:dateUtc="2026-06-02T11:44:00Z">
         <w:r>
           <w:rPr>
             <w:b/>
@@ -15435,10 +15491,10 @@
         <w:spacing w:after="120"/>
         <w:jc w:val="both"/>
         <w:rPr>
-          <w:del w:id="1098" w:author="Millicent  Mufambi" w:date="2026-06-02T13:12:00Z" w16du:dateUtc="2026-06-02T11:12:00Z"/>
+          <w:del w:id="1108" w:author="Millicent  Mufambi" w:date="2026-06-02T13:44:00Z" w16du:dateUtc="2026-06-02T11:44:00Z"/>
         </w:rPr>
       </w:pPr>
-      <w:del w:id="1099" w:author="Millicent  Mufambi" w:date="2026-06-02T13:12:00Z" w16du:dateUtc="2026-06-02T11:12:00Z">
+      <w:del w:id="1109" w:author="Millicent  Mufambi" w:date="2026-06-02T13:44:00Z" w16du:dateUtc="2026-06-02T11:44:00Z">
         <w:r>
           <w:rPr>
             <w:b/>
@@ -15455,10 +15511,10 @@
         <w:spacing w:after="120"/>
         <w:jc w:val="both"/>
         <w:rPr>
-          <w:del w:id="1100" w:author="Millicent  Mufambi" w:date="2026-06-02T13:12:00Z" w16du:dateUtc="2026-06-02T11:12:00Z"/>
+          <w:del w:id="1110" w:author="Millicent  Mufambi" w:date="2026-06-02T13:44:00Z" w16du:dateUtc="2026-06-02T11:44:00Z"/>
         </w:rPr>
       </w:pPr>
-      <w:del w:id="1101" w:author="Millicent  Mufambi" w:date="2026-06-02T13:12:00Z" w16du:dateUtc="2026-06-02T11:12:00Z">
+      <w:del w:id="1111" w:author="Millicent  Mufambi" w:date="2026-06-02T13:44:00Z" w16du:dateUtc="2026-06-02T11:44:00Z">
         <w:r>
           <w:rPr>
             <w:b/>
@@ -15475,10 +15531,10 @@
         <w:spacing w:after="120"/>
         <w:jc w:val="both"/>
         <w:rPr>
-          <w:del w:id="1102" w:author="Millicent  Mufambi" w:date="2026-06-02T13:12:00Z" w16du:dateUtc="2026-06-02T11:12:00Z"/>
+          <w:del w:id="1112" w:author="Millicent  Mufambi" w:date="2026-06-02T13:44:00Z" w16du:dateUtc="2026-06-02T11:44:00Z"/>
         </w:rPr>
       </w:pPr>
-      <w:del w:id="1103" w:author="Millicent  Mufambi" w:date="2026-06-02T13:12:00Z" w16du:dateUtc="2026-06-02T11:12:00Z">
+      <w:del w:id="1113" w:author="Millicent  Mufambi" w:date="2026-06-02T13:44:00Z" w16du:dateUtc="2026-06-02T11:44:00Z">
         <w:r>
           <w:rPr>
             <w:b/>
@@ -15495,10 +15551,10 @@
         <w:spacing w:after="120"/>
         <w:jc w:val="both"/>
         <w:rPr>
-          <w:del w:id="1104" w:author="Millicent  Mufambi" w:date="2026-06-02T13:12:00Z" w16du:dateUtc="2026-06-02T11:12:00Z"/>
+          <w:del w:id="1114" w:author="Millicent  Mufambi" w:date="2026-06-02T13:44:00Z" w16du:dateUtc="2026-06-02T11:44:00Z"/>
         </w:rPr>
       </w:pPr>
-      <w:del w:id="1105" w:author="Millicent  Mufambi" w:date="2026-06-02T13:12:00Z" w16du:dateUtc="2026-06-02T11:12:00Z">
+      <w:del w:id="1115" w:author="Millicent  Mufambi" w:date="2026-06-02T13:44:00Z" w16du:dateUtc="2026-06-02T11:44:00Z">
         <w:r>
           <w:rPr>
             <w:b/>
@@ -15515,10 +15571,10 @@
         <w:spacing w:after="120"/>
         <w:jc w:val="both"/>
         <w:rPr>
-          <w:del w:id="1106" w:author="Millicent  Mufambi" w:date="2026-06-02T13:12:00Z" w16du:dateUtc="2026-06-02T11:12:00Z"/>
+          <w:del w:id="1116" w:author="Millicent  Mufambi" w:date="2026-06-02T13:44:00Z" w16du:dateUtc="2026-06-02T11:44:00Z"/>
         </w:rPr>
       </w:pPr>
-      <w:del w:id="1107" w:author="Millicent  Mufambi" w:date="2026-06-02T13:12:00Z" w16du:dateUtc="2026-06-02T11:12:00Z">
+      <w:del w:id="1117" w:author="Millicent  Mufambi" w:date="2026-06-02T13:44:00Z" w16du:dateUtc="2026-06-02T11:44:00Z">
         <w:r>
           <w:rPr>
             <w:b/>
@@ -15553,7 +15609,7 @@
       </w:r>
       <w:r>
         <w:rPr>
-          <w:rPrChange w:id="1108" w:author="Millicent  Mufambi" w:date="2026-06-02T13:12:00Z" w16du:dateUtc="2026-06-02T11:12:00Z">
+          <w:rPrChange w:id="1118" w:author="Millicent  Mufambi" w:date="2026-06-02T13:44:00Z" w16du:dateUtc="2026-06-02T11:44:00Z">
             <w:rPr>
               <w:i/>
             </w:rPr>
@@ -15561,7 +15617,7 @@
         </w:rPr>
         <w:t xml:space="preserve">Proceedings of the 27th ACM Symposium </w:t>
       </w:r>
-      <w:del w:id="1109" w:author="Millicent  Mufambi" w:date="2026-06-02T13:12:00Z" w16du:dateUtc="2026-06-02T11:12:00Z">
+      <w:del w:id="1119" w:author="Millicent  Mufambi" w:date="2026-06-02T13:44:00Z" w16du:dateUtc="2026-06-02T11:44:00Z">
         <w:r>
           <w:rPr>
             <w:i/>
@@ -15569,14 +15625,14 @@
           <w:delText>onPrinciplesofDistributedComputing</w:delText>
         </w:r>
       </w:del>
-      <w:ins w:id="1110" w:author="Millicent  Mufambi" w:date="2026-06-02T13:12:00Z" w16du:dateUtc="2026-06-02T11:12:00Z">
+      <w:ins w:id="1120" w:author="Millicent  Mufambi" w:date="2026-06-02T13:44:00Z" w16du:dateUtc="2026-06-02T11:44:00Z">
         <w:r>
           <w:t xml:space="preserve">on Principles of Distributed Computing </w:t>
         </w:r>
       </w:ins>
       <w:r>
         <w:rPr>
-          <w:rPrChange w:id="1111" w:author="Millicent  Mufambi" w:date="2026-06-02T13:12:00Z" w16du:dateUtc="2026-06-02T11:12:00Z">
+          <w:rPrChange w:id="1121" w:author="Millicent  Mufambi" w:date="2026-06-02T13:44:00Z" w16du:dateUtc="2026-06-02T11:44:00Z">
             <w:rPr>
               <w:i/>
             </w:rPr>
@@ -15584,7 +15640,7 @@
         </w:rPr>
         <w:t>(PODC</w:t>
       </w:r>
-      <w:del w:id="1112" w:author="Millicent  Mufambi" w:date="2026-06-02T13:12:00Z" w16du:dateUtc="2026-06-02T11:12:00Z">
+      <w:del w:id="1122" w:author="Millicent  Mufambi" w:date="2026-06-02T13:44:00Z" w16du:dateUtc="2026-06-02T11:44:00Z">
         <w:r>
           <w:rPr>
             <w:i/>
@@ -15595,7 +15651,7 @@
           <w:delText>(</w:delText>
         </w:r>
       </w:del>
-      <w:ins w:id="1113" w:author="Millicent  Mufambi" w:date="2026-06-02T13:12:00Z" w16du:dateUtc="2026-06-02T11:12:00Z">
+      <w:ins w:id="1123" w:author="Millicent  Mufambi" w:date="2026-06-02T13:44:00Z" w16du:dateUtc="2026-06-02T11:44:00Z">
         <w:r>
           <w:t>) (</w:t>
         </w:r>
@@ -15603,7 +15659,7 @@
       <w:r>
         <w:t>pp.</w:t>
       </w:r>
-      <w:ins w:id="1114" w:author="Millicent  Mufambi" w:date="2026-06-02T13:12:00Z" w16du:dateUtc="2026-06-02T11:12:00Z">
+      <w:ins w:id="1124" w:author="Millicent  Mufambi" w:date="2026-06-02T13:44:00Z" w16du:dateUtc="2026-06-02T11:44:00Z">
         <w:r>
           <w:t xml:space="preserve"> </w:t>
         </w:r>
@@ -15611,7 +15667,7 @@
       <w:r>
         <w:t>258–267).</w:t>
       </w:r>
-      <w:ins w:id="1115" w:author="Millicent  Mufambi" w:date="2026-06-02T13:12:00Z" w16du:dateUtc="2026-06-02T11:12:00Z">
+      <w:ins w:id="1125" w:author="Millicent  Mufambi" w:date="2026-06-02T13:44:00Z" w16du:dateUtc="2026-06-02T11:44:00Z">
         <w:r>
           <w:t xml:space="preserve"> </w:t>
         </w:r>
@@ -15637,7 +15693,7 @@
       <w:r>
         <w:t xml:space="preserve"> (pp. 297–306). IEEE.</w:t>
       </w:r>
-      <w:ins w:id="1116" w:author="Millicent  Mufambi" w:date="2026-06-02T13:12:00Z" w16du:dateUtc="2026-06-02T11:12:00Z">
+      <w:ins w:id="1126" w:author="Millicent  Mufambi" w:date="2026-06-02T13:44:00Z" w16du:dateUtc="2026-06-02T11:44:00Z">
         <w:r>
           <w:t xml:space="preserve"> https://doi.org/10.1109/ICDCS.2013.53</w:t>
         </w:r>
@@ -15678,7 +15734,7 @@
       <w:r>
         <w:t xml:space="preserve"> (pp. 355–362). IEEE.</w:t>
       </w:r>
-      <w:ins w:id="1117" w:author="Millicent  Mufambi" w:date="2026-06-02T13:12:00Z" w16du:dateUtc="2026-06-02T11:12:00Z">
+      <w:ins w:id="1127" w:author="Millicent  Mufambi" w:date="2026-06-02T13:44:00Z" w16du:dateUtc="2026-06-02T11:44:00Z">
         <w:r>
           <w:t xml:space="preserve"> https://doi.org/10.1109/DSN.2014.43</w:t>
         </w:r>
@@ -15692,12 +15748,12 @@
       <w:r>
         <w:t>Blanchard, P., El Mhamdi, E. M., Guerraoui, R., &amp; Stainer, J. (</w:t>
       </w:r>
-      <w:del w:id="1118" w:author="Millicent  Mufambi" w:date="2026-06-02T13:12:00Z" w16du:dateUtc="2026-06-02T11:12:00Z">
+      <w:del w:id="1128" w:author="Millicent  Mufambi" w:date="2026-06-02T13:44:00Z" w16du:dateUtc="2026-06-02T11:44:00Z">
         <w:r>
           <w:delText>2018</w:delText>
         </w:r>
       </w:del>
-      <w:ins w:id="1119" w:author="Millicent  Mufambi" w:date="2026-06-02T13:12:00Z" w16du:dateUtc="2026-06-02T11:12:00Z">
+      <w:ins w:id="1129" w:author="Millicent  Mufambi" w:date="2026-06-02T13:44:00Z" w16du:dateUtc="2026-06-02T11:44:00Z">
         <w:r>
           <w:t>2017</w:t>
         </w:r>
@@ -15707,7 +15763,7 @@
       </w:r>
       <w:r>
         <w:rPr>
-          <w:rPrChange w:id="1120" w:author="Millicent  Mufambi" w:date="2026-06-02T13:12:00Z" w16du:dateUtc="2026-06-02T11:12:00Z">
+          <w:rPrChange w:id="1130" w:author="Millicent  Mufambi" w:date="2026-06-02T13:44:00Z" w16du:dateUtc="2026-06-02T11:44:00Z">
             <w:rPr>
               <w:i/>
             </w:rPr>
@@ -15718,7 +15774,7 @@
       <w:r>
         <w:t xml:space="preserve"> (</w:t>
       </w:r>
-      <w:ins w:id="1121" w:author="Millicent  Mufambi" w:date="2026-06-02T13:12:00Z" w16du:dateUtc="2026-06-02T11:12:00Z">
+      <w:ins w:id="1131" w:author="Millicent  Mufambi" w:date="2026-06-02T13:44:00Z" w16du:dateUtc="2026-06-02T11:44:00Z">
         <w:r>
           <w:t>2017) (</w:t>
         </w:r>
@@ -15786,10 +15842,10 @@
         <w:spacing w:after="120"/>
         <w:jc w:val="both"/>
         <w:rPr>
-          <w:ins w:id="1122" w:author="Millicent  Mufambi" w:date="2026-06-02T13:12:00Z" w16du:dateUtc="2026-06-02T11:12:00Z"/>
+          <w:ins w:id="1132" w:author="Millicent  Mufambi" w:date="2026-06-02T13:44:00Z" w16du:dateUtc="2026-06-02T11:44:00Z"/>
         </w:rPr>
       </w:pPr>
-      <w:ins w:id="1123" w:author="Millicent  Mufambi" w:date="2026-06-02T13:12:00Z" w16du:dateUtc="2026-06-02T11:12:00Z">
+      <w:ins w:id="1133" w:author="Millicent  Mufambi" w:date="2026-06-02T13:44:00Z" w16du:dateUtc="2026-06-02T11:44:00Z">
         <w:r>
           <w:t>CISQ (Consortium for Information &amp; Software Quality). (2022). The cost of poor software quality in the US: A 2022 report. https://www.it-cisq.org/the-cost-of-poor-quality-software-in-the-us-a-2022-report/</w:t>
         </w:r>
@@ -15818,10 +15874,10 @@
         <w:spacing w:after="120"/>
         <w:jc w:val="both"/>
         <w:rPr>
-          <w:ins w:id="1124" w:author="Millicent  Mufambi" w:date="2026-06-02T13:12:00Z" w16du:dateUtc="2026-06-02T11:12:00Z"/>
+          <w:ins w:id="1134" w:author="Millicent  Mufambi" w:date="2026-06-02T13:44:00Z" w16du:dateUtc="2026-06-02T11:44:00Z"/>
         </w:rPr>
       </w:pPr>
-      <w:ins w:id="1125" w:author="Millicent  Mufambi" w:date="2026-06-02T13:12:00Z" w16du:dateUtc="2026-06-02T11:12:00Z">
+      <w:ins w:id="1135" w:author="Millicent  Mufambi" w:date="2026-06-02T13:44:00Z" w16du:dateUtc="2026-06-02T11:44:00Z">
         <w:r>
           <w:t>Dietterich, T. G. (2000). Ensemble methods in machine learning. In Multiple Classifier Systems (MCS), Lecture Notes in Computer Science (Vol. 1857, pp. 1-15). Springer. https://doi.org/10.1007/3-540-45014-9_1</w:t>
         </w:r>
@@ -15868,10 +15924,10 @@
         <w:spacing w:after="120"/>
         <w:jc w:val="both"/>
         <w:rPr>
-          <w:ins w:id="1126" w:author="Millicent  Mufambi" w:date="2026-06-02T13:12:00Z" w16du:dateUtc="2026-06-02T11:12:00Z"/>
+          <w:ins w:id="1136" w:author="Millicent  Mufambi" w:date="2026-06-02T13:44:00Z" w16du:dateUtc="2026-06-02T11:44:00Z"/>
         </w:rPr>
       </w:pPr>
-      <w:ins w:id="1127" w:author="Millicent  Mufambi" w:date="2026-06-02T13:12:00Z" w16du:dateUtc="2026-06-02T11:12:00Z">
+      <w:ins w:id="1137" w:author="Millicent  Mufambi" w:date="2026-06-02T13:44:00Z" w16du:dateUtc="2026-06-02T11:44:00Z">
         <w:r>
           <w:t>Feng, Z., Guo, D., Tang, D., Duan, N., Feng, X., Gong, M., Shou, L., Qin, B., Liu, T., Jiang, D., &amp; Zhou, M. (2020). CodeBERT: A pre-trained model for programming and natural languages. In Findings of the Association for Computational Linguistics: EMNLP 2020 (pp. 1536–1547). ACL. https://doi.org/10.18653/v1/2020.findings-emnlp.139</w:t>
         </w:r>
@@ -15894,7 +15950,7 @@
       <w:r>
         <w:t>(2), 374–382.</w:t>
       </w:r>
-      <w:ins w:id="1128" w:author="Millicent  Mufambi" w:date="2026-06-02T13:12:00Z" w16du:dateUtc="2026-06-02T11:12:00Z">
+      <w:ins w:id="1138" w:author="Millicent  Mufambi" w:date="2026-06-02T13:44:00Z" w16du:dateUtc="2026-06-02T11:44:00Z">
         <w:r>
           <w:t xml:space="preserve"> https://doi.org/10.1145/3149.214121</w:t>
         </w:r>
@@ -15917,7 +15973,7 @@
       <w:r>
         <w:t xml:space="preserve"> (pp. 568–580). IEEE.</w:t>
       </w:r>
-      <w:ins w:id="1129" w:author="Millicent  Mufambi" w:date="2026-06-02T13:12:00Z" w16du:dateUtc="2026-06-02T11:12:00Z">
+      <w:ins w:id="1139" w:author="Millicent  Mufambi" w:date="2026-06-02T13:44:00Z" w16du:dateUtc="2026-06-02T11:44:00Z">
         <w:r>
           <w:t xml:space="preserve"> https://doi.org/10.1109/DSN.2019.00063</w:t>
         </w:r>
@@ -15940,7 +15996,7 @@
       <w:r>
         <w:t xml:space="preserve"> (pp. 1345–1351). AAAI Press.</w:t>
       </w:r>
-      <w:ins w:id="1130" w:author="Millicent  Mufambi" w:date="2026-06-02T13:12:00Z" w16du:dateUtc="2026-06-02T11:12:00Z">
+      <w:ins w:id="1140" w:author="Millicent  Mufambi" w:date="2026-06-02T13:44:00Z" w16du:dateUtc="2026-06-02T11:44:00Z">
         <w:r>
           <w:t xml:space="preserve"> https://doi.org/10.1609/aaai.v31i1.10742</w:t>
         </w:r>
@@ -15951,11 +16007,11 @@
         <w:spacing w:after="120"/>
         <w:jc w:val="both"/>
         <w:rPr>
-          <w:moveTo w:id="1131" w:author="Millicent  Mufambi" w:date="2026-06-02T13:12:00Z" w16du:dateUtc="2026-06-02T11:12:00Z"/>
+          <w:moveTo w:id="1141" w:author="Millicent  Mufambi" w:date="2026-06-02T13:44:00Z" w16du:dateUtc="2026-06-02T11:44:00Z"/>
         </w:rPr>
       </w:pPr>
-      <w:moveToRangeStart w:id="1132" w:author="Millicent  Mufambi" w:date="2026-06-02T13:12:00Z" w:name="move231298376"/>
-      <w:moveTo w:id="1133" w:author="Millicent  Mufambi" w:date="2026-06-02T13:12:00Z" w16du:dateUtc="2026-06-02T11:12:00Z">
+      <w:moveToRangeStart w:id="1142" w:author="Millicent  Mufambi" w:date="2026-06-02T13:44:00Z" w:name="move231300308"/>
+      <w:moveTo w:id="1143" w:author="Millicent  Mufambi" w:date="2026-06-02T13:44:00Z" w16du:dateUtc="2026-06-02T11:44:00Z">
         <w:r>
           <w:t xml:space="preserve">Hong, S., Zhuge, M., Chen, J., Zheng, X., Cheng, Y., Wang, J., et al. (2024). MetaGPT: Meta programming for a multi-agent collaborative framework. In </w:t>
         </w:r>
@@ -15970,7 +16026,7 @@
         </w:r>
       </w:moveTo>
     </w:p>
-    <w:moveToRangeEnd w:id="1132"/>
+    <w:moveToRangeEnd w:id="1142"/>
     <w:p>
       <w:pPr>
         <w:spacing w:after="120"/>
@@ -15988,7 +16044,7 @@
       <w:r>
         <w:t xml:space="preserve"> (pp. 437–440). ACM.</w:t>
       </w:r>
-      <w:ins w:id="1134" w:author="Millicent  Mufambi" w:date="2026-06-02T13:12:00Z" w16du:dateUtc="2026-06-02T11:12:00Z">
+      <w:ins w:id="1144" w:author="Millicent  Mufambi" w:date="2026-06-02T13:44:00Z" w16du:dateUtc="2026-06-02T11:44:00Z">
         <w:r>
           <w:t xml:space="preserve"> https://doi.org/10.1145/2610384.2628055</w:t>
         </w:r>
@@ -16011,7 +16067,7 @@
       <w:r>
         <w:t xml:space="preserve"> (pp. 45–58). ACM.</w:t>
       </w:r>
-      <w:ins w:id="1135" w:author="Millicent  Mufambi" w:date="2026-06-02T13:12:00Z" w16du:dateUtc="2026-06-02T11:12:00Z">
+      <w:ins w:id="1145" w:author="Millicent  Mufambi" w:date="2026-06-02T13:44:00Z" w16du:dateUtc="2026-06-02T11:44:00Z">
         <w:r>
           <w:t xml:space="preserve"> https://doi.org/10.1145/1294261.1294267</w:t>
         </w:r>
@@ -16034,7 +16090,7 @@
       <w:r>
         <w:t>(3), 382–401.</w:t>
       </w:r>
-      <w:ins w:id="1136" w:author="Millicent  Mufambi" w:date="2026-06-02T13:12:00Z" w16du:dateUtc="2026-06-02T11:12:00Z">
+      <w:ins w:id="1146" w:author="Millicent  Mufambi" w:date="2026-06-02T13:44:00Z" w16du:dateUtc="2026-06-02T11:44:00Z">
         <w:r>
           <w:t xml:space="preserve"> https://doi.org/10.1145/357172.357176</w:t>
         </w:r>
@@ -16057,7 +16113,7 @@
       <w:r>
         <w:t>(1), 54–72.</w:t>
       </w:r>
-      <w:ins w:id="1137" w:author="Millicent  Mufambi" w:date="2026-06-02T13:12:00Z" w16du:dateUtc="2026-06-02T11:12:00Z">
+      <w:ins w:id="1147" w:author="Millicent  Mufambi" w:date="2026-06-02T13:44:00Z" w16du:dateUtc="2026-06-02T11:44:00Z">
         <w:r>
           <w:t xml:space="preserve"> https://doi.org/10.1109/TSE.2011.104</w:t>
         </w:r>
@@ -16068,11 +16124,11 @@
         <w:spacing w:after="120"/>
         <w:jc w:val="both"/>
         <w:rPr>
-          <w:moveTo w:id="1138" w:author="Millicent  Mufambi" w:date="2026-06-02T13:12:00Z" w16du:dateUtc="2026-06-02T11:12:00Z"/>
+          <w:moveTo w:id="1148" w:author="Millicent  Mufambi" w:date="2026-06-02T13:44:00Z" w16du:dateUtc="2026-06-02T11:44:00Z"/>
         </w:rPr>
       </w:pPr>
-      <w:moveToRangeStart w:id="1139" w:author="Millicent  Mufambi" w:date="2026-06-02T13:12:00Z" w:name="move231298377"/>
-      <w:moveTo w:id="1140" w:author="Millicent  Mufambi" w:date="2026-06-02T13:12:00Z" w16du:dateUtc="2026-06-02T11:12:00Z">
+      <w:moveToRangeStart w:id="1149" w:author="Millicent  Mufambi" w:date="2026-06-02T13:44:00Z" w:name="move231300309"/>
+      <w:moveTo w:id="1150" w:author="Millicent  Mufambi" w:date="2026-06-02T13:44:00Z" w16du:dateUtc="2026-06-02T11:44:00Z">
         <w:r>
           <w:t xml:space="preserve">Li, G., Hammoud, H. A. A. K., Itani, H., Khizbullin, D., &amp; Ghanem, B. (2023). CAMEL: Communicative agents for "mind" exploration of large language model society. In </w:t>
         </w:r>
@@ -16087,7 +16143,7 @@
         </w:r>
       </w:moveTo>
     </w:p>
-    <w:moveToRangeEnd w:id="1139"/>
+    <w:moveToRangeEnd w:id="1149"/>
     <w:p>
       <w:pPr>
         <w:spacing w:after="120"/>
@@ -16105,7 +16161,7 @@
       <w:r>
         <w:t xml:space="preserve"> (pp. 269–278). IEEE.</w:t>
       </w:r>
-      <w:ins w:id="1141" w:author="Millicent  Mufambi" w:date="2026-06-02T13:12:00Z" w16du:dateUtc="2026-06-02T11:12:00Z">
+      <w:ins w:id="1151" w:author="Millicent  Mufambi" w:date="2026-06-02T13:44:00Z" w16du:dateUtc="2026-06-02T11:44:00Z">
         <w:r>
           <w:t xml:space="preserve"> https://doi.org/10.1109/ICSE-SEIP.2019.00039</w:t>
         </w:r>
@@ -16116,10 +16172,10 @@
         <w:spacing w:after="120"/>
         <w:jc w:val="both"/>
         <w:rPr>
-          <w:ins w:id="1142" w:author="Millicent  Mufambi" w:date="2026-06-02T13:12:00Z" w16du:dateUtc="2026-06-02T11:12:00Z"/>
+          <w:ins w:id="1152" w:author="Millicent  Mufambi" w:date="2026-06-02T13:44:00Z" w16du:dateUtc="2026-06-02T11:44:00Z"/>
         </w:rPr>
       </w:pPr>
-      <w:ins w:id="1143" w:author="Millicent  Mufambi" w:date="2026-06-02T13:12:00Z" w16du:dateUtc="2026-06-02T11:12:00Z">
+      <w:ins w:id="1153" w:author="Millicent  Mufambi" w:date="2026-06-02T13:44:00Z" w16du:dateUtc="2026-06-02T11:44:00Z">
         <w:r>
           <w:t>Maturi, M. H., De La Cruz, E., Addula, S. R., Yadulla, A. R., Kathalikkattil Ravindran, R., Nadella, G. S., Gonaygunta, H., &amp; Meduri, K. (2025). Enhancing smart contract security with explainable AI: A framework for re-entrancy vulnerability detection and explanation. In 2025 IEEE Systems and Information Engineering Design Symposium (SIEDS). IEEE. https://doi.org/10.1109/SIEDS65500.2025.11021147</w:t>
         </w:r>
@@ -16142,7 +16198,7 @@
       <w:r>
         <w:t xml:space="preserve"> (pp. 691–701). ACM.</w:t>
       </w:r>
-      <w:ins w:id="1144" w:author="Millicent  Mufambi" w:date="2026-06-02T13:12:00Z" w16du:dateUtc="2026-06-02T11:12:00Z">
+      <w:ins w:id="1154" w:author="Millicent  Mufambi" w:date="2026-06-02T13:44:00Z" w16du:dateUtc="2026-06-02T11:44:00Z">
         <w:r>
           <w:t xml:space="preserve"> https://doi.org/10.1145/2884781.2884807</w:t>
         </w:r>
@@ -16165,7 +16221,7 @@
       <w:r>
         <w:t xml:space="preserve"> (pp. 31–42). ACM.</w:t>
       </w:r>
-      <w:ins w:id="1145" w:author="Millicent  Mufambi" w:date="2026-06-02T13:12:00Z" w16du:dateUtc="2026-06-02T11:12:00Z">
+      <w:ins w:id="1155" w:author="Millicent  Mufambi" w:date="2026-06-02T13:44:00Z" w16du:dateUtc="2026-06-02T11:44:00Z">
         <w:r>
           <w:t xml:space="preserve"> https://doi.org/10.1145/2976749.2978399</w:t>
         </w:r>
@@ -16188,7 +16244,7 @@
       <w:r>
         <w:t xml:space="preserve"> (pp. 772–781). IEEE.</w:t>
       </w:r>
-      <w:ins w:id="1146" w:author="Millicent  Mufambi" w:date="2026-06-02T13:12:00Z" w16du:dateUtc="2026-06-02T11:12:00Z">
+      <w:ins w:id="1156" w:author="Millicent  Mufambi" w:date="2026-06-02T13:44:00Z" w16du:dateUtc="2026-06-02T11:44:00Z">
         <w:r>
           <w:t xml:space="preserve"> https://doi.org/10.1109/ICSE.2013.6606623</w:t>
         </w:r>
@@ -16199,11 +16255,11 @@
         <w:spacing w:after="120"/>
         <w:jc w:val="both"/>
         <w:rPr>
-          <w:ins w:id="1147" w:author="Millicent  Mufambi" w:date="2026-06-02T13:12:00Z" w16du:dateUtc="2026-06-02T11:12:00Z"/>
+          <w:ins w:id="1157" w:author="Millicent  Mufambi" w:date="2026-06-02T13:44:00Z" w16du:dateUtc="2026-06-02T11:44:00Z"/>
         </w:rPr>
       </w:pPr>
-      <w:moveToRangeStart w:id="1148" w:author="Millicent  Mufambi" w:date="2026-06-02T13:12:00Z" w:name="move231298378"/>
-      <w:moveTo w:id="1149" w:author="Millicent  Mufambi" w:date="2026-06-02T13:12:00Z" w16du:dateUtc="2026-06-02T11:12:00Z">
+      <w:moveToRangeStart w:id="1158" w:author="Millicent  Mufambi" w:date="2026-06-02T13:44:00Z" w:name="move231300310"/>
+      <w:moveTo w:id="1159" w:author="Millicent  Mufambi" w:date="2026-06-02T13:44:00Z" w16du:dateUtc="2026-06-02T11:44:00Z">
         <w:r>
           <w:t xml:space="preserve">Qian, C., Liu, W., Liu, H., Chen, N., Dang, Y., Li, J., et al. (2024). ChatDev: Communicative agents for software development. In </w:t>
         </w:r>
@@ -16217,8 +16273,8 @@
           <w:t>. ACL.</w:t>
         </w:r>
       </w:moveTo>
-      <w:moveToRangeEnd w:id="1148"/>
-      <w:ins w:id="1150" w:author="Millicent  Mufambi" w:date="2026-06-02T13:12:00Z" w16du:dateUtc="2026-06-02T11:12:00Z">
+      <w:moveToRangeEnd w:id="1158"/>
+      <w:ins w:id="1160" w:author="Millicent  Mufambi" w:date="2026-06-02T13:44:00Z" w16du:dateUtc="2026-06-02T11:44:00Z">
         <w:r>
           <w:t xml:space="preserve"> https://doi.org/10.18653/v1/2024.acl-long.810</w:t>
         </w:r>
@@ -16259,7 +16315,7 @@
       <w:r>
         <w:t xml:space="preserve"> (pp. 532–543). ACM.</w:t>
       </w:r>
-      <w:ins w:id="1151" w:author="Millicent  Mufambi" w:date="2026-06-02T13:12:00Z" w16du:dateUtc="2026-06-02T11:12:00Z">
+      <w:ins w:id="1161" w:author="Millicent  Mufambi" w:date="2026-06-02T13:44:00Z" w16du:dateUtc="2026-06-02T11:44:00Z">
         <w:r>
           <w:t xml:space="preserve"> https://doi.org/10.1145/2786805.2786825</w:t>
         </w:r>
@@ -16282,7 +16338,7 @@
       <w:r>
         <w:t>(1), 16–30.</w:t>
       </w:r>
-      <w:ins w:id="1152" w:author="Millicent  Mufambi" w:date="2026-06-02T13:12:00Z" w16du:dateUtc="2026-06-02T11:12:00Z">
+      <w:ins w:id="1162" w:author="Millicent  Mufambi" w:date="2026-06-02T13:44:00Z" w16du:dateUtc="2026-06-02T11:44:00Z">
         <w:r>
           <w:t xml:space="preserve"> https://doi.org/10.1109/TC.2011.221</w:t>
         </w:r>
@@ -16293,10 +16349,10 @@
         <w:spacing w:after="120"/>
         <w:jc w:val="both"/>
         <w:rPr>
-          <w:ins w:id="1153" w:author="Millicent  Mufambi" w:date="2026-06-02T13:12:00Z" w16du:dateUtc="2026-06-02T11:12:00Z"/>
+          <w:ins w:id="1163" w:author="Millicent  Mufambi" w:date="2026-06-02T13:44:00Z" w16du:dateUtc="2026-06-02T11:44:00Z"/>
         </w:rPr>
       </w:pPr>
-      <w:ins w:id="1154" w:author="Millicent  Mufambi" w:date="2026-06-02T13:12:00Z" w16du:dateUtc="2026-06-02T11:12:00Z">
+      <w:ins w:id="1164" w:author="Millicent  Mufambi" w:date="2026-06-02T13:44:00Z" w16du:dateUtc="2026-06-02T11:44:00Z">
         <w:r>
           <w:t>Wang, X., Wei, J., Schuurmans, D., Le, Q., Chi, E., Narang, S., Chowdhery, A., &amp; Zhou, D. (2023). Self-consistency improves chain-of-thought reasoning in language models. In Proceedings of the 11th International Conference on Learning Representations (ICLR).</w:t>
         </w:r>
@@ -16307,11 +16363,11 @@
         <w:spacing w:after="120"/>
         <w:jc w:val="both"/>
         <w:rPr>
-          <w:ins w:id="1155" w:author="Millicent  Mufambi" w:date="2026-06-02T13:12:00Z" w16du:dateUtc="2026-06-02T11:12:00Z"/>
+          <w:ins w:id="1165" w:author="Millicent  Mufambi" w:date="2026-06-02T13:44:00Z" w16du:dateUtc="2026-06-02T11:44:00Z"/>
         </w:rPr>
       </w:pPr>
-      <w:moveToRangeStart w:id="1156" w:author="Millicent  Mufambi" w:date="2026-06-02T13:12:00Z" w:name="move231298379"/>
-      <w:moveTo w:id="1157" w:author="Millicent  Mufambi" w:date="2026-06-02T13:12:00Z" w16du:dateUtc="2026-06-02T11:12:00Z">
+      <w:moveToRangeStart w:id="1166" w:author="Millicent  Mufambi" w:date="2026-06-02T13:44:00Z" w:name="move231300311"/>
+      <w:moveTo w:id="1167" w:author="Millicent  Mufambi" w:date="2026-06-02T13:44:00Z" w16du:dateUtc="2026-06-02T11:44:00Z">
         <w:r>
           <w:t xml:space="preserve">Widyasari, R., Sim, S. Q., Lok, C., Qi, H., Phan, J., Tay, Q., et al. (2020). BugsInPy: A database of existing bugs in Python programs to enable controlled testing and debugging studies. In </w:t>
         </w:r>
@@ -16325,8 +16381,8 @@
           <w:t xml:space="preserve"> (pp. 1556–1560). ACM.</w:t>
         </w:r>
       </w:moveTo>
-      <w:moveToRangeEnd w:id="1156"/>
-      <w:ins w:id="1158" w:author="Millicent  Mufambi" w:date="2026-06-02T13:12:00Z" w16du:dateUtc="2026-06-02T11:12:00Z">
+      <w:moveToRangeEnd w:id="1166"/>
+      <w:ins w:id="1168" w:author="Millicent  Mufambi" w:date="2026-06-02T13:44:00Z" w16du:dateUtc="2026-06-02T11:44:00Z">
         <w:r>
           <w:t xml:space="preserve"> https://doi.org/10.1145/3368089.3417943</w:t>
         </w:r>
@@ -16337,11 +16393,11 @@
         <w:spacing w:after="120"/>
         <w:jc w:val="both"/>
         <w:rPr>
-          <w:ins w:id="1159" w:author="Millicent  Mufambi" w:date="2026-06-02T13:12:00Z" w16du:dateUtc="2026-06-02T11:12:00Z"/>
+          <w:ins w:id="1169" w:author="Millicent  Mufambi" w:date="2026-06-02T13:44:00Z" w16du:dateUtc="2026-06-02T11:44:00Z"/>
         </w:rPr>
       </w:pPr>
-      <w:moveToRangeStart w:id="1160" w:author="Millicent  Mufambi" w:date="2026-06-02T13:12:00Z" w:name="move231298380"/>
-      <w:moveTo w:id="1161" w:author="Millicent  Mufambi" w:date="2026-06-02T13:12:00Z" w16du:dateUtc="2026-06-02T11:12:00Z">
+      <w:moveToRangeStart w:id="1170" w:author="Millicent  Mufambi" w:date="2026-06-02T13:44:00Z" w:name="move231300312"/>
+      <w:moveTo w:id="1171" w:author="Millicent  Mufambi" w:date="2026-06-02T13:44:00Z" w16du:dateUtc="2026-06-02T11:44:00Z">
         <w:r>
           <w:t xml:space="preserve">Wu, Q., Bansal, G., Zhang, J., Wu, Y., Zhang, S., Zhu, E., et al. (2024). AutoGen: Enabling next-gen LLM applications via multi-agent conversation. In </w:t>
         </w:r>
@@ -16355,7 +16411,7 @@
           <w:t xml:space="preserve"> (Best Paper). OpenReview.</w:t>
         </w:r>
       </w:moveTo>
-      <w:moveToRangeEnd w:id="1160"/>
+      <w:moveToRangeEnd w:id="1170"/>
     </w:p>
     <w:p>
       <w:pPr>
@@ -16410,7 +16466,7 @@
       <w:r>
         <w:t xml:space="preserve"> (pp. 347–356). ACM.</w:t>
       </w:r>
-      <w:ins w:id="1162" w:author="Millicent  Mufambi" w:date="2026-06-02T13:12:00Z" w16du:dateUtc="2026-06-02T11:12:00Z">
+      <w:ins w:id="1172" w:author="Millicent  Mufambi" w:date="2026-06-02T13:44:00Z" w16du:dateUtc="2026-06-02T11:44:00Z">
         <w:r>
           <w:t xml:space="preserve"> https://doi.org/10.1145/3293611.3331591</w:t>
         </w:r>
@@ -16421,16 +16477,16 @@
         <w:spacing w:after="120"/>
         <w:jc w:val="both"/>
         <w:rPr>
-          <w:moveFrom w:id="1163" w:author="Millicent  Mufambi" w:date="2026-06-02T13:12:00Z" w16du:dateUtc="2026-06-02T11:12:00Z"/>
+          <w:moveFrom w:id="1173" w:author="Millicent  Mufambi" w:date="2026-06-02T13:44:00Z" w16du:dateUtc="2026-06-02T11:44:00Z"/>
         </w:rPr>
       </w:pPr>
-      <w:ins w:id="1164" w:author="Millicent  Mufambi" w:date="2026-06-02T13:12:00Z" w16du:dateUtc="2026-06-02T11:12:00Z">
+      <w:ins w:id="1174" w:author="Millicent  Mufambi" w:date="2026-06-02T13:44:00Z" w16du:dateUtc="2026-06-02T11:44:00Z">
         <w:r>
           <w:t>Zhang, Y., Ruan, H., Fan, Z., &amp; Roychoudhury, A. (2024). AutoCodeRover: Autonomous program improvement. In Proceedings of the 33rd ACM SIGSOFT International Symposium on Software Testing and Analysis (ISSTA). ACM. https://doi.org/10.1145/3650212.3680384</w:t>
         </w:r>
       </w:ins>
-      <w:moveFromRangeStart w:id="1165" w:author="Millicent  Mufambi" w:date="2026-06-02T13:12:00Z" w:name="move231298376"/>
-      <w:moveFrom w:id="1166" w:author="Millicent  Mufambi" w:date="2026-06-02T13:12:00Z" w16du:dateUtc="2026-06-02T11:12:00Z">
+      <w:moveFromRangeStart w:id="1175" w:author="Millicent  Mufambi" w:date="2026-06-02T13:44:00Z" w:name="move231300308"/>
+      <w:moveFrom w:id="1176" w:author="Millicent  Mufambi" w:date="2026-06-02T13:44:00Z" w16du:dateUtc="2026-06-02T11:44:00Z">
         <w:r>
           <w:t xml:space="preserve">Hong, S., Zhuge, M., Chen, J., Zheng, X., Cheng, Y., Wang, J., et al. (2024). MetaGPT: Meta programming for a multi-agent collaborative framework. In </w:t>
         </w:r>
@@ -16450,12 +16506,12 @@
         <w:spacing w:after="120"/>
         <w:jc w:val="both"/>
         <w:rPr>
-          <w:moveFrom w:id="1167" w:author="Millicent  Mufambi" w:date="2026-06-02T13:12:00Z" w16du:dateUtc="2026-06-02T11:12:00Z"/>
+          <w:moveFrom w:id="1177" w:author="Millicent  Mufambi" w:date="2026-06-02T13:44:00Z" w16du:dateUtc="2026-06-02T11:44:00Z"/>
         </w:rPr>
       </w:pPr>
-      <w:moveFromRangeStart w:id="1168" w:author="Millicent  Mufambi" w:date="2026-06-02T13:12:00Z" w:name="move231298377"/>
-      <w:moveFromRangeEnd w:id="1165"/>
-      <w:moveFrom w:id="1169" w:author="Millicent  Mufambi" w:date="2026-06-02T13:12:00Z" w16du:dateUtc="2026-06-02T11:12:00Z">
+      <w:moveFromRangeStart w:id="1178" w:author="Millicent  Mufambi" w:date="2026-06-02T13:44:00Z" w:name="move231300309"/>
+      <w:moveFromRangeEnd w:id="1175"/>
+      <w:moveFrom w:id="1179" w:author="Millicent  Mufambi" w:date="2026-06-02T13:44:00Z" w16du:dateUtc="2026-06-02T11:44:00Z">
         <w:r>
           <w:t xml:space="preserve">Li, G., Hammoud, H. A. A. K., Itani, H., Khizbullin, D., &amp; Ghanem, B. (2023). CAMEL: Communicative agents for "mind" exploration of large language model society. In </w:t>
         </w:r>
@@ -16475,12 +16531,12 @@
         <w:spacing w:after="120"/>
         <w:jc w:val="both"/>
         <w:rPr>
-          <w:del w:id="1170" w:author="Millicent  Mufambi" w:date="2026-06-02T13:12:00Z" w16du:dateUtc="2026-06-02T11:12:00Z"/>
+          <w:del w:id="1180" w:author="Millicent  Mufambi" w:date="2026-06-02T13:44:00Z" w16du:dateUtc="2026-06-02T11:44:00Z"/>
         </w:rPr>
       </w:pPr>
-      <w:moveFromRangeStart w:id="1171" w:author="Millicent  Mufambi" w:date="2026-06-02T13:12:00Z" w:name="move231298378"/>
-      <w:moveFromRangeEnd w:id="1168"/>
-      <w:moveFrom w:id="1172" w:author="Millicent  Mufambi" w:date="2026-06-02T13:12:00Z" w16du:dateUtc="2026-06-02T11:12:00Z">
+      <w:moveFromRangeStart w:id="1181" w:author="Millicent  Mufambi" w:date="2026-06-02T13:44:00Z" w:name="move231300310"/>
+      <w:moveFromRangeEnd w:id="1178"/>
+      <w:moveFrom w:id="1182" w:author="Millicent  Mufambi" w:date="2026-06-02T13:44:00Z" w16du:dateUtc="2026-06-02T11:44:00Z">
         <w:r>
           <w:t xml:space="preserve">Qian, C., Liu, W., Liu, H., Chen, N., Dang, Y., Li, J., et al. (2024). ChatDev: Communicative agents for software development. In </w:t>
         </w:r>
@@ -16494,18 +16550,18 @@
           <w:t>. ACL.</w:t>
         </w:r>
       </w:moveFrom>
-      <w:moveFromRangeEnd w:id="1171"/>
+      <w:moveFromRangeEnd w:id="1181"/>
     </w:p>
     <w:p>
       <w:pPr>
         <w:spacing w:after="120"/>
         <w:jc w:val="both"/>
         <w:rPr>
-          <w:del w:id="1173" w:author="Millicent  Mufambi" w:date="2026-06-02T13:12:00Z" w16du:dateUtc="2026-06-02T11:12:00Z"/>
+          <w:del w:id="1183" w:author="Millicent  Mufambi" w:date="2026-06-02T13:44:00Z" w16du:dateUtc="2026-06-02T11:44:00Z"/>
         </w:rPr>
       </w:pPr>
-      <w:moveFromRangeStart w:id="1174" w:author="Millicent  Mufambi" w:date="2026-06-02T13:12:00Z" w:name="move231298379"/>
-      <w:moveFrom w:id="1175" w:author="Millicent  Mufambi" w:date="2026-06-02T13:12:00Z" w16du:dateUtc="2026-06-02T11:12:00Z">
+      <w:moveFromRangeStart w:id="1184" w:author="Millicent  Mufambi" w:date="2026-06-02T13:44:00Z" w:name="move231300311"/>
+      <w:moveFrom w:id="1185" w:author="Millicent  Mufambi" w:date="2026-06-02T13:44:00Z" w16du:dateUtc="2026-06-02T11:44:00Z">
         <w:r>
           <w:t xml:space="preserve">Widyasari, R., Sim, S. Q., Lok, C., Qi, H., Phan, J., Tay, Q., et al. (2020). BugsInPy: A database of existing bugs in Python programs to enable controlled testing and debugging studies. In </w:t>
         </w:r>
@@ -16519,15 +16575,15 @@
           <w:t xml:space="preserve"> (pp. 1556–1560). ACM.</w:t>
         </w:r>
       </w:moveFrom>
-      <w:moveFromRangeEnd w:id="1174"/>
+      <w:moveFromRangeEnd w:id="1184"/>
     </w:p>
     <w:p>
       <w:pPr>
         <w:spacing w:after="120"/>
         <w:jc w:val="both"/>
       </w:pPr>
-      <w:moveFromRangeStart w:id="1176" w:author="Millicent  Mufambi" w:date="2026-06-02T13:12:00Z" w:name="move231298380"/>
-      <w:moveFrom w:id="1177" w:author="Millicent  Mufambi" w:date="2026-06-02T13:12:00Z" w16du:dateUtc="2026-06-02T11:12:00Z">
+      <w:moveFromRangeStart w:id="1186" w:author="Millicent  Mufambi" w:date="2026-06-02T13:44:00Z" w:name="move231300312"/>
+      <w:moveFrom w:id="1187" w:author="Millicent  Mufambi" w:date="2026-06-02T13:44:00Z" w16du:dateUtc="2026-06-02T11:44:00Z">
         <w:r>
           <w:t xml:space="preserve">Wu, Q., Bansal, G., Zhang, J., Wu, Y., Zhang, S., Zhu, E., et al. (2024). AutoGen: Enabling next-gen LLM applications via multi-agent conversation. In </w:t>
         </w:r>
@@ -16541,7 +16597,7 @@
           <w:t xml:space="preserve"> (Best Paper). OpenReview.</w:t>
         </w:r>
       </w:moveFrom>
-      <w:moveFromRangeEnd w:id="1176"/>
+      <w:moveFromRangeEnd w:id="1186"/>
     </w:p>
     <w:sectPr>
       <w:headerReference w:type="even" r:id="rId15"/>
@@ -28571,7 +28627,7 @@
     <w:hidden/>
     <w:uiPriority w:val="99"/>
     <w:semiHidden/>
-    <w:rsid w:val="005C3B4E"/>
+    <w:rsid w:val="00A601C5"/>
     <w:pPr>
       <w:spacing w:after="0" w:line="240" w:lineRule="auto"/>
     </w:pPr>
